--- a/python.docx
+++ b/python.docx
@@ -90,16 +90,13 @@
     <w:p>
       <w:pPr>
         <w:pStyle w:val="ListParagraph"/>
-        <w:numPr>
-          <w:ilvl w:val="0"/>
-          <w:numId w:val="3"/>
-        </w:numPr>
         <w:pBdr>
           <w:top w:val="single" w:sz="4" w:space="1" w:color="auto"/>
           <w:left w:val="single" w:sz="4" w:space="4" w:color="auto"/>
           <w:bottom w:val="single" w:sz="4" w:space="1" w:color="auto"/>
           <w:right w:val="single" w:sz="4" w:space="4" w:color="auto"/>
         </w:pBdr>
+        <w:ind w:left="1080"/>
         <w:rPr>
           <w:lang w:val="en-US"/>
         </w:rPr>
@@ -132,16 +129,13 @@
     <w:p>
       <w:pPr>
         <w:pStyle w:val="ListParagraph"/>
-        <w:numPr>
-          <w:ilvl w:val="0"/>
-          <w:numId w:val="3"/>
-        </w:numPr>
         <w:pBdr>
           <w:top w:val="single" w:sz="4" w:space="1" w:color="auto"/>
           <w:left w:val="single" w:sz="4" w:space="4" w:color="auto"/>
           <w:bottom w:val="single" w:sz="4" w:space="1" w:color="auto"/>
           <w:right w:val="single" w:sz="4" w:space="4" w:color="auto"/>
         </w:pBdr>
+        <w:ind w:left="1080"/>
         <w:rPr>
           <w:lang w:val="en-US"/>
         </w:rPr>
@@ -174,16 +168,13 @@
     <w:p>
       <w:pPr>
         <w:pStyle w:val="ListParagraph"/>
-        <w:numPr>
-          <w:ilvl w:val="0"/>
-          <w:numId w:val="3"/>
-        </w:numPr>
         <w:pBdr>
           <w:top w:val="single" w:sz="4" w:space="1" w:color="auto"/>
           <w:left w:val="single" w:sz="4" w:space="4" w:color="auto"/>
           <w:bottom w:val="single" w:sz="4" w:space="1" w:color="auto"/>
           <w:right w:val="single" w:sz="4" w:space="4" w:color="auto"/>
         </w:pBdr>
+        <w:ind w:left="1080"/>
         <w:rPr>
           <w:lang w:val="en-US"/>
         </w:rPr>
@@ -198,16 +189,13 @@
     <w:p>
       <w:pPr>
         <w:pStyle w:val="ListParagraph"/>
-        <w:numPr>
-          <w:ilvl w:val="0"/>
-          <w:numId w:val="3"/>
-        </w:numPr>
         <w:pBdr>
           <w:top w:val="single" w:sz="4" w:space="1" w:color="auto"/>
           <w:left w:val="single" w:sz="4" w:space="4" w:color="auto"/>
           <w:bottom w:val="single" w:sz="4" w:space="1" w:color="auto"/>
           <w:right w:val="single" w:sz="4" w:space="4" w:color="auto"/>
         </w:pBdr>
+        <w:ind w:left="1080"/>
         <w:rPr>
           <w:lang w:val="en-US"/>
         </w:rPr>
@@ -222,16 +210,13 @@
     <w:p>
       <w:pPr>
         <w:pStyle w:val="ListParagraph"/>
-        <w:numPr>
-          <w:ilvl w:val="0"/>
-          <w:numId w:val="3"/>
-        </w:numPr>
         <w:pBdr>
           <w:top w:val="single" w:sz="4" w:space="1" w:color="auto"/>
           <w:left w:val="single" w:sz="4" w:space="4" w:color="auto"/>
           <w:bottom w:val="single" w:sz="4" w:space="1" w:color="auto"/>
           <w:right w:val="single" w:sz="4" w:space="4" w:color="auto"/>
         </w:pBdr>
+        <w:ind w:left="1080"/>
         <w:rPr>
           <w:lang w:val="en-US"/>
         </w:rPr>
@@ -246,16 +231,13 @@
     <w:p>
       <w:pPr>
         <w:pStyle w:val="ListParagraph"/>
-        <w:numPr>
-          <w:ilvl w:val="0"/>
-          <w:numId w:val="3"/>
-        </w:numPr>
         <w:pBdr>
           <w:top w:val="single" w:sz="4" w:space="1" w:color="auto"/>
           <w:left w:val="single" w:sz="4" w:space="4" w:color="auto"/>
           <w:bottom w:val="single" w:sz="4" w:space="1" w:color="auto"/>
           <w:right w:val="single" w:sz="4" w:space="4" w:color="auto"/>
         </w:pBdr>
+        <w:ind w:left="1080"/>
         <w:rPr>
           <w:lang w:val="en-US"/>
         </w:rPr>
@@ -270,45 +252,22 @@
     <w:p>
       <w:pPr>
         <w:pStyle w:val="ListParagraph"/>
-        <w:numPr>
-          <w:ilvl w:val="0"/>
-          <w:numId w:val="3"/>
-        </w:numPr>
         <w:pBdr>
           <w:top w:val="single" w:sz="4" w:space="1" w:color="auto"/>
           <w:left w:val="single" w:sz="4" w:space="4" w:color="auto"/>
           <w:bottom w:val="single" w:sz="4" w:space="1" w:color="auto"/>
           <w:right w:val="single" w:sz="4" w:space="4" w:color="auto"/>
         </w:pBdr>
-        <w:rPr>
-          <w:lang w:val="en-US"/>
-        </w:rPr>
-      </w:pPr>
-      <w:r>
-        <w:rPr>
-          <w:lang w:val="en-US"/>
-        </w:rPr>
-        <w:t>print(</w:t>
-      </w:r>
-      <w:r>
-        <w:rPr>
-          <w:lang w:val="en-US"/>
-        </w:rPr>
-        <w:t>end_time</w:t>
-      </w:r>
-      <w:r>
-        <w:rPr>
-          <w:lang w:val="en-US"/>
-        </w:rPr>
-        <w:t xml:space="preserve"> – start_time</w:t>
-      </w:r>
-      <w:bookmarkStart w:id="0" w:name="_GoBack"/>
-      <w:bookmarkEnd w:id="0"/>
-      <w:r>
-        <w:rPr>
-          <w:lang w:val="en-US"/>
-        </w:rPr>
-        <w:t>)</w:t>
+        <w:ind w:left="1080"/>
+        <w:rPr>
+          <w:lang w:val="en-US"/>
+        </w:rPr>
+      </w:pPr>
+      <w:r>
+        <w:rPr>
+          <w:lang w:val="en-US"/>
+        </w:rPr>
+        <w:t>print(end_time – start_time)</w:t>
       </w:r>
     </w:p>
     <w:p>
@@ -382,6 +341,1726 @@
     </w:p>
     <w:p>
       <w:pPr>
+        <w:pStyle w:val="ListParagraph"/>
+        <w:numPr>
+          <w:ilvl w:val="0"/>
+          <w:numId w:val="2"/>
+        </w:numPr>
+        <w:rPr>
+          <w:lang w:val="en-US"/>
+        </w:rPr>
+      </w:pPr>
+      <w:r>
+        <w:rPr>
+          <w:lang w:val="en-US"/>
+        </w:rPr>
+        <w:t>Show Phiên Bản Python?</w:t>
+      </w:r>
+    </w:p>
+    <w:p>
+      <w:pPr>
+        <w:pStyle w:val="ListParagraph"/>
+        <w:numPr>
+          <w:ilvl w:val="0"/>
+          <w:numId w:val="3"/>
+        </w:numPr>
+        <w:rPr>
+          <w:lang w:val="en-US"/>
+        </w:rPr>
+      </w:pPr>
+      <w:r>
+        <w:rPr>
+          <w:lang w:val="en-US"/>
+        </w:rPr>
+        <w:t>Vào CMD, gõ</w:t>
+      </w:r>
+    </w:p>
+    <w:p>
+      <w:pPr>
+        <w:pStyle w:val="ListParagraph"/>
+        <w:pBdr>
+          <w:top w:val="single" w:sz="4" w:space="1" w:color="auto"/>
+          <w:left w:val="single" w:sz="4" w:space="4" w:color="auto"/>
+          <w:bottom w:val="single" w:sz="4" w:space="1" w:color="auto"/>
+          <w:right w:val="single" w:sz="4" w:space="4" w:color="auto"/>
+        </w:pBdr>
+        <w:ind w:left="1080"/>
+        <w:rPr>
+          <w:lang w:val="en-US"/>
+        </w:rPr>
+      </w:pPr>
+      <w:r>
+        <w:rPr>
+          <w:lang w:val="en-US"/>
+        </w:rPr>
+        <w:t>python -V</w:t>
+      </w:r>
+    </w:p>
+    <w:p>
+      <w:pPr>
+        <w:rPr>
+          <w:lang w:val="en-US"/>
+        </w:rPr>
+      </w:pPr>
+    </w:p>
+    <w:p>
+      <w:pPr>
+        <w:rPr>
+          <w:lang w:val="en-US"/>
+        </w:rPr>
+      </w:pPr>
+      <w:r>
+        <w:rPr>
+          <w:lang w:val="en-US"/>
+        </w:rPr>
+        <w:t>String – Xâu:</w:t>
+      </w:r>
+    </w:p>
+    <w:p>
+      <w:pPr>
+        <w:pStyle w:val="ListParagraph"/>
+        <w:numPr>
+          <w:ilvl w:val="0"/>
+          <w:numId w:val="4"/>
+        </w:numPr>
+        <w:rPr>
+          <w:lang w:val="en-US"/>
+        </w:rPr>
+      </w:pPr>
+      <w:r>
+        <w:rPr>
+          <w:lang w:val="en-US"/>
+        </w:rPr>
+        <w:t>Cách Viết Xuống Dòng Xâu Dài Vãi Lồn Trong Python Nhưng Khi In Thì Không Xuống Dòng?</w:t>
+      </w:r>
+    </w:p>
+    <w:p>
+      <w:pPr>
+        <w:pStyle w:val="ListParagraph"/>
+        <w:pBdr>
+          <w:top w:val="single" w:sz="4" w:space="1" w:color="auto"/>
+          <w:left w:val="single" w:sz="4" w:space="4" w:color="auto"/>
+          <w:bottom w:val="single" w:sz="4" w:space="1" w:color="auto"/>
+          <w:right w:val="single" w:sz="4" w:space="4" w:color="auto"/>
+        </w:pBdr>
+        <w:ind w:left="1080"/>
+        <w:rPr>
+          <w:lang w:val="en-US"/>
+        </w:rPr>
+      </w:pPr>
+      <w:r>
+        <w:rPr>
+          <w:lang w:val="en-US"/>
+        </w:rPr>
+        <w:t>&lt;Biến&gt; = “&lt;Dòng 1&gt;\</w:t>
+      </w:r>
+    </w:p>
+    <w:p>
+      <w:pPr>
+        <w:pStyle w:val="ListParagraph"/>
+        <w:pBdr>
+          <w:top w:val="single" w:sz="4" w:space="1" w:color="auto"/>
+          <w:left w:val="single" w:sz="4" w:space="4" w:color="auto"/>
+          <w:bottom w:val="single" w:sz="4" w:space="1" w:color="auto"/>
+          <w:right w:val="single" w:sz="4" w:space="4" w:color="auto"/>
+        </w:pBdr>
+        <w:ind w:left="1080"/>
+        <w:rPr>
+          <w:lang w:val="en-US"/>
+        </w:rPr>
+      </w:pPr>
+      <w:r>
+        <w:rPr>
+          <w:lang w:val="en-US"/>
+        </w:rPr>
+        <w:t>&lt;Dòng 2&gt;\</w:t>
+      </w:r>
+    </w:p>
+    <w:p>
+      <w:pPr>
+        <w:pStyle w:val="ListParagraph"/>
+        <w:pBdr>
+          <w:top w:val="single" w:sz="4" w:space="1" w:color="auto"/>
+          <w:left w:val="single" w:sz="4" w:space="4" w:color="auto"/>
+          <w:bottom w:val="single" w:sz="4" w:space="1" w:color="auto"/>
+          <w:right w:val="single" w:sz="4" w:space="4" w:color="auto"/>
+        </w:pBdr>
+        <w:ind w:left="1080"/>
+        <w:rPr>
+          <w:lang w:val="en-US"/>
+        </w:rPr>
+      </w:pPr>
+      <w:r>
+        <w:rPr>
+          <w:lang w:val="en-US"/>
+        </w:rPr>
+        <w:t>&lt;Dòng 3&gt;\</w:t>
+      </w:r>
+    </w:p>
+    <w:p>
+      <w:pPr>
+        <w:pStyle w:val="ListParagraph"/>
+        <w:pBdr>
+          <w:top w:val="single" w:sz="4" w:space="1" w:color="auto"/>
+          <w:left w:val="single" w:sz="4" w:space="4" w:color="auto"/>
+          <w:bottom w:val="single" w:sz="4" w:space="1" w:color="auto"/>
+          <w:right w:val="single" w:sz="4" w:space="4" w:color="auto"/>
+        </w:pBdr>
+        <w:ind w:left="1080"/>
+        <w:rPr>
+          <w:lang w:val="en-US"/>
+        </w:rPr>
+      </w:pPr>
+      <w:r>
+        <w:rPr>
+          <w:lang w:val="en-US"/>
+        </w:rPr>
+        <w:t>…</w:t>
+      </w:r>
+    </w:p>
+    <w:p>
+      <w:pPr>
+        <w:pStyle w:val="ListParagraph"/>
+        <w:pBdr>
+          <w:top w:val="single" w:sz="4" w:space="1" w:color="auto"/>
+          <w:left w:val="single" w:sz="4" w:space="4" w:color="auto"/>
+          <w:bottom w:val="single" w:sz="4" w:space="1" w:color="auto"/>
+          <w:right w:val="single" w:sz="4" w:space="4" w:color="auto"/>
+        </w:pBdr>
+        <w:ind w:left="1080"/>
+        <w:rPr>
+          <w:lang w:val="en-US"/>
+        </w:rPr>
+      </w:pPr>
+      <w:r>
+        <w:rPr>
+          <w:lang w:val="en-US"/>
+        </w:rPr>
+        <w:t>&lt;Dòng N&gt;</w:t>
+      </w:r>
+      <w:r>
+        <w:rPr>
+          <w:lang w:val="en-US"/>
+        </w:rPr>
+        <w:t>“</w:t>
+      </w:r>
+    </w:p>
+    <w:p>
+      <w:pPr>
+        <w:pStyle w:val="ListParagraph"/>
+        <w:numPr>
+          <w:ilvl w:val="0"/>
+          <w:numId w:val="3"/>
+        </w:numPr>
+        <w:rPr>
+          <w:lang w:val="en-US"/>
+        </w:rPr>
+      </w:pPr>
+      <w:r>
+        <w:rPr>
+          <w:lang w:val="en-US"/>
+        </w:rPr>
+        <w:t>Ví dụ</w:t>
+      </w:r>
+    </w:p>
+    <w:p>
+      <w:pPr>
+        <w:pStyle w:val="ListParagraph"/>
+        <w:pBdr>
+          <w:top w:val="single" w:sz="4" w:space="1" w:color="auto"/>
+          <w:left w:val="single" w:sz="4" w:space="4" w:color="auto"/>
+          <w:bottom w:val="single" w:sz="4" w:space="1" w:color="auto"/>
+          <w:right w:val="single" w:sz="4" w:space="4" w:color="auto"/>
+        </w:pBdr>
+        <w:ind w:left="1080"/>
+        <w:rPr>
+          <w:lang w:val="en-US"/>
+        </w:rPr>
+      </w:pPr>
+      <w:r>
+        <w:rPr>
+          <w:lang w:val="en-US"/>
+        </w:rPr>
+        <w:t>text = “foo is bar and bar is not foo \</w:t>
+      </w:r>
+    </w:p>
+    <w:p>
+      <w:pPr>
+        <w:pStyle w:val="ListParagraph"/>
+        <w:pBdr>
+          <w:top w:val="single" w:sz="4" w:space="1" w:color="auto"/>
+          <w:left w:val="single" w:sz="4" w:space="4" w:color="auto"/>
+          <w:bottom w:val="single" w:sz="4" w:space="1" w:color="auto"/>
+          <w:right w:val="single" w:sz="4" w:space="4" w:color="auto"/>
+        </w:pBdr>
+        <w:ind w:left="1080"/>
+        <w:rPr>
+          <w:lang w:val="en-US"/>
+        </w:rPr>
+      </w:pPr>
+      <w:r>
+        <w:rPr>
+          <w:lang w:val="en-US"/>
+        </w:rPr>
+        <w:t>but why foo is foo \</w:t>
+      </w:r>
+    </w:p>
+    <w:p>
+      <w:pPr>
+        <w:pStyle w:val="ListParagraph"/>
+        <w:pBdr>
+          <w:top w:val="single" w:sz="4" w:space="1" w:color="auto"/>
+          <w:left w:val="single" w:sz="4" w:space="4" w:color="auto"/>
+          <w:bottom w:val="single" w:sz="4" w:space="1" w:color="auto"/>
+          <w:right w:val="single" w:sz="4" w:space="4" w:color="auto"/>
+        </w:pBdr>
+        <w:ind w:left="1080"/>
+        <w:rPr>
+          <w:lang w:val="en-US"/>
+        </w:rPr>
+      </w:pPr>
+      <w:r>
+        <w:rPr>
+          <w:lang w:val="en-US"/>
+        </w:rPr>
+        <w:t>and not bar is foo”</w:t>
+      </w:r>
+    </w:p>
+    <w:p>
+      <w:pPr>
+        <w:pStyle w:val="ListParagraph"/>
+        <w:pBdr>
+          <w:top w:val="single" w:sz="4" w:space="1" w:color="auto"/>
+          <w:left w:val="single" w:sz="4" w:space="4" w:color="auto"/>
+          <w:bottom w:val="single" w:sz="4" w:space="1" w:color="auto"/>
+          <w:right w:val="single" w:sz="4" w:space="4" w:color="auto"/>
+        </w:pBdr>
+        <w:ind w:left="1080"/>
+        <w:rPr>
+          <w:lang w:val="en-US"/>
+        </w:rPr>
+      </w:pPr>
+    </w:p>
+    <w:p>
+      <w:pPr>
+        <w:pStyle w:val="ListParagraph"/>
+        <w:pBdr>
+          <w:top w:val="single" w:sz="4" w:space="1" w:color="auto"/>
+          <w:left w:val="single" w:sz="4" w:space="4" w:color="auto"/>
+          <w:bottom w:val="single" w:sz="4" w:space="1" w:color="auto"/>
+          <w:right w:val="single" w:sz="4" w:space="4" w:color="auto"/>
+        </w:pBdr>
+        <w:ind w:left="1080"/>
+        <w:rPr>
+          <w:lang w:val="en-US"/>
+        </w:rPr>
+      </w:pPr>
+      <w:r>
+        <w:rPr>
+          <w:lang w:val="en-US"/>
+        </w:rPr>
+        <w:t>print(text)</w:t>
+      </w:r>
+    </w:p>
+    <w:p>
+      <w:pPr>
+        <w:pStyle w:val="ListParagraph"/>
+        <w:numPr>
+          <w:ilvl w:val="0"/>
+          <w:numId w:val="3"/>
+        </w:numPr>
+        <w:rPr>
+          <w:lang w:val="en-US"/>
+        </w:rPr>
+      </w:pPr>
+      <w:r>
+        <w:rPr>
+          <w:lang w:val="en-US"/>
+        </w:rPr>
+        <w:t>Màn hình CMD</w:t>
+      </w:r>
+    </w:p>
+    <w:p>
+      <w:pPr>
+        <w:pStyle w:val="ListParagraph"/>
+        <w:pBdr>
+          <w:top w:val="single" w:sz="4" w:space="1" w:color="auto"/>
+          <w:left w:val="single" w:sz="4" w:space="4" w:color="auto"/>
+          <w:bottom w:val="single" w:sz="4" w:space="1" w:color="auto"/>
+          <w:right w:val="single" w:sz="4" w:space="4" w:color="auto"/>
+        </w:pBdr>
+        <w:ind w:left="1080"/>
+        <w:rPr>
+          <w:lang w:val="en-US"/>
+        </w:rPr>
+      </w:pPr>
+      <w:r>
+        <w:rPr>
+          <w:lang w:val="en-US"/>
+        </w:rPr>
+        <w:t>foo is bar and bar is not foo but why foo is foo and not bar is foo</w:t>
+      </w:r>
+    </w:p>
+    <w:p>
+      <w:pPr>
+        <w:pStyle w:val="ListParagraph"/>
+        <w:numPr>
+          <w:ilvl w:val="0"/>
+          <w:numId w:val="4"/>
+        </w:numPr>
+        <w:rPr>
+          <w:lang w:val="en-US"/>
+        </w:rPr>
+      </w:pPr>
+      <w:r>
+        <w:rPr>
+          <w:lang w:val="en-US"/>
+        </w:rPr>
+        <w:t>Cách Biến Xâu Thành Tập Hợp Các Kí Tự Xuất Hiện Trong Xâu Đó?</w:t>
+      </w:r>
+    </w:p>
+    <w:p>
+      <w:pPr>
+        <w:pStyle w:val="ListParagraph"/>
+        <w:pBdr>
+          <w:top w:val="single" w:sz="4" w:space="1" w:color="auto"/>
+          <w:left w:val="single" w:sz="4" w:space="4" w:color="auto"/>
+          <w:bottom w:val="single" w:sz="4" w:space="1" w:color="auto"/>
+          <w:right w:val="single" w:sz="4" w:space="4" w:color="auto"/>
+        </w:pBdr>
+        <w:ind w:left="1080"/>
+        <w:rPr>
+          <w:lang w:val="en-US"/>
+        </w:rPr>
+      </w:pPr>
+      <w:r>
+        <w:rPr>
+          <w:lang w:val="en-US"/>
+        </w:rPr>
+        <w:t>&lt;Tập Hợp Các Kí Tự&gt; = set(&lt;Xâu&gt;)</w:t>
+      </w:r>
+    </w:p>
+    <w:p>
+      <w:pPr>
+        <w:pStyle w:val="ListParagraph"/>
+        <w:numPr>
+          <w:ilvl w:val="0"/>
+          <w:numId w:val="3"/>
+        </w:numPr>
+        <w:rPr>
+          <w:lang w:val="en-US"/>
+        </w:rPr>
+      </w:pPr>
+      <w:r>
+        <w:rPr>
+          <w:lang w:val="en-US"/>
+        </w:rPr>
+        <w:t xml:space="preserve">Dấu cách </w:t>
+      </w:r>
+      <w:r>
+        <w:rPr>
+          <w:lang w:val="en-US"/>
+        </w:rPr>
+        <w:t>cũng tính</w:t>
+      </w:r>
+    </w:p>
+    <w:p>
+      <w:pPr>
+        <w:pStyle w:val="ListParagraph"/>
+        <w:numPr>
+          <w:ilvl w:val="0"/>
+          <w:numId w:val="3"/>
+        </w:numPr>
+        <w:rPr>
+          <w:lang w:val="en-US"/>
+        </w:rPr>
+      </w:pPr>
+      <w:r>
+        <w:rPr>
+          <w:lang w:val="en-US"/>
+        </w:rPr>
+        <w:t>Ví dụ</w:t>
+      </w:r>
+    </w:p>
+    <w:p>
+      <w:pPr>
+        <w:pStyle w:val="ListParagraph"/>
+        <w:pBdr>
+          <w:top w:val="single" w:sz="4" w:space="1" w:color="auto"/>
+          <w:left w:val="single" w:sz="4" w:space="4" w:color="auto"/>
+          <w:bottom w:val="single" w:sz="4" w:space="1" w:color="auto"/>
+          <w:right w:val="single" w:sz="4" w:space="4" w:color="auto"/>
+        </w:pBdr>
+        <w:ind w:left="1080"/>
+        <w:rPr>
+          <w:lang w:val="en-US"/>
+        </w:rPr>
+      </w:pPr>
+      <w:r>
+        <w:rPr>
+          <w:lang w:val="en-US"/>
+        </w:rPr>
+        <w:t>foo = set(“b</w:t>
+      </w:r>
+      <w:r>
+        <w:rPr>
+          <w:lang w:val="en-US"/>
+        </w:rPr>
+        <w:t>/</w:t>
+      </w:r>
+      <w:r>
+        <w:rPr>
+          <w:lang w:val="en-US"/>
+        </w:rPr>
+        <w:t>ar 12a</w:t>
+      </w:r>
+      <w:r>
+        <w:rPr>
+          <w:lang w:val="en-US"/>
+        </w:rPr>
+        <w:t xml:space="preserve"> nứ</w:t>
+      </w:r>
+      <w:r>
+        <w:rPr>
+          <w:lang w:val="en-US"/>
+        </w:rPr>
+        <w:t>”)</w:t>
+      </w:r>
+    </w:p>
+    <w:p>
+      <w:pPr>
+        <w:pStyle w:val="ListParagraph"/>
+        <w:numPr>
+          <w:ilvl w:val="0"/>
+          <w:numId w:val="3"/>
+        </w:numPr>
+        <w:rPr>
+          <w:lang w:val="en-US"/>
+        </w:rPr>
+      </w:pPr>
+      <w:r>
+        <w:rPr>
+          <w:lang w:val="en-US"/>
+        </w:rPr>
+        <w:lastRenderedPageBreak/>
+        <w:t>foo là {</w:t>
+      </w:r>
+      <w:r>
+        <w:rPr>
+          <w:lang w:val="en-US"/>
+        </w:rPr>
+        <w:t>‘ ‘, ‘/’, ‘</w:t>
+      </w:r>
+      <w:r>
+        <w:rPr>
+          <w:lang w:val="en-US"/>
+        </w:rPr>
+        <w:t>1</w:t>
+      </w:r>
+      <w:r>
+        <w:rPr>
+          <w:lang w:val="en-US"/>
+        </w:rPr>
+        <w:t>’</w:t>
+      </w:r>
+      <w:r>
+        <w:rPr>
+          <w:lang w:val="en-US"/>
+        </w:rPr>
+        <w:t xml:space="preserve">, </w:t>
+      </w:r>
+      <w:r>
+        <w:rPr>
+          <w:lang w:val="en-US"/>
+        </w:rPr>
+        <w:t>‘</w:t>
+      </w:r>
+      <w:r>
+        <w:rPr>
+          <w:lang w:val="en-US"/>
+        </w:rPr>
+        <w:t>2</w:t>
+      </w:r>
+      <w:r>
+        <w:rPr>
+          <w:lang w:val="en-US"/>
+        </w:rPr>
+        <w:t>’</w:t>
+      </w:r>
+      <w:r>
+        <w:rPr>
+          <w:lang w:val="en-US"/>
+        </w:rPr>
+        <w:t>, ‘b’, ‘a’, ‘r’</w:t>
+      </w:r>
+      <w:r>
+        <w:rPr>
+          <w:lang w:val="en-US"/>
+        </w:rPr>
+        <w:t>, ‘n’, ‘ứ’</w:t>
+      </w:r>
+      <w:r>
+        <w:rPr>
+          <w:lang w:val="en-US"/>
+        </w:rPr>
+        <w:t>}</w:t>
+      </w:r>
+    </w:p>
+    <w:p>
+      <w:pPr>
+        <w:pStyle w:val="ListParagraph"/>
+        <w:numPr>
+          <w:ilvl w:val="0"/>
+          <w:numId w:val="4"/>
+        </w:numPr>
+        <w:rPr>
+          <w:lang w:val="en-US"/>
+        </w:rPr>
+      </w:pPr>
+      <w:r>
+        <w:rPr>
+          <w:lang w:val="en-US"/>
+        </w:rPr>
+        <w:t>Cách Sắp Xếp 1 Mảng Chỉ Toàn Xâu Theo Từ Điển?</w:t>
+      </w:r>
+    </w:p>
+    <w:p>
+      <w:pPr>
+        <w:pStyle w:val="ListParagraph"/>
+        <w:pBdr>
+          <w:top w:val="single" w:sz="4" w:space="1" w:color="auto"/>
+          <w:left w:val="single" w:sz="4" w:space="4" w:color="auto"/>
+          <w:bottom w:val="single" w:sz="4" w:space="1" w:color="auto"/>
+          <w:right w:val="single" w:sz="4" w:space="4" w:color="auto"/>
+        </w:pBdr>
+        <w:ind w:left="1080"/>
+        <w:rPr>
+          <w:lang w:val="en-US"/>
+        </w:rPr>
+      </w:pPr>
+      <w:r>
+        <w:rPr>
+          <w:lang w:val="en-US"/>
+        </w:rPr>
+        <w:t>&lt;Mảng Đã Sắp Xếp&gt; = sorted(&lt;Mảng Chưa Sắp Xếp&gt;)</w:t>
+      </w:r>
+    </w:p>
+    <w:p>
+      <w:pPr>
+        <w:pStyle w:val="ListParagraph"/>
+        <w:numPr>
+          <w:ilvl w:val="0"/>
+          <w:numId w:val="3"/>
+        </w:numPr>
+        <w:rPr>
+          <w:lang w:val="en-US"/>
+        </w:rPr>
+      </w:pPr>
+      <w:r>
+        <w:rPr>
+          <w:lang w:val="en-US"/>
+        </w:rPr>
+        <w:t>Lưu ý thứ tự từ điển là dấu cách xếp đầu, đến kí tự đặc biệt, số, chữ in hoa, chữ in thường, chữ có dấu</w:t>
+      </w:r>
+    </w:p>
+    <w:p>
+      <w:pPr>
+        <w:pStyle w:val="ListParagraph"/>
+        <w:numPr>
+          <w:ilvl w:val="0"/>
+          <w:numId w:val="3"/>
+        </w:numPr>
+        <w:rPr>
+          <w:lang w:val="en-US"/>
+        </w:rPr>
+      </w:pPr>
+      <w:r>
+        <w:rPr>
+          <w:lang w:val="en-US"/>
+        </w:rPr>
+        <w:t>Ví dụ</w:t>
+      </w:r>
+    </w:p>
+    <w:p>
+      <w:pPr>
+        <w:pStyle w:val="ListParagraph"/>
+        <w:pBdr>
+          <w:top w:val="single" w:sz="4" w:space="1" w:color="auto"/>
+          <w:left w:val="single" w:sz="4" w:space="4" w:color="auto"/>
+          <w:bottom w:val="single" w:sz="4" w:space="1" w:color="auto"/>
+          <w:right w:val="single" w:sz="4" w:space="4" w:color="auto"/>
+        </w:pBdr>
+        <w:ind w:left="1080"/>
+        <w:rPr>
+          <w:lang w:val="en-US"/>
+        </w:rPr>
+      </w:pPr>
+      <w:r>
+        <w:rPr>
+          <w:lang w:val="en-US"/>
+        </w:rPr>
+        <w:t>foo = sorted([‘a’, ‘ab’, ‘ca’, ‘1’, ‘ ‘, ‘/’, ‘ứ’])</w:t>
+      </w:r>
+    </w:p>
+    <w:p>
+      <w:pPr>
+        <w:pStyle w:val="ListParagraph"/>
+        <w:numPr>
+          <w:ilvl w:val="0"/>
+          <w:numId w:val="3"/>
+        </w:numPr>
+        <w:rPr>
+          <w:lang w:val="en-US"/>
+        </w:rPr>
+      </w:pPr>
+      <w:r>
+        <w:rPr>
+          <w:lang w:val="en-US"/>
+        </w:rPr>
+        <w:t>foo là [‘ ’, ‘/’, ‘1’, ‘a’, ‘ab’, ‘ca’, ‘ứ’]</w:t>
+      </w:r>
+    </w:p>
+    <w:p>
+      <w:pPr>
+        <w:rPr>
+          <w:lang w:val="en-US"/>
+        </w:rPr>
+      </w:pPr>
+    </w:p>
+    <w:p>
+      <w:pPr>
+        <w:rPr>
+          <w:lang w:val="en-US"/>
+        </w:rPr>
+      </w:pPr>
+      <w:r>
+        <w:rPr>
+          <w:lang w:val="en-US"/>
+        </w:rPr>
+        <w:t>Set – Tập</w:t>
+      </w:r>
+      <w:r>
+        <w:rPr>
+          <w:lang w:val="en-US"/>
+        </w:rPr>
+        <w:t xml:space="preserve"> Hợp</w:t>
+      </w:r>
+      <w:r>
+        <w:rPr>
+          <w:lang w:val="en-US"/>
+        </w:rPr>
+        <w:t>:</w:t>
+      </w:r>
+    </w:p>
+    <w:p>
+      <w:pPr>
+        <w:pStyle w:val="ListParagraph"/>
+        <w:numPr>
+          <w:ilvl w:val="0"/>
+          <w:numId w:val="5"/>
+        </w:numPr>
+        <w:rPr>
+          <w:lang w:val="en-US"/>
+        </w:rPr>
+      </w:pPr>
+      <w:r>
+        <w:rPr>
+          <w:lang w:val="en-US"/>
+        </w:rPr>
+        <w:t>Set Giải Thích Dễ Hiểu?</w:t>
+      </w:r>
+    </w:p>
+    <w:p>
+      <w:pPr>
+        <w:pStyle w:val="ListParagraph"/>
+        <w:numPr>
+          <w:ilvl w:val="0"/>
+          <w:numId w:val="3"/>
+        </w:numPr>
+        <w:rPr>
+          <w:lang w:val="en-US"/>
+        </w:rPr>
+      </w:pPr>
+      <w:r>
+        <w:rPr>
+          <w:lang w:val="en-US"/>
+        </w:rPr>
+        <w:t>Giống như tập hợp bình thường trong toán nghĩa là không quan tâm thứ tự, mỗi phần tử là độc nhất</w:t>
+      </w:r>
+    </w:p>
+    <w:p>
+      <w:pPr>
+        <w:pStyle w:val="ListParagraph"/>
+        <w:numPr>
+          <w:ilvl w:val="0"/>
+          <w:numId w:val="5"/>
+        </w:numPr>
+        <w:rPr>
+          <w:lang w:val="en-US"/>
+        </w:rPr>
+      </w:pPr>
+      <w:r>
+        <w:rPr>
+          <w:lang w:val="en-US"/>
+        </w:rPr>
+        <w:t>Tạo Nhanh 1 Set?</w:t>
+      </w:r>
+    </w:p>
+    <w:p>
+      <w:pPr>
+        <w:pStyle w:val="ListParagraph"/>
+        <w:pBdr>
+          <w:top w:val="single" w:sz="4" w:space="1" w:color="auto"/>
+          <w:left w:val="single" w:sz="4" w:space="4" w:color="auto"/>
+          <w:bottom w:val="single" w:sz="4" w:space="1" w:color="auto"/>
+          <w:right w:val="single" w:sz="4" w:space="4" w:color="auto"/>
+        </w:pBdr>
+        <w:ind w:left="1080"/>
+        <w:rPr>
+          <w:lang w:val="en-US"/>
+        </w:rPr>
+      </w:pPr>
+      <w:r>
+        <w:rPr>
+          <w:lang w:val="en-US"/>
+        </w:rPr>
+        <w:t>&lt;Biến&gt; = {&lt;Các giá trị&gt;}</w:t>
+      </w:r>
+    </w:p>
+    <w:p>
+      <w:pPr>
+        <w:pStyle w:val="ListParagraph"/>
+        <w:numPr>
+          <w:ilvl w:val="0"/>
+          <w:numId w:val="3"/>
+        </w:numPr>
+        <w:rPr>
+          <w:lang w:val="en-US"/>
+        </w:rPr>
+      </w:pPr>
+      <w:r>
+        <w:rPr>
+          <w:lang w:val="en-US"/>
+        </w:rPr>
+        <w:t>Ví dụ</w:t>
+      </w:r>
+    </w:p>
+    <w:p>
+      <w:pPr>
+        <w:pStyle w:val="ListParagraph"/>
+        <w:pBdr>
+          <w:top w:val="single" w:sz="4" w:space="1" w:color="auto"/>
+          <w:left w:val="single" w:sz="4" w:space="4" w:color="auto"/>
+          <w:bottom w:val="single" w:sz="4" w:space="1" w:color="auto"/>
+          <w:right w:val="single" w:sz="4" w:space="4" w:color="auto"/>
+        </w:pBdr>
+        <w:ind w:left="1080"/>
+        <w:rPr>
+          <w:lang w:val="en-US"/>
+        </w:rPr>
+      </w:pPr>
+      <w:r>
+        <w:rPr>
+          <w:lang w:val="en-US"/>
+        </w:rPr>
+        <w:t>foo = {1, 2, “bar”}</w:t>
+      </w:r>
+    </w:p>
+    <w:p>
+      <w:pPr>
+        <w:rPr>
+          <w:lang w:val="en-US"/>
+        </w:rPr>
+      </w:pPr>
+    </w:p>
+    <w:p>
+      <w:pPr>
+        <w:rPr>
+          <w:lang w:val="en-US"/>
+        </w:rPr>
+      </w:pPr>
+      <w:r>
+        <w:rPr>
+          <w:lang w:val="en-US"/>
+        </w:rPr>
+        <w:t>Enumerate – Liệt Kê:</w:t>
+      </w:r>
+    </w:p>
+    <w:p>
+      <w:pPr>
+        <w:pStyle w:val="ListParagraph"/>
+        <w:numPr>
+          <w:ilvl w:val="0"/>
+          <w:numId w:val="6"/>
+        </w:numPr>
+        <w:rPr>
+          <w:lang w:val="en-US"/>
+        </w:rPr>
+      </w:pPr>
+      <w:r>
+        <w:rPr>
+          <w:lang w:val="en-US"/>
+        </w:rPr>
+        <w:t>Enumerate Giải Thích Dễ Hiểu?</w:t>
+      </w:r>
+    </w:p>
+    <w:p>
+      <w:pPr>
+        <w:pStyle w:val="ListParagraph"/>
+        <w:numPr>
+          <w:ilvl w:val="0"/>
+          <w:numId w:val="3"/>
+        </w:numPr>
+        <w:rPr>
+          <w:lang w:val="en-US"/>
+        </w:rPr>
+      </w:pPr>
+      <w:r>
+        <w:rPr>
+          <w:lang w:val="en-US"/>
+        </w:rPr>
+        <w:t>Giống như liệt kê bình thường, đánh số theo thứ tự 0, 1, 2, … ứng với các giá trị nào đó</w:t>
+      </w:r>
+    </w:p>
+    <w:p>
+      <w:pPr>
+        <w:pStyle w:val="ListParagraph"/>
+        <w:numPr>
+          <w:ilvl w:val="0"/>
+          <w:numId w:val="6"/>
+        </w:numPr>
+        <w:rPr>
+          <w:lang w:val="en-US"/>
+        </w:rPr>
+      </w:pPr>
+      <w:r>
+        <w:rPr>
+          <w:lang w:val="en-US"/>
+        </w:rPr>
+        <w:t>Tạo 1 Enumerate?</w:t>
+      </w:r>
+    </w:p>
+    <w:p>
+      <w:pPr>
+        <w:pStyle w:val="ListParagraph"/>
+        <w:pBdr>
+          <w:top w:val="single" w:sz="4" w:space="1" w:color="auto"/>
+          <w:left w:val="single" w:sz="4" w:space="4" w:color="auto"/>
+          <w:bottom w:val="single" w:sz="4" w:space="1" w:color="auto"/>
+          <w:right w:val="single" w:sz="4" w:space="4" w:color="auto"/>
+        </w:pBdr>
+        <w:ind w:left="1080"/>
+        <w:rPr>
+          <w:lang w:val="en-US"/>
+        </w:rPr>
+      </w:pPr>
+      <w:r>
+        <w:rPr>
+          <w:lang w:val="en-US"/>
+        </w:rPr>
+        <w:t>&lt;Biến&gt; = enumerate(&lt;Mảng&gt;)</w:t>
+      </w:r>
+    </w:p>
+    <w:p>
+      <w:pPr>
+        <w:pStyle w:val="ListParagraph"/>
+        <w:numPr>
+          <w:ilvl w:val="0"/>
+          <w:numId w:val="3"/>
+        </w:numPr>
+        <w:rPr>
+          <w:lang w:val="en-US"/>
+        </w:rPr>
+      </w:pPr>
+      <w:r>
+        <w:rPr>
+          <w:lang w:val="en-US"/>
+        </w:rPr>
+        <w:t>Mỗi phần tử trong &lt;Biến&gt; sẽ có 2 giá trị, đầu tiên là số thứ tự, thứ 2 là giá trị tương ứng trong mảng</w:t>
+      </w:r>
+    </w:p>
+    <w:p>
+      <w:pPr>
+        <w:pStyle w:val="ListParagraph"/>
+        <w:numPr>
+          <w:ilvl w:val="0"/>
+          <w:numId w:val="3"/>
+        </w:numPr>
+        <w:rPr>
+          <w:lang w:val="en-US"/>
+        </w:rPr>
+      </w:pPr>
+      <w:r>
+        <w:rPr>
+          <w:lang w:val="en-US"/>
+        </w:rPr>
+        <w:t>Ví dụ</w:t>
+      </w:r>
+    </w:p>
+    <w:p>
+      <w:pPr>
+        <w:pStyle w:val="ListParagraph"/>
+        <w:pBdr>
+          <w:top w:val="single" w:sz="4" w:space="1" w:color="auto"/>
+          <w:left w:val="single" w:sz="4" w:space="4" w:color="auto"/>
+          <w:bottom w:val="single" w:sz="4" w:space="1" w:color="auto"/>
+          <w:right w:val="single" w:sz="4" w:space="4" w:color="auto"/>
+        </w:pBdr>
+        <w:ind w:left="1080"/>
+        <w:rPr>
+          <w:lang w:val="en-US"/>
+        </w:rPr>
+      </w:pPr>
+      <w:r>
+        <w:rPr>
+          <w:lang w:val="en-US"/>
+        </w:rPr>
+        <w:t>foo = enumerate([5, ‘a’, 4])</w:t>
+      </w:r>
+    </w:p>
+    <w:p>
+      <w:pPr>
+        <w:pStyle w:val="ListParagraph"/>
+        <w:numPr>
+          <w:ilvl w:val="0"/>
+          <w:numId w:val="3"/>
+        </w:numPr>
+        <w:rPr>
+          <w:lang w:val="en-US"/>
+        </w:rPr>
+      </w:pPr>
+      <w:r>
+        <w:rPr>
+          <w:lang w:val="en-US"/>
+        </w:rPr>
+        <w:t>foo giống kiểu {0 : 5, 1 : ‘a’, 2 : 4}</w:t>
+      </w:r>
+    </w:p>
+    <w:p>
+      <w:pPr>
+        <w:rPr>
+          <w:lang w:val="en-US"/>
+        </w:rPr>
+      </w:pPr>
+    </w:p>
+    <w:p>
+      <w:pPr>
+        <w:rPr>
+          <w:lang w:val="en-US"/>
+        </w:rPr>
+      </w:pPr>
+      <w:r>
+        <w:rPr>
+          <w:lang w:val="en-US"/>
+        </w:rPr>
+        <w:t>Class – Lớp:</w:t>
+      </w:r>
+    </w:p>
+    <w:p>
+      <w:pPr>
+        <w:pStyle w:val="ListParagraph"/>
+        <w:numPr>
+          <w:ilvl w:val="0"/>
+          <w:numId w:val="7"/>
+        </w:numPr>
+        <w:rPr>
+          <w:lang w:val="en-US"/>
+        </w:rPr>
+      </w:pPr>
+      <w:r>
+        <w:rPr>
+          <w:lang w:val="en-US"/>
+        </w:rPr>
+        <w:t xml:space="preserve">Tạo </w:t>
+      </w:r>
+      <w:r>
+        <w:rPr>
+          <w:lang w:val="en-US"/>
+        </w:rPr>
+        <w:t>Nhanh 1 Class?</w:t>
+      </w:r>
+      <w:bookmarkStart w:id="0" w:name="_GoBack"/>
+      <w:bookmarkEnd w:id="0"/>
+    </w:p>
+    <w:p>
+      <w:pPr>
+        <w:pStyle w:val="ListParagraph"/>
+        <w:numPr>
+          <w:ilvl w:val="0"/>
+          <w:numId w:val="3"/>
+        </w:numPr>
+        <w:rPr>
+          <w:lang w:val="en-US"/>
+        </w:rPr>
+      </w:pPr>
+    </w:p>
+    <w:p>
+      <w:pPr>
+        <w:pStyle w:val="ListParagraph"/>
+        <w:pBdr>
+          <w:top w:val="single" w:sz="4" w:space="1" w:color="auto"/>
+          <w:left w:val="single" w:sz="4" w:space="4" w:color="auto"/>
+          <w:bottom w:val="single" w:sz="4" w:space="1" w:color="auto"/>
+          <w:right w:val="single" w:sz="4" w:space="4" w:color="auto"/>
+        </w:pBdr>
+        <w:ind w:left="1080"/>
+        <w:rPr>
+          <w:lang w:val="en-US"/>
+        </w:rPr>
+      </w:pPr>
+      <w:r>
+        <w:rPr>
+          <w:lang w:val="en-US"/>
+        </w:rPr>
+        <w:t xml:space="preserve">class </w:t>
+      </w:r>
+      <w:r>
+        <w:rPr>
+          <w:lang w:val="en-US"/>
+        </w:rPr>
+        <w:t>&lt;Tên Class&gt;</w:t>
+      </w:r>
+      <w:r>
+        <w:rPr>
+          <w:lang w:val="en-US"/>
+        </w:rPr>
+        <w:t>(</w:t>
+      </w:r>
+      <w:r>
+        <w:rPr>
+          <w:lang w:val="en-US"/>
+        </w:rPr>
+        <w:t>&lt;Tên Class Kế Thừa&gt;</w:t>
+      </w:r>
+      <w:r>
+        <w:rPr>
+          <w:lang w:val="en-US"/>
+        </w:rPr>
+        <w:t>):</w:t>
+      </w:r>
+    </w:p>
+    <w:p>
+      <w:pPr>
+        <w:pStyle w:val="ListParagraph"/>
+        <w:pBdr>
+          <w:top w:val="single" w:sz="4" w:space="1" w:color="auto"/>
+          <w:left w:val="single" w:sz="4" w:space="4" w:color="auto"/>
+          <w:bottom w:val="single" w:sz="4" w:space="1" w:color="auto"/>
+          <w:right w:val="single" w:sz="4" w:space="4" w:color="auto"/>
+        </w:pBdr>
+        <w:ind w:left="1080"/>
+        <w:rPr>
+          <w:lang w:val="en-US"/>
+        </w:rPr>
+      </w:pPr>
+      <w:r>
+        <w:rPr>
+          <w:lang w:val="en-US"/>
+        </w:rPr>
+        <w:t xml:space="preserve">    </w:t>
+      </w:r>
+      <w:r>
+        <w:rPr>
+          <w:lang w:val="en-US"/>
+        </w:rPr>
+        <w:t>def __init__(self,</w:t>
+      </w:r>
+      <w:r>
+        <w:rPr>
+          <w:lang w:val="en-US"/>
+        </w:rPr>
+        <w:t xml:space="preserve"> &lt;Tham Số Khởi Tạo&gt;</w:t>
+      </w:r>
+      <w:r>
+        <w:rPr>
+          <w:lang w:val="en-US"/>
+        </w:rPr>
+        <w:t>):</w:t>
+      </w:r>
+    </w:p>
+    <w:p>
+      <w:pPr>
+        <w:pStyle w:val="ListParagraph"/>
+        <w:pBdr>
+          <w:top w:val="single" w:sz="4" w:space="1" w:color="auto"/>
+          <w:left w:val="single" w:sz="4" w:space="4" w:color="auto"/>
+          <w:bottom w:val="single" w:sz="4" w:space="1" w:color="auto"/>
+          <w:right w:val="single" w:sz="4" w:space="4" w:color="auto"/>
+        </w:pBdr>
+        <w:ind w:left="1080"/>
+        <w:rPr>
+          <w:lang w:val="en-US"/>
+        </w:rPr>
+      </w:pPr>
+      <w:r>
+        <w:rPr>
+          <w:lang w:val="en-US"/>
+        </w:rPr>
+        <w:t xml:space="preserve">        </w:t>
+      </w:r>
+      <w:r>
+        <w:rPr>
+          <w:lang w:val="en-US"/>
+        </w:rPr>
+        <w:t>super().__init__(</w:t>
+      </w:r>
+      <w:r>
+        <w:rPr>
+          <w:lang w:val="en-US"/>
+        </w:rPr>
+        <w:t>&lt;Giá Trị Khởi Tạo Class Kế Thừa&gt;</w:t>
+      </w:r>
+      <w:r>
+        <w:rPr>
+          <w:lang w:val="en-US"/>
+        </w:rPr>
+        <w:t>)</w:t>
+      </w:r>
+    </w:p>
+    <w:p>
+      <w:pPr>
+        <w:pStyle w:val="ListParagraph"/>
+        <w:pBdr>
+          <w:top w:val="single" w:sz="4" w:space="1" w:color="auto"/>
+          <w:left w:val="single" w:sz="4" w:space="4" w:color="auto"/>
+          <w:bottom w:val="single" w:sz="4" w:space="1" w:color="auto"/>
+          <w:right w:val="single" w:sz="4" w:space="4" w:color="auto"/>
+        </w:pBdr>
+        <w:ind w:left="1080"/>
+        <w:rPr>
+          <w:lang w:val="en-US"/>
+        </w:rPr>
+      </w:pPr>
+      <w:r>
+        <w:rPr>
+          <w:lang w:val="en-US"/>
+        </w:rPr>
+        <w:t xml:space="preserve">        </w:t>
+      </w:r>
+      <w:r>
+        <w:rPr>
+          <w:lang w:val="en-US"/>
+        </w:rPr>
+        <w:t>self.</w:t>
+      </w:r>
+      <w:r>
+        <w:rPr>
+          <w:lang w:val="en-US"/>
+        </w:rPr>
+        <w:t>&lt;Tên Thuộc Tính&gt; = &lt;Giá Trị Thuộc Tính&gt;</w:t>
+      </w:r>
+    </w:p>
+    <w:p>
+      <w:pPr>
+        <w:pStyle w:val="ListParagraph"/>
+        <w:pBdr>
+          <w:top w:val="single" w:sz="4" w:space="1" w:color="auto"/>
+          <w:left w:val="single" w:sz="4" w:space="4" w:color="auto"/>
+          <w:bottom w:val="single" w:sz="4" w:space="1" w:color="auto"/>
+          <w:right w:val="single" w:sz="4" w:space="4" w:color="auto"/>
+        </w:pBdr>
+        <w:ind w:left="1080"/>
+        <w:rPr>
+          <w:lang w:val="en-US"/>
+        </w:rPr>
+      </w:pPr>
+    </w:p>
+    <w:p>
+      <w:pPr>
+        <w:pStyle w:val="ListParagraph"/>
+        <w:pBdr>
+          <w:top w:val="single" w:sz="4" w:space="1" w:color="auto"/>
+          <w:left w:val="single" w:sz="4" w:space="4" w:color="auto"/>
+          <w:bottom w:val="single" w:sz="4" w:space="1" w:color="auto"/>
+          <w:right w:val="single" w:sz="4" w:space="4" w:color="auto"/>
+        </w:pBdr>
+        <w:ind w:left="1080"/>
+        <w:rPr>
+          <w:lang w:val="en-US"/>
+        </w:rPr>
+      </w:pPr>
+      <w:r>
+        <w:rPr>
+          <w:lang w:val="en-US"/>
+        </w:rPr>
+        <w:t xml:space="preserve">    </w:t>
+      </w:r>
+      <w:r>
+        <w:rPr>
+          <w:lang w:val="en-US"/>
+        </w:rPr>
+        <w:t xml:space="preserve">def </w:t>
+      </w:r>
+      <w:r>
+        <w:rPr>
+          <w:lang w:val="en-US"/>
+        </w:rPr>
+        <w:t>&lt;Tên Hàm Trong Class&gt;</w:t>
+      </w:r>
+      <w:r>
+        <w:rPr>
+          <w:lang w:val="en-US"/>
+        </w:rPr>
+        <w:t>(self,</w:t>
+      </w:r>
+      <w:r>
+        <w:rPr>
+          <w:lang w:val="en-US"/>
+        </w:rPr>
+        <w:t xml:space="preserve"> &lt;Tham Số&gt;</w:t>
+      </w:r>
+      <w:r>
+        <w:rPr>
+          <w:lang w:val="en-US"/>
+        </w:rPr>
+        <w:t>):</w:t>
+      </w:r>
+    </w:p>
+    <w:p>
+      <w:pPr>
+        <w:pStyle w:val="ListParagraph"/>
+        <w:pBdr>
+          <w:top w:val="single" w:sz="4" w:space="1" w:color="auto"/>
+          <w:left w:val="single" w:sz="4" w:space="4" w:color="auto"/>
+          <w:bottom w:val="single" w:sz="4" w:space="1" w:color="auto"/>
+          <w:right w:val="single" w:sz="4" w:space="4" w:color="auto"/>
+        </w:pBdr>
+        <w:ind w:left="1080"/>
+        <w:rPr>
+          <w:lang w:val="en-US"/>
+        </w:rPr>
+      </w:pPr>
+      <w:r>
+        <w:rPr>
+          <w:lang w:val="en-US"/>
+        </w:rPr>
+        <w:t xml:space="preserve">        </w:t>
+      </w:r>
+      <w:r>
+        <w:rPr>
+          <w:lang w:val="en-US"/>
+        </w:rPr>
+        <w:t xml:space="preserve">&lt;Xử Lí </w:t>
+      </w:r>
+      <w:r>
+        <w:rPr>
+          <w:lang w:val="en-US"/>
+        </w:rPr>
+        <w:t>Gì Đó Với Tham Số</w:t>
+      </w:r>
+      <w:r>
+        <w:rPr>
+          <w:lang w:val="en-US"/>
+        </w:rPr>
+        <w:t>&gt;</w:t>
+      </w:r>
+    </w:p>
+    <w:p>
+      <w:pPr>
+        <w:pStyle w:val="ListParagraph"/>
+        <w:pBdr>
+          <w:top w:val="single" w:sz="4" w:space="1" w:color="auto"/>
+          <w:left w:val="single" w:sz="4" w:space="4" w:color="auto"/>
+          <w:bottom w:val="single" w:sz="4" w:space="1" w:color="auto"/>
+          <w:right w:val="single" w:sz="4" w:space="4" w:color="auto"/>
+        </w:pBdr>
+        <w:ind w:left="1080"/>
+        <w:rPr>
+          <w:lang w:val="en-US"/>
+        </w:rPr>
+      </w:pPr>
+      <w:r>
+        <w:rPr>
+          <w:lang w:val="en-US"/>
+        </w:rPr>
+        <w:lastRenderedPageBreak/>
+        <w:t xml:space="preserve">        </w:t>
+      </w:r>
+      <w:r>
+        <w:rPr>
+          <w:lang w:val="en-US"/>
+        </w:rPr>
+        <w:t xml:space="preserve">return </w:t>
+      </w:r>
+      <w:r>
+        <w:rPr>
+          <w:lang w:val="en-US"/>
+        </w:rPr>
+        <w:t>&lt;Giá Trị G</w:t>
+      </w:r>
+      <w:r>
+        <w:rPr>
+          <w:sz w:val="24"/>
+          <w:lang w:val="en-US"/>
+        </w:rPr>
+        <w:t>ì</w:t>
+      </w:r>
+      <w:r>
+        <w:rPr>
+          <w:lang w:val="en-US"/>
+        </w:rPr>
+        <w:t xml:space="preserve"> Đó&gt;</w:t>
+      </w:r>
+    </w:p>
+    <w:p>
+      <w:pPr>
+        <w:pStyle w:val="ListParagraph"/>
+        <w:numPr>
+          <w:ilvl w:val="0"/>
+          <w:numId w:val="3"/>
+        </w:numPr>
+        <w:rPr>
+          <w:lang w:val="en-US"/>
+        </w:rPr>
+      </w:pPr>
+      <w:r>
+        <w:rPr>
+          <w:lang w:val="en-US"/>
+        </w:rPr>
+        <w:t>Hàm “__init__” sẽ được gọi khi bạn tạo 1 đối tượng mới từ Class này</w:t>
+      </w:r>
+    </w:p>
+    <w:p>
+      <w:pPr>
+        <w:pStyle w:val="ListParagraph"/>
+        <w:numPr>
+          <w:ilvl w:val="0"/>
+          <w:numId w:val="3"/>
+        </w:numPr>
+        <w:rPr>
+          <w:lang w:val="en-US"/>
+        </w:rPr>
+      </w:pPr>
+      <w:r>
+        <w:rPr>
+          <w:lang w:val="en-US"/>
+        </w:rPr>
+        <w:t>Lệnh “</w:t>
+      </w:r>
+      <w:r>
+        <w:rPr>
+          <w:lang w:val="en-US"/>
+        </w:rPr>
+        <w:t>super().__init__()</w:t>
+      </w:r>
+      <w:r>
+        <w:rPr>
+          <w:lang w:val="en-US"/>
+        </w:rPr>
+        <w:t>” dùng để khởi tạo Class kế thừa với những giá trị mình đưa vào</w:t>
+      </w:r>
+    </w:p>
+    <w:p>
+      <w:pPr>
+        <w:pStyle w:val="ListParagraph"/>
+        <w:numPr>
+          <w:ilvl w:val="0"/>
+          <w:numId w:val="3"/>
+        </w:numPr>
+        <w:rPr>
+          <w:lang w:val="en-US"/>
+        </w:rPr>
+      </w:pPr>
+      <w:r>
+        <w:rPr>
+          <w:lang w:val="en-US"/>
+        </w:rPr>
+        <w:t>Ví dụ</w:t>
+      </w:r>
+    </w:p>
+    <w:p>
+      <w:pPr>
+        <w:pStyle w:val="ListParagraph"/>
+        <w:pBdr>
+          <w:top w:val="single" w:sz="4" w:space="1" w:color="auto"/>
+          <w:left w:val="single" w:sz="4" w:space="4" w:color="auto"/>
+          <w:bottom w:val="single" w:sz="4" w:space="1" w:color="auto"/>
+          <w:right w:val="single" w:sz="4" w:space="4" w:color="auto"/>
+        </w:pBdr>
+        <w:ind w:left="1080"/>
+        <w:rPr>
+          <w:lang w:val="en-US"/>
+        </w:rPr>
+      </w:pPr>
+      <w:r>
+        <w:rPr>
+          <w:lang w:val="en-US"/>
+        </w:rPr>
+        <w:t xml:space="preserve">class </w:t>
+      </w:r>
+      <w:r>
+        <w:rPr>
+          <w:lang w:val="en-US"/>
+        </w:rPr>
+        <w:t>foo</w:t>
+      </w:r>
+      <w:r>
+        <w:rPr>
+          <w:lang w:val="en-US"/>
+        </w:rPr>
+        <w:t>(</w:t>
+      </w:r>
+      <w:r>
+        <w:rPr>
+          <w:lang w:val="en-US"/>
+        </w:rPr>
+        <w:t>bar</w:t>
+      </w:r>
+      <w:r>
+        <w:rPr>
+          <w:lang w:val="en-US"/>
+        </w:rPr>
+        <w:t>):</w:t>
+      </w:r>
+    </w:p>
+    <w:p>
+      <w:pPr>
+        <w:pStyle w:val="ListParagraph"/>
+        <w:pBdr>
+          <w:top w:val="single" w:sz="4" w:space="1" w:color="auto"/>
+          <w:left w:val="single" w:sz="4" w:space="4" w:color="auto"/>
+          <w:bottom w:val="single" w:sz="4" w:space="1" w:color="auto"/>
+          <w:right w:val="single" w:sz="4" w:space="4" w:color="auto"/>
+        </w:pBdr>
+        <w:ind w:left="1080"/>
+        <w:rPr>
+          <w:lang w:val="en-US"/>
+        </w:rPr>
+      </w:pPr>
+      <w:r>
+        <w:rPr>
+          <w:lang w:val="en-US"/>
+        </w:rPr>
+        <w:t xml:space="preserve">    </w:t>
+      </w:r>
+      <w:r>
+        <w:rPr>
+          <w:lang w:val="en-US"/>
+        </w:rPr>
+        <w:t xml:space="preserve">def __init__(self, </w:t>
+      </w:r>
+      <w:r>
+        <w:rPr>
+          <w:lang w:val="en-US"/>
+        </w:rPr>
+        <w:t>bruh</w:t>
+      </w:r>
+      <w:r>
+        <w:rPr>
+          <w:lang w:val="en-US"/>
+        </w:rPr>
+        <w:t>):</w:t>
+      </w:r>
+    </w:p>
+    <w:p>
+      <w:pPr>
+        <w:pStyle w:val="ListParagraph"/>
+        <w:pBdr>
+          <w:top w:val="single" w:sz="4" w:space="1" w:color="auto"/>
+          <w:left w:val="single" w:sz="4" w:space="4" w:color="auto"/>
+          <w:bottom w:val="single" w:sz="4" w:space="1" w:color="auto"/>
+          <w:right w:val="single" w:sz="4" w:space="4" w:color="auto"/>
+        </w:pBdr>
+        <w:ind w:left="1080"/>
+        <w:rPr>
+          <w:lang w:val="en-US"/>
+        </w:rPr>
+      </w:pPr>
+      <w:r>
+        <w:rPr>
+          <w:lang w:val="en-US"/>
+        </w:rPr>
+        <w:t xml:space="preserve">        </w:t>
+      </w:r>
+      <w:r>
+        <w:rPr>
+          <w:lang w:val="en-US"/>
+        </w:rPr>
+        <w:t>super().__init__()</w:t>
+      </w:r>
+    </w:p>
+    <w:p>
+      <w:pPr>
+        <w:pStyle w:val="ListParagraph"/>
+        <w:pBdr>
+          <w:top w:val="single" w:sz="4" w:space="1" w:color="auto"/>
+          <w:left w:val="single" w:sz="4" w:space="4" w:color="auto"/>
+          <w:bottom w:val="single" w:sz="4" w:space="1" w:color="auto"/>
+          <w:right w:val="single" w:sz="4" w:space="4" w:color="auto"/>
+        </w:pBdr>
+        <w:ind w:left="1080"/>
+        <w:rPr>
+          <w:lang w:val="en-US"/>
+        </w:rPr>
+      </w:pPr>
+      <w:r>
+        <w:rPr>
+          <w:lang w:val="en-US"/>
+        </w:rPr>
+        <w:t xml:space="preserve">        </w:t>
+      </w:r>
+      <w:r>
+        <w:rPr>
+          <w:lang w:val="en-US"/>
+        </w:rPr>
+        <w:t>self.</w:t>
+      </w:r>
+      <w:r>
+        <w:rPr>
+          <w:lang w:val="en-US"/>
+        </w:rPr>
+        <w:t>dark</w:t>
+      </w:r>
+      <w:r>
+        <w:rPr>
+          <w:lang w:val="en-US"/>
+        </w:rPr>
+        <w:t xml:space="preserve"> = </w:t>
+      </w:r>
+      <w:r>
+        <w:rPr>
+          <w:lang w:val="en-US"/>
+        </w:rPr>
+        <w:t>“lmao”</w:t>
+      </w:r>
+    </w:p>
+    <w:p>
+      <w:pPr>
+        <w:pStyle w:val="ListParagraph"/>
+        <w:pBdr>
+          <w:top w:val="single" w:sz="4" w:space="1" w:color="auto"/>
+          <w:left w:val="single" w:sz="4" w:space="4" w:color="auto"/>
+          <w:bottom w:val="single" w:sz="4" w:space="1" w:color="auto"/>
+          <w:right w:val="single" w:sz="4" w:space="4" w:color="auto"/>
+        </w:pBdr>
+        <w:ind w:left="1080"/>
+        <w:rPr>
+          <w:lang w:val="en-US"/>
+        </w:rPr>
+      </w:pPr>
+    </w:p>
+    <w:p>
+      <w:pPr>
+        <w:pStyle w:val="ListParagraph"/>
+        <w:pBdr>
+          <w:top w:val="single" w:sz="4" w:space="1" w:color="auto"/>
+          <w:left w:val="single" w:sz="4" w:space="4" w:color="auto"/>
+          <w:bottom w:val="single" w:sz="4" w:space="1" w:color="auto"/>
+          <w:right w:val="single" w:sz="4" w:space="4" w:color="auto"/>
+        </w:pBdr>
+        <w:ind w:left="1080"/>
+        <w:rPr>
+          <w:lang w:val="en-US"/>
+        </w:rPr>
+      </w:pPr>
+      <w:r>
+        <w:rPr>
+          <w:lang w:val="en-US"/>
+        </w:rPr>
+        <w:t xml:space="preserve">    </w:t>
+      </w:r>
+      <w:r>
+        <w:rPr>
+          <w:lang w:val="en-US"/>
+        </w:rPr>
+        <w:t xml:space="preserve">def </w:t>
+      </w:r>
+      <w:r>
+        <w:rPr>
+          <w:lang w:val="en-US"/>
+        </w:rPr>
+        <w:t>lol</w:t>
+      </w:r>
+      <w:r>
+        <w:rPr>
+          <w:lang w:val="en-US"/>
+        </w:rPr>
+        <w:t xml:space="preserve">(self, </w:t>
+      </w:r>
+      <w:r>
+        <w:rPr>
+          <w:lang w:val="en-US"/>
+        </w:rPr>
+        <w:t>shit</w:t>
+      </w:r>
+      <w:r>
+        <w:rPr>
+          <w:lang w:val="en-US"/>
+        </w:rPr>
+        <w:t>):</w:t>
+      </w:r>
+    </w:p>
+    <w:p>
+      <w:pPr>
+        <w:pStyle w:val="ListParagraph"/>
+        <w:pBdr>
+          <w:top w:val="single" w:sz="4" w:space="1" w:color="auto"/>
+          <w:left w:val="single" w:sz="4" w:space="4" w:color="auto"/>
+          <w:bottom w:val="single" w:sz="4" w:space="1" w:color="auto"/>
+          <w:right w:val="single" w:sz="4" w:space="4" w:color="auto"/>
+        </w:pBdr>
+        <w:ind w:left="1080"/>
+        <w:rPr>
+          <w:lang w:val="en-US"/>
+        </w:rPr>
+      </w:pPr>
+      <w:r>
+        <w:rPr>
+          <w:lang w:val="en-US"/>
+        </w:rPr>
+        <w:t xml:space="preserve">        </w:t>
+      </w:r>
+      <w:r>
+        <w:rPr>
+          <w:lang w:val="en-US"/>
+        </w:rPr>
+        <w:t xml:space="preserve">return </w:t>
+      </w:r>
+      <w:r>
+        <w:rPr>
+          <w:lang w:val="en-US"/>
+        </w:rPr>
+        <w:t>shit + 1</w:t>
+      </w:r>
+    </w:p>
+    <w:p>
+      <w:pPr>
+        <w:pStyle w:val="ListParagraph"/>
+        <w:pBdr>
+          <w:top w:val="single" w:sz="4" w:space="1" w:color="auto"/>
+          <w:left w:val="single" w:sz="4" w:space="4" w:color="auto"/>
+          <w:bottom w:val="single" w:sz="4" w:space="1" w:color="auto"/>
+          <w:right w:val="single" w:sz="4" w:space="4" w:color="auto"/>
+        </w:pBdr>
+        <w:ind w:left="1080"/>
+        <w:rPr>
+          <w:lang w:val="en-US"/>
+        </w:rPr>
+      </w:pPr>
+    </w:p>
+    <w:p>
+      <w:pPr>
+        <w:pStyle w:val="ListParagraph"/>
+        <w:pBdr>
+          <w:top w:val="single" w:sz="4" w:space="1" w:color="auto"/>
+          <w:left w:val="single" w:sz="4" w:space="4" w:color="auto"/>
+          <w:bottom w:val="single" w:sz="4" w:space="1" w:color="auto"/>
+          <w:right w:val="single" w:sz="4" w:space="4" w:color="auto"/>
+        </w:pBdr>
+        <w:ind w:left="1080"/>
+        <w:rPr>
+          <w:lang w:val="en-US"/>
+        </w:rPr>
+      </w:pPr>
+      <w:r>
+        <w:rPr>
+          <w:lang w:val="en-US"/>
+        </w:rPr>
+        <w:t>new_foo = foo(4)</w:t>
+      </w:r>
+    </w:p>
+    <w:p>
+      <w:pPr>
         <w:rPr>
           <w:lang w:val="en-US"/>
         </w:rPr>
@@ -763,6 +2442,46 @@
         <w:rPr>
           <w:lang w:val="en-US"/>
         </w:rPr>
+        <w:tab/>
+      </w:r>
+      <w:r>
+        <w:rPr>
+          <w:lang w:val="en-US"/>
+        </w:rPr>
+        <w:tab/>
+        <w:t xml:space="preserve">      bar = foo(bar)</w:t>
+      </w:r>
+    </w:p>
+    <w:p>
+      <w:pPr>
+        <w:rPr>
+          <w:lang w:val="en-US"/>
+        </w:rPr>
+      </w:pPr>
+      <w:r>
+        <w:rPr>
+          <w:lang w:val="en-US"/>
+        </w:rPr>
+        <w:tab/>
+        <w:t>@classmethod: dùng trong class, func tiếp theo self đổ</w:t>
+      </w:r>
+      <w:r>
+        <w:rPr>
+          <w:lang w:val="en-US"/>
+        </w:rPr>
+        <w:t>i thành cls</w:t>
+      </w:r>
+    </w:p>
+    <w:p>
+      <w:pPr>
+        <w:rPr>
+          <w:lang w:val="en-US"/>
+        </w:rPr>
+      </w:pPr>
+      <w:r>
+        <w:rPr>
+          <w:lang w:val="en-US"/>
+        </w:rPr>
         <w:lastRenderedPageBreak/>
         <w:tab/>
       </w:r>
@@ -771,46 +2490,6 @@
           <w:lang w:val="en-US"/>
         </w:rPr>
         <w:tab/>
-        <w:t xml:space="preserve">      bar = foo(bar)</w:t>
-      </w:r>
-    </w:p>
-    <w:p>
-      <w:pPr>
-        <w:rPr>
-          <w:lang w:val="en-US"/>
-        </w:rPr>
-      </w:pPr>
-      <w:r>
-        <w:rPr>
-          <w:lang w:val="en-US"/>
-        </w:rPr>
-        <w:tab/>
-        <w:t>@classmethod: dùng trong class, func tiếp theo self đổ</w:t>
-      </w:r>
-      <w:r>
-        <w:rPr>
-          <w:lang w:val="en-US"/>
-        </w:rPr>
-        <w:t>i thành cls</w:t>
-      </w:r>
-    </w:p>
-    <w:p>
-      <w:pPr>
-        <w:rPr>
-          <w:lang w:val="en-US"/>
-        </w:rPr>
-      </w:pPr>
-      <w:r>
-        <w:rPr>
-          <w:lang w:val="en-US"/>
-        </w:rPr>
-        <w:tab/>
-      </w:r>
-      <w:r>
-        <w:rPr>
-          <w:lang w:val="en-US"/>
-        </w:rPr>
-        <w:tab/>
         <w:t>Ex:</w:t>
       </w:r>
       <w:r>
@@ -1256,42 +2935,42 @@
         <w:rPr>
           <w:lang w:val="en-US"/>
         </w:rPr>
+        <w:tab/>
+        <w:t>Ex:</w:t>
+      </w:r>
+    </w:p>
+    <w:p>
+      <w:pPr>
+        <w:rPr>
+          <w:lang w:val="en-US"/>
+        </w:rPr>
+      </w:pPr>
+      <w:r>
+        <w:rPr>
+          <w:lang w:val="en-US"/>
+        </w:rPr>
+        <w:tab/>
+      </w:r>
+      <w:r>
+        <w:rPr>
+          <w:lang w:val="en-US"/>
+        </w:rPr>
+        <w:tab/>
+        <w:t>foo = complex(3, 5)</w:t>
+      </w:r>
+    </w:p>
+    <w:p>
+      <w:pPr>
+        <w:rPr>
+          <w:rFonts w:eastAsiaTheme="minorEastAsia"/>
+          <w:lang w:val="en-US"/>
+        </w:rPr>
+      </w:pPr>
+      <w:r>
+        <w:rPr>
+          <w:lang w:val="en-US"/>
+        </w:rPr>
         <w:lastRenderedPageBreak/>
-        <w:tab/>
-        <w:t>Ex:</w:t>
-      </w:r>
-    </w:p>
-    <w:p>
-      <w:pPr>
-        <w:rPr>
-          <w:lang w:val="en-US"/>
-        </w:rPr>
-      </w:pPr>
-      <w:r>
-        <w:rPr>
-          <w:lang w:val="en-US"/>
-        </w:rPr>
-        <w:tab/>
-      </w:r>
-      <w:r>
-        <w:rPr>
-          <w:lang w:val="en-US"/>
-        </w:rPr>
-        <w:tab/>
-        <w:t>foo = complex(3, 5)</w:t>
-      </w:r>
-    </w:p>
-    <w:p>
-      <w:pPr>
-        <w:rPr>
-          <w:rFonts w:eastAsiaTheme="minorEastAsia"/>
-          <w:lang w:val="en-US"/>
-        </w:rPr>
-      </w:pPr>
-      <w:r>
-        <w:rPr>
-          <w:lang w:val="en-US"/>
-        </w:rPr>
         <w:tab/>
       </w:r>
       <w:r>
@@ -1807,6 +3486,362 @@
 <file path=word/numbering.xml><?xml version="1.0" encoding="utf-8"?>
 <w:numbering xmlns:wpc="http://schemas.microsoft.com/office/word/2010/wordprocessingCanvas" xmlns:mc="http://schemas.openxmlformats.org/markup-compatibility/2006" xmlns:o="urn:schemas-microsoft-com:office:office" xmlns:r="http://schemas.openxmlformats.org/officeDocument/2006/relationships" xmlns:m="http://schemas.openxmlformats.org/officeDocument/2006/math" xmlns:v="urn:schemas-microsoft-com:vml" xmlns:wp14="http://schemas.microsoft.com/office/word/2010/wordprocessingDrawing" xmlns:wp="http://schemas.openxmlformats.org/drawingml/2006/wordprocessingDrawing" xmlns:w10="urn:schemas-microsoft-com:office:word" xmlns:w="http://schemas.openxmlformats.org/wordprocessingml/2006/main" xmlns:w14="http://schemas.microsoft.com/office/word/2010/wordml" xmlns:wpg="http://schemas.microsoft.com/office/word/2010/wordprocessingGroup" xmlns:wpi="http://schemas.microsoft.com/office/word/2010/wordprocessingInk" xmlns:wne="http://schemas.microsoft.com/office/word/2006/wordml" xmlns:wps="http://schemas.microsoft.com/office/word/2010/wordprocessingShape" mc:Ignorable="w14 wp14">
   <w:abstractNum w:abstractNumId="0">
+    <w:nsid w:val="0A62039D"/>
+    <w:multiLevelType w:val="hybridMultilevel"/>
+    <w:tmpl w:val="9BD47C66"/>
+    <w:lvl w:ilvl="0" w:tplc="55E24202">
+      <w:start w:val="1"/>
+      <w:numFmt w:val="decimal"/>
+      <w:lvlText w:val="%1."/>
+      <w:lvlJc w:val="left"/>
+      <w:pPr>
+        <w:ind w:left="1080" w:hanging="360"/>
+      </w:pPr>
+      <w:rPr>
+        <w:rFonts w:hint="default"/>
+      </w:rPr>
+    </w:lvl>
+    <w:lvl w:ilvl="1" w:tplc="042A0019" w:tentative="1">
+      <w:start w:val="1"/>
+      <w:numFmt w:val="lowerLetter"/>
+      <w:lvlText w:val="%2."/>
+      <w:lvlJc w:val="left"/>
+      <w:pPr>
+        <w:ind w:left="1800" w:hanging="360"/>
+      </w:pPr>
+    </w:lvl>
+    <w:lvl w:ilvl="2" w:tplc="042A001B" w:tentative="1">
+      <w:start w:val="1"/>
+      <w:numFmt w:val="lowerRoman"/>
+      <w:lvlText w:val="%3."/>
+      <w:lvlJc w:val="right"/>
+      <w:pPr>
+        <w:ind w:left="2520" w:hanging="180"/>
+      </w:pPr>
+    </w:lvl>
+    <w:lvl w:ilvl="3" w:tplc="042A000F" w:tentative="1">
+      <w:start w:val="1"/>
+      <w:numFmt w:val="decimal"/>
+      <w:lvlText w:val="%4."/>
+      <w:lvlJc w:val="left"/>
+      <w:pPr>
+        <w:ind w:left="3240" w:hanging="360"/>
+      </w:pPr>
+    </w:lvl>
+    <w:lvl w:ilvl="4" w:tplc="042A0019" w:tentative="1">
+      <w:start w:val="1"/>
+      <w:numFmt w:val="lowerLetter"/>
+      <w:lvlText w:val="%5."/>
+      <w:lvlJc w:val="left"/>
+      <w:pPr>
+        <w:ind w:left="3960" w:hanging="360"/>
+      </w:pPr>
+    </w:lvl>
+    <w:lvl w:ilvl="5" w:tplc="042A001B" w:tentative="1">
+      <w:start w:val="1"/>
+      <w:numFmt w:val="lowerRoman"/>
+      <w:lvlText w:val="%6."/>
+      <w:lvlJc w:val="right"/>
+      <w:pPr>
+        <w:ind w:left="4680" w:hanging="180"/>
+      </w:pPr>
+    </w:lvl>
+    <w:lvl w:ilvl="6" w:tplc="042A000F" w:tentative="1">
+      <w:start w:val="1"/>
+      <w:numFmt w:val="decimal"/>
+      <w:lvlText w:val="%7."/>
+      <w:lvlJc w:val="left"/>
+      <w:pPr>
+        <w:ind w:left="5400" w:hanging="360"/>
+      </w:pPr>
+    </w:lvl>
+    <w:lvl w:ilvl="7" w:tplc="042A0019" w:tentative="1">
+      <w:start w:val="1"/>
+      <w:numFmt w:val="lowerLetter"/>
+      <w:lvlText w:val="%8."/>
+      <w:lvlJc w:val="left"/>
+      <w:pPr>
+        <w:ind w:left="6120" w:hanging="360"/>
+      </w:pPr>
+    </w:lvl>
+    <w:lvl w:ilvl="8" w:tplc="042A001B" w:tentative="1">
+      <w:start w:val="1"/>
+      <w:numFmt w:val="lowerRoman"/>
+      <w:lvlText w:val="%9."/>
+      <w:lvlJc w:val="right"/>
+      <w:pPr>
+        <w:ind w:left="6840" w:hanging="180"/>
+      </w:pPr>
+    </w:lvl>
+  </w:abstractNum>
+  <w:abstractNum w:abstractNumId="1">
+    <w:nsid w:val="0CF256C1"/>
+    <w:multiLevelType w:val="hybridMultilevel"/>
+    <w:tmpl w:val="AC527B64"/>
+    <w:lvl w:ilvl="0" w:tplc="A82AD44A">
+      <w:start w:val="1"/>
+      <w:numFmt w:val="decimal"/>
+      <w:lvlText w:val="%1."/>
+      <w:lvlJc w:val="left"/>
+      <w:pPr>
+        <w:ind w:left="1080" w:hanging="360"/>
+      </w:pPr>
+      <w:rPr>
+        <w:rFonts w:hint="default"/>
+      </w:rPr>
+    </w:lvl>
+    <w:lvl w:ilvl="1" w:tplc="042A0019" w:tentative="1">
+      <w:start w:val="1"/>
+      <w:numFmt w:val="lowerLetter"/>
+      <w:lvlText w:val="%2."/>
+      <w:lvlJc w:val="left"/>
+      <w:pPr>
+        <w:ind w:left="1800" w:hanging="360"/>
+      </w:pPr>
+    </w:lvl>
+    <w:lvl w:ilvl="2" w:tplc="042A001B" w:tentative="1">
+      <w:start w:val="1"/>
+      <w:numFmt w:val="lowerRoman"/>
+      <w:lvlText w:val="%3."/>
+      <w:lvlJc w:val="right"/>
+      <w:pPr>
+        <w:ind w:left="2520" w:hanging="180"/>
+      </w:pPr>
+    </w:lvl>
+    <w:lvl w:ilvl="3" w:tplc="042A000F" w:tentative="1">
+      <w:start w:val="1"/>
+      <w:numFmt w:val="decimal"/>
+      <w:lvlText w:val="%4."/>
+      <w:lvlJc w:val="left"/>
+      <w:pPr>
+        <w:ind w:left="3240" w:hanging="360"/>
+      </w:pPr>
+    </w:lvl>
+    <w:lvl w:ilvl="4" w:tplc="042A0019" w:tentative="1">
+      <w:start w:val="1"/>
+      <w:numFmt w:val="lowerLetter"/>
+      <w:lvlText w:val="%5."/>
+      <w:lvlJc w:val="left"/>
+      <w:pPr>
+        <w:ind w:left="3960" w:hanging="360"/>
+      </w:pPr>
+    </w:lvl>
+    <w:lvl w:ilvl="5" w:tplc="042A001B" w:tentative="1">
+      <w:start w:val="1"/>
+      <w:numFmt w:val="lowerRoman"/>
+      <w:lvlText w:val="%6."/>
+      <w:lvlJc w:val="right"/>
+      <w:pPr>
+        <w:ind w:left="4680" w:hanging="180"/>
+      </w:pPr>
+    </w:lvl>
+    <w:lvl w:ilvl="6" w:tplc="042A000F" w:tentative="1">
+      <w:start w:val="1"/>
+      <w:numFmt w:val="decimal"/>
+      <w:lvlText w:val="%7."/>
+      <w:lvlJc w:val="left"/>
+      <w:pPr>
+        <w:ind w:left="5400" w:hanging="360"/>
+      </w:pPr>
+    </w:lvl>
+    <w:lvl w:ilvl="7" w:tplc="042A0019" w:tentative="1">
+      <w:start w:val="1"/>
+      <w:numFmt w:val="lowerLetter"/>
+      <w:lvlText w:val="%8."/>
+      <w:lvlJc w:val="left"/>
+      <w:pPr>
+        <w:ind w:left="6120" w:hanging="360"/>
+      </w:pPr>
+    </w:lvl>
+    <w:lvl w:ilvl="8" w:tplc="042A001B" w:tentative="1">
+      <w:start w:val="1"/>
+      <w:numFmt w:val="lowerRoman"/>
+      <w:lvlText w:val="%9."/>
+      <w:lvlJc w:val="right"/>
+      <w:pPr>
+        <w:ind w:left="6840" w:hanging="180"/>
+      </w:pPr>
+    </w:lvl>
+  </w:abstractNum>
+  <w:abstractNum w:abstractNumId="2">
+    <w:nsid w:val="28D5218B"/>
+    <w:multiLevelType w:val="hybridMultilevel"/>
+    <w:tmpl w:val="CCC64DD0"/>
+    <w:lvl w:ilvl="0" w:tplc="CFBA95F8">
+      <w:start w:val="1"/>
+      <w:numFmt w:val="decimal"/>
+      <w:lvlText w:val="%1."/>
+      <w:lvlJc w:val="left"/>
+      <w:pPr>
+        <w:ind w:left="1080" w:hanging="360"/>
+      </w:pPr>
+      <w:rPr>
+        <w:rFonts w:hint="default"/>
+      </w:rPr>
+    </w:lvl>
+    <w:lvl w:ilvl="1" w:tplc="042A0019" w:tentative="1">
+      <w:start w:val="1"/>
+      <w:numFmt w:val="lowerLetter"/>
+      <w:lvlText w:val="%2."/>
+      <w:lvlJc w:val="left"/>
+      <w:pPr>
+        <w:ind w:left="1800" w:hanging="360"/>
+      </w:pPr>
+    </w:lvl>
+    <w:lvl w:ilvl="2" w:tplc="042A001B" w:tentative="1">
+      <w:start w:val="1"/>
+      <w:numFmt w:val="lowerRoman"/>
+      <w:lvlText w:val="%3."/>
+      <w:lvlJc w:val="right"/>
+      <w:pPr>
+        <w:ind w:left="2520" w:hanging="180"/>
+      </w:pPr>
+    </w:lvl>
+    <w:lvl w:ilvl="3" w:tplc="042A000F" w:tentative="1">
+      <w:start w:val="1"/>
+      <w:numFmt w:val="decimal"/>
+      <w:lvlText w:val="%4."/>
+      <w:lvlJc w:val="left"/>
+      <w:pPr>
+        <w:ind w:left="3240" w:hanging="360"/>
+      </w:pPr>
+    </w:lvl>
+    <w:lvl w:ilvl="4" w:tplc="042A0019" w:tentative="1">
+      <w:start w:val="1"/>
+      <w:numFmt w:val="lowerLetter"/>
+      <w:lvlText w:val="%5."/>
+      <w:lvlJc w:val="left"/>
+      <w:pPr>
+        <w:ind w:left="3960" w:hanging="360"/>
+      </w:pPr>
+    </w:lvl>
+    <w:lvl w:ilvl="5" w:tplc="042A001B" w:tentative="1">
+      <w:start w:val="1"/>
+      <w:numFmt w:val="lowerRoman"/>
+      <w:lvlText w:val="%6."/>
+      <w:lvlJc w:val="right"/>
+      <w:pPr>
+        <w:ind w:left="4680" w:hanging="180"/>
+      </w:pPr>
+    </w:lvl>
+    <w:lvl w:ilvl="6" w:tplc="042A000F" w:tentative="1">
+      <w:start w:val="1"/>
+      <w:numFmt w:val="decimal"/>
+      <w:lvlText w:val="%7."/>
+      <w:lvlJc w:val="left"/>
+      <w:pPr>
+        <w:ind w:left="5400" w:hanging="360"/>
+      </w:pPr>
+    </w:lvl>
+    <w:lvl w:ilvl="7" w:tplc="042A0019" w:tentative="1">
+      <w:start w:val="1"/>
+      <w:numFmt w:val="lowerLetter"/>
+      <w:lvlText w:val="%8."/>
+      <w:lvlJc w:val="left"/>
+      <w:pPr>
+        <w:ind w:left="6120" w:hanging="360"/>
+      </w:pPr>
+    </w:lvl>
+    <w:lvl w:ilvl="8" w:tplc="042A001B" w:tentative="1">
+      <w:start w:val="1"/>
+      <w:numFmt w:val="lowerRoman"/>
+      <w:lvlText w:val="%9."/>
+      <w:lvlJc w:val="right"/>
+      <w:pPr>
+        <w:ind w:left="6840" w:hanging="180"/>
+      </w:pPr>
+    </w:lvl>
+  </w:abstractNum>
+  <w:abstractNum w:abstractNumId="3">
+    <w:nsid w:val="40280FAA"/>
+    <w:multiLevelType w:val="hybridMultilevel"/>
+    <w:tmpl w:val="2D4ADF4A"/>
+    <w:lvl w:ilvl="0" w:tplc="FEBE4616">
+      <w:start w:val="1"/>
+      <w:numFmt w:val="decimal"/>
+      <w:lvlText w:val="%1."/>
+      <w:lvlJc w:val="left"/>
+      <w:pPr>
+        <w:ind w:left="1080" w:hanging="360"/>
+      </w:pPr>
+      <w:rPr>
+        <w:rFonts w:hint="default"/>
+      </w:rPr>
+    </w:lvl>
+    <w:lvl w:ilvl="1" w:tplc="042A0019" w:tentative="1">
+      <w:start w:val="1"/>
+      <w:numFmt w:val="lowerLetter"/>
+      <w:lvlText w:val="%2."/>
+      <w:lvlJc w:val="left"/>
+      <w:pPr>
+        <w:ind w:left="1800" w:hanging="360"/>
+      </w:pPr>
+    </w:lvl>
+    <w:lvl w:ilvl="2" w:tplc="042A001B" w:tentative="1">
+      <w:start w:val="1"/>
+      <w:numFmt w:val="lowerRoman"/>
+      <w:lvlText w:val="%3."/>
+      <w:lvlJc w:val="right"/>
+      <w:pPr>
+        <w:ind w:left="2520" w:hanging="180"/>
+      </w:pPr>
+    </w:lvl>
+    <w:lvl w:ilvl="3" w:tplc="042A000F" w:tentative="1">
+      <w:start w:val="1"/>
+      <w:numFmt w:val="decimal"/>
+      <w:lvlText w:val="%4."/>
+      <w:lvlJc w:val="left"/>
+      <w:pPr>
+        <w:ind w:left="3240" w:hanging="360"/>
+      </w:pPr>
+    </w:lvl>
+    <w:lvl w:ilvl="4" w:tplc="042A0019" w:tentative="1">
+      <w:start w:val="1"/>
+      <w:numFmt w:val="lowerLetter"/>
+      <w:lvlText w:val="%5."/>
+      <w:lvlJc w:val="left"/>
+      <w:pPr>
+        <w:ind w:left="3960" w:hanging="360"/>
+      </w:pPr>
+    </w:lvl>
+    <w:lvl w:ilvl="5" w:tplc="042A001B" w:tentative="1">
+      <w:start w:val="1"/>
+      <w:numFmt w:val="lowerRoman"/>
+      <w:lvlText w:val="%6."/>
+      <w:lvlJc w:val="right"/>
+      <w:pPr>
+        <w:ind w:left="4680" w:hanging="180"/>
+      </w:pPr>
+    </w:lvl>
+    <w:lvl w:ilvl="6" w:tplc="042A000F" w:tentative="1">
+      <w:start w:val="1"/>
+      <w:numFmt w:val="decimal"/>
+      <w:lvlText w:val="%7."/>
+      <w:lvlJc w:val="left"/>
+      <w:pPr>
+        <w:ind w:left="5400" w:hanging="360"/>
+      </w:pPr>
+    </w:lvl>
+    <w:lvl w:ilvl="7" w:tplc="042A0019" w:tentative="1">
+      <w:start w:val="1"/>
+      <w:numFmt w:val="lowerLetter"/>
+      <w:lvlText w:val="%8."/>
+      <w:lvlJc w:val="left"/>
+      <w:pPr>
+        <w:ind w:left="6120" w:hanging="360"/>
+      </w:pPr>
+    </w:lvl>
+    <w:lvl w:ilvl="8" w:tplc="042A001B" w:tentative="1">
+      <w:start w:val="1"/>
+      <w:numFmt w:val="lowerRoman"/>
+      <w:lvlText w:val="%9."/>
+      <w:lvlJc w:val="right"/>
+      <w:pPr>
+        <w:ind w:left="6840" w:hanging="180"/>
+      </w:pPr>
+    </w:lvl>
+  </w:abstractNum>
+  <w:abstractNum w:abstractNumId="4">
     <w:nsid w:val="4E3E544E"/>
     <w:multiLevelType w:val="hybridMultilevel"/>
     <w:tmpl w:val="2B888B60"/>
@@ -1918,7 +3953,7 @@
       </w:rPr>
     </w:lvl>
   </w:abstractNum>
-  <w:abstractNum w:abstractNumId="1">
+  <w:abstractNum w:abstractNumId="5">
     <w:nsid w:val="52E97A77"/>
     <w:multiLevelType w:val="hybridMultilevel"/>
     <w:tmpl w:val="3A24F878"/>
@@ -2007,7 +4042,7 @@
       </w:pPr>
     </w:lvl>
   </w:abstractNum>
-  <w:abstractNum w:abstractNumId="2">
+  <w:abstractNum w:abstractNumId="6">
     <w:nsid w:val="73B10B2F"/>
     <w:multiLevelType w:val="hybridMultilevel"/>
     <w:tmpl w:val="A47EF800"/>
@@ -2023,7 +4058,7 @@
         <w:rFonts w:ascii="Wingdings" w:eastAsiaTheme="minorHAnsi" w:hAnsi="Wingdings" w:cstheme="minorBidi" w:hint="default"/>
       </w:rPr>
     </w:lvl>
-    <w:lvl w:ilvl="1" w:tplc="042A0003" w:tentative="1">
+    <w:lvl w:ilvl="1" w:tplc="042A0003">
       <w:start w:val="1"/>
       <w:numFmt w:val="bullet"/>
       <w:lvlText w:val="o"/>
@@ -2121,13 +4156,25 @@
     </w:lvl>
   </w:abstractNum>
   <w:num w:numId="1">
+    <w:abstractNumId w:val="4"/>
+  </w:num>
+  <w:num w:numId="2">
+    <w:abstractNumId w:val="5"/>
+  </w:num>
+  <w:num w:numId="3">
+    <w:abstractNumId w:val="6"/>
+  </w:num>
+  <w:num w:numId="4">
     <w:abstractNumId w:val="0"/>
   </w:num>
-  <w:num w:numId="2">
+  <w:num w:numId="5">
+    <w:abstractNumId w:val="2"/>
+  </w:num>
+  <w:num w:numId="6">
+    <w:abstractNumId w:val="3"/>
+  </w:num>
+  <w:num w:numId="7">
     <w:abstractNumId w:val="1"/>
-  </w:num>
-  <w:num w:numId="3">
-    <w:abstractNumId w:val="2"/>
   </w:num>
 </w:numbering>
 </file>

--- a/python.docx
+++ b/python.docx
@@ -1037,6 +1037,62 @@
         <w:rPr>
           <w:lang w:val="en-US"/>
         </w:rPr>
+        <w:t>List – Dãy:</w:t>
+      </w:r>
+    </w:p>
+    <w:p>
+      <w:pPr>
+        <w:pStyle w:val="ListParagraph"/>
+        <w:numPr>
+          <w:ilvl w:val="0"/>
+          <w:numId w:val="9"/>
+        </w:numPr>
+        <w:rPr>
+          <w:lang w:val="en-US"/>
+        </w:rPr>
+      </w:pPr>
+      <w:r>
+        <w:rPr>
+          <w:lang w:val="en-US"/>
+        </w:rPr>
+        <w:t>Cách Chèn 1 Phần Tử Vào Cuối List?</w:t>
+      </w:r>
+    </w:p>
+    <w:p>
+      <w:pPr>
+        <w:pStyle w:val="ListParagraph"/>
+        <w:numPr>
+          <w:ilvl w:val="0"/>
+          <w:numId w:val="3"/>
+        </w:numPr>
+        <w:rPr>
+          <w:lang w:val="en-US"/>
+        </w:rPr>
+      </w:pPr>
+      <w:r>
+        <w:rPr>
+          <w:lang w:val="en-US"/>
+        </w:rPr>
+        <w:t>&lt;List&gt;.append(&lt;Phần Tử&gt;)</w:t>
+      </w:r>
+    </w:p>
+    <w:p>
+      <w:pPr>
+        <w:rPr>
+          <w:lang w:val="en-US"/>
+        </w:rPr>
+      </w:pPr>
+    </w:p>
+    <w:p>
+      <w:pPr>
+        <w:rPr>
+          <w:lang w:val="en-US"/>
+        </w:rPr>
+      </w:pPr>
+      <w:r>
+        <w:rPr>
+          <w:lang w:val="en-US"/>
+        </w:rPr>
         <w:t>Set – Tập</w:t>
       </w:r>
       <w:r>
@@ -1353,7 +1409,7 @@
         <w:rPr>
           <w:lang w:val="en-US"/>
         </w:rPr>
-        <w:t>Class – Lớp:</w:t>
+        <w:t>Dictionary – Từ Điển:</w:t>
       </w:r>
     </w:p>
     <w:p>
@@ -1361,7 +1417,7 @@
         <w:pStyle w:val="ListParagraph"/>
         <w:numPr>
           <w:ilvl w:val="0"/>
-          <w:numId w:val="7"/>
+          <w:numId w:val="8"/>
         </w:numPr>
         <w:rPr>
           <w:lang w:val="en-US"/>
@@ -1371,16 +1427,8 @@
         <w:rPr>
           <w:lang w:val="en-US"/>
         </w:rPr>
-        <w:t xml:space="preserve">Tạo </w:t>
-      </w:r>
-      <w:r>
-        <w:rPr>
-          <w:lang w:val="en-US"/>
-        </w:rPr>
-        <w:t>Nhanh 1 Class?</w:t>
-      </w:r>
-      <w:bookmarkStart w:id="0" w:name="_GoBack"/>
-      <w:bookmarkEnd w:id="0"/>
+        <w:t>Dictionary Giải Thích?</w:t>
+      </w:r>
     </w:p>
     <w:p>
       <w:pPr>
@@ -1393,6 +1441,31 @@
           <w:lang w:val="en-US"/>
         </w:rPr>
       </w:pPr>
+      <w:r>
+        <w:rPr>
+          <w:lang w:val="en-US"/>
+        </w:rPr>
+        <w:t>Giống như từ điển bình thường, bạn tra từ để tìm giải thích của nó, giống Set, nhưng mỗi phần tử gồm 2 thằng là Key và giá trị, dùng Key để truy xuất giá trị</w:t>
+      </w:r>
+    </w:p>
+    <w:p>
+      <w:pPr>
+        <w:pStyle w:val="ListParagraph"/>
+        <w:numPr>
+          <w:ilvl w:val="0"/>
+          <w:numId w:val="8"/>
+        </w:numPr>
+        <w:rPr>
+          <w:lang w:val="en-US"/>
+        </w:rPr>
+      </w:pPr>
+      <w:r>
+        <w:rPr>
+          <w:lang w:val="en-US"/>
+        </w:rPr>
+        <w:lastRenderedPageBreak/>
+        <w:t>Tạo Nhanh 1 Dictionary?</w:t>
+      </w:r>
     </w:p>
     <w:p>
       <w:pPr>
@@ -1412,31 +1485,43 @@
         <w:rPr>
           <w:lang w:val="en-US"/>
         </w:rPr>
-        <w:t xml:space="preserve">class </w:t>
-      </w:r>
-      <w:r>
-        <w:rPr>
-          <w:lang w:val="en-US"/>
-        </w:rPr>
-        <w:t>&lt;Tên Class&gt;</w:t>
-      </w:r>
-      <w:r>
-        <w:rPr>
-          <w:lang w:val="en-US"/>
-        </w:rPr>
-        <w:t>(</w:t>
-      </w:r>
-      <w:r>
-        <w:rPr>
-          <w:lang w:val="en-US"/>
-        </w:rPr>
-        <w:t>&lt;Tên Class Kế Thừa&gt;</w:t>
-      </w:r>
-      <w:r>
-        <w:rPr>
-          <w:lang w:val="en-US"/>
-        </w:rPr>
-        <w:t>):</w:t>
+        <w:t>&lt;Biến&gt; = {&lt;Các Cặp Key Và Giá Trị&gt;}</w:t>
+      </w:r>
+    </w:p>
+    <w:p>
+      <w:pPr>
+        <w:pStyle w:val="ListParagraph"/>
+        <w:numPr>
+          <w:ilvl w:val="0"/>
+          <w:numId w:val="3"/>
+        </w:numPr>
+        <w:rPr>
+          <w:lang w:val="en-US"/>
+        </w:rPr>
+      </w:pPr>
+      <w:r>
+        <w:rPr>
+          <w:lang w:val="en-US"/>
+        </w:rPr>
+        <w:t>Key có thể là bất kì kiểu dữ liệu nào ngoại trừ List</w:t>
+      </w:r>
+    </w:p>
+    <w:p>
+      <w:pPr>
+        <w:pStyle w:val="ListParagraph"/>
+        <w:numPr>
+          <w:ilvl w:val="0"/>
+          <w:numId w:val="3"/>
+        </w:numPr>
+        <w:rPr>
+          <w:lang w:val="en-US"/>
+        </w:rPr>
+      </w:pPr>
+      <w:r>
+        <w:rPr>
+          <w:lang w:val="en-US"/>
+        </w:rPr>
+        <w:t>Ví dụ</w:t>
       </w:r>
     </w:p>
     <w:p>
@@ -1457,26 +1542,82 @@
         <w:rPr>
           <w:lang w:val="en-US"/>
         </w:rPr>
-        <w:t xml:space="preserve">    </w:t>
-      </w:r>
-      <w:r>
-        <w:rPr>
-          <w:lang w:val="en-US"/>
-        </w:rPr>
-        <w:t>def __init__(self,</w:t>
-      </w:r>
-      <w:r>
-        <w:rPr>
-          <w:lang w:val="en-US"/>
-        </w:rPr>
-        <w:t xml:space="preserve"> &lt;Tham Số Khởi Tạo&gt;</w:t>
-      </w:r>
-      <w:r>
-        <w:rPr>
-          <w:lang w:val="en-US"/>
-        </w:rPr>
-        <w:t>):</w:t>
-      </w:r>
+        <w:t>foo = {“cac” : 1, 2 : “bar”, (1, 2) : [4, 5]}</w:t>
+      </w:r>
+    </w:p>
+    <w:p>
+      <w:pPr>
+        <w:pStyle w:val="ListParagraph"/>
+        <w:numPr>
+          <w:ilvl w:val="0"/>
+          <w:numId w:val="3"/>
+        </w:numPr>
+        <w:rPr>
+          <w:lang w:val="en-US"/>
+        </w:rPr>
+      </w:pPr>
+      <w:r>
+        <w:rPr>
+          <w:lang w:val="en-US"/>
+        </w:rPr>
+        <w:t>foo[(1, 2)] trả về [4, 5]</w:t>
+      </w:r>
+    </w:p>
+    <w:p>
+      <w:pPr>
+        <w:rPr>
+          <w:lang w:val="en-US"/>
+        </w:rPr>
+      </w:pPr>
+    </w:p>
+    <w:p>
+      <w:pPr>
+        <w:rPr>
+          <w:lang w:val="en-US"/>
+        </w:rPr>
+      </w:pPr>
+      <w:r>
+        <w:rPr>
+          <w:lang w:val="en-US"/>
+        </w:rPr>
+        <w:t>Class – Lớp:</w:t>
+      </w:r>
+    </w:p>
+    <w:p>
+      <w:pPr>
+        <w:pStyle w:val="ListParagraph"/>
+        <w:numPr>
+          <w:ilvl w:val="0"/>
+          <w:numId w:val="7"/>
+        </w:numPr>
+        <w:rPr>
+          <w:lang w:val="en-US"/>
+        </w:rPr>
+      </w:pPr>
+      <w:r>
+        <w:rPr>
+          <w:lang w:val="en-US"/>
+        </w:rPr>
+        <w:t xml:space="preserve">Tạo </w:t>
+      </w:r>
+      <w:r>
+        <w:rPr>
+          <w:lang w:val="en-US"/>
+        </w:rPr>
+        <w:t>Nhanh 1 Class?</w:t>
+      </w:r>
+    </w:p>
+    <w:p>
+      <w:pPr>
+        <w:pStyle w:val="ListParagraph"/>
+        <w:numPr>
+          <w:ilvl w:val="0"/>
+          <w:numId w:val="3"/>
+        </w:numPr>
+        <w:rPr>
+          <w:lang w:val="en-US"/>
+        </w:rPr>
+      </w:pPr>
     </w:p>
     <w:p>
       <w:pPr>
@@ -1496,25 +1637,31 @@
         <w:rPr>
           <w:lang w:val="en-US"/>
         </w:rPr>
-        <w:t xml:space="preserve">        </w:t>
-      </w:r>
-      <w:r>
-        <w:rPr>
-          <w:lang w:val="en-US"/>
-        </w:rPr>
-        <w:t>super().__init__(</w:t>
-      </w:r>
-      <w:r>
-        <w:rPr>
-          <w:lang w:val="en-US"/>
-        </w:rPr>
-        <w:t>&lt;Giá Trị Khởi Tạo Class Kế Thừa&gt;</w:t>
-      </w:r>
-      <w:r>
-        <w:rPr>
-          <w:lang w:val="en-US"/>
-        </w:rPr>
-        <w:t>)</w:t>
+        <w:t xml:space="preserve">class </w:t>
+      </w:r>
+      <w:r>
+        <w:rPr>
+          <w:lang w:val="en-US"/>
+        </w:rPr>
+        <w:t>&lt;Tên Class&gt;</w:t>
+      </w:r>
+      <w:r>
+        <w:rPr>
+          <w:lang w:val="en-US"/>
+        </w:rPr>
+        <w:t>(</w:t>
+      </w:r>
+      <w:r>
+        <w:rPr>
+          <w:lang w:val="en-US"/>
+        </w:rPr>
+        <w:t>&lt;Tên Class Kế Thừa&gt;</w:t>
+      </w:r>
+      <w:r>
+        <w:rPr>
+          <w:lang w:val="en-US"/>
+        </w:rPr>
+        <w:t>):</w:t>
       </w:r>
     </w:p>
     <w:p>
@@ -1535,19 +1682,13 @@
         <w:rPr>
           <w:lang w:val="en-US"/>
         </w:rPr>
-        <w:t xml:space="preserve">        </w:t>
-      </w:r>
-      <w:r>
-        <w:rPr>
-          <w:lang w:val="en-US"/>
-        </w:rPr>
-        <w:t>self.</w:t>
-      </w:r>
-      <w:r>
-        <w:rPr>
-          <w:lang w:val="en-US"/>
-        </w:rPr>
-        <w:t>&lt;Tên Thuộc Tính&gt; = &lt;Giá Trị Thuộc Tính&gt;</w:t>
+        <w:t xml:space="preserve">    </w:t>
+      </w:r>
+      <w:r>
+        <w:rPr>
+          <w:lang w:val="en-US"/>
+        </w:rPr>
+        <w:t>def __init__(self, &lt;Tham Số Khởi Tạo&gt;):</w:t>
       </w:r>
     </w:p>
     <w:p>
@@ -1564,6 +1705,18 @@
           <w:lang w:val="en-US"/>
         </w:rPr>
       </w:pPr>
+      <w:r>
+        <w:rPr>
+          <w:lang w:val="en-US"/>
+        </w:rPr>
+        <w:t xml:space="preserve">        </w:t>
+      </w:r>
+      <w:r>
+        <w:rPr>
+          <w:lang w:val="en-US"/>
+        </w:rPr>
+        <w:t>super().__init__(&lt;Giá Trị Khởi Tạo Class Kế Thừa&gt;)</w:t>
+      </w:r>
     </w:p>
     <w:p>
       <w:pPr>
@@ -1583,37 +1736,13 @@
         <w:rPr>
           <w:lang w:val="en-US"/>
         </w:rPr>
-        <w:t xml:space="preserve">    </w:t>
-      </w:r>
-      <w:r>
-        <w:rPr>
-          <w:lang w:val="en-US"/>
-        </w:rPr>
-        <w:t xml:space="preserve">def </w:t>
-      </w:r>
-      <w:r>
-        <w:rPr>
-          <w:lang w:val="en-US"/>
-        </w:rPr>
-        <w:t>&lt;Tên Hàm Trong Class&gt;</w:t>
-      </w:r>
-      <w:r>
-        <w:rPr>
-          <w:lang w:val="en-US"/>
-        </w:rPr>
-        <w:t>(self,</w:t>
-      </w:r>
-      <w:r>
-        <w:rPr>
-          <w:lang w:val="en-US"/>
-        </w:rPr>
-        <w:t xml:space="preserve"> &lt;Tham Số&gt;</w:t>
-      </w:r>
-      <w:r>
-        <w:rPr>
-          <w:lang w:val="en-US"/>
-        </w:rPr>
-        <w:t>):</w:t>
+        <w:t xml:space="preserve">        </w:t>
+      </w:r>
+      <w:r>
+        <w:rPr>
+          <w:lang w:val="en-US"/>
+        </w:rPr>
+        <w:t>self.&lt;Tên Thuộc Tính&gt; = &lt;Giá Trị Thuộc Tính&gt;</w:t>
       </w:r>
     </w:p>
     <w:p>
@@ -1630,30 +1759,6 @@
           <w:lang w:val="en-US"/>
         </w:rPr>
       </w:pPr>
-      <w:r>
-        <w:rPr>
-          <w:lang w:val="en-US"/>
-        </w:rPr>
-        <w:t xml:space="preserve">        </w:t>
-      </w:r>
-      <w:r>
-        <w:rPr>
-          <w:lang w:val="en-US"/>
-        </w:rPr>
-        <w:t xml:space="preserve">&lt;Xử Lí </w:t>
-      </w:r>
-      <w:r>
-        <w:rPr>
-          <w:lang w:val="en-US"/>
-        </w:rPr>
-        <w:t>Gì Đó Với Tham Số</w:t>
-      </w:r>
-      <w:r>
-        <w:rPr>
-          <w:lang w:val="en-US"/>
-        </w:rPr>
-        <w:t>&gt;</w:t>
-      </w:r>
     </w:p>
     <w:p>
       <w:pPr>
@@ -1673,99 +1778,13 @@
         <w:rPr>
           <w:lang w:val="en-US"/>
         </w:rPr>
-        <w:lastRenderedPageBreak/>
-        <w:t xml:space="preserve">        </w:t>
-      </w:r>
-      <w:r>
-        <w:rPr>
-          <w:lang w:val="en-US"/>
-        </w:rPr>
-        <w:t xml:space="preserve">return </w:t>
-      </w:r>
-      <w:r>
-        <w:rPr>
-          <w:lang w:val="en-US"/>
-        </w:rPr>
-        <w:t>&lt;Giá Trị G</w:t>
-      </w:r>
-      <w:r>
-        <w:rPr>
-          <w:sz w:val="24"/>
-          <w:lang w:val="en-US"/>
-        </w:rPr>
-        <w:t>ì</w:t>
-      </w:r>
-      <w:r>
-        <w:rPr>
-          <w:lang w:val="en-US"/>
-        </w:rPr>
-        <w:t xml:space="preserve"> Đó&gt;</w:t>
-      </w:r>
-    </w:p>
-    <w:p>
-      <w:pPr>
-        <w:pStyle w:val="ListParagraph"/>
-        <w:numPr>
-          <w:ilvl w:val="0"/>
-          <w:numId w:val="3"/>
-        </w:numPr>
-        <w:rPr>
-          <w:lang w:val="en-US"/>
-        </w:rPr>
-      </w:pPr>
-      <w:r>
-        <w:rPr>
-          <w:lang w:val="en-US"/>
-        </w:rPr>
-        <w:t>Hàm “__init__” sẽ được gọi khi bạn tạo 1 đối tượng mới từ Class này</w:t>
-      </w:r>
-    </w:p>
-    <w:p>
-      <w:pPr>
-        <w:pStyle w:val="ListParagraph"/>
-        <w:numPr>
-          <w:ilvl w:val="0"/>
-          <w:numId w:val="3"/>
-        </w:numPr>
-        <w:rPr>
-          <w:lang w:val="en-US"/>
-        </w:rPr>
-      </w:pPr>
-      <w:r>
-        <w:rPr>
-          <w:lang w:val="en-US"/>
-        </w:rPr>
-        <w:t>Lệnh “</w:t>
-      </w:r>
-      <w:r>
-        <w:rPr>
-          <w:lang w:val="en-US"/>
-        </w:rPr>
-        <w:t>super().__init__()</w:t>
-      </w:r>
-      <w:r>
-        <w:rPr>
-          <w:lang w:val="en-US"/>
-        </w:rPr>
-        <w:t>” dùng để khởi tạo Class kế thừa với những giá trị mình đưa vào</w:t>
-      </w:r>
-    </w:p>
-    <w:p>
-      <w:pPr>
-        <w:pStyle w:val="ListParagraph"/>
-        <w:numPr>
-          <w:ilvl w:val="0"/>
-          <w:numId w:val="3"/>
-        </w:numPr>
-        <w:rPr>
-          <w:lang w:val="en-US"/>
-        </w:rPr>
-      </w:pPr>
-      <w:r>
-        <w:rPr>
-          <w:lang w:val="en-US"/>
-        </w:rPr>
-        <w:t>Ví dụ</w:t>
+        <w:t xml:space="preserve">    </w:t>
+      </w:r>
+      <w:r>
+        <w:rPr>
+          <w:lang w:val="en-US"/>
+        </w:rPr>
+        <w:t>def &lt;Tên Hàm Trong Class&gt;(self, &lt;Tham Số&gt;):</w:t>
       </w:r>
     </w:p>
     <w:p>
@@ -1786,31 +1805,25 @@
         <w:rPr>
           <w:lang w:val="en-US"/>
         </w:rPr>
-        <w:t xml:space="preserve">class </w:t>
-      </w:r>
-      <w:r>
-        <w:rPr>
-          <w:lang w:val="en-US"/>
-        </w:rPr>
-        <w:t>foo</w:t>
-      </w:r>
-      <w:r>
-        <w:rPr>
-          <w:lang w:val="en-US"/>
-        </w:rPr>
-        <w:t>(</w:t>
-      </w:r>
-      <w:r>
-        <w:rPr>
-          <w:lang w:val="en-US"/>
-        </w:rPr>
-        <w:t>bar</w:t>
-      </w:r>
-      <w:r>
-        <w:rPr>
-          <w:lang w:val="en-US"/>
-        </w:rPr>
-        <w:t>):</w:t>
+        <w:t xml:space="preserve">        </w:t>
+      </w:r>
+      <w:r>
+        <w:rPr>
+          <w:lang w:val="en-US"/>
+        </w:rPr>
+        <w:t xml:space="preserve">&lt;Xử Lí </w:t>
+      </w:r>
+      <w:r>
+        <w:rPr>
+          <w:lang w:val="en-US"/>
+        </w:rPr>
+        <w:t>Gì Đó Với Tham Số</w:t>
+      </w:r>
+      <w:r>
+        <w:rPr>
+          <w:lang w:val="en-US"/>
+        </w:rPr>
+        <w:t>&gt;</w:t>
       </w:r>
     </w:p>
     <w:p>
@@ -1831,25 +1844,92 @@
         <w:rPr>
           <w:lang w:val="en-US"/>
         </w:rPr>
-        <w:t xml:space="preserve">    </w:t>
-      </w:r>
-      <w:r>
-        <w:rPr>
-          <w:lang w:val="en-US"/>
-        </w:rPr>
-        <w:t xml:space="preserve">def __init__(self, </w:t>
-      </w:r>
-      <w:r>
-        <w:rPr>
-          <w:lang w:val="en-US"/>
-        </w:rPr>
-        <w:t>bruh</w:t>
-      </w:r>
-      <w:r>
-        <w:rPr>
-          <w:lang w:val="en-US"/>
-        </w:rPr>
-        <w:t>):</w:t>
+        <w:t xml:space="preserve">        </w:t>
+      </w:r>
+      <w:r>
+        <w:rPr>
+          <w:lang w:val="en-US"/>
+        </w:rPr>
+        <w:t>return &lt;Giá Trị G</w:t>
+      </w:r>
+      <w:r>
+        <w:rPr>
+          <w:sz w:val="24"/>
+          <w:lang w:val="en-US"/>
+        </w:rPr>
+        <w:t>ì</w:t>
+      </w:r>
+      <w:r>
+        <w:rPr>
+          <w:lang w:val="en-US"/>
+        </w:rPr>
+        <w:t xml:space="preserve"> Đó&gt;</w:t>
+      </w:r>
+    </w:p>
+    <w:p>
+      <w:pPr>
+        <w:pStyle w:val="ListParagraph"/>
+        <w:numPr>
+          <w:ilvl w:val="0"/>
+          <w:numId w:val="3"/>
+        </w:numPr>
+        <w:rPr>
+          <w:lang w:val="en-US"/>
+        </w:rPr>
+      </w:pPr>
+      <w:r>
+        <w:rPr>
+          <w:lang w:val="en-US"/>
+        </w:rPr>
+        <w:t>Hàm “__init__” sẽ được gọi khi bạn tạo 1 đối tượng mới từ Class này</w:t>
+      </w:r>
+    </w:p>
+    <w:p>
+      <w:pPr>
+        <w:pStyle w:val="ListParagraph"/>
+        <w:numPr>
+          <w:ilvl w:val="0"/>
+          <w:numId w:val="3"/>
+        </w:numPr>
+        <w:rPr>
+          <w:lang w:val="en-US"/>
+        </w:rPr>
+      </w:pPr>
+      <w:r>
+        <w:rPr>
+          <w:lang w:val="en-US"/>
+        </w:rPr>
+        <w:t>Lệnh “</w:t>
+      </w:r>
+      <w:r>
+        <w:rPr>
+          <w:lang w:val="en-US"/>
+        </w:rPr>
+        <w:t>super().__init__()</w:t>
+      </w:r>
+      <w:r>
+        <w:rPr>
+          <w:lang w:val="en-US"/>
+        </w:rPr>
+        <w:t>” dùng để khởi tạo Class kế thừa với những giá trị mình đưa vào</w:t>
+      </w:r>
+    </w:p>
+    <w:p>
+      <w:pPr>
+        <w:pStyle w:val="ListParagraph"/>
+        <w:numPr>
+          <w:ilvl w:val="0"/>
+          <w:numId w:val="3"/>
+        </w:numPr>
+        <w:rPr>
+          <w:lang w:val="en-US"/>
+        </w:rPr>
+      </w:pPr>
+      <w:r>
+        <w:rPr>
+          <w:lang w:val="en-US"/>
+        </w:rPr>
+        <w:t>Ví dụ</w:t>
       </w:r>
     </w:p>
     <w:p>
@@ -1870,13 +1950,31 @@
         <w:rPr>
           <w:lang w:val="en-US"/>
         </w:rPr>
-        <w:t xml:space="preserve">        </w:t>
-      </w:r>
-      <w:r>
-        <w:rPr>
-          <w:lang w:val="en-US"/>
-        </w:rPr>
-        <w:t>super().__init__()</w:t>
+        <w:t xml:space="preserve">class </w:t>
+      </w:r>
+      <w:r>
+        <w:rPr>
+          <w:lang w:val="en-US"/>
+        </w:rPr>
+        <w:t>foo</w:t>
+      </w:r>
+      <w:r>
+        <w:rPr>
+          <w:lang w:val="en-US"/>
+        </w:rPr>
+        <w:t>(</w:t>
+      </w:r>
+      <w:r>
+        <w:rPr>
+          <w:lang w:val="en-US"/>
+        </w:rPr>
+        <w:t>bar</w:t>
+      </w:r>
+      <w:r>
+        <w:rPr>
+          <w:lang w:val="en-US"/>
+        </w:rPr>
+        <w:t>):</w:t>
       </w:r>
     </w:p>
     <w:p>
@@ -1897,31 +1995,25 @@
         <w:rPr>
           <w:lang w:val="en-US"/>
         </w:rPr>
-        <w:t xml:space="preserve">        </w:t>
-      </w:r>
-      <w:r>
-        <w:rPr>
-          <w:lang w:val="en-US"/>
-        </w:rPr>
-        <w:t>self.</w:t>
-      </w:r>
-      <w:r>
-        <w:rPr>
-          <w:lang w:val="en-US"/>
-        </w:rPr>
-        <w:t>dark</w:t>
-      </w:r>
-      <w:r>
-        <w:rPr>
-          <w:lang w:val="en-US"/>
-        </w:rPr>
-        <w:t xml:space="preserve"> = </w:t>
-      </w:r>
-      <w:r>
-        <w:rPr>
-          <w:lang w:val="en-US"/>
-        </w:rPr>
-        <w:t>“lmao”</w:t>
+        <w:t xml:space="preserve">    </w:t>
+      </w:r>
+      <w:r>
+        <w:rPr>
+          <w:lang w:val="en-US"/>
+        </w:rPr>
+        <w:t xml:space="preserve">def __init__(self, </w:t>
+      </w:r>
+      <w:r>
+        <w:rPr>
+          <w:lang w:val="en-US"/>
+        </w:rPr>
+        <w:t>bruh</w:t>
+      </w:r>
+      <w:r>
+        <w:rPr>
+          <w:lang w:val="en-US"/>
+        </w:rPr>
+        <w:t>):</w:t>
       </w:r>
     </w:p>
     <w:p>
@@ -1938,6 +2030,18 @@
           <w:lang w:val="en-US"/>
         </w:rPr>
       </w:pPr>
+      <w:r>
+        <w:rPr>
+          <w:lang w:val="en-US"/>
+        </w:rPr>
+        <w:t xml:space="preserve">        </w:t>
+      </w:r>
+      <w:r>
+        <w:rPr>
+          <w:lang w:val="en-US"/>
+        </w:rPr>
+        <w:t>super().__init__()</w:t>
+      </w:r>
     </w:p>
     <w:p>
       <w:pPr>
@@ -1957,37 +2061,31 @@
         <w:rPr>
           <w:lang w:val="en-US"/>
         </w:rPr>
-        <w:t xml:space="preserve">    </w:t>
-      </w:r>
-      <w:r>
-        <w:rPr>
-          <w:lang w:val="en-US"/>
-        </w:rPr>
-        <w:t xml:space="preserve">def </w:t>
-      </w:r>
-      <w:r>
-        <w:rPr>
-          <w:lang w:val="en-US"/>
-        </w:rPr>
-        <w:t>lol</w:t>
-      </w:r>
-      <w:r>
-        <w:rPr>
-          <w:lang w:val="en-US"/>
-        </w:rPr>
-        <w:t xml:space="preserve">(self, </w:t>
-      </w:r>
-      <w:r>
-        <w:rPr>
-          <w:lang w:val="en-US"/>
-        </w:rPr>
-        <w:t>shit</w:t>
-      </w:r>
-      <w:r>
-        <w:rPr>
-          <w:lang w:val="en-US"/>
-        </w:rPr>
-        <w:t>):</w:t>
+        <w:t xml:space="preserve">        </w:t>
+      </w:r>
+      <w:r>
+        <w:rPr>
+          <w:lang w:val="en-US"/>
+        </w:rPr>
+        <w:t>self.</w:t>
+      </w:r>
+      <w:r>
+        <w:rPr>
+          <w:lang w:val="en-US"/>
+        </w:rPr>
+        <w:t>dark</w:t>
+      </w:r>
+      <w:r>
+        <w:rPr>
+          <w:lang w:val="en-US"/>
+        </w:rPr>
+        <w:t xml:space="preserve"> = </w:t>
+      </w:r>
+      <w:r>
+        <w:rPr>
+          <w:lang w:val="en-US"/>
+        </w:rPr>
+        <w:t>“lmao”</w:t>
       </w:r>
     </w:p>
     <w:p>
@@ -2004,24 +2102,6 @@
           <w:lang w:val="en-US"/>
         </w:rPr>
       </w:pPr>
-      <w:r>
-        <w:rPr>
-          <w:lang w:val="en-US"/>
-        </w:rPr>
-        <w:t xml:space="preserve">        </w:t>
-      </w:r>
-      <w:r>
-        <w:rPr>
-          <w:lang w:val="en-US"/>
-        </w:rPr>
-        <w:t xml:space="preserve">return </w:t>
-      </w:r>
-      <w:r>
-        <w:rPr>
-          <w:lang w:val="en-US"/>
-        </w:rPr>
-        <w:t>shit + 1</w:t>
-      </w:r>
     </w:p>
     <w:p>
       <w:pPr>
@@ -2037,6 +2117,42 @@
           <w:lang w:val="en-US"/>
         </w:rPr>
       </w:pPr>
+      <w:r>
+        <w:rPr>
+          <w:lang w:val="en-US"/>
+        </w:rPr>
+        <w:t xml:space="preserve">    </w:t>
+      </w:r>
+      <w:r>
+        <w:rPr>
+          <w:lang w:val="en-US"/>
+        </w:rPr>
+        <w:t xml:space="preserve">def </w:t>
+      </w:r>
+      <w:r>
+        <w:rPr>
+          <w:lang w:val="en-US"/>
+        </w:rPr>
+        <w:t>lol</w:t>
+      </w:r>
+      <w:r>
+        <w:rPr>
+          <w:lang w:val="en-US"/>
+        </w:rPr>
+        <w:t xml:space="preserve">(self, </w:t>
+      </w:r>
+      <w:r>
+        <w:rPr>
+          <w:lang w:val="en-US"/>
+        </w:rPr>
+        <w:t>shit</w:t>
+      </w:r>
+      <w:r>
+        <w:rPr>
+          <w:lang w:val="en-US"/>
+        </w:rPr>
+        <w:t>):</w:t>
+      </w:r>
     </w:p>
     <w:p>
       <w:pPr>
@@ -2056,6 +2172,54 @@
         <w:rPr>
           <w:lang w:val="en-US"/>
         </w:rPr>
+        <w:t xml:space="preserve">        </w:t>
+      </w:r>
+      <w:r>
+        <w:rPr>
+          <w:lang w:val="en-US"/>
+        </w:rPr>
+        <w:t xml:space="preserve">return </w:t>
+      </w:r>
+      <w:r>
+        <w:rPr>
+          <w:lang w:val="en-US"/>
+        </w:rPr>
+        <w:t>shit + 1</w:t>
+      </w:r>
+    </w:p>
+    <w:p>
+      <w:pPr>
+        <w:pStyle w:val="ListParagraph"/>
+        <w:pBdr>
+          <w:top w:val="single" w:sz="4" w:space="1" w:color="auto"/>
+          <w:left w:val="single" w:sz="4" w:space="4" w:color="auto"/>
+          <w:bottom w:val="single" w:sz="4" w:space="1" w:color="auto"/>
+          <w:right w:val="single" w:sz="4" w:space="4" w:color="auto"/>
+        </w:pBdr>
+        <w:ind w:left="1080"/>
+        <w:rPr>
+          <w:lang w:val="en-US"/>
+        </w:rPr>
+      </w:pPr>
+    </w:p>
+    <w:p>
+      <w:pPr>
+        <w:pStyle w:val="ListParagraph"/>
+        <w:pBdr>
+          <w:top w:val="single" w:sz="4" w:space="1" w:color="auto"/>
+          <w:left w:val="single" w:sz="4" w:space="4" w:color="auto"/>
+          <w:bottom w:val="single" w:sz="4" w:space="1" w:color="auto"/>
+          <w:right w:val="single" w:sz="4" w:space="4" w:color="auto"/>
+        </w:pBdr>
+        <w:ind w:left="1080"/>
+        <w:rPr>
+          <w:lang w:val="en-US"/>
+        </w:rPr>
+      </w:pPr>
+      <w:r>
+        <w:rPr>
+          <w:lang w:val="en-US"/>
+        </w:rPr>
         <w:t>new_foo = foo(4)</w:t>
       </w:r>
     </w:p>
@@ -2076,6 +2240,64 @@
         <w:rPr>
           <w:lang w:val="en-US"/>
         </w:rPr>
+        <w:t>Trick – Mẹo:</w:t>
+      </w:r>
+    </w:p>
+    <w:p>
+      <w:pPr>
+        <w:pStyle w:val="ListParagraph"/>
+        <w:numPr>
+          <w:ilvl w:val="0"/>
+          <w:numId w:val="10"/>
+        </w:numPr>
+        <w:rPr>
+          <w:lang w:val="en-US"/>
+        </w:rPr>
+      </w:pPr>
+      <w:r>
+        <w:rPr>
+          <w:lang w:val="en-US"/>
+        </w:rPr>
+        <w:t>Đối Phó Với Vòng Lặp Mà Phải Khởi Tạo Giá Trị Bắt Đầu?</w:t>
+      </w:r>
+    </w:p>
+    <w:p>
+      <w:pPr>
+        <w:pStyle w:val="ListParagraph"/>
+        <w:numPr>
+          <w:ilvl w:val="0"/>
+          <w:numId w:val="3"/>
+        </w:numPr>
+        <w:rPr>
+          <w:lang w:val="en-US"/>
+        </w:rPr>
+      </w:pPr>
+      <w:r>
+        <w:rPr>
+          <w:lang w:val="en-US"/>
+        </w:rPr>
+        <w:t>Khởi tạo giá trị trước giá trị bắt đầu</w:t>
+      </w:r>
+    </w:p>
+    <w:p>
+      <w:pPr>
+        <w:rPr>
+          <w:lang w:val="en-US"/>
+        </w:rPr>
+      </w:pPr>
+      <w:bookmarkStart w:id="0" w:name="_GoBack"/>
+      <w:bookmarkEnd w:id="0"/>
+    </w:p>
+    <w:p>
+      <w:pPr>
+        <w:rPr>
+          <w:lang w:val="en-US"/>
+        </w:rPr>
+      </w:pPr>
+      <w:r>
+        <w:rPr>
+          <w:lang w:val="en-US"/>
+        </w:rPr>
         <w:t>Rules</w:t>
       </w:r>
     </w:p>
@@ -2129,6 +2351,7 @@
         <w:rPr>
           <w:lang w:val="en-US"/>
         </w:rPr>
+        <w:lastRenderedPageBreak/>
         <w:tab/>
         <w:t>Xor là !=</w:t>
       </w:r>
@@ -2482,6 +2705,256 @@
         <w:rPr>
           <w:lang w:val="en-US"/>
         </w:rPr>
+        <w:tab/>
+      </w:r>
+      <w:r>
+        <w:rPr>
+          <w:lang w:val="en-US"/>
+        </w:rPr>
+        <w:tab/>
+        <w:t>Ex:</w:t>
+      </w:r>
+      <w:r>
+        <w:rPr>
+          <w:lang w:val="en-US"/>
+        </w:rPr>
+        <w:t xml:space="preserve"> @classmethod </w:t>
+      </w:r>
+    </w:p>
+    <w:p>
+      <w:pPr>
+        <w:ind w:left="720" w:firstLine="720"/>
+        <w:rPr>
+          <w:lang w:val="en-US"/>
+        </w:rPr>
+      </w:pPr>
+      <w:r>
+        <w:rPr>
+          <w:lang w:val="en-US"/>
+        </w:rPr>
+        <w:t xml:space="preserve">      def foo(cls):</w:t>
+      </w:r>
+    </w:p>
+    <w:p>
+      <w:pPr>
+        <w:ind w:left="720" w:firstLine="720"/>
+        <w:rPr>
+          <w:lang w:val="en-US"/>
+        </w:rPr>
+      </w:pPr>
+      <w:r>
+        <w:rPr>
+          <w:lang w:val="en-US"/>
+        </w:rPr>
+        <w:tab/>
+      </w:r>
+      <w:r>
+        <w:rPr>
+          <w:lang w:val="en-US"/>
+        </w:rPr>
+        <w:t>return cls(1, 2)</w:t>
+      </w:r>
+    </w:p>
+    <w:p>
+      <w:pPr>
+        <w:rPr>
+          <w:lang w:val="en-US"/>
+        </w:rPr>
+      </w:pPr>
+      <w:r>
+        <w:rPr>
+          <w:lang w:val="en-US"/>
+        </w:rPr>
+        <w:tab/>
+      </w:r>
+      <w:r>
+        <w:rPr>
+          <w:lang w:val="en-US"/>
+        </w:rPr>
+        <w:t xml:space="preserve">  </w:t>
+      </w:r>
+      <w:r>
+        <w:rPr>
+          <w:lang w:val="en-US"/>
+        </w:rPr>
+        <w:tab/>
+        <w:t xml:space="preserve">      self &lt;&gt; cls, class bar, </w:t>
+      </w:r>
+      <w:r>
+        <w:rPr>
+          <w:lang w:val="en-US"/>
+        </w:rPr>
+        <w:t>cls(1, 2) &lt;=&gt; bar(1, 2)</w:t>
+      </w:r>
+    </w:p>
+    <w:p>
+      <w:pPr>
+        <w:rPr>
+          <w:lang w:val="en-US"/>
+        </w:rPr>
+      </w:pPr>
+      <w:r>
+        <w:rPr>
+          <w:lang w:val="en-US"/>
+        </w:rPr>
+        <w:tab/>
+        <w:t>self.__dict__[key] = val tạo attribute key cho obj</w:t>
+      </w:r>
+    </w:p>
+    <w:p>
+      <w:pPr>
+        <w:rPr>
+          <w:lang w:val="en-US"/>
+        </w:rPr>
+      </w:pPr>
+      <w:r>
+        <w:rPr>
+          <w:lang w:val="en-US"/>
+        </w:rPr>
+        <w:tab/>
+      </w:r>
+      <w:r>
+        <w:rPr>
+          <w:lang w:val="en-US"/>
+        </w:rPr>
+        <w:tab/>
+        <w:t>Ex: self.__dict__[‘a’] = 10 =&gt; self.a = 10</w:t>
+      </w:r>
+    </w:p>
+    <w:p>
+      <w:pPr>
+        <w:rPr>
+          <w:lang w:val="en-US"/>
+        </w:rPr>
+      </w:pPr>
+      <w:r>
+        <w:rPr>
+          <w:lang w:val="en-US"/>
+        </w:rPr>
+        <w:tab/>
+        <w:t>nonlocal key word dùng để dùng biế</w:t>
+      </w:r>
+      <w:r>
+        <w:rPr>
+          <w:lang w:val="en-US"/>
+        </w:rPr>
+        <w:t>n ngoài nested function</w:t>
+      </w:r>
+    </w:p>
+    <w:p>
+      <w:pPr>
+        <w:rPr>
+          <w:lang w:val="en-US"/>
+        </w:rPr>
+      </w:pPr>
+      <w:r>
+        <w:rPr>
+          <w:lang w:val="en-US"/>
+        </w:rPr>
+        <w:tab/>
+      </w:r>
+      <w:r>
+        <w:rPr>
+          <w:lang w:val="en-US"/>
+        </w:rPr>
+        <w:tab/>
+        <w:t>Ex: def foo():</w:t>
+      </w:r>
+    </w:p>
+    <w:p>
+      <w:pPr>
+        <w:rPr>
+          <w:lang w:val="en-US"/>
+        </w:rPr>
+      </w:pPr>
+      <w:r>
+        <w:rPr>
+          <w:lang w:val="en-US"/>
+        </w:rPr>
+        <w:tab/>
+      </w:r>
+      <w:r>
+        <w:rPr>
+          <w:lang w:val="en-US"/>
+        </w:rPr>
+        <w:tab/>
+      </w:r>
+      <w:r>
+        <w:rPr>
+          <w:lang w:val="en-US"/>
+        </w:rPr>
+        <w:tab/>
+        <w:t>a = 2</w:t>
+      </w:r>
+    </w:p>
+    <w:p>
+      <w:pPr>
+        <w:ind w:left="1440" w:firstLine="720"/>
+        <w:rPr>
+          <w:lang w:val="en-US"/>
+        </w:rPr>
+      </w:pPr>
+      <w:r>
+        <w:rPr>
+          <w:lang w:val="en-US"/>
+        </w:rPr>
+        <w:t>def bar():</w:t>
+      </w:r>
+    </w:p>
+    <w:p>
+      <w:pPr>
+        <w:ind w:left="1440" w:firstLine="720"/>
+        <w:rPr>
+          <w:lang w:val="en-US"/>
+        </w:rPr>
+      </w:pPr>
+      <w:r>
+        <w:rPr>
+          <w:lang w:val="en-US"/>
+        </w:rPr>
+        <w:tab/>
+        <w:t>nonlocal a</w:t>
+      </w:r>
+    </w:p>
+    <w:p>
+      <w:pPr>
+        <w:ind w:left="1440" w:firstLine="720"/>
+        <w:rPr>
+          <w:lang w:val="en-US"/>
+        </w:rPr>
+      </w:pPr>
+      <w:r>
+        <w:rPr>
+          <w:lang w:val="en-US"/>
+        </w:rPr>
+        <w:tab/>
+        <w:t>a += 1</w:t>
+      </w:r>
+    </w:p>
+    <w:p>
+      <w:pPr>
+        <w:ind w:left="1440" w:firstLine="720"/>
+        <w:rPr>
+          <w:lang w:val="en-US"/>
+        </w:rPr>
+      </w:pPr>
+      <w:r>
+        <w:rPr>
+          <w:lang w:val="en-US"/>
+        </w:rPr>
+        <w:t>print(a)</w:t>
+      </w:r>
+    </w:p>
+    <w:p>
+      <w:pPr>
+        <w:rPr>
+          <w:lang w:val="en-US"/>
+        </w:rPr>
+      </w:pPr>
+      <w:r>
+        <w:rPr>
+          <w:lang w:val="en-US"/>
+        </w:rPr>
         <w:lastRenderedPageBreak/>
         <w:tab/>
       </w:r>
@@ -2490,454 +2963,204 @@
           <w:lang w:val="en-US"/>
         </w:rPr>
         <w:tab/>
+        <w:t xml:space="preserve">     foo() =&gt; 3</w:t>
+      </w:r>
+    </w:p>
+    <w:p>
+      <w:pPr>
+        <w:rPr>
+          <w:lang w:val="en-US"/>
+        </w:rPr>
+      </w:pPr>
+      <w:r>
+        <w:rPr>
+          <w:lang w:val="en-US"/>
+        </w:rPr>
+        <w:t>Hasattr(obj, attr_name): check xem obj có attr không:</w:t>
+      </w:r>
+    </w:p>
+    <w:p>
+      <w:pPr>
+        <w:rPr>
+          <w:lang w:val="en-US"/>
+        </w:rPr>
+      </w:pPr>
+      <w:r>
+        <w:rPr>
+          <w:lang w:val="en-US"/>
+        </w:rPr>
+        <w:tab/>
+        <w:t>Ex: hasattr(a, ‘b’) = False</w:t>
+      </w:r>
+    </w:p>
+    <w:p>
+      <w:pPr>
+        <w:rPr>
+          <w:lang w:val="en-US"/>
+        </w:rPr>
+      </w:pPr>
+      <w:r>
+        <w:rPr>
+          <w:lang w:val="en-US"/>
+        </w:rPr>
+        <w:t xml:space="preserve">Isinstance(var, type): check type: </w:t>
+      </w:r>
+    </w:p>
+    <w:p>
+      <w:pPr>
+        <w:ind w:firstLine="720"/>
+        <w:rPr>
+          <w:lang w:val="en-US"/>
+        </w:rPr>
+      </w:pPr>
+      <w:r>
+        <w:rPr>
+          <w:lang w:val="en-US"/>
+        </w:rPr>
+        <w:t>Ex: isinstance((1, 2), tuple) = True</w:t>
+      </w:r>
+    </w:p>
+    <w:p>
+      <w:pPr>
+        <w:rPr>
+          <w:lang w:val="en-US"/>
+        </w:rPr>
+      </w:pPr>
+      <w:r>
+        <w:rPr>
+          <w:lang w:val="en-US"/>
+        </w:rPr>
+        <w:t>Round(var, ndigits): làm tròn mấy số thập phân</w:t>
+      </w:r>
+    </w:p>
+    <w:p>
+      <w:pPr>
+        <w:rPr>
+          <w:lang w:val="en-US"/>
+        </w:rPr>
+      </w:pPr>
+      <w:r>
+        <w:rPr>
+          <w:lang w:val="en-US"/>
+        </w:rPr>
+        <w:tab/>
+        <w:t xml:space="preserve">Ex: round(4.542, 2) = </w:t>
+      </w:r>
+      <w:r>
+        <w:rPr>
+          <w:lang w:val="en-US"/>
+        </w:rPr>
+        <w:t>4.54</w:t>
+      </w:r>
+    </w:p>
+    <w:p>
+      <w:pPr>
+        <w:rPr>
+          <w:lang w:val="en-US"/>
+        </w:rPr>
+      </w:pPr>
+      <w:r>
+        <w:rPr>
+          <w:lang w:val="en-US"/>
+        </w:rPr>
+        <w:t>complex(Real, Imagine):</w:t>
+      </w:r>
+    </w:p>
+    <w:p>
+      <w:pPr>
+        <w:rPr>
+          <w:lang w:val="en-US"/>
+        </w:rPr>
+      </w:pPr>
+      <w:r>
+        <w:rPr>
+          <w:lang w:val="en-US"/>
+        </w:rPr>
+        <w:tab/>
+        <w:t>Usage:</w:t>
+      </w:r>
+    </w:p>
+    <w:p>
+      <w:pPr>
+        <w:ind w:left="720" w:firstLine="720"/>
+        <w:rPr>
+          <w:lang w:val="en-US"/>
+        </w:rPr>
+      </w:pPr>
+      <w:r>
+        <w:rPr>
+          <w:lang w:val="en-US"/>
+        </w:rPr>
+        <w:t>Trả về Complex Number Object</w:t>
+      </w:r>
+    </w:p>
+    <w:p>
+      <w:pPr>
+        <w:rPr>
+          <w:lang w:val="en-US"/>
+        </w:rPr>
+      </w:pPr>
+      <w:r>
+        <w:rPr>
+          <w:lang w:val="en-US"/>
+        </w:rPr>
+        <w:tab/>
+        <w:t>Attribute:</w:t>
+      </w:r>
+    </w:p>
+    <w:p>
+      <w:pPr>
+        <w:rPr>
+          <w:lang w:val="en-US"/>
+        </w:rPr>
+      </w:pPr>
+      <w:r>
+        <w:rPr>
+          <w:lang w:val="en-US"/>
+        </w:rPr>
+        <w:tab/>
+      </w:r>
+      <w:r>
+        <w:rPr>
+          <w:lang w:val="en-US"/>
+        </w:rPr>
+        <w:tab/>
+        <w:t>real: Trả về phần thực</w:t>
+      </w:r>
+    </w:p>
+    <w:p>
+      <w:pPr>
+        <w:rPr>
+          <w:lang w:val="en-US"/>
+        </w:rPr>
+      </w:pPr>
+      <w:r>
+        <w:rPr>
+          <w:lang w:val="en-US"/>
+        </w:rPr>
+        <w:tab/>
+      </w:r>
+      <w:r>
+        <w:rPr>
+          <w:lang w:val="en-US"/>
+        </w:rPr>
+        <w:tab/>
+        <w:t>imag: Trả về phần ảo</w:t>
+      </w:r>
+    </w:p>
+    <w:p>
+      <w:pPr>
+        <w:rPr>
+          <w:lang w:val="en-US"/>
+        </w:rPr>
+      </w:pPr>
+      <w:r>
+        <w:rPr>
+          <w:lang w:val="en-US"/>
+        </w:rPr>
+        <w:tab/>
         <w:t>Ex:</w:t>
       </w:r>
-      <w:r>
-        <w:rPr>
-          <w:lang w:val="en-US"/>
-        </w:rPr>
-        <w:t xml:space="preserve"> @classmethod </w:t>
-      </w:r>
-    </w:p>
-    <w:p>
-      <w:pPr>
-        <w:ind w:left="720" w:firstLine="720"/>
-        <w:rPr>
-          <w:lang w:val="en-US"/>
-        </w:rPr>
-      </w:pPr>
-      <w:r>
-        <w:rPr>
-          <w:lang w:val="en-US"/>
-        </w:rPr>
-        <w:t xml:space="preserve">      def foo(cls):</w:t>
-      </w:r>
-    </w:p>
-    <w:p>
-      <w:pPr>
-        <w:ind w:left="720" w:firstLine="720"/>
-        <w:rPr>
-          <w:lang w:val="en-US"/>
-        </w:rPr>
-      </w:pPr>
-      <w:r>
-        <w:rPr>
-          <w:lang w:val="en-US"/>
-        </w:rPr>
-        <w:tab/>
-      </w:r>
-      <w:r>
-        <w:rPr>
-          <w:lang w:val="en-US"/>
-        </w:rPr>
-        <w:t>return cls(1, 2)</w:t>
-      </w:r>
-    </w:p>
-    <w:p>
-      <w:pPr>
-        <w:rPr>
-          <w:lang w:val="en-US"/>
-        </w:rPr>
-      </w:pPr>
-      <w:r>
-        <w:rPr>
-          <w:lang w:val="en-US"/>
-        </w:rPr>
-        <w:tab/>
-      </w:r>
-      <w:r>
-        <w:rPr>
-          <w:lang w:val="en-US"/>
-        </w:rPr>
-        <w:t xml:space="preserve">  </w:t>
-      </w:r>
-      <w:r>
-        <w:rPr>
-          <w:lang w:val="en-US"/>
-        </w:rPr>
-        <w:tab/>
-        <w:t xml:space="preserve">      self &lt;&gt; cls, class bar, </w:t>
-      </w:r>
-      <w:r>
-        <w:rPr>
-          <w:lang w:val="en-US"/>
-        </w:rPr>
-        <w:t>cls(1, 2) &lt;=&gt; bar(1, 2)</w:t>
-      </w:r>
-    </w:p>
-    <w:p>
-      <w:pPr>
-        <w:rPr>
-          <w:lang w:val="en-US"/>
-        </w:rPr>
-      </w:pPr>
-      <w:r>
-        <w:rPr>
-          <w:lang w:val="en-US"/>
-        </w:rPr>
-        <w:tab/>
-        <w:t>self.__dict__[key] = val tạo attribute key cho obj</w:t>
-      </w:r>
-    </w:p>
-    <w:p>
-      <w:pPr>
-        <w:rPr>
-          <w:lang w:val="en-US"/>
-        </w:rPr>
-      </w:pPr>
-      <w:r>
-        <w:rPr>
-          <w:lang w:val="en-US"/>
-        </w:rPr>
-        <w:tab/>
-      </w:r>
-      <w:r>
-        <w:rPr>
-          <w:lang w:val="en-US"/>
-        </w:rPr>
-        <w:tab/>
-        <w:t>Ex: self.__dict__[‘a’] = 10 =&gt; self.a = 10</w:t>
-      </w:r>
-    </w:p>
-    <w:p>
-      <w:pPr>
-        <w:rPr>
-          <w:lang w:val="en-US"/>
-        </w:rPr>
-      </w:pPr>
-      <w:r>
-        <w:rPr>
-          <w:lang w:val="en-US"/>
-        </w:rPr>
-        <w:tab/>
-        <w:t>nonlocal key word dùng để dùng biế</w:t>
-      </w:r>
-      <w:r>
-        <w:rPr>
-          <w:lang w:val="en-US"/>
-        </w:rPr>
-        <w:t>n ngoài nested function</w:t>
-      </w:r>
-    </w:p>
-    <w:p>
-      <w:pPr>
-        <w:rPr>
-          <w:lang w:val="en-US"/>
-        </w:rPr>
-      </w:pPr>
-      <w:r>
-        <w:rPr>
-          <w:lang w:val="en-US"/>
-        </w:rPr>
-        <w:tab/>
-      </w:r>
-      <w:r>
-        <w:rPr>
-          <w:lang w:val="en-US"/>
-        </w:rPr>
-        <w:tab/>
-        <w:t>Ex: def foo():</w:t>
-      </w:r>
-    </w:p>
-    <w:p>
-      <w:pPr>
-        <w:rPr>
-          <w:lang w:val="en-US"/>
-        </w:rPr>
-      </w:pPr>
-      <w:r>
-        <w:rPr>
-          <w:lang w:val="en-US"/>
-        </w:rPr>
-        <w:tab/>
-      </w:r>
-      <w:r>
-        <w:rPr>
-          <w:lang w:val="en-US"/>
-        </w:rPr>
-        <w:tab/>
-      </w:r>
-      <w:r>
-        <w:rPr>
-          <w:lang w:val="en-US"/>
-        </w:rPr>
-        <w:tab/>
-        <w:t>a = 2</w:t>
-      </w:r>
-    </w:p>
-    <w:p>
-      <w:pPr>
-        <w:ind w:left="1440" w:firstLine="720"/>
-        <w:rPr>
-          <w:lang w:val="en-US"/>
-        </w:rPr>
-      </w:pPr>
-      <w:r>
-        <w:rPr>
-          <w:lang w:val="en-US"/>
-        </w:rPr>
-        <w:t>def bar():</w:t>
-      </w:r>
-    </w:p>
-    <w:p>
-      <w:pPr>
-        <w:ind w:left="1440" w:firstLine="720"/>
-        <w:rPr>
-          <w:lang w:val="en-US"/>
-        </w:rPr>
-      </w:pPr>
-      <w:r>
-        <w:rPr>
-          <w:lang w:val="en-US"/>
-        </w:rPr>
-        <w:tab/>
-        <w:t>nonlocal a</w:t>
-      </w:r>
-    </w:p>
-    <w:p>
-      <w:pPr>
-        <w:ind w:left="1440" w:firstLine="720"/>
-        <w:rPr>
-          <w:lang w:val="en-US"/>
-        </w:rPr>
-      </w:pPr>
-      <w:r>
-        <w:rPr>
-          <w:lang w:val="en-US"/>
-        </w:rPr>
-        <w:tab/>
-        <w:t>a += 1</w:t>
-      </w:r>
-    </w:p>
-    <w:p>
-      <w:pPr>
-        <w:ind w:left="1440" w:firstLine="720"/>
-        <w:rPr>
-          <w:lang w:val="en-US"/>
-        </w:rPr>
-      </w:pPr>
-      <w:r>
-        <w:rPr>
-          <w:lang w:val="en-US"/>
-        </w:rPr>
-        <w:t>print(a)</w:t>
-      </w:r>
-    </w:p>
-    <w:p>
-      <w:pPr>
-        <w:rPr>
-          <w:lang w:val="en-US"/>
-        </w:rPr>
-      </w:pPr>
-      <w:r>
-        <w:rPr>
-          <w:lang w:val="en-US"/>
-        </w:rPr>
-        <w:tab/>
-      </w:r>
-      <w:r>
-        <w:rPr>
-          <w:lang w:val="en-US"/>
-        </w:rPr>
-        <w:tab/>
-        <w:t xml:space="preserve">     foo() =&gt; 3</w:t>
-      </w:r>
-    </w:p>
-    <w:p>
-      <w:pPr>
-        <w:rPr>
-          <w:lang w:val="en-US"/>
-        </w:rPr>
-      </w:pPr>
-      <w:r>
-        <w:rPr>
-          <w:lang w:val="en-US"/>
-        </w:rPr>
-        <w:t>Hasattr(obj, attr_name): check xem obj có attr không:</w:t>
-      </w:r>
-    </w:p>
-    <w:p>
-      <w:pPr>
-        <w:rPr>
-          <w:lang w:val="en-US"/>
-        </w:rPr>
-      </w:pPr>
-      <w:r>
-        <w:rPr>
-          <w:lang w:val="en-US"/>
-        </w:rPr>
-        <w:tab/>
-        <w:t>Ex: hasattr(a, ‘b’) = False</w:t>
-      </w:r>
-    </w:p>
-    <w:p>
-      <w:pPr>
-        <w:rPr>
-          <w:lang w:val="en-US"/>
-        </w:rPr>
-      </w:pPr>
-      <w:r>
-        <w:rPr>
-          <w:lang w:val="en-US"/>
-        </w:rPr>
-        <w:t xml:space="preserve">Isinstance(var, type): check type: </w:t>
-      </w:r>
-    </w:p>
-    <w:p>
-      <w:pPr>
-        <w:ind w:firstLine="720"/>
-        <w:rPr>
-          <w:lang w:val="en-US"/>
-        </w:rPr>
-      </w:pPr>
-      <w:r>
-        <w:rPr>
-          <w:lang w:val="en-US"/>
-        </w:rPr>
-        <w:t>Ex: isinstance((1, 2), tuple) = True</w:t>
-      </w:r>
-    </w:p>
-    <w:p>
-      <w:pPr>
-        <w:rPr>
-          <w:lang w:val="en-US"/>
-        </w:rPr>
-      </w:pPr>
-      <w:r>
-        <w:rPr>
-          <w:lang w:val="en-US"/>
-        </w:rPr>
-        <w:t>Round(var, ndigits): làm tròn mấy số thập phân</w:t>
-      </w:r>
-    </w:p>
-    <w:p>
-      <w:pPr>
-        <w:rPr>
-          <w:lang w:val="en-US"/>
-        </w:rPr>
-      </w:pPr>
-      <w:r>
-        <w:rPr>
-          <w:lang w:val="en-US"/>
-        </w:rPr>
-        <w:tab/>
-        <w:t xml:space="preserve">Ex: round(4.542, 2) = </w:t>
-      </w:r>
-      <w:r>
-        <w:rPr>
-          <w:lang w:val="en-US"/>
-        </w:rPr>
-        <w:t>4.54</w:t>
-      </w:r>
-    </w:p>
-    <w:p>
-      <w:pPr>
-        <w:rPr>
-          <w:lang w:val="en-US"/>
-        </w:rPr>
-      </w:pPr>
-      <w:r>
-        <w:rPr>
-          <w:lang w:val="en-US"/>
-        </w:rPr>
-        <w:t>complex(Real, Imagine):</w:t>
-      </w:r>
-    </w:p>
-    <w:p>
-      <w:pPr>
-        <w:rPr>
-          <w:lang w:val="en-US"/>
-        </w:rPr>
-      </w:pPr>
-      <w:r>
-        <w:rPr>
-          <w:lang w:val="en-US"/>
-        </w:rPr>
-        <w:tab/>
-        <w:t>Usage:</w:t>
-      </w:r>
-    </w:p>
-    <w:p>
-      <w:pPr>
-        <w:ind w:left="720" w:firstLine="720"/>
-        <w:rPr>
-          <w:lang w:val="en-US"/>
-        </w:rPr>
-      </w:pPr>
-      <w:r>
-        <w:rPr>
-          <w:lang w:val="en-US"/>
-        </w:rPr>
-        <w:t>Trả về Complex Number Object</w:t>
-      </w:r>
-    </w:p>
-    <w:p>
-      <w:pPr>
-        <w:rPr>
-          <w:lang w:val="en-US"/>
-        </w:rPr>
-      </w:pPr>
-      <w:r>
-        <w:rPr>
-          <w:lang w:val="en-US"/>
-        </w:rPr>
-        <w:tab/>
-        <w:t>Attribute:</w:t>
-      </w:r>
-    </w:p>
-    <w:p>
-      <w:pPr>
-        <w:rPr>
-          <w:lang w:val="en-US"/>
-        </w:rPr>
-      </w:pPr>
-      <w:r>
-        <w:rPr>
-          <w:lang w:val="en-US"/>
-        </w:rPr>
-        <w:tab/>
-      </w:r>
-      <w:r>
-        <w:rPr>
-          <w:lang w:val="en-US"/>
-        </w:rPr>
-        <w:tab/>
-        <w:t>real: Trả về phần thực</w:t>
-      </w:r>
-    </w:p>
-    <w:p>
-      <w:pPr>
-        <w:rPr>
-          <w:lang w:val="en-US"/>
-        </w:rPr>
-      </w:pPr>
-      <w:r>
-        <w:rPr>
-          <w:lang w:val="en-US"/>
-        </w:rPr>
-        <w:tab/>
-      </w:r>
-      <w:r>
-        <w:rPr>
-          <w:lang w:val="en-US"/>
-        </w:rPr>
-        <w:tab/>
-        <w:t>imag: Trả về phần ảo</w:t>
-      </w:r>
-    </w:p>
-    <w:p>
-      <w:pPr>
-        <w:rPr>
-          <w:lang w:val="en-US"/>
-        </w:rPr>
-      </w:pPr>
-      <w:r>
-        <w:rPr>
-          <w:lang w:val="en-US"/>
-        </w:rPr>
-        <w:tab/>
-        <w:t>Ex:</w:t>
-      </w:r>
     </w:p>
     <w:p>
       <w:pPr>
@@ -2970,7 +3193,6 @@
         <w:rPr>
           <w:lang w:val="en-US"/>
         </w:rPr>
-        <w:lastRenderedPageBreak/>
         <w:tab/>
       </w:r>
       <w:r>
@@ -3265,6 +3487,7 @@
         <w:rPr>
           <w:lang w:val="en-US"/>
         </w:rPr>
+        <w:lastRenderedPageBreak/>
         <w:tab/>
         <w:t>Tuple + List:</w:t>
       </w:r>
@@ -3753,6 +3976,95 @@
     </w:lvl>
   </w:abstractNum>
   <w:abstractNum w:abstractNumId="3">
+    <w:nsid w:val="30A31F7F"/>
+    <w:multiLevelType w:val="hybridMultilevel"/>
+    <w:tmpl w:val="9F3C3494"/>
+    <w:lvl w:ilvl="0" w:tplc="BBE263A2">
+      <w:start w:val="1"/>
+      <w:numFmt w:val="decimal"/>
+      <w:lvlText w:val="%1."/>
+      <w:lvlJc w:val="left"/>
+      <w:pPr>
+        <w:ind w:left="1080" w:hanging="360"/>
+      </w:pPr>
+      <w:rPr>
+        <w:rFonts w:hint="default"/>
+      </w:rPr>
+    </w:lvl>
+    <w:lvl w:ilvl="1" w:tplc="042A0019" w:tentative="1">
+      <w:start w:val="1"/>
+      <w:numFmt w:val="lowerLetter"/>
+      <w:lvlText w:val="%2."/>
+      <w:lvlJc w:val="left"/>
+      <w:pPr>
+        <w:ind w:left="1800" w:hanging="360"/>
+      </w:pPr>
+    </w:lvl>
+    <w:lvl w:ilvl="2" w:tplc="042A001B" w:tentative="1">
+      <w:start w:val="1"/>
+      <w:numFmt w:val="lowerRoman"/>
+      <w:lvlText w:val="%3."/>
+      <w:lvlJc w:val="right"/>
+      <w:pPr>
+        <w:ind w:left="2520" w:hanging="180"/>
+      </w:pPr>
+    </w:lvl>
+    <w:lvl w:ilvl="3" w:tplc="042A000F" w:tentative="1">
+      <w:start w:val="1"/>
+      <w:numFmt w:val="decimal"/>
+      <w:lvlText w:val="%4."/>
+      <w:lvlJc w:val="left"/>
+      <w:pPr>
+        <w:ind w:left="3240" w:hanging="360"/>
+      </w:pPr>
+    </w:lvl>
+    <w:lvl w:ilvl="4" w:tplc="042A0019" w:tentative="1">
+      <w:start w:val="1"/>
+      <w:numFmt w:val="lowerLetter"/>
+      <w:lvlText w:val="%5."/>
+      <w:lvlJc w:val="left"/>
+      <w:pPr>
+        <w:ind w:left="3960" w:hanging="360"/>
+      </w:pPr>
+    </w:lvl>
+    <w:lvl w:ilvl="5" w:tplc="042A001B" w:tentative="1">
+      <w:start w:val="1"/>
+      <w:numFmt w:val="lowerRoman"/>
+      <w:lvlText w:val="%6."/>
+      <w:lvlJc w:val="right"/>
+      <w:pPr>
+        <w:ind w:left="4680" w:hanging="180"/>
+      </w:pPr>
+    </w:lvl>
+    <w:lvl w:ilvl="6" w:tplc="042A000F" w:tentative="1">
+      <w:start w:val="1"/>
+      <w:numFmt w:val="decimal"/>
+      <w:lvlText w:val="%7."/>
+      <w:lvlJc w:val="left"/>
+      <w:pPr>
+        <w:ind w:left="5400" w:hanging="360"/>
+      </w:pPr>
+    </w:lvl>
+    <w:lvl w:ilvl="7" w:tplc="042A0019" w:tentative="1">
+      <w:start w:val="1"/>
+      <w:numFmt w:val="lowerLetter"/>
+      <w:lvlText w:val="%8."/>
+      <w:lvlJc w:val="left"/>
+      <w:pPr>
+        <w:ind w:left="6120" w:hanging="360"/>
+      </w:pPr>
+    </w:lvl>
+    <w:lvl w:ilvl="8" w:tplc="042A001B" w:tentative="1">
+      <w:start w:val="1"/>
+      <w:numFmt w:val="lowerRoman"/>
+      <w:lvlText w:val="%9."/>
+      <w:lvlJc w:val="right"/>
+      <w:pPr>
+        <w:ind w:left="6840" w:hanging="180"/>
+      </w:pPr>
+    </w:lvl>
+  </w:abstractNum>
+  <w:abstractNum w:abstractNumId="4">
     <w:nsid w:val="40280FAA"/>
     <w:multiLevelType w:val="hybridMultilevel"/>
     <w:tmpl w:val="2D4ADF4A"/>
@@ -3841,7 +4153,96 @@
       </w:pPr>
     </w:lvl>
   </w:abstractNum>
-  <w:abstractNum w:abstractNumId="4">
+  <w:abstractNum w:abstractNumId="5">
+    <w:nsid w:val="42B019CC"/>
+    <w:multiLevelType w:val="hybridMultilevel"/>
+    <w:tmpl w:val="0DB06234"/>
+    <w:lvl w:ilvl="0" w:tplc="24A42126">
+      <w:start w:val="1"/>
+      <w:numFmt w:val="decimal"/>
+      <w:lvlText w:val="%1."/>
+      <w:lvlJc w:val="left"/>
+      <w:pPr>
+        <w:ind w:left="1080" w:hanging="360"/>
+      </w:pPr>
+      <w:rPr>
+        <w:rFonts w:hint="default"/>
+      </w:rPr>
+    </w:lvl>
+    <w:lvl w:ilvl="1" w:tplc="042A0019" w:tentative="1">
+      <w:start w:val="1"/>
+      <w:numFmt w:val="lowerLetter"/>
+      <w:lvlText w:val="%2."/>
+      <w:lvlJc w:val="left"/>
+      <w:pPr>
+        <w:ind w:left="1800" w:hanging="360"/>
+      </w:pPr>
+    </w:lvl>
+    <w:lvl w:ilvl="2" w:tplc="042A001B" w:tentative="1">
+      <w:start w:val="1"/>
+      <w:numFmt w:val="lowerRoman"/>
+      <w:lvlText w:val="%3."/>
+      <w:lvlJc w:val="right"/>
+      <w:pPr>
+        <w:ind w:left="2520" w:hanging="180"/>
+      </w:pPr>
+    </w:lvl>
+    <w:lvl w:ilvl="3" w:tplc="042A000F" w:tentative="1">
+      <w:start w:val="1"/>
+      <w:numFmt w:val="decimal"/>
+      <w:lvlText w:val="%4."/>
+      <w:lvlJc w:val="left"/>
+      <w:pPr>
+        <w:ind w:left="3240" w:hanging="360"/>
+      </w:pPr>
+    </w:lvl>
+    <w:lvl w:ilvl="4" w:tplc="042A0019" w:tentative="1">
+      <w:start w:val="1"/>
+      <w:numFmt w:val="lowerLetter"/>
+      <w:lvlText w:val="%5."/>
+      <w:lvlJc w:val="left"/>
+      <w:pPr>
+        <w:ind w:left="3960" w:hanging="360"/>
+      </w:pPr>
+    </w:lvl>
+    <w:lvl w:ilvl="5" w:tplc="042A001B" w:tentative="1">
+      <w:start w:val="1"/>
+      <w:numFmt w:val="lowerRoman"/>
+      <w:lvlText w:val="%6."/>
+      <w:lvlJc w:val="right"/>
+      <w:pPr>
+        <w:ind w:left="4680" w:hanging="180"/>
+      </w:pPr>
+    </w:lvl>
+    <w:lvl w:ilvl="6" w:tplc="042A000F" w:tentative="1">
+      <w:start w:val="1"/>
+      <w:numFmt w:val="decimal"/>
+      <w:lvlText w:val="%7."/>
+      <w:lvlJc w:val="left"/>
+      <w:pPr>
+        <w:ind w:left="5400" w:hanging="360"/>
+      </w:pPr>
+    </w:lvl>
+    <w:lvl w:ilvl="7" w:tplc="042A0019" w:tentative="1">
+      <w:start w:val="1"/>
+      <w:numFmt w:val="lowerLetter"/>
+      <w:lvlText w:val="%8."/>
+      <w:lvlJc w:val="left"/>
+      <w:pPr>
+        <w:ind w:left="6120" w:hanging="360"/>
+      </w:pPr>
+    </w:lvl>
+    <w:lvl w:ilvl="8" w:tplc="042A001B" w:tentative="1">
+      <w:start w:val="1"/>
+      <w:numFmt w:val="lowerRoman"/>
+      <w:lvlText w:val="%9."/>
+      <w:lvlJc w:val="right"/>
+      <w:pPr>
+        <w:ind w:left="6840" w:hanging="180"/>
+      </w:pPr>
+    </w:lvl>
+  </w:abstractNum>
+  <w:abstractNum w:abstractNumId="6">
     <w:nsid w:val="4E3E544E"/>
     <w:multiLevelType w:val="hybridMultilevel"/>
     <w:tmpl w:val="2B888B60"/>
@@ -3953,7 +4354,7 @@
       </w:rPr>
     </w:lvl>
   </w:abstractNum>
-  <w:abstractNum w:abstractNumId="5">
+  <w:abstractNum w:abstractNumId="7">
     <w:nsid w:val="52E97A77"/>
     <w:multiLevelType w:val="hybridMultilevel"/>
     <w:tmpl w:val="3A24F878"/>
@@ -4042,7 +4443,96 @@
       </w:pPr>
     </w:lvl>
   </w:abstractNum>
-  <w:abstractNum w:abstractNumId="6">
+  <w:abstractNum w:abstractNumId="8">
+    <w:nsid w:val="5ABC2888"/>
+    <w:multiLevelType w:val="hybridMultilevel"/>
+    <w:tmpl w:val="161C7026"/>
+    <w:lvl w:ilvl="0" w:tplc="B7C20286">
+      <w:start w:val="1"/>
+      <w:numFmt w:val="decimal"/>
+      <w:lvlText w:val="%1."/>
+      <w:lvlJc w:val="left"/>
+      <w:pPr>
+        <w:ind w:left="1080" w:hanging="360"/>
+      </w:pPr>
+      <w:rPr>
+        <w:rFonts w:hint="default"/>
+      </w:rPr>
+    </w:lvl>
+    <w:lvl w:ilvl="1" w:tplc="042A0019" w:tentative="1">
+      <w:start w:val="1"/>
+      <w:numFmt w:val="lowerLetter"/>
+      <w:lvlText w:val="%2."/>
+      <w:lvlJc w:val="left"/>
+      <w:pPr>
+        <w:ind w:left="1800" w:hanging="360"/>
+      </w:pPr>
+    </w:lvl>
+    <w:lvl w:ilvl="2" w:tplc="042A001B" w:tentative="1">
+      <w:start w:val="1"/>
+      <w:numFmt w:val="lowerRoman"/>
+      <w:lvlText w:val="%3."/>
+      <w:lvlJc w:val="right"/>
+      <w:pPr>
+        <w:ind w:left="2520" w:hanging="180"/>
+      </w:pPr>
+    </w:lvl>
+    <w:lvl w:ilvl="3" w:tplc="042A000F" w:tentative="1">
+      <w:start w:val="1"/>
+      <w:numFmt w:val="decimal"/>
+      <w:lvlText w:val="%4."/>
+      <w:lvlJc w:val="left"/>
+      <w:pPr>
+        <w:ind w:left="3240" w:hanging="360"/>
+      </w:pPr>
+    </w:lvl>
+    <w:lvl w:ilvl="4" w:tplc="042A0019" w:tentative="1">
+      <w:start w:val="1"/>
+      <w:numFmt w:val="lowerLetter"/>
+      <w:lvlText w:val="%5."/>
+      <w:lvlJc w:val="left"/>
+      <w:pPr>
+        <w:ind w:left="3960" w:hanging="360"/>
+      </w:pPr>
+    </w:lvl>
+    <w:lvl w:ilvl="5" w:tplc="042A001B" w:tentative="1">
+      <w:start w:val="1"/>
+      <w:numFmt w:val="lowerRoman"/>
+      <w:lvlText w:val="%6."/>
+      <w:lvlJc w:val="right"/>
+      <w:pPr>
+        <w:ind w:left="4680" w:hanging="180"/>
+      </w:pPr>
+    </w:lvl>
+    <w:lvl w:ilvl="6" w:tplc="042A000F" w:tentative="1">
+      <w:start w:val="1"/>
+      <w:numFmt w:val="decimal"/>
+      <w:lvlText w:val="%7."/>
+      <w:lvlJc w:val="left"/>
+      <w:pPr>
+        <w:ind w:left="5400" w:hanging="360"/>
+      </w:pPr>
+    </w:lvl>
+    <w:lvl w:ilvl="7" w:tplc="042A0019" w:tentative="1">
+      <w:start w:val="1"/>
+      <w:numFmt w:val="lowerLetter"/>
+      <w:lvlText w:val="%8."/>
+      <w:lvlJc w:val="left"/>
+      <w:pPr>
+        <w:ind w:left="6120" w:hanging="360"/>
+      </w:pPr>
+    </w:lvl>
+    <w:lvl w:ilvl="8" w:tplc="042A001B" w:tentative="1">
+      <w:start w:val="1"/>
+      <w:numFmt w:val="lowerRoman"/>
+      <w:lvlText w:val="%9."/>
+      <w:lvlJc w:val="right"/>
+      <w:pPr>
+        <w:ind w:left="6840" w:hanging="180"/>
+      </w:pPr>
+    </w:lvl>
+  </w:abstractNum>
+  <w:abstractNum w:abstractNumId="9">
     <w:nsid w:val="73B10B2F"/>
     <w:multiLevelType w:val="hybridMultilevel"/>
     <w:tmpl w:val="A47EF800"/>
@@ -4156,13 +4646,13 @@
     </w:lvl>
   </w:abstractNum>
   <w:num w:numId="1">
-    <w:abstractNumId w:val="4"/>
+    <w:abstractNumId w:val="6"/>
   </w:num>
   <w:num w:numId="2">
-    <w:abstractNumId w:val="5"/>
+    <w:abstractNumId w:val="7"/>
   </w:num>
   <w:num w:numId="3">
-    <w:abstractNumId w:val="6"/>
+    <w:abstractNumId w:val="9"/>
   </w:num>
   <w:num w:numId="4">
     <w:abstractNumId w:val="0"/>
@@ -4171,10 +4661,19 @@
     <w:abstractNumId w:val="2"/>
   </w:num>
   <w:num w:numId="6">
-    <w:abstractNumId w:val="3"/>
+    <w:abstractNumId w:val="4"/>
   </w:num>
   <w:num w:numId="7">
     <w:abstractNumId w:val="1"/>
+  </w:num>
+  <w:num w:numId="8">
+    <w:abstractNumId w:val="5"/>
+  </w:num>
+  <w:num w:numId="9">
+    <w:abstractNumId w:val="8"/>
+  </w:num>
+  <w:num w:numId="10">
+    <w:abstractNumId w:val="3"/>
   </w:num>
 </w:numbering>
 </file>

--- a/python.docx
+++ b/python.docx
@@ -1022,144 +1022,20 @@
     </w:p>
     <w:p>
       <w:pPr>
-        <w:rPr>
-          <w:lang w:val="en-US"/>
-        </w:rPr>
-      </w:pPr>
-    </w:p>
-    <w:p>
-      <w:pPr>
-        <w:rPr>
-          <w:lang w:val="en-US"/>
-        </w:rPr>
-      </w:pPr>
-      <w:r>
-        <w:rPr>
-          <w:lang w:val="en-US"/>
-        </w:rPr>
-        <w:t>List – Dãy:</w:t>
-      </w:r>
-    </w:p>
-    <w:p>
-      <w:pPr>
-        <w:pStyle w:val="ListParagraph"/>
-        <w:numPr>
-          <w:ilvl w:val="0"/>
-          <w:numId w:val="9"/>
-        </w:numPr>
-        <w:rPr>
-          <w:lang w:val="en-US"/>
-        </w:rPr>
-      </w:pPr>
-      <w:r>
-        <w:rPr>
-          <w:lang w:val="en-US"/>
-        </w:rPr>
-        <w:t>Cách Chèn 1 Phần Tử Vào Cuối List?</w:t>
-      </w:r>
-    </w:p>
-    <w:p>
-      <w:pPr>
-        <w:pStyle w:val="ListParagraph"/>
-        <w:numPr>
-          <w:ilvl w:val="0"/>
-          <w:numId w:val="3"/>
-        </w:numPr>
-        <w:rPr>
-          <w:lang w:val="en-US"/>
-        </w:rPr>
-      </w:pPr>
-      <w:r>
-        <w:rPr>
-          <w:lang w:val="en-US"/>
-        </w:rPr>
-        <w:t>&lt;List&gt;.append(&lt;Phần Tử&gt;)</w:t>
-      </w:r>
-    </w:p>
-    <w:p>
-      <w:pPr>
-        <w:rPr>
-          <w:lang w:val="en-US"/>
-        </w:rPr>
-      </w:pPr>
-    </w:p>
-    <w:p>
-      <w:pPr>
-        <w:rPr>
-          <w:lang w:val="en-US"/>
-        </w:rPr>
-      </w:pPr>
-      <w:r>
-        <w:rPr>
-          <w:lang w:val="en-US"/>
-        </w:rPr>
-        <w:t>Set – Tập</w:t>
-      </w:r>
-      <w:r>
-        <w:rPr>
-          <w:lang w:val="en-US"/>
-        </w:rPr>
-        <w:t xml:space="preserve"> Hợp</w:t>
-      </w:r>
-      <w:r>
-        <w:rPr>
-          <w:lang w:val="en-US"/>
-        </w:rPr>
-        <w:t>:</w:t>
-      </w:r>
-    </w:p>
-    <w:p>
-      <w:pPr>
-        <w:pStyle w:val="ListParagraph"/>
-        <w:numPr>
-          <w:ilvl w:val="0"/>
-          <w:numId w:val="5"/>
-        </w:numPr>
-        <w:rPr>
-          <w:lang w:val="en-US"/>
-        </w:rPr>
-      </w:pPr>
-      <w:r>
-        <w:rPr>
-          <w:lang w:val="en-US"/>
-        </w:rPr>
-        <w:t>Set Giải Thích Dễ Hiểu?</w:t>
-      </w:r>
-    </w:p>
-    <w:p>
-      <w:pPr>
-        <w:pStyle w:val="ListParagraph"/>
-        <w:numPr>
-          <w:ilvl w:val="0"/>
-          <w:numId w:val="3"/>
-        </w:numPr>
-        <w:rPr>
-          <w:lang w:val="en-US"/>
-        </w:rPr>
-      </w:pPr>
-      <w:r>
-        <w:rPr>
-          <w:lang w:val="en-US"/>
-        </w:rPr>
-        <w:t>Giống như tập hợp bình thường trong toán nghĩa là không quan tâm thứ tự, mỗi phần tử là độc nhất</w:t>
-      </w:r>
-    </w:p>
-    <w:p>
-      <w:pPr>
-        <w:pStyle w:val="ListParagraph"/>
-        <w:numPr>
-          <w:ilvl w:val="0"/>
-          <w:numId w:val="5"/>
-        </w:numPr>
-        <w:rPr>
-          <w:lang w:val="en-US"/>
-        </w:rPr>
-      </w:pPr>
-      <w:r>
-        <w:rPr>
-          <w:lang w:val="en-US"/>
-        </w:rPr>
-        <w:t>Tạo Nhanh 1 Set?</w:t>
+        <w:pStyle w:val="ListParagraph"/>
+        <w:numPr>
+          <w:ilvl w:val="0"/>
+          <w:numId w:val="4"/>
+        </w:numPr>
+        <w:rPr>
+          <w:lang w:val="en-US"/>
+        </w:rPr>
+      </w:pPr>
+      <w:r>
+        <w:rPr>
+          <w:lang w:val="en-US"/>
+        </w:rPr>
+        <w:t>Cách Chuyển Đối Tượng Iterable Chứa Các Phần Tử Toàn Là Xâu Thành 1 Xâu Duy Nhất?</w:t>
       </w:r>
     </w:p>
     <w:p>
@@ -1180,7 +1056,7 @@
         <w:rPr>
           <w:lang w:val="en-US"/>
         </w:rPr>
-        <w:t>&lt;Biến&gt; = {&lt;Các giá trị&gt;}</w:t>
+        <w:t>&lt;Xâu Nối&gt; = &lt;Xâu Ngăn Cách&gt;.join(&lt;Đối Tượng Iterable Chứa Toàn Xâu&gt;)</w:t>
       </w:r>
     </w:p>
     <w:p>
@@ -1199,6 +1075,24 @@
           <w:lang w:val="en-US"/>
         </w:rPr>
         <w:t>Ví dụ</w:t>
+      </w:r>
+    </w:p>
+    <w:p>
+      <w:pPr>
+        <w:pStyle w:val="ListParagraph"/>
+        <w:numPr>
+          <w:ilvl w:val="0"/>
+          <w:numId w:val="3"/>
+        </w:numPr>
+        <w:rPr>
+          <w:lang w:val="en-US"/>
+        </w:rPr>
+      </w:pPr>
+      <w:r>
+        <w:rPr>
+          <w:lang w:val="en-US"/>
+        </w:rPr>
+        <w:t>x là [‘foo’, ‘bar’, ‘i’, ‘ stupid’]</w:t>
       </w:r>
     </w:p>
     <w:p>
@@ -1219,45 +1113,7 @@
         <w:rPr>
           <w:lang w:val="en-US"/>
         </w:rPr>
-        <w:t>foo = {1, 2, “bar”}</w:t>
-      </w:r>
-    </w:p>
-    <w:p>
-      <w:pPr>
-        <w:rPr>
-          <w:lang w:val="en-US"/>
-        </w:rPr>
-      </w:pPr>
-    </w:p>
-    <w:p>
-      <w:pPr>
-        <w:rPr>
-          <w:lang w:val="en-US"/>
-        </w:rPr>
-      </w:pPr>
-      <w:r>
-        <w:rPr>
-          <w:lang w:val="en-US"/>
-        </w:rPr>
-        <w:t>Enumerate – Liệt Kê:</w:t>
-      </w:r>
-    </w:p>
-    <w:p>
-      <w:pPr>
-        <w:pStyle w:val="ListParagraph"/>
-        <w:numPr>
-          <w:ilvl w:val="0"/>
-          <w:numId w:val="6"/>
-        </w:numPr>
-        <w:rPr>
-          <w:lang w:val="en-US"/>
-        </w:rPr>
-      </w:pPr>
-      <w:r>
-        <w:rPr>
-          <w:lang w:val="en-US"/>
-        </w:rPr>
-        <w:t>Enumerate Giải Thích Dễ Hiểu?</w:t>
+        <w:t>y = ‘shit’.join(x)</w:t>
       </w:r>
     </w:p>
     <w:p>
@@ -1275,25 +1131,81 @@
         <w:rPr>
           <w:lang w:val="en-US"/>
         </w:rPr>
-        <w:t>Giống như liệt kê bình thường, đánh số theo thứ tự 0, 1, 2, … ứng với các giá trị nào đó</w:t>
-      </w:r>
-    </w:p>
-    <w:p>
-      <w:pPr>
-        <w:pStyle w:val="ListParagraph"/>
-        <w:numPr>
-          <w:ilvl w:val="0"/>
-          <w:numId w:val="6"/>
-        </w:numPr>
-        <w:rPr>
-          <w:lang w:val="en-US"/>
-        </w:rPr>
-      </w:pPr>
-      <w:r>
-        <w:rPr>
-          <w:lang w:val="en-US"/>
-        </w:rPr>
-        <w:t>Tạo 1 Enumerate?</w:t>
+        <w:t>“y” là “fooshitbarshitishitstupid”</w:t>
+      </w:r>
+    </w:p>
+    <w:p>
+      <w:pPr>
+        <w:rPr>
+          <w:lang w:val="en-US"/>
+        </w:rPr>
+      </w:pPr>
+    </w:p>
+    <w:p>
+      <w:pPr>
+        <w:rPr>
+          <w:lang w:val="en-US"/>
+        </w:rPr>
+      </w:pPr>
+      <w:r>
+        <w:rPr>
+          <w:lang w:val="en-US"/>
+        </w:rPr>
+        <w:t>List – Dãy:</w:t>
+      </w:r>
+    </w:p>
+    <w:p>
+      <w:pPr>
+        <w:pStyle w:val="ListParagraph"/>
+        <w:numPr>
+          <w:ilvl w:val="0"/>
+          <w:numId w:val="9"/>
+        </w:numPr>
+        <w:rPr>
+          <w:lang w:val="en-US"/>
+        </w:rPr>
+      </w:pPr>
+      <w:r>
+        <w:rPr>
+          <w:lang w:val="en-US"/>
+        </w:rPr>
+        <w:t>Cách Chèn 1 Phần Tử Vào Cuối List?</w:t>
+      </w:r>
+    </w:p>
+    <w:p>
+      <w:pPr>
+        <w:pStyle w:val="ListParagraph"/>
+        <w:numPr>
+          <w:ilvl w:val="0"/>
+          <w:numId w:val="3"/>
+        </w:numPr>
+        <w:rPr>
+          <w:lang w:val="en-US"/>
+        </w:rPr>
+      </w:pPr>
+      <w:r>
+        <w:rPr>
+          <w:lang w:val="en-US"/>
+        </w:rPr>
+        <w:t>&lt;List&gt;.append(&lt;Phần Tử&gt;)</w:t>
+      </w:r>
+    </w:p>
+    <w:p>
+      <w:pPr>
+        <w:pStyle w:val="ListParagraph"/>
+        <w:numPr>
+          <w:ilvl w:val="0"/>
+          <w:numId w:val="9"/>
+        </w:numPr>
+        <w:rPr>
+          <w:lang w:val="en-US"/>
+        </w:rPr>
+      </w:pPr>
+      <w:r>
+        <w:rPr>
+          <w:lang w:val="en-US"/>
+        </w:rPr>
+        <w:t>Cách Lặp 1 Lúc Qua 2 Đối Tượng Iterable?</w:t>
       </w:r>
     </w:p>
     <w:p>
@@ -1314,43 +1226,7 @@
         <w:rPr>
           <w:lang w:val="en-US"/>
         </w:rPr>
-        <w:t>&lt;Biến&gt; = enumerate(&lt;Mảng&gt;)</w:t>
-      </w:r>
-    </w:p>
-    <w:p>
-      <w:pPr>
-        <w:pStyle w:val="ListParagraph"/>
-        <w:numPr>
-          <w:ilvl w:val="0"/>
-          <w:numId w:val="3"/>
-        </w:numPr>
-        <w:rPr>
-          <w:lang w:val="en-US"/>
-        </w:rPr>
-      </w:pPr>
-      <w:r>
-        <w:rPr>
-          <w:lang w:val="en-US"/>
-        </w:rPr>
-        <w:t>Mỗi phần tử trong &lt;Biến&gt; sẽ có 2 giá trị, đầu tiên là số thứ tự, thứ 2 là giá trị tương ứng trong mảng</w:t>
-      </w:r>
-    </w:p>
-    <w:p>
-      <w:pPr>
-        <w:pStyle w:val="ListParagraph"/>
-        <w:numPr>
-          <w:ilvl w:val="0"/>
-          <w:numId w:val="3"/>
-        </w:numPr>
-        <w:rPr>
-          <w:lang w:val="en-US"/>
-        </w:rPr>
-      </w:pPr>
-      <w:r>
-        <w:rPr>
-          <w:lang w:val="en-US"/>
-        </w:rPr>
-        <w:t>Ví dụ</w:t>
+        <w:t>For &lt;Phần Tử Của A&gt;, &lt;Phần Tử Của B&gt; in zip(&lt;A&gt;, &lt;B&gt;):</w:t>
       </w:r>
     </w:p>
     <w:p>
@@ -1371,7 +1247,45 @@
         <w:rPr>
           <w:lang w:val="en-US"/>
         </w:rPr>
-        <w:t>foo = enumerate([5, ‘a’, 4])</w:t>
+        <w:t xml:space="preserve">    &lt;Làm Gì Đó Với Phần Tử Của A Và B&gt;</w:t>
+      </w:r>
+    </w:p>
+    <w:p>
+      <w:pPr>
+        <w:pStyle w:val="ListParagraph"/>
+        <w:numPr>
+          <w:ilvl w:val="0"/>
+          <w:numId w:val="9"/>
+        </w:numPr>
+        <w:rPr>
+          <w:lang w:val="en-US"/>
+        </w:rPr>
+      </w:pPr>
+      <w:r>
+        <w:rPr>
+          <w:lang w:val="en-US"/>
+        </w:rPr>
+        <w:t xml:space="preserve">Quy </w:t>
+      </w:r>
+      <w:r>
+        <w:rPr>
+          <w:lang w:val="en-US"/>
+        </w:rPr>
+        <w:t xml:space="preserve">Tắc Tạo Đối Tượng </w:t>
+      </w:r>
+      <w:bookmarkStart w:id="0" w:name="_GoBack"/>
+      <w:bookmarkEnd w:id="0"/>
+      <w:r>
+        <w:rPr>
+          <w:lang w:val="en-US"/>
+        </w:rPr>
+        <w:t xml:space="preserve">Iterable </w:t>
+      </w:r>
+      <w:r>
+        <w:rPr>
+          <w:lang w:val="en-US"/>
+        </w:rPr>
+        <w:t>Con?</w:t>
       </w:r>
     </w:p>
     <w:p>
@@ -1389,82 +1303,7 @@
         <w:rPr>
           <w:lang w:val="en-US"/>
         </w:rPr>
-        <w:t>foo giống kiểu {0 : 5, 1 : ‘a’, 2 : 4}</w:t>
-      </w:r>
-    </w:p>
-    <w:p>
-      <w:pPr>
-        <w:rPr>
-          <w:lang w:val="en-US"/>
-        </w:rPr>
-      </w:pPr>
-    </w:p>
-    <w:p>
-      <w:pPr>
-        <w:rPr>
-          <w:lang w:val="en-US"/>
-        </w:rPr>
-      </w:pPr>
-      <w:r>
-        <w:rPr>
-          <w:lang w:val="en-US"/>
-        </w:rPr>
-        <w:t>Dictionary – Từ Điển:</w:t>
-      </w:r>
-    </w:p>
-    <w:p>
-      <w:pPr>
-        <w:pStyle w:val="ListParagraph"/>
-        <w:numPr>
-          <w:ilvl w:val="0"/>
-          <w:numId w:val="8"/>
-        </w:numPr>
-        <w:rPr>
-          <w:lang w:val="en-US"/>
-        </w:rPr>
-      </w:pPr>
-      <w:r>
-        <w:rPr>
-          <w:lang w:val="en-US"/>
-        </w:rPr>
-        <w:t>Dictionary Giải Thích?</w:t>
-      </w:r>
-    </w:p>
-    <w:p>
-      <w:pPr>
-        <w:pStyle w:val="ListParagraph"/>
-        <w:numPr>
-          <w:ilvl w:val="0"/>
-          <w:numId w:val="3"/>
-        </w:numPr>
-        <w:rPr>
-          <w:lang w:val="en-US"/>
-        </w:rPr>
-      </w:pPr>
-      <w:r>
-        <w:rPr>
-          <w:lang w:val="en-US"/>
-        </w:rPr>
-        <w:t>Giống như từ điển bình thường, bạn tra từ để tìm giải thích của nó, giống Set, nhưng mỗi phần tử gồm 2 thằng là Key và giá trị, dùng Key để truy xuất giá trị</w:t>
-      </w:r>
-    </w:p>
-    <w:p>
-      <w:pPr>
-        <w:pStyle w:val="ListParagraph"/>
-        <w:numPr>
-          <w:ilvl w:val="0"/>
-          <w:numId w:val="8"/>
-        </w:numPr>
-        <w:rPr>
-          <w:lang w:val="en-US"/>
-        </w:rPr>
-      </w:pPr>
-      <w:r>
-        <w:rPr>
-          <w:lang w:val="en-US"/>
-        </w:rPr>
-        <w:lastRenderedPageBreak/>
-        <w:t>Tạo Nhanh 1 Dictionary?</w:t>
+        <w:t>Cho A là 1 đối tượng Iterable, để trả về các phần tử có số thứ tự từ a đến b, viết</w:t>
       </w:r>
     </w:p>
     <w:p>
@@ -1485,7 +1324,57 @@
         <w:rPr>
           <w:lang w:val="en-US"/>
         </w:rPr>
-        <w:t>&lt;Biến&gt; = {&lt;Các Cặp Key Và Giá Trị&gt;}</w:t>
+        <w:t>A[a : b + 1]</w:t>
+      </w:r>
+    </w:p>
+    <w:p>
+      <w:pPr>
+        <w:rPr>
+          <w:lang w:val="en-US"/>
+        </w:rPr>
+      </w:pPr>
+    </w:p>
+    <w:p>
+      <w:pPr>
+        <w:rPr>
+          <w:lang w:val="en-US"/>
+        </w:rPr>
+      </w:pPr>
+      <w:r>
+        <w:rPr>
+          <w:lang w:val="en-US"/>
+        </w:rPr>
+        <w:t>Set – Tập</w:t>
+      </w:r>
+      <w:r>
+        <w:rPr>
+          <w:lang w:val="en-US"/>
+        </w:rPr>
+        <w:t xml:space="preserve"> Hợp</w:t>
+      </w:r>
+      <w:r>
+        <w:rPr>
+          <w:lang w:val="en-US"/>
+        </w:rPr>
+        <w:t>:</w:t>
+      </w:r>
+    </w:p>
+    <w:p>
+      <w:pPr>
+        <w:pStyle w:val="ListParagraph"/>
+        <w:numPr>
+          <w:ilvl w:val="0"/>
+          <w:numId w:val="5"/>
+        </w:numPr>
+        <w:rPr>
+          <w:lang w:val="en-US"/>
+        </w:rPr>
+      </w:pPr>
+      <w:r>
+        <w:rPr>
+          <w:lang w:val="en-US"/>
+        </w:rPr>
+        <w:t>Set Giải Thích Dễ Hiểu?</w:t>
       </w:r>
     </w:p>
     <w:p>
@@ -1503,25 +1392,25 @@
         <w:rPr>
           <w:lang w:val="en-US"/>
         </w:rPr>
-        <w:t>Key có thể là bất kì kiểu dữ liệu nào ngoại trừ List</w:t>
-      </w:r>
-    </w:p>
-    <w:p>
-      <w:pPr>
-        <w:pStyle w:val="ListParagraph"/>
-        <w:numPr>
-          <w:ilvl w:val="0"/>
-          <w:numId w:val="3"/>
-        </w:numPr>
-        <w:rPr>
-          <w:lang w:val="en-US"/>
-        </w:rPr>
-      </w:pPr>
-      <w:r>
-        <w:rPr>
-          <w:lang w:val="en-US"/>
-        </w:rPr>
-        <w:t>Ví dụ</w:t>
+        <w:t>Giống như tập hợp bình thường trong toán nghĩa là không quan tâm thứ tự, mỗi phần tử là độc nhất</w:t>
+      </w:r>
+    </w:p>
+    <w:p>
+      <w:pPr>
+        <w:pStyle w:val="ListParagraph"/>
+        <w:numPr>
+          <w:ilvl w:val="0"/>
+          <w:numId w:val="5"/>
+        </w:numPr>
+        <w:rPr>
+          <w:lang w:val="en-US"/>
+        </w:rPr>
+      </w:pPr>
+      <w:r>
+        <w:rPr>
+          <w:lang w:val="en-US"/>
+        </w:rPr>
+        <w:t>Tạo Nhanh 1 Set?</w:t>
       </w:r>
     </w:p>
     <w:p>
@@ -1542,7 +1431,7 @@
         <w:rPr>
           <w:lang w:val="en-US"/>
         </w:rPr>
-        <w:t>foo = {“cac” : 1, 2 : “bar”, (1, 2) : [4, 5]}</w:t>
+        <w:t>&lt;Biến&gt; = {&lt;Các giá trị&gt;}</w:t>
       </w:r>
     </w:p>
     <w:p>
@@ -1560,64 +1449,8 @@
         <w:rPr>
           <w:lang w:val="en-US"/>
         </w:rPr>
-        <w:t>foo[(1, 2)] trả về [4, 5]</w:t>
-      </w:r>
-    </w:p>
-    <w:p>
-      <w:pPr>
-        <w:rPr>
-          <w:lang w:val="en-US"/>
-        </w:rPr>
-      </w:pPr>
-    </w:p>
-    <w:p>
-      <w:pPr>
-        <w:rPr>
-          <w:lang w:val="en-US"/>
-        </w:rPr>
-      </w:pPr>
-      <w:r>
-        <w:rPr>
-          <w:lang w:val="en-US"/>
-        </w:rPr>
-        <w:t>Class – Lớp:</w:t>
-      </w:r>
-    </w:p>
-    <w:p>
-      <w:pPr>
-        <w:pStyle w:val="ListParagraph"/>
-        <w:numPr>
-          <w:ilvl w:val="0"/>
-          <w:numId w:val="7"/>
-        </w:numPr>
-        <w:rPr>
-          <w:lang w:val="en-US"/>
-        </w:rPr>
-      </w:pPr>
-      <w:r>
-        <w:rPr>
-          <w:lang w:val="en-US"/>
-        </w:rPr>
-        <w:t xml:space="preserve">Tạo </w:t>
-      </w:r>
-      <w:r>
-        <w:rPr>
-          <w:lang w:val="en-US"/>
-        </w:rPr>
-        <w:t>Nhanh 1 Class?</w:t>
-      </w:r>
-    </w:p>
-    <w:p>
-      <w:pPr>
-        <w:pStyle w:val="ListParagraph"/>
-        <w:numPr>
-          <w:ilvl w:val="0"/>
-          <w:numId w:val="3"/>
-        </w:numPr>
-        <w:rPr>
-          <w:lang w:val="en-US"/>
-        </w:rPr>
-      </w:pPr>
+        <w:t>Ví dụ</w:t>
+      </w:r>
     </w:p>
     <w:p>
       <w:pPr>
@@ -1637,31 +1470,81 @@
         <w:rPr>
           <w:lang w:val="en-US"/>
         </w:rPr>
-        <w:t xml:space="preserve">class </w:t>
-      </w:r>
-      <w:r>
-        <w:rPr>
-          <w:lang w:val="en-US"/>
-        </w:rPr>
-        <w:t>&lt;Tên Class&gt;</w:t>
-      </w:r>
-      <w:r>
-        <w:rPr>
-          <w:lang w:val="en-US"/>
-        </w:rPr>
-        <w:t>(</w:t>
-      </w:r>
-      <w:r>
-        <w:rPr>
-          <w:lang w:val="en-US"/>
-        </w:rPr>
-        <w:t>&lt;Tên Class Kế Thừa&gt;</w:t>
-      </w:r>
-      <w:r>
-        <w:rPr>
-          <w:lang w:val="en-US"/>
-        </w:rPr>
-        <w:t>):</w:t>
+        <w:t>foo = {1, 2, “bar”}</w:t>
+      </w:r>
+    </w:p>
+    <w:p>
+      <w:pPr>
+        <w:rPr>
+          <w:lang w:val="en-US"/>
+        </w:rPr>
+      </w:pPr>
+    </w:p>
+    <w:p>
+      <w:pPr>
+        <w:rPr>
+          <w:lang w:val="en-US"/>
+        </w:rPr>
+      </w:pPr>
+      <w:r>
+        <w:rPr>
+          <w:lang w:val="en-US"/>
+        </w:rPr>
+        <w:t>Enumerate – Liệt Kê:</w:t>
+      </w:r>
+    </w:p>
+    <w:p>
+      <w:pPr>
+        <w:pStyle w:val="ListParagraph"/>
+        <w:numPr>
+          <w:ilvl w:val="0"/>
+          <w:numId w:val="6"/>
+        </w:numPr>
+        <w:rPr>
+          <w:lang w:val="en-US"/>
+        </w:rPr>
+      </w:pPr>
+      <w:r>
+        <w:rPr>
+          <w:lang w:val="en-US"/>
+        </w:rPr>
+        <w:t>Enumerate Giải Thích Dễ Hiểu?</w:t>
+      </w:r>
+    </w:p>
+    <w:p>
+      <w:pPr>
+        <w:pStyle w:val="ListParagraph"/>
+        <w:numPr>
+          <w:ilvl w:val="0"/>
+          <w:numId w:val="3"/>
+        </w:numPr>
+        <w:rPr>
+          <w:lang w:val="en-US"/>
+        </w:rPr>
+      </w:pPr>
+      <w:r>
+        <w:rPr>
+          <w:lang w:val="en-US"/>
+        </w:rPr>
+        <w:t>Giống như liệt kê bình thường, đánh số theo thứ tự 0, 1, 2, … ứng với các giá trị nào đó</w:t>
+      </w:r>
+    </w:p>
+    <w:p>
+      <w:pPr>
+        <w:pStyle w:val="ListParagraph"/>
+        <w:numPr>
+          <w:ilvl w:val="0"/>
+          <w:numId w:val="6"/>
+        </w:numPr>
+        <w:rPr>
+          <w:lang w:val="en-US"/>
+        </w:rPr>
+      </w:pPr>
+      <w:r>
+        <w:rPr>
+          <w:lang w:val="en-US"/>
+        </w:rPr>
+        <w:t>Tạo 1 Enumerate?</w:t>
       </w:r>
     </w:p>
     <w:p>
@@ -1682,13 +1565,44 @@
         <w:rPr>
           <w:lang w:val="en-US"/>
         </w:rPr>
-        <w:t xml:space="preserve">    </w:t>
-      </w:r>
-      <w:r>
-        <w:rPr>
-          <w:lang w:val="en-US"/>
-        </w:rPr>
-        <w:t>def __init__(self, &lt;Tham Số Khởi Tạo&gt;):</w:t>
+        <w:lastRenderedPageBreak/>
+        <w:t>&lt;Biến&gt; = enumerate(&lt;Mảng&gt;)</w:t>
+      </w:r>
+    </w:p>
+    <w:p>
+      <w:pPr>
+        <w:pStyle w:val="ListParagraph"/>
+        <w:numPr>
+          <w:ilvl w:val="0"/>
+          <w:numId w:val="3"/>
+        </w:numPr>
+        <w:rPr>
+          <w:lang w:val="en-US"/>
+        </w:rPr>
+      </w:pPr>
+      <w:r>
+        <w:rPr>
+          <w:lang w:val="en-US"/>
+        </w:rPr>
+        <w:t>Mỗi phần tử trong &lt;Biến&gt; sẽ có 2 giá trị, đầu tiên là số thứ tự, thứ 2 là giá trị tương ứng trong mảng</w:t>
+      </w:r>
+    </w:p>
+    <w:p>
+      <w:pPr>
+        <w:pStyle w:val="ListParagraph"/>
+        <w:numPr>
+          <w:ilvl w:val="0"/>
+          <w:numId w:val="3"/>
+        </w:numPr>
+        <w:rPr>
+          <w:lang w:val="en-US"/>
+        </w:rPr>
+      </w:pPr>
+      <w:r>
+        <w:rPr>
+          <w:lang w:val="en-US"/>
+        </w:rPr>
+        <w:t>Ví dụ</w:t>
       </w:r>
     </w:p>
     <w:p>
@@ -1709,13 +1623,99 @@
         <w:rPr>
           <w:lang w:val="en-US"/>
         </w:rPr>
-        <w:t xml:space="preserve">        </w:t>
-      </w:r>
-      <w:r>
-        <w:rPr>
-          <w:lang w:val="en-US"/>
-        </w:rPr>
-        <w:t>super().__init__(&lt;Giá Trị Khởi Tạo Class Kế Thừa&gt;)</w:t>
+        <w:t>foo = enumerate([5, ‘a’, 4])</w:t>
+      </w:r>
+    </w:p>
+    <w:p>
+      <w:pPr>
+        <w:pStyle w:val="ListParagraph"/>
+        <w:numPr>
+          <w:ilvl w:val="0"/>
+          <w:numId w:val="3"/>
+        </w:numPr>
+        <w:rPr>
+          <w:lang w:val="en-US"/>
+        </w:rPr>
+      </w:pPr>
+      <w:r>
+        <w:rPr>
+          <w:lang w:val="en-US"/>
+        </w:rPr>
+        <w:t>foo giống kiểu {0 : 5, 1 : ‘a’, 2 : 4}</w:t>
+      </w:r>
+    </w:p>
+    <w:p>
+      <w:pPr>
+        <w:rPr>
+          <w:lang w:val="en-US"/>
+        </w:rPr>
+      </w:pPr>
+    </w:p>
+    <w:p>
+      <w:pPr>
+        <w:rPr>
+          <w:lang w:val="en-US"/>
+        </w:rPr>
+      </w:pPr>
+      <w:r>
+        <w:rPr>
+          <w:lang w:val="en-US"/>
+        </w:rPr>
+        <w:t>Dictionary – Từ Điển:</w:t>
+      </w:r>
+    </w:p>
+    <w:p>
+      <w:pPr>
+        <w:pStyle w:val="ListParagraph"/>
+        <w:numPr>
+          <w:ilvl w:val="0"/>
+          <w:numId w:val="8"/>
+        </w:numPr>
+        <w:rPr>
+          <w:lang w:val="en-US"/>
+        </w:rPr>
+      </w:pPr>
+      <w:r>
+        <w:rPr>
+          <w:lang w:val="en-US"/>
+        </w:rPr>
+        <w:t>Dictionary Giải Thích?</w:t>
+      </w:r>
+    </w:p>
+    <w:p>
+      <w:pPr>
+        <w:pStyle w:val="ListParagraph"/>
+        <w:numPr>
+          <w:ilvl w:val="0"/>
+          <w:numId w:val="3"/>
+        </w:numPr>
+        <w:rPr>
+          <w:lang w:val="en-US"/>
+        </w:rPr>
+      </w:pPr>
+      <w:r>
+        <w:rPr>
+          <w:lang w:val="en-US"/>
+        </w:rPr>
+        <w:t>Giống như từ điển bình thường, bạn tra từ để tìm giải thích của nó, giống Set, nhưng mỗi phần tử gồm 2 thằng là Key và giá trị, dùng Key để truy xuất giá trị</w:t>
+      </w:r>
+    </w:p>
+    <w:p>
+      <w:pPr>
+        <w:pStyle w:val="ListParagraph"/>
+        <w:numPr>
+          <w:ilvl w:val="0"/>
+          <w:numId w:val="8"/>
+        </w:numPr>
+        <w:rPr>
+          <w:lang w:val="en-US"/>
+        </w:rPr>
+      </w:pPr>
+      <w:r>
+        <w:rPr>
+          <w:lang w:val="en-US"/>
+        </w:rPr>
+        <w:t>Tạo Nhanh 1 Dictionary?</w:t>
       </w:r>
     </w:p>
     <w:p>
@@ -1736,13 +1736,43 @@
         <w:rPr>
           <w:lang w:val="en-US"/>
         </w:rPr>
-        <w:t xml:space="preserve">        </w:t>
-      </w:r>
-      <w:r>
-        <w:rPr>
-          <w:lang w:val="en-US"/>
-        </w:rPr>
-        <w:t>self.&lt;Tên Thuộc Tính&gt; = &lt;Giá Trị Thuộc Tính&gt;</w:t>
+        <w:t>&lt;Biến&gt; = {&lt;Các Cặp Key Và Giá Trị&gt;}</w:t>
+      </w:r>
+    </w:p>
+    <w:p>
+      <w:pPr>
+        <w:pStyle w:val="ListParagraph"/>
+        <w:numPr>
+          <w:ilvl w:val="0"/>
+          <w:numId w:val="3"/>
+        </w:numPr>
+        <w:rPr>
+          <w:lang w:val="en-US"/>
+        </w:rPr>
+      </w:pPr>
+      <w:r>
+        <w:rPr>
+          <w:lang w:val="en-US"/>
+        </w:rPr>
+        <w:t>Key có thể là bất kì kiểu dữ liệu nào ngoại trừ List</w:t>
+      </w:r>
+    </w:p>
+    <w:p>
+      <w:pPr>
+        <w:pStyle w:val="ListParagraph"/>
+        <w:numPr>
+          <w:ilvl w:val="0"/>
+          <w:numId w:val="3"/>
+        </w:numPr>
+        <w:rPr>
+          <w:lang w:val="en-US"/>
+        </w:rPr>
+      </w:pPr>
+      <w:r>
+        <w:rPr>
+          <w:lang w:val="en-US"/>
+        </w:rPr>
+        <w:t>Ví dụ</w:t>
       </w:r>
     </w:p>
     <w:p>
@@ -1759,6 +1789,66 @@
           <w:lang w:val="en-US"/>
         </w:rPr>
       </w:pPr>
+      <w:r>
+        <w:rPr>
+          <w:lang w:val="en-US"/>
+        </w:rPr>
+        <w:t>foo = {“cac” : 1, 2 : “bar”, (1, 2) : [4, 5]}</w:t>
+      </w:r>
+    </w:p>
+    <w:p>
+      <w:pPr>
+        <w:pStyle w:val="ListParagraph"/>
+        <w:numPr>
+          <w:ilvl w:val="0"/>
+          <w:numId w:val="3"/>
+        </w:numPr>
+        <w:rPr>
+          <w:lang w:val="en-US"/>
+        </w:rPr>
+      </w:pPr>
+      <w:r>
+        <w:rPr>
+          <w:lang w:val="en-US"/>
+        </w:rPr>
+        <w:t>foo[(1, 2)] trả về [4, 5]</w:t>
+      </w:r>
+    </w:p>
+    <w:p>
+      <w:pPr>
+        <w:pStyle w:val="ListParagraph"/>
+        <w:numPr>
+          <w:ilvl w:val="0"/>
+          <w:numId w:val="8"/>
+        </w:numPr>
+        <w:rPr>
+          <w:lang w:val="en-US"/>
+        </w:rPr>
+      </w:pPr>
+      <w:r>
+        <w:rPr>
+          <w:lang w:val="en-US"/>
+        </w:rPr>
+        <w:t>Chuyển Kiểu Dữ Liệu Khác Về Dictionary?</w:t>
+      </w:r>
+    </w:p>
+    <w:p>
+      <w:pPr>
+        <w:pStyle w:val="ListParagraph"/>
+        <w:numPr>
+          <w:ilvl w:val="0"/>
+          <w:numId w:val="3"/>
+        </w:numPr>
+        <w:rPr>
+          <w:lang w:val="en-US"/>
+        </w:rPr>
+      </w:pPr>
+      <w:r>
+        <w:rPr>
+          <w:lang w:val="en-US"/>
+        </w:rPr>
+        <w:t>Giả sử “foo” là 1 đối tượng Iterable, chứa các phần tử cũng Iterable, các Iterable con này đều chứa 2 phần tử, nhập lệnh sau</w:t>
+      </w:r>
     </w:p>
     <w:p>
       <w:pPr>
@@ -1778,13 +1868,43 @@
         <w:rPr>
           <w:lang w:val="en-US"/>
         </w:rPr>
-        <w:t xml:space="preserve">    </w:t>
-      </w:r>
-      <w:r>
-        <w:rPr>
-          <w:lang w:val="en-US"/>
-        </w:rPr>
-        <w:t>def &lt;Tên Hàm Trong Class&gt;(self, &lt;Tham Số&gt;):</w:t>
+        <w:t>&lt;Dictionary&gt; = dict(foo)</w:t>
+      </w:r>
+    </w:p>
+    <w:p>
+      <w:pPr>
+        <w:pStyle w:val="ListParagraph"/>
+        <w:numPr>
+          <w:ilvl w:val="0"/>
+          <w:numId w:val="3"/>
+        </w:numPr>
+        <w:rPr>
+          <w:lang w:val="en-US"/>
+        </w:rPr>
+      </w:pPr>
+      <w:r>
+        <w:rPr>
+          <w:lang w:val="en-US"/>
+        </w:rPr>
+        <w:t>&lt;Dictionary&gt; sẽ có các cặp Key và giá trị tương ứng với 2 phần tử trong các Iterable con</w:t>
+      </w:r>
+    </w:p>
+    <w:p>
+      <w:pPr>
+        <w:pStyle w:val="ListParagraph"/>
+        <w:numPr>
+          <w:ilvl w:val="0"/>
+          <w:numId w:val="3"/>
+        </w:numPr>
+        <w:rPr>
+          <w:lang w:val="en-US"/>
+        </w:rPr>
+      </w:pPr>
+      <w:r>
+        <w:rPr>
+          <w:lang w:val="en-US"/>
+        </w:rPr>
+        <w:t>Ví dụ</w:t>
       </w:r>
     </w:p>
     <w:p>
@@ -1805,25 +1925,7 @@
         <w:rPr>
           <w:lang w:val="en-US"/>
         </w:rPr>
-        <w:t xml:space="preserve">        </w:t>
-      </w:r>
-      <w:r>
-        <w:rPr>
-          <w:lang w:val="en-US"/>
-        </w:rPr>
-        <w:t xml:space="preserve">&lt;Xử Lí </w:t>
-      </w:r>
-      <w:r>
-        <w:rPr>
-          <w:lang w:val="en-US"/>
-        </w:rPr>
-        <w:t>Gì Đó Với Tham Số</w:t>
-      </w:r>
-      <w:r>
-        <w:rPr>
-          <w:lang w:val="en-US"/>
-        </w:rPr>
-        <w:t>&gt;</w:t>
+        <w:t>foo = ([1, ‘a’], (‘abc’, 5))</w:t>
       </w:r>
     </w:p>
     <w:p>
@@ -1844,26 +1946,7 @@
         <w:rPr>
           <w:lang w:val="en-US"/>
         </w:rPr>
-        <w:t xml:space="preserve">        </w:t>
-      </w:r>
-      <w:r>
-        <w:rPr>
-          <w:lang w:val="en-US"/>
-        </w:rPr>
-        <w:t>return &lt;Giá Trị G</w:t>
-      </w:r>
-      <w:r>
-        <w:rPr>
-          <w:sz w:val="24"/>
-          <w:lang w:val="en-US"/>
-        </w:rPr>
-        <w:t>ì</w:t>
-      </w:r>
-      <w:r>
-        <w:rPr>
-          <w:lang w:val="en-US"/>
-        </w:rPr>
-        <w:t xml:space="preserve"> Đó&gt;</w:t>
+        <w:t>bar = dict(foo)</w:t>
       </w:r>
     </w:p>
     <w:p>
@@ -1881,7 +1964,45 @@
         <w:rPr>
           <w:lang w:val="en-US"/>
         </w:rPr>
-        <w:t>Hàm “__init__” sẽ được gọi khi bạn tạo 1 đối tượng mới từ Class này</w:t>
+        <w:t>“bar” có giá trị là {1 : “a”, “abc” : 5}</w:t>
+      </w:r>
+    </w:p>
+    <w:p>
+      <w:pPr>
+        <w:rPr>
+          <w:lang w:val="en-US"/>
+        </w:rPr>
+      </w:pPr>
+    </w:p>
+    <w:p>
+      <w:pPr>
+        <w:rPr>
+          <w:lang w:val="en-US"/>
+        </w:rPr>
+      </w:pPr>
+      <w:r>
+        <w:rPr>
+          <w:lang w:val="en-US"/>
+        </w:rPr>
+        <w:t>Class – Lớp:</w:t>
+      </w:r>
+    </w:p>
+    <w:p>
+      <w:pPr>
+        <w:pStyle w:val="ListParagraph"/>
+        <w:numPr>
+          <w:ilvl w:val="0"/>
+          <w:numId w:val="7"/>
+        </w:numPr>
+        <w:rPr>
+          <w:lang w:val="en-US"/>
+        </w:rPr>
+      </w:pPr>
+      <w:r>
+        <w:rPr>
+          <w:lang w:val="en-US"/>
+        </w:rPr>
+        <w:t>Bản Chất Class?</w:t>
       </w:r>
     </w:p>
     <w:p>
@@ -1899,19 +2020,19 @@
         <w:rPr>
           <w:lang w:val="en-US"/>
         </w:rPr>
-        <w:t>Lệnh “</w:t>
-      </w:r>
-      <w:r>
-        <w:rPr>
-          <w:lang w:val="en-US"/>
-        </w:rPr>
-        <w:t>super().__init__()</w:t>
-      </w:r>
-      <w:r>
-        <w:rPr>
-          <w:lang w:val="en-US"/>
-        </w:rPr>
-        <w:t>” dùng để khởi tạo Class kế thừa với những giá trị mình đưa vào</w:t>
+        <w:t xml:space="preserve">Tưởng tượng Class giống như đường dẫn đến File, giả sử Class to nhất của bạn là A, thì A là thư mục gốc, tạo Class B bên trong A, tương đương tạo thư mục con B trong thư mục gốc A, tạo thuộc tính và </w:t>
+      </w:r>
+      <w:r>
+        <w:rPr>
+          <w:lang w:val="en-US"/>
+        </w:rPr>
+        <w:t>hàm</w:t>
+      </w:r>
+      <w:r>
+        <w:rPr>
+          <w:lang w:val="en-US"/>
+        </w:rPr>
+        <w:t xml:space="preserve"> trong A, tương đương tạo File trong thư mục A</w:t>
       </w:r>
     </w:p>
     <w:p>
@@ -1929,7 +2050,109 @@
         <w:rPr>
           <w:lang w:val="en-US"/>
         </w:rPr>
+        <w:t xml:space="preserve">Để truy cập 1 thuộc tính hoặc </w:t>
+      </w:r>
+      <w:r>
+        <w:rPr>
+          <w:lang w:val="en-US"/>
+        </w:rPr>
+        <w:t>hàm,</w:t>
+      </w:r>
+      <w:r>
+        <w:rPr>
+          <w:lang w:val="en-US"/>
+        </w:rPr>
+        <w:t xml:space="preserve"> thì phải biến đường dẫn đến nó, khác với đường dẫn thông thường,  đường dẫn này thay dấu “/” thành “.”</w:t>
+      </w:r>
+    </w:p>
+    <w:p>
+      <w:pPr>
+        <w:pStyle w:val="ListParagraph"/>
+        <w:numPr>
+          <w:ilvl w:val="0"/>
+          <w:numId w:val="3"/>
+        </w:numPr>
+        <w:rPr>
+          <w:lang w:val="en-US"/>
+        </w:rPr>
+      </w:pPr>
+      <w:r>
+        <w:rPr>
+          <w:lang w:val="en-US"/>
+        </w:rPr>
         <w:t>Ví dụ</w:t>
+      </w:r>
+    </w:p>
+    <w:p>
+      <w:pPr>
+        <w:pStyle w:val="ListParagraph"/>
+        <w:numPr>
+          <w:ilvl w:val="0"/>
+          <w:numId w:val="3"/>
+        </w:numPr>
+        <w:rPr>
+          <w:lang w:val="en-US"/>
+        </w:rPr>
+      </w:pPr>
+      <w:r>
+        <w:rPr>
+          <w:lang w:val="en-US"/>
+        </w:rPr>
+        <w:t>Class A to nhất, trong đó có Class B, trong B có thuộc tính “foo” = 5, khi đó “A.B.foo” có giá trị = 5, trong B còn có hàm “bar”, khi đó “A.B.bar(&lt;Tham Số&gt;)” sẽ gọi hàm này</w:t>
+      </w:r>
+    </w:p>
+    <w:p>
+      <w:pPr>
+        <w:pStyle w:val="ListParagraph"/>
+        <w:numPr>
+          <w:ilvl w:val="0"/>
+          <w:numId w:val="7"/>
+        </w:numPr>
+        <w:rPr>
+          <w:lang w:val="en-US"/>
+        </w:rPr>
+      </w:pPr>
+      <w:r>
+        <w:rPr>
+          <w:lang w:val="en-US"/>
+        </w:rPr>
+        <w:t xml:space="preserve">Bản </w:t>
+      </w:r>
+      <w:r>
+        <w:rPr>
+          <w:lang w:val="en-US"/>
+        </w:rPr>
+        <w:t xml:space="preserve">Chất Của 1 Đối Tượng  Thuộc 1 </w:t>
+      </w:r>
+      <w:r>
+        <w:rPr>
+          <w:lang w:val="en-US"/>
+        </w:rPr>
+        <w:t xml:space="preserve">Class </w:t>
+      </w:r>
+      <w:r>
+        <w:rPr>
+          <w:lang w:val="en-US"/>
+        </w:rPr>
+        <w:t>Nào Đó?</w:t>
+      </w:r>
+    </w:p>
+    <w:p>
+      <w:pPr>
+        <w:pStyle w:val="ListParagraph"/>
+        <w:numPr>
+          <w:ilvl w:val="0"/>
+          <w:numId w:val="3"/>
+        </w:numPr>
+        <w:rPr>
+          <w:lang w:val="en-US"/>
+        </w:rPr>
+      </w:pPr>
+      <w:r>
+        <w:rPr>
+          <w:lang w:val="en-US"/>
+        </w:rPr>
+        <w:t>Để tạo 1 đối tượng của 1 Class, ví dụ tạo đối tượng B từ Class A, viết</w:t>
       </w:r>
     </w:p>
     <w:p>
@@ -1950,7 +2173,44 @@
         <w:rPr>
           <w:lang w:val="en-US"/>
         </w:rPr>
-        <w:t xml:space="preserve">class </w:t>
+        <w:lastRenderedPageBreak/>
+        <w:t>B = A()</w:t>
+      </w:r>
+    </w:p>
+    <w:p>
+      <w:pPr>
+        <w:pStyle w:val="ListParagraph"/>
+        <w:numPr>
+          <w:ilvl w:val="0"/>
+          <w:numId w:val="3"/>
+        </w:numPr>
+        <w:rPr>
+          <w:lang w:val="en-US"/>
+        </w:rPr>
+      </w:pPr>
+      <w:r>
+        <w:rPr>
+          <w:lang w:val="en-US"/>
+        </w:rPr>
+        <w:t>Đầ</w:t>
+      </w:r>
+      <w:r>
+        <w:rPr>
+          <w:lang w:val="en-US"/>
+        </w:rPr>
+        <w:t>u tiên, xét thuộc tính</w:t>
+      </w:r>
+      <w:r>
+        <w:rPr>
+          <w:lang w:val="en-US"/>
+        </w:rPr>
+        <w:t xml:space="preserve">, giả sử ta có Class A, trong đó có </w:t>
+      </w:r>
+      <w:r>
+        <w:rPr>
+          <w:lang w:val="en-US"/>
+        </w:rPr>
+        <w:t>“</w:t>
       </w:r>
       <w:r>
         <w:rPr>
@@ -1962,7 +2222,43 @@
         <w:rPr>
           <w:lang w:val="en-US"/>
         </w:rPr>
-        <w:t>(</w:t>
+        <w:t>”</w:t>
+      </w:r>
+      <w:r>
+        <w:rPr>
+          <w:lang w:val="en-US"/>
+        </w:rPr>
+        <w:t xml:space="preserve"> = 4, B là 1 đối tượng thuộc Class A, truy cập tất cả thuộc tính của Class A = đối tượng B như bình thườ</w:t>
+      </w:r>
+      <w:r>
+        <w:rPr>
+          <w:lang w:val="en-US"/>
+        </w:rPr>
+        <w:t>ng, tuy nhiên “foo” dùng chung, nghĩa là nếu thay đổi “foo” thông qua “A.foo” thì “B.foo” cũng thay đổi tương tự, nhưng nếu dùng “B.foo” để thay đổi, thì “A.foo” và tất cả các đối tượng của class A sẽ không thay đổi, khi này, “foo” của B sẽ tách ra làm thuộc tính riêng của B</w:t>
+      </w:r>
+    </w:p>
+    <w:p>
+      <w:pPr>
+        <w:pStyle w:val="ListParagraph"/>
+        <w:numPr>
+          <w:ilvl w:val="0"/>
+          <w:numId w:val="3"/>
+        </w:numPr>
+        <w:rPr>
+          <w:lang w:val="en-US"/>
+        </w:rPr>
+      </w:pPr>
+      <w:r>
+        <w:rPr>
+          <w:lang w:val="en-US"/>
+        </w:rPr>
+        <w:t xml:space="preserve">Xét hàm số, trong Class A có hàm “bar”, khi này dùng B để gọi </w:t>
+      </w:r>
+      <w:r>
+        <w:rPr>
+          <w:lang w:val="en-US"/>
+        </w:rPr>
+        <w:t>“</w:t>
       </w:r>
       <w:r>
         <w:rPr>
@@ -1974,7 +2270,97 @@
         <w:rPr>
           <w:lang w:val="en-US"/>
         </w:rPr>
-        <w:t>):</w:t>
+        <w:t>”</w:t>
+      </w:r>
+      <w:r>
+        <w:rPr>
+          <w:lang w:val="en-US"/>
+        </w:rPr>
+        <w:t xml:space="preserve"> sẽ có 1 chút khác, đó là tham số đầu tiên của </w:t>
+      </w:r>
+      <w:r>
+        <w:rPr>
+          <w:lang w:val="en-US"/>
+        </w:rPr>
+        <w:t>“</w:t>
+      </w:r>
+      <w:r>
+        <w:rPr>
+          <w:lang w:val="en-US"/>
+        </w:rPr>
+        <w:t>bar</w:t>
+      </w:r>
+      <w:r>
+        <w:rPr>
+          <w:lang w:val="en-US"/>
+        </w:rPr>
+        <w:t>”</w:t>
+      </w:r>
+      <w:r>
+        <w:rPr>
+          <w:lang w:val="en-US"/>
+        </w:rPr>
+        <w:t xml:space="preserve"> sẽ chính là bản thân B luôn, nên bạn có thể dùng tham số này để thay đổi hàm và thuộc tính của B, thông thường nó được đặt tên là “self”</w:t>
+      </w:r>
+    </w:p>
+    <w:p>
+      <w:pPr>
+        <w:pStyle w:val="ListParagraph"/>
+        <w:numPr>
+          <w:ilvl w:val="0"/>
+          <w:numId w:val="3"/>
+        </w:numPr>
+        <w:rPr>
+          <w:lang w:val="en-US"/>
+        </w:rPr>
+      </w:pPr>
+      <w:r>
+        <w:rPr>
+          <w:lang w:val="en-US"/>
+        </w:rPr>
+        <w:t>Nếu bạn muốn không có sự khác biệt, nghĩa là không có tham số đầu tiên con mẹ gì hết, thì đặt “@staticmethod” lên trước khai báo hàm</w:t>
+      </w:r>
+    </w:p>
+    <w:p>
+      <w:pPr>
+        <w:pStyle w:val="ListParagraph"/>
+        <w:numPr>
+          <w:ilvl w:val="0"/>
+          <w:numId w:val="3"/>
+        </w:numPr>
+        <w:rPr>
+          <w:lang w:val="en-US"/>
+        </w:rPr>
+      </w:pPr>
+      <w:r>
+        <w:rPr>
+          <w:lang w:val="en-US"/>
+        </w:rPr>
+        <w:t>Hàm “__init__” là trường hợp đặc biệt, sau khi B đăng kí Class A, nó sẽ ngay lập tức gọi hàm này</w:t>
+      </w:r>
+    </w:p>
+    <w:p>
+      <w:pPr>
+        <w:pStyle w:val="ListParagraph"/>
+        <w:numPr>
+          <w:ilvl w:val="0"/>
+          <w:numId w:val="7"/>
+        </w:numPr>
+        <w:rPr>
+          <w:lang w:val="en-US"/>
+        </w:rPr>
+      </w:pPr>
+      <w:r>
+        <w:rPr>
+          <w:lang w:val="en-US"/>
+        </w:rPr>
+        <w:t xml:space="preserve">Tạo </w:t>
+      </w:r>
+      <w:r>
+        <w:rPr>
+          <w:lang w:val="en-US"/>
+        </w:rPr>
+        <w:t>Nhanh 1 Class?</w:t>
       </w:r>
     </w:p>
     <w:p>
@@ -1995,19 +2381,25 @@
         <w:rPr>
           <w:lang w:val="en-US"/>
         </w:rPr>
-        <w:t xml:space="preserve">    </w:t>
-      </w:r>
-      <w:r>
-        <w:rPr>
-          <w:lang w:val="en-US"/>
-        </w:rPr>
-        <w:t xml:space="preserve">def __init__(self, </w:t>
-      </w:r>
-      <w:r>
-        <w:rPr>
-          <w:lang w:val="en-US"/>
-        </w:rPr>
-        <w:t>bruh</w:t>
+        <w:t xml:space="preserve">class </w:t>
+      </w:r>
+      <w:r>
+        <w:rPr>
+          <w:lang w:val="en-US"/>
+        </w:rPr>
+        <w:t>&lt;Tên Class&gt;</w:t>
+      </w:r>
+      <w:r>
+        <w:rPr>
+          <w:lang w:val="en-US"/>
+        </w:rPr>
+        <w:t>(</w:t>
+      </w:r>
+      <w:r>
+        <w:rPr>
+          <w:lang w:val="en-US"/>
+        </w:rPr>
+        <w:t>&lt;Tên Class Kế Thừa&gt;</w:t>
       </w:r>
       <w:r>
         <w:rPr>
@@ -2034,13 +2426,13 @@
         <w:rPr>
           <w:lang w:val="en-US"/>
         </w:rPr>
-        <w:t xml:space="preserve">        </w:t>
-      </w:r>
-      <w:r>
-        <w:rPr>
-          <w:lang w:val="en-US"/>
-        </w:rPr>
-        <w:t>super().__init__()</w:t>
+        <w:t xml:space="preserve">    </w:t>
+      </w:r>
+      <w:r>
+        <w:rPr>
+          <w:lang w:val="en-US"/>
+        </w:rPr>
+        <w:t>def __init__(self, &lt;Tham Số Khởi Tạo&gt;):</w:t>
       </w:r>
     </w:p>
     <w:p>
@@ -2067,25 +2459,7 @@
         <w:rPr>
           <w:lang w:val="en-US"/>
         </w:rPr>
-        <w:t>self.</w:t>
-      </w:r>
-      <w:r>
-        <w:rPr>
-          <w:lang w:val="en-US"/>
-        </w:rPr>
-        <w:t>dark</w:t>
-      </w:r>
-      <w:r>
-        <w:rPr>
-          <w:lang w:val="en-US"/>
-        </w:rPr>
-        <w:t xml:space="preserve"> = </w:t>
-      </w:r>
-      <w:r>
-        <w:rPr>
-          <w:lang w:val="en-US"/>
-        </w:rPr>
-        <w:t>“lmao”</w:t>
+        <w:t>super().__init__(&lt;Giá Trị Khởi Tạo Class Kế Thừa&gt;)</w:t>
       </w:r>
     </w:p>
     <w:p>
@@ -2102,6 +2476,18 @@
           <w:lang w:val="en-US"/>
         </w:rPr>
       </w:pPr>
+      <w:r>
+        <w:rPr>
+          <w:lang w:val="en-US"/>
+        </w:rPr>
+        <w:t xml:space="preserve">        </w:t>
+      </w:r>
+      <w:r>
+        <w:rPr>
+          <w:lang w:val="en-US"/>
+        </w:rPr>
+        <w:t>self.&lt;Tên Thuộc Tính&gt; = &lt;Giá Trị Thuộc Tính&gt;</w:t>
+      </w:r>
     </w:p>
     <w:p>
       <w:pPr>
@@ -2117,42 +2503,6 @@
           <w:lang w:val="en-US"/>
         </w:rPr>
       </w:pPr>
-      <w:r>
-        <w:rPr>
-          <w:lang w:val="en-US"/>
-        </w:rPr>
-        <w:t xml:space="preserve">    </w:t>
-      </w:r>
-      <w:r>
-        <w:rPr>
-          <w:lang w:val="en-US"/>
-        </w:rPr>
-        <w:t xml:space="preserve">def </w:t>
-      </w:r>
-      <w:r>
-        <w:rPr>
-          <w:lang w:val="en-US"/>
-        </w:rPr>
-        <w:t>lol</w:t>
-      </w:r>
-      <w:r>
-        <w:rPr>
-          <w:lang w:val="en-US"/>
-        </w:rPr>
-        <w:t xml:space="preserve">(self, </w:t>
-      </w:r>
-      <w:r>
-        <w:rPr>
-          <w:lang w:val="en-US"/>
-        </w:rPr>
-        <w:t>shit</w:t>
-      </w:r>
-      <w:r>
-        <w:rPr>
-          <w:lang w:val="en-US"/>
-        </w:rPr>
-        <w:t>):</w:t>
-      </w:r>
     </w:p>
     <w:p>
       <w:pPr>
@@ -2172,19 +2522,13 @@
         <w:rPr>
           <w:lang w:val="en-US"/>
         </w:rPr>
-        <w:t xml:space="preserve">        </w:t>
-      </w:r>
-      <w:r>
-        <w:rPr>
-          <w:lang w:val="en-US"/>
-        </w:rPr>
-        <w:t xml:space="preserve">return </w:t>
-      </w:r>
-      <w:r>
-        <w:rPr>
-          <w:lang w:val="en-US"/>
-        </w:rPr>
-        <w:t>shit + 1</w:t>
+        <w:t xml:space="preserve">    </w:t>
+      </w:r>
+      <w:r>
+        <w:rPr>
+          <w:lang w:val="en-US"/>
+        </w:rPr>
+        <w:t>def &lt;Tên Hàm Trong Class&gt;(self, &lt;Tham Số&gt;):</w:t>
       </w:r>
     </w:p>
     <w:p>
@@ -2201,6 +2545,30 @@
           <w:lang w:val="en-US"/>
         </w:rPr>
       </w:pPr>
+      <w:r>
+        <w:rPr>
+          <w:lang w:val="en-US"/>
+        </w:rPr>
+        <w:t xml:space="preserve">        </w:t>
+      </w:r>
+      <w:r>
+        <w:rPr>
+          <w:lang w:val="en-US"/>
+        </w:rPr>
+        <w:t xml:space="preserve">&lt;Xử Lí </w:t>
+      </w:r>
+      <w:r>
+        <w:rPr>
+          <w:lang w:val="en-US"/>
+        </w:rPr>
+        <w:t>Gì Đó Với Tham Số</w:t>
+      </w:r>
+      <w:r>
+        <w:rPr>
+          <w:lang w:val="en-US"/>
+        </w:rPr>
+        <w:t>&gt;</w:t>
+      </w:r>
     </w:p>
     <w:p>
       <w:pPr>
@@ -2220,6 +2588,364 @@
         <w:rPr>
           <w:lang w:val="en-US"/>
         </w:rPr>
+        <w:t xml:space="preserve">        </w:t>
+      </w:r>
+      <w:r>
+        <w:rPr>
+          <w:lang w:val="en-US"/>
+        </w:rPr>
+        <w:t>return &lt;Giá Trị G</w:t>
+      </w:r>
+      <w:r>
+        <w:rPr>
+          <w:sz w:val="24"/>
+          <w:lang w:val="en-US"/>
+        </w:rPr>
+        <w:t>ì</w:t>
+      </w:r>
+      <w:r>
+        <w:rPr>
+          <w:lang w:val="en-US"/>
+        </w:rPr>
+        <w:t xml:space="preserve"> Đó&gt;</w:t>
+      </w:r>
+    </w:p>
+    <w:p>
+      <w:pPr>
+        <w:pStyle w:val="ListParagraph"/>
+        <w:numPr>
+          <w:ilvl w:val="0"/>
+          <w:numId w:val="3"/>
+        </w:numPr>
+        <w:rPr>
+          <w:lang w:val="en-US"/>
+        </w:rPr>
+      </w:pPr>
+      <w:r>
+        <w:rPr>
+          <w:lang w:val="en-US"/>
+        </w:rPr>
+        <w:t>Lệnh “</w:t>
+      </w:r>
+      <w:r>
+        <w:rPr>
+          <w:lang w:val="en-US"/>
+        </w:rPr>
+        <w:t>super().__init__()</w:t>
+      </w:r>
+      <w:r>
+        <w:rPr>
+          <w:lang w:val="en-US"/>
+        </w:rPr>
+        <w:t>” dùng để khởi tạo Class kế thừa với những giá trị mình đưa vào</w:t>
+      </w:r>
+    </w:p>
+    <w:p>
+      <w:pPr>
+        <w:pStyle w:val="ListParagraph"/>
+        <w:numPr>
+          <w:ilvl w:val="0"/>
+          <w:numId w:val="3"/>
+        </w:numPr>
+        <w:rPr>
+          <w:lang w:val="en-US"/>
+        </w:rPr>
+      </w:pPr>
+      <w:r>
+        <w:rPr>
+          <w:lang w:val="en-US"/>
+        </w:rPr>
+        <w:t>Ví dụ</w:t>
+      </w:r>
+    </w:p>
+    <w:p>
+      <w:pPr>
+        <w:pStyle w:val="ListParagraph"/>
+        <w:pBdr>
+          <w:top w:val="single" w:sz="4" w:space="1" w:color="auto"/>
+          <w:left w:val="single" w:sz="4" w:space="4" w:color="auto"/>
+          <w:bottom w:val="single" w:sz="4" w:space="1" w:color="auto"/>
+          <w:right w:val="single" w:sz="4" w:space="4" w:color="auto"/>
+        </w:pBdr>
+        <w:ind w:left="1080"/>
+        <w:rPr>
+          <w:lang w:val="en-US"/>
+        </w:rPr>
+      </w:pPr>
+      <w:r>
+        <w:rPr>
+          <w:lang w:val="en-US"/>
+        </w:rPr>
+        <w:t xml:space="preserve">class </w:t>
+      </w:r>
+      <w:r>
+        <w:rPr>
+          <w:lang w:val="en-US"/>
+        </w:rPr>
+        <w:t>foo</w:t>
+      </w:r>
+      <w:r>
+        <w:rPr>
+          <w:lang w:val="en-US"/>
+        </w:rPr>
+        <w:t>(</w:t>
+      </w:r>
+      <w:r>
+        <w:rPr>
+          <w:lang w:val="en-US"/>
+        </w:rPr>
+        <w:t>bar</w:t>
+      </w:r>
+      <w:r>
+        <w:rPr>
+          <w:lang w:val="en-US"/>
+        </w:rPr>
+        <w:t>):</w:t>
+      </w:r>
+    </w:p>
+    <w:p>
+      <w:pPr>
+        <w:pStyle w:val="ListParagraph"/>
+        <w:pBdr>
+          <w:top w:val="single" w:sz="4" w:space="1" w:color="auto"/>
+          <w:left w:val="single" w:sz="4" w:space="4" w:color="auto"/>
+          <w:bottom w:val="single" w:sz="4" w:space="1" w:color="auto"/>
+          <w:right w:val="single" w:sz="4" w:space="4" w:color="auto"/>
+        </w:pBdr>
+        <w:ind w:left="1080"/>
+        <w:rPr>
+          <w:lang w:val="en-US"/>
+        </w:rPr>
+      </w:pPr>
+      <w:r>
+        <w:rPr>
+          <w:lang w:val="en-US"/>
+        </w:rPr>
+        <w:t xml:space="preserve">    </w:t>
+      </w:r>
+      <w:r>
+        <w:rPr>
+          <w:lang w:val="en-US"/>
+        </w:rPr>
+        <w:t xml:space="preserve">def __init__(self, </w:t>
+      </w:r>
+      <w:r>
+        <w:rPr>
+          <w:lang w:val="en-US"/>
+        </w:rPr>
+        <w:t>bruh</w:t>
+      </w:r>
+      <w:r>
+        <w:rPr>
+          <w:lang w:val="en-US"/>
+        </w:rPr>
+        <w:t>):</w:t>
+      </w:r>
+    </w:p>
+    <w:p>
+      <w:pPr>
+        <w:pStyle w:val="ListParagraph"/>
+        <w:pBdr>
+          <w:top w:val="single" w:sz="4" w:space="1" w:color="auto"/>
+          <w:left w:val="single" w:sz="4" w:space="4" w:color="auto"/>
+          <w:bottom w:val="single" w:sz="4" w:space="1" w:color="auto"/>
+          <w:right w:val="single" w:sz="4" w:space="4" w:color="auto"/>
+        </w:pBdr>
+        <w:ind w:left="1080"/>
+        <w:rPr>
+          <w:lang w:val="en-US"/>
+        </w:rPr>
+      </w:pPr>
+      <w:r>
+        <w:rPr>
+          <w:lang w:val="en-US"/>
+        </w:rPr>
+        <w:t xml:space="preserve">        </w:t>
+      </w:r>
+      <w:r>
+        <w:rPr>
+          <w:lang w:val="en-US"/>
+        </w:rPr>
+        <w:t>super().__init__()</w:t>
+      </w:r>
+    </w:p>
+    <w:p>
+      <w:pPr>
+        <w:pStyle w:val="ListParagraph"/>
+        <w:pBdr>
+          <w:top w:val="single" w:sz="4" w:space="1" w:color="auto"/>
+          <w:left w:val="single" w:sz="4" w:space="4" w:color="auto"/>
+          <w:bottom w:val="single" w:sz="4" w:space="1" w:color="auto"/>
+          <w:right w:val="single" w:sz="4" w:space="4" w:color="auto"/>
+        </w:pBdr>
+        <w:ind w:left="1080"/>
+        <w:rPr>
+          <w:lang w:val="en-US"/>
+        </w:rPr>
+      </w:pPr>
+      <w:r>
+        <w:rPr>
+          <w:lang w:val="en-US"/>
+        </w:rPr>
+        <w:t xml:space="preserve">        </w:t>
+      </w:r>
+      <w:r>
+        <w:rPr>
+          <w:lang w:val="en-US"/>
+        </w:rPr>
+        <w:t>self.</w:t>
+      </w:r>
+      <w:r>
+        <w:rPr>
+          <w:lang w:val="en-US"/>
+        </w:rPr>
+        <w:t>dark</w:t>
+      </w:r>
+      <w:r>
+        <w:rPr>
+          <w:lang w:val="en-US"/>
+        </w:rPr>
+        <w:t xml:space="preserve"> = </w:t>
+      </w:r>
+      <w:r>
+        <w:rPr>
+          <w:lang w:val="en-US"/>
+        </w:rPr>
+        <w:t>“lmao”</w:t>
+      </w:r>
+    </w:p>
+    <w:p>
+      <w:pPr>
+        <w:pStyle w:val="ListParagraph"/>
+        <w:pBdr>
+          <w:top w:val="single" w:sz="4" w:space="1" w:color="auto"/>
+          <w:left w:val="single" w:sz="4" w:space="4" w:color="auto"/>
+          <w:bottom w:val="single" w:sz="4" w:space="1" w:color="auto"/>
+          <w:right w:val="single" w:sz="4" w:space="4" w:color="auto"/>
+        </w:pBdr>
+        <w:ind w:left="1080"/>
+        <w:rPr>
+          <w:lang w:val="en-US"/>
+        </w:rPr>
+      </w:pPr>
+    </w:p>
+    <w:p>
+      <w:pPr>
+        <w:pStyle w:val="ListParagraph"/>
+        <w:pBdr>
+          <w:top w:val="single" w:sz="4" w:space="1" w:color="auto"/>
+          <w:left w:val="single" w:sz="4" w:space="4" w:color="auto"/>
+          <w:bottom w:val="single" w:sz="4" w:space="1" w:color="auto"/>
+          <w:right w:val="single" w:sz="4" w:space="4" w:color="auto"/>
+        </w:pBdr>
+        <w:ind w:left="1080"/>
+        <w:rPr>
+          <w:lang w:val="en-US"/>
+        </w:rPr>
+      </w:pPr>
+      <w:r>
+        <w:rPr>
+          <w:lang w:val="en-US"/>
+        </w:rPr>
+        <w:t xml:space="preserve">    </w:t>
+      </w:r>
+      <w:r>
+        <w:rPr>
+          <w:lang w:val="en-US"/>
+        </w:rPr>
+        <w:t xml:space="preserve">def </w:t>
+      </w:r>
+      <w:r>
+        <w:rPr>
+          <w:lang w:val="en-US"/>
+        </w:rPr>
+        <w:t>lol</w:t>
+      </w:r>
+      <w:r>
+        <w:rPr>
+          <w:lang w:val="en-US"/>
+        </w:rPr>
+        <w:t xml:space="preserve">(self, </w:t>
+      </w:r>
+      <w:r>
+        <w:rPr>
+          <w:lang w:val="en-US"/>
+        </w:rPr>
+        <w:t>shit</w:t>
+      </w:r>
+      <w:r>
+        <w:rPr>
+          <w:lang w:val="en-US"/>
+        </w:rPr>
+        <w:t>):</w:t>
+      </w:r>
+    </w:p>
+    <w:p>
+      <w:pPr>
+        <w:pStyle w:val="ListParagraph"/>
+        <w:pBdr>
+          <w:top w:val="single" w:sz="4" w:space="1" w:color="auto"/>
+          <w:left w:val="single" w:sz="4" w:space="4" w:color="auto"/>
+          <w:bottom w:val="single" w:sz="4" w:space="1" w:color="auto"/>
+          <w:right w:val="single" w:sz="4" w:space="4" w:color="auto"/>
+        </w:pBdr>
+        <w:ind w:left="1080"/>
+        <w:rPr>
+          <w:lang w:val="en-US"/>
+        </w:rPr>
+      </w:pPr>
+      <w:r>
+        <w:rPr>
+          <w:lang w:val="en-US"/>
+        </w:rPr>
+        <w:t xml:space="preserve">        </w:t>
+      </w:r>
+      <w:r>
+        <w:rPr>
+          <w:lang w:val="en-US"/>
+        </w:rPr>
+        <w:t xml:space="preserve">return </w:t>
+      </w:r>
+      <w:r>
+        <w:rPr>
+          <w:lang w:val="en-US"/>
+        </w:rPr>
+        <w:t>shit + 1</w:t>
+      </w:r>
+    </w:p>
+    <w:p>
+      <w:pPr>
+        <w:pStyle w:val="ListParagraph"/>
+        <w:pBdr>
+          <w:top w:val="single" w:sz="4" w:space="1" w:color="auto"/>
+          <w:left w:val="single" w:sz="4" w:space="4" w:color="auto"/>
+          <w:bottom w:val="single" w:sz="4" w:space="1" w:color="auto"/>
+          <w:right w:val="single" w:sz="4" w:space="4" w:color="auto"/>
+        </w:pBdr>
+        <w:ind w:left="1080"/>
+        <w:rPr>
+          <w:lang w:val="en-US"/>
+        </w:rPr>
+      </w:pPr>
+    </w:p>
+    <w:p>
+      <w:pPr>
+        <w:pStyle w:val="ListParagraph"/>
+        <w:pBdr>
+          <w:top w:val="single" w:sz="4" w:space="1" w:color="auto"/>
+          <w:left w:val="single" w:sz="4" w:space="4" w:color="auto"/>
+          <w:bottom w:val="single" w:sz="4" w:space="1" w:color="auto"/>
+          <w:right w:val="single" w:sz="4" w:space="4" w:color="auto"/>
+        </w:pBdr>
+        <w:ind w:left="1080"/>
+        <w:rPr>
+          <w:lang w:val="en-US"/>
+        </w:rPr>
+      </w:pPr>
+      <w:r>
+        <w:rPr>
+          <w:lang w:val="en-US"/>
+        </w:rPr>
         <w:t>new_foo = foo(4)</w:t>
       </w:r>
     </w:p>
@@ -2240,6 +2966,395 @@
         <w:rPr>
           <w:lang w:val="en-US"/>
         </w:rPr>
+        <w:t>Error – Lỗi:</w:t>
+      </w:r>
+    </w:p>
+    <w:p>
+      <w:pPr>
+        <w:pStyle w:val="ListParagraph"/>
+        <w:numPr>
+          <w:ilvl w:val="0"/>
+          <w:numId w:val="11"/>
+        </w:numPr>
+        <w:rPr>
+          <w:lang w:val="en-US"/>
+        </w:rPr>
+      </w:pPr>
+      <w:r>
+        <w:rPr>
+          <w:lang w:val="en-US"/>
+        </w:rPr>
+        <w:t>Cách Nhanh Nhất Để Thông Báo Lỗi Nếu 1 Biểu Thức Logic Nào Đó False?</w:t>
+      </w:r>
+    </w:p>
+    <w:p>
+      <w:pPr>
+        <w:pStyle w:val="ListParagraph"/>
+        <w:pBdr>
+          <w:top w:val="single" w:sz="4" w:space="1" w:color="auto"/>
+          <w:left w:val="single" w:sz="4" w:space="4" w:color="auto"/>
+          <w:bottom w:val="single" w:sz="4" w:space="1" w:color="auto"/>
+          <w:right w:val="single" w:sz="4" w:space="4" w:color="auto"/>
+        </w:pBdr>
+        <w:ind w:left="1080"/>
+        <w:rPr>
+          <w:lang w:val="en-US"/>
+        </w:rPr>
+      </w:pPr>
+      <w:r>
+        <w:rPr>
+          <w:lang w:val="en-US"/>
+        </w:rPr>
+        <w:t>assert &lt;Biểu Thức Logic&gt;</w:t>
+      </w:r>
+    </w:p>
+    <w:p>
+      <w:pPr>
+        <w:pStyle w:val="ListParagraph"/>
+        <w:numPr>
+          <w:ilvl w:val="0"/>
+          <w:numId w:val="3"/>
+        </w:numPr>
+        <w:rPr>
+          <w:lang w:val="en-US"/>
+        </w:rPr>
+      </w:pPr>
+      <w:r>
+        <w:rPr>
+          <w:lang w:val="en-US"/>
+        </w:rPr>
+        <w:t>ví dụ</w:t>
+      </w:r>
+    </w:p>
+    <w:p>
+      <w:pPr>
+        <w:pStyle w:val="ListParagraph"/>
+        <w:pBdr>
+          <w:top w:val="single" w:sz="4" w:space="1" w:color="auto"/>
+          <w:left w:val="single" w:sz="4" w:space="4" w:color="auto"/>
+          <w:bottom w:val="single" w:sz="4" w:space="1" w:color="auto"/>
+          <w:right w:val="single" w:sz="4" w:space="4" w:color="auto"/>
+        </w:pBdr>
+        <w:ind w:left="1080"/>
+        <w:rPr>
+          <w:lang w:val="en-US"/>
+        </w:rPr>
+      </w:pPr>
+      <w:r>
+        <w:rPr>
+          <w:lang w:val="en-US"/>
+        </w:rPr>
+        <w:t>assert 1 &gt;</w:t>
+      </w:r>
+      <w:r>
+        <w:rPr>
+          <w:lang w:val="en-US"/>
+        </w:rPr>
+        <w:t xml:space="preserve"> 5</w:t>
+      </w:r>
+    </w:p>
+    <w:p>
+      <w:pPr>
+        <w:pStyle w:val="ListParagraph"/>
+        <w:numPr>
+          <w:ilvl w:val="0"/>
+          <w:numId w:val="3"/>
+        </w:numPr>
+        <w:rPr>
+          <w:lang w:val="en-US"/>
+        </w:rPr>
+      </w:pPr>
+      <w:r>
+        <w:rPr>
+          <w:lang w:val="en-US"/>
+        </w:rPr>
+        <w:t>Màn hình sẽ thông báo “Assertion Error”</w:t>
+      </w:r>
+    </w:p>
+    <w:p>
+      <w:pPr>
+        <w:pStyle w:val="ListParagraph"/>
+        <w:pBdr>
+          <w:top w:val="single" w:sz="4" w:space="1" w:color="auto"/>
+          <w:left w:val="single" w:sz="4" w:space="4" w:color="auto"/>
+          <w:bottom w:val="single" w:sz="4" w:space="1" w:color="auto"/>
+          <w:right w:val="single" w:sz="4" w:space="4" w:color="auto"/>
+        </w:pBdr>
+        <w:ind w:left="1080"/>
+        <w:rPr>
+          <w:lang w:val="en-US"/>
+        </w:rPr>
+      </w:pPr>
+      <w:r>
+        <w:rPr>
+          <w:lang w:val="en-US"/>
+        </w:rPr>
+        <w:t>assert 1 &lt; 5</w:t>
+      </w:r>
+    </w:p>
+    <w:p>
+      <w:pPr>
+        <w:pStyle w:val="ListParagraph"/>
+        <w:numPr>
+          <w:ilvl w:val="0"/>
+          <w:numId w:val="3"/>
+        </w:numPr>
+        <w:rPr>
+          <w:lang w:val="en-US"/>
+        </w:rPr>
+      </w:pPr>
+      <w:r>
+        <w:rPr>
+          <w:lang w:val="en-US"/>
+        </w:rPr>
+        <w:lastRenderedPageBreak/>
+        <w:t>Câu lệnh này được bỏ qua</w:t>
+      </w:r>
+    </w:p>
+    <w:p>
+      <w:pPr>
+        <w:rPr>
+          <w:lang w:val="en-US"/>
+        </w:rPr>
+      </w:pPr>
+    </w:p>
+    <w:p>
+      <w:pPr>
+        <w:rPr>
+          <w:lang w:val="en-US"/>
+        </w:rPr>
+      </w:pPr>
+      <w:r>
+        <w:rPr>
+          <w:lang w:val="en-US"/>
+        </w:rPr>
+        <w:t>Packing And Unpacking – Đóng Gói Và Mở Gói:</w:t>
+      </w:r>
+    </w:p>
+    <w:p>
+      <w:pPr>
+        <w:pStyle w:val="ListParagraph"/>
+        <w:numPr>
+          <w:ilvl w:val="0"/>
+          <w:numId w:val="12"/>
+        </w:numPr>
+        <w:rPr>
+          <w:lang w:val="en-US"/>
+        </w:rPr>
+      </w:pPr>
+      <w:r>
+        <w:rPr>
+          <w:lang w:val="en-US"/>
+        </w:rPr>
+        <w:t>Cách Sử Dụng “*” Ở Tham Số Hàm?</w:t>
+      </w:r>
+    </w:p>
+    <w:p>
+      <w:pPr>
+        <w:pStyle w:val="ListParagraph"/>
+        <w:numPr>
+          <w:ilvl w:val="0"/>
+          <w:numId w:val="3"/>
+        </w:numPr>
+        <w:rPr>
+          <w:lang w:val="en-US"/>
+        </w:rPr>
+      </w:pPr>
+      <w:r>
+        <w:rPr>
+          <w:lang w:val="en-US"/>
+        </w:rPr>
+        <w:t>Trong các tham số ở hàm chỉ được phép có 1 tham số chứa “*”, ví dụ</w:t>
+      </w:r>
+    </w:p>
+    <w:p>
+      <w:pPr>
+        <w:pStyle w:val="ListParagraph"/>
+        <w:pBdr>
+          <w:top w:val="single" w:sz="4" w:space="1" w:color="auto"/>
+          <w:left w:val="single" w:sz="4" w:space="4" w:color="auto"/>
+          <w:bottom w:val="single" w:sz="4" w:space="1" w:color="auto"/>
+          <w:right w:val="single" w:sz="4" w:space="4" w:color="auto"/>
+        </w:pBdr>
+        <w:ind w:left="1080"/>
+        <w:rPr>
+          <w:lang w:val="en-US"/>
+        </w:rPr>
+      </w:pPr>
+      <w:r>
+        <w:rPr>
+          <w:lang w:val="en-US"/>
+        </w:rPr>
+        <w:t>def foo(bar, *far, boo, bob)</w:t>
+      </w:r>
+    </w:p>
+    <w:p>
+      <w:pPr>
+        <w:pStyle w:val="ListParagraph"/>
+        <w:numPr>
+          <w:ilvl w:val="0"/>
+          <w:numId w:val="3"/>
+        </w:numPr>
+        <w:rPr>
+          <w:lang w:val="en-US"/>
+        </w:rPr>
+      </w:pPr>
+      <w:r>
+        <w:rPr>
+          <w:lang w:val="en-US"/>
+        </w:rPr>
+        <w:t>Ở ví dụ này, tất cả tham số trước “far” không cần phải khai báo tên, sau “far” phải khai báo tên</w:t>
+      </w:r>
+    </w:p>
+    <w:p>
+      <w:pPr>
+        <w:pStyle w:val="ListParagraph"/>
+        <w:numPr>
+          <w:ilvl w:val="0"/>
+          <w:numId w:val="3"/>
+        </w:numPr>
+        <w:rPr>
+          <w:lang w:val="en-US"/>
+        </w:rPr>
+      </w:pPr>
+      <w:r>
+        <w:rPr>
+          <w:lang w:val="en-US"/>
+        </w:rPr>
+        <w:t>Ví dụ</w:t>
+      </w:r>
+    </w:p>
+    <w:p>
+      <w:pPr>
+        <w:pStyle w:val="ListParagraph"/>
+        <w:pBdr>
+          <w:top w:val="single" w:sz="4" w:space="1" w:color="auto"/>
+          <w:left w:val="single" w:sz="4" w:space="4" w:color="auto"/>
+          <w:bottom w:val="single" w:sz="4" w:space="1" w:color="auto"/>
+          <w:right w:val="single" w:sz="4" w:space="4" w:color="auto"/>
+        </w:pBdr>
+        <w:ind w:left="1080"/>
+        <w:rPr>
+          <w:lang w:val="en-US"/>
+        </w:rPr>
+      </w:pPr>
+      <w:r>
+        <w:rPr>
+          <w:lang w:val="en-US"/>
+        </w:rPr>
+        <w:t>foo(1, 4, “a”, “fu”, bob = 123, boo = “bap”)</w:t>
+      </w:r>
+    </w:p>
+    <w:p>
+      <w:pPr>
+        <w:pStyle w:val="ListParagraph"/>
+        <w:numPr>
+          <w:ilvl w:val="0"/>
+          <w:numId w:val="3"/>
+        </w:numPr>
+        <w:rPr>
+          <w:lang w:val="en-US"/>
+        </w:rPr>
+      </w:pPr>
+      <w:r>
+        <w:rPr>
+          <w:lang w:val="en-US"/>
+        </w:rPr>
+        <w:t>“bar” sẽ có giá trị là 1, “far” sẽ có giá trị là (4, “a”, “fu”), “boo” có giá trị là “bap” và “bob” có giá trị là 123</w:t>
+      </w:r>
+    </w:p>
+    <w:p>
+      <w:pPr>
+        <w:pStyle w:val="ListParagraph"/>
+        <w:numPr>
+          <w:ilvl w:val="0"/>
+          <w:numId w:val="12"/>
+        </w:numPr>
+        <w:rPr>
+          <w:lang w:val="en-US"/>
+        </w:rPr>
+      </w:pPr>
+      <w:r>
+        <w:rPr>
+          <w:lang w:val="en-US"/>
+        </w:rPr>
+        <w:t>Cách Sử Dụng “*” Để Unpacking?</w:t>
+      </w:r>
+    </w:p>
+    <w:p>
+      <w:pPr>
+        <w:pStyle w:val="ListParagraph"/>
+        <w:numPr>
+          <w:ilvl w:val="0"/>
+          <w:numId w:val="3"/>
+        </w:numPr>
+        <w:rPr>
+          <w:lang w:val="en-US"/>
+        </w:rPr>
+      </w:pPr>
+      <w:r>
+        <w:rPr>
+          <w:lang w:val="en-US"/>
+        </w:rPr>
+        <w:t>Khi Unpacking, chỉ có 1 biến được chứa “*”, ví dụ</w:t>
+      </w:r>
+    </w:p>
+    <w:p>
+      <w:pPr>
+        <w:pStyle w:val="ListParagraph"/>
+        <w:pBdr>
+          <w:top w:val="single" w:sz="4" w:space="1" w:color="auto"/>
+          <w:left w:val="single" w:sz="4" w:space="4" w:color="auto"/>
+          <w:bottom w:val="single" w:sz="4" w:space="1" w:color="auto"/>
+          <w:right w:val="single" w:sz="4" w:space="4" w:color="auto"/>
+        </w:pBdr>
+        <w:ind w:left="1080"/>
+        <w:rPr>
+          <w:lang w:val="en-US"/>
+        </w:rPr>
+      </w:pPr>
+      <w:r>
+        <w:rPr>
+          <w:lang w:val="en-US"/>
+        </w:rPr>
+        <w:t>foo, *bar, boo, ha = [1, 4, “far”, “bob”, 5, 9]</w:t>
+      </w:r>
+    </w:p>
+    <w:p>
+      <w:pPr>
+        <w:pStyle w:val="ListParagraph"/>
+        <w:numPr>
+          <w:ilvl w:val="0"/>
+          <w:numId w:val="3"/>
+        </w:numPr>
+        <w:rPr>
+          <w:lang w:val="en-US"/>
+        </w:rPr>
+      </w:pPr>
+      <w:r>
+        <w:rPr>
+          <w:lang w:val="en-US"/>
+        </w:rPr>
+        <w:t>“foo” có giá trị là 1, “bar” có giá trị là [4, “far”, “bob”], “boo” có giá trị 5 và “ha” có giá trị 9</w:t>
+      </w:r>
+    </w:p>
+    <w:p>
+      <w:pPr>
+        <w:rPr>
+          <w:lang w:val="en-US"/>
+        </w:rPr>
+      </w:pPr>
+    </w:p>
+    <w:p>
+      <w:pPr>
+        <w:rPr>
+          <w:lang w:val="en-US"/>
+        </w:rPr>
+      </w:pPr>
+      <w:r>
+        <w:rPr>
+          <w:lang w:val="en-US"/>
+        </w:rPr>
         <w:t>Trick – Mẹo:</w:t>
       </w:r>
     </w:p>
@@ -2285,8 +3400,6 @@
           <w:lang w:val="en-US"/>
         </w:rPr>
       </w:pPr>
-      <w:bookmarkStart w:id="0" w:name="_GoBack"/>
-      <w:bookmarkEnd w:id="0"/>
     </w:p>
     <w:p>
       <w:pPr>
@@ -2351,202 +3464,540 @@
         <w:rPr>
           <w:lang w:val="en-US"/>
         </w:rPr>
+        <w:tab/>
+        <w:t>Xor là !=</w:t>
+      </w:r>
+    </w:p>
+    <w:p>
+      <w:pPr>
+        <w:rPr>
+          <w:lang w:val="en-US"/>
+        </w:rPr>
+      </w:pPr>
+      <w:r>
+        <w:rPr>
+          <w:lang w:val="en-US"/>
+        </w:rPr>
+        <w:tab/>
+        <w:t xml:space="preserve">Set union operator là |: </w:t>
+      </w:r>
+    </w:p>
+    <w:p>
+      <w:pPr>
+        <w:rPr>
+          <w:lang w:val="en-US"/>
+        </w:rPr>
+      </w:pPr>
+      <w:r>
+        <w:rPr>
+          <w:lang w:val="en-US"/>
+        </w:rPr>
+        <w:tab/>
+      </w:r>
+      <w:r>
+        <w:rPr>
+          <w:lang w:val="en-US"/>
+        </w:rPr>
+        <w:tab/>
+        <w:t>Ex: {1, 2} | {3} = {1, 2, 3}</w:t>
+      </w:r>
+    </w:p>
+    <w:p>
+      <w:pPr>
+        <w:rPr>
+          <w:lang w:val="en-US"/>
+        </w:rPr>
+      </w:pPr>
+      <w:r>
+        <w:rPr>
+          <w:lang w:val="en-US"/>
+        </w:rPr>
+        <w:tab/>
+        <w:t>Num &amp; 1 = check số lẻ trả về True, chẵn False</w:t>
+      </w:r>
+    </w:p>
+    <w:p>
+      <w:pPr>
+        <w:rPr>
+          <w:lang w:val="en-US"/>
+        </w:rPr>
+      </w:pPr>
+      <w:r>
+        <w:rPr>
+          <w:lang w:val="en-US"/>
+        </w:rPr>
+        <w:tab/>
+      </w:r>
+      <w:r>
+        <w:rPr>
+          <w:lang w:val="en-US"/>
+        </w:rPr>
+        <w:t xml:space="preserve">*args, </w:t>
+      </w:r>
+      <w:r>
+        <w:rPr>
+          <w:lang w:val="en-US"/>
+        </w:rPr>
+        <w:t>**kwargs: sử dụng nếu không biết số lượng tham số,</w:t>
+      </w:r>
+      <w:r>
+        <w:rPr>
+          <w:lang w:val="en-US"/>
+        </w:rPr>
+        <w:t xml:space="preserve"> kw = key word</w:t>
+      </w:r>
+    </w:p>
+    <w:p>
+      <w:pPr>
+        <w:rPr>
+          <w:lang w:val="en-US"/>
+        </w:rPr>
+      </w:pPr>
+      <w:r>
+        <w:rPr>
+          <w:lang w:val="en-US"/>
+        </w:rPr>
+        <w:tab/>
+      </w:r>
+      <w:r>
+        <w:rPr>
+          <w:lang w:val="en-US"/>
+        </w:rPr>
+        <w:tab/>
+        <w:t>Ex: def foo(</w:t>
+      </w:r>
+      <w:r>
+        <w:rPr>
+          <w:lang w:val="en-US"/>
+        </w:rPr>
+        <w:t xml:space="preserve">*arg, </w:t>
+      </w:r>
+      <w:r>
+        <w:rPr>
+          <w:lang w:val="en-US"/>
+        </w:rPr>
+        <w:t>**kwargs): print(</w:t>
+      </w:r>
+      <w:r>
+        <w:rPr>
+          <w:lang w:val="en-US"/>
+        </w:rPr>
+        <w:t xml:space="preserve">arg, </w:t>
+      </w:r>
+      <w:r>
+        <w:rPr>
+          <w:lang w:val="en-US"/>
+        </w:rPr>
+        <w:t>kwargs)</w:t>
+      </w:r>
+    </w:p>
+    <w:p>
+      <w:pPr>
+        <w:rPr>
+          <w:lang w:val="en-US"/>
+        </w:rPr>
+      </w:pPr>
+      <w:r>
+        <w:rPr>
+          <w:lang w:val="en-US"/>
+        </w:rPr>
+        <w:tab/>
+      </w:r>
+      <w:r>
+        <w:rPr>
+          <w:lang w:val="en-US"/>
+        </w:rPr>
+        <w:tab/>
+        <w:t xml:space="preserve">      foo(</w:t>
+      </w:r>
+      <w:r>
+        <w:rPr>
+          <w:lang w:val="en-US"/>
+        </w:rPr>
+        <w:t xml:space="preserve">1, 2, </w:t>
+      </w:r>
+      <w:r>
+        <w:rPr>
+          <w:lang w:val="en-US"/>
+        </w:rPr>
+        <w:t>width = 10, height = 5) =&gt;</w:t>
+      </w:r>
+      <w:r>
+        <w:rPr>
+          <w:lang w:val="en-US"/>
+        </w:rPr>
+        <w:t xml:space="preserve"> (1, 2)</w:t>
+      </w:r>
+      <w:r>
+        <w:rPr>
+          <w:lang w:val="en-US"/>
+        </w:rPr>
+        <w:t xml:space="preserve"> {‘width’ : 10, ‘height’ : 5}</w:t>
+      </w:r>
+    </w:p>
+    <w:p>
+      <w:pPr>
+        <w:rPr>
+          <w:lang w:val="en-US"/>
+        </w:rPr>
+      </w:pPr>
+      <w:r>
+        <w:rPr>
+          <w:lang w:val="en-US"/>
+        </w:rPr>
+        <w:tab/>
+        <w:t>@func_name: decorator function</w:t>
+      </w:r>
+      <w:r>
+        <w:rPr>
+          <w:lang w:val="en-US"/>
+        </w:rPr>
+        <w:t xml:space="preserve"> || class</w:t>
+      </w:r>
+      <w:r>
+        <w:rPr>
+          <w:lang w:val="en-US"/>
+        </w:rPr>
+        <w:t xml:space="preserve">, nhận function dưới làm tham số, trả về </w:t>
+      </w:r>
+    </w:p>
+    <w:p>
+      <w:pPr>
+        <w:ind w:left="1440" w:firstLine="720"/>
+        <w:rPr>
+          <w:lang w:val="en-US"/>
+        </w:rPr>
+      </w:pPr>
+      <w:r>
+        <w:rPr>
+          <w:lang w:val="en-US"/>
+        </w:rPr>
+        <w:t>W</w:t>
+      </w:r>
+      <w:r>
+        <w:rPr>
+          <w:lang w:val="en-US"/>
+        </w:rPr>
+        <w:t>rapper</w:t>
+      </w:r>
+    </w:p>
+    <w:p>
+      <w:pPr>
+        <w:rPr>
+          <w:lang w:val="en-US"/>
+        </w:rPr>
+      </w:pPr>
+      <w:r>
+        <w:rPr>
+          <w:lang w:val="en-US"/>
+        </w:rPr>
         <w:lastRenderedPageBreak/>
         <w:tab/>
-        <w:t>Xor là !=</w:t>
-      </w:r>
-    </w:p>
-    <w:p>
-      <w:pPr>
-        <w:rPr>
-          <w:lang w:val="en-US"/>
-        </w:rPr>
-      </w:pPr>
-      <w:r>
-        <w:rPr>
-          <w:lang w:val="en-US"/>
-        </w:rPr>
-        <w:tab/>
-        <w:t xml:space="preserve">Set union operator là |: </w:t>
-      </w:r>
-    </w:p>
-    <w:p>
-      <w:pPr>
-        <w:rPr>
-          <w:lang w:val="en-US"/>
-        </w:rPr>
-      </w:pPr>
-      <w:r>
-        <w:rPr>
-          <w:lang w:val="en-US"/>
-        </w:rPr>
-        <w:tab/>
-      </w:r>
-      <w:r>
-        <w:rPr>
-          <w:lang w:val="en-US"/>
-        </w:rPr>
-        <w:tab/>
-        <w:t>Ex: {1, 2} | {3} = {1, 2, 3}</w:t>
-      </w:r>
-    </w:p>
-    <w:p>
-      <w:pPr>
-        <w:rPr>
-          <w:lang w:val="en-US"/>
-        </w:rPr>
-      </w:pPr>
-      <w:r>
-        <w:rPr>
-          <w:lang w:val="en-US"/>
-        </w:rPr>
-        <w:tab/>
-        <w:t>Num &amp; 1 = check số lẻ trả về True, chẵn False</w:t>
-      </w:r>
-    </w:p>
-    <w:p>
-      <w:pPr>
-        <w:rPr>
-          <w:lang w:val="en-US"/>
-        </w:rPr>
-      </w:pPr>
-      <w:r>
-        <w:rPr>
-          <w:lang w:val="en-US"/>
-        </w:rPr>
-        <w:tab/>
-      </w:r>
-      <w:r>
-        <w:rPr>
-          <w:lang w:val="en-US"/>
-        </w:rPr>
-        <w:t xml:space="preserve">*args, </w:t>
-      </w:r>
-      <w:r>
-        <w:rPr>
-          <w:lang w:val="en-US"/>
-        </w:rPr>
-        <w:t>**kwargs: sử dụng nếu không biết số lượng tham số,</w:t>
-      </w:r>
-      <w:r>
-        <w:rPr>
-          <w:lang w:val="en-US"/>
-        </w:rPr>
-        <w:t xml:space="preserve"> kw = key word</w:t>
-      </w:r>
-    </w:p>
-    <w:p>
-      <w:pPr>
-        <w:rPr>
-          <w:lang w:val="en-US"/>
-        </w:rPr>
-      </w:pPr>
-      <w:r>
-        <w:rPr>
-          <w:lang w:val="en-US"/>
-        </w:rPr>
-        <w:tab/>
-      </w:r>
-      <w:r>
-        <w:rPr>
-          <w:lang w:val="en-US"/>
-        </w:rPr>
-        <w:tab/>
-        <w:t>Ex: def foo(</w:t>
-      </w:r>
-      <w:r>
-        <w:rPr>
-          <w:lang w:val="en-US"/>
-        </w:rPr>
-        <w:t xml:space="preserve">*arg, </w:t>
-      </w:r>
-      <w:r>
-        <w:rPr>
-          <w:lang w:val="en-US"/>
-        </w:rPr>
-        <w:t>**kwargs): print(</w:t>
-      </w:r>
-      <w:r>
-        <w:rPr>
-          <w:lang w:val="en-US"/>
-        </w:rPr>
-        <w:t xml:space="preserve">arg, </w:t>
-      </w:r>
-      <w:r>
-        <w:rPr>
-          <w:lang w:val="en-US"/>
-        </w:rPr>
-        <w:t>kwargs)</w:t>
-      </w:r>
-    </w:p>
-    <w:p>
-      <w:pPr>
-        <w:rPr>
-          <w:lang w:val="en-US"/>
-        </w:rPr>
-      </w:pPr>
-      <w:r>
-        <w:rPr>
-          <w:lang w:val="en-US"/>
-        </w:rPr>
-        <w:tab/>
-      </w:r>
-      <w:r>
-        <w:rPr>
-          <w:lang w:val="en-US"/>
-        </w:rPr>
-        <w:tab/>
-        <w:t xml:space="preserve">      foo(</w:t>
-      </w:r>
-      <w:r>
-        <w:rPr>
-          <w:lang w:val="en-US"/>
-        </w:rPr>
-        <w:t xml:space="preserve">1, 2, </w:t>
-      </w:r>
-      <w:r>
-        <w:rPr>
-          <w:lang w:val="en-US"/>
-        </w:rPr>
-        <w:t>width = 10, height = 5) =&gt;</w:t>
-      </w:r>
-      <w:r>
-        <w:rPr>
-          <w:lang w:val="en-US"/>
-        </w:rPr>
-        <w:t xml:space="preserve"> (1, 2)</w:t>
-      </w:r>
-      <w:r>
-        <w:rPr>
-          <w:lang w:val="en-US"/>
-        </w:rPr>
-        <w:t xml:space="preserve"> {‘width’ : 10, ‘height’ : 5}</w:t>
-      </w:r>
-    </w:p>
-    <w:p>
-      <w:pPr>
-        <w:rPr>
-          <w:lang w:val="en-US"/>
-        </w:rPr>
-      </w:pPr>
-      <w:r>
-        <w:rPr>
-          <w:lang w:val="en-US"/>
-        </w:rPr>
-        <w:tab/>
-        <w:t>@func_name: decorator function</w:t>
-      </w:r>
-      <w:r>
-        <w:rPr>
-          <w:lang w:val="en-US"/>
-        </w:rPr>
-        <w:t xml:space="preserve"> || class</w:t>
-      </w:r>
-      <w:r>
-        <w:rPr>
-          <w:lang w:val="en-US"/>
-        </w:rPr>
-        <w:t xml:space="preserve">, nhận function dưới làm tham số, trả về </w:t>
+      </w:r>
+      <w:r>
+        <w:rPr>
+          <w:lang w:val="en-US"/>
+        </w:rPr>
+        <w:tab/>
+        <w:t>Ex:</w:t>
+      </w:r>
+      <w:r>
+        <w:rPr>
+          <w:lang w:val="en-US"/>
+        </w:rPr>
+        <w:t xml:space="preserve"> @foo</w:t>
+      </w:r>
+    </w:p>
+    <w:p>
+      <w:pPr>
+        <w:rPr>
+          <w:lang w:val="en-US"/>
+        </w:rPr>
+      </w:pPr>
+      <w:r>
+        <w:rPr>
+          <w:lang w:val="en-US"/>
+        </w:rPr>
+        <w:tab/>
+      </w:r>
+      <w:r>
+        <w:rPr>
+          <w:lang w:val="en-US"/>
+        </w:rPr>
+        <w:tab/>
+        <w:t xml:space="preserve">      Def bar(): pass</w:t>
+      </w:r>
+    </w:p>
+    <w:p>
+      <w:pPr>
+        <w:rPr>
+          <w:lang w:val="en-US"/>
+        </w:rPr>
+      </w:pPr>
+      <w:r>
+        <w:rPr>
+          <w:lang w:val="en-US"/>
+        </w:rPr>
+        <w:tab/>
+      </w:r>
+      <w:r>
+        <w:rPr>
+          <w:lang w:val="en-US"/>
+        </w:rPr>
+        <w:tab/>
+        <w:t xml:space="preserve">      = </w:t>
+      </w:r>
+    </w:p>
+    <w:p>
+      <w:pPr>
+        <w:rPr>
+          <w:lang w:val="en-US"/>
+        </w:rPr>
+      </w:pPr>
+      <w:r>
+        <w:rPr>
+          <w:lang w:val="en-US"/>
+        </w:rPr>
+        <w:tab/>
+      </w:r>
+      <w:r>
+        <w:rPr>
+          <w:lang w:val="en-US"/>
+        </w:rPr>
+        <w:tab/>
+        <w:t xml:space="preserve">      Def bar(): pass</w:t>
+      </w:r>
+    </w:p>
+    <w:p>
+      <w:pPr>
+        <w:rPr>
+          <w:lang w:val="en-US"/>
+        </w:rPr>
+      </w:pPr>
+      <w:r>
+        <w:rPr>
+          <w:lang w:val="en-US"/>
+        </w:rPr>
+        <w:tab/>
+      </w:r>
+      <w:r>
+        <w:rPr>
+          <w:lang w:val="en-US"/>
+        </w:rPr>
+        <w:tab/>
+        <w:t xml:space="preserve">      bar = foo(bar)</w:t>
+      </w:r>
+    </w:p>
+    <w:p>
+      <w:pPr>
+        <w:rPr>
+          <w:lang w:val="en-US"/>
+        </w:rPr>
+      </w:pPr>
+      <w:r>
+        <w:rPr>
+          <w:lang w:val="en-US"/>
+        </w:rPr>
+        <w:tab/>
+        <w:t>@classmethod: dùng trong class, func tiếp theo self đổ</w:t>
+      </w:r>
+      <w:r>
+        <w:rPr>
+          <w:lang w:val="en-US"/>
+        </w:rPr>
+        <w:t>i thành cls</w:t>
+      </w:r>
+    </w:p>
+    <w:p>
+      <w:pPr>
+        <w:rPr>
+          <w:lang w:val="en-US"/>
+        </w:rPr>
+      </w:pPr>
+      <w:r>
+        <w:rPr>
+          <w:lang w:val="en-US"/>
+        </w:rPr>
+        <w:tab/>
+      </w:r>
+      <w:r>
+        <w:rPr>
+          <w:lang w:val="en-US"/>
+        </w:rPr>
+        <w:tab/>
+        <w:t>Ex:</w:t>
+      </w:r>
+      <w:r>
+        <w:rPr>
+          <w:lang w:val="en-US"/>
+        </w:rPr>
+        <w:t xml:space="preserve"> @classmethod </w:t>
+      </w:r>
+    </w:p>
+    <w:p>
+      <w:pPr>
+        <w:ind w:left="720" w:firstLine="720"/>
+        <w:rPr>
+          <w:lang w:val="en-US"/>
+        </w:rPr>
+      </w:pPr>
+      <w:r>
+        <w:rPr>
+          <w:lang w:val="en-US"/>
+        </w:rPr>
+        <w:t xml:space="preserve">      def foo(cls):</w:t>
+      </w:r>
+    </w:p>
+    <w:p>
+      <w:pPr>
+        <w:ind w:left="720" w:firstLine="720"/>
+        <w:rPr>
+          <w:lang w:val="en-US"/>
+        </w:rPr>
+      </w:pPr>
+      <w:r>
+        <w:rPr>
+          <w:lang w:val="en-US"/>
+        </w:rPr>
+        <w:tab/>
+      </w:r>
+      <w:r>
+        <w:rPr>
+          <w:lang w:val="en-US"/>
+        </w:rPr>
+        <w:t>return cls(1, 2)</w:t>
+      </w:r>
+    </w:p>
+    <w:p>
+      <w:pPr>
+        <w:rPr>
+          <w:lang w:val="en-US"/>
+        </w:rPr>
+      </w:pPr>
+      <w:r>
+        <w:rPr>
+          <w:lang w:val="en-US"/>
+        </w:rPr>
+        <w:tab/>
+      </w:r>
+      <w:r>
+        <w:rPr>
+          <w:lang w:val="en-US"/>
+        </w:rPr>
+        <w:t xml:space="preserve">  </w:t>
+      </w:r>
+      <w:r>
+        <w:rPr>
+          <w:lang w:val="en-US"/>
+        </w:rPr>
+        <w:tab/>
+        <w:t xml:space="preserve">      self &lt;&gt; cls, class bar, </w:t>
+      </w:r>
+      <w:r>
+        <w:rPr>
+          <w:lang w:val="en-US"/>
+        </w:rPr>
+        <w:t>cls(1, 2) &lt;=&gt; bar(1, 2)</w:t>
+      </w:r>
+    </w:p>
+    <w:p>
+      <w:pPr>
+        <w:rPr>
+          <w:lang w:val="en-US"/>
+        </w:rPr>
+      </w:pPr>
+      <w:r>
+        <w:rPr>
+          <w:lang w:val="en-US"/>
+        </w:rPr>
+        <w:tab/>
+        <w:t>self.__dict__[key] = val tạo attribute key cho obj</w:t>
+      </w:r>
+    </w:p>
+    <w:p>
+      <w:pPr>
+        <w:rPr>
+          <w:lang w:val="en-US"/>
+        </w:rPr>
+      </w:pPr>
+      <w:r>
+        <w:rPr>
+          <w:lang w:val="en-US"/>
+        </w:rPr>
+        <w:tab/>
+      </w:r>
+      <w:r>
+        <w:rPr>
+          <w:lang w:val="en-US"/>
+        </w:rPr>
+        <w:tab/>
+        <w:t>Ex: self.__dict__[‘a’] = 10 =&gt; self.a = 10</w:t>
+      </w:r>
+    </w:p>
+    <w:p>
+      <w:pPr>
+        <w:rPr>
+          <w:lang w:val="en-US"/>
+        </w:rPr>
+      </w:pPr>
+      <w:r>
+        <w:rPr>
+          <w:lang w:val="en-US"/>
+        </w:rPr>
+        <w:tab/>
+        <w:t>nonlocal key word dùng để dùng biế</w:t>
+      </w:r>
+      <w:r>
+        <w:rPr>
+          <w:lang w:val="en-US"/>
+        </w:rPr>
+        <w:t>n ngoài nested function</w:t>
+      </w:r>
+    </w:p>
+    <w:p>
+      <w:pPr>
+        <w:rPr>
+          <w:lang w:val="en-US"/>
+        </w:rPr>
+      </w:pPr>
+      <w:r>
+        <w:rPr>
+          <w:lang w:val="en-US"/>
+        </w:rPr>
+        <w:tab/>
+      </w:r>
+      <w:r>
+        <w:rPr>
+          <w:lang w:val="en-US"/>
+        </w:rPr>
+        <w:tab/>
+        <w:t>Ex: def foo():</w:t>
+      </w:r>
+    </w:p>
+    <w:p>
+      <w:pPr>
+        <w:rPr>
+          <w:lang w:val="en-US"/>
+        </w:rPr>
+      </w:pPr>
+      <w:r>
+        <w:rPr>
+          <w:lang w:val="en-US"/>
+        </w:rPr>
+        <w:tab/>
+      </w:r>
+      <w:r>
+        <w:rPr>
+          <w:lang w:val="en-US"/>
+        </w:rPr>
+        <w:tab/>
+      </w:r>
+      <w:r>
+        <w:rPr>
+          <w:lang w:val="en-US"/>
+        </w:rPr>
+        <w:tab/>
+        <w:t>a = 2</w:t>
       </w:r>
     </w:p>
     <w:p>
@@ -2560,165 +4011,185 @@
         <w:rPr>
           <w:lang w:val="en-US"/>
         </w:rPr>
-        <w:t>W</w:t>
-      </w:r>
-      <w:r>
-        <w:rPr>
-          <w:lang w:val="en-US"/>
-        </w:rPr>
-        <w:t>rapper</w:t>
-      </w:r>
-    </w:p>
-    <w:p>
-      <w:pPr>
-        <w:rPr>
-          <w:lang w:val="en-US"/>
-        </w:rPr>
-      </w:pPr>
-      <w:r>
-        <w:rPr>
-          <w:lang w:val="en-US"/>
-        </w:rPr>
-        <w:tab/>
-      </w:r>
-      <w:r>
-        <w:rPr>
-          <w:lang w:val="en-US"/>
-        </w:rPr>
-        <w:tab/>
-        <w:t>Ex:</w:t>
-      </w:r>
-      <w:r>
-        <w:rPr>
-          <w:lang w:val="en-US"/>
-        </w:rPr>
-        <w:t xml:space="preserve"> @foo</w:t>
-      </w:r>
-    </w:p>
-    <w:p>
-      <w:pPr>
-        <w:rPr>
-          <w:lang w:val="en-US"/>
-        </w:rPr>
-      </w:pPr>
-      <w:r>
-        <w:rPr>
-          <w:lang w:val="en-US"/>
-        </w:rPr>
-        <w:tab/>
-      </w:r>
-      <w:r>
-        <w:rPr>
-          <w:lang w:val="en-US"/>
-        </w:rPr>
-        <w:tab/>
-        <w:t xml:space="preserve">      Def bar(): pass</w:t>
-      </w:r>
-    </w:p>
-    <w:p>
-      <w:pPr>
-        <w:rPr>
-          <w:lang w:val="en-US"/>
-        </w:rPr>
-      </w:pPr>
-      <w:r>
-        <w:rPr>
-          <w:lang w:val="en-US"/>
-        </w:rPr>
-        <w:tab/>
-      </w:r>
-      <w:r>
-        <w:rPr>
-          <w:lang w:val="en-US"/>
-        </w:rPr>
-        <w:tab/>
-        <w:t xml:space="preserve">      = </w:t>
-      </w:r>
-    </w:p>
-    <w:p>
-      <w:pPr>
-        <w:rPr>
-          <w:lang w:val="en-US"/>
-        </w:rPr>
-      </w:pPr>
-      <w:r>
-        <w:rPr>
-          <w:lang w:val="en-US"/>
-        </w:rPr>
-        <w:tab/>
-      </w:r>
-      <w:r>
-        <w:rPr>
-          <w:lang w:val="en-US"/>
-        </w:rPr>
-        <w:tab/>
-        <w:t xml:space="preserve">      Def bar(): pass</w:t>
-      </w:r>
-    </w:p>
-    <w:p>
-      <w:pPr>
-        <w:rPr>
-          <w:lang w:val="en-US"/>
-        </w:rPr>
-      </w:pPr>
-      <w:r>
-        <w:rPr>
-          <w:lang w:val="en-US"/>
-        </w:rPr>
-        <w:tab/>
-      </w:r>
-      <w:r>
-        <w:rPr>
-          <w:lang w:val="en-US"/>
-        </w:rPr>
-        <w:tab/>
-        <w:t xml:space="preserve">      bar = foo(bar)</w:t>
-      </w:r>
-    </w:p>
-    <w:p>
-      <w:pPr>
-        <w:rPr>
-          <w:lang w:val="en-US"/>
-        </w:rPr>
-      </w:pPr>
-      <w:r>
-        <w:rPr>
-          <w:lang w:val="en-US"/>
-        </w:rPr>
-        <w:tab/>
-        <w:t>@classmethod: dùng trong class, func tiếp theo self đổ</w:t>
-      </w:r>
-      <w:r>
-        <w:rPr>
-          <w:lang w:val="en-US"/>
-        </w:rPr>
-        <w:t>i thành cls</w:t>
-      </w:r>
-    </w:p>
-    <w:p>
-      <w:pPr>
-        <w:rPr>
-          <w:lang w:val="en-US"/>
-        </w:rPr>
-      </w:pPr>
-      <w:r>
-        <w:rPr>
-          <w:lang w:val="en-US"/>
-        </w:rPr>
-        <w:tab/>
-      </w:r>
-      <w:r>
-        <w:rPr>
-          <w:lang w:val="en-US"/>
-        </w:rPr>
-        <w:tab/>
-        <w:t>Ex:</w:t>
-      </w:r>
-      <w:r>
-        <w:rPr>
-          <w:lang w:val="en-US"/>
-        </w:rPr>
-        <w:t xml:space="preserve"> @classmethod </w:t>
+        <w:t>def bar():</w:t>
+      </w:r>
+    </w:p>
+    <w:p>
+      <w:pPr>
+        <w:ind w:left="1440" w:firstLine="720"/>
+        <w:rPr>
+          <w:lang w:val="en-US"/>
+        </w:rPr>
+      </w:pPr>
+      <w:r>
+        <w:rPr>
+          <w:lang w:val="en-US"/>
+        </w:rPr>
+        <w:tab/>
+        <w:t>nonlocal a</w:t>
+      </w:r>
+    </w:p>
+    <w:p>
+      <w:pPr>
+        <w:ind w:left="1440" w:firstLine="720"/>
+        <w:rPr>
+          <w:lang w:val="en-US"/>
+        </w:rPr>
+      </w:pPr>
+      <w:r>
+        <w:rPr>
+          <w:lang w:val="en-US"/>
+        </w:rPr>
+        <w:tab/>
+        <w:t>a += 1</w:t>
+      </w:r>
+    </w:p>
+    <w:p>
+      <w:pPr>
+        <w:ind w:left="1440" w:firstLine="720"/>
+        <w:rPr>
+          <w:lang w:val="en-US"/>
+        </w:rPr>
+      </w:pPr>
+      <w:r>
+        <w:rPr>
+          <w:lang w:val="en-US"/>
+        </w:rPr>
+        <w:t>print(a)</w:t>
+      </w:r>
+    </w:p>
+    <w:p>
+      <w:pPr>
+        <w:rPr>
+          <w:lang w:val="en-US"/>
+        </w:rPr>
+      </w:pPr>
+      <w:r>
+        <w:rPr>
+          <w:lang w:val="en-US"/>
+        </w:rPr>
+        <w:tab/>
+      </w:r>
+      <w:r>
+        <w:rPr>
+          <w:lang w:val="en-US"/>
+        </w:rPr>
+        <w:tab/>
+        <w:t xml:space="preserve">     foo() =&gt; 3</w:t>
+      </w:r>
+    </w:p>
+    <w:p>
+      <w:pPr>
+        <w:rPr>
+          <w:lang w:val="en-US"/>
+        </w:rPr>
+      </w:pPr>
+      <w:r>
+        <w:rPr>
+          <w:lang w:val="en-US"/>
+        </w:rPr>
+        <w:t>Hasattr(obj, attr_name): check xem obj có attr không:</w:t>
+      </w:r>
+    </w:p>
+    <w:p>
+      <w:pPr>
+        <w:rPr>
+          <w:lang w:val="en-US"/>
+        </w:rPr>
+      </w:pPr>
+      <w:r>
+        <w:rPr>
+          <w:lang w:val="en-US"/>
+        </w:rPr>
+        <w:tab/>
+        <w:t>Ex: hasattr(a, ‘b’) = False</w:t>
+      </w:r>
+    </w:p>
+    <w:p>
+      <w:pPr>
+        <w:rPr>
+          <w:lang w:val="en-US"/>
+        </w:rPr>
+      </w:pPr>
+      <w:r>
+        <w:rPr>
+          <w:lang w:val="en-US"/>
+        </w:rPr>
+        <w:t xml:space="preserve">Isinstance(var, type): check type: </w:t>
+      </w:r>
+    </w:p>
+    <w:p>
+      <w:pPr>
+        <w:ind w:firstLine="720"/>
+        <w:rPr>
+          <w:lang w:val="en-US"/>
+        </w:rPr>
+      </w:pPr>
+      <w:r>
+        <w:rPr>
+          <w:lang w:val="en-US"/>
+        </w:rPr>
+        <w:t>Ex: isinstance((1, 2), tuple) = True</w:t>
+      </w:r>
+    </w:p>
+    <w:p>
+      <w:pPr>
+        <w:rPr>
+          <w:lang w:val="en-US"/>
+        </w:rPr>
+      </w:pPr>
+      <w:r>
+        <w:rPr>
+          <w:lang w:val="en-US"/>
+        </w:rPr>
+        <w:t>Round(var, ndigits): làm tròn mấy số thập phân</w:t>
+      </w:r>
+    </w:p>
+    <w:p>
+      <w:pPr>
+        <w:rPr>
+          <w:lang w:val="en-US"/>
+        </w:rPr>
+      </w:pPr>
+      <w:r>
+        <w:rPr>
+          <w:lang w:val="en-US"/>
+        </w:rPr>
+        <w:tab/>
+        <w:t xml:space="preserve">Ex: round(4.542, 2) = </w:t>
+      </w:r>
+      <w:r>
+        <w:rPr>
+          <w:lang w:val="en-US"/>
+        </w:rPr>
+        <w:t>4.54</w:t>
+      </w:r>
+    </w:p>
+    <w:p>
+      <w:pPr>
+        <w:rPr>
+          <w:lang w:val="en-US"/>
+        </w:rPr>
+      </w:pPr>
+      <w:r>
+        <w:rPr>
+          <w:lang w:val="en-US"/>
+        </w:rPr>
+        <w:t>complex(Real, Imagine):</w:t>
+      </w:r>
+    </w:p>
+    <w:p>
+      <w:pPr>
+        <w:rPr>
+          <w:lang w:val="en-US"/>
+        </w:rPr>
+      </w:pPr>
+      <w:r>
+        <w:rPr>
+          <w:lang w:val="en-US"/>
+        </w:rPr>
+        <w:tab/>
+        <w:t>Usage:</w:t>
       </w:r>
     </w:p>
     <w:p>
@@ -2732,365 +4203,7 @@
         <w:rPr>
           <w:lang w:val="en-US"/>
         </w:rPr>
-        <w:t xml:space="preserve">      def foo(cls):</w:t>
-      </w:r>
-    </w:p>
-    <w:p>
-      <w:pPr>
-        <w:ind w:left="720" w:firstLine="720"/>
-        <w:rPr>
-          <w:lang w:val="en-US"/>
-        </w:rPr>
-      </w:pPr>
-      <w:r>
-        <w:rPr>
-          <w:lang w:val="en-US"/>
-        </w:rPr>
-        <w:tab/>
-      </w:r>
-      <w:r>
-        <w:rPr>
-          <w:lang w:val="en-US"/>
-        </w:rPr>
-        <w:t>return cls(1, 2)</w:t>
-      </w:r>
-    </w:p>
-    <w:p>
-      <w:pPr>
-        <w:rPr>
-          <w:lang w:val="en-US"/>
-        </w:rPr>
-      </w:pPr>
-      <w:r>
-        <w:rPr>
-          <w:lang w:val="en-US"/>
-        </w:rPr>
-        <w:tab/>
-      </w:r>
-      <w:r>
-        <w:rPr>
-          <w:lang w:val="en-US"/>
-        </w:rPr>
-        <w:t xml:space="preserve">  </w:t>
-      </w:r>
-      <w:r>
-        <w:rPr>
-          <w:lang w:val="en-US"/>
-        </w:rPr>
-        <w:tab/>
-        <w:t xml:space="preserve">      self &lt;&gt; cls, class bar, </w:t>
-      </w:r>
-      <w:r>
-        <w:rPr>
-          <w:lang w:val="en-US"/>
-        </w:rPr>
-        <w:t>cls(1, 2) &lt;=&gt; bar(1, 2)</w:t>
-      </w:r>
-    </w:p>
-    <w:p>
-      <w:pPr>
-        <w:rPr>
-          <w:lang w:val="en-US"/>
-        </w:rPr>
-      </w:pPr>
-      <w:r>
-        <w:rPr>
-          <w:lang w:val="en-US"/>
-        </w:rPr>
-        <w:tab/>
-        <w:t>self.__dict__[key] = val tạo attribute key cho obj</w:t>
-      </w:r>
-    </w:p>
-    <w:p>
-      <w:pPr>
-        <w:rPr>
-          <w:lang w:val="en-US"/>
-        </w:rPr>
-      </w:pPr>
-      <w:r>
-        <w:rPr>
-          <w:lang w:val="en-US"/>
-        </w:rPr>
-        <w:tab/>
-      </w:r>
-      <w:r>
-        <w:rPr>
-          <w:lang w:val="en-US"/>
-        </w:rPr>
-        <w:tab/>
-        <w:t>Ex: self.__dict__[‘a’] = 10 =&gt; self.a = 10</w:t>
-      </w:r>
-    </w:p>
-    <w:p>
-      <w:pPr>
-        <w:rPr>
-          <w:lang w:val="en-US"/>
-        </w:rPr>
-      </w:pPr>
-      <w:r>
-        <w:rPr>
-          <w:lang w:val="en-US"/>
-        </w:rPr>
-        <w:tab/>
-        <w:t>nonlocal key word dùng để dùng biế</w:t>
-      </w:r>
-      <w:r>
-        <w:rPr>
-          <w:lang w:val="en-US"/>
-        </w:rPr>
-        <w:t>n ngoài nested function</w:t>
-      </w:r>
-    </w:p>
-    <w:p>
-      <w:pPr>
-        <w:rPr>
-          <w:lang w:val="en-US"/>
-        </w:rPr>
-      </w:pPr>
-      <w:r>
-        <w:rPr>
-          <w:lang w:val="en-US"/>
-        </w:rPr>
-        <w:tab/>
-      </w:r>
-      <w:r>
-        <w:rPr>
-          <w:lang w:val="en-US"/>
-        </w:rPr>
-        <w:tab/>
-        <w:t>Ex: def foo():</w:t>
-      </w:r>
-    </w:p>
-    <w:p>
-      <w:pPr>
-        <w:rPr>
-          <w:lang w:val="en-US"/>
-        </w:rPr>
-      </w:pPr>
-      <w:r>
-        <w:rPr>
-          <w:lang w:val="en-US"/>
-        </w:rPr>
-        <w:tab/>
-      </w:r>
-      <w:r>
-        <w:rPr>
-          <w:lang w:val="en-US"/>
-        </w:rPr>
-        <w:tab/>
-      </w:r>
-      <w:r>
-        <w:rPr>
-          <w:lang w:val="en-US"/>
-        </w:rPr>
-        <w:tab/>
-        <w:t>a = 2</w:t>
-      </w:r>
-    </w:p>
-    <w:p>
-      <w:pPr>
-        <w:ind w:left="1440" w:firstLine="720"/>
-        <w:rPr>
-          <w:lang w:val="en-US"/>
-        </w:rPr>
-      </w:pPr>
-      <w:r>
-        <w:rPr>
-          <w:lang w:val="en-US"/>
-        </w:rPr>
-        <w:t>def bar():</w:t>
-      </w:r>
-    </w:p>
-    <w:p>
-      <w:pPr>
-        <w:ind w:left="1440" w:firstLine="720"/>
-        <w:rPr>
-          <w:lang w:val="en-US"/>
-        </w:rPr>
-      </w:pPr>
-      <w:r>
-        <w:rPr>
-          <w:lang w:val="en-US"/>
-        </w:rPr>
-        <w:tab/>
-        <w:t>nonlocal a</w:t>
-      </w:r>
-    </w:p>
-    <w:p>
-      <w:pPr>
-        <w:ind w:left="1440" w:firstLine="720"/>
-        <w:rPr>
-          <w:lang w:val="en-US"/>
-        </w:rPr>
-      </w:pPr>
-      <w:r>
-        <w:rPr>
-          <w:lang w:val="en-US"/>
-        </w:rPr>
-        <w:tab/>
-        <w:t>a += 1</w:t>
-      </w:r>
-    </w:p>
-    <w:p>
-      <w:pPr>
-        <w:ind w:left="1440" w:firstLine="720"/>
-        <w:rPr>
-          <w:lang w:val="en-US"/>
-        </w:rPr>
-      </w:pPr>
-      <w:r>
-        <w:rPr>
-          <w:lang w:val="en-US"/>
-        </w:rPr>
-        <w:t>print(a)</w:t>
-      </w:r>
-    </w:p>
-    <w:p>
-      <w:pPr>
-        <w:rPr>
-          <w:lang w:val="en-US"/>
-        </w:rPr>
-      </w:pPr>
-      <w:r>
-        <w:rPr>
-          <w:lang w:val="en-US"/>
-        </w:rPr>
         <w:lastRenderedPageBreak/>
-        <w:tab/>
-      </w:r>
-      <w:r>
-        <w:rPr>
-          <w:lang w:val="en-US"/>
-        </w:rPr>
-        <w:tab/>
-        <w:t xml:space="preserve">     foo() =&gt; 3</w:t>
-      </w:r>
-    </w:p>
-    <w:p>
-      <w:pPr>
-        <w:rPr>
-          <w:lang w:val="en-US"/>
-        </w:rPr>
-      </w:pPr>
-      <w:r>
-        <w:rPr>
-          <w:lang w:val="en-US"/>
-        </w:rPr>
-        <w:t>Hasattr(obj, attr_name): check xem obj có attr không:</w:t>
-      </w:r>
-    </w:p>
-    <w:p>
-      <w:pPr>
-        <w:rPr>
-          <w:lang w:val="en-US"/>
-        </w:rPr>
-      </w:pPr>
-      <w:r>
-        <w:rPr>
-          <w:lang w:val="en-US"/>
-        </w:rPr>
-        <w:tab/>
-        <w:t>Ex: hasattr(a, ‘b’) = False</w:t>
-      </w:r>
-    </w:p>
-    <w:p>
-      <w:pPr>
-        <w:rPr>
-          <w:lang w:val="en-US"/>
-        </w:rPr>
-      </w:pPr>
-      <w:r>
-        <w:rPr>
-          <w:lang w:val="en-US"/>
-        </w:rPr>
-        <w:t xml:space="preserve">Isinstance(var, type): check type: </w:t>
-      </w:r>
-    </w:p>
-    <w:p>
-      <w:pPr>
-        <w:ind w:firstLine="720"/>
-        <w:rPr>
-          <w:lang w:val="en-US"/>
-        </w:rPr>
-      </w:pPr>
-      <w:r>
-        <w:rPr>
-          <w:lang w:val="en-US"/>
-        </w:rPr>
-        <w:t>Ex: isinstance((1, 2), tuple) = True</w:t>
-      </w:r>
-    </w:p>
-    <w:p>
-      <w:pPr>
-        <w:rPr>
-          <w:lang w:val="en-US"/>
-        </w:rPr>
-      </w:pPr>
-      <w:r>
-        <w:rPr>
-          <w:lang w:val="en-US"/>
-        </w:rPr>
-        <w:t>Round(var, ndigits): làm tròn mấy số thập phân</w:t>
-      </w:r>
-    </w:p>
-    <w:p>
-      <w:pPr>
-        <w:rPr>
-          <w:lang w:val="en-US"/>
-        </w:rPr>
-      </w:pPr>
-      <w:r>
-        <w:rPr>
-          <w:lang w:val="en-US"/>
-        </w:rPr>
-        <w:tab/>
-        <w:t xml:space="preserve">Ex: round(4.542, 2) = </w:t>
-      </w:r>
-      <w:r>
-        <w:rPr>
-          <w:lang w:val="en-US"/>
-        </w:rPr>
-        <w:t>4.54</w:t>
-      </w:r>
-    </w:p>
-    <w:p>
-      <w:pPr>
-        <w:rPr>
-          <w:lang w:val="en-US"/>
-        </w:rPr>
-      </w:pPr>
-      <w:r>
-        <w:rPr>
-          <w:lang w:val="en-US"/>
-        </w:rPr>
-        <w:t>complex(Real, Imagine):</w:t>
-      </w:r>
-    </w:p>
-    <w:p>
-      <w:pPr>
-        <w:rPr>
-          <w:lang w:val="en-US"/>
-        </w:rPr>
-      </w:pPr>
-      <w:r>
-        <w:rPr>
-          <w:lang w:val="en-US"/>
-        </w:rPr>
-        <w:tab/>
-        <w:t>Usage:</w:t>
-      </w:r>
-    </w:p>
-    <w:p>
-      <w:pPr>
-        <w:ind w:left="720" w:firstLine="720"/>
-        <w:rPr>
-          <w:lang w:val="en-US"/>
-        </w:rPr>
-      </w:pPr>
-      <w:r>
-        <w:rPr>
-          <w:lang w:val="en-US"/>
-        </w:rPr>
         <w:t>Trả về Complex Number Object</w:t>
       </w:r>
     </w:p>
@@ -3284,19 +4397,6 @@
         <w:rPr>
           <w:lang w:val="en-US"/>
         </w:rPr>
-        <w:t>Assert &lt;expression&gt;: raise error nếu expression trả về False</w:t>
-      </w:r>
-    </w:p>
-    <w:p>
-      <w:pPr>
-        <w:rPr>
-          <w:lang w:val="en-US"/>
-        </w:rPr>
-      </w:pPr>
-      <w:r>
-        <w:rPr>
-          <w:lang w:val="en-US"/>
-        </w:rPr>
         <w:t>File: open(path, ‘r’ || ‘w’</w:t>
       </w:r>
       <w:r>
@@ -3487,7 +4587,6 @@
         <w:rPr>
           <w:lang w:val="en-US"/>
         </w:rPr>
-        <w:lastRenderedPageBreak/>
         <w:tab/>
         <w:t>Tuple + List:</w:t>
       </w:r>
@@ -3887,6 +4986,95 @@
     </w:lvl>
   </w:abstractNum>
   <w:abstractNum w:abstractNumId="2">
+    <w:nsid w:val="1A72493D"/>
+    <w:multiLevelType w:val="hybridMultilevel"/>
+    <w:tmpl w:val="75B65B80"/>
+    <w:lvl w:ilvl="0" w:tplc="13C4CE72">
+      <w:start w:val="1"/>
+      <w:numFmt w:val="decimal"/>
+      <w:lvlText w:val="%1."/>
+      <w:lvlJc w:val="left"/>
+      <w:pPr>
+        <w:ind w:left="1080" w:hanging="360"/>
+      </w:pPr>
+      <w:rPr>
+        <w:rFonts w:hint="default"/>
+      </w:rPr>
+    </w:lvl>
+    <w:lvl w:ilvl="1" w:tplc="042A0019" w:tentative="1">
+      <w:start w:val="1"/>
+      <w:numFmt w:val="lowerLetter"/>
+      <w:lvlText w:val="%2."/>
+      <w:lvlJc w:val="left"/>
+      <w:pPr>
+        <w:ind w:left="1800" w:hanging="360"/>
+      </w:pPr>
+    </w:lvl>
+    <w:lvl w:ilvl="2" w:tplc="042A001B" w:tentative="1">
+      <w:start w:val="1"/>
+      <w:numFmt w:val="lowerRoman"/>
+      <w:lvlText w:val="%3."/>
+      <w:lvlJc w:val="right"/>
+      <w:pPr>
+        <w:ind w:left="2520" w:hanging="180"/>
+      </w:pPr>
+    </w:lvl>
+    <w:lvl w:ilvl="3" w:tplc="042A000F" w:tentative="1">
+      <w:start w:val="1"/>
+      <w:numFmt w:val="decimal"/>
+      <w:lvlText w:val="%4."/>
+      <w:lvlJc w:val="left"/>
+      <w:pPr>
+        <w:ind w:left="3240" w:hanging="360"/>
+      </w:pPr>
+    </w:lvl>
+    <w:lvl w:ilvl="4" w:tplc="042A0019" w:tentative="1">
+      <w:start w:val="1"/>
+      <w:numFmt w:val="lowerLetter"/>
+      <w:lvlText w:val="%5."/>
+      <w:lvlJc w:val="left"/>
+      <w:pPr>
+        <w:ind w:left="3960" w:hanging="360"/>
+      </w:pPr>
+    </w:lvl>
+    <w:lvl w:ilvl="5" w:tplc="042A001B" w:tentative="1">
+      <w:start w:val="1"/>
+      <w:numFmt w:val="lowerRoman"/>
+      <w:lvlText w:val="%6."/>
+      <w:lvlJc w:val="right"/>
+      <w:pPr>
+        <w:ind w:left="4680" w:hanging="180"/>
+      </w:pPr>
+    </w:lvl>
+    <w:lvl w:ilvl="6" w:tplc="042A000F" w:tentative="1">
+      <w:start w:val="1"/>
+      <w:numFmt w:val="decimal"/>
+      <w:lvlText w:val="%7."/>
+      <w:lvlJc w:val="left"/>
+      <w:pPr>
+        <w:ind w:left="5400" w:hanging="360"/>
+      </w:pPr>
+    </w:lvl>
+    <w:lvl w:ilvl="7" w:tplc="042A0019" w:tentative="1">
+      <w:start w:val="1"/>
+      <w:numFmt w:val="lowerLetter"/>
+      <w:lvlText w:val="%8."/>
+      <w:lvlJc w:val="left"/>
+      <w:pPr>
+        <w:ind w:left="6120" w:hanging="360"/>
+      </w:pPr>
+    </w:lvl>
+    <w:lvl w:ilvl="8" w:tplc="042A001B" w:tentative="1">
+      <w:start w:val="1"/>
+      <w:numFmt w:val="lowerRoman"/>
+      <w:lvlText w:val="%9."/>
+      <w:lvlJc w:val="right"/>
+      <w:pPr>
+        <w:ind w:left="6840" w:hanging="180"/>
+      </w:pPr>
+    </w:lvl>
+  </w:abstractNum>
+  <w:abstractNum w:abstractNumId="3">
     <w:nsid w:val="28D5218B"/>
     <w:multiLevelType w:val="hybridMultilevel"/>
     <w:tmpl w:val="CCC64DD0"/>
@@ -3975,7 +5163,7 @@
       </w:pPr>
     </w:lvl>
   </w:abstractNum>
-  <w:abstractNum w:abstractNumId="3">
+  <w:abstractNum w:abstractNumId="4">
     <w:nsid w:val="30A31F7F"/>
     <w:multiLevelType w:val="hybridMultilevel"/>
     <w:tmpl w:val="9F3C3494"/>
@@ -4064,7 +5252,7 @@
       </w:pPr>
     </w:lvl>
   </w:abstractNum>
-  <w:abstractNum w:abstractNumId="4">
+  <w:abstractNum w:abstractNumId="5">
     <w:nsid w:val="40280FAA"/>
     <w:multiLevelType w:val="hybridMultilevel"/>
     <w:tmpl w:val="2D4ADF4A"/>
@@ -4153,7 +5341,7 @@
       </w:pPr>
     </w:lvl>
   </w:abstractNum>
-  <w:abstractNum w:abstractNumId="5">
+  <w:abstractNum w:abstractNumId="6">
     <w:nsid w:val="42B019CC"/>
     <w:multiLevelType w:val="hybridMultilevel"/>
     <w:tmpl w:val="0DB06234"/>
@@ -4242,7 +5430,96 @@
       </w:pPr>
     </w:lvl>
   </w:abstractNum>
-  <w:abstractNum w:abstractNumId="6">
+  <w:abstractNum w:abstractNumId="7">
+    <w:nsid w:val="43BB1B3E"/>
+    <w:multiLevelType w:val="hybridMultilevel"/>
+    <w:tmpl w:val="4540F944"/>
+    <w:lvl w:ilvl="0" w:tplc="94202ABE">
+      <w:start w:val="1"/>
+      <w:numFmt w:val="decimal"/>
+      <w:lvlText w:val="%1."/>
+      <w:lvlJc w:val="left"/>
+      <w:pPr>
+        <w:ind w:left="1080" w:hanging="360"/>
+      </w:pPr>
+      <w:rPr>
+        <w:rFonts w:hint="default"/>
+      </w:rPr>
+    </w:lvl>
+    <w:lvl w:ilvl="1" w:tplc="042A0019" w:tentative="1">
+      <w:start w:val="1"/>
+      <w:numFmt w:val="lowerLetter"/>
+      <w:lvlText w:val="%2."/>
+      <w:lvlJc w:val="left"/>
+      <w:pPr>
+        <w:ind w:left="1800" w:hanging="360"/>
+      </w:pPr>
+    </w:lvl>
+    <w:lvl w:ilvl="2" w:tplc="042A001B" w:tentative="1">
+      <w:start w:val="1"/>
+      <w:numFmt w:val="lowerRoman"/>
+      <w:lvlText w:val="%3."/>
+      <w:lvlJc w:val="right"/>
+      <w:pPr>
+        <w:ind w:left="2520" w:hanging="180"/>
+      </w:pPr>
+    </w:lvl>
+    <w:lvl w:ilvl="3" w:tplc="042A000F" w:tentative="1">
+      <w:start w:val="1"/>
+      <w:numFmt w:val="decimal"/>
+      <w:lvlText w:val="%4."/>
+      <w:lvlJc w:val="left"/>
+      <w:pPr>
+        <w:ind w:left="3240" w:hanging="360"/>
+      </w:pPr>
+    </w:lvl>
+    <w:lvl w:ilvl="4" w:tplc="042A0019" w:tentative="1">
+      <w:start w:val="1"/>
+      <w:numFmt w:val="lowerLetter"/>
+      <w:lvlText w:val="%5."/>
+      <w:lvlJc w:val="left"/>
+      <w:pPr>
+        <w:ind w:left="3960" w:hanging="360"/>
+      </w:pPr>
+    </w:lvl>
+    <w:lvl w:ilvl="5" w:tplc="042A001B" w:tentative="1">
+      <w:start w:val="1"/>
+      <w:numFmt w:val="lowerRoman"/>
+      <w:lvlText w:val="%6."/>
+      <w:lvlJc w:val="right"/>
+      <w:pPr>
+        <w:ind w:left="4680" w:hanging="180"/>
+      </w:pPr>
+    </w:lvl>
+    <w:lvl w:ilvl="6" w:tplc="042A000F" w:tentative="1">
+      <w:start w:val="1"/>
+      <w:numFmt w:val="decimal"/>
+      <w:lvlText w:val="%7."/>
+      <w:lvlJc w:val="left"/>
+      <w:pPr>
+        <w:ind w:left="5400" w:hanging="360"/>
+      </w:pPr>
+    </w:lvl>
+    <w:lvl w:ilvl="7" w:tplc="042A0019" w:tentative="1">
+      <w:start w:val="1"/>
+      <w:numFmt w:val="lowerLetter"/>
+      <w:lvlText w:val="%8."/>
+      <w:lvlJc w:val="left"/>
+      <w:pPr>
+        <w:ind w:left="6120" w:hanging="360"/>
+      </w:pPr>
+    </w:lvl>
+    <w:lvl w:ilvl="8" w:tplc="042A001B" w:tentative="1">
+      <w:start w:val="1"/>
+      <w:numFmt w:val="lowerRoman"/>
+      <w:lvlText w:val="%9."/>
+      <w:lvlJc w:val="right"/>
+      <w:pPr>
+        <w:ind w:left="6840" w:hanging="180"/>
+      </w:pPr>
+    </w:lvl>
+  </w:abstractNum>
+  <w:abstractNum w:abstractNumId="8">
     <w:nsid w:val="4E3E544E"/>
     <w:multiLevelType w:val="hybridMultilevel"/>
     <w:tmpl w:val="2B888B60"/>
@@ -4354,7 +5631,7 @@
       </w:rPr>
     </w:lvl>
   </w:abstractNum>
-  <w:abstractNum w:abstractNumId="7">
+  <w:abstractNum w:abstractNumId="9">
     <w:nsid w:val="52E97A77"/>
     <w:multiLevelType w:val="hybridMultilevel"/>
     <w:tmpl w:val="3A24F878"/>
@@ -4443,7 +5720,7 @@
       </w:pPr>
     </w:lvl>
   </w:abstractNum>
-  <w:abstractNum w:abstractNumId="8">
+  <w:abstractNum w:abstractNumId="10">
     <w:nsid w:val="5ABC2888"/>
     <w:multiLevelType w:val="hybridMultilevel"/>
     <w:tmpl w:val="161C7026"/>
@@ -4532,7 +5809,7 @@
       </w:pPr>
     </w:lvl>
   </w:abstractNum>
-  <w:abstractNum w:abstractNumId="9">
+  <w:abstractNum w:abstractNumId="11">
     <w:nsid w:val="73B10B2F"/>
     <w:multiLevelType w:val="hybridMultilevel"/>
     <w:tmpl w:val="A47EF800"/>
@@ -4646,34 +5923,40 @@
     </w:lvl>
   </w:abstractNum>
   <w:num w:numId="1">
-    <w:abstractNumId w:val="6"/>
+    <w:abstractNumId w:val="8"/>
   </w:num>
   <w:num w:numId="2">
-    <w:abstractNumId w:val="7"/>
+    <w:abstractNumId w:val="9"/>
   </w:num>
   <w:num w:numId="3">
-    <w:abstractNumId w:val="9"/>
+    <w:abstractNumId w:val="11"/>
   </w:num>
   <w:num w:numId="4">
     <w:abstractNumId w:val="0"/>
   </w:num>
   <w:num w:numId="5">
-    <w:abstractNumId w:val="2"/>
+    <w:abstractNumId w:val="3"/>
   </w:num>
   <w:num w:numId="6">
-    <w:abstractNumId w:val="4"/>
+    <w:abstractNumId w:val="5"/>
   </w:num>
   <w:num w:numId="7">
     <w:abstractNumId w:val="1"/>
   </w:num>
   <w:num w:numId="8">
-    <w:abstractNumId w:val="5"/>
+    <w:abstractNumId w:val="6"/>
   </w:num>
   <w:num w:numId="9">
-    <w:abstractNumId w:val="8"/>
+    <w:abstractNumId w:val="10"/>
   </w:num>
   <w:num w:numId="10">
-    <w:abstractNumId w:val="3"/>
+    <w:abstractNumId w:val="4"/>
+  </w:num>
+  <w:num w:numId="11">
+    <w:abstractNumId w:val="7"/>
+  </w:num>
+  <w:num w:numId="12">
+    <w:abstractNumId w:val="2"/>
   </w:num>
 </w:numbering>
 </file>

--- a/python.docx
+++ b/python.docx
@@ -267,7 +267,15 @@
         <w:rPr>
           <w:lang w:val="en-US"/>
         </w:rPr>
-        <w:t>print(end_time – start_time)</w:t>
+        <w:t>print(end_time -</w:t>
+      </w:r>
+      <w:bookmarkStart w:id="0" w:name="_GoBack"/>
+      <w:bookmarkEnd w:id="0"/>
+      <w:r>
+        <w:rPr>
+          <w:lang w:val="en-US"/>
+        </w:rPr>
+        <w:t xml:space="preserve"> start_time)</w:t>
       </w:r>
     </w:p>
     <w:p>
@@ -1273,8 +1281,6 @@
         </w:rPr>
         <w:t xml:space="preserve">Tắc Tạo Đối Tượng </w:t>
       </w:r>
-      <w:bookmarkStart w:id="0" w:name="_GoBack"/>
-      <w:bookmarkEnd w:id="0"/>
       <w:r>
         <w:rPr>
           <w:lang w:val="en-US"/>

--- a/python.docx
+++ b/python.docx
@@ -269,8 +269,6 @@
         </w:rPr>
         <w:t>print(end_time -</w:t>
       </w:r>
-      <w:bookmarkStart w:id="0" w:name="_GoBack"/>
-      <w:bookmarkEnd w:id="0"/>
       <w:r>
         <w:rPr>
           <w:lang w:val="en-US"/>
@@ -1255,8 +1253,34 @@
         <w:rPr>
           <w:lang w:val="en-US"/>
         </w:rPr>
-        <w:t xml:space="preserve">    &lt;Làm Gì Đó Với Phần Tử Của A Và B&gt;</w:t>
-      </w:r>
+        <w:t xml:space="preserve">    </w:t>
+      </w:r>
+      <w:r>
+        <w:rPr>
+          <w:lang w:val="en-US"/>
+        </w:rPr>
+        <w:t>&lt;Làm Gì Đó Với Phần Tử Của A Và B&gt;</w:t>
+      </w:r>
+    </w:p>
+    <w:p>
+      <w:pPr>
+        <w:pStyle w:val="ListParagraph"/>
+        <w:numPr>
+          <w:ilvl w:val="0"/>
+          <w:numId w:val="3"/>
+        </w:numPr>
+        <w:rPr>
+          <w:lang w:val="en-US"/>
+        </w:rPr>
+      </w:pPr>
+      <w:r>
+        <w:rPr>
+          <w:lang w:val="en-US"/>
+        </w:rPr>
+        <w:t>“zip(&lt;A&gt;, &lt;B&gt;)” giống như ma trận với dòng 1 là A và dòng 2 là B sau đó chuyển vị</w:t>
+      </w:r>
+      <w:bookmarkStart w:id="0" w:name="_GoBack"/>
+      <w:bookmarkEnd w:id="0"/>
     </w:p>
     <w:p>
       <w:pPr>
@@ -1532,6 +1556,7 @@
         <w:rPr>
           <w:lang w:val="en-US"/>
         </w:rPr>
+        <w:lastRenderedPageBreak/>
         <w:t>Giống như liệt kê bình thường, đánh số theo thứ tự 0, 1, 2, … ứng với các giá trị nào đó</w:t>
       </w:r>
     </w:p>
@@ -1571,7 +1596,6 @@
         <w:rPr>
           <w:lang w:val="en-US"/>
         </w:rPr>
-        <w:lastRenderedPageBreak/>
         <w:t>&lt;Biến&gt; = enumerate(&lt;Mảng&gt;)</w:t>
       </w:r>
     </w:p>
@@ -2104,6 +2128,7 @@
         <w:rPr>
           <w:lang w:val="en-US"/>
         </w:rPr>
+        <w:lastRenderedPageBreak/>
         <w:t>Class A to nhất, trong đó có Class B, trong B có thuộc tính “foo” = 5, khi đó “A.B.foo” có giá trị = 5, trong B còn có hàm “bar”, khi đó “A.B.bar(&lt;Tham Số&gt;)” sẽ gọi hàm này</w:t>
       </w:r>
     </w:p>
@@ -2179,7 +2204,6 @@
         <w:rPr>
           <w:lang w:val="en-US"/>
         </w:rPr>
-        <w:lastRenderedPageBreak/>
         <w:t>B = A()</w:t>
       </w:r>
     </w:p>
@@ -3029,6 +3053,7 @@
         <w:rPr>
           <w:lang w:val="en-US"/>
         </w:rPr>
+        <w:lastRenderedPageBreak/>
         <w:t>ví dụ</w:t>
       </w:r>
     </w:p>
@@ -3113,7 +3138,6 @@
         <w:rPr>
           <w:lang w:val="en-US"/>
         </w:rPr>
-        <w:lastRenderedPageBreak/>
         <w:t>Câu lệnh này được bỏ qua</w:t>
       </w:r>
     </w:p>
@@ -3607,6 +3631,7 @@
         <w:rPr>
           <w:lang w:val="en-US"/>
         </w:rPr>
+        <w:lastRenderedPageBreak/>
         <w:tab/>
       </w:r>
       <w:r>
@@ -3697,147 +3722,505 @@
         <w:rPr>
           <w:lang w:val="en-US"/>
         </w:rPr>
+        <w:tab/>
+      </w:r>
+      <w:r>
+        <w:rPr>
+          <w:lang w:val="en-US"/>
+        </w:rPr>
+        <w:tab/>
+        <w:t>Ex:</w:t>
+      </w:r>
+      <w:r>
+        <w:rPr>
+          <w:lang w:val="en-US"/>
+        </w:rPr>
+        <w:t xml:space="preserve"> @foo</w:t>
+      </w:r>
+    </w:p>
+    <w:p>
+      <w:pPr>
+        <w:rPr>
+          <w:lang w:val="en-US"/>
+        </w:rPr>
+      </w:pPr>
+      <w:r>
+        <w:rPr>
+          <w:lang w:val="en-US"/>
+        </w:rPr>
+        <w:tab/>
+      </w:r>
+      <w:r>
+        <w:rPr>
+          <w:lang w:val="en-US"/>
+        </w:rPr>
+        <w:tab/>
+        <w:t xml:space="preserve">      Def bar(): pass</w:t>
+      </w:r>
+    </w:p>
+    <w:p>
+      <w:pPr>
+        <w:rPr>
+          <w:lang w:val="en-US"/>
+        </w:rPr>
+      </w:pPr>
+      <w:r>
+        <w:rPr>
+          <w:lang w:val="en-US"/>
+        </w:rPr>
+        <w:tab/>
+      </w:r>
+      <w:r>
+        <w:rPr>
+          <w:lang w:val="en-US"/>
+        </w:rPr>
+        <w:tab/>
+        <w:t xml:space="preserve">      = </w:t>
+      </w:r>
+    </w:p>
+    <w:p>
+      <w:pPr>
+        <w:rPr>
+          <w:lang w:val="en-US"/>
+        </w:rPr>
+      </w:pPr>
+      <w:r>
+        <w:rPr>
+          <w:lang w:val="en-US"/>
+        </w:rPr>
+        <w:tab/>
+      </w:r>
+      <w:r>
+        <w:rPr>
+          <w:lang w:val="en-US"/>
+        </w:rPr>
+        <w:tab/>
+        <w:t xml:space="preserve">      Def bar(): pass</w:t>
+      </w:r>
+    </w:p>
+    <w:p>
+      <w:pPr>
+        <w:rPr>
+          <w:lang w:val="en-US"/>
+        </w:rPr>
+      </w:pPr>
+      <w:r>
+        <w:rPr>
+          <w:lang w:val="en-US"/>
+        </w:rPr>
+        <w:tab/>
+      </w:r>
+      <w:r>
+        <w:rPr>
+          <w:lang w:val="en-US"/>
+        </w:rPr>
+        <w:tab/>
+        <w:t xml:space="preserve">      bar = foo(bar)</w:t>
+      </w:r>
+    </w:p>
+    <w:p>
+      <w:pPr>
+        <w:rPr>
+          <w:lang w:val="en-US"/>
+        </w:rPr>
+      </w:pPr>
+      <w:r>
+        <w:rPr>
+          <w:lang w:val="en-US"/>
+        </w:rPr>
+        <w:tab/>
+        <w:t>@classmethod: dùng trong class, func tiếp theo self đổ</w:t>
+      </w:r>
+      <w:r>
+        <w:rPr>
+          <w:lang w:val="en-US"/>
+        </w:rPr>
+        <w:t>i thành cls</w:t>
+      </w:r>
+    </w:p>
+    <w:p>
+      <w:pPr>
+        <w:rPr>
+          <w:lang w:val="en-US"/>
+        </w:rPr>
+      </w:pPr>
+      <w:r>
+        <w:rPr>
+          <w:lang w:val="en-US"/>
+        </w:rPr>
+        <w:tab/>
+      </w:r>
+      <w:r>
+        <w:rPr>
+          <w:lang w:val="en-US"/>
+        </w:rPr>
+        <w:tab/>
+        <w:t>Ex:</w:t>
+      </w:r>
+      <w:r>
+        <w:rPr>
+          <w:lang w:val="en-US"/>
+        </w:rPr>
+        <w:t xml:space="preserve"> @classmethod </w:t>
+      </w:r>
+    </w:p>
+    <w:p>
+      <w:pPr>
+        <w:ind w:left="720" w:firstLine="720"/>
+        <w:rPr>
+          <w:lang w:val="en-US"/>
+        </w:rPr>
+      </w:pPr>
+      <w:r>
+        <w:rPr>
+          <w:lang w:val="en-US"/>
+        </w:rPr>
+        <w:t xml:space="preserve">      def foo(cls):</w:t>
+      </w:r>
+    </w:p>
+    <w:p>
+      <w:pPr>
+        <w:ind w:left="720" w:firstLine="720"/>
+        <w:rPr>
+          <w:lang w:val="en-US"/>
+        </w:rPr>
+      </w:pPr>
+      <w:r>
+        <w:rPr>
+          <w:lang w:val="en-US"/>
+        </w:rPr>
+        <w:tab/>
+      </w:r>
+      <w:r>
+        <w:rPr>
+          <w:lang w:val="en-US"/>
+        </w:rPr>
+        <w:t>return cls(1, 2)</w:t>
+      </w:r>
+    </w:p>
+    <w:p>
+      <w:pPr>
+        <w:rPr>
+          <w:lang w:val="en-US"/>
+        </w:rPr>
+      </w:pPr>
+      <w:r>
+        <w:rPr>
+          <w:lang w:val="en-US"/>
+        </w:rPr>
+        <w:tab/>
+      </w:r>
+      <w:r>
+        <w:rPr>
+          <w:lang w:val="en-US"/>
+        </w:rPr>
+        <w:t xml:space="preserve">  </w:t>
+      </w:r>
+      <w:r>
+        <w:rPr>
+          <w:lang w:val="en-US"/>
+        </w:rPr>
+        <w:tab/>
+        <w:t xml:space="preserve">      self &lt;&gt; cls, class bar, </w:t>
+      </w:r>
+      <w:r>
+        <w:rPr>
+          <w:lang w:val="en-US"/>
+        </w:rPr>
+        <w:t>cls(1, 2) &lt;=&gt; bar(1, 2)</w:t>
+      </w:r>
+    </w:p>
+    <w:p>
+      <w:pPr>
+        <w:rPr>
+          <w:lang w:val="en-US"/>
+        </w:rPr>
+      </w:pPr>
+      <w:r>
+        <w:rPr>
+          <w:lang w:val="en-US"/>
+        </w:rPr>
+        <w:tab/>
+        <w:t>self.__dict__[key] = val tạo attribute key cho obj</w:t>
+      </w:r>
+    </w:p>
+    <w:p>
+      <w:pPr>
+        <w:rPr>
+          <w:lang w:val="en-US"/>
+        </w:rPr>
+      </w:pPr>
+      <w:r>
+        <w:rPr>
+          <w:lang w:val="en-US"/>
+        </w:rPr>
+        <w:tab/>
+      </w:r>
+      <w:r>
+        <w:rPr>
+          <w:lang w:val="en-US"/>
+        </w:rPr>
+        <w:tab/>
+        <w:t>Ex: self.__dict__[‘a’] = 10 =&gt; self.a = 10</w:t>
+      </w:r>
+    </w:p>
+    <w:p>
+      <w:pPr>
+        <w:rPr>
+          <w:lang w:val="en-US"/>
+        </w:rPr>
+      </w:pPr>
+      <w:r>
+        <w:rPr>
+          <w:lang w:val="en-US"/>
+        </w:rPr>
+        <w:tab/>
+        <w:t>nonlocal key word dùng để dùng biế</w:t>
+      </w:r>
+      <w:r>
+        <w:rPr>
+          <w:lang w:val="en-US"/>
+        </w:rPr>
+        <w:t>n ngoài nested function</w:t>
+      </w:r>
+    </w:p>
+    <w:p>
+      <w:pPr>
+        <w:rPr>
+          <w:lang w:val="en-US"/>
+        </w:rPr>
+      </w:pPr>
+      <w:r>
+        <w:rPr>
+          <w:lang w:val="en-US"/>
+        </w:rPr>
+        <w:tab/>
+      </w:r>
+      <w:r>
+        <w:rPr>
+          <w:lang w:val="en-US"/>
+        </w:rPr>
+        <w:tab/>
+        <w:t>Ex: def foo():</w:t>
+      </w:r>
+    </w:p>
+    <w:p>
+      <w:pPr>
+        <w:rPr>
+          <w:lang w:val="en-US"/>
+        </w:rPr>
+      </w:pPr>
+      <w:r>
+        <w:rPr>
+          <w:lang w:val="en-US"/>
+        </w:rPr>
+        <w:tab/>
+      </w:r>
+      <w:r>
+        <w:rPr>
+          <w:lang w:val="en-US"/>
+        </w:rPr>
+        <w:tab/>
+      </w:r>
+      <w:r>
+        <w:rPr>
+          <w:lang w:val="en-US"/>
+        </w:rPr>
+        <w:tab/>
+        <w:t>a = 2</w:t>
+      </w:r>
+    </w:p>
+    <w:p>
+      <w:pPr>
+        <w:ind w:left="1440" w:firstLine="720"/>
+        <w:rPr>
+          <w:lang w:val="en-US"/>
+        </w:rPr>
+      </w:pPr>
+      <w:r>
+        <w:rPr>
+          <w:lang w:val="en-US"/>
+        </w:rPr>
+        <w:t>def bar():</w:t>
+      </w:r>
+    </w:p>
+    <w:p>
+      <w:pPr>
+        <w:ind w:left="1440" w:firstLine="720"/>
+        <w:rPr>
+          <w:lang w:val="en-US"/>
+        </w:rPr>
+      </w:pPr>
+      <w:r>
+        <w:rPr>
+          <w:lang w:val="en-US"/>
+        </w:rPr>
+        <w:tab/>
+        <w:t>nonlocal a</w:t>
+      </w:r>
+    </w:p>
+    <w:p>
+      <w:pPr>
+        <w:ind w:left="1440" w:firstLine="720"/>
+        <w:rPr>
+          <w:lang w:val="en-US"/>
+        </w:rPr>
+      </w:pPr>
+      <w:r>
+        <w:rPr>
+          <w:lang w:val="en-US"/>
+        </w:rPr>
+        <w:tab/>
+        <w:t>a += 1</w:t>
+      </w:r>
+    </w:p>
+    <w:p>
+      <w:pPr>
+        <w:ind w:left="1440" w:firstLine="720"/>
+        <w:rPr>
+          <w:lang w:val="en-US"/>
+        </w:rPr>
+      </w:pPr>
+      <w:r>
+        <w:rPr>
+          <w:lang w:val="en-US"/>
+        </w:rPr>
+        <w:t>print(a)</w:t>
+      </w:r>
+    </w:p>
+    <w:p>
+      <w:pPr>
+        <w:rPr>
+          <w:lang w:val="en-US"/>
+        </w:rPr>
+      </w:pPr>
+      <w:r>
+        <w:rPr>
+          <w:lang w:val="en-US"/>
+        </w:rPr>
+        <w:tab/>
+      </w:r>
+      <w:r>
+        <w:rPr>
+          <w:lang w:val="en-US"/>
+        </w:rPr>
+        <w:tab/>
+        <w:t xml:space="preserve">     foo() =&gt; 3</w:t>
+      </w:r>
+    </w:p>
+    <w:p>
+      <w:pPr>
+        <w:rPr>
+          <w:lang w:val="en-US"/>
+        </w:rPr>
+      </w:pPr>
+      <w:r>
+        <w:rPr>
+          <w:lang w:val="en-US"/>
+        </w:rPr>
+        <w:t>Hasattr(obj, attr_name): check xem obj có attr không:</w:t>
+      </w:r>
+    </w:p>
+    <w:p>
+      <w:pPr>
+        <w:rPr>
+          <w:lang w:val="en-US"/>
+        </w:rPr>
+      </w:pPr>
+      <w:r>
+        <w:rPr>
+          <w:lang w:val="en-US"/>
+        </w:rPr>
+        <w:tab/>
+        <w:t>Ex: hasattr(a, ‘b’) = False</w:t>
+      </w:r>
+    </w:p>
+    <w:p>
+      <w:pPr>
+        <w:rPr>
+          <w:lang w:val="en-US"/>
+        </w:rPr>
+      </w:pPr>
+      <w:r>
+        <w:rPr>
+          <w:lang w:val="en-US"/>
+        </w:rPr>
+        <w:t xml:space="preserve">Isinstance(var, type): check type: </w:t>
+      </w:r>
+    </w:p>
+    <w:p>
+      <w:pPr>
+        <w:ind w:firstLine="720"/>
+        <w:rPr>
+          <w:lang w:val="en-US"/>
+        </w:rPr>
+      </w:pPr>
+      <w:r>
+        <w:rPr>
+          <w:lang w:val="en-US"/>
+        </w:rPr>
+        <w:t>Ex: isinstance((1, 2), tuple) = True</w:t>
+      </w:r>
+    </w:p>
+    <w:p>
+      <w:pPr>
+        <w:rPr>
+          <w:lang w:val="en-US"/>
+        </w:rPr>
+      </w:pPr>
+      <w:r>
+        <w:rPr>
+          <w:lang w:val="en-US"/>
+        </w:rPr>
+        <w:t>Round(var, ndigits): làm tròn mấy số thập phân</w:t>
+      </w:r>
+    </w:p>
+    <w:p>
+      <w:pPr>
+        <w:rPr>
+          <w:lang w:val="en-US"/>
+        </w:rPr>
+      </w:pPr>
+      <w:r>
+        <w:rPr>
+          <w:lang w:val="en-US"/>
+        </w:rPr>
         <w:lastRenderedPageBreak/>
         <w:tab/>
-      </w:r>
-      <w:r>
-        <w:rPr>
-          <w:lang w:val="en-US"/>
-        </w:rPr>
-        <w:tab/>
-        <w:t>Ex:</w:t>
-      </w:r>
-      <w:r>
-        <w:rPr>
-          <w:lang w:val="en-US"/>
-        </w:rPr>
-        <w:t xml:space="preserve"> @foo</w:t>
-      </w:r>
-    </w:p>
-    <w:p>
-      <w:pPr>
-        <w:rPr>
-          <w:lang w:val="en-US"/>
-        </w:rPr>
-      </w:pPr>
-      <w:r>
-        <w:rPr>
-          <w:lang w:val="en-US"/>
-        </w:rPr>
-        <w:tab/>
-      </w:r>
-      <w:r>
-        <w:rPr>
-          <w:lang w:val="en-US"/>
-        </w:rPr>
-        <w:tab/>
-        <w:t xml:space="preserve">      Def bar(): pass</w:t>
-      </w:r>
-    </w:p>
-    <w:p>
-      <w:pPr>
-        <w:rPr>
-          <w:lang w:val="en-US"/>
-        </w:rPr>
-      </w:pPr>
-      <w:r>
-        <w:rPr>
-          <w:lang w:val="en-US"/>
-        </w:rPr>
-        <w:tab/>
-      </w:r>
-      <w:r>
-        <w:rPr>
-          <w:lang w:val="en-US"/>
-        </w:rPr>
-        <w:tab/>
-        <w:t xml:space="preserve">      = </w:t>
-      </w:r>
-    </w:p>
-    <w:p>
-      <w:pPr>
-        <w:rPr>
-          <w:lang w:val="en-US"/>
-        </w:rPr>
-      </w:pPr>
-      <w:r>
-        <w:rPr>
-          <w:lang w:val="en-US"/>
-        </w:rPr>
-        <w:tab/>
-      </w:r>
-      <w:r>
-        <w:rPr>
-          <w:lang w:val="en-US"/>
-        </w:rPr>
-        <w:tab/>
-        <w:t xml:space="preserve">      Def bar(): pass</w:t>
-      </w:r>
-    </w:p>
-    <w:p>
-      <w:pPr>
-        <w:rPr>
-          <w:lang w:val="en-US"/>
-        </w:rPr>
-      </w:pPr>
-      <w:r>
-        <w:rPr>
-          <w:lang w:val="en-US"/>
-        </w:rPr>
-        <w:tab/>
-      </w:r>
-      <w:r>
-        <w:rPr>
-          <w:lang w:val="en-US"/>
-        </w:rPr>
-        <w:tab/>
-        <w:t xml:space="preserve">      bar = foo(bar)</w:t>
-      </w:r>
-    </w:p>
-    <w:p>
-      <w:pPr>
-        <w:rPr>
-          <w:lang w:val="en-US"/>
-        </w:rPr>
-      </w:pPr>
-      <w:r>
-        <w:rPr>
-          <w:lang w:val="en-US"/>
-        </w:rPr>
-        <w:tab/>
-        <w:t>@classmethod: dùng trong class, func tiếp theo self đổ</w:t>
-      </w:r>
-      <w:r>
-        <w:rPr>
-          <w:lang w:val="en-US"/>
-        </w:rPr>
-        <w:t>i thành cls</w:t>
-      </w:r>
-    </w:p>
-    <w:p>
-      <w:pPr>
-        <w:rPr>
-          <w:lang w:val="en-US"/>
-        </w:rPr>
-      </w:pPr>
-      <w:r>
-        <w:rPr>
-          <w:lang w:val="en-US"/>
-        </w:rPr>
-        <w:tab/>
-      </w:r>
-      <w:r>
-        <w:rPr>
-          <w:lang w:val="en-US"/>
-        </w:rPr>
-        <w:tab/>
-        <w:t>Ex:</w:t>
-      </w:r>
-      <w:r>
-        <w:rPr>
-          <w:lang w:val="en-US"/>
-        </w:rPr>
-        <w:t xml:space="preserve"> @classmethod </w:t>
+        <w:t xml:space="preserve">Ex: round(4.542, 2) = </w:t>
+      </w:r>
+      <w:r>
+        <w:rPr>
+          <w:lang w:val="en-US"/>
+        </w:rPr>
+        <w:t>4.54</w:t>
+      </w:r>
+    </w:p>
+    <w:p>
+      <w:pPr>
+        <w:rPr>
+          <w:lang w:val="en-US"/>
+        </w:rPr>
+      </w:pPr>
+      <w:r>
+        <w:rPr>
+          <w:lang w:val="en-US"/>
+        </w:rPr>
+        <w:t>complex(Real, Imagine):</w:t>
+      </w:r>
+    </w:p>
+    <w:p>
+      <w:pPr>
+        <w:rPr>
+          <w:lang w:val="en-US"/>
+        </w:rPr>
+      </w:pPr>
+      <w:r>
+        <w:rPr>
+          <w:lang w:val="en-US"/>
+        </w:rPr>
+        <w:tab/>
+        <w:t>Usage:</w:t>
       </w:r>
     </w:p>
     <w:p>
@@ -3851,365 +4234,6 @@
         <w:rPr>
           <w:lang w:val="en-US"/>
         </w:rPr>
-        <w:t xml:space="preserve">      def foo(cls):</w:t>
-      </w:r>
-    </w:p>
-    <w:p>
-      <w:pPr>
-        <w:ind w:left="720" w:firstLine="720"/>
-        <w:rPr>
-          <w:lang w:val="en-US"/>
-        </w:rPr>
-      </w:pPr>
-      <w:r>
-        <w:rPr>
-          <w:lang w:val="en-US"/>
-        </w:rPr>
-        <w:tab/>
-      </w:r>
-      <w:r>
-        <w:rPr>
-          <w:lang w:val="en-US"/>
-        </w:rPr>
-        <w:t>return cls(1, 2)</w:t>
-      </w:r>
-    </w:p>
-    <w:p>
-      <w:pPr>
-        <w:rPr>
-          <w:lang w:val="en-US"/>
-        </w:rPr>
-      </w:pPr>
-      <w:r>
-        <w:rPr>
-          <w:lang w:val="en-US"/>
-        </w:rPr>
-        <w:tab/>
-      </w:r>
-      <w:r>
-        <w:rPr>
-          <w:lang w:val="en-US"/>
-        </w:rPr>
-        <w:t xml:space="preserve">  </w:t>
-      </w:r>
-      <w:r>
-        <w:rPr>
-          <w:lang w:val="en-US"/>
-        </w:rPr>
-        <w:tab/>
-        <w:t xml:space="preserve">      self &lt;&gt; cls, class bar, </w:t>
-      </w:r>
-      <w:r>
-        <w:rPr>
-          <w:lang w:val="en-US"/>
-        </w:rPr>
-        <w:t>cls(1, 2) &lt;=&gt; bar(1, 2)</w:t>
-      </w:r>
-    </w:p>
-    <w:p>
-      <w:pPr>
-        <w:rPr>
-          <w:lang w:val="en-US"/>
-        </w:rPr>
-      </w:pPr>
-      <w:r>
-        <w:rPr>
-          <w:lang w:val="en-US"/>
-        </w:rPr>
-        <w:tab/>
-        <w:t>self.__dict__[key] = val tạo attribute key cho obj</w:t>
-      </w:r>
-    </w:p>
-    <w:p>
-      <w:pPr>
-        <w:rPr>
-          <w:lang w:val="en-US"/>
-        </w:rPr>
-      </w:pPr>
-      <w:r>
-        <w:rPr>
-          <w:lang w:val="en-US"/>
-        </w:rPr>
-        <w:tab/>
-      </w:r>
-      <w:r>
-        <w:rPr>
-          <w:lang w:val="en-US"/>
-        </w:rPr>
-        <w:tab/>
-        <w:t>Ex: self.__dict__[‘a’] = 10 =&gt; self.a = 10</w:t>
-      </w:r>
-    </w:p>
-    <w:p>
-      <w:pPr>
-        <w:rPr>
-          <w:lang w:val="en-US"/>
-        </w:rPr>
-      </w:pPr>
-      <w:r>
-        <w:rPr>
-          <w:lang w:val="en-US"/>
-        </w:rPr>
-        <w:tab/>
-        <w:t>nonlocal key word dùng để dùng biế</w:t>
-      </w:r>
-      <w:r>
-        <w:rPr>
-          <w:lang w:val="en-US"/>
-        </w:rPr>
-        <w:t>n ngoài nested function</w:t>
-      </w:r>
-    </w:p>
-    <w:p>
-      <w:pPr>
-        <w:rPr>
-          <w:lang w:val="en-US"/>
-        </w:rPr>
-      </w:pPr>
-      <w:r>
-        <w:rPr>
-          <w:lang w:val="en-US"/>
-        </w:rPr>
-        <w:tab/>
-      </w:r>
-      <w:r>
-        <w:rPr>
-          <w:lang w:val="en-US"/>
-        </w:rPr>
-        <w:tab/>
-        <w:t>Ex: def foo():</w:t>
-      </w:r>
-    </w:p>
-    <w:p>
-      <w:pPr>
-        <w:rPr>
-          <w:lang w:val="en-US"/>
-        </w:rPr>
-      </w:pPr>
-      <w:r>
-        <w:rPr>
-          <w:lang w:val="en-US"/>
-        </w:rPr>
-        <w:tab/>
-      </w:r>
-      <w:r>
-        <w:rPr>
-          <w:lang w:val="en-US"/>
-        </w:rPr>
-        <w:tab/>
-      </w:r>
-      <w:r>
-        <w:rPr>
-          <w:lang w:val="en-US"/>
-        </w:rPr>
-        <w:tab/>
-        <w:t>a = 2</w:t>
-      </w:r>
-    </w:p>
-    <w:p>
-      <w:pPr>
-        <w:ind w:left="1440" w:firstLine="720"/>
-        <w:rPr>
-          <w:lang w:val="en-US"/>
-        </w:rPr>
-      </w:pPr>
-      <w:r>
-        <w:rPr>
-          <w:lang w:val="en-US"/>
-        </w:rPr>
-        <w:t>def bar():</w:t>
-      </w:r>
-    </w:p>
-    <w:p>
-      <w:pPr>
-        <w:ind w:left="1440" w:firstLine="720"/>
-        <w:rPr>
-          <w:lang w:val="en-US"/>
-        </w:rPr>
-      </w:pPr>
-      <w:r>
-        <w:rPr>
-          <w:lang w:val="en-US"/>
-        </w:rPr>
-        <w:tab/>
-        <w:t>nonlocal a</w:t>
-      </w:r>
-    </w:p>
-    <w:p>
-      <w:pPr>
-        <w:ind w:left="1440" w:firstLine="720"/>
-        <w:rPr>
-          <w:lang w:val="en-US"/>
-        </w:rPr>
-      </w:pPr>
-      <w:r>
-        <w:rPr>
-          <w:lang w:val="en-US"/>
-        </w:rPr>
-        <w:tab/>
-        <w:t>a += 1</w:t>
-      </w:r>
-    </w:p>
-    <w:p>
-      <w:pPr>
-        <w:ind w:left="1440" w:firstLine="720"/>
-        <w:rPr>
-          <w:lang w:val="en-US"/>
-        </w:rPr>
-      </w:pPr>
-      <w:r>
-        <w:rPr>
-          <w:lang w:val="en-US"/>
-        </w:rPr>
-        <w:t>print(a)</w:t>
-      </w:r>
-    </w:p>
-    <w:p>
-      <w:pPr>
-        <w:rPr>
-          <w:lang w:val="en-US"/>
-        </w:rPr>
-      </w:pPr>
-      <w:r>
-        <w:rPr>
-          <w:lang w:val="en-US"/>
-        </w:rPr>
-        <w:tab/>
-      </w:r>
-      <w:r>
-        <w:rPr>
-          <w:lang w:val="en-US"/>
-        </w:rPr>
-        <w:tab/>
-        <w:t xml:space="preserve">     foo() =&gt; 3</w:t>
-      </w:r>
-    </w:p>
-    <w:p>
-      <w:pPr>
-        <w:rPr>
-          <w:lang w:val="en-US"/>
-        </w:rPr>
-      </w:pPr>
-      <w:r>
-        <w:rPr>
-          <w:lang w:val="en-US"/>
-        </w:rPr>
-        <w:t>Hasattr(obj, attr_name): check xem obj có attr không:</w:t>
-      </w:r>
-    </w:p>
-    <w:p>
-      <w:pPr>
-        <w:rPr>
-          <w:lang w:val="en-US"/>
-        </w:rPr>
-      </w:pPr>
-      <w:r>
-        <w:rPr>
-          <w:lang w:val="en-US"/>
-        </w:rPr>
-        <w:tab/>
-        <w:t>Ex: hasattr(a, ‘b’) = False</w:t>
-      </w:r>
-    </w:p>
-    <w:p>
-      <w:pPr>
-        <w:rPr>
-          <w:lang w:val="en-US"/>
-        </w:rPr>
-      </w:pPr>
-      <w:r>
-        <w:rPr>
-          <w:lang w:val="en-US"/>
-        </w:rPr>
-        <w:t xml:space="preserve">Isinstance(var, type): check type: </w:t>
-      </w:r>
-    </w:p>
-    <w:p>
-      <w:pPr>
-        <w:ind w:firstLine="720"/>
-        <w:rPr>
-          <w:lang w:val="en-US"/>
-        </w:rPr>
-      </w:pPr>
-      <w:r>
-        <w:rPr>
-          <w:lang w:val="en-US"/>
-        </w:rPr>
-        <w:t>Ex: isinstance((1, 2), tuple) = True</w:t>
-      </w:r>
-    </w:p>
-    <w:p>
-      <w:pPr>
-        <w:rPr>
-          <w:lang w:val="en-US"/>
-        </w:rPr>
-      </w:pPr>
-      <w:r>
-        <w:rPr>
-          <w:lang w:val="en-US"/>
-        </w:rPr>
-        <w:t>Round(var, ndigits): làm tròn mấy số thập phân</w:t>
-      </w:r>
-    </w:p>
-    <w:p>
-      <w:pPr>
-        <w:rPr>
-          <w:lang w:val="en-US"/>
-        </w:rPr>
-      </w:pPr>
-      <w:r>
-        <w:rPr>
-          <w:lang w:val="en-US"/>
-        </w:rPr>
-        <w:tab/>
-        <w:t xml:space="preserve">Ex: round(4.542, 2) = </w:t>
-      </w:r>
-      <w:r>
-        <w:rPr>
-          <w:lang w:val="en-US"/>
-        </w:rPr>
-        <w:t>4.54</w:t>
-      </w:r>
-    </w:p>
-    <w:p>
-      <w:pPr>
-        <w:rPr>
-          <w:lang w:val="en-US"/>
-        </w:rPr>
-      </w:pPr>
-      <w:r>
-        <w:rPr>
-          <w:lang w:val="en-US"/>
-        </w:rPr>
-        <w:t>complex(Real, Imagine):</w:t>
-      </w:r>
-    </w:p>
-    <w:p>
-      <w:pPr>
-        <w:rPr>
-          <w:lang w:val="en-US"/>
-        </w:rPr>
-      </w:pPr>
-      <w:r>
-        <w:rPr>
-          <w:lang w:val="en-US"/>
-        </w:rPr>
-        <w:tab/>
-        <w:t>Usage:</w:t>
-      </w:r>
-    </w:p>
-    <w:p>
-      <w:pPr>
-        <w:ind w:left="720" w:firstLine="720"/>
-        <w:rPr>
-          <w:lang w:val="en-US"/>
-        </w:rPr>
-      </w:pPr>
-      <w:r>
-        <w:rPr>
-          <w:lang w:val="en-US"/>
-        </w:rPr>
-        <w:lastRenderedPageBreak/>
         <w:t>Trả về Complex Number Object</w:t>
       </w:r>
     </w:p>
@@ -4733,6 +4757,7 @@
         <w:rPr>
           <w:lang w:val="en-US"/>
         </w:rPr>
+        <w:lastRenderedPageBreak/>
         <w:tab/>
       </w:r>
       <w:r>

--- a/python.docx
+++ b/python.docx
@@ -1279,8 +1279,6 @@
         </w:rPr>
         <w:t>“zip(&lt;A&gt;, &lt;B&gt;)” giống như ma trận với dòng 1 là A và dòng 2 là B sau đó chuyển vị</w:t>
       </w:r>
-      <w:bookmarkStart w:id="0" w:name="_GoBack"/>
-      <w:bookmarkEnd w:id="0"/>
     </w:p>
     <w:p>
       <w:pPr>
@@ -1374,73 +1372,33 @@
         <w:rPr>
           <w:lang w:val="en-US"/>
         </w:rPr>
-        <w:t>Set – Tập</w:t>
-      </w:r>
-      <w:r>
-        <w:rPr>
-          <w:lang w:val="en-US"/>
-        </w:rPr>
-        <w:t xml:space="preserve"> Hợp</w:t>
-      </w:r>
-      <w:r>
-        <w:rPr>
-          <w:lang w:val="en-US"/>
-        </w:rPr>
-        <w:t>:</w:t>
-      </w:r>
-    </w:p>
-    <w:p>
-      <w:pPr>
-        <w:pStyle w:val="ListParagraph"/>
-        <w:numPr>
-          <w:ilvl w:val="0"/>
-          <w:numId w:val="5"/>
-        </w:numPr>
-        <w:rPr>
-          <w:lang w:val="en-US"/>
-        </w:rPr>
-      </w:pPr>
-      <w:r>
-        <w:rPr>
-          <w:lang w:val="en-US"/>
-        </w:rPr>
-        <w:t>Set Giải Thích Dễ Hiểu?</w:t>
-      </w:r>
-    </w:p>
-    <w:p>
-      <w:pPr>
-        <w:pStyle w:val="ListParagraph"/>
-        <w:numPr>
-          <w:ilvl w:val="0"/>
-          <w:numId w:val="3"/>
-        </w:numPr>
-        <w:rPr>
-          <w:lang w:val="en-US"/>
-        </w:rPr>
-      </w:pPr>
-      <w:r>
-        <w:rPr>
-          <w:lang w:val="en-US"/>
-        </w:rPr>
-        <w:t>Giống như tập hợp bình thường trong toán nghĩa là không quan tâm thứ tự, mỗi phần tử là độc nhất</w:t>
-      </w:r>
-    </w:p>
-    <w:p>
-      <w:pPr>
-        <w:pStyle w:val="ListParagraph"/>
-        <w:numPr>
-          <w:ilvl w:val="0"/>
-          <w:numId w:val="5"/>
-        </w:numPr>
-        <w:rPr>
-          <w:lang w:val="en-US"/>
-        </w:rPr>
-      </w:pPr>
-      <w:r>
-        <w:rPr>
-          <w:lang w:val="en-US"/>
-        </w:rPr>
-        <w:t>Tạo Nhanh 1 Set?</w:t>
+        <w:t>Generator:</w:t>
+      </w:r>
+    </w:p>
+    <w:p>
+      <w:pPr>
+        <w:pStyle w:val="ListParagraph"/>
+        <w:numPr>
+          <w:ilvl w:val="0"/>
+          <w:numId w:val="13"/>
+        </w:numPr>
+        <w:rPr>
+          <w:lang w:val="en-US"/>
+        </w:rPr>
+      </w:pPr>
+      <w:r>
+        <w:rPr>
+          <w:lang w:val="en-US"/>
+        </w:rPr>
+        <w:t>Cách Trả Về Phần Tử T</w:t>
+      </w:r>
+      <w:bookmarkStart w:id="0" w:name="_GoBack"/>
+      <w:bookmarkEnd w:id="0"/>
+      <w:r>
+        <w:rPr>
+          <w:lang w:val="en-US"/>
+        </w:rPr>
+        <w:t>iếp Theo Của Generator Và Xóa Nỏ Khỏi Generator?</w:t>
       </w:r>
     </w:p>
     <w:p>
@@ -1461,7 +1419,57 @@
         <w:rPr>
           <w:lang w:val="en-US"/>
         </w:rPr>
-        <w:t>&lt;Biến&gt; = {&lt;Các giá trị&gt;}</w:t>
+        <w:t>next(&lt;Generator&gt;)</w:t>
+      </w:r>
+    </w:p>
+    <w:p>
+      <w:pPr>
+        <w:rPr>
+          <w:lang w:val="en-US"/>
+        </w:rPr>
+      </w:pPr>
+    </w:p>
+    <w:p>
+      <w:pPr>
+        <w:rPr>
+          <w:lang w:val="en-US"/>
+        </w:rPr>
+      </w:pPr>
+      <w:r>
+        <w:rPr>
+          <w:lang w:val="en-US"/>
+        </w:rPr>
+        <w:t>Set – Tập</w:t>
+      </w:r>
+      <w:r>
+        <w:rPr>
+          <w:lang w:val="en-US"/>
+        </w:rPr>
+        <w:t xml:space="preserve"> Hợp</w:t>
+      </w:r>
+      <w:r>
+        <w:rPr>
+          <w:lang w:val="en-US"/>
+        </w:rPr>
+        <w:t>:</w:t>
+      </w:r>
+    </w:p>
+    <w:p>
+      <w:pPr>
+        <w:pStyle w:val="ListParagraph"/>
+        <w:numPr>
+          <w:ilvl w:val="0"/>
+          <w:numId w:val="5"/>
+        </w:numPr>
+        <w:rPr>
+          <w:lang w:val="en-US"/>
+        </w:rPr>
+      </w:pPr>
+      <w:r>
+        <w:rPr>
+          <w:lang w:val="en-US"/>
+        </w:rPr>
+        <w:t>Set Giải Thích Dễ Hiểu?</w:t>
       </w:r>
     </w:p>
     <w:p>
@@ -1479,7 +1487,25 @@
         <w:rPr>
           <w:lang w:val="en-US"/>
         </w:rPr>
-        <w:t>Ví dụ</w:t>
+        <w:t>Giống như tập hợp bình thường trong toán nghĩa là không quan tâm thứ tự, mỗi phần tử là độc nhất</w:t>
+      </w:r>
+    </w:p>
+    <w:p>
+      <w:pPr>
+        <w:pStyle w:val="ListParagraph"/>
+        <w:numPr>
+          <w:ilvl w:val="0"/>
+          <w:numId w:val="5"/>
+        </w:numPr>
+        <w:rPr>
+          <w:lang w:val="en-US"/>
+        </w:rPr>
+      </w:pPr>
+      <w:r>
+        <w:rPr>
+          <w:lang w:val="en-US"/>
+        </w:rPr>
+        <w:t>Tạo Nhanh 1 Set?</w:t>
       </w:r>
     </w:p>
     <w:p>
@@ -1500,45 +1526,7 @@
         <w:rPr>
           <w:lang w:val="en-US"/>
         </w:rPr>
-        <w:t>foo = {1, 2, “bar”}</w:t>
-      </w:r>
-    </w:p>
-    <w:p>
-      <w:pPr>
-        <w:rPr>
-          <w:lang w:val="en-US"/>
-        </w:rPr>
-      </w:pPr>
-    </w:p>
-    <w:p>
-      <w:pPr>
-        <w:rPr>
-          <w:lang w:val="en-US"/>
-        </w:rPr>
-      </w:pPr>
-      <w:r>
-        <w:rPr>
-          <w:lang w:val="en-US"/>
-        </w:rPr>
-        <w:t>Enumerate – Liệt Kê:</w:t>
-      </w:r>
-    </w:p>
-    <w:p>
-      <w:pPr>
-        <w:pStyle w:val="ListParagraph"/>
-        <w:numPr>
-          <w:ilvl w:val="0"/>
-          <w:numId w:val="6"/>
-        </w:numPr>
-        <w:rPr>
-          <w:lang w:val="en-US"/>
-        </w:rPr>
-      </w:pPr>
-      <w:r>
-        <w:rPr>
-          <w:lang w:val="en-US"/>
-        </w:rPr>
-        <w:t>Enumerate Giải Thích Dễ Hiểu?</w:t>
+        <w:t>&lt;Biến&gt; = {&lt;Các giá trị&gt;}</w:t>
       </w:r>
     </w:p>
     <w:p>
@@ -1556,26 +1544,7 @@
         <w:rPr>
           <w:lang w:val="en-US"/>
         </w:rPr>
-        <w:lastRenderedPageBreak/>
-        <w:t>Giống như liệt kê bình thường, đánh số theo thứ tự 0, 1, 2, … ứng với các giá trị nào đó</w:t>
-      </w:r>
-    </w:p>
-    <w:p>
-      <w:pPr>
-        <w:pStyle w:val="ListParagraph"/>
-        <w:numPr>
-          <w:ilvl w:val="0"/>
-          <w:numId w:val="6"/>
-        </w:numPr>
-        <w:rPr>
-          <w:lang w:val="en-US"/>
-        </w:rPr>
-      </w:pPr>
-      <w:r>
-        <w:rPr>
-          <w:lang w:val="en-US"/>
-        </w:rPr>
-        <w:t>Tạo 1 Enumerate?</w:t>
+        <w:t>Ví dụ</w:t>
       </w:r>
     </w:p>
     <w:p>
@@ -1596,7 +1565,45 @@
         <w:rPr>
           <w:lang w:val="en-US"/>
         </w:rPr>
-        <w:t>&lt;Biến&gt; = enumerate(&lt;Mảng&gt;)</w:t>
+        <w:t>foo = {1, 2, “bar”}</w:t>
+      </w:r>
+    </w:p>
+    <w:p>
+      <w:pPr>
+        <w:rPr>
+          <w:lang w:val="en-US"/>
+        </w:rPr>
+      </w:pPr>
+    </w:p>
+    <w:p>
+      <w:pPr>
+        <w:rPr>
+          <w:lang w:val="en-US"/>
+        </w:rPr>
+      </w:pPr>
+      <w:r>
+        <w:rPr>
+          <w:lang w:val="en-US"/>
+        </w:rPr>
+        <w:t>Enumerate – Liệt Kê:</w:t>
+      </w:r>
+    </w:p>
+    <w:p>
+      <w:pPr>
+        <w:pStyle w:val="ListParagraph"/>
+        <w:numPr>
+          <w:ilvl w:val="0"/>
+          <w:numId w:val="6"/>
+        </w:numPr>
+        <w:rPr>
+          <w:lang w:val="en-US"/>
+        </w:rPr>
+      </w:pPr>
+      <w:r>
+        <w:rPr>
+          <w:lang w:val="en-US"/>
+        </w:rPr>
+        <w:t>Enumerate Giải Thích Dễ Hiểu?</w:t>
       </w:r>
     </w:p>
     <w:p>
@@ -1614,25 +1621,25 @@
         <w:rPr>
           <w:lang w:val="en-US"/>
         </w:rPr>
-        <w:t>Mỗi phần tử trong &lt;Biến&gt; sẽ có 2 giá trị, đầu tiên là số thứ tự, thứ 2 là giá trị tương ứng trong mảng</w:t>
-      </w:r>
-    </w:p>
-    <w:p>
-      <w:pPr>
-        <w:pStyle w:val="ListParagraph"/>
-        <w:numPr>
-          <w:ilvl w:val="0"/>
-          <w:numId w:val="3"/>
-        </w:numPr>
-        <w:rPr>
-          <w:lang w:val="en-US"/>
-        </w:rPr>
-      </w:pPr>
-      <w:r>
-        <w:rPr>
-          <w:lang w:val="en-US"/>
-        </w:rPr>
-        <w:t>Ví dụ</w:t>
+        <w:t>Giống như liệt kê bình thường, đánh số theo thứ tự 0, 1, 2, … ứng với các giá trị nào đó</w:t>
+      </w:r>
+    </w:p>
+    <w:p>
+      <w:pPr>
+        <w:pStyle w:val="ListParagraph"/>
+        <w:numPr>
+          <w:ilvl w:val="0"/>
+          <w:numId w:val="6"/>
+        </w:numPr>
+        <w:rPr>
+          <w:lang w:val="en-US"/>
+        </w:rPr>
+      </w:pPr>
+      <w:r>
+        <w:rPr>
+          <w:lang w:val="en-US"/>
+        </w:rPr>
+        <w:t>Tạo 1 Enumerate?</w:t>
       </w:r>
     </w:p>
     <w:p>
@@ -1653,7 +1660,7 @@
         <w:rPr>
           <w:lang w:val="en-US"/>
         </w:rPr>
-        <w:t>foo = enumerate([5, ‘a’, 4])</w:t>
+        <w:t>&lt;Biến&gt; = enumerate(&lt;Mảng&gt;)</w:t>
       </w:r>
     </w:p>
     <w:p>
@@ -1671,45 +1678,7 @@
         <w:rPr>
           <w:lang w:val="en-US"/>
         </w:rPr>
-        <w:t>foo giống kiểu {0 : 5, 1 : ‘a’, 2 : 4}</w:t>
-      </w:r>
-    </w:p>
-    <w:p>
-      <w:pPr>
-        <w:rPr>
-          <w:lang w:val="en-US"/>
-        </w:rPr>
-      </w:pPr>
-    </w:p>
-    <w:p>
-      <w:pPr>
-        <w:rPr>
-          <w:lang w:val="en-US"/>
-        </w:rPr>
-      </w:pPr>
-      <w:r>
-        <w:rPr>
-          <w:lang w:val="en-US"/>
-        </w:rPr>
-        <w:t>Dictionary – Từ Điển:</w:t>
-      </w:r>
-    </w:p>
-    <w:p>
-      <w:pPr>
-        <w:pStyle w:val="ListParagraph"/>
-        <w:numPr>
-          <w:ilvl w:val="0"/>
-          <w:numId w:val="8"/>
-        </w:numPr>
-        <w:rPr>
-          <w:lang w:val="en-US"/>
-        </w:rPr>
-      </w:pPr>
-      <w:r>
-        <w:rPr>
-          <w:lang w:val="en-US"/>
-        </w:rPr>
-        <w:t>Dictionary Giải Thích?</w:t>
+        <w:t>Mỗi phần tử trong &lt;Biến&gt; sẽ có 2 giá trị, đầu tiên là số thứ tự, thứ 2 là giá trị tương ứng trong mảng</w:t>
       </w:r>
     </w:p>
     <w:p>
@@ -1727,25 +1696,7 @@
         <w:rPr>
           <w:lang w:val="en-US"/>
         </w:rPr>
-        <w:t>Giống như từ điển bình thường, bạn tra từ để tìm giải thích của nó, giống Set, nhưng mỗi phần tử gồm 2 thằng là Key và giá trị, dùng Key để truy xuất giá trị</w:t>
-      </w:r>
-    </w:p>
-    <w:p>
-      <w:pPr>
-        <w:pStyle w:val="ListParagraph"/>
-        <w:numPr>
-          <w:ilvl w:val="0"/>
-          <w:numId w:val="8"/>
-        </w:numPr>
-        <w:rPr>
-          <w:lang w:val="en-US"/>
-        </w:rPr>
-      </w:pPr>
-      <w:r>
-        <w:rPr>
-          <w:lang w:val="en-US"/>
-        </w:rPr>
-        <w:t>Tạo Nhanh 1 Dictionary?</w:t>
+        <w:t>Ví dụ</w:t>
       </w:r>
     </w:p>
     <w:p>
@@ -1766,7 +1717,7 @@
         <w:rPr>
           <w:lang w:val="en-US"/>
         </w:rPr>
-        <w:t>&lt;Biến&gt; = {&lt;Các Cặp Key Và Giá Trị&gt;}</w:t>
+        <w:t>foo = enumerate([5, ‘a’, 4])</w:t>
       </w:r>
     </w:p>
     <w:p>
@@ -1784,7 +1735,45 @@
         <w:rPr>
           <w:lang w:val="en-US"/>
         </w:rPr>
-        <w:t>Key có thể là bất kì kiểu dữ liệu nào ngoại trừ List</w:t>
+        <w:t>foo giống kiểu {0 : 5, 1 : ‘a’, 2 : 4}</w:t>
+      </w:r>
+    </w:p>
+    <w:p>
+      <w:pPr>
+        <w:rPr>
+          <w:lang w:val="en-US"/>
+        </w:rPr>
+      </w:pPr>
+    </w:p>
+    <w:p>
+      <w:pPr>
+        <w:rPr>
+          <w:lang w:val="en-US"/>
+        </w:rPr>
+      </w:pPr>
+      <w:r>
+        <w:rPr>
+          <w:lang w:val="en-US"/>
+        </w:rPr>
+        <w:t>Dictionary – Từ Điển:</w:t>
+      </w:r>
+    </w:p>
+    <w:p>
+      <w:pPr>
+        <w:pStyle w:val="ListParagraph"/>
+        <w:numPr>
+          <w:ilvl w:val="0"/>
+          <w:numId w:val="8"/>
+        </w:numPr>
+        <w:rPr>
+          <w:lang w:val="en-US"/>
+        </w:rPr>
+      </w:pPr>
+      <w:r>
+        <w:rPr>
+          <w:lang w:val="en-US"/>
+        </w:rPr>
+        <w:t>Dictionary Giải Thích?</w:t>
       </w:r>
     </w:p>
     <w:p>
@@ -1802,7 +1791,25 @@
         <w:rPr>
           <w:lang w:val="en-US"/>
         </w:rPr>
-        <w:t>Ví dụ</w:t>
+        <w:t>Giống như từ điển bình thường, bạn tra từ để tìm giải thích của nó, giống Set, nhưng mỗi phần tử gồm 2 thằng là Key và giá trị, dùng Key để truy xuất giá trị</w:t>
+      </w:r>
+    </w:p>
+    <w:p>
+      <w:pPr>
+        <w:pStyle w:val="ListParagraph"/>
+        <w:numPr>
+          <w:ilvl w:val="0"/>
+          <w:numId w:val="8"/>
+        </w:numPr>
+        <w:rPr>
+          <w:lang w:val="en-US"/>
+        </w:rPr>
+      </w:pPr>
+      <w:r>
+        <w:rPr>
+          <w:lang w:val="en-US"/>
+        </w:rPr>
+        <w:t>Tạo Nhanh 1 Dictionary?</w:t>
       </w:r>
     </w:p>
     <w:p>
@@ -1823,7 +1830,7 @@
         <w:rPr>
           <w:lang w:val="en-US"/>
         </w:rPr>
-        <w:t>foo = {“cac” : 1, 2 : “bar”, (1, 2) : [4, 5]}</w:t>
+        <w:t>&lt;Biến&gt; = {&lt;Các Cặp Key Và Giá Trị&gt;}</w:t>
       </w:r>
     </w:p>
     <w:p>
@@ -1841,25 +1848,7 @@
         <w:rPr>
           <w:lang w:val="en-US"/>
         </w:rPr>
-        <w:t>foo[(1, 2)] trả về [4, 5]</w:t>
-      </w:r>
-    </w:p>
-    <w:p>
-      <w:pPr>
-        <w:pStyle w:val="ListParagraph"/>
-        <w:numPr>
-          <w:ilvl w:val="0"/>
-          <w:numId w:val="8"/>
-        </w:numPr>
-        <w:rPr>
-          <w:lang w:val="en-US"/>
-        </w:rPr>
-      </w:pPr>
-      <w:r>
-        <w:rPr>
-          <w:lang w:val="en-US"/>
-        </w:rPr>
-        <w:t>Chuyển Kiểu Dữ Liệu Khác Về Dictionary?</w:t>
+        <w:t>Key có thể là bất kì kiểu dữ liệu nào ngoại trừ List</w:t>
       </w:r>
     </w:p>
     <w:p>
@@ -1877,7 +1866,7 @@
         <w:rPr>
           <w:lang w:val="en-US"/>
         </w:rPr>
-        <w:t>Giả sử “foo” là 1 đối tượng Iterable, chứa các phần tử cũng Iterable, các Iterable con này đều chứa 2 phần tử, nhập lệnh sau</w:t>
+        <w:t>Ví dụ</w:t>
       </w:r>
     </w:p>
     <w:p>
@@ -1898,7 +1887,7 @@
         <w:rPr>
           <w:lang w:val="en-US"/>
         </w:rPr>
-        <w:t>&lt;Dictionary&gt; = dict(foo)</w:t>
+        <w:t>foo = {“cac” : 1, 2 : “bar”, (1, 2) : [4, 5]}</w:t>
       </w:r>
     </w:p>
     <w:p>
@@ -1916,7 +1905,25 @@
         <w:rPr>
           <w:lang w:val="en-US"/>
         </w:rPr>
-        <w:t>&lt;Dictionary&gt; sẽ có các cặp Key và giá trị tương ứng với 2 phần tử trong các Iterable con</w:t>
+        <w:t>foo[(1, 2)] trả về [4, 5]</w:t>
+      </w:r>
+    </w:p>
+    <w:p>
+      <w:pPr>
+        <w:pStyle w:val="ListParagraph"/>
+        <w:numPr>
+          <w:ilvl w:val="0"/>
+          <w:numId w:val="8"/>
+        </w:numPr>
+        <w:rPr>
+          <w:lang w:val="en-US"/>
+        </w:rPr>
+      </w:pPr>
+      <w:r>
+        <w:rPr>
+          <w:lang w:val="en-US"/>
+        </w:rPr>
+        <w:t>Chuyển Kiểu Dữ Liệu Khác Về Dictionary?</w:t>
       </w:r>
     </w:p>
     <w:p>
@@ -1934,7 +1941,7 @@
         <w:rPr>
           <w:lang w:val="en-US"/>
         </w:rPr>
-        <w:t>Ví dụ</w:t>
+        <w:t>Giả sử “foo” là 1 đối tượng Iterable, chứa các phần tử cũng Iterable, các Iterable con này đều chứa 2 phần tử, nhập lệnh sau</w:t>
       </w:r>
     </w:p>
     <w:p>
@@ -1955,7 +1962,43 @@
         <w:rPr>
           <w:lang w:val="en-US"/>
         </w:rPr>
-        <w:t>foo = ([1, ‘a’], (‘abc’, 5))</w:t>
+        <w:t>&lt;Dictionary&gt; = dict(foo)</w:t>
+      </w:r>
+    </w:p>
+    <w:p>
+      <w:pPr>
+        <w:pStyle w:val="ListParagraph"/>
+        <w:numPr>
+          <w:ilvl w:val="0"/>
+          <w:numId w:val="3"/>
+        </w:numPr>
+        <w:rPr>
+          <w:lang w:val="en-US"/>
+        </w:rPr>
+      </w:pPr>
+      <w:r>
+        <w:rPr>
+          <w:lang w:val="en-US"/>
+        </w:rPr>
+        <w:t>&lt;Dictionary&gt; sẽ có các cặp Key và giá trị tương ứng với 2 phần tử trong các Iterable con</w:t>
+      </w:r>
+    </w:p>
+    <w:p>
+      <w:pPr>
+        <w:pStyle w:val="ListParagraph"/>
+        <w:numPr>
+          <w:ilvl w:val="0"/>
+          <w:numId w:val="3"/>
+        </w:numPr>
+        <w:rPr>
+          <w:lang w:val="en-US"/>
+        </w:rPr>
+      </w:pPr>
+      <w:r>
+        <w:rPr>
+          <w:lang w:val="en-US"/>
+        </w:rPr>
+        <w:t>Ví dụ</w:t>
       </w:r>
     </w:p>
     <w:p>
@@ -1976,214 +2019,7 @@
         <w:rPr>
           <w:lang w:val="en-US"/>
         </w:rPr>
-        <w:t>bar = dict(foo)</w:t>
-      </w:r>
-    </w:p>
-    <w:p>
-      <w:pPr>
-        <w:pStyle w:val="ListParagraph"/>
-        <w:numPr>
-          <w:ilvl w:val="0"/>
-          <w:numId w:val="3"/>
-        </w:numPr>
-        <w:rPr>
-          <w:lang w:val="en-US"/>
-        </w:rPr>
-      </w:pPr>
-      <w:r>
-        <w:rPr>
-          <w:lang w:val="en-US"/>
-        </w:rPr>
-        <w:t>“bar” có giá trị là {1 : “a”, “abc” : 5}</w:t>
-      </w:r>
-    </w:p>
-    <w:p>
-      <w:pPr>
-        <w:rPr>
-          <w:lang w:val="en-US"/>
-        </w:rPr>
-      </w:pPr>
-    </w:p>
-    <w:p>
-      <w:pPr>
-        <w:rPr>
-          <w:lang w:val="en-US"/>
-        </w:rPr>
-      </w:pPr>
-      <w:r>
-        <w:rPr>
-          <w:lang w:val="en-US"/>
-        </w:rPr>
-        <w:t>Class – Lớp:</w:t>
-      </w:r>
-    </w:p>
-    <w:p>
-      <w:pPr>
-        <w:pStyle w:val="ListParagraph"/>
-        <w:numPr>
-          <w:ilvl w:val="0"/>
-          <w:numId w:val="7"/>
-        </w:numPr>
-        <w:rPr>
-          <w:lang w:val="en-US"/>
-        </w:rPr>
-      </w:pPr>
-      <w:r>
-        <w:rPr>
-          <w:lang w:val="en-US"/>
-        </w:rPr>
-        <w:t>Bản Chất Class?</w:t>
-      </w:r>
-    </w:p>
-    <w:p>
-      <w:pPr>
-        <w:pStyle w:val="ListParagraph"/>
-        <w:numPr>
-          <w:ilvl w:val="0"/>
-          <w:numId w:val="3"/>
-        </w:numPr>
-        <w:rPr>
-          <w:lang w:val="en-US"/>
-        </w:rPr>
-      </w:pPr>
-      <w:r>
-        <w:rPr>
-          <w:lang w:val="en-US"/>
-        </w:rPr>
-        <w:t xml:space="preserve">Tưởng tượng Class giống như đường dẫn đến File, giả sử Class to nhất của bạn là A, thì A là thư mục gốc, tạo Class B bên trong A, tương đương tạo thư mục con B trong thư mục gốc A, tạo thuộc tính và </w:t>
-      </w:r>
-      <w:r>
-        <w:rPr>
-          <w:lang w:val="en-US"/>
-        </w:rPr>
-        <w:t>hàm</w:t>
-      </w:r>
-      <w:r>
-        <w:rPr>
-          <w:lang w:val="en-US"/>
-        </w:rPr>
-        <w:t xml:space="preserve"> trong A, tương đương tạo File trong thư mục A</w:t>
-      </w:r>
-    </w:p>
-    <w:p>
-      <w:pPr>
-        <w:pStyle w:val="ListParagraph"/>
-        <w:numPr>
-          <w:ilvl w:val="0"/>
-          <w:numId w:val="3"/>
-        </w:numPr>
-        <w:rPr>
-          <w:lang w:val="en-US"/>
-        </w:rPr>
-      </w:pPr>
-      <w:r>
-        <w:rPr>
-          <w:lang w:val="en-US"/>
-        </w:rPr>
-        <w:t xml:space="preserve">Để truy cập 1 thuộc tính hoặc </w:t>
-      </w:r>
-      <w:r>
-        <w:rPr>
-          <w:lang w:val="en-US"/>
-        </w:rPr>
-        <w:t>hàm,</w:t>
-      </w:r>
-      <w:r>
-        <w:rPr>
-          <w:lang w:val="en-US"/>
-        </w:rPr>
-        <w:t xml:space="preserve"> thì phải biến đường dẫn đến nó, khác với đường dẫn thông thường,  đường dẫn này thay dấu “/” thành “.”</w:t>
-      </w:r>
-    </w:p>
-    <w:p>
-      <w:pPr>
-        <w:pStyle w:val="ListParagraph"/>
-        <w:numPr>
-          <w:ilvl w:val="0"/>
-          <w:numId w:val="3"/>
-        </w:numPr>
-        <w:rPr>
-          <w:lang w:val="en-US"/>
-        </w:rPr>
-      </w:pPr>
-      <w:r>
-        <w:rPr>
-          <w:lang w:val="en-US"/>
-        </w:rPr>
-        <w:t>Ví dụ</w:t>
-      </w:r>
-    </w:p>
-    <w:p>
-      <w:pPr>
-        <w:pStyle w:val="ListParagraph"/>
-        <w:numPr>
-          <w:ilvl w:val="0"/>
-          <w:numId w:val="3"/>
-        </w:numPr>
-        <w:rPr>
-          <w:lang w:val="en-US"/>
-        </w:rPr>
-      </w:pPr>
-      <w:r>
-        <w:rPr>
-          <w:lang w:val="en-US"/>
-        </w:rPr>
-        <w:lastRenderedPageBreak/>
-        <w:t>Class A to nhất, trong đó có Class B, trong B có thuộc tính “foo” = 5, khi đó “A.B.foo” có giá trị = 5, trong B còn có hàm “bar”, khi đó “A.B.bar(&lt;Tham Số&gt;)” sẽ gọi hàm này</w:t>
-      </w:r>
-    </w:p>
-    <w:p>
-      <w:pPr>
-        <w:pStyle w:val="ListParagraph"/>
-        <w:numPr>
-          <w:ilvl w:val="0"/>
-          <w:numId w:val="7"/>
-        </w:numPr>
-        <w:rPr>
-          <w:lang w:val="en-US"/>
-        </w:rPr>
-      </w:pPr>
-      <w:r>
-        <w:rPr>
-          <w:lang w:val="en-US"/>
-        </w:rPr>
-        <w:t xml:space="preserve">Bản </w:t>
-      </w:r>
-      <w:r>
-        <w:rPr>
-          <w:lang w:val="en-US"/>
-        </w:rPr>
-        <w:t xml:space="preserve">Chất Của 1 Đối Tượng  Thuộc 1 </w:t>
-      </w:r>
-      <w:r>
-        <w:rPr>
-          <w:lang w:val="en-US"/>
-        </w:rPr>
-        <w:t xml:space="preserve">Class </w:t>
-      </w:r>
-      <w:r>
-        <w:rPr>
-          <w:lang w:val="en-US"/>
-        </w:rPr>
-        <w:t>Nào Đó?</w:t>
-      </w:r>
-    </w:p>
-    <w:p>
-      <w:pPr>
-        <w:pStyle w:val="ListParagraph"/>
-        <w:numPr>
-          <w:ilvl w:val="0"/>
-          <w:numId w:val="3"/>
-        </w:numPr>
-        <w:rPr>
-          <w:lang w:val="en-US"/>
-        </w:rPr>
-      </w:pPr>
-      <w:r>
-        <w:rPr>
-          <w:lang w:val="en-US"/>
-        </w:rPr>
-        <w:t>Để tạo 1 đối tượng của 1 Class, ví dụ tạo đối tượng B từ Class A, viết</w:t>
+        <w:t>foo = ([1, ‘a’], (‘abc’, 5))</w:t>
       </w:r>
     </w:p>
     <w:p>
@@ -2204,7 +2040,7 @@
         <w:rPr>
           <w:lang w:val="en-US"/>
         </w:rPr>
-        <w:t>B = A()</w:t>
+        <w:t>bar = dict(foo)</w:t>
       </w:r>
     </w:p>
     <w:p>
@@ -2222,49 +2058,45 @@
         <w:rPr>
           <w:lang w:val="en-US"/>
         </w:rPr>
-        <w:t>Đầ</w:t>
-      </w:r>
-      <w:r>
-        <w:rPr>
-          <w:lang w:val="en-US"/>
-        </w:rPr>
-        <w:t>u tiên, xét thuộc tính</w:t>
-      </w:r>
-      <w:r>
-        <w:rPr>
-          <w:lang w:val="en-US"/>
-        </w:rPr>
-        <w:t xml:space="preserve">, giả sử ta có Class A, trong đó có </w:t>
-      </w:r>
-      <w:r>
-        <w:rPr>
-          <w:lang w:val="en-US"/>
-        </w:rPr>
-        <w:t>“</w:t>
-      </w:r>
-      <w:r>
-        <w:rPr>
-          <w:lang w:val="en-US"/>
-        </w:rPr>
-        <w:t>foo</w:t>
-      </w:r>
-      <w:r>
-        <w:rPr>
-          <w:lang w:val="en-US"/>
-        </w:rPr>
-        <w:t>”</w:t>
-      </w:r>
-      <w:r>
-        <w:rPr>
-          <w:lang w:val="en-US"/>
-        </w:rPr>
-        <w:t xml:space="preserve"> = 4, B là 1 đối tượng thuộc Class A, truy cập tất cả thuộc tính của Class A = đối tượng B như bình thườ</w:t>
-      </w:r>
-      <w:r>
-        <w:rPr>
-          <w:lang w:val="en-US"/>
-        </w:rPr>
-        <w:t>ng, tuy nhiên “foo” dùng chung, nghĩa là nếu thay đổi “foo” thông qua “A.foo” thì “B.foo” cũng thay đổi tương tự, nhưng nếu dùng “B.foo” để thay đổi, thì “A.foo” và tất cả các đối tượng của class A sẽ không thay đổi, khi này, “foo” của B sẽ tách ra làm thuộc tính riêng của B</w:t>
+        <w:t>“bar” có giá trị là {1 : “a”, “abc” : 5}</w:t>
+      </w:r>
+    </w:p>
+    <w:p>
+      <w:pPr>
+        <w:rPr>
+          <w:lang w:val="en-US"/>
+        </w:rPr>
+      </w:pPr>
+    </w:p>
+    <w:p>
+      <w:pPr>
+        <w:rPr>
+          <w:lang w:val="en-US"/>
+        </w:rPr>
+      </w:pPr>
+      <w:r>
+        <w:rPr>
+          <w:lang w:val="en-US"/>
+        </w:rPr>
+        <w:t>Class – Lớp:</w:t>
+      </w:r>
+    </w:p>
+    <w:p>
+      <w:pPr>
+        <w:pStyle w:val="ListParagraph"/>
+        <w:numPr>
+          <w:ilvl w:val="0"/>
+          <w:numId w:val="7"/>
+        </w:numPr>
+        <w:rPr>
+          <w:lang w:val="en-US"/>
+        </w:rPr>
+      </w:pPr>
+      <w:r>
+        <w:rPr>
+          <w:lang w:val="en-US"/>
+        </w:rPr>
+        <w:t>Bản Chất Class?</w:t>
       </w:r>
     </w:p>
     <w:p>
@@ -2282,55 +2114,19 @@
         <w:rPr>
           <w:lang w:val="en-US"/>
         </w:rPr>
-        <w:t xml:space="preserve">Xét hàm số, trong Class A có hàm “bar”, khi này dùng B để gọi </w:t>
-      </w:r>
-      <w:r>
-        <w:rPr>
-          <w:lang w:val="en-US"/>
-        </w:rPr>
-        <w:t>“</w:t>
-      </w:r>
-      <w:r>
-        <w:rPr>
-          <w:lang w:val="en-US"/>
-        </w:rPr>
-        <w:t>bar</w:t>
-      </w:r>
-      <w:r>
-        <w:rPr>
-          <w:lang w:val="en-US"/>
-        </w:rPr>
-        <w:t>”</w:t>
-      </w:r>
-      <w:r>
-        <w:rPr>
-          <w:lang w:val="en-US"/>
-        </w:rPr>
-        <w:t xml:space="preserve"> sẽ có 1 chút khác, đó là tham số đầu tiên của </w:t>
-      </w:r>
-      <w:r>
-        <w:rPr>
-          <w:lang w:val="en-US"/>
-        </w:rPr>
-        <w:t>“</w:t>
-      </w:r>
-      <w:r>
-        <w:rPr>
-          <w:lang w:val="en-US"/>
-        </w:rPr>
-        <w:t>bar</w:t>
-      </w:r>
-      <w:r>
-        <w:rPr>
-          <w:lang w:val="en-US"/>
-        </w:rPr>
-        <w:t>”</w:t>
-      </w:r>
-      <w:r>
-        <w:rPr>
-          <w:lang w:val="en-US"/>
-        </w:rPr>
-        <w:t xml:space="preserve"> sẽ chính là bản thân B luôn, nên bạn có thể dùng tham số này để thay đổi hàm và thuộc tính của B, thông thường nó được đặt tên là “self”</w:t>
+        <w:t xml:space="preserve">Tưởng tượng Class giống như đường dẫn đến File, giả sử Class to nhất của bạn là A, thì A là thư mục gốc, tạo Class B bên trong A, tương đương tạo thư mục con B trong thư mục gốc A, tạo thuộc tính và </w:t>
+      </w:r>
+      <w:r>
+        <w:rPr>
+          <w:lang w:val="en-US"/>
+        </w:rPr>
+        <w:t>hàm</w:t>
+      </w:r>
+      <w:r>
+        <w:rPr>
+          <w:lang w:val="en-US"/>
+        </w:rPr>
+        <w:t xml:space="preserve"> trong A, tương đương tạo File trong thư mục A</w:t>
       </w:r>
     </w:p>
     <w:p>
@@ -2348,7 +2144,20 @@
         <w:rPr>
           <w:lang w:val="en-US"/>
         </w:rPr>
-        <w:t>Nếu bạn muốn không có sự khác biệt, nghĩa là không có tham số đầu tiên con mẹ gì hết, thì đặt “@staticmethod” lên trước khai báo hàm</w:t>
+        <w:lastRenderedPageBreak/>
+        <w:t xml:space="preserve">Để truy cập 1 thuộc tính hoặc </w:t>
+      </w:r>
+      <w:r>
+        <w:rPr>
+          <w:lang w:val="en-US"/>
+        </w:rPr>
+        <w:t>hàm,</w:t>
+      </w:r>
+      <w:r>
+        <w:rPr>
+          <w:lang w:val="en-US"/>
+        </w:rPr>
+        <w:t xml:space="preserve"> thì phải biến đường dẫn đến nó, khác với đường dẫn thông thường,  đường dẫn này thay dấu “/” thành “.”</w:t>
       </w:r>
     </w:p>
     <w:p>
@@ -2366,7 +2175,25 @@
         <w:rPr>
           <w:lang w:val="en-US"/>
         </w:rPr>
-        <w:t>Hàm “__init__” là trường hợp đặc biệt, sau khi B đăng kí Class A, nó sẽ ngay lập tức gọi hàm này</w:t>
+        <w:t>Ví dụ</w:t>
+      </w:r>
+    </w:p>
+    <w:p>
+      <w:pPr>
+        <w:pStyle w:val="ListParagraph"/>
+        <w:numPr>
+          <w:ilvl w:val="0"/>
+          <w:numId w:val="3"/>
+        </w:numPr>
+        <w:rPr>
+          <w:lang w:val="en-US"/>
+        </w:rPr>
+      </w:pPr>
+      <w:r>
+        <w:rPr>
+          <w:lang w:val="en-US"/>
+        </w:rPr>
+        <w:t>Class A to nhất, trong đó có Class B, trong B có thuộc tính “foo” = 5, khi đó “A.B.foo” có giá trị = 5, trong B còn có hàm “bar”, khi đó “A.B.bar(&lt;Tham Số&gt;)” sẽ gọi hàm này</w:t>
       </w:r>
     </w:p>
     <w:p>
@@ -2384,13 +2211,43 @@
         <w:rPr>
           <w:lang w:val="en-US"/>
         </w:rPr>
-        <w:t xml:space="preserve">Tạo </w:t>
-      </w:r>
-      <w:r>
-        <w:rPr>
-          <w:lang w:val="en-US"/>
-        </w:rPr>
-        <w:t>Nhanh 1 Class?</w:t>
+        <w:t xml:space="preserve">Bản </w:t>
+      </w:r>
+      <w:r>
+        <w:rPr>
+          <w:lang w:val="en-US"/>
+        </w:rPr>
+        <w:t xml:space="preserve">Chất Của 1 Đối Tượng  Thuộc 1 </w:t>
+      </w:r>
+      <w:r>
+        <w:rPr>
+          <w:lang w:val="en-US"/>
+        </w:rPr>
+        <w:t xml:space="preserve">Class </w:t>
+      </w:r>
+      <w:r>
+        <w:rPr>
+          <w:lang w:val="en-US"/>
+        </w:rPr>
+        <w:t>Nào Đó?</w:t>
+      </w:r>
+    </w:p>
+    <w:p>
+      <w:pPr>
+        <w:pStyle w:val="ListParagraph"/>
+        <w:numPr>
+          <w:ilvl w:val="0"/>
+          <w:numId w:val="3"/>
+        </w:numPr>
+        <w:rPr>
+          <w:lang w:val="en-US"/>
+        </w:rPr>
+      </w:pPr>
+      <w:r>
+        <w:rPr>
+          <w:lang w:val="en-US"/>
+        </w:rPr>
+        <w:t>Để tạo 1 đối tượng của 1 Class, ví dụ tạo đối tượng B từ Class A, viết</w:t>
       </w:r>
     </w:p>
     <w:p>
@@ -2411,31 +2268,193 @@
         <w:rPr>
           <w:lang w:val="en-US"/>
         </w:rPr>
-        <w:t xml:space="preserve">class </w:t>
-      </w:r>
-      <w:r>
-        <w:rPr>
-          <w:lang w:val="en-US"/>
-        </w:rPr>
-        <w:t>&lt;Tên Class&gt;</w:t>
-      </w:r>
-      <w:r>
-        <w:rPr>
-          <w:lang w:val="en-US"/>
-        </w:rPr>
-        <w:t>(</w:t>
-      </w:r>
-      <w:r>
-        <w:rPr>
-          <w:lang w:val="en-US"/>
-        </w:rPr>
-        <w:t>&lt;Tên Class Kế Thừa&gt;</w:t>
-      </w:r>
-      <w:r>
-        <w:rPr>
-          <w:lang w:val="en-US"/>
-        </w:rPr>
-        <w:t>):</w:t>
+        <w:t>B = A()</w:t>
+      </w:r>
+    </w:p>
+    <w:p>
+      <w:pPr>
+        <w:pStyle w:val="ListParagraph"/>
+        <w:numPr>
+          <w:ilvl w:val="0"/>
+          <w:numId w:val="3"/>
+        </w:numPr>
+        <w:rPr>
+          <w:lang w:val="en-US"/>
+        </w:rPr>
+      </w:pPr>
+      <w:r>
+        <w:rPr>
+          <w:lang w:val="en-US"/>
+        </w:rPr>
+        <w:t>Đầ</w:t>
+      </w:r>
+      <w:r>
+        <w:rPr>
+          <w:lang w:val="en-US"/>
+        </w:rPr>
+        <w:t>u tiên, xét thuộc tính</w:t>
+      </w:r>
+      <w:r>
+        <w:rPr>
+          <w:lang w:val="en-US"/>
+        </w:rPr>
+        <w:t xml:space="preserve">, giả sử ta có Class A, trong đó có </w:t>
+      </w:r>
+      <w:r>
+        <w:rPr>
+          <w:lang w:val="en-US"/>
+        </w:rPr>
+        <w:t>“</w:t>
+      </w:r>
+      <w:r>
+        <w:rPr>
+          <w:lang w:val="en-US"/>
+        </w:rPr>
+        <w:t>foo</w:t>
+      </w:r>
+      <w:r>
+        <w:rPr>
+          <w:lang w:val="en-US"/>
+        </w:rPr>
+        <w:t>”</w:t>
+      </w:r>
+      <w:r>
+        <w:rPr>
+          <w:lang w:val="en-US"/>
+        </w:rPr>
+        <w:t xml:space="preserve"> = 4, B là 1 đối tượng thuộc Class A, truy cập tất cả thuộc tính của Class A = đối tượng B như bình thườ</w:t>
+      </w:r>
+      <w:r>
+        <w:rPr>
+          <w:lang w:val="en-US"/>
+        </w:rPr>
+        <w:t>ng, tuy nhiên “foo” dùng chung, nghĩa là nếu thay đổi “foo” thông qua “A.foo” thì “B.foo” cũng thay đổi tương tự, nhưng nếu dùng “B.foo” để thay đổi, thì “A.foo” và tất cả các đối tượng của class A sẽ không thay đổi, khi này, “foo” của B sẽ tách ra làm thuộc tính riêng của B</w:t>
+      </w:r>
+    </w:p>
+    <w:p>
+      <w:pPr>
+        <w:pStyle w:val="ListParagraph"/>
+        <w:numPr>
+          <w:ilvl w:val="0"/>
+          <w:numId w:val="3"/>
+        </w:numPr>
+        <w:rPr>
+          <w:lang w:val="en-US"/>
+        </w:rPr>
+      </w:pPr>
+      <w:r>
+        <w:rPr>
+          <w:lang w:val="en-US"/>
+        </w:rPr>
+        <w:t xml:space="preserve">Xét hàm số, trong Class A có hàm “bar”, khi này dùng B để gọi </w:t>
+      </w:r>
+      <w:r>
+        <w:rPr>
+          <w:lang w:val="en-US"/>
+        </w:rPr>
+        <w:t>“</w:t>
+      </w:r>
+      <w:r>
+        <w:rPr>
+          <w:lang w:val="en-US"/>
+        </w:rPr>
+        <w:t>bar</w:t>
+      </w:r>
+      <w:r>
+        <w:rPr>
+          <w:lang w:val="en-US"/>
+        </w:rPr>
+        <w:t>”</w:t>
+      </w:r>
+      <w:r>
+        <w:rPr>
+          <w:lang w:val="en-US"/>
+        </w:rPr>
+        <w:t xml:space="preserve"> sẽ có 1 chút khác, đó là tham số đầu tiên của </w:t>
+      </w:r>
+      <w:r>
+        <w:rPr>
+          <w:lang w:val="en-US"/>
+        </w:rPr>
+        <w:t>“</w:t>
+      </w:r>
+      <w:r>
+        <w:rPr>
+          <w:lang w:val="en-US"/>
+        </w:rPr>
+        <w:t>bar</w:t>
+      </w:r>
+      <w:r>
+        <w:rPr>
+          <w:lang w:val="en-US"/>
+        </w:rPr>
+        <w:t>”</w:t>
+      </w:r>
+      <w:r>
+        <w:rPr>
+          <w:lang w:val="en-US"/>
+        </w:rPr>
+        <w:t xml:space="preserve"> sẽ chính là bản thân B luôn, nên bạn có thể dùng tham số này để thay đổi hàm và thuộc tính của B, thông thường nó được đặt tên là “self”</w:t>
+      </w:r>
+    </w:p>
+    <w:p>
+      <w:pPr>
+        <w:pStyle w:val="ListParagraph"/>
+        <w:numPr>
+          <w:ilvl w:val="0"/>
+          <w:numId w:val="3"/>
+        </w:numPr>
+        <w:rPr>
+          <w:lang w:val="en-US"/>
+        </w:rPr>
+      </w:pPr>
+      <w:r>
+        <w:rPr>
+          <w:lang w:val="en-US"/>
+        </w:rPr>
+        <w:t>Nếu bạn muốn không có sự khác biệt, nghĩa là không có tham số đầu tiên con mẹ gì hết, thì đặt “@staticmethod” lên trước khai báo hàm</w:t>
+      </w:r>
+    </w:p>
+    <w:p>
+      <w:pPr>
+        <w:pStyle w:val="ListParagraph"/>
+        <w:numPr>
+          <w:ilvl w:val="0"/>
+          <w:numId w:val="3"/>
+        </w:numPr>
+        <w:rPr>
+          <w:lang w:val="en-US"/>
+        </w:rPr>
+      </w:pPr>
+      <w:r>
+        <w:rPr>
+          <w:lang w:val="en-US"/>
+        </w:rPr>
+        <w:t>Hàm “__init__” là trường hợp đặc biệt, sau khi B đăng kí Class A, nó sẽ ngay lập tức gọi hàm này</w:t>
+      </w:r>
+    </w:p>
+    <w:p>
+      <w:pPr>
+        <w:pStyle w:val="ListParagraph"/>
+        <w:numPr>
+          <w:ilvl w:val="0"/>
+          <w:numId w:val="7"/>
+        </w:numPr>
+        <w:rPr>
+          <w:lang w:val="en-US"/>
+        </w:rPr>
+      </w:pPr>
+      <w:r>
+        <w:rPr>
+          <w:lang w:val="en-US"/>
+        </w:rPr>
+        <w:t xml:space="preserve">Tạo </w:t>
+      </w:r>
+      <w:r>
+        <w:rPr>
+          <w:lang w:val="en-US"/>
+        </w:rPr>
+        <w:t>Nhanh 1 Class?</w:t>
       </w:r>
     </w:p>
     <w:p>
@@ -2456,13 +2475,31 @@
         <w:rPr>
           <w:lang w:val="en-US"/>
         </w:rPr>
-        <w:t xml:space="preserve">    </w:t>
-      </w:r>
-      <w:r>
-        <w:rPr>
-          <w:lang w:val="en-US"/>
-        </w:rPr>
-        <w:t>def __init__(self, &lt;Tham Số Khởi Tạo&gt;):</w:t>
+        <w:t xml:space="preserve">class </w:t>
+      </w:r>
+      <w:r>
+        <w:rPr>
+          <w:lang w:val="en-US"/>
+        </w:rPr>
+        <w:t>&lt;Tên Class&gt;</w:t>
+      </w:r>
+      <w:r>
+        <w:rPr>
+          <w:lang w:val="en-US"/>
+        </w:rPr>
+        <w:t>(</w:t>
+      </w:r>
+      <w:r>
+        <w:rPr>
+          <w:lang w:val="en-US"/>
+        </w:rPr>
+        <w:t>&lt;Tên Class Kế Thừa&gt;</w:t>
+      </w:r>
+      <w:r>
+        <w:rPr>
+          <w:lang w:val="en-US"/>
+        </w:rPr>
+        <w:t>):</w:t>
       </w:r>
     </w:p>
     <w:p>
@@ -2483,13 +2520,13 @@
         <w:rPr>
           <w:lang w:val="en-US"/>
         </w:rPr>
-        <w:t xml:space="preserve">        </w:t>
-      </w:r>
-      <w:r>
-        <w:rPr>
-          <w:lang w:val="en-US"/>
-        </w:rPr>
-        <w:t>super().__init__(&lt;Giá Trị Khởi Tạo Class Kế Thừa&gt;)</w:t>
+        <w:t xml:space="preserve">    </w:t>
+      </w:r>
+      <w:r>
+        <w:rPr>
+          <w:lang w:val="en-US"/>
+        </w:rPr>
+        <w:t>def __init__(self, &lt;Tham Số Khởi Tạo&gt;):</w:t>
       </w:r>
     </w:p>
     <w:p>
@@ -2516,7 +2553,7 @@
         <w:rPr>
           <w:lang w:val="en-US"/>
         </w:rPr>
-        <w:t>self.&lt;Tên Thuộc Tính&gt; = &lt;Giá Trị Thuộc Tính&gt;</w:t>
+        <w:t>super().__init__(&lt;Giá Trị Khởi Tạo Class Kế Thừa&gt;)</w:t>
       </w:r>
     </w:p>
     <w:p>
@@ -2533,6 +2570,18 @@
           <w:lang w:val="en-US"/>
         </w:rPr>
       </w:pPr>
+      <w:r>
+        <w:rPr>
+          <w:lang w:val="en-US"/>
+        </w:rPr>
+        <w:t xml:space="preserve">        </w:t>
+      </w:r>
+      <w:r>
+        <w:rPr>
+          <w:lang w:val="en-US"/>
+        </w:rPr>
+        <w:t>self.&lt;Tên Thuộc Tính&gt; = &lt;Giá Trị Thuộc Tính&gt;</w:t>
+      </w:r>
     </w:p>
     <w:p>
       <w:pPr>
@@ -2548,18 +2597,6 @@
           <w:lang w:val="en-US"/>
         </w:rPr>
       </w:pPr>
-      <w:r>
-        <w:rPr>
-          <w:lang w:val="en-US"/>
-        </w:rPr>
-        <w:t xml:space="preserve">    </w:t>
-      </w:r>
-      <w:r>
-        <w:rPr>
-          <w:lang w:val="en-US"/>
-        </w:rPr>
-        <w:t>def &lt;Tên Hàm Trong Class&gt;(self, &lt;Tham Số&gt;):</w:t>
-      </w:r>
     </w:p>
     <w:p>
       <w:pPr>
@@ -2579,25 +2616,13 @@
         <w:rPr>
           <w:lang w:val="en-US"/>
         </w:rPr>
-        <w:t xml:space="preserve">        </w:t>
-      </w:r>
-      <w:r>
-        <w:rPr>
-          <w:lang w:val="en-US"/>
-        </w:rPr>
-        <w:t xml:space="preserve">&lt;Xử Lí </w:t>
-      </w:r>
-      <w:r>
-        <w:rPr>
-          <w:lang w:val="en-US"/>
-        </w:rPr>
-        <w:t>Gì Đó Với Tham Số</w:t>
-      </w:r>
-      <w:r>
-        <w:rPr>
-          <w:lang w:val="en-US"/>
-        </w:rPr>
-        <w:t>&gt;</w:t>
+        <w:t xml:space="preserve">    </w:t>
+      </w:r>
+      <w:r>
+        <w:rPr>
+          <w:lang w:val="en-US"/>
+        </w:rPr>
+        <w:t>def &lt;Tên Hàm Trong Class&gt;(self, &lt;Tham Số&gt;):</w:t>
       </w:r>
     </w:p>
     <w:p>
@@ -2624,68 +2649,19 @@
         <w:rPr>
           <w:lang w:val="en-US"/>
         </w:rPr>
-        <w:t>return &lt;Giá Trị G</w:t>
-      </w:r>
-      <w:r>
-        <w:rPr>
-          <w:sz w:val="24"/>
-          <w:lang w:val="en-US"/>
-        </w:rPr>
-        <w:t>ì</w:t>
-      </w:r>
-      <w:r>
-        <w:rPr>
-          <w:lang w:val="en-US"/>
-        </w:rPr>
-        <w:t xml:space="preserve"> Đó&gt;</w:t>
-      </w:r>
-    </w:p>
-    <w:p>
-      <w:pPr>
-        <w:pStyle w:val="ListParagraph"/>
-        <w:numPr>
-          <w:ilvl w:val="0"/>
-          <w:numId w:val="3"/>
-        </w:numPr>
-        <w:rPr>
-          <w:lang w:val="en-US"/>
-        </w:rPr>
-      </w:pPr>
-      <w:r>
-        <w:rPr>
-          <w:lang w:val="en-US"/>
-        </w:rPr>
-        <w:t>Lệnh “</w:t>
-      </w:r>
-      <w:r>
-        <w:rPr>
-          <w:lang w:val="en-US"/>
-        </w:rPr>
-        <w:t>super().__init__()</w:t>
-      </w:r>
-      <w:r>
-        <w:rPr>
-          <w:lang w:val="en-US"/>
-        </w:rPr>
-        <w:t>” dùng để khởi tạo Class kế thừa với những giá trị mình đưa vào</w:t>
-      </w:r>
-    </w:p>
-    <w:p>
-      <w:pPr>
-        <w:pStyle w:val="ListParagraph"/>
-        <w:numPr>
-          <w:ilvl w:val="0"/>
-          <w:numId w:val="3"/>
-        </w:numPr>
-        <w:rPr>
-          <w:lang w:val="en-US"/>
-        </w:rPr>
-      </w:pPr>
-      <w:r>
-        <w:rPr>
-          <w:lang w:val="en-US"/>
-        </w:rPr>
-        <w:t>Ví dụ</w:t>
+        <w:t xml:space="preserve">&lt;Xử Lí </w:t>
+      </w:r>
+      <w:r>
+        <w:rPr>
+          <w:lang w:val="en-US"/>
+        </w:rPr>
+        <w:t>Gì Đó Với Tham Số</w:t>
+      </w:r>
+      <w:r>
+        <w:rPr>
+          <w:lang w:val="en-US"/>
+        </w:rPr>
+        <w:t>&gt;</w:t>
       </w:r>
     </w:p>
     <w:p>
@@ -2706,31 +2682,74 @@
         <w:rPr>
           <w:lang w:val="en-US"/>
         </w:rPr>
-        <w:t xml:space="preserve">class </w:t>
-      </w:r>
-      <w:r>
-        <w:rPr>
-          <w:lang w:val="en-US"/>
-        </w:rPr>
-        <w:t>foo</w:t>
-      </w:r>
-      <w:r>
-        <w:rPr>
-          <w:lang w:val="en-US"/>
-        </w:rPr>
-        <w:t>(</w:t>
-      </w:r>
-      <w:r>
-        <w:rPr>
-          <w:lang w:val="en-US"/>
-        </w:rPr>
-        <w:t>bar</w:t>
-      </w:r>
-      <w:r>
-        <w:rPr>
-          <w:lang w:val="en-US"/>
-        </w:rPr>
-        <w:t>):</w:t>
+        <w:t xml:space="preserve">        </w:t>
+      </w:r>
+      <w:r>
+        <w:rPr>
+          <w:lang w:val="en-US"/>
+        </w:rPr>
+        <w:t>return &lt;Giá Trị G</w:t>
+      </w:r>
+      <w:r>
+        <w:rPr>
+          <w:sz w:val="24"/>
+          <w:lang w:val="en-US"/>
+        </w:rPr>
+        <w:t>ì</w:t>
+      </w:r>
+      <w:r>
+        <w:rPr>
+          <w:lang w:val="en-US"/>
+        </w:rPr>
+        <w:t xml:space="preserve"> Đó&gt;</w:t>
+      </w:r>
+    </w:p>
+    <w:p>
+      <w:pPr>
+        <w:pStyle w:val="ListParagraph"/>
+        <w:numPr>
+          <w:ilvl w:val="0"/>
+          <w:numId w:val="3"/>
+        </w:numPr>
+        <w:rPr>
+          <w:lang w:val="en-US"/>
+        </w:rPr>
+      </w:pPr>
+      <w:r>
+        <w:rPr>
+          <w:lang w:val="en-US"/>
+        </w:rPr>
+        <w:t>Lệnh “</w:t>
+      </w:r>
+      <w:r>
+        <w:rPr>
+          <w:lang w:val="en-US"/>
+        </w:rPr>
+        <w:t>super().__init__()</w:t>
+      </w:r>
+      <w:r>
+        <w:rPr>
+          <w:lang w:val="en-US"/>
+        </w:rPr>
+        <w:t>” dùng để khởi tạo Class kế thừa với những giá trị mình đưa vào</w:t>
+      </w:r>
+    </w:p>
+    <w:p>
+      <w:pPr>
+        <w:pStyle w:val="ListParagraph"/>
+        <w:numPr>
+          <w:ilvl w:val="0"/>
+          <w:numId w:val="3"/>
+        </w:numPr>
+        <w:rPr>
+          <w:lang w:val="en-US"/>
+        </w:rPr>
+      </w:pPr>
+      <w:r>
+        <w:rPr>
+          <w:lang w:val="en-US"/>
+        </w:rPr>
+        <w:t>Ví dụ</w:t>
       </w:r>
     </w:p>
     <w:p>
@@ -2751,19 +2770,25 @@
         <w:rPr>
           <w:lang w:val="en-US"/>
         </w:rPr>
-        <w:t xml:space="preserve">    </w:t>
-      </w:r>
-      <w:r>
-        <w:rPr>
-          <w:lang w:val="en-US"/>
-        </w:rPr>
-        <w:t xml:space="preserve">def __init__(self, </w:t>
-      </w:r>
-      <w:r>
-        <w:rPr>
-          <w:lang w:val="en-US"/>
-        </w:rPr>
-        <w:t>bruh</w:t>
+        <w:t xml:space="preserve">class </w:t>
+      </w:r>
+      <w:r>
+        <w:rPr>
+          <w:lang w:val="en-US"/>
+        </w:rPr>
+        <w:t>foo</w:t>
+      </w:r>
+      <w:r>
+        <w:rPr>
+          <w:lang w:val="en-US"/>
+        </w:rPr>
+        <w:t>(</w:t>
+      </w:r>
+      <w:r>
+        <w:rPr>
+          <w:lang w:val="en-US"/>
+        </w:rPr>
+        <w:t>bar</w:t>
       </w:r>
       <w:r>
         <w:rPr>
@@ -2790,13 +2815,25 @@
         <w:rPr>
           <w:lang w:val="en-US"/>
         </w:rPr>
-        <w:t xml:space="preserve">        </w:t>
-      </w:r>
-      <w:r>
-        <w:rPr>
-          <w:lang w:val="en-US"/>
-        </w:rPr>
-        <w:t>super().__init__()</w:t>
+        <w:t xml:space="preserve">    </w:t>
+      </w:r>
+      <w:r>
+        <w:rPr>
+          <w:lang w:val="en-US"/>
+        </w:rPr>
+        <w:t xml:space="preserve">def __init__(self, </w:t>
+      </w:r>
+      <w:r>
+        <w:rPr>
+          <w:lang w:val="en-US"/>
+        </w:rPr>
+        <w:t>bruh</w:t>
+      </w:r>
+      <w:r>
+        <w:rPr>
+          <w:lang w:val="en-US"/>
+        </w:rPr>
+        <w:t>):</w:t>
       </w:r>
     </w:p>
     <w:p>
@@ -2823,25 +2860,7 @@
         <w:rPr>
           <w:lang w:val="en-US"/>
         </w:rPr>
-        <w:t>self.</w:t>
-      </w:r>
-      <w:r>
-        <w:rPr>
-          <w:lang w:val="en-US"/>
-        </w:rPr>
-        <w:t>dark</w:t>
-      </w:r>
-      <w:r>
-        <w:rPr>
-          <w:lang w:val="en-US"/>
-        </w:rPr>
-        <w:t xml:space="preserve"> = </w:t>
-      </w:r>
-      <w:r>
-        <w:rPr>
-          <w:lang w:val="en-US"/>
-        </w:rPr>
-        <w:t>“lmao”</w:t>
+        <w:t>super().__init__()</w:t>
       </w:r>
     </w:p>
     <w:p>
@@ -2858,6 +2877,36 @@
           <w:lang w:val="en-US"/>
         </w:rPr>
       </w:pPr>
+      <w:r>
+        <w:rPr>
+          <w:lang w:val="en-US"/>
+        </w:rPr>
+        <w:t xml:space="preserve">        </w:t>
+      </w:r>
+      <w:r>
+        <w:rPr>
+          <w:lang w:val="en-US"/>
+        </w:rPr>
+        <w:t>self.</w:t>
+      </w:r>
+      <w:r>
+        <w:rPr>
+          <w:lang w:val="en-US"/>
+        </w:rPr>
+        <w:t>dark</w:t>
+      </w:r>
+      <w:r>
+        <w:rPr>
+          <w:lang w:val="en-US"/>
+        </w:rPr>
+        <w:t xml:space="preserve"> = </w:t>
+      </w:r>
+      <w:r>
+        <w:rPr>
+          <w:lang w:val="en-US"/>
+        </w:rPr>
+        <w:t>“lmao”</w:t>
+      </w:r>
     </w:p>
     <w:p>
       <w:pPr>
@@ -2873,42 +2922,6 @@
           <w:lang w:val="en-US"/>
         </w:rPr>
       </w:pPr>
-      <w:r>
-        <w:rPr>
-          <w:lang w:val="en-US"/>
-        </w:rPr>
-        <w:t xml:space="preserve">    </w:t>
-      </w:r>
-      <w:r>
-        <w:rPr>
-          <w:lang w:val="en-US"/>
-        </w:rPr>
-        <w:t xml:space="preserve">def </w:t>
-      </w:r>
-      <w:r>
-        <w:rPr>
-          <w:lang w:val="en-US"/>
-        </w:rPr>
-        <w:t>lol</w:t>
-      </w:r>
-      <w:r>
-        <w:rPr>
-          <w:lang w:val="en-US"/>
-        </w:rPr>
-        <w:t xml:space="preserve">(self, </w:t>
-      </w:r>
-      <w:r>
-        <w:rPr>
-          <w:lang w:val="en-US"/>
-        </w:rPr>
-        <w:t>shit</w:t>
-      </w:r>
-      <w:r>
-        <w:rPr>
-          <w:lang w:val="en-US"/>
-        </w:rPr>
-        <w:t>):</w:t>
-      </w:r>
     </w:p>
     <w:p>
       <w:pPr>
@@ -2928,19 +2941,37 @@
         <w:rPr>
           <w:lang w:val="en-US"/>
         </w:rPr>
-        <w:t xml:space="preserve">        </w:t>
-      </w:r>
-      <w:r>
-        <w:rPr>
-          <w:lang w:val="en-US"/>
-        </w:rPr>
-        <w:t xml:space="preserve">return </w:t>
-      </w:r>
-      <w:r>
-        <w:rPr>
-          <w:lang w:val="en-US"/>
-        </w:rPr>
-        <w:t>shit + 1</w:t>
+        <w:t xml:space="preserve">    </w:t>
+      </w:r>
+      <w:r>
+        <w:rPr>
+          <w:lang w:val="en-US"/>
+        </w:rPr>
+        <w:t xml:space="preserve">def </w:t>
+      </w:r>
+      <w:r>
+        <w:rPr>
+          <w:lang w:val="en-US"/>
+        </w:rPr>
+        <w:t>lol</w:t>
+      </w:r>
+      <w:r>
+        <w:rPr>
+          <w:lang w:val="en-US"/>
+        </w:rPr>
+        <w:t xml:space="preserve">(self, </w:t>
+      </w:r>
+      <w:r>
+        <w:rPr>
+          <w:lang w:val="en-US"/>
+        </w:rPr>
+        <w:t>shit</w:t>
+      </w:r>
+      <w:r>
+        <w:rPr>
+          <w:lang w:val="en-US"/>
+        </w:rPr>
+        <w:t>):</w:t>
       </w:r>
     </w:p>
     <w:p>
@@ -2957,6 +2988,24 @@
           <w:lang w:val="en-US"/>
         </w:rPr>
       </w:pPr>
+      <w:r>
+        <w:rPr>
+          <w:lang w:val="en-US"/>
+        </w:rPr>
+        <w:t xml:space="preserve">        </w:t>
+      </w:r>
+      <w:r>
+        <w:rPr>
+          <w:lang w:val="en-US"/>
+        </w:rPr>
+        <w:t xml:space="preserve">return </w:t>
+      </w:r>
+      <w:r>
+        <w:rPr>
+          <w:lang w:val="en-US"/>
+        </w:rPr>
+        <w:t>shit + 1</w:t>
+      </w:r>
     </w:p>
     <w:p>
       <w:pPr>
@@ -2972,50 +3021,6 @@
           <w:lang w:val="en-US"/>
         </w:rPr>
       </w:pPr>
-      <w:r>
-        <w:rPr>
-          <w:lang w:val="en-US"/>
-        </w:rPr>
-        <w:t>new_foo = foo(4)</w:t>
-      </w:r>
-    </w:p>
-    <w:p>
-      <w:pPr>
-        <w:rPr>
-          <w:lang w:val="en-US"/>
-        </w:rPr>
-      </w:pPr>
-    </w:p>
-    <w:p>
-      <w:pPr>
-        <w:rPr>
-          <w:lang w:val="en-US"/>
-        </w:rPr>
-      </w:pPr>
-      <w:r>
-        <w:rPr>
-          <w:lang w:val="en-US"/>
-        </w:rPr>
-        <w:t>Error – Lỗi:</w:t>
-      </w:r>
-    </w:p>
-    <w:p>
-      <w:pPr>
-        <w:pStyle w:val="ListParagraph"/>
-        <w:numPr>
-          <w:ilvl w:val="0"/>
-          <w:numId w:val="11"/>
-        </w:numPr>
-        <w:rPr>
-          <w:lang w:val="en-US"/>
-        </w:rPr>
-      </w:pPr>
-      <w:r>
-        <w:rPr>
-          <w:lang w:val="en-US"/>
-        </w:rPr>
-        <w:t>Cách Nhanh Nhất Để Thông Báo Lỗi Nếu 1 Biểu Thức Logic Nào Đó False?</w:t>
-      </w:r>
     </w:p>
     <w:p>
       <w:pPr>
@@ -3035,15 +3040,35 @@
         <w:rPr>
           <w:lang w:val="en-US"/>
         </w:rPr>
-        <w:t>assert &lt;Biểu Thức Logic&gt;</w:t>
-      </w:r>
-    </w:p>
-    <w:p>
-      <w:pPr>
-        <w:pStyle w:val="ListParagraph"/>
-        <w:numPr>
-          <w:ilvl w:val="0"/>
-          <w:numId w:val="3"/>
+        <w:t>new_foo = foo(4)</w:t>
+      </w:r>
+    </w:p>
+    <w:p>
+      <w:pPr>
+        <w:rPr>
+          <w:lang w:val="en-US"/>
+        </w:rPr>
+      </w:pPr>
+    </w:p>
+    <w:p>
+      <w:pPr>
+        <w:rPr>
+          <w:lang w:val="en-US"/>
+        </w:rPr>
+      </w:pPr>
+      <w:r>
+        <w:rPr>
+          <w:lang w:val="en-US"/>
+        </w:rPr>
+        <w:t>Error – Lỗi:</w:t>
+      </w:r>
+    </w:p>
+    <w:p>
+      <w:pPr>
+        <w:pStyle w:val="ListParagraph"/>
+        <w:numPr>
+          <w:ilvl w:val="0"/>
+          <w:numId w:val="11"/>
         </w:numPr>
         <w:rPr>
           <w:lang w:val="en-US"/>
@@ -3054,7 +3079,7 @@
           <w:lang w:val="en-US"/>
         </w:rPr>
         <w:lastRenderedPageBreak/>
-        <w:t>ví dụ</w:t>
+        <w:t>Cách Nhanh Nhất Để Thông Báo Lỗi Nếu 1 Biểu Thức Logic Nào Đó False?</w:t>
       </w:r>
     </w:p>
     <w:p>
@@ -3075,13 +3100,7 @@
         <w:rPr>
           <w:lang w:val="en-US"/>
         </w:rPr>
-        <w:t>assert 1 &gt;</w:t>
-      </w:r>
-      <w:r>
-        <w:rPr>
-          <w:lang w:val="en-US"/>
-        </w:rPr>
-        <w:t xml:space="preserve"> 5</w:t>
+        <w:t>assert &lt;Biểu Thức Logic&gt;</w:t>
       </w:r>
     </w:p>
     <w:p>
@@ -3099,7 +3118,7 @@
         <w:rPr>
           <w:lang w:val="en-US"/>
         </w:rPr>
-        <w:t>Màn hình sẽ thông báo “Assertion Error”</w:t>
+        <w:t>ví dụ</w:t>
       </w:r>
     </w:p>
     <w:p>
@@ -3120,7 +3139,13 @@
         <w:rPr>
           <w:lang w:val="en-US"/>
         </w:rPr>
-        <w:t>assert 1 &lt; 5</w:t>
+        <w:t>assert 1 &gt;</w:t>
+      </w:r>
+      <w:r>
+        <w:rPr>
+          <w:lang w:val="en-US"/>
+        </w:rPr>
+        <w:t xml:space="preserve"> 5</w:t>
       </w:r>
     </w:p>
     <w:p>
@@ -3138,63 +3163,7 @@
         <w:rPr>
           <w:lang w:val="en-US"/>
         </w:rPr>
-        <w:t>Câu lệnh này được bỏ qua</w:t>
-      </w:r>
-    </w:p>
-    <w:p>
-      <w:pPr>
-        <w:rPr>
-          <w:lang w:val="en-US"/>
-        </w:rPr>
-      </w:pPr>
-    </w:p>
-    <w:p>
-      <w:pPr>
-        <w:rPr>
-          <w:lang w:val="en-US"/>
-        </w:rPr>
-      </w:pPr>
-      <w:r>
-        <w:rPr>
-          <w:lang w:val="en-US"/>
-        </w:rPr>
-        <w:t>Packing And Unpacking – Đóng Gói Và Mở Gói:</w:t>
-      </w:r>
-    </w:p>
-    <w:p>
-      <w:pPr>
-        <w:pStyle w:val="ListParagraph"/>
-        <w:numPr>
-          <w:ilvl w:val="0"/>
-          <w:numId w:val="12"/>
-        </w:numPr>
-        <w:rPr>
-          <w:lang w:val="en-US"/>
-        </w:rPr>
-      </w:pPr>
-      <w:r>
-        <w:rPr>
-          <w:lang w:val="en-US"/>
-        </w:rPr>
-        <w:t>Cách Sử Dụng “*” Ở Tham Số Hàm?</w:t>
-      </w:r>
-    </w:p>
-    <w:p>
-      <w:pPr>
-        <w:pStyle w:val="ListParagraph"/>
-        <w:numPr>
-          <w:ilvl w:val="0"/>
-          <w:numId w:val="3"/>
-        </w:numPr>
-        <w:rPr>
-          <w:lang w:val="en-US"/>
-        </w:rPr>
-      </w:pPr>
-      <w:r>
-        <w:rPr>
-          <w:lang w:val="en-US"/>
-        </w:rPr>
-        <w:t>Trong các tham số ở hàm chỉ được phép có 1 tham số chứa “*”, ví dụ</w:t>
+        <w:t>Màn hình sẽ thông báo “Assertion Error”</w:t>
       </w:r>
     </w:p>
     <w:p>
@@ -3215,7 +3184,7 @@
         <w:rPr>
           <w:lang w:val="en-US"/>
         </w:rPr>
-        <w:t>def foo(bar, *far, boo, bob)</w:t>
+        <w:t>assert 1 &lt; 5</w:t>
       </w:r>
     </w:p>
     <w:p>
@@ -3233,7 +3202,45 @@
         <w:rPr>
           <w:lang w:val="en-US"/>
         </w:rPr>
-        <w:t>Ở ví dụ này, tất cả tham số trước “far” không cần phải khai báo tên, sau “far” phải khai báo tên</w:t>
+        <w:t>Câu lệnh này được bỏ qua</w:t>
+      </w:r>
+    </w:p>
+    <w:p>
+      <w:pPr>
+        <w:rPr>
+          <w:lang w:val="en-US"/>
+        </w:rPr>
+      </w:pPr>
+    </w:p>
+    <w:p>
+      <w:pPr>
+        <w:rPr>
+          <w:lang w:val="en-US"/>
+        </w:rPr>
+      </w:pPr>
+      <w:r>
+        <w:rPr>
+          <w:lang w:val="en-US"/>
+        </w:rPr>
+        <w:t>Packing And Unpacking – Đóng Gói Và Mở Gói:</w:t>
+      </w:r>
+    </w:p>
+    <w:p>
+      <w:pPr>
+        <w:pStyle w:val="ListParagraph"/>
+        <w:numPr>
+          <w:ilvl w:val="0"/>
+          <w:numId w:val="12"/>
+        </w:numPr>
+        <w:rPr>
+          <w:lang w:val="en-US"/>
+        </w:rPr>
+      </w:pPr>
+      <w:r>
+        <w:rPr>
+          <w:lang w:val="en-US"/>
+        </w:rPr>
+        <w:t>Cách Sử Dụng “*” Ở Tham Số Hàm?</w:t>
       </w:r>
     </w:p>
     <w:p>
@@ -3251,7 +3258,7 @@
         <w:rPr>
           <w:lang w:val="en-US"/>
         </w:rPr>
-        <w:t>Ví dụ</w:t>
+        <w:t>Trong các tham số ở hàm chỉ được phép có 1 tham số chứa “*”, ví dụ</w:t>
       </w:r>
     </w:p>
     <w:p>
@@ -3272,7 +3279,7 @@
         <w:rPr>
           <w:lang w:val="en-US"/>
         </w:rPr>
-        <w:t>foo(1, 4, “a”, “fu”, bob = 123, boo = “bap”)</w:t>
+        <w:t>def foo(bar, *far, boo, bob)</w:t>
       </w:r>
     </w:p>
     <w:p>
@@ -3290,25 +3297,7 @@
         <w:rPr>
           <w:lang w:val="en-US"/>
         </w:rPr>
-        <w:t>“bar” sẽ có giá trị là 1, “far” sẽ có giá trị là (4, “a”, “fu”), “boo” có giá trị là “bap” và “bob” có giá trị là 123</w:t>
-      </w:r>
-    </w:p>
-    <w:p>
-      <w:pPr>
-        <w:pStyle w:val="ListParagraph"/>
-        <w:numPr>
-          <w:ilvl w:val="0"/>
-          <w:numId w:val="12"/>
-        </w:numPr>
-        <w:rPr>
-          <w:lang w:val="en-US"/>
-        </w:rPr>
-      </w:pPr>
-      <w:r>
-        <w:rPr>
-          <w:lang w:val="en-US"/>
-        </w:rPr>
-        <w:t>Cách Sử Dụng “*” Để Unpacking?</w:t>
+        <w:t>Ở ví dụ này, tất cả tham số trước “far” không cần phải khai báo tên, sau “far” phải khai báo tên</w:t>
       </w:r>
     </w:p>
     <w:p>
@@ -3326,7 +3315,7 @@
         <w:rPr>
           <w:lang w:val="en-US"/>
         </w:rPr>
-        <w:t>Khi Unpacking, chỉ có 1 biến được chứa “*”, ví dụ</w:t>
+        <w:t>Ví dụ</w:t>
       </w:r>
     </w:p>
     <w:p>
@@ -3347,6 +3336,81 @@
         <w:rPr>
           <w:lang w:val="en-US"/>
         </w:rPr>
+        <w:t>foo(1, 4, “a”, “fu”, bob = 123, boo = “bap”)</w:t>
+      </w:r>
+    </w:p>
+    <w:p>
+      <w:pPr>
+        <w:pStyle w:val="ListParagraph"/>
+        <w:numPr>
+          <w:ilvl w:val="0"/>
+          <w:numId w:val="3"/>
+        </w:numPr>
+        <w:rPr>
+          <w:lang w:val="en-US"/>
+        </w:rPr>
+      </w:pPr>
+      <w:r>
+        <w:rPr>
+          <w:lang w:val="en-US"/>
+        </w:rPr>
+        <w:t>“bar” sẽ có giá trị là 1, “far” sẽ có giá trị là (4, “a”, “fu”), “boo” có giá trị là “bap” và “bob” có giá trị là 123</w:t>
+      </w:r>
+    </w:p>
+    <w:p>
+      <w:pPr>
+        <w:pStyle w:val="ListParagraph"/>
+        <w:numPr>
+          <w:ilvl w:val="0"/>
+          <w:numId w:val="12"/>
+        </w:numPr>
+        <w:rPr>
+          <w:lang w:val="en-US"/>
+        </w:rPr>
+      </w:pPr>
+      <w:r>
+        <w:rPr>
+          <w:lang w:val="en-US"/>
+        </w:rPr>
+        <w:t>Cách Sử Dụng “*” Để Unpacking?</w:t>
+      </w:r>
+    </w:p>
+    <w:p>
+      <w:pPr>
+        <w:pStyle w:val="ListParagraph"/>
+        <w:numPr>
+          <w:ilvl w:val="0"/>
+          <w:numId w:val="3"/>
+        </w:numPr>
+        <w:rPr>
+          <w:lang w:val="en-US"/>
+        </w:rPr>
+      </w:pPr>
+      <w:r>
+        <w:rPr>
+          <w:lang w:val="en-US"/>
+        </w:rPr>
+        <w:t>Khi Unpacking, chỉ có 1 biến được chứa “*”, ví dụ</w:t>
+      </w:r>
+    </w:p>
+    <w:p>
+      <w:pPr>
+        <w:pStyle w:val="ListParagraph"/>
+        <w:pBdr>
+          <w:top w:val="single" w:sz="4" w:space="1" w:color="auto"/>
+          <w:left w:val="single" w:sz="4" w:space="4" w:color="auto"/>
+          <w:bottom w:val="single" w:sz="4" w:space="1" w:color="auto"/>
+          <w:right w:val="single" w:sz="4" w:space="4" w:color="auto"/>
+        </w:pBdr>
+        <w:ind w:left="1080"/>
+        <w:rPr>
+          <w:lang w:val="en-US"/>
+        </w:rPr>
+      </w:pPr>
+      <w:r>
+        <w:rPr>
+          <w:lang w:val="en-US"/>
+        </w:rPr>
         <w:t>foo, *bar, boo, ha = [1, 4, “far”, “bob”, 5, 9]</w:t>
       </w:r>
     </w:p>
@@ -3587,6 +3651,7 @@
         <w:rPr>
           <w:lang w:val="en-US"/>
         </w:rPr>
+        <w:lastRenderedPageBreak/>
         <w:tab/>
       </w:r>
       <w:r>
@@ -3631,547 +3696,547 @@
         <w:rPr>
           <w:lang w:val="en-US"/>
         </w:rPr>
+        <w:tab/>
+      </w:r>
+      <w:r>
+        <w:rPr>
+          <w:lang w:val="en-US"/>
+        </w:rPr>
+        <w:tab/>
+        <w:t xml:space="preserve">      foo(</w:t>
+      </w:r>
+      <w:r>
+        <w:rPr>
+          <w:lang w:val="en-US"/>
+        </w:rPr>
+        <w:t xml:space="preserve">1, 2, </w:t>
+      </w:r>
+      <w:r>
+        <w:rPr>
+          <w:lang w:val="en-US"/>
+        </w:rPr>
+        <w:t>width = 10, height = 5) =&gt;</w:t>
+      </w:r>
+      <w:r>
+        <w:rPr>
+          <w:lang w:val="en-US"/>
+        </w:rPr>
+        <w:t xml:space="preserve"> (1, 2)</w:t>
+      </w:r>
+      <w:r>
+        <w:rPr>
+          <w:lang w:val="en-US"/>
+        </w:rPr>
+        <w:t xml:space="preserve"> {‘width’ : 10, ‘height’ : 5}</w:t>
+      </w:r>
+    </w:p>
+    <w:p>
+      <w:pPr>
+        <w:rPr>
+          <w:lang w:val="en-US"/>
+        </w:rPr>
+      </w:pPr>
+      <w:r>
+        <w:rPr>
+          <w:lang w:val="en-US"/>
+        </w:rPr>
+        <w:tab/>
+        <w:t>@func_name: decorator function</w:t>
+      </w:r>
+      <w:r>
+        <w:rPr>
+          <w:lang w:val="en-US"/>
+        </w:rPr>
+        <w:t xml:space="preserve"> || class</w:t>
+      </w:r>
+      <w:r>
+        <w:rPr>
+          <w:lang w:val="en-US"/>
+        </w:rPr>
+        <w:t xml:space="preserve">, nhận function dưới làm tham số, trả về </w:t>
+      </w:r>
+    </w:p>
+    <w:p>
+      <w:pPr>
+        <w:ind w:left="1440" w:firstLine="720"/>
+        <w:rPr>
+          <w:lang w:val="en-US"/>
+        </w:rPr>
+      </w:pPr>
+      <w:r>
+        <w:rPr>
+          <w:lang w:val="en-US"/>
+        </w:rPr>
+        <w:t>W</w:t>
+      </w:r>
+      <w:r>
+        <w:rPr>
+          <w:lang w:val="en-US"/>
+        </w:rPr>
+        <w:t>rapper</w:t>
+      </w:r>
+    </w:p>
+    <w:p>
+      <w:pPr>
+        <w:rPr>
+          <w:lang w:val="en-US"/>
+        </w:rPr>
+      </w:pPr>
+      <w:r>
+        <w:rPr>
+          <w:lang w:val="en-US"/>
+        </w:rPr>
+        <w:tab/>
+      </w:r>
+      <w:r>
+        <w:rPr>
+          <w:lang w:val="en-US"/>
+        </w:rPr>
+        <w:tab/>
+        <w:t>Ex:</w:t>
+      </w:r>
+      <w:r>
+        <w:rPr>
+          <w:lang w:val="en-US"/>
+        </w:rPr>
+        <w:t xml:space="preserve"> @foo</w:t>
+      </w:r>
+    </w:p>
+    <w:p>
+      <w:pPr>
+        <w:rPr>
+          <w:lang w:val="en-US"/>
+        </w:rPr>
+      </w:pPr>
+      <w:r>
+        <w:rPr>
+          <w:lang w:val="en-US"/>
+        </w:rPr>
+        <w:tab/>
+      </w:r>
+      <w:r>
+        <w:rPr>
+          <w:lang w:val="en-US"/>
+        </w:rPr>
+        <w:tab/>
+        <w:t xml:space="preserve">      Def bar(): pass</w:t>
+      </w:r>
+    </w:p>
+    <w:p>
+      <w:pPr>
+        <w:rPr>
+          <w:lang w:val="en-US"/>
+        </w:rPr>
+      </w:pPr>
+      <w:r>
+        <w:rPr>
+          <w:lang w:val="en-US"/>
+        </w:rPr>
+        <w:tab/>
+      </w:r>
+      <w:r>
+        <w:rPr>
+          <w:lang w:val="en-US"/>
+        </w:rPr>
+        <w:tab/>
+        <w:t xml:space="preserve">      = </w:t>
+      </w:r>
+    </w:p>
+    <w:p>
+      <w:pPr>
+        <w:rPr>
+          <w:lang w:val="en-US"/>
+        </w:rPr>
+      </w:pPr>
+      <w:r>
+        <w:rPr>
+          <w:lang w:val="en-US"/>
+        </w:rPr>
+        <w:tab/>
+      </w:r>
+      <w:r>
+        <w:rPr>
+          <w:lang w:val="en-US"/>
+        </w:rPr>
+        <w:tab/>
+        <w:t xml:space="preserve">      Def bar(): pass</w:t>
+      </w:r>
+    </w:p>
+    <w:p>
+      <w:pPr>
+        <w:rPr>
+          <w:lang w:val="en-US"/>
+        </w:rPr>
+      </w:pPr>
+      <w:r>
+        <w:rPr>
+          <w:lang w:val="en-US"/>
+        </w:rPr>
+        <w:tab/>
+      </w:r>
+      <w:r>
+        <w:rPr>
+          <w:lang w:val="en-US"/>
+        </w:rPr>
+        <w:tab/>
+        <w:t xml:space="preserve">      bar = foo(bar)</w:t>
+      </w:r>
+    </w:p>
+    <w:p>
+      <w:pPr>
+        <w:rPr>
+          <w:lang w:val="en-US"/>
+        </w:rPr>
+      </w:pPr>
+      <w:r>
+        <w:rPr>
+          <w:lang w:val="en-US"/>
+        </w:rPr>
+        <w:tab/>
+        <w:t>@classmethod: dùng trong class, func tiếp theo self đổ</w:t>
+      </w:r>
+      <w:r>
+        <w:rPr>
+          <w:lang w:val="en-US"/>
+        </w:rPr>
+        <w:t>i thành cls</w:t>
+      </w:r>
+    </w:p>
+    <w:p>
+      <w:pPr>
+        <w:rPr>
+          <w:lang w:val="en-US"/>
+        </w:rPr>
+      </w:pPr>
+      <w:r>
+        <w:rPr>
+          <w:lang w:val="en-US"/>
+        </w:rPr>
+        <w:tab/>
+      </w:r>
+      <w:r>
+        <w:rPr>
+          <w:lang w:val="en-US"/>
+        </w:rPr>
+        <w:tab/>
+        <w:t>Ex:</w:t>
+      </w:r>
+      <w:r>
+        <w:rPr>
+          <w:lang w:val="en-US"/>
+        </w:rPr>
+        <w:t xml:space="preserve"> @classmethod </w:t>
+      </w:r>
+    </w:p>
+    <w:p>
+      <w:pPr>
+        <w:ind w:left="720" w:firstLine="720"/>
+        <w:rPr>
+          <w:lang w:val="en-US"/>
+        </w:rPr>
+      </w:pPr>
+      <w:r>
+        <w:rPr>
+          <w:lang w:val="en-US"/>
+        </w:rPr>
+        <w:t xml:space="preserve">      def foo(cls):</w:t>
+      </w:r>
+    </w:p>
+    <w:p>
+      <w:pPr>
+        <w:ind w:left="720" w:firstLine="720"/>
+        <w:rPr>
+          <w:lang w:val="en-US"/>
+        </w:rPr>
+      </w:pPr>
+      <w:r>
+        <w:rPr>
+          <w:lang w:val="en-US"/>
+        </w:rPr>
+        <w:tab/>
+      </w:r>
+      <w:r>
+        <w:rPr>
+          <w:lang w:val="en-US"/>
+        </w:rPr>
+        <w:t>return cls(1, 2)</w:t>
+      </w:r>
+    </w:p>
+    <w:p>
+      <w:pPr>
+        <w:rPr>
+          <w:lang w:val="en-US"/>
+        </w:rPr>
+      </w:pPr>
+      <w:r>
+        <w:rPr>
+          <w:lang w:val="en-US"/>
+        </w:rPr>
+        <w:tab/>
+      </w:r>
+      <w:r>
+        <w:rPr>
+          <w:lang w:val="en-US"/>
+        </w:rPr>
+        <w:t xml:space="preserve">  </w:t>
+      </w:r>
+      <w:r>
+        <w:rPr>
+          <w:lang w:val="en-US"/>
+        </w:rPr>
+        <w:tab/>
+        <w:t xml:space="preserve">      self &lt;&gt; cls, class bar, </w:t>
+      </w:r>
+      <w:r>
+        <w:rPr>
+          <w:lang w:val="en-US"/>
+        </w:rPr>
+        <w:t>cls(1, 2) &lt;=&gt; bar(1, 2)</w:t>
+      </w:r>
+    </w:p>
+    <w:p>
+      <w:pPr>
+        <w:rPr>
+          <w:lang w:val="en-US"/>
+        </w:rPr>
+      </w:pPr>
+      <w:r>
+        <w:rPr>
+          <w:lang w:val="en-US"/>
+        </w:rPr>
+        <w:tab/>
+        <w:t>self.__dict__[key] = val tạo attribute key cho obj</w:t>
+      </w:r>
+    </w:p>
+    <w:p>
+      <w:pPr>
+        <w:rPr>
+          <w:lang w:val="en-US"/>
+        </w:rPr>
+      </w:pPr>
+      <w:r>
+        <w:rPr>
+          <w:lang w:val="en-US"/>
+        </w:rPr>
+        <w:tab/>
+      </w:r>
+      <w:r>
+        <w:rPr>
+          <w:lang w:val="en-US"/>
+        </w:rPr>
+        <w:tab/>
+        <w:t>Ex: self.__dict__[‘a’] = 10 =&gt; self.a = 10</w:t>
+      </w:r>
+    </w:p>
+    <w:p>
+      <w:pPr>
+        <w:rPr>
+          <w:lang w:val="en-US"/>
+        </w:rPr>
+      </w:pPr>
+      <w:r>
+        <w:rPr>
+          <w:lang w:val="en-US"/>
+        </w:rPr>
+        <w:tab/>
+        <w:t>nonlocal key word dùng để dùng biế</w:t>
+      </w:r>
+      <w:r>
+        <w:rPr>
+          <w:lang w:val="en-US"/>
+        </w:rPr>
+        <w:t>n ngoài nested function</w:t>
+      </w:r>
+    </w:p>
+    <w:p>
+      <w:pPr>
+        <w:rPr>
+          <w:lang w:val="en-US"/>
+        </w:rPr>
+      </w:pPr>
+      <w:r>
+        <w:rPr>
+          <w:lang w:val="en-US"/>
+        </w:rPr>
+        <w:tab/>
+      </w:r>
+      <w:r>
+        <w:rPr>
+          <w:lang w:val="en-US"/>
+        </w:rPr>
+        <w:tab/>
+        <w:t>Ex: def foo():</w:t>
+      </w:r>
+    </w:p>
+    <w:p>
+      <w:pPr>
+        <w:rPr>
+          <w:lang w:val="en-US"/>
+        </w:rPr>
+      </w:pPr>
+      <w:r>
+        <w:rPr>
+          <w:lang w:val="en-US"/>
+        </w:rPr>
+        <w:tab/>
+      </w:r>
+      <w:r>
+        <w:rPr>
+          <w:lang w:val="en-US"/>
+        </w:rPr>
+        <w:tab/>
+      </w:r>
+      <w:r>
+        <w:rPr>
+          <w:lang w:val="en-US"/>
+        </w:rPr>
+        <w:tab/>
+        <w:t>a = 2</w:t>
+      </w:r>
+    </w:p>
+    <w:p>
+      <w:pPr>
+        <w:ind w:left="1440" w:firstLine="720"/>
+        <w:rPr>
+          <w:lang w:val="en-US"/>
+        </w:rPr>
+      </w:pPr>
+      <w:r>
+        <w:rPr>
+          <w:lang w:val="en-US"/>
+        </w:rPr>
+        <w:t>def bar():</w:t>
+      </w:r>
+    </w:p>
+    <w:p>
+      <w:pPr>
+        <w:ind w:left="1440" w:firstLine="720"/>
+        <w:rPr>
+          <w:lang w:val="en-US"/>
+        </w:rPr>
+      </w:pPr>
+      <w:r>
+        <w:rPr>
+          <w:lang w:val="en-US"/>
+        </w:rPr>
+        <w:tab/>
+        <w:t>nonlocal a</w:t>
+      </w:r>
+    </w:p>
+    <w:p>
+      <w:pPr>
+        <w:ind w:left="1440" w:firstLine="720"/>
+        <w:rPr>
+          <w:lang w:val="en-US"/>
+        </w:rPr>
+      </w:pPr>
+      <w:r>
+        <w:rPr>
+          <w:lang w:val="en-US"/>
+        </w:rPr>
+        <w:tab/>
+        <w:t>a += 1</w:t>
+      </w:r>
+    </w:p>
+    <w:p>
+      <w:pPr>
+        <w:ind w:left="1440" w:firstLine="720"/>
+        <w:rPr>
+          <w:lang w:val="en-US"/>
+        </w:rPr>
+      </w:pPr>
+      <w:r>
+        <w:rPr>
+          <w:lang w:val="en-US"/>
+        </w:rPr>
+        <w:t>print(a)</w:t>
+      </w:r>
+    </w:p>
+    <w:p>
+      <w:pPr>
+        <w:rPr>
+          <w:lang w:val="en-US"/>
+        </w:rPr>
+      </w:pPr>
+      <w:r>
+        <w:rPr>
+          <w:lang w:val="en-US"/>
+        </w:rPr>
+        <w:tab/>
+      </w:r>
+      <w:r>
+        <w:rPr>
+          <w:lang w:val="en-US"/>
+        </w:rPr>
+        <w:tab/>
+        <w:t xml:space="preserve">     foo() =&gt; 3</w:t>
+      </w:r>
+    </w:p>
+    <w:p>
+      <w:pPr>
+        <w:rPr>
+          <w:lang w:val="en-US"/>
+        </w:rPr>
+      </w:pPr>
+      <w:r>
+        <w:rPr>
+          <w:lang w:val="en-US"/>
+        </w:rPr>
+        <w:t>Hasattr(obj, attr_name): check xem obj có attr không:</w:t>
+      </w:r>
+    </w:p>
+    <w:p>
+      <w:pPr>
+        <w:rPr>
+          <w:lang w:val="en-US"/>
+        </w:rPr>
+      </w:pPr>
+      <w:r>
+        <w:rPr>
+          <w:lang w:val="en-US"/>
+        </w:rPr>
+        <w:tab/>
+        <w:t>Ex: hasattr(a, ‘b’) = False</w:t>
+      </w:r>
+    </w:p>
+    <w:p>
+      <w:pPr>
+        <w:rPr>
+          <w:lang w:val="en-US"/>
+        </w:rPr>
+      </w:pPr>
+      <w:r>
+        <w:rPr>
+          <w:lang w:val="en-US"/>
+        </w:rPr>
+        <w:t xml:space="preserve">Isinstance(var, type): check type: </w:t>
+      </w:r>
+    </w:p>
+    <w:p>
+      <w:pPr>
+        <w:ind w:firstLine="720"/>
+        <w:rPr>
+          <w:lang w:val="en-US"/>
+        </w:rPr>
+      </w:pPr>
+      <w:r>
+        <w:rPr>
+          <w:lang w:val="en-US"/>
+        </w:rPr>
+        <w:t>Ex: isinstance((1, 2), tuple) = True</w:t>
+      </w:r>
+    </w:p>
+    <w:p>
+      <w:pPr>
+        <w:rPr>
+          <w:lang w:val="en-US"/>
+        </w:rPr>
+      </w:pPr>
+      <w:r>
+        <w:rPr>
+          <w:lang w:val="en-US"/>
+        </w:rPr>
         <w:lastRenderedPageBreak/>
-        <w:tab/>
-      </w:r>
-      <w:r>
-        <w:rPr>
-          <w:lang w:val="en-US"/>
-        </w:rPr>
-        <w:tab/>
-        <w:t xml:space="preserve">      foo(</w:t>
-      </w:r>
-      <w:r>
-        <w:rPr>
-          <w:lang w:val="en-US"/>
-        </w:rPr>
-        <w:t xml:space="preserve">1, 2, </w:t>
-      </w:r>
-      <w:r>
-        <w:rPr>
-          <w:lang w:val="en-US"/>
-        </w:rPr>
-        <w:t>width = 10, height = 5) =&gt;</w:t>
-      </w:r>
-      <w:r>
-        <w:rPr>
-          <w:lang w:val="en-US"/>
-        </w:rPr>
-        <w:t xml:space="preserve"> (1, 2)</w:t>
-      </w:r>
-      <w:r>
-        <w:rPr>
-          <w:lang w:val="en-US"/>
-        </w:rPr>
-        <w:t xml:space="preserve"> {‘width’ : 10, ‘height’ : 5}</w:t>
-      </w:r>
-    </w:p>
-    <w:p>
-      <w:pPr>
-        <w:rPr>
-          <w:lang w:val="en-US"/>
-        </w:rPr>
-      </w:pPr>
-      <w:r>
-        <w:rPr>
-          <w:lang w:val="en-US"/>
-        </w:rPr>
-        <w:tab/>
-        <w:t>@func_name: decorator function</w:t>
-      </w:r>
-      <w:r>
-        <w:rPr>
-          <w:lang w:val="en-US"/>
-        </w:rPr>
-        <w:t xml:space="preserve"> || class</w:t>
-      </w:r>
-      <w:r>
-        <w:rPr>
-          <w:lang w:val="en-US"/>
-        </w:rPr>
-        <w:t xml:space="preserve">, nhận function dưới làm tham số, trả về </w:t>
-      </w:r>
-    </w:p>
-    <w:p>
-      <w:pPr>
-        <w:ind w:left="1440" w:firstLine="720"/>
-        <w:rPr>
-          <w:lang w:val="en-US"/>
-        </w:rPr>
-      </w:pPr>
-      <w:r>
-        <w:rPr>
-          <w:lang w:val="en-US"/>
-        </w:rPr>
-        <w:t>W</w:t>
-      </w:r>
-      <w:r>
-        <w:rPr>
-          <w:lang w:val="en-US"/>
-        </w:rPr>
-        <w:t>rapper</w:t>
-      </w:r>
-    </w:p>
-    <w:p>
-      <w:pPr>
-        <w:rPr>
-          <w:lang w:val="en-US"/>
-        </w:rPr>
-      </w:pPr>
-      <w:r>
-        <w:rPr>
-          <w:lang w:val="en-US"/>
-        </w:rPr>
-        <w:tab/>
-      </w:r>
-      <w:r>
-        <w:rPr>
-          <w:lang w:val="en-US"/>
-        </w:rPr>
-        <w:tab/>
-        <w:t>Ex:</w:t>
-      </w:r>
-      <w:r>
-        <w:rPr>
-          <w:lang w:val="en-US"/>
-        </w:rPr>
-        <w:t xml:space="preserve"> @foo</w:t>
-      </w:r>
-    </w:p>
-    <w:p>
-      <w:pPr>
-        <w:rPr>
-          <w:lang w:val="en-US"/>
-        </w:rPr>
-      </w:pPr>
-      <w:r>
-        <w:rPr>
-          <w:lang w:val="en-US"/>
-        </w:rPr>
-        <w:tab/>
-      </w:r>
-      <w:r>
-        <w:rPr>
-          <w:lang w:val="en-US"/>
-        </w:rPr>
-        <w:tab/>
-        <w:t xml:space="preserve">      Def bar(): pass</w:t>
-      </w:r>
-    </w:p>
-    <w:p>
-      <w:pPr>
-        <w:rPr>
-          <w:lang w:val="en-US"/>
-        </w:rPr>
-      </w:pPr>
-      <w:r>
-        <w:rPr>
-          <w:lang w:val="en-US"/>
-        </w:rPr>
-        <w:tab/>
-      </w:r>
-      <w:r>
-        <w:rPr>
-          <w:lang w:val="en-US"/>
-        </w:rPr>
-        <w:tab/>
-        <w:t xml:space="preserve">      = </w:t>
-      </w:r>
-    </w:p>
-    <w:p>
-      <w:pPr>
-        <w:rPr>
-          <w:lang w:val="en-US"/>
-        </w:rPr>
-      </w:pPr>
-      <w:r>
-        <w:rPr>
-          <w:lang w:val="en-US"/>
-        </w:rPr>
-        <w:tab/>
-      </w:r>
-      <w:r>
-        <w:rPr>
-          <w:lang w:val="en-US"/>
-        </w:rPr>
-        <w:tab/>
-        <w:t xml:space="preserve">      Def bar(): pass</w:t>
-      </w:r>
-    </w:p>
-    <w:p>
-      <w:pPr>
-        <w:rPr>
-          <w:lang w:val="en-US"/>
-        </w:rPr>
-      </w:pPr>
-      <w:r>
-        <w:rPr>
-          <w:lang w:val="en-US"/>
-        </w:rPr>
-        <w:tab/>
-      </w:r>
-      <w:r>
-        <w:rPr>
-          <w:lang w:val="en-US"/>
-        </w:rPr>
-        <w:tab/>
-        <w:t xml:space="preserve">      bar = foo(bar)</w:t>
-      </w:r>
-    </w:p>
-    <w:p>
-      <w:pPr>
-        <w:rPr>
-          <w:lang w:val="en-US"/>
-        </w:rPr>
-      </w:pPr>
-      <w:r>
-        <w:rPr>
-          <w:lang w:val="en-US"/>
-        </w:rPr>
-        <w:tab/>
-        <w:t>@classmethod: dùng trong class, func tiếp theo self đổ</w:t>
-      </w:r>
-      <w:r>
-        <w:rPr>
-          <w:lang w:val="en-US"/>
-        </w:rPr>
-        <w:t>i thành cls</w:t>
-      </w:r>
-    </w:p>
-    <w:p>
-      <w:pPr>
-        <w:rPr>
-          <w:lang w:val="en-US"/>
-        </w:rPr>
-      </w:pPr>
-      <w:r>
-        <w:rPr>
-          <w:lang w:val="en-US"/>
-        </w:rPr>
-        <w:tab/>
-      </w:r>
-      <w:r>
-        <w:rPr>
-          <w:lang w:val="en-US"/>
-        </w:rPr>
-        <w:tab/>
-        <w:t>Ex:</w:t>
-      </w:r>
-      <w:r>
-        <w:rPr>
-          <w:lang w:val="en-US"/>
-        </w:rPr>
-        <w:t xml:space="preserve"> @classmethod </w:t>
-      </w:r>
-    </w:p>
-    <w:p>
-      <w:pPr>
-        <w:ind w:left="720" w:firstLine="720"/>
-        <w:rPr>
-          <w:lang w:val="en-US"/>
-        </w:rPr>
-      </w:pPr>
-      <w:r>
-        <w:rPr>
-          <w:lang w:val="en-US"/>
-        </w:rPr>
-        <w:t xml:space="preserve">      def foo(cls):</w:t>
-      </w:r>
-    </w:p>
-    <w:p>
-      <w:pPr>
-        <w:ind w:left="720" w:firstLine="720"/>
-        <w:rPr>
-          <w:lang w:val="en-US"/>
-        </w:rPr>
-      </w:pPr>
-      <w:r>
-        <w:rPr>
-          <w:lang w:val="en-US"/>
-        </w:rPr>
-        <w:tab/>
-      </w:r>
-      <w:r>
-        <w:rPr>
-          <w:lang w:val="en-US"/>
-        </w:rPr>
-        <w:t>return cls(1, 2)</w:t>
-      </w:r>
-    </w:p>
-    <w:p>
-      <w:pPr>
-        <w:rPr>
-          <w:lang w:val="en-US"/>
-        </w:rPr>
-      </w:pPr>
-      <w:r>
-        <w:rPr>
-          <w:lang w:val="en-US"/>
-        </w:rPr>
-        <w:tab/>
-      </w:r>
-      <w:r>
-        <w:rPr>
-          <w:lang w:val="en-US"/>
-        </w:rPr>
-        <w:t xml:space="preserve">  </w:t>
-      </w:r>
-      <w:r>
-        <w:rPr>
-          <w:lang w:val="en-US"/>
-        </w:rPr>
-        <w:tab/>
-        <w:t xml:space="preserve">      self &lt;&gt; cls, class bar, </w:t>
-      </w:r>
-      <w:r>
-        <w:rPr>
-          <w:lang w:val="en-US"/>
-        </w:rPr>
-        <w:t>cls(1, 2) &lt;=&gt; bar(1, 2)</w:t>
-      </w:r>
-    </w:p>
-    <w:p>
-      <w:pPr>
-        <w:rPr>
-          <w:lang w:val="en-US"/>
-        </w:rPr>
-      </w:pPr>
-      <w:r>
-        <w:rPr>
-          <w:lang w:val="en-US"/>
-        </w:rPr>
-        <w:tab/>
-        <w:t>self.__dict__[key] = val tạo attribute key cho obj</w:t>
-      </w:r>
-    </w:p>
-    <w:p>
-      <w:pPr>
-        <w:rPr>
-          <w:lang w:val="en-US"/>
-        </w:rPr>
-      </w:pPr>
-      <w:r>
-        <w:rPr>
-          <w:lang w:val="en-US"/>
-        </w:rPr>
-        <w:tab/>
-      </w:r>
-      <w:r>
-        <w:rPr>
-          <w:lang w:val="en-US"/>
-        </w:rPr>
-        <w:tab/>
-        <w:t>Ex: self.__dict__[‘a’] = 10 =&gt; self.a = 10</w:t>
-      </w:r>
-    </w:p>
-    <w:p>
-      <w:pPr>
-        <w:rPr>
-          <w:lang w:val="en-US"/>
-        </w:rPr>
-      </w:pPr>
-      <w:r>
-        <w:rPr>
-          <w:lang w:val="en-US"/>
-        </w:rPr>
-        <w:tab/>
-        <w:t>nonlocal key word dùng để dùng biế</w:t>
-      </w:r>
-      <w:r>
-        <w:rPr>
-          <w:lang w:val="en-US"/>
-        </w:rPr>
-        <w:t>n ngoài nested function</w:t>
-      </w:r>
-    </w:p>
-    <w:p>
-      <w:pPr>
-        <w:rPr>
-          <w:lang w:val="en-US"/>
-        </w:rPr>
-      </w:pPr>
-      <w:r>
-        <w:rPr>
-          <w:lang w:val="en-US"/>
-        </w:rPr>
-        <w:tab/>
-      </w:r>
-      <w:r>
-        <w:rPr>
-          <w:lang w:val="en-US"/>
-        </w:rPr>
-        <w:tab/>
-        <w:t>Ex: def foo():</w:t>
-      </w:r>
-    </w:p>
-    <w:p>
-      <w:pPr>
-        <w:rPr>
-          <w:lang w:val="en-US"/>
-        </w:rPr>
-      </w:pPr>
-      <w:r>
-        <w:rPr>
-          <w:lang w:val="en-US"/>
-        </w:rPr>
-        <w:tab/>
-      </w:r>
-      <w:r>
-        <w:rPr>
-          <w:lang w:val="en-US"/>
-        </w:rPr>
-        <w:tab/>
-      </w:r>
-      <w:r>
-        <w:rPr>
-          <w:lang w:val="en-US"/>
-        </w:rPr>
-        <w:tab/>
-        <w:t>a = 2</w:t>
-      </w:r>
-    </w:p>
-    <w:p>
-      <w:pPr>
-        <w:ind w:left="1440" w:firstLine="720"/>
-        <w:rPr>
-          <w:lang w:val="en-US"/>
-        </w:rPr>
-      </w:pPr>
-      <w:r>
-        <w:rPr>
-          <w:lang w:val="en-US"/>
-        </w:rPr>
-        <w:t>def bar():</w:t>
-      </w:r>
-    </w:p>
-    <w:p>
-      <w:pPr>
-        <w:ind w:left="1440" w:firstLine="720"/>
-        <w:rPr>
-          <w:lang w:val="en-US"/>
-        </w:rPr>
-      </w:pPr>
-      <w:r>
-        <w:rPr>
-          <w:lang w:val="en-US"/>
-        </w:rPr>
-        <w:tab/>
-        <w:t>nonlocal a</w:t>
-      </w:r>
-    </w:p>
-    <w:p>
-      <w:pPr>
-        <w:ind w:left="1440" w:firstLine="720"/>
-        <w:rPr>
-          <w:lang w:val="en-US"/>
-        </w:rPr>
-      </w:pPr>
-      <w:r>
-        <w:rPr>
-          <w:lang w:val="en-US"/>
-        </w:rPr>
-        <w:tab/>
-        <w:t>a += 1</w:t>
-      </w:r>
-    </w:p>
-    <w:p>
-      <w:pPr>
-        <w:ind w:left="1440" w:firstLine="720"/>
-        <w:rPr>
-          <w:lang w:val="en-US"/>
-        </w:rPr>
-      </w:pPr>
-      <w:r>
-        <w:rPr>
-          <w:lang w:val="en-US"/>
-        </w:rPr>
-        <w:t>print(a)</w:t>
-      </w:r>
-    </w:p>
-    <w:p>
-      <w:pPr>
-        <w:rPr>
-          <w:lang w:val="en-US"/>
-        </w:rPr>
-      </w:pPr>
-      <w:r>
-        <w:rPr>
-          <w:lang w:val="en-US"/>
-        </w:rPr>
-        <w:tab/>
-      </w:r>
-      <w:r>
-        <w:rPr>
-          <w:lang w:val="en-US"/>
-        </w:rPr>
-        <w:tab/>
-        <w:t xml:space="preserve">     foo() =&gt; 3</w:t>
-      </w:r>
-    </w:p>
-    <w:p>
-      <w:pPr>
-        <w:rPr>
-          <w:lang w:val="en-US"/>
-        </w:rPr>
-      </w:pPr>
-      <w:r>
-        <w:rPr>
-          <w:lang w:val="en-US"/>
-        </w:rPr>
-        <w:t>Hasattr(obj, attr_name): check xem obj có attr không:</w:t>
-      </w:r>
-    </w:p>
-    <w:p>
-      <w:pPr>
-        <w:rPr>
-          <w:lang w:val="en-US"/>
-        </w:rPr>
-      </w:pPr>
-      <w:r>
-        <w:rPr>
-          <w:lang w:val="en-US"/>
-        </w:rPr>
-        <w:tab/>
-        <w:t>Ex: hasattr(a, ‘b’) = False</w:t>
-      </w:r>
-    </w:p>
-    <w:p>
-      <w:pPr>
-        <w:rPr>
-          <w:lang w:val="en-US"/>
-        </w:rPr>
-      </w:pPr>
-      <w:r>
-        <w:rPr>
-          <w:lang w:val="en-US"/>
-        </w:rPr>
-        <w:t xml:space="preserve">Isinstance(var, type): check type: </w:t>
-      </w:r>
-    </w:p>
-    <w:p>
-      <w:pPr>
-        <w:ind w:firstLine="720"/>
-        <w:rPr>
-          <w:lang w:val="en-US"/>
-        </w:rPr>
-      </w:pPr>
-      <w:r>
-        <w:rPr>
-          <w:lang w:val="en-US"/>
-        </w:rPr>
-        <w:t>Ex: isinstance((1, 2), tuple) = True</w:t>
-      </w:r>
-    </w:p>
-    <w:p>
-      <w:pPr>
-        <w:rPr>
-          <w:lang w:val="en-US"/>
-        </w:rPr>
-      </w:pPr>
-      <w:r>
-        <w:rPr>
-          <w:lang w:val="en-US"/>
-        </w:rPr>
         <w:t>Round(var, ndigits): làm tròn mấy số thập phân</w:t>
       </w:r>
     </w:p>
@@ -4185,7 +4250,6 @@
         <w:rPr>
           <w:lang w:val="en-US"/>
         </w:rPr>
-        <w:lastRenderedPageBreak/>
         <w:tab/>
         <w:t xml:space="preserve">Ex: round(4.542, 2) = </w:t>
       </w:r>
@@ -4731,6 +4795,7 @@
         <w:rPr>
           <w:lang w:val="en-US"/>
         </w:rPr>
+        <w:lastRenderedPageBreak/>
         <w:tab/>
       </w:r>
       <w:r>
@@ -4757,7 +4822,6 @@
         <w:rPr>
           <w:lang w:val="en-US"/>
         </w:rPr>
-        <w:lastRenderedPageBreak/>
         <w:tab/>
       </w:r>
       <w:r>
@@ -5106,6 +5170,95 @@
     </w:lvl>
   </w:abstractNum>
   <w:abstractNum w:abstractNumId="3">
+    <w:nsid w:val="261814DE"/>
+    <w:multiLevelType w:val="hybridMultilevel"/>
+    <w:tmpl w:val="23D2B37E"/>
+    <w:lvl w:ilvl="0" w:tplc="A4BC6062">
+      <w:start w:val="1"/>
+      <w:numFmt w:val="decimal"/>
+      <w:lvlText w:val="%1."/>
+      <w:lvlJc w:val="left"/>
+      <w:pPr>
+        <w:ind w:left="1080" w:hanging="360"/>
+      </w:pPr>
+      <w:rPr>
+        <w:rFonts w:hint="default"/>
+      </w:rPr>
+    </w:lvl>
+    <w:lvl w:ilvl="1" w:tplc="042A0019" w:tentative="1">
+      <w:start w:val="1"/>
+      <w:numFmt w:val="lowerLetter"/>
+      <w:lvlText w:val="%2."/>
+      <w:lvlJc w:val="left"/>
+      <w:pPr>
+        <w:ind w:left="1800" w:hanging="360"/>
+      </w:pPr>
+    </w:lvl>
+    <w:lvl w:ilvl="2" w:tplc="042A001B" w:tentative="1">
+      <w:start w:val="1"/>
+      <w:numFmt w:val="lowerRoman"/>
+      <w:lvlText w:val="%3."/>
+      <w:lvlJc w:val="right"/>
+      <w:pPr>
+        <w:ind w:left="2520" w:hanging="180"/>
+      </w:pPr>
+    </w:lvl>
+    <w:lvl w:ilvl="3" w:tplc="042A000F" w:tentative="1">
+      <w:start w:val="1"/>
+      <w:numFmt w:val="decimal"/>
+      <w:lvlText w:val="%4."/>
+      <w:lvlJc w:val="left"/>
+      <w:pPr>
+        <w:ind w:left="3240" w:hanging="360"/>
+      </w:pPr>
+    </w:lvl>
+    <w:lvl w:ilvl="4" w:tplc="042A0019" w:tentative="1">
+      <w:start w:val="1"/>
+      <w:numFmt w:val="lowerLetter"/>
+      <w:lvlText w:val="%5."/>
+      <w:lvlJc w:val="left"/>
+      <w:pPr>
+        <w:ind w:left="3960" w:hanging="360"/>
+      </w:pPr>
+    </w:lvl>
+    <w:lvl w:ilvl="5" w:tplc="042A001B" w:tentative="1">
+      <w:start w:val="1"/>
+      <w:numFmt w:val="lowerRoman"/>
+      <w:lvlText w:val="%6."/>
+      <w:lvlJc w:val="right"/>
+      <w:pPr>
+        <w:ind w:left="4680" w:hanging="180"/>
+      </w:pPr>
+    </w:lvl>
+    <w:lvl w:ilvl="6" w:tplc="042A000F" w:tentative="1">
+      <w:start w:val="1"/>
+      <w:numFmt w:val="decimal"/>
+      <w:lvlText w:val="%7."/>
+      <w:lvlJc w:val="left"/>
+      <w:pPr>
+        <w:ind w:left="5400" w:hanging="360"/>
+      </w:pPr>
+    </w:lvl>
+    <w:lvl w:ilvl="7" w:tplc="042A0019" w:tentative="1">
+      <w:start w:val="1"/>
+      <w:numFmt w:val="lowerLetter"/>
+      <w:lvlText w:val="%8."/>
+      <w:lvlJc w:val="left"/>
+      <w:pPr>
+        <w:ind w:left="6120" w:hanging="360"/>
+      </w:pPr>
+    </w:lvl>
+    <w:lvl w:ilvl="8" w:tplc="042A001B" w:tentative="1">
+      <w:start w:val="1"/>
+      <w:numFmt w:val="lowerRoman"/>
+      <w:lvlText w:val="%9."/>
+      <w:lvlJc w:val="right"/>
+      <w:pPr>
+        <w:ind w:left="6840" w:hanging="180"/>
+      </w:pPr>
+    </w:lvl>
+  </w:abstractNum>
+  <w:abstractNum w:abstractNumId="4">
     <w:nsid w:val="28D5218B"/>
     <w:multiLevelType w:val="hybridMultilevel"/>
     <w:tmpl w:val="CCC64DD0"/>
@@ -5194,7 +5347,7 @@
       </w:pPr>
     </w:lvl>
   </w:abstractNum>
-  <w:abstractNum w:abstractNumId="4">
+  <w:abstractNum w:abstractNumId="5">
     <w:nsid w:val="30A31F7F"/>
     <w:multiLevelType w:val="hybridMultilevel"/>
     <w:tmpl w:val="9F3C3494"/>
@@ -5283,7 +5436,7 @@
       </w:pPr>
     </w:lvl>
   </w:abstractNum>
-  <w:abstractNum w:abstractNumId="5">
+  <w:abstractNum w:abstractNumId="6">
     <w:nsid w:val="40280FAA"/>
     <w:multiLevelType w:val="hybridMultilevel"/>
     <w:tmpl w:val="2D4ADF4A"/>
@@ -5372,7 +5525,7 @@
       </w:pPr>
     </w:lvl>
   </w:abstractNum>
-  <w:abstractNum w:abstractNumId="6">
+  <w:abstractNum w:abstractNumId="7">
     <w:nsid w:val="42B019CC"/>
     <w:multiLevelType w:val="hybridMultilevel"/>
     <w:tmpl w:val="0DB06234"/>
@@ -5461,7 +5614,7 @@
       </w:pPr>
     </w:lvl>
   </w:abstractNum>
-  <w:abstractNum w:abstractNumId="7">
+  <w:abstractNum w:abstractNumId="8">
     <w:nsid w:val="43BB1B3E"/>
     <w:multiLevelType w:val="hybridMultilevel"/>
     <w:tmpl w:val="4540F944"/>
@@ -5550,7 +5703,7 @@
       </w:pPr>
     </w:lvl>
   </w:abstractNum>
-  <w:abstractNum w:abstractNumId="8">
+  <w:abstractNum w:abstractNumId="9">
     <w:nsid w:val="4E3E544E"/>
     <w:multiLevelType w:val="hybridMultilevel"/>
     <w:tmpl w:val="2B888B60"/>
@@ -5662,7 +5815,7 @@
       </w:rPr>
     </w:lvl>
   </w:abstractNum>
-  <w:abstractNum w:abstractNumId="9">
+  <w:abstractNum w:abstractNumId="10">
     <w:nsid w:val="52E97A77"/>
     <w:multiLevelType w:val="hybridMultilevel"/>
     <w:tmpl w:val="3A24F878"/>
@@ -5751,7 +5904,7 @@
       </w:pPr>
     </w:lvl>
   </w:abstractNum>
-  <w:abstractNum w:abstractNumId="10">
+  <w:abstractNum w:abstractNumId="11">
     <w:nsid w:val="5ABC2888"/>
     <w:multiLevelType w:val="hybridMultilevel"/>
     <w:tmpl w:val="161C7026"/>
@@ -5840,7 +5993,7 @@
       </w:pPr>
     </w:lvl>
   </w:abstractNum>
-  <w:abstractNum w:abstractNumId="11">
+  <w:abstractNum w:abstractNumId="12">
     <w:nsid w:val="73B10B2F"/>
     <w:multiLevelType w:val="hybridMultilevel"/>
     <w:tmpl w:val="A47EF800"/>
@@ -5954,40 +6107,43 @@
     </w:lvl>
   </w:abstractNum>
   <w:num w:numId="1">
-    <w:abstractNumId w:val="8"/>
+    <w:abstractNumId w:val="9"/>
   </w:num>
   <w:num w:numId="2">
-    <w:abstractNumId w:val="9"/>
+    <w:abstractNumId w:val="10"/>
   </w:num>
   <w:num w:numId="3">
-    <w:abstractNumId w:val="11"/>
+    <w:abstractNumId w:val="12"/>
   </w:num>
   <w:num w:numId="4">
     <w:abstractNumId w:val="0"/>
   </w:num>
   <w:num w:numId="5">
-    <w:abstractNumId w:val="3"/>
+    <w:abstractNumId w:val="4"/>
   </w:num>
   <w:num w:numId="6">
-    <w:abstractNumId w:val="5"/>
+    <w:abstractNumId w:val="6"/>
   </w:num>
   <w:num w:numId="7">
     <w:abstractNumId w:val="1"/>
   </w:num>
   <w:num w:numId="8">
-    <w:abstractNumId w:val="6"/>
+    <w:abstractNumId w:val="7"/>
   </w:num>
   <w:num w:numId="9">
-    <w:abstractNumId w:val="10"/>
+    <w:abstractNumId w:val="11"/>
   </w:num>
   <w:num w:numId="10">
-    <w:abstractNumId w:val="4"/>
+    <w:abstractNumId w:val="5"/>
   </w:num>
   <w:num w:numId="11">
-    <w:abstractNumId w:val="7"/>
+    <w:abstractNumId w:val="8"/>
   </w:num>
   <w:num w:numId="12">
     <w:abstractNumId w:val="2"/>
+  </w:num>
+  <w:num w:numId="13">
+    <w:abstractNumId w:val="3"/>
   </w:num>
 </w:numbering>
 </file>

--- a/python.docx
+++ b/python.docx
@@ -1142,6 +1142,120 @@
     </w:p>
     <w:p>
       <w:pPr>
+        <w:pStyle w:val="ListParagraph"/>
+        <w:numPr>
+          <w:ilvl w:val="0"/>
+          <w:numId w:val="4"/>
+        </w:numPr>
+        <w:rPr>
+          <w:lang w:val="en-US"/>
+        </w:rPr>
+      </w:pPr>
+      <w:r>
+        <w:rPr>
+          <w:lang w:val="en-US"/>
+        </w:rPr>
+        <w:t>Cách Viết Xâu Không Có Nội Suy Kí Tự Đặc Biệt?</w:t>
+      </w:r>
+    </w:p>
+    <w:p>
+      <w:pPr>
+        <w:pStyle w:val="ListParagraph"/>
+        <w:pBdr>
+          <w:top w:val="single" w:sz="4" w:space="1" w:color="auto"/>
+          <w:left w:val="single" w:sz="4" w:space="4" w:color="auto"/>
+          <w:bottom w:val="single" w:sz="4" w:space="1" w:color="auto"/>
+          <w:right w:val="single" w:sz="4" w:space="4" w:color="auto"/>
+        </w:pBdr>
+        <w:ind w:left="1080"/>
+        <w:rPr>
+          <w:lang w:val="en-US"/>
+        </w:rPr>
+      </w:pPr>
+      <w:r>
+        <w:rPr>
+          <w:lang w:val="en-US"/>
+        </w:rPr>
+        <w:t>r&lt;Xâu Chứa Kí Tự Đặc Biệt&gt;</w:t>
+      </w:r>
+    </w:p>
+    <w:p>
+      <w:pPr>
+        <w:pStyle w:val="ListParagraph"/>
+        <w:numPr>
+          <w:ilvl w:val="0"/>
+          <w:numId w:val="3"/>
+        </w:numPr>
+        <w:rPr>
+          <w:lang w:val="en-US"/>
+        </w:rPr>
+      </w:pPr>
+      <w:r>
+        <w:rPr>
+          <w:lang w:val="en-US"/>
+        </w:rPr>
+        <w:t>Ví dụ</w:t>
+      </w:r>
+    </w:p>
+    <w:p>
+      <w:pPr>
+        <w:pStyle w:val="ListParagraph"/>
+        <w:pBdr>
+          <w:top w:val="single" w:sz="4" w:space="1" w:color="auto"/>
+          <w:left w:val="single" w:sz="4" w:space="4" w:color="auto"/>
+          <w:bottom w:val="single" w:sz="4" w:space="1" w:color="auto"/>
+          <w:right w:val="single" w:sz="4" w:space="4" w:color="auto"/>
+        </w:pBdr>
+        <w:ind w:left="1080"/>
+        <w:rPr>
+          <w:lang w:val="en-US"/>
+        </w:rPr>
+      </w:pPr>
+      <w:r>
+        <w:rPr>
+          <w:lang w:val="en-US"/>
+        </w:rPr>
+        <w:t>foo = r</w:t>
+      </w:r>
+      <w:r>
+        <w:rPr>
+          <w:lang w:val="en-US"/>
+        </w:rPr>
+        <w:t>"</w:t>
+      </w:r>
+      <w:r>
+        <w:rPr>
+          <w:lang w:val="en-US"/>
+        </w:rPr>
+        <w:t>huhu.\n</w:t>
+      </w:r>
+      <w:r>
+        <w:rPr>
+          <w:lang w:val="en-US"/>
+        </w:rPr>
+        <w:t>"</w:t>
+      </w:r>
+    </w:p>
+    <w:p>
+      <w:pPr>
+        <w:pStyle w:val="ListParagraph"/>
+        <w:numPr>
+          <w:ilvl w:val="0"/>
+          <w:numId w:val="3"/>
+        </w:numPr>
+        <w:rPr>
+          <w:lang w:val="en-US"/>
+        </w:rPr>
+      </w:pPr>
+      <w:r>
+        <w:rPr>
+          <w:lang w:val="en-US"/>
+        </w:rPr>
+        <w:t>“foo” sẽ có giá trị là “huhu.\n”, kí tự đặc biệt “\n” được xem là kí tự thường</w:t>
+      </w:r>
+    </w:p>
+    <w:p>
+      <w:pPr>
         <w:rPr>
           <w:lang w:val="en-US"/>
         </w:rPr>
@@ -1390,752 +1504,3003 @@
         <w:rPr>
           <w:lang w:val="en-US"/>
         </w:rPr>
-        <w:t>Cách Trả Về Phần Tử T</w:t>
-      </w:r>
+        <w:t>Cách Trả Về Phần Tử Tiếp Theo Của Generator Và Xóa Nỏ Khỏi Generator?</w:t>
+      </w:r>
+    </w:p>
+    <w:p>
+      <w:pPr>
+        <w:pStyle w:val="ListParagraph"/>
+        <w:pBdr>
+          <w:top w:val="single" w:sz="4" w:space="1" w:color="auto"/>
+          <w:left w:val="single" w:sz="4" w:space="4" w:color="auto"/>
+          <w:bottom w:val="single" w:sz="4" w:space="1" w:color="auto"/>
+          <w:right w:val="single" w:sz="4" w:space="4" w:color="auto"/>
+        </w:pBdr>
+        <w:ind w:left="1080"/>
+        <w:rPr>
+          <w:lang w:val="en-US"/>
+        </w:rPr>
+      </w:pPr>
+      <w:r>
+        <w:rPr>
+          <w:lang w:val="en-US"/>
+        </w:rPr>
+        <w:t>next(&lt;Generator&gt;)</w:t>
+      </w:r>
+    </w:p>
+    <w:p>
+      <w:pPr>
+        <w:rPr>
+          <w:lang w:val="en-US"/>
+        </w:rPr>
+      </w:pPr>
+    </w:p>
+    <w:p>
+      <w:pPr>
+        <w:rPr>
+          <w:lang w:val="en-US"/>
+        </w:rPr>
+      </w:pPr>
+      <w:r>
+        <w:rPr>
+          <w:lang w:val="en-US"/>
+        </w:rPr>
+        <w:t>Set – Tập</w:t>
+      </w:r>
+      <w:r>
+        <w:rPr>
+          <w:lang w:val="en-US"/>
+        </w:rPr>
+        <w:t xml:space="preserve"> Hợp</w:t>
+      </w:r>
+      <w:r>
+        <w:rPr>
+          <w:lang w:val="en-US"/>
+        </w:rPr>
+        <w:t>:</w:t>
+      </w:r>
+    </w:p>
+    <w:p>
+      <w:pPr>
+        <w:pStyle w:val="ListParagraph"/>
+        <w:numPr>
+          <w:ilvl w:val="0"/>
+          <w:numId w:val="5"/>
+        </w:numPr>
+        <w:rPr>
+          <w:lang w:val="en-US"/>
+        </w:rPr>
+      </w:pPr>
+      <w:r>
+        <w:rPr>
+          <w:lang w:val="en-US"/>
+        </w:rPr>
+        <w:t>Set Giải Thích Dễ Hiểu?</w:t>
+      </w:r>
+    </w:p>
+    <w:p>
+      <w:pPr>
+        <w:pStyle w:val="ListParagraph"/>
+        <w:numPr>
+          <w:ilvl w:val="0"/>
+          <w:numId w:val="3"/>
+        </w:numPr>
+        <w:rPr>
+          <w:lang w:val="en-US"/>
+        </w:rPr>
+      </w:pPr>
+      <w:r>
+        <w:rPr>
+          <w:lang w:val="en-US"/>
+        </w:rPr>
+        <w:lastRenderedPageBreak/>
+        <w:t>Giống như tập hợp bình thường trong toán nghĩa là không quan tâm thứ tự, mỗi phần tử là độc nhất</w:t>
+      </w:r>
+    </w:p>
+    <w:p>
+      <w:pPr>
+        <w:pStyle w:val="ListParagraph"/>
+        <w:numPr>
+          <w:ilvl w:val="0"/>
+          <w:numId w:val="5"/>
+        </w:numPr>
+        <w:rPr>
+          <w:lang w:val="en-US"/>
+        </w:rPr>
+      </w:pPr>
+      <w:r>
+        <w:rPr>
+          <w:lang w:val="en-US"/>
+        </w:rPr>
+        <w:t>Tạo Nhanh 1 Set?</w:t>
+      </w:r>
+    </w:p>
+    <w:p>
+      <w:pPr>
+        <w:pStyle w:val="ListParagraph"/>
+        <w:pBdr>
+          <w:top w:val="single" w:sz="4" w:space="1" w:color="auto"/>
+          <w:left w:val="single" w:sz="4" w:space="4" w:color="auto"/>
+          <w:bottom w:val="single" w:sz="4" w:space="1" w:color="auto"/>
+          <w:right w:val="single" w:sz="4" w:space="4" w:color="auto"/>
+        </w:pBdr>
+        <w:ind w:left="1080"/>
+        <w:rPr>
+          <w:lang w:val="en-US"/>
+        </w:rPr>
+      </w:pPr>
+      <w:r>
+        <w:rPr>
+          <w:lang w:val="en-US"/>
+        </w:rPr>
+        <w:t>&lt;Biến&gt; = {&lt;Các giá trị&gt;}</w:t>
+      </w:r>
+    </w:p>
+    <w:p>
+      <w:pPr>
+        <w:pStyle w:val="ListParagraph"/>
+        <w:numPr>
+          <w:ilvl w:val="0"/>
+          <w:numId w:val="3"/>
+        </w:numPr>
+        <w:rPr>
+          <w:lang w:val="en-US"/>
+        </w:rPr>
+      </w:pPr>
+      <w:r>
+        <w:rPr>
+          <w:lang w:val="en-US"/>
+        </w:rPr>
+        <w:t>Ví dụ</w:t>
+      </w:r>
+    </w:p>
+    <w:p>
+      <w:pPr>
+        <w:pStyle w:val="ListParagraph"/>
+        <w:pBdr>
+          <w:top w:val="single" w:sz="4" w:space="1" w:color="auto"/>
+          <w:left w:val="single" w:sz="4" w:space="4" w:color="auto"/>
+          <w:bottom w:val="single" w:sz="4" w:space="1" w:color="auto"/>
+          <w:right w:val="single" w:sz="4" w:space="4" w:color="auto"/>
+        </w:pBdr>
+        <w:ind w:left="1080"/>
+        <w:rPr>
+          <w:lang w:val="en-US"/>
+        </w:rPr>
+      </w:pPr>
+      <w:r>
+        <w:rPr>
+          <w:lang w:val="en-US"/>
+        </w:rPr>
+        <w:t>foo = {1, 2, “bar”}</w:t>
+      </w:r>
+    </w:p>
+    <w:p>
+      <w:pPr>
+        <w:rPr>
+          <w:lang w:val="en-US"/>
+        </w:rPr>
+      </w:pPr>
+    </w:p>
+    <w:p>
+      <w:pPr>
+        <w:rPr>
+          <w:lang w:val="en-US"/>
+        </w:rPr>
+      </w:pPr>
+      <w:r>
+        <w:rPr>
+          <w:lang w:val="en-US"/>
+        </w:rPr>
+        <w:t>Enumerate – Liệt Kê:</w:t>
+      </w:r>
+    </w:p>
+    <w:p>
+      <w:pPr>
+        <w:pStyle w:val="ListParagraph"/>
+        <w:numPr>
+          <w:ilvl w:val="0"/>
+          <w:numId w:val="6"/>
+        </w:numPr>
+        <w:rPr>
+          <w:lang w:val="en-US"/>
+        </w:rPr>
+      </w:pPr>
+      <w:r>
+        <w:rPr>
+          <w:lang w:val="en-US"/>
+        </w:rPr>
+        <w:t>Enumerate Giải Thích Dễ Hiểu?</w:t>
+      </w:r>
+    </w:p>
+    <w:p>
+      <w:pPr>
+        <w:pStyle w:val="ListParagraph"/>
+        <w:numPr>
+          <w:ilvl w:val="0"/>
+          <w:numId w:val="3"/>
+        </w:numPr>
+        <w:rPr>
+          <w:lang w:val="en-US"/>
+        </w:rPr>
+      </w:pPr>
+      <w:r>
+        <w:rPr>
+          <w:lang w:val="en-US"/>
+        </w:rPr>
+        <w:t>Giống như liệt kê bình thường, đánh số theo thứ tự 0, 1, 2, … ứng với các giá trị nào đó</w:t>
+      </w:r>
+    </w:p>
+    <w:p>
+      <w:pPr>
+        <w:pStyle w:val="ListParagraph"/>
+        <w:numPr>
+          <w:ilvl w:val="0"/>
+          <w:numId w:val="6"/>
+        </w:numPr>
+        <w:rPr>
+          <w:lang w:val="en-US"/>
+        </w:rPr>
+      </w:pPr>
+      <w:r>
+        <w:rPr>
+          <w:lang w:val="en-US"/>
+        </w:rPr>
+        <w:t>Tạo 1 Enumerate?</w:t>
+      </w:r>
+    </w:p>
+    <w:p>
+      <w:pPr>
+        <w:pStyle w:val="ListParagraph"/>
+        <w:pBdr>
+          <w:top w:val="single" w:sz="4" w:space="1" w:color="auto"/>
+          <w:left w:val="single" w:sz="4" w:space="4" w:color="auto"/>
+          <w:bottom w:val="single" w:sz="4" w:space="1" w:color="auto"/>
+          <w:right w:val="single" w:sz="4" w:space="4" w:color="auto"/>
+        </w:pBdr>
+        <w:ind w:left="1080"/>
+        <w:rPr>
+          <w:lang w:val="en-US"/>
+        </w:rPr>
+      </w:pPr>
+      <w:r>
+        <w:rPr>
+          <w:lang w:val="en-US"/>
+        </w:rPr>
+        <w:t>&lt;Biến&gt; = enumerate(&lt;Mảng&gt;</w:t>
+      </w:r>
+      <w:r>
+        <w:rPr>
+          <w:lang w:val="en-US"/>
+        </w:rPr>
+        <w:t>, &lt;Start&gt;</w:t>
+      </w:r>
+      <w:r>
+        <w:rPr>
+          <w:lang w:val="en-US"/>
+        </w:rPr>
+        <w:t>)</w:t>
+      </w:r>
+    </w:p>
+    <w:p>
+      <w:pPr>
+        <w:pStyle w:val="ListParagraph"/>
+        <w:numPr>
+          <w:ilvl w:val="0"/>
+          <w:numId w:val="3"/>
+        </w:numPr>
+        <w:rPr>
+          <w:lang w:val="en-US"/>
+        </w:rPr>
+      </w:pPr>
+      <w:r>
+        <w:rPr>
+          <w:lang w:val="en-US"/>
+        </w:rPr>
+        <w:t>Mỗi phần tử trong &lt;Biến&gt; sẽ có 2 giá trị, đầu tiên là số thứ tự, thứ 2 là giá trị tương ứng trong mảng</w:t>
+      </w:r>
+    </w:p>
+    <w:p>
+      <w:pPr>
+        <w:pStyle w:val="ListParagraph"/>
+        <w:numPr>
+          <w:ilvl w:val="0"/>
+          <w:numId w:val="3"/>
+        </w:numPr>
+        <w:rPr>
+          <w:lang w:val="en-US"/>
+        </w:rPr>
+      </w:pPr>
+      <w:r>
+        <w:rPr>
+          <w:lang w:val="en-US"/>
+        </w:rPr>
+        <w:t>Số thứ tự đầu tiên là &lt;Start&gt;</w:t>
+      </w:r>
+    </w:p>
+    <w:p>
+      <w:pPr>
+        <w:pStyle w:val="ListParagraph"/>
+        <w:numPr>
+          <w:ilvl w:val="0"/>
+          <w:numId w:val="3"/>
+        </w:numPr>
+        <w:rPr>
+          <w:lang w:val="en-US"/>
+        </w:rPr>
+      </w:pPr>
+      <w:r>
+        <w:rPr>
+          <w:lang w:val="en-US"/>
+        </w:rPr>
+        <w:t>Ví dụ</w:t>
+      </w:r>
+    </w:p>
+    <w:p>
+      <w:pPr>
+        <w:pStyle w:val="ListParagraph"/>
+        <w:pBdr>
+          <w:top w:val="single" w:sz="4" w:space="1" w:color="auto"/>
+          <w:left w:val="single" w:sz="4" w:space="4" w:color="auto"/>
+          <w:bottom w:val="single" w:sz="4" w:space="1" w:color="auto"/>
+          <w:right w:val="single" w:sz="4" w:space="4" w:color="auto"/>
+        </w:pBdr>
+        <w:ind w:left="1080"/>
+        <w:rPr>
+          <w:lang w:val="en-US"/>
+        </w:rPr>
+      </w:pPr>
+      <w:r>
+        <w:rPr>
+          <w:lang w:val="en-US"/>
+        </w:rPr>
+        <w:t>foo = enumerate([5, ‘a’, 4]</w:t>
+      </w:r>
+      <w:r>
+        <w:rPr>
+          <w:lang w:val="en-US"/>
+        </w:rPr>
+        <w:t>, 2</w:t>
+      </w:r>
+      <w:r>
+        <w:rPr>
+          <w:lang w:val="en-US"/>
+        </w:rPr>
+        <w:t>)</w:t>
+      </w:r>
+    </w:p>
+    <w:p>
+      <w:pPr>
+        <w:pStyle w:val="ListParagraph"/>
+        <w:numPr>
+          <w:ilvl w:val="0"/>
+          <w:numId w:val="3"/>
+        </w:numPr>
+        <w:rPr>
+          <w:lang w:val="en-US"/>
+        </w:rPr>
+      </w:pPr>
+      <w:r>
+        <w:rPr>
+          <w:lang w:val="en-US"/>
+        </w:rPr>
+        <w:t>foo giống kiể</w:t>
+      </w:r>
+      <w:r>
+        <w:rPr>
+          <w:lang w:val="en-US"/>
+        </w:rPr>
+        <w:t>u {2 : 5, 3 : ‘a’, 4</w:t>
+      </w:r>
+      <w:r>
+        <w:rPr>
+          <w:lang w:val="en-US"/>
+        </w:rPr>
+        <w:t xml:space="preserve"> : 4}</w:t>
+      </w:r>
+    </w:p>
+    <w:p>
+      <w:pPr>
+        <w:rPr>
+          <w:lang w:val="en-US"/>
+        </w:rPr>
+      </w:pPr>
+    </w:p>
+    <w:p>
+      <w:pPr>
+        <w:rPr>
+          <w:lang w:val="en-US"/>
+        </w:rPr>
+      </w:pPr>
+      <w:r>
+        <w:rPr>
+          <w:lang w:val="en-US"/>
+        </w:rPr>
+        <w:t>Dictionary – Từ Điển:</w:t>
+      </w:r>
+    </w:p>
+    <w:p>
+      <w:pPr>
+        <w:pStyle w:val="ListParagraph"/>
+        <w:numPr>
+          <w:ilvl w:val="0"/>
+          <w:numId w:val="8"/>
+        </w:numPr>
+        <w:rPr>
+          <w:lang w:val="en-US"/>
+        </w:rPr>
+      </w:pPr>
+      <w:r>
+        <w:rPr>
+          <w:lang w:val="en-US"/>
+        </w:rPr>
+        <w:t>Dictionary Giải Thích?</w:t>
+      </w:r>
+    </w:p>
+    <w:p>
+      <w:pPr>
+        <w:pStyle w:val="ListParagraph"/>
+        <w:numPr>
+          <w:ilvl w:val="0"/>
+          <w:numId w:val="3"/>
+        </w:numPr>
+        <w:rPr>
+          <w:lang w:val="en-US"/>
+        </w:rPr>
+      </w:pPr>
+      <w:r>
+        <w:rPr>
+          <w:lang w:val="en-US"/>
+        </w:rPr>
+        <w:t>Giống như từ điển bình thường, bạn tra từ để tìm giải thích của nó, giống Set, nhưng mỗi phần tử gồm 2 thằng là Key và giá trị, dùng Key để truy xuất giá trị</w:t>
+      </w:r>
+    </w:p>
+    <w:p>
+      <w:pPr>
+        <w:pStyle w:val="ListParagraph"/>
+        <w:numPr>
+          <w:ilvl w:val="0"/>
+          <w:numId w:val="8"/>
+        </w:numPr>
+        <w:rPr>
+          <w:lang w:val="en-US"/>
+        </w:rPr>
+      </w:pPr>
+      <w:r>
+        <w:rPr>
+          <w:lang w:val="en-US"/>
+        </w:rPr>
+        <w:t>Tạo Nhanh 1 Dictionary?</w:t>
+      </w:r>
+    </w:p>
+    <w:p>
+      <w:pPr>
+        <w:pStyle w:val="ListParagraph"/>
+        <w:pBdr>
+          <w:top w:val="single" w:sz="4" w:space="1" w:color="auto"/>
+          <w:left w:val="single" w:sz="4" w:space="4" w:color="auto"/>
+          <w:bottom w:val="single" w:sz="4" w:space="1" w:color="auto"/>
+          <w:right w:val="single" w:sz="4" w:space="4" w:color="auto"/>
+        </w:pBdr>
+        <w:ind w:left="1080"/>
+        <w:rPr>
+          <w:lang w:val="en-US"/>
+        </w:rPr>
+      </w:pPr>
+      <w:r>
+        <w:rPr>
+          <w:lang w:val="en-US"/>
+        </w:rPr>
+        <w:t>&lt;Biến&gt; = {&lt;Các Cặp Key Và Giá Trị&gt;}</w:t>
+      </w:r>
+    </w:p>
+    <w:p>
+      <w:pPr>
+        <w:pStyle w:val="ListParagraph"/>
+        <w:numPr>
+          <w:ilvl w:val="0"/>
+          <w:numId w:val="3"/>
+        </w:numPr>
+        <w:rPr>
+          <w:lang w:val="en-US"/>
+        </w:rPr>
+      </w:pPr>
+      <w:r>
+        <w:rPr>
+          <w:lang w:val="en-US"/>
+        </w:rPr>
+        <w:t>Key có thể là bất kì kiểu dữ liệu nào ngoại trừ List</w:t>
+      </w:r>
+    </w:p>
+    <w:p>
+      <w:pPr>
+        <w:pStyle w:val="ListParagraph"/>
+        <w:numPr>
+          <w:ilvl w:val="0"/>
+          <w:numId w:val="3"/>
+        </w:numPr>
+        <w:rPr>
+          <w:lang w:val="en-US"/>
+        </w:rPr>
+      </w:pPr>
+      <w:r>
+        <w:rPr>
+          <w:lang w:val="en-US"/>
+        </w:rPr>
+        <w:t>Ví dụ</w:t>
+      </w:r>
+    </w:p>
+    <w:p>
+      <w:pPr>
+        <w:pStyle w:val="ListParagraph"/>
+        <w:pBdr>
+          <w:top w:val="single" w:sz="4" w:space="1" w:color="auto"/>
+          <w:left w:val="single" w:sz="4" w:space="4" w:color="auto"/>
+          <w:bottom w:val="single" w:sz="4" w:space="1" w:color="auto"/>
+          <w:right w:val="single" w:sz="4" w:space="4" w:color="auto"/>
+        </w:pBdr>
+        <w:ind w:left="1080"/>
+        <w:rPr>
+          <w:lang w:val="en-US"/>
+        </w:rPr>
+      </w:pPr>
+      <w:r>
+        <w:rPr>
+          <w:lang w:val="en-US"/>
+        </w:rPr>
+        <w:t>foo = {“cac” : 1, 2 : “bar”, (1, 2) : [4, 5]}</w:t>
+      </w:r>
+    </w:p>
+    <w:p>
+      <w:pPr>
+        <w:pStyle w:val="ListParagraph"/>
+        <w:numPr>
+          <w:ilvl w:val="0"/>
+          <w:numId w:val="3"/>
+        </w:numPr>
+        <w:rPr>
+          <w:lang w:val="en-US"/>
+        </w:rPr>
+      </w:pPr>
+      <w:r>
+        <w:rPr>
+          <w:lang w:val="en-US"/>
+        </w:rPr>
+        <w:t>foo[(1, 2)] trả về [4, 5]</w:t>
+      </w:r>
+    </w:p>
+    <w:p>
+      <w:pPr>
+        <w:pStyle w:val="ListParagraph"/>
+        <w:numPr>
+          <w:ilvl w:val="0"/>
+          <w:numId w:val="8"/>
+        </w:numPr>
+        <w:rPr>
+          <w:lang w:val="en-US"/>
+        </w:rPr>
+      </w:pPr>
+      <w:r>
+        <w:rPr>
+          <w:lang w:val="en-US"/>
+        </w:rPr>
+        <w:t>Chuyển Kiểu Dữ Liệu Khác Về Dictionary?</w:t>
+      </w:r>
+    </w:p>
+    <w:p>
+      <w:pPr>
+        <w:pStyle w:val="ListParagraph"/>
+        <w:numPr>
+          <w:ilvl w:val="0"/>
+          <w:numId w:val="3"/>
+        </w:numPr>
+        <w:rPr>
+          <w:lang w:val="en-US"/>
+        </w:rPr>
+      </w:pPr>
+      <w:r>
+        <w:rPr>
+          <w:lang w:val="en-US"/>
+        </w:rPr>
+        <w:t>Giả sử “foo” là 1 đối tượng Iterable, chứa các phần tử cũng Iterable, các Iterable con này đều chứa 2 phần tử, nhập lệnh sau</w:t>
+      </w:r>
+    </w:p>
+    <w:p>
+      <w:pPr>
+        <w:pStyle w:val="ListParagraph"/>
+        <w:pBdr>
+          <w:top w:val="single" w:sz="4" w:space="1" w:color="auto"/>
+          <w:left w:val="single" w:sz="4" w:space="4" w:color="auto"/>
+          <w:bottom w:val="single" w:sz="4" w:space="1" w:color="auto"/>
+          <w:right w:val="single" w:sz="4" w:space="4" w:color="auto"/>
+        </w:pBdr>
+        <w:ind w:left="1080"/>
+        <w:rPr>
+          <w:lang w:val="en-US"/>
+        </w:rPr>
+      </w:pPr>
+      <w:r>
+        <w:rPr>
+          <w:lang w:val="en-US"/>
+        </w:rPr>
+        <w:t>&lt;Dictionary&gt; = dict(foo)</w:t>
+      </w:r>
+    </w:p>
+    <w:p>
+      <w:pPr>
+        <w:pStyle w:val="ListParagraph"/>
+        <w:numPr>
+          <w:ilvl w:val="0"/>
+          <w:numId w:val="3"/>
+        </w:numPr>
+        <w:rPr>
+          <w:lang w:val="en-US"/>
+        </w:rPr>
+      </w:pPr>
+      <w:r>
+        <w:rPr>
+          <w:lang w:val="en-US"/>
+        </w:rPr>
+        <w:t>&lt;Dictionary&gt; sẽ có các cặp Key và giá trị tương ứng với 2 phần tử trong các Iterable con</w:t>
+      </w:r>
+    </w:p>
+    <w:p>
+      <w:pPr>
+        <w:pStyle w:val="ListParagraph"/>
+        <w:numPr>
+          <w:ilvl w:val="0"/>
+          <w:numId w:val="3"/>
+        </w:numPr>
+        <w:rPr>
+          <w:lang w:val="en-US"/>
+        </w:rPr>
+      </w:pPr>
+      <w:r>
+        <w:rPr>
+          <w:lang w:val="en-US"/>
+        </w:rPr>
+        <w:t>Ví dụ</w:t>
+      </w:r>
+    </w:p>
+    <w:p>
+      <w:pPr>
+        <w:pStyle w:val="ListParagraph"/>
+        <w:pBdr>
+          <w:top w:val="single" w:sz="4" w:space="1" w:color="auto"/>
+          <w:left w:val="single" w:sz="4" w:space="4" w:color="auto"/>
+          <w:bottom w:val="single" w:sz="4" w:space="1" w:color="auto"/>
+          <w:right w:val="single" w:sz="4" w:space="4" w:color="auto"/>
+        </w:pBdr>
+        <w:ind w:left="1080"/>
+        <w:rPr>
+          <w:lang w:val="en-US"/>
+        </w:rPr>
+      </w:pPr>
+      <w:r>
+        <w:rPr>
+          <w:lang w:val="en-US"/>
+        </w:rPr>
+        <w:t>foo = ([1, ‘a’], (‘abc’, 5))</w:t>
+      </w:r>
+    </w:p>
+    <w:p>
+      <w:pPr>
+        <w:pStyle w:val="ListParagraph"/>
+        <w:pBdr>
+          <w:top w:val="single" w:sz="4" w:space="1" w:color="auto"/>
+          <w:left w:val="single" w:sz="4" w:space="4" w:color="auto"/>
+          <w:bottom w:val="single" w:sz="4" w:space="1" w:color="auto"/>
+          <w:right w:val="single" w:sz="4" w:space="4" w:color="auto"/>
+        </w:pBdr>
+        <w:ind w:left="1080"/>
+        <w:rPr>
+          <w:lang w:val="en-US"/>
+        </w:rPr>
+      </w:pPr>
+      <w:r>
+        <w:rPr>
+          <w:lang w:val="en-US"/>
+        </w:rPr>
+        <w:t>bar = dict(foo)</w:t>
+      </w:r>
+    </w:p>
+    <w:p>
+      <w:pPr>
+        <w:pStyle w:val="ListParagraph"/>
+        <w:numPr>
+          <w:ilvl w:val="0"/>
+          <w:numId w:val="3"/>
+        </w:numPr>
+        <w:rPr>
+          <w:lang w:val="en-US"/>
+        </w:rPr>
+      </w:pPr>
+      <w:r>
+        <w:rPr>
+          <w:lang w:val="en-US"/>
+        </w:rPr>
+        <w:t>“bar” có giá trị là {1 : “a”, “abc” : 5}</w:t>
+      </w:r>
+    </w:p>
+    <w:p>
+      <w:pPr>
+        <w:rPr>
+          <w:lang w:val="en-US"/>
+        </w:rPr>
+      </w:pPr>
+    </w:p>
+    <w:p>
+      <w:pPr>
+        <w:rPr>
+          <w:lang w:val="en-US"/>
+        </w:rPr>
+      </w:pPr>
+      <w:r>
+        <w:rPr>
+          <w:lang w:val="en-US"/>
+        </w:rPr>
+        <w:lastRenderedPageBreak/>
+        <w:t>Class – Lớp:</w:t>
+      </w:r>
+    </w:p>
+    <w:p>
+      <w:pPr>
+        <w:pStyle w:val="ListParagraph"/>
+        <w:numPr>
+          <w:ilvl w:val="0"/>
+          <w:numId w:val="7"/>
+        </w:numPr>
+        <w:rPr>
+          <w:lang w:val="en-US"/>
+        </w:rPr>
+      </w:pPr>
+      <w:r>
+        <w:rPr>
+          <w:lang w:val="en-US"/>
+        </w:rPr>
+        <w:t>Bản Chất Class?</w:t>
+      </w:r>
+    </w:p>
+    <w:p>
+      <w:pPr>
+        <w:pStyle w:val="ListParagraph"/>
+        <w:numPr>
+          <w:ilvl w:val="0"/>
+          <w:numId w:val="3"/>
+        </w:numPr>
+        <w:rPr>
+          <w:lang w:val="en-US"/>
+        </w:rPr>
+      </w:pPr>
+      <w:r>
+        <w:rPr>
+          <w:lang w:val="en-US"/>
+        </w:rPr>
+        <w:t xml:space="preserve">Tưởng tượng Class giống như đường dẫn đến File, giả sử Class to nhất của bạn là A, thì A là thư mục gốc, tạo Class B bên trong A, tương đương tạo thư mục con B trong thư mục gốc A, tạo thuộc tính và </w:t>
+      </w:r>
+      <w:r>
+        <w:rPr>
+          <w:lang w:val="en-US"/>
+        </w:rPr>
+        <w:t>hàm</w:t>
+      </w:r>
+      <w:r>
+        <w:rPr>
+          <w:lang w:val="en-US"/>
+        </w:rPr>
+        <w:t xml:space="preserve"> trong A, tương đương tạo File trong thư mục A</w:t>
+      </w:r>
+    </w:p>
+    <w:p>
+      <w:pPr>
+        <w:pStyle w:val="ListParagraph"/>
+        <w:numPr>
+          <w:ilvl w:val="0"/>
+          <w:numId w:val="3"/>
+        </w:numPr>
+        <w:rPr>
+          <w:lang w:val="en-US"/>
+        </w:rPr>
+      </w:pPr>
+      <w:r>
+        <w:rPr>
+          <w:lang w:val="en-US"/>
+        </w:rPr>
+        <w:t xml:space="preserve">Để truy cập 1 thuộc tính hoặc </w:t>
+      </w:r>
+      <w:r>
+        <w:rPr>
+          <w:lang w:val="en-US"/>
+        </w:rPr>
+        <w:t>hàm,</w:t>
+      </w:r>
+      <w:r>
+        <w:rPr>
+          <w:lang w:val="en-US"/>
+        </w:rPr>
+        <w:t xml:space="preserve"> thì phải biến đường dẫn đến nó, khác với đường dẫn thông thường,  đường dẫn này thay dấu “/” thành “.”</w:t>
+      </w:r>
+    </w:p>
+    <w:p>
+      <w:pPr>
+        <w:pStyle w:val="ListParagraph"/>
+        <w:numPr>
+          <w:ilvl w:val="0"/>
+          <w:numId w:val="3"/>
+        </w:numPr>
+        <w:rPr>
+          <w:lang w:val="en-US"/>
+        </w:rPr>
+      </w:pPr>
+      <w:r>
+        <w:rPr>
+          <w:lang w:val="en-US"/>
+        </w:rPr>
+        <w:t>Ví dụ</w:t>
+      </w:r>
+    </w:p>
+    <w:p>
+      <w:pPr>
+        <w:pStyle w:val="ListParagraph"/>
+        <w:numPr>
+          <w:ilvl w:val="0"/>
+          <w:numId w:val="3"/>
+        </w:numPr>
+        <w:rPr>
+          <w:lang w:val="en-US"/>
+        </w:rPr>
+      </w:pPr>
+      <w:r>
+        <w:rPr>
+          <w:lang w:val="en-US"/>
+        </w:rPr>
+        <w:t>Class A to nhất, trong đó có Class B, trong B có thuộc tính “foo” = 5, khi đó “A.B.foo” có giá trị = 5, trong B còn có hàm “bar”, khi đó “A.B.bar(&lt;Tham Số&gt;)” sẽ gọi hàm này</w:t>
+      </w:r>
+    </w:p>
+    <w:p>
+      <w:pPr>
+        <w:pStyle w:val="ListParagraph"/>
+        <w:numPr>
+          <w:ilvl w:val="0"/>
+          <w:numId w:val="7"/>
+        </w:numPr>
+        <w:rPr>
+          <w:lang w:val="en-US"/>
+        </w:rPr>
+      </w:pPr>
+      <w:r>
+        <w:rPr>
+          <w:lang w:val="en-US"/>
+        </w:rPr>
+        <w:t xml:space="preserve">Bản </w:t>
+      </w:r>
+      <w:r>
+        <w:rPr>
+          <w:lang w:val="en-US"/>
+        </w:rPr>
+        <w:t xml:space="preserve">Chất Của 1 Đối Tượng  Thuộc 1 </w:t>
+      </w:r>
+      <w:r>
+        <w:rPr>
+          <w:lang w:val="en-US"/>
+        </w:rPr>
+        <w:t xml:space="preserve">Class </w:t>
+      </w:r>
+      <w:r>
+        <w:rPr>
+          <w:lang w:val="en-US"/>
+        </w:rPr>
+        <w:t>Nào Đó?</w:t>
+      </w:r>
+    </w:p>
+    <w:p>
+      <w:pPr>
+        <w:pStyle w:val="ListParagraph"/>
+        <w:numPr>
+          <w:ilvl w:val="0"/>
+          <w:numId w:val="3"/>
+        </w:numPr>
+        <w:rPr>
+          <w:lang w:val="en-US"/>
+        </w:rPr>
+      </w:pPr>
+      <w:r>
+        <w:rPr>
+          <w:lang w:val="en-US"/>
+        </w:rPr>
+        <w:t>Để tạo 1 đối tượng của 1 Class, ví dụ tạo đối tượng B từ Class A, viết</w:t>
+      </w:r>
+    </w:p>
+    <w:p>
+      <w:pPr>
+        <w:pStyle w:val="ListParagraph"/>
+        <w:pBdr>
+          <w:top w:val="single" w:sz="4" w:space="1" w:color="auto"/>
+          <w:left w:val="single" w:sz="4" w:space="4" w:color="auto"/>
+          <w:bottom w:val="single" w:sz="4" w:space="1" w:color="auto"/>
+          <w:right w:val="single" w:sz="4" w:space="4" w:color="auto"/>
+        </w:pBdr>
+        <w:ind w:left="1080"/>
+        <w:rPr>
+          <w:lang w:val="en-US"/>
+        </w:rPr>
+      </w:pPr>
+      <w:r>
+        <w:rPr>
+          <w:lang w:val="en-US"/>
+        </w:rPr>
+        <w:t>B = A()</w:t>
+      </w:r>
+    </w:p>
+    <w:p>
+      <w:pPr>
+        <w:pStyle w:val="ListParagraph"/>
+        <w:numPr>
+          <w:ilvl w:val="0"/>
+          <w:numId w:val="3"/>
+        </w:numPr>
+        <w:rPr>
+          <w:lang w:val="en-US"/>
+        </w:rPr>
+      </w:pPr>
+      <w:r>
+        <w:rPr>
+          <w:lang w:val="en-US"/>
+        </w:rPr>
+        <w:t>Đầ</w:t>
+      </w:r>
+      <w:r>
+        <w:rPr>
+          <w:lang w:val="en-US"/>
+        </w:rPr>
+        <w:t>u tiên, xét thuộc tính</w:t>
+      </w:r>
+      <w:r>
+        <w:rPr>
+          <w:lang w:val="en-US"/>
+        </w:rPr>
+        <w:t xml:space="preserve">, giả sử ta có Class A, trong đó có </w:t>
+      </w:r>
+      <w:r>
+        <w:rPr>
+          <w:lang w:val="en-US"/>
+        </w:rPr>
+        <w:t>“</w:t>
+      </w:r>
+      <w:r>
+        <w:rPr>
+          <w:lang w:val="en-US"/>
+        </w:rPr>
+        <w:t>foo</w:t>
+      </w:r>
+      <w:r>
+        <w:rPr>
+          <w:lang w:val="en-US"/>
+        </w:rPr>
+        <w:t>”</w:t>
+      </w:r>
+      <w:r>
+        <w:rPr>
+          <w:lang w:val="en-US"/>
+        </w:rPr>
+        <w:t xml:space="preserve"> = 4, B là 1 đối tượng thuộc Class A, truy cập tất cả thuộc tính của Class A = đối tượng B như bình thườ</w:t>
+      </w:r>
+      <w:r>
+        <w:rPr>
+          <w:lang w:val="en-US"/>
+        </w:rPr>
+        <w:t>ng, tuy nhiên “foo” dùng chung, nghĩa là nếu thay đổi “foo” thông qua “A.foo” thì “B.foo” cũng thay đổi tương tự, nhưng nếu dùng “B.foo” để thay đổi, thì “A.foo” và tất cả các đối tượng của class A sẽ không thay đổi, khi này, “foo” của B sẽ tách ra làm thuộc tính riêng của B</w:t>
+      </w:r>
+    </w:p>
+    <w:p>
+      <w:pPr>
+        <w:pStyle w:val="ListParagraph"/>
+        <w:numPr>
+          <w:ilvl w:val="0"/>
+          <w:numId w:val="3"/>
+        </w:numPr>
+        <w:rPr>
+          <w:lang w:val="en-US"/>
+        </w:rPr>
+      </w:pPr>
+      <w:r>
+        <w:rPr>
+          <w:lang w:val="en-US"/>
+        </w:rPr>
+        <w:t xml:space="preserve">Xét hàm số, trong Class A có hàm “bar”, khi này dùng B để gọi </w:t>
+      </w:r>
+      <w:r>
+        <w:rPr>
+          <w:lang w:val="en-US"/>
+        </w:rPr>
+        <w:t>“</w:t>
+      </w:r>
+      <w:r>
+        <w:rPr>
+          <w:lang w:val="en-US"/>
+        </w:rPr>
+        <w:t>bar</w:t>
+      </w:r>
+      <w:r>
+        <w:rPr>
+          <w:lang w:val="en-US"/>
+        </w:rPr>
+        <w:t>”</w:t>
+      </w:r>
+      <w:r>
+        <w:rPr>
+          <w:lang w:val="en-US"/>
+        </w:rPr>
+        <w:t xml:space="preserve"> sẽ có 1 chút khác, đó là tham số đầu tiên của </w:t>
+      </w:r>
+      <w:r>
+        <w:rPr>
+          <w:lang w:val="en-US"/>
+        </w:rPr>
+        <w:t>“</w:t>
+      </w:r>
+      <w:r>
+        <w:rPr>
+          <w:lang w:val="en-US"/>
+        </w:rPr>
+        <w:t>bar</w:t>
+      </w:r>
+      <w:r>
+        <w:rPr>
+          <w:lang w:val="en-US"/>
+        </w:rPr>
+        <w:t>”</w:t>
+      </w:r>
+      <w:r>
+        <w:rPr>
+          <w:lang w:val="en-US"/>
+        </w:rPr>
+        <w:t xml:space="preserve"> sẽ chính là bản thân B luôn, nên bạn có thể dùng tham số này để thay đổi hàm và thuộc tính của B, thông thường nó được đặt tên là “self”</w:t>
+      </w:r>
+    </w:p>
+    <w:p>
+      <w:pPr>
+        <w:pStyle w:val="ListParagraph"/>
+        <w:numPr>
+          <w:ilvl w:val="0"/>
+          <w:numId w:val="3"/>
+        </w:numPr>
+        <w:rPr>
+          <w:lang w:val="en-US"/>
+        </w:rPr>
+      </w:pPr>
+      <w:r>
+        <w:rPr>
+          <w:lang w:val="en-US"/>
+        </w:rPr>
+        <w:t>Nếu bạn muốn không có sự khác biệt, nghĩa là không có tham số đầu tiên con mẹ gì hết, thì đặt “@staticmethod” lên trước khai báo hàm</w:t>
+      </w:r>
+    </w:p>
+    <w:p>
+      <w:pPr>
+        <w:pStyle w:val="ListParagraph"/>
+        <w:numPr>
+          <w:ilvl w:val="0"/>
+          <w:numId w:val="3"/>
+        </w:numPr>
+        <w:rPr>
+          <w:lang w:val="en-US"/>
+        </w:rPr>
+      </w:pPr>
+      <w:r>
+        <w:rPr>
+          <w:lang w:val="en-US"/>
+        </w:rPr>
+        <w:t>Hàm “__init__” là trường hợp đặc biệt, sau khi B đăng kí Class A, nó sẽ ngay lập tức gọi hàm này</w:t>
+      </w:r>
+    </w:p>
+    <w:p>
+      <w:pPr>
+        <w:pStyle w:val="ListParagraph"/>
+        <w:numPr>
+          <w:ilvl w:val="0"/>
+          <w:numId w:val="7"/>
+        </w:numPr>
+        <w:rPr>
+          <w:lang w:val="en-US"/>
+        </w:rPr>
+      </w:pPr>
+      <w:r>
+        <w:rPr>
+          <w:lang w:val="en-US"/>
+        </w:rPr>
+        <w:t xml:space="preserve">Tạo </w:t>
+      </w:r>
+      <w:r>
+        <w:rPr>
+          <w:lang w:val="en-US"/>
+        </w:rPr>
+        <w:t>Nhanh 1 Class?</w:t>
+      </w:r>
+    </w:p>
+    <w:p>
+      <w:pPr>
+        <w:pStyle w:val="ListParagraph"/>
+        <w:pBdr>
+          <w:top w:val="single" w:sz="4" w:space="1" w:color="auto"/>
+          <w:left w:val="single" w:sz="4" w:space="4" w:color="auto"/>
+          <w:bottom w:val="single" w:sz="4" w:space="1" w:color="auto"/>
+          <w:right w:val="single" w:sz="4" w:space="4" w:color="auto"/>
+        </w:pBdr>
+        <w:ind w:left="1080"/>
+        <w:rPr>
+          <w:lang w:val="en-US"/>
+        </w:rPr>
+      </w:pPr>
+      <w:r>
+        <w:rPr>
+          <w:lang w:val="en-US"/>
+        </w:rPr>
+        <w:t xml:space="preserve">class </w:t>
+      </w:r>
+      <w:r>
+        <w:rPr>
+          <w:lang w:val="en-US"/>
+        </w:rPr>
+        <w:t>&lt;Tên Class&gt;</w:t>
+      </w:r>
+      <w:r>
+        <w:rPr>
+          <w:lang w:val="en-US"/>
+        </w:rPr>
+        <w:t>(</w:t>
+      </w:r>
+      <w:r>
+        <w:rPr>
+          <w:lang w:val="en-US"/>
+        </w:rPr>
+        <w:t>&lt;Tên Class Kế Thừa&gt;</w:t>
+      </w:r>
+      <w:r>
+        <w:rPr>
+          <w:lang w:val="en-US"/>
+        </w:rPr>
+        <w:t>):</w:t>
+      </w:r>
+    </w:p>
+    <w:p>
+      <w:pPr>
+        <w:pStyle w:val="ListParagraph"/>
+        <w:pBdr>
+          <w:top w:val="single" w:sz="4" w:space="1" w:color="auto"/>
+          <w:left w:val="single" w:sz="4" w:space="4" w:color="auto"/>
+          <w:bottom w:val="single" w:sz="4" w:space="1" w:color="auto"/>
+          <w:right w:val="single" w:sz="4" w:space="4" w:color="auto"/>
+        </w:pBdr>
+        <w:ind w:left="1080"/>
+        <w:rPr>
+          <w:lang w:val="en-US"/>
+        </w:rPr>
+      </w:pPr>
+      <w:r>
+        <w:rPr>
+          <w:lang w:val="en-US"/>
+        </w:rPr>
+        <w:t xml:space="preserve">    </w:t>
+      </w:r>
+      <w:r>
+        <w:rPr>
+          <w:lang w:val="en-US"/>
+        </w:rPr>
+        <w:t>def __init__(self, &lt;Tham Số Khởi Tạo&gt;):</w:t>
+      </w:r>
+    </w:p>
+    <w:p>
+      <w:pPr>
+        <w:pStyle w:val="ListParagraph"/>
+        <w:pBdr>
+          <w:top w:val="single" w:sz="4" w:space="1" w:color="auto"/>
+          <w:left w:val="single" w:sz="4" w:space="4" w:color="auto"/>
+          <w:bottom w:val="single" w:sz="4" w:space="1" w:color="auto"/>
+          <w:right w:val="single" w:sz="4" w:space="4" w:color="auto"/>
+        </w:pBdr>
+        <w:ind w:left="1080"/>
+        <w:rPr>
+          <w:lang w:val="en-US"/>
+        </w:rPr>
+      </w:pPr>
+      <w:r>
+        <w:rPr>
+          <w:lang w:val="en-US"/>
+        </w:rPr>
+        <w:t xml:space="preserve">        </w:t>
+      </w:r>
+      <w:r>
+        <w:rPr>
+          <w:lang w:val="en-US"/>
+        </w:rPr>
+        <w:t>super().__init__(&lt;Giá Trị Khởi Tạo Class Kế Thừa&gt;)</w:t>
+      </w:r>
+    </w:p>
+    <w:p>
+      <w:pPr>
+        <w:pStyle w:val="ListParagraph"/>
+        <w:pBdr>
+          <w:top w:val="single" w:sz="4" w:space="1" w:color="auto"/>
+          <w:left w:val="single" w:sz="4" w:space="4" w:color="auto"/>
+          <w:bottom w:val="single" w:sz="4" w:space="1" w:color="auto"/>
+          <w:right w:val="single" w:sz="4" w:space="4" w:color="auto"/>
+        </w:pBdr>
+        <w:ind w:left="1080"/>
+        <w:rPr>
+          <w:lang w:val="en-US"/>
+        </w:rPr>
+      </w:pPr>
+      <w:r>
+        <w:rPr>
+          <w:lang w:val="en-US"/>
+        </w:rPr>
+        <w:t xml:space="preserve">        </w:t>
+      </w:r>
+      <w:r>
+        <w:rPr>
+          <w:lang w:val="en-US"/>
+        </w:rPr>
+        <w:t>self.&lt;Tên Thuộc Tính&gt; = &lt;Giá Trị Thuộc Tính&gt;</w:t>
+      </w:r>
+    </w:p>
+    <w:p>
+      <w:pPr>
+        <w:pStyle w:val="ListParagraph"/>
+        <w:pBdr>
+          <w:top w:val="single" w:sz="4" w:space="1" w:color="auto"/>
+          <w:left w:val="single" w:sz="4" w:space="4" w:color="auto"/>
+          <w:bottom w:val="single" w:sz="4" w:space="1" w:color="auto"/>
+          <w:right w:val="single" w:sz="4" w:space="4" w:color="auto"/>
+        </w:pBdr>
+        <w:ind w:left="1080"/>
+        <w:rPr>
+          <w:lang w:val="en-US"/>
+        </w:rPr>
+      </w:pPr>
+    </w:p>
+    <w:p>
+      <w:pPr>
+        <w:pStyle w:val="ListParagraph"/>
+        <w:pBdr>
+          <w:top w:val="single" w:sz="4" w:space="1" w:color="auto"/>
+          <w:left w:val="single" w:sz="4" w:space="4" w:color="auto"/>
+          <w:bottom w:val="single" w:sz="4" w:space="1" w:color="auto"/>
+          <w:right w:val="single" w:sz="4" w:space="4" w:color="auto"/>
+        </w:pBdr>
+        <w:ind w:left="1080"/>
+        <w:rPr>
+          <w:lang w:val="en-US"/>
+        </w:rPr>
+      </w:pPr>
+      <w:r>
+        <w:rPr>
+          <w:lang w:val="en-US"/>
+        </w:rPr>
+        <w:t xml:space="preserve">    </w:t>
+      </w:r>
+      <w:r>
+        <w:rPr>
+          <w:lang w:val="en-US"/>
+        </w:rPr>
+        <w:t>def &lt;Tên Hàm Trong Class&gt;(self, &lt;Tham Số&gt;):</w:t>
+      </w:r>
+    </w:p>
+    <w:p>
+      <w:pPr>
+        <w:pStyle w:val="ListParagraph"/>
+        <w:pBdr>
+          <w:top w:val="single" w:sz="4" w:space="1" w:color="auto"/>
+          <w:left w:val="single" w:sz="4" w:space="4" w:color="auto"/>
+          <w:bottom w:val="single" w:sz="4" w:space="1" w:color="auto"/>
+          <w:right w:val="single" w:sz="4" w:space="4" w:color="auto"/>
+        </w:pBdr>
+        <w:ind w:left="1080"/>
+        <w:rPr>
+          <w:lang w:val="en-US"/>
+        </w:rPr>
+      </w:pPr>
+      <w:r>
+        <w:rPr>
+          <w:lang w:val="en-US"/>
+        </w:rPr>
+        <w:t xml:space="preserve">        </w:t>
+      </w:r>
+      <w:r>
+        <w:rPr>
+          <w:lang w:val="en-US"/>
+        </w:rPr>
+        <w:t xml:space="preserve">&lt;Xử Lí </w:t>
+      </w:r>
+      <w:r>
+        <w:rPr>
+          <w:lang w:val="en-US"/>
+        </w:rPr>
+        <w:t>Gì Đó Với Tham Số</w:t>
+      </w:r>
+      <w:r>
+        <w:rPr>
+          <w:lang w:val="en-US"/>
+        </w:rPr>
+        <w:t>&gt;</w:t>
+      </w:r>
+    </w:p>
+    <w:p>
+      <w:pPr>
+        <w:pStyle w:val="ListParagraph"/>
+        <w:pBdr>
+          <w:top w:val="single" w:sz="4" w:space="1" w:color="auto"/>
+          <w:left w:val="single" w:sz="4" w:space="4" w:color="auto"/>
+          <w:bottom w:val="single" w:sz="4" w:space="1" w:color="auto"/>
+          <w:right w:val="single" w:sz="4" w:space="4" w:color="auto"/>
+        </w:pBdr>
+        <w:ind w:left="1080"/>
+        <w:rPr>
+          <w:lang w:val="en-US"/>
+        </w:rPr>
+      </w:pPr>
+      <w:r>
+        <w:rPr>
+          <w:lang w:val="en-US"/>
+        </w:rPr>
+        <w:t xml:space="preserve">        </w:t>
+      </w:r>
+      <w:r>
+        <w:rPr>
+          <w:lang w:val="en-US"/>
+        </w:rPr>
+        <w:t>return &lt;Giá Trị G</w:t>
+      </w:r>
+      <w:r>
+        <w:rPr>
+          <w:sz w:val="24"/>
+          <w:lang w:val="en-US"/>
+        </w:rPr>
+        <w:t>ì</w:t>
+      </w:r>
+      <w:r>
+        <w:rPr>
+          <w:lang w:val="en-US"/>
+        </w:rPr>
+        <w:t xml:space="preserve"> Đó&gt;</w:t>
+      </w:r>
+    </w:p>
+    <w:p>
+      <w:pPr>
+        <w:pStyle w:val="ListParagraph"/>
+        <w:numPr>
+          <w:ilvl w:val="0"/>
+          <w:numId w:val="3"/>
+        </w:numPr>
+        <w:rPr>
+          <w:lang w:val="en-US"/>
+        </w:rPr>
+      </w:pPr>
+      <w:r>
+        <w:rPr>
+          <w:lang w:val="en-US"/>
+        </w:rPr>
+        <w:t>Lệnh “</w:t>
+      </w:r>
+      <w:r>
+        <w:rPr>
+          <w:lang w:val="en-US"/>
+        </w:rPr>
+        <w:t>super().__init__()</w:t>
+      </w:r>
+      <w:r>
+        <w:rPr>
+          <w:lang w:val="en-US"/>
+        </w:rPr>
+        <w:t>” dùng để khởi tạo Class kế thừa với những giá trị mình đưa vào</w:t>
+      </w:r>
+    </w:p>
+    <w:p>
+      <w:pPr>
+        <w:pStyle w:val="ListParagraph"/>
+        <w:numPr>
+          <w:ilvl w:val="0"/>
+          <w:numId w:val="3"/>
+        </w:numPr>
+        <w:rPr>
+          <w:lang w:val="en-US"/>
+        </w:rPr>
+      </w:pPr>
+      <w:r>
+        <w:rPr>
+          <w:lang w:val="en-US"/>
+        </w:rPr>
+        <w:t>Ví dụ</w:t>
+      </w:r>
+    </w:p>
+    <w:p>
+      <w:pPr>
+        <w:pStyle w:val="ListParagraph"/>
+        <w:pBdr>
+          <w:top w:val="single" w:sz="4" w:space="1" w:color="auto"/>
+          <w:left w:val="single" w:sz="4" w:space="4" w:color="auto"/>
+          <w:bottom w:val="single" w:sz="4" w:space="1" w:color="auto"/>
+          <w:right w:val="single" w:sz="4" w:space="4" w:color="auto"/>
+        </w:pBdr>
+        <w:ind w:left="1080"/>
+        <w:rPr>
+          <w:lang w:val="en-US"/>
+        </w:rPr>
+      </w:pPr>
+      <w:r>
+        <w:rPr>
+          <w:lang w:val="en-US"/>
+        </w:rPr>
+        <w:t xml:space="preserve">class </w:t>
+      </w:r>
+      <w:r>
+        <w:rPr>
+          <w:lang w:val="en-US"/>
+        </w:rPr>
+        <w:t>foo</w:t>
+      </w:r>
+      <w:r>
+        <w:rPr>
+          <w:lang w:val="en-US"/>
+        </w:rPr>
+        <w:t>(</w:t>
+      </w:r>
+      <w:r>
+        <w:rPr>
+          <w:lang w:val="en-US"/>
+        </w:rPr>
+        <w:t>bar</w:t>
+      </w:r>
+      <w:r>
+        <w:rPr>
+          <w:lang w:val="en-US"/>
+        </w:rPr>
+        <w:t>):</w:t>
+      </w:r>
+    </w:p>
+    <w:p>
+      <w:pPr>
+        <w:pStyle w:val="ListParagraph"/>
+        <w:pBdr>
+          <w:top w:val="single" w:sz="4" w:space="1" w:color="auto"/>
+          <w:left w:val="single" w:sz="4" w:space="4" w:color="auto"/>
+          <w:bottom w:val="single" w:sz="4" w:space="1" w:color="auto"/>
+          <w:right w:val="single" w:sz="4" w:space="4" w:color="auto"/>
+        </w:pBdr>
+        <w:ind w:left="1080"/>
+        <w:rPr>
+          <w:lang w:val="en-US"/>
+        </w:rPr>
+      </w:pPr>
+      <w:r>
+        <w:rPr>
+          <w:lang w:val="en-US"/>
+        </w:rPr>
+        <w:t xml:space="preserve">    </w:t>
+      </w:r>
+      <w:r>
+        <w:rPr>
+          <w:lang w:val="en-US"/>
+        </w:rPr>
+        <w:t xml:space="preserve">def __init__(self, </w:t>
+      </w:r>
+      <w:r>
+        <w:rPr>
+          <w:lang w:val="en-US"/>
+        </w:rPr>
+        <w:t>bruh</w:t>
+      </w:r>
+      <w:r>
+        <w:rPr>
+          <w:lang w:val="en-US"/>
+        </w:rPr>
+        <w:t>):</w:t>
+      </w:r>
+    </w:p>
+    <w:p>
+      <w:pPr>
+        <w:pStyle w:val="ListParagraph"/>
+        <w:pBdr>
+          <w:top w:val="single" w:sz="4" w:space="1" w:color="auto"/>
+          <w:left w:val="single" w:sz="4" w:space="4" w:color="auto"/>
+          <w:bottom w:val="single" w:sz="4" w:space="1" w:color="auto"/>
+          <w:right w:val="single" w:sz="4" w:space="4" w:color="auto"/>
+        </w:pBdr>
+        <w:ind w:left="1080"/>
+        <w:rPr>
+          <w:lang w:val="en-US"/>
+        </w:rPr>
+      </w:pPr>
+      <w:r>
+        <w:rPr>
+          <w:lang w:val="en-US"/>
+        </w:rPr>
+        <w:t xml:space="preserve">        </w:t>
+      </w:r>
+      <w:r>
+        <w:rPr>
+          <w:lang w:val="en-US"/>
+        </w:rPr>
+        <w:t>super().__init__()</w:t>
+      </w:r>
+    </w:p>
+    <w:p>
+      <w:pPr>
+        <w:pStyle w:val="ListParagraph"/>
+        <w:pBdr>
+          <w:top w:val="single" w:sz="4" w:space="1" w:color="auto"/>
+          <w:left w:val="single" w:sz="4" w:space="4" w:color="auto"/>
+          <w:bottom w:val="single" w:sz="4" w:space="1" w:color="auto"/>
+          <w:right w:val="single" w:sz="4" w:space="4" w:color="auto"/>
+        </w:pBdr>
+        <w:ind w:left="1080"/>
+        <w:rPr>
+          <w:lang w:val="en-US"/>
+        </w:rPr>
+      </w:pPr>
+      <w:r>
+        <w:rPr>
+          <w:lang w:val="en-US"/>
+        </w:rPr>
+        <w:t xml:space="preserve">        </w:t>
+      </w:r>
+      <w:r>
+        <w:rPr>
+          <w:lang w:val="en-US"/>
+        </w:rPr>
+        <w:t>self.</w:t>
+      </w:r>
+      <w:r>
+        <w:rPr>
+          <w:lang w:val="en-US"/>
+        </w:rPr>
+        <w:t>dark</w:t>
+      </w:r>
+      <w:r>
+        <w:rPr>
+          <w:lang w:val="en-US"/>
+        </w:rPr>
+        <w:t xml:space="preserve"> = </w:t>
+      </w:r>
+      <w:r>
+        <w:rPr>
+          <w:lang w:val="en-US"/>
+        </w:rPr>
+        <w:t>“lmao”</w:t>
+      </w:r>
+    </w:p>
+    <w:p>
+      <w:pPr>
+        <w:pStyle w:val="ListParagraph"/>
+        <w:pBdr>
+          <w:top w:val="single" w:sz="4" w:space="1" w:color="auto"/>
+          <w:left w:val="single" w:sz="4" w:space="4" w:color="auto"/>
+          <w:bottom w:val="single" w:sz="4" w:space="1" w:color="auto"/>
+          <w:right w:val="single" w:sz="4" w:space="4" w:color="auto"/>
+        </w:pBdr>
+        <w:ind w:left="1080"/>
+        <w:rPr>
+          <w:lang w:val="en-US"/>
+        </w:rPr>
+      </w:pPr>
+    </w:p>
+    <w:p>
+      <w:pPr>
+        <w:pStyle w:val="ListParagraph"/>
+        <w:pBdr>
+          <w:top w:val="single" w:sz="4" w:space="1" w:color="auto"/>
+          <w:left w:val="single" w:sz="4" w:space="4" w:color="auto"/>
+          <w:bottom w:val="single" w:sz="4" w:space="1" w:color="auto"/>
+          <w:right w:val="single" w:sz="4" w:space="4" w:color="auto"/>
+        </w:pBdr>
+        <w:ind w:left="1080"/>
+        <w:rPr>
+          <w:lang w:val="en-US"/>
+        </w:rPr>
+      </w:pPr>
+      <w:r>
+        <w:rPr>
+          <w:lang w:val="en-US"/>
+        </w:rPr>
+        <w:lastRenderedPageBreak/>
+        <w:t xml:space="preserve">    </w:t>
+      </w:r>
+      <w:r>
+        <w:rPr>
+          <w:lang w:val="en-US"/>
+        </w:rPr>
+        <w:t xml:space="preserve">def </w:t>
+      </w:r>
+      <w:r>
+        <w:rPr>
+          <w:lang w:val="en-US"/>
+        </w:rPr>
+        <w:t>lol</w:t>
+      </w:r>
+      <w:r>
+        <w:rPr>
+          <w:lang w:val="en-US"/>
+        </w:rPr>
+        <w:t xml:space="preserve">(self, </w:t>
+      </w:r>
+      <w:r>
+        <w:rPr>
+          <w:lang w:val="en-US"/>
+        </w:rPr>
+        <w:t>shit</w:t>
+      </w:r>
+      <w:r>
+        <w:rPr>
+          <w:lang w:val="en-US"/>
+        </w:rPr>
+        <w:t>):</w:t>
+      </w:r>
+    </w:p>
+    <w:p>
+      <w:pPr>
+        <w:pStyle w:val="ListParagraph"/>
+        <w:pBdr>
+          <w:top w:val="single" w:sz="4" w:space="1" w:color="auto"/>
+          <w:left w:val="single" w:sz="4" w:space="4" w:color="auto"/>
+          <w:bottom w:val="single" w:sz="4" w:space="1" w:color="auto"/>
+          <w:right w:val="single" w:sz="4" w:space="4" w:color="auto"/>
+        </w:pBdr>
+        <w:ind w:left="1080"/>
+        <w:rPr>
+          <w:lang w:val="en-US"/>
+        </w:rPr>
+      </w:pPr>
+      <w:r>
+        <w:rPr>
+          <w:lang w:val="en-US"/>
+        </w:rPr>
+        <w:t xml:space="preserve">        </w:t>
+      </w:r>
+      <w:r>
+        <w:rPr>
+          <w:lang w:val="en-US"/>
+        </w:rPr>
+        <w:t xml:space="preserve">return </w:t>
+      </w:r>
+      <w:r>
+        <w:rPr>
+          <w:lang w:val="en-US"/>
+        </w:rPr>
+        <w:t>shit + 1</w:t>
+      </w:r>
+    </w:p>
+    <w:p>
+      <w:pPr>
+        <w:pStyle w:val="ListParagraph"/>
+        <w:pBdr>
+          <w:top w:val="single" w:sz="4" w:space="1" w:color="auto"/>
+          <w:left w:val="single" w:sz="4" w:space="4" w:color="auto"/>
+          <w:bottom w:val="single" w:sz="4" w:space="1" w:color="auto"/>
+          <w:right w:val="single" w:sz="4" w:space="4" w:color="auto"/>
+        </w:pBdr>
+        <w:ind w:left="1080"/>
+        <w:rPr>
+          <w:lang w:val="en-US"/>
+        </w:rPr>
+      </w:pPr>
+    </w:p>
+    <w:p>
+      <w:pPr>
+        <w:pStyle w:val="ListParagraph"/>
+        <w:pBdr>
+          <w:top w:val="single" w:sz="4" w:space="1" w:color="auto"/>
+          <w:left w:val="single" w:sz="4" w:space="4" w:color="auto"/>
+          <w:bottom w:val="single" w:sz="4" w:space="1" w:color="auto"/>
+          <w:right w:val="single" w:sz="4" w:space="4" w:color="auto"/>
+        </w:pBdr>
+        <w:ind w:left="1080"/>
+        <w:rPr>
+          <w:lang w:val="en-US"/>
+        </w:rPr>
+      </w:pPr>
+      <w:r>
+        <w:rPr>
+          <w:lang w:val="en-US"/>
+        </w:rPr>
+        <w:t>new_foo = foo(4)</w:t>
+      </w:r>
+    </w:p>
+    <w:p>
+      <w:pPr>
+        <w:rPr>
+          <w:lang w:val="en-US"/>
+        </w:rPr>
+      </w:pPr>
+    </w:p>
+    <w:p>
+      <w:pPr>
+        <w:rPr>
+          <w:lang w:val="en-US"/>
+        </w:rPr>
+      </w:pPr>
+      <w:r>
+        <w:rPr>
+          <w:lang w:val="en-US"/>
+        </w:rPr>
+        <w:t>Error – Lỗi:</w:t>
+      </w:r>
+    </w:p>
+    <w:p>
+      <w:pPr>
+        <w:pStyle w:val="ListParagraph"/>
+        <w:numPr>
+          <w:ilvl w:val="0"/>
+          <w:numId w:val="11"/>
+        </w:numPr>
+        <w:rPr>
+          <w:lang w:val="en-US"/>
+        </w:rPr>
+      </w:pPr>
+      <w:r>
+        <w:rPr>
+          <w:lang w:val="en-US"/>
+        </w:rPr>
+        <w:t>Cách Nhanh Nhất Để Thông Báo Lỗi Nếu 1 Biểu Thức Logic Nào Đó False?</w:t>
+      </w:r>
+    </w:p>
+    <w:p>
+      <w:pPr>
+        <w:pStyle w:val="ListParagraph"/>
+        <w:pBdr>
+          <w:top w:val="single" w:sz="4" w:space="1" w:color="auto"/>
+          <w:left w:val="single" w:sz="4" w:space="4" w:color="auto"/>
+          <w:bottom w:val="single" w:sz="4" w:space="1" w:color="auto"/>
+          <w:right w:val="single" w:sz="4" w:space="4" w:color="auto"/>
+        </w:pBdr>
+        <w:ind w:left="1080"/>
+        <w:rPr>
+          <w:lang w:val="en-US"/>
+        </w:rPr>
+      </w:pPr>
+      <w:r>
+        <w:rPr>
+          <w:lang w:val="en-US"/>
+        </w:rPr>
+        <w:t>assert &lt;Biểu Thức Logic&gt;</w:t>
+      </w:r>
+    </w:p>
+    <w:p>
+      <w:pPr>
+        <w:pStyle w:val="ListParagraph"/>
+        <w:numPr>
+          <w:ilvl w:val="0"/>
+          <w:numId w:val="3"/>
+        </w:numPr>
+        <w:rPr>
+          <w:lang w:val="en-US"/>
+        </w:rPr>
+      </w:pPr>
+      <w:r>
+        <w:rPr>
+          <w:lang w:val="en-US"/>
+        </w:rPr>
+        <w:t>ví dụ</w:t>
+      </w:r>
+    </w:p>
+    <w:p>
+      <w:pPr>
+        <w:pStyle w:val="ListParagraph"/>
+        <w:pBdr>
+          <w:top w:val="single" w:sz="4" w:space="1" w:color="auto"/>
+          <w:left w:val="single" w:sz="4" w:space="4" w:color="auto"/>
+          <w:bottom w:val="single" w:sz="4" w:space="1" w:color="auto"/>
+          <w:right w:val="single" w:sz="4" w:space="4" w:color="auto"/>
+        </w:pBdr>
+        <w:ind w:left="1080"/>
+        <w:rPr>
+          <w:lang w:val="en-US"/>
+        </w:rPr>
+      </w:pPr>
+      <w:r>
+        <w:rPr>
+          <w:lang w:val="en-US"/>
+        </w:rPr>
+        <w:t>assert 1 &gt;</w:t>
+      </w:r>
+      <w:r>
+        <w:rPr>
+          <w:lang w:val="en-US"/>
+        </w:rPr>
+        <w:t xml:space="preserve"> 5</w:t>
+      </w:r>
+    </w:p>
+    <w:p>
+      <w:pPr>
+        <w:pStyle w:val="ListParagraph"/>
+        <w:numPr>
+          <w:ilvl w:val="0"/>
+          <w:numId w:val="3"/>
+        </w:numPr>
+        <w:rPr>
+          <w:lang w:val="en-US"/>
+        </w:rPr>
+      </w:pPr>
+      <w:r>
+        <w:rPr>
+          <w:lang w:val="en-US"/>
+        </w:rPr>
+        <w:t>Màn hình sẽ thông báo “Assertion Error”</w:t>
+      </w:r>
+    </w:p>
+    <w:p>
+      <w:pPr>
+        <w:pStyle w:val="ListParagraph"/>
+        <w:pBdr>
+          <w:top w:val="single" w:sz="4" w:space="1" w:color="auto"/>
+          <w:left w:val="single" w:sz="4" w:space="4" w:color="auto"/>
+          <w:bottom w:val="single" w:sz="4" w:space="1" w:color="auto"/>
+          <w:right w:val="single" w:sz="4" w:space="4" w:color="auto"/>
+        </w:pBdr>
+        <w:ind w:left="1080"/>
+        <w:rPr>
+          <w:lang w:val="en-US"/>
+        </w:rPr>
+      </w:pPr>
+      <w:r>
+        <w:rPr>
+          <w:lang w:val="en-US"/>
+        </w:rPr>
+        <w:t>assert 1 &lt; 5</w:t>
+      </w:r>
+    </w:p>
+    <w:p>
+      <w:pPr>
+        <w:pStyle w:val="ListParagraph"/>
+        <w:numPr>
+          <w:ilvl w:val="0"/>
+          <w:numId w:val="3"/>
+        </w:numPr>
+        <w:rPr>
+          <w:lang w:val="en-US"/>
+        </w:rPr>
+      </w:pPr>
+      <w:r>
+        <w:rPr>
+          <w:lang w:val="en-US"/>
+        </w:rPr>
+        <w:t>Câu lệnh này được bỏ qua</w:t>
+      </w:r>
+    </w:p>
+    <w:p>
+      <w:pPr>
+        <w:rPr>
+          <w:lang w:val="en-US"/>
+        </w:rPr>
+      </w:pPr>
+    </w:p>
+    <w:p>
+      <w:pPr>
+        <w:rPr>
+          <w:lang w:val="en-US"/>
+        </w:rPr>
+      </w:pPr>
+      <w:r>
+        <w:rPr>
+          <w:lang w:val="en-US"/>
+        </w:rPr>
+        <w:t>Packing And Unpacking – Đóng Gói Và Mở Gói:</w:t>
+      </w:r>
+    </w:p>
+    <w:p>
+      <w:pPr>
+        <w:pStyle w:val="ListParagraph"/>
+        <w:numPr>
+          <w:ilvl w:val="0"/>
+          <w:numId w:val="12"/>
+        </w:numPr>
+        <w:rPr>
+          <w:lang w:val="en-US"/>
+        </w:rPr>
+      </w:pPr>
+      <w:r>
+        <w:rPr>
+          <w:lang w:val="en-US"/>
+        </w:rPr>
+        <w:t>Cách Sử Dụng “*” Ở Tham Số Hàm?</w:t>
+      </w:r>
+    </w:p>
+    <w:p>
+      <w:pPr>
+        <w:pStyle w:val="ListParagraph"/>
+        <w:numPr>
+          <w:ilvl w:val="0"/>
+          <w:numId w:val="3"/>
+        </w:numPr>
+        <w:rPr>
+          <w:lang w:val="en-US"/>
+        </w:rPr>
+      </w:pPr>
+      <w:r>
+        <w:rPr>
+          <w:lang w:val="en-US"/>
+        </w:rPr>
+        <w:t>Trong các tham số ở hàm chỉ được phép có 1 tham số chứa “*”, ví dụ</w:t>
+      </w:r>
+    </w:p>
+    <w:p>
+      <w:pPr>
+        <w:pStyle w:val="ListParagraph"/>
+        <w:pBdr>
+          <w:top w:val="single" w:sz="4" w:space="1" w:color="auto"/>
+          <w:left w:val="single" w:sz="4" w:space="4" w:color="auto"/>
+          <w:bottom w:val="single" w:sz="4" w:space="1" w:color="auto"/>
+          <w:right w:val="single" w:sz="4" w:space="4" w:color="auto"/>
+        </w:pBdr>
+        <w:ind w:left="1080"/>
+        <w:rPr>
+          <w:lang w:val="en-US"/>
+        </w:rPr>
+      </w:pPr>
+      <w:r>
+        <w:rPr>
+          <w:lang w:val="en-US"/>
+        </w:rPr>
+        <w:t>def foo(bar, *far, boo, bob)</w:t>
+      </w:r>
+    </w:p>
+    <w:p>
+      <w:pPr>
+        <w:pStyle w:val="ListParagraph"/>
+        <w:numPr>
+          <w:ilvl w:val="0"/>
+          <w:numId w:val="3"/>
+        </w:numPr>
+        <w:rPr>
+          <w:lang w:val="en-US"/>
+        </w:rPr>
+      </w:pPr>
+      <w:r>
+        <w:rPr>
+          <w:lang w:val="en-US"/>
+        </w:rPr>
+        <w:t>Ở ví dụ này, tất cả tham số trước “far” không cần phải khai báo tên, sau “far” phải khai báo tên</w:t>
+      </w:r>
+    </w:p>
+    <w:p>
+      <w:pPr>
+        <w:pStyle w:val="ListParagraph"/>
+        <w:numPr>
+          <w:ilvl w:val="0"/>
+          <w:numId w:val="3"/>
+        </w:numPr>
+        <w:rPr>
+          <w:lang w:val="en-US"/>
+        </w:rPr>
+      </w:pPr>
+      <w:r>
+        <w:rPr>
+          <w:lang w:val="en-US"/>
+        </w:rPr>
+        <w:t>Ví dụ</w:t>
+      </w:r>
+    </w:p>
+    <w:p>
+      <w:pPr>
+        <w:pStyle w:val="ListParagraph"/>
+        <w:pBdr>
+          <w:top w:val="single" w:sz="4" w:space="1" w:color="auto"/>
+          <w:left w:val="single" w:sz="4" w:space="4" w:color="auto"/>
+          <w:bottom w:val="single" w:sz="4" w:space="1" w:color="auto"/>
+          <w:right w:val="single" w:sz="4" w:space="4" w:color="auto"/>
+        </w:pBdr>
+        <w:ind w:left="1080"/>
+        <w:rPr>
+          <w:lang w:val="en-US"/>
+        </w:rPr>
+      </w:pPr>
+      <w:r>
+        <w:rPr>
+          <w:lang w:val="en-US"/>
+        </w:rPr>
+        <w:t>foo(1, 4, “a”, “fu”, bob = 123, boo = “bap”)</w:t>
+      </w:r>
+    </w:p>
+    <w:p>
+      <w:pPr>
+        <w:pStyle w:val="ListParagraph"/>
+        <w:numPr>
+          <w:ilvl w:val="0"/>
+          <w:numId w:val="3"/>
+        </w:numPr>
+        <w:rPr>
+          <w:lang w:val="en-US"/>
+        </w:rPr>
+      </w:pPr>
+      <w:r>
+        <w:rPr>
+          <w:lang w:val="en-US"/>
+        </w:rPr>
+        <w:t>“bar” sẽ có giá trị là 1, “far” sẽ có giá trị là (4, “a”, “fu”), “boo” có giá trị là “bap” và “bob” có giá trị là 123</w:t>
+      </w:r>
+    </w:p>
+    <w:p>
+      <w:pPr>
+        <w:pStyle w:val="ListParagraph"/>
+        <w:numPr>
+          <w:ilvl w:val="0"/>
+          <w:numId w:val="12"/>
+        </w:numPr>
+        <w:rPr>
+          <w:lang w:val="en-US"/>
+        </w:rPr>
+      </w:pPr>
+      <w:r>
+        <w:rPr>
+          <w:lang w:val="en-US"/>
+        </w:rPr>
+        <w:t>Cách Sử Dụng “*” Để Unpacking?</w:t>
+      </w:r>
+    </w:p>
+    <w:p>
+      <w:pPr>
+        <w:pStyle w:val="ListParagraph"/>
+        <w:numPr>
+          <w:ilvl w:val="0"/>
+          <w:numId w:val="3"/>
+        </w:numPr>
+        <w:rPr>
+          <w:lang w:val="en-US"/>
+        </w:rPr>
+      </w:pPr>
+      <w:r>
+        <w:rPr>
+          <w:lang w:val="en-US"/>
+        </w:rPr>
+        <w:t>Khi Unpacking, chỉ có 1 biến được chứa “*”, ví dụ</w:t>
+      </w:r>
+    </w:p>
+    <w:p>
+      <w:pPr>
+        <w:pStyle w:val="ListParagraph"/>
+        <w:pBdr>
+          <w:top w:val="single" w:sz="4" w:space="1" w:color="auto"/>
+          <w:left w:val="single" w:sz="4" w:space="4" w:color="auto"/>
+          <w:bottom w:val="single" w:sz="4" w:space="1" w:color="auto"/>
+          <w:right w:val="single" w:sz="4" w:space="4" w:color="auto"/>
+        </w:pBdr>
+        <w:ind w:left="1080"/>
+        <w:rPr>
+          <w:lang w:val="en-US"/>
+        </w:rPr>
+      </w:pPr>
+      <w:r>
+        <w:rPr>
+          <w:lang w:val="en-US"/>
+        </w:rPr>
+        <w:t>foo, *bar, boo, ha = [1, 4, “far”, “bob”, 5, 9]</w:t>
+      </w:r>
+    </w:p>
+    <w:p>
+      <w:pPr>
+        <w:pStyle w:val="ListParagraph"/>
+        <w:numPr>
+          <w:ilvl w:val="0"/>
+          <w:numId w:val="3"/>
+        </w:numPr>
+        <w:rPr>
+          <w:lang w:val="en-US"/>
+        </w:rPr>
+      </w:pPr>
+      <w:r>
+        <w:rPr>
+          <w:lang w:val="en-US"/>
+        </w:rPr>
+        <w:t>“foo” có giá trị là 1, “bar” có giá trị là [4, “far”, “bob”], “boo” có giá trị 5 và “ha” có giá trị 9</w:t>
+      </w:r>
+    </w:p>
+    <w:p>
+      <w:pPr>
+        <w:rPr>
+          <w:lang w:val="en-US"/>
+        </w:rPr>
+      </w:pPr>
+    </w:p>
+    <w:p>
+      <w:pPr>
+        <w:rPr>
+          <w:lang w:val="en-US"/>
+        </w:rPr>
+      </w:pPr>
+      <w:r>
+        <w:rPr>
+          <w:lang w:val="en-US"/>
+        </w:rPr>
+        <w:t>Trick – Mẹo:</w:t>
+      </w:r>
+    </w:p>
+    <w:p>
+      <w:pPr>
+        <w:pStyle w:val="ListParagraph"/>
+        <w:numPr>
+          <w:ilvl w:val="0"/>
+          <w:numId w:val="10"/>
+        </w:numPr>
+        <w:rPr>
+          <w:lang w:val="en-US"/>
+        </w:rPr>
+      </w:pPr>
+      <w:r>
+        <w:rPr>
+          <w:lang w:val="en-US"/>
+        </w:rPr>
+        <w:t>Đối Phó Với Vòng Lặp Mà Phải Khởi Tạo Giá Trị Bắt Đầu?</w:t>
+      </w:r>
+    </w:p>
+    <w:p>
+      <w:pPr>
+        <w:pStyle w:val="ListParagraph"/>
+        <w:numPr>
+          <w:ilvl w:val="0"/>
+          <w:numId w:val="3"/>
+        </w:numPr>
+        <w:rPr>
+          <w:lang w:val="en-US"/>
+        </w:rPr>
+      </w:pPr>
+      <w:r>
+        <w:rPr>
+          <w:lang w:val="en-US"/>
+        </w:rPr>
+        <w:t>Khởi tạo giá trị trước giá trị bắt đầu</w:t>
+      </w:r>
+    </w:p>
+    <w:p>
+      <w:pPr>
+        <w:rPr>
+          <w:lang w:val="en-US"/>
+        </w:rPr>
+      </w:pPr>
+    </w:p>
+    <w:p>
+      <w:pPr>
+        <w:rPr>
+          <w:lang w:val="en-US"/>
+        </w:rPr>
+      </w:pPr>
+      <w:r>
+        <w:rPr>
+          <w:lang w:val="en-US"/>
+        </w:rPr>
+        <w:t>Quick Codes – Mã Nhanh:</w:t>
+      </w:r>
+    </w:p>
+    <w:p>
+      <w:pPr>
+        <w:pStyle w:val="ListParagraph"/>
+        <w:numPr>
+          <w:ilvl w:val="0"/>
+          <w:numId w:val="14"/>
+        </w:numPr>
+        <w:rPr>
+          <w:lang w:val="en-US"/>
+        </w:rPr>
+      </w:pPr>
+      <w:r>
+        <w:rPr>
+          <w:lang w:val="en-US"/>
+        </w:rPr>
+        <w:t>Chỉnh Tên Của Tất Cả Các Ảnh</w:t>
+      </w:r>
+      <w:r>
+        <w:rPr>
+          <w:lang w:val="en-US"/>
+        </w:rPr>
+        <w:t xml:space="preserve"> PNG</w:t>
+      </w:r>
+      <w:r>
+        <w:rPr>
+          <w:lang w:val="en-US"/>
+        </w:rPr>
+        <w:t xml:space="preserve"> Trong 1 </w:t>
+      </w:r>
+      <w:r>
+        <w:rPr>
+          <w:lang w:val="en-US"/>
+        </w:rPr>
+        <w:t>Thư Mục</w:t>
+      </w:r>
+      <w:r>
+        <w:rPr>
+          <w:lang w:val="en-US"/>
+        </w:rPr>
+        <w:t xml:space="preserve"> Thành Số Thự Tự Tăng Dần?</w:t>
+      </w:r>
+    </w:p>
+    <w:p>
+      <w:pPr>
+        <w:pStyle w:val="ListParagraph"/>
+        <w:numPr>
+          <w:ilvl w:val="0"/>
+          <w:numId w:val="3"/>
+        </w:numPr>
+        <w:rPr>
+          <w:lang w:val="en-US"/>
+        </w:rPr>
+      </w:pPr>
+      <w:r>
+        <w:rPr>
+          <w:lang w:val="en-US"/>
+        </w:rPr>
+        <w:t>Áp dụng cho tập ảnh bị thiếu số thứ tự cần Offset</w:t>
+      </w:r>
+    </w:p>
+    <w:p>
+      <w:pPr>
+        <w:pStyle w:val="ListParagraph"/>
+        <w:pBdr>
+          <w:top w:val="single" w:sz="4" w:space="1" w:color="auto"/>
+          <w:left w:val="single" w:sz="4" w:space="4" w:color="auto"/>
+          <w:bottom w:val="single" w:sz="4" w:space="1" w:color="auto"/>
+          <w:right w:val="single" w:sz="4" w:space="4" w:color="auto"/>
+        </w:pBdr>
+        <w:ind w:left="1080"/>
+        <w:rPr>
+          <w:lang w:val="en-US"/>
+        </w:rPr>
+      </w:pPr>
+      <w:r>
+        <w:rPr>
+          <w:lang w:val="en-US"/>
+        </w:rPr>
+        <w:lastRenderedPageBreak/>
+        <w:t>import os</w:t>
+      </w:r>
+    </w:p>
+    <w:p>
+      <w:pPr>
+        <w:pStyle w:val="ListParagraph"/>
+        <w:pBdr>
+          <w:top w:val="single" w:sz="4" w:space="1" w:color="auto"/>
+          <w:left w:val="single" w:sz="4" w:space="4" w:color="auto"/>
+          <w:bottom w:val="single" w:sz="4" w:space="1" w:color="auto"/>
+          <w:right w:val="single" w:sz="4" w:space="4" w:color="auto"/>
+        </w:pBdr>
+        <w:ind w:left="1080"/>
+        <w:rPr>
+          <w:lang w:val="en-US"/>
+        </w:rPr>
+      </w:pPr>
+    </w:p>
+    <w:p>
+      <w:pPr>
+        <w:pStyle w:val="ListParagraph"/>
+        <w:pBdr>
+          <w:top w:val="single" w:sz="4" w:space="1" w:color="auto"/>
+          <w:left w:val="single" w:sz="4" w:space="4" w:color="auto"/>
+          <w:bottom w:val="single" w:sz="4" w:space="1" w:color="auto"/>
+          <w:right w:val="single" w:sz="4" w:space="4" w:color="auto"/>
+        </w:pBdr>
+        <w:ind w:left="1080"/>
+        <w:rPr>
+          <w:lang w:val="en-US"/>
+        </w:rPr>
+      </w:pPr>
+      <w:r>
+        <w:rPr>
+          <w:lang w:val="en-US"/>
+        </w:rPr>
+        <w:t>FOLDER_PATH</w:t>
+      </w:r>
+      <w:r>
+        <w:rPr>
+          <w:lang w:val="en-US"/>
+        </w:rPr>
+        <w:t xml:space="preserve"> = r&lt;Đường Dẫn Tới Thư Mục&gt;</w:t>
+      </w:r>
+    </w:p>
+    <w:p>
+      <w:pPr>
+        <w:pStyle w:val="ListParagraph"/>
+        <w:pBdr>
+          <w:top w:val="single" w:sz="4" w:space="1" w:color="auto"/>
+          <w:left w:val="single" w:sz="4" w:space="4" w:color="auto"/>
+          <w:bottom w:val="single" w:sz="4" w:space="1" w:color="auto"/>
+          <w:right w:val="single" w:sz="4" w:space="4" w:color="auto"/>
+        </w:pBdr>
+        <w:ind w:left="1080"/>
+        <w:rPr>
+          <w:lang w:val="en-US"/>
+        </w:rPr>
+      </w:pPr>
+      <w:r>
+        <w:rPr>
+          <w:lang w:val="en-US"/>
+        </w:rPr>
+        <w:t xml:space="preserve">FILE_EXTENSION </w:t>
+      </w:r>
+      <w:r>
+        <w:rPr>
+          <w:lang w:val="en-US"/>
+        </w:rPr>
+        <w:t>= '.png'</w:t>
+      </w:r>
+    </w:p>
+    <w:p>
+      <w:pPr>
+        <w:pStyle w:val="ListParagraph"/>
+        <w:pBdr>
+          <w:top w:val="single" w:sz="4" w:space="1" w:color="auto"/>
+          <w:left w:val="single" w:sz="4" w:space="4" w:color="auto"/>
+          <w:bottom w:val="single" w:sz="4" w:space="1" w:color="auto"/>
+          <w:right w:val="single" w:sz="4" w:space="4" w:color="auto"/>
+        </w:pBdr>
+        <w:ind w:left="1080"/>
+        <w:rPr>
+          <w:lang w:val="en-US"/>
+        </w:rPr>
+      </w:pPr>
+    </w:p>
+    <w:p>
+      <w:pPr>
+        <w:pStyle w:val="ListParagraph"/>
+        <w:pBdr>
+          <w:top w:val="single" w:sz="4" w:space="1" w:color="auto"/>
+          <w:left w:val="single" w:sz="4" w:space="4" w:color="auto"/>
+          <w:bottom w:val="single" w:sz="4" w:space="1" w:color="auto"/>
+          <w:right w:val="single" w:sz="4" w:space="4" w:color="auto"/>
+        </w:pBdr>
+        <w:ind w:left="1080"/>
+        <w:rPr>
+          <w:lang w:val="en-US"/>
+        </w:rPr>
+      </w:pPr>
+      <w:r>
+        <w:rPr>
+          <w:lang w:val="en-US"/>
+        </w:rPr>
+        <w:t>file_list = [f for f in os.listdir(</w:t>
+      </w:r>
+      <w:r>
+        <w:rPr>
+          <w:lang w:val="en-US"/>
+        </w:rPr>
+        <w:t>FOLDER_PATH</w:t>
+      </w:r>
+      <w:r>
+        <w:rPr>
+          <w:lang w:val="en-US"/>
+        </w:rPr>
+        <w:t>) if f.endswith(</w:t>
+      </w:r>
+      <w:r>
+        <w:rPr>
+          <w:lang w:val="en-US"/>
+        </w:rPr>
+        <w:t>FILE_EXTENSION</w:t>
+      </w:r>
+      <w:r>
+        <w:rPr>
+          <w:lang w:val="en-US"/>
+        </w:rPr>
+        <w:t>)]</w:t>
+      </w:r>
+    </w:p>
+    <w:p>
+      <w:pPr>
+        <w:pStyle w:val="ListParagraph"/>
+        <w:pBdr>
+          <w:top w:val="single" w:sz="4" w:space="1" w:color="auto"/>
+          <w:left w:val="single" w:sz="4" w:space="4" w:color="auto"/>
+          <w:bottom w:val="single" w:sz="4" w:space="1" w:color="auto"/>
+          <w:right w:val="single" w:sz="4" w:space="4" w:color="auto"/>
+        </w:pBdr>
+        <w:ind w:left="1080"/>
+        <w:rPr>
+          <w:lang w:val="en-US"/>
+        </w:rPr>
+      </w:pPr>
+      <w:r>
+        <w:rPr>
+          <w:lang w:val="en-US"/>
+        </w:rPr>
+        <w:t>file_list.sort(key</w:t>
+      </w:r>
+      <w:r>
+        <w:rPr>
+          <w:lang w:val="en-US"/>
+        </w:rPr>
+        <w:t xml:space="preserve"> </w:t>
+      </w:r>
+      <w:r>
+        <w:rPr>
+          <w:lang w:val="en-US"/>
+        </w:rPr>
+        <w:t>=</w:t>
+      </w:r>
+      <w:r>
+        <w:rPr>
+          <w:lang w:val="en-US"/>
+        </w:rPr>
+        <w:t xml:space="preserve"> </w:t>
+      </w:r>
+      <w:r>
+        <w:rPr>
+          <w:lang w:val="en-US"/>
+        </w:rPr>
+        <w:t>lambda x: int(os.path.splitext(x)[0]))</w:t>
+      </w:r>
+    </w:p>
+    <w:p>
+      <w:pPr>
+        <w:pStyle w:val="ListParagraph"/>
+        <w:pBdr>
+          <w:top w:val="single" w:sz="4" w:space="1" w:color="auto"/>
+          <w:left w:val="single" w:sz="4" w:space="4" w:color="auto"/>
+          <w:bottom w:val="single" w:sz="4" w:space="1" w:color="auto"/>
+          <w:right w:val="single" w:sz="4" w:space="4" w:color="auto"/>
+        </w:pBdr>
+        <w:ind w:left="1080"/>
+        <w:rPr>
+          <w:lang w:val="en-US"/>
+        </w:rPr>
+      </w:pPr>
       <w:bookmarkStart w:id="0" w:name="_GoBack"/>
       <w:bookmarkEnd w:id="0"/>
-      <w:r>
-        <w:rPr>
-          <w:lang w:val="en-US"/>
-        </w:rPr>
-        <w:t>iếp Theo Của Generator Và Xóa Nỏ Khỏi Generator?</w:t>
-      </w:r>
-    </w:p>
-    <w:p>
-      <w:pPr>
-        <w:pStyle w:val="ListParagraph"/>
-        <w:pBdr>
-          <w:top w:val="single" w:sz="4" w:space="1" w:color="auto"/>
-          <w:left w:val="single" w:sz="4" w:space="4" w:color="auto"/>
-          <w:bottom w:val="single" w:sz="4" w:space="1" w:color="auto"/>
-          <w:right w:val="single" w:sz="4" w:space="4" w:color="auto"/>
-        </w:pBdr>
-        <w:ind w:left="1080"/>
-        <w:rPr>
-          <w:lang w:val="en-US"/>
-        </w:rPr>
-      </w:pPr>
-      <w:r>
-        <w:rPr>
-          <w:lang w:val="en-US"/>
-        </w:rPr>
-        <w:t>next(&lt;Generator&gt;)</w:t>
-      </w:r>
-    </w:p>
-    <w:p>
-      <w:pPr>
-        <w:rPr>
-          <w:lang w:val="en-US"/>
-        </w:rPr>
-      </w:pPr>
-    </w:p>
-    <w:p>
-      <w:pPr>
-        <w:rPr>
-          <w:lang w:val="en-US"/>
-        </w:rPr>
-      </w:pPr>
-      <w:r>
-        <w:rPr>
-          <w:lang w:val="en-US"/>
-        </w:rPr>
-        <w:t>Set – Tập</w:t>
-      </w:r>
-      <w:r>
-        <w:rPr>
-          <w:lang w:val="en-US"/>
-        </w:rPr>
-        <w:t xml:space="preserve"> Hợp</w:t>
-      </w:r>
-      <w:r>
-        <w:rPr>
-          <w:lang w:val="en-US"/>
-        </w:rPr>
-        <w:t>:</w:t>
-      </w:r>
-    </w:p>
-    <w:p>
-      <w:pPr>
-        <w:pStyle w:val="ListParagraph"/>
-        <w:numPr>
-          <w:ilvl w:val="0"/>
-          <w:numId w:val="5"/>
-        </w:numPr>
-        <w:rPr>
-          <w:lang w:val="en-US"/>
-        </w:rPr>
-      </w:pPr>
-      <w:r>
-        <w:rPr>
-          <w:lang w:val="en-US"/>
-        </w:rPr>
-        <w:t>Set Giải Thích Dễ Hiểu?</w:t>
-      </w:r>
-    </w:p>
-    <w:p>
-      <w:pPr>
-        <w:pStyle w:val="ListParagraph"/>
-        <w:numPr>
-          <w:ilvl w:val="0"/>
-          <w:numId w:val="3"/>
-        </w:numPr>
-        <w:rPr>
-          <w:lang w:val="en-US"/>
-        </w:rPr>
-      </w:pPr>
-      <w:r>
-        <w:rPr>
-          <w:lang w:val="en-US"/>
-        </w:rPr>
-        <w:t>Giống như tập hợp bình thường trong toán nghĩa là không quan tâm thứ tự, mỗi phần tử là độc nhất</w:t>
-      </w:r>
-    </w:p>
-    <w:p>
-      <w:pPr>
-        <w:pStyle w:val="ListParagraph"/>
-        <w:numPr>
-          <w:ilvl w:val="0"/>
-          <w:numId w:val="5"/>
-        </w:numPr>
-        <w:rPr>
-          <w:lang w:val="en-US"/>
-        </w:rPr>
-      </w:pPr>
-      <w:r>
-        <w:rPr>
-          <w:lang w:val="en-US"/>
-        </w:rPr>
-        <w:t>Tạo Nhanh 1 Set?</w:t>
-      </w:r>
-    </w:p>
-    <w:p>
-      <w:pPr>
-        <w:pStyle w:val="ListParagraph"/>
-        <w:pBdr>
-          <w:top w:val="single" w:sz="4" w:space="1" w:color="auto"/>
-          <w:left w:val="single" w:sz="4" w:space="4" w:color="auto"/>
-          <w:bottom w:val="single" w:sz="4" w:space="1" w:color="auto"/>
-          <w:right w:val="single" w:sz="4" w:space="4" w:color="auto"/>
-        </w:pBdr>
-        <w:ind w:left="1080"/>
-        <w:rPr>
-          <w:lang w:val="en-US"/>
-        </w:rPr>
-      </w:pPr>
-      <w:r>
-        <w:rPr>
-          <w:lang w:val="en-US"/>
-        </w:rPr>
-        <w:t>&lt;Biến&gt; = {&lt;Các giá trị&gt;}</w:t>
-      </w:r>
-    </w:p>
-    <w:p>
-      <w:pPr>
-        <w:pStyle w:val="ListParagraph"/>
-        <w:numPr>
-          <w:ilvl w:val="0"/>
-          <w:numId w:val="3"/>
-        </w:numPr>
-        <w:rPr>
-          <w:lang w:val="en-US"/>
-        </w:rPr>
-      </w:pPr>
-      <w:r>
-        <w:rPr>
-          <w:lang w:val="en-US"/>
-        </w:rPr>
-        <w:t>Ví dụ</w:t>
-      </w:r>
-    </w:p>
-    <w:p>
-      <w:pPr>
-        <w:pStyle w:val="ListParagraph"/>
-        <w:pBdr>
-          <w:top w:val="single" w:sz="4" w:space="1" w:color="auto"/>
-          <w:left w:val="single" w:sz="4" w:space="4" w:color="auto"/>
-          <w:bottom w:val="single" w:sz="4" w:space="1" w:color="auto"/>
-          <w:right w:val="single" w:sz="4" w:space="4" w:color="auto"/>
-        </w:pBdr>
-        <w:ind w:left="1080"/>
-        <w:rPr>
-          <w:lang w:val="en-US"/>
-        </w:rPr>
-      </w:pPr>
-      <w:r>
-        <w:rPr>
-          <w:lang w:val="en-US"/>
-        </w:rPr>
-        <w:t>foo = {1, 2, “bar”}</w:t>
-      </w:r>
-    </w:p>
-    <w:p>
-      <w:pPr>
-        <w:rPr>
-          <w:lang w:val="en-US"/>
-        </w:rPr>
-      </w:pPr>
-    </w:p>
-    <w:p>
-      <w:pPr>
-        <w:rPr>
-          <w:lang w:val="en-US"/>
-        </w:rPr>
-      </w:pPr>
-      <w:r>
-        <w:rPr>
-          <w:lang w:val="en-US"/>
-        </w:rPr>
-        <w:t>Enumerate – Liệt Kê:</w:t>
-      </w:r>
-    </w:p>
-    <w:p>
-      <w:pPr>
-        <w:pStyle w:val="ListParagraph"/>
-        <w:numPr>
-          <w:ilvl w:val="0"/>
-          <w:numId w:val="6"/>
-        </w:numPr>
-        <w:rPr>
-          <w:lang w:val="en-US"/>
-        </w:rPr>
-      </w:pPr>
-      <w:r>
-        <w:rPr>
-          <w:lang w:val="en-US"/>
-        </w:rPr>
-        <w:t>Enumerate Giải Thích Dễ Hiểu?</w:t>
-      </w:r>
-    </w:p>
-    <w:p>
-      <w:pPr>
-        <w:pStyle w:val="ListParagraph"/>
-        <w:numPr>
-          <w:ilvl w:val="0"/>
-          <w:numId w:val="3"/>
-        </w:numPr>
-        <w:rPr>
-          <w:lang w:val="en-US"/>
-        </w:rPr>
-      </w:pPr>
-      <w:r>
-        <w:rPr>
-          <w:lang w:val="en-US"/>
-        </w:rPr>
-        <w:t>Giống như liệt kê bình thường, đánh số theo thứ tự 0, 1, 2, … ứng với các giá trị nào đó</w:t>
-      </w:r>
-    </w:p>
-    <w:p>
-      <w:pPr>
-        <w:pStyle w:val="ListParagraph"/>
-        <w:numPr>
-          <w:ilvl w:val="0"/>
-          <w:numId w:val="6"/>
-        </w:numPr>
-        <w:rPr>
-          <w:lang w:val="en-US"/>
-        </w:rPr>
-      </w:pPr>
-      <w:r>
-        <w:rPr>
-          <w:lang w:val="en-US"/>
-        </w:rPr>
-        <w:t>Tạo 1 Enumerate?</w:t>
-      </w:r>
-    </w:p>
-    <w:p>
-      <w:pPr>
-        <w:pStyle w:val="ListParagraph"/>
-        <w:pBdr>
-          <w:top w:val="single" w:sz="4" w:space="1" w:color="auto"/>
-          <w:left w:val="single" w:sz="4" w:space="4" w:color="auto"/>
-          <w:bottom w:val="single" w:sz="4" w:space="1" w:color="auto"/>
-          <w:right w:val="single" w:sz="4" w:space="4" w:color="auto"/>
-        </w:pBdr>
-        <w:ind w:left="1080"/>
-        <w:rPr>
-          <w:lang w:val="en-US"/>
-        </w:rPr>
-      </w:pPr>
-      <w:r>
-        <w:rPr>
-          <w:lang w:val="en-US"/>
-        </w:rPr>
-        <w:t>&lt;Biến&gt; = enumerate(&lt;Mảng&gt;)</w:t>
-      </w:r>
-    </w:p>
-    <w:p>
-      <w:pPr>
-        <w:pStyle w:val="ListParagraph"/>
-        <w:numPr>
-          <w:ilvl w:val="0"/>
-          <w:numId w:val="3"/>
-        </w:numPr>
-        <w:rPr>
-          <w:lang w:val="en-US"/>
-        </w:rPr>
-      </w:pPr>
-      <w:r>
-        <w:rPr>
-          <w:lang w:val="en-US"/>
-        </w:rPr>
-        <w:t>Mỗi phần tử trong &lt;Biến&gt; sẽ có 2 giá trị, đầu tiên là số thứ tự, thứ 2 là giá trị tương ứng trong mảng</w:t>
-      </w:r>
-    </w:p>
-    <w:p>
-      <w:pPr>
-        <w:pStyle w:val="ListParagraph"/>
-        <w:numPr>
-          <w:ilvl w:val="0"/>
-          <w:numId w:val="3"/>
-        </w:numPr>
-        <w:rPr>
-          <w:lang w:val="en-US"/>
-        </w:rPr>
-      </w:pPr>
-      <w:r>
-        <w:rPr>
-          <w:lang w:val="en-US"/>
-        </w:rPr>
-        <w:t>Ví dụ</w:t>
-      </w:r>
-    </w:p>
-    <w:p>
-      <w:pPr>
-        <w:pStyle w:val="ListParagraph"/>
-        <w:pBdr>
-          <w:top w:val="single" w:sz="4" w:space="1" w:color="auto"/>
-          <w:left w:val="single" w:sz="4" w:space="4" w:color="auto"/>
-          <w:bottom w:val="single" w:sz="4" w:space="1" w:color="auto"/>
-          <w:right w:val="single" w:sz="4" w:space="4" w:color="auto"/>
-        </w:pBdr>
-        <w:ind w:left="1080"/>
-        <w:rPr>
-          <w:lang w:val="en-US"/>
-        </w:rPr>
-      </w:pPr>
-      <w:r>
-        <w:rPr>
-          <w:lang w:val="en-US"/>
-        </w:rPr>
-        <w:t>foo = enumerate([5, ‘a’, 4])</w:t>
-      </w:r>
-    </w:p>
-    <w:p>
-      <w:pPr>
-        <w:pStyle w:val="ListParagraph"/>
-        <w:numPr>
-          <w:ilvl w:val="0"/>
-          <w:numId w:val="3"/>
-        </w:numPr>
-        <w:rPr>
-          <w:lang w:val="en-US"/>
-        </w:rPr>
-      </w:pPr>
-      <w:r>
-        <w:rPr>
-          <w:lang w:val="en-US"/>
-        </w:rPr>
-        <w:t>foo giống kiểu {0 : 5, 1 : ‘a’, 2 : 4}</w:t>
-      </w:r>
-    </w:p>
-    <w:p>
-      <w:pPr>
-        <w:rPr>
-          <w:lang w:val="en-US"/>
-        </w:rPr>
-      </w:pPr>
-    </w:p>
-    <w:p>
-      <w:pPr>
-        <w:rPr>
-          <w:lang w:val="en-US"/>
-        </w:rPr>
-      </w:pPr>
-      <w:r>
-        <w:rPr>
-          <w:lang w:val="en-US"/>
-        </w:rPr>
-        <w:t>Dictionary – Từ Điển:</w:t>
-      </w:r>
-    </w:p>
-    <w:p>
-      <w:pPr>
-        <w:pStyle w:val="ListParagraph"/>
-        <w:numPr>
-          <w:ilvl w:val="0"/>
-          <w:numId w:val="8"/>
-        </w:numPr>
-        <w:rPr>
-          <w:lang w:val="en-US"/>
-        </w:rPr>
-      </w:pPr>
-      <w:r>
-        <w:rPr>
-          <w:lang w:val="en-US"/>
-        </w:rPr>
-        <w:t>Dictionary Giải Thích?</w:t>
-      </w:r>
-    </w:p>
-    <w:p>
-      <w:pPr>
-        <w:pStyle w:val="ListParagraph"/>
-        <w:numPr>
-          <w:ilvl w:val="0"/>
-          <w:numId w:val="3"/>
-        </w:numPr>
-        <w:rPr>
-          <w:lang w:val="en-US"/>
-        </w:rPr>
-      </w:pPr>
-      <w:r>
-        <w:rPr>
-          <w:lang w:val="en-US"/>
-        </w:rPr>
-        <w:t>Giống như từ điển bình thường, bạn tra từ để tìm giải thích của nó, giống Set, nhưng mỗi phần tử gồm 2 thằng là Key và giá trị, dùng Key để truy xuất giá trị</w:t>
-      </w:r>
-    </w:p>
-    <w:p>
-      <w:pPr>
-        <w:pStyle w:val="ListParagraph"/>
-        <w:numPr>
-          <w:ilvl w:val="0"/>
-          <w:numId w:val="8"/>
-        </w:numPr>
-        <w:rPr>
-          <w:lang w:val="en-US"/>
-        </w:rPr>
-      </w:pPr>
-      <w:r>
-        <w:rPr>
-          <w:lang w:val="en-US"/>
-        </w:rPr>
-        <w:t>Tạo Nhanh 1 Dictionary?</w:t>
-      </w:r>
-    </w:p>
-    <w:p>
-      <w:pPr>
-        <w:pStyle w:val="ListParagraph"/>
-        <w:pBdr>
-          <w:top w:val="single" w:sz="4" w:space="1" w:color="auto"/>
-          <w:left w:val="single" w:sz="4" w:space="4" w:color="auto"/>
-          <w:bottom w:val="single" w:sz="4" w:space="1" w:color="auto"/>
-          <w:right w:val="single" w:sz="4" w:space="4" w:color="auto"/>
-        </w:pBdr>
-        <w:ind w:left="1080"/>
-        <w:rPr>
-          <w:lang w:val="en-US"/>
-        </w:rPr>
-      </w:pPr>
-      <w:r>
-        <w:rPr>
-          <w:lang w:val="en-US"/>
-        </w:rPr>
-        <w:t>&lt;Biến&gt; = {&lt;Các Cặp Key Và Giá Trị&gt;}</w:t>
-      </w:r>
-    </w:p>
-    <w:p>
-      <w:pPr>
-        <w:pStyle w:val="ListParagraph"/>
-        <w:numPr>
-          <w:ilvl w:val="0"/>
-          <w:numId w:val="3"/>
-        </w:numPr>
-        <w:rPr>
-          <w:lang w:val="en-US"/>
-        </w:rPr>
-      </w:pPr>
-      <w:r>
-        <w:rPr>
-          <w:lang w:val="en-US"/>
-        </w:rPr>
-        <w:t>Key có thể là bất kì kiểu dữ liệu nào ngoại trừ List</w:t>
-      </w:r>
-    </w:p>
-    <w:p>
-      <w:pPr>
-        <w:pStyle w:val="ListParagraph"/>
-        <w:numPr>
-          <w:ilvl w:val="0"/>
-          <w:numId w:val="3"/>
-        </w:numPr>
-        <w:rPr>
-          <w:lang w:val="en-US"/>
-        </w:rPr>
-      </w:pPr>
-      <w:r>
-        <w:rPr>
-          <w:lang w:val="en-US"/>
-        </w:rPr>
-        <w:t>Ví dụ</w:t>
-      </w:r>
-    </w:p>
-    <w:p>
-      <w:pPr>
-        <w:pStyle w:val="ListParagraph"/>
-        <w:pBdr>
-          <w:top w:val="single" w:sz="4" w:space="1" w:color="auto"/>
-          <w:left w:val="single" w:sz="4" w:space="4" w:color="auto"/>
-          <w:bottom w:val="single" w:sz="4" w:space="1" w:color="auto"/>
-          <w:right w:val="single" w:sz="4" w:space="4" w:color="auto"/>
-        </w:pBdr>
-        <w:ind w:left="1080"/>
-        <w:rPr>
-          <w:lang w:val="en-US"/>
-        </w:rPr>
-      </w:pPr>
-      <w:r>
-        <w:rPr>
-          <w:lang w:val="en-US"/>
-        </w:rPr>
-        <w:t>foo = {“cac” : 1, 2 : “bar”, (1, 2) : [4, 5]}</w:t>
-      </w:r>
-    </w:p>
-    <w:p>
-      <w:pPr>
-        <w:pStyle w:val="ListParagraph"/>
-        <w:numPr>
-          <w:ilvl w:val="0"/>
-          <w:numId w:val="3"/>
-        </w:numPr>
-        <w:rPr>
-          <w:lang w:val="en-US"/>
-        </w:rPr>
-      </w:pPr>
-      <w:r>
-        <w:rPr>
-          <w:lang w:val="en-US"/>
-        </w:rPr>
-        <w:t>foo[(1, 2)] trả về [4, 5]</w:t>
-      </w:r>
-    </w:p>
-    <w:p>
-      <w:pPr>
-        <w:pStyle w:val="ListParagraph"/>
-        <w:numPr>
-          <w:ilvl w:val="0"/>
-          <w:numId w:val="8"/>
-        </w:numPr>
-        <w:rPr>
-          <w:lang w:val="en-US"/>
-        </w:rPr>
-      </w:pPr>
-      <w:r>
-        <w:rPr>
-          <w:lang w:val="en-US"/>
-        </w:rPr>
-        <w:t>Chuyển Kiểu Dữ Liệu Khác Về Dictionary?</w:t>
-      </w:r>
-    </w:p>
-    <w:p>
-      <w:pPr>
-        <w:pStyle w:val="ListParagraph"/>
-        <w:numPr>
-          <w:ilvl w:val="0"/>
-          <w:numId w:val="3"/>
-        </w:numPr>
-        <w:rPr>
-          <w:lang w:val="en-US"/>
-        </w:rPr>
-      </w:pPr>
-      <w:r>
-        <w:rPr>
-          <w:lang w:val="en-US"/>
-        </w:rPr>
-        <w:t>Giả sử “foo” là 1 đối tượng Iterable, chứa các phần tử cũng Iterable, các Iterable con này đều chứa 2 phần tử, nhập lệnh sau</w:t>
-      </w:r>
-    </w:p>
-    <w:p>
-      <w:pPr>
-        <w:pStyle w:val="ListParagraph"/>
-        <w:pBdr>
-          <w:top w:val="single" w:sz="4" w:space="1" w:color="auto"/>
-          <w:left w:val="single" w:sz="4" w:space="4" w:color="auto"/>
-          <w:bottom w:val="single" w:sz="4" w:space="1" w:color="auto"/>
-          <w:right w:val="single" w:sz="4" w:space="4" w:color="auto"/>
-        </w:pBdr>
-        <w:ind w:left="1080"/>
-        <w:rPr>
-          <w:lang w:val="en-US"/>
-        </w:rPr>
-      </w:pPr>
-      <w:r>
-        <w:rPr>
-          <w:lang w:val="en-US"/>
-        </w:rPr>
-        <w:t>&lt;Dictionary&gt; = dict(foo)</w:t>
-      </w:r>
-    </w:p>
-    <w:p>
-      <w:pPr>
-        <w:pStyle w:val="ListParagraph"/>
-        <w:numPr>
-          <w:ilvl w:val="0"/>
-          <w:numId w:val="3"/>
-        </w:numPr>
-        <w:rPr>
-          <w:lang w:val="en-US"/>
-        </w:rPr>
-      </w:pPr>
-      <w:r>
-        <w:rPr>
-          <w:lang w:val="en-US"/>
-        </w:rPr>
-        <w:t>&lt;Dictionary&gt; sẽ có các cặp Key và giá trị tương ứng với 2 phần tử trong các Iterable con</w:t>
-      </w:r>
-    </w:p>
-    <w:p>
-      <w:pPr>
-        <w:pStyle w:val="ListParagraph"/>
-        <w:numPr>
-          <w:ilvl w:val="0"/>
-          <w:numId w:val="3"/>
-        </w:numPr>
-        <w:rPr>
-          <w:lang w:val="en-US"/>
-        </w:rPr>
-      </w:pPr>
-      <w:r>
-        <w:rPr>
-          <w:lang w:val="en-US"/>
-        </w:rPr>
-        <w:t>Ví dụ</w:t>
-      </w:r>
-    </w:p>
-    <w:p>
-      <w:pPr>
-        <w:pStyle w:val="ListParagraph"/>
-        <w:pBdr>
-          <w:top w:val="single" w:sz="4" w:space="1" w:color="auto"/>
-          <w:left w:val="single" w:sz="4" w:space="4" w:color="auto"/>
-          <w:bottom w:val="single" w:sz="4" w:space="1" w:color="auto"/>
-          <w:right w:val="single" w:sz="4" w:space="4" w:color="auto"/>
-        </w:pBdr>
-        <w:ind w:left="1080"/>
-        <w:rPr>
-          <w:lang w:val="en-US"/>
-        </w:rPr>
-      </w:pPr>
-      <w:r>
-        <w:rPr>
-          <w:lang w:val="en-US"/>
-        </w:rPr>
-        <w:t>foo = ([1, ‘a’], (‘abc’, 5))</w:t>
-      </w:r>
-    </w:p>
-    <w:p>
-      <w:pPr>
-        <w:pStyle w:val="ListParagraph"/>
-        <w:pBdr>
-          <w:top w:val="single" w:sz="4" w:space="1" w:color="auto"/>
-          <w:left w:val="single" w:sz="4" w:space="4" w:color="auto"/>
-          <w:bottom w:val="single" w:sz="4" w:space="1" w:color="auto"/>
-          <w:right w:val="single" w:sz="4" w:space="4" w:color="auto"/>
-        </w:pBdr>
-        <w:ind w:left="1080"/>
-        <w:rPr>
-          <w:lang w:val="en-US"/>
-        </w:rPr>
-      </w:pPr>
-      <w:r>
-        <w:rPr>
-          <w:lang w:val="en-US"/>
-        </w:rPr>
-        <w:t>bar = dict(foo)</w:t>
-      </w:r>
-    </w:p>
-    <w:p>
-      <w:pPr>
-        <w:pStyle w:val="ListParagraph"/>
-        <w:numPr>
-          <w:ilvl w:val="0"/>
-          <w:numId w:val="3"/>
-        </w:numPr>
-        <w:rPr>
-          <w:lang w:val="en-US"/>
-        </w:rPr>
-      </w:pPr>
-      <w:r>
-        <w:rPr>
-          <w:lang w:val="en-US"/>
-        </w:rPr>
-        <w:t>“bar” có giá trị là {1 : “a”, “abc” : 5}</w:t>
-      </w:r>
-    </w:p>
-    <w:p>
-      <w:pPr>
-        <w:rPr>
-          <w:lang w:val="en-US"/>
-        </w:rPr>
-      </w:pPr>
-    </w:p>
-    <w:p>
-      <w:pPr>
-        <w:rPr>
-          <w:lang w:val="en-US"/>
-        </w:rPr>
-      </w:pPr>
-      <w:r>
-        <w:rPr>
-          <w:lang w:val="en-US"/>
-        </w:rPr>
-        <w:t>Class – Lớp:</w:t>
-      </w:r>
-    </w:p>
-    <w:p>
-      <w:pPr>
-        <w:pStyle w:val="ListParagraph"/>
-        <w:numPr>
-          <w:ilvl w:val="0"/>
-          <w:numId w:val="7"/>
-        </w:numPr>
-        <w:rPr>
-          <w:lang w:val="en-US"/>
-        </w:rPr>
-      </w:pPr>
-      <w:r>
-        <w:rPr>
-          <w:lang w:val="en-US"/>
-        </w:rPr>
-        <w:t>Bản Chất Class?</w:t>
-      </w:r>
-    </w:p>
-    <w:p>
-      <w:pPr>
-        <w:pStyle w:val="ListParagraph"/>
-        <w:numPr>
-          <w:ilvl w:val="0"/>
-          <w:numId w:val="3"/>
-        </w:numPr>
-        <w:rPr>
-          <w:lang w:val="en-US"/>
-        </w:rPr>
-      </w:pPr>
-      <w:r>
-        <w:rPr>
-          <w:lang w:val="en-US"/>
-        </w:rPr>
-        <w:t xml:space="preserve">Tưởng tượng Class giống như đường dẫn đến File, giả sử Class to nhất của bạn là A, thì A là thư mục gốc, tạo Class B bên trong A, tương đương tạo thư mục con B trong thư mục gốc A, tạo thuộc tính và </w:t>
-      </w:r>
-      <w:r>
-        <w:rPr>
-          <w:lang w:val="en-US"/>
-        </w:rPr>
-        <w:t>hàm</w:t>
-      </w:r>
-      <w:r>
-        <w:rPr>
-          <w:lang w:val="en-US"/>
-        </w:rPr>
-        <w:t xml:space="preserve"> trong A, tương đương tạo File trong thư mục A</w:t>
-      </w:r>
-    </w:p>
-    <w:p>
-      <w:pPr>
-        <w:pStyle w:val="ListParagraph"/>
-        <w:numPr>
-          <w:ilvl w:val="0"/>
-          <w:numId w:val="3"/>
-        </w:numPr>
+    </w:p>
+    <w:p>
+      <w:pPr>
+        <w:pStyle w:val="ListParagraph"/>
+        <w:pBdr>
+          <w:top w:val="single" w:sz="4" w:space="1" w:color="auto"/>
+          <w:left w:val="single" w:sz="4" w:space="4" w:color="auto"/>
+          <w:bottom w:val="single" w:sz="4" w:space="1" w:color="auto"/>
+          <w:right w:val="single" w:sz="4" w:space="4" w:color="auto"/>
+        </w:pBdr>
+        <w:ind w:left="1080"/>
+        <w:rPr>
+          <w:lang w:val="en-US"/>
+        </w:rPr>
+      </w:pPr>
+      <w:r>
+        <w:rPr>
+          <w:lang w:val="en-US"/>
+        </w:rPr>
+        <w:t xml:space="preserve">for index, old_name in enumerate(file_list, </w:t>
+      </w:r>
+      <w:r>
+        <w:rPr>
+          <w:lang w:val="en-US"/>
+        </w:rPr>
+        <w:t>1</w:t>
+      </w:r>
+      <w:r>
+        <w:rPr>
+          <w:lang w:val="en-US"/>
+        </w:rPr>
+        <w:t>):</w:t>
+      </w:r>
+    </w:p>
+    <w:p>
+      <w:pPr>
+        <w:pStyle w:val="ListParagraph"/>
+        <w:pBdr>
+          <w:top w:val="single" w:sz="4" w:space="1" w:color="auto"/>
+          <w:left w:val="single" w:sz="4" w:space="4" w:color="auto"/>
+          <w:bottom w:val="single" w:sz="4" w:space="1" w:color="auto"/>
+          <w:right w:val="single" w:sz="4" w:space="4" w:color="auto"/>
+        </w:pBdr>
+        <w:ind w:left="1080"/>
+        <w:rPr>
+          <w:lang w:val="en-US"/>
+        </w:rPr>
+      </w:pPr>
+      <w:r>
+        <w:rPr>
+          <w:lang w:val="en-US"/>
+        </w:rPr>
+        <w:t xml:space="preserve">    new_name = f"{index}.png"</w:t>
+      </w:r>
+    </w:p>
+    <w:p>
+      <w:pPr>
+        <w:pStyle w:val="ListParagraph"/>
+        <w:pBdr>
+          <w:top w:val="single" w:sz="4" w:space="1" w:color="auto"/>
+          <w:left w:val="single" w:sz="4" w:space="4" w:color="auto"/>
+          <w:bottom w:val="single" w:sz="4" w:space="1" w:color="auto"/>
+          <w:right w:val="single" w:sz="4" w:space="4" w:color="auto"/>
+        </w:pBdr>
+        <w:ind w:left="1080"/>
+        <w:rPr>
+          <w:lang w:val="en-US"/>
+        </w:rPr>
+      </w:pPr>
+      <w:r>
+        <w:rPr>
+          <w:lang w:val="en-US"/>
+        </w:rPr>
+        <w:t xml:space="preserve">    old_path = os.path.join(folder_path, old_name)</w:t>
+      </w:r>
+    </w:p>
+    <w:p>
+      <w:pPr>
+        <w:pStyle w:val="ListParagraph"/>
+        <w:pBdr>
+          <w:top w:val="single" w:sz="4" w:space="1" w:color="auto"/>
+          <w:left w:val="single" w:sz="4" w:space="4" w:color="auto"/>
+          <w:bottom w:val="single" w:sz="4" w:space="1" w:color="auto"/>
+          <w:right w:val="single" w:sz="4" w:space="4" w:color="auto"/>
+        </w:pBdr>
+        <w:ind w:left="1080"/>
+        <w:rPr>
+          <w:lang w:val="en-US"/>
+        </w:rPr>
+      </w:pPr>
+      <w:r>
+        <w:rPr>
+          <w:lang w:val="en-US"/>
+        </w:rPr>
+        <w:t xml:space="preserve">    new_path = os.path.join(folder_path, new_name)</w:t>
+      </w:r>
+    </w:p>
+    <w:p>
+      <w:pPr>
+        <w:pStyle w:val="ListParagraph"/>
+        <w:pBdr>
+          <w:top w:val="single" w:sz="4" w:space="1" w:color="auto"/>
+          <w:left w:val="single" w:sz="4" w:space="4" w:color="auto"/>
+          <w:bottom w:val="single" w:sz="4" w:space="1" w:color="auto"/>
+          <w:right w:val="single" w:sz="4" w:space="4" w:color="auto"/>
+        </w:pBdr>
+        <w:ind w:left="1080"/>
+        <w:rPr>
+          <w:lang w:val="en-US"/>
+        </w:rPr>
+      </w:pPr>
+      <w:r>
+        <w:rPr>
+          <w:lang w:val="en-US"/>
+        </w:rPr>
+        <w:t xml:space="preserve">    os.rename(old_path, new_path)</w:t>
+      </w:r>
+    </w:p>
+    <w:p>
+      <w:pPr>
+        <w:rPr>
+          <w:lang w:val="en-US"/>
+        </w:rPr>
+      </w:pPr>
+    </w:p>
+    <w:p>
+      <w:pPr>
+        <w:rPr>
+          <w:lang w:val="en-US"/>
+        </w:rPr>
+      </w:pPr>
+      <w:r>
+        <w:rPr>
+          <w:lang w:val="en-US"/>
+        </w:rPr>
+        <w:t>Rules</w:t>
+      </w:r>
+    </w:p>
+    <w:p>
+      <w:pPr>
+        <w:rPr>
+          <w:lang w:val="en-US"/>
+        </w:rPr>
+      </w:pPr>
+      <w:r>
+        <w:rPr>
+          <w:lang w:val="en-US"/>
+        </w:rPr>
+        <w:tab/>
+        <w:t xml:space="preserve">Viết </w:t>
+      </w:r>
+      <w:r>
+        <w:rPr>
+          <w:lang w:val="en-US"/>
+        </w:rPr>
+        <w:t xml:space="preserve">nhanh </w:t>
+      </w:r>
+      <w:r>
+        <w:rPr>
+          <w:lang w:val="en-US"/>
+        </w:rPr>
+        <w:t>số phức dưới dạng a+bj</w:t>
+      </w:r>
+    </w:p>
+    <w:p>
+      <w:pPr>
+        <w:rPr>
+          <w:lang w:val="en-US"/>
+        </w:rPr>
+      </w:pPr>
+      <w:r>
+        <w:rPr>
+          <w:lang w:val="en-US"/>
+        </w:rPr>
+        <w:tab/>
+        <w:t>String path phải là dấu /</w:t>
+      </w:r>
+    </w:p>
+    <w:p>
+      <w:pPr>
+        <w:rPr>
+          <w:lang w:val="en-US"/>
+        </w:rPr>
+      </w:pPr>
+      <w:r>
+        <w:rPr>
+          <w:lang w:val="en-US"/>
+        </w:rPr>
+        <w:tab/>
+        <w:t>Xor là !=</w:t>
+      </w:r>
+    </w:p>
+    <w:p>
+      <w:pPr>
+        <w:rPr>
+          <w:lang w:val="en-US"/>
+        </w:rPr>
+      </w:pPr>
+      <w:r>
+        <w:rPr>
+          <w:lang w:val="en-US"/>
+        </w:rPr>
+        <w:tab/>
+        <w:t xml:space="preserve">Set union operator là |: </w:t>
+      </w:r>
+    </w:p>
+    <w:p>
+      <w:pPr>
+        <w:rPr>
+          <w:lang w:val="en-US"/>
+        </w:rPr>
+      </w:pPr>
+      <w:r>
+        <w:rPr>
+          <w:lang w:val="en-US"/>
+        </w:rPr>
+        <w:tab/>
+      </w:r>
+      <w:r>
+        <w:rPr>
+          <w:lang w:val="en-US"/>
+        </w:rPr>
+        <w:tab/>
+        <w:t>Ex: {1, 2} | {3} = {1, 2, 3}</w:t>
+      </w:r>
+    </w:p>
+    <w:p>
+      <w:pPr>
+        <w:rPr>
+          <w:lang w:val="en-US"/>
+        </w:rPr>
+      </w:pPr>
+      <w:r>
+        <w:rPr>
+          <w:lang w:val="en-US"/>
+        </w:rPr>
+        <w:tab/>
+        <w:t>Num &amp; 1 = check số lẻ trả về True, chẵn False</w:t>
+      </w:r>
+    </w:p>
+    <w:p>
+      <w:pPr>
+        <w:rPr>
+          <w:lang w:val="en-US"/>
+        </w:rPr>
+      </w:pPr>
+      <w:r>
+        <w:rPr>
+          <w:lang w:val="en-US"/>
+        </w:rPr>
+        <w:tab/>
+      </w:r>
+      <w:r>
+        <w:rPr>
+          <w:lang w:val="en-US"/>
+        </w:rPr>
+        <w:t xml:space="preserve">*args, </w:t>
+      </w:r>
+      <w:r>
+        <w:rPr>
+          <w:lang w:val="en-US"/>
+        </w:rPr>
+        <w:t>**kwargs: sử dụng nếu không biết số lượng tham số,</w:t>
+      </w:r>
+      <w:r>
+        <w:rPr>
+          <w:lang w:val="en-US"/>
+        </w:rPr>
+        <w:t xml:space="preserve"> kw = key word</w:t>
+      </w:r>
+    </w:p>
+    <w:p>
+      <w:pPr>
+        <w:rPr>
+          <w:lang w:val="en-US"/>
+        </w:rPr>
+      </w:pPr>
+      <w:r>
+        <w:rPr>
+          <w:lang w:val="en-US"/>
+        </w:rPr>
+        <w:tab/>
+      </w:r>
+      <w:r>
+        <w:rPr>
+          <w:lang w:val="en-US"/>
+        </w:rPr>
+        <w:tab/>
+        <w:t>Ex: def foo(</w:t>
+      </w:r>
+      <w:r>
+        <w:rPr>
+          <w:lang w:val="en-US"/>
+        </w:rPr>
+        <w:t xml:space="preserve">*arg, </w:t>
+      </w:r>
+      <w:r>
+        <w:rPr>
+          <w:lang w:val="en-US"/>
+        </w:rPr>
+        <w:t>**kwargs): print(</w:t>
+      </w:r>
+      <w:r>
+        <w:rPr>
+          <w:lang w:val="en-US"/>
+        </w:rPr>
+        <w:t xml:space="preserve">arg, </w:t>
+      </w:r>
+      <w:r>
+        <w:rPr>
+          <w:lang w:val="en-US"/>
+        </w:rPr>
+        <w:t>kwargs)</w:t>
+      </w:r>
+    </w:p>
+    <w:p>
+      <w:pPr>
+        <w:rPr>
+          <w:lang w:val="en-US"/>
+        </w:rPr>
+      </w:pPr>
+      <w:r>
+        <w:rPr>
+          <w:lang w:val="en-US"/>
+        </w:rPr>
+        <w:tab/>
+      </w:r>
+      <w:r>
+        <w:rPr>
+          <w:lang w:val="en-US"/>
+        </w:rPr>
+        <w:tab/>
+        <w:t xml:space="preserve">      foo(</w:t>
+      </w:r>
+      <w:r>
+        <w:rPr>
+          <w:lang w:val="en-US"/>
+        </w:rPr>
+        <w:t xml:space="preserve">1, 2, </w:t>
+      </w:r>
+      <w:r>
+        <w:rPr>
+          <w:lang w:val="en-US"/>
+        </w:rPr>
+        <w:t>width = 10, height = 5) =&gt;</w:t>
+      </w:r>
+      <w:r>
+        <w:rPr>
+          <w:lang w:val="en-US"/>
+        </w:rPr>
+        <w:t xml:space="preserve"> (1, 2)</w:t>
+      </w:r>
+      <w:r>
+        <w:rPr>
+          <w:lang w:val="en-US"/>
+        </w:rPr>
+        <w:t xml:space="preserve"> {‘width’ : 10, ‘height’ : 5}</w:t>
+      </w:r>
+    </w:p>
+    <w:p>
+      <w:pPr>
+        <w:rPr>
+          <w:lang w:val="en-US"/>
+        </w:rPr>
+      </w:pPr>
+      <w:r>
+        <w:rPr>
+          <w:lang w:val="en-US"/>
+        </w:rPr>
+        <w:tab/>
+        <w:t>@func_name: decorator function</w:t>
+      </w:r>
+      <w:r>
+        <w:rPr>
+          <w:lang w:val="en-US"/>
+        </w:rPr>
+        <w:t xml:space="preserve"> || class</w:t>
+      </w:r>
+      <w:r>
+        <w:rPr>
+          <w:lang w:val="en-US"/>
+        </w:rPr>
+        <w:t xml:space="preserve">, nhận function dưới làm tham số, trả về </w:t>
+      </w:r>
+    </w:p>
+    <w:p>
+      <w:pPr>
+        <w:ind w:left="1440" w:firstLine="720"/>
+        <w:rPr>
+          <w:lang w:val="en-US"/>
+        </w:rPr>
+      </w:pPr>
+      <w:r>
+        <w:rPr>
+          <w:lang w:val="en-US"/>
+        </w:rPr>
+        <w:t>W</w:t>
+      </w:r>
+      <w:r>
+        <w:rPr>
+          <w:lang w:val="en-US"/>
+        </w:rPr>
+        <w:t>rapper</w:t>
+      </w:r>
+    </w:p>
+    <w:p>
+      <w:pPr>
+        <w:rPr>
+          <w:lang w:val="en-US"/>
+        </w:rPr>
+      </w:pPr>
+      <w:r>
+        <w:rPr>
+          <w:lang w:val="en-US"/>
+        </w:rPr>
+        <w:tab/>
+      </w:r>
+      <w:r>
+        <w:rPr>
+          <w:lang w:val="en-US"/>
+        </w:rPr>
+        <w:tab/>
+        <w:t>Ex:</w:t>
+      </w:r>
+      <w:r>
+        <w:rPr>
+          <w:lang w:val="en-US"/>
+        </w:rPr>
+        <w:t xml:space="preserve"> @foo</w:t>
+      </w:r>
+    </w:p>
+    <w:p>
+      <w:pPr>
+        <w:rPr>
+          <w:lang w:val="en-US"/>
+        </w:rPr>
+      </w:pPr>
+      <w:r>
+        <w:rPr>
+          <w:lang w:val="en-US"/>
+        </w:rPr>
+        <w:tab/>
+      </w:r>
+      <w:r>
+        <w:rPr>
+          <w:lang w:val="en-US"/>
+        </w:rPr>
+        <w:tab/>
+        <w:t xml:space="preserve">      Def bar(): pass</w:t>
+      </w:r>
+    </w:p>
+    <w:p>
+      <w:pPr>
+        <w:rPr>
+          <w:lang w:val="en-US"/>
+        </w:rPr>
+      </w:pPr>
+      <w:r>
+        <w:rPr>
+          <w:lang w:val="en-US"/>
+        </w:rPr>
+        <w:tab/>
+      </w:r>
+      <w:r>
+        <w:rPr>
+          <w:lang w:val="en-US"/>
+        </w:rPr>
+        <w:tab/>
+        <w:t xml:space="preserve">      = </w:t>
+      </w:r>
+    </w:p>
+    <w:p>
+      <w:pPr>
+        <w:rPr>
+          <w:lang w:val="en-US"/>
+        </w:rPr>
+      </w:pPr>
+      <w:r>
+        <w:rPr>
+          <w:lang w:val="en-US"/>
+        </w:rPr>
+        <w:tab/>
+      </w:r>
+      <w:r>
+        <w:rPr>
+          <w:lang w:val="en-US"/>
+        </w:rPr>
+        <w:tab/>
+        <w:t xml:space="preserve">      Def bar(): pass</w:t>
+      </w:r>
+    </w:p>
+    <w:p>
+      <w:pPr>
+        <w:rPr>
+          <w:lang w:val="en-US"/>
+        </w:rPr>
+      </w:pPr>
+      <w:r>
+        <w:rPr>
+          <w:lang w:val="en-US"/>
+        </w:rPr>
+        <w:tab/>
+      </w:r>
+      <w:r>
+        <w:rPr>
+          <w:lang w:val="en-US"/>
+        </w:rPr>
+        <w:tab/>
+        <w:t xml:space="preserve">      bar = foo(bar)</w:t>
+      </w:r>
+    </w:p>
+    <w:p>
+      <w:pPr>
+        <w:rPr>
+          <w:lang w:val="en-US"/>
+        </w:rPr>
+      </w:pPr>
+      <w:r>
+        <w:rPr>
+          <w:lang w:val="en-US"/>
+        </w:rPr>
+        <w:tab/>
+        <w:t>@classmethod: dùng trong class, func tiếp theo self đổ</w:t>
+      </w:r>
+      <w:r>
+        <w:rPr>
+          <w:lang w:val="en-US"/>
+        </w:rPr>
+        <w:t>i thành cls</w:t>
+      </w:r>
+    </w:p>
+    <w:p>
+      <w:pPr>
+        <w:rPr>
+          <w:lang w:val="en-US"/>
+        </w:rPr>
+      </w:pPr>
+      <w:r>
+        <w:rPr>
+          <w:lang w:val="en-US"/>
+        </w:rPr>
+        <w:tab/>
+      </w:r>
+      <w:r>
+        <w:rPr>
+          <w:lang w:val="en-US"/>
+        </w:rPr>
+        <w:tab/>
+        <w:t>Ex:</w:t>
+      </w:r>
+      <w:r>
+        <w:rPr>
+          <w:lang w:val="en-US"/>
+        </w:rPr>
+        <w:t xml:space="preserve"> @classmethod </w:t>
+      </w:r>
+    </w:p>
+    <w:p>
+      <w:pPr>
+        <w:ind w:left="720" w:firstLine="720"/>
         <w:rPr>
           <w:lang w:val="en-US"/>
         </w:rPr>
@@ -2145,1615 +4510,159 @@
           <w:lang w:val="en-US"/>
         </w:rPr>
         <w:lastRenderedPageBreak/>
-        <w:t xml:space="preserve">Để truy cập 1 thuộc tính hoặc </w:t>
-      </w:r>
-      <w:r>
-        <w:rPr>
-          <w:lang w:val="en-US"/>
-        </w:rPr>
-        <w:t>hàm,</w:t>
-      </w:r>
-      <w:r>
-        <w:rPr>
-          <w:lang w:val="en-US"/>
-        </w:rPr>
-        <w:t xml:space="preserve"> thì phải biến đường dẫn đến nó, khác với đường dẫn thông thường,  đường dẫn này thay dấu “/” thành “.”</w:t>
-      </w:r>
-    </w:p>
-    <w:p>
-      <w:pPr>
-        <w:pStyle w:val="ListParagraph"/>
-        <w:numPr>
-          <w:ilvl w:val="0"/>
-          <w:numId w:val="3"/>
-        </w:numPr>
-        <w:rPr>
-          <w:lang w:val="en-US"/>
-        </w:rPr>
-      </w:pPr>
-      <w:r>
-        <w:rPr>
-          <w:lang w:val="en-US"/>
-        </w:rPr>
-        <w:t>Ví dụ</w:t>
-      </w:r>
-    </w:p>
-    <w:p>
-      <w:pPr>
-        <w:pStyle w:val="ListParagraph"/>
-        <w:numPr>
-          <w:ilvl w:val="0"/>
-          <w:numId w:val="3"/>
-        </w:numPr>
-        <w:rPr>
-          <w:lang w:val="en-US"/>
-        </w:rPr>
-      </w:pPr>
-      <w:r>
-        <w:rPr>
-          <w:lang w:val="en-US"/>
-        </w:rPr>
-        <w:t>Class A to nhất, trong đó có Class B, trong B có thuộc tính “foo” = 5, khi đó “A.B.foo” có giá trị = 5, trong B còn có hàm “bar”, khi đó “A.B.bar(&lt;Tham Số&gt;)” sẽ gọi hàm này</w:t>
-      </w:r>
-    </w:p>
-    <w:p>
-      <w:pPr>
-        <w:pStyle w:val="ListParagraph"/>
-        <w:numPr>
-          <w:ilvl w:val="0"/>
-          <w:numId w:val="7"/>
-        </w:numPr>
-        <w:rPr>
-          <w:lang w:val="en-US"/>
-        </w:rPr>
-      </w:pPr>
-      <w:r>
-        <w:rPr>
-          <w:lang w:val="en-US"/>
-        </w:rPr>
-        <w:t xml:space="preserve">Bản </w:t>
-      </w:r>
-      <w:r>
-        <w:rPr>
-          <w:lang w:val="en-US"/>
-        </w:rPr>
-        <w:t xml:space="preserve">Chất Của 1 Đối Tượng  Thuộc 1 </w:t>
-      </w:r>
-      <w:r>
-        <w:rPr>
-          <w:lang w:val="en-US"/>
-        </w:rPr>
-        <w:t xml:space="preserve">Class </w:t>
-      </w:r>
-      <w:r>
-        <w:rPr>
-          <w:lang w:val="en-US"/>
-        </w:rPr>
-        <w:t>Nào Đó?</w:t>
-      </w:r>
-    </w:p>
-    <w:p>
-      <w:pPr>
-        <w:pStyle w:val="ListParagraph"/>
-        <w:numPr>
-          <w:ilvl w:val="0"/>
-          <w:numId w:val="3"/>
-        </w:numPr>
-        <w:rPr>
-          <w:lang w:val="en-US"/>
-        </w:rPr>
-      </w:pPr>
-      <w:r>
-        <w:rPr>
-          <w:lang w:val="en-US"/>
-        </w:rPr>
-        <w:t>Để tạo 1 đối tượng của 1 Class, ví dụ tạo đối tượng B từ Class A, viết</w:t>
-      </w:r>
-    </w:p>
-    <w:p>
-      <w:pPr>
-        <w:pStyle w:val="ListParagraph"/>
-        <w:pBdr>
-          <w:top w:val="single" w:sz="4" w:space="1" w:color="auto"/>
-          <w:left w:val="single" w:sz="4" w:space="4" w:color="auto"/>
-          <w:bottom w:val="single" w:sz="4" w:space="1" w:color="auto"/>
-          <w:right w:val="single" w:sz="4" w:space="4" w:color="auto"/>
-        </w:pBdr>
-        <w:ind w:left="1080"/>
-        <w:rPr>
-          <w:lang w:val="en-US"/>
-        </w:rPr>
-      </w:pPr>
-      <w:r>
-        <w:rPr>
-          <w:lang w:val="en-US"/>
-        </w:rPr>
-        <w:t>B = A()</w:t>
-      </w:r>
-    </w:p>
-    <w:p>
-      <w:pPr>
-        <w:pStyle w:val="ListParagraph"/>
-        <w:numPr>
-          <w:ilvl w:val="0"/>
-          <w:numId w:val="3"/>
-        </w:numPr>
-        <w:rPr>
-          <w:lang w:val="en-US"/>
-        </w:rPr>
-      </w:pPr>
-      <w:r>
-        <w:rPr>
-          <w:lang w:val="en-US"/>
-        </w:rPr>
-        <w:t>Đầ</w:t>
-      </w:r>
-      <w:r>
-        <w:rPr>
-          <w:lang w:val="en-US"/>
-        </w:rPr>
-        <w:t>u tiên, xét thuộc tính</w:t>
-      </w:r>
-      <w:r>
-        <w:rPr>
-          <w:lang w:val="en-US"/>
-        </w:rPr>
-        <w:t xml:space="preserve">, giả sử ta có Class A, trong đó có </w:t>
-      </w:r>
-      <w:r>
-        <w:rPr>
-          <w:lang w:val="en-US"/>
-        </w:rPr>
-        <w:t>“</w:t>
-      </w:r>
-      <w:r>
-        <w:rPr>
-          <w:lang w:val="en-US"/>
-        </w:rPr>
-        <w:t>foo</w:t>
-      </w:r>
-      <w:r>
-        <w:rPr>
-          <w:lang w:val="en-US"/>
-        </w:rPr>
-        <w:t>”</w:t>
-      </w:r>
-      <w:r>
-        <w:rPr>
-          <w:lang w:val="en-US"/>
-        </w:rPr>
-        <w:t xml:space="preserve"> = 4, B là 1 đối tượng thuộc Class A, truy cập tất cả thuộc tính của Class A = đối tượng B như bình thườ</w:t>
-      </w:r>
-      <w:r>
-        <w:rPr>
-          <w:lang w:val="en-US"/>
-        </w:rPr>
-        <w:t>ng, tuy nhiên “foo” dùng chung, nghĩa là nếu thay đổi “foo” thông qua “A.foo” thì “B.foo” cũng thay đổi tương tự, nhưng nếu dùng “B.foo” để thay đổi, thì “A.foo” và tất cả các đối tượng của class A sẽ không thay đổi, khi này, “foo” của B sẽ tách ra làm thuộc tính riêng của B</w:t>
-      </w:r>
-    </w:p>
-    <w:p>
-      <w:pPr>
-        <w:pStyle w:val="ListParagraph"/>
-        <w:numPr>
-          <w:ilvl w:val="0"/>
-          <w:numId w:val="3"/>
-        </w:numPr>
-        <w:rPr>
-          <w:lang w:val="en-US"/>
-        </w:rPr>
-      </w:pPr>
-      <w:r>
-        <w:rPr>
-          <w:lang w:val="en-US"/>
-        </w:rPr>
-        <w:t xml:space="preserve">Xét hàm số, trong Class A có hàm “bar”, khi này dùng B để gọi </w:t>
-      </w:r>
-      <w:r>
-        <w:rPr>
-          <w:lang w:val="en-US"/>
-        </w:rPr>
-        <w:t>“</w:t>
-      </w:r>
-      <w:r>
-        <w:rPr>
-          <w:lang w:val="en-US"/>
-        </w:rPr>
-        <w:t>bar</w:t>
-      </w:r>
-      <w:r>
-        <w:rPr>
-          <w:lang w:val="en-US"/>
-        </w:rPr>
-        <w:t>”</w:t>
-      </w:r>
-      <w:r>
-        <w:rPr>
-          <w:lang w:val="en-US"/>
-        </w:rPr>
-        <w:t xml:space="preserve"> sẽ có 1 chút khác, đó là tham số đầu tiên của </w:t>
-      </w:r>
-      <w:r>
-        <w:rPr>
-          <w:lang w:val="en-US"/>
-        </w:rPr>
-        <w:t>“</w:t>
-      </w:r>
-      <w:r>
-        <w:rPr>
-          <w:lang w:val="en-US"/>
-        </w:rPr>
-        <w:t>bar</w:t>
-      </w:r>
-      <w:r>
-        <w:rPr>
-          <w:lang w:val="en-US"/>
-        </w:rPr>
-        <w:t>”</w:t>
-      </w:r>
-      <w:r>
-        <w:rPr>
-          <w:lang w:val="en-US"/>
-        </w:rPr>
-        <w:t xml:space="preserve"> sẽ chính là bản thân B luôn, nên bạn có thể dùng tham số này để thay đổi hàm và thuộc tính của B, thông thường nó được đặt tên là “self”</w:t>
-      </w:r>
-    </w:p>
-    <w:p>
-      <w:pPr>
-        <w:pStyle w:val="ListParagraph"/>
-        <w:numPr>
-          <w:ilvl w:val="0"/>
-          <w:numId w:val="3"/>
-        </w:numPr>
-        <w:rPr>
-          <w:lang w:val="en-US"/>
-        </w:rPr>
-      </w:pPr>
-      <w:r>
-        <w:rPr>
-          <w:lang w:val="en-US"/>
-        </w:rPr>
-        <w:t>Nếu bạn muốn không có sự khác biệt, nghĩa là không có tham số đầu tiên con mẹ gì hết, thì đặt “@staticmethod” lên trước khai báo hàm</w:t>
-      </w:r>
-    </w:p>
-    <w:p>
-      <w:pPr>
-        <w:pStyle w:val="ListParagraph"/>
-        <w:numPr>
-          <w:ilvl w:val="0"/>
-          <w:numId w:val="3"/>
-        </w:numPr>
-        <w:rPr>
-          <w:lang w:val="en-US"/>
-        </w:rPr>
-      </w:pPr>
-      <w:r>
-        <w:rPr>
-          <w:lang w:val="en-US"/>
-        </w:rPr>
-        <w:t>Hàm “__init__” là trường hợp đặc biệt, sau khi B đăng kí Class A, nó sẽ ngay lập tức gọi hàm này</w:t>
-      </w:r>
-    </w:p>
-    <w:p>
-      <w:pPr>
-        <w:pStyle w:val="ListParagraph"/>
-        <w:numPr>
-          <w:ilvl w:val="0"/>
-          <w:numId w:val="7"/>
-        </w:numPr>
-        <w:rPr>
-          <w:lang w:val="en-US"/>
-        </w:rPr>
-      </w:pPr>
-      <w:r>
-        <w:rPr>
-          <w:lang w:val="en-US"/>
-        </w:rPr>
-        <w:t xml:space="preserve">Tạo </w:t>
-      </w:r>
-      <w:r>
-        <w:rPr>
-          <w:lang w:val="en-US"/>
-        </w:rPr>
-        <w:t>Nhanh 1 Class?</w:t>
-      </w:r>
-    </w:p>
-    <w:p>
-      <w:pPr>
-        <w:pStyle w:val="ListParagraph"/>
-        <w:pBdr>
-          <w:top w:val="single" w:sz="4" w:space="1" w:color="auto"/>
-          <w:left w:val="single" w:sz="4" w:space="4" w:color="auto"/>
-          <w:bottom w:val="single" w:sz="4" w:space="1" w:color="auto"/>
-          <w:right w:val="single" w:sz="4" w:space="4" w:color="auto"/>
-        </w:pBdr>
-        <w:ind w:left="1080"/>
-        <w:rPr>
-          <w:lang w:val="en-US"/>
-        </w:rPr>
-      </w:pPr>
-      <w:r>
-        <w:rPr>
-          <w:lang w:val="en-US"/>
-        </w:rPr>
-        <w:t xml:space="preserve">class </w:t>
-      </w:r>
-      <w:r>
-        <w:rPr>
-          <w:lang w:val="en-US"/>
-        </w:rPr>
-        <w:t>&lt;Tên Class&gt;</w:t>
-      </w:r>
-      <w:r>
-        <w:rPr>
-          <w:lang w:val="en-US"/>
-        </w:rPr>
-        <w:t>(</w:t>
-      </w:r>
-      <w:r>
-        <w:rPr>
-          <w:lang w:val="en-US"/>
-        </w:rPr>
-        <w:t>&lt;Tên Class Kế Thừa&gt;</w:t>
-      </w:r>
-      <w:r>
-        <w:rPr>
-          <w:lang w:val="en-US"/>
-        </w:rPr>
-        <w:t>):</w:t>
-      </w:r>
-    </w:p>
-    <w:p>
-      <w:pPr>
-        <w:pStyle w:val="ListParagraph"/>
-        <w:pBdr>
-          <w:top w:val="single" w:sz="4" w:space="1" w:color="auto"/>
-          <w:left w:val="single" w:sz="4" w:space="4" w:color="auto"/>
-          <w:bottom w:val="single" w:sz="4" w:space="1" w:color="auto"/>
-          <w:right w:val="single" w:sz="4" w:space="4" w:color="auto"/>
-        </w:pBdr>
-        <w:ind w:left="1080"/>
-        <w:rPr>
-          <w:lang w:val="en-US"/>
-        </w:rPr>
-      </w:pPr>
-      <w:r>
-        <w:rPr>
-          <w:lang w:val="en-US"/>
-        </w:rPr>
-        <w:t xml:space="preserve">    </w:t>
-      </w:r>
-      <w:r>
-        <w:rPr>
-          <w:lang w:val="en-US"/>
-        </w:rPr>
-        <w:t>def __init__(self, &lt;Tham Số Khởi Tạo&gt;):</w:t>
-      </w:r>
-    </w:p>
-    <w:p>
-      <w:pPr>
-        <w:pStyle w:val="ListParagraph"/>
-        <w:pBdr>
-          <w:top w:val="single" w:sz="4" w:space="1" w:color="auto"/>
-          <w:left w:val="single" w:sz="4" w:space="4" w:color="auto"/>
-          <w:bottom w:val="single" w:sz="4" w:space="1" w:color="auto"/>
-          <w:right w:val="single" w:sz="4" w:space="4" w:color="auto"/>
-        </w:pBdr>
-        <w:ind w:left="1080"/>
-        <w:rPr>
-          <w:lang w:val="en-US"/>
-        </w:rPr>
-      </w:pPr>
-      <w:r>
-        <w:rPr>
-          <w:lang w:val="en-US"/>
-        </w:rPr>
-        <w:t xml:space="preserve">        </w:t>
-      </w:r>
-      <w:r>
-        <w:rPr>
-          <w:lang w:val="en-US"/>
-        </w:rPr>
-        <w:t>super().__init__(&lt;Giá Trị Khởi Tạo Class Kế Thừa&gt;)</w:t>
-      </w:r>
-    </w:p>
-    <w:p>
-      <w:pPr>
-        <w:pStyle w:val="ListParagraph"/>
-        <w:pBdr>
-          <w:top w:val="single" w:sz="4" w:space="1" w:color="auto"/>
-          <w:left w:val="single" w:sz="4" w:space="4" w:color="auto"/>
-          <w:bottom w:val="single" w:sz="4" w:space="1" w:color="auto"/>
-          <w:right w:val="single" w:sz="4" w:space="4" w:color="auto"/>
-        </w:pBdr>
-        <w:ind w:left="1080"/>
-        <w:rPr>
-          <w:lang w:val="en-US"/>
-        </w:rPr>
-      </w:pPr>
-      <w:r>
-        <w:rPr>
-          <w:lang w:val="en-US"/>
-        </w:rPr>
-        <w:t xml:space="preserve">        </w:t>
-      </w:r>
-      <w:r>
-        <w:rPr>
-          <w:lang w:val="en-US"/>
-        </w:rPr>
-        <w:t>self.&lt;Tên Thuộc Tính&gt; = &lt;Giá Trị Thuộc Tính&gt;</w:t>
-      </w:r>
-    </w:p>
-    <w:p>
-      <w:pPr>
-        <w:pStyle w:val="ListParagraph"/>
-        <w:pBdr>
-          <w:top w:val="single" w:sz="4" w:space="1" w:color="auto"/>
-          <w:left w:val="single" w:sz="4" w:space="4" w:color="auto"/>
-          <w:bottom w:val="single" w:sz="4" w:space="1" w:color="auto"/>
-          <w:right w:val="single" w:sz="4" w:space="4" w:color="auto"/>
-        </w:pBdr>
-        <w:ind w:left="1080"/>
-        <w:rPr>
-          <w:lang w:val="en-US"/>
-        </w:rPr>
-      </w:pPr>
-    </w:p>
-    <w:p>
-      <w:pPr>
-        <w:pStyle w:val="ListParagraph"/>
-        <w:pBdr>
-          <w:top w:val="single" w:sz="4" w:space="1" w:color="auto"/>
-          <w:left w:val="single" w:sz="4" w:space="4" w:color="auto"/>
-          <w:bottom w:val="single" w:sz="4" w:space="1" w:color="auto"/>
-          <w:right w:val="single" w:sz="4" w:space="4" w:color="auto"/>
-        </w:pBdr>
-        <w:ind w:left="1080"/>
-        <w:rPr>
-          <w:lang w:val="en-US"/>
-        </w:rPr>
-      </w:pPr>
-      <w:r>
-        <w:rPr>
-          <w:lang w:val="en-US"/>
-        </w:rPr>
-        <w:t xml:space="preserve">    </w:t>
-      </w:r>
-      <w:r>
-        <w:rPr>
-          <w:lang w:val="en-US"/>
-        </w:rPr>
-        <w:t>def &lt;Tên Hàm Trong Class&gt;(self, &lt;Tham Số&gt;):</w:t>
-      </w:r>
-    </w:p>
-    <w:p>
-      <w:pPr>
-        <w:pStyle w:val="ListParagraph"/>
-        <w:pBdr>
-          <w:top w:val="single" w:sz="4" w:space="1" w:color="auto"/>
-          <w:left w:val="single" w:sz="4" w:space="4" w:color="auto"/>
-          <w:bottom w:val="single" w:sz="4" w:space="1" w:color="auto"/>
-          <w:right w:val="single" w:sz="4" w:space="4" w:color="auto"/>
-        </w:pBdr>
-        <w:ind w:left="1080"/>
-        <w:rPr>
-          <w:lang w:val="en-US"/>
-        </w:rPr>
-      </w:pPr>
-      <w:r>
-        <w:rPr>
-          <w:lang w:val="en-US"/>
-        </w:rPr>
-        <w:t xml:space="preserve">        </w:t>
-      </w:r>
-      <w:r>
-        <w:rPr>
-          <w:lang w:val="en-US"/>
-        </w:rPr>
-        <w:t xml:space="preserve">&lt;Xử Lí </w:t>
-      </w:r>
-      <w:r>
-        <w:rPr>
-          <w:lang w:val="en-US"/>
-        </w:rPr>
-        <w:t>Gì Đó Với Tham Số</w:t>
-      </w:r>
-      <w:r>
-        <w:rPr>
-          <w:lang w:val="en-US"/>
-        </w:rPr>
-        <w:t>&gt;</w:t>
-      </w:r>
-    </w:p>
-    <w:p>
-      <w:pPr>
-        <w:pStyle w:val="ListParagraph"/>
-        <w:pBdr>
-          <w:top w:val="single" w:sz="4" w:space="1" w:color="auto"/>
-          <w:left w:val="single" w:sz="4" w:space="4" w:color="auto"/>
-          <w:bottom w:val="single" w:sz="4" w:space="1" w:color="auto"/>
-          <w:right w:val="single" w:sz="4" w:space="4" w:color="auto"/>
-        </w:pBdr>
-        <w:ind w:left="1080"/>
-        <w:rPr>
-          <w:lang w:val="en-US"/>
-        </w:rPr>
-      </w:pPr>
-      <w:r>
-        <w:rPr>
-          <w:lang w:val="en-US"/>
-        </w:rPr>
-        <w:t xml:space="preserve">        </w:t>
-      </w:r>
-      <w:r>
-        <w:rPr>
-          <w:lang w:val="en-US"/>
-        </w:rPr>
-        <w:t>return &lt;Giá Trị G</w:t>
-      </w:r>
-      <w:r>
-        <w:rPr>
-          <w:sz w:val="24"/>
-          <w:lang w:val="en-US"/>
-        </w:rPr>
-        <w:t>ì</w:t>
-      </w:r>
-      <w:r>
-        <w:rPr>
-          <w:lang w:val="en-US"/>
-        </w:rPr>
-        <w:t xml:space="preserve"> Đó&gt;</w:t>
-      </w:r>
-    </w:p>
-    <w:p>
-      <w:pPr>
-        <w:pStyle w:val="ListParagraph"/>
-        <w:numPr>
-          <w:ilvl w:val="0"/>
-          <w:numId w:val="3"/>
-        </w:numPr>
-        <w:rPr>
-          <w:lang w:val="en-US"/>
-        </w:rPr>
-      </w:pPr>
-      <w:r>
-        <w:rPr>
-          <w:lang w:val="en-US"/>
-        </w:rPr>
-        <w:t>Lệnh “</w:t>
-      </w:r>
-      <w:r>
-        <w:rPr>
-          <w:lang w:val="en-US"/>
-        </w:rPr>
-        <w:t>super().__init__()</w:t>
-      </w:r>
-      <w:r>
-        <w:rPr>
-          <w:lang w:val="en-US"/>
-        </w:rPr>
-        <w:t>” dùng để khởi tạo Class kế thừa với những giá trị mình đưa vào</w:t>
-      </w:r>
-    </w:p>
-    <w:p>
-      <w:pPr>
-        <w:pStyle w:val="ListParagraph"/>
-        <w:numPr>
-          <w:ilvl w:val="0"/>
-          <w:numId w:val="3"/>
-        </w:numPr>
-        <w:rPr>
-          <w:lang w:val="en-US"/>
-        </w:rPr>
-      </w:pPr>
-      <w:r>
-        <w:rPr>
-          <w:lang w:val="en-US"/>
-        </w:rPr>
-        <w:t>Ví dụ</w:t>
-      </w:r>
-    </w:p>
-    <w:p>
-      <w:pPr>
-        <w:pStyle w:val="ListParagraph"/>
-        <w:pBdr>
-          <w:top w:val="single" w:sz="4" w:space="1" w:color="auto"/>
-          <w:left w:val="single" w:sz="4" w:space="4" w:color="auto"/>
-          <w:bottom w:val="single" w:sz="4" w:space="1" w:color="auto"/>
-          <w:right w:val="single" w:sz="4" w:space="4" w:color="auto"/>
-        </w:pBdr>
-        <w:ind w:left="1080"/>
-        <w:rPr>
-          <w:lang w:val="en-US"/>
-        </w:rPr>
-      </w:pPr>
-      <w:r>
-        <w:rPr>
-          <w:lang w:val="en-US"/>
-        </w:rPr>
-        <w:t xml:space="preserve">class </w:t>
-      </w:r>
-      <w:r>
-        <w:rPr>
-          <w:lang w:val="en-US"/>
-        </w:rPr>
-        <w:t>foo</w:t>
-      </w:r>
-      <w:r>
-        <w:rPr>
-          <w:lang w:val="en-US"/>
-        </w:rPr>
-        <w:t>(</w:t>
-      </w:r>
-      <w:r>
-        <w:rPr>
-          <w:lang w:val="en-US"/>
-        </w:rPr>
-        <w:t>bar</w:t>
-      </w:r>
-      <w:r>
-        <w:rPr>
-          <w:lang w:val="en-US"/>
-        </w:rPr>
-        <w:t>):</w:t>
-      </w:r>
-    </w:p>
-    <w:p>
-      <w:pPr>
-        <w:pStyle w:val="ListParagraph"/>
-        <w:pBdr>
-          <w:top w:val="single" w:sz="4" w:space="1" w:color="auto"/>
-          <w:left w:val="single" w:sz="4" w:space="4" w:color="auto"/>
-          <w:bottom w:val="single" w:sz="4" w:space="1" w:color="auto"/>
-          <w:right w:val="single" w:sz="4" w:space="4" w:color="auto"/>
-        </w:pBdr>
-        <w:ind w:left="1080"/>
-        <w:rPr>
-          <w:lang w:val="en-US"/>
-        </w:rPr>
-      </w:pPr>
-      <w:r>
-        <w:rPr>
-          <w:lang w:val="en-US"/>
-        </w:rPr>
-        <w:t xml:space="preserve">    </w:t>
-      </w:r>
-      <w:r>
-        <w:rPr>
-          <w:lang w:val="en-US"/>
-        </w:rPr>
-        <w:t xml:space="preserve">def __init__(self, </w:t>
-      </w:r>
-      <w:r>
-        <w:rPr>
-          <w:lang w:val="en-US"/>
-        </w:rPr>
-        <w:t>bruh</w:t>
-      </w:r>
-      <w:r>
-        <w:rPr>
-          <w:lang w:val="en-US"/>
-        </w:rPr>
-        <w:t>):</w:t>
-      </w:r>
-    </w:p>
-    <w:p>
-      <w:pPr>
-        <w:pStyle w:val="ListParagraph"/>
-        <w:pBdr>
-          <w:top w:val="single" w:sz="4" w:space="1" w:color="auto"/>
-          <w:left w:val="single" w:sz="4" w:space="4" w:color="auto"/>
-          <w:bottom w:val="single" w:sz="4" w:space="1" w:color="auto"/>
-          <w:right w:val="single" w:sz="4" w:space="4" w:color="auto"/>
-        </w:pBdr>
-        <w:ind w:left="1080"/>
-        <w:rPr>
-          <w:lang w:val="en-US"/>
-        </w:rPr>
-      </w:pPr>
-      <w:r>
-        <w:rPr>
-          <w:lang w:val="en-US"/>
-        </w:rPr>
-        <w:t xml:space="preserve">        </w:t>
-      </w:r>
-      <w:r>
-        <w:rPr>
-          <w:lang w:val="en-US"/>
-        </w:rPr>
-        <w:t>super().__init__()</w:t>
-      </w:r>
-    </w:p>
-    <w:p>
-      <w:pPr>
-        <w:pStyle w:val="ListParagraph"/>
-        <w:pBdr>
-          <w:top w:val="single" w:sz="4" w:space="1" w:color="auto"/>
-          <w:left w:val="single" w:sz="4" w:space="4" w:color="auto"/>
-          <w:bottom w:val="single" w:sz="4" w:space="1" w:color="auto"/>
-          <w:right w:val="single" w:sz="4" w:space="4" w:color="auto"/>
-        </w:pBdr>
-        <w:ind w:left="1080"/>
-        <w:rPr>
-          <w:lang w:val="en-US"/>
-        </w:rPr>
-      </w:pPr>
-      <w:r>
-        <w:rPr>
-          <w:lang w:val="en-US"/>
-        </w:rPr>
-        <w:t xml:space="preserve">        </w:t>
-      </w:r>
-      <w:r>
-        <w:rPr>
-          <w:lang w:val="en-US"/>
-        </w:rPr>
-        <w:t>self.</w:t>
-      </w:r>
-      <w:r>
-        <w:rPr>
-          <w:lang w:val="en-US"/>
-        </w:rPr>
-        <w:t>dark</w:t>
-      </w:r>
-      <w:r>
-        <w:rPr>
-          <w:lang w:val="en-US"/>
-        </w:rPr>
-        <w:t xml:space="preserve"> = </w:t>
-      </w:r>
-      <w:r>
-        <w:rPr>
-          <w:lang w:val="en-US"/>
-        </w:rPr>
-        <w:t>“lmao”</w:t>
-      </w:r>
-    </w:p>
-    <w:p>
-      <w:pPr>
-        <w:pStyle w:val="ListParagraph"/>
-        <w:pBdr>
-          <w:top w:val="single" w:sz="4" w:space="1" w:color="auto"/>
-          <w:left w:val="single" w:sz="4" w:space="4" w:color="auto"/>
-          <w:bottom w:val="single" w:sz="4" w:space="1" w:color="auto"/>
-          <w:right w:val="single" w:sz="4" w:space="4" w:color="auto"/>
-        </w:pBdr>
-        <w:ind w:left="1080"/>
-        <w:rPr>
-          <w:lang w:val="en-US"/>
-        </w:rPr>
-      </w:pPr>
-    </w:p>
-    <w:p>
-      <w:pPr>
-        <w:pStyle w:val="ListParagraph"/>
-        <w:pBdr>
-          <w:top w:val="single" w:sz="4" w:space="1" w:color="auto"/>
-          <w:left w:val="single" w:sz="4" w:space="4" w:color="auto"/>
-          <w:bottom w:val="single" w:sz="4" w:space="1" w:color="auto"/>
-          <w:right w:val="single" w:sz="4" w:space="4" w:color="auto"/>
-        </w:pBdr>
-        <w:ind w:left="1080"/>
-        <w:rPr>
-          <w:lang w:val="en-US"/>
-        </w:rPr>
-      </w:pPr>
-      <w:r>
-        <w:rPr>
-          <w:lang w:val="en-US"/>
-        </w:rPr>
-        <w:t xml:space="preserve">    </w:t>
-      </w:r>
-      <w:r>
-        <w:rPr>
-          <w:lang w:val="en-US"/>
-        </w:rPr>
-        <w:t xml:space="preserve">def </w:t>
-      </w:r>
-      <w:r>
-        <w:rPr>
-          <w:lang w:val="en-US"/>
-        </w:rPr>
-        <w:t>lol</w:t>
-      </w:r>
-      <w:r>
-        <w:rPr>
-          <w:lang w:val="en-US"/>
-        </w:rPr>
-        <w:t xml:space="preserve">(self, </w:t>
-      </w:r>
-      <w:r>
-        <w:rPr>
-          <w:lang w:val="en-US"/>
-        </w:rPr>
-        <w:t>shit</w:t>
-      </w:r>
-      <w:r>
-        <w:rPr>
-          <w:lang w:val="en-US"/>
-        </w:rPr>
-        <w:t>):</w:t>
-      </w:r>
-    </w:p>
-    <w:p>
-      <w:pPr>
-        <w:pStyle w:val="ListParagraph"/>
-        <w:pBdr>
-          <w:top w:val="single" w:sz="4" w:space="1" w:color="auto"/>
-          <w:left w:val="single" w:sz="4" w:space="4" w:color="auto"/>
-          <w:bottom w:val="single" w:sz="4" w:space="1" w:color="auto"/>
-          <w:right w:val="single" w:sz="4" w:space="4" w:color="auto"/>
-        </w:pBdr>
-        <w:ind w:left="1080"/>
-        <w:rPr>
-          <w:lang w:val="en-US"/>
-        </w:rPr>
-      </w:pPr>
-      <w:r>
-        <w:rPr>
-          <w:lang w:val="en-US"/>
-        </w:rPr>
-        <w:t xml:space="preserve">        </w:t>
-      </w:r>
-      <w:r>
-        <w:rPr>
-          <w:lang w:val="en-US"/>
-        </w:rPr>
-        <w:t xml:space="preserve">return </w:t>
-      </w:r>
-      <w:r>
-        <w:rPr>
-          <w:lang w:val="en-US"/>
-        </w:rPr>
-        <w:t>shit + 1</w:t>
-      </w:r>
-    </w:p>
-    <w:p>
-      <w:pPr>
-        <w:pStyle w:val="ListParagraph"/>
-        <w:pBdr>
-          <w:top w:val="single" w:sz="4" w:space="1" w:color="auto"/>
-          <w:left w:val="single" w:sz="4" w:space="4" w:color="auto"/>
-          <w:bottom w:val="single" w:sz="4" w:space="1" w:color="auto"/>
-          <w:right w:val="single" w:sz="4" w:space="4" w:color="auto"/>
-        </w:pBdr>
-        <w:ind w:left="1080"/>
-        <w:rPr>
-          <w:lang w:val="en-US"/>
-        </w:rPr>
-      </w:pPr>
-    </w:p>
-    <w:p>
-      <w:pPr>
-        <w:pStyle w:val="ListParagraph"/>
-        <w:pBdr>
-          <w:top w:val="single" w:sz="4" w:space="1" w:color="auto"/>
-          <w:left w:val="single" w:sz="4" w:space="4" w:color="auto"/>
-          <w:bottom w:val="single" w:sz="4" w:space="1" w:color="auto"/>
-          <w:right w:val="single" w:sz="4" w:space="4" w:color="auto"/>
-        </w:pBdr>
-        <w:ind w:left="1080"/>
-        <w:rPr>
-          <w:lang w:val="en-US"/>
-        </w:rPr>
-      </w:pPr>
-      <w:r>
-        <w:rPr>
-          <w:lang w:val="en-US"/>
-        </w:rPr>
-        <w:t>new_foo = foo(4)</w:t>
-      </w:r>
-    </w:p>
-    <w:p>
-      <w:pPr>
-        <w:rPr>
-          <w:lang w:val="en-US"/>
-        </w:rPr>
-      </w:pPr>
-    </w:p>
-    <w:p>
-      <w:pPr>
-        <w:rPr>
-          <w:lang w:val="en-US"/>
-        </w:rPr>
-      </w:pPr>
-      <w:r>
-        <w:rPr>
-          <w:lang w:val="en-US"/>
-        </w:rPr>
-        <w:t>Error – Lỗi:</w:t>
-      </w:r>
-    </w:p>
-    <w:p>
-      <w:pPr>
-        <w:pStyle w:val="ListParagraph"/>
-        <w:numPr>
-          <w:ilvl w:val="0"/>
-          <w:numId w:val="11"/>
-        </w:numPr>
-        <w:rPr>
-          <w:lang w:val="en-US"/>
-        </w:rPr>
-      </w:pPr>
-      <w:r>
-        <w:rPr>
-          <w:lang w:val="en-US"/>
-        </w:rPr>
-        <w:lastRenderedPageBreak/>
-        <w:t>Cách Nhanh Nhất Để Thông Báo Lỗi Nếu 1 Biểu Thức Logic Nào Đó False?</w:t>
-      </w:r>
-    </w:p>
-    <w:p>
-      <w:pPr>
-        <w:pStyle w:val="ListParagraph"/>
-        <w:pBdr>
-          <w:top w:val="single" w:sz="4" w:space="1" w:color="auto"/>
-          <w:left w:val="single" w:sz="4" w:space="4" w:color="auto"/>
-          <w:bottom w:val="single" w:sz="4" w:space="1" w:color="auto"/>
-          <w:right w:val="single" w:sz="4" w:space="4" w:color="auto"/>
-        </w:pBdr>
-        <w:ind w:left="1080"/>
-        <w:rPr>
-          <w:lang w:val="en-US"/>
-        </w:rPr>
-      </w:pPr>
-      <w:r>
-        <w:rPr>
-          <w:lang w:val="en-US"/>
-        </w:rPr>
-        <w:t>assert &lt;Biểu Thức Logic&gt;</w:t>
-      </w:r>
-    </w:p>
-    <w:p>
-      <w:pPr>
-        <w:pStyle w:val="ListParagraph"/>
-        <w:numPr>
-          <w:ilvl w:val="0"/>
-          <w:numId w:val="3"/>
-        </w:numPr>
-        <w:rPr>
-          <w:lang w:val="en-US"/>
-        </w:rPr>
-      </w:pPr>
-      <w:r>
-        <w:rPr>
-          <w:lang w:val="en-US"/>
-        </w:rPr>
-        <w:t>ví dụ</w:t>
-      </w:r>
-    </w:p>
-    <w:p>
-      <w:pPr>
-        <w:pStyle w:val="ListParagraph"/>
-        <w:pBdr>
-          <w:top w:val="single" w:sz="4" w:space="1" w:color="auto"/>
-          <w:left w:val="single" w:sz="4" w:space="4" w:color="auto"/>
-          <w:bottom w:val="single" w:sz="4" w:space="1" w:color="auto"/>
-          <w:right w:val="single" w:sz="4" w:space="4" w:color="auto"/>
-        </w:pBdr>
-        <w:ind w:left="1080"/>
-        <w:rPr>
-          <w:lang w:val="en-US"/>
-        </w:rPr>
-      </w:pPr>
-      <w:r>
-        <w:rPr>
-          <w:lang w:val="en-US"/>
-        </w:rPr>
-        <w:t>assert 1 &gt;</w:t>
-      </w:r>
-      <w:r>
-        <w:rPr>
-          <w:lang w:val="en-US"/>
-        </w:rPr>
-        <w:t xml:space="preserve"> 5</w:t>
-      </w:r>
-    </w:p>
-    <w:p>
-      <w:pPr>
-        <w:pStyle w:val="ListParagraph"/>
-        <w:numPr>
-          <w:ilvl w:val="0"/>
-          <w:numId w:val="3"/>
-        </w:numPr>
-        <w:rPr>
-          <w:lang w:val="en-US"/>
-        </w:rPr>
-      </w:pPr>
-      <w:r>
-        <w:rPr>
-          <w:lang w:val="en-US"/>
-        </w:rPr>
-        <w:t>Màn hình sẽ thông báo “Assertion Error”</w:t>
-      </w:r>
-    </w:p>
-    <w:p>
-      <w:pPr>
-        <w:pStyle w:val="ListParagraph"/>
-        <w:pBdr>
-          <w:top w:val="single" w:sz="4" w:space="1" w:color="auto"/>
-          <w:left w:val="single" w:sz="4" w:space="4" w:color="auto"/>
-          <w:bottom w:val="single" w:sz="4" w:space="1" w:color="auto"/>
-          <w:right w:val="single" w:sz="4" w:space="4" w:color="auto"/>
-        </w:pBdr>
-        <w:ind w:left="1080"/>
-        <w:rPr>
-          <w:lang w:val="en-US"/>
-        </w:rPr>
-      </w:pPr>
-      <w:r>
-        <w:rPr>
-          <w:lang w:val="en-US"/>
-        </w:rPr>
-        <w:t>assert 1 &lt; 5</w:t>
-      </w:r>
-    </w:p>
-    <w:p>
-      <w:pPr>
-        <w:pStyle w:val="ListParagraph"/>
-        <w:numPr>
-          <w:ilvl w:val="0"/>
-          <w:numId w:val="3"/>
-        </w:numPr>
-        <w:rPr>
-          <w:lang w:val="en-US"/>
-        </w:rPr>
-      </w:pPr>
-      <w:r>
-        <w:rPr>
-          <w:lang w:val="en-US"/>
-        </w:rPr>
-        <w:t>Câu lệnh này được bỏ qua</w:t>
-      </w:r>
-    </w:p>
-    <w:p>
-      <w:pPr>
-        <w:rPr>
-          <w:lang w:val="en-US"/>
-        </w:rPr>
-      </w:pPr>
-    </w:p>
-    <w:p>
-      <w:pPr>
-        <w:rPr>
-          <w:lang w:val="en-US"/>
-        </w:rPr>
-      </w:pPr>
-      <w:r>
-        <w:rPr>
-          <w:lang w:val="en-US"/>
-        </w:rPr>
-        <w:t>Packing And Unpacking – Đóng Gói Và Mở Gói:</w:t>
-      </w:r>
-    </w:p>
-    <w:p>
-      <w:pPr>
-        <w:pStyle w:val="ListParagraph"/>
-        <w:numPr>
-          <w:ilvl w:val="0"/>
-          <w:numId w:val="12"/>
-        </w:numPr>
-        <w:rPr>
-          <w:lang w:val="en-US"/>
-        </w:rPr>
-      </w:pPr>
-      <w:r>
-        <w:rPr>
-          <w:lang w:val="en-US"/>
-        </w:rPr>
-        <w:t>Cách Sử Dụng “*” Ở Tham Số Hàm?</w:t>
-      </w:r>
-    </w:p>
-    <w:p>
-      <w:pPr>
-        <w:pStyle w:val="ListParagraph"/>
-        <w:numPr>
-          <w:ilvl w:val="0"/>
-          <w:numId w:val="3"/>
-        </w:numPr>
-        <w:rPr>
-          <w:lang w:val="en-US"/>
-        </w:rPr>
-      </w:pPr>
-      <w:r>
-        <w:rPr>
-          <w:lang w:val="en-US"/>
-        </w:rPr>
-        <w:t>Trong các tham số ở hàm chỉ được phép có 1 tham số chứa “*”, ví dụ</w:t>
-      </w:r>
-    </w:p>
-    <w:p>
-      <w:pPr>
-        <w:pStyle w:val="ListParagraph"/>
-        <w:pBdr>
-          <w:top w:val="single" w:sz="4" w:space="1" w:color="auto"/>
-          <w:left w:val="single" w:sz="4" w:space="4" w:color="auto"/>
-          <w:bottom w:val="single" w:sz="4" w:space="1" w:color="auto"/>
-          <w:right w:val="single" w:sz="4" w:space="4" w:color="auto"/>
-        </w:pBdr>
-        <w:ind w:left="1080"/>
-        <w:rPr>
-          <w:lang w:val="en-US"/>
-        </w:rPr>
-      </w:pPr>
-      <w:r>
-        <w:rPr>
-          <w:lang w:val="en-US"/>
-        </w:rPr>
-        <w:t>def foo(bar, *far, boo, bob)</w:t>
-      </w:r>
-    </w:p>
-    <w:p>
-      <w:pPr>
-        <w:pStyle w:val="ListParagraph"/>
-        <w:numPr>
-          <w:ilvl w:val="0"/>
-          <w:numId w:val="3"/>
-        </w:numPr>
-        <w:rPr>
-          <w:lang w:val="en-US"/>
-        </w:rPr>
-      </w:pPr>
-      <w:r>
-        <w:rPr>
-          <w:lang w:val="en-US"/>
-        </w:rPr>
-        <w:t>Ở ví dụ này, tất cả tham số trước “far” không cần phải khai báo tên, sau “far” phải khai báo tên</w:t>
-      </w:r>
-    </w:p>
-    <w:p>
-      <w:pPr>
-        <w:pStyle w:val="ListParagraph"/>
-        <w:numPr>
-          <w:ilvl w:val="0"/>
-          <w:numId w:val="3"/>
-        </w:numPr>
-        <w:rPr>
-          <w:lang w:val="en-US"/>
-        </w:rPr>
-      </w:pPr>
-      <w:r>
-        <w:rPr>
-          <w:lang w:val="en-US"/>
-        </w:rPr>
-        <w:t>Ví dụ</w:t>
-      </w:r>
-    </w:p>
-    <w:p>
-      <w:pPr>
-        <w:pStyle w:val="ListParagraph"/>
-        <w:pBdr>
-          <w:top w:val="single" w:sz="4" w:space="1" w:color="auto"/>
-          <w:left w:val="single" w:sz="4" w:space="4" w:color="auto"/>
-          <w:bottom w:val="single" w:sz="4" w:space="1" w:color="auto"/>
-          <w:right w:val="single" w:sz="4" w:space="4" w:color="auto"/>
-        </w:pBdr>
-        <w:ind w:left="1080"/>
-        <w:rPr>
-          <w:lang w:val="en-US"/>
-        </w:rPr>
-      </w:pPr>
-      <w:r>
-        <w:rPr>
-          <w:lang w:val="en-US"/>
-        </w:rPr>
-        <w:t>foo(1, 4, “a”, “fu”, bob = 123, boo = “bap”)</w:t>
-      </w:r>
-    </w:p>
-    <w:p>
-      <w:pPr>
-        <w:pStyle w:val="ListParagraph"/>
-        <w:numPr>
-          <w:ilvl w:val="0"/>
-          <w:numId w:val="3"/>
-        </w:numPr>
-        <w:rPr>
-          <w:lang w:val="en-US"/>
-        </w:rPr>
-      </w:pPr>
-      <w:r>
-        <w:rPr>
-          <w:lang w:val="en-US"/>
-        </w:rPr>
-        <w:t>“bar” sẽ có giá trị là 1, “far” sẽ có giá trị là (4, “a”, “fu”), “boo” có giá trị là “bap” và “bob” có giá trị là 123</w:t>
-      </w:r>
-    </w:p>
-    <w:p>
-      <w:pPr>
-        <w:pStyle w:val="ListParagraph"/>
-        <w:numPr>
-          <w:ilvl w:val="0"/>
-          <w:numId w:val="12"/>
-        </w:numPr>
-        <w:rPr>
-          <w:lang w:val="en-US"/>
-        </w:rPr>
-      </w:pPr>
-      <w:r>
-        <w:rPr>
-          <w:lang w:val="en-US"/>
-        </w:rPr>
-        <w:t>Cách Sử Dụng “*” Để Unpacking?</w:t>
-      </w:r>
-    </w:p>
-    <w:p>
-      <w:pPr>
-        <w:pStyle w:val="ListParagraph"/>
-        <w:numPr>
-          <w:ilvl w:val="0"/>
-          <w:numId w:val="3"/>
-        </w:numPr>
-        <w:rPr>
-          <w:lang w:val="en-US"/>
-        </w:rPr>
-      </w:pPr>
-      <w:r>
-        <w:rPr>
-          <w:lang w:val="en-US"/>
-        </w:rPr>
-        <w:t>Khi Unpacking, chỉ có 1 biến được chứa “*”, ví dụ</w:t>
-      </w:r>
-    </w:p>
-    <w:p>
-      <w:pPr>
-        <w:pStyle w:val="ListParagraph"/>
-        <w:pBdr>
-          <w:top w:val="single" w:sz="4" w:space="1" w:color="auto"/>
-          <w:left w:val="single" w:sz="4" w:space="4" w:color="auto"/>
-          <w:bottom w:val="single" w:sz="4" w:space="1" w:color="auto"/>
-          <w:right w:val="single" w:sz="4" w:space="4" w:color="auto"/>
-        </w:pBdr>
-        <w:ind w:left="1080"/>
-        <w:rPr>
-          <w:lang w:val="en-US"/>
-        </w:rPr>
-      </w:pPr>
-      <w:r>
-        <w:rPr>
-          <w:lang w:val="en-US"/>
-        </w:rPr>
-        <w:t>foo, *bar, boo, ha = [1, 4, “far”, “bob”, 5, 9]</w:t>
-      </w:r>
-    </w:p>
-    <w:p>
-      <w:pPr>
-        <w:pStyle w:val="ListParagraph"/>
-        <w:numPr>
-          <w:ilvl w:val="0"/>
-          <w:numId w:val="3"/>
-        </w:numPr>
-        <w:rPr>
-          <w:lang w:val="en-US"/>
-        </w:rPr>
-      </w:pPr>
-      <w:r>
-        <w:rPr>
-          <w:lang w:val="en-US"/>
-        </w:rPr>
-        <w:t>“foo” có giá trị là 1, “bar” có giá trị là [4, “far”, “bob”], “boo” có giá trị 5 và “ha” có giá trị 9</w:t>
-      </w:r>
-    </w:p>
-    <w:p>
-      <w:pPr>
-        <w:rPr>
-          <w:lang w:val="en-US"/>
-        </w:rPr>
-      </w:pPr>
-    </w:p>
-    <w:p>
-      <w:pPr>
-        <w:rPr>
-          <w:lang w:val="en-US"/>
-        </w:rPr>
-      </w:pPr>
-      <w:r>
-        <w:rPr>
-          <w:lang w:val="en-US"/>
-        </w:rPr>
-        <w:t>Trick – Mẹo:</w:t>
-      </w:r>
-    </w:p>
-    <w:p>
-      <w:pPr>
-        <w:pStyle w:val="ListParagraph"/>
-        <w:numPr>
-          <w:ilvl w:val="0"/>
-          <w:numId w:val="10"/>
-        </w:numPr>
-        <w:rPr>
-          <w:lang w:val="en-US"/>
-        </w:rPr>
-      </w:pPr>
-      <w:r>
-        <w:rPr>
-          <w:lang w:val="en-US"/>
-        </w:rPr>
-        <w:t>Đối Phó Với Vòng Lặp Mà Phải Khởi Tạo Giá Trị Bắt Đầu?</w:t>
-      </w:r>
-    </w:p>
-    <w:p>
-      <w:pPr>
-        <w:pStyle w:val="ListParagraph"/>
-        <w:numPr>
-          <w:ilvl w:val="0"/>
-          <w:numId w:val="3"/>
-        </w:numPr>
-        <w:rPr>
-          <w:lang w:val="en-US"/>
-        </w:rPr>
-      </w:pPr>
-      <w:r>
-        <w:rPr>
-          <w:lang w:val="en-US"/>
-        </w:rPr>
-        <w:t>Khởi tạo giá trị trước giá trị bắt đầu</w:t>
-      </w:r>
-    </w:p>
-    <w:p>
-      <w:pPr>
-        <w:rPr>
-          <w:lang w:val="en-US"/>
-        </w:rPr>
-      </w:pPr>
-    </w:p>
-    <w:p>
-      <w:pPr>
-        <w:rPr>
-          <w:lang w:val="en-US"/>
-        </w:rPr>
-      </w:pPr>
-      <w:r>
-        <w:rPr>
-          <w:lang w:val="en-US"/>
-        </w:rPr>
-        <w:t>Rules</w:t>
-      </w:r>
-    </w:p>
-    <w:p>
-      <w:pPr>
-        <w:rPr>
-          <w:lang w:val="en-US"/>
-        </w:rPr>
-      </w:pPr>
-      <w:r>
-        <w:rPr>
-          <w:lang w:val="en-US"/>
-        </w:rPr>
-        <w:tab/>
-        <w:t xml:space="preserve">Viết </w:t>
-      </w:r>
-      <w:r>
-        <w:rPr>
-          <w:lang w:val="en-US"/>
-        </w:rPr>
-        <w:t xml:space="preserve">nhanh </w:t>
-      </w:r>
-      <w:r>
-        <w:rPr>
-          <w:lang w:val="en-US"/>
-        </w:rPr>
-        <w:t>số phức dưới dạng a+bj</w:t>
-      </w:r>
-    </w:p>
-    <w:p>
-      <w:pPr>
-        <w:rPr>
-          <w:lang w:val="en-US"/>
-        </w:rPr>
-      </w:pPr>
-      <w:r>
-        <w:rPr>
-          <w:lang w:val="en-US"/>
-        </w:rPr>
-        <w:tab/>
-        <w:t>String path phải là dấu /</w:t>
-      </w:r>
-    </w:p>
-    <w:p>
-      <w:pPr>
-        <w:rPr>
-          <w:lang w:val="en-US"/>
-        </w:rPr>
-      </w:pPr>
-      <w:r>
-        <w:rPr>
-          <w:lang w:val="en-US"/>
-        </w:rPr>
-        <w:tab/>
-        <w:t>Xor là !=</w:t>
-      </w:r>
-    </w:p>
-    <w:p>
-      <w:pPr>
-        <w:rPr>
-          <w:lang w:val="en-US"/>
-        </w:rPr>
-      </w:pPr>
-      <w:r>
-        <w:rPr>
-          <w:lang w:val="en-US"/>
-        </w:rPr>
-        <w:tab/>
-        <w:t xml:space="preserve">Set union operator là |: </w:t>
-      </w:r>
-    </w:p>
-    <w:p>
-      <w:pPr>
-        <w:rPr>
-          <w:lang w:val="en-US"/>
-        </w:rPr>
-      </w:pPr>
-      <w:r>
-        <w:rPr>
-          <w:lang w:val="en-US"/>
-        </w:rPr>
-        <w:tab/>
-      </w:r>
-      <w:r>
-        <w:rPr>
-          <w:lang w:val="en-US"/>
-        </w:rPr>
-        <w:tab/>
-        <w:t>Ex: {1, 2} | {3} = {1, 2, 3}</w:t>
-      </w:r>
-    </w:p>
-    <w:p>
-      <w:pPr>
-        <w:rPr>
-          <w:lang w:val="en-US"/>
-        </w:rPr>
-      </w:pPr>
-      <w:r>
-        <w:rPr>
-          <w:lang w:val="en-US"/>
-        </w:rPr>
-        <w:tab/>
-        <w:t>Num &amp; 1 = check số lẻ trả về True, chẵn False</w:t>
-      </w:r>
-    </w:p>
-    <w:p>
-      <w:pPr>
-        <w:rPr>
-          <w:lang w:val="en-US"/>
-        </w:rPr>
-      </w:pPr>
-      <w:r>
-        <w:rPr>
-          <w:lang w:val="en-US"/>
-        </w:rPr>
-        <w:tab/>
-      </w:r>
-      <w:r>
-        <w:rPr>
-          <w:lang w:val="en-US"/>
-        </w:rPr>
-        <w:t xml:space="preserve">*args, </w:t>
-      </w:r>
-      <w:r>
-        <w:rPr>
-          <w:lang w:val="en-US"/>
-        </w:rPr>
-        <w:t>**kwargs: sử dụng nếu không biết số lượng tham số,</w:t>
-      </w:r>
-      <w:r>
-        <w:rPr>
-          <w:lang w:val="en-US"/>
-        </w:rPr>
-        <w:t xml:space="preserve"> kw = key word</w:t>
-      </w:r>
-    </w:p>
-    <w:p>
-      <w:pPr>
-        <w:rPr>
-          <w:lang w:val="en-US"/>
-        </w:rPr>
-      </w:pPr>
-      <w:r>
-        <w:rPr>
-          <w:lang w:val="en-US"/>
-        </w:rPr>
-        <w:lastRenderedPageBreak/>
-        <w:tab/>
-      </w:r>
-      <w:r>
-        <w:rPr>
-          <w:lang w:val="en-US"/>
-        </w:rPr>
-        <w:tab/>
-        <w:t>Ex: def foo(</w:t>
-      </w:r>
-      <w:r>
-        <w:rPr>
-          <w:lang w:val="en-US"/>
-        </w:rPr>
-        <w:t xml:space="preserve">*arg, </w:t>
-      </w:r>
-      <w:r>
-        <w:rPr>
-          <w:lang w:val="en-US"/>
-        </w:rPr>
-        <w:t>**kwargs): print(</w:t>
-      </w:r>
-      <w:r>
-        <w:rPr>
-          <w:lang w:val="en-US"/>
-        </w:rPr>
-        <w:t xml:space="preserve">arg, </w:t>
-      </w:r>
-      <w:r>
-        <w:rPr>
-          <w:lang w:val="en-US"/>
-        </w:rPr>
-        <w:t>kwargs)</w:t>
-      </w:r>
-    </w:p>
-    <w:p>
-      <w:pPr>
-        <w:rPr>
-          <w:lang w:val="en-US"/>
-        </w:rPr>
-      </w:pPr>
-      <w:r>
-        <w:rPr>
-          <w:lang w:val="en-US"/>
-        </w:rPr>
-        <w:tab/>
-      </w:r>
-      <w:r>
-        <w:rPr>
-          <w:lang w:val="en-US"/>
-        </w:rPr>
-        <w:tab/>
-        <w:t xml:space="preserve">      foo(</w:t>
-      </w:r>
-      <w:r>
-        <w:rPr>
-          <w:lang w:val="en-US"/>
-        </w:rPr>
-        <w:t xml:space="preserve">1, 2, </w:t>
-      </w:r>
-      <w:r>
-        <w:rPr>
-          <w:lang w:val="en-US"/>
-        </w:rPr>
-        <w:t>width = 10, height = 5) =&gt;</w:t>
-      </w:r>
-      <w:r>
-        <w:rPr>
-          <w:lang w:val="en-US"/>
-        </w:rPr>
-        <w:t xml:space="preserve"> (1, 2)</w:t>
-      </w:r>
-      <w:r>
-        <w:rPr>
-          <w:lang w:val="en-US"/>
-        </w:rPr>
-        <w:t xml:space="preserve"> {‘width’ : 10, ‘height’ : 5}</w:t>
-      </w:r>
-    </w:p>
-    <w:p>
-      <w:pPr>
-        <w:rPr>
-          <w:lang w:val="en-US"/>
-        </w:rPr>
-      </w:pPr>
-      <w:r>
-        <w:rPr>
-          <w:lang w:val="en-US"/>
-        </w:rPr>
-        <w:tab/>
-        <w:t>@func_name: decorator function</w:t>
-      </w:r>
-      <w:r>
-        <w:rPr>
-          <w:lang w:val="en-US"/>
-        </w:rPr>
-        <w:t xml:space="preserve"> || class</w:t>
-      </w:r>
-      <w:r>
-        <w:rPr>
-          <w:lang w:val="en-US"/>
-        </w:rPr>
-        <w:t xml:space="preserve">, nhận function dưới làm tham số, trả về </w:t>
+        <w:t xml:space="preserve">      def foo(cls):</w:t>
+      </w:r>
+    </w:p>
+    <w:p>
+      <w:pPr>
+        <w:ind w:left="720" w:firstLine="720"/>
+        <w:rPr>
+          <w:lang w:val="en-US"/>
+        </w:rPr>
+      </w:pPr>
+      <w:r>
+        <w:rPr>
+          <w:lang w:val="en-US"/>
+        </w:rPr>
+        <w:tab/>
+      </w:r>
+      <w:r>
+        <w:rPr>
+          <w:lang w:val="en-US"/>
+        </w:rPr>
+        <w:t>return cls(1, 2)</w:t>
+      </w:r>
+    </w:p>
+    <w:p>
+      <w:pPr>
+        <w:rPr>
+          <w:lang w:val="en-US"/>
+        </w:rPr>
+      </w:pPr>
+      <w:r>
+        <w:rPr>
+          <w:lang w:val="en-US"/>
+        </w:rPr>
+        <w:tab/>
+      </w:r>
+      <w:r>
+        <w:rPr>
+          <w:lang w:val="en-US"/>
+        </w:rPr>
+        <w:t xml:space="preserve">  </w:t>
+      </w:r>
+      <w:r>
+        <w:rPr>
+          <w:lang w:val="en-US"/>
+        </w:rPr>
+        <w:tab/>
+        <w:t xml:space="preserve">      self &lt;&gt; cls, class bar, </w:t>
+      </w:r>
+      <w:r>
+        <w:rPr>
+          <w:lang w:val="en-US"/>
+        </w:rPr>
+        <w:t>cls(1, 2) &lt;=&gt; bar(1, 2)</w:t>
+      </w:r>
+    </w:p>
+    <w:p>
+      <w:pPr>
+        <w:rPr>
+          <w:lang w:val="en-US"/>
+        </w:rPr>
+      </w:pPr>
+      <w:r>
+        <w:rPr>
+          <w:lang w:val="en-US"/>
+        </w:rPr>
+        <w:tab/>
+        <w:t>self.__dict__[key] = val tạo attribute key cho obj</w:t>
+      </w:r>
+    </w:p>
+    <w:p>
+      <w:pPr>
+        <w:rPr>
+          <w:lang w:val="en-US"/>
+        </w:rPr>
+      </w:pPr>
+      <w:r>
+        <w:rPr>
+          <w:lang w:val="en-US"/>
+        </w:rPr>
+        <w:tab/>
+      </w:r>
+      <w:r>
+        <w:rPr>
+          <w:lang w:val="en-US"/>
+        </w:rPr>
+        <w:tab/>
+        <w:t>Ex: self.__dict__[‘a’] = 10 =&gt; self.a = 10</w:t>
+      </w:r>
+    </w:p>
+    <w:p>
+      <w:pPr>
+        <w:rPr>
+          <w:lang w:val="en-US"/>
+        </w:rPr>
+      </w:pPr>
+      <w:r>
+        <w:rPr>
+          <w:lang w:val="en-US"/>
+        </w:rPr>
+        <w:tab/>
+        <w:t>nonlocal key word dùng để dùng biế</w:t>
+      </w:r>
+      <w:r>
+        <w:rPr>
+          <w:lang w:val="en-US"/>
+        </w:rPr>
+        <w:t>n ngoài nested function</w:t>
+      </w:r>
+    </w:p>
+    <w:p>
+      <w:pPr>
+        <w:rPr>
+          <w:lang w:val="en-US"/>
+        </w:rPr>
+      </w:pPr>
+      <w:r>
+        <w:rPr>
+          <w:lang w:val="en-US"/>
+        </w:rPr>
+        <w:tab/>
+      </w:r>
+      <w:r>
+        <w:rPr>
+          <w:lang w:val="en-US"/>
+        </w:rPr>
+        <w:tab/>
+        <w:t>Ex: def foo():</w:t>
+      </w:r>
+    </w:p>
+    <w:p>
+      <w:pPr>
+        <w:rPr>
+          <w:lang w:val="en-US"/>
+        </w:rPr>
+      </w:pPr>
+      <w:r>
+        <w:rPr>
+          <w:lang w:val="en-US"/>
+        </w:rPr>
+        <w:tab/>
+      </w:r>
+      <w:r>
+        <w:rPr>
+          <w:lang w:val="en-US"/>
+        </w:rPr>
+        <w:tab/>
+      </w:r>
+      <w:r>
+        <w:rPr>
+          <w:lang w:val="en-US"/>
+        </w:rPr>
+        <w:tab/>
+        <w:t>a = 2</w:t>
       </w:r>
     </w:p>
     <w:p>
@@ -3767,331 +4676,7 @@
         <w:rPr>
           <w:lang w:val="en-US"/>
         </w:rPr>
-        <w:t>W</w:t>
-      </w:r>
-      <w:r>
-        <w:rPr>
-          <w:lang w:val="en-US"/>
-        </w:rPr>
-        <w:t>rapper</w:t>
-      </w:r>
-    </w:p>
-    <w:p>
-      <w:pPr>
-        <w:rPr>
-          <w:lang w:val="en-US"/>
-        </w:rPr>
-      </w:pPr>
-      <w:r>
-        <w:rPr>
-          <w:lang w:val="en-US"/>
-        </w:rPr>
-        <w:tab/>
-      </w:r>
-      <w:r>
-        <w:rPr>
-          <w:lang w:val="en-US"/>
-        </w:rPr>
-        <w:tab/>
-        <w:t>Ex:</w:t>
-      </w:r>
-      <w:r>
-        <w:rPr>
-          <w:lang w:val="en-US"/>
-        </w:rPr>
-        <w:t xml:space="preserve"> @foo</w:t>
-      </w:r>
-    </w:p>
-    <w:p>
-      <w:pPr>
-        <w:rPr>
-          <w:lang w:val="en-US"/>
-        </w:rPr>
-      </w:pPr>
-      <w:r>
-        <w:rPr>
-          <w:lang w:val="en-US"/>
-        </w:rPr>
-        <w:tab/>
-      </w:r>
-      <w:r>
-        <w:rPr>
-          <w:lang w:val="en-US"/>
-        </w:rPr>
-        <w:tab/>
-        <w:t xml:space="preserve">      Def bar(): pass</w:t>
-      </w:r>
-    </w:p>
-    <w:p>
-      <w:pPr>
-        <w:rPr>
-          <w:lang w:val="en-US"/>
-        </w:rPr>
-      </w:pPr>
-      <w:r>
-        <w:rPr>
-          <w:lang w:val="en-US"/>
-        </w:rPr>
-        <w:tab/>
-      </w:r>
-      <w:r>
-        <w:rPr>
-          <w:lang w:val="en-US"/>
-        </w:rPr>
-        <w:tab/>
-        <w:t xml:space="preserve">      = </w:t>
-      </w:r>
-    </w:p>
-    <w:p>
-      <w:pPr>
-        <w:rPr>
-          <w:lang w:val="en-US"/>
-        </w:rPr>
-      </w:pPr>
-      <w:r>
-        <w:rPr>
-          <w:lang w:val="en-US"/>
-        </w:rPr>
-        <w:tab/>
-      </w:r>
-      <w:r>
-        <w:rPr>
-          <w:lang w:val="en-US"/>
-        </w:rPr>
-        <w:tab/>
-        <w:t xml:space="preserve">      Def bar(): pass</w:t>
-      </w:r>
-    </w:p>
-    <w:p>
-      <w:pPr>
-        <w:rPr>
-          <w:lang w:val="en-US"/>
-        </w:rPr>
-      </w:pPr>
-      <w:r>
-        <w:rPr>
-          <w:lang w:val="en-US"/>
-        </w:rPr>
-        <w:tab/>
-      </w:r>
-      <w:r>
-        <w:rPr>
-          <w:lang w:val="en-US"/>
-        </w:rPr>
-        <w:tab/>
-        <w:t xml:space="preserve">      bar = foo(bar)</w:t>
-      </w:r>
-    </w:p>
-    <w:p>
-      <w:pPr>
-        <w:rPr>
-          <w:lang w:val="en-US"/>
-        </w:rPr>
-      </w:pPr>
-      <w:r>
-        <w:rPr>
-          <w:lang w:val="en-US"/>
-        </w:rPr>
-        <w:tab/>
-        <w:t>@classmethod: dùng trong class, func tiếp theo self đổ</w:t>
-      </w:r>
-      <w:r>
-        <w:rPr>
-          <w:lang w:val="en-US"/>
-        </w:rPr>
-        <w:t>i thành cls</w:t>
-      </w:r>
-    </w:p>
-    <w:p>
-      <w:pPr>
-        <w:rPr>
-          <w:lang w:val="en-US"/>
-        </w:rPr>
-      </w:pPr>
-      <w:r>
-        <w:rPr>
-          <w:lang w:val="en-US"/>
-        </w:rPr>
-        <w:tab/>
-      </w:r>
-      <w:r>
-        <w:rPr>
-          <w:lang w:val="en-US"/>
-        </w:rPr>
-        <w:tab/>
-        <w:t>Ex:</w:t>
-      </w:r>
-      <w:r>
-        <w:rPr>
-          <w:lang w:val="en-US"/>
-        </w:rPr>
-        <w:t xml:space="preserve"> @classmethod </w:t>
-      </w:r>
-    </w:p>
-    <w:p>
-      <w:pPr>
-        <w:ind w:left="720" w:firstLine="720"/>
-        <w:rPr>
-          <w:lang w:val="en-US"/>
-        </w:rPr>
-      </w:pPr>
-      <w:r>
-        <w:rPr>
-          <w:lang w:val="en-US"/>
-        </w:rPr>
-        <w:t xml:space="preserve">      def foo(cls):</w:t>
-      </w:r>
-    </w:p>
-    <w:p>
-      <w:pPr>
-        <w:ind w:left="720" w:firstLine="720"/>
-        <w:rPr>
-          <w:lang w:val="en-US"/>
-        </w:rPr>
-      </w:pPr>
-      <w:r>
-        <w:rPr>
-          <w:lang w:val="en-US"/>
-        </w:rPr>
-        <w:tab/>
-      </w:r>
-      <w:r>
-        <w:rPr>
-          <w:lang w:val="en-US"/>
-        </w:rPr>
-        <w:t>return cls(1, 2)</w:t>
-      </w:r>
-    </w:p>
-    <w:p>
-      <w:pPr>
-        <w:rPr>
-          <w:lang w:val="en-US"/>
-        </w:rPr>
-      </w:pPr>
-      <w:r>
-        <w:rPr>
-          <w:lang w:val="en-US"/>
-        </w:rPr>
-        <w:tab/>
-      </w:r>
-      <w:r>
-        <w:rPr>
-          <w:lang w:val="en-US"/>
-        </w:rPr>
-        <w:t xml:space="preserve">  </w:t>
-      </w:r>
-      <w:r>
-        <w:rPr>
-          <w:lang w:val="en-US"/>
-        </w:rPr>
-        <w:tab/>
-        <w:t xml:space="preserve">      self &lt;&gt; cls, class bar, </w:t>
-      </w:r>
-      <w:r>
-        <w:rPr>
-          <w:lang w:val="en-US"/>
-        </w:rPr>
-        <w:t>cls(1, 2) &lt;=&gt; bar(1, 2)</w:t>
-      </w:r>
-    </w:p>
-    <w:p>
-      <w:pPr>
-        <w:rPr>
-          <w:lang w:val="en-US"/>
-        </w:rPr>
-      </w:pPr>
-      <w:r>
-        <w:rPr>
-          <w:lang w:val="en-US"/>
-        </w:rPr>
-        <w:tab/>
-        <w:t>self.__dict__[key] = val tạo attribute key cho obj</w:t>
-      </w:r>
-    </w:p>
-    <w:p>
-      <w:pPr>
-        <w:rPr>
-          <w:lang w:val="en-US"/>
-        </w:rPr>
-      </w:pPr>
-      <w:r>
-        <w:rPr>
-          <w:lang w:val="en-US"/>
-        </w:rPr>
-        <w:tab/>
-      </w:r>
-      <w:r>
-        <w:rPr>
-          <w:lang w:val="en-US"/>
-        </w:rPr>
-        <w:tab/>
-        <w:t>Ex: self.__dict__[‘a’] = 10 =&gt; self.a = 10</w:t>
-      </w:r>
-    </w:p>
-    <w:p>
-      <w:pPr>
-        <w:rPr>
-          <w:lang w:val="en-US"/>
-        </w:rPr>
-      </w:pPr>
-      <w:r>
-        <w:rPr>
-          <w:lang w:val="en-US"/>
-        </w:rPr>
-        <w:tab/>
-        <w:t>nonlocal key word dùng để dùng biế</w:t>
-      </w:r>
-      <w:r>
-        <w:rPr>
-          <w:lang w:val="en-US"/>
-        </w:rPr>
-        <w:t>n ngoài nested function</w:t>
-      </w:r>
-    </w:p>
-    <w:p>
-      <w:pPr>
-        <w:rPr>
-          <w:lang w:val="en-US"/>
-        </w:rPr>
-      </w:pPr>
-      <w:r>
-        <w:rPr>
-          <w:lang w:val="en-US"/>
-        </w:rPr>
-        <w:tab/>
-      </w:r>
-      <w:r>
-        <w:rPr>
-          <w:lang w:val="en-US"/>
-        </w:rPr>
-        <w:tab/>
-        <w:t>Ex: def foo():</w:t>
-      </w:r>
-    </w:p>
-    <w:p>
-      <w:pPr>
-        <w:rPr>
-          <w:lang w:val="en-US"/>
-        </w:rPr>
-      </w:pPr>
-      <w:r>
-        <w:rPr>
-          <w:lang w:val="en-US"/>
-        </w:rPr>
-        <w:tab/>
-      </w:r>
-      <w:r>
-        <w:rPr>
-          <w:lang w:val="en-US"/>
-        </w:rPr>
-        <w:tab/>
-      </w:r>
-      <w:r>
-        <w:rPr>
-          <w:lang w:val="en-US"/>
-        </w:rPr>
-        <w:tab/>
-        <w:t>a = 2</w:t>
+        <w:t>def bar():</w:t>
       </w:r>
     </w:p>
     <w:p>
@@ -4105,7 +4690,8 @@
         <w:rPr>
           <w:lang w:val="en-US"/>
         </w:rPr>
-        <w:t>def bar():</w:t>
+        <w:tab/>
+        <w:t>nonlocal a</w:t>
       </w:r>
     </w:p>
     <w:p>
@@ -4120,7 +4706,7 @@
           <w:lang w:val="en-US"/>
         </w:rPr>
         <w:tab/>
-        <w:t>nonlocal a</w:t>
+        <w:t>a += 1</w:t>
       </w:r>
     </w:p>
     <w:p>
@@ -4134,21 +4720,6 @@
         <w:rPr>
           <w:lang w:val="en-US"/>
         </w:rPr>
-        <w:tab/>
-        <w:t>a += 1</w:t>
-      </w:r>
-    </w:p>
-    <w:p>
-      <w:pPr>
-        <w:ind w:left="1440" w:firstLine="720"/>
-        <w:rPr>
-          <w:lang w:val="en-US"/>
-        </w:rPr>
-      </w:pPr>
-      <w:r>
-        <w:rPr>
-          <w:lang w:val="en-US"/>
-        </w:rPr>
         <w:t>print(a)</w:t>
       </w:r>
     </w:p>
@@ -4236,7 +4807,6 @@
         <w:rPr>
           <w:lang w:val="en-US"/>
         </w:rPr>
-        <w:lastRenderedPageBreak/>
         <w:t>Round(var, ndigits): làm tròn mấy số thập phân</w:t>
       </w:r>
     </w:p>
@@ -4437,6 +5007,7 @@
           <w:rFonts w:eastAsiaTheme="minorEastAsia"/>
           <w:lang w:val="en-US"/>
         </w:rPr>
+        <w:lastRenderedPageBreak/>
         <w:tab/>
       </w:r>
       <w:r>
@@ -4795,7 +5366,6 @@
         <w:rPr>
           <w:lang w:val="en-US"/>
         </w:rPr>
-        <w:lastRenderedPageBreak/>
         <w:tab/>
       </w:r>
       <w:r>
@@ -4903,6 +5473,95 @@
 <file path=word/numbering.xml><?xml version="1.0" encoding="utf-8"?>
 <w:numbering xmlns:wpc="http://schemas.microsoft.com/office/word/2010/wordprocessingCanvas" xmlns:mc="http://schemas.openxmlformats.org/markup-compatibility/2006" xmlns:o="urn:schemas-microsoft-com:office:office" xmlns:r="http://schemas.openxmlformats.org/officeDocument/2006/relationships" xmlns:m="http://schemas.openxmlformats.org/officeDocument/2006/math" xmlns:v="urn:schemas-microsoft-com:vml" xmlns:wp14="http://schemas.microsoft.com/office/word/2010/wordprocessingDrawing" xmlns:wp="http://schemas.openxmlformats.org/drawingml/2006/wordprocessingDrawing" xmlns:w10="urn:schemas-microsoft-com:office:word" xmlns:w="http://schemas.openxmlformats.org/wordprocessingml/2006/main" xmlns:w14="http://schemas.microsoft.com/office/word/2010/wordml" xmlns:wpg="http://schemas.microsoft.com/office/word/2010/wordprocessingGroup" xmlns:wpi="http://schemas.microsoft.com/office/word/2010/wordprocessingInk" xmlns:wne="http://schemas.microsoft.com/office/word/2006/wordml" xmlns:wps="http://schemas.microsoft.com/office/word/2010/wordprocessingShape" mc:Ignorable="w14 wp14">
   <w:abstractNum w:abstractNumId="0">
+    <w:nsid w:val="00044325"/>
+    <w:multiLevelType w:val="hybridMultilevel"/>
+    <w:tmpl w:val="0BA8AE42"/>
+    <w:lvl w:ilvl="0" w:tplc="9E6298C4">
+      <w:start w:val="1"/>
+      <w:numFmt w:val="decimal"/>
+      <w:lvlText w:val="%1."/>
+      <w:lvlJc w:val="left"/>
+      <w:pPr>
+        <w:ind w:left="1080" w:hanging="360"/>
+      </w:pPr>
+      <w:rPr>
+        <w:rFonts w:hint="default"/>
+      </w:rPr>
+    </w:lvl>
+    <w:lvl w:ilvl="1" w:tplc="042A0019" w:tentative="1">
+      <w:start w:val="1"/>
+      <w:numFmt w:val="lowerLetter"/>
+      <w:lvlText w:val="%2."/>
+      <w:lvlJc w:val="left"/>
+      <w:pPr>
+        <w:ind w:left="1800" w:hanging="360"/>
+      </w:pPr>
+    </w:lvl>
+    <w:lvl w:ilvl="2" w:tplc="042A001B" w:tentative="1">
+      <w:start w:val="1"/>
+      <w:numFmt w:val="lowerRoman"/>
+      <w:lvlText w:val="%3."/>
+      <w:lvlJc w:val="right"/>
+      <w:pPr>
+        <w:ind w:left="2520" w:hanging="180"/>
+      </w:pPr>
+    </w:lvl>
+    <w:lvl w:ilvl="3" w:tplc="042A000F" w:tentative="1">
+      <w:start w:val="1"/>
+      <w:numFmt w:val="decimal"/>
+      <w:lvlText w:val="%4."/>
+      <w:lvlJc w:val="left"/>
+      <w:pPr>
+        <w:ind w:left="3240" w:hanging="360"/>
+      </w:pPr>
+    </w:lvl>
+    <w:lvl w:ilvl="4" w:tplc="042A0019" w:tentative="1">
+      <w:start w:val="1"/>
+      <w:numFmt w:val="lowerLetter"/>
+      <w:lvlText w:val="%5."/>
+      <w:lvlJc w:val="left"/>
+      <w:pPr>
+        <w:ind w:left="3960" w:hanging="360"/>
+      </w:pPr>
+    </w:lvl>
+    <w:lvl w:ilvl="5" w:tplc="042A001B" w:tentative="1">
+      <w:start w:val="1"/>
+      <w:numFmt w:val="lowerRoman"/>
+      <w:lvlText w:val="%6."/>
+      <w:lvlJc w:val="right"/>
+      <w:pPr>
+        <w:ind w:left="4680" w:hanging="180"/>
+      </w:pPr>
+    </w:lvl>
+    <w:lvl w:ilvl="6" w:tplc="042A000F" w:tentative="1">
+      <w:start w:val="1"/>
+      <w:numFmt w:val="decimal"/>
+      <w:lvlText w:val="%7."/>
+      <w:lvlJc w:val="left"/>
+      <w:pPr>
+        <w:ind w:left="5400" w:hanging="360"/>
+      </w:pPr>
+    </w:lvl>
+    <w:lvl w:ilvl="7" w:tplc="042A0019" w:tentative="1">
+      <w:start w:val="1"/>
+      <w:numFmt w:val="lowerLetter"/>
+      <w:lvlText w:val="%8."/>
+      <w:lvlJc w:val="left"/>
+      <w:pPr>
+        <w:ind w:left="6120" w:hanging="360"/>
+      </w:pPr>
+    </w:lvl>
+    <w:lvl w:ilvl="8" w:tplc="042A001B" w:tentative="1">
+      <w:start w:val="1"/>
+      <w:numFmt w:val="lowerRoman"/>
+      <w:lvlText w:val="%9."/>
+      <w:lvlJc w:val="right"/>
+      <w:pPr>
+        <w:ind w:left="6840" w:hanging="180"/>
+      </w:pPr>
+    </w:lvl>
+  </w:abstractNum>
+  <w:abstractNum w:abstractNumId="1">
     <w:nsid w:val="0A62039D"/>
     <w:multiLevelType w:val="hybridMultilevel"/>
     <w:tmpl w:val="9BD47C66"/>
@@ -4991,7 +5650,7 @@
       </w:pPr>
     </w:lvl>
   </w:abstractNum>
-  <w:abstractNum w:abstractNumId="1">
+  <w:abstractNum w:abstractNumId="2">
     <w:nsid w:val="0CF256C1"/>
     <w:multiLevelType w:val="hybridMultilevel"/>
     <w:tmpl w:val="AC527B64"/>
@@ -5080,7 +5739,7 @@
       </w:pPr>
     </w:lvl>
   </w:abstractNum>
-  <w:abstractNum w:abstractNumId="2">
+  <w:abstractNum w:abstractNumId="3">
     <w:nsid w:val="1A72493D"/>
     <w:multiLevelType w:val="hybridMultilevel"/>
     <w:tmpl w:val="75B65B80"/>
@@ -5169,7 +5828,7 @@
       </w:pPr>
     </w:lvl>
   </w:abstractNum>
-  <w:abstractNum w:abstractNumId="3">
+  <w:abstractNum w:abstractNumId="4">
     <w:nsid w:val="261814DE"/>
     <w:multiLevelType w:val="hybridMultilevel"/>
     <w:tmpl w:val="23D2B37E"/>
@@ -5258,7 +5917,7 @@
       </w:pPr>
     </w:lvl>
   </w:abstractNum>
-  <w:abstractNum w:abstractNumId="4">
+  <w:abstractNum w:abstractNumId="5">
     <w:nsid w:val="28D5218B"/>
     <w:multiLevelType w:val="hybridMultilevel"/>
     <w:tmpl w:val="CCC64DD0"/>
@@ -5347,7 +6006,7 @@
       </w:pPr>
     </w:lvl>
   </w:abstractNum>
-  <w:abstractNum w:abstractNumId="5">
+  <w:abstractNum w:abstractNumId="6">
     <w:nsid w:val="30A31F7F"/>
     <w:multiLevelType w:val="hybridMultilevel"/>
     <w:tmpl w:val="9F3C3494"/>
@@ -5436,7 +6095,7 @@
       </w:pPr>
     </w:lvl>
   </w:abstractNum>
-  <w:abstractNum w:abstractNumId="6">
+  <w:abstractNum w:abstractNumId="7">
     <w:nsid w:val="40280FAA"/>
     <w:multiLevelType w:val="hybridMultilevel"/>
     <w:tmpl w:val="2D4ADF4A"/>
@@ -5525,7 +6184,7 @@
       </w:pPr>
     </w:lvl>
   </w:abstractNum>
-  <w:abstractNum w:abstractNumId="7">
+  <w:abstractNum w:abstractNumId="8">
     <w:nsid w:val="42B019CC"/>
     <w:multiLevelType w:val="hybridMultilevel"/>
     <w:tmpl w:val="0DB06234"/>
@@ -5614,7 +6273,7 @@
       </w:pPr>
     </w:lvl>
   </w:abstractNum>
-  <w:abstractNum w:abstractNumId="8">
+  <w:abstractNum w:abstractNumId="9">
     <w:nsid w:val="43BB1B3E"/>
     <w:multiLevelType w:val="hybridMultilevel"/>
     <w:tmpl w:val="4540F944"/>
@@ -5703,7 +6362,7 @@
       </w:pPr>
     </w:lvl>
   </w:abstractNum>
-  <w:abstractNum w:abstractNumId="9">
+  <w:abstractNum w:abstractNumId="10">
     <w:nsid w:val="4E3E544E"/>
     <w:multiLevelType w:val="hybridMultilevel"/>
     <w:tmpl w:val="2B888B60"/>
@@ -5815,7 +6474,7 @@
       </w:rPr>
     </w:lvl>
   </w:abstractNum>
-  <w:abstractNum w:abstractNumId="10">
+  <w:abstractNum w:abstractNumId="11">
     <w:nsid w:val="52E97A77"/>
     <w:multiLevelType w:val="hybridMultilevel"/>
     <w:tmpl w:val="3A24F878"/>
@@ -5904,7 +6563,7 @@
       </w:pPr>
     </w:lvl>
   </w:abstractNum>
-  <w:abstractNum w:abstractNumId="11">
+  <w:abstractNum w:abstractNumId="12">
     <w:nsid w:val="5ABC2888"/>
     <w:multiLevelType w:val="hybridMultilevel"/>
     <w:tmpl w:val="161C7026"/>
@@ -5993,7 +6652,7 @@
       </w:pPr>
     </w:lvl>
   </w:abstractNum>
-  <w:abstractNum w:abstractNumId="12">
+  <w:abstractNum w:abstractNumId="13">
     <w:nsid w:val="73B10B2F"/>
     <w:multiLevelType w:val="hybridMultilevel"/>
     <w:tmpl w:val="A47EF800"/>
@@ -6107,43 +6766,46 @@
     </w:lvl>
   </w:abstractNum>
   <w:num w:numId="1">
+    <w:abstractNumId w:val="10"/>
+  </w:num>
+  <w:num w:numId="2">
+    <w:abstractNumId w:val="11"/>
+  </w:num>
+  <w:num w:numId="3">
+    <w:abstractNumId w:val="13"/>
+  </w:num>
+  <w:num w:numId="4">
+    <w:abstractNumId w:val="1"/>
+  </w:num>
+  <w:num w:numId="5">
+    <w:abstractNumId w:val="5"/>
+  </w:num>
+  <w:num w:numId="6">
+    <w:abstractNumId w:val="7"/>
+  </w:num>
+  <w:num w:numId="7">
+    <w:abstractNumId w:val="2"/>
+  </w:num>
+  <w:num w:numId="8">
+    <w:abstractNumId w:val="8"/>
+  </w:num>
+  <w:num w:numId="9">
+    <w:abstractNumId w:val="12"/>
+  </w:num>
+  <w:num w:numId="10">
+    <w:abstractNumId w:val="6"/>
+  </w:num>
+  <w:num w:numId="11">
     <w:abstractNumId w:val="9"/>
   </w:num>
-  <w:num w:numId="2">
-    <w:abstractNumId w:val="10"/>
+  <w:num w:numId="12">
+    <w:abstractNumId w:val="3"/>
   </w:num>
-  <w:num w:numId="3">
-    <w:abstractNumId w:val="12"/>
-  </w:num>
-  <w:num w:numId="4">
-    <w:abstractNumId w:val="0"/>
-  </w:num>
-  <w:num w:numId="5">
+  <w:num w:numId="13">
     <w:abstractNumId w:val="4"/>
   </w:num>
-  <w:num w:numId="6">
-    <w:abstractNumId w:val="6"/>
-  </w:num>
-  <w:num w:numId="7">
-    <w:abstractNumId w:val="1"/>
-  </w:num>
-  <w:num w:numId="8">
-    <w:abstractNumId w:val="7"/>
-  </w:num>
-  <w:num w:numId="9">
-    <w:abstractNumId w:val="11"/>
-  </w:num>
-  <w:num w:numId="10">
-    <w:abstractNumId w:val="5"/>
-  </w:num>
-  <w:num w:numId="11">
-    <w:abstractNumId w:val="8"/>
-  </w:num>
-  <w:num w:numId="12">
-    <w:abstractNumId w:val="2"/>
-  </w:num>
-  <w:num w:numId="13">
-    <w:abstractNumId w:val="3"/>
+  <w:num w:numId="14">
+    <w:abstractNumId w:val="0"/>
   </w:num>
 </w:numbering>
 </file>

--- a/python.docx
+++ b/python.docx
@@ -3939,8 +3939,6 @@
           <w:lang w:val="en-US"/>
         </w:rPr>
       </w:pPr>
-      <w:bookmarkStart w:id="0" w:name="_GoBack"/>
-      <w:bookmarkEnd w:id="0"/>
     </w:p>
     <w:p>
       <w:pPr>
@@ -3995,6 +3993,8 @@
         </w:rPr>
         <w:t xml:space="preserve">    new_name = f"{index}.png"</w:t>
       </w:r>
+      <w:bookmarkStart w:id="0" w:name="_GoBack"/>
+      <w:bookmarkEnd w:id="0"/>
     </w:p>
     <w:p>
       <w:pPr>
@@ -4014,7 +4014,19 @@
         <w:rPr>
           <w:lang w:val="en-US"/>
         </w:rPr>
-        <w:t xml:space="preserve">    old_path = os.path.join(folder_path, old_name)</w:t>
+        <w:t xml:space="preserve">    old_path = os.path.join(</w:t>
+      </w:r>
+      <w:r>
+        <w:rPr>
+          <w:lang w:val="en-US"/>
+        </w:rPr>
+        <w:t>FOLDER_PATH</w:t>
+      </w:r>
+      <w:r>
+        <w:rPr>
+          <w:lang w:val="en-US"/>
+        </w:rPr>
+        <w:t>, old_name)</w:t>
       </w:r>
     </w:p>
     <w:p>
@@ -4035,7 +4047,19 @@
         <w:rPr>
           <w:lang w:val="en-US"/>
         </w:rPr>
-        <w:t xml:space="preserve">    new_path = os.path.join(folder_path, new_name)</w:t>
+        <w:t xml:space="preserve">    new_path = os.path.join(</w:t>
+      </w:r>
+      <w:r>
+        <w:rPr>
+          <w:lang w:val="en-US"/>
+        </w:rPr>
+        <w:t>FOLDER_PATH</w:t>
+      </w:r>
+      <w:r>
+        <w:rPr>
+          <w:lang w:val="en-US"/>
+        </w:rPr>
+        <w:t>, new_name)</w:t>
       </w:r>
     </w:p>
     <w:p>

--- a/python.docx
+++ b/python.docx
@@ -1471,40 +1471,20 @@
     </w:p>
     <w:p>
       <w:pPr>
-        <w:rPr>
-          <w:lang w:val="en-US"/>
-        </w:rPr>
-      </w:pPr>
-    </w:p>
-    <w:p>
-      <w:pPr>
-        <w:rPr>
-          <w:lang w:val="en-US"/>
-        </w:rPr>
-      </w:pPr>
-      <w:r>
-        <w:rPr>
-          <w:lang w:val="en-US"/>
-        </w:rPr>
-        <w:t>Generator:</w:t>
-      </w:r>
-    </w:p>
-    <w:p>
-      <w:pPr>
-        <w:pStyle w:val="ListParagraph"/>
-        <w:numPr>
-          <w:ilvl w:val="0"/>
-          <w:numId w:val="13"/>
-        </w:numPr>
-        <w:rPr>
-          <w:lang w:val="en-US"/>
-        </w:rPr>
-      </w:pPr>
-      <w:r>
-        <w:rPr>
-          <w:lang w:val="en-US"/>
-        </w:rPr>
-        <w:t>Cách Trả Về Phần Tử Tiếp Theo Của Generator Và Xóa Nỏ Khỏi Generator?</w:t>
+        <w:pStyle w:val="ListParagraph"/>
+        <w:numPr>
+          <w:ilvl w:val="0"/>
+          <w:numId w:val="9"/>
+        </w:numPr>
+        <w:rPr>
+          <w:lang w:val="en-US"/>
+        </w:rPr>
+      </w:pPr>
+      <w:r>
+        <w:rPr>
+          <w:lang w:val="en-US"/>
+        </w:rPr>
+        <w:t>Cách Nối Nhiều List?</w:t>
       </w:r>
     </w:p>
     <w:p>
@@ -1525,57 +1505,7 @@
         <w:rPr>
           <w:lang w:val="en-US"/>
         </w:rPr>
-        <w:t>next(&lt;Generator&gt;)</w:t>
-      </w:r>
-    </w:p>
-    <w:p>
-      <w:pPr>
-        <w:rPr>
-          <w:lang w:val="en-US"/>
-        </w:rPr>
-      </w:pPr>
-    </w:p>
-    <w:p>
-      <w:pPr>
-        <w:rPr>
-          <w:lang w:val="en-US"/>
-        </w:rPr>
-      </w:pPr>
-      <w:r>
-        <w:rPr>
-          <w:lang w:val="en-US"/>
-        </w:rPr>
-        <w:t>Set – Tập</w:t>
-      </w:r>
-      <w:r>
-        <w:rPr>
-          <w:lang w:val="en-US"/>
-        </w:rPr>
-        <w:t xml:space="preserve"> Hợp</w:t>
-      </w:r>
-      <w:r>
-        <w:rPr>
-          <w:lang w:val="en-US"/>
-        </w:rPr>
-        <w:t>:</w:t>
-      </w:r>
-    </w:p>
-    <w:p>
-      <w:pPr>
-        <w:pStyle w:val="ListParagraph"/>
-        <w:numPr>
-          <w:ilvl w:val="0"/>
-          <w:numId w:val="5"/>
-        </w:numPr>
-        <w:rPr>
-          <w:lang w:val="en-US"/>
-        </w:rPr>
-      </w:pPr>
-      <w:r>
-        <w:rPr>
-          <w:lang w:val="en-US"/>
-        </w:rPr>
-        <w:t>Set Giải Thích Dễ Hiểu?</w:t>
+        <w:t>&lt;List Tổng Hợp&gt; = &lt;List 1&gt; + &lt;List 2&gt; + …</w:t>
       </w:r>
     </w:p>
     <w:p>
@@ -1593,26 +1523,7 @@
         <w:rPr>
           <w:lang w:val="en-US"/>
         </w:rPr>
-        <w:lastRenderedPageBreak/>
-        <w:t>Giống như tập hợp bình thường trong toán nghĩa là không quan tâm thứ tự, mỗi phần tử là độc nhất</w:t>
-      </w:r>
-    </w:p>
-    <w:p>
-      <w:pPr>
-        <w:pStyle w:val="ListParagraph"/>
-        <w:numPr>
-          <w:ilvl w:val="0"/>
-          <w:numId w:val="5"/>
-        </w:numPr>
-        <w:rPr>
-          <w:lang w:val="en-US"/>
-        </w:rPr>
-      </w:pPr>
-      <w:r>
-        <w:rPr>
-          <w:lang w:val="en-US"/>
-        </w:rPr>
-        <w:t>Tạo Nhanh 1 Set?</w:t>
+        <w:t>Ví dụ</w:t>
       </w:r>
     </w:p>
     <w:p>
@@ -1633,7 +1544,34 @@
         <w:rPr>
           <w:lang w:val="en-US"/>
         </w:rPr>
-        <w:t>&lt;Biến&gt; = {&lt;Các giá trị&gt;}</w:t>
+        <w:t>foo =</w:t>
+      </w:r>
+      <w:r>
+        <w:t xml:space="preserve"> </w:t>
+      </w:r>
+      <w:r>
+        <w:rPr>
+          <w:lang w:val="en-US"/>
+        </w:rPr>
+        <w:t xml:space="preserve">[1, 2, 3] + [4, 5] + [[4, 8], </w:t>
+      </w:r>
+      <w:r>
+        <w:rPr>
+          <w:lang w:val="en-US"/>
+        </w:rPr>
+        <w:t>"a</w:t>
+      </w:r>
+      <w:r>
+        <w:rPr>
+          <w:lang w:val="en-US"/>
+        </w:rPr>
+        <w:t>"</w:t>
+      </w:r>
+      <w:r>
+        <w:rPr>
+          <w:lang w:val="en-US"/>
+        </w:rPr>
+        <w:t>]</w:t>
       </w:r>
     </w:p>
     <w:p>
@@ -1651,7 +1589,128 @@
         <w:rPr>
           <w:lang w:val="en-US"/>
         </w:rPr>
-        <w:t>Ví dụ</w:t>
+        <w:t>Ta có</w:t>
+      </w:r>
+      <w:bookmarkStart w:id="0" w:name="_GoBack"/>
+      <w:bookmarkEnd w:id="0"/>
+    </w:p>
+    <w:tbl>
+      <w:tblPr>
+        <w:tblStyle w:val="TableGrid"/>
+        <w:tblW w:w="0" w:type="auto"/>
+        <w:tblInd w:w="1080" w:type="dxa"/>
+        <w:tblLook w:val="04A0" w:firstRow="1" w:lastRow="0" w:firstColumn="1" w:lastColumn="0" w:noHBand="0" w:noVBand="1"/>
+      </w:tblPr>
+      <w:tblGrid>
+        <w:gridCol w:w="2430"/>
+        <w:gridCol w:w="5732"/>
+      </w:tblGrid>
+      <w:tr>
+        <w:tc>
+          <w:tcPr>
+            <w:tcW w:w="2430" w:type="dxa"/>
+          </w:tcPr>
+          <w:p>
+            <w:pPr>
+              <w:pStyle w:val="ListParagraph"/>
+              <w:ind w:left="0"/>
+              <w:jc w:val="center"/>
+              <w:rPr>
+                <w:lang w:val="en-US"/>
+              </w:rPr>
+            </w:pPr>
+            <w:r>
+              <w:rPr>
+                <w:lang w:val="en-US"/>
+              </w:rPr>
+              <w:t>foo</w:t>
+            </w:r>
+          </w:p>
+        </w:tc>
+        <w:tc>
+          <w:tcPr>
+            <w:tcW w:w="5732" w:type="dxa"/>
+          </w:tcPr>
+          <w:p>
+            <w:pPr>
+              <w:pStyle w:val="ListParagraph"/>
+              <w:ind w:left="0"/>
+              <w:jc w:val="center"/>
+              <w:rPr>
+                <w:lang w:val="en-US"/>
+              </w:rPr>
+            </w:pPr>
+            <w:r>
+              <w:rPr>
+                <w:lang w:val="en-US"/>
+              </w:rPr>
+              <w:t xml:space="preserve">[1, 2, 3, 4, 5, [4, 8], </w:t>
+            </w:r>
+            <w:r>
+              <w:rPr>
+                <w:lang w:val="en-US"/>
+              </w:rPr>
+              <w:t>"a"]</w:t>
+            </w:r>
+          </w:p>
+        </w:tc>
+      </w:tr>
+    </w:tbl>
+    <w:p>
+      <w:pPr>
+        <w:pStyle w:val="ListParagraph"/>
+        <w:ind w:left="1080"/>
+        <w:rPr>
+          <w:lang w:val="en-US"/>
+        </w:rPr>
+      </w:pPr>
+    </w:p>
+    <w:p>
+      <w:pPr>
+        <w:pStyle w:val="ListParagraph"/>
+        <w:ind w:left="1080"/>
+        <w:rPr>
+          <w:lang w:val="en-US"/>
+        </w:rPr>
+      </w:pPr>
+    </w:p>
+    <w:p>
+      <w:pPr>
+        <w:rPr>
+          <w:lang w:val="en-US"/>
+        </w:rPr>
+      </w:pPr>
+    </w:p>
+    <w:p>
+      <w:pPr>
+        <w:rPr>
+          <w:lang w:val="en-US"/>
+        </w:rPr>
+      </w:pPr>
+      <w:r>
+        <w:rPr>
+          <w:lang w:val="en-US"/>
+        </w:rPr>
+        <w:t>Generator:</w:t>
+      </w:r>
+    </w:p>
+    <w:p>
+      <w:pPr>
+        <w:pStyle w:val="ListParagraph"/>
+        <w:numPr>
+          <w:ilvl w:val="0"/>
+          <w:numId w:val="13"/>
+        </w:numPr>
+        <w:rPr>
+          <w:lang w:val="en-US"/>
+        </w:rPr>
+      </w:pPr>
+      <w:r>
+        <w:rPr>
+          <w:lang w:val="en-US"/>
+        </w:rPr>
+        <w:lastRenderedPageBreak/>
+        <w:t>Cách Trả Về Phần Tử Tiếp Theo Của Generator Và Xóa Nỏ Khỏi Generator?</w:t>
       </w:r>
     </w:p>
     <w:p>
@@ -1672,45 +1731,57 @@
         <w:rPr>
           <w:lang w:val="en-US"/>
         </w:rPr>
-        <w:t>foo = {1, 2, “bar”}</w:t>
-      </w:r>
-    </w:p>
-    <w:p>
-      <w:pPr>
-        <w:rPr>
-          <w:lang w:val="en-US"/>
-        </w:rPr>
-      </w:pPr>
-    </w:p>
-    <w:p>
-      <w:pPr>
-        <w:rPr>
-          <w:lang w:val="en-US"/>
-        </w:rPr>
-      </w:pPr>
-      <w:r>
-        <w:rPr>
-          <w:lang w:val="en-US"/>
-        </w:rPr>
-        <w:t>Enumerate – Liệt Kê:</w:t>
-      </w:r>
-    </w:p>
-    <w:p>
-      <w:pPr>
-        <w:pStyle w:val="ListParagraph"/>
-        <w:numPr>
-          <w:ilvl w:val="0"/>
-          <w:numId w:val="6"/>
-        </w:numPr>
-        <w:rPr>
-          <w:lang w:val="en-US"/>
-        </w:rPr>
-      </w:pPr>
-      <w:r>
-        <w:rPr>
-          <w:lang w:val="en-US"/>
-        </w:rPr>
-        <w:t>Enumerate Giải Thích Dễ Hiểu?</w:t>
+        <w:t>next(&lt;Generator&gt;)</w:t>
+      </w:r>
+    </w:p>
+    <w:p>
+      <w:pPr>
+        <w:rPr>
+          <w:lang w:val="en-US"/>
+        </w:rPr>
+      </w:pPr>
+    </w:p>
+    <w:p>
+      <w:pPr>
+        <w:rPr>
+          <w:lang w:val="en-US"/>
+        </w:rPr>
+      </w:pPr>
+      <w:r>
+        <w:rPr>
+          <w:lang w:val="en-US"/>
+        </w:rPr>
+        <w:t>Set – Tập</w:t>
+      </w:r>
+      <w:r>
+        <w:rPr>
+          <w:lang w:val="en-US"/>
+        </w:rPr>
+        <w:t xml:space="preserve"> Hợp</w:t>
+      </w:r>
+      <w:r>
+        <w:rPr>
+          <w:lang w:val="en-US"/>
+        </w:rPr>
+        <w:t>:</w:t>
+      </w:r>
+    </w:p>
+    <w:p>
+      <w:pPr>
+        <w:pStyle w:val="ListParagraph"/>
+        <w:numPr>
+          <w:ilvl w:val="0"/>
+          <w:numId w:val="5"/>
+        </w:numPr>
+        <w:rPr>
+          <w:lang w:val="en-US"/>
+        </w:rPr>
+      </w:pPr>
+      <w:r>
+        <w:rPr>
+          <w:lang w:val="en-US"/>
+        </w:rPr>
+        <w:t>Set Giải Thích Dễ Hiểu?</w:t>
       </w:r>
     </w:p>
     <w:p>
@@ -1728,25 +1799,25 @@
         <w:rPr>
           <w:lang w:val="en-US"/>
         </w:rPr>
-        <w:t>Giống như liệt kê bình thường, đánh số theo thứ tự 0, 1, 2, … ứng với các giá trị nào đó</w:t>
-      </w:r>
-    </w:p>
-    <w:p>
-      <w:pPr>
-        <w:pStyle w:val="ListParagraph"/>
-        <w:numPr>
-          <w:ilvl w:val="0"/>
-          <w:numId w:val="6"/>
-        </w:numPr>
-        <w:rPr>
-          <w:lang w:val="en-US"/>
-        </w:rPr>
-      </w:pPr>
-      <w:r>
-        <w:rPr>
-          <w:lang w:val="en-US"/>
-        </w:rPr>
-        <w:t>Tạo 1 Enumerate?</w:t>
+        <w:t>Giống như tập hợp bình thường trong toán nghĩa là không quan tâm thứ tự, mỗi phần tử là độc nhất</w:t>
+      </w:r>
+    </w:p>
+    <w:p>
+      <w:pPr>
+        <w:pStyle w:val="ListParagraph"/>
+        <w:numPr>
+          <w:ilvl w:val="0"/>
+          <w:numId w:val="5"/>
+        </w:numPr>
+        <w:rPr>
+          <w:lang w:val="en-US"/>
+        </w:rPr>
+      </w:pPr>
+      <w:r>
+        <w:rPr>
+          <w:lang w:val="en-US"/>
+        </w:rPr>
+        <w:t>Tạo Nhanh 1 Set?</w:t>
       </w:r>
     </w:p>
     <w:p>
@@ -1767,55 +1838,7 @@
         <w:rPr>
           <w:lang w:val="en-US"/>
         </w:rPr>
-        <w:t>&lt;Biến&gt; = enumerate(&lt;Mảng&gt;</w:t>
-      </w:r>
-      <w:r>
-        <w:rPr>
-          <w:lang w:val="en-US"/>
-        </w:rPr>
-        <w:t>, &lt;Start&gt;</w:t>
-      </w:r>
-      <w:r>
-        <w:rPr>
-          <w:lang w:val="en-US"/>
-        </w:rPr>
-        <w:t>)</w:t>
-      </w:r>
-    </w:p>
-    <w:p>
-      <w:pPr>
-        <w:pStyle w:val="ListParagraph"/>
-        <w:numPr>
-          <w:ilvl w:val="0"/>
-          <w:numId w:val="3"/>
-        </w:numPr>
-        <w:rPr>
-          <w:lang w:val="en-US"/>
-        </w:rPr>
-      </w:pPr>
-      <w:r>
-        <w:rPr>
-          <w:lang w:val="en-US"/>
-        </w:rPr>
-        <w:t>Mỗi phần tử trong &lt;Biến&gt; sẽ có 2 giá trị, đầu tiên là số thứ tự, thứ 2 là giá trị tương ứng trong mảng</w:t>
-      </w:r>
-    </w:p>
-    <w:p>
-      <w:pPr>
-        <w:pStyle w:val="ListParagraph"/>
-        <w:numPr>
-          <w:ilvl w:val="0"/>
-          <w:numId w:val="3"/>
-        </w:numPr>
-        <w:rPr>
-          <w:lang w:val="en-US"/>
-        </w:rPr>
-      </w:pPr>
-      <w:r>
-        <w:rPr>
-          <w:lang w:val="en-US"/>
-        </w:rPr>
-        <w:t>Số thứ tự đầu tiên là &lt;Start&gt;</w:t>
+        <w:t>&lt;Biến&gt; = {&lt;Các giá trị&gt;}</w:t>
       </w:r>
     </w:p>
     <w:p>
@@ -1854,19 +1877,45 @@
         <w:rPr>
           <w:lang w:val="en-US"/>
         </w:rPr>
-        <w:t>foo = enumerate([5, ‘a’, 4]</w:t>
-      </w:r>
-      <w:r>
-        <w:rPr>
-          <w:lang w:val="en-US"/>
-        </w:rPr>
-        <w:t>, 2</w:t>
-      </w:r>
-      <w:r>
-        <w:rPr>
-          <w:lang w:val="en-US"/>
-        </w:rPr>
-        <w:t>)</w:t>
+        <w:t>foo = {1, 2, “bar”}</w:t>
+      </w:r>
+    </w:p>
+    <w:p>
+      <w:pPr>
+        <w:rPr>
+          <w:lang w:val="en-US"/>
+        </w:rPr>
+      </w:pPr>
+    </w:p>
+    <w:p>
+      <w:pPr>
+        <w:rPr>
+          <w:lang w:val="en-US"/>
+        </w:rPr>
+      </w:pPr>
+      <w:r>
+        <w:rPr>
+          <w:lang w:val="en-US"/>
+        </w:rPr>
+        <w:t>Enumerate – Liệt Kê:</w:t>
+      </w:r>
+    </w:p>
+    <w:p>
+      <w:pPr>
+        <w:pStyle w:val="ListParagraph"/>
+        <w:numPr>
+          <w:ilvl w:val="0"/>
+          <w:numId w:val="6"/>
+        </w:numPr>
+        <w:rPr>
+          <w:lang w:val="en-US"/>
+        </w:rPr>
+      </w:pPr>
+      <w:r>
+        <w:rPr>
+          <w:lang w:val="en-US"/>
+        </w:rPr>
+        <w:t>Enumerate Giải Thích Dễ Hiểu?</w:t>
       </w:r>
     </w:p>
     <w:p>
@@ -1884,93 +1933,25 @@
         <w:rPr>
           <w:lang w:val="en-US"/>
         </w:rPr>
-        <w:t>foo giống kiể</w:t>
-      </w:r>
-      <w:r>
-        <w:rPr>
-          <w:lang w:val="en-US"/>
-        </w:rPr>
-        <w:t>u {2 : 5, 3 : ‘a’, 4</w:t>
-      </w:r>
-      <w:r>
-        <w:rPr>
-          <w:lang w:val="en-US"/>
-        </w:rPr>
-        <w:t xml:space="preserve"> : 4}</w:t>
-      </w:r>
-    </w:p>
-    <w:p>
-      <w:pPr>
-        <w:rPr>
-          <w:lang w:val="en-US"/>
-        </w:rPr>
-      </w:pPr>
-    </w:p>
-    <w:p>
-      <w:pPr>
-        <w:rPr>
-          <w:lang w:val="en-US"/>
-        </w:rPr>
-      </w:pPr>
-      <w:r>
-        <w:rPr>
-          <w:lang w:val="en-US"/>
-        </w:rPr>
-        <w:t>Dictionary – Từ Điển:</w:t>
-      </w:r>
-    </w:p>
-    <w:p>
-      <w:pPr>
-        <w:pStyle w:val="ListParagraph"/>
-        <w:numPr>
-          <w:ilvl w:val="0"/>
-          <w:numId w:val="8"/>
-        </w:numPr>
-        <w:rPr>
-          <w:lang w:val="en-US"/>
-        </w:rPr>
-      </w:pPr>
-      <w:r>
-        <w:rPr>
-          <w:lang w:val="en-US"/>
-        </w:rPr>
-        <w:t>Dictionary Giải Thích?</w:t>
-      </w:r>
-    </w:p>
-    <w:p>
-      <w:pPr>
-        <w:pStyle w:val="ListParagraph"/>
-        <w:numPr>
-          <w:ilvl w:val="0"/>
-          <w:numId w:val="3"/>
-        </w:numPr>
-        <w:rPr>
-          <w:lang w:val="en-US"/>
-        </w:rPr>
-      </w:pPr>
-      <w:r>
-        <w:rPr>
-          <w:lang w:val="en-US"/>
-        </w:rPr>
-        <w:t>Giống như từ điển bình thường, bạn tra từ để tìm giải thích của nó, giống Set, nhưng mỗi phần tử gồm 2 thằng là Key và giá trị, dùng Key để truy xuất giá trị</w:t>
-      </w:r>
-    </w:p>
-    <w:p>
-      <w:pPr>
-        <w:pStyle w:val="ListParagraph"/>
-        <w:numPr>
-          <w:ilvl w:val="0"/>
-          <w:numId w:val="8"/>
-        </w:numPr>
-        <w:rPr>
-          <w:lang w:val="en-US"/>
-        </w:rPr>
-      </w:pPr>
-      <w:r>
-        <w:rPr>
-          <w:lang w:val="en-US"/>
-        </w:rPr>
-        <w:t>Tạo Nhanh 1 Dictionary?</w:t>
+        <w:t>Giống như liệt kê bình thường, đánh số theo thứ tự 0, 1, 2, … ứng với các giá trị nào đó</w:t>
+      </w:r>
+    </w:p>
+    <w:p>
+      <w:pPr>
+        <w:pStyle w:val="ListParagraph"/>
+        <w:numPr>
+          <w:ilvl w:val="0"/>
+          <w:numId w:val="6"/>
+        </w:numPr>
+        <w:rPr>
+          <w:lang w:val="en-US"/>
+        </w:rPr>
+      </w:pPr>
+      <w:r>
+        <w:rPr>
+          <w:lang w:val="en-US"/>
+        </w:rPr>
+        <w:t>Tạo 1 Enumerate?</w:t>
       </w:r>
     </w:p>
     <w:p>
@@ -1991,7 +1972,19 @@
         <w:rPr>
           <w:lang w:val="en-US"/>
         </w:rPr>
-        <w:t>&lt;Biến&gt; = {&lt;Các Cặp Key Và Giá Trị&gt;}</w:t>
+        <w:t>&lt;Biến&gt; = enumerate(&lt;Mảng&gt;</w:t>
+      </w:r>
+      <w:r>
+        <w:rPr>
+          <w:lang w:val="en-US"/>
+        </w:rPr>
+        <w:t>, &lt;Start&gt;</w:t>
+      </w:r>
+      <w:r>
+        <w:rPr>
+          <w:lang w:val="en-US"/>
+        </w:rPr>
+        <w:t>)</w:t>
       </w:r>
     </w:p>
     <w:p>
@@ -2009,7 +2002,25 @@
         <w:rPr>
           <w:lang w:val="en-US"/>
         </w:rPr>
-        <w:t>Key có thể là bất kì kiểu dữ liệu nào ngoại trừ List</w:t>
+        <w:t>Mỗi phần tử trong &lt;Biến&gt; sẽ có 2 giá trị, đầu tiên là số thứ tự, thứ 2 là giá trị tương ứng trong mảng</w:t>
+      </w:r>
+    </w:p>
+    <w:p>
+      <w:pPr>
+        <w:pStyle w:val="ListParagraph"/>
+        <w:numPr>
+          <w:ilvl w:val="0"/>
+          <w:numId w:val="3"/>
+        </w:numPr>
+        <w:rPr>
+          <w:lang w:val="en-US"/>
+        </w:rPr>
+      </w:pPr>
+      <w:r>
+        <w:rPr>
+          <w:lang w:val="en-US"/>
+        </w:rPr>
+        <w:t>Số thứ tự đầu tiên là &lt;Start&gt;</w:t>
       </w:r>
     </w:p>
     <w:p>
@@ -2048,7 +2059,19 @@
         <w:rPr>
           <w:lang w:val="en-US"/>
         </w:rPr>
-        <w:t>foo = {“cac” : 1, 2 : “bar”, (1, 2) : [4, 5]}</w:t>
+        <w:t>foo = enumerate([5, ‘a’, 4]</w:t>
+      </w:r>
+      <w:r>
+        <w:rPr>
+          <w:lang w:val="en-US"/>
+        </w:rPr>
+        <w:t>, 2</w:t>
+      </w:r>
+      <w:r>
+        <w:rPr>
+          <w:lang w:val="en-US"/>
+        </w:rPr>
+        <w:t>)</w:t>
       </w:r>
     </w:p>
     <w:p>
@@ -2066,7 +2089,39 @@
         <w:rPr>
           <w:lang w:val="en-US"/>
         </w:rPr>
-        <w:t>foo[(1, 2)] trả về [4, 5]</w:t>
+        <w:t>foo giống kiể</w:t>
+      </w:r>
+      <w:r>
+        <w:rPr>
+          <w:lang w:val="en-US"/>
+        </w:rPr>
+        <w:t>u {2 : 5, 3 : ‘a’, 4</w:t>
+      </w:r>
+      <w:r>
+        <w:rPr>
+          <w:lang w:val="en-US"/>
+        </w:rPr>
+        <w:t xml:space="preserve"> : 4}</w:t>
+      </w:r>
+    </w:p>
+    <w:p>
+      <w:pPr>
+        <w:rPr>
+          <w:lang w:val="en-US"/>
+        </w:rPr>
+      </w:pPr>
+    </w:p>
+    <w:p>
+      <w:pPr>
+        <w:rPr>
+          <w:lang w:val="en-US"/>
+        </w:rPr>
+      </w:pPr>
+      <w:r>
+        <w:rPr>
+          <w:lang w:val="en-US"/>
+        </w:rPr>
+        <w:t>Dictionary – Từ Điển:</w:t>
       </w:r>
     </w:p>
     <w:p>
@@ -2084,7 +2139,7 @@
         <w:rPr>
           <w:lang w:val="en-US"/>
         </w:rPr>
-        <w:t>Chuyển Kiểu Dữ Liệu Khác Về Dictionary?</w:t>
+        <w:t>Dictionary Giải Thích?</w:t>
       </w:r>
     </w:p>
     <w:p>
@@ -2102,7 +2157,25 @@
         <w:rPr>
           <w:lang w:val="en-US"/>
         </w:rPr>
-        <w:t>Giả sử “foo” là 1 đối tượng Iterable, chứa các phần tử cũng Iterable, các Iterable con này đều chứa 2 phần tử, nhập lệnh sau</w:t>
+        <w:t>Giống như từ điển bình thường, bạn tra từ để tìm giải thích của nó, giống Set, nhưng mỗi phần tử gồm 2 thằng là Key và giá trị, dùng Key để truy xuất giá trị</w:t>
+      </w:r>
+    </w:p>
+    <w:p>
+      <w:pPr>
+        <w:pStyle w:val="ListParagraph"/>
+        <w:numPr>
+          <w:ilvl w:val="0"/>
+          <w:numId w:val="8"/>
+        </w:numPr>
+        <w:rPr>
+          <w:lang w:val="en-US"/>
+        </w:rPr>
+      </w:pPr>
+      <w:r>
+        <w:rPr>
+          <w:lang w:val="en-US"/>
+        </w:rPr>
+        <w:t>Tạo Nhanh 1 Dictionary?</w:t>
       </w:r>
     </w:p>
     <w:p>
@@ -2123,7 +2196,7 @@
         <w:rPr>
           <w:lang w:val="en-US"/>
         </w:rPr>
-        <w:t>&lt;Dictionary&gt; = dict(foo)</w:t>
+        <w:t>&lt;Biến&gt; = {&lt;Các Cặp Key Và Giá Trị&gt;}</w:t>
       </w:r>
     </w:p>
     <w:p>
@@ -2141,7 +2214,7 @@
         <w:rPr>
           <w:lang w:val="en-US"/>
         </w:rPr>
-        <w:t>&lt;Dictionary&gt; sẽ có các cặp Key và giá trị tương ứng với 2 phần tử trong các Iterable con</w:t>
+        <w:t>Key có thể là bất kì kiểu dữ liệu nào ngoại trừ List</w:t>
       </w:r>
     </w:p>
     <w:p>
@@ -2180,7 +2253,61 @@
         <w:rPr>
           <w:lang w:val="en-US"/>
         </w:rPr>
-        <w:t>foo = ([1, ‘a’], (‘abc’, 5))</w:t>
+        <w:t>foo = {“cac” : 1, 2 : “bar”, (1, 2) : [4, 5]}</w:t>
+      </w:r>
+    </w:p>
+    <w:p>
+      <w:pPr>
+        <w:pStyle w:val="ListParagraph"/>
+        <w:numPr>
+          <w:ilvl w:val="0"/>
+          <w:numId w:val="3"/>
+        </w:numPr>
+        <w:rPr>
+          <w:lang w:val="en-US"/>
+        </w:rPr>
+      </w:pPr>
+      <w:r>
+        <w:rPr>
+          <w:lang w:val="en-US"/>
+        </w:rPr>
+        <w:t>foo[(1, 2)] trả về [4, 5]</w:t>
+      </w:r>
+    </w:p>
+    <w:p>
+      <w:pPr>
+        <w:pStyle w:val="ListParagraph"/>
+        <w:numPr>
+          <w:ilvl w:val="0"/>
+          <w:numId w:val="8"/>
+        </w:numPr>
+        <w:rPr>
+          <w:lang w:val="en-US"/>
+        </w:rPr>
+      </w:pPr>
+      <w:r>
+        <w:rPr>
+          <w:lang w:val="en-US"/>
+        </w:rPr>
+        <w:t>Chuyển Kiểu Dữ Liệu Khác Về Dictionary?</w:t>
+      </w:r>
+    </w:p>
+    <w:p>
+      <w:pPr>
+        <w:pStyle w:val="ListParagraph"/>
+        <w:numPr>
+          <w:ilvl w:val="0"/>
+          <w:numId w:val="3"/>
+        </w:numPr>
+        <w:rPr>
+          <w:lang w:val="en-US"/>
+        </w:rPr>
+      </w:pPr>
+      <w:r>
+        <w:rPr>
+          <w:lang w:val="en-US"/>
+        </w:rPr>
+        <w:t>Giả sử “foo” là 1 đối tượng Iterable, chứa các phần tử cũng Iterable, các Iterable con này đều chứa 2 phần tử, nhập lệnh sau</w:t>
       </w:r>
     </w:p>
     <w:p>
@@ -2201,7 +2328,7 @@
         <w:rPr>
           <w:lang w:val="en-US"/>
         </w:rPr>
-        <w:t>bar = dict(foo)</w:t>
+        <w:t>&lt;Dictionary&gt; = dict(foo)</w:t>
       </w:r>
     </w:p>
     <w:p>
@@ -2219,46 +2346,8 @@
         <w:rPr>
           <w:lang w:val="en-US"/>
         </w:rPr>
-        <w:t>“bar” có giá trị là {1 : “a”, “abc” : 5}</w:t>
-      </w:r>
-    </w:p>
-    <w:p>
-      <w:pPr>
-        <w:rPr>
-          <w:lang w:val="en-US"/>
-        </w:rPr>
-      </w:pPr>
-    </w:p>
-    <w:p>
-      <w:pPr>
-        <w:rPr>
-          <w:lang w:val="en-US"/>
-        </w:rPr>
-      </w:pPr>
-      <w:r>
-        <w:rPr>
-          <w:lang w:val="en-US"/>
-        </w:rPr>
         <w:lastRenderedPageBreak/>
-        <w:t>Class – Lớp:</w:t>
-      </w:r>
-    </w:p>
-    <w:p>
-      <w:pPr>
-        <w:pStyle w:val="ListParagraph"/>
-        <w:numPr>
-          <w:ilvl w:val="0"/>
-          <w:numId w:val="7"/>
-        </w:numPr>
-        <w:rPr>
-          <w:lang w:val="en-US"/>
-        </w:rPr>
-      </w:pPr>
-      <w:r>
-        <w:rPr>
-          <w:lang w:val="en-US"/>
-        </w:rPr>
-        <w:t>Bản Chất Class?</w:t>
+        <w:t>&lt;Dictionary&gt; sẽ có các cặp Key và giá trị tương ứng với 2 phần tử trong các Iterable con</w:t>
       </w:r>
     </w:p>
     <w:p>
@@ -2276,139 +2365,7 @@
         <w:rPr>
           <w:lang w:val="en-US"/>
         </w:rPr>
-        <w:t xml:space="preserve">Tưởng tượng Class giống như đường dẫn đến File, giả sử Class to nhất của bạn là A, thì A là thư mục gốc, tạo Class B bên trong A, tương đương tạo thư mục con B trong thư mục gốc A, tạo thuộc tính và </w:t>
-      </w:r>
-      <w:r>
-        <w:rPr>
-          <w:lang w:val="en-US"/>
-        </w:rPr>
-        <w:t>hàm</w:t>
-      </w:r>
-      <w:r>
-        <w:rPr>
-          <w:lang w:val="en-US"/>
-        </w:rPr>
-        <w:t xml:space="preserve"> trong A, tương đương tạo File trong thư mục A</w:t>
-      </w:r>
-    </w:p>
-    <w:p>
-      <w:pPr>
-        <w:pStyle w:val="ListParagraph"/>
-        <w:numPr>
-          <w:ilvl w:val="0"/>
-          <w:numId w:val="3"/>
-        </w:numPr>
-        <w:rPr>
-          <w:lang w:val="en-US"/>
-        </w:rPr>
-      </w:pPr>
-      <w:r>
-        <w:rPr>
-          <w:lang w:val="en-US"/>
-        </w:rPr>
-        <w:t xml:space="preserve">Để truy cập 1 thuộc tính hoặc </w:t>
-      </w:r>
-      <w:r>
-        <w:rPr>
-          <w:lang w:val="en-US"/>
-        </w:rPr>
-        <w:t>hàm,</w:t>
-      </w:r>
-      <w:r>
-        <w:rPr>
-          <w:lang w:val="en-US"/>
-        </w:rPr>
-        <w:t xml:space="preserve"> thì phải biến đường dẫn đến nó, khác với đường dẫn thông thường,  đường dẫn này thay dấu “/” thành “.”</w:t>
-      </w:r>
-    </w:p>
-    <w:p>
-      <w:pPr>
-        <w:pStyle w:val="ListParagraph"/>
-        <w:numPr>
-          <w:ilvl w:val="0"/>
-          <w:numId w:val="3"/>
-        </w:numPr>
-        <w:rPr>
-          <w:lang w:val="en-US"/>
-        </w:rPr>
-      </w:pPr>
-      <w:r>
-        <w:rPr>
-          <w:lang w:val="en-US"/>
-        </w:rPr>
         <w:t>Ví dụ</w:t>
-      </w:r>
-    </w:p>
-    <w:p>
-      <w:pPr>
-        <w:pStyle w:val="ListParagraph"/>
-        <w:numPr>
-          <w:ilvl w:val="0"/>
-          <w:numId w:val="3"/>
-        </w:numPr>
-        <w:rPr>
-          <w:lang w:val="en-US"/>
-        </w:rPr>
-      </w:pPr>
-      <w:r>
-        <w:rPr>
-          <w:lang w:val="en-US"/>
-        </w:rPr>
-        <w:t>Class A to nhất, trong đó có Class B, trong B có thuộc tính “foo” = 5, khi đó “A.B.foo” có giá trị = 5, trong B còn có hàm “bar”, khi đó “A.B.bar(&lt;Tham Số&gt;)” sẽ gọi hàm này</w:t>
-      </w:r>
-    </w:p>
-    <w:p>
-      <w:pPr>
-        <w:pStyle w:val="ListParagraph"/>
-        <w:numPr>
-          <w:ilvl w:val="0"/>
-          <w:numId w:val="7"/>
-        </w:numPr>
-        <w:rPr>
-          <w:lang w:val="en-US"/>
-        </w:rPr>
-      </w:pPr>
-      <w:r>
-        <w:rPr>
-          <w:lang w:val="en-US"/>
-        </w:rPr>
-        <w:t xml:space="preserve">Bản </w:t>
-      </w:r>
-      <w:r>
-        <w:rPr>
-          <w:lang w:val="en-US"/>
-        </w:rPr>
-        <w:t xml:space="preserve">Chất Của 1 Đối Tượng  Thuộc 1 </w:t>
-      </w:r>
-      <w:r>
-        <w:rPr>
-          <w:lang w:val="en-US"/>
-        </w:rPr>
-        <w:t xml:space="preserve">Class </w:t>
-      </w:r>
-      <w:r>
-        <w:rPr>
-          <w:lang w:val="en-US"/>
-        </w:rPr>
-        <w:t>Nào Đó?</w:t>
-      </w:r>
-    </w:p>
-    <w:p>
-      <w:pPr>
-        <w:pStyle w:val="ListParagraph"/>
-        <w:numPr>
-          <w:ilvl w:val="0"/>
-          <w:numId w:val="3"/>
-        </w:numPr>
-        <w:rPr>
-          <w:lang w:val="en-US"/>
-        </w:rPr>
-      </w:pPr>
-      <w:r>
-        <w:rPr>
-          <w:lang w:val="en-US"/>
-        </w:rPr>
-        <w:t>Để tạo 1 đối tượng của 1 Class, ví dụ tạo đối tượng B từ Class A, viết</w:t>
       </w:r>
     </w:p>
     <w:p>
@@ -2429,193 +2386,7 @@
         <w:rPr>
           <w:lang w:val="en-US"/>
         </w:rPr>
-        <w:t>B = A()</w:t>
-      </w:r>
-    </w:p>
-    <w:p>
-      <w:pPr>
-        <w:pStyle w:val="ListParagraph"/>
-        <w:numPr>
-          <w:ilvl w:val="0"/>
-          <w:numId w:val="3"/>
-        </w:numPr>
-        <w:rPr>
-          <w:lang w:val="en-US"/>
-        </w:rPr>
-      </w:pPr>
-      <w:r>
-        <w:rPr>
-          <w:lang w:val="en-US"/>
-        </w:rPr>
-        <w:t>Đầ</w:t>
-      </w:r>
-      <w:r>
-        <w:rPr>
-          <w:lang w:val="en-US"/>
-        </w:rPr>
-        <w:t>u tiên, xét thuộc tính</w:t>
-      </w:r>
-      <w:r>
-        <w:rPr>
-          <w:lang w:val="en-US"/>
-        </w:rPr>
-        <w:t xml:space="preserve">, giả sử ta có Class A, trong đó có </w:t>
-      </w:r>
-      <w:r>
-        <w:rPr>
-          <w:lang w:val="en-US"/>
-        </w:rPr>
-        <w:t>“</w:t>
-      </w:r>
-      <w:r>
-        <w:rPr>
-          <w:lang w:val="en-US"/>
-        </w:rPr>
-        <w:t>foo</w:t>
-      </w:r>
-      <w:r>
-        <w:rPr>
-          <w:lang w:val="en-US"/>
-        </w:rPr>
-        <w:t>”</w:t>
-      </w:r>
-      <w:r>
-        <w:rPr>
-          <w:lang w:val="en-US"/>
-        </w:rPr>
-        <w:t xml:space="preserve"> = 4, B là 1 đối tượng thuộc Class A, truy cập tất cả thuộc tính của Class A = đối tượng B như bình thườ</w:t>
-      </w:r>
-      <w:r>
-        <w:rPr>
-          <w:lang w:val="en-US"/>
-        </w:rPr>
-        <w:t>ng, tuy nhiên “foo” dùng chung, nghĩa là nếu thay đổi “foo” thông qua “A.foo” thì “B.foo” cũng thay đổi tương tự, nhưng nếu dùng “B.foo” để thay đổi, thì “A.foo” và tất cả các đối tượng của class A sẽ không thay đổi, khi này, “foo” của B sẽ tách ra làm thuộc tính riêng của B</w:t>
-      </w:r>
-    </w:p>
-    <w:p>
-      <w:pPr>
-        <w:pStyle w:val="ListParagraph"/>
-        <w:numPr>
-          <w:ilvl w:val="0"/>
-          <w:numId w:val="3"/>
-        </w:numPr>
-        <w:rPr>
-          <w:lang w:val="en-US"/>
-        </w:rPr>
-      </w:pPr>
-      <w:r>
-        <w:rPr>
-          <w:lang w:val="en-US"/>
-        </w:rPr>
-        <w:t xml:space="preserve">Xét hàm số, trong Class A có hàm “bar”, khi này dùng B để gọi </w:t>
-      </w:r>
-      <w:r>
-        <w:rPr>
-          <w:lang w:val="en-US"/>
-        </w:rPr>
-        <w:t>“</w:t>
-      </w:r>
-      <w:r>
-        <w:rPr>
-          <w:lang w:val="en-US"/>
-        </w:rPr>
-        <w:t>bar</w:t>
-      </w:r>
-      <w:r>
-        <w:rPr>
-          <w:lang w:val="en-US"/>
-        </w:rPr>
-        <w:t>”</w:t>
-      </w:r>
-      <w:r>
-        <w:rPr>
-          <w:lang w:val="en-US"/>
-        </w:rPr>
-        <w:t xml:space="preserve"> sẽ có 1 chút khác, đó là tham số đầu tiên của </w:t>
-      </w:r>
-      <w:r>
-        <w:rPr>
-          <w:lang w:val="en-US"/>
-        </w:rPr>
-        <w:t>“</w:t>
-      </w:r>
-      <w:r>
-        <w:rPr>
-          <w:lang w:val="en-US"/>
-        </w:rPr>
-        <w:t>bar</w:t>
-      </w:r>
-      <w:r>
-        <w:rPr>
-          <w:lang w:val="en-US"/>
-        </w:rPr>
-        <w:t>”</w:t>
-      </w:r>
-      <w:r>
-        <w:rPr>
-          <w:lang w:val="en-US"/>
-        </w:rPr>
-        <w:t xml:space="preserve"> sẽ chính là bản thân B luôn, nên bạn có thể dùng tham số này để thay đổi hàm và thuộc tính của B, thông thường nó được đặt tên là “self”</w:t>
-      </w:r>
-    </w:p>
-    <w:p>
-      <w:pPr>
-        <w:pStyle w:val="ListParagraph"/>
-        <w:numPr>
-          <w:ilvl w:val="0"/>
-          <w:numId w:val="3"/>
-        </w:numPr>
-        <w:rPr>
-          <w:lang w:val="en-US"/>
-        </w:rPr>
-      </w:pPr>
-      <w:r>
-        <w:rPr>
-          <w:lang w:val="en-US"/>
-        </w:rPr>
-        <w:t>Nếu bạn muốn không có sự khác biệt, nghĩa là không có tham số đầu tiên con mẹ gì hết, thì đặt “@staticmethod” lên trước khai báo hàm</w:t>
-      </w:r>
-    </w:p>
-    <w:p>
-      <w:pPr>
-        <w:pStyle w:val="ListParagraph"/>
-        <w:numPr>
-          <w:ilvl w:val="0"/>
-          <w:numId w:val="3"/>
-        </w:numPr>
-        <w:rPr>
-          <w:lang w:val="en-US"/>
-        </w:rPr>
-      </w:pPr>
-      <w:r>
-        <w:rPr>
-          <w:lang w:val="en-US"/>
-        </w:rPr>
-        <w:t>Hàm “__init__” là trường hợp đặc biệt, sau khi B đăng kí Class A, nó sẽ ngay lập tức gọi hàm này</w:t>
-      </w:r>
-    </w:p>
-    <w:p>
-      <w:pPr>
-        <w:pStyle w:val="ListParagraph"/>
-        <w:numPr>
-          <w:ilvl w:val="0"/>
-          <w:numId w:val="7"/>
-        </w:numPr>
-        <w:rPr>
-          <w:lang w:val="en-US"/>
-        </w:rPr>
-      </w:pPr>
-      <w:r>
-        <w:rPr>
-          <w:lang w:val="en-US"/>
-        </w:rPr>
-        <w:t xml:space="preserve">Tạo </w:t>
-      </w:r>
-      <w:r>
-        <w:rPr>
-          <w:lang w:val="en-US"/>
-        </w:rPr>
-        <w:t>Nhanh 1 Class?</w:t>
+        <w:t>foo = ([1, ‘a’], (‘abc’, 5))</w:t>
       </w:r>
     </w:p>
     <w:p>
@@ -2636,31 +2407,213 @@
         <w:rPr>
           <w:lang w:val="en-US"/>
         </w:rPr>
-        <w:t xml:space="preserve">class </w:t>
-      </w:r>
-      <w:r>
-        <w:rPr>
-          <w:lang w:val="en-US"/>
-        </w:rPr>
-        <w:t>&lt;Tên Class&gt;</w:t>
-      </w:r>
-      <w:r>
-        <w:rPr>
-          <w:lang w:val="en-US"/>
-        </w:rPr>
-        <w:t>(</w:t>
-      </w:r>
-      <w:r>
-        <w:rPr>
-          <w:lang w:val="en-US"/>
-        </w:rPr>
-        <w:t>&lt;Tên Class Kế Thừa&gt;</w:t>
-      </w:r>
-      <w:r>
-        <w:rPr>
-          <w:lang w:val="en-US"/>
-        </w:rPr>
-        <w:t>):</w:t>
+        <w:t>bar = dict(foo)</w:t>
+      </w:r>
+    </w:p>
+    <w:p>
+      <w:pPr>
+        <w:pStyle w:val="ListParagraph"/>
+        <w:numPr>
+          <w:ilvl w:val="0"/>
+          <w:numId w:val="3"/>
+        </w:numPr>
+        <w:rPr>
+          <w:lang w:val="en-US"/>
+        </w:rPr>
+      </w:pPr>
+      <w:r>
+        <w:rPr>
+          <w:lang w:val="en-US"/>
+        </w:rPr>
+        <w:t>“bar” có giá trị là {1 : “a”, “abc” : 5}</w:t>
+      </w:r>
+    </w:p>
+    <w:p>
+      <w:pPr>
+        <w:rPr>
+          <w:lang w:val="en-US"/>
+        </w:rPr>
+      </w:pPr>
+    </w:p>
+    <w:p>
+      <w:pPr>
+        <w:rPr>
+          <w:lang w:val="en-US"/>
+        </w:rPr>
+      </w:pPr>
+      <w:r>
+        <w:rPr>
+          <w:lang w:val="en-US"/>
+        </w:rPr>
+        <w:t>Class – Lớp:</w:t>
+      </w:r>
+    </w:p>
+    <w:p>
+      <w:pPr>
+        <w:pStyle w:val="ListParagraph"/>
+        <w:numPr>
+          <w:ilvl w:val="0"/>
+          <w:numId w:val="7"/>
+        </w:numPr>
+        <w:rPr>
+          <w:lang w:val="en-US"/>
+        </w:rPr>
+      </w:pPr>
+      <w:r>
+        <w:rPr>
+          <w:lang w:val="en-US"/>
+        </w:rPr>
+        <w:t>Bản Chất Class?</w:t>
+      </w:r>
+    </w:p>
+    <w:p>
+      <w:pPr>
+        <w:pStyle w:val="ListParagraph"/>
+        <w:numPr>
+          <w:ilvl w:val="0"/>
+          <w:numId w:val="3"/>
+        </w:numPr>
+        <w:rPr>
+          <w:lang w:val="en-US"/>
+        </w:rPr>
+      </w:pPr>
+      <w:r>
+        <w:rPr>
+          <w:lang w:val="en-US"/>
+        </w:rPr>
+        <w:t xml:space="preserve">Tưởng tượng Class giống như đường dẫn đến File, giả sử Class to nhất của bạn là A, thì A là thư mục gốc, tạo Class B bên trong A, tương đương tạo thư mục con B trong thư mục gốc A, tạo thuộc tính và </w:t>
+      </w:r>
+      <w:r>
+        <w:rPr>
+          <w:lang w:val="en-US"/>
+        </w:rPr>
+        <w:t>hàm</w:t>
+      </w:r>
+      <w:r>
+        <w:rPr>
+          <w:lang w:val="en-US"/>
+        </w:rPr>
+        <w:t xml:space="preserve"> trong A, tương đương tạo File trong thư mục A</w:t>
+      </w:r>
+    </w:p>
+    <w:p>
+      <w:pPr>
+        <w:pStyle w:val="ListParagraph"/>
+        <w:numPr>
+          <w:ilvl w:val="0"/>
+          <w:numId w:val="3"/>
+        </w:numPr>
+        <w:rPr>
+          <w:lang w:val="en-US"/>
+        </w:rPr>
+      </w:pPr>
+      <w:r>
+        <w:rPr>
+          <w:lang w:val="en-US"/>
+        </w:rPr>
+        <w:t xml:space="preserve">Để truy cập 1 thuộc tính hoặc </w:t>
+      </w:r>
+      <w:r>
+        <w:rPr>
+          <w:lang w:val="en-US"/>
+        </w:rPr>
+        <w:t>hàm,</w:t>
+      </w:r>
+      <w:r>
+        <w:rPr>
+          <w:lang w:val="en-US"/>
+        </w:rPr>
+        <w:t xml:space="preserve"> thì phải biến đường dẫn đến nó, khác với đường dẫn thông thường,  đường dẫn này thay dấu “/” thành “.”</w:t>
+      </w:r>
+    </w:p>
+    <w:p>
+      <w:pPr>
+        <w:pStyle w:val="ListParagraph"/>
+        <w:numPr>
+          <w:ilvl w:val="0"/>
+          <w:numId w:val="3"/>
+        </w:numPr>
+        <w:rPr>
+          <w:lang w:val="en-US"/>
+        </w:rPr>
+      </w:pPr>
+      <w:r>
+        <w:rPr>
+          <w:lang w:val="en-US"/>
+        </w:rPr>
+        <w:t>Ví dụ</w:t>
+      </w:r>
+    </w:p>
+    <w:p>
+      <w:pPr>
+        <w:pStyle w:val="ListParagraph"/>
+        <w:numPr>
+          <w:ilvl w:val="0"/>
+          <w:numId w:val="3"/>
+        </w:numPr>
+        <w:rPr>
+          <w:lang w:val="en-US"/>
+        </w:rPr>
+      </w:pPr>
+      <w:r>
+        <w:rPr>
+          <w:lang w:val="en-US"/>
+        </w:rPr>
+        <w:t>Class A to nhất, trong đó có Class B, trong B có thuộc tính “foo” = 5, khi đó “A.B.foo” có giá trị = 5, trong B còn có hàm “bar”, khi đó “A.B.bar(&lt;Tham Số&gt;)” sẽ gọi hàm này</w:t>
+      </w:r>
+    </w:p>
+    <w:p>
+      <w:pPr>
+        <w:pStyle w:val="ListParagraph"/>
+        <w:numPr>
+          <w:ilvl w:val="0"/>
+          <w:numId w:val="7"/>
+        </w:numPr>
+        <w:rPr>
+          <w:lang w:val="en-US"/>
+        </w:rPr>
+      </w:pPr>
+      <w:r>
+        <w:rPr>
+          <w:lang w:val="en-US"/>
+        </w:rPr>
+        <w:t xml:space="preserve">Bản </w:t>
+      </w:r>
+      <w:r>
+        <w:rPr>
+          <w:lang w:val="en-US"/>
+        </w:rPr>
+        <w:t xml:space="preserve">Chất Của 1 Đối Tượng  Thuộc 1 </w:t>
+      </w:r>
+      <w:r>
+        <w:rPr>
+          <w:lang w:val="en-US"/>
+        </w:rPr>
+        <w:t xml:space="preserve">Class </w:t>
+      </w:r>
+      <w:r>
+        <w:rPr>
+          <w:lang w:val="en-US"/>
+        </w:rPr>
+        <w:t>Nào Đó?</w:t>
+      </w:r>
+    </w:p>
+    <w:p>
+      <w:pPr>
+        <w:pStyle w:val="ListParagraph"/>
+        <w:numPr>
+          <w:ilvl w:val="0"/>
+          <w:numId w:val="3"/>
+        </w:numPr>
+        <w:rPr>
+          <w:lang w:val="en-US"/>
+        </w:rPr>
+      </w:pPr>
+      <w:r>
+        <w:rPr>
+          <w:lang w:val="en-US"/>
+        </w:rPr>
+        <w:t>Để tạo 1 đối tượng của 1 Class, ví dụ tạo đối tượng B từ Class A, viết</w:t>
       </w:r>
     </w:p>
     <w:p>
@@ -2681,13 +2634,193 @@
         <w:rPr>
           <w:lang w:val="en-US"/>
         </w:rPr>
-        <w:t xml:space="preserve">    </w:t>
-      </w:r>
-      <w:r>
-        <w:rPr>
-          <w:lang w:val="en-US"/>
-        </w:rPr>
-        <w:t>def __init__(self, &lt;Tham Số Khởi Tạo&gt;):</w:t>
+        <w:t>B = A()</w:t>
+      </w:r>
+    </w:p>
+    <w:p>
+      <w:pPr>
+        <w:pStyle w:val="ListParagraph"/>
+        <w:numPr>
+          <w:ilvl w:val="0"/>
+          <w:numId w:val="3"/>
+        </w:numPr>
+        <w:rPr>
+          <w:lang w:val="en-US"/>
+        </w:rPr>
+      </w:pPr>
+      <w:r>
+        <w:rPr>
+          <w:lang w:val="en-US"/>
+        </w:rPr>
+        <w:t>Đầ</w:t>
+      </w:r>
+      <w:r>
+        <w:rPr>
+          <w:lang w:val="en-US"/>
+        </w:rPr>
+        <w:t>u tiên, xét thuộc tính</w:t>
+      </w:r>
+      <w:r>
+        <w:rPr>
+          <w:lang w:val="en-US"/>
+        </w:rPr>
+        <w:t xml:space="preserve">, giả sử ta có Class A, trong đó có </w:t>
+      </w:r>
+      <w:r>
+        <w:rPr>
+          <w:lang w:val="en-US"/>
+        </w:rPr>
+        <w:t>“</w:t>
+      </w:r>
+      <w:r>
+        <w:rPr>
+          <w:lang w:val="en-US"/>
+        </w:rPr>
+        <w:t>foo</w:t>
+      </w:r>
+      <w:r>
+        <w:rPr>
+          <w:lang w:val="en-US"/>
+        </w:rPr>
+        <w:t>”</w:t>
+      </w:r>
+      <w:r>
+        <w:rPr>
+          <w:lang w:val="en-US"/>
+        </w:rPr>
+        <w:t xml:space="preserve"> = 4, B là 1 đối tượng thuộc Class A, truy cập tất cả thuộc tính của Class A = đối tượng B như bình thườ</w:t>
+      </w:r>
+      <w:r>
+        <w:rPr>
+          <w:lang w:val="en-US"/>
+        </w:rPr>
+        <w:t>ng, tuy nhiên “foo” dùng chung, nghĩa là nếu thay đổi “foo” thông qua “A.foo” thì “B.foo” cũng thay đổi tương tự, nhưng nếu dùng “B.foo” để thay đổi, thì “A.foo” và tất cả các đối tượng của class A sẽ không thay đổi, khi này, “foo” của B sẽ tách ra làm thuộc tính riêng của B</w:t>
+      </w:r>
+    </w:p>
+    <w:p>
+      <w:pPr>
+        <w:pStyle w:val="ListParagraph"/>
+        <w:numPr>
+          <w:ilvl w:val="0"/>
+          <w:numId w:val="3"/>
+        </w:numPr>
+        <w:rPr>
+          <w:lang w:val="en-US"/>
+        </w:rPr>
+      </w:pPr>
+      <w:r>
+        <w:rPr>
+          <w:lang w:val="en-US"/>
+        </w:rPr>
+        <w:t xml:space="preserve">Xét hàm số, trong Class A có hàm “bar”, khi này dùng B để gọi </w:t>
+      </w:r>
+      <w:r>
+        <w:rPr>
+          <w:lang w:val="en-US"/>
+        </w:rPr>
+        <w:t>“</w:t>
+      </w:r>
+      <w:r>
+        <w:rPr>
+          <w:lang w:val="en-US"/>
+        </w:rPr>
+        <w:t>bar</w:t>
+      </w:r>
+      <w:r>
+        <w:rPr>
+          <w:lang w:val="en-US"/>
+        </w:rPr>
+        <w:t>”</w:t>
+      </w:r>
+      <w:r>
+        <w:rPr>
+          <w:lang w:val="en-US"/>
+        </w:rPr>
+        <w:t xml:space="preserve"> sẽ có 1 chút khác, đó là tham số đầu tiên của </w:t>
+      </w:r>
+      <w:r>
+        <w:rPr>
+          <w:lang w:val="en-US"/>
+        </w:rPr>
+        <w:t>“</w:t>
+      </w:r>
+      <w:r>
+        <w:rPr>
+          <w:lang w:val="en-US"/>
+        </w:rPr>
+        <w:t>bar</w:t>
+      </w:r>
+      <w:r>
+        <w:rPr>
+          <w:lang w:val="en-US"/>
+        </w:rPr>
+        <w:t>”</w:t>
+      </w:r>
+      <w:r>
+        <w:rPr>
+          <w:lang w:val="en-US"/>
+        </w:rPr>
+        <w:t xml:space="preserve"> sẽ chính là bản thân B luôn, nên bạn có thể dùng tham số này để thay đổi hàm và thuộc tính của B, thông thường nó được đặt tên là “self”</w:t>
+      </w:r>
+    </w:p>
+    <w:p>
+      <w:pPr>
+        <w:pStyle w:val="ListParagraph"/>
+        <w:numPr>
+          <w:ilvl w:val="0"/>
+          <w:numId w:val="3"/>
+        </w:numPr>
+        <w:rPr>
+          <w:lang w:val="en-US"/>
+        </w:rPr>
+      </w:pPr>
+      <w:r>
+        <w:rPr>
+          <w:lang w:val="en-US"/>
+        </w:rPr>
+        <w:t>Nếu bạn muốn không có sự khác biệt, nghĩa là không có tham số đầu tiên con mẹ gì hết, thì đặt “@staticmethod” lên trước khai báo hàm</w:t>
+      </w:r>
+    </w:p>
+    <w:p>
+      <w:pPr>
+        <w:pStyle w:val="ListParagraph"/>
+        <w:numPr>
+          <w:ilvl w:val="0"/>
+          <w:numId w:val="3"/>
+        </w:numPr>
+        <w:rPr>
+          <w:lang w:val="en-US"/>
+        </w:rPr>
+      </w:pPr>
+      <w:r>
+        <w:rPr>
+          <w:lang w:val="en-US"/>
+        </w:rPr>
+        <w:t>Hàm “__init__” là trường hợp đặc biệt, sau khi B đăng kí Class A, nó sẽ ngay lập tức gọi hàm này</w:t>
+      </w:r>
+    </w:p>
+    <w:p>
+      <w:pPr>
+        <w:pStyle w:val="ListParagraph"/>
+        <w:numPr>
+          <w:ilvl w:val="0"/>
+          <w:numId w:val="7"/>
+        </w:numPr>
+        <w:rPr>
+          <w:lang w:val="en-US"/>
+        </w:rPr>
+      </w:pPr>
+      <w:r>
+        <w:rPr>
+          <w:lang w:val="en-US"/>
+        </w:rPr>
+        <w:t xml:space="preserve">Tạo </w:t>
+      </w:r>
+      <w:r>
+        <w:rPr>
+          <w:lang w:val="en-US"/>
+        </w:rPr>
+        <w:t>Nhanh 1 Class?</w:t>
       </w:r>
     </w:p>
     <w:p>
@@ -2708,13 +2841,31 @@
         <w:rPr>
           <w:lang w:val="en-US"/>
         </w:rPr>
-        <w:t xml:space="preserve">        </w:t>
-      </w:r>
-      <w:r>
-        <w:rPr>
-          <w:lang w:val="en-US"/>
-        </w:rPr>
-        <w:t>super().__init__(&lt;Giá Trị Khởi Tạo Class Kế Thừa&gt;)</w:t>
+        <w:t xml:space="preserve">class </w:t>
+      </w:r>
+      <w:r>
+        <w:rPr>
+          <w:lang w:val="en-US"/>
+        </w:rPr>
+        <w:t>&lt;Tên Class&gt;</w:t>
+      </w:r>
+      <w:r>
+        <w:rPr>
+          <w:lang w:val="en-US"/>
+        </w:rPr>
+        <w:t>(</w:t>
+      </w:r>
+      <w:r>
+        <w:rPr>
+          <w:lang w:val="en-US"/>
+        </w:rPr>
+        <w:t>&lt;Tên Class Kế Thừa&gt;</w:t>
+      </w:r>
+      <w:r>
+        <w:rPr>
+          <w:lang w:val="en-US"/>
+        </w:rPr>
+        <w:t>):</w:t>
       </w:r>
     </w:p>
     <w:p>
@@ -2735,13 +2886,13 @@
         <w:rPr>
           <w:lang w:val="en-US"/>
         </w:rPr>
-        <w:t xml:space="preserve">        </w:t>
-      </w:r>
-      <w:r>
-        <w:rPr>
-          <w:lang w:val="en-US"/>
-        </w:rPr>
-        <w:t>self.&lt;Tên Thuộc Tính&gt; = &lt;Giá Trị Thuộc Tính&gt;</w:t>
+        <w:t xml:space="preserve">    </w:t>
+      </w:r>
+      <w:r>
+        <w:rPr>
+          <w:lang w:val="en-US"/>
+        </w:rPr>
+        <w:t>def __init__(self, &lt;Tham Số Khởi Tạo&gt;):</w:t>
       </w:r>
     </w:p>
     <w:p>
@@ -2758,6 +2909,18 @@
           <w:lang w:val="en-US"/>
         </w:rPr>
       </w:pPr>
+      <w:r>
+        <w:rPr>
+          <w:lang w:val="en-US"/>
+        </w:rPr>
+        <w:t xml:space="preserve">        </w:t>
+      </w:r>
+      <w:r>
+        <w:rPr>
+          <w:lang w:val="en-US"/>
+        </w:rPr>
+        <w:t>super().__init__(&lt;Giá Trị Khởi Tạo Class Kế Thừa&gt;)</w:t>
+      </w:r>
     </w:p>
     <w:p>
       <w:pPr>
@@ -2777,13 +2940,13 @@
         <w:rPr>
           <w:lang w:val="en-US"/>
         </w:rPr>
-        <w:t xml:space="preserve">    </w:t>
-      </w:r>
-      <w:r>
-        <w:rPr>
-          <w:lang w:val="en-US"/>
-        </w:rPr>
-        <w:t>def &lt;Tên Hàm Trong Class&gt;(self, &lt;Tham Số&gt;):</w:t>
+        <w:t xml:space="preserve">        </w:t>
+      </w:r>
+      <w:r>
+        <w:rPr>
+          <w:lang w:val="en-US"/>
+        </w:rPr>
+        <w:t>self.&lt;Tên Thuộc Tính&gt; = &lt;Giá Trị Thuộc Tính&gt;</w:t>
       </w:r>
     </w:p>
     <w:p>
@@ -2800,30 +2963,6 @@
           <w:lang w:val="en-US"/>
         </w:rPr>
       </w:pPr>
-      <w:r>
-        <w:rPr>
-          <w:lang w:val="en-US"/>
-        </w:rPr>
-        <w:t xml:space="preserve">        </w:t>
-      </w:r>
-      <w:r>
-        <w:rPr>
-          <w:lang w:val="en-US"/>
-        </w:rPr>
-        <w:t xml:space="preserve">&lt;Xử Lí </w:t>
-      </w:r>
-      <w:r>
-        <w:rPr>
-          <w:lang w:val="en-US"/>
-        </w:rPr>
-        <w:t>Gì Đó Với Tham Số</w:t>
-      </w:r>
-      <w:r>
-        <w:rPr>
-          <w:lang w:val="en-US"/>
-        </w:rPr>
-        <w:t>&gt;</w:t>
-      </w:r>
     </w:p>
     <w:p>
       <w:pPr>
@@ -2843,74 +2982,13 @@
         <w:rPr>
           <w:lang w:val="en-US"/>
         </w:rPr>
-        <w:t xml:space="preserve">        </w:t>
-      </w:r>
-      <w:r>
-        <w:rPr>
-          <w:lang w:val="en-US"/>
-        </w:rPr>
-        <w:t>return &lt;Giá Trị G</w:t>
-      </w:r>
-      <w:r>
-        <w:rPr>
-          <w:sz w:val="24"/>
-          <w:lang w:val="en-US"/>
-        </w:rPr>
-        <w:t>ì</w:t>
-      </w:r>
-      <w:r>
-        <w:rPr>
-          <w:lang w:val="en-US"/>
-        </w:rPr>
-        <w:t xml:space="preserve"> Đó&gt;</w:t>
-      </w:r>
-    </w:p>
-    <w:p>
-      <w:pPr>
-        <w:pStyle w:val="ListParagraph"/>
-        <w:numPr>
-          <w:ilvl w:val="0"/>
-          <w:numId w:val="3"/>
-        </w:numPr>
-        <w:rPr>
-          <w:lang w:val="en-US"/>
-        </w:rPr>
-      </w:pPr>
-      <w:r>
-        <w:rPr>
-          <w:lang w:val="en-US"/>
-        </w:rPr>
-        <w:t>Lệnh “</w:t>
-      </w:r>
-      <w:r>
-        <w:rPr>
-          <w:lang w:val="en-US"/>
-        </w:rPr>
-        <w:t>super().__init__()</w:t>
-      </w:r>
-      <w:r>
-        <w:rPr>
-          <w:lang w:val="en-US"/>
-        </w:rPr>
-        <w:t>” dùng để khởi tạo Class kế thừa với những giá trị mình đưa vào</w:t>
-      </w:r>
-    </w:p>
-    <w:p>
-      <w:pPr>
-        <w:pStyle w:val="ListParagraph"/>
-        <w:numPr>
-          <w:ilvl w:val="0"/>
-          <w:numId w:val="3"/>
-        </w:numPr>
-        <w:rPr>
-          <w:lang w:val="en-US"/>
-        </w:rPr>
-      </w:pPr>
-      <w:r>
-        <w:rPr>
-          <w:lang w:val="en-US"/>
-        </w:rPr>
-        <w:t>Ví dụ</w:t>
+        <w:t xml:space="preserve">    </w:t>
+      </w:r>
+      <w:r>
+        <w:rPr>
+          <w:lang w:val="en-US"/>
+        </w:rPr>
+        <w:t>def &lt;Tên Hàm Trong Class&gt;(self, &lt;Tham Số&gt;):</w:t>
       </w:r>
     </w:p>
     <w:p>
@@ -2931,31 +3009,25 @@
         <w:rPr>
           <w:lang w:val="en-US"/>
         </w:rPr>
-        <w:t xml:space="preserve">class </w:t>
-      </w:r>
-      <w:r>
-        <w:rPr>
-          <w:lang w:val="en-US"/>
-        </w:rPr>
-        <w:t>foo</w:t>
-      </w:r>
-      <w:r>
-        <w:rPr>
-          <w:lang w:val="en-US"/>
-        </w:rPr>
-        <w:t>(</w:t>
-      </w:r>
-      <w:r>
-        <w:rPr>
-          <w:lang w:val="en-US"/>
-        </w:rPr>
-        <w:t>bar</w:t>
-      </w:r>
-      <w:r>
-        <w:rPr>
-          <w:lang w:val="en-US"/>
-        </w:rPr>
-        <w:t>):</w:t>
+        <w:t xml:space="preserve">        </w:t>
+      </w:r>
+      <w:r>
+        <w:rPr>
+          <w:lang w:val="en-US"/>
+        </w:rPr>
+        <w:t xml:space="preserve">&lt;Xử Lí </w:t>
+      </w:r>
+      <w:r>
+        <w:rPr>
+          <w:lang w:val="en-US"/>
+        </w:rPr>
+        <w:t>Gì Đó Với Tham Số</w:t>
+      </w:r>
+      <w:r>
+        <w:rPr>
+          <w:lang w:val="en-US"/>
+        </w:rPr>
+        <w:t>&gt;</w:t>
       </w:r>
     </w:p>
     <w:p>
@@ -2976,25 +3048,75 @@
         <w:rPr>
           <w:lang w:val="en-US"/>
         </w:rPr>
-        <w:t xml:space="preserve">    </w:t>
-      </w:r>
-      <w:r>
-        <w:rPr>
-          <w:lang w:val="en-US"/>
-        </w:rPr>
-        <w:t xml:space="preserve">def __init__(self, </w:t>
-      </w:r>
-      <w:r>
-        <w:rPr>
-          <w:lang w:val="en-US"/>
-        </w:rPr>
-        <w:t>bruh</w:t>
-      </w:r>
-      <w:r>
-        <w:rPr>
-          <w:lang w:val="en-US"/>
-        </w:rPr>
-        <w:t>):</w:t>
+        <w:t xml:space="preserve">        </w:t>
+      </w:r>
+      <w:r>
+        <w:rPr>
+          <w:lang w:val="en-US"/>
+        </w:rPr>
+        <w:t>return &lt;Giá Trị G</w:t>
+      </w:r>
+      <w:r>
+        <w:rPr>
+          <w:sz w:val="24"/>
+          <w:lang w:val="en-US"/>
+        </w:rPr>
+        <w:t>ì</w:t>
+      </w:r>
+      <w:r>
+        <w:rPr>
+          <w:lang w:val="en-US"/>
+        </w:rPr>
+        <w:t xml:space="preserve"> Đó&gt;</w:t>
+      </w:r>
+    </w:p>
+    <w:p>
+      <w:pPr>
+        <w:pStyle w:val="ListParagraph"/>
+        <w:numPr>
+          <w:ilvl w:val="0"/>
+          <w:numId w:val="3"/>
+        </w:numPr>
+        <w:rPr>
+          <w:lang w:val="en-US"/>
+        </w:rPr>
+      </w:pPr>
+      <w:r>
+        <w:rPr>
+          <w:lang w:val="en-US"/>
+        </w:rPr>
+        <w:lastRenderedPageBreak/>
+        <w:t>Lệnh “</w:t>
+      </w:r>
+      <w:r>
+        <w:rPr>
+          <w:lang w:val="en-US"/>
+        </w:rPr>
+        <w:t>super().__init__()</w:t>
+      </w:r>
+      <w:r>
+        <w:rPr>
+          <w:lang w:val="en-US"/>
+        </w:rPr>
+        <w:t>” dùng để khởi tạo Class kế thừa với những giá trị mình đưa vào</w:t>
+      </w:r>
+    </w:p>
+    <w:p>
+      <w:pPr>
+        <w:pStyle w:val="ListParagraph"/>
+        <w:numPr>
+          <w:ilvl w:val="0"/>
+          <w:numId w:val="3"/>
+        </w:numPr>
+        <w:rPr>
+          <w:lang w:val="en-US"/>
+        </w:rPr>
+      </w:pPr>
+      <w:r>
+        <w:rPr>
+          <w:lang w:val="en-US"/>
+        </w:rPr>
+        <w:t>Ví dụ</w:t>
       </w:r>
     </w:p>
     <w:p>
@@ -3015,13 +3137,31 @@
         <w:rPr>
           <w:lang w:val="en-US"/>
         </w:rPr>
-        <w:t xml:space="preserve">        </w:t>
-      </w:r>
-      <w:r>
-        <w:rPr>
-          <w:lang w:val="en-US"/>
-        </w:rPr>
-        <w:t>super().__init__()</w:t>
+        <w:t xml:space="preserve">class </w:t>
+      </w:r>
+      <w:r>
+        <w:rPr>
+          <w:lang w:val="en-US"/>
+        </w:rPr>
+        <w:t>foo</w:t>
+      </w:r>
+      <w:r>
+        <w:rPr>
+          <w:lang w:val="en-US"/>
+        </w:rPr>
+        <w:t>(</w:t>
+      </w:r>
+      <w:r>
+        <w:rPr>
+          <w:lang w:val="en-US"/>
+        </w:rPr>
+        <w:t>bar</w:t>
+      </w:r>
+      <w:r>
+        <w:rPr>
+          <w:lang w:val="en-US"/>
+        </w:rPr>
+        <w:t>):</w:t>
       </w:r>
     </w:p>
     <w:p>
@@ -3042,31 +3182,25 @@
         <w:rPr>
           <w:lang w:val="en-US"/>
         </w:rPr>
-        <w:t xml:space="preserve">        </w:t>
-      </w:r>
-      <w:r>
-        <w:rPr>
-          <w:lang w:val="en-US"/>
-        </w:rPr>
-        <w:t>self.</w:t>
-      </w:r>
-      <w:r>
-        <w:rPr>
-          <w:lang w:val="en-US"/>
-        </w:rPr>
-        <w:t>dark</w:t>
-      </w:r>
-      <w:r>
-        <w:rPr>
-          <w:lang w:val="en-US"/>
-        </w:rPr>
-        <w:t xml:space="preserve"> = </w:t>
-      </w:r>
-      <w:r>
-        <w:rPr>
-          <w:lang w:val="en-US"/>
-        </w:rPr>
-        <w:t>“lmao”</w:t>
+        <w:t xml:space="preserve">    </w:t>
+      </w:r>
+      <w:r>
+        <w:rPr>
+          <w:lang w:val="en-US"/>
+        </w:rPr>
+        <w:t xml:space="preserve">def __init__(self, </w:t>
+      </w:r>
+      <w:r>
+        <w:rPr>
+          <w:lang w:val="en-US"/>
+        </w:rPr>
+        <w:t>bruh</w:t>
+      </w:r>
+      <w:r>
+        <w:rPr>
+          <w:lang w:val="en-US"/>
+        </w:rPr>
+        <w:t>):</w:t>
       </w:r>
     </w:p>
     <w:p>
@@ -3083,6 +3217,18 @@
           <w:lang w:val="en-US"/>
         </w:rPr>
       </w:pPr>
+      <w:r>
+        <w:rPr>
+          <w:lang w:val="en-US"/>
+        </w:rPr>
+        <w:t xml:space="preserve">        </w:t>
+      </w:r>
+      <w:r>
+        <w:rPr>
+          <w:lang w:val="en-US"/>
+        </w:rPr>
+        <w:t>super().__init__()</w:t>
+      </w:r>
     </w:p>
     <w:p>
       <w:pPr>
@@ -3102,38 +3248,31 @@
         <w:rPr>
           <w:lang w:val="en-US"/>
         </w:rPr>
-        <w:lastRenderedPageBreak/>
-        <w:t xml:space="preserve">    </w:t>
-      </w:r>
-      <w:r>
-        <w:rPr>
-          <w:lang w:val="en-US"/>
-        </w:rPr>
-        <w:t xml:space="preserve">def </w:t>
-      </w:r>
-      <w:r>
-        <w:rPr>
-          <w:lang w:val="en-US"/>
-        </w:rPr>
-        <w:t>lol</w:t>
-      </w:r>
-      <w:r>
-        <w:rPr>
-          <w:lang w:val="en-US"/>
-        </w:rPr>
-        <w:t xml:space="preserve">(self, </w:t>
-      </w:r>
-      <w:r>
-        <w:rPr>
-          <w:lang w:val="en-US"/>
-        </w:rPr>
-        <w:t>shit</w:t>
-      </w:r>
-      <w:r>
-        <w:rPr>
-          <w:lang w:val="en-US"/>
-        </w:rPr>
-        <w:t>):</w:t>
+        <w:t xml:space="preserve">        </w:t>
+      </w:r>
+      <w:r>
+        <w:rPr>
+          <w:lang w:val="en-US"/>
+        </w:rPr>
+        <w:t>self.</w:t>
+      </w:r>
+      <w:r>
+        <w:rPr>
+          <w:lang w:val="en-US"/>
+        </w:rPr>
+        <w:t>dark</w:t>
+      </w:r>
+      <w:r>
+        <w:rPr>
+          <w:lang w:val="en-US"/>
+        </w:rPr>
+        <w:t xml:space="preserve"> = </w:t>
+      </w:r>
+      <w:r>
+        <w:rPr>
+          <w:lang w:val="en-US"/>
+        </w:rPr>
+        <w:t>“lmao”</w:t>
       </w:r>
     </w:p>
     <w:p>
@@ -3150,24 +3289,6 @@
           <w:lang w:val="en-US"/>
         </w:rPr>
       </w:pPr>
-      <w:r>
-        <w:rPr>
-          <w:lang w:val="en-US"/>
-        </w:rPr>
-        <w:t xml:space="preserve">        </w:t>
-      </w:r>
-      <w:r>
-        <w:rPr>
-          <w:lang w:val="en-US"/>
-        </w:rPr>
-        <w:t xml:space="preserve">return </w:t>
-      </w:r>
-      <w:r>
-        <w:rPr>
-          <w:lang w:val="en-US"/>
-        </w:rPr>
-        <w:t>shit + 1</w:t>
-      </w:r>
     </w:p>
     <w:p>
       <w:pPr>
@@ -3183,6 +3304,42 @@
           <w:lang w:val="en-US"/>
         </w:rPr>
       </w:pPr>
+      <w:r>
+        <w:rPr>
+          <w:lang w:val="en-US"/>
+        </w:rPr>
+        <w:t xml:space="preserve">    </w:t>
+      </w:r>
+      <w:r>
+        <w:rPr>
+          <w:lang w:val="en-US"/>
+        </w:rPr>
+        <w:t xml:space="preserve">def </w:t>
+      </w:r>
+      <w:r>
+        <w:rPr>
+          <w:lang w:val="en-US"/>
+        </w:rPr>
+        <w:t>lol</w:t>
+      </w:r>
+      <w:r>
+        <w:rPr>
+          <w:lang w:val="en-US"/>
+        </w:rPr>
+        <w:t xml:space="preserve">(self, </w:t>
+      </w:r>
+      <w:r>
+        <w:rPr>
+          <w:lang w:val="en-US"/>
+        </w:rPr>
+        <w:t>shit</w:t>
+      </w:r>
+      <w:r>
+        <w:rPr>
+          <w:lang w:val="en-US"/>
+        </w:rPr>
+        <w:t>):</w:t>
+      </w:r>
     </w:p>
     <w:p>
       <w:pPr>
@@ -3202,45 +3359,19 @@
         <w:rPr>
           <w:lang w:val="en-US"/>
         </w:rPr>
-        <w:t>new_foo = foo(4)</w:t>
-      </w:r>
-    </w:p>
-    <w:p>
-      <w:pPr>
-        <w:rPr>
-          <w:lang w:val="en-US"/>
-        </w:rPr>
-      </w:pPr>
-    </w:p>
-    <w:p>
-      <w:pPr>
-        <w:rPr>
-          <w:lang w:val="en-US"/>
-        </w:rPr>
-      </w:pPr>
-      <w:r>
-        <w:rPr>
-          <w:lang w:val="en-US"/>
-        </w:rPr>
-        <w:t>Error – Lỗi:</w:t>
-      </w:r>
-    </w:p>
-    <w:p>
-      <w:pPr>
-        <w:pStyle w:val="ListParagraph"/>
-        <w:numPr>
-          <w:ilvl w:val="0"/>
-          <w:numId w:val="11"/>
-        </w:numPr>
-        <w:rPr>
-          <w:lang w:val="en-US"/>
-        </w:rPr>
-      </w:pPr>
-      <w:r>
-        <w:rPr>
-          <w:lang w:val="en-US"/>
-        </w:rPr>
-        <w:t>Cách Nhanh Nhất Để Thông Báo Lỗi Nếu 1 Biểu Thức Logic Nào Đó False?</w:t>
+        <w:t xml:space="preserve">        </w:t>
+      </w:r>
+      <w:r>
+        <w:rPr>
+          <w:lang w:val="en-US"/>
+        </w:rPr>
+        <w:t xml:space="preserve">return </w:t>
+      </w:r>
+      <w:r>
+        <w:rPr>
+          <w:lang w:val="en-US"/>
+        </w:rPr>
+        <w:t>shit + 1</w:t>
       </w:r>
     </w:p>
     <w:p>
@@ -3257,30 +3388,6 @@
           <w:lang w:val="en-US"/>
         </w:rPr>
       </w:pPr>
-      <w:r>
-        <w:rPr>
-          <w:lang w:val="en-US"/>
-        </w:rPr>
-        <w:t>assert &lt;Biểu Thức Logic&gt;</w:t>
-      </w:r>
-    </w:p>
-    <w:p>
-      <w:pPr>
-        <w:pStyle w:val="ListParagraph"/>
-        <w:numPr>
-          <w:ilvl w:val="0"/>
-          <w:numId w:val="3"/>
-        </w:numPr>
-        <w:rPr>
-          <w:lang w:val="en-US"/>
-        </w:rPr>
-      </w:pPr>
-      <w:r>
-        <w:rPr>
-          <w:lang w:val="en-US"/>
-        </w:rPr>
-        <w:t>ví dụ</w:t>
-      </w:r>
     </w:p>
     <w:p>
       <w:pPr>
@@ -3300,31 +3407,45 @@
         <w:rPr>
           <w:lang w:val="en-US"/>
         </w:rPr>
-        <w:t>assert 1 &gt;</w:t>
-      </w:r>
-      <w:r>
-        <w:rPr>
-          <w:lang w:val="en-US"/>
-        </w:rPr>
-        <w:t xml:space="preserve"> 5</w:t>
-      </w:r>
-    </w:p>
-    <w:p>
-      <w:pPr>
-        <w:pStyle w:val="ListParagraph"/>
-        <w:numPr>
-          <w:ilvl w:val="0"/>
-          <w:numId w:val="3"/>
-        </w:numPr>
-        <w:rPr>
-          <w:lang w:val="en-US"/>
-        </w:rPr>
-      </w:pPr>
-      <w:r>
-        <w:rPr>
-          <w:lang w:val="en-US"/>
-        </w:rPr>
-        <w:t>Màn hình sẽ thông báo “Assertion Error”</w:t>
+        <w:t>new_foo = foo(4)</w:t>
+      </w:r>
+    </w:p>
+    <w:p>
+      <w:pPr>
+        <w:rPr>
+          <w:lang w:val="en-US"/>
+        </w:rPr>
+      </w:pPr>
+    </w:p>
+    <w:p>
+      <w:pPr>
+        <w:rPr>
+          <w:lang w:val="en-US"/>
+        </w:rPr>
+      </w:pPr>
+      <w:r>
+        <w:rPr>
+          <w:lang w:val="en-US"/>
+        </w:rPr>
+        <w:t>Error – Lỗi:</w:t>
+      </w:r>
+    </w:p>
+    <w:p>
+      <w:pPr>
+        <w:pStyle w:val="ListParagraph"/>
+        <w:numPr>
+          <w:ilvl w:val="0"/>
+          <w:numId w:val="11"/>
+        </w:numPr>
+        <w:rPr>
+          <w:lang w:val="en-US"/>
+        </w:rPr>
+      </w:pPr>
+      <w:r>
+        <w:rPr>
+          <w:lang w:val="en-US"/>
+        </w:rPr>
+        <w:t>Cách Nhanh Nhất Để Thông Báo Lỗi Nếu 1 Biểu Thức Logic Nào Đó False?</w:t>
       </w:r>
     </w:p>
     <w:p>
@@ -3345,7 +3466,7 @@
         <w:rPr>
           <w:lang w:val="en-US"/>
         </w:rPr>
-        <w:t>assert 1 &lt; 5</w:t>
+        <w:t>assert &lt;Biểu Thức Logic&gt;</w:t>
       </w:r>
     </w:p>
     <w:p>
@@ -3363,63 +3484,7 @@
         <w:rPr>
           <w:lang w:val="en-US"/>
         </w:rPr>
-        <w:t>Câu lệnh này được bỏ qua</w:t>
-      </w:r>
-    </w:p>
-    <w:p>
-      <w:pPr>
-        <w:rPr>
-          <w:lang w:val="en-US"/>
-        </w:rPr>
-      </w:pPr>
-    </w:p>
-    <w:p>
-      <w:pPr>
-        <w:rPr>
-          <w:lang w:val="en-US"/>
-        </w:rPr>
-      </w:pPr>
-      <w:r>
-        <w:rPr>
-          <w:lang w:val="en-US"/>
-        </w:rPr>
-        <w:t>Packing And Unpacking – Đóng Gói Và Mở Gói:</w:t>
-      </w:r>
-    </w:p>
-    <w:p>
-      <w:pPr>
-        <w:pStyle w:val="ListParagraph"/>
-        <w:numPr>
-          <w:ilvl w:val="0"/>
-          <w:numId w:val="12"/>
-        </w:numPr>
-        <w:rPr>
-          <w:lang w:val="en-US"/>
-        </w:rPr>
-      </w:pPr>
-      <w:r>
-        <w:rPr>
-          <w:lang w:val="en-US"/>
-        </w:rPr>
-        <w:t>Cách Sử Dụng “*” Ở Tham Số Hàm?</w:t>
-      </w:r>
-    </w:p>
-    <w:p>
-      <w:pPr>
-        <w:pStyle w:val="ListParagraph"/>
-        <w:numPr>
-          <w:ilvl w:val="0"/>
-          <w:numId w:val="3"/>
-        </w:numPr>
-        <w:rPr>
-          <w:lang w:val="en-US"/>
-        </w:rPr>
-      </w:pPr>
-      <w:r>
-        <w:rPr>
-          <w:lang w:val="en-US"/>
-        </w:rPr>
-        <w:t>Trong các tham số ở hàm chỉ được phép có 1 tham số chứa “*”, ví dụ</w:t>
+        <w:t>ví dụ</w:t>
       </w:r>
     </w:p>
     <w:p>
@@ -3440,7 +3505,13 @@
         <w:rPr>
           <w:lang w:val="en-US"/>
         </w:rPr>
-        <w:t>def foo(bar, *far, boo, bob)</w:t>
+        <w:t>assert 1 &gt;</w:t>
+      </w:r>
+      <w:r>
+        <w:rPr>
+          <w:lang w:val="en-US"/>
+        </w:rPr>
+        <w:t xml:space="preserve"> 5</w:t>
       </w:r>
     </w:p>
     <w:p>
@@ -3458,25 +3529,7 @@
         <w:rPr>
           <w:lang w:val="en-US"/>
         </w:rPr>
-        <w:t>Ở ví dụ này, tất cả tham số trước “far” không cần phải khai báo tên, sau “far” phải khai báo tên</w:t>
-      </w:r>
-    </w:p>
-    <w:p>
-      <w:pPr>
-        <w:pStyle w:val="ListParagraph"/>
-        <w:numPr>
-          <w:ilvl w:val="0"/>
-          <w:numId w:val="3"/>
-        </w:numPr>
-        <w:rPr>
-          <w:lang w:val="en-US"/>
-        </w:rPr>
-      </w:pPr>
-      <w:r>
-        <w:rPr>
-          <w:lang w:val="en-US"/>
-        </w:rPr>
-        <w:t>Ví dụ</w:t>
+        <w:t>Màn hình sẽ thông báo “Assertion Error”</w:t>
       </w:r>
     </w:p>
     <w:p>
@@ -3497,7 +3550,7 @@
         <w:rPr>
           <w:lang w:val="en-US"/>
         </w:rPr>
-        <w:t>foo(1, 4, “a”, “fu”, bob = 123, boo = “bap”)</w:t>
+        <w:t>assert 1 &lt; 5</w:t>
       </w:r>
     </w:p>
     <w:p>
@@ -3515,7 +3568,27 @@
         <w:rPr>
           <w:lang w:val="en-US"/>
         </w:rPr>
-        <w:t>“bar” sẽ có giá trị là 1, “far” sẽ có giá trị là (4, “a”, “fu”), “boo” có giá trị là “bap” và “bob” có giá trị là 123</w:t>
+        <w:t>Câu lệnh này được bỏ qua</w:t>
+      </w:r>
+    </w:p>
+    <w:p>
+      <w:pPr>
+        <w:rPr>
+          <w:lang w:val="en-US"/>
+        </w:rPr>
+      </w:pPr>
+    </w:p>
+    <w:p>
+      <w:pPr>
+        <w:rPr>
+          <w:lang w:val="en-US"/>
+        </w:rPr>
+      </w:pPr>
+      <w:r>
+        <w:rPr>
+          <w:lang w:val="en-US"/>
+        </w:rPr>
+        <w:t>Packing And Unpacking – Đóng Gói Và Mở Gói:</w:t>
       </w:r>
     </w:p>
     <w:p>
@@ -3533,7 +3606,7 @@
         <w:rPr>
           <w:lang w:val="en-US"/>
         </w:rPr>
-        <w:t>Cách Sử Dụng “*” Để Unpacking?</w:t>
+        <w:t>Cách Sử Dụng “*” Ở Tham Số Hàm?</w:t>
       </w:r>
     </w:p>
     <w:p>
@@ -3551,7 +3624,7 @@
         <w:rPr>
           <w:lang w:val="en-US"/>
         </w:rPr>
-        <w:t>Khi Unpacking, chỉ có 1 biến được chứa “*”, ví dụ</w:t>
+        <w:t>Trong các tham số ở hàm chỉ được phép có 1 tham số chứa “*”, ví dụ</w:t>
       </w:r>
     </w:p>
     <w:p>
@@ -3572,7 +3645,7 @@
         <w:rPr>
           <w:lang w:val="en-US"/>
         </w:rPr>
-        <w:t>foo, *bar, boo, ha = [1, 4, “far”, “bob”, 5, 9]</w:t>
+        <w:t>def foo(bar, *far, boo, bob)</w:t>
       </w:r>
     </w:p>
     <w:p>
@@ -3590,45 +3663,7 @@
         <w:rPr>
           <w:lang w:val="en-US"/>
         </w:rPr>
-        <w:t>“foo” có giá trị là 1, “bar” có giá trị là [4, “far”, “bob”], “boo” có giá trị 5 và “ha” có giá trị 9</w:t>
-      </w:r>
-    </w:p>
-    <w:p>
-      <w:pPr>
-        <w:rPr>
-          <w:lang w:val="en-US"/>
-        </w:rPr>
-      </w:pPr>
-    </w:p>
-    <w:p>
-      <w:pPr>
-        <w:rPr>
-          <w:lang w:val="en-US"/>
-        </w:rPr>
-      </w:pPr>
-      <w:r>
-        <w:rPr>
-          <w:lang w:val="en-US"/>
-        </w:rPr>
-        <w:t>Trick – Mẹo:</w:t>
-      </w:r>
-    </w:p>
-    <w:p>
-      <w:pPr>
-        <w:pStyle w:val="ListParagraph"/>
-        <w:numPr>
-          <w:ilvl w:val="0"/>
-          <w:numId w:val="10"/>
-        </w:numPr>
-        <w:rPr>
-          <w:lang w:val="en-US"/>
-        </w:rPr>
-      </w:pPr>
-      <w:r>
-        <w:rPr>
-          <w:lang w:val="en-US"/>
-        </w:rPr>
-        <w:t>Đối Phó Với Vòng Lặp Mà Phải Khởi Tạo Giá Trị Bắt Đầu?</w:t>
+        <w:t>Ở ví dụ này, tất cả tham số trước “far” không cần phải khai báo tên, sau “far” phải khai báo tên</w:t>
       </w:r>
     </w:p>
     <w:p>
@@ -3646,87 +3681,7 @@
         <w:rPr>
           <w:lang w:val="en-US"/>
         </w:rPr>
-        <w:t>Khởi tạo giá trị trước giá trị bắt đầu</w:t>
-      </w:r>
-    </w:p>
-    <w:p>
-      <w:pPr>
-        <w:rPr>
-          <w:lang w:val="en-US"/>
-        </w:rPr>
-      </w:pPr>
-    </w:p>
-    <w:p>
-      <w:pPr>
-        <w:rPr>
-          <w:lang w:val="en-US"/>
-        </w:rPr>
-      </w:pPr>
-      <w:r>
-        <w:rPr>
-          <w:lang w:val="en-US"/>
-        </w:rPr>
-        <w:t>Quick Codes – Mã Nhanh:</w:t>
-      </w:r>
-    </w:p>
-    <w:p>
-      <w:pPr>
-        <w:pStyle w:val="ListParagraph"/>
-        <w:numPr>
-          <w:ilvl w:val="0"/>
-          <w:numId w:val="14"/>
-        </w:numPr>
-        <w:rPr>
-          <w:lang w:val="en-US"/>
-        </w:rPr>
-      </w:pPr>
-      <w:r>
-        <w:rPr>
-          <w:lang w:val="en-US"/>
-        </w:rPr>
-        <w:t>Chỉnh Tên Của Tất Cả Các Ảnh</w:t>
-      </w:r>
-      <w:r>
-        <w:rPr>
-          <w:lang w:val="en-US"/>
-        </w:rPr>
-        <w:t xml:space="preserve"> PNG</w:t>
-      </w:r>
-      <w:r>
-        <w:rPr>
-          <w:lang w:val="en-US"/>
-        </w:rPr>
-        <w:t xml:space="preserve"> Trong 1 </w:t>
-      </w:r>
-      <w:r>
-        <w:rPr>
-          <w:lang w:val="en-US"/>
-        </w:rPr>
-        <w:t>Thư Mục</w:t>
-      </w:r>
-      <w:r>
-        <w:rPr>
-          <w:lang w:val="en-US"/>
-        </w:rPr>
-        <w:t xml:space="preserve"> Thành Số Thự Tự Tăng Dần?</w:t>
-      </w:r>
-    </w:p>
-    <w:p>
-      <w:pPr>
-        <w:pStyle w:val="ListParagraph"/>
-        <w:numPr>
-          <w:ilvl w:val="0"/>
-          <w:numId w:val="3"/>
-        </w:numPr>
-        <w:rPr>
-          <w:lang w:val="en-US"/>
-        </w:rPr>
-      </w:pPr>
-      <w:r>
-        <w:rPr>
-          <w:lang w:val="en-US"/>
-        </w:rPr>
-        <w:t>Áp dụng cho tập ảnh bị thiếu số thứ tự cần Offset</w:t>
+        <w:t>Ví dụ</w:t>
       </w:r>
     </w:p>
     <w:p>
@@ -3747,8 +3702,61 @@
         <w:rPr>
           <w:lang w:val="en-US"/>
         </w:rPr>
-        <w:lastRenderedPageBreak/>
-        <w:t>import os</w:t>
+        <w:t>foo(1, 4, “a”, “fu”, bob = 123, boo = “bap”)</w:t>
+      </w:r>
+    </w:p>
+    <w:p>
+      <w:pPr>
+        <w:pStyle w:val="ListParagraph"/>
+        <w:numPr>
+          <w:ilvl w:val="0"/>
+          <w:numId w:val="3"/>
+        </w:numPr>
+        <w:rPr>
+          <w:lang w:val="en-US"/>
+        </w:rPr>
+      </w:pPr>
+      <w:r>
+        <w:rPr>
+          <w:lang w:val="en-US"/>
+        </w:rPr>
+        <w:t>“bar” sẽ có giá trị là 1, “far” sẽ có giá trị là (4, “a”, “fu”), “boo” có giá trị là “bap” và “bob” có giá trị là 123</w:t>
+      </w:r>
+    </w:p>
+    <w:p>
+      <w:pPr>
+        <w:pStyle w:val="ListParagraph"/>
+        <w:numPr>
+          <w:ilvl w:val="0"/>
+          <w:numId w:val="12"/>
+        </w:numPr>
+        <w:rPr>
+          <w:lang w:val="en-US"/>
+        </w:rPr>
+      </w:pPr>
+      <w:r>
+        <w:rPr>
+          <w:lang w:val="en-US"/>
+        </w:rPr>
+        <w:t>Cách Sử Dụng “*” Để Unpacking?</w:t>
+      </w:r>
+    </w:p>
+    <w:p>
+      <w:pPr>
+        <w:pStyle w:val="ListParagraph"/>
+        <w:numPr>
+          <w:ilvl w:val="0"/>
+          <w:numId w:val="3"/>
+        </w:numPr>
+        <w:rPr>
+          <w:lang w:val="en-US"/>
+        </w:rPr>
+      </w:pPr>
+      <w:r>
+        <w:rPr>
+          <w:lang w:val="en-US"/>
+        </w:rPr>
+        <w:t>Khi Unpacking, chỉ có 1 biến được chứa “*”, ví dụ</w:t>
       </w:r>
     </w:p>
     <w:p>
@@ -3765,6 +3773,167 @@
           <w:lang w:val="en-US"/>
         </w:rPr>
       </w:pPr>
+      <w:r>
+        <w:rPr>
+          <w:lang w:val="en-US"/>
+        </w:rPr>
+        <w:t>foo, *bar, boo, ha = [1, 4, “far”, “bob”, 5, 9]</w:t>
+      </w:r>
+    </w:p>
+    <w:p>
+      <w:pPr>
+        <w:pStyle w:val="ListParagraph"/>
+        <w:numPr>
+          <w:ilvl w:val="0"/>
+          <w:numId w:val="3"/>
+        </w:numPr>
+        <w:rPr>
+          <w:lang w:val="en-US"/>
+        </w:rPr>
+      </w:pPr>
+      <w:r>
+        <w:rPr>
+          <w:lang w:val="en-US"/>
+        </w:rPr>
+        <w:t>“foo” có giá trị là 1, “bar” có giá trị là [4, “far”, “bob”], “boo” có giá trị 5 và “ha” có giá trị 9</w:t>
+      </w:r>
+    </w:p>
+    <w:p>
+      <w:pPr>
+        <w:rPr>
+          <w:lang w:val="en-US"/>
+        </w:rPr>
+      </w:pPr>
+    </w:p>
+    <w:p>
+      <w:pPr>
+        <w:rPr>
+          <w:lang w:val="en-US"/>
+        </w:rPr>
+      </w:pPr>
+      <w:r>
+        <w:rPr>
+          <w:lang w:val="en-US"/>
+        </w:rPr>
+        <w:t>Trick – Mẹo:</w:t>
+      </w:r>
+    </w:p>
+    <w:p>
+      <w:pPr>
+        <w:pStyle w:val="ListParagraph"/>
+        <w:numPr>
+          <w:ilvl w:val="0"/>
+          <w:numId w:val="10"/>
+        </w:numPr>
+        <w:rPr>
+          <w:lang w:val="en-US"/>
+        </w:rPr>
+      </w:pPr>
+      <w:r>
+        <w:rPr>
+          <w:lang w:val="en-US"/>
+        </w:rPr>
+        <w:t>Đối Phó Với Vòng Lặp Mà Phải Khởi Tạo Giá Trị Bắt Đầu?</w:t>
+      </w:r>
+    </w:p>
+    <w:p>
+      <w:pPr>
+        <w:pStyle w:val="ListParagraph"/>
+        <w:numPr>
+          <w:ilvl w:val="0"/>
+          <w:numId w:val="3"/>
+        </w:numPr>
+        <w:rPr>
+          <w:lang w:val="en-US"/>
+        </w:rPr>
+      </w:pPr>
+      <w:r>
+        <w:rPr>
+          <w:lang w:val="en-US"/>
+        </w:rPr>
+        <w:lastRenderedPageBreak/>
+        <w:t>Khởi tạo giá trị trước giá trị bắt đầu</w:t>
+      </w:r>
+    </w:p>
+    <w:p>
+      <w:pPr>
+        <w:rPr>
+          <w:lang w:val="en-US"/>
+        </w:rPr>
+      </w:pPr>
+    </w:p>
+    <w:p>
+      <w:pPr>
+        <w:rPr>
+          <w:lang w:val="en-US"/>
+        </w:rPr>
+      </w:pPr>
+      <w:r>
+        <w:rPr>
+          <w:lang w:val="en-US"/>
+        </w:rPr>
+        <w:t>Quick Codes – Mã Nhanh:</w:t>
+      </w:r>
+    </w:p>
+    <w:p>
+      <w:pPr>
+        <w:pStyle w:val="ListParagraph"/>
+        <w:numPr>
+          <w:ilvl w:val="0"/>
+          <w:numId w:val="14"/>
+        </w:numPr>
+        <w:rPr>
+          <w:lang w:val="en-US"/>
+        </w:rPr>
+      </w:pPr>
+      <w:r>
+        <w:rPr>
+          <w:lang w:val="en-US"/>
+        </w:rPr>
+        <w:t>Chỉnh Tên Của Tất Cả Các Ảnh</w:t>
+      </w:r>
+      <w:r>
+        <w:rPr>
+          <w:lang w:val="en-US"/>
+        </w:rPr>
+        <w:t xml:space="preserve"> PNG</w:t>
+      </w:r>
+      <w:r>
+        <w:rPr>
+          <w:lang w:val="en-US"/>
+        </w:rPr>
+        <w:t xml:space="preserve"> Trong 1 </w:t>
+      </w:r>
+      <w:r>
+        <w:rPr>
+          <w:lang w:val="en-US"/>
+        </w:rPr>
+        <w:t>Thư Mục</w:t>
+      </w:r>
+      <w:r>
+        <w:rPr>
+          <w:lang w:val="en-US"/>
+        </w:rPr>
+        <w:t xml:space="preserve"> Thành Số Thự Tự Tăng Dần?</w:t>
+      </w:r>
+    </w:p>
+    <w:p>
+      <w:pPr>
+        <w:pStyle w:val="ListParagraph"/>
+        <w:numPr>
+          <w:ilvl w:val="0"/>
+          <w:numId w:val="3"/>
+        </w:numPr>
+        <w:rPr>
+          <w:lang w:val="en-US"/>
+        </w:rPr>
+      </w:pPr>
+      <w:r>
+        <w:rPr>
+          <w:lang w:val="en-US"/>
+        </w:rPr>
+        <w:t>Áp dụng cho tập ảnh bị thiếu số thứ tự cần Offset</w:t>
+      </w:r>
     </w:p>
     <w:p>
       <w:pPr>
@@ -3784,13 +3953,7 @@
         <w:rPr>
           <w:lang w:val="en-US"/>
         </w:rPr>
-        <w:t>FOLDER_PATH</w:t>
-      </w:r>
-      <w:r>
-        <w:rPr>
-          <w:lang w:val="en-US"/>
-        </w:rPr>
-        <w:t xml:space="preserve"> = r&lt;Đường Dẫn Tới Thư Mục&gt;</w:t>
+        <w:t>import os</w:t>
       </w:r>
     </w:p>
     <w:p>
@@ -3807,18 +3970,6 @@
           <w:lang w:val="en-US"/>
         </w:rPr>
       </w:pPr>
-      <w:r>
-        <w:rPr>
-          <w:lang w:val="en-US"/>
-        </w:rPr>
-        <w:t xml:space="preserve">FILE_EXTENSION </w:t>
-      </w:r>
-      <w:r>
-        <w:rPr>
-          <w:lang w:val="en-US"/>
-        </w:rPr>
-        <w:t>= '.png'</w:t>
-      </w:r>
     </w:p>
     <w:p>
       <w:pPr>
@@ -3834,6 +3985,18 @@
           <w:lang w:val="en-US"/>
         </w:rPr>
       </w:pPr>
+      <w:r>
+        <w:rPr>
+          <w:lang w:val="en-US"/>
+        </w:rPr>
+        <w:t>FOLDER_PATH</w:t>
+      </w:r>
+      <w:r>
+        <w:rPr>
+          <w:lang w:val="en-US"/>
+        </w:rPr>
+        <w:t xml:space="preserve"> = r&lt;Đường Dẫn Tới Thư Mục&gt;</w:t>
+      </w:r>
     </w:p>
     <w:p>
       <w:pPr>
@@ -3853,31 +4016,13 @@
         <w:rPr>
           <w:lang w:val="en-US"/>
         </w:rPr>
-        <w:t>file_list = [f for f in os.listdir(</w:t>
-      </w:r>
-      <w:r>
-        <w:rPr>
-          <w:lang w:val="en-US"/>
-        </w:rPr>
-        <w:t>FOLDER_PATH</w:t>
-      </w:r>
-      <w:r>
-        <w:rPr>
-          <w:lang w:val="en-US"/>
-        </w:rPr>
-        <w:t>) if f.endswith(</w:t>
-      </w:r>
-      <w:r>
-        <w:rPr>
-          <w:lang w:val="en-US"/>
-        </w:rPr>
-        <w:t>FILE_EXTENSION</w:t>
-      </w:r>
-      <w:r>
-        <w:rPr>
-          <w:lang w:val="en-US"/>
-        </w:rPr>
-        <w:t>)]</w:t>
+        <w:t xml:space="preserve">FILE_EXTENSION </w:t>
+      </w:r>
+      <w:r>
+        <w:rPr>
+          <w:lang w:val="en-US"/>
+        </w:rPr>
+        <w:t>= '.png'</w:t>
       </w:r>
     </w:p>
     <w:p>
@@ -3894,36 +4039,6 @@
           <w:lang w:val="en-US"/>
         </w:rPr>
       </w:pPr>
-      <w:r>
-        <w:rPr>
-          <w:lang w:val="en-US"/>
-        </w:rPr>
-        <w:t>file_list.sort(key</w:t>
-      </w:r>
-      <w:r>
-        <w:rPr>
-          <w:lang w:val="en-US"/>
-        </w:rPr>
-        <w:t xml:space="preserve"> </w:t>
-      </w:r>
-      <w:r>
-        <w:rPr>
-          <w:lang w:val="en-US"/>
-        </w:rPr>
-        <w:t>=</w:t>
-      </w:r>
-      <w:r>
-        <w:rPr>
-          <w:lang w:val="en-US"/>
-        </w:rPr>
-        <w:t xml:space="preserve"> </w:t>
-      </w:r>
-      <w:r>
-        <w:rPr>
-          <w:lang w:val="en-US"/>
-        </w:rPr>
-        <w:t>lambda x: int(os.path.splitext(x)[0]))</w:t>
-      </w:r>
     </w:p>
     <w:p>
       <w:pPr>
@@ -3939,6 +4054,36 @@
           <w:lang w:val="en-US"/>
         </w:rPr>
       </w:pPr>
+      <w:r>
+        <w:rPr>
+          <w:lang w:val="en-US"/>
+        </w:rPr>
+        <w:t>file_list = [f for f in os.listdir(</w:t>
+      </w:r>
+      <w:r>
+        <w:rPr>
+          <w:lang w:val="en-US"/>
+        </w:rPr>
+        <w:t>FOLDER_PATH</w:t>
+      </w:r>
+      <w:r>
+        <w:rPr>
+          <w:lang w:val="en-US"/>
+        </w:rPr>
+        <w:t>) if f.endswith(</w:t>
+      </w:r>
+      <w:r>
+        <w:rPr>
+          <w:lang w:val="en-US"/>
+        </w:rPr>
+        <w:t>FILE_EXTENSION</w:t>
+      </w:r>
+      <w:r>
+        <w:rPr>
+          <w:lang w:val="en-US"/>
+        </w:rPr>
+        <w:t>)]</w:t>
+      </w:r>
     </w:p>
     <w:p>
       <w:pPr>
@@ -3958,19 +4103,31 @@
         <w:rPr>
           <w:lang w:val="en-US"/>
         </w:rPr>
-        <w:t xml:space="preserve">for index, old_name in enumerate(file_list, </w:t>
-      </w:r>
-      <w:r>
-        <w:rPr>
-          <w:lang w:val="en-US"/>
-        </w:rPr>
-        <w:t>1</w:t>
-      </w:r>
-      <w:r>
-        <w:rPr>
-          <w:lang w:val="en-US"/>
-        </w:rPr>
-        <w:t>):</w:t>
+        <w:t>file_list.sort(key</w:t>
+      </w:r>
+      <w:r>
+        <w:rPr>
+          <w:lang w:val="en-US"/>
+        </w:rPr>
+        <w:t xml:space="preserve"> </w:t>
+      </w:r>
+      <w:r>
+        <w:rPr>
+          <w:lang w:val="en-US"/>
+        </w:rPr>
+        <w:t>=</w:t>
+      </w:r>
+      <w:r>
+        <w:rPr>
+          <w:lang w:val="en-US"/>
+        </w:rPr>
+        <w:t xml:space="preserve"> </w:t>
+      </w:r>
+      <w:r>
+        <w:rPr>
+          <w:lang w:val="en-US"/>
+        </w:rPr>
+        <w:t>lambda x: int(os.path.splitext(x)[0]))</w:t>
       </w:r>
     </w:p>
     <w:p>
@@ -3987,14 +4144,6 @@
           <w:lang w:val="en-US"/>
         </w:rPr>
       </w:pPr>
-      <w:r>
-        <w:rPr>
-          <w:lang w:val="en-US"/>
-        </w:rPr>
-        <w:t xml:space="preserve">    new_name = f"{index}.png"</w:t>
-      </w:r>
-      <w:bookmarkStart w:id="0" w:name="_GoBack"/>
-      <w:bookmarkEnd w:id="0"/>
     </w:p>
     <w:p>
       <w:pPr>
@@ -4014,19 +4163,19 @@
         <w:rPr>
           <w:lang w:val="en-US"/>
         </w:rPr>
-        <w:t xml:space="preserve">    old_path = os.path.join(</w:t>
-      </w:r>
-      <w:r>
-        <w:rPr>
-          <w:lang w:val="en-US"/>
-        </w:rPr>
-        <w:t>FOLDER_PATH</w:t>
-      </w:r>
-      <w:r>
-        <w:rPr>
-          <w:lang w:val="en-US"/>
-        </w:rPr>
-        <w:t>, old_name)</w:t>
+        <w:t xml:space="preserve">for index, old_name in enumerate(file_list, </w:t>
+      </w:r>
+      <w:r>
+        <w:rPr>
+          <w:lang w:val="en-US"/>
+        </w:rPr>
+        <w:t>1</w:t>
+      </w:r>
+      <w:r>
+        <w:rPr>
+          <w:lang w:val="en-US"/>
+        </w:rPr>
+        <w:t>):</w:t>
       </w:r>
     </w:p>
     <w:p>
@@ -4047,19 +4196,7 @@
         <w:rPr>
           <w:lang w:val="en-US"/>
         </w:rPr>
-        <w:t xml:space="preserve">    new_path = os.path.join(</w:t>
-      </w:r>
-      <w:r>
-        <w:rPr>
-          <w:lang w:val="en-US"/>
-        </w:rPr>
-        <w:t>FOLDER_PATH</w:t>
-      </w:r>
-      <w:r>
-        <w:rPr>
-          <w:lang w:val="en-US"/>
-        </w:rPr>
-        <w:t>, new_name)</w:t>
+        <w:t xml:space="preserve">    new_name = f"{index}.png"</w:t>
       </w:r>
     </w:p>
     <w:p>
@@ -4080,6 +4217,72 @@
         <w:rPr>
           <w:lang w:val="en-US"/>
         </w:rPr>
+        <w:t xml:space="preserve">    old_path = os.path.join(</w:t>
+      </w:r>
+      <w:r>
+        <w:rPr>
+          <w:lang w:val="en-US"/>
+        </w:rPr>
+        <w:t>FOLDER_PATH</w:t>
+      </w:r>
+      <w:r>
+        <w:rPr>
+          <w:lang w:val="en-US"/>
+        </w:rPr>
+        <w:t>, old_name)</w:t>
+      </w:r>
+    </w:p>
+    <w:p>
+      <w:pPr>
+        <w:pStyle w:val="ListParagraph"/>
+        <w:pBdr>
+          <w:top w:val="single" w:sz="4" w:space="1" w:color="auto"/>
+          <w:left w:val="single" w:sz="4" w:space="4" w:color="auto"/>
+          <w:bottom w:val="single" w:sz="4" w:space="1" w:color="auto"/>
+          <w:right w:val="single" w:sz="4" w:space="4" w:color="auto"/>
+        </w:pBdr>
+        <w:ind w:left="1080"/>
+        <w:rPr>
+          <w:lang w:val="en-US"/>
+        </w:rPr>
+      </w:pPr>
+      <w:r>
+        <w:rPr>
+          <w:lang w:val="en-US"/>
+        </w:rPr>
+        <w:t xml:space="preserve">    new_path = os.path.join(</w:t>
+      </w:r>
+      <w:r>
+        <w:rPr>
+          <w:lang w:val="en-US"/>
+        </w:rPr>
+        <w:t>FOLDER_PATH</w:t>
+      </w:r>
+      <w:r>
+        <w:rPr>
+          <w:lang w:val="en-US"/>
+        </w:rPr>
+        <w:t>, new_name)</w:t>
+      </w:r>
+    </w:p>
+    <w:p>
+      <w:pPr>
+        <w:pStyle w:val="ListParagraph"/>
+        <w:pBdr>
+          <w:top w:val="single" w:sz="4" w:space="1" w:color="auto"/>
+          <w:left w:val="single" w:sz="4" w:space="4" w:color="auto"/>
+          <w:bottom w:val="single" w:sz="4" w:space="1" w:color="auto"/>
+          <w:right w:val="single" w:sz="4" w:space="4" w:color="auto"/>
+        </w:pBdr>
+        <w:ind w:left="1080"/>
+        <w:rPr>
+          <w:lang w:val="en-US"/>
+        </w:rPr>
+      </w:pPr>
+      <w:r>
+        <w:rPr>
+          <w:lang w:val="en-US"/>
+        </w:rPr>
         <w:t xml:space="preserve">    os.rename(old_path, new_path)</w:t>
       </w:r>
     </w:p>
@@ -4426,6 +4629,7 @@
         <w:rPr>
           <w:lang w:val="en-US"/>
         </w:rPr>
+        <w:lastRenderedPageBreak/>
         <w:tab/>
       </w:r>
       <w:r>
@@ -4533,392 +4737,392 @@
         <w:rPr>
           <w:lang w:val="en-US"/>
         </w:rPr>
+        <w:t xml:space="preserve">      def foo(cls):</w:t>
+      </w:r>
+    </w:p>
+    <w:p>
+      <w:pPr>
+        <w:ind w:left="720" w:firstLine="720"/>
+        <w:rPr>
+          <w:lang w:val="en-US"/>
+        </w:rPr>
+      </w:pPr>
+      <w:r>
+        <w:rPr>
+          <w:lang w:val="en-US"/>
+        </w:rPr>
+        <w:tab/>
+      </w:r>
+      <w:r>
+        <w:rPr>
+          <w:lang w:val="en-US"/>
+        </w:rPr>
+        <w:t>return cls(1, 2)</w:t>
+      </w:r>
+    </w:p>
+    <w:p>
+      <w:pPr>
+        <w:rPr>
+          <w:lang w:val="en-US"/>
+        </w:rPr>
+      </w:pPr>
+      <w:r>
+        <w:rPr>
+          <w:lang w:val="en-US"/>
+        </w:rPr>
+        <w:tab/>
+      </w:r>
+      <w:r>
+        <w:rPr>
+          <w:lang w:val="en-US"/>
+        </w:rPr>
+        <w:t xml:space="preserve">  </w:t>
+      </w:r>
+      <w:r>
+        <w:rPr>
+          <w:lang w:val="en-US"/>
+        </w:rPr>
+        <w:tab/>
+        <w:t xml:space="preserve">      self &lt;&gt; cls, class bar, </w:t>
+      </w:r>
+      <w:r>
+        <w:rPr>
+          <w:lang w:val="en-US"/>
+        </w:rPr>
+        <w:t>cls(1, 2) &lt;=&gt; bar(1, 2)</w:t>
+      </w:r>
+    </w:p>
+    <w:p>
+      <w:pPr>
+        <w:rPr>
+          <w:lang w:val="en-US"/>
+        </w:rPr>
+      </w:pPr>
+      <w:r>
+        <w:rPr>
+          <w:lang w:val="en-US"/>
+        </w:rPr>
+        <w:tab/>
+        <w:t>self.__dict__[key] = val tạo attribute key cho obj</w:t>
+      </w:r>
+    </w:p>
+    <w:p>
+      <w:pPr>
+        <w:rPr>
+          <w:lang w:val="en-US"/>
+        </w:rPr>
+      </w:pPr>
+      <w:r>
+        <w:rPr>
+          <w:lang w:val="en-US"/>
+        </w:rPr>
+        <w:tab/>
+      </w:r>
+      <w:r>
+        <w:rPr>
+          <w:lang w:val="en-US"/>
+        </w:rPr>
+        <w:tab/>
+        <w:t>Ex: self.__dict__[‘a’] = 10 =&gt; self.a = 10</w:t>
+      </w:r>
+    </w:p>
+    <w:p>
+      <w:pPr>
+        <w:rPr>
+          <w:lang w:val="en-US"/>
+        </w:rPr>
+      </w:pPr>
+      <w:r>
+        <w:rPr>
+          <w:lang w:val="en-US"/>
+        </w:rPr>
+        <w:tab/>
+        <w:t>nonlocal key word dùng để dùng biế</w:t>
+      </w:r>
+      <w:r>
+        <w:rPr>
+          <w:lang w:val="en-US"/>
+        </w:rPr>
+        <w:t>n ngoài nested function</w:t>
+      </w:r>
+    </w:p>
+    <w:p>
+      <w:pPr>
+        <w:rPr>
+          <w:lang w:val="en-US"/>
+        </w:rPr>
+      </w:pPr>
+      <w:r>
+        <w:rPr>
+          <w:lang w:val="en-US"/>
+        </w:rPr>
+        <w:tab/>
+      </w:r>
+      <w:r>
+        <w:rPr>
+          <w:lang w:val="en-US"/>
+        </w:rPr>
+        <w:tab/>
+        <w:t>Ex: def foo():</w:t>
+      </w:r>
+    </w:p>
+    <w:p>
+      <w:pPr>
+        <w:rPr>
+          <w:lang w:val="en-US"/>
+        </w:rPr>
+      </w:pPr>
+      <w:r>
+        <w:rPr>
+          <w:lang w:val="en-US"/>
+        </w:rPr>
+        <w:tab/>
+      </w:r>
+      <w:r>
+        <w:rPr>
+          <w:lang w:val="en-US"/>
+        </w:rPr>
+        <w:tab/>
+      </w:r>
+      <w:r>
+        <w:rPr>
+          <w:lang w:val="en-US"/>
+        </w:rPr>
+        <w:tab/>
+        <w:t>a = 2</w:t>
+      </w:r>
+    </w:p>
+    <w:p>
+      <w:pPr>
+        <w:ind w:left="1440" w:firstLine="720"/>
+        <w:rPr>
+          <w:lang w:val="en-US"/>
+        </w:rPr>
+      </w:pPr>
+      <w:r>
+        <w:rPr>
+          <w:lang w:val="en-US"/>
+        </w:rPr>
+        <w:t>def bar():</w:t>
+      </w:r>
+    </w:p>
+    <w:p>
+      <w:pPr>
+        <w:ind w:left="1440" w:firstLine="720"/>
+        <w:rPr>
+          <w:lang w:val="en-US"/>
+        </w:rPr>
+      </w:pPr>
+      <w:r>
+        <w:rPr>
+          <w:lang w:val="en-US"/>
+        </w:rPr>
+        <w:tab/>
+        <w:t>nonlocal a</w:t>
+      </w:r>
+    </w:p>
+    <w:p>
+      <w:pPr>
+        <w:ind w:left="1440" w:firstLine="720"/>
+        <w:rPr>
+          <w:lang w:val="en-US"/>
+        </w:rPr>
+      </w:pPr>
+      <w:r>
+        <w:rPr>
+          <w:lang w:val="en-US"/>
+        </w:rPr>
+        <w:tab/>
+        <w:t>a += 1</w:t>
+      </w:r>
+    </w:p>
+    <w:p>
+      <w:pPr>
+        <w:ind w:left="1440" w:firstLine="720"/>
+        <w:rPr>
+          <w:lang w:val="en-US"/>
+        </w:rPr>
+      </w:pPr>
+      <w:r>
+        <w:rPr>
+          <w:lang w:val="en-US"/>
+        </w:rPr>
+        <w:t>print(a)</w:t>
+      </w:r>
+    </w:p>
+    <w:p>
+      <w:pPr>
+        <w:rPr>
+          <w:lang w:val="en-US"/>
+        </w:rPr>
+      </w:pPr>
+      <w:r>
+        <w:rPr>
+          <w:lang w:val="en-US"/>
+        </w:rPr>
+        <w:tab/>
+      </w:r>
+      <w:r>
+        <w:rPr>
+          <w:lang w:val="en-US"/>
+        </w:rPr>
+        <w:tab/>
+        <w:t xml:space="preserve">     foo() =&gt; 3</w:t>
+      </w:r>
+    </w:p>
+    <w:p>
+      <w:pPr>
+        <w:rPr>
+          <w:lang w:val="en-US"/>
+        </w:rPr>
+      </w:pPr>
+      <w:r>
+        <w:rPr>
+          <w:lang w:val="en-US"/>
+        </w:rPr>
+        <w:t>Hasattr(obj, attr_name): check xem obj có attr không:</w:t>
+      </w:r>
+    </w:p>
+    <w:p>
+      <w:pPr>
+        <w:rPr>
+          <w:lang w:val="en-US"/>
+        </w:rPr>
+      </w:pPr>
+      <w:r>
+        <w:rPr>
+          <w:lang w:val="en-US"/>
+        </w:rPr>
+        <w:tab/>
+        <w:t>Ex: hasattr(a, ‘b’) = False</w:t>
+      </w:r>
+    </w:p>
+    <w:p>
+      <w:pPr>
+        <w:rPr>
+          <w:lang w:val="en-US"/>
+        </w:rPr>
+      </w:pPr>
+      <w:r>
+        <w:rPr>
+          <w:lang w:val="en-US"/>
+        </w:rPr>
+        <w:t xml:space="preserve">Isinstance(var, type): check type: </w:t>
+      </w:r>
+    </w:p>
+    <w:p>
+      <w:pPr>
+        <w:ind w:firstLine="720"/>
+        <w:rPr>
+          <w:lang w:val="en-US"/>
+        </w:rPr>
+      </w:pPr>
+      <w:r>
+        <w:rPr>
+          <w:lang w:val="en-US"/>
+        </w:rPr>
+        <w:t>Ex: isinstance((1, 2), tuple) = True</w:t>
+      </w:r>
+    </w:p>
+    <w:p>
+      <w:pPr>
+        <w:rPr>
+          <w:lang w:val="en-US"/>
+        </w:rPr>
+      </w:pPr>
+      <w:r>
+        <w:rPr>
+          <w:lang w:val="en-US"/>
+        </w:rPr>
+        <w:t>Round(var, ndigits): làm tròn mấy số thập phân</w:t>
+      </w:r>
+    </w:p>
+    <w:p>
+      <w:pPr>
+        <w:rPr>
+          <w:lang w:val="en-US"/>
+        </w:rPr>
+      </w:pPr>
+      <w:r>
+        <w:rPr>
+          <w:lang w:val="en-US"/>
+        </w:rPr>
+        <w:tab/>
+        <w:t xml:space="preserve">Ex: round(4.542, 2) = </w:t>
+      </w:r>
+      <w:r>
+        <w:rPr>
+          <w:lang w:val="en-US"/>
+        </w:rPr>
+        <w:t>4.54</w:t>
+      </w:r>
+    </w:p>
+    <w:p>
+      <w:pPr>
+        <w:rPr>
+          <w:lang w:val="en-US"/>
+        </w:rPr>
+      </w:pPr>
+      <w:r>
+        <w:rPr>
+          <w:lang w:val="en-US"/>
+        </w:rPr>
+        <w:t>complex(Real, Imagine):</w:t>
+      </w:r>
+    </w:p>
+    <w:p>
+      <w:pPr>
+        <w:rPr>
+          <w:lang w:val="en-US"/>
+        </w:rPr>
+      </w:pPr>
+      <w:r>
+        <w:rPr>
+          <w:lang w:val="en-US"/>
+        </w:rPr>
+        <w:tab/>
+        <w:t>Usage:</w:t>
+      </w:r>
+    </w:p>
+    <w:p>
+      <w:pPr>
+        <w:ind w:left="720" w:firstLine="720"/>
+        <w:rPr>
+          <w:lang w:val="en-US"/>
+        </w:rPr>
+      </w:pPr>
+      <w:r>
+        <w:rPr>
+          <w:lang w:val="en-US"/>
+        </w:rPr>
+        <w:t>Trả về Complex Number Object</w:t>
+      </w:r>
+    </w:p>
+    <w:p>
+      <w:pPr>
+        <w:rPr>
+          <w:lang w:val="en-US"/>
+        </w:rPr>
+      </w:pPr>
+      <w:r>
+        <w:rPr>
+          <w:lang w:val="en-US"/>
+        </w:rPr>
+        <w:tab/>
+        <w:t>Attribute:</w:t>
+      </w:r>
+    </w:p>
+    <w:p>
+      <w:pPr>
+        <w:rPr>
+          <w:lang w:val="en-US"/>
+        </w:rPr>
+      </w:pPr>
+      <w:r>
+        <w:rPr>
+          <w:lang w:val="en-US"/>
+        </w:rPr>
         <w:lastRenderedPageBreak/>
-        <w:t xml:space="preserve">      def foo(cls):</w:t>
-      </w:r>
-    </w:p>
-    <w:p>
-      <w:pPr>
-        <w:ind w:left="720" w:firstLine="720"/>
-        <w:rPr>
-          <w:lang w:val="en-US"/>
-        </w:rPr>
-      </w:pPr>
-      <w:r>
-        <w:rPr>
-          <w:lang w:val="en-US"/>
-        </w:rPr>
-        <w:tab/>
-      </w:r>
-      <w:r>
-        <w:rPr>
-          <w:lang w:val="en-US"/>
-        </w:rPr>
-        <w:t>return cls(1, 2)</w:t>
-      </w:r>
-    </w:p>
-    <w:p>
-      <w:pPr>
-        <w:rPr>
-          <w:lang w:val="en-US"/>
-        </w:rPr>
-      </w:pPr>
-      <w:r>
-        <w:rPr>
-          <w:lang w:val="en-US"/>
-        </w:rPr>
-        <w:tab/>
-      </w:r>
-      <w:r>
-        <w:rPr>
-          <w:lang w:val="en-US"/>
-        </w:rPr>
-        <w:t xml:space="preserve">  </w:t>
-      </w:r>
-      <w:r>
-        <w:rPr>
-          <w:lang w:val="en-US"/>
-        </w:rPr>
-        <w:tab/>
-        <w:t xml:space="preserve">      self &lt;&gt; cls, class bar, </w:t>
-      </w:r>
-      <w:r>
-        <w:rPr>
-          <w:lang w:val="en-US"/>
-        </w:rPr>
-        <w:t>cls(1, 2) &lt;=&gt; bar(1, 2)</w:t>
-      </w:r>
-    </w:p>
-    <w:p>
-      <w:pPr>
-        <w:rPr>
-          <w:lang w:val="en-US"/>
-        </w:rPr>
-      </w:pPr>
-      <w:r>
-        <w:rPr>
-          <w:lang w:val="en-US"/>
-        </w:rPr>
-        <w:tab/>
-        <w:t>self.__dict__[key] = val tạo attribute key cho obj</w:t>
-      </w:r>
-    </w:p>
-    <w:p>
-      <w:pPr>
-        <w:rPr>
-          <w:lang w:val="en-US"/>
-        </w:rPr>
-      </w:pPr>
-      <w:r>
-        <w:rPr>
-          <w:lang w:val="en-US"/>
-        </w:rPr>
-        <w:tab/>
-      </w:r>
-      <w:r>
-        <w:rPr>
-          <w:lang w:val="en-US"/>
-        </w:rPr>
-        <w:tab/>
-        <w:t>Ex: self.__dict__[‘a’] = 10 =&gt; self.a = 10</w:t>
-      </w:r>
-    </w:p>
-    <w:p>
-      <w:pPr>
-        <w:rPr>
-          <w:lang w:val="en-US"/>
-        </w:rPr>
-      </w:pPr>
-      <w:r>
-        <w:rPr>
-          <w:lang w:val="en-US"/>
-        </w:rPr>
-        <w:tab/>
-        <w:t>nonlocal key word dùng để dùng biế</w:t>
-      </w:r>
-      <w:r>
-        <w:rPr>
-          <w:lang w:val="en-US"/>
-        </w:rPr>
-        <w:t>n ngoài nested function</w:t>
-      </w:r>
-    </w:p>
-    <w:p>
-      <w:pPr>
-        <w:rPr>
-          <w:lang w:val="en-US"/>
-        </w:rPr>
-      </w:pPr>
-      <w:r>
-        <w:rPr>
-          <w:lang w:val="en-US"/>
-        </w:rPr>
-        <w:tab/>
-      </w:r>
-      <w:r>
-        <w:rPr>
-          <w:lang w:val="en-US"/>
-        </w:rPr>
-        <w:tab/>
-        <w:t>Ex: def foo():</w:t>
-      </w:r>
-    </w:p>
-    <w:p>
-      <w:pPr>
-        <w:rPr>
-          <w:lang w:val="en-US"/>
-        </w:rPr>
-      </w:pPr>
-      <w:r>
-        <w:rPr>
-          <w:lang w:val="en-US"/>
-        </w:rPr>
-        <w:tab/>
-      </w:r>
-      <w:r>
-        <w:rPr>
-          <w:lang w:val="en-US"/>
-        </w:rPr>
-        <w:tab/>
-      </w:r>
-      <w:r>
-        <w:rPr>
-          <w:lang w:val="en-US"/>
-        </w:rPr>
-        <w:tab/>
-        <w:t>a = 2</w:t>
-      </w:r>
-    </w:p>
-    <w:p>
-      <w:pPr>
-        <w:ind w:left="1440" w:firstLine="720"/>
-        <w:rPr>
-          <w:lang w:val="en-US"/>
-        </w:rPr>
-      </w:pPr>
-      <w:r>
-        <w:rPr>
-          <w:lang w:val="en-US"/>
-        </w:rPr>
-        <w:t>def bar():</w:t>
-      </w:r>
-    </w:p>
-    <w:p>
-      <w:pPr>
-        <w:ind w:left="1440" w:firstLine="720"/>
-        <w:rPr>
-          <w:lang w:val="en-US"/>
-        </w:rPr>
-      </w:pPr>
-      <w:r>
-        <w:rPr>
-          <w:lang w:val="en-US"/>
-        </w:rPr>
-        <w:tab/>
-        <w:t>nonlocal a</w:t>
-      </w:r>
-    </w:p>
-    <w:p>
-      <w:pPr>
-        <w:ind w:left="1440" w:firstLine="720"/>
-        <w:rPr>
-          <w:lang w:val="en-US"/>
-        </w:rPr>
-      </w:pPr>
-      <w:r>
-        <w:rPr>
-          <w:lang w:val="en-US"/>
-        </w:rPr>
-        <w:tab/>
-        <w:t>a += 1</w:t>
-      </w:r>
-    </w:p>
-    <w:p>
-      <w:pPr>
-        <w:ind w:left="1440" w:firstLine="720"/>
-        <w:rPr>
-          <w:lang w:val="en-US"/>
-        </w:rPr>
-      </w:pPr>
-      <w:r>
-        <w:rPr>
-          <w:lang w:val="en-US"/>
-        </w:rPr>
-        <w:t>print(a)</w:t>
-      </w:r>
-    </w:p>
-    <w:p>
-      <w:pPr>
-        <w:rPr>
-          <w:lang w:val="en-US"/>
-        </w:rPr>
-      </w:pPr>
-      <w:r>
-        <w:rPr>
-          <w:lang w:val="en-US"/>
-        </w:rPr>
-        <w:tab/>
-      </w:r>
-      <w:r>
-        <w:rPr>
-          <w:lang w:val="en-US"/>
-        </w:rPr>
-        <w:tab/>
-        <w:t xml:space="preserve">     foo() =&gt; 3</w:t>
-      </w:r>
-    </w:p>
-    <w:p>
-      <w:pPr>
-        <w:rPr>
-          <w:lang w:val="en-US"/>
-        </w:rPr>
-      </w:pPr>
-      <w:r>
-        <w:rPr>
-          <w:lang w:val="en-US"/>
-        </w:rPr>
-        <w:t>Hasattr(obj, attr_name): check xem obj có attr không:</w:t>
-      </w:r>
-    </w:p>
-    <w:p>
-      <w:pPr>
-        <w:rPr>
-          <w:lang w:val="en-US"/>
-        </w:rPr>
-      </w:pPr>
-      <w:r>
-        <w:rPr>
-          <w:lang w:val="en-US"/>
-        </w:rPr>
-        <w:tab/>
-        <w:t>Ex: hasattr(a, ‘b’) = False</w:t>
-      </w:r>
-    </w:p>
-    <w:p>
-      <w:pPr>
-        <w:rPr>
-          <w:lang w:val="en-US"/>
-        </w:rPr>
-      </w:pPr>
-      <w:r>
-        <w:rPr>
-          <w:lang w:val="en-US"/>
-        </w:rPr>
-        <w:t xml:space="preserve">Isinstance(var, type): check type: </w:t>
-      </w:r>
-    </w:p>
-    <w:p>
-      <w:pPr>
-        <w:ind w:firstLine="720"/>
-        <w:rPr>
-          <w:lang w:val="en-US"/>
-        </w:rPr>
-      </w:pPr>
-      <w:r>
-        <w:rPr>
-          <w:lang w:val="en-US"/>
-        </w:rPr>
-        <w:t>Ex: isinstance((1, 2), tuple) = True</w:t>
-      </w:r>
-    </w:p>
-    <w:p>
-      <w:pPr>
-        <w:rPr>
-          <w:lang w:val="en-US"/>
-        </w:rPr>
-      </w:pPr>
-      <w:r>
-        <w:rPr>
-          <w:lang w:val="en-US"/>
-        </w:rPr>
-        <w:t>Round(var, ndigits): làm tròn mấy số thập phân</w:t>
-      </w:r>
-    </w:p>
-    <w:p>
-      <w:pPr>
-        <w:rPr>
-          <w:lang w:val="en-US"/>
-        </w:rPr>
-      </w:pPr>
-      <w:r>
-        <w:rPr>
-          <w:lang w:val="en-US"/>
-        </w:rPr>
-        <w:tab/>
-        <w:t xml:space="preserve">Ex: round(4.542, 2) = </w:t>
-      </w:r>
-      <w:r>
-        <w:rPr>
-          <w:lang w:val="en-US"/>
-        </w:rPr>
-        <w:t>4.54</w:t>
-      </w:r>
-    </w:p>
-    <w:p>
-      <w:pPr>
-        <w:rPr>
-          <w:lang w:val="en-US"/>
-        </w:rPr>
-      </w:pPr>
-      <w:r>
-        <w:rPr>
-          <w:lang w:val="en-US"/>
-        </w:rPr>
-        <w:t>complex(Real, Imagine):</w:t>
-      </w:r>
-    </w:p>
-    <w:p>
-      <w:pPr>
-        <w:rPr>
-          <w:lang w:val="en-US"/>
-        </w:rPr>
-      </w:pPr>
-      <w:r>
-        <w:rPr>
-          <w:lang w:val="en-US"/>
-        </w:rPr>
-        <w:tab/>
-        <w:t>Usage:</w:t>
-      </w:r>
-    </w:p>
-    <w:p>
-      <w:pPr>
-        <w:ind w:left="720" w:firstLine="720"/>
-        <w:rPr>
-          <w:lang w:val="en-US"/>
-        </w:rPr>
-      </w:pPr>
-      <w:r>
-        <w:rPr>
-          <w:lang w:val="en-US"/>
-        </w:rPr>
-        <w:t>Trả về Complex Number Object</w:t>
-      </w:r>
-    </w:p>
-    <w:p>
-      <w:pPr>
-        <w:rPr>
-          <w:lang w:val="en-US"/>
-        </w:rPr>
-      </w:pPr>
-      <w:r>
-        <w:rPr>
-          <w:lang w:val="en-US"/>
-        </w:rPr>
-        <w:tab/>
-        <w:t>Attribute:</w:t>
-      </w:r>
-    </w:p>
-    <w:p>
-      <w:pPr>
-        <w:rPr>
-          <w:lang w:val="en-US"/>
-        </w:rPr>
-      </w:pPr>
-      <w:r>
-        <w:rPr>
-          <w:lang w:val="en-US"/>
-        </w:rPr>
         <w:tab/>
       </w:r>
       <w:r>
@@ -5031,7 +5235,6 @@
           <w:rFonts w:eastAsiaTheme="minorEastAsia"/>
           <w:lang w:val="en-US"/>
         </w:rPr>
-        <w:lastRenderedPageBreak/>
         <w:tab/>
       </w:r>
       <w:r>
@@ -7072,6 +7275,32 @@
       <w:szCs w:val="16"/>
     </w:rPr>
   </w:style>
+  <w:style w:type="table" w:styleId="TableGrid">
+    <w:name w:val="Table Grid"/>
+    <w:basedOn w:val="TableNormal"/>
+    <w:uiPriority w:val="59"/>
+    <w:rsid w:val="00536B93"/>
+    <w:pPr>
+      <w:spacing w:after="0" w:line="240" w:lineRule="auto"/>
+    </w:pPr>
+    <w:tblPr>
+      <w:tblInd w:w="0" w:type="dxa"/>
+      <w:tblBorders>
+        <w:top w:val="single" w:sz="4" w:space="0" w:color="auto"/>
+        <w:left w:val="single" w:sz="4" w:space="0" w:color="auto"/>
+        <w:bottom w:val="single" w:sz="4" w:space="0" w:color="auto"/>
+        <w:right w:val="single" w:sz="4" w:space="0" w:color="auto"/>
+        <w:insideH w:val="single" w:sz="4" w:space="0" w:color="auto"/>
+        <w:insideV w:val="single" w:sz="4" w:space="0" w:color="auto"/>
+      </w:tblBorders>
+      <w:tblCellMar>
+        <w:top w:w="0" w:type="dxa"/>
+        <w:left w:w="108" w:type="dxa"/>
+        <w:bottom w:w="0" w:type="dxa"/>
+        <w:right w:w="108" w:type="dxa"/>
+      </w:tblCellMar>
+    </w:tblPr>
+  </w:style>
 </w:styles>
 </file>
 
@@ -7312,6 +7541,32 @@
       <w:sz w:val="16"/>
       <w:szCs w:val="16"/>
     </w:rPr>
+  </w:style>
+  <w:style w:type="table" w:styleId="TableGrid">
+    <w:name w:val="Table Grid"/>
+    <w:basedOn w:val="TableNormal"/>
+    <w:uiPriority w:val="59"/>
+    <w:rsid w:val="00536B93"/>
+    <w:pPr>
+      <w:spacing w:after="0" w:line="240" w:lineRule="auto"/>
+    </w:pPr>
+    <w:tblPr>
+      <w:tblInd w:w="0" w:type="dxa"/>
+      <w:tblBorders>
+        <w:top w:val="single" w:sz="4" w:space="0" w:color="auto"/>
+        <w:left w:val="single" w:sz="4" w:space="0" w:color="auto"/>
+        <w:bottom w:val="single" w:sz="4" w:space="0" w:color="auto"/>
+        <w:right w:val="single" w:sz="4" w:space="0" w:color="auto"/>
+        <w:insideH w:val="single" w:sz="4" w:space="0" w:color="auto"/>
+        <w:insideV w:val="single" w:sz="4" w:space="0" w:color="auto"/>
+      </w:tblBorders>
+      <w:tblCellMar>
+        <w:top w:w="0" w:type="dxa"/>
+        <w:left w:w="108" w:type="dxa"/>
+        <w:bottom w:w="0" w:type="dxa"/>
+        <w:right w:w="108" w:type="dxa"/>
+      </w:tblCellMar>
+    </w:tblPr>
   </w:style>
 </w:styles>
 </file>

--- a/python.docx
+++ b/python.docx
@@ -419,6 +419,67 @@
         <w:rPr>
           <w:lang w:val="en-US"/>
         </w:rPr>
+        <w:t>Data Type – Kiểu Dữ Liệu:</w:t>
+      </w:r>
+    </w:p>
+    <w:p>
+      <w:pPr>
+        <w:pStyle w:val="ListParagraph"/>
+        <w:numPr>
+          <w:ilvl w:val="0"/>
+          <w:numId w:val="15"/>
+        </w:numPr>
+        <w:rPr>
+          <w:lang w:val="en-US"/>
+        </w:rPr>
+      </w:pPr>
+      <w:r>
+        <w:rPr>
+          <w:lang w:val="en-US"/>
+        </w:rPr>
+        <w:t>Giá Trị Vô Cực?</w:t>
+      </w:r>
+    </w:p>
+    <w:p>
+      <w:pPr>
+        <w:pStyle w:val="ListParagraph"/>
+        <w:pBdr>
+          <w:top w:val="single" w:sz="4" w:space="1" w:color="auto"/>
+          <w:left w:val="single" w:sz="4" w:space="4" w:color="auto"/>
+          <w:bottom w:val="single" w:sz="4" w:space="1" w:color="auto"/>
+          <w:right w:val="single" w:sz="4" w:space="4" w:color="auto"/>
+        </w:pBdr>
+        <w:ind w:left="1080"/>
+        <w:rPr>
+          <w:lang w:val="en-US"/>
+        </w:rPr>
+      </w:pPr>
+      <w:r>
+        <w:rPr>
+          <w:lang w:val="en-US"/>
+        </w:rPr>
+        <w:t>float("inf")</w:t>
+      </w:r>
+    </w:p>
+    <w:p>
+      <w:pPr>
+        <w:rPr>
+          <w:lang w:val="en-US"/>
+        </w:rPr>
+      </w:pPr>
+      <w:bookmarkStart w:id="0" w:name="_GoBack"/>
+      <w:bookmarkEnd w:id="0"/>
+    </w:p>
+    <w:p>
+      <w:pPr>
+        <w:rPr>
+          <w:lang w:val="en-US"/>
+        </w:rPr>
+      </w:pPr>
+      <w:r>
+        <w:rPr>
+          <w:lang w:val="en-US"/>
+        </w:rPr>
         <w:t>String – Xâu:</w:t>
       </w:r>
     </w:p>
@@ -704,6 +765,7 @@
         <w:rPr>
           <w:lang w:val="en-US"/>
         </w:rPr>
+        <w:lastRenderedPageBreak/>
         <w:t>foo is bar and bar is not foo but why foo is foo and not bar is foo</w:t>
       </w:r>
     </w:p>
@@ -848,7 +910,6 @@
         <w:rPr>
           <w:lang w:val="en-US"/>
         </w:rPr>
-        <w:lastRenderedPageBreak/>
         <w:t>foo là {</w:t>
       </w:r>
       <w:r>
@@ -1559,19 +1620,7 @@
         <w:rPr>
           <w:lang w:val="en-US"/>
         </w:rPr>
-        <w:t>"a</w:t>
-      </w:r>
-      <w:r>
-        <w:rPr>
-          <w:lang w:val="en-US"/>
-        </w:rPr>
-        <w:t>"</w:t>
-      </w:r>
-      <w:r>
-        <w:rPr>
-          <w:lang w:val="en-US"/>
-        </w:rPr>
-        <w:t>]</w:t>
+        <w:t>"a"]</w:t>
       </w:r>
     </w:p>
     <w:p>
@@ -1591,8 +1640,6 @@
         </w:rPr>
         <w:t>Ta có</w:t>
       </w:r>
-      <w:bookmarkStart w:id="0" w:name="_GoBack"/>
-      <w:bookmarkEnd w:id="0"/>
     </w:p>
     <w:tbl>
       <w:tblPr>
@@ -1709,7 +1756,6 @@
         <w:rPr>
           <w:lang w:val="en-US"/>
         </w:rPr>
-        <w:lastRenderedPageBreak/>
         <w:t>Cách Trả Về Phần Tử Tiếp Theo Của Generator Và Xóa Nỏ Khỏi Generator?</w:t>
       </w:r>
     </w:p>
@@ -2307,6 +2353,7 @@
         <w:rPr>
           <w:lang w:val="en-US"/>
         </w:rPr>
+        <w:lastRenderedPageBreak/>
         <w:t>Giả sử “foo” là 1 đối tượng Iterable, chứa các phần tử cũng Iterable, các Iterable con này đều chứa 2 phần tử, nhập lệnh sau</w:t>
       </w:r>
     </w:p>
@@ -2346,7 +2393,6 @@
         <w:rPr>
           <w:lang w:val="en-US"/>
         </w:rPr>
-        <w:lastRenderedPageBreak/>
         <w:t>&lt;Dictionary&gt; sẽ có các cặp Key và giá trị tương ứng với 2 phần tử trong các Iterable con</w:t>
       </w:r>
     </w:p>
@@ -3085,7 +3131,6 @@
         <w:rPr>
           <w:lang w:val="en-US"/>
         </w:rPr>
-        <w:lastRenderedPageBreak/>
         <w:t>Lệnh “</w:t>
       </w:r>
       <w:r>
@@ -3137,6 +3182,7 @@
         <w:rPr>
           <w:lang w:val="en-US"/>
         </w:rPr>
+        <w:lastRenderedPageBreak/>
         <w:t xml:space="preserve">class </w:t>
       </w:r>
       <w:r>
@@ -3588,7 +3634,25 @@
         <w:rPr>
           <w:lang w:val="en-US"/>
         </w:rPr>
-        <w:t>Packing And Unpacking – Đóng Gói Và Mở Gói:</w:t>
+        <w:t xml:space="preserve">Argument </w:t>
+      </w:r>
+      <w:r>
+        <w:rPr>
+          <w:lang w:val="en-US"/>
+        </w:rPr>
+        <w:t xml:space="preserve"> –</w:t>
+      </w:r>
+      <w:r>
+        <w:rPr>
+          <w:lang w:val="en-US"/>
+        </w:rPr>
+        <w:t xml:space="preserve"> Tham Số</w:t>
+      </w:r>
+      <w:r>
+        <w:rPr>
+          <w:lang w:val="en-US"/>
+        </w:rPr>
+        <w:t>:</w:t>
       </w:r>
     </w:p>
     <w:p>
@@ -3606,7 +3670,25 @@
         <w:rPr>
           <w:lang w:val="en-US"/>
         </w:rPr>
-        <w:t>Cách Sử Dụng “*” Ở Tham Số Hàm?</w:t>
+        <w:t xml:space="preserve">Positional Argument </w:t>
+      </w:r>
+      <w:r>
+        <w:rPr>
+          <w:lang w:val="en-US"/>
+        </w:rPr>
+        <w:t xml:space="preserve">Và </w:t>
+      </w:r>
+      <w:r>
+        <w:rPr>
+          <w:lang w:val="en-US"/>
+        </w:rPr>
+        <w:t>Key Word Argument</w:t>
+      </w:r>
+      <w:r>
+        <w:rPr>
+          <w:lang w:val="en-US"/>
+        </w:rPr>
+        <w:t>?</w:t>
       </w:r>
     </w:p>
     <w:p>
@@ -3624,28 +3706,106 @@
         <w:rPr>
           <w:lang w:val="en-US"/>
         </w:rPr>
-        <w:t>Trong các tham số ở hàm chỉ được phép có 1 tham số chứa “*”, ví dụ</w:t>
-      </w:r>
-    </w:p>
-    <w:p>
-      <w:pPr>
-        <w:pStyle w:val="ListParagraph"/>
-        <w:pBdr>
-          <w:top w:val="single" w:sz="4" w:space="1" w:color="auto"/>
-          <w:left w:val="single" w:sz="4" w:space="4" w:color="auto"/>
-          <w:bottom w:val="single" w:sz="4" w:space="1" w:color="auto"/>
-          <w:right w:val="single" w:sz="4" w:space="4" w:color="auto"/>
-        </w:pBdr>
-        <w:ind w:left="1080"/>
-        <w:rPr>
-          <w:lang w:val="en-US"/>
-        </w:rPr>
-      </w:pPr>
-      <w:r>
-        <w:rPr>
-          <w:lang w:val="en-US"/>
-        </w:rPr>
-        <w:t>def foo(bar, *far, boo, bob)</w:t>
+        <w:t>Xét ví dụ sau</w:t>
+      </w:r>
+    </w:p>
+    <w:p>
+      <w:pPr>
+        <w:pStyle w:val="ListParagraph"/>
+        <w:pBdr>
+          <w:top w:val="single" w:sz="4" w:space="1" w:color="auto"/>
+          <w:left w:val="single" w:sz="4" w:space="4" w:color="auto"/>
+          <w:bottom w:val="single" w:sz="4" w:space="1" w:color="auto"/>
+          <w:right w:val="single" w:sz="4" w:space="4" w:color="auto"/>
+        </w:pBdr>
+        <w:ind w:left="1080"/>
+        <w:rPr>
+          <w:lang w:val="en-US"/>
+        </w:rPr>
+      </w:pPr>
+      <w:r>
+        <w:rPr>
+          <w:lang w:val="en-US"/>
+        </w:rPr>
+        <w:t>f</w:t>
+      </w:r>
+      <w:r>
+        <w:rPr>
+          <w:lang w:val="en-US"/>
+        </w:rPr>
+        <w:t xml:space="preserve">oo = bar(1, </w:t>
+      </w:r>
+      <w:r>
+        <w:rPr>
+          <w:lang w:val="en-US"/>
+        </w:rPr>
+        <w:t>"</w:t>
+      </w:r>
+      <w:r>
+        <w:rPr>
+          <w:lang w:val="en-US"/>
+        </w:rPr>
+        <w:t>a</w:t>
+      </w:r>
+      <w:r>
+        <w:rPr>
+          <w:lang w:val="en-US"/>
+        </w:rPr>
+        <w:t>"</w:t>
+      </w:r>
+      <w:r>
+        <w:rPr>
+          <w:lang w:val="en-US"/>
+        </w:rPr>
+        <w:t xml:space="preserve">, [5, 6], shit = </w:t>
+      </w:r>
+      <w:r>
+        <w:rPr>
+          <w:lang w:val="en-US"/>
+        </w:rPr>
+        <w:t>"</w:t>
+      </w:r>
+      <w:r>
+        <w:rPr>
+          <w:lang w:val="en-US"/>
+        </w:rPr>
+        <w:t>bob</w:t>
+      </w:r>
+      <w:r>
+        <w:rPr>
+          <w:lang w:val="en-US"/>
+        </w:rPr>
+        <w:t>"</w:t>
+      </w:r>
+      <w:r>
+        <w:rPr>
+          <w:lang w:val="en-US"/>
+        </w:rPr>
+        <w:t xml:space="preserve">, boo = 2, fool = [4, </w:t>
+      </w:r>
+      <w:r>
+        <w:rPr>
+          <w:lang w:val="en-US"/>
+        </w:rPr>
+        <w:t>"</w:t>
+      </w:r>
+      <w:r>
+        <w:rPr>
+          <w:lang w:val="en-US"/>
+        </w:rPr>
+        <w:t>aa</w:t>
+      </w:r>
+      <w:r>
+        <w:rPr>
+          <w:lang w:val="en-US"/>
+        </w:rPr>
+        <w:t>"</w:t>
+      </w:r>
+      <w:r>
+        <w:rPr>
+          <w:lang w:val="en-US"/>
+        </w:rPr>
+        <w:t>])</w:t>
       </w:r>
     </w:p>
     <w:p>
@@ -3663,9 +3823,177 @@
         <w:rPr>
           <w:lang w:val="en-US"/>
         </w:rPr>
-        <w:t>Ở ví dụ này, tất cả tham số trước “far” không cần phải khai báo tên, sau “far” phải khai báo tên</w:t>
-      </w:r>
-    </w:p>
+        <w:t>Ta có</w:t>
+      </w:r>
+    </w:p>
+    <w:tbl>
+      <w:tblPr>
+        <w:tblStyle w:val="TableGrid"/>
+        <w:tblW w:w="0" w:type="auto"/>
+        <w:tblInd w:w="1080" w:type="dxa"/>
+        <w:tblLook w:val="04A0" w:firstRow="1" w:lastRow="0" w:firstColumn="1" w:lastColumn="0" w:noHBand="0" w:noVBand="1"/>
+      </w:tblPr>
+      <w:tblGrid>
+        <w:gridCol w:w="4621"/>
+        <w:gridCol w:w="4621"/>
+      </w:tblGrid>
+      <w:tr>
+        <w:tc>
+          <w:tcPr>
+            <w:tcW w:w="4621" w:type="dxa"/>
+          </w:tcPr>
+          <w:p>
+            <w:pPr>
+              <w:pStyle w:val="ListParagraph"/>
+              <w:ind w:left="0"/>
+              <w:rPr>
+                <w:lang w:val="en-US"/>
+              </w:rPr>
+            </w:pPr>
+            <w:r>
+              <w:rPr>
+                <w:lang w:val="en-US"/>
+              </w:rPr>
+              <w:t>Positional Argument</w:t>
+            </w:r>
+          </w:p>
+        </w:tc>
+        <w:tc>
+          <w:tcPr>
+            <w:tcW w:w="4621" w:type="dxa"/>
+          </w:tcPr>
+          <w:p>
+            <w:pPr>
+              <w:pStyle w:val="ListParagraph"/>
+              <w:ind w:left="0"/>
+              <w:rPr>
+                <w:lang w:val="en-US"/>
+              </w:rPr>
+            </w:pPr>
+            <w:r>
+              <w:rPr>
+                <w:lang w:val="en-US"/>
+              </w:rPr>
+              <w:t xml:space="preserve">1, </w:t>
+            </w:r>
+            <w:r>
+              <w:rPr>
+                <w:lang w:val="en-US"/>
+              </w:rPr>
+              <w:t>"</w:t>
+            </w:r>
+            <w:r>
+              <w:rPr>
+                <w:lang w:val="en-US"/>
+              </w:rPr>
+              <w:t>a</w:t>
+            </w:r>
+            <w:r>
+              <w:rPr>
+                <w:lang w:val="en-US"/>
+              </w:rPr>
+              <w:t>"</w:t>
+            </w:r>
+            <w:r>
+              <w:rPr>
+                <w:lang w:val="en-US"/>
+              </w:rPr>
+              <w:t>, [5, 6]</w:t>
+            </w:r>
+          </w:p>
+        </w:tc>
+      </w:tr>
+      <w:tr>
+        <w:tc>
+          <w:tcPr>
+            <w:tcW w:w="4621" w:type="dxa"/>
+          </w:tcPr>
+          <w:p>
+            <w:pPr>
+              <w:pStyle w:val="ListParagraph"/>
+              <w:ind w:left="0"/>
+              <w:rPr>
+                <w:lang w:val="en-US"/>
+              </w:rPr>
+            </w:pPr>
+            <w:r>
+              <w:rPr>
+                <w:lang w:val="en-US"/>
+              </w:rPr>
+              <w:t>Keyword Argument</w:t>
+            </w:r>
+          </w:p>
+        </w:tc>
+        <w:tc>
+          <w:tcPr>
+            <w:tcW w:w="4621" w:type="dxa"/>
+          </w:tcPr>
+          <w:p>
+            <w:pPr>
+              <w:pStyle w:val="ListParagraph"/>
+              <w:ind w:left="0"/>
+              <w:rPr>
+                <w:lang w:val="en-US"/>
+              </w:rPr>
+            </w:pPr>
+            <w:r>
+              <w:rPr>
+                <w:lang w:val="en-US"/>
+              </w:rPr>
+              <w:t xml:space="preserve">shit = </w:t>
+            </w:r>
+            <w:r>
+              <w:rPr>
+                <w:lang w:val="en-US"/>
+              </w:rPr>
+              <w:t>"</w:t>
+            </w:r>
+            <w:r>
+              <w:rPr>
+                <w:lang w:val="en-US"/>
+              </w:rPr>
+              <w:t>bob</w:t>
+            </w:r>
+            <w:r>
+              <w:rPr>
+                <w:lang w:val="en-US"/>
+              </w:rPr>
+              <w:t>"</w:t>
+            </w:r>
+            <w:r>
+              <w:rPr>
+                <w:lang w:val="en-US"/>
+              </w:rPr>
+              <w:t xml:space="preserve">, boo = 2, fool = [4, </w:t>
+            </w:r>
+            <w:r>
+              <w:rPr>
+                <w:lang w:val="en-US"/>
+              </w:rPr>
+              <w:t>"</w:t>
+            </w:r>
+            <w:r>
+              <w:rPr>
+                <w:lang w:val="en-US"/>
+              </w:rPr>
+              <w:t>aa</w:t>
+            </w:r>
+            <w:r>
+              <w:rPr>
+                <w:lang w:val="en-US"/>
+              </w:rPr>
+              <w:t>"</w:t>
+            </w:r>
+            <w:r>
+              <w:rPr>
+                <w:lang w:val="en-US"/>
+              </w:rPr>
+              <w:t>]</w:t>
+            </w:r>
+          </w:p>
+        </w:tc>
+      </w:tr>
+    </w:tbl>
     <w:p>
       <w:pPr>
         <w:pStyle w:val="ListParagraph"/>
@@ -3681,28 +4009,43 @@
         <w:rPr>
           <w:lang w:val="en-US"/>
         </w:rPr>
-        <w:t>Ví dụ</w:t>
-      </w:r>
-    </w:p>
-    <w:p>
-      <w:pPr>
-        <w:pStyle w:val="ListParagraph"/>
-        <w:pBdr>
-          <w:top w:val="single" w:sz="4" w:space="1" w:color="auto"/>
-          <w:left w:val="single" w:sz="4" w:space="4" w:color="auto"/>
-          <w:bottom w:val="single" w:sz="4" w:space="1" w:color="auto"/>
-          <w:right w:val="single" w:sz="4" w:space="4" w:color="auto"/>
-        </w:pBdr>
-        <w:ind w:left="1080"/>
-        <w:rPr>
-          <w:lang w:val="en-US"/>
-        </w:rPr>
-      </w:pPr>
-      <w:r>
-        <w:rPr>
-          <w:lang w:val="en-US"/>
-        </w:rPr>
-        <w:t>foo(1, 4, “a”, “fu”, bob = 123, boo = “bap”)</w:t>
+        <w:t>Positional Argument không được phép đứng sau Keyword Argument</w:t>
+      </w:r>
+    </w:p>
+    <w:p>
+      <w:pPr>
+        <w:pStyle w:val="ListParagraph"/>
+        <w:numPr>
+          <w:ilvl w:val="0"/>
+          <w:numId w:val="12"/>
+        </w:numPr>
+        <w:rPr>
+          <w:lang w:val="en-US"/>
+        </w:rPr>
+      </w:pPr>
+      <w:r>
+        <w:rPr>
+          <w:lang w:val="en-US"/>
+        </w:rPr>
+        <w:t xml:space="preserve">Default Argument </w:t>
+      </w:r>
+      <w:r>
+        <w:rPr>
+          <w:lang w:val="en-US"/>
+        </w:rPr>
+        <w:t xml:space="preserve">Và </w:t>
+      </w:r>
+      <w:r>
+        <w:rPr>
+          <w:lang w:val="en-US"/>
+        </w:rPr>
+        <w:t>Non Default Argument</w:t>
+      </w:r>
+      <w:r>
+        <w:rPr>
+          <w:lang w:val="en-US"/>
+        </w:rPr>
+        <w:t>?</w:t>
       </w:r>
     </w:p>
     <w:p>
@@ -3720,9 +4063,459 @@
         <w:rPr>
           <w:lang w:val="en-US"/>
         </w:rPr>
-        <w:t>“bar” sẽ có giá trị là 1, “far” sẽ có giá trị là (4, “a”, “fu”), “boo” có giá trị là “bap” và “bob” có giá trị là 123</w:t>
-      </w:r>
-    </w:p>
+        <w:t>Xét ví dụ sau</w:t>
+      </w:r>
+    </w:p>
+    <w:p>
+      <w:pPr>
+        <w:pStyle w:val="ListParagraph"/>
+        <w:pBdr>
+          <w:top w:val="single" w:sz="4" w:space="1" w:color="auto"/>
+          <w:left w:val="single" w:sz="4" w:space="4" w:color="auto"/>
+          <w:bottom w:val="single" w:sz="4" w:space="1" w:color="auto"/>
+          <w:right w:val="single" w:sz="4" w:space="4" w:color="auto"/>
+        </w:pBdr>
+        <w:ind w:left="1080"/>
+        <w:rPr>
+          <w:lang w:val="en-US"/>
+        </w:rPr>
+      </w:pPr>
+      <w:r>
+        <w:rPr>
+          <w:lang w:val="en-US"/>
+        </w:rPr>
+        <w:t xml:space="preserve">def foo(bar, boo, far = 5, fool = </w:t>
+      </w:r>
+      <w:r>
+        <w:rPr>
+          <w:lang w:val="en-US"/>
+        </w:rPr>
+        <w:t>"</w:t>
+      </w:r>
+      <w:r>
+        <w:rPr>
+          <w:lang w:val="en-US"/>
+        </w:rPr>
+        <w:t>a</w:t>
+      </w:r>
+      <w:r>
+        <w:rPr>
+          <w:lang w:val="en-US"/>
+        </w:rPr>
+        <w:t>"</w:t>
+      </w:r>
+      <w:r>
+        <w:rPr>
+          <w:lang w:val="en-US"/>
+        </w:rPr>
+        <w:t>)</w:t>
+      </w:r>
+    </w:p>
+    <w:p>
+      <w:pPr>
+        <w:pStyle w:val="ListParagraph"/>
+        <w:numPr>
+          <w:ilvl w:val="0"/>
+          <w:numId w:val="3"/>
+        </w:numPr>
+        <w:rPr>
+          <w:lang w:val="en-US"/>
+        </w:rPr>
+      </w:pPr>
+      <w:r>
+        <w:rPr>
+          <w:lang w:val="en-US"/>
+        </w:rPr>
+        <w:t>Ta có</w:t>
+      </w:r>
+    </w:p>
+    <w:tbl>
+      <w:tblPr>
+        <w:tblStyle w:val="TableGrid"/>
+        <w:tblW w:w="0" w:type="auto"/>
+        <w:tblInd w:w="1080" w:type="dxa"/>
+        <w:tblLook w:val="04A0" w:firstRow="1" w:lastRow="0" w:firstColumn="1" w:lastColumn="0" w:noHBand="0" w:noVBand="1"/>
+      </w:tblPr>
+      <w:tblGrid>
+        <w:gridCol w:w="4621"/>
+        <w:gridCol w:w="4621"/>
+      </w:tblGrid>
+      <w:tr>
+        <w:tc>
+          <w:tcPr>
+            <w:tcW w:w="4621" w:type="dxa"/>
+          </w:tcPr>
+          <w:p>
+            <w:pPr>
+              <w:pStyle w:val="ListParagraph"/>
+              <w:ind w:left="0"/>
+              <w:rPr>
+                <w:lang w:val="en-US"/>
+              </w:rPr>
+            </w:pPr>
+            <w:r>
+              <w:rPr>
+                <w:lang w:val="en-US"/>
+              </w:rPr>
+              <w:t>Default Argument</w:t>
+            </w:r>
+          </w:p>
+        </w:tc>
+        <w:tc>
+          <w:tcPr>
+            <w:tcW w:w="4621" w:type="dxa"/>
+          </w:tcPr>
+          <w:p>
+            <w:pPr>
+              <w:pStyle w:val="ListParagraph"/>
+              <w:ind w:left="0"/>
+              <w:rPr>
+                <w:lang w:val="en-US"/>
+              </w:rPr>
+            </w:pPr>
+            <w:r>
+              <w:rPr>
+                <w:lang w:val="en-US"/>
+              </w:rPr>
+              <w:t xml:space="preserve">far = 5, fool = </w:t>
+            </w:r>
+            <w:r>
+              <w:rPr>
+                <w:lang w:val="en-US"/>
+              </w:rPr>
+              <w:t>"</w:t>
+            </w:r>
+            <w:r>
+              <w:rPr>
+                <w:lang w:val="en-US"/>
+              </w:rPr>
+              <w:t>a</w:t>
+            </w:r>
+            <w:r>
+              <w:rPr>
+                <w:lang w:val="en-US"/>
+              </w:rPr>
+              <w:t>"</w:t>
+            </w:r>
+          </w:p>
+        </w:tc>
+      </w:tr>
+      <w:tr>
+        <w:tc>
+          <w:tcPr>
+            <w:tcW w:w="4621" w:type="dxa"/>
+          </w:tcPr>
+          <w:p>
+            <w:pPr>
+              <w:pStyle w:val="ListParagraph"/>
+              <w:ind w:left="0"/>
+              <w:rPr>
+                <w:lang w:val="en-US"/>
+              </w:rPr>
+            </w:pPr>
+            <w:r>
+              <w:rPr>
+                <w:lang w:val="en-US"/>
+              </w:rPr>
+              <w:t>Non Default Argument</w:t>
+            </w:r>
+          </w:p>
+        </w:tc>
+        <w:tc>
+          <w:tcPr>
+            <w:tcW w:w="4621" w:type="dxa"/>
+          </w:tcPr>
+          <w:p>
+            <w:pPr>
+              <w:pStyle w:val="ListParagraph"/>
+              <w:ind w:left="0"/>
+              <w:rPr>
+                <w:lang w:val="en-US"/>
+              </w:rPr>
+            </w:pPr>
+            <w:r>
+              <w:rPr>
+                <w:lang w:val="en-US"/>
+              </w:rPr>
+              <w:t>bar, boo</w:t>
+            </w:r>
+          </w:p>
+        </w:tc>
+      </w:tr>
+    </w:tbl>
+    <w:p>
+      <w:pPr>
+        <w:pStyle w:val="ListParagraph"/>
+        <w:numPr>
+          <w:ilvl w:val="0"/>
+          <w:numId w:val="3"/>
+        </w:numPr>
+        <w:rPr>
+          <w:lang w:val="en-US"/>
+        </w:rPr>
+      </w:pPr>
+      <w:r>
+        <w:rPr>
+          <w:lang w:val="en-US"/>
+        </w:rPr>
+        <w:t>Khi gọi hàm “foo”, ta không nhất thiết phải Pass giá trị cho “far” và “fool”</w:t>
+      </w:r>
+    </w:p>
+    <w:p>
+      <w:pPr>
+        <w:pStyle w:val="ListParagraph"/>
+        <w:numPr>
+          <w:ilvl w:val="0"/>
+          <w:numId w:val="3"/>
+        </w:numPr>
+        <w:rPr>
+          <w:lang w:val="en-US"/>
+        </w:rPr>
+      </w:pPr>
+      <w:r>
+        <w:rPr>
+          <w:lang w:val="en-US"/>
+        </w:rPr>
+        <w:t>Ví dụ</w:t>
+      </w:r>
+    </w:p>
+    <w:p>
+      <w:pPr>
+        <w:pStyle w:val="ListParagraph"/>
+        <w:pBdr>
+          <w:top w:val="single" w:sz="4" w:space="1" w:color="auto"/>
+          <w:left w:val="single" w:sz="4" w:space="4" w:color="auto"/>
+          <w:bottom w:val="single" w:sz="4" w:space="1" w:color="auto"/>
+          <w:right w:val="single" w:sz="4" w:space="4" w:color="auto"/>
+        </w:pBdr>
+        <w:ind w:left="1080"/>
+        <w:rPr>
+          <w:lang w:val="en-US"/>
+        </w:rPr>
+      </w:pPr>
+      <w:r>
+        <w:rPr>
+          <w:lang w:val="en-US"/>
+        </w:rPr>
+        <w:t>foo(2, 3, 9)</w:t>
+      </w:r>
+    </w:p>
+    <w:p>
+      <w:pPr>
+        <w:pStyle w:val="ListParagraph"/>
+        <w:numPr>
+          <w:ilvl w:val="0"/>
+          <w:numId w:val="3"/>
+        </w:numPr>
+        <w:rPr>
+          <w:lang w:val="en-US"/>
+        </w:rPr>
+      </w:pPr>
+      <w:r>
+        <w:rPr>
+          <w:lang w:val="en-US"/>
+        </w:rPr>
+        <w:t>Ta có</w:t>
+      </w:r>
+    </w:p>
+    <w:tbl>
+      <w:tblPr>
+        <w:tblStyle w:val="TableGrid"/>
+        <w:tblW w:w="0" w:type="auto"/>
+        <w:tblInd w:w="1080" w:type="dxa"/>
+        <w:tblLook w:val="04A0" w:firstRow="1" w:lastRow="0" w:firstColumn="1" w:lastColumn="0" w:noHBand="0" w:noVBand="1"/>
+      </w:tblPr>
+      <w:tblGrid>
+        <w:gridCol w:w="2310"/>
+        <w:gridCol w:w="2310"/>
+        <w:gridCol w:w="2311"/>
+        <w:gridCol w:w="2311"/>
+      </w:tblGrid>
+      <w:tr>
+        <w:tc>
+          <w:tcPr>
+            <w:tcW w:w="2310" w:type="dxa"/>
+          </w:tcPr>
+          <w:p>
+            <w:pPr>
+              <w:pStyle w:val="ListParagraph"/>
+              <w:ind w:left="0"/>
+              <w:jc w:val="center"/>
+              <w:rPr>
+                <w:lang w:val="en-US"/>
+              </w:rPr>
+            </w:pPr>
+            <w:r>
+              <w:rPr>
+                <w:lang w:val="en-US"/>
+              </w:rPr>
+              <w:t>bar</w:t>
+            </w:r>
+          </w:p>
+        </w:tc>
+        <w:tc>
+          <w:tcPr>
+            <w:tcW w:w="2310" w:type="dxa"/>
+          </w:tcPr>
+          <w:p>
+            <w:pPr>
+              <w:pStyle w:val="ListParagraph"/>
+              <w:ind w:left="0"/>
+              <w:jc w:val="center"/>
+              <w:rPr>
+                <w:lang w:val="en-US"/>
+              </w:rPr>
+            </w:pPr>
+            <w:r>
+              <w:rPr>
+                <w:lang w:val="en-US"/>
+              </w:rPr>
+              <w:t>2</w:t>
+            </w:r>
+          </w:p>
+        </w:tc>
+        <w:tc>
+          <w:tcPr>
+            <w:tcW w:w="2311" w:type="dxa"/>
+          </w:tcPr>
+          <w:p>
+            <w:pPr>
+              <w:pStyle w:val="ListParagraph"/>
+              <w:ind w:left="0"/>
+              <w:jc w:val="center"/>
+              <w:rPr>
+                <w:lang w:val="en-US"/>
+              </w:rPr>
+            </w:pPr>
+            <w:r>
+              <w:rPr>
+                <w:lang w:val="en-US"/>
+              </w:rPr>
+              <w:t>boo</w:t>
+            </w:r>
+          </w:p>
+        </w:tc>
+        <w:tc>
+          <w:tcPr>
+            <w:tcW w:w="2311" w:type="dxa"/>
+          </w:tcPr>
+          <w:p>
+            <w:pPr>
+              <w:pStyle w:val="ListParagraph"/>
+              <w:ind w:left="0"/>
+              <w:jc w:val="center"/>
+              <w:rPr>
+                <w:lang w:val="en-US"/>
+              </w:rPr>
+            </w:pPr>
+            <w:r>
+              <w:rPr>
+                <w:lang w:val="en-US"/>
+              </w:rPr>
+              <w:t>3</w:t>
+            </w:r>
+          </w:p>
+        </w:tc>
+      </w:tr>
+      <w:tr>
+        <w:tc>
+          <w:tcPr>
+            <w:tcW w:w="2310" w:type="dxa"/>
+          </w:tcPr>
+          <w:p>
+            <w:pPr>
+              <w:pStyle w:val="ListParagraph"/>
+              <w:ind w:left="0"/>
+              <w:jc w:val="center"/>
+              <w:rPr>
+                <w:lang w:val="en-US"/>
+              </w:rPr>
+            </w:pPr>
+            <w:r>
+              <w:rPr>
+                <w:lang w:val="en-US"/>
+              </w:rPr>
+              <w:t>far</w:t>
+            </w:r>
+          </w:p>
+        </w:tc>
+        <w:tc>
+          <w:tcPr>
+            <w:tcW w:w="2310" w:type="dxa"/>
+          </w:tcPr>
+          <w:p>
+            <w:pPr>
+              <w:pStyle w:val="ListParagraph"/>
+              <w:ind w:left="0"/>
+              <w:jc w:val="center"/>
+              <w:rPr>
+                <w:lang w:val="en-US"/>
+              </w:rPr>
+            </w:pPr>
+            <w:r>
+              <w:rPr>
+                <w:lang w:val="en-US"/>
+              </w:rPr>
+              <w:t>9</w:t>
+            </w:r>
+          </w:p>
+        </w:tc>
+        <w:tc>
+          <w:tcPr>
+            <w:tcW w:w="2311" w:type="dxa"/>
+          </w:tcPr>
+          <w:p>
+            <w:pPr>
+              <w:pStyle w:val="ListParagraph"/>
+              <w:ind w:left="0"/>
+              <w:jc w:val="center"/>
+              <w:rPr>
+                <w:lang w:val="en-US"/>
+              </w:rPr>
+            </w:pPr>
+            <w:r>
+              <w:rPr>
+                <w:lang w:val="en-US"/>
+              </w:rPr>
+              <w:t>fool</w:t>
+            </w:r>
+          </w:p>
+        </w:tc>
+        <w:tc>
+          <w:tcPr>
+            <w:tcW w:w="2311" w:type="dxa"/>
+          </w:tcPr>
+          <w:p>
+            <w:pPr>
+              <w:pStyle w:val="ListParagraph"/>
+              <w:ind w:left="0"/>
+              <w:jc w:val="center"/>
+              <w:rPr>
+                <w:lang w:val="en-US"/>
+              </w:rPr>
+            </w:pPr>
+            <w:r>
+              <w:rPr>
+                <w:lang w:val="en-US"/>
+              </w:rPr>
+              <w:t>"</w:t>
+            </w:r>
+            <w:r>
+              <w:rPr>
+                <w:lang w:val="en-US"/>
+              </w:rPr>
+              <w:t>a</w:t>
+            </w:r>
+            <w:r>
+              <w:rPr>
+                <w:lang w:val="en-US"/>
+              </w:rPr>
+              <w:t>"</w:t>
+            </w:r>
+          </w:p>
+        </w:tc>
+      </w:tr>
+    </w:tbl>
     <w:p>
       <w:pPr>
         <w:pStyle w:val="ListParagraph"/>
@@ -3738,7 +4531,19 @@
         <w:rPr>
           <w:lang w:val="en-US"/>
         </w:rPr>
-        <w:t>Cách Sử Dụng “*” Để Unpacking?</w:t>
+        <w:t xml:space="preserve">Cơ </w:t>
+      </w:r>
+      <w:r>
+        <w:rPr>
+          <w:lang w:val="en-US"/>
+        </w:rPr>
+        <w:t>Chế Hoạt Động Của “*” Và “**” Ở Tham Số Hàm</w:t>
+      </w:r>
+      <w:r>
+        <w:rPr>
+          <w:lang w:val="en-US"/>
+        </w:rPr>
+        <w:t>?</w:t>
       </w:r>
     </w:p>
     <w:p>
@@ -3756,28 +4561,7 @@
         <w:rPr>
           <w:lang w:val="en-US"/>
         </w:rPr>
-        <w:t>Khi Unpacking, chỉ có 1 biến được chứa “*”, ví dụ</w:t>
-      </w:r>
-    </w:p>
-    <w:p>
-      <w:pPr>
-        <w:pStyle w:val="ListParagraph"/>
-        <w:pBdr>
-          <w:top w:val="single" w:sz="4" w:space="1" w:color="auto"/>
-          <w:left w:val="single" w:sz="4" w:space="4" w:color="auto"/>
-          <w:bottom w:val="single" w:sz="4" w:space="1" w:color="auto"/>
-          <w:right w:val="single" w:sz="4" w:space="4" w:color="auto"/>
-        </w:pBdr>
-        <w:ind w:left="1080"/>
-        <w:rPr>
-          <w:lang w:val="en-US"/>
-        </w:rPr>
-      </w:pPr>
-      <w:r>
-        <w:rPr>
-          <w:lang w:val="en-US"/>
-        </w:rPr>
-        <w:t>foo, *bar, boo, ha = [1, 4, “far”, “bob”, 5, 9]</w:t>
+        <w:t>Theo thường lệ, thì ta sẽ đặt tham số hàm theo thứ tự là Non Default Argument, Default Argument, “*”, “**”</w:t>
       </w:r>
     </w:p>
     <w:p>
@@ -3795,6 +4579,914 @@
         <w:rPr>
           <w:lang w:val="en-US"/>
         </w:rPr>
+        <w:t>Xét ví dụ sau</w:t>
+      </w:r>
+    </w:p>
+    <w:p>
+      <w:pPr>
+        <w:pStyle w:val="ListParagraph"/>
+        <w:pBdr>
+          <w:top w:val="single" w:sz="4" w:space="1" w:color="auto"/>
+          <w:left w:val="single" w:sz="4" w:space="4" w:color="auto"/>
+          <w:bottom w:val="single" w:sz="4" w:space="1" w:color="auto"/>
+          <w:right w:val="single" w:sz="4" w:space="4" w:color="auto"/>
+        </w:pBdr>
+        <w:ind w:left="1080"/>
+        <w:rPr>
+          <w:lang w:val="en-US"/>
+        </w:rPr>
+      </w:pPr>
+      <w:r>
+        <w:rPr>
+          <w:lang w:val="en-US"/>
+        </w:rPr>
+        <w:lastRenderedPageBreak/>
+        <w:t>d</w:t>
+      </w:r>
+      <w:r>
+        <w:rPr>
+          <w:lang w:val="en-US"/>
+        </w:rPr>
+        <w:t>ef foo(bar, boo,</w:t>
+      </w:r>
+      <w:r>
+        <w:rPr>
+          <w:lang w:val="en-US"/>
+        </w:rPr>
+        <w:t xml:space="preserve"> alice = 5, bob = 7, *far, **fool</w:t>
+      </w:r>
+      <w:r>
+        <w:rPr>
+          <w:lang w:val="en-US"/>
+        </w:rPr>
+        <w:t>)</w:t>
+      </w:r>
+    </w:p>
+    <w:p>
+      <w:pPr>
+        <w:pStyle w:val="ListParagraph"/>
+        <w:numPr>
+          <w:ilvl w:val="0"/>
+          <w:numId w:val="3"/>
+        </w:numPr>
+        <w:rPr>
+          <w:lang w:val="en-US"/>
+        </w:rPr>
+      </w:pPr>
+      <w:r>
+        <w:rPr>
+          <w:lang w:val="en-US"/>
+        </w:rPr>
+        <w:t>Khi Pass giá trị cho “foo”, ta có</w:t>
+      </w:r>
+    </w:p>
+    <w:tbl>
+      <w:tblPr>
+        <w:tblStyle w:val="TableGrid"/>
+        <w:tblW w:w="9376" w:type="dxa"/>
+        <w:tblInd w:w="1080" w:type="dxa"/>
+        <w:tblLook w:val="04A0" w:firstRow="1" w:lastRow="0" w:firstColumn="1" w:lastColumn="0" w:noHBand="0" w:noVBand="1"/>
+      </w:tblPr>
+      <w:tblGrid>
+        <w:gridCol w:w="4081"/>
+        <w:gridCol w:w="1020"/>
+        <w:gridCol w:w="1020"/>
+        <w:gridCol w:w="1020"/>
+        <w:gridCol w:w="2235"/>
+      </w:tblGrid>
+      <w:tr>
+        <w:trPr>
+          <w:trHeight w:val="236"/>
+        </w:trPr>
+        <w:tc>
+          <w:tcPr>
+            <w:tcW w:w="4081" w:type="dxa"/>
+            <w:vMerge w:val="restart"/>
+            <w:vAlign w:val="center"/>
+          </w:tcPr>
+          <w:p>
+            <w:pPr>
+              <w:pStyle w:val="ListParagraph"/>
+              <w:ind w:left="0"/>
+              <w:jc w:val="center"/>
+              <w:rPr>
+                <w:lang w:val="en-US"/>
+              </w:rPr>
+            </w:pPr>
+            <w:r>
+              <w:rPr>
+                <w:lang w:val="en-US"/>
+              </w:rPr>
+              <w:t>foo(1, 2, 3, dark = 4, bob = 8, shit = 7)</w:t>
+            </w:r>
+          </w:p>
+        </w:tc>
+        <w:tc>
+          <w:tcPr>
+            <w:tcW w:w="1020" w:type="dxa"/>
+            <w:vAlign w:val="center"/>
+          </w:tcPr>
+          <w:p>
+            <w:pPr>
+              <w:pStyle w:val="ListParagraph"/>
+              <w:ind w:left="0"/>
+              <w:jc w:val="center"/>
+              <w:rPr>
+                <w:lang w:val="en-US"/>
+              </w:rPr>
+            </w:pPr>
+            <w:r>
+              <w:rPr>
+                <w:lang w:val="en-US"/>
+              </w:rPr>
+              <w:t>bar</w:t>
+            </w:r>
+          </w:p>
+        </w:tc>
+        <w:tc>
+          <w:tcPr>
+            <w:tcW w:w="1020" w:type="dxa"/>
+            <w:vAlign w:val="center"/>
+          </w:tcPr>
+          <w:p>
+            <w:pPr>
+              <w:pStyle w:val="ListParagraph"/>
+              <w:ind w:left="0"/>
+              <w:jc w:val="center"/>
+              <w:rPr>
+                <w:lang w:val="en-US"/>
+              </w:rPr>
+            </w:pPr>
+            <w:r>
+              <w:rPr>
+                <w:lang w:val="en-US"/>
+              </w:rPr>
+              <w:t>1</w:t>
+            </w:r>
+          </w:p>
+        </w:tc>
+        <w:tc>
+          <w:tcPr>
+            <w:tcW w:w="1020" w:type="dxa"/>
+            <w:vAlign w:val="center"/>
+          </w:tcPr>
+          <w:p>
+            <w:pPr>
+              <w:pStyle w:val="ListParagraph"/>
+              <w:ind w:left="0"/>
+              <w:jc w:val="center"/>
+              <w:rPr>
+                <w:lang w:val="en-US"/>
+              </w:rPr>
+            </w:pPr>
+            <w:r>
+              <w:rPr>
+                <w:lang w:val="en-US"/>
+              </w:rPr>
+              <w:t>bob</w:t>
+            </w:r>
+          </w:p>
+        </w:tc>
+        <w:tc>
+          <w:tcPr>
+            <w:tcW w:w="2235" w:type="dxa"/>
+            <w:vAlign w:val="center"/>
+          </w:tcPr>
+          <w:p>
+            <w:pPr>
+              <w:pStyle w:val="ListParagraph"/>
+              <w:ind w:left="0"/>
+              <w:jc w:val="center"/>
+              <w:rPr>
+                <w:lang w:val="en-US"/>
+              </w:rPr>
+            </w:pPr>
+            <w:r>
+              <w:rPr>
+                <w:lang w:val="en-US"/>
+              </w:rPr>
+              <w:t>8</w:t>
+            </w:r>
+          </w:p>
+        </w:tc>
+      </w:tr>
+      <w:tr>
+        <w:trPr>
+          <w:trHeight w:val="235"/>
+        </w:trPr>
+        <w:tc>
+          <w:tcPr>
+            <w:tcW w:w="4081" w:type="dxa"/>
+            <w:vMerge/>
+            <w:vAlign w:val="center"/>
+          </w:tcPr>
+          <w:p>
+            <w:pPr>
+              <w:pStyle w:val="ListParagraph"/>
+              <w:ind w:left="0"/>
+              <w:jc w:val="center"/>
+              <w:rPr>
+                <w:lang w:val="en-US"/>
+              </w:rPr>
+            </w:pPr>
+          </w:p>
+        </w:tc>
+        <w:tc>
+          <w:tcPr>
+            <w:tcW w:w="1020" w:type="dxa"/>
+            <w:vAlign w:val="center"/>
+          </w:tcPr>
+          <w:p>
+            <w:pPr>
+              <w:pStyle w:val="ListParagraph"/>
+              <w:ind w:left="0"/>
+              <w:jc w:val="center"/>
+              <w:rPr>
+                <w:lang w:val="en-US"/>
+              </w:rPr>
+            </w:pPr>
+            <w:r>
+              <w:rPr>
+                <w:lang w:val="en-US"/>
+              </w:rPr>
+              <w:t>boo</w:t>
+            </w:r>
+          </w:p>
+        </w:tc>
+        <w:tc>
+          <w:tcPr>
+            <w:tcW w:w="1020" w:type="dxa"/>
+            <w:vAlign w:val="center"/>
+          </w:tcPr>
+          <w:p>
+            <w:pPr>
+              <w:pStyle w:val="ListParagraph"/>
+              <w:ind w:left="0"/>
+              <w:jc w:val="center"/>
+              <w:rPr>
+                <w:lang w:val="en-US"/>
+              </w:rPr>
+            </w:pPr>
+            <w:r>
+              <w:rPr>
+                <w:lang w:val="en-US"/>
+              </w:rPr>
+              <w:t>2</w:t>
+            </w:r>
+          </w:p>
+        </w:tc>
+        <w:tc>
+          <w:tcPr>
+            <w:tcW w:w="1020" w:type="dxa"/>
+            <w:vAlign w:val="center"/>
+          </w:tcPr>
+          <w:p>
+            <w:pPr>
+              <w:pStyle w:val="ListParagraph"/>
+              <w:ind w:left="0"/>
+              <w:jc w:val="center"/>
+              <w:rPr>
+                <w:lang w:val="en-US"/>
+              </w:rPr>
+            </w:pPr>
+            <w:r>
+              <w:rPr>
+                <w:lang w:val="en-US"/>
+              </w:rPr>
+              <w:t>far</w:t>
+            </w:r>
+          </w:p>
+        </w:tc>
+        <w:tc>
+          <w:tcPr>
+            <w:tcW w:w="2235" w:type="dxa"/>
+            <w:vAlign w:val="center"/>
+          </w:tcPr>
+          <w:p>
+            <w:pPr>
+              <w:pStyle w:val="ListParagraph"/>
+              <w:ind w:left="0"/>
+              <w:jc w:val="center"/>
+              <w:rPr>
+                <w:lang w:val="en-US"/>
+              </w:rPr>
+            </w:pPr>
+            <w:r>
+              <w:rPr>
+                <w:lang w:val="en-US"/>
+              </w:rPr>
+              <w:t>()</w:t>
+            </w:r>
+          </w:p>
+        </w:tc>
+      </w:tr>
+      <w:tr>
+        <w:trPr>
+          <w:trHeight w:val="235"/>
+        </w:trPr>
+        <w:tc>
+          <w:tcPr>
+            <w:tcW w:w="4081" w:type="dxa"/>
+            <w:vMerge/>
+            <w:vAlign w:val="center"/>
+          </w:tcPr>
+          <w:p>
+            <w:pPr>
+              <w:pStyle w:val="ListParagraph"/>
+              <w:ind w:left="0"/>
+              <w:jc w:val="center"/>
+              <w:rPr>
+                <w:lang w:val="en-US"/>
+              </w:rPr>
+            </w:pPr>
+          </w:p>
+        </w:tc>
+        <w:tc>
+          <w:tcPr>
+            <w:tcW w:w="1020" w:type="dxa"/>
+            <w:vAlign w:val="center"/>
+          </w:tcPr>
+          <w:p>
+            <w:pPr>
+              <w:pStyle w:val="ListParagraph"/>
+              <w:ind w:left="0"/>
+              <w:jc w:val="center"/>
+              <w:rPr>
+                <w:lang w:val="en-US"/>
+              </w:rPr>
+            </w:pPr>
+            <w:r>
+              <w:rPr>
+                <w:lang w:val="en-US"/>
+              </w:rPr>
+              <w:t>alice</w:t>
+            </w:r>
+          </w:p>
+        </w:tc>
+        <w:tc>
+          <w:tcPr>
+            <w:tcW w:w="1020" w:type="dxa"/>
+            <w:vAlign w:val="center"/>
+          </w:tcPr>
+          <w:p>
+            <w:pPr>
+              <w:pStyle w:val="ListParagraph"/>
+              <w:ind w:left="0"/>
+              <w:jc w:val="center"/>
+              <w:rPr>
+                <w:lang w:val="en-US"/>
+              </w:rPr>
+            </w:pPr>
+            <w:r>
+              <w:rPr>
+                <w:lang w:val="en-US"/>
+              </w:rPr>
+              <w:t>3</w:t>
+            </w:r>
+          </w:p>
+        </w:tc>
+        <w:tc>
+          <w:tcPr>
+            <w:tcW w:w="1020" w:type="dxa"/>
+            <w:vAlign w:val="center"/>
+          </w:tcPr>
+          <w:p>
+            <w:pPr>
+              <w:pStyle w:val="ListParagraph"/>
+              <w:ind w:left="0"/>
+              <w:jc w:val="center"/>
+              <w:rPr>
+                <w:lang w:val="en-US"/>
+              </w:rPr>
+            </w:pPr>
+            <w:r>
+              <w:rPr>
+                <w:lang w:val="en-US"/>
+              </w:rPr>
+              <w:t>fool</w:t>
+            </w:r>
+          </w:p>
+        </w:tc>
+        <w:tc>
+          <w:tcPr>
+            <w:tcW w:w="2235" w:type="dxa"/>
+            <w:vAlign w:val="center"/>
+          </w:tcPr>
+          <w:p>
+            <w:pPr>
+              <w:pStyle w:val="ListParagraph"/>
+              <w:ind w:left="0"/>
+              <w:jc w:val="center"/>
+              <w:rPr>
+                <w:lang w:val="en-US"/>
+              </w:rPr>
+            </w:pPr>
+            <w:r>
+              <w:rPr>
+                <w:lang w:val="en-US"/>
+              </w:rPr>
+              <w:t>{</w:t>
+            </w:r>
+            <w:r>
+              <w:rPr>
+                <w:lang w:val="en-US"/>
+              </w:rPr>
+              <w:t>"</w:t>
+            </w:r>
+            <w:r>
+              <w:rPr>
+                <w:lang w:val="en-US"/>
+              </w:rPr>
+              <w:t>dark</w:t>
+            </w:r>
+            <w:r>
+              <w:rPr>
+                <w:lang w:val="en-US"/>
+              </w:rPr>
+              <w:t>"</w:t>
+            </w:r>
+            <w:r>
+              <w:rPr>
+                <w:lang w:val="en-US"/>
+              </w:rPr>
+              <w:t xml:space="preserve"> : 4, </w:t>
+            </w:r>
+            <w:r>
+              <w:rPr>
+                <w:lang w:val="en-US"/>
+              </w:rPr>
+              <w:t>"</w:t>
+            </w:r>
+            <w:r>
+              <w:rPr>
+                <w:lang w:val="en-US"/>
+              </w:rPr>
+              <w:t>shit</w:t>
+            </w:r>
+            <w:r>
+              <w:rPr>
+                <w:lang w:val="en-US"/>
+              </w:rPr>
+              <w:t>"</w:t>
+            </w:r>
+            <w:r>
+              <w:rPr>
+                <w:lang w:val="en-US"/>
+              </w:rPr>
+              <w:t xml:space="preserve"> : 7}</w:t>
+            </w:r>
+          </w:p>
+        </w:tc>
+      </w:tr>
+      <w:tr>
+        <w:trPr>
+          <w:trHeight w:val="236"/>
+        </w:trPr>
+        <w:tc>
+          <w:tcPr>
+            <w:tcW w:w="4081" w:type="dxa"/>
+            <w:vMerge w:val="restart"/>
+            <w:vAlign w:val="center"/>
+          </w:tcPr>
+          <w:p>
+            <w:pPr>
+              <w:pStyle w:val="ListParagraph"/>
+              <w:ind w:left="0"/>
+              <w:jc w:val="center"/>
+              <w:rPr>
+                <w:lang w:val="en-US"/>
+              </w:rPr>
+            </w:pPr>
+            <w:r>
+              <w:rPr>
+                <w:lang w:val="en-US"/>
+              </w:rPr>
+              <w:t>foo(1, 2, 3, 4, 5, 6, 7, 8, 9, light = 10)</w:t>
+            </w:r>
+          </w:p>
+        </w:tc>
+        <w:tc>
+          <w:tcPr>
+            <w:tcW w:w="1020" w:type="dxa"/>
+            <w:vAlign w:val="center"/>
+          </w:tcPr>
+          <w:p>
+            <w:pPr>
+              <w:pStyle w:val="ListParagraph"/>
+              <w:ind w:left="0"/>
+              <w:jc w:val="center"/>
+              <w:rPr>
+                <w:lang w:val="en-US"/>
+              </w:rPr>
+            </w:pPr>
+            <w:r>
+              <w:rPr>
+                <w:lang w:val="en-US"/>
+              </w:rPr>
+              <w:t>bar</w:t>
+            </w:r>
+          </w:p>
+        </w:tc>
+        <w:tc>
+          <w:tcPr>
+            <w:tcW w:w="1020" w:type="dxa"/>
+            <w:vAlign w:val="center"/>
+          </w:tcPr>
+          <w:p>
+            <w:pPr>
+              <w:pStyle w:val="ListParagraph"/>
+              <w:ind w:left="0"/>
+              <w:jc w:val="center"/>
+              <w:rPr>
+                <w:lang w:val="en-US"/>
+              </w:rPr>
+            </w:pPr>
+            <w:r>
+              <w:rPr>
+                <w:lang w:val="en-US"/>
+              </w:rPr>
+              <w:t>1</w:t>
+            </w:r>
+          </w:p>
+        </w:tc>
+        <w:tc>
+          <w:tcPr>
+            <w:tcW w:w="1020" w:type="dxa"/>
+            <w:vAlign w:val="center"/>
+          </w:tcPr>
+          <w:p>
+            <w:pPr>
+              <w:pStyle w:val="ListParagraph"/>
+              <w:ind w:left="0"/>
+              <w:jc w:val="center"/>
+              <w:rPr>
+                <w:lang w:val="en-US"/>
+              </w:rPr>
+            </w:pPr>
+            <w:r>
+              <w:rPr>
+                <w:lang w:val="en-US"/>
+              </w:rPr>
+              <w:t>bob</w:t>
+            </w:r>
+          </w:p>
+        </w:tc>
+        <w:tc>
+          <w:tcPr>
+            <w:tcW w:w="2235" w:type="dxa"/>
+            <w:vAlign w:val="center"/>
+          </w:tcPr>
+          <w:p>
+            <w:pPr>
+              <w:pStyle w:val="ListParagraph"/>
+              <w:ind w:left="0"/>
+              <w:jc w:val="center"/>
+              <w:rPr>
+                <w:lang w:val="en-US"/>
+              </w:rPr>
+            </w:pPr>
+            <w:r>
+              <w:rPr>
+                <w:lang w:val="en-US"/>
+              </w:rPr>
+              <w:t>4</w:t>
+            </w:r>
+          </w:p>
+        </w:tc>
+      </w:tr>
+      <w:tr>
+        <w:trPr>
+          <w:trHeight w:val="235"/>
+        </w:trPr>
+        <w:tc>
+          <w:tcPr>
+            <w:tcW w:w="4081" w:type="dxa"/>
+            <w:vMerge/>
+            <w:vAlign w:val="center"/>
+          </w:tcPr>
+          <w:p>
+            <w:pPr>
+              <w:pStyle w:val="ListParagraph"/>
+              <w:ind w:left="0"/>
+              <w:jc w:val="center"/>
+              <w:rPr>
+                <w:lang w:val="en-US"/>
+              </w:rPr>
+            </w:pPr>
+          </w:p>
+        </w:tc>
+        <w:tc>
+          <w:tcPr>
+            <w:tcW w:w="1020" w:type="dxa"/>
+            <w:vAlign w:val="center"/>
+          </w:tcPr>
+          <w:p>
+            <w:pPr>
+              <w:pStyle w:val="ListParagraph"/>
+              <w:ind w:left="0"/>
+              <w:jc w:val="center"/>
+              <w:rPr>
+                <w:lang w:val="en-US"/>
+              </w:rPr>
+            </w:pPr>
+            <w:r>
+              <w:rPr>
+                <w:lang w:val="en-US"/>
+              </w:rPr>
+              <w:t>boo</w:t>
+            </w:r>
+          </w:p>
+        </w:tc>
+        <w:tc>
+          <w:tcPr>
+            <w:tcW w:w="1020" w:type="dxa"/>
+            <w:vAlign w:val="center"/>
+          </w:tcPr>
+          <w:p>
+            <w:pPr>
+              <w:pStyle w:val="ListParagraph"/>
+              <w:ind w:left="0"/>
+              <w:jc w:val="center"/>
+              <w:rPr>
+                <w:lang w:val="en-US"/>
+              </w:rPr>
+            </w:pPr>
+            <w:r>
+              <w:rPr>
+                <w:lang w:val="en-US"/>
+              </w:rPr>
+              <w:t>2</w:t>
+            </w:r>
+          </w:p>
+        </w:tc>
+        <w:tc>
+          <w:tcPr>
+            <w:tcW w:w="1020" w:type="dxa"/>
+            <w:vAlign w:val="center"/>
+          </w:tcPr>
+          <w:p>
+            <w:pPr>
+              <w:pStyle w:val="ListParagraph"/>
+              <w:ind w:left="0"/>
+              <w:jc w:val="center"/>
+              <w:rPr>
+                <w:lang w:val="en-US"/>
+              </w:rPr>
+            </w:pPr>
+            <w:r>
+              <w:rPr>
+                <w:lang w:val="en-US"/>
+              </w:rPr>
+              <w:t>far</w:t>
+            </w:r>
+          </w:p>
+        </w:tc>
+        <w:tc>
+          <w:tcPr>
+            <w:tcW w:w="2235" w:type="dxa"/>
+            <w:vAlign w:val="center"/>
+          </w:tcPr>
+          <w:p>
+            <w:pPr>
+              <w:pStyle w:val="ListParagraph"/>
+              <w:ind w:left="0"/>
+              <w:jc w:val="center"/>
+              <w:rPr>
+                <w:lang w:val="en-US"/>
+              </w:rPr>
+            </w:pPr>
+            <w:r>
+              <w:rPr>
+                <w:lang w:val="en-US"/>
+              </w:rPr>
+              <w:t>(</w:t>
+            </w:r>
+            <w:r>
+              <w:rPr>
+                <w:lang w:val="en-US"/>
+              </w:rPr>
+              <w:t>5, 6, 7, 8, 9</w:t>
+            </w:r>
+            <w:r>
+              <w:rPr>
+                <w:lang w:val="en-US"/>
+              </w:rPr>
+              <w:t>)</w:t>
+            </w:r>
+          </w:p>
+        </w:tc>
+      </w:tr>
+      <w:tr>
+        <w:trPr>
+          <w:trHeight w:val="235"/>
+        </w:trPr>
+        <w:tc>
+          <w:tcPr>
+            <w:tcW w:w="4081" w:type="dxa"/>
+            <w:vMerge/>
+          </w:tcPr>
+          <w:p>
+            <w:pPr>
+              <w:pStyle w:val="ListParagraph"/>
+              <w:ind w:left="0"/>
+              <w:rPr>
+                <w:lang w:val="en-US"/>
+              </w:rPr>
+            </w:pPr>
+          </w:p>
+        </w:tc>
+        <w:tc>
+          <w:tcPr>
+            <w:tcW w:w="1020" w:type="dxa"/>
+            <w:vAlign w:val="center"/>
+          </w:tcPr>
+          <w:p>
+            <w:pPr>
+              <w:pStyle w:val="ListParagraph"/>
+              <w:ind w:left="0"/>
+              <w:jc w:val="center"/>
+              <w:rPr>
+                <w:lang w:val="en-US"/>
+              </w:rPr>
+            </w:pPr>
+            <w:r>
+              <w:rPr>
+                <w:lang w:val="en-US"/>
+              </w:rPr>
+              <w:t>alice</w:t>
+            </w:r>
+          </w:p>
+        </w:tc>
+        <w:tc>
+          <w:tcPr>
+            <w:tcW w:w="1020" w:type="dxa"/>
+            <w:vAlign w:val="center"/>
+          </w:tcPr>
+          <w:p>
+            <w:pPr>
+              <w:pStyle w:val="ListParagraph"/>
+              <w:ind w:left="0"/>
+              <w:jc w:val="center"/>
+              <w:rPr>
+                <w:lang w:val="en-US"/>
+              </w:rPr>
+            </w:pPr>
+            <w:r>
+              <w:rPr>
+                <w:lang w:val="en-US"/>
+              </w:rPr>
+              <w:t>3</w:t>
+            </w:r>
+          </w:p>
+        </w:tc>
+        <w:tc>
+          <w:tcPr>
+            <w:tcW w:w="1020" w:type="dxa"/>
+            <w:vAlign w:val="center"/>
+          </w:tcPr>
+          <w:p>
+            <w:pPr>
+              <w:pStyle w:val="ListParagraph"/>
+              <w:ind w:left="0"/>
+              <w:jc w:val="center"/>
+              <w:rPr>
+                <w:lang w:val="en-US"/>
+              </w:rPr>
+            </w:pPr>
+            <w:r>
+              <w:rPr>
+                <w:lang w:val="en-US"/>
+              </w:rPr>
+              <w:t>fool</w:t>
+            </w:r>
+          </w:p>
+        </w:tc>
+        <w:tc>
+          <w:tcPr>
+            <w:tcW w:w="2235" w:type="dxa"/>
+            <w:vAlign w:val="center"/>
+          </w:tcPr>
+          <w:p>
+            <w:pPr>
+              <w:pStyle w:val="ListParagraph"/>
+              <w:ind w:left="0"/>
+              <w:jc w:val="center"/>
+              <w:rPr>
+                <w:lang w:val="en-US"/>
+              </w:rPr>
+            </w:pPr>
+            <w:r>
+              <w:rPr>
+                <w:lang w:val="en-US"/>
+              </w:rPr>
+              <w:t>{</w:t>
+            </w:r>
+            <w:r>
+              <w:rPr>
+                <w:lang w:val="en-US"/>
+              </w:rPr>
+              <w:t>"</w:t>
+            </w:r>
+            <w:r>
+              <w:rPr>
+                <w:lang w:val="en-US"/>
+              </w:rPr>
+              <w:t>light</w:t>
+            </w:r>
+            <w:r>
+              <w:rPr>
+                <w:lang w:val="en-US"/>
+              </w:rPr>
+              <w:t>"</w:t>
+            </w:r>
+            <w:r>
+              <w:rPr>
+                <w:lang w:val="en-US"/>
+              </w:rPr>
+              <w:t xml:space="preserve"> : 10</w:t>
+            </w:r>
+            <w:r>
+              <w:rPr>
+                <w:lang w:val="en-US"/>
+              </w:rPr>
+              <w:t>}</w:t>
+            </w:r>
+          </w:p>
+        </w:tc>
+      </w:tr>
+    </w:tbl>
+    <w:p>
+      <w:pPr>
+        <w:pStyle w:val="ListParagraph"/>
+        <w:numPr>
+          <w:ilvl w:val="0"/>
+          <w:numId w:val="12"/>
+        </w:numPr>
+        <w:rPr>
+          <w:lang w:val="en-US"/>
+        </w:rPr>
+      </w:pPr>
+      <w:r>
+        <w:rPr>
+          <w:lang w:val="en-US"/>
+        </w:rPr>
+        <w:t>Cách Sử Dụng “*” Để Unpacking?</w:t>
+      </w:r>
+    </w:p>
+    <w:p>
+      <w:pPr>
+        <w:pStyle w:val="ListParagraph"/>
+        <w:numPr>
+          <w:ilvl w:val="0"/>
+          <w:numId w:val="3"/>
+        </w:numPr>
+        <w:rPr>
+          <w:lang w:val="en-US"/>
+        </w:rPr>
+      </w:pPr>
+      <w:r>
+        <w:rPr>
+          <w:lang w:val="en-US"/>
+        </w:rPr>
+        <w:t>Khi Unpacking, chỉ có 1 biến được chứa “*”, ví dụ</w:t>
+      </w:r>
+    </w:p>
+    <w:p>
+      <w:pPr>
+        <w:pStyle w:val="ListParagraph"/>
+        <w:pBdr>
+          <w:top w:val="single" w:sz="4" w:space="1" w:color="auto"/>
+          <w:left w:val="single" w:sz="4" w:space="4" w:color="auto"/>
+          <w:bottom w:val="single" w:sz="4" w:space="1" w:color="auto"/>
+          <w:right w:val="single" w:sz="4" w:space="4" w:color="auto"/>
+        </w:pBdr>
+        <w:ind w:left="1080"/>
+        <w:rPr>
+          <w:lang w:val="en-US"/>
+        </w:rPr>
+      </w:pPr>
+      <w:r>
+        <w:rPr>
+          <w:lang w:val="en-US"/>
+        </w:rPr>
+        <w:t>foo, *bar, boo, ha = [1, 4, “far”, “bob”, 5, 9]</w:t>
+      </w:r>
+    </w:p>
+    <w:p>
+      <w:pPr>
+        <w:pStyle w:val="ListParagraph"/>
+        <w:numPr>
+          <w:ilvl w:val="0"/>
+          <w:numId w:val="3"/>
+        </w:numPr>
+        <w:rPr>
+          <w:lang w:val="en-US"/>
+        </w:rPr>
+      </w:pPr>
+      <w:r>
+        <w:rPr>
+          <w:lang w:val="en-US"/>
+        </w:rPr>
         <w:t>“foo” có giá trị là 1, “bar” có giá trị là [4, “far”, “bob”], “boo” có giá trị 5 và “ha” có giá trị 9</w:t>
       </w:r>
     </w:p>
@@ -3851,7 +5543,6 @@
         <w:rPr>
           <w:lang w:val="en-US"/>
         </w:rPr>
-        <w:lastRenderedPageBreak/>
         <w:t>Khởi tạo giá trị trước giá trị bắt đầu</w:t>
       </w:r>
     </w:p>
@@ -4288,6 +5979,726 @@
     </w:p>
     <w:p>
       <w:pPr>
+        <w:pStyle w:val="ListParagraph"/>
+        <w:numPr>
+          <w:ilvl w:val="0"/>
+          <w:numId w:val="14"/>
+        </w:numPr>
+        <w:rPr>
+          <w:lang w:val="en-US"/>
+        </w:rPr>
+      </w:pPr>
+      <w:r>
+        <w:rPr>
+          <w:lang w:val="en-US"/>
+        </w:rPr>
+        <w:t>Xóa Toàn Bộ Comment Trong 1 Python File?</w:t>
+      </w:r>
+    </w:p>
+    <w:p>
+      <w:pPr>
+        <w:pStyle w:val="ListParagraph"/>
+        <w:pBdr>
+          <w:top w:val="single" w:sz="4" w:space="1" w:color="auto"/>
+          <w:left w:val="single" w:sz="4" w:space="4" w:color="auto"/>
+          <w:bottom w:val="single" w:sz="4" w:space="1" w:color="auto"/>
+          <w:right w:val="single" w:sz="4" w:space="4" w:color="auto"/>
+        </w:pBdr>
+        <w:ind w:left="1080"/>
+        <w:rPr>
+          <w:lang w:val="en-US"/>
+        </w:rPr>
+      </w:pPr>
+      <w:r>
+        <w:rPr>
+          <w:lang w:val="en-US"/>
+        </w:rPr>
+        <w:t>import re</w:t>
+      </w:r>
+    </w:p>
+    <w:p>
+      <w:pPr>
+        <w:pStyle w:val="ListParagraph"/>
+        <w:pBdr>
+          <w:top w:val="single" w:sz="4" w:space="1" w:color="auto"/>
+          <w:left w:val="single" w:sz="4" w:space="4" w:color="auto"/>
+          <w:bottom w:val="single" w:sz="4" w:space="1" w:color="auto"/>
+          <w:right w:val="single" w:sz="4" w:space="4" w:color="auto"/>
+        </w:pBdr>
+        <w:ind w:left="1080"/>
+        <w:rPr>
+          <w:lang w:val="en-US"/>
+        </w:rPr>
+      </w:pPr>
+    </w:p>
+    <w:p>
+      <w:pPr>
+        <w:pStyle w:val="ListParagraph"/>
+        <w:pBdr>
+          <w:top w:val="single" w:sz="4" w:space="1" w:color="auto"/>
+          <w:left w:val="single" w:sz="4" w:space="4" w:color="auto"/>
+          <w:bottom w:val="single" w:sz="4" w:space="1" w:color="auto"/>
+          <w:right w:val="single" w:sz="4" w:space="4" w:color="auto"/>
+        </w:pBdr>
+        <w:ind w:left="1080"/>
+        <w:rPr>
+          <w:lang w:val="en-US"/>
+        </w:rPr>
+      </w:pPr>
+      <w:r>
+        <w:rPr>
+          <w:lang w:val="en-US"/>
+        </w:rPr>
+        <w:t>FILE_PATH</w:t>
+      </w:r>
+      <w:r>
+        <w:rPr>
+          <w:lang w:val="en-US"/>
+        </w:rPr>
+        <w:t xml:space="preserve"> = </w:t>
+      </w:r>
+      <w:r>
+        <w:rPr>
+          <w:lang w:val="en-US"/>
+        </w:rPr>
+        <w:t>&lt;Đường Dẫn Tới File&gt;</w:t>
+      </w:r>
+    </w:p>
+    <w:p>
+      <w:pPr>
+        <w:pStyle w:val="ListParagraph"/>
+        <w:pBdr>
+          <w:top w:val="single" w:sz="4" w:space="1" w:color="auto"/>
+          <w:left w:val="single" w:sz="4" w:space="4" w:color="auto"/>
+          <w:bottom w:val="single" w:sz="4" w:space="1" w:color="auto"/>
+          <w:right w:val="single" w:sz="4" w:space="4" w:color="auto"/>
+        </w:pBdr>
+        <w:ind w:left="1080"/>
+        <w:rPr>
+          <w:lang w:val="en-US"/>
+        </w:rPr>
+      </w:pPr>
+    </w:p>
+    <w:p>
+      <w:pPr>
+        <w:pStyle w:val="ListParagraph"/>
+        <w:pBdr>
+          <w:top w:val="single" w:sz="4" w:space="1" w:color="auto"/>
+          <w:left w:val="single" w:sz="4" w:space="4" w:color="auto"/>
+          <w:bottom w:val="single" w:sz="4" w:space="1" w:color="auto"/>
+          <w:right w:val="single" w:sz="4" w:space="4" w:color="auto"/>
+        </w:pBdr>
+        <w:ind w:left="1080"/>
+        <w:rPr>
+          <w:lang w:val="en-US"/>
+        </w:rPr>
+      </w:pPr>
+      <w:r>
+        <w:rPr>
+          <w:lang w:val="en-US"/>
+        </w:rPr>
+        <w:t>with open(</w:t>
+      </w:r>
+      <w:r>
+        <w:rPr>
+          <w:lang w:val="en-US"/>
+        </w:rPr>
+        <w:t xml:space="preserve">FILE_PATH, </w:t>
+      </w:r>
+      <w:r>
+        <w:rPr>
+          <w:lang w:val="en-US"/>
+        </w:rPr>
+        <w:t>"</w:t>
+      </w:r>
+      <w:r>
+        <w:rPr>
+          <w:lang w:val="en-US"/>
+        </w:rPr>
+        <w:t>r</w:t>
+      </w:r>
+      <w:r>
+        <w:rPr>
+          <w:lang w:val="en-US"/>
+        </w:rPr>
+        <w:t>") as f:</w:t>
+      </w:r>
+    </w:p>
+    <w:p>
+      <w:pPr>
+        <w:pStyle w:val="ListParagraph"/>
+        <w:pBdr>
+          <w:top w:val="single" w:sz="4" w:space="1" w:color="auto"/>
+          <w:left w:val="single" w:sz="4" w:space="4" w:color="auto"/>
+          <w:bottom w:val="single" w:sz="4" w:space="1" w:color="auto"/>
+          <w:right w:val="single" w:sz="4" w:space="4" w:color="auto"/>
+        </w:pBdr>
+        <w:ind w:left="1080"/>
+        <w:rPr>
+          <w:lang w:val="en-US"/>
+        </w:rPr>
+      </w:pPr>
+      <w:r>
+        <w:rPr>
+          <w:lang w:val="en-US"/>
+        </w:rPr>
+        <w:t xml:space="preserve">    content = f.read()</w:t>
+      </w:r>
+    </w:p>
+    <w:p>
+      <w:pPr>
+        <w:pStyle w:val="ListParagraph"/>
+        <w:pBdr>
+          <w:top w:val="single" w:sz="4" w:space="1" w:color="auto"/>
+          <w:left w:val="single" w:sz="4" w:space="4" w:color="auto"/>
+          <w:bottom w:val="single" w:sz="4" w:space="1" w:color="auto"/>
+          <w:right w:val="single" w:sz="4" w:space="4" w:color="auto"/>
+        </w:pBdr>
+        <w:ind w:left="1080"/>
+        <w:rPr>
+          <w:lang w:val="en-US"/>
+        </w:rPr>
+      </w:pPr>
+    </w:p>
+    <w:p>
+      <w:pPr>
+        <w:pStyle w:val="ListParagraph"/>
+        <w:pBdr>
+          <w:top w:val="single" w:sz="4" w:space="1" w:color="auto"/>
+          <w:left w:val="single" w:sz="4" w:space="4" w:color="auto"/>
+          <w:bottom w:val="single" w:sz="4" w:space="1" w:color="auto"/>
+          <w:right w:val="single" w:sz="4" w:space="4" w:color="auto"/>
+        </w:pBdr>
+        <w:ind w:left="1080"/>
+        <w:rPr>
+          <w:lang w:val="en-US"/>
+        </w:rPr>
+      </w:pPr>
+      <w:r>
+        <w:rPr>
+          <w:lang w:val="en-US"/>
+        </w:rPr>
+        <w:t>content = re.sub(r'#.*', '', content)</w:t>
+      </w:r>
+    </w:p>
+    <w:p>
+      <w:pPr>
+        <w:pStyle w:val="ListParagraph"/>
+        <w:pBdr>
+          <w:top w:val="single" w:sz="4" w:space="1" w:color="auto"/>
+          <w:left w:val="single" w:sz="4" w:space="4" w:color="auto"/>
+          <w:bottom w:val="single" w:sz="4" w:space="1" w:color="auto"/>
+          <w:right w:val="single" w:sz="4" w:space="4" w:color="auto"/>
+        </w:pBdr>
+        <w:ind w:left="1080"/>
+        <w:rPr>
+          <w:lang w:val="en-US"/>
+        </w:rPr>
+      </w:pPr>
+      <w:r>
+        <w:rPr>
+          <w:lang w:val="en-US"/>
+        </w:rPr>
+        <w:t>content = re.sub(r"'''(.*?)'''", '', content, flags=re.DOTALL)</w:t>
+      </w:r>
+    </w:p>
+    <w:p>
+      <w:pPr>
+        <w:pStyle w:val="ListParagraph"/>
+        <w:pBdr>
+          <w:top w:val="single" w:sz="4" w:space="1" w:color="auto"/>
+          <w:left w:val="single" w:sz="4" w:space="4" w:color="auto"/>
+          <w:bottom w:val="single" w:sz="4" w:space="1" w:color="auto"/>
+          <w:right w:val="single" w:sz="4" w:space="4" w:color="auto"/>
+        </w:pBdr>
+        <w:ind w:left="1080"/>
+        <w:rPr>
+          <w:lang w:val="en-US"/>
+        </w:rPr>
+      </w:pPr>
+    </w:p>
+    <w:p>
+      <w:pPr>
+        <w:pStyle w:val="ListParagraph"/>
+        <w:pBdr>
+          <w:top w:val="single" w:sz="4" w:space="1" w:color="auto"/>
+          <w:left w:val="single" w:sz="4" w:space="4" w:color="auto"/>
+          <w:bottom w:val="single" w:sz="4" w:space="1" w:color="auto"/>
+          <w:right w:val="single" w:sz="4" w:space="4" w:color="auto"/>
+        </w:pBdr>
+        <w:ind w:left="1080"/>
+        <w:rPr>
+          <w:lang w:val="en-US"/>
+        </w:rPr>
+      </w:pPr>
+      <w:r>
+        <w:rPr>
+          <w:lang w:val="en-US"/>
+        </w:rPr>
+        <w:t>with open(</w:t>
+      </w:r>
+      <w:r>
+        <w:rPr>
+          <w:lang w:val="en-US"/>
+        </w:rPr>
+        <w:t>FILE_PATH</w:t>
+      </w:r>
+      <w:r>
+        <w:rPr>
+          <w:lang w:val="en-US"/>
+        </w:rPr>
+        <w:t>, 'w') as f:</w:t>
+      </w:r>
+    </w:p>
+    <w:p>
+      <w:pPr>
+        <w:pStyle w:val="ListParagraph"/>
+        <w:pBdr>
+          <w:top w:val="single" w:sz="4" w:space="1" w:color="auto"/>
+          <w:left w:val="single" w:sz="4" w:space="4" w:color="auto"/>
+          <w:bottom w:val="single" w:sz="4" w:space="1" w:color="auto"/>
+          <w:right w:val="single" w:sz="4" w:space="4" w:color="auto"/>
+        </w:pBdr>
+        <w:ind w:left="1080"/>
+        <w:rPr>
+          <w:lang w:val="en-US"/>
+        </w:rPr>
+      </w:pPr>
+      <w:r>
+        <w:rPr>
+          <w:lang w:val="en-US"/>
+        </w:rPr>
+        <w:t xml:space="preserve">    f.write(content)</w:t>
+      </w:r>
+    </w:p>
+    <w:p>
+      <w:pPr>
+        <w:pStyle w:val="ListParagraph"/>
+        <w:numPr>
+          <w:ilvl w:val="0"/>
+          <w:numId w:val="14"/>
+        </w:numPr>
+        <w:rPr>
+          <w:lang w:val="en-US"/>
+        </w:rPr>
+      </w:pPr>
+      <w:r>
+        <w:rPr>
+          <w:lang w:val="en-US"/>
+        </w:rPr>
+        <w:t>Xóa Toàn Bộ Doc String Trong 1 Python File?</w:t>
+      </w:r>
+    </w:p>
+    <w:p>
+      <w:pPr>
+        <w:pStyle w:val="ListParagraph"/>
+        <w:pBdr>
+          <w:top w:val="single" w:sz="4" w:space="1" w:color="auto"/>
+          <w:left w:val="single" w:sz="4" w:space="4" w:color="auto"/>
+          <w:bottom w:val="single" w:sz="4" w:space="1" w:color="auto"/>
+          <w:right w:val="single" w:sz="4" w:space="4" w:color="auto"/>
+        </w:pBdr>
+        <w:ind w:left="1080"/>
+        <w:rPr>
+          <w:lang w:val="en-US"/>
+        </w:rPr>
+      </w:pPr>
+      <w:r>
+        <w:rPr>
+          <w:lang w:val="en-US"/>
+        </w:rPr>
+        <w:t>import re</w:t>
+      </w:r>
+    </w:p>
+    <w:p>
+      <w:pPr>
+        <w:pStyle w:val="ListParagraph"/>
+        <w:pBdr>
+          <w:top w:val="single" w:sz="4" w:space="1" w:color="auto"/>
+          <w:left w:val="single" w:sz="4" w:space="4" w:color="auto"/>
+          <w:bottom w:val="single" w:sz="4" w:space="1" w:color="auto"/>
+          <w:right w:val="single" w:sz="4" w:space="4" w:color="auto"/>
+        </w:pBdr>
+        <w:ind w:left="1080"/>
+        <w:rPr>
+          <w:lang w:val="en-US"/>
+        </w:rPr>
+      </w:pPr>
+    </w:p>
+    <w:p>
+      <w:pPr>
+        <w:pStyle w:val="ListParagraph"/>
+        <w:pBdr>
+          <w:top w:val="single" w:sz="4" w:space="1" w:color="auto"/>
+          <w:left w:val="single" w:sz="4" w:space="4" w:color="auto"/>
+          <w:bottom w:val="single" w:sz="4" w:space="1" w:color="auto"/>
+          <w:right w:val="single" w:sz="4" w:space="4" w:color="auto"/>
+        </w:pBdr>
+        <w:ind w:left="1080"/>
+        <w:rPr>
+          <w:lang w:val="en-US"/>
+        </w:rPr>
+      </w:pPr>
+      <w:r>
+        <w:rPr>
+          <w:lang w:val="en-US"/>
+        </w:rPr>
+        <w:t>FILE_PATH = &lt;Đường Dẫn Tới File&gt;</w:t>
+      </w:r>
+    </w:p>
+    <w:p>
+      <w:pPr>
+        <w:pStyle w:val="ListParagraph"/>
+        <w:pBdr>
+          <w:top w:val="single" w:sz="4" w:space="1" w:color="auto"/>
+          <w:left w:val="single" w:sz="4" w:space="4" w:color="auto"/>
+          <w:bottom w:val="single" w:sz="4" w:space="1" w:color="auto"/>
+          <w:right w:val="single" w:sz="4" w:space="4" w:color="auto"/>
+        </w:pBdr>
+        <w:ind w:left="1080"/>
+        <w:rPr>
+          <w:lang w:val="en-US"/>
+        </w:rPr>
+      </w:pPr>
+    </w:p>
+    <w:p>
+      <w:pPr>
+        <w:pStyle w:val="ListParagraph"/>
+        <w:pBdr>
+          <w:top w:val="single" w:sz="4" w:space="1" w:color="auto"/>
+          <w:left w:val="single" w:sz="4" w:space="4" w:color="auto"/>
+          <w:bottom w:val="single" w:sz="4" w:space="1" w:color="auto"/>
+          <w:right w:val="single" w:sz="4" w:space="4" w:color="auto"/>
+        </w:pBdr>
+        <w:ind w:left="1080"/>
+        <w:rPr>
+          <w:lang w:val="en-US"/>
+        </w:rPr>
+      </w:pPr>
+      <w:r>
+        <w:rPr>
+          <w:lang w:val="en-US"/>
+        </w:rPr>
+        <w:t>with open(FILE_PATH, "r") as file:</w:t>
+      </w:r>
+    </w:p>
+    <w:p>
+      <w:pPr>
+        <w:pStyle w:val="ListParagraph"/>
+        <w:pBdr>
+          <w:top w:val="single" w:sz="4" w:space="1" w:color="auto"/>
+          <w:left w:val="single" w:sz="4" w:space="4" w:color="auto"/>
+          <w:bottom w:val="single" w:sz="4" w:space="1" w:color="auto"/>
+          <w:right w:val="single" w:sz="4" w:space="4" w:color="auto"/>
+        </w:pBdr>
+        <w:ind w:left="1080"/>
+        <w:rPr>
+          <w:lang w:val="en-US"/>
+        </w:rPr>
+      </w:pPr>
+      <w:r>
+        <w:rPr>
+          <w:lang w:val="en-US"/>
+        </w:rPr>
+        <w:t xml:space="preserve">    code = file.read()</w:t>
+      </w:r>
+    </w:p>
+    <w:p>
+      <w:pPr>
+        <w:pStyle w:val="ListParagraph"/>
+        <w:pBdr>
+          <w:top w:val="single" w:sz="4" w:space="1" w:color="auto"/>
+          <w:left w:val="single" w:sz="4" w:space="4" w:color="auto"/>
+          <w:bottom w:val="single" w:sz="4" w:space="1" w:color="auto"/>
+          <w:right w:val="single" w:sz="4" w:space="4" w:color="auto"/>
+        </w:pBdr>
+        <w:ind w:left="1080"/>
+        <w:rPr>
+          <w:lang w:val="en-US"/>
+        </w:rPr>
+      </w:pPr>
+      <w:r>
+        <w:rPr>
+          <w:lang w:val="en-US"/>
+        </w:rPr>
+        <w:t xml:space="preserve">    pattern = r'r""".*?"""'</w:t>
+      </w:r>
+    </w:p>
+    <w:p>
+      <w:pPr>
+        <w:pStyle w:val="ListParagraph"/>
+        <w:pBdr>
+          <w:top w:val="single" w:sz="4" w:space="1" w:color="auto"/>
+          <w:left w:val="single" w:sz="4" w:space="4" w:color="auto"/>
+          <w:bottom w:val="single" w:sz="4" w:space="1" w:color="auto"/>
+          <w:right w:val="single" w:sz="4" w:space="4" w:color="auto"/>
+        </w:pBdr>
+        <w:ind w:left="1080"/>
+        <w:rPr>
+          <w:lang w:val="en-US"/>
+        </w:rPr>
+      </w:pPr>
+      <w:r>
+        <w:rPr>
+          <w:lang w:val="en-US"/>
+        </w:rPr>
+        <w:t xml:space="preserve">    cleaned_code = re.sub(pattern, '', code, flags=re.DOTALL)</w:t>
+      </w:r>
+    </w:p>
+    <w:p>
+      <w:pPr>
+        <w:pStyle w:val="ListParagraph"/>
+        <w:pBdr>
+          <w:top w:val="single" w:sz="4" w:space="1" w:color="auto"/>
+          <w:left w:val="single" w:sz="4" w:space="4" w:color="auto"/>
+          <w:bottom w:val="single" w:sz="4" w:space="1" w:color="auto"/>
+          <w:right w:val="single" w:sz="4" w:space="4" w:color="auto"/>
+        </w:pBdr>
+        <w:ind w:left="1080"/>
+        <w:rPr>
+          <w:lang w:val="en-US"/>
+        </w:rPr>
+      </w:pPr>
+    </w:p>
+    <w:p>
+      <w:pPr>
+        <w:pStyle w:val="ListParagraph"/>
+        <w:pBdr>
+          <w:top w:val="single" w:sz="4" w:space="1" w:color="auto"/>
+          <w:left w:val="single" w:sz="4" w:space="4" w:color="auto"/>
+          <w:bottom w:val="single" w:sz="4" w:space="1" w:color="auto"/>
+          <w:right w:val="single" w:sz="4" w:space="4" w:color="auto"/>
+        </w:pBdr>
+        <w:ind w:left="1080"/>
+        <w:rPr>
+          <w:lang w:val="en-US"/>
+        </w:rPr>
+      </w:pPr>
+      <w:r>
+        <w:rPr>
+          <w:lang w:val="en-US"/>
+        </w:rPr>
+        <w:t>with open(FILE_PATH, "w") as file:</w:t>
+      </w:r>
+    </w:p>
+    <w:p>
+      <w:pPr>
+        <w:pStyle w:val="ListParagraph"/>
+        <w:pBdr>
+          <w:top w:val="single" w:sz="4" w:space="1" w:color="auto"/>
+          <w:left w:val="single" w:sz="4" w:space="4" w:color="auto"/>
+          <w:bottom w:val="single" w:sz="4" w:space="1" w:color="auto"/>
+          <w:right w:val="single" w:sz="4" w:space="4" w:color="auto"/>
+        </w:pBdr>
+        <w:ind w:left="1080"/>
+        <w:rPr>
+          <w:lang w:val="en-US"/>
+        </w:rPr>
+      </w:pPr>
+      <w:r>
+        <w:rPr>
+          <w:lang w:val="en-US"/>
+        </w:rPr>
+        <w:t xml:space="preserve">    fi</w:t>
+      </w:r>
+      <w:r>
+        <w:rPr>
+          <w:lang w:val="en-US"/>
+        </w:rPr>
+        <w:t>le.write(cleaned_code)</w:t>
+      </w:r>
+    </w:p>
+    <w:p>
+      <w:pPr>
+        <w:pStyle w:val="ListParagraph"/>
+        <w:numPr>
+          <w:ilvl w:val="0"/>
+          <w:numId w:val="14"/>
+        </w:numPr>
+        <w:rPr>
+          <w:lang w:val="en-US"/>
+        </w:rPr>
+      </w:pPr>
+      <w:r>
+        <w:rPr>
+          <w:lang w:val="en-US"/>
+        </w:rPr>
+        <w:t>Xóa Toàn Bộ Dòng Trống Trong 1 Python File?</w:t>
+      </w:r>
+    </w:p>
+    <w:p>
+      <w:pPr>
+        <w:pStyle w:val="ListParagraph"/>
+        <w:pBdr>
+          <w:top w:val="single" w:sz="4" w:space="1" w:color="auto"/>
+          <w:left w:val="single" w:sz="4" w:space="4" w:color="auto"/>
+          <w:bottom w:val="single" w:sz="4" w:space="1" w:color="auto"/>
+          <w:right w:val="single" w:sz="4" w:space="4" w:color="auto"/>
+        </w:pBdr>
+        <w:ind w:left="1080"/>
+        <w:rPr>
+          <w:lang w:val="en-US"/>
+        </w:rPr>
+      </w:pPr>
+      <w:r>
+        <w:rPr>
+          <w:lang w:val="en-US"/>
+        </w:rPr>
+        <w:t>FILE_PATH = &lt;Đường Dẫn Tới File&gt;</w:t>
+      </w:r>
+    </w:p>
+    <w:p>
+      <w:pPr>
+        <w:pStyle w:val="ListParagraph"/>
+        <w:pBdr>
+          <w:top w:val="single" w:sz="4" w:space="1" w:color="auto"/>
+          <w:left w:val="single" w:sz="4" w:space="4" w:color="auto"/>
+          <w:bottom w:val="single" w:sz="4" w:space="1" w:color="auto"/>
+          <w:right w:val="single" w:sz="4" w:space="4" w:color="auto"/>
+        </w:pBdr>
+        <w:ind w:left="1080"/>
+        <w:rPr>
+          <w:lang w:val="en-US"/>
+        </w:rPr>
+      </w:pPr>
+    </w:p>
+    <w:p>
+      <w:pPr>
+        <w:pStyle w:val="ListParagraph"/>
+        <w:pBdr>
+          <w:top w:val="single" w:sz="4" w:space="1" w:color="auto"/>
+          <w:left w:val="single" w:sz="4" w:space="4" w:color="auto"/>
+          <w:bottom w:val="single" w:sz="4" w:space="1" w:color="auto"/>
+          <w:right w:val="single" w:sz="4" w:space="4" w:color="auto"/>
+        </w:pBdr>
+        <w:ind w:left="1080"/>
+        <w:rPr>
+          <w:lang w:val="en-US"/>
+        </w:rPr>
+      </w:pPr>
+      <w:r>
+        <w:rPr>
+          <w:lang w:val="en-US"/>
+        </w:rPr>
+        <w:t>with open(FILE_PATH, "r") as file:</w:t>
+      </w:r>
+    </w:p>
+    <w:p>
+      <w:pPr>
+        <w:pStyle w:val="ListParagraph"/>
+        <w:pBdr>
+          <w:top w:val="single" w:sz="4" w:space="1" w:color="auto"/>
+          <w:left w:val="single" w:sz="4" w:space="4" w:color="auto"/>
+          <w:bottom w:val="single" w:sz="4" w:space="1" w:color="auto"/>
+          <w:right w:val="single" w:sz="4" w:space="4" w:color="auto"/>
+        </w:pBdr>
+        <w:ind w:left="1080"/>
+        <w:rPr>
+          <w:lang w:val="en-US"/>
+        </w:rPr>
+      </w:pPr>
+      <w:r>
+        <w:rPr>
+          <w:lang w:val="en-US"/>
+        </w:rPr>
+        <w:t xml:space="preserve">    lines = file.readlines()</w:t>
+      </w:r>
+    </w:p>
+    <w:p>
+      <w:pPr>
+        <w:pStyle w:val="ListParagraph"/>
+        <w:pBdr>
+          <w:top w:val="single" w:sz="4" w:space="1" w:color="auto"/>
+          <w:left w:val="single" w:sz="4" w:space="4" w:color="auto"/>
+          <w:bottom w:val="single" w:sz="4" w:space="1" w:color="auto"/>
+          <w:right w:val="single" w:sz="4" w:space="4" w:color="auto"/>
+        </w:pBdr>
+        <w:ind w:left="1080"/>
+        <w:rPr>
+          <w:lang w:val="en-US"/>
+        </w:rPr>
+      </w:pPr>
+    </w:p>
+    <w:p>
+      <w:pPr>
+        <w:pStyle w:val="ListParagraph"/>
+        <w:pBdr>
+          <w:top w:val="single" w:sz="4" w:space="1" w:color="auto"/>
+          <w:left w:val="single" w:sz="4" w:space="4" w:color="auto"/>
+          <w:bottom w:val="single" w:sz="4" w:space="1" w:color="auto"/>
+          <w:right w:val="single" w:sz="4" w:space="4" w:color="auto"/>
+        </w:pBdr>
+        <w:ind w:left="1080"/>
+        <w:rPr>
+          <w:lang w:val="en-US"/>
+        </w:rPr>
+      </w:pPr>
+      <w:r>
+        <w:rPr>
+          <w:lang w:val="en-US"/>
+        </w:rPr>
+        <w:t>non_empty_lines = [line for line in lines if line.strip() != ""]</w:t>
+      </w:r>
+    </w:p>
+    <w:p>
+      <w:pPr>
+        <w:pStyle w:val="ListParagraph"/>
+        <w:pBdr>
+          <w:top w:val="single" w:sz="4" w:space="1" w:color="auto"/>
+          <w:left w:val="single" w:sz="4" w:space="4" w:color="auto"/>
+          <w:bottom w:val="single" w:sz="4" w:space="1" w:color="auto"/>
+          <w:right w:val="single" w:sz="4" w:space="4" w:color="auto"/>
+        </w:pBdr>
+        <w:ind w:left="1080"/>
+        <w:rPr>
+          <w:lang w:val="en-US"/>
+        </w:rPr>
+      </w:pPr>
+    </w:p>
+    <w:p>
+      <w:pPr>
+        <w:pStyle w:val="ListParagraph"/>
+        <w:pBdr>
+          <w:top w:val="single" w:sz="4" w:space="1" w:color="auto"/>
+          <w:left w:val="single" w:sz="4" w:space="4" w:color="auto"/>
+          <w:bottom w:val="single" w:sz="4" w:space="1" w:color="auto"/>
+          <w:right w:val="single" w:sz="4" w:space="4" w:color="auto"/>
+        </w:pBdr>
+        <w:ind w:left="1080"/>
+        <w:rPr>
+          <w:lang w:val="en-US"/>
+        </w:rPr>
+      </w:pPr>
+      <w:r>
+        <w:rPr>
+          <w:lang w:val="en-US"/>
+        </w:rPr>
+        <w:t>with open(FILE_PATH, "w") as file:</w:t>
+      </w:r>
+    </w:p>
+    <w:p>
+      <w:pPr>
+        <w:pStyle w:val="ListParagraph"/>
+        <w:pBdr>
+          <w:top w:val="single" w:sz="4" w:space="1" w:color="auto"/>
+          <w:left w:val="single" w:sz="4" w:space="4" w:color="auto"/>
+          <w:bottom w:val="single" w:sz="4" w:space="1" w:color="auto"/>
+          <w:right w:val="single" w:sz="4" w:space="4" w:color="auto"/>
+        </w:pBdr>
+        <w:ind w:left="1080"/>
+        <w:rPr>
+          <w:lang w:val="en-US"/>
+        </w:rPr>
+      </w:pPr>
+      <w:r>
+        <w:rPr>
+          <w:lang w:val="en-US"/>
+        </w:rPr>
+        <w:t xml:space="preserve">    file.writelines(non_empty_lines)</w:t>
+      </w:r>
+    </w:p>
+    <w:p>
+      <w:pPr>
         <w:rPr>
           <w:lang w:val="en-US"/>
         </w:rPr>
@@ -4583,6 +6994,7 @@
         <w:rPr>
           <w:lang w:val="en-US"/>
         </w:rPr>
+        <w:lastRenderedPageBreak/>
         <w:tab/>
       </w:r>
       <w:r>
@@ -4629,7 +7041,6 @@
         <w:rPr>
           <w:lang w:val="en-US"/>
         </w:rPr>
-        <w:lastRenderedPageBreak/>
         <w:tab/>
       </w:r>
       <w:r>
@@ -5095,6 +7506,7 @@
         <w:rPr>
           <w:lang w:val="en-US"/>
         </w:rPr>
+        <w:lastRenderedPageBreak/>
         <w:t>Trả về Complex Number Object</w:t>
       </w:r>
     </w:p>
@@ -5122,7 +7534,6 @@
         <w:rPr>
           <w:lang w:val="en-US"/>
         </w:rPr>
-        <w:lastRenderedPageBreak/>
         <w:tab/>
       </w:r>
       <w:r>
@@ -5688,8 +8099,8 @@
       </w:r>
     </w:p>
     <w:sectPr>
-      <w:pgSz w:w="11906" w:h="16838"/>
-      <w:pgMar w:top="1440" w:right="1440" w:bottom="1440" w:left="1440" w:header="708" w:footer="708" w:gutter="0"/>
+      <w:pgSz w:w="13041" w:h="16840"/>
+      <w:pgMar w:top="1440" w:right="1440" w:bottom="1440" w:left="1440" w:header="709" w:footer="709" w:gutter="0"/>
       <w:cols w:space="708"/>
       <w:docGrid w:linePitch="360"/>
     </w:sectPr>
@@ -5715,7 +8126,7 @@
         <w:rFonts w:hint="default"/>
       </w:rPr>
     </w:lvl>
-    <w:lvl w:ilvl="1" w:tplc="042A0019" w:tentative="1">
+    <w:lvl w:ilvl="1" w:tplc="042A0019">
       <w:start w:val="1"/>
       <w:numFmt w:val="lowerLetter"/>
       <w:lvlText w:val="%2."/>
@@ -6590,6 +9001,95 @@
     </w:lvl>
   </w:abstractNum>
   <w:abstractNum w:abstractNumId="10">
+    <w:nsid w:val="4CEC2F32"/>
+    <w:multiLevelType w:val="hybridMultilevel"/>
+    <w:tmpl w:val="8CE8325E"/>
+    <w:lvl w:ilvl="0" w:tplc="A5E4BB80">
+      <w:start w:val="1"/>
+      <w:numFmt w:val="decimal"/>
+      <w:lvlText w:val="%1."/>
+      <w:lvlJc w:val="left"/>
+      <w:pPr>
+        <w:ind w:left="1080" w:hanging="360"/>
+      </w:pPr>
+      <w:rPr>
+        <w:rFonts w:hint="default"/>
+      </w:rPr>
+    </w:lvl>
+    <w:lvl w:ilvl="1" w:tplc="042A0019" w:tentative="1">
+      <w:start w:val="1"/>
+      <w:numFmt w:val="lowerLetter"/>
+      <w:lvlText w:val="%2."/>
+      <w:lvlJc w:val="left"/>
+      <w:pPr>
+        <w:ind w:left="1800" w:hanging="360"/>
+      </w:pPr>
+    </w:lvl>
+    <w:lvl w:ilvl="2" w:tplc="042A001B" w:tentative="1">
+      <w:start w:val="1"/>
+      <w:numFmt w:val="lowerRoman"/>
+      <w:lvlText w:val="%3."/>
+      <w:lvlJc w:val="right"/>
+      <w:pPr>
+        <w:ind w:left="2520" w:hanging="180"/>
+      </w:pPr>
+    </w:lvl>
+    <w:lvl w:ilvl="3" w:tplc="042A000F" w:tentative="1">
+      <w:start w:val="1"/>
+      <w:numFmt w:val="decimal"/>
+      <w:lvlText w:val="%4."/>
+      <w:lvlJc w:val="left"/>
+      <w:pPr>
+        <w:ind w:left="3240" w:hanging="360"/>
+      </w:pPr>
+    </w:lvl>
+    <w:lvl w:ilvl="4" w:tplc="042A0019" w:tentative="1">
+      <w:start w:val="1"/>
+      <w:numFmt w:val="lowerLetter"/>
+      <w:lvlText w:val="%5."/>
+      <w:lvlJc w:val="left"/>
+      <w:pPr>
+        <w:ind w:left="3960" w:hanging="360"/>
+      </w:pPr>
+    </w:lvl>
+    <w:lvl w:ilvl="5" w:tplc="042A001B" w:tentative="1">
+      <w:start w:val="1"/>
+      <w:numFmt w:val="lowerRoman"/>
+      <w:lvlText w:val="%6."/>
+      <w:lvlJc w:val="right"/>
+      <w:pPr>
+        <w:ind w:left="4680" w:hanging="180"/>
+      </w:pPr>
+    </w:lvl>
+    <w:lvl w:ilvl="6" w:tplc="042A000F" w:tentative="1">
+      <w:start w:val="1"/>
+      <w:numFmt w:val="decimal"/>
+      <w:lvlText w:val="%7."/>
+      <w:lvlJc w:val="left"/>
+      <w:pPr>
+        <w:ind w:left="5400" w:hanging="360"/>
+      </w:pPr>
+    </w:lvl>
+    <w:lvl w:ilvl="7" w:tplc="042A0019" w:tentative="1">
+      <w:start w:val="1"/>
+      <w:numFmt w:val="lowerLetter"/>
+      <w:lvlText w:val="%8."/>
+      <w:lvlJc w:val="left"/>
+      <w:pPr>
+        <w:ind w:left="6120" w:hanging="360"/>
+      </w:pPr>
+    </w:lvl>
+    <w:lvl w:ilvl="8" w:tplc="042A001B" w:tentative="1">
+      <w:start w:val="1"/>
+      <w:numFmt w:val="lowerRoman"/>
+      <w:lvlText w:val="%9."/>
+      <w:lvlJc w:val="right"/>
+      <w:pPr>
+        <w:ind w:left="6840" w:hanging="180"/>
+      </w:pPr>
+    </w:lvl>
+  </w:abstractNum>
+  <w:abstractNum w:abstractNumId="11">
     <w:nsid w:val="4E3E544E"/>
     <w:multiLevelType w:val="hybridMultilevel"/>
     <w:tmpl w:val="2B888B60"/>
@@ -6701,7 +9201,7 @@
       </w:rPr>
     </w:lvl>
   </w:abstractNum>
-  <w:abstractNum w:abstractNumId="11">
+  <w:abstractNum w:abstractNumId="12">
     <w:nsid w:val="52E97A77"/>
     <w:multiLevelType w:val="hybridMultilevel"/>
     <w:tmpl w:val="3A24F878"/>
@@ -6790,7 +9290,7 @@
       </w:pPr>
     </w:lvl>
   </w:abstractNum>
-  <w:abstractNum w:abstractNumId="12">
+  <w:abstractNum w:abstractNumId="13">
     <w:nsid w:val="5ABC2888"/>
     <w:multiLevelType w:val="hybridMultilevel"/>
     <w:tmpl w:val="161C7026"/>
@@ -6879,7 +9379,7 @@
       </w:pPr>
     </w:lvl>
   </w:abstractNum>
-  <w:abstractNum w:abstractNumId="13">
+  <w:abstractNum w:abstractNumId="14">
     <w:nsid w:val="73B10B2F"/>
     <w:multiLevelType w:val="hybridMultilevel"/>
     <w:tmpl w:val="A47EF800"/>
@@ -6993,13 +9493,13 @@
     </w:lvl>
   </w:abstractNum>
   <w:num w:numId="1">
-    <w:abstractNumId w:val="10"/>
+    <w:abstractNumId w:val="11"/>
   </w:num>
   <w:num w:numId="2">
-    <w:abstractNumId w:val="11"/>
+    <w:abstractNumId w:val="12"/>
   </w:num>
   <w:num w:numId="3">
-    <w:abstractNumId w:val="13"/>
+    <w:abstractNumId w:val="14"/>
   </w:num>
   <w:num w:numId="4">
     <w:abstractNumId w:val="1"/>
@@ -7017,7 +9517,7 @@
     <w:abstractNumId w:val="8"/>
   </w:num>
   <w:num w:numId="9">
-    <w:abstractNumId w:val="12"/>
+    <w:abstractNumId w:val="13"/>
   </w:num>
   <w:num w:numId="10">
     <w:abstractNumId w:val="6"/>
@@ -7033,6 +9533,9 @@
   </w:num>
   <w:num w:numId="14">
     <w:abstractNumId w:val="0"/>
+  </w:num>
+  <w:num w:numId="15">
+    <w:abstractNumId w:val="10"/>
   </w:num>
 </w:numbering>
 </file>

--- a/python.docx
+++ b/python.docx
@@ -360,6 +360,84 @@
         <w:rPr>
           <w:lang w:val="en-US"/>
         </w:rPr>
+        <w:t>Hiện Mô Tả Cách Sử Dụng 1 Object?</w:t>
+      </w:r>
+    </w:p>
+    <w:p>
+      <w:pPr>
+        <w:pStyle w:val="ListParagraph"/>
+        <w:pBdr>
+          <w:top w:val="single" w:sz="4" w:space="1" w:color="auto"/>
+          <w:left w:val="single" w:sz="4" w:space="4" w:color="auto"/>
+          <w:bottom w:val="single" w:sz="4" w:space="1" w:color="auto"/>
+          <w:right w:val="single" w:sz="4" w:space="4" w:color="auto"/>
+        </w:pBdr>
+        <w:ind w:left="1080"/>
+        <w:rPr>
+          <w:lang w:val="en-US"/>
+        </w:rPr>
+      </w:pPr>
+      <w:r>
+        <w:rPr>
+          <w:lang w:val="en-US"/>
+        </w:rPr>
+        <w:t>help(&lt;Object&gt;)</w:t>
+      </w:r>
+    </w:p>
+    <w:p>
+      <w:pPr>
+        <w:pStyle w:val="ListParagraph"/>
+        <w:numPr>
+          <w:ilvl w:val="0"/>
+          <w:numId w:val="3"/>
+        </w:numPr>
+        <w:rPr>
+          <w:lang w:val="en-US"/>
+        </w:rPr>
+      </w:pPr>
+      <w:r>
+        <w:rPr>
+          <w:lang w:val="en-US"/>
+        </w:rPr>
+        <w:t>Ví dụ</w:t>
+      </w:r>
+    </w:p>
+    <w:p>
+      <w:pPr>
+        <w:pStyle w:val="ListParagraph"/>
+        <w:pBdr>
+          <w:top w:val="single" w:sz="4" w:space="1" w:color="auto"/>
+          <w:left w:val="single" w:sz="4" w:space="4" w:color="auto"/>
+          <w:bottom w:val="single" w:sz="4" w:space="1" w:color="auto"/>
+          <w:right w:val="single" w:sz="4" w:space="4" w:color="auto"/>
+        </w:pBdr>
+        <w:ind w:left="1080"/>
+        <w:rPr>
+          <w:lang w:val="en-US"/>
+        </w:rPr>
+      </w:pPr>
+      <w:r>
+        <w:rPr>
+          <w:lang w:val="en-US"/>
+        </w:rPr>
+        <w:t>help(print)</w:t>
+      </w:r>
+    </w:p>
+    <w:p>
+      <w:pPr>
+        <w:pStyle w:val="ListParagraph"/>
+        <w:numPr>
+          <w:ilvl w:val="0"/>
+          <w:numId w:val="2"/>
+        </w:numPr>
+        <w:rPr>
+          <w:lang w:val="en-US"/>
+        </w:rPr>
+      </w:pPr>
+      <w:r>
+        <w:rPr>
+          <w:lang w:val="en-US"/>
+        </w:rPr>
         <w:t>Show Phiên Bản Python?</w:t>
       </w:r>
     </w:p>
@@ -467,816 +545,1188 @@
           <w:lang w:val="en-US"/>
         </w:rPr>
       </w:pPr>
+    </w:p>
+    <w:p>
+      <w:pPr>
+        <w:rPr>
+          <w:lang w:val="en-US"/>
+        </w:rPr>
+      </w:pPr>
+      <w:r>
+        <w:rPr>
+          <w:lang w:val="en-US"/>
+        </w:rPr>
+        <w:t>String – Xâu:</w:t>
+      </w:r>
+    </w:p>
+    <w:p>
+      <w:pPr>
+        <w:pStyle w:val="ListParagraph"/>
+        <w:numPr>
+          <w:ilvl w:val="0"/>
+          <w:numId w:val="4"/>
+        </w:numPr>
+        <w:rPr>
+          <w:lang w:val="en-US"/>
+        </w:rPr>
+      </w:pPr>
+      <w:r>
+        <w:rPr>
+          <w:lang w:val="en-US"/>
+        </w:rPr>
+        <w:t>Cách Viết Xuống Dòng Xâu Dài Vãi Lồn Trong Python Nhưng Khi In Thì Không Xuống Dòng?</w:t>
+      </w:r>
+    </w:p>
+    <w:p>
+      <w:pPr>
+        <w:pStyle w:val="ListParagraph"/>
+        <w:pBdr>
+          <w:top w:val="single" w:sz="4" w:space="1" w:color="auto"/>
+          <w:left w:val="single" w:sz="4" w:space="4" w:color="auto"/>
+          <w:bottom w:val="single" w:sz="4" w:space="1" w:color="auto"/>
+          <w:right w:val="single" w:sz="4" w:space="4" w:color="auto"/>
+        </w:pBdr>
+        <w:ind w:left="1080"/>
+        <w:rPr>
+          <w:lang w:val="en-US"/>
+        </w:rPr>
+      </w:pPr>
+      <w:r>
+        <w:rPr>
+          <w:lang w:val="en-US"/>
+        </w:rPr>
+        <w:t>&lt;Biến&gt; = “&lt;Dòng 1&gt;\</w:t>
+      </w:r>
+    </w:p>
+    <w:p>
+      <w:pPr>
+        <w:pStyle w:val="ListParagraph"/>
+        <w:pBdr>
+          <w:top w:val="single" w:sz="4" w:space="1" w:color="auto"/>
+          <w:left w:val="single" w:sz="4" w:space="4" w:color="auto"/>
+          <w:bottom w:val="single" w:sz="4" w:space="1" w:color="auto"/>
+          <w:right w:val="single" w:sz="4" w:space="4" w:color="auto"/>
+        </w:pBdr>
+        <w:ind w:left="1080"/>
+        <w:rPr>
+          <w:lang w:val="en-US"/>
+        </w:rPr>
+      </w:pPr>
+      <w:r>
+        <w:rPr>
+          <w:lang w:val="en-US"/>
+        </w:rPr>
+        <w:t>&lt;Dòng 2&gt;\</w:t>
+      </w:r>
+    </w:p>
+    <w:p>
+      <w:pPr>
+        <w:pStyle w:val="ListParagraph"/>
+        <w:pBdr>
+          <w:top w:val="single" w:sz="4" w:space="1" w:color="auto"/>
+          <w:left w:val="single" w:sz="4" w:space="4" w:color="auto"/>
+          <w:bottom w:val="single" w:sz="4" w:space="1" w:color="auto"/>
+          <w:right w:val="single" w:sz="4" w:space="4" w:color="auto"/>
+        </w:pBdr>
+        <w:ind w:left="1080"/>
+        <w:rPr>
+          <w:lang w:val="en-US"/>
+        </w:rPr>
+      </w:pPr>
+      <w:r>
+        <w:rPr>
+          <w:lang w:val="en-US"/>
+        </w:rPr>
+        <w:t>&lt;Dòng 3&gt;\</w:t>
+      </w:r>
+    </w:p>
+    <w:p>
+      <w:pPr>
+        <w:pStyle w:val="ListParagraph"/>
+        <w:pBdr>
+          <w:top w:val="single" w:sz="4" w:space="1" w:color="auto"/>
+          <w:left w:val="single" w:sz="4" w:space="4" w:color="auto"/>
+          <w:bottom w:val="single" w:sz="4" w:space="1" w:color="auto"/>
+          <w:right w:val="single" w:sz="4" w:space="4" w:color="auto"/>
+        </w:pBdr>
+        <w:ind w:left="1080"/>
+        <w:rPr>
+          <w:lang w:val="en-US"/>
+        </w:rPr>
+      </w:pPr>
+      <w:r>
+        <w:rPr>
+          <w:lang w:val="en-US"/>
+        </w:rPr>
+        <w:t>…</w:t>
+      </w:r>
+    </w:p>
+    <w:p>
+      <w:pPr>
+        <w:pStyle w:val="ListParagraph"/>
+        <w:pBdr>
+          <w:top w:val="single" w:sz="4" w:space="1" w:color="auto"/>
+          <w:left w:val="single" w:sz="4" w:space="4" w:color="auto"/>
+          <w:bottom w:val="single" w:sz="4" w:space="1" w:color="auto"/>
+          <w:right w:val="single" w:sz="4" w:space="4" w:color="auto"/>
+        </w:pBdr>
+        <w:ind w:left="1080"/>
+        <w:rPr>
+          <w:lang w:val="en-US"/>
+        </w:rPr>
+      </w:pPr>
+      <w:r>
+        <w:rPr>
+          <w:lang w:val="en-US"/>
+        </w:rPr>
+        <w:t>&lt;Dòng N&gt;</w:t>
+      </w:r>
+      <w:r>
+        <w:rPr>
+          <w:lang w:val="en-US"/>
+        </w:rPr>
+        <w:t>“</w:t>
+      </w:r>
+    </w:p>
+    <w:p>
+      <w:pPr>
+        <w:pStyle w:val="ListParagraph"/>
+        <w:numPr>
+          <w:ilvl w:val="0"/>
+          <w:numId w:val="3"/>
+        </w:numPr>
+        <w:rPr>
+          <w:lang w:val="en-US"/>
+        </w:rPr>
+      </w:pPr>
+      <w:r>
+        <w:rPr>
+          <w:lang w:val="en-US"/>
+        </w:rPr>
+        <w:t>Ví dụ</w:t>
+      </w:r>
+    </w:p>
+    <w:p>
+      <w:pPr>
+        <w:pStyle w:val="ListParagraph"/>
+        <w:pBdr>
+          <w:top w:val="single" w:sz="4" w:space="1" w:color="auto"/>
+          <w:left w:val="single" w:sz="4" w:space="4" w:color="auto"/>
+          <w:bottom w:val="single" w:sz="4" w:space="1" w:color="auto"/>
+          <w:right w:val="single" w:sz="4" w:space="4" w:color="auto"/>
+        </w:pBdr>
+        <w:ind w:left="1080"/>
+        <w:rPr>
+          <w:lang w:val="en-US"/>
+        </w:rPr>
+      </w:pPr>
+      <w:r>
+        <w:rPr>
+          <w:lang w:val="en-US"/>
+        </w:rPr>
+        <w:t>text = “foo is bar and bar is not foo \</w:t>
+      </w:r>
+    </w:p>
+    <w:p>
+      <w:pPr>
+        <w:pStyle w:val="ListParagraph"/>
+        <w:pBdr>
+          <w:top w:val="single" w:sz="4" w:space="1" w:color="auto"/>
+          <w:left w:val="single" w:sz="4" w:space="4" w:color="auto"/>
+          <w:bottom w:val="single" w:sz="4" w:space="1" w:color="auto"/>
+          <w:right w:val="single" w:sz="4" w:space="4" w:color="auto"/>
+        </w:pBdr>
+        <w:ind w:left="1080"/>
+        <w:rPr>
+          <w:lang w:val="en-US"/>
+        </w:rPr>
+      </w:pPr>
+      <w:r>
+        <w:rPr>
+          <w:lang w:val="en-US"/>
+        </w:rPr>
+        <w:t>but why foo is foo \</w:t>
+      </w:r>
+    </w:p>
+    <w:p>
+      <w:pPr>
+        <w:pStyle w:val="ListParagraph"/>
+        <w:pBdr>
+          <w:top w:val="single" w:sz="4" w:space="1" w:color="auto"/>
+          <w:left w:val="single" w:sz="4" w:space="4" w:color="auto"/>
+          <w:bottom w:val="single" w:sz="4" w:space="1" w:color="auto"/>
+          <w:right w:val="single" w:sz="4" w:space="4" w:color="auto"/>
+        </w:pBdr>
+        <w:ind w:left="1080"/>
+        <w:rPr>
+          <w:lang w:val="en-US"/>
+        </w:rPr>
+      </w:pPr>
+      <w:r>
+        <w:rPr>
+          <w:lang w:val="en-US"/>
+        </w:rPr>
+        <w:lastRenderedPageBreak/>
+        <w:t>and not bar is foo”</w:t>
+      </w:r>
+    </w:p>
+    <w:p>
+      <w:pPr>
+        <w:pStyle w:val="ListParagraph"/>
+        <w:pBdr>
+          <w:top w:val="single" w:sz="4" w:space="1" w:color="auto"/>
+          <w:left w:val="single" w:sz="4" w:space="4" w:color="auto"/>
+          <w:bottom w:val="single" w:sz="4" w:space="1" w:color="auto"/>
+          <w:right w:val="single" w:sz="4" w:space="4" w:color="auto"/>
+        </w:pBdr>
+        <w:ind w:left="1080"/>
+        <w:rPr>
+          <w:lang w:val="en-US"/>
+        </w:rPr>
+      </w:pPr>
+    </w:p>
+    <w:p>
+      <w:pPr>
+        <w:pStyle w:val="ListParagraph"/>
+        <w:pBdr>
+          <w:top w:val="single" w:sz="4" w:space="1" w:color="auto"/>
+          <w:left w:val="single" w:sz="4" w:space="4" w:color="auto"/>
+          <w:bottom w:val="single" w:sz="4" w:space="1" w:color="auto"/>
+          <w:right w:val="single" w:sz="4" w:space="4" w:color="auto"/>
+        </w:pBdr>
+        <w:ind w:left="1080"/>
+        <w:rPr>
+          <w:lang w:val="en-US"/>
+        </w:rPr>
+      </w:pPr>
+      <w:r>
+        <w:rPr>
+          <w:lang w:val="en-US"/>
+        </w:rPr>
+        <w:t>print(text)</w:t>
+      </w:r>
+    </w:p>
+    <w:p>
+      <w:pPr>
+        <w:pStyle w:val="ListParagraph"/>
+        <w:numPr>
+          <w:ilvl w:val="0"/>
+          <w:numId w:val="3"/>
+        </w:numPr>
+        <w:rPr>
+          <w:lang w:val="en-US"/>
+        </w:rPr>
+      </w:pPr>
+      <w:r>
+        <w:rPr>
+          <w:lang w:val="en-US"/>
+        </w:rPr>
+        <w:t>Màn hình CMD</w:t>
+      </w:r>
+    </w:p>
+    <w:p>
+      <w:pPr>
+        <w:pStyle w:val="ListParagraph"/>
+        <w:pBdr>
+          <w:top w:val="single" w:sz="4" w:space="1" w:color="auto"/>
+          <w:left w:val="single" w:sz="4" w:space="4" w:color="auto"/>
+          <w:bottom w:val="single" w:sz="4" w:space="1" w:color="auto"/>
+          <w:right w:val="single" w:sz="4" w:space="4" w:color="auto"/>
+        </w:pBdr>
+        <w:ind w:left="1080"/>
+        <w:rPr>
+          <w:lang w:val="en-US"/>
+        </w:rPr>
+      </w:pPr>
+      <w:r>
+        <w:rPr>
+          <w:lang w:val="en-US"/>
+        </w:rPr>
+        <w:t>foo is bar and bar is not foo but why foo is foo and not bar is foo</w:t>
+      </w:r>
+    </w:p>
+    <w:p>
+      <w:pPr>
+        <w:pStyle w:val="ListParagraph"/>
+        <w:numPr>
+          <w:ilvl w:val="0"/>
+          <w:numId w:val="4"/>
+        </w:numPr>
+        <w:rPr>
+          <w:lang w:val="en-US"/>
+        </w:rPr>
+      </w:pPr>
+      <w:r>
+        <w:rPr>
+          <w:lang w:val="en-US"/>
+        </w:rPr>
+        <w:t>Cách Biến Xâu Thành Tập Hợp Các Kí Tự Xuất Hiện Trong Xâu Đó?</w:t>
+      </w:r>
+    </w:p>
+    <w:p>
+      <w:pPr>
+        <w:pStyle w:val="ListParagraph"/>
+        <w:pBdr>
+          <w:top w:val="single" w:sz="4" w:space="1" w:color="auto"/>
+          <w:left w:val="single" w:sz="4" w:space="4" w:color="auto"/>
+          <w:bottom w:val="single" w:sz="4" w:space="1" w:color="auto"/>
+          <w:right w:val="single" w:sz="4" w:space="4" w:color="auto"/>
+        </w:pBdr>
+        <w:ind w:left="1080"/>
+        <w:rPr>
+          <w:lang w:val="en-US"/>
+        </w:rPr>
+      </w:pPr>
+      <w:r>
+        <w:rPr>
+          <w:lang w:val="en-US"/>
+        </w:rPr>
+        <w:t>&lt;Tập Hợp Các Kí Tự&gt; = set(&lt;Xâu&gt;)</w:t>
+      </w:r>
+    </w:p>
+    <w:p>
+      <w:pPr>
+        <w:pStyle w:val="ListParagraph"/>
+        <w:numPr>
+          <w:ilvl w:val="0"/>
+          <w:numId w:val="3"/>
+        </w:numPr>
+        <w:rPr>
+          <w:lang w:val="en-US"/>
+        </w:rPr>
+      </w:pPr>
+      <w:r>
+        <w:rPr>
+          <w:lang w:val="en-US"/>
+        </w:rPr>
+        <w:t xml:space="preserve">Dấu cách </w:t>
+      </w:r>
+      <w:r>
+        <w:rPr>
+          <w:lang w:val="en-US"/>
+        </w:rPr>
+        <w:t>cũng tính</w:t>
+      </w:r>
+    </w:p>
+    <w:p>
+      <w:pPr>
+        <w:pStyle w:val="ListParagraph"/>
+        <w:numPr>
+          <w:ilvl w:val="0"/>
+          <w:numId w:val="3"/>
+        </w:numPr>
+        <w:rPr>
+          <w:lang w:val="en-US"/>
+        </w:rPr>
+      </w:pPr>
+      <w:r>
+        <w:rPr>
+          <w:lang w:val="en-US"/>
+        </w:rPr>
+        <w:t>Ví dụ</w:t>
+      </w:r>
+    </w:p>
+    <w:p>
+      <w:pPr>
+        <w:pStyle w:val="ListParagraph"/>
+        <w:pBdr>
+          <w:top w:val="single" w:sz="4" w:space="1" w:color="auto"/>
+          <w:left w:val="single" w:sz="4" w:space="4" w:color="auto"/>
+          <w:bottom w:val="single" w:sz="4" w:space="1" w:color="auto"/>
+          <w:right w:val="single" w:sz="4" w:space="4" w:color="auto"/>
+        </w:pBdr>
+        <w:ind w:left="1080"/>
+        <w:rPr>
+          <w:lang w:val="en-US"/>
+        </w:rPr>
+      </w:pPr>
+      <w:r>
+        <w:rPr>
+          <w:lang w:val="en-US"/>
+        </w:rPr>
+        <w:t>foo = set(“b</w:t>
+      </w:r>
+      <w:r>
+        <w:rPr>
+          <w:lang w:val="en-US"/>
+        </w:rPr>
+        <w:t>/</w:t>
+      </w:r>
+      <w:r>
+        <w:rPr>
+          <w:lang w:val="en-US"/>
+        </w:rPr>
+        <w:t>ar 12a</w:t>
+      </w:r>
+      <w:r>
+        <w:rPr>
+          <w:lang w:val="en-US"/>
+        </w:rPr>
+        <w:t xml:space="preserve"> nứ</w:t>
+      </w:r>
+      <w:r>
+        <w:rPr>
+          <w:lang w:val="en-US"/>
+        </w:rPr>
+        <w:t>”)</w:t>
+      </w:r>
+    </w:p>
+    <w:p>
+      <w:pPr>
+        <w:pStyle w:val="ListParagraph"/>
+        <w:numPr>
+          <w:ilvl w:val="0"/>
+          <w:numId w:val="3"/>
+        </w:numPr>
+        <w:rPr>
+          <w:lang w:val="en-US"/>
+        </w:rPr>
+      </w:pPr>
+      <w:r>
+        <w:rPr>
+          <w:lang w:val="en-US"/>
+        </w:rPr>
+        <w:t>foo là {</w:t>
+      </w:r>
+      <w:r>
+        <w:rPr>
+          <w:lang w:val="en-US"/>
+        </w:rPr>
+        <w:t>‘ ‘, ‘/’, ‘</w:t>
+      </w:r>
+      <w:r>
+        <w:rPr>
+          <w:lang w:val="en-US"/>
+        </w:rPr>
+        <w:t>1</w:t>
+      </w:r>
+      <w:r>
+        <w:rPr>
+          <w:lang w:val="en-US"/>
+        </w:rPr>
+        <w:t>’</w:t>
+      </w:r>
+      <w:r>
+        <w:rPr>
+          <w:lang w:val="en-US"/>
+        </w:rPr>
+        <w:t xml:space="preserve">, </w:t>
+      </w:r>
+      <w:r>
+        <w:rPr>
+          <w:lang w:val="en-US"/>
+        </w:rPr>
+        <w:t>‘</w:t>
+      </w:r>
+      <w:r>
+        <w:rPr>
+          <w:lang w:val="en-US"/>
+        </w:rPr>
+        <w:t>2</w:t>
+      </w:r>
+      <w:r>
+        <w:rPr>
+          <w:lang w:val="en-US"/>
+        </w:rPr>
+        <w:t>’</w:t>
+      </w:r>
+      <w:r>
+        <w:rPr>
+          <w:lang w:val="en-US"/>
+        </w:rPr>
+        <w:t>, ‘b’, ‘a’, ‘r’</w:t>
+      </w:r>
+      <w:r>
+        <w:rPr>
+          <w:lang w:val="en-US"/>
+        </w:rPr>
+        <w:t>, ‘n’, ‘ứ’</w:t>
+      </w:r>
+      <w:r>
+        <w:rPr>
+          <w:lang w:val="en-US"/>
+        </w:rPr>
+        <w:t>}</w:t>
+      </w:r>
+    </w:p>
+    <w:p>
+      <w:pPr>
+        <w:pStyle w:val="ListParagraph"/>
+        <w:numPr>
+          <w:ilvl w:val="0"/>
+          <w:numId w:val="4"/>
+        </w:numPr>
+        <w:rPr>
+          <w:lang w:val="en-US"/>
+        </w:rPr>
+      </w:pPr>
+      <w:r>
+        <w:rPr>
+          <w:lang w:val="en-US"/>
+        </w:rPr>
+        <w:t>Cách Sắp Xếp 1 Mảng Chỉ Toàn Xâu Theo Từ Điển?</w:t>
+      </w:r>
+    </w:p>
+    <w:p>
+      <w:pPr>
+        <w:pStyle w:val="ListParagraph"/>
+        <w:pBdr>
+          <w:top w:val="single" w:sz="4" w:space="1" w:color="auto"/>
+          <w:left w:val="single" w:sz="4" w:space="4" w:color="auto"/>
+          <w:bottom w:val="single" w:sz="4" w:space="1" w:color="auto"/>
+          <w:right w:val="single" w:sz="4" w:space="4" w:color="auto"/>
+        </w:pBdr>
+        <w:ind w:left="1080"/>
+        <w:rPr>
+          <w:lang w:val="en-US"/>
+        </w:rPr>
+      </w:pPr>
+      <w:r>
+        <w:rPr>
+          <w:lang w:val="en-US"/>
+        </w:rPr>
+        <w:t>&lt;Mảng Đã Sắp Xếp&gt; = sorted(&lt;Mảng Chưa Sắp Xếp&gt;)</w:t>
+      </w:r>
+    </w:p>
+    <w:p>
+      <w:pPr>
+        <w:pStyle w:val="ListParagraph"/>
+        <w:numPr>
+          <w:ilvl w:val="0"/>
+          <w:numId w:val="3"/>
+        </w:numPr>
+        <w:rPr>
+          <w:lang w:val="en-US"/>
+        </w:rPr>
+      </w:pPr>
+      <w:r>
+        <w:rPr>
+          <w:lang w:val="en-US"/>
+        </w:rPr>
+        <w:t>Lưu ý thứ tự từ điển là dấu cách xếp đầu, đến kí tự đặc biệt, số, chữ in hoa, chữ in thường, chữ có dấu</w:t>
+      </w:r>
+    </w:p>
+    <w:p>
+      <w:pPr>
+        <w:pStyle w:val="ListParagraph"/>
+        <w:numPr>
+          <w:ilvl w:val="0"/>
+          <w:numId w:val="3"/>
+        </w:numPr>
+        <w:rPr>
+          <w:lang w:val="en-US"/>
+        </w:rPr>
+      </w:pPr>
+      <w:r>
+        <w:rPr>
+          <w:lang w:val="en-US"/>
+        </w:rPr>
+        <w:t>Ví dụ</w:t>
+      </w:r>
+    </w:p>
+    <w:p>
+      <w:pPr>
+        <w:pStyle w:val="ListParagraph"/>
+        <w:pBdr>
+          <w:top w:val="single" w:sz="4" w:space="1" w:color="auto"/>
+          <w:left w:val="single" w:sz="4" w:space="4" w:color="auto"/>
+          <w:bottom w:val="single" w:sz="4" w:space="1" w:color="auto"/>
+          <w:right w:val="single" w:sz="4" w:space="4" w:color="auto"/>
+        </w:pBdr>
+        <w:ind w:left="1080"/>
+        <w:rPr>
+          <w:lang w:val="en-US"/>
+        </w:rPr>
+      </w:pPr>
+      <w:r>
+        <w:rPr>
+          <w:lang w:val="en-US"/>
+        </w:rPr>
+        <w:t>foo = sorted([‘a’, ‘ab’, ‘ca’, ‘1’, ‘ ‘, ‘/’, ‘ứ’])</w:t>
+      </w:r>
+    </w:p>
+    <w:p>
+      <w:pPr>
+        <w:pStyle w:val="ListParagraph"/>
+        <w:numPr>
+          <w:ilvl w:val="0"/>
+          <w:numId w:val="3"/>
+        </w:numPr>
+        <w:rPr>
+          <w:lang w:val="en-US"/>
+        </w:rPr>
+      </w:pPr>
+      <w:r>
+        <w:rPr>
+          <w:lang w:val="en-US"/>
+        </w:rPr>
+        <w:t>foo là [‘ ’, ‘/’, ‘1’, ‘a’, ‘ab’, ‘ca’, ‘ứ’]</w:t>
+      </w:r>
+    </w:p>
+    <w:p>
+      <w:pPr>
+        <w:pStyle w:val="ListParagraph"/>
+        <w:numPr>
+          <w:ilvl w:val="0"/>
+          <w:numId w:val="4"/>
+        </w:numPr>
+        <w:rPr>
+          <w:lang w:val="en-US"/>
+        </w:rPr>
+      </w:pPr>
+      <w:r>
+        <w:rPr>
+          <w:lang w:val="en-US"/>
+        </w:rPr>
+        <w:t>Cách Chuyển Đối Tượng Iterable Chứa Các Phần Tử Toàn Là Xâu Thành 1 Xâu Duy Nhất?</w:t>
+      </w:r>
+    </w:p>
+    <w:p>
+      <w:pPr>
+        <w:pStyle w:val="ListParagraph"/>
+        <w:pBdr>
+          <w:top w:val="single" w:sz="4" w:space="1" w:color="auto"/>
+          <w:left w:val="single" w:sz="4" w:space="4" w:color="auto"/>
+          <w:bottom w:val="single" w:sz="4" w:space="1" w:color="auto"/>
+          <w:right w:val="single" w:sz="4" w:space="4" w:color="auto"/>
+        </w:pBdr>
+        <w:ind w:left="1080"/>
+        <w:rPr>
+          <w:lang w:val="en-US"/>
+        </w:rPr>
+      </w:pPr>
+      <w:r>
+        <w:rPr>
+          <w:lang w:val="en-US"/>
+        </w:rPr>
+        <w:t>&lt;Xâu Nối&gt; = &lt;Xâu Ngăn Cách&gt;.join(&lt;Đối Tượng Iterable Chứa Toàn Xâu&gt;)</w:t>
+      </w:r>
+    </w:p>
+    <w:p>
+      <w:pPr>
+        <w:pStyle w:val="ListParagraph"/>
+        <w:numPr>
+          <w:ilvl w:val="0"/>
+          <w:numId w:val="3"/>
+        </w:numPr>
+        <w:rPr>
+          <w:lang w:val="en-US"/>
+        </w:rPr>
+      </w:pPr>
+      <w:r>
+        <w:rPr>
+          <w:lang w:val="en-US"/>
+        </w:rPr>
+        <w:t>Ví dụ</w:t>
+      </w:r>
+    </w:p>
+    <w:p>
+      <w:pPr>
+        <w:pStyle w:val="ListParagraph"/>
+        <w:numPr>
+          <w:ilvl w:val="0"/>
+          <w:numId w:val="3"/>
+        </w:numPr>
+        <w:rPr>
+          <w:lang w:val="en-US"/>
+        </w:rPr>
+      </w:pPr>
+      <w:r>
+        <w:rPr>
+          <w:lang w:val="en-US"/>
+        </w:rPr>
+        <w:t>x là [‘foo’, ‘bar’, ‘i’, ‘ stupid’]</w:t>
+      </w:r>
+    </w:p>
+    <w:p>
+      <w:pPr>
+        <w:pStyle w:val="ListParagraph"/>
+        <w:pBdr>
+          <w:top w:val="single" w:sz="4" w:space="1" w:color="auto"/>
+          <w:left w:val="single" w:sz="4" w:space="4" w:color="auto"/>
+          <w:bottom w:val="single" w:sz="4" w:space="1" w:color="auto"/>
+          <w:right w:val="single" w:sz="4" w:space="4" w:color="auto"/>
+        </w:pBdr>
+        <w:ind w:left="1080"/>
+        <w:rPr>
+          <w:lang w:val="en-US"/>
+        </w:rPr>
+      </w:pPr>
+      <w:r>
+        <w:rPr>
+          <w:lang w:val="en-US"/>
+        </w:rPr>
+        <w:t>y = ‘shit’.join(x)</w:t>
+      </w:r>
+    </w:p>
+    <w:p>
+      <w:pPr>
+        <w:pStyle w:val="ListParagraph"/>
+        <w:numPr>
+          <w:ilvl w:val="0"/>
+          <w:numId w:val="3"/>
+        </w:numPr>
+        <w:rPr>
+          <w:lang w:val="en-US"/>
+        </w:rPr>
+      </w:pPr>
+      <w:r>
+        <w:rPr>
+          <w:lang w:val="en-US"/>
+        </w:rPr>
+        <w:t>“y” là “fooshitbarshitishitstupid”</w:t>
+      </w:r>
+    </w:p>
+    <w:p>
+      <w:pPr>
+        <w:pStyle w:val="ListParagraph"/>
+        <w:numPr>
+          <w:ilvl w:val="0"/>
+          <w:numId w:val="4"/>
+        </w:numPr>
+        <w:rPr>
+          <w:lang w:val="en-US"/>
+        </w:rPr>
+      </w:pPr>
+      <w:r>
+        <w:rPr>
+          <w:lang w:val="en-US"/>
+        </w:rPr>
+        <w:t>Cách Viết Xâu Không Có Nội Suy Kí Tự Đặc Biệt?</w:t>
+      </w:r>
+    </w:p>
+    <w:p>
+      <w:pPr>
+        <w:pStyle w:val="ListParagraph"/>
+        <w:pBdr>
+          <w:top w:val="single" w:sz="4" w:space="1" w:color="auto"/>
+          <w:left w:val="single" w:sz="4" w:space="4" w:color="auto"/>
+          <w:bottom w:val="single" w:sz="4" w:space="1" w:color="auto"/>
+          <w:right w:val="single" w:sz="4" w:space="4" w:color="auto"/>
+        </w:pBdr>
+        <w:ind w:left="1080"/>
+        <w:rPr>
+          <w:lang w:val="en-US"/>
+        </w:rPr>
+      </w:pPr>
+      <w:r>
+        <w:rPr>
+          <w:lang w:val="en-US"/>
+        </w:rPr>
+        <w:t>r&lt;Xâu Chứa Kí Tự Đặc Biệt&gt;</w:t>
+      </w:r>
+    </w:p>
+    <w:p>
+      <w:pPr>
+        <w:pStyle w:val="ListParagraph"/>
+        <w:numPr>
+          <w:ilvl w:val="0"/>
+          <w:numId w:val="3"/>
+        </w:numPr>
+        <w:rPr>
+          <w:lang w:val="en-US"/>
+        </w:rPr>
+      </w:pPr>
+      <w:r>
+        <w:rPr>
+          <w:lang w:val="en-US"/>
+        </w:rPr>
+        <w:t>Ví dụ</w:t>
+      </w:r>
+    </w:p>
+    <w:p>
+      <w:pPr>
+        <w:pStyle w:val="ListParagraph"/>
+        <w:pBdr>
+          <w:top w:val="single" w:sz="4" w:space="1" w:color="auto"/>
+          <w:left w:val="single" w:sz="4" w:space="4" w:color="auto"/>
+          <w:bottom w:val="single" w:sz="4" w:space="1" w:color="auto"/>
+          <w:right w:val="single" w:sz="4" w:space="4" w:color="auto"/>
+        </w:pBdr>
+        <w:ind w:left="1080"/>
+        <w:rPr>
+          <w:lang w:val="en-US"/>
+        </w:rPr>
+      </w:pPr>
+      <w:r>
+        <w:rPr>
+          <w:lang w:val="en-US"/>
+        </w:rPr>
+        <w:t>foo = r</w:t>
+      </w:r>
+      <w:r>
+        <w:rPr>
+          <w:lang w:val="en-US"/>
+        </w:rPr>
+        <w:t>"</w:t>
+      </w:r>
+      <w:r>
+        <w:rPr>
+          <w:lang w:val="en-US"/>
+        </w:rPr>
+        <w:t>huhu.\n</w:t>
+      </w:r>
+      <w:r>
+        <w:rPr>
+          <w:lang w:val="en-US"/>
+        </w:rPr>
+        <w:t>"</w:t>
+      </w:r>
+    </w:p>
+    <w:p>
+      <w:pPr>
+        <w:pStyle w:val="ListParagraph"/>
+        <w:numPr>
+          <w:ilvl w:val="0"/>
+          <w:numId w:val="3"/>
+        </w:numPr>
+        <w:rPr>
+          <w:lang w:val="en-US"/>
+        </w:rPr>
+      </w:pPr>
+      <w:r>
+        <w:rPr>
+          <w:lang w:val="en-US"/>
+        </w:rPr>
+        <w:t>“foo” sẽ có giá trị là “huhu.\n”, kí tự đặc biệt “\n” được xem là kí tự thường</w:t>
+      </w:r>
+    </w:p>
+    <w:p>
+      <w:pPr>
+        <w:pStyle w:val="ListParagraph"/>
+        <w:numPr>
+          <w:ilvl w:val="0"/>
+          <w:numId w:val="4"/>
+        </w:numPr>
+        <w:rPr>
+          <w:lang w:val="en-US"/>
+        </w:rPr>
+      </w:pPr>
+      <w:r>
+        <w:rPr>
+          <w:lang w:val="en-US"/>
+        </w:rPr>
+        <w:t>Byte String?</w:t>
+      </w:r>
+    </w:p>
+    <w:p>
+      <w:pPr>
+        <w:pStyle w:val="ListParagraph"/>
+        <w:numPr>
+          <w:ilvl w:val="0"/>
+          <w:numId w:val="3"/>
+        </w:numPr>
+        <w:rPr>
+          <w:lang w:val="en-US"/>
+        </w:rPr>
+      </w:pPr>
+      <w:r>
+        <w:rPr>
+          <w:lang w:val="en-US"/>
+        </w:rPr>
+        <w:t>Tạo trực tiếp 1 Byte String</w:t>
+      </w:r>
+    </w:p>
+    <w:p>
+      <w:pPr>
+        <w:pStyle w:val="ListParagraph"/>
+        <w:pBdr>
+          <w:top w:val="single" w:sz="4" w:space="1" w:color="auto"/>
+          <w:left w:val="single" w:sz="4" w:space="4" w:color="auto"/>
+          <w:bottom w:val="single" w:sz="4" w:space="1" w:color="auto"/>
+          <w:right w:val="single" w:sz="4" w:space="4" w:color="auto"/>
+        </w:pBdr>
+        <w:ind w:left="1080"/>
+        <w:rPr>
+          <w:lang w:val="en-US"/>
+        </w:rPr>
+      </w:pPr>
+      <w:r>
+        <w:rPr>
+          <w:lang w:val="en-US"/>
+        </w:rPr>
+        <w:t>&lt;Byte String&gt; = b&lt;String&gt;</w:t>
+      </w:r>
+    </w:p>
+    <w:p>
+      <w:pPr>
+        <w:pStyle w:val="ListParagraph"/>
+        <w:numPr>
+          <w:ilvl w:val="0"/>
+          <w:numId w:val="3"/>
+        </w:numPr>
+        <w:rPr>
+          <w:lang w:val="en-US"/>
+        </w:rPr>
+      </w:pPr>
+      <w:r>
+        <w:rPr>
+          <w:lang w:val="en-US"/>
+        </w:rPr>
+        <w:t>Ví dụ</w:t>
+      </w:r>
+    </w:p>
+    <w:p>
+      <w:pPr>
+        <w:pStyle w:val="ListParagraph"/>
+        <w:pBdr>
+          <w:top w:val="single" w:sz="4" w:space="1" w:color="auto"/>
+          <w:left w:val="single" w:sz="4" w:space="4" w:color="auto"/>
+          <w:bottom w:val="single" w:sz="4" w:space="1" w:color="auto"/>
+          <w:right w:val="single" w:sz="4" w:space="4" w:color="auto"/>
+        </w:pBdr>
+        <w:ind w:left="1080"/>
+        <w:rPr>
+          <w:lang w:val="en-US"/>
+        </w:rPr>
+      </w:pPr>
+      <w:r>
+        <w:rPr>
+          <w:lang w:val="en-US"/>
+        </w:rPr>
+        <w:t>foo = b"bar"</w:t>
+      </w:r>
+    </w:p>
+    <w:p>
+      <w:pPr>
+        <w:pStyle w:val="ListParagraph"/>
+        <w:numPr>
+          <w:ilvl w:val="0"/>
+          <w:numId w:val="3"/>
+        </w:numPr>
+        <w:rPr>
+          <w:lang w:val="en-US"/>
+        </w:rPr>
+      </w:pPr>
+      <w:r>
+        <w:rPr>
+          <w:lang w:val="en-US"/>
+        </w:rPr>
+        <w:t>Tạo gián tiếp 1 Byte String</w:t>
+      </w:r>
+    </w:p>
+    <w:p>
+      <w:pPr>
+        <w:pStyle w:val="ListParagraph"/>
+        <w:pBdr>
+          <w:top w:val="single" w:sz="4" w:space="1" w:color="auto"/>
+          <w:left w:val="single" w:sz="4" w:space="4" w:color="auto"/>
+          <w:bottom w:val="single" w:sz="4" w:space="1" w:color="auto"/>
+          <w:right w:val="single" w:sz="4" w:space="4" w:color="auto"/>
+        </w:pBdr>
+        <w:ind w:left="1080"/>
+        <w:rPr>
+          <w:lang w:val="en-US"/>
+        </w:rPr>
+      </w:pPr>
+      <w:r>
+        <w:rPr>
+          <w:lang w:val="en-US"/>
+        </w:rPr>
+        <w:t>&lt;Byte String&gt;</w:t>
+      </w:r>
+      <w:r>
+        <w:rPr>
+          <w:lang w:val="en-US"/>
+        </w:rPr>
+        <w:t xml:space="preserve"> = &lt;String&gt;.encode(&lt;Kiểu Mã Hóa&gt;)</w:t>
+      </w:r>
+    </w:p>
+    <w:p>
+      <w:pPr>
+        <w:pStyle w:val="ListParagraph"/>
+        <w:numPr>
+          <w:ilvl w:val="0"/>
+          <w:numId w:val="3"/>
+        </w:numPr>
+        <w:rPr>
+          <w:lang w:val="en-US"/>
+        </w:rPr>
+      </w:pPr>
+      <w:r>
+        <w:rPr>
+          <w:lang w:val="en-US"/>
+        </w:rPr>
+        <w:t>Ví dụ</w:t>
+      </w:r>
+    </w:p>
+    <w:p>
+      <w:pPr>
+        <w:pStyle w:val="ListParagraph"/>
+        <w:pBdr>
+          <w:top w:val="single" w:sz="4" w:space="1" w:color="auto"/>
+          <w:left w:val="single" w:sz="4" w:space="4" w:color="auto"/>
+          <w:bottom w:val="single" w:sz="4" w:space="1" w:color="auto"/>
+          <w:right w:val="single" w:sz="4" w:space="4" w:color="auto"/>
+        </w:pBdr>
+        <w:ind w:left="1080"/>
+        <w:rPr>
+          <w:lang w:val="en-US"/>
+        </w:rPr>
+      </w:pPr>
+      <w:r>
+        <w:rPr>
+          <w:lang w:val="en-US"/>
+        </w:rPr>
+        <w:t>foo = "bar</w:t>
+      </w:r>
+      <w:r>
+        <w:rPr>
+          <w:lang w:val="en-US"/>
+        </w:rPr>
+        <w:t>"</w:t>
+      </w:r>
+      <w:r>
+        <w:rPr>
+          <w:lang w:val="en-US"/>
+        </w:rPr>
+        <w:t>.encode(</w:t>
+      </w:r>
+      <w:r>
+        <w:rPr>
+          <w:lang w:val="en-US"/>
+        </w:rPr>
+        <w:t>"</w:t>
+      </w:r>
+      <w:r>
+        <w:rPr>
+          <w:lang w:val="en-US"/>
+        </w:rPr>
+        <w:t>ascii</w:t>
+      </w:r>
+      <w:r>
+        <w:rPr>
+          <w:lang w:val="en-US"/>
+        </w:rPr>
+        <w:t>"</w:t>
+      </w:r>
+      <w:r>
+        <w:rPr>
+          <w:lang w:val="en-US"/>
+        </w:rPr>
+        <w:t>)</w:t>
+      </w:r>
+    </w:p>
+    <w:p>
+      <w:pPr>
+        <w:pStyle w:val="ListParagraph"/>
+        <w:numPr>
+          <w:ilvl w:val="0"/>
+          <w:numId w:val="3"/>
+        </w:numPr>
+        <w:rPr>
+          <w:lang w:val="en-US"/>
+        </w:rPr>
+      </w:pPr>
+      <w:r>
+        <w:rPr>
+          <w:lang w:val="en-US"/>
+        </w:rPr>
+        <w:t>Cách đưa 1 Byte String trở lại thành String</w:t>
+      </w:r>
+    </w:p>
+    <w:p>
+      <w:pPr>
+        <w:pStyle w:val="ListParagraph"/>
+        <w:pBdr>
+          <w:top w:val="single" w:sz="4" w:space="1" w:color="auto"/>
+          <w:left w:val="single" w:sz="4" w:space="4" w:color="auto"/>
+          <w:bottom w:val="single" w:sz="4" w:space="1" w:color="auto"/>
+          <w:right w:val="single" w:sz="4" w:space="4" w:color="auto"/>
+        </w:pBdr>
+        <w:ind w:left="1080"/>
+        <w:rPr>
+          <w:lang w:val="en-US"/>
+        </w:rPr>
+      </w:pPr>
+      <w:r>
+        <w:rPr>
+          <w:lang w:val="en-US"/>
+        </w:rPr>
+        <w:t>&lt;String&gt; = &lt;Byte String&gt;.decode(&lt;Kiểu Mã Hóa&gt;)</w:t>
+      </w:r>
+    </w:p>
+    <w:p>
+      <w:pPr>
+        <w:pStyle w:val="ListParagraph"/>
+        <w:numPr>
+          <w:ilvl w:val="0"/>
+          <w:numId w:val="3"/>
+        </w:numPr>
+        <w:rPr>
+          <w:lang w:val="en-US"/>
+        </w:rPr>
+      </w:pPr>
+      <w:r>
+        <w:rPr>
+          <w:lang w:val="en-US"/>
+        </w:rPr>
+        <w:t>Encode = kiểu mã hóa nào thì Decode = kiểu mã hóa đó</w:t>
+      </w:r>
+    </w:p>
+    <w:p>
+      <w:pPr>
+        <w:pStyle w:val="ListParagraph"/>
+        <w:numPr>
+          <w:ilvl w:val="0"/>
+          <w:numId w:val="3"/>
+        </w:numPr>
+        <w:rPr>
+          <w:lang w:val="en-US"/>
+        </w:rPr>
+      </w:pPr>
+      <w:r>
+        <w:rPr>
+          <w:lang w:val="en-US"/>
+        </w:rPr>
+        <w:t>Ví dụ</w:t>
+      </w:r>
       <w:bookmarkStart w:id="0" w:name="_GoBack"/>
       <w:bookmarkEnd w:id="0"/>
     </w:p>
     <w:p>
       <w:pPr>
-        <w:rPr>
-          <w:lang w:val="en-US"/>
-        </w:rPr>
-      </w:pPr>
-      <w:r>
-        <w:rPr>
-          <w:lang w:val="en-US"/>
-        </w:rPr>
-        <w:t>String – Xâu:</w:t>
-      </w:r>
-    </w:p>
-    <w:p>
-      <w:pPr>
-        <w:pStyle w:val="ListParagraph"/>
-        <w:numPr>
-          <w:ilvl w:val="0"/>
-          <w:numId w:val="4"/>
-        </w:numPr>
-        <w:rPr>
-          <w:lang w:val="en-US"/>
-        </w:rPr>
-      </w:pPr>
-      <w:r>
-        <w:rPr>
-          <w:lang w:val="en-US"/>
-        </w:rPr>
-        <w:t>Cách Viết Xuống Dòng Xâu Dài Vãi Lồn Trong Python Nhưng Khi In Thì Không Xuống Dòng?</w:t>
-      </w:r>
-    </w:p>
-    <w:p>
-      <w:pPr>
-        <w:pStyle w:val="ListParagraph"/>
-        <w:pBdr>
-          <w:top w:val="single" w:sz="4" w:space="1" w:color="auto"/>
-          <w:left w:val="single" w:sz="4" w:space="4" w:color="auto"/>
-          <w:bottom w:val="single" w:sz="4" w:space="1" w:color="auto"/>
-          <w:right w:val="single" w:sz="4" w:space="4" w:color="auto"/>
-        </w:pBdr>
-        <w:ind w:left="1080"/>
-        <w:rPr>
-          <w:lang w:val="en-US"/>
-        </w:rPr>
-      </w:pPr>
-      <w:r>
-        <w:rPr>
-          <w:lang w:val="en-US"/>
-        </w:rPr>
-        <w:t>&lt;Biến&gt; = “&lt;Dòng 1&gt;\</w:t>
-      </w:r>
-    </w:p>
-    <w:p>
-      <w:pPr>
-        <w:pStyle w:val="ListParagraph"/>
-        <w:pBdr>
-          <w:top w:val="single" w:sz="4" w:space="1" w:color="auto"/>
-          <w:left w:val="single" w:sz="4" w:space="4" w:color="auto"/>
-          <w:bottom w:val="single" w:sz="4" w:space="1" w:color="auto"/>
-          <w:right w:val="single" w:sz="4" w:space="4" w:color="auto"/>
-        </w:pBdr>
-        <w:ind w:left="1080"/>
-        <w:rPr>
-          <w:lang w:val="en-US"/>
-        </w:rPr>
-      </w:pPr>
-      <w:r>
-        <w:rPr>
-          <w:lang w:val="en-US"/>
-        </w:rPr>
-        <w:t>&lt;Dòng 2&gt;\</w:t>
-      </w:r>
-    </w:p>
-    <w:p>
-      <w:pPr>
-        <w:pStyle w:val="ListParagraph"/>
-        <w:pBdr>
-          <w:top w:val="single" w:sz="4" w:space="1" w:color="auto"/>
-          <w:left w:val="single" w:sz="4" w:space="4" w:color="auto"/>
-          <w:bottom w:val="single" w:sz="4" w:space="1" w:color="auto"/>
-          <w:right w:val="single" w:sz="4" w:space="4" w:color="auto"/>
-        </w:pBdr>
-        <w:ind w:left="1080"/>
-        <w:rPr>
-          <w:lang w:val="en-US"/>
-        </w:rPr>
-      </w:pPr>
-      <w:r>
-        <w:rPr>
-          <w:lang w:val="en-US"/>
-        </w:rPr>
-        <w:t>&lt;Dòng 3&gt;\</w:t>
-      </w:r>
-    </w:p>
-    <w:p>
-      <w:pPr>
-        <w:pStyle w:val="ListParagraph"/>
-        <w:pBdr>
-          <w:top w:val="single" w:sz="4" w:space="1" w:color="auto"/>
-          <w:left w:val="single" w:sz="4" w:space="4" w:color="auto"/>
-          <w:bottom w:val="single" w:sz="4" w:space="1" w:color="auto"/>
-          <w:right w:val="single" w:sz="4" w:space="4" w:color="auto"/>
-        </w:pBdr>
-        <w:ind w:left="1080"/>
-        <w:rPr>
-          <w:lang w:val="en-US"/>
-        </w:rPr>
-      </w:pPr>
-      <w:r>
-        <w:rPr>
-          <w:lang w:val="en-US"/>
-        </w:rPr>
-        <w:t>…</w:t>
-      </w:r>
-    </w:p>
-    <w:p>
-      <w:pPr>
-        <w:pStyle w:val="ListParagraph"/>
-        <w:pBdr>
-          <w:top w:val="single" w:sz="4" w:space="1" w:color="auto"/>
-          <w:left w:val="single" w:sz="4" w:space="4" w:color="auto"/>
-          <w:bottom w:val="single" w:sz="4" w:space="1" w:color="auto"/>
-          <w:right w:val="single" w:sz="4" w:space="4" w:color="auto"/>
-        </w:pBdr>
-        <w:ind w:left="1080"/>
-        <w:rPr>
-          <w:lang w:val="en-US"/>
-        </w:rPr>
-      </w:pPr>
-      <w:r>
-        <w:rPr>
-          <w:lang w:val="en-US"/>
-        </w:rPr>
-        <w:t>&lt;Dòng N&gt;</w:t>
-      </w:r>
-      <w:r>
-        <w:rPr>
-          <w:lang w:val="en-US"/>
-        </w:rPr>
-        <w:t>“</w:t>
-      </w:r>
-    </w:p>
-    <w:p>
-      <w:pPr>
-        <w:pStyle w:val="ListParagraph"/>
-        <w:numPr>
-          <w:ilvl w:val="0"/>
-          <w:numId w:val="3"/>
-        </w:numPr>
-        <w:rPr>
-          <w:lang w:val="en-US"/>
-        </w:rPr>
-      </w:pPr>
-      <w:r>
-        <w:rPr>
-          <w:lang w:val="en-US"/>
-        </w:rPr>
-        <w:t>Ví dụ</w:t>
-      </w:r>
-    </w:p>
-    <w:p>
-      <w:pPr>
-        <w:pStyle w:val="ListParagraph"/>
-        <w:pBdr>
-          <w:top w:val="single" w:sz="4" w:space="1" w:color="auto"/>
-          <w:left w:val="single" w:sz="4" w:space="4" w:color="auto"/>
-          <w:bottom w:val="single" w:sz="4" w:space="1" w:color="auto"/>
-          <w:right w:val="single" w:sz="4" w:space="4" w:color="auto"/>
-        </w:pBdr>
-        <w:ind w:left="1080"/>
-        <w:rPr>
-          <w:lang w:val="en-US"/>
-        </w:rPr>
-      </w:pPr>
-      <w:r>
-        <w:rPr>
-          <w:lang w:val="en-US"/>
-        </w:rPr>
-        <w:t>text = “foo is bar and bar is not foo \</w:t>
-      </w:r>
-    </w:p>
-    <w:p>
-      <w:pPr>
-        <w:pStyle w:val="ListParagraph"/>
-        <w:pBdr>
-          <w:top w:val="single" w:sz="4" w:space="1" w:color="auto"/>
-          <w:left w:val="single" w:sz="4" w:space="4" w:color="auto"/>
-          <w:bottom w:val="single" w:sz="4" w:space="1" w:color="auto"/>
-          <w:right w:val="single" w:sz="4" w:space="4" w:color="auto"/>
-        </w:pBdr>
-        <w:ind w:left="1080"/>
-        <w:rPr>
-          <w:lang w:val="en-US"/>
-        </w:rPr>
-      </w:pPr>
-      <w:r>
-        <w:rPr>
-          <w:lang w:val="en-US"/>
-        </w:rPr>
-        <w:t>but why foo is foo \</w:t>
-      </w:r>
-    </w:p>
-    <w:p>
-      <w:pPr>
-        <w:pStyle w:val="ListParagraph"/>
-        <w:pBdr>
-          <w:top w:val="single" w:sz="4" w:space="1" w:color="auto"/>
-          <w:left w:val="single" w:sz="4" w:space="4" w:color="auto"/>
-          <w:bottom w:val="single" w:sz="4" w:space="1" w:color="auto"/>
-          <w:right w:val="single" w:sz="4" w:space="4" w:color="auto"/>
-        </w:pBdr>
-        <w:ind w:left="1080"/>
-        <w:rPr>
-          <w:lang w:val="en-US"/>
-        </w:rPr>
-      </w:pPr>
-      <w:r>
-        <w:rPr>
-          <w:lang w:val="en-US"/>
-        </w:rPr>
-        <w:t>and not bar is foo”</w:t>
-      </w:r>
-    </w:p>
-    <w:p>
-      <w:pPr>
-        <w:pStyle w:val="ListParagraph"/>
-        <w:pBdr>
-          <w:top w:val="single" w:sz="4" w:space="1" w:color="auto"/>
-          <w:left w:val="single" w:sz="4" w:space="4" w:color="auto"/>
-          <w:bottom w:val="single" w:sz="4" w:space="1" w:color="auto"/>
-          <w:right w:val="single" w:sz="4" w:space="4" w:color="auto"/>
-        </w:pBdr>
-        <w:ind w:left="1080"/>
-        <w:rPr>
-          <w:lang w:val="en-US"/>
-        </w:rPr>
-      </w:pPr>
-    </w:p>
-    <w:p>
-      <w:pPr>
-        <w:pStyle w:val="ListParagraph"/>
-        <w:pBdr>
-          <w:top w:val="single" w:sz="4" w:space="1" w:color="auto"/>
-          <w:left w:val="single" w:sz="4" w:space="4" w:color="auto"/>
-          <w:bottom w:val="single" w:sz="4" w:space="1" w:color="auto"/>
-          <w:right w:val="single" w:sz="4" w:space="4" w:color="auto"/>
-        </w:pBdr>
-        <w:ind w:left="1080"/>
-        <w:rPr>
-          <w:lang w:val="en-US"/>
-        </w:rPr>
-      </w:pPr>
-      <w:r>
-        <w:rPr>
-          <w:lang w:val="en-US"/>
-        </w:rPr>
-        <w:t>print(text)</w:t>
-      </w:r>
-    </w:p>
-    <w:p>
-      <w:pPr>
-        <w:pStyle w:val="ListParagraph"/>
-        <w:numPr>
-          <w:ilvl w:val="0"/>
-          <w:numId w:val="3"/>
-        </w:numPr>
-        <w:rPr>
-          <w:lang w:val="en-US"/>
-        </w:rPr>
-      </w:pPr>
-      <w:r>
-        <w:rPr>
-          <w:lang w:val="en-US"/>
-        </w:rPr>
-        <w:t>Màn hình CMD</w:t>
-      </w:r>
-    </w:p>
-    <w:p>
-      <w:pPr>
-        <w:pStyle w:val="ListParagraph"/>
-        <w:pBdr>
-          <w:top w:val="single" w:sz="4" w:space="1" w:color="auto"/>
-          <w:left w:val="single" w:sz="4" w:space="4" w:color="auto"/>
-          <w:bottom w:val="single" w:sz="4" w:space="1" w:color="auto"/>
-          <w:right w:val="single" w:sz="4" w:space="4" w:color="auto"/>
-        </w:pBdr>
-        <w:ind w:left="1080"/>
-        <w:rPr>
-          <w:lang w:val="en-US"/>
-        </w:rPr>
-      </w:pPr>
-      <w:r>
-        <w:rPr>
-          <w:lang w:val="en-US"/>
-        </w:rPr>
-        <w:lastRenderedPageBreak/>
-        <w:t>foo is bar and bar is not foo but why foo is foo and not bar is foo</w:t>
-      </w:r>
-    </w:p>
-    <w:p>
-      <w:pPr>
-        <w:pStyle w:val="ListParagraph"/>
-        <w:numPr>
-          <w:ilvl w:val="0"/>
-          <w:numId w:val="4"/>
-        </w:numPr>
-        <w:rPr>
-          <w:lang w:val="en-US"/>
-        </w:rPr>
-      </w:pPr>
-      <w:r>
-        <w:rPr>
-          <w:lang w:val="en-US"/>
-        </w:rPr>
-        <w:t>Cách Biến Xâu Thành Tập Hợp Các Kí Tự Xuất Hiện Trong Xâu Đó?</w:t>
-      </w:r>
-    </w:p>
-    <w:p>
-      <w:pPr>
-        <w:pStyle w:val="ListParagraph"/>
-        <w:pBdr>
-          <w:top w:val="single" w:sz="4" w:space="1" w:color="auto"/>
-          <w:left w:val="single" w:sz="4" w:space="4" w:color="auto"/>
-          <w:bottom w:val="single" w:sz="4" w:space="1" w:color="auto"/>
-          <w:right w:val="single" w:sz="4" w:space="4" w:color="auto"/>
-        </w:pBdr>
-        <w:ind w:left="1080"/>
-        <w:rPr>
-          <w:lang w:val="en-US"/>
-        </w:rPr>
-      </w:pPr>
-      <w:r>
-        <w:rPr>
-          <w:lang w:val="en-US"/>
-        </w:rPr>
-        <w:t>&lt;Tập Hợp Các Kí Tự&gt; = set(&lt;Xâu&gt;)</w:t>
-      </w:r>
-    </w:p>
-    <w:p>
-      <w:pPr>
-        <w:pStyle w:val="ListParagraph"/>
-        <w:numPr>
-          <w:ilvl w:val="0"/>
-          <w:numId w:val="3"/>
-        </w:numPr>
-        <w:rPr>
-          <w:lang w:val="en-US"/>
-        </w:rPr>
-      </w:pPr>
-      <w:r>
-        <w:rPr>
-          <w:lang w:val="en-US"/>
-        </w:rPr>
-        <w:t xml:space="preserve">Dấu cách </w:t>
-      </w:r>
-      <w:r>
-        <w:rPr>
-          <w:lang w:val="en-US"/>
-        </w:rPr>
-        <w:t>cũng tính</w:t>
-      </w:r>
-    </w:p>
-    <w:p>
-      <w:pPr>
-        <w:pStyle w:val="ListParagraph"/>
-        <w:numPr>
-          <w:ilvl w:val="0"/>
-          <w:numId w:val="3"/>
-        </w:numPr>
-        <w:rPr>
-          <w:lang w:val="en-US"/>
-        </w:rPr>
-      </w:pPr>
-      <w:r>
-        <w:rPr>
-          <w:lang w:val="en-US"/>
-        </w:rPr>
-        <w:t>Ví dụ</w:t>
-      </w:r>
-    </w:p>
-    <w:p>
-      <w:pPr>
-        <w:pStyle w:val="ListParagraph"/>
-        <w:pBdr>
-          <w:top w:val="single" w:sz="4" w:space="1" w:color="auto"/>
-          <w:left w:val="single" w:sz="4" w:space="4" w:color="auto"/>
-          <w:bottom w:val="single" w:sz="4" w:space="1" w:color="auto"/>
-          <w:right w:val="single" w:sz="4" w:space="4" w:color="auto"/>
-        </w:pBdr>
-        <w:ind w:left="1080"/>
-        <w:rPr>
-          <w:lang w:val="en-US"/>
-        </w:rPr>
-      </w:pPr>
-      <w:r>
-        <w:rPr>
-          <w:lang w:val="en-US"/>
-        </w:rPr>
-        <w:t>foo = set(“b</w:t>
-      </w:r>
-      <w:r>
-        <w:rPr>
-          <w:lang w:val="en-US"/>
-        </w:rPr>
-        <w:t>/</w:t>
-      </w:r>
-      <w:r>
-        <w:rPr>
-          <w:lang w:val="en-US"/>
-        </w:rPr>
-        <w:t>ar 12a</w:t>
-      </w:r>
-      <w:r>
-        <w:rPr>
-          <w:lang w:val="en-US"/>
-        </w:rPr>
-        <w:t xml:space="preserve"> nứ</w:t>
-      </w:r>
-      <w:r>
-        <w:rPr>
-          <w:lang w:val="en-US"/>
-        </w:rPr>
-        <w:t>”)</w:t>
-      </w:r>
-    </w:p>
-    <w:p>
-      <w:pPr>
-        <w:pStyle w:val="ListParagraph"/>
-        <w:numPr>
-          <w:ilvl w:val="0"/>
-          <w:numId w:val="3"/>
-        </w:numPr>
-        <w:rPr>
-          <w:lang w:val="en-US"/>
-        </w:rPr>
-      </w:pPr>
-      <w:r>
-        <w:rPr>
-          <w:lang w:val="en-US"/>
-        </w:rPr>
-        <w:t>foo là {</w:t>
-      </w:r>
-      <w:r>
-        <w:rPr>
-          <w:lang w:val="en-US"/>
-        </w:rPr>
-        <w:t>‘ ‘, ‘/’, ‘</w:t>
-      </w:r>
-      <w:r>
-        <w:rPr>
-          <w:lang w:val="en-US"/>
-        </w:rPr>
-        <w:t>1</w:t>
-      </w:r>
-      <w:r>
-        <w:rPr>
-          <w:lang w:val="en-US"/>
-        </w:rPr>
-        <w:t>’</w:t>
-      </w:r>
-      <w:r>
-        <w:rPr>
-          <w:lang w:val="en-US"/>
-        </w:rPr>
-        <w:t xml:space="preserve">, </w:t>
-      </w:r>
-      <w:r>
-        <w:rPr>
-          <w:lang w:val="en-US"/>
-        </w:rPr>
-        <w:t>‘</w:t>
-      </w:r>
-      <w:r>
-        <w:rPr>
-          <w:lang w:val="en-US"/>
-        </w:rPr>
-        <w:t>2</w:t>
-      </w:r>
-      <w:r>
-        <w:rPr>
-          <w:lang w:val="en-US"/>
-        </w:rPr>
-        <w:t>’</w:t>
-      </w:r>
-      <w:r>
-        <w:rPr>
-          <w:lang w:val="en-US"/>
-        </w:rPr>
-        <w:t>, ‘b’, ‘a’, ‘r’</w:t>
-      </w:r>
-      <w:r>
-        <w:rPr>
-          <w:lang w:val="en-US"/>
-        </w:rPr>
-        <w:t>, ‘n’, ‘ứ’</w:t>
-      </w:r>
-      <w:r>
-        <w:rPr>
-          <w:lang w:val="en-US"/>
-        </w:rPr>
-        <w:t>}</w:t>
-      </w:r>
-    </w:p>
-    <w:p>
-      <w:pPr>
-        <w:pStyle w:val="ListParagraph"/>
-        <w:numPr>
-          <w:ilvl w:val="0"/>
-          <w:numId w:val="4"/>
-        </w:numPr>
-        <w:rPr>
-          <w:lang w:val="en-US"/>
-        </w:rPr>
-      </w:pPr>
-      <w:r>
-        <w:rPr>
-          <w:lang w:val="en-US"/>
-        </w:rPr>
-        <w:t>Cách Sắp Xếp 1 Mảng Chỉ Toàn Xâu Theo Từ Điển?</w:t>
-      </w:r>
-    </w:p>
-    <w:p>
-      <w:pPr>
-        <w:pStyle w:val="ListParagraph"/>
-        <w:pBdr>
-          <w:top w:val="single" w:sz="4" w:space="1" w:color="auto"/>
-          <w:left w:val="single" w:sz="4" w:space="4" w:color="auto"/>
-          <w:bottom w:val="single" w:sz="4" w:space="1" w:color="auto"/>
-          <w:right w:val="single" w:sz="4" w:space="4" w:color="auto"/>
-        </w:pBdr>
-        <w:ind w:left="1080"/>
-        <w:rPr>
-          <w:lang w:val="en-US"/>
-        </w:rPr>
-      </w:pPr>
-      <w:r>
-        <w:rPr>
-          <w:lang w:val="en-US"/>
-        </w:rPr>
-        <w:t>&lt;Mảng Đã Sắp Xếp&gt; = sorted(&lt;Mảng Chưa Sắp Xếp&gt;)</w:t>
-      </w:r>
-    </w:p>
-    <w:p>
-      <w:pPr>
-        <w:pStyle w:val="ListParagraph"/>
-        <w:numPr>
-          <w:ilvl w:val="0"/>
-          <w:numId w:val="3"/>
-        </w:numPr>
-        <w:rPr>
-          <w:lang w:val="en-US"/>
-        </w:rPr>
-      </w:pPr>
-      <w:r>
-        <w:rPr>
-          <w:lang w:val="en-US"/>
-        </w:rPr>
-        <w:t>Lưu ý thứ tự từ điển là dấu cách xếp đầu, đến kí tự đặc biệt, số, chữ in hoa, chữ in thường, chữ có dấu</w:t>
-      </w:r>
-    </w:p>
-    <w:p>
-      <w:pPr>
-        <w:pStyle w:val="ListParagraph"/>
-        <w:numPr>
-          <w:ilvl w:val="0"/>
-          <w:numId w:val="3"/>
-        </w:numPr>
-        <w:rPr>
-          <w:lang w:val="en-US"/>
-        </w:rPr>
-      </w:pPr>
-      <w:r>
-        <w:rPr>
-          <w:lang w:val="en-US"/>
-        </w:rPr>
-        <w:t>Ví dụ</w:t>
-      </w:r>
-    </w:p>
-    <w:p>
-      <w:pPr>
-        <w:pStyle w:val="ListParagraph"/>
-        <w:pBdr>
-          <w:top w:val="single" w:sz="4" w:space="1" w:color="auto"/>
-          <w:left w:val="single" w:sz="4" w:space="4" w:color="auto"/>
-          <w:bottom w:val="single" w:sz="4" w:space="1" w:color="auto"/>
-          <w:right w:val="single" w:sz="4" w:space="4" w:color="auto"/>
-        </w:pBdr>
-        <w:ind w:left="1080"/>
-        <w:rPr>
-          <w:lang w:val="en-US"/>
-        </w:rPr>
-      </w:pPr>
-      <w:r>
-        <w:rPr>
-          <w:lang w:val="en-US"/>
-        </w:rPr>
-        <w:t>foo = sorted([‘a’, ‘ab’, ‘ca’, ‘1’, ‘ ‘, ‘/’, ‘ứ’])</w:t>
-      </w:r>
-    </w:p>
-    <w:p>
-      <w:pPr>
-        <w:pStyle w:val="ListParagraph"/>
-        <w:numPr>
-          <w:ilvl w:val="0"/>
-          <w:numId w:val="3"/>
-        </w:numPr>
-        <w:rPr>
-          <w:lang w:val="en-US"/>
-        </w:rPr>
-      </w:pPr>
-      <w:r>
-        <w:rPr>
-          <w:lang w:val="en-US"/>
-        </w:rPr>
-        <w:t>foo là [‘ ’, ‘/’, ‘1’, ‘a’, ‘ab’, ‘ca’, ‘ứ’]</w:t>
-      </w:r>
-    </w:p>
-    <w:p>
-      <w:pPr>
-        <w:pStyle w:val="ListParagraph"/>
-        <w:numPr>
-          <w:ilvl w:val="0"/>
-          <w:numId w:val="4"/>
-        </w:numPr>
-        <w:rPr>
-          <w:lang w:val="en-US"/>
-        </w:rPr>
-      </w:pPr>
-      <w:r>
-        <w:rPr>
-          <w:lang w:val="en-US"/>
-        </w:rPr>
-        <w:t>Cách Chuyển Đối Tượng Iterable Chứa Các Phần Tử Toàn Là Xâu Thành 1 Xâu Duy Nhất?</w:t>
-      </w:r>
-    </w:p>
-    <w:p>
-      <w:pPr>
-        <w:pStyle w:val="ListParagraph"/>
-        <w:pBdr>
-          <w:top w:val="single" w:sz="4" w:space="1" w:color="auto"/>
-          <w:left w:val="single" w:sz="4" w:space="4" w:color="auto"/>
-          <w:bottom w:val="single" w:sz="4" w:space="1" w:color="auto"/>
-          <w:right w:val="single" w:sz="4" w:space="4" w:color="auto"/>
-        </w:pBdr>
-        <w:ind w:left="1080"/>
-        <w:rPr>
-          <w:lang w:val="en-US"/>
-        </w:rPr>
-      </w:pPr>
-      <w:r>
-        <w:rPr>
-          <w:lang w:val="en-US"/>
-        </w:rPr>
-        <w:t>&lt;Xâu Nối&gt; = &lt;Xâu Ngăn Cách&gt;.join(&lt;Đối Tượng Iterable Chứa Toàn Xâu&gt;)</w:t>
-      </w:r>
-    </w:p>
-    <w:p>
-      <w:pPr>
-        <w:pStyle w:val="ListParagraph"/>
-        <w:numPr>
-          <w:ilvl w:val="0"/>
-          <w:numId w:val="3"/>
-        </w:numPr>
-        <w:rPr>
-          <w:lang w:val="en-US"/>
-        </w:rPr>
-      </w:pPr>
-      <w:r>
-        <w:rPr>
-          <w:lang w:val="en-US"/>
-        </w:rPr>
-        <w:t>Ví dụ</w:t>
-      </w:r>
-    </w:p>
-    <w:p>
-      <w:pPr>
-        <w:pStyle w:val="ListParagraph"/>
-        <w:numPr>
-          <w:ilvl w:val="0"/>
-          <w:numId w:val="3"/>
-        </w:numPr>
-        <w:rPr>
-          <w:lang w:val="en-US"/>
-        </w:rPr>
-      </w:pPr>
-      <w:r>
-        <w:rPr>
-          <w:lang w:val="en-US"/>
-        </w:rPr>
-        <w:t>x là [‘foo’, ‘bar’, ‘i’, ‘ stupid’]</w:t>
-      </w:r>
-    </w:p>
-    <w:p>
-      <w:pPr>
-        <w:pStyle w:val="ListParagraph"/>
-        <w:pBdr>
-          <w:top w:val="single" w:sz="4" w:space="1" w:color="auto"/>
-          <w:left w:val="single" w:sz="4" w:space="4" w:color="auto"/>
-          <w:bottom w:val="single" w:sz="4" w:space="1" w:color="auto"/>
-          <w:right w:val="single" w:sz="4" w:space="4" w:color="auto"/>
-        </w:pBdr>
-        <w:ind w:left="1080"/>
-        <w:rPr>
-          <w:lang w:val="en-US"/>
-        </w:rPr>
-      </w:pPr>
-      <w:r>
-        <w:rPr>
-          <w:lang w:val="en-US"/>
-        </w:rPr>
-        <w:t>y = ‘shit’.join(x)</w:t>
-      </w:r>
-    </w:p>
-    <w:p>
-      <w:pPr>
-        <w:pStyle w:val="ListParagraph"/>
-        <w:numPr>
-          <w:ilvl w:val="0"/>
-          <w:numId w:val="3"/>
-        </w:numPr>
-        <w:rPr>
-          <w:lang w:val="en-US"/>
-        </w:rPr>
-      </w:pPr>
-      <w:r>
-        <w:rPr>
-          <w:lang w:val="en-US"/>
-        </w:rPr>
-        <w:t>“y” là “fooshitbarshitishitstupid”</w:t>
-      </w:r>
-    </w:p>
-    <w:p>
-      <w:pPr>
-        <w:pStyle w:val="ListParagraph"/>
-        <w:numPr>
-          <w:ilvl w:val="0"/>
-          <w:numId w:val="4"/>
-        </w:numPr>
-        <w:rPr>
-          <w:lang w:val="en-US"/>
-        </w:rPr>
-      </w:pPr>
-      <w:r>
-        <w:rPr>
-          <w:lang w:val="en-US"/>
-        </w:rPr>
-        <w:t>Cách Viết Xâu Không Có Nội Suy Kí Tự Đặc Biệt?</w:t>
-      </w:r>
-    </w:p>
-    <w:p>
-      <w:pPr>
-        <w:pStyle w:val="ListParagraph"/>
-        <w:pBdr>
-          <w:top w:val="single" w:sz="4" w:space="1" w:color="auto"/>
-          <w:left w:val="single" w:sz="4" w:space="4" w:color="auto"/>
-          <w:bottom w:val="single" w:sz="4" w:space="1" w:color="auto"/>
-          <w:right w:val="single" w:sz="4" w:space="4" w:color="auto"/>
-        </w:pBdr>
-        <w:ind w:left="1080"/>
-        <w:rPr>
-          <w:lang w:val="en-US"/>
-        </w:rPr>
-      </w:pPr>
-      <w:r>
-        <w:rPr>
-          <w:lang w:val="en-US"/>
-        </w:rPr>
-        <w:t>r&lt;Xâu Chứa Kí Tự Đặc Biệt&gt;</w:t>
-      </w:r>
-    </w:p>
-    <w:p>
-      <w:pPr>
-        <w:pStyle w:val="ListParagraph"/>
-        <w:numPr>
-          <w:ilvl w:val="0"/>
-          <w:numId w:val="3"/>
-        </w:numPr>
-        <w:rPr>
-          <w:lang w:val="en-US"/>
-        </w:rPr>
-      </w:pPr>
-      <w:r>
-        <w:rPr>
-          <w:lang w:val="en-US"/>
-        </w:rPr>
-        <w:t>Ví dụ</w:t>
-      </w:r>
-    </w:p>
-    <w:p>
-      <w:pPr>
-        <w:pStyle w:val="ListParagraph"/>
-        <w:pBdr>
-          <w:top w:val="single" w:sz="4" w:space="1" w:color="auto"/>
-          <w:left w:val="single" w:sz="4" w:space="4" w:color="auto"/>
-          <w:bottom w:val="single" w:sz="4" w:space="1" w:color="auto"/>
-          <w:right w:val="single" w:sz="4" w:space="4" w:color="auto"/>
-        </w:pBdr>
-        <w:ind w:left="1080"/>
-        <w:rPr>
-          <w:lang w:val="en-US"/>
-        </w:rPr>
-      </w:pPr>
-      <w:r>
-        <w:rPr>
-          <w:lang w:val="en-US"/>
-        </w:rPr>
-        <w:t>foo = r</w:t>
+        <w:pStyle w:val="ListParagraph"/>
+        <w:pBdr>
+          <w:top w:val="single" w:sz="4" w:space="1" w:color="auto"/>
+          <w:left w:val="single" w:sz="4" w:space="4" w:color="auto"/>
+          <w:bottom w:val="single" w:sz="4" w:space="1" w:color="auto"/>
+          <w:right w:val="single" w:sz="4" w:space="4" w:color="auto"/>
+        </w:pBdr>
+        <w:ind w:left="1080"/>
+        <w:rPr>
+          <w:lang w:val="en-US"/>
+        </w:rPr>
+      </w:pPr>
+      <w:r>
+        <w:rPr>
+          <w:lang w:val="en-US"/>
+        </w:rPr>
+        <w:t>boo = b</w:t>
+      </w:r>
+      <w:r>
+        <w:rPr>
+          <w:lang w:val="en-US"/>
+        </w:rPr>
+        <w:t>"bar"</w:t>
+      </w:r>
+      <w:r>
+        <w:rPr>
+          <w:lang w:val="en-US"/>
+        </w:rPr>
+        <w:t>.de</w:t>
+      </w:r>
+      <w:r>
+        <w:rPr>
+          <w:lang w:val="en-US"/>
+        </w:rPr>
+        <w:t>code</w:t>
+      </w:r>
+      <w:r>
+        <w:rPr>
+          <w:lang w:val="en-US"/>
+        </w:rPr>
+        <w:t>("utf-8</w:t>
       </w:r>
       <w:r>
         <w:rPr>
@@ -1288,31 +1738,7 @@
         <w:rPr>
           <w:lang w:val="en-US"/>
         </w:rPr>
-        <w:t>huhu.\n</w:t>
-      </w:r>
-      <w:r>
-        <w:rPr>
-          <w:lang w:val="en-US"/>
-        </w:rPr>
-        <w:t>"</w:t>
-      </w:r>
-    </w:p>
-    <w:p>
-      <w:pPr>
-        <w:pStyle w:val="ListParagraph"/>
-        <w:numPr>
-          <w:ilvl w:val="0"/>
-          <w:numId w:val="3"/>
-        </w:numPr>
-        <w:rPr>
-          <w:lang w:val="en-US"/>
-        </w:rPr>
-      </w:pPr>
-      <w:r>
-        <w:rPr>
-          <w:lang w:val="en-US"/>
-        </w:rPr>
-        <w:t>“foo” sẽ có giá trị là “huhu.\n”, kí tự đặc biệt “\n” được xem là kí tự thường</w:t>
+        <w:t>)</w:t>
       </w:r>
     </w:p>
     <w:p>
@@ -2048,6 +2474,7 @@
         <w:rPr>
           <w:lang w:val="en-US"/>
         </w:rPr>
+        <w:lastRenderedPageBreak/>
         <w:t>Mỗi phần tử trong &lt;Biến&gt; sẽ có 2 giá trị, đầu tiên là số thứ tự, thứ 2 là giá trị tương ứng trong mảng</w:t>
       </w:r>
     </w:p>
@@ -2353,29 +2780,400 @@
         <w:rPr>
           <w:lang w:val="en-US"/>
         </w:rPr>
+        <w:t>Giả sử “foo” là 1 đối tượng Iterable, chứa các phần tử cũng Iterable, các Iterable con này đều chứa 2 phần tử, nhập lệnh sau</w:t>
+      </w:r>
+    </w:p>
+    <w:p>
+      <w:pPr>
+        <w:pStyle w:val="ListParagraph"/>
+        <w:pBdr>
+          <w:top w:val="single" w:sz="4" w:space="1" w:color="auto"/>
+          <w:left w:val="single" w:sz="4" w:space="4" w:color="auto"/>
+          <w:bottom w:val="single" w:sz="4" w:space="1" w:color="auto"/>
+          <w:right w:val="single" w:sz="4" w:space="4" w:color="auto"/>
+        </w:pBdr>
+        <w:ind w:left="1080"/>
+        <w:rPr>
+          <w:lang w:val="en-US"/>
+        </w:rPr>
+      </w:pPr>
+      <w:r>
+        <w:rPr>
+          <w:lang w:val="en-US"/>
+        </w:rPr>
+        <w:t>&lt;Dictionary&gt; = dict(foo)</w:t>
+      </w:r>
+    </w:p>
+    <w:p>
+      <w:pPr>
+        <w:pStyle w:val="ListParagraph"/>
+        <w:numPr>
+          <w:ilvl w:val="0"/>
+          <w:numId w:val="3"/>
+        </w:numPr>
+        <w:rPr>
+          <w:lang w:val="en-US"/>
+        </w:rPr>
+      </w:pPr>
+      <w:r>
+        <w:rPr>
+          <w:lang w:val="en-US"/>
+        </w:rPr>
+        <w:t>&lt;Dictionary&gt; sẽ có các cặp Key và giá trị tương ứng với 2 phần tử trong các Iterable con</w:t>
+      </w:r>
+    </w:p>
+    <w:p>
+      <w:pPr>
+        <w:pStyle w:val="ListParagraph"/>
+        <w:numPr>
+          <w:ilvl w:val="0"/>
+          <w:numId w:val="3"/>
+        </w:numPr>
+        <w:rPr>
+          <w:lang w:val="en-US"/>
+        </w:rPr>
+      </w:pPr>
+      <w:r>
+        <w:rPr>
+          <w:lang w:val="en-US"/>
+        </w:rPr>
+        <w:t>Ví dụ</w:t>
+      </w:r>
+    </w:p>
+    <w:p>
+      <w:pPr>
+        <w:pStyle w:val="ListParagraph"/>
+        <w:pBdr>
+          <w:top w:val="single" w:sz="4" w:space="1" w:color="auto"/>
+          <w:left w:val="single" w:sz="4" w:space="4" w:color="auto"/>
+          <w:bottom w:val="single" w:sz="4" w:space="1" w:color="auto"/>
+          <w:right w:val="single" w:sz="4" w:space="4" w:color="auto"/>
+        </w:pBdr>
+        <w:ind w:left="1080"/>
+        <w:rPr>
+          <w:lang w:val="en-US"/>
+        </w:rPr>
+      </w:pPr>
+      <w:r>
+        <w:rPr>
+          <w:lang w:val="en-US"/>
+        </w:rPr>
+        <w:t>foo = ([1, ‘a’], (‘abc’, 5))</w:t>
+      </w:r>
+    </w:p>
+    <w:p>
+      <w:pPr>
+        <w:pStyle w:val="ListParagraph"/>
+        <w:pBdr>
+          <w:top w:val="single" w:sz="4" w:space="1" w:color="auto"/>
+          <w:left w:val="single" w:sz="4" w:space="4" w:color="auto"/>
+          <w:bottom w:val="single" w:sz="4" w:space="1" w:color="auto"/>
+          <w:right w:val="single" w:sz="4" w:space="4" w:color="auto"/>
+        </w:pBdr>
+        <w:ind w:left="1080"/>
+        <w:rPr>
+          <w:lang w:val="en-US"/>
+        </w:rPr>
+      </w:pPr>
+      <w:r>
+        <w:rPr>
+          <w:lang w:val="en-US"/>
+        </w:rPr>
+        <w:t>bar = dict(foo)</w:t>
+      </w:r>
+    </w:p>
+    <w:p>
+      <w:pPr>
+        <w:pStyle w:val="ListParagraph"/>
+        <w:numPr>
+          <w:ilvl w:val="0"/>
+          <w:numId w:val="3"/>
+        </w:numPr>
+        <w:rPr>
+          <w:lang w:val="en-US"/>
+        </w:rPr>
+      </w:pPr>
+      <w:r>
+        <w:rPr>
+          <w:lang w:val="en-US"/>
+        </w:rPr>
+        <w:t>“bar” có giá trị là {1 : “a”, “abc” : 5}</w:t>
+      </w:r>
+    </w:p>
+    <w:p>
+      <w:pPr>
+        <w:rPr>
+          <w:lang w:val="en-US"/>
+        </w:rPr>
+      </w:pPr>
+    </w:p>
+    <w:p>
+      <w:pPr>
+        <w:rPr>
+          <w:lang w:val="en-US"/>
+        </w:rPr>
+      </w:pPr>
+      <w:r>
+        <w:rPr>
+          <w:lang w:val="en-US"/>
+        </w:rPr>
+        <w:t>Class – Lớp:</w:t>
+      </w:r>
+    </w:p>
+    <w:p>
+      <w:pPr>
+        <w:pStyle w:val="ListParagraph"/>
+        <w:numPr>
+          <w:ilvl w:val="0"/>
+          <w:numId w:val="7"/>
+        </w:numPr>
+        <w:rPr>
+          <w:lang w:val="en-US"/>
+        </w:rPr>
+      </w:pPr>
+      <w:r>
+        <w:rPr>
+          <w:lang w:val="en-US"/>
+        </w:rPr>
+        <w:t>Bản Chất Class?</w:t>
+      </w:r>
+    </w:p>
+    <w:p>
+      <w:pPr>
+        <w:pStyle w:val="ListParagraph"/>
+        <w:numPr>
+          <w:ilvl w:val="0"/>
+          <w:numId w:val="3"/>
+        </w:numPr>
+        <w:rPr>
+          <w:lang w:val="en-US"/>
+        </w:rPr>
+      </w:pPr>
+      <w:r>
+        <w:rPr>
+          <w:lang w:val="en-US"/>
+        </w:rPr>
+        <w:t xml:space="preserve">Tưởng tượng Class giống như đường dẫn đến File, giả sử Class to nhất của bạn là A, thì A là thư mục gốc, tạo Class B bên trong A, tương đương tạo thư mục con B trong thư mục gốc A, tạo thuộc tính và </w:t>
+      </w:r>
+      <w:r>
+        <w:rPr>
+          <w:lang w:val="en-US"/>
+        </w:rPr>
+        <w:t>hàm</w:t>
+      </w:r>
+      <w:r>
+        <w:rPr>
+          <w:lang w:val="en-US"/>
+        </w:rPr>
+        <w:t xml:space="preserve"> trong A, tương đương tạo File trong thư mục A</w:t>
+      </w:r>
+    </w:p>
+    <w:p>
+      <w:pPr>
+        <w:pStyle w:val="ListParagraph"/>
+        <w:numPr>
+          <w:ilvl w:val="0"/>
+          <w:numId w:val="3"/>
+        </w:numPr>
+        <w:rPr>
+          <w:lang w:val="en-US"/>
+        </w:rPr>
+      </w:pPr>
+      <w:r>
+        <w:rPr>
+          <w:lang w:val="en-US"/>
+        </w:rPr>
+        <w:t xml:space="preserve">Để truy cập 1 thuộc tính hoặc </w:t>
+      </w:r>
+      <w:r>
+        <w:rPr>
+          <w:lang w:val="en-US"/>
+        </w:rPr>
+        <w:t>hàm,</w:t>
+      </w:r>
+      <w:r>
+        <w:rPr>
+          <w:lang w:val="en-US"/>
+        </w:rPr>
+        <w:t xml:space="preserve"> thì phải biến đường dẫn đến nó, khác với đường dẫn thông thường,  đường dẫn này thay dấu “/” thành “.”</w:t>
+      </w:r>
+    </w:p>
+    <w:p>
+      <w:pPr>
+        <w:pStyle w:val="ListParagraph"/>
+        <w:numPr>
+          <w:ilvl w:val="0"/>
+          <w:numId w:val="3"/>
+        </w:numPr>
+        <w:rPr>
+          <w:lang w:val="en-US"/>
+        </w:rPr>
+      </w:pPr>
+      <w:r>
+        <w:rPr>
+          <w:lang w:val="en-US"/>
+        </w:rPr>
+        <w:t>Ví dụ</w:t>
+      </w:r>
+    </w:p>
+    <w:p>
+      <w:pPr>
+        <w:pStyle w:val="ListParagraph"/>
+        <w:numPr>
+          <w:ilvl w:val="0"/>
+          <w:numId w:val="3"/>
+        </w:numPr>
+        <w:rPr>
+          <w:lang w:val="en-US"/>
+        </w:rPr>
+      </w:pPr>
+      <w:r>
+        <w:rPr>
+          <w:lang w:val="en-US"/>
+        </w:rPr>
+        <w:t>Class A to nhất, trong đó có Class B, trong B có thuộc tính “foo” = 5, khi đó “A.B.foo” có giá trị = 5, trong B còn có hàm “bar”, khi đó “A.B.bar(&lt;Tham Số&gt;)” sẽ gọi hàm này</w:t>
+      </w:r>
+    </w:p>
+    <w:p>
+      <w:pPr>
+        <w:pStyle w:val="ListParagraph"/>
+        <w:numPr>
+          <w:ilvl w:val="0"/>
+          <w:numId w:val="7"/>
+        </w:numPr>
+        <w:rPr>
+          <w:lang w:val="en-US"/>
+        </w:rPr>
+      </w:pPr>
+      <w:r>
+        <w:rPr>
+          <w:lang w:val="en-US"/>
+        </w:rPr>
+        <w:t xml:space="preserve">Bản </w:t>
+      </w:r>
+      <w:r>
+        <w:rPr>
+          <w:lang w:val="en-US"/>
+        </w:rPr>
+        <w:t xml:space="preserve">Chất Của 1 Đối Tượng  Thuộc 1 </w:t>
+      </w:r>
+      <w:r>
+        <w:rPr>
+          <w:lang w:val="en-US"/>
+        </w:rPr>
+        <w:t xml:space="preserve">Class </w:t>
+      </w:r>
+      <w:r>
+        <w:rPr>
+          <w:lang w:val="en-US"/>
+        </w:rPr>
+        <w:t>Nào Đó?</w:t>
+      </w:r>
+    </w:p>
+    <w:p>
+      <w:pPr>
+        <w:pStyle w:val="ListParagraph"/>
+        <w:numPr>
+          <w:ilvl w:val="0"/>
+          <w:numId w:val="3"/>
+        </w:numPr>
+        <w:rPr>
+          <w:lang w:val="en-US"/>
+        </w:rPr>
+      </w:pPr>
+      <w:r>
+        <w:rPr>
+          <w:lang w:val="en-US"/>
+        </w:rPr>
+        <w:t>Để tạo 1 đối tượng của 1 Class, ví dụ tạo đối tượng B từ Class A, viết</w:t>
+      </w:r>
+    </w:p>
+    <w:p>
+      <w:pPr>
+        <w:pStyle w:val="ListParagraph"/>
+        <w:pBdr>
+          <w:top w:val="single" w:sz="4" w:space="1" w:color="auto"/>
+          <w:left w:val="single" w:sz="4" w:space="4" w:color="auto"/>
+          <w:bottom w:val="single" w:sz="4" w:space="1" w:color="auto"/>
+          <w:right w:val="single" w:sz="4" w:space="4" w:color="auto"/>
+        </w:pBdr>
+        <w:ind w:left="1080"/>
+        <w:rPr>
+          <w:lang w:val="en-US"/>
+        </w:rPr>
+      </w:pPr>
+      <w:r>
+        <w:rPr>
+          <w:lang w:val="en-US"/>
+        </w:rPr>
+        <w:t>B = A()</w:t>
+      </w:r>
+    </w:p>
+    <w:p>
+      <w:pPr>
+        <w:pStyle w:val="ListParagraph"/>
+        <w:numPr>
+          <w:ilvl w:val="0"/>
+          <w:numId w:val="3"/>
+        </w:numPr>
+        <w:rPr>
+          <w:lang w:val="en-US"/>
+        </w:rPr>
+      </w:pPr>
+      <w:r>
+        <w:rPr>
+          <w:lang w:val="en-US"/>
+        </w:rPr>
+        <w:t>Đầ</w:t>
+      </w:r>
+      <w:r>
+        <w:rPr>
+          <w:lang w:val="en-US"/>
+        </w:rPr>
+        <w:t>u tiên, xét thuộc tính</w:t>
+      </w:r>
+      <w:r>
+        <w:rPr>
+          <w:lang w:val="en-US"/>
+        </w:rPr>
+        <w:t xml:space="preserve">, giả sử ta có Class A, trong đó có </w:t>
+      </w:r>
+      <w:r>
+        <w:rPr>
+          <w:lang w:val="en-US"/>
+        </w:rPr>
+        <w:t>“</w:t>
+      </w:r>
+      <w:r>
+        <w:rPr>
+          <w:lang w:val="en-US"/>
+        </w:rPr>
+        <w:t>foo</w:t>
+      </w:r>
+      <w:r>
+        <w:rPr>
+          <w:lang w:val="en-US"/>
+        </w:rPr>
+        <w:t>”</w:t>
+      </w:r>
+      <w:r>
+        <w:rPr>
+          <w:lang w:val="en-US"/>
+        </w:rPr>
+        <w:t xml:space="preserve"> = 4, B là 1 đối tượng thuộc Class A, truy cập tất cả thuộc tính của Class A = đối tượng B như bình thườ</w:t>
+      </w:r>
+      <w:r>
+        <w:rPr>
+          <w:lang w:val="en-US"/>
+        </w:rPr>
+        <w:t xml:space="preserve">ng, tuy nhiên </w:t>
+      </w:r>
+      <w:r>
+        <w:rPr>
+          <w:lang w:val="en-US"/>
+        </w:rPr>
         <w:lastRenderedPageBreak/>
-        <w:t>Giả sử “foo” là 1 đối tượng Iterable, chứa các phần tử cũng Iterable, các Iterable con này đều chứa 2 phần tử, nhập lệnh sau</w:t>
-      </w:r>
-    </w:p>
-    <w:p>
-      <w:pPr>
-        <w:pStyle w:val="ListParagraph"/>
-        <w:pBdr>
-          <w:top w:val="single" w:sz="4" w:space="1" w:color="auto"/>
-          <w:left w:val="single" w:sz="4" w:space="4" w:color="auto"/>
-          <w:bottom w:val="single" w:sz="4" w:space="1" w:color="auto"/>
-          <w:right w:val="single" w:sz="4" w:space="4" w:color="auto"/>
-        </w:pBdr>
-        <w:ind w:left="1080"/>
-        <w:rPr>
-          <w:lang w:val="en-US"/>
-        </w:rPr>
-      </w:pPr>
-      <w:r>
-        <w:rPr>
-          <w:lang w:val="en-US"/>
-        </w:rPr>
-        <w:t>&lt;Dictionary&gt; = dict(foo)</w:t>
+        <w:t>“foo” dùng chung, nghĩa là nếu thay đổi “foo” thông qua “A.foo” thì “B.foo” cũng thay đổi tương tự, nhưng nếu dùng “B.foo” để thay đổi, thì “A.foo” và tất cả các đối tượng của class A sẽ không thay đổi, khi này, “foo” của B sẽ tách ra làm thuộc tính riêng của B</w:t>
       </w:r>
     </w:p>
     <w:p>
@@ -2393,7 +3191,55 @@
         <w:rPr>
           <w:lang w:val="en-US"/>
         </w:rPr>
-        <w:t>&lt;Dictionary&gt; sẽ có các cặp Key và giá trị tương ứng với 2 phần tử trong các Iterable con</w:t>
+        <w:t xml:space="preserve">Xét hàm số, trong Class A có hàm “bar”, khi này dùng B để gọi </w:t>
+      </w:r>
+      <w:r>
+        <w:rPr>
+          <w:lang w:val="en-US"/>
+        </w:rPr>
+        <w:t>“</w:t>
+      </w:r>
+      <w:r>
+        <w:rPr>
+          <w:lang w:val="en-US"/>
+        </w:rPr>
+        <w:t>bar</w:t>
+      </w:r>
+      <w:r>
+        <w:rPr>
+          <w:lang w:val="en-US"/>
+        </w:rPr>
+        <w:t>”</w:t>
+      </w:r>
+      <w:r>
+        <w:rPr>
+          <w:lang w:val="en-US"/>
+        </w:rPr>
+        <w:t xml:space="preserve"> sẽ có 1 chút khác, đó là tham số đầu tiên của </w:t>
+      </w:r>
+      <w:r>
+        <w:rPr>
+          <w:lang w:val="en-US"/>
+        </w:rPr>
+        <w:t>“</w:t>
+      </w:r>
+      <w:r>
+        <w:rPr>
+          <w:lang w:val="en-US"/>
+        </w:rPr>
+        <w:t>bar</w:t>
+      </w:r>
+      <w:r>
+        <w:rPr>
+          <w:lang w:val="en-US"/>
+        </w:rPr>
+        <w:t>”</w:t>
+      </w:r>
+      <w:r>
+        <w:rPr>
+          <w:lang w:val="en-US"/>
+        </w:rPr>
+        <w:t xml:space="preserve"> sẽ chính là bản thân B luôn, nên bạn có thể dùng tham số này để thay đổi hàm và thuộc tính của B, thông thường nó được đặt tên là “self”</w:t>
       </w:r>
     </w:p>
     <w:p>
@@ -2411,6 +3257,343 @@
         <w:rPr>
           <w:lang w:val="en-US"/>
         </w:rPr>
+        <w:t>Nếu bạn muốn không có sự khác biệt, nghĩa là không có tham số đầu tiên con mẹ gì hết, thì đặt “@staticmethod” lên trước khai báo hàm</w:t>
+      </w:r>
+    </w:p>
+    <w:p>
+      <w:pPr>
+        <w:pStyle w:val="ListParagraph"/>
+        <w:numPr>
+          <w:ilvl w:val="0"/>
+          <w:numId w:val="3"/>
+        </w:numPr>
+        <w:rPr>
+          <w:lang w:val="en-US"/>
+        </w:rPr>
+      </w:pPr>
+      <w:r>
+        <w:rPr>
+          <w:lang w:val="en-US"/>
+        </w:rPr>
+        <w:t>Hàm “__init__” là trường hợp đặc biệt, sau khi B đăng kí Class A, nó sẽ ngay lập tức gọi hàm này</w:t>
+      </w:r>
+    </w:p>
+    <w:p>
+      <w:pPr>
+        <w:pStyle w:val="ListParagraph"/>
+        <w:numPr>
+          <w:ilvl w:val="0"/>
+          <w:numId w:val="7"/>
+        </w:numPr>
+        <w:rPr>
+          <w:lang w:val="en-US"/>
+        </w:rPr>
+      </w:pPr>
+      <w:r>
+        <w:rPr>
+          <w:lang w:val="en-US"/>
+        </w:rPr>
+        <w:t xml:space="preserve">Tạo </w:t>
+      </w:r>
+      <w:r>
+        <w:rPr>
+          <w:lang w:val="en-US"/>
+        </w:rPr>
+        <w:t>Nhanh 1 Class?</w:t>
+      </w:r>
+    </w:p>
+    <w:p>
+      <w:pPr>
+        <w:pStyle w:val="ListParagraph"/>
+        <w:pBdr>
+          <w:top w:val="single" w:sz="4" w:space="1" w:color="auto"/>
+          <w:left w:val="single" w:sz="4" w:space="4" w:color="auto"/>
+          <w:bottom w:val="single" w:sz="4" w:space="1" w:color="auto"/>
+          <w:right w:val="single" w:sz="4" w:space="4" w:color="auto"/>
+        </w:pBdr>
+        <w:ind w:left="1080"/>
+        <w:rPr>
+          <w:lang w:val="en-US"/>
+        </w:rPr>
+      </w:pPr>
+      <w:r>
+        <w:rPr>
+          <w:lang w:val="en-US"/>
+        </w:rPr>
+        <w:t xml:space="preserve">class </w:t>
+      </w:r>
+      <w:r>
+        <w:rPr>
+          <w:lang w:val="en-US"/>
+        </w:rPr>
+        <w:t>&lt;Tên Class&gt;</w:t>
+      </w:r>
+      <w:r>
+        <w:rPr>
+          <w:lang w:val="en-US"/>
+        </w:rPr>
+        <w:t>(</w:t>
+      </w:r>
+      <w:r>
+        <w:rPr>
+          <w:lang w:val="en-US"/>
+        </w:rPr>
+        <w:t>&lt;Tên Class Kế Thừa&gt;</w:t>
+      </w:r>
+      <w:r>
+        <w:rPr>
+          <w:lang w:val="en-US"/>
+        </w:rPr>
+        <w:t>):</w:t>
+      </w:r>
+    </w:p>
+    <w:p>
+      <w:pPr>
+        <w:pStyle w:val="ListParagraph"/>
+        <w:pBdr>
+          <w:top w:val="single" w:sz="4" w:space="1" w:color="auto"/>
+          <w:left w:val="single" w:sz="4" w:space="4" w:color="auto"/>
+          <w:bottom w:val="single" w:sz="4" w:space="1" w:color="auto"/>
+          <w:right w:val="single" w:sz="4" w:space="4" w:color="auto"/>
+        </w:pBdr>
+        <w:ind w:left="1080"/>
+        <w:rPr>
+          <w:lang w:val="en-US"/>
+        </w:rPr>
+      </w:pPr>
+      <w:r>
+        <w:rPr>
+          <w:lang w:val="en-US"/>
+        </w:rPr>
+        <w:t xml:space="preserve">    </w:t>
+      </w:r>
+      <w:r>
+        <w:rPr>
+          <w:lang w:val="en-US"/>
+        </w:rPr>
+        <w:t>def __init__(self, &lt;Tham Số Khởi Tạo&gt;):</w:t>
+      </w:r>
+    </w:p>
+    <w:p>
+      <w:pPr>
+        <w:pStyle w:val="ListParagraph"/>
+        <w:pBdr>
+          <w:top w:val="single" w:sz="4" w:space="1" w:color="auto"/>
+          <w:left w:val="single" w:sz="4" w:space="4" w:color="auto"/>
+          <w:bottom w:val="single" w:sz="4" w:space="1" w:color="auto"/>
+          <w:right w:val="single" w:sz="4" w:space="4" w:color="auto"/>
+        </w:pBdr>
+        <w:ind w:left="1080"/>
+        <w:rPr>
+          <w:lang w:val="en-US"/>
+        </w:rPr>
+      </w:pPr>
+      <w:r>
+        <w:rPr>
+          <w:lang w:val="en-US"/>
+        </w:rPr>
+        <w:t xml:space="preserve">        </w:t>
+      </w:r>
+      <w:r>
+        <w:rPr>
+          <w:lang w:val="en-US"/>
+        </w:rPr>
+        <w:t>super().__init__(&lt;Giá Trị Khởi Tạo Class Kế Thừa&gt;)</w:t>
+      </w:r>
+    </w:p>
+    <w:p>
+      <w:pPr>
+        <w:pStyle w:val="ListParagraph"/>
+        <w:pBdr>
+          <w:top w:val="single" w:sz="4" w:space="1" w:color="auto"/>
+          <w:left w:val="single" w:sz="4" w:space="4" w:color="auto"/>
+          <w:bottom w:val="single" w:sz="4" w:space="1" w:color="auto"/>
+          <w:right w:val="single" w:sz="4" w:space="4" w:color="auto"/>
+        </w:pBdr>
+        <w:ind w:left="1080"/>
+        <w:rPr>
+          <w:lang w:val="en-US"/>
+        </w:rPr>
+      </w:pPr>
+      <w:r>
+        <w:rPr>
+          <w:lang w:val="en-US"/>
+        </w:rPr>
+        <w:t xml:space="preserve">        </w:t>
+      </w:r>
+      <w:r>
+        <w:rPr>
+          <w:lang w:val="en-US"/>
+        </w:rPr>
+        <w:t>self.&lt;Tên Thuộc Tính&gt; = &lt;Giá Trị Thuộc Tính&gt;</w:t>
+      </w:r>
+    </w:p>
+    <w:p>
+      <w:pPr>
+        <w:pStyle w:val="ListParagraph"/>
+        <w:pBdr>
+          <w:top w:val="single" w:sz="4" w:space="1" w:color="auto"/>
+          <w:left w:val="single" w:sz="4" w:space="4" w:color="auto"/>
+          <w:bottom w:val="single" w:sz="4" w:space="1" w:color="auto"/>
+          <w:right w:val="single" w:sz="4" w:space="4" w:color="auto"/>
+        </w:pBdr>
+        <w:ind w:left="1080"/>
+        <w:rPr>
+          <w:lang w:val="en-US"/>
+        </w:rPr>
+      </w:pPr>
+    </w:p>
+    <w:p>
+      <w:pPr>
+        <w:pStyle w:val="ListParagraph"/>
+        <w:pBdr>
+          <w:top w:val="single" w:sz="4" w:space="1" w:color="auto"/>
+          <w:left w:val="single" w:sz="4" w:space="4" w:color="auto"/>
+          <w:bottom w:val="single" w:sz="4" w:space="1" w:color="auto"/>
+          <w:right w:val="single" w:sz="4" w:space="4" w:color="auto"/>
+        </w:pBdr>
+        <w:ind w:left="1080"/>
+        <w:rPr>
+          <w:lang w:val="en-US"/>
+        </w:rPr>
+      </w:pPr>
+      <w:r>
+        <w:rPr>
+          <w:lang w:val="en-US"/>
+        </w:rPr>
+        <w:t xml:space="preserve">    </w:t>
+      </w:r>
+      <w:r>
+        <w:rPr>
+          <w:lang w:val="en-US"/>
+        </w:rPr>
+        <w:t>def &lt;Tên Hàm Trong Class&gt;(self, &lt;Tham Số&gt;):</w:t>
+      </w:r>
+    </w:p>
+    <w:p>
+      <w:pPr>
+        <w:pStyle w:val="ListParagraph"/>
+        <w:pBdr>
+          <w:top w:val="single" w:sz="4" w:space="1" w:color="auto"/>
+          <w:left w:val="single" w:sz="4" w:space="4" w:color="auto"/>
+          <w:bottom w:val="single" w:sz="4" w:space="1" w:color="auto"/>
+          <w:right w:val="single" w:sz="4" w:space="4" w:color="auto"/>
+        </w:pBdr>
+        <w:ind w:left="1080"/>
+        <w:rPr>
+          <w:lang w:val="en-US"/>
+        </w:rPr>
+      </w:pPr>
+      <w:r>
+        <w:rPr>
+          <w:lang w:val="en-US"/>
+        </w:rPr>
+        <w:t xml:space="preserve">        </w:t>
+      </w:r>
+      <w:r>
+        <w:rPr>
+          <w:lang w:val="en-US"/>
+        </w:rPr>
+        <w:t xml:space="preserve">&lt;Xử Lí </w:t>
+      </w:r>
+      <w:r>
+        <w:rPr>
+          <w:lang w:val="en-US"/>
+        </w:rPr>
+        <w:t>Gì Đó Với Tham Số</w:t>
+      </w:r>
+      <w:r>
+        <w:rPr>
+          <w:lang w:val="en-US"/>
+        </w:rPr>
+        <w:t>&gt;</w:t>
+      </w:r>
+    </w:p>
+    <w:p>
+      <w:pPr>
+        <w:pStyle w:val="ListParagraph"/>
+        <w:pBdr>
+          <w:top w:val="single" w:sz="4" w:space="1" w:color="auto"/>
+          <w:left w:val="single" w:sz="4" w:space="4" w:color="auto"/>
+          <w:bottom w:val="single" w:sz="4" w:space="1" w:color="auto"/>
+          <w:right w:val="single" w:sz="4" w:space="4" w:color="auto"/>
+        </w:pBdr>
+        <w:ind w:left="1080"/>
+        <w:rPr>
+          <w:lang w:val="en-US"/>
+        </w:rPr>
+      </w:pPr>
+      <w:r>
+        <w:rPr>
+          <w:lang w:val="en-US"/>
+        </w:rPr>
+        <w:t xml:space="preserve">        </w:t>
+      </w:r>
+      <w:r>
+        <w:rPr>
+          <w:lang w:val="en-US"/>
+        </w:rPr>
+        <w:t>return &lt;Giá Trị G</w:t>
+      </w:r>
+      <w:r>
+        <w:rPr>
+          <w:sz w:val="24"/>
+          <w:lang w:val="en-US"/>
+        </w:rPr>
+        <w:t>ì</w:t>
+      </w:r>
+      <w:r>
+        <w:rPr>
+          <w:lang w:val="en-US"/>
+        </w:rPr>
+        <w:t xml:space="preserve"> Đó&gt;</w:t>
+      </w:r>
+    </w:p>
+    <w:p>
+      <w:pPr>
+        <w:pStyle w:val="ListParagraph"/>
+        <w:numPr>
+          <w:ilvl w:val="0"/>
+          <w:numId w:val="3"/>
+        </w:numPr>
+        <w:rPr>
+          <w:lang w:val="en-US"/>
+        </w:rPr>
+      </w:pPr>
+      <w:r>
+        <w:rPr>
+          <w:lang w:val="en-US"/>
+        </w:rPr>
+        <w:t>Lệnh “</w:t>
+      </w:r>
+      <w:r>
+        <w:rPr>
+          <w:lang w:val="en-US"/>
+        </w:rPr>
+        <w:t>super().__init__()</w:t>
+      </w:r>
+      <w:r>
+        <w:rPr>
+          <w:lang w:val="en-US"/>
+        </w:rPr>
+        <w:t>” dùng để khởi tạo Class kế thừa với những giá trị mình đưa vào</w:t>
+      </w:r>
+    </w:p>
+    <w:p>
+      <w:pPr>
+        <w:pStyle w:val="ListParagraph"/>
+        <w:numPr>
+          <w:ilvl w:val="0"/>
+          <w:numId w:val="3"/>
+        </w:numPr>
+        <w:rPr>
+          <w:lang w:val="en-US"/>
+        </w:rPr>
+      </w:pPr>
+      <w:r>
+        <w:rPr>
+          <w:lang w:val="en-US"/>
+        </w:rPr>
         <w:t>Ví dụ</w:t>
       </w:r>
     </w:p>
@@ -2432,28 +3615,336 @@
         <w:rPr>
           <w:lang w:val="en-US"/>
         </w:rPr>
-        <w:t>foo = ([1, ‘a’], (‘abc’, 5))</w:t>
-      </w:r>
-    </w:p>
-    <w:p>
-      <w:pPr>
-        <w:pStyle w:val="ListParagraph"/>
-        <w:pBdr>
-          <w:top w:val="single" w:sz="4" w:space="1" w:color="auto"/>
-          <w:left w:val="single" w:sz="4" w:space="4" w:color="auto"/>
-          <w:bottom w:val="single" w:sz="4" w:space="1" w:color="auto"/>
-          <w:right w:val="single" w:sz="4" w:space="4" w:color="auto"/>
-        </w:pBdr>
-        <w:ind w:left="1080"/>
-        <w:rPr>
-          <w:lang w:val="en-US"/>
-        </w:rPr>
-      </w:pPr>
-      <w:r>
-        <w:rPr>
-          <w:lang w:val="en-US"/>
-        </w:rPr>
-        <w:t>bar = dict(foo)</w:t>
+        <w:t xml:space="preserve">class </w:t>
+      </w:r>
+      <w:r>
+        <w:rPr>
+          <w:lang w:val="en-US"/>
+        </w:rPr>
+        <w:t>foo</w:t>
+      </w:r>
+      <w:r>
+        <w:rPr>
+          <w:lang w:val="en-US"/>
+        </w:rPr>
+        <w:t>(</w:t>
+      </w:r>
+      <w:r>
+        <w:rPr>
+          <w:lang w:val="en-US"/>
+        </w:rPr>
+        <w:t>bar</w:t>
+      </w:r>
+      <w:r>
+        <w:rPr>
+          <w:lang w:val="en-US"/>
+        </w:rPr>
+        <w:t>):</w:t>
+      </w:r>
+    </w:p>
+    <w:p>
+      <w:pPr>
+        <w:pStyle w:val="ListParagraph"/>
+        <w:pBdr>
+          <w:top w:val="single" w:sz="4" w:space="1" w:color="auto"/>
+          <w:left w:val="single" w:sz="4" w:space="4" w:color="auto"/>
+          <w:bottom w:val="single" w:sz="4" w:space="1" w:color="auto"/>
+          <w:right w:val="single" w:sz="4" w:space="4" w:color="auto"/>
+        </w:pBdr>
+        <w:ind w:left="1080"/>
+        <w:rPr>
+          <w:lang w:val="en-US"/>
+        </w:rPr>
+      </w:pPr>
+      <w:r>
+        <w:rPr>
+          <w:lang w:val="en-US"/>
+        </w:rPr>
+        <w:t xml:space="preserve">    </w:t>
+      </w:r>
+      <w:r>
+        <w:rPr>
+          <w:lang w:val="en-US"/>
+        </w:rPr>
+        <w:t xml:space="preserve">def __init__(self, </w:t>
+      </w:r>
+      <w:r>
+        <w:rPr>
+          <w:lang w:val="en-US"/>
+        </w:rPr>
+        <w:t>bruh</w:t>
+      </w:r>
+      <w:r>
+        <w:rPr>
+          <w:lang w:val="en-US"/>
+        </w:rPr>
+        <w:t>):</w:t>
+      </w:r>
+    </w:p>
+    <w:p>
+      <w:pPr>
+        <w:pStyle w:val="ListParagraph"/>
+        <w:pBdr>
+          <w:top w:val="single" w:sz="4" w:space="1" w:color="auto"/>
+          <w:left w:val="single" w:sz="4" w:space="4" w:color="auto"/>
+          <w:bottom w:val="single" w:sz="4" w:space="1" w:color="auto"/>
+          <w:right w:val="single" w:sz="4" w:space="4" w:color="auto"/>
+        </w:pBdr>
+        <w:ind w:left="1080"/>
+        <w:rPr>
+          <w:lang w:val="en-US"/>
+        </w:rPr>
+      </w:pPr>
+      <w:r>
+        <w:rPr>
+          <w:lang w:val="en-US"/>
+        </w:rPr>
+        <w:t xml:space="preserve">        </w:t>
+      </w:r>
+      <w:r>
+        <w:rPr>
+          <w:lang w:val="en-US"/>
+        </w:rPr>
+        <w:t>super().__init__()</w:t>
+      </w:r>
+    </w:p>
+    <w:p>
+      <w:pPr>
+        <w:pStyle w:val="ListParagraph"/>
+        <w:pBdr>
+          <w:top w:val="single" w:sz="4" w:space="1" w:color="auto"/>
+          <w:left w:val="single" w:sz="4" w:space="4" w:color="auto"/>
+          <w:bottom w:val="single" w:sz="4" w:space="1" w:color="auto"/>
+          <w:right w:val="single" w:sz="4" w:space="4" w:color="auto"/>
+        </w:pBdr>
+        <w:ind w:left="1080"/>
+        <w:rPr>
+          <w:lang w:val="en-US"/>
+        </w:rPr>
+      </w:pPr>
+      <w:r>
+        <w:rPr>
+          <w:lang w:val="en-US"/>
+        </w:rPr>
+        <w:t xml:space="preserve">        </w:t>
+      </w:r>
+      <w:r>
+        <w:rPr>
+          <w:lang w:val="en-US"/>
+        </w:rPr>
+        <w:t>self.</w:t>
+      </w:r>
+      <w:r>
+        <w:rPr>
+          <w:lang w:val="en-US"/>
+        </w:rPr>
+        <w:t>dark</w:t>
+      </w:r>
+      <w:r>
+        <w:rPr>
+          <w:lang w:val="en-US"/>
+        </w:rPr>
+        <w:t xml:space="preserve"> = </w:t>
+      </w:r>
+      <w:r>
+        <w:rPr>
+          <w:lang w:val="en-US"/>
+        </w:rPr>
+        <w:t>“lmao”</w:t>
+      </w:r>
+    </w:p>
+    <w:p>
+      <w:pPr>
+        <w:pStyle w:val="ListParagraph"/>
+        <w:pBdr>
+          <w:top w:val="single" w:sz="4" w:space="1" w:color="auto"/>
+          <w:left w:val="single" w:sz="4" w:space="4" w:color="auto"/>
+          <w:bottom w:val="single" w:sz="4" w:space="1" w:color="auto"/>
+          <w:right w:val="single" w:sz="4" w:space="4" w:color="auto"/>
+        </w:pBdr>
+        <w:ind w:left="1080"/>
+        <w:rPr>
+          <w:lang w:val="en-US"/>
+        </w:rPr>
+      </w:pPr>
+    </w:p>
+    <w:p>
+      <w:pPr>
+        <w:pStyle w:val="ListParagraph"/>
+        <w:pBdr>
+          <w:top w:val="single" w:sz="4" w:space="1" w:color="auto"/>
+          <w:left w:val="single" w:sz="4" w:space="4" w:color="auto"/>
+          <w:bottom w:val="single" w:sz="4" w:space="1" w:color="auto"/>
+          <w:right w:val="single" w:sz="4" w:space="4" w:color="auto"/>
+        </w:pBdr>
+        <w:ind w:left="1080"/>
+        <w:rPr>
+          <w:lang w:val="en-US"/>
+        </w:rPr>
+      </w:pPr>
+      <w:r>
+        <w:rPr>
+          <w:lang w:val="en-US"/>
+        </w:rPr>
+        <w:t xml:space="preserve">    </w:t>
+      </w:r>
+      <w:r>
+        <w:rPr>
+          <w:lang w:val="en-US"/>
+        </w:rPr>
+        <w:t xml:space="preserve">def </w:t>
+      </w:r>
+      <w:r>
+        <w:rPr>
+          <w:lang w:val="en-US"/>
+        </w:rPr>
+        <w:t>lol</w:t>
+      </w:r>
+      <w:r>
+        <w:rPr>
+          <w:lang w:val="en-US"/>
+        </w:rPr>
+        <w:t xml:space="preserve">(self, </w:t>
+      </w:r>
+      <w:r>
+        <w:rPr>
+          <w:lang w:val="en-US"/>
+        </w:rPr>
+        <w:t>shit</w:t>
+      </w:r>
+      <w:r>
+        <w:rPr>
+          <w:lang w:val="en-US"/>
+        </w:rPr>
+        <w:t>):</w:t>
+      </w:r>
+    </w:p>
+    <w:p>
+      <w:pPr>
+        <w:pStyle w:val="ListParagraph"/>
+        <w:pBdr>
+          <w:top w:val="single" w:sz="4" w:space="1" w:color="auto"/>
+          <w:left w:val="single" w:sz="4" w:space="4" w:color="auto"/>
+          <w:bottom w:val="single" w:sz="4" w:space="1" w:color="auto"/>
+          <w:right w:val="single" w:sz="4" w:space="4" w:color="auto"/>
+        </w:pBdr>
+        <w:ind w:left="1080"/>
+        <w:rPr>
+          <w:lang w:val="en-US"/>
+        </w:rPr>
+      </w:pPr>
+      <w:r>
+        <w:rPr>
+          <w:lang w:val="en-US"/>
+        </w:rPr>
+        <w:t xml:space="preserve">        </w:t>
+      </w:r>
+      <w:r>
+        <w:rPr>
+          <w:lang w:val="en-US"/>
+        </w:rPr>
+        <w:t xml:space="preserve">return </w:t>
+      </w:r>
+      <w:r>
+        <w:rPr>
+          <w:lang w:val="en-US"/>
+        </w:rPr>
+        <w:t>shit + 1</w:t>
+      </w:r>
+    </w:p>
+    <w:p>
+      <w:pPr>
+        <w:pStyle w:val="ListParagraph"/>
+        <w:pBdr>
+          <w:top w:val="single" w:sz="4" w:space="1" w:color="auto"/>
+          <w:left w:val="single" w:sz="4" w:space="4" w:color="auto"/>
+          <w:bottom w:val="single" w:sz="4" w:space="1" w:color="auto"/>
+          <w:right w:val="single" w:sz="4" w:space="4" w:color="auto"/>
+        </w:pBdr>
+        <w:ind w:left="1080"/>
+        <w:rPr>
+          <w:lang w:val="en-US"/>
+        </w:rPr>
+      </w:pPr>
+    </w:p>
+    <w:p>
+      <w:pPr>
+        <w:pStyle w:val="ListParagraph"/>
+        <w:pBdr>
+          <w:top w:val="single" w:sz="4" w:space="1" w:color="auto"/>
+          <w:left w:val="single" w:sz="4" w:space="4" w:color="auto"/>
+          <w:bottom w:val="single" w:sz="4" w:space="1" w:color="auto"/>
+          <w:right w:val="single" w:sz="4" w:space="4" w:color="auto"/>
+        </w:pBdr>
+        <w:ind w:left="1080"/>
+        <w:rPr>
+          <w:lang w:val="en-US"/>
+        </w:rPr>
+      </w:pPr>
+      <w:r>
+        <w:rPr>
+          <w:lang w:val="en-US"/>
+        </w:rPr>
+        <w:t>new_foo = foo(4)</w:t>
+      </w:r>
+    </w:p>
+    <w:p>
+      <w:pPr>
+        <w:rPr>
+          <w:lang w:val="en-US"/>
+        </w:rPr>
+      </w:pPr>
+    </w:p>
+    <w:p>
+      <w:pPr>
+        <w:rPr>
+          <w:lang w:val="en-US"/>
+        </w:rPr>
+      </w:pPr>
+      <w:r>
+        <w:rPr>
+          <w:lang w:val="en-US"/>
+        </w:rPr>
+        <w:t>Error – Lỗi:</w:t>
+      </w:r>
+    </w:p>
+    <w:p>
+      <w:pPr>
+        <w:pStyle w:val="ListParagraph"/>
+        <w:numPr>
+          <w:ilvl w:val="0"/>
+          <w:numId w:val="11"/>
+        </w:numPr>
+        <w:rPr>
+          <w:lang w:val="en-US"/>
+        </w:rPr>
+      </w:pPr>
+      <w:r>
+        <w:rPr>
+          <w:lang w:val="en-US"/>
+        </w:rPr>
+        <w:t>Cách Nhanh Nhất Để Thông Báo Lỗi Nếu 1 Biểu Thức Logic Nào Đó False?</w:t>
+      </w:r>
+    </w:p>
+    <w:p>
+      <w:pPr>
+        <w:pStyle w:val="ListParagraph"/>
+        <w:pBdr>
+          <w:top w:val="single" w:sz="4" w:space="1" w:color="auto"/>
+          <w:left w:val="single" w:sz="4" w:space="4" w:color="auto"/>
+          <w:bottom w:val="single" w:sz="4" w:space="1" w:color="auto"/>
+          <w:right w:val="single" w:sz="4" w:space="4" w:color="auto"/>
+        </w:pBdr>
+        <w:ind w:left="1080"/>
+        <w:rPr>
+          <w:lang w:val="en-US"/>
+        </w:rPr>
+      </w:pPr>
+      <w:r>
+        <w:rPr>
+          <w:lang w:val="en-US"/>
+        </w:rPr>
+        <w:t>assert &lt;Biểu Thức Logic&gt;</w:t>
       </w:r>
     </w:p>
     <w:p>
@@ -2471,45 +3962,34 @@
         <w:rPr>
           <w:lang w:val="en-US"/>
         </w:rPr>
-        <w:t>“bar” có giá trị là {1 : “a”, “abc” : 5}</w:t>
-      </w:r>
-    </w:p>
-    <w:p>
-      <w:pPr>
-        <w:rPr>
-          <w:lang w:val="en-US"/>
-        </w:rPr>
-      </w:pPr>
-    </w:p>
-    <w:p>
-      <w:pPr>
-        <w:rPr>
-          <w:lang w:val="en-US"/>
-        </w:rPr>
-      </w:pPr>
-      <w:r>
-        <w:rPr>
-          <w:lang w:val="en-US"/>
-        </w:rPr>
-        <w:t>Class – Lớp:</w:t>
-      </w:r>
-    </w:p>
-    <w:p>
-      <w:pPr>
-        <w:pStyle w:val="ListParagraph"/>
-        <w:numPr>
-          <w:ilvl w:val="0"/>
-          <w:numId w:val="7"/>
-        </w:numPr>
-        <w:rPr>
-          <w:lang w:val="en-US"/>
-        </w:rPr>
-      </w:pPr>
-      <w:r>
-        <w:rPr>
-          <w:lang w:val="en-US"/>
-        </w:rPr>
-        <w:t>Bản Chất Class?</w:t>
+        <w:t>ví dụ</w:t>
+      </w:r>
+    </w:p>
+    <w:p>
+      <w:pPr>
+        <w:pStyle w:val="ListParagraph"/>
+        <w:pBdr>
+          <w:top w:val="single" w:sz="4" w:space="1" w:color="auto"/>
+          <w:left w:val="single" w:sz="4" w:space="4" w:color="auto"/>
+          <w:bottom w:val="single" w:sz="4" w:space="1" w:color="auto"/>
+          <w:right w:val="single" w:sz="4" w:space="4" w:color="auto"/>
+        </w:pBdr>
+        <w:ind w:left="1080"/>
+        <w:rPr>
+          <w:lang w:val="en-US"/>
+        </w:rPr>
+      </w:pPr>
+      <w:r>
+        <w:rPr>
+          <w:lang w:val="en-US"/>
+        </w:rPr>
+        <w:t>assert 1 &gt;</w:t>
+      </w:r>
+      <w:r>
+        <w:rPr>
+          <w:lang w:val="en-US"/>
+        </w:rPr>
+        <w:t xml:space="preserve"> 5</w:t>
       </w:r>
     </w:p>
     <w:p>
@@ -2527,19 +4007,28 @@
         <w:rPr>
           <w:lang w:val="en-US"/>
         </w:rPr>
-        <w:t xml:space="preserve">Tưởng tượng Class giống như đường dẫn đến File, giả sử Class to nhất của bạn là A, thì A là thư mục gốc, tạo Class B bên trong A, tương đương tạo thư mục con B trong thư mục gốc A, tạo thuộc tính và </w:t>
-      </w:r>
-      <w:r>
-        <w:rPr>
-          <w:lang w:val="en-US"/>
-        </w:rPr>
-        <w:t>hàm</w:t>
-      </w:r>
-      <w:r>
-        <w:rPr>
-          <w:lang w:val="en-US"/>
-        </w:rPr>
-        <w:t xml:space="preserve"> trong A, tương đương tạo File trong thư mục A</w:t>
+        <w:t>Màn hình sẽ thông báo “Assertion Error”</w:t>
+      </w:r>
+    </w:p>
+    <w:p>
+      <w:pPr>
+        <w:pStyle w:val="ListParagraph"/>
+        <w:pBdr>
+          <w:top w:val="single" w:sz="4" w:space="1" w:color="auto"/>
+          <w:left w:val="single" w:sz="4" w:space="4" w:color="auto"/>
+          <w:bottom w:val="single" w:sz="4" w:space="1" w:color="auto"/>
+          <w:right w:val="single" w:sz="4" w:space="4" w:color="auto"/>
+        </w:pBdr>
+        <w:ind w:left="1080"/>
+        <w:rPr>
+          <w:lang w:val="en-US"/>
+        </w:rPr>
+      </w:pPr>
+      <w:r>
+        <w:rPr>
+          <w:lang w:val="en-US"/>
+        </w:rPr>
+        <w:t>assert 1 &lt; 5</w:t>
       </w:r>
     </w:p>
     <w:p>
@@ -2557,19 +4046,81 @@
         <w:rPr>
           <w:lang w:val="en-US"/>
         </w:rPr>
-        <w:t xml:space="preserve">Để truy cập 1 thuộc tính hoặc </w:t>
-      </w:r>
-      <w:r>
-        <w:rPr>
-          <w:lang w:val="en-US"/>
-        </w:rPr>
-        <w:t>hàm,</w:t>
-      </w:r>
-      <w:r>
-        <w:rPr>
-          <w:lang w:val="en-US"/>
-        </w:rPr>
-        <w:t xml:space="preserve"> thì phải biến đường dẫn đến nó, khác với đường dẫn thông thường,  đường dẫn này thay dấu “/” thành “.”</w:t>
+        <w:t>Câu lệnh này được bỏ qua</w:t>
+      </w:r>
+    </w:p>
+    <w:p>
+      <w:pPr>
+        <w:rPr>
+          <w:lang w:val="en-US"/>
+        </w:rPr>
+      </w:pPr>
+    </w:p>
+    <w:p>
+      <w:pPr>
+        <w:rPr>
+          <w:lang w:val="en-US"/>
+        </w:rPr>
+      </w:pPr>
+      <w:r>
+        <w:rPr>
+          <w:lang w:val="en-US"/>
+        </w:rPr>
+        <w:t xml:space="preserve">Argument </w:t>
+      </w:r>
+      <w:r>
+        <w:rPr>
+          <w:lang w:val="en-US"/>
+        </w:rPr>
+        <w:t xml:space="preserve"> –</w:t>
+      </w:r>
+      <w:r>
+        <w:rPr>
+          <w:lang w:val="en-US"/>
+        </w:rPr>
+        <w:t xml:space="preserve"> Tham Số</w:t>
+      </w:r>
+      <w:r>
+        <w:rPr>
+          <w:lang w:val="en-US"/>
+        </w:rPr>
+        <w:t>:</w:t>
+      </w:r>
+    </w:p>
+    <w:p>
+      <w:pPr>
+        <w:pStyle w:val="ListParagraph"/>
+        <w:numPr>
+          <w:ilvl w:val="0"/>
+          <w:numId w:val="12"/>
+        </w:numPr>
+        <w:rPr>
+          <w:lang w:val="en-US"/>
+        </w:rPr>
+      </w:pPr>
+      <w:r>
+        <w:rPr>
+          <w:lang w:val="en-US"/>
+        </w:rPr>
+        <w:t xml:space="preserve">Positional Argument </w:t>
+      </w:r>
+      <w:r>
+        <w:rPr>
+          <w:lang w:val="en-US"/>
+        </w:rPr>
+        <w:t xml:space="preserve">Và </w:t>
+      </w:r>
+      <w:r>
+        <w:rPr>
+          <w:lang w:val="en-US"/>
+        </w:rPr>
+        <w:t>Key Word Argument</w:t>
+      </w:r>
+      <w:r>
+        <w:rPr>
+          <w:lang w:val="en-US"/>
+        </w:rPr>
+        <w:t>?</w:t>
       </w:r>
     </w:p>
     <w:p>
@@ -2587,1125 +4138,7 @@
         <w:rPr>
           <w:lang w:val="en-US"/>
         </w:rPr>
-        <w:t>Ví dụ</w:t>
-      </w:r>
-    </w:p>
-    <w:p>
-      <w:pPr>
-        <w:pStyle w:val="ListParagraph"/>
-        <w:numPr>
-          <w:ilvl w:val="0"/>
-          <w:numId w:val="3"/>
-        </w:numPr>
-        <w:rPr>
-          <w:lang w:val="en-US"/>
-        </w:rPr>
-      </w:pPr>
-      <w:r>
-        <w:rPr>
-          <w:lang w:val="en-US"/>
-        </w:rPr>
-        <w:t>Class A to nhất, trong đó có Class B, trong B có thuộc tính “foo” = 5, khi đó “A.B.foo” có giá trị = 5, trong B còn có hàm “bar”, khi đó “A.B.bar(&lt;Tham Số&gt;)” sẽ gọi hàm này</w:t>
-      </w:r>
-    </w:p>
-    <w:p>
-      <w:pPr>
-        <w:pStyle w:val="ListParagraph"/>
-        <w:numPr>
-          <w:ilvl w:val="0"/>
-          <w:numId w:val="7"/>
-        </w:numPr>
-        <w:rPr>
-          <w:lang w:val="en-US"/>
-        </w:rPr>
-      </w:pPr>
-      <w:r>
-        <w:rPr>
-          <w:lang w:val="en-US"/>
-        </w:rPr>
-        <w:t xml:space="preserve">Bản </w:t>
-      </w:r>
-      <w:r>
-        <w:rPr>
-          <w:lang w:val="en-US"/>
-        </w:rPr>
-        <w:t xml:space="preserve">Chất Của 1 Đối Tượng  Thuộc 1 </w:t>
-      </w:r>
-      <w:r>
-        <w:rPr>
-          <w:lang w:val="en-US"/>
-        </w:rPr>
-        <w:t xml:space="preserve">Class </w:t>
-      </w:r>
-      <w:r>
-        <w:rPr>
-          <w:lang w:val="en-US"/>
-        </w:rPr>
-        <w:t>Nào Đó?</w:t>
-      </w:r>
-    </w:p>
-    <w:p>
-      <w:pPr>
-        <w:pStyle w:val="ListParagraph"/>
-        <w:numPr>
-          <w:ilvl w:val="0"/>
-          <w:numId w:val="3"/>
-        </w:numPr>
-        <w:rPr>
-          <w:lang w:val="en-US"/>
-        </w:rPr>
-      </w:pPr>
-      <w:r>
-        <w:rPr>
-          <w:lang w:val="en-US"/>
-        </w:rPr>
-        <w:t>Để tạo 1 đối tượng của 1 Class, ví dụ tạo đối tượng B từ Class A, viết</w:t>
-      </w:r>
-    </w:p>
-    <w:p>
-      <w:pPr>
-        <w:pStyle w:val="ListParagraph"/>
-        <w:pBdr>
-          <w:top w:val="single" w:sz="4" w:space="1" w:color="auto"/>
-          <w:left w:val="single" w:sz="4" w:space="4" w:color="auto"/>
-          <w:bottom w:val="single" w:sz="4" w:space="1" w:color="auto"/>
-          <w:right w:val="single" w:sz="4" w:space="4" w:color="auto"/>
-        </w:pBdr>
-        <w:ind w:left="1080"/>
-        <w:rPr>
-          <w:lang w:val="en-US"/>
-        </w:rPr>
-      </w:pPr>
-      <w:r>
-        <w:rPr>
-          <w:lang w:val="en-US"/>
-        </w:rPr>
-        <w:t>B = A()</w:t>
-      </w:r>
-    </w:p>
-    <w:p>
-      <w:pPr>
-        <w:pStyle w:val="ListParagraph"/>
-        <w:numPr>
-          <w:ilvl w:val="0"/>
-          <w:numId w:val="3"/>
-        </w:numPr>
-        <w:rPr>
-          <w:lang w:val="en-US"/>
-        </w:rPr>
-      </w:pPr>
-      <w:r>
-        <w:rPr>
-          <w:lang w:val="en-US"/>
-        </w:rPr>
-        <w:t>Đầ</w:t>
-      </w:r>
-      <w:r>
-        <w:rPr>
-          <w:lang w:val="en-US"/>
-        </w:rPr>
-        <w:t>u tiên, xét thuộc tính</w:t>
-      </w:r>
-      <w:r>
-        <w:rPr>
-          <w:lang w:val="en-US"/>
-        </w:rPr>
-        <w:t xml:space="preserve">, giả sử ta có Class A, trong đó có </w:t>
-      </w:r>
-      <w:r>
-        <w:rPr>
-          <w:lang w:val="en-US"/>
-        </w:rPr>
-        <w:t>“</w:t>
-      </w:r>
-      <w:r>
-        <w:rPr>
-          <w:lang w:val="en-US"/>
-        </w:rPr>
-        <w:t>foo</w:t>
-      </w:r>
-      <w:r>
-        <w:rPr>
-          <w:lang w:val="en-US"/>
-        </w:rPr>
-        <w:t>”</w:t>
-      </w:r>
-      <w:r>
-        <w:rPr>
-          <w:lang w:val="en-US"/>
-        </w:rPr>
-        <w:t xml:space="preserve"> = 4, B là 1 đối tượng thuộc Class A, truy cập tất cả thuộc tính của Class A = đối tượng B như bình thườ</w:t>
-      </w:r>
-      <w:r>
-        <w:rPr>
-          <w:lang w:val="en-US"/>
-        </w:rPr>
-        <w:t>ng, tuy nhiên “foo” dùng chung, nghĩa là nếu thay đổi “foo” thông qua “A.foo” thì “B.foo” cũng thay đổi tương tự, nhưng nếu dùng “B.foo” để thay đổi, thì “A.foo” và tất cả các đối tượng của class A sẽ không thay đổi, khi này, “foo” của B sẽ tách ra làm thuộc tính riêng của B</w:t>
-      </w:r>
-    </w:p>
-    <w:p>
-      <w:pPr>
-        <w:pStyle w:val="ListParagraph"/>
-        <w:numPr>
-          <w:ilvl w:val="0"/>
-          <w:numId w:val="3"/>
-        </w:numPr>
-        <w:rPr>
-          <w:lang w:val="en-US"/>
-        </w:rPr>
-      </w:pPr>
-      <w:r>
-        <w:rPr>
-          <w:lang w:val="en-US"/>
-        </w:rPr>
-        <w:t xml:space="preserve">Xét hàm số, trong Class A có hàm “bar”, khi này dùng B để gọi </w:t>
-      </w:r>
-      <w:r>
-        <w:rPr>
-          <w:lang w:val="en-US"/>
-        </w:rPr>
-        <w:t>“</w:t>
-      </w:r>
-      <w:r>
-        <w:rPr>
-          <w:lang w:val="en-US"/>
-        </w:rPr>
-        <w:t>bar</w:t>
-      </w:r>
-      <w:r>
-        <w:rPr>
-          <w:lang w:val="en-US"/>
-        </w:rPr>
-        <w:t>”</w:t>
-      </w:r>
-      <w:r>
-        <w:rPr>
-          <w:lang w:val="en-US"/>
-        </w:rPr>
-        <w:t xml:space="preserve"> sẽ có 1 chút khác, đó là tham số đầu tiên của </w:t>
-      </w:r>
-      <w:r>
-        <w:rPr>
-          <w:lang w:val="en-US"/>
-        </w:rPr>
-        <w:t>“</w:t>
-      </w:r>
-      <w:r>
-        <w:rPr>
-          <w:lang w:val="en-US"/>
-        </w:rPr>
-        <w:t>bar</w:t>
-      </w:r>
-      <w:r>
-        <w:rPr>
-          <w:lang w:val="en-US"/>
-        </w:rPr>
-        <w:t>”</w:t>
-      </w:r>
-      <w:r>
-        <w:rPr>
-          <w:lang w:val="en-US"/>
-        </w:rPr>
-        <w:t xml:space="preserve"> sẽ chính là bản thân B luôn, nên bạn có thể dùng tham số này để thay đổi hàm và thuộc tính của B, thông thường nó được đặt tên là “self”</w:t>
-      </w:r>
-    </w:p>
-    <w:p>
-      <w:pPr>
-        <w:pStyle w:val="ListParagraph"/>
-        <w:numPr>
-          <w:ilvl w:val="0"/>
-          <w:numId w:val="3"/>
-        </w:numPr>
-        <w:rPr>
-          <w:lang w:val="en-US"/>
-        </w:rPr>
-      </w:pPr>
-      <w:r>
-        <w:rPr>
-          <w:lang w:val="en-US"/>
-        </w:rPr>
-        <w:t>Nếu bạn muốn không có sự khác biệt, nghĩa là không có tham số đầu tiên con mẹ gì hết, thì đặt “@staticmethod” lên trước khai báo hàm</w:t>
-      </w:r>
-    </w:p>
-    <w:p>
-      <w:pPr>
-        <w:pStyle w:val="ListParagraph"/>
-        <w:numPr>
-          <w:ilvl w:val="0"/>
-          <w:numId w:val="3"/>
-        </w:numPr>
-        <w:rPr>
-          <w:lang w:val="en-US"/>
-        </w:rPr>
-      </w:pPr>
-      <w:r>
-        <w:rPr>
-          <w:lang w:val="en-US"/>
-        </w:rPr>
-        <w:t>Hàm “__init__” là trường hợp đặc biệt, sau khi B đăng kí Class A, nó sẽ ngay lập tức gọi hàm này</w:t>
-      </w:r>
-    </w:p>
-    <w:p>
-      <w:pPr>
-        <w:pStyle w:val="ListParagraph"/>
-        <w:numPr>
-          <w:ilvl w:val="0"/>
-          <w:numId w:val="7"/>
-        </w:numPr>
-        <w:rPr>
-          <w:lang w:val="en-US"/>
-        </w:rPr>
-      </w:pPr>
-      <w:r>
-        <w:rPr>
-          <w:lang w:val="en-US"/>
-        </w:rPr>
-        <w:t xml:space="preserve">Tạo </w:t>
-      </w:r>
-      <w:r>
-        <w:rPr>
-          <w:lang w:val="en-US"/>
-        </w:rPr>
-        <w:t>Nhanh 1 Class?</w:t>
-      </w:r>
-    </w:p>
-    <w:p>
-      <w:pPr>
-        <w:pStyle w:val="ListParagraph"/>
-        <w:pBdr>
-          <w:top w:val="single" w:sz="4" w:space="1" w:color="auto"/>
-          <w:left w:val="single" w:sz="4" w:space="4" w:color="auto"/>
-          <w:bottom w:val="single" w:sz="4" w:space="1" w:color="auto"/>
-          <w:right w:val="single" w:sz="4" w:space="4" w:color="auto"/>
-        </w:pBdr>
-        <w:ind w:left="1080"/>
-        <w:rPr>
-          <w:lang w:val="en-US"/>
-        </w:rPr>
-      </w:pPr>
-      <w:r>
-        <w:rPr>
-          <w:lang w:val="en-US"/>
-        </w:rPr>
-        <w:t xml:space="preserve">class </w:t>
-      </w:r>
-      <w:r>
-        <w:rPr>
-          <w:lang w:val="en-US"/>
-        </w:rPr>
-        <w:t>&lt;Tên Class&gt;</w:t>
-      </w:r>
-      <w:r>
-        <w:rPr>
-          <w:lang w:val="en-US"/>
-        </w:rPr>
-        <w:t>(</w:t>
-      </w:r>
-      <w:r>
-        <w:rPr>
-          <w:lang w:val="en-US"/>
-        </w:rPr>
-        <w:t>&lt;Tên Class Kế Thừa&gt;</w:t>
-      </w:r>
-      <w:r>
-        <w:rPr>
-          <w:lang w:val="en-US"/>
-        </w:rPr>
-        <w:t>):</w:t>
-      </w:r>
-    </w:p>
-    <w:p>
-      <w:pPr>
-        <w:pStyle w:val="ListParagraph"/>
-        <w:pBdr>
-          <w:top w:val="single" w:sz="4" w:space="1" w:color="auto"/>
-          <w:left w:val="single" w:sz="4" w:space="4" w:color="auto"/>
-          <w:bottom w:val="single" w:sz="4" w:space="1" w:color="auto"/>
-          <w:right w:val="single" w:sz="4" w:space="4" w:color="auto"/>
-        </w:pBdr>
-        <w:ind w:left="1080"/>
-        <w:rPr>
-          <w:lang w:val="en-US"/>
-        </w:rPr>
-      </w:pPr>
-      <w:r>
-        <w:rPr>
-          <w:lang w:val="en-US"/>
-        </w:rPr>
-        <w:t xml:space="preserve">    </w:t>
-      </w:r>
-      <w:r>
-        <w:rPr>
-          <w:lang w:val="en-US"/>
-        </w:rPr>
-        <w:t>def __init__(self, &lt;Tham Số Khởi Tạo&gt;):</w:t>
-      </w:r>
-    </w:p>
-    <w:p>
-      <w:pPr>
-        <w:pStyle w:val="ListParagraph"/>
-        <w:pBdr>
-          <w:top w:val="single" w:sz="4" w:space="1" w:color="auto"/>
-          <w:left w:val="single" w:sz="4" w:space="4" w:color="auto"/>
-          <w:bottom w:val="single" w:sz="4" w:space="1" w:color="auto"/>
-          <w:right w:val="single" w:sz="4" w:space="4" w:color="auto"/>
-        </w:pBdr>
-        <w:ind w:left="1080"/>
-        <w:rPr>
-          <w:lang w:val="en-US"/>
-        </w:rPr>
-      </w:pPr>
-      <w:r>
-        <w:rPr>
-          <w:lang w:val="en-US"/>
-        </w:rPr>
-        <w:t xml:space="preserve">        </w:t>
-      </w:r>
-      <w:r>
-        <w:rPr>
-          <w:lang w:val="en-US"/>
-        </w:rPr>
-        <w:t>super().__init__(&lt;Giá Trị Khởi Tạo Class Kế Thừa&gt;)</w:t>
-      </w:r>
-    </w:p>
-    <w:p>
-      <w:pPr>
-        <w:pStyle w:val="ListParagraph"/>
-        <w:pBdr>
-          <w:top w:val="single" w:sz="4" w:space="1" w:color="auto"/>
-          <w:left w:val="single" w:sz="4" w:space="4" w:color="auto"/>
-          <w:bottom w:val="single" w:sz="4" w:space="1" w:color="auto"/>
-          <w:right w:val="single" w:sz="4" w:space="4" w:color="auto"/>
-        </w:pBdr>
-        <w:ind w:left="1080"/>
-        <w:rPr>
-          <w:lang w:val="en-US"/>
-        </w:rPr>
-      </w:pPr>
-      <w:r>
-        <w:rPr>
-          <w:lang w:val="en-US"/>
-        </w:rPr>
-        <w:t xml:space="preserve">        </w:t>
-      </w:r>
-      <w:r>
-        <w:rPr>
-          <w:lang w:val="en-US"/>
-        </w:rPr>
-        <w:t>self.&lt;Tên Thuộc Tính&gt; = &lt;Giá Trị Thuộc Tính&gt;</w:t>
-      </w:r>
-    </w:p>
-    <w:p>
-      <w:pPr>
-        <w:pStyle w:val="ListParagraph"/>
-        <w:pBdr>
-          <w:top w:val="single" w:sz="4" w:space="1" w:color="auto"/>
-          <w:left w:val="single" w:sz="4" w:space="4" w:color="auto"/>
-          <w:bottom w:val="single" w:sz="4" w:space="1" w:color="auto"/>
-          <w:right w:val="single" w:sz="4" w:space="4" w:color="auto"/>
-        </w:pBdr>
-        <w:ind w:left="1080"/>
-        <w:rPr>
-          <w:lang w:val="en-US"/>
-        </w:rPr>
-      </w:pPr>
-    </w:p>
-    <w:p>
-      <w:pPr>
-        <w:pStyle w:val="ListParagraph"/>
-        <w:pBdr>
-          <w:top w:val="single" w:sz="4" w:space="1" w:color="auto"/>
-          <w:left w:val="single" w:sz="4" w:space="4" w:color="auto"/>
-          <w:bottom w:val="single" w:sz="4" w:space="1" w:color="auto"/>
-          <w:right w:val="single" w:sz="4" w:space="4" w:color="auto"/>
-        </w:pBdr>
-        <w:ind w:left="1080"/>
-        <w:rPr>
-          <w:lang w:val="en-US"/>
-        </w:rPr>
-      </w:pPr>
-      <w:r>
-        <w:rPr>
-          <w:lang w:val="en-US"/>
-        </w:rPr>
-        <w:t xml:space="preserve">    </w:t>
-      </w:r>
-      <w:r>
-        <w:rPr>
-          <w:lang w:val="en-US"/>
-        </w:rPr>
-        <w:t>def &lt;Tên Hàm Trong Class&gt;(self, &lt;Tham Số&gt;):</w:t>
-      </w:r>
-    </w:p>
-    <w:p>
-      <w:pPr>
-        <w:pStyle w:val="ListParagraph"/>
-        <w:pBdr>
-          <w:top w:val="single" w:sz="4" w:space="1" w:color="auto"/>
-          <w:left w:val="single" w:sz="4" w:space="4" w:color="auto"/>
-          <w:bottom w:val="single" w:sz="4" w:space="1" w:color="auto"/>
-          <w:right w:val="single" w:sz="4" w:space="4" w:color="auto"/>
-        </w:pBdr>
-        <w:ind w:left="1080"/>
-        <w:rPr>
-          <w:lang w:val="en-US"/>
-        </w:rPr>
-      </w:pPr>
-      <w:r>
-        <w:rPr>
-          <w:lang w:val="en-US"/>
-        </w:rPr>
-        <w:t xml:space="preserve">        </w:t>
-      </w:r>
-      <w:r>
-        <w:rPr>
-          <w:lang w:val="en-US"/>
-        </w:rPr>
-        <w:t xml:space="preserve">&lt;Xử Lí </w:t>
-      </w:r>
-      <w:r>
-        <w:rPr>
-          <w:lang w:val="en-US"/>
-        </w:rPr>
-        <w:t>Gì Đó Với Tham Số</w:t>
-      </w:r>
-      <w:r>
-        <w:rPr>
-          <w:lang w:val="en-US"/>
-        </w:rPr>
-        <w:t>&gt;</w:t>
-      </w:r>
-    </w:p>
-    <w:p>
-      <w:pPr>
-        <w:pStyle w:val="ListParagraph"/>
-        <w:pBdr>
-          <w:top w:val="single" w:sz="4" w:space="1" w:color="auto"/>
-          <w:left w:val="single" w:sz="4" w:space="4" w:color="auto"/>
-          <w:bottom w:val="single" w:sz="4" w:space="1" w:color="auto"/>
-          <w:right w:val="single" w:sz="4" w:space="4" w:color="auto"/>
-        </w:pBdr>
-        <w:ind w:left="1080"/>
-        <w:rPr>
-          <w:lang w:val="en-US"/>
-        </w:rPr>
-      </w:pPr>
-      <w:r>
-        <w:rPr>
-          <w:lang w:val="en-US"/>
-        </w:rPr>
-        <w:t xml:space="preserve">        </w:t>
-      </w:r>
-      <w:r>
-        <w:rPr>
-          <w:lang w:val="en-US"/>
-        </w:rPr>
-        <w:t>return &lt;Giá Trị G</w:t>
-      </w:r>
-      <w:r>
-        <w:rPr>
-          <w:sz w:val="24"/>
-          <w:lang w:val="en-US"/>
-        </w:rPr>
-        <w:t>ì</w:t>
-      </w:r>
-      <w:r>
-        <w:rPr>
-          <w:lang w:val="en-US"/>
-        </w:rPr>
-        <w:t xml:space="preserve"> Đó&gt;</w:t>
-      </w:r>
-    </w:p>
-    <w:p>
-      <w:pPr>
-        <w:pStyle w:val="ListParagraph"/>
-        <w:numPr>
-          <w:ilvl w:val="0"/>
-          <w:numId w:val="3"/>
-        </w:numPr>
-        <w:rPr>
-          <w:lang w:val="en-US"/>
-        </w:rPr>
-      </w:pPr>
-      <w:r>
-        <w:rPr>
-          <w:lang w:val="en-US"/>
-        </w:rPr>
-        <w:t>Lệnh “</w:t>
-      </w:r>
-      <w:r>
-        <w:rPr>
-          <w:lang w:val="en-US"/>
-        </w:rPr>
-        <w:t>super().__init__()</w:t>
-      </w:r>
-      <w:r>
-        <w:rPr>
-          <w:lang w:val="en-US"/>
-        </w:rPr>
-        <w:t>” dùng để khởi tạo Class kế thừa với những giá trị mình đưa vào</w:t>
-      </w:r>
-    </w:p>
-    <w:p>
-      <w:pPr>
-        <w:pStyle w:val="ListParagraph"/>
-        <w:numPr>
-          <w:ilvl w:val="0"/>
-          <w:numId w:val="3"/>
-        </w:numPr>
-        <w:rPr>
-          <w:lang w:val="en-US"/>
-        </w:rPr>
-      </w:pPr>
-      <w:r>
-        <w:rPr>
-          <w:lang w:val="en-US"/>
-        </w:rPr>
-        <w:t>Ví dụ</w:t>
-      </w:r>
-    </w:p>
-    <w:p>
-      <w:pPr>
-        <w:pStyle w:val="ListParagraph"/>
-        <w:pBdr>
-          <w:top w:val="single" w:sz="4" w:space="1" w:color="auto"/>
-          <w:left w:val="single" w:sz="4" w:space="4" w:color="auto"/>
-          <w:bottom w:val="single" w:sz="4" w:space="1" w:color="auto"/>
-          <w:right w:val="single" w:sz="4" w:space="4" w:color="auto"/>
-        </w:pBdr>
-        <w:ind w:left="1080"/>
-        <w:rPr>
-          <w:lang w:val="en-US"/>
-        </w:rPr>
-      </w:pPr>
-      <w:r>
-        <w:rPr>
-          <w:lang w:val="en-US"/>
-        </w:rPr>
         <w:lastRenderedPageBreak/>
-        <w:t xml:space="preserve">class </w:t>
-      </w:r>
-      <w:r>
-        <w:rPr>
-          <w:lang w:val="en-US"/>
-        </w:rPr>
-        <w:t>foo</w:t>
-      </w:r>
-      <w:r>
-        <w:rPr>
-          <w:lang w:val="en-US"/>
-        </w:rPr>
-        <w:t>(</w:t>
-      </w:r>
-      <w:r>
-        <w:rPr>
-          <w:lang w:val="en-US"/>
-        </w:rPr>
-        <w:t>bar</w:t>
-      </w:r>
-      <w:r>
-        <w:rPr>
-          <w:lang w:val="en-US"/>
-        </w:rPr>
-        <w:t>):</w:t>
-      </w:r>
-    </w:p>
-    <w:p>
-      <w:pPr>
-        <w:pStyle w:val="ListParagraph"/>
-        <w:pBdr>
-          <w:top w:val="single" w:sz="4" w:space="1" w:color="auto"/>
-          <w:left w:val="single" w:sz="4" w:space="4" w:color="auto"/>
-          <w:bottom w:val="single" w:sz="4" w:space="1" w:color="auto"/>
-          <w:right w:val="single" w:sz="4" w:space="4" w:color="auto"/>
-        </w:pBdr>
-        <w:ind w:left="1080"/>
-        <w:rPr>
-          <w:lang w:val="en-US"/>
-        </w:rPr>
-      </w:pPr>
-      <w:r>
-        <w:rPr>
-          <w:lang w:val="en-US"/>
-        </w:rPr>
-        <w:t xml:space="preserve">    </w:t>
-      </w:r>
-      <w:r>
-        <w:rPr>
-          <w:lang w:val="en-US"/>
-        </w:rPr>
-        <w:t xml:space="preserve">def __init__(self, </w:t>
-      </w:r>
-      <w:r>
-        <w:rPr>
-          <w:lang w:val="en-US"/>
-        </w:rPr>
-        <w:t>bruh</w:t>
-      </w:r>
-      <w:r>
-        <w:rPr>
-          <w:lang w:val="en-US"/>
-        </w:rPr>
-        <w:t>):</w:t>
-      </w:r>
-    </w:p>
-    <w:p>
-      <w:pPr>
-        <w:pStyle w:val="ListParagraph"/>
-        <w:pBdr>
-          <w:top w:val="single" w:sz="4" w:space="1" w:color="auto"/>
-          <w:left w:val="single" w:sz="4" w:space="4" w:color="auto"/>
-          <w:bottom w:val="single" w:sz="4" w:space="1" w:color="auto"/>
-          <w:right w:val="single" w:sz="4" w:space="4" w:color="auto"/>
-        </w:pBdr>
-        <w:ind w:left="1080"/>
-        <w:rPr>
-          <w:lang w:val="en-US"/>
-        </w:rPr>
-      </w:pPr>
-      <w:r>
-        <w:rPr>
-          <w:lang w:val="en-US"/>
-        </w:rPr>
-        <w:t xml:space="preserve">        </w:t>
-      </w:r>
-      <w:r>
-        <w:rPr>
-          <w:lang w:val="en-US"/>
-        </w:rPr>
-        <w:t>super().__init__()</w:t>
-      </w:r>
-    </w:p>
-    <w:p>
-      <w:pPr>
-        <w:pStyle w:val="ListParagraph"/>
-        <w:pBdr>
-          <w:top w:val="single" w:sz="4" w:space="1" w:color="auto"/>
-          <w:left w:val="single" w:sz="4" w:space="4" w:color="auto"/>
-          <w:bottom w:val="single" w:sz="4" w:space="1" w:color="auto"/>
-          <w:right w:val="single" w:sz="4" w:space="4" w:color="auto"/>
-        </w:pBdr>
-        <w:ind w:left="1080"/>
-        <w:rPr>
-          <w:lang w:val="en-US"/>
-        </w:rPr>
-      </w:pPr>
-      <w:r>
-        <w:rPr>
-          <w:lang w:val="en-US"/>
-        </w:rPr>
-        <w:t xml:space="preserve">        </w:t>
-      </w:r>
-      <w:r>
-        <w:rPr>
-          <w:lang w:val="en-US"/>
-        </w:rPr>
-        <w:t>self.</w:t>
-      </w:r>
-      <w:r>
-        <w:rPr>
-          <w:lang w:val="en-US"/>
-        </w:rPr>
-        <w:t>dark</w:t>
-      </w:r>
-      <w:r>
-        <w:rPr>
-          <w:lang w:val="en-US"/>
-        </w:rPr>
-        <w:t xml:space="preserve"> = </w:t>
-      </w:r>
-      <w:r>
-        <w:rPr>
-          <w:lang w:val="en-US"/>
-        </w:rPr>
-        <w:t>“lmao”</w:t>
-      </w:r>
-    </w:p>
-    <w:p>
-      <w:pPr>
-        <w:pStyle w:val="ListParagraph"/>
-        <w:pBdr>
-          <w:top w:val="single" w:sz="4" w:space="1" w:color="auto"/>
-          <w:left w:val="single" w:sz="4" w:space="4" w:color="auto"/>
-          <w:bottom w:val="single" w:sz="4" w:space="1" w:color="auto"/>
-          <w:right w:val="single" w:sz="4" w:space="4" w:color="auto"/>
-        </w:pBdr>
-        <w:ind w:left="1080"/>
-        <w:rPr>
-          <w:lang w:val="en-US"/>
-        </w:rPr>
-      </w:pPr>
-    </w:p>
-    <w:p>
-      <w:pPr>
-        <w:pStyle w:val="ListParagraph"/>
-        <w:pBdr>
-          <w:top w:val="single" w:sz="4" w:space="1" w:color="auto"/>
-          <w:left w:val="single" w:sz="4" w:space="4" w:color="auto"/>
-          <w:bottom w:val="single" w:sz="4" w:space="1" w:color="auto"/>
-          <w:right w:val="single" w:sz="4" w:space="4" w:color="auto"/>
-        </w:pBdr>
-        <w:ind w:left="1080"/>
-        <w:rPr>
-          <w:lang w:val="en-US"/>
-        </w:rPr>
-      </w:pPr>
-      <w:r>
-        <w:rPr>
-          <w:lang w:val="en-US"/>
-        </w:rPr>
-        <w:t xml:space="preserve">    </w:t>
-      </w:r>
-      <w:r>
-        <w:rPr>
-          <w:lang w:val="en-US"/>
-        </w:rPr>
-        <w:t xml:space="preserve">def </w:t>
-      </w:r>
-      <w:r>
-        <w:rPr>
-          <w:lang w:val="en-US"/>
-        </w:rPr>
-        <w:t>lol</w:t>
-      </w:r>
-      <w:r>
-        <w:rPr>
-          <w:lang w:val="en-US"/>
-        </w:rPr>
-        <w:t xml:space="preserve">(self, </w:t>
-      </w:r>
-      <w:r>
-        <w:rPr>
-          <w:lang w:val="en-US"/>
-        </w:rPr>
-        <w:t>shit</w:t>
-      </w:r>
-      <w:r>
-        <w:rPr>
-          <w:lang w:val="en-US"/>
-        </w:rPr>
-        <w:t>):</w:t>
-      </w:r>
-    </w:p>
-    <w:p>
-      <w:pPr>
-        <w:pStyle w:val="ListParagraph"/>
-        <w:pBdr>
-          <w:top w:val="single" w:sz="4" w:space="1" w:color="auto"/>
-          <w:left w:val="single" w:sz="4" w:space="4" w:color="auto"/>
-          <w:bottom w:val="single" w:sz="4" w:space="1" w:color="auto"/>
-          <w:right w:val="single" w:sz="4" w:space="4" w:color="auto"/>
-        </w:pBdr>
-        <w:ind w:left="1080"/>
-        <w:rPr>
-          <w:lang w:val="en-US"/>
-        </w:rPr>
-      </w:pPr>
-      <w:r>
-        <w:rPr>
-          <w:lang w:val="en-US"/>
-        </w:rPr>
-        <w:t xml:space="preserve">        </w:t>
-      </w:r>
-      <w:r>
-        <w:rPr>
-          <w:lang w:val="en-US"/>
-        </w:rPr>
-        <w:t xml:space="preserve">return </w:t>
-      </w:r>
-      <w:r>
-        <w:rPr>
-          <w:lang w:val="en-US"/>
-        </w:rPr>
-        <w:t>shit + 1</w:t>
-      </w:r>
-    </w:p>
-    <w:p>
-      <w:pPr>
-        <w:pStyle w:val="ListParagraph"/>
-        <w:pBdr>
-          <w:top w:val="single" w:sz="4" w:space="1" w:color="auto"/>
-          <w:left w:val="single" w:sz="4" w:space="4" w:color="auto"/>
-          <w:bottom w:val="single" w:sz="4" w:space="1" w:color="auto"/>
-          <w:right w:val="single" w:sz="4" w:space="4" w:color="auto"/>
-        </w:pBdr>
-        <w:ind w:left="1080"/>
-        <w:rPr>
-          <w:lang w:val="en-US"/>
-        </w:rPr>
-      </w:pPr>
-    </w:p>
-    <w:p>
-      <w:pPr>
-        <w:pStyle w:val="ListParagraph"/>
-        <w:pBdr>
-          <w:top w:val="single" w:sz="4" w:space="1" w:color="auto"/>
-          <w:left w:val="single" w:sz="4" w:space="4" w:color="auto"/>
-          <w:bottom w:val="single" w:sz="4" w:space="1" w:color="auto"/>
-          <w:right w:val="single" w:sz="4" w:space="4" w:color="auto"/>
-        </w:pBdr>
-        <w:ind w:left="1080"/>
-        <w:rPr>
-          <w:lang w:val="en-US"/>
-        </w:rPr>
-      </w:pPr>
-      <w:r>
-        <w:rPr>
-          <w:lang w:val="en-US"/>
-        </w:rPr>
-        <w:t>new_foo = foo(4)</w:t>
-      </w:r>
-    </w:p>
-    <w:p>
-      <w:pPr>
-        <w:rPr>
-          <w:lang w:val="en-US"/>
-        </w:rPr>
-      </w:pPr>
-    </w:p>
-    <w:p>
-      <w:pPr>
-        <w:rPr>
-          <w:lang w:val="en-US"/>
-        </w:rPr>
-      </w:pPr>
-      <w:r>
-        <w:rPr>
-          <w:lang w:val="en-US"/>
-        </w:rPr>
-        <w:t>Error – Lỗi:</w:t>
-      </w:r>
-    </w:p>
-    <w:p>
-      <w:pPr>
-        <w:pStyle w:val="ListParagraph"/>
-        <w:numPr>
-          <w:ilvl w:val="0"/>
-          <w:numId w:val="11"/>
-        </w:numPr>
-        <w:rPr>
-          <w:lang w:val="en-US"/>
-        </w:rPr>
-      </w:pPr>
-      <w:r>
-        <w:rPr>
-          <w:lang w:val="en-US"/>
-        </w:rPr>
-        <w:t>Cách Nhanh Nhất Để Thông Báo Lỗi Nếu 1 Biểu Thức Logic Nào Đó False?</w:t>
-      </w:r>
-    </w:p>
-    <w:p>
-      <w:pPr>
-        <w:pStyle w:val="ListParagraph"/>
-        <w:pBdr>
-          <w:top w:val="single" w:sz="4" w:space="1" w:color="auto"/>
-          <w:left w:val="single" w:sz="4" w:space="4" w:color="auto"/>
-          <w:bottom w:val="single" w:sz="4" w:space="1" w:color="auto"/>
-          <w:right w:val="single" w:sz="4" w:space="4" w:color="auto"/>
-        </w:pBdr>
-        <w:ind w:left="1080"/>
-        <w:rPr>
-          <w:lang w:val="en-US"/>
-        </w:rPr>
-      </w:pPr>
-      <w:r>
-        <w:rPr>
-          <w:lang w:val="en-US"/>
-        </w:rPr>
-        <w:t>assert &lt;Biểu Thức Logic&gt;</w:t>
-      </w:r>
-    </w:p>
-    <w:p>
-      <w:pPr>
-        <w:pStyle w:val="ListParagraph"/>
-        <w:numPr>
-          <w:ilvl w:val="0"/>
-          <w:numId w:val="3"/>
-        </w:numPr>
-        <w:rPr>
-          <w:lang w:val="en-US"/>
-        </w:rPr>
-      </w:pPr>
-      <w:r>
-        <w:rPr>
-          <w:lang w:val="en-US"/>
-        </w:rPr>
-        <w:t>ví dụ</w:t>
-      </w:r>
-    </w:p>
-    <w:p>
-      <w:pPr>
-        <w:pStyle w:val="ListParagraph"/>
-        <w:pBdr>
-          <w:top w:val="single" w:sz="4" w:space="1" w:color="auto"/>
-          <w:left w:val="single" w:sz="4" w:space="4" w:color="auto"/>
-          <w:bottom w:val="single" w:sz="4" w:space="1" w:color="auto"/>
-          <w:right w:val="single" w:sz="4" w:space="4" w:color="auto"/>
-        </w:pBdr>
-        <w:ind w:left="1080"/>
-        <w:rPr>
-          <w:lang w:val="en-US"/>
-        </w:rPr>
-      </w:pPr>
-      <w:r>
-        <w:rPr>
-          <w:lang w:val="en-US"/>
-        </w:rPr>
-        <w:t>assert 1 &gt;</w:t>
-      </w:r>
-      <w:r>
-        <w:rPr>
-          <w:lang w:val="en-US"/>
-        </w:rPr>
-        <w:t xml:space="preserve"> 5</w:t>
-      </w:r>
-    </w:p>
-    <w:p>
-      <w:pPr>
-        <w:pStyle w:val="ListParagraph"/>
-        <w:numPr>
-          <w:ilvl w:val="0"/>
-          <w:numId w:val="3"/>
-        </w:numPr>
-        <w:rPr>
-          <w:lang w:val="en-US"/>
-        </w:rPr>
-      </w:pPr>
-      <w:r>
-        <w:rPr>
-          <w:lang w:val="en-US"/>
-        </w:rPr>
-        <w:t>Màn hình sẽ thông báo “Assertion Error”</w:t>
-      </w:r>
-    </w:p>
-    <w:p>
-      <w:pPr>
-        <w:pStyle w:val="ListParagraph"/>
-        <w:pBdr>
-          <w:top w:val="single" w:sz="4" w:space="1" w:color="auto"/>
-          <w:left w:val="single" w:sz="4" w:space="4" w:color="auto"/>
-          <w:bottom w:val="single" w:sz="4" w:space="1" w:color="auto"/>
-          <w:right w:val="single" w:sz="4" w:space="4" w:color="auto"/>
-        </w:pBdr>
-        <w:ind w:left="1080"/>
-        <w:rPr>
-          <w:lang w:val="en-US"/>
-        </w:rPr>
-      </w:pPr>
-      <w:r>
-        <w:rPr>
-          <w:lang w:val="en-US"/>
-        </w:rPr>
-        <w:t>assert 1 &lt; 5</w:t>
-      </w:r>
-    </w:p>
-    <w:p>
-      <w:pPr>
-        <w:pStyle w:val="ListParagraph"/>
-        <w:numPr>
-          <w:ilvl w:val="0"/>
-          <w:numId w:val="3"/>
-        </w:numPr>
-        <w:rPr>
-          <w:lang w:val="en-US"/>
-        </w:rPr>
-      </w:pPr>
-      <w:r>
-        <w:rPr>
-          <w:lang w:val="en-US"/>
-        </w:rPr>
-        <w:t>Câu lệnh này được bỏ qua</w:t>
-      </w:r>
-    </w:p>
-    <w:p>
-      <w:pPr>
-        <w:rPr>
-          <w:lang w:val="en-US"/>
-        </w:rPr>
-      </w:pPr>
-    </w:p>
-    <w:p>
-      <w:pPr>
-        <w:rPr>
-          <w:lang w:val="en-US"/>
-        </w:rPr>
-      </w:pPr>
-      <w:r>
-        <w:rPr>
-          <w:lang w:val="en-US"/>
-        </w:rPr>
-        <w:t xml:space="preserve">Argument </w:t>
-      </w:r>
-      <w:r>
-        <w:rPr>
-          <w:lang w:val="en-US"/>
-        </w:rPr>
-        <w:t xml:space="preserve"> –</w:t>
-      </w:r>
-      <w:r>
-        <w:rPr>
-          <w:lang w:val="en-US"/>
-        </w:rPr>
-        <w:t xml:space="preserve"> Tham Số</w:t>
-      </w:r>
-      <w:r>
-        <w:rPr>
-          <w:lang w:val="en-US"/>
-        </w:rPr>
-        <w:t>:</w:t>
-      </w:r>
-    </w:p>
-    <w:p>
-      <w:pPr>
-        <w:pStyle w:val="ListParagraph"/>
-        <w:numPr>
-          <w:ilvl w:val="0"/>
-          <w:numId w:val="12"/>
-        </w:numPr>
-        <w:rPr>
-          <w:lang w:val="en-US"/>
-        </w:rPr>
-      </w:pPr>
-      <w:r>
-        <w:rPr>
-          <w:lang w:val="en-US"/>
-        </w:rPr>
-        <w:t xml:space="preserve">Positional Argument </w:t>
-      </w:r>
-      <w:r>
-        <w:rPr>
-          <w:lang w:val="en-US"/>
-        </w:rPr>
-        <w:t xml:space="preserve">Và </w:t>
-      </w:r>
-      <w:r>
-        <w:rPr>
-          <w:lang w:val="en-US"/>
-        </w:rPr>
-        <w:t>Key Word Argument</w:t>
-      </w:r>
-      <w:r>
-        <w:rPr>
-          <w:lang w:val="en-US"/>
-        </w:rPr>
-        <w:t>?</w:t>
-      </w:r>
-    </w:p>
-    <w:p>
-      <w:pPr>
-        <w:pStyle w:val="ListParagraph"/>
-        <w:numPr>
-          <w:ilvl w:val="0"/>
-          <w:numId w:val="3"/>
-        </w:numPr>
-        <w:rPr>
-          <w:lang w:val="en-US"/>
-        </w:rPr>
-      </w:pPr>
-      <w:r>
-        <w:rPr>
-          <w:lang w:val="en-US"/>
-        </w:rPr>
         <w:t>Xét ví dụ sau</w:t>
       </w:r>
     </w:p>
@@ -4600,7 +5033,6 @@
         <w:rPr>
           <w:lang w:val="en-US"/>
         </w:rPr>
-        <w:lastRenderedPageBreak/>
         <w:t>d</w:t>
       </w:r>
       <w:r>
@@ -6994,7 +7426,6 @@
         <w:rPr>
           <w:lang w:val="en-US"/>
         </w:rPr>
-        <w:lastRenderedPageBreak/>
         <w:tab/>
       </w:r>
       <w:r>
@@ -7314,6 +7745,7 @@
         <w:rPr>
           <w:lang w:val="en-US"/>
         </w:rPr>
+        <w:lastRenderedPageBreak/>
         <w:t>def bar():</w:t>
       </w:r>
     </w:p>
@@ -7506,7 +7938,6 @@
         <w:rPr>
           <w:lang w:val="en-US"/>
         </w:rPr>
-        <w:lastRenderedPageBreak/>
         <w:t>Trả về Complex Number Object</w:t>
       </w:r>
     </w:p>
@@ -7863,6 +8294,7 @@
         <w:rPr>
           <w:lang w:val="en-US"/>
         </w:rPr>
+        <w:lastRenderedPageBreak/>
         <w:tab/>
         <w:t>Write(text): Ghi đè chữ tại ví trí con trỏ, đưa con trỏ tới cuối</w:t>
       </w:r>

--- a/python.docx
+++ b/python.docx
@@ -1523,13 +1523,7 @@
         <w:rPr>
           <w:lang w:val="en-US"/>
         </w:rPr>
-        <w:t>&lt;Byte String&gt;</w:t>
-      </w:r>
-      <w:r>
-        <w:rPr>
-          <w:lang w:val="en-US"/>
-        </w:rPr>
-        <w:t xml:space="preserve"> = &lt;String&gt;.encode(&lt;Kiểu Mã Hóa&gt;)</w:t>
+        <w:t>&lt;Byte String&gt; = &lt;String&gt;.encode(&lt;Kiểu Mã Hóa&gt;)</w:t>
       </w:r>
     </w:p>
     <w:p>
@@ -1568,43 +1562,7 @@
         <w:rPr>
           <w:lang w:val="en-US"/>
         </w:rPr>
-        <w:t>foo = "bar</w:t>
-      </w:r>
-      <w:r>
-        <w:rPr>
-          <w:lang w:val="en-US"/>
-        </w:rPr>
-        <w:t>"</w:t>
-      </w:r>
-      <w:r>
-        <w:rPr>
-          <w:lang w:val="en-US"/>
-        </w:rPr>
-        <w:t>.encode(</w:t>
-      </w:r>
-      <w:r>
-        <w:rPr>
-          <w:lang w:val="en-US"/>
-        </w:rPr>
-        <w:t>"</w:t>
-      </w:r>
-      <w:r>
-        <w:rPr>
-          <w:lang w:val="en-US"/>
-        </w:rPr>
-        <w:t>ascii</w:t>
-      </w:r>
-      <w:r>
-        <w:rPr>
-          <w:lang w:val="en-US"/>
-        </w:rPr>
-        <w:t>"</w:t>
-      </w:r>
-      <w:r>
-        <w:rPr>
-          <w:lang w:val="en-US"/>
-        </w:rPr>
-        <w:t>)</w:t>
+        <w:t>foo = "bar".encode("ascii")</w:t>
       </w:r>
     </w:p>
     <w:p>
@@ -1680,66 +1638,67 @@
           <w:lang w:val="en-US"/>
         </w:rPr>
         <w:t>Ví dụ</w:t>
+      </w:r>
+    </w:p>
+    <w:p>
+      <w:pPr>
+        <w:pStyle w:val="ListParagraph"/>
+        <w:pBdr>
+          <w:top w:val="single" w:sz="4" w:space="1" w:color="auto"/>
+          <w:left w:val="single" w:sz="4" w:space="4" w:color="auto"/>
+          <w:bottom w:val="single" w:sz="4" w:space="1" w:color="auto"/>
+          <w:right w:val="single" w:sz="4" w:space="4" w:color="auto"/>
+        </w:pBdr>
+        <w:ind w:left="1080"/>
+        <w:rPr>
+          <w:lang w:val="en-US"/>
+        </w:rPr>
+      </w:pPr>
+      <w:r>
+        <w:rPr>
+          <w:lang w:val="en-US"/>
+        </w:rPr>
+        <w:t>boo = b"bar".decode("utf-8")</w:t>
+      </w:r>
+    </w:p>
+    <w:p>
+      <w:pPr>
+        <w:pStyle w:val="ListParagraph"/>
+        <w:numPr>
+          <w:ilvl w:val="0"/>
+          <w:numId w:val="3"/>
+        </w:numPr>
+        <w:rPr>
+          <w:lang w:val="en-US"/>
+        </w:rPr>
+      </w:pPr>
+      <w:r>
+        <w:rPr>
+          <w:lang w:val="en-US"/>
+        </w:rPr>
+        <w:t>Chỉ có Byte String mới được lưu vào File, String không được</w:t>
+      </w:r>
+    </w:p>
+    <w:p>
+      <w:pPr>
+        <w:pStyle w:val="ListParagraph"/>
+        <w:numPr>
+          <w:ilvl w:val="0"/>
+          <w:numId w:val="3"/>
+        </w:numPr>
+        <w:rPr>
+          <w:lang w:val="en-US"/>
+        </w:rPr>
+      </w:pPr>
+      <w:r>
+        <w:rPr>
+          <w:lang w:val="en-US"/>
+        </w:rPr>
+        <w:lastRenderedPageBreak/>
+        <w:t>Mỗi File hình ảnh bản chất là 1 Byte String</w:t>
       </w:r>
       <w:bookmarkStart w:id="0" w:name="_GoBack"/>
       <w:bookmarkEnd w:id="0"/>
-    </w:p>
-    <w:p>
-      <w:pPr>
-        <w:pStyle w:val="ListParagraph"/>
-        <w:pBdr>
-          <w:top w:val="single" w:sz="4" w:space="1" w:color="auto"/>
-          <w:left w:val="single" w:sz="4" w:space="4" w:color="auto"/>
-          <w:bottom w:val="single" w:sz="4" w:space="1" w:color="auto"/>
-          <w:right w:val="single" w:sz="4" w:space="4" w:color="auto"/>
-        </w:pBdr>
-        <w:ind w:left="1080"/>
-        <w:rPr>
-          <w:lang w:val="en-US"/>
-        </w:rPr>
-      </w:pPr>
-      <w:r>
-        <w:rPr>
-          <w:lang w:val="en-US"/>
-        </w:rPr>
-        <w:t>boo = b</w:t>
-      </w:r>
-      <w:r>
-        <w:rPr>
-          <w:lang w:val="en-US"/>
-        </w:rPr>
-        <w:t>"bar"</w:t>
-      </w:r>
-      <w:r>
-        <w:rPr>
-          <w:lang w:val="en-US"/>
-        </w:rPr>
-        <w:t>.de</w:t>
-      </w:r>
-      <w:r>
-        <w:rPr>
-          <w:lang w:val="en-US"/>
-        </w:rPr>
-        <w:t>code</w:t>
-      </w:r>
-      <w:r>
-        <w:rPr>
-          <w:lang w:val="en-US"/>
-        </w:rPr>
-        <w:t>("utf-8</w:t>
-      </w:r>
-      <w:r>
-        <w:rPr>
-          <w:lang w:val="en-US"/>
-        </w:rPr>
-        <w:t>"</w:t>
-      </w:r>
-      <w:r>
-        <w:rPr>
-          <w:lang w:val="en-US"/>
-        </w:rPr>
-        <w:t>)</w:t>
-      </w:r>
     </w:p>
     <w:p>
       <w:pPr>
@@ -2444,6 +2403,7 @@
         <w:rPr>
           <w:lang w:val="en-US"/>
         </w:rPr>
+        <w:lastRenderedPageBreak/>
         <w:t>&lt;Biến&gt; = enumerate(&lt;Mảng&gt;</w:t>
       </w:r>
       <w:r>
@@ -2474,8 +2434,699 @@
         <w:rPr>
           <w:lang w:val="en-US"/>
         </w:rPr>
+        <w:t>Mỗi phần tử trong &lt;Biến&gt; sẽ có 2 giá trị, đầu tiên là số thứ tự, thứ 2 là giá trị tương ứng trong mảng</w:t>
+      </w:r>
+    </w:p>
+    <w:p>
+      <w:pPr>
+        <w:pStyle w:val="ListParagraph"/>
+        <w:numPr>
+          <w:ilvl w:val="0"/>
+          <w:numId w:val="3"/>
+        </w:numPr>
+        <w:rPr>
+          <w:lang w:val="en-US"/>
+        </w:rPr>
+      </w:pPr>
+      <w:r>
+        <w:rPr>
+          <w:lang w:val="en-US"/>
+        </w:rPr>
+        <w:t>Số thứ tự đầu tiên là &lt;Start&gt;</w:t>
+      </w:r>
+    </w:p>
+    <w:p>
+      <w:pPr>
+        <w:pStyle w:val="ListParagraph"/>
+        <w:numPr>
+          <w:ilvl w:val="0"/>
+          <w:numId w:val="3"/>
+        </w:numPr>
+        <w:rPr>
+          <w:lang w:val="en-US"/>
+        </w:rPr>
+      </w:pPr>
+      <w:r>
+        <w:rPr>
+          <w:lang w:val="en-US"/>
+        </w:rPr>
+        <w:t>Ví dụ</w:t>
+      </w:r>
+    </w:p>
+    <w:p>
+      <w:pPr>
+        <w:pStyle w:val="ListParagraph"/>
+        <w:pBdr>
+          <w:top w:val="single" w:sz="4" w:space="1" w:color="auto"/>
+          <w:left w:val="single" w:sz="4" w:space="4" w:color="auto"/>
+          <w:bottom w:val="single" w:sz="4" w:space="1" w:color="auto"/>
+          <w:right w:val="single" w:sz="4" w:space="4" w:color="auto"/>
+        </w:pBdr>
+        <w:ind w:left="1080"/>
+        <w:rPr>
+          <w:lang w:val="en-US"/>
+        </w:rPr>
+      </w:pPr>
+      <w:r>
+        <w:rPr>
+          <w:lang w:val="en-US"/>
+        </w:rPr>
+        <w:t>foo = enumerate([5, ‘a’, 4]</w:t>
+      </w:r>
+      <w:r>
+        <w:rPr>
+          <w:lang w:val="en-US"/>
+        </w:rPr>
+        <w:t>, 2</w:t>
+      </w:r>
+      <w:r>
+        <w:rPr>
+          <w:lang w:val="en-US"/>
+        </w:rPr>
+        <w:t>)</w:t>
+      </w:r>
+    </w:p>
+    <w:p>
+      <w:pPr>
+        <w:pStyle w:val="ListParagraph"/>
+        <w:numPr>
+          <w:ilvl w:val="0"/>
+          <w:numId w:val="3"/>
+        </w:numPr>
+        <w:rPr>
+          <w:lang w:val="en-US"/>
+        </w:rPr>
+      </w:pPr>
+      <w:r>
+        <w:rPr>
+          <w:lang w:val="en-US"/>
+        </w:rPr>
+        <w:t>foo giống kiể</w:t>
+      </w:r>
+      <w:r>
+        <w:rPr>
+          <w:lang w:val="en-US"/>
+        </w:rPr>
+        <w:t>u {2 : 5, 3 : ‘a’, 4</w:t>
+      </w:r>
+      <w:r>
+        <w:rPr>
+          <w:lang w:val="en-US"/>
+        </w:rPr>
+        <w:t xml:space="preserve"> : 4}</w:t>
+      </w:r>
+    </w:p>
+    <w:p>
+      <w:pPr>
+        <w:rPr>
+          <w:lang w:val="en-US"/>
+        </w:rPr>
+      </w:pPr>
+    </w:p>
+    <w:p>
+      <w:pPr>
+        <w:rPr>
+          <w:lang w:val="en-US"/>
+        </w:rPr>
+      </w:pPr>
+      <w:r>
+        <w:rPr>
+          <w:lang w:val="en-US"/>
+        </w:rPr>
+        <w:t>Dictionary – Từ Điển:</w:t>
+      </w:r>
+    </w:p>
+    <w:p>
+      <w:pPr>
+        <w:pStyle w:val="ListParagraph"/>
+        <w:numPr>
+          <w:ilvl w:val="0"/>
+          <w:numId w:val="8"/>
+        </w:numPr>
+        <w:rPr>
+          <w:lang w:val="en-US"/>
+        </w:rPr>
+      </w:pPr>
+      <w:r>
+        <w:rPr>
+          <w:lang w:val="en-US"/>
+        </w:rPr>
+        <w:t>Dictionary Giải Thích?</w:t>
+      </w:r>
+    </w:p>
+    <w:p>
+      <w:pPr>
+        <w:pStyle w:val="ListParagraph"/>
+        <w:numPr>
+          <w:ilvl w:val="0"/>
+          <w:numId w:val="3"/>
+        </w:numPr>
+        <w:rPr>
+          <w:lang w:val="en-US"/>
+        </w:rPr>
+      </w:pPr>
+      <w:r>
+        <w:rPr>
+          <w:lang w:val="en-US"/>
+        </w:rPr>
+        <w:t>Giống như từ điển bình thường, bạn tra từ để tìm giải thích của nó, giống Set, nhưng mỗi phần tử gồm 2 thằng là Key và giá trị, dùng Key để truy xuất giá trị</w:t>
+      </w:r>
+    </w:p>
+    <w:p>
+      <w:pPr>
+        <w:pStyle w:val="ListParagraph"/>
+        <w:numPr>
+          <w:ilvl w:val="0"/>
+          <w:numId w:val="8"/>
+        </w:numPr>
+        <w:rPr>
+          <w:lang w:val="en-US"/>
+        </w:rPr>
+      </w:pPr>
+      <w:r>
+        <w:rPr>
+          <w:lang w:val="en-US"/>
+        </w:rPr>
+        <w:t>Tạo Nhanh 1 Dictionary?</w:t>
+      </w:r>
+    </w:p>
+    <w:p>
+      <w:pPr>
+        <w:pStyle w:val="ListParagraph"/>
+        <w:pBdr>
+          <w:top w:val="single" w:sz="4" w:space="1" w:color="auto"/>
+          <w:left w:val="single" w:sz="4" w:space="4" w:color="auto"/>
+          <w:bottom w:val="single" w:sz="4" w:space="1" w:color="auto"/>
+          <w:right w:val="single" w:sz="4" w:space="4" w:color="auto"/>
+        </w:pBdr>
+        <w:ind w:left="1080"/>
+        <w:rPr>
+          <w:lang w:val="en-US"/>
+        </w:rPr>
+      </w:pPr>
+      <w:r>
+        <w:rPr>
+          <w:lang w:val="en-US"/>
+        </w:rPr>
+        <w:t>&lt;Biến&gt; = {&lt;Các Cặp Key Và Giá Trị&gt;}</w:t>
+      </w:r>
+    </w:p>
+    <w:p>
+      <w:pPr>
+        <w:pStyle w:val="ListParagraph"/>
+        <w:numPr>
+          <w:ilvl w:val="0"/>
+          <w:numId w:val="3"/>
+        </w:numPr>
+        <w:rPr>
+          <w:lang w:val="en-US"/>
+        </w:rPr>
+      </w:pPr>
+      <w:r>
+        <w:rPr>
+          <w:lang w:val="en-US"/>
+        </w:rPr>
+        <w:t>Key có thể là bất kì kiểu dữ liệu nào ngoại trừ List</w:t>
+      </w:r>
+    </w:p>
+    <w:p>
+      <w:pPr>
+        <w:pStyle w:val="ListParagraph"/>
+        <w:numPr>
+          <w:ilvl w:val="0"/>
+          <w:numId w:val="3"/>
+        </w:numPr>
+        <w:rPr>
+          <w:lang w:val="en-US"/>
+        </w:rPr>
+      </w:pPr>
+      <w:r>
+        <w:rPr>
+          <w:lang w:val="en-US"/>
+        </w:rPr>
+        <w:t>Ví dụ</w:t>
+      </w:r>
+    </w:p>
+    <w:p>
+      <w:pPr>
+        <w:pStyle w:val="ListParagraph"/>
+        <w:pBdr>
+          <w:top w:val="single" w:sz="4" w:space="1" w:color="auto"/>
+          <w:left w:val="single" w:sz="4" w:space="4" w:color="auto"/>
+          <w:bottom w:val="single" w:sz="4" w:space="1" w:color="auto"/>
+          <w:right w:val="single" w:sz="4" w:space="4" w:color="auto"/>
+        </w:pBdr>
+        <w:ind w:left="1080"/>
+        <w:rPr>
+          <w:lang w:val="en-US"/>
+        </w:rPr>
+      </w:pPr>
+      <w:r>
+        <w:rPr>
+          <w:lang w:val="en-US"/>
+        </w:rPr>
+        <w:t>foo = {“cac” : 1, 2 : “bar”, (1, 2) : [4, 5]}</w:t>
+      </w:r>
+    </w:p>
+    <w:p>
+      <w:pPr>
+        <w:pStyle w:val="ListParagraph"/>
+        <w:numPr>
+          <w:ilvl w:val="0"/>
+          <w:numId w:val="3"/>
+        </w:numPr>
+        <w:rPr>
+          <w:lang w:val="en-US"/>
+        </w:rPr>
+      </w:pPr>
+      <w:r>
+        <w:rPr>
+          <w:lang w:val="en-US"/>
+        </w:rPr>
+        <w:t>foo[(1, 2)] trả về [4, 5]</w:t>
+      </w:r>
+    </w:p>
+    <w:p>
+      <w:pPr>
+        <w:pStyle w:val="ListParagraph"/>
+        <w:numPr>
+          <w:ilvl w:val="0"/>
+          <w:numId w:val="8"/>
+        </w:numPr>
+        <w:rPr>
+          <w:lang w:val="en-US"/>
+        </w:rPr>
+      </w:pPr>
+      <w:r>
+        <w:rPr>
+          <w:lang w:val="en-US"/>
+        </w:rPr>
+        <w:t>Chuyển Kiểu Dữ Liệu Khác Về Dictionary?</w:t>
+      </w:r>
+    </w:p>
+    <w:p>
+      <w:pPr>
+        <w:pStyle w:val="ListParagraph"/>
+        <w:numPr>
+          <w:ilvl w:val="0"/>
+          <w:numId w:val="3"/>
+        </w:numPr>
+        <w:rPr>
+          <w:lang w:val="en-US"/>
+        </w:rPr>
+      </w:pPr>
+      <w:r>
+        <w:rPr>
+          <w:lang w:val="en-US"/>
+        </w:rPr>
+        <w:t>Giả sử “foo” là 1 đối tượng Iterable, chứa các phần tử cũng Iterable, các Iterable con này đều chứa 2 phần tử, nhập lệnh sau</w:t>
+      </w:r>
+    </w:p>
+    <w:p>
+      <w:pPr>
+        <w:pStyle w:val="ListParagraph"/>
+        <w:pBdr>
+          <w:top w:val="single" w:sz="4" w:space="1" w:color="auto"/>
+          <w:left w:val="single" w:sz="4" w:space="4" w:color="auto"/>
+          <w:bottom w:val="single" w:sz="4" w:space="1" w:color="auto"/>
+          <w:right w:val="single" w:sz="4" w:space="4" w:color="auto"/>
+        </w:pBdr>
+        <w:ind w:left="1080"/>
+        <w:rPr>
+          <w:lang w:val="en-US"/>
+        </w:rPr>
+      </w:pPr>
+      <w:r>
+        <w:rPr>
+          <w:lang w:val="en-US"/>
+        </w:rPr>
+        <w:t>&lt;Dictionary&gt; = dict(foo)</w:t>
+      </w:r>
+    </w:p>
+    <w:p>
+      <w:pPr>
+        <w:pStyle w:val="ListParagraph"/>
+        <w:numPr>
+          <w:ilvl w:val="0"/>
+          <w:numId w:val="3"/>
+        </w:numPr>
+        <w:rPr>
+          <w:lang w:val="en-US"/>
+        </w:rPr>
+      </w:pPr>
+      <w:r>
+        <w:rPr>
+          <w:lang w:val="en-US"/>
+        </w:rPr>
+        <w:t>&lt;Dictionary&gt; sẽ có các cặp Key và giá trị tương ứng với 2 phần tử trong các Iterable con</w:t>
+      </w:r>
+    </w:p>
+    <w:p>
+      <w:pPr>
+        <w:pStyle w:val="ListParagraph"/>
+        <w:numPr>
+          <w:ilvl w:val="0"/>
+          <w:numId w:val="3"/>
+        </w:numPr>
+        <w:rPr>
+          <w:lang w:val="en-US"/>
+        </w:rPr>
+      </w:pPr>
+      <w:r>
+        <w:rPr>
+          <w:lang w:val="en-US"/>
+        </w:rPr>
+        <w:t>Ví dụ</w:t>
+      </w:r>
+    </w:p>
+    <w:p>
+      <w:pPr>
+        <w:pStyle w:val="ListParagraph"/>
+        <w:pBdr>
+          <w:top w:val="single" w:sz="4" w:space="1" w:color="auto"/>
+          <w:left w:val="single" w:sz="4" w:space="4" w:color="auto"/>
+          <w:bottom w:val="single" w:sz="4" w:space="1" w:color="auto"/>
+          <w:right w:val="single" w:sz="4" w:space="4" w:color="auto"/>
+        </w:pBdr>
+        <w:ind w:left="1080"/>
+        <w:rPr>
+          <w:lang w:val="en-US"/>
+        </w:rPr>
+      </w:pPr>
+      <w:r>
+        <w:rPr>
+          <w:lang w:val="en-US"/>
+        </w:rPr>
+        <w:t>foo = ([1, ‘a’], (‘abc’, 5))</w:t>
+      </w:r>
+    </w:p>
+    <w:p>
+      <w:pPr>
+        <w:pStyle w:val="ListParagraph"/>
+        <w:pBdr>
+          <w:top w:val="single" w:sz="4" w:space="1" w:color="auto"/>
+          <w:left w:val="single" w:sz="4" w:space="4" w:color="auto"/>
+          <w:bottom w:val="single" w:sz="4" w:space="1" w:color="auto"/>
+          <w:right w:val="single" w:sz="4" w:space="4" w:color="auto"/>
+        </w:pBdr>
+        <w:ind w:left="1080"/>
+        <w:rPr>
+          <w:lang w:val="en-US"/>
+        </w:rPr>
+      </w:pPr>
+      <w:r>
+        <w:rPr>
+          <w:lang w:val="en-US"/>
+        </w:rPr>
+        <w:t>bar = dict(foo)</w:t>
+      </w:r>
+    </w:p>
+    <w:p>
+      <w:pPr>
+        <w:pStyle w:val="ListParagraph"/>
+        <w:numPr>
+          <w:ilvl w:val="0"/>
+          <w:numId w:val="3"/>
+        </w:numPr>
+        <w:rPr>
+          <w:lang w:val="en-US"/>
+        </w:rPr>
+      </w:pPr>
+      <w:r>
+        <w:rPr>
+          <w:lang w:val="en-US"/>
+        </w:rPr>
+        <w:t>“bar” có giá trị là {1 : “a”, “abc” : 5}</w:t>
+      </w:r>
+    </w:p>
+    <w:p>
+      <w:pPr>
+        <w:rPr>
+          <w:lang w:val="en-US"/>
+        </w:rPr>
+      </w:pPr>
+    </w:p>
+    <w:p>
+      <w:pPr>
+        <w:rPr>
+          <w:lang w:val="en-US"/>
+        </w:rPr>
+      </w:pPr>
+      <w:r>
+        <w:rPr>
+          <w:lang w:val="en-US"/>
+        </w:rPr>
+        <w:t>Class – Lớp:</w:t>
+      </w:r>
+    </w:p>
+    <w:p>
+      <w:pPr>
+        <w:pStyle w:val="ListParagraph"/>
+        <w:numPr>
+          <w:ilvl w:val="0"/>
+          <w:numId w:val="7"/>
+        </w:numPr>
+        <w:rPr>
+          <w:lang w:val="en-US"/>
+        </w:rPr>
+      </w:pPr>
+      <w:r>
+        <w:rPr>
+          <w:lang w:val="en-US"/>
+        </w:rPr>
+        <w:t>Bản Chất Class?</w:t>
+      </w:r>
+    </w:p>
+    <w:p>
+      <w:pPr>
+        <w:pStyle w:val="ListParagraph"/>
+        <w:numPr>
+          <w:ilvl w:val="0"/>
+          <w:numId w:val="3"/>
+        </w:numPr>
+        <w:rPr>
+          <w:lang w:val="en-US"/>
+        </w:rPr>
+      </w:pPr>
+      <w:r>
+        <w:rPr>
+          <w:lang w:val="en-US"/>
+        </w:rPr>
+        <w:t xml:space="preserve">Tưởng tượng Class giống như đường dẫn đến File, giả sử Class to nhất của bạn là A, thì A là thư mục gốc, tạo Class B bên trong A, tương đương tạo thư mục con B trong thư mục gốc A, tạo thuộc tính và </w:t>
+      </w:r>
+      <w:r>
+        <w:rPr>
+          <w:lang w:val="en-US"/>
+        </w:rPr>
+        <w:t>hàm</w:t>
+      </w:r>
+      <w:r>
+        <w:rPr>
+          <w:lang w:val="en-US"/>
+        </w:rPr>
+        <w:t xml:space="preserve"> trong A, tương đương tạo File trong thư mục A</w:t>
+      </w:r>
+    </w:p>
+    <w:p>
+      <w:pPr>
+        <w:pStyle w:val="ListParagraph"/>
+        <w:numPr>
+          <w:ilvl w:val="0"/>
+          <w:numId w:val="3"/>
+        </w:numPr>
+        <w:rPr>
+          <w:lang w:val="en-US"/>
+        </w:rPr>
+      </w:pPr>
+      <w:r>
+        <w:rPr>
+          <w:lang w:val="en-US"/>
+        </w:rPr>
+        <w:t xml:space="preserve">Để truy cập 1 thuộc tính hoặc </w:t>
+      </w:r>
+      <w:r>
+        <w:rPr>
+          <w:lang w:val="en-US"/>
+        </w:rPr>
+        <w:t>hàm,</w:t>
+      </w:r>
+      <w:r>
+        <w:rPr>
+          <w:lang w:val="en-US"/>
+        </w:rPr>
+        <w:t xml:space="preserve"> thì phải biến đường dẫn đến nó, khác với đường dẫn thông thường,  đường dẫn này thay dấu “/” thành “.”</w:t>
+      </w:r>
+    </w:p>
+    <w:p>
+      <w:pPr>
+        <w:pStyle w:val="ListParagraph"/>
+        <w:numPr>
+          <w:ilvl w:val="0"/>
+          <w:numId w:val="3"/>
+        </w:numPr>
+        <w:rPr>
+          <w:lang w:val="en-US"/>
+        </w:rPr>
+      </w:pPr>
+      <w:r>
+        <w:rPr>
+          <w:lang w:val="en-US"/>
+        </w:rPr>
+        <w:t>Ví dụ</w:t>
+      </w:r>
+    </w:p>
+    <w:p>
+      <w:pPr>
+        <w:pStyle w:val="ListParagraph"/>
+        <w:numPr>
+          <w:ilvl w:val="0"/>
+          <w:numId w:val="3"/>
+        </w:numPr>
+        <w:rPr>
+          <w:lang w:val="en-US"/>
+        </w:rPr>
+      </w:pPr>
+      <w:r>
+        <w:rPr>
+          <w:lang w:val="en-US"/>
+        </w:rPr>
+        <w:t>Class A to nhất, trong đó có Class B, trong B có thuộc tính “foo” = 5, khi đó “A.B.foo” có giá trị = 5, trong B còn có hàm “bar”, khi đó “A.B.bar(&lt;Tham Số&gt;)” sẽ gọi hàm này</w:t>
+      </w:r>
+    </w:p>
+    <w:p>
+      <w:pPr>
+        <w:pStyle w:val="ListParagraph"/>
+        <w:numPr>
+          <w:ilvl w:val="0"/>
+          <w:numId w:val="7"/>
+        </w:numPr>
+        <w:rPr>
+          <w:lang w:val="en-US"/>
+        </w:rPr>
+      </w:pPr>
+      <w:r>
+        <w:rPr>
+          <w:lang w:val="en-US"/>
+        </w:rPr>
+        <w:t xml:space="preserve">Bản </w:t>
+      </w:r>
+      <w:r>
+        <w:rPr>
+          <w:lang w:val="en-US"/>
+        </w:rPr>
+        <w:t xml:space="preserve">Chất Của 1 Đối Tượng  Thuộc 1 </w:t>
+      </w:r>
+      <w:r>
+        <w:rPr>
+          <w:lang w:val="en-US"/>
+        </w:rPr>
+        <w:t xml:space="preserve">Class </w:t>
+      </w:r>
+      <w:r>
+        <w:rPr>
+          <w:lang w:val="en-US"/>
+        </w:rPr>
+        <w:t>Nào Đó?</w:t>
+      </w:r>
+    </w:p>
+    <w:p>
+      <w:pPr>
+        <w:pStyle w:val="ListParagraph"/>
+        <w:numPr>
+          <w:ilvl w:val="0"/>
+          <w:numId w:val="3"/>
+        </w:numPr>
+        <w:rPr>
+          <w:lang w:val="en-US"/>
+        </w:rPr>
+      </w:pPr>
+      <w:r>
+        <w:rPr>
+          <w:lang w:val="en-US"/>
+        </w:rPr>
+        <w:t>Để tạo 1 đối tượng của 1 Class, ví dụ tạo đối tượng B từ Class A, viết</w:t>
+      </w:r>
+    </w:p>
+    <w:p>
+      <w:pPr>
+        <w:pStyle w:val="ListParagraph"/>
+        <w:pBdr>
+          <w:top w:val="single" w:sz="4" w:space="1" w:color="auto"/>
+          <w:left w:val="single" w:sz="4" w:space="4" w:color="auto"/>
+          <w:bottom w:val="single" w:sz="4" w:space="1" w:color="auto"/>
+          <w:right w:val="single" w:sz="4" w:space="4" w:color="auto"/>
+        </w:pBdr>
+        <w:ind w:left="1080"/>
+        <w:rPr>
+          <w:lang w:val="en-US"/>
+        </w:rPr>
+      </w:pPr>
+      <w:r>
+        <w:rPr>
+          <w:lang w:val="en-US"/>
+        </w:rPr>
+        <w:t>B = A()</w:t>
+      </w:r>
+    </w:p>
+    <w:p>
+      <w:pPr>
+        <w:pStyle w:val="ListParagraph"/>
+        <w:numPr>
+          <w:ilvl w:val="0"/>
+          <w:numId w:val="3"/>
+        </w:numPr>
+        <w:rPr>
+          <w:lang w:val="en-US"/>
+        </w:rPr>
+      </w:pPr>
+      <w:r>
+        <w:rPr>
+          <w:lang w:val="en-US"/>
+        </w:rPr>
         <w:lastRenderedPageBreak/>
-        <w:t>Mỗi phần tử trong &lt;Biến&gt; sẽ có 2 giá trị, đầu tiên là số thứ tự, thứ 2 là giá trị tương ứng trong mảng</w:t>
+        <w:t>Đầ</w:t>
+      </w:r>
+      <w:r>
+        <w:rPr>
+          <w:lang w:val="en-US"/>
+        </w:rPr>
+        <w:t>u tiên, xét thuộc tính</w:t>
+      </w:r>
+      <w:r>
+        <w:rPr>
+          <w:lang w:val="en-US"/>
+        </w:rPr>
+        <w:t xml:space="preserve">, giả sử ta có Class A, trong đó có </w:t>
+      </w:r>
+      <w:r>
+        <w:rPr>
+          <w:lang w:val="en-US"/>
+        </w:rPr>
+        <w:t>“</w:t>
+      </w:r>
+      <w:r>
+        <w:rPr>
+          <w:lang w:val="en-US"/>
+        </w:rPr>
+        <w:t>foo</w:t>
+      </w:r>
+      <w:r>
+        <w:rPr>
+          <w:lang w:val="en-US"/>
+        </w:rPr>
+        <w:t>”</w:t>
+      </w:r>
+      <w:r>
+        <w:rPr>
+          <w:lang w:val="en-US"/>
+        </w:rPr>
+        <w:t xml:space="preserve"> = 4, B là 1 đối tượng thuộc Class A, truy cập tất cả thuộc tính của Class A = đối tượng B như bình thườ</w:t>
+      </w:r>
+      <w:r>
+        <w:rPr>
+          <w:lang w:val="en-US"/>
+        </w:rPr>
+        <w:t>ng, tuy nhiên “foo” dùng chung, nghĩa là nếu thay đổi “foo” thông qua “A.foo” thì “B.foo” cũng thay đổi tương tự, nhưng nếu dùng “B.foo” để thay đổi, thì “A.foo” và tất cả các đối tượng của class A sẽ không thay đổi, khi này, “foo” của B sẽ tách ra làm thuộc tính riêng của B</w:t>
       </w:r>
     </w:p>
     <w:p>
@@ -2493,7 +3144,55 @@
         <w:rPr>
           <w:lang w:val="en-US"/>
         </w:rPr>
-        <w:t>Số thứ tự đầu tiên là &lt;Start&gt;</w:t>
+        <w:t xml:space="preserve">Xét hàm số, trong Class A có hàm “bar”, khi này dùng B để gọi </w:t>
+      </w:r>
+      <w:r>
+        <w:rPr>
+          <w:lang w:val="en-US"/>
+        </w:rPr>
+        <w:t>“</w:t>
+      </w:r>
+      <w:r>
+        <w:rPr>
+          <w:lang w:val="en-US"/>
+        </w:rPr>
+        <w:t>bar</w:t>
+      </w:r>
+      <w:r>
+        <w:rPr>
+          <w:lang w:val="en-US"/>
+        </w:rPr>
+        <w:t>”</w:t>
+      </w:r>
+      <w:r>
+        <w:rPr>
+          <w:lang w:val="en-US"/>
+        </w:rPr>
+        <w:t xml:space="preserve"> sẽ có 1 chút khác, đó là tham số đầu tiên của </w:t>
+      </w:r>
+      <w:r>
+        <w:rPr>
+          <w:lang w:val="en-US"/>
+        </w:rPr>
+        <w:t>“</w:t>
+      </w:r>
+      <w:r>
+        <w:rPr>
+          <w:lang w:val="en-US"/>
+        </w:rPr>
+        <w:t>bar</w:t>
+      </w:r>
+      <w:r>
+        <w:rPr>
+          <w:lang w:val="en-US"/>
+        </w:rPr>
+        <w:t>”</w:t>
+      </w:r>
+      <w:r>
+        <w:rPr>
+          <w:lang w:val="en-US"/>
+        </w:rPr>
+        <w:t xml:space="preserve"> sẽ chính là bản thân B luôn, nên bạn có thể dùng tham số này để thay đổi hàm và thuộc tính của B, thông thường nó được đặt tên là “self”</w:t>
       </w:r>
     </w:p>
     <w:p>
@@ -2511,6 +3210,343 @@
         <w:rPr>
           <w:lang w:val="en-US"/>
         </w:rPr>
+        <w:t>Nếu bạn muốn không có sự khác biệt, nghĩa là không có tham số đầu tiên con mẹ gì hết, thì đặt “@staticmethod” lên trước khai báo hàm</w:t>
+      </w:r>
+    </w:p>
+    <w:p>
+      <w:pPr>
+        <w:pStyle w:val="ListParagraph"/>
+        <w:numPr>
+          <w:ilvl w:val="0"/>
+          <w:numId w:val="3"/>
+        </w:numPr>
+        <w:rPr>
+          <w:lang w:val="en-US"/>
+        </w:rPr>
+      </w:pPr>
+      <w:r>
+        <w:rPr>
+          <w:lang w:val="en-US"/>
+        </w:rPr>
+        <w:t>Hàm “__init__” là trường hợp đặc biệt, sau khi B đăng kí Class A, nó sẽ ngay lập tức gọi hàm này</w:t>
+      </w:r>
+    </w:p>
+    <w:p>
+      <w:pPr>
+        <w:pStyle w:val="ListParagraph"/>
+        <w:numPr>
+          <w:ilvl w:val="0"/>
+          <w:numId w:val="7"/>
+        </w:numPr>
+        <w:rPr>
+          <w:lang w:val="en-US"/>
+        </w:rPr>
+      </w:pPr>
+      <w:r>
+        <w:rPr>
+          <w:lang w:val="en-US"/>
+        </w:rPr>
+        <w:t xml:space="preserve">Tạo </w:t>
+      </w:r>
+      <w:r>
+        <w:rPr>
+          <w:lang w:val="en-US"/>
+        </w:rPr>
+        <w:t>Nhanh 1 Class?</w:t>
+      </w:r>
+    </w:p>
+    <w:p>
+      <w:pPr>
+        <w:pStyle w:val="ListParagraph"/>
+        <w:pBdr>
+          <w:top w:val="single" w:sz="4" w:space="1" w:color="auto"/>
+          <w:left w:val="single" w:sz="4" w:space="4" w:color="auto"/>
+          <w:bottom w:val="single" w:sz="4" w:space="1" w:color="auto"/>
+          <w:right w:val="single" w:sz="4" w:space="4" w:color="auto"/>
+        </w:pBdr>
+        <w:ind w:left="1080"/>
+        <w:rPr>
+          <w:lang w:val="en-US"/>
+        </w:rPr>
+      </w:pPr>
+      <w:r>
+        <w:rPr>
+          <w:lang w:val="en-US"/>
+        </w:rPr>
+        <w:t xml:space="preserve">class </w:t>
+      </w:r>
+      <w:r>
+        <w:rPr>
+          <w:lang w:val="en-US"/>
+        </w:rPr>
+        <w:t>&lt;Tên Class&gt;</w:t>
+      </w:r>
+      <w:r>
+        <w:rPr>
+          <w:lang w:val="en-US"/>
+        </w:rPr>
+        <w:t>(</w:t>
+      </w:r>
+      <w:r>
+        <w:rPr>
+          <w:lang w:val="en-US"/>
+        </w:rPr>
+        <w:t>&lt;Tên Class Kế Thừa&gt;</w:t>
+      </w:r>
+      <w:r>
+        <w:rPr>
+          <w:lang w:val="en-US"/>
+        </w:rPr>
+        <w:t>):</w:t>
+      </w:r>
+    </w:p>
+    <w:p>
+      <w:pPr>
+        <w:pStyle w:val="ListParagraph"/>
+        <w:pBdr>
+          <w:top w:val="single" w:sz="4" w:space="1" w:color="auto"/>
+          <w:left w:val="single" w:sz="4" w:space="4" w:color="auto"/>
+          <w:bottom w:val="single" w:sz="4" w:space="1" w:color="auto"/>
+          <w:right w:val="single" w:sz="4" w:space="4" w:color="auto"/>
+        </w:pBdr>
+        <w:ind w:left="1080"/>
+        <w:rPr>
+          <w:lang w:val="en-US"/>
+        </w:rPr>
+      </w:pPr>
+      <w:r>
+        <w:rPr>
+          <w:lang w:val="en-US"/>
+        </w:rPr>
+        <w:t xml:space="preserve">    </w:t>
+      </w:r>
+      <w:r>
+        <w:rPr>
+          <w:lang w:val="en-US"/>
+        </w:rPr>
+        <w:t>def __init__(self, &lt;Tham Số Khởi Tạo&gt;):</w:t>
+      </w:r>
+    </w:p>
+    <w:p>
+      <w:pPr>
+        <w:pStyle w:val="ListParagraph"/>
+        <w:pBdr>
+          <w:top w:val="single" w:sz="4" w:space="1" w:color="auto"/>
+          <w:left w:val="single" w:sz="4" w:space="4" w:color="auto"/>
+          <w:bottom w:val="single" w:sz="4" w:space="1" w:color="auto"/>
+          <w:right w:val="single" w:sz="4" w:space="4" w:color="auto"/>
+        </w:pBdr>
+        <w:ind w:left="1080"/>
+        <w:rPr>
+          <w:lang w:val="en-US"/>
+        </w:rPr>
+      </w:pPr>
+      <w:r>
+        <w:rPr>
+          <w:lang w:val="en-US"/>
+        </w:rPr>
+        <w:t xml:space="preserve">        </w:t>
+      </w:r>
+      <w:r>
+        <w:rPr>
+          <w:lang w:val="en-US"/>
+        </w:rPr>
+        <w:t>super().__init__(&lt;Giá Trị Khởi Tạo Class Kế Thừa&gt;)</w:t>
+      </w:r>
+    </w:p>
+    <w:p>
+      <w:pPr>
+        <w:pStyle w:val="ListParagraph"/>
+        <w:pBdr>
+          <w:top w:val="single" w:sz="4" w:space="1" w:color="auto"/>
+          <w:left w:val="single" w:sz="4" w:space="4" w:color="auto"/>
+          <w:bottom w:val="single" w:sz="4" w:space="1" w:color="auto"/>
+          <w:right w:val="single" w:sz="4" w:space="4" w:color="auto"/>
+        </w:pBdr>
+        <w:ind w:left="1080"/>
+        <w:rPr>
+          <w:lang w:val="en-US"/>
+        </w:rPr>
+      </w:pPr>
+      <w:r>
+        <w:rPr>
+          <w:lang w:val="en-US"/>
+        </w:rPr>
+        <w:t xml:space="preserve">        </w:t>
+      </w:r>
+      <w:r>
+        <w:rPr>
+          <w:lang w:val="en-US"/>
+        </w:rPr>
+        <w:t>self.&lt;Tên Thuộc Tính&gt; = &lt;Giá Trị Thuộc Tính&gt;</w:t>
+      </w:r>
+    </w:p>
+    <w:p>
+      <w:pPr>
+        <w:pStyle w:val="ListParagraph"/>
+        <w:pBdr>
+          <w:top w:val="single" w:sz="4" w:space="1" w:color="auto"/>
+          <w:left w:val="single" w:sz="4" w:space="4" w:color="auto"/>
+          <w:bottom w:val="single" w:sz="4" w:space="1" w:color="auto"/>
+          <w:right w:val="single" w:sz="4" w:space="4" w:color="auto"/>
+        </w:pBdr>
+        <w:ind w:left="1080"/>
+        <w:rPr>
+          <w:lang w:val="en-US"/>
+        </w:rPr>
+      </w:pPr>
+    </w:p>
+    <w:p>
+      <w:pPr>
+        <w:pStyle w:val="ListParagraph"/>
+        <w:pBdr>
+          <w:top w:val="single" w:sz="4" w:space="1" w:color="auto"/>
+          <w:left w:val="single" w:sz="4" w:space="4" w:color="auto"/>
+          <w:bottom w:val="single" w:sz="4" w:space="1" w:color="auto"/>
+          <w:right w:val="single" w:sz="4" w:space="4" w:color="auto"/>
+        </w:pBdr>
+        <w:ind w:left="1080"/>
+        <w:rPr>
+          <w:lang w:val="en-US"/>
+        </w:rPr>
+      </w:pPr>
+      <w:r>
+        <w:rPr>
+          <w:lang w:val="en-US"/>
+        </w:rPr>
+        <w:t xml:space="preserve">    </w:t>
+      </w:r>
+      <w:r>
+        <w:rPr>
+          <w:lang w:val="en-US"/>
+        </w:rPr>
+        <w:t>def &lt;Tên Hàm Trong Class&gt;(self, &lt;Tham Số&gt;):</w:t>
+      </w:r>
+    </w:p>
+    <w:p>
+      <w:pPr>
+        <w:pStyle w:val="ListParagraph"/>
+        <w:pBdr>
+          <w:top w:val="single" w:sz="4" w:space="1" w:color="auto"/>
+          <w:left w:val="single" w:sz="4" w:space="4" w:color="auto"/>
+          <w:bottom w:val="single" w:sz="4" w:space="1" w:color="auto"/>
+          <w:right w:val="single" w:sz="4" w:space="4" w:color="auto"/>
+        </w:pBdr>
+        <w:ind w:left="1080"/>
+        <w:rPr>
+          <w:lang w:val="en-US"/>
+        </w:rPr>
+      </w:pPr>
+      <w:r>
+        <w:rPr>
+          <w:lang w:val="en-US"/>
+        </w:rPr>
+        <w:t xml:space="preserve">        </w:t>
+      </w:r>
+      <w:r>
+        <w:rPr>
+          <w:lang w:val="en-US"/>
+        </w:rPr>
+        <w:t xml:space="preserve">&lt;Xử Lí </w:t>
+      </w:r>
+      <w:r>
+        <w:rPr>
+          <w:lang w:val="en-US"/>
+        </w:rPr>
+        <w:t>Gì Đó Với Tham Số</w:t>
+      </w:r>
+      <w:r>
+        <w:rPr>
+          <w:lang w:val="en-US"/>
+        </w:rPr>
+        <w:t>&gt;</w:t>
+      </w:r>
+    </w:p>
+    <w:p>
+      <w:pPr>
+        <w:pStyle w:val="ListParagraph"/>
+        <w:pBdr>
+          <w:top w:val="single" w:sz="4" w:space="1" w:color="auto"/>
+          <w:left w:val="single" w:sz="4" w:space="4" w:color="auto"/>
+          <w:bottom w:val="single" w:sz="4" w:space="1" w:color="auto"/>
+          <w:right w:val="single" w:sz="4" w:space="4" w:color="auto"/>
+        </w:pBdr>
+        <w:ind w:left="1080"/>
+        <w:rPr>
+          <w:lang w:val="en-US"/>
+        </w:rPr>
+      </w:pPr>
+      <w:r>
+        <w:rPr>
+          <w:lang w:val="en-US"/>
+        </w:rPr>
+        <w:t xml:space="preserve">        </w:t>
+      </w:r>
+      <w:r>
+        <w:rPr>
+          <w:lang w:val="en-US"/>
+        </w:rPr>
+        <w:t>return &lt;Giá Trị G</w:t>
+      </w:r>
+      <w:r>
+        <w:rPr>
+          <w:sz w:val="24"/>
+          <w:lang w:val="en-US"/>
+        </w:rPr>
+        <w:t>ì</w:t>
+      </w:r>
+      <w:r>
+        <w:rPr>
+          <w:lang w:val="en-US"/>
+        </w:rPr>
+        <w:t xml:space="preserve"> Đó&gt;</w:t>
+      </w:r>
+    </w:p>
+    <w:p>
+      <w:pPr>
+        <w:pStyle w:val="ListParagraph"/>
+        <w:numPr>
+          <w:ilvl w:val="0"/>
+          <w:numId w:val="3"/>
+        </w:numPr>
+        <w:rPr>
+          <w:lang w:val="en-US"/>
+        </w:rPr>
+      </w:pPr>
+      <w:r>
+        <w:rPr>
+          <w:lang w:val="en-US"/>
+        </w:rPr>
+        <w:t>Lệnh “</w:t>
+      </w:r>
+      <w:r>
+        <w:rPr>
+          <w:lang w:val="en-US"/>
+        </w:rPr>
+        <w:t>super().__init__()</w:t>
+      </w:r>
+      <w:r>
+        <w:rPr>
+          <w:lang w:val="en-US"/>
+        </w:rPr>
+        <w:t>” dùng để khởi tạo Class kế thừa với những giá trị mình đưa vào</w:t>
+      </w:r>
+    </w:p>
+    <w:p>
+      <w:pPr>
+        <w:pStyle w:val="ListParagraph"/>
+        <w:numPr>
+          <w:ilvl w:val="0"/>
+          <w:numId w:val="3"/>
+        </w:numPr>
+        <w:rPr>
+          <w:lang w:val="en-US"/>
+        </w:rPr>
+      </w:pPr>
+      <w:r>
+        <w:rPr>
+          <w:lang w:val="en-US"/>
+        </w:rPr>
         <w:t>Ví dụ</w:t>
       </w:r>
     </w:p>
@@ -2532,19 +3568,336 @@
         <w:rPr>
           <w:lang w:val="en-US"/>
         </w:rPr>
-        <w:t>foo = enumerate([5, ‘a’, 4]</w:t>
-      </w:r>
-      <w:r>
-        <w:rPr>
-          <w:lang w:val="en-US"/>
-        </w:rPr>
-        <w:t>, 2</w:t>
-      </w:r>
-      <w:r>
-        <w:rPr>
-          <w:lang w:val="en-US"/>
-        </w:rPr>
-        <w:t>)</w:t>
+        <w:t xml:space="preserve">class </w:t>
+      </w:r>
+      <w:r>
+        <w:rPr>
+          <w:lang w:val="en-US"/>
+        </w:rPr>
+        <w:t>foo</w:t>
+      </w:r>
+      <w:r>
+        <w:rPr>
+          <w:lang w:val="en-US"/>
+        </w:rPr>
+        <w:t>(</w:t>
+      </w:r>
+      <w:r>
+        <w:rPr>
+          <w:lang w:val="en-US"/>
+        </w:rPr>
+        <w:t>bar</w:t>
+      </w:r>
+      <w:r>
+        <w:rPr>
+          <w:lang w:val="en-US"/>
+        </w:rPr>
+        <w:t>):</w:t>
+      </w:r>
+    </w:p>
+    <w:p>
+      <w:pPr>
+        <w:pStyle w:val="ListParagraph"/>
+        <w:pBdr>
+          <w:top w:val="single" w:sz="4" w:space="1" w:color="auto"/>
+          <w:left w:val="single" w:sz="4" w:space="4" w:color="auto"/>
+          <w:bottom w:val="single" w:sz="4" w:space="1" w:color="auto"/>
+          <w:right w:val="single" w:sz="4" w:space="4" w:color="auto"/>
+        </w:pBdr>
+        <w:ind w:left="1080"/>
+        <w:rPr>
+          <w:lang w:val="en-US"/>
+        </w:rPr>
+      </w:pPr>
+      <w:r>
+        <w:rPr>
+          <w:lang w:val="en-US"/>
+        </w:rPr>
+        <w:t xml:space="preserve">    </w:t>
+      </w:r>
+      <w:r>
+        <w:rPr>
+          <w:lang w:val="en-US"/>
+        </w:rPr>
+        <w:t xml:space="preserve">def __init__(self, </w:t>
+      </w:r>
+      <w:r>
+        <w:rPr>
+          <w:lang w:val="en-US"/>
+        </w:rPr>
+        <w:t>bruh</w:t>
+      </w:r>
+      <w:r>
+        <w:rPr>
+          <w:lang w:val="en-US"/>
+        </w:rPr>
+        <w:t>):</w:t>
+      </w:r>
+    </w:p>
+    <w:p>
+      <w:pPr>
+        <w:pStyle w:val="ListParagraph"/>
+        <w:pBdr>
+          <w:top w:val="single" w:sz="4" w:space="1" w:color="auto"/>
+          <w:left w:val="single" w:sz="4" w:space="4" w:color="auto"/>
+          <w:bottom w:val="single" w:sz="4" w:space="1" w:color="auto"/>
+          <w:right w:val="single" w:sz="4" w:space="4" w:color="auto"/>
+        </w:pBdr>
+        <w:ind w:left="1080"/>
+        <w:rPr>
+          <w:lang w:val="en-US"/>
+        </w:rPr>
+      </w:pPr>
+      <w:r>
+        <w:rPr>
+          <w:lang w:val="en-US"/>
+        </w:rPr>
+        <w:t xml:space="preserve">        </w:t>
+      </w:r>
+      <w:r>
+        <w:rPr>
+          <w:lang w:val="en-US"/>
+        </w:rPr>
+        <w:t>super().__init__()</w:t>
+      </w:r>
+    </w:p>
+    <w:p>
+      <w:pPr>
+        <w:pStyle w:val="ListParagraph"/>
+        <w:pBdr>
+          <w:top w:val="single" w:sz="4" w:space="1" w:color="auto"/>
+          <w:left w:val="single" w:sz="4" w:space="4" w:color="auto"/>
+          <w:bottom w:val="single" w:sz="4" w:space="1" w:color="auto"/>
+          <w:right w:val="single" w:sz="4" w:space="4" w:color="auto"/>
+        </w:pBdr>
+        <w:ind w:left="1080"/>
+        <w:rPr>
+          <w:lang w:val="en-US"/>
+        </w:rPr>
+      </w:pPr>
+      <w:r>
+        <w:rPr>
+          <w:lang w:val="en-US"/>
+        </w:rPr>
+        <w:t xml:space="preserve">        </w:t>
+      </w:r>
+      <w:r>
+        <w:rPr>
+          <w:lang w:val="en-US"/>
+        </w:rPr>
+        <w:t>self.</w:t>
+      </w:r>
+      <w:r>
+        <w:rPr>
+          <w:lang w:val="en-US"/>
+        </w:rPr>
+        <w:t>dark</w:t>
+      </w:r>
+      <w:r>
+        <w:rPr>
+          <w:lang w:val="en-US"/>
+        </w:rPr>
+        <w:t xml:space="preserve"> = </w:t>
+      </w:r>
+      <w:r>
+        <w:rPr>
+          <w:lang w:val="en-US"/>
+        </w:rPr>
+        <w:t>“lmao”</w:t>
+      </w:r>
+    </w:p>
+    <w:p>
+      <w:pPr>
+        <w:pStyle w:val="ListParagraph"/>
+        <w:pBdr>
+          <w:top w:val="single" w:sz="4" w:space="1" w:color="auto"/>
+          <w:left w:val="single" w:sz="4" w:space="4" w:color="auto"/>
+          <w:bottom w:val="single" w:sz="4" w:space="1" w:color="auto"/>
+          <w:right w:val="single" w:sz="4" w:space="4" w:color="auto"/>
+        </w:pBdr>
+        <w:ind w:left="1080"/>
+        <w:rPr>
+          <w:lang w:val="en-US"/>
+        </w:rPr>
+      </w:pPr>
+    </w:p>
+    <w:p>
+      <w:pPr>
+        <w:pStyle w:val="ListParagraph"/>
+        <w:pBdr>
+          <w:top w:val="single" w:sz="4" w:space="1" w:color="auto"/>
+          <w:left w:val="single" w:sz="4" w:space="4" w:color="auto"/>
+          <w:bottom w:val="single" w:sz="4" w:space="1" w:color="auto"/>
+          <w:right w:val="single" w:sz="4" w:space="4" w:color="auto"/>
+        </w:pBdr>
+        <w:ind w:left="1080"/>
+        <w:rPr>
+          <w:lang w:val="en-US"/>
+        </w:rPr>
+      </w:pPr>
+      <w:r>
+        <w:rPr>
+          <w:lang w:val="en-US"/>
+        </w:rPr>
+        <w:t xml:space="preserve">    </w:t>
+      </w:r>
+      <w:r>
+        <w:rPr>
+          <w:lang w:val="en-US"/>
+        </w:rPr>
+        <w:t xml:space="preserve">def </w:t>
+      </w:r>
+      <w:r>
+        <w:rPr>
+          <w:lang w:val="en-US"/>
+        </w:rPr>
+        <w:t>lol</w:t>
+      </w:r>
+      <w:r>
+        <w:rPr>
+          <w:lang w:val="en-US"/>
+        </w:rPr>
+        <w:t xml:space="preserve">(self, </w:t>
+      </w:r>
+      <w:r>
+        <w:rPr>
+          <w:lang w:val="en-US"/>
+        </w:rPr>
+        <w:t>shit</w:t>
+      </w:r>
+      <w:r>
+        <w:rPr>
+          <w:lang w:val="en-US"/>
+        </w:rPr>
+        <w:t>):</w:t>
+      </w:r>
+    </w:p>
+    <w:p>
+      <w:pPr>
+        <w:pStyle w:val="ListParagraph"/>
+        <w:pBdr>
+          <w:top w:val="single" w:sz="4" w:space="1" w:color="auto"/>
+          <w:left w:val="single" w:sz="4" w:space="4" w:color="auto"/>
+          <w:bottom w:val="single" w:sz="4" w:space="1" w:color="auto"/>
+          <w:right w:val="single" w:sz="4" w:space="4" w:color="auto"/>
+        </w:pBdr>
+        <w:ind w:left="1080"/>
+        <w:rPr>
+          <w:lang w:val="en-US"/>
+        </w:rPr>
+      </w:pPr>
+      <w:r>
+        <w:rPr>
+          <w:lang w:val="en-US"/>
+        </w:rPr>
+        <w:t xml:space="preserve">        </w:t>
+      </w:r>
+      <w:r>
+        <w:rPr>
+          <w:lang w:val="en-US"/>
+        </w:rPr>
+        <w:t xml:space="preserve">return </w:t>
+      </w:r>
+      <w:r>
+        <w:rPr>
+          <w:lang w:val="en-US"/>
+        </w:rPr>
+        <w:t>shit + 1</w:t>
+      </w:r>
+    </w:p>
+    <w:p>
+      <w:pPr>
+        <w:pStyle w:val="ListParagraph"/>
+        <w:pBdr>
+          <w:top w:val="single" w:sz="4" w:space="1" w:color="auto"/>
+          <w:left w:val="single" w:sz="4" w:space="4" w:color="auto"/>
+          <w:bottom w:val="single" w:sz="4" w:space="1" w:color="auto"/>
+          <w:right w:val="single" w:sz="4" w:space="4" w:color="auto"/>
+        </w:pBdr>
+        <w:ind w:left="1080"/>
+        <w:rPr>
+          <w:lang w:val="en-US"/>
+        </w:rPr>
+      </w:pPr>
+    </w:p>
+    <w:p>
+      <w:pPr>
+        <w:pStyle w:val="ListParagraph"/>
+        <w:pBdr>
+          <w:top w:val="single" w:sz="4" w:space="1" w:color="auto"/>
+          <w:left w:val="single" w:sz="4" w:space="4" w:color="auto"/>
+          <w:bottom w:val="single" w:sz="4" w:space="1" w:color="auto"/>
+          <w:right w:val="single" w:sz="4" w:space="4" w:color="auto"/>
+        </w:pBdr>
+        <w:ind w:left="1080"/>
+        <w:rPr>
+          <w:lang w:val="en-US"/>
+        </w:rPr>
+      </w:pPr>
+      <w:r>
+        <w:rPr>
+          <w:lang w:val="en-US"/>
+        </w:rPr>
+        <w:t>new_foo = foo(4)</w:t>
+      </w:r>
+    </w:p>
+    <w:p>
+      <w:pPr>
+        <w:rPr>
+          <w:lang w:val="en-US"/>
+        </w:rPr>
+      </w:pPr>
+    </w:p>
+    <w:p>
+      <w:pPr>
+        <w:rPr>
+          <w:lang w:val="en-US"/>
+        </w:rPr>
+      </w:pPr>
+      <w:r>
+        <w:rPr>
+          <w:lang w:val="en-US"/>
+        </w:rPr>
+        <w:t>Error – Lỗi:</w:t>
+      </w:r>
+    </w:p>
+    <w:p>
+      <w:pPr>
+        <w:pStyle w:val="ListParagraph"/>
+        <w:numPr>
+          <w:ilvl w:val="0"/>
+          <w:numId w:val="11"/>
+        </w:numPr>
+        <w:rPr>
+          <w:lang w:val="en-US"/>
+        </w:rPr>
+      </w:pPr>
+      <w:r>
+        <w:rPr>
+          <w:lang w:val="en-US"/>
+        </w:rPr>
+        <w:t>Cách Nhanh Nhất Để Thông Báo Lỗi Nếu 1 Biểu Thức Logic Nào Đó False?</w:t>
+      </w:r>
+    </w:p>
+    <w:p>
+      <w:pPr>
+        <w:pStyle w:val="ListParagraph"/>
+        <w:pBdr>
+          <w:top w:val="single" w:sz="4" w:space="1" w:color="auto"/>
+          <w:left w:val="single" w:sz="4" w:space="4" w:color="auto"/>
+          <w:bottom w:val="single" w:sz="4" w:space="1" w:color="auto"/>
+          <w:right w:val="single" w:sz="4" w:space="4" w:color="auto"/>
+        </w:pBdr>
+        <w:ind w:left="1080"/>
+        <w:rPr>
+          <w:lang w:val="en-US"/>
+        </w:rPr>
+      </w:pPr>
+      <w:r>
+        <w:rPr>
+          <w:lang w:val="en-US"/>
+        </w:rPr>
+        <w:t>assert &lt;Biểu Thức Logic&gt;</w:t>
       </w:r>
     </w:p>
     <w:p>
@@ -2562,57 +3915,34 @@
         <w:rPr>
           <w:lang w:val="en-US"/>
         </w:rPr>
-        <w:t>foo giống kiể</w:t>
-      </w:r>
-      <w:r>
-        <w:rPr>
-          <w:lang w:val="en-US"/>
-        </w:rPr>
-        <w:t>u {2 : 5, 3 : ‘a’, 4</w:t>
-      </w:r>
-      <w:r>
-        <w:rPr>
-          <w:lang w:val="en-US"/>
-        </w:rPr>
-        <w:t xml:space="preserve"> : 4}</w:t>
-      </w:r>
-    </w:p>
-    <w:p>
-      <w:pPr>
-        <w:rPr>
-          <w:lang w:val="en-US"/>
-        </w:rPr>
-      </w:pPr>
-    </w:p>
-    <w:p>
-      <w:pPr>
-        <w:rPr>
-          <w:lang w:val="en-US"/>
-        </w:rPr>
-      </w:pPr>
-      <w:r>
-        <w:rPr>
-          <w:lang w:val="en-US"/>
-        </w:rPr>
-        <w:t>Dictionary – Từ Điển:</w:t>
-      </w:r>
-    </w:p>
-    <w:p>
-      <w:pPr>
-        <w:pStyle w:val="ListParagraph"/>
-        <w:numPr>
-          <w:ilvl w:val="0"/>
-          <w:numId w:val="8"/>
-        </w:numPr>
-        <w:rPr>
-          <w:lang w:val="en-US"/>
-        </w:rPr>
-      </w:pPr>
-      <w:r>
-        <w:rPr>
-          <w:lang w:val="en-US"/>
-        </w:rPr>
-        <w:t>Dictionary Giải Thích?</w:t>
+        <w:t>ví dụ</w:t>
+      </w:r>
+    </w:p>
+    <w:p>
+      <w:pPr>
+        <w:pStyle w:val="ListParagraph"/>
+        <w:pBdr>
+          <w:top w:val="single" w:sz="4" w:space="1" w:color="auto"/>
+          <w:left w:val="single" w:sz="4" w:space="4" w:color="auto"/>
+          <w:bottom w:val="single" w:sz="4" w:space="1" w:color="auto"/>
+          <w:right w:val="single" w:sz="4" w:space="4" w:color="auto"/>
+        </w:pBdr>
+        <w:ind w:left="1080"/>
+        <w:rPr>
+          <w:lang w:val="en-US"/>
+        </w:rPr>
+      </w:pPr>
+      <w:r>
+        <w:rPr>
+          <w:lang w:val="en-US"/>
+        </w:rPr>
+        <w:t>assert 1 &gt;</w:t>
+      </w:r>
+      <w:r>
+        <w:rPr>
+          <w:lang w:val="en-US"/>
+        </w:rPr>
+        <w:t xml:space="preserve"> 5</w:t>
       </w:r>
     </w:p>
     <w:p>
@@ -2630,46 +3960,28 @@
         <w:rPr>
           <w:lang w:val="en-US"/>
         </w:rPr>
-        <w:t>Giống như từ điển bình thường, bạn tra từ để tìm giải thích của nó, giống Set, nhưng mỗi phần tử gồm 2 thằng là Key và giá trị, dùng Key để truy xuất giá trị</w:t>
-      </w:r>
-    </w:p>
-    <w:p>
-      <w:pPr>
-        <w:pStyle w:val="ListParagraph"/>
-        <w:numPr>
-          <w:ilvl w:val="0"/>
-          <w:numId w:val="8"/>
-        </w:numPr>
-        <w:rPr>
-          <w:lang w:val="en-US"/>
-        </w:rPr>
-      </w:pPr>
-      <w:r>
-        <w:rPr>
-          <w:lang w:val="en-US"/>
-        </w:rPr>
-        <w:t>Tạo Nhanh 1 Dictionary?</w:t>
-      </w:r>
-    </w:p>
-    <w:p>
-      <w:pPr>
-        <w:pStyle w:val="ListParagraph"/>
-        <w:pBdr>
-          <w:top w:val="single" w:sz="4" w:space="1" w:color="auto"/>
-          <w:left w:val="single" w:sz="4" w:space="4" w:color="auto"/>
-          <w:bottom w:val="single" w:sz="4" w:space="1" w:color="auto"/>
-          <w:right w:val="single" w:sz="4" w:space="4" w:color="auto"/>
-        </w:pBdr>
-        <w:ind w:left="1080"/>
-        <w:rPr>
-          <w:lang w:val="en-US"/>
-        </w:rPr>
-      </w:pPr>
-      <w:r>
-        <w:rPr>
-          <w:lang w:val="en-US"/>
-        </w:rPr>
-        <w:t>&lt;Biến&gt; = {&lt;Các Cặp Key Và Giá Trị&gt;}</w:t>
+        <w:t>Màn hình sẽ thông báo “Assertion Error”</w:t>
+      </w:r>
+    </w:p>
+    <w:p>
+      <w:pPr>
+        <w:pStyle w:val="ListParagraph"/>
+        <w:pBdr>
+          <w:top w:val="single" w:sz="4" w:space="1" w:color="auto"/>
+          <w:left w:val="single" w:sz="4" w:space="4" w:color="auto"/>
+          <w:bottom w:val="single" w:sz="4" w:space="1" w:color="auto"/>
+          <w:right w:val="single" w:sz="4" w:space="4" w:color="auto"/>
+        </w:pBdr>
+        <w:ind w:left="1080"/>
+        <w:rPr>
+          <w:lang w:val="en-US"/>
+        </w:rPr>
+      </w:pPr>
+      <w:r>
+        <w:rPr>
+          <w:lang w:val="en-US"/>
+        </w:rPr>
+        <w:t>assert 1 &lt; 5</w:t>
       </w:r>
     </w:p>
     <w:p>
@@ -2687,7 +3999,82 @@
         <w:rPr>
           <w:lang w:val="en-US"/>
         </w:rPr>
-        <w:t>Key có thể là bất kì kiểu dữ liệu nào ngoại trừ List</w:t>
+        <w:t>Câu lệnh này được bỏ qua</w:t>
+      </w:r>
+    </w:p>
+    <w:p>
+      <w:pPr>
+        <w:rPr>
+          <w:lang w:val="en-US"/>
+        </w:rPr>
+      </w:pPr>
+    </w:p>
+    <w:p>
+      <w:pPr>
+        <w:rPr>
+          <w:lang w:val="en-US"/>
+        </w:rPr>
+      </w:pPr>
+      <w:r>
+        <w:rPr>
+          <w:lang w:val="en-US"/>
+        </w:rPr>
+        <w:t xml:space="preserve">Argument </w:t>
+      </w:r>
+      <w:r>
+        <w:rPr>
+          <w:lang w:val="en-US"/>
+        </w:rPr>
+        <w:t xml:space="preserve"> –</w:t>
+      </w:r>
+      <w:r>
+        <w:rPr>
+          <w:lang w:val="en-US"/>
+        </w:rPr>
+        <w:t xml:space="preserve"> Tham Số</w:t>
+      </w:r>
+      <w:r>
+        <w:rPr>
+          <w:lang w:val="en-US"/>
+        </w:rPr>
+        <w:t>:</w:t>
+      </w:r>
+    </w:p>
+    <w:p>
+      <w:pPr>
+        <w:pStyle w:val="ListParagraph"/>
+        <w:numPr>
+          <w:ilvl w:val="0"/>
+          <w:numId w:val="12"/>
+        </w:numPr>
+        <w:rPr>
+          <w:lang w:val="en-US"/>
+        </w:rPr>
+      </w:pPr>
+      <w:r>
+        <w:rPr>
+          <w:lang w:val="en-US"/>
+        </w:rPr>
+        <w:lastRenderedPageBreak/>
+        <w:t xml:space="preserve">Positional Argument </w:t>
+      </w:r>
+      <w:r>
+        <w:rPr>
+          <w:lang w:val="en-US"/>
+        </w:rPr>
+        <w:t xml:space="preserve">Và </w:t>
+      </w:r>
+      <w:r>
+        <w:rPr>
+          <w:lang w:val="en-US"/>
+        </w:rPr>
+        <w:t>Key Word Argument</w:t>
+      </w:r>
+      <w:r>
+        <w:rPr>
+          <w:lang w:val="en-US"/>
+        </w:rPr>
+        <w:t>?</w:t>
       </w:r>
     </w:p>
     <w:p>
@@ -2705,1440 +4092,6 @@
         <w:rPr>
           <w:lang w:val="en-US"/>
         </w:rPr>
-        <w:t>Ví dụ</w:t>
-      </w:r>
-    </w:p>
-    <w:p>
-      <w:pPr>
-        <w:pStyle w:val="ListParagraph"/>
-        <w:pBdr>
-          <w:top w:val="single" w:sz="4" w:space="1" w:color="auto"/>
-          <w:left w:val="single" w:sz="4" w:space="4" w:color="auto"/>
-          <w:bottom w:val="single" w:sz="4" w:space="1" w:color="auto"/>
-          <w:right w:val="single" w:sz="4" w:space="4" w:color="auto"/>
-        </w:pBdr>
-        <w:ind w:left="1080"/>
-        <w:rPr>
-          <w:lang w:val="en-US"/>
-        </w:rPr>
-      </w:pPr>
-      <w:r>
-        <w:rPr>
-          <w:lang w:val="en-US"/>
-        </w:rPr>
-        <w:t>foo = {“cac” : 1, 2 : “bar”, (1, 2) : [4, 5]}</w:t>
-      </w:r>
-    </w:p>
-    <w:p>
-      <w:pPr>
-        <w:pStyle w:val="ListParagraph"/>
-        <w:numPr>
-          <w:ilvl w:val="0"/>
-          <w:numId w:val="3"/>
-        </w:numPr>
-        <w:rPr>
-          <w:lang w:val="en-US"/>
-        </w:rPr>
-      </w:pPr>
-      <w:r>
-        <w:rPr>
-          <w:lang w:val="en-US"/>
-        </w:rPr>
-        <w:t>foo[(1, 2)] trả về [4, 5]</w:t>
-      </w:r>
-    </w:p>
-    <w:p>
-      <w:pPr>
-        <w:pStyle w:val="ListParagraph"/>
-        <w:numPr>
-          <w:ilvl w:val="0"/>
-          <w:numId w:val="8"/>
-        </w:numPr>
-        <w:rPr>
-          <w:lang w:val="en-US"/>
-        </w:rPr>
-      </w:pPr>
-      <w:r>
-        <w:rPr>
-          <w:lang w:val="en-US"/>
-        </w:rPr>
-        <w:t>Chuyển Kiểu Dữ Liệu Khác Về Dictionary?</w:t>
-      </w:r>
-    </w:p>
-    <w:p>
-      <w:pPr>
-        <w:pStyle w:val="ListParagraph"/>
-        <w:numPr>
-          <w:ilvl w:val="0"/>
-          <w:numId w:val="3"/>
-        </w:numPr>
-        <w:rPr>
-          <w:lang w:val="en-US"/>
-        </w:rPr>
-      </w:pPr>
-      <w:r>
-        <w:rPr>
-          <w:lang w:val="en-US"/>
-        </w:rPr>
-        <w:t>Giả sử “foo” là 1 đối tượng Iterable, chứa các phần tử cũng Iterable, các Iterable con này đều chứa 2 phần tử, nhập lệnh sau</w:t>
-      </w:r>
-    </w:p>
-    <w:p>
-      <w:pPr>
-        <w:pStyle w:val="ListParagraph"/>
-        <w:pBdr>
-          <w:top w:val="single" w:sz="4" w:space="1" w:color="auto"/>
-          <w:left w:val="single" w:sz="4" w:space="4" w:color="auto"/>
-          <w:bottom w:val="single" w:sz="4" w:space="1" w:color="auto"/>
-          <w:right w:val="single" w:sz="4" w:space="4" w:color="auto"/>
-        </w:pBdr>
-        <w:ind w:left="1080"/>
-        <w:rPr>
-          <w:lang w:val="en-US"/>
-        </w:rPr>
-      </w:pPr>
-      <w:r>
-        <w:rPr>
-          <w:lang w:val="en-US"/>
-        </w:rPr>
-        <w:t>&lt;Dictionary&gt; = dict(foo)</w:t>
-      </w:r>
-    </w:p>
-    <w:p>
-      <w:pPr>
-        <w:pStyle w:val="ListParagraph"/>
-        <w:numPr>
-          <w:ilvl w:val="0"/>
-          <w:numId w:val="3"/>
-        </w:numPr>
-        <w:rPr>
-          <w:lang w:val="en-US"/>
-        </w:rPr>
-      </w:pPr>
-      <w:r>
-        <w:rPr>
-          <w:lang w:val="en-US"/>
-        </w:rPr>
-        <w:t>&lt;Dictionary&gt; sẽ có các cặp Key và giá trị tương ứng với 2 phần tử trong các Iterable con</w:t>
-      </w:r>
-    </w:p>
-    <w:p>
-      <w:pPr>
-        <w:pStyle w:val="ListParagraph"/>
-        <w:numPr>
-          <w:ilvl w:val="0"/>
-          <w:numId w:val="3"/>
-        </w:numPr>
-        <w:rPr>
-          <w:lang w:val="en-US"/>
-        </w:rPr>
-      </w:pPr>
-      <w:r>
-        <w:rPr>
-          <w:lang w:val="en-US"/>
-        </w:rPr>
-        <w:t>Ví dụ</w:t>
-      </w:r>
-    </w:p>
-    <w:p>
-      <w:pPr>
-        <w:pStyle w:val="ListParagraph"/>
-        <w:pBdr>
-          <w:top w:val="single" w:sz="4" w:space="1" w:color="auto"/>
-          <w:left w:val="single" w:sz="4" w:space="4" w:color="auto"/>
-          <w:bottom w:val="single" w:sz="4" w:space="1" w:color="auto"/>
-          <w:right w:val="single" w:sz="4" w:space="4" w:color="auto"/>
-        </w:pBdr>
-        <w:ind w:left="1080"/>
-        <w:rPr>
-          <w:lang w:val="en-US"/>
-        </w:rPr>
-      </w:pPr>
-      <w:r>
-        <w:rPr>
-          <w:lang w:val="en-US"/>
-        </w:rPr>
-        <w:t>foo = ([1, ‘a’], (‘abc’, 5))</w:t>
-      </w:r>
-    </w:p>
-    <w:p>
-      <w:pPr>
-        <w:pStyle w:val="ListParagraph"/>
-        <w:pBdr>
-          <w:top w:val="single" w:sz="4" w:space="1" w:color="auto"/>
-          <w:left w:val="single" w:sz="4" w:space="4" w:color="auto"/>
-          <w:bottom w:val="single" w:sz="4" w:space="1" w:color="auto"/>
-          <w:right w:val="single" w:sz="4" w:space="4" w:color="auto"/>
-        </w:pBdr>
-        <w:ind w:left="1080"/>
-        <w:rPr>
-          <w:lang w:val="en-US"/>
-        </w:rPr>
-      </w:pPr>
-      <w:r>
-        <w:rPr>
-          <w:lang w:val="en-US"/>
-        </w:rPr>
-        <w:t>bar = dict(foo)</w:t>
-      </w:r>
-    </w:p>
-    <w:p>
-      <w:pPr>
-        <w:pStyle w:val="ListParagraph"/>
-        <w:numPr>
-          <w:ilvl w:val="0"/>
-          <w:numId w:val="3"/>
-        </w:numPr>
-        <w:rPr>
-          <w:lang w:val="en-US"/>
-        </w:rPr>
-      </w:pPr>
-      <w:r>
-        <w:rPr>
-          <w:lang w:val="en-US"/>
-        </w:rPr>
-        <w:t>“bar” có giá trị là {1 : “a”, “abc” : 5}</w:t>
-      </w:r>
-    </w:p>
-    <w:p>
-      <w:pPr>
-        <w:rPr>
-          <w:lang w:val="en-US"/>
-        </w:rPr>
-      </w:pPr>
-    </w:p>
-    <w:p>
-      <w:pPr>
-        <w:rPr>
-          <w:lang w:val="en-US"/>
-        </w:rPr>
-      </w:pPr>
-      <w:r>
-        <w:rPr>
-          <w:lang w:val="en-US"/>
-        </w:rPr>
-        <w:t>Class – Lớp:</w:t>
-      </w:r>
-    </w:p>
-    <w:p>
-      <w:pPr>
-        <w:pStyle w:val="ListParagraph"/>
-        <w:numPr>
-          <w:ilvl w:val="0"/>
-          <w:numId w:val="7"/>
-        </w:numPr>
-        <w:rPr>
-          <w:lang w:val="en-US"/>
-        </w:rPr>
-      </w:pPr>
-      <w:r>
-        <w:rPr>
-          <w:lang w:val="en-US"/>
-        </w:rPr>
-        <w:t>Bản Chất Class?</w:t>
-      </w:r>
-    </w:p>
-    <w:p>
-      <w:pPr>
-        <w:pStyle w:val="ListParagraph"/>
-        <w:numPr>
-          <w:ilvl w:val="0"/>
-          <w:numId w:val="3"/>
-        </w:numPr>
-        <w:rPr>
-          <w:lang w:val="en-US"/>
-        </w:rPr>
-      </w:pPr>
-      <w:r>
-        <w:rPr>
-          <w:lang w:val="en-US"/>
-        </w:rPr>
-        <w:t xml:space="preserve">Tưởng tượng Class giống như đường dẫn đến File, giả sử Class to nhất của bạn là A, thì A là thư mục gốc, tạo Class B bên trong A, tương đương tạo thư mục con B trong thư mục gốc A, tạo thuộc tính và </w:t>
-      </w:r>
-      <w:r>
-        <w:rPr>
-          <w:lang w:val="en-US"/>
-        </w:rPr>
-        <w:t>hàm</w:t>
-      </w:r>
-      <w:r>
-        <w:rPr>
-          <w:lang w:val="en-US"/>
-        </w:rPr>
-        <w:t xml:space="preserve"> trong A, tương đương tạo File trong thư mục A</w:t>
-      </w:r>
-    </w:p>
-    <w:p>
-      <w:pPr>
-        <w:pStyle w:val="ListParagraph"/>
-        <w:numPr>
-          <w:ilvl w:val="0"/>
-          <w:numId w:val="3"/>
-        </w:numPr>
-        <w:rPr>
-          <w:lang w:val="en-US"/>
-        </w:rPr>
-      </w:pPr>
-      <w:r>
-        <w:rPr>
-          <w:lang w:val="en-US"/>
-        </w:rPr>
-        <w:t xml:space="preserve">Để truy cập 1 thuộc tính hoặc </w:t>
-      </w:r>
-      <w:r>
-        <w:rPr>
-          <w:lang w:val="en-US"/>
-        </w:rPr>
-        <w:t>hàm,</w:t>
-      </w:r>
-      <w:r>
-        <w:rPr>
-          <w:lang w:val="en-US"/>
-        </w:rPr>
-        <w:t xml:space="preserve"> thì phải biến đường dẫn đến nó, khác với đường dẫn thông thường,  đường dẫn này thay dấu “/” thành “.”</w:t>
-      </w:r>
-    </w:p>
-    <w:p>
-      <w:pPr>
-        <w:pStyle w:val="ListParagraph"/>
-        <w:numPr>
-          <w:ilvl w:val="0"/>
-          <w:numId w:val="3"/>
-        </w:numPr>
-        <w:rPr>
-          <w:lang w:val="en-US"/>
-        </w:rPr>
-      </w:pPr>
-      <w:r>
-        <w:rPr>
-          <w:lang w:val="en-US"/>
-        </w:rPr>
-        <w:t>Ví dụ</w:t>
-      </w:r>
-    </w:p>
-    <w:p>
-      <w:pPr>
-        <w:pStyle w:val="ListParagraph"/>
-        <w:numPr>
-          <w:ilvl w:val="0"/>
-          <w:numId w:val="3"/>
-        </w:numPr>
-        <w:rPr>
-          <w:lang w:val="en-US"/>
-        </w:rPr>
-      </w:pPr>
-      <w:r>
-        <w:rPr>
-          <w:lang w:val="en-US"/>
-        </w:rPr>
-        <w:t>Class A to nhất, trong đó có Class B, trong B có thuộc tính “foo” = 5, khi đó “A.B.foo” có giá trị = 5, trong B còn có hàm “bar”, khi đó “A.B.bar(&lt;Tham Số&gt;)” sẽ gọi hàm này</w:t>
-      </w:r>
-    </w:p>
-    <w:p>
-      <w:pPr>
-        <w:pStyle w:val="ListParagraph"/>
-        <w:numPr>
-          <w:ilvl w:val="0"/>
-          <w:numId w:val="7"/>
-        </w:numPr>
-        <w:rPr>
-          <w:lang w:val="en-US"/>
-        </w:rPr>
-      </w:pPr>
-      <w:r>
-        <w:rPr>
-          <w:lang w:val="en-US"/>
-        </w:rPr>
-        <w:t xml:space="preserve">Bản </w:t>
-      </w:r>
-      <w:r>
-        <w:rPr>
-          <w:lang w:val="en-US"/>
-        </w:rPr>
-        <w:t xml:space="preserve">Chất Của 1 Đối Tượng  Thuộc 1 </w:t>
-      </w:r>
-      <w:r>
-        <w:rPr>
-          <w:lang w:val="en-US"/>
-        </w:rPr>
-        <w:t xml:space="preserve">Class </w:t>
-      </w:r>
-      <w:r>
-        <w:rPr>
-          <w:lang w:val="en-US"/>
-        </w:rPr>
-        <w:t>Nào Đó?</w:t>
-      </w:r>
-    </w:p>
-    <w:p>
-      <w:pPr>
-        <w:pStyle w:val="ListParagraph"/>
-        <w:numPr>
-          <w:ilvl w:val="0"/>
-          <w:numId w:val="3"/>
-        </w:numPr>
-        <w:rPr>
-          <w:lang w:val="en-US"/>
-        </w:rPr>
-      </w:pPr>
-      <w:r>
-        <w:rPr>
-          <w:lang w:val="en-US"/>
-        </w:rPr>
-        <w:t>Để tạo 1 đối tượng của 1 Class, ví dụ tạo đối tượng B từ Class A, viết</w:t>
-      </w:r>
-    </w:p>
-    <w:p>
-      <w:pPr>
-        <w:pStyle w:val="ListParagraph"/>
-        <w:pBdr>
-          <w:top w:val="single" w:sz="4" w:space="1" w:color="auto"/>
-          <w:left w:val="single" w:sz="4" w:space="4" w:color="auto"/>
-          <w:bottom w:val="single" w:sz="4" w:space="1" w:color="auto"/>
-          <w:right w:val="single" w:sz="4" w:space="4" w:color="auto"/>
-        </w:pBdr>
-        <w:ind w:left="1080"/>
-        <w:rPr>
-          <w:lang w:val="en-US"/>
-        </w:rPr>
-      </w:pPr>
-      <w:r>
-        <w:rPr>
-          <w:lang w:val="en-US"/>
-        </w:rPr>
-        <w:t>B = A()</w:t>
-      </w:r>
-    </w:p>
-    <w:p>
-      <w:pPr>
-        <w:pStyle w:val="ListParagraph"/>
-        <w:numPr>
-          <w:ilvl w:val="0"/>
-          <w:numId w:val="3"/>
-        </w:numPr>
-        <w:rPr>
-          <w:lang w:val="en-US"/>
-        </w:rPr>
-      </w:pPr>
-      <w:r>
-        <w:rPr>
-          <w:lang w:val="en-US"/>
-        </w:rPr>
-        <w:t>Đầ</w:t>
-      </w:r>
-      <w:r>
-        <w:rPr>
-          <w:lang w:val="en-US"/>
-        </w:rPr>
-        <w:t>u tiên, xét thuộc tính</w:t>
-      </w:r>
-      <w:r>
-        <w:rPr>
-          <w:lang w:val="en-US"/>
-        </w:rPr>
-        <w:t xml:space="preserve">, giả sử ta có Class A, trong đó có </w:t>
-      </w:r>
-      <w:r>
-        <w:rPr>
-          <w:lang w:val="en-US"/>
-        </w:rPr>
-        <w:t>“</w:t>
-      </w:r>
-      <w:r>
-        <w:rPr>
-          <w:lang w:val="en-US"/>
-        </w:rPr>
-        <w:t>foo</w:t>
-      </w:r>
-      <w:r>
-        <w:rPr>
-          <w:lang w:val="en-US"/>
-        </w:rPr>
-        <w:t>”</w:t>
-      </w:r>
-      <w:r>
-        <w:rPr>
-          <w:lang w:val="en-US"/>
-        </w:rPr>
-        <w:t xml:space="preserve"> = 4, B là 1 đối tượng thuộc Class A, truy cập tất cả thuộc tính của Class A = đối tượng B như bình thườ</w:t>
-      </w:r>
-      <w:r>
-        <w:rPr>
-          <w:lang w:val="en-US"/>
-        </w:rPr>
-        <w:t xml:space="preserve">ng, tuy nhiên </w:t>
-      </w:r>
-      <w:r>
-        <w:rPr>
-          <w:lang w:val="en-US"/>
-        </w:rPr>
-        <w:lastRenderedPageBreak/>
-        <w:t>“foo” dùng chung, nghĩa là nếu thay đổi “foo” thông qua “A.foo” thì “B.foo” cũng thay đổi tương tự, nhưng nếu dùng “B.foo” để thay đổi, thì “A.foo” và tất cả các đối tượng của class A sẽ không thay đổi, khi này, “foo” của B sẽ tách ra làm thuộc tính riêng của B</w:t>
-      </w:r>
-    </w:p>
-    <w:p>
-      <w:pPr>
-        <w:pStyle w:val="ListParagraph"/>
-        <w:numPr>
-          <w:ilvl w:val="0"/>
-          <w:numId w:val="3"/>
-        </w:numPr>
-        <w:rPr>
-          <w:lang w:val="en-US"/>
-        </w:rPr>
-      </w:pPr>
-      <w:r>
-        <w:rPr>
-          <w:lang w:val="en-US"/>
-        </w:rPr>
-        <w:t xml:space="preserve">Xét hàm số, trong Class A có hàm “bar”, khi này dùng B để gọi </w:t>
-      </w:r>
-      <w:r>
-        <w:rPr>
-          <w:lang w:val="en-US"/>
-        </w:rPr>
-        <w:t>“</w:t>
-      </w:r>
-      <w:r>
-        <w:rPr>
-          <w:lang w:val="en-US"/>
-        </w:rPr>
-        <w:t>bar</w:t>
-      </w:r>
-      <w:r>
-        <w:rPr>
-          <w:lang w:val="en-US"/>
-        </w:rPr>
-        <w:t>”</w:t>
-      </w:r>
-      <w:r>
-        <w:rPr>
-          <w:lang w:val="en-US"/>
-        </w:rPr>
-        <w:t xml:space="preserve"> sẽ có 1 chút khác, đó là tham số đầu tiên của </w:t>
-      </w:r>
-      <w:r>
-        <w:rPr>
-          <w:lang w:val="en-US"/>
-        </w:rPr>
-        <w:t>“</w:t>
-      </w:r>
-      <w:r>
-        <w:rPr>
-          <w:lang w:val="en-US"/>
-        </w:rPr>
-        <w:t>bar</w:t>
-      </w:r>
-      <w:r>
-        <w:rPr>
-          <w:lang w:val="en-US"/>
-        </w:rPr>
-        <w:t>”</w:t>
-      </w:r>
-      <w:r>
-        <w:rPr>
-          <w:lang w:val="en-US"/>
-        </w:rPr>
-        <w:t xml:space="preserve"> sẽ chính là bản thân B luôn, nên bạn có thể dùng tham số này để thay đổi hàm và thuộc tính của B, thông thường nó được đặt tên là “self”</w:t>
-      </w:r>
-    </w:p>
-    <w:p>
-      <w:pPr>
-        <w:pStyle w:val="ListParagraph"/>
-        <w:numPr>
-          <w:ilvl w:val="0"/>
-          <w:numId w:val="3"/>
-        </w:numPr>
-        <w:rPr>
-          <w:lang w:val="en-US"/>
-        </w:rPr>
-      </w:pPr>
-      <w:r>
-        <w:rPr>
-          <w:lang w:val="en-US"/>
-        </w:rPr>
-        <w:t>Nếu bạn muốn không có sự khác biệt, nghĩa là không có tham số đầu tiên con mẹ gì hết, thì đặt “@staticmethod” lên trước khai báo hàm</w:t>
-      </w:r>
-    </w:p>
-    <w:p>
-      <w:pPr>
-        <w:pStyle w:val="ListParagraph"/>
-        <w:numPr>
-          <w:ilvl w:val="0"/>
-          <w:numId w:val="3"/>
-        </w:numPr>
-        <w:rPr>
-          <w:lang w:val="en-US"/>
-        </w:rPr>
-      </w:pPr>
-      <w:r>
-        <w:rPr>
-          <w:lang w:val="en-US"/>
-        </w:rPr>
-        <w:t>Hàm “__init__” là trường hợp đặc biệt, sau khi B đăng kí Class A, nó sẽ ngay lập tức gọi hàm này</w:t>
-      </w:r>
-    </w:p>
-    <w:p>
-      <w:pPr>
-        <w:pStyle w:val="ListParagraph"/>
-        <w:numPr>
-          <w:ilvl w:val="0"/>
-          <w:numId w:val="7"/>
-        </w:numPr>
-        <w:rPr>
-          <w:lang w:val="en-US"/>
-        </w:rPr>
-      </w:pPr>
-      <w:r>
-        <w:rPr>
-          <w:lang w:val="en-US"/>
-        </w:rPr>
-        <w:t xml:space="preserve">Tạo </w:t>
-      </w:r>
-      <w:r>
-        <w:rPr>
-          <w:lang w:val="en-US"/>
-        </w:rPr>
-        <w:t>Nhanh 1 Class?</w:t>
-      </w:r>
-    </w:p>
-    <w:p>
-      <w:pPr>
-        <w:pStyle w:val="ListParagraph"/>
-        <w:pBdr>
-          <w:top w:val="single" w:sz="4" w:space="1" w:color="auto"/>
-          <w:left w:val="single" w:sz="4" w:space="4" w:color="auto"/>
-          <w:bottom w:val="single" w:sz="4" w:space="1" w:color="auto"/>
-          <w:right w:val="single" w:sz="4" w:space="4" w:color="auto"/>
-        </w:pBdr>
-        <w:ind w:left="1080"/>
-        <w:rPr>
-          <w:lang w:val="en-US"/>
-        </w:rPr>
-      </w:pPr>
-      <w:r>
-        <w:rPr>
-          <w:lang w:val="en-US"/>
-        </w:rPr>
-        <w:t xml:space="preserve">class </w:t>
-      </w:r>
-      <w:r>
-        <w:rPr>
-          <w:lang w:val="en-US"/>
-        </w:rPr>
-        <w:t>&lt;Tên Class&gt;</w:t>
-      </w:r>
-      <w:r>
-        <w:rPr>
-          <w:lang w:val="en-US"/>
-        </w:rPr>
-        <w:t>(</w:t>
-      </w:r>
-      <w:r>
-        <w:rPr>
-          <w:lang w:val="en-US"/>
-        </w:rPr>
-        <w:t>&lt;Tên Class Kế Thừa&gt;</w:t>
-      </w:r>
-      <w:r>
-        <w:rPr>
-          <w:lang w:val="en-US"/>
-        </w:rPr>
-        <w:t>):</w:t>
-      </w:r>
-    </w:p>
-    <w:p>
-      <w:pPr>
-        <w:pStyle w:val="ListParagraph"/>
-        <w:pBdr>
-          <w:top w:val="single" w:sz="4" w:space="1" w:color="auto"/>
-          <w:left w:val="single" w:sz="4" w:space="4" w:color="auto"/>
-          <w:bottom w:val="single" w:sz="4" w:space="1" w:color="auto"/>
-          <w:right w:val="single" w:sz="4" w:space="4" w:color="auto"/>
-        </w:pBdr>
-        <w:ind w:left="1080"/>
-        <w:rPr>
-          <w:lang w:val="en-US"/>
-        </w:rPr>
-      </w:pPr>
-      <w:r>
-        <w:rPr>
-          <w:lang w:val="en-US"/>
-        </w:rPr>
-        <w:t xml:space="preserve">    </w:t>
-      </w:r>
-      <w:r>
-        <w:rPr>
-          <w:lang w:val="en-US"/>
-        </w:rPr>
-        <w:t>def __init__(self, &lt;Tham Số Khởi Tạo&gt;):</w:t>
-      </w:r>
-    </w:p>
-    <w:p>
-      <w:pPr>
-        <w:pStyle w:val="ListParagraph"/>
-        <w:pBdr>
-          <w:top w:val="single" w:sz="4" w:space="1" w:color="auto"/>
-          <w:left w:val="single" w:sz="4" w:space="4" w:color="auto"/>
-          <w:bottom w:val="single" w:sz="4" w:space="1" w:color="auto"/>
-          <w:right w:val="single" w:sz="4" w:space="4" w:color="auto"/>
-        </w:pBdr>
-        <w:ind w:left="1080"/>
-        <w:rPr>
-          <w:lang w:val="en-US"/>
-        </w:rPr>
-      </w:pPr>
-      <w:r>
-        <w:rPr>
-          <w:lang w:val="en-US"/>
-        </w:rPr>
-        <w:t xml:space="preserve">        </w:t>
-      </w:r>
-      <w:r>
-        <w:rPr>
-          <w:lang w:val="en-US"/>
-        </w:rPr>
-        <w:t>super().__init__(&lt;Giá Trị Khởi Tạo Class Kế Thừa&gt;)</w:t>
-      </w:r>
-    </w:p>
-    <w:p>
-      <w:pPr>
-        <w:pStyle w:val="ListParagraph"/>
-        <w:pBdr>
-          <w:top w:val="single" w:sz="4" w:space="1" w:color="auto"/>
-          <w:left w:val="single" w:sz="4" w:space="4" w:color="auto"/>
-          <w:bottom w:val="single" w:sz="4" w:space="1" w:color="auto"/>
-          <w:right w:val="single" w:sz="4" w:space="4" w:color="auto"/>
-        </w:pBdr>
-        <w:ind w:left="1080"/>
-        <w:rPr>
-          <w:lang w:val="en-US"/>
-        </w:rPr>
-      </w:pPr>
-      <w:r>
-        <w:rPr>
-          <w:lang w:val="en-US"/>
-        </w:rPr>
-        <w:t xml:space="preserve">        </w:t>
-      </w:r>
-      <w:r>
-        <w:rPr>
-          <w:lang w:val="en-US"/>
-        </w:rPr>
-        <w:t>self.&lt;Tên Thuộc Tính&gt; = &lt;Giá Trị Thuộc Tính&gt;</w:t>
-      </w:r>
-    </w:p>
-    <w:p>
-      <w:pPr>
-        <w:pStyle w:val="ListParagraph"/>
-        <w:pBdr>
-          <w:top w:val="single" w:sz="4" w:space="1" w:color="auto"/>
-          <w:left w:val="single" w:sz="4" w:space="4" w:color="auto"/>
-          <w:bottom w:val="single" w:sz="4" w:space="1" w:color="auto"/>
-          <w:right w:val="single" w:sz="4" w:space="4" w:color="auto"/>
-        </w:pBdr>
-        <w:ind w:left="1080"/>
-        <w:rPr>
-          <w:lang w:val="en-US"/>
-        </w:rPr>
-      </w:pPr>
-    </w:p>
-    <w:p>
-      <w:pPr>
-        <w:pStyle w:val="ListParagraph"/>
-        <w:pBdr>
-          <w:top w:val="single" w:sz="4" w:space="1" w:color="auto"/>
-          <w:left w:val="single" w:sz="4" w:space="4" w:color="auto"/>
-          <w:bottom w:val="single" w:sz="4" w:space="1" w:color="auto"/>
-          <w:right w:val="single" w:sz="4" w:space="4" w:color="auto"/>
-        </w:pBdr>
-        <w:ind w:left="1080"/>
-        <w:rPr>
-          <w:lang w:val="en-US"/>
-        </w:rPr>
-      </w:pPr>
-      <w:r>
-        <w:rPr>
-          <w:lang w:val="en-US"/>
-        </w:rPr>
-        <w:t xml:space="preserve">    </w:t>
-      </w:r>
-      <w:r>
-        <w:rPr>
-          <w:lang w:val="en-US"/>
-        </w:rPr>
-        <w:t>def &lt;Tên Hàm Trong Class&gt;(self, &lt;Tham Số&gt;):</w:t>
-      </w:r>
-    </w:p>
-    <w:p>
-      <w:pPr>
-        <w:pStyle w:val="ListParagraph"/>
-        <w:pBdr>
-          <w:top w:val="single" w:sz="4" w:space="1" w:color="auto"/>
-          <w:left w:val="single" w:sz="4" w:space="4" w:color="auto"/>
-          <w:bottom w:val="single" w:sz="4" w:space="1" w:color="auto"/>
-          <w:right w:val="single" w:sz="4" w:space="4" w:color="auto"/>
-        </w:pBdr>
-        <w:ind w:left="1080"/>
-        <w:rPr>
-          <w:lang w:val="en-US"/>
-        </w:rPr>
-      </w:pPr>
-      <w:r>
-        <w:rPr>
-          <w:lang w:val="en-US"/>
-        </w:rPr>
-        <w:t xml:space="preserve">        </w:t>
-      </w:r>
-      <w:r>
-        <w:rPr>
-          <w:lang w:val="en-US"/>
-        </w:rPr>
-        <w:t xml:space="preserve">&lt;Xử Lí </w:t>
-      </w:r>
-      <w:r>
-        <w:rPr>
-          <w:lang w:val="en-US"/>
-        </w:rPr>
-        <w:t>Gì Đó Với Tham Số</w:t>
-      </w:r>
-      <w:r>
-        <w:rPr>
-          <w:lang w:val="en-US"/>
-        </w:rPr>
-        <w:t>&gt;</w:t>
-      </w:r>
-    </w:p>
-    <w:p>
-      <w:pPr>
-        <w:pStyle w:val="ListParagraph"/>
-        <w:pBdr>
-          <w:top w:val="single" w:sz="4" w:space="1" w:color="auto"/>
-          <w:left w:val="single" w:sz="4" w:space="4" w:color="auto"/>
-          <w:bottom w:val="single" w:sz="4" w:space="1" w:color="auto"/>
-          <w:right w:val="single" w:sz="4" w:space="4" w:color="auto"/>
-        </w:pBdr>
-        <w:ind w:left="1080"/>
-        <w:rPr>
-          <w:lang w:val="en-US"/>
-        </w:rPr>
-      </w:pPr>
-      <w:r>
-        <w:rPr>
-          <w:lang w:val="en-US"/>
-        </w:rPr>
-        <w:t xml:space="preserve">        </w:t>
-      </w:r>
-      <w:r>
-        <w:rPr>
-          <w:lang w:val="en-US"/>
-        </w:rPr>
-        <w:t>return &lt;Giá Trị G</w:t>
-      </w:r>
-      <w:r>
-        <w:rPr>
-          <w:sz w:val="24"/>
-          <w:lang w:val="en-US"/>
-        </w:rPr>
-        <w:t>ì</w:t>
-      </w:r>
-      <w:r>
-        <w:rPr>
-          <w:lang w:val="en-US"/>
-        </w:rPr>
-        <w:t xml:space="preserve"> Đó&gt;</w:t>
-      </w:r>
-    </w:p>
-    <w:p>
-      <w:pPr>
-        <w:pStyle w:val="ListParagraph"/>
-        <w:numPr>
-          <w:ilvl w:val="0"/>
-          <w:numId w:val="3"/>
-        </w:numPr>
-        <w:rPr>
-          <w:lang w:val="en-US"/>
-        </w:rPr>
-      </w:pPr>
-      <w:r>
-        <w:rPr>
-          <w:lang w:val="en-US"/>
-        </w:rPr>
-        <w:t>Lệnh “</w:t>
-      </w:r>
-      <w:r>
-        <w:rPr>
-          <w:lang w:val="en-US"/>
-        </w:rPr>
-        <w:t>super().__init__()</w:t>
-      </w:r>
-      <w:r>
-        <w:rPr>
-          <w:lang w:val="en-US"/>
-        </w:rPr>
-        <w:t>” dùng để khởi tạo Class kế thừa với những giá trị mình đưa vào</w:t>
-      </w:r>
-    </w:p>
-    <w:p>
-      <w:pPr>
-        <w:pStyle w:val="ListParagraph"/>
-        <w:numPr>
-          <w:ilvl w:val="0"/>
-          <w:numId w:val="3"/>
-        </w:numPr>
-        <w:rPr>
-          <w:lang w:val="en-US"/>
-        </w:rPr>
-      </w:pPr>
-      <w:r>
-        <w:rPr>
-          <w:lang w:val="en-US"/>
-        </w:rPr>
-        <w:t>Ví dụ</w:t>
-      </w:r>
-    </w:p>
-    <w:p>
-      <w:pPr>
-        <w:pStyle w:val="ListParagraph"/>
-        <w:pBdr>
-          <w:top w:val="single" w:sz="4" w:space="1" w:color="auto"/>
-          <w:left w:val="single" w:sz="4" w:space="4" w:color="auto"/>
-          <w:bottom w:val="single" w:sz="4" w:space="1" w:color="auto"/>
-          <w:right w:val="single" w:sz="4" w:space="4" w:color="auto"/>
-        </w:pBdr>
-        <w:ind w:left="1080"/>
-        <w:rPr>
-          <w:lang w:val="en-US"/>
-        </w:rPr>
-      </w:pPr>
-      <w:r>
-        <w:rPr>
-          <w:lang w:val="en-US"/>
-        </w:rPr>
-        <w:t xml:space="preserve">class </w:t>
-      </w:r>
-      <w:r>
-        <w:rPr>
-          <w:lang w:val="en-US"/>
-        </w:rPr>
-        <w:t>foo</w:t>
-      </w:r>
-      <w:r>
-        <w:rPr>
-          <w:lang w:val="en-US"/>
-        </w:rPr>
-        <w:t>(</w:t>
-      </w:r>
-      <w:r>
-        <w:rPr>
-          <w:lang w:val="en-US"/>
-        </w:rPr>
-        <w:t>bar</w:t>
-      </w:r>
-      <w:r>
-        <w:rPr>
-          <w:lang w:val="en-US"/>
-        </w:rPr>
-        <w:t>):</w:t>
-      </w:r>
-    </w:p>
-    <w:p>
-      <w:pPr>
-        <w:pStyle w:val="ListParagraph"/>
-        <w:pBdr>
-          <w:top w:val="single" w:sz="4" w:space="1" w:color="auto"/>
-          <w:left w:val="single" w:sz="4" w:space="4" w:color="auto"/>
-          <w:bottom w:val="single" w:sz="4" w:space="1" w:color="auto"/>
-          <w:right w:val="single" w:sz="4" w:space="4" w:color="auto"/>
-        </w:pBdr>
-        <w:ind w:left="1080"/>
-        <w:rPr>
-          <w:lang w:val="en-US"/>
-        </w:rPr>
-      </w:pPr>
-      <w:r>
-        <w:rPr>
-          <w:lang w:val="en-US"/>
-        </w:rPr>
-        <w:t xml:space="preserve">    </w:t>
-      </w:r>
-      <w:r>
-        <w:rPr>
-          <w:lang w:val="en-US"/>
-        </w:rPr>
-        <w:t xml:space="preserve">def __init__(self, </w:t>
-      </w:r>
-      <w:r>
-        <w:rPr>
-          <w:lang w:val="en-US"/>
-        </w:rPr>
-        <w:t>bruh</w:t>
-      </w:r>
-      <w:r>
-        <w:rPr>
-          <w:lang w:val="en-US"/>
-        </w:rPr>
-        <w:t>):</w:t>
-      </w:r>
-    </w:p>
-    <w:p>
-      <w:pPr>
-        <w:pStyle w:val="ListParagraph"/>
-        <w:pBdr>
-          <w:top w:val="single" w:sz="4" w:space="1" w:color="auto"/>
-          <w:left w:val="single" w:sz="4" w:space="4" w:color="auto"/>
-          <w:bottom w:val="single" w:sz="4" w:space="1" w:color="auto"/>
-          <w:right w:val="single" w:sz="4" w:space="4" w:color="auto"/>
-        </w:pBdr>
-        <w:ind w:left="1080"/>
-        <w:rPr>
-          <w:lang w:val="en-US"/>
-        </w:rPr>
-      </w:pPr>
-      <w:r>
-        <w:rPr>
-          <w:lang w:val="en-US"/>
-        </w:rPr>
-        <w:t xml:space="preserve">        </w:t>
-      </w:r>
-      <w:r>
-        <w:rPr>
-          <w:lang w:val="en-US"/>
-        </w:rPr>
-        <w:t>super().__init__()</w:t>
-      </w:r>
-    </w:p>
-    <w:p>
-      <w:pPr>
-        <w:pStyle w:val="ListParagraph"/>
-        <w:pBdr>
-          <w:top w:val="single" w:sz="4" w:space="1" w:color="auto"/>
-          <w:left w:val="single" w:sz="4" w:space="4" w:color="auto"/>
-          <w:bottom w:val="single" w:sz="4" w:space="1" w:color="auto"/>
-          <w:right w:val="single" w:sz="4" w:space="4" w:color="auto"/>
-        </w:pBdr>
-        <w:ind w:left="1080"/>
-        <w:rPr>
-          <w:lang w:val="en-US"/>
-        </w:rPr>
-      </w:pPr>
-      <w:r>
-        <w:rPr>
-          <w:lang w:val="en-US"/>
-        </w:rPr>
-        <w:t xml:space="preserve">        </w:t>
-      </w:r>
-      <w:r>
-        <w:rPr>
-          <w:lang w:val="en-US"/>
-        </w:rPr>
-        <w:t>self.</w:t>
-      </w:r>
-      <w:r>
-        <w:rPr>
-          <w:lang w:val="en-US"/>
-        </w:rPr>
-        <w:t>dark</w:t>
-      </w:r>
-      <w:r>
-        <w:rPr>
-          <w:lang w:val="en-US"/>
-        </w:rPr>
-        <w:t xml:space="preserve"> = </w:t>
-      </w:r>
-      <w:r>
-        <w:rPr>
-          <w:lang w:val="en-US"/>
-        </w:rPr>
-        <w:t>“lmao”</w:t>
-      </w:r>
-    </w:p>
-    <w:p>
-      <w:pPr>
-        <w:pStyle w:val="ListParagraph"/>
-        <w:pBdr>
-          <w:top w:val="single" w:sz="4" w:space="1" w:color="auto"/>
-          <w:left w:val="single" w:sz="4" w:space="4" w:color="auto"/>
-          <w:bottom w:val="single" w:sz="4" w:space="1" w:color="auto"/>
-          <w:right w:val="single" w:sz="4" w:space="4" w:color="auto"/>
-        </w:pBdr>
-        <w:ind w:left="1080"/>
-        <w:rPr>
-          <w:lang w:val="en-US"/>
-        </w:rPr>
-      </w:pPr>
-    </w:p>
-    <w:p>
-      <w:pPr>
-        <w:pStyle w:val="ListParagraph"/>
-        <w:pBdr>
-          <w:top w:val="single" w:sz="4" w:space="1" w:color="auto"/>
-          <w:left w:val="single" w:sz="4" w:space="4" w:color="auto"/>
-          <w:bottom w:val="single" w:sz="4" w:space="1" w:color="auto"/>
-          <w:right w:val="single" w:sz="4" w:space="4" w:color="auto"/>
-        </w:pBdr>
-        <w:ind w:left="1080"/>
-        <w:rPr>
-          <w:lang w:val="en-US"/>
-        </w:rPr>
-      </w:pPr>
-      <w:r>
-        <w:rPr>
-          <w:lang w:val="en-US"/>
-        </w:rPr>
-        <w:t xml:space="preserve">    </w:t>
-      </w:r>
-      <w:r>
-        <w:rPr>
-          <w:lang w:val="en-US"/>
-        </w:rPr>
-        <w:t xml:space="preserve">def </w:t>
-      </w:r>
-      <w:r>
-        <w:rPr>
-          <w:lang w:val="en-US"/>
-        </w:rPr>
-        <w:t>lol</w:t>
-      </w:r>
-      <w:r>
-        <w:rPr>
-          <w:lang w:val="en-US"/>
-        </w:rPr>
-        <w:t xml:space="preserve">(self, </w:t>
-      </w:r>
-      <w:r>
-        <w:rPr>
-          <w:lang w:val="en-US"/>
-        </w:rPr>
-        <w:t>shit</w:t>
-      </w:r>
-      <w:r>
-        <w:rPr>
-          <w:lang w:val="en-US"/>
-        </w:rPr>
-        <w:t>):</w:t>
-      </w:r>
-    </w:p>
-    <w:p>
-      <w:pPr>
-        <w:pStyle w:val="ListParagraph"/>
-        <w:pBdr>
-          <w:top w:val="single" w:sz="4" w:space="1" w:color="auto"/>
-          <w:left w:val="single" w:sz="4" w:space="4" w:color="auto"/>
-          <w:bottom w:val="single" w:sz="4" w:space="1" w:color="auto"/>
-          <w:right w:val="single" w:sz="4" w:space="4" w:color="auto"/>
-        </w:pBdr>
-        <w:ind w:left="1080"/>
-        <w:rPr>
-          <w:lang w:val="en-US"/>
-        </w:rPr>
-      </w:pPr>
-      <w:r>
-        <w:rPr>
-          <w:lang w:val="en-US"/>
-        </w:rPr>
-        <w:t xml:space="preserve">        </w:t>
-      </w:r>
-      <w:r>
-        <w:rPr>
-          <w:lang w:val="en-US"/>
-        </w:rPr>
-        <w:t xml:space="preserve">return </w:t>
-      </w:r>
-      <w:r>
-        <w:rPr>
-          <w:lang w:val="en-US"/>
-        </w:rPr>
-        <w:t>shit + 1</w:t>
-      </w:r>
-    </w:p>
-    <w:p>
-      <w:pPr>
-        <w:pStyle w:val="ListParagraph"/>
-        <w:pBdr>
-          <w:top w:val="single" w:sz="4" w:space="1" w:color="auto"/>
-          <w:left w:val="single" w:sz="4" w:space="4" w:color="auto"/>
-          <w:bottom w:val="single" w:sz="4" w:space="1" w:color="auto"/>
-          <w:right w:val="single" w:sz="4" w:space="4" w:color="auto"/>
-        </w:pBdr>
-        <w:ind w:left="1080"/>
-        <w:rPr>
-          <w:lang w:val="en-US"/>
-        </w:rPr>
-      </w:pPr>
-    </w:p>
-    <w:p>
-      <w:pPr>
-        <w:pStyle w:val="ListParagraph"/>
-        <w:pBdr>
-          <w:top w:val="single" w:sz="4" w:space="1" w:color="auto"/>
-          <w:left w:val="single" w:sz="4" w:space="4" w:color="auto"/>
-          <w:bottom w:val="single" w:sz="4" w:space="1" w:color="auto"/>
-          <w:right w:val="single" w:sz="4" w:space="4" w:color="auto"/>
-        </w:pBdr>
-        <w:ind w:left="1080"/>
-        <w:rPr>
-          <w:lang w:val="en-US"/>
-        </w:rPr>
-      </w:pPr>
-      <w:r>
-        <w:rPr>
-          <w:lang w:val="en-US"/>
-        </w:rPr>
-        <w:t>new_foo = foo(4)</w:t>
-      </w:r>
-    </w:p>
-    <w:p>
-      <w:pPr>
-        <w:rPr>
-          <w:lang w:val="en-US"/>
-        </w:rPr>
-      </w:pPr>
-    </w:p>
-    <w:p>
-      <w:pPr>
-        <w:rPr>
-          <w:lang w:val="en-US"/>
-        </w:rPr>
-      </w:pPr>
-      <w:r>
-        <w:rPr>
-          <w:lang w:val="en-US"/>
-        </w:rPr>
-        <w:t>Error – Lỗi:</w:t>
-      </w:r>
-    </w:p>
-    <w:p>
-      <w:pPr>
-        <w:pStyle w:val="ListParagraph"/>
-        <w:numPr>
-          <w:ilvl w:val="0"/>
-          <w:numId w:val="11"/>
-        </w:numPr>
-        <w:rPr>
-          <w:lang w:val="en-US"/>
-        </w:rPr>
-      </w:pPr>
-      <w:r>
-        <w:rPr>
-          <w:lang w:val="en-US"/>
-        </w:rPr>
-        <w:t>Cách Nhanh Nhất Để Thông Báo Lỗi Nếu 1 Biểu Thức Logic Nào Đó False?</w:t>
-      </w:r>
-    </w:p>
-    <w:p>
-      <w:pPr>
-        <w:pStyle w:val="ListParagraph"/>
-        <w:pBdr>
-          <w:top w:val="single" w:sz="4" w:space="1" w:color="auto"/>
-          <w:left w:val="single" w:sz="4" w:space="4" w:color="auto"/>
-          <w:bottom w:val="single" w:sz="4" w:space="1" w:color="auto"/>
-          <w:right w:val="single" w:sz="4" w:space="4" w:color="auto"/>
-        </w:pBdr>
-        <w:ind w:left="1080"/>
-        <w:rPr>
-          <w:lang w:val="en-US"/>
-        </w:rPr>
-      </w:pPr>
-      <w:r>
-        <w:rPr>
-          <w:lang w:val="en-US"/>
-        </w:rPr>
-        <w:t>assert &lt;Biểu Thức Logic&gt;</w:t>
-      </w:r>
-    </w:p>
-    <w:p>
-      <w:pPr>
-        <w:pStyle w:val="ListParagraph"/>
-        <w:numPr>
-          <w:ilvl w:val="0"/>
-          <w:numId w:val="3"/>
-        </w:numPr>
-        <w:rPr>
-          <w:lang w:val="en-US"/>
-        </w:rPr>
-      </w:pPr>
-      <w:r>
-        <w:rPr>
-          <w:lang w:val="en-US"/>
-        </w:rPr>
-        <w:t>ví dụ</w:t>
-      </w:r>
-    </w:p>
-    <w:p>
-      <w:pPr>
-        <w:pStyle w:val="ListParagraph"/>
-        <w:pBdr>
-          <w:top w:val="single" w:sz="4" w:space="1" w:color="auto"/>
-          <w:left w:val="single" w:sz="4" w:space="4" w:color="auto"/>
-          <w:bottom w:val="single" w:sz="4" w:space="1" w:color="auto"/>
-          <w:right w:val="single" w:sz="4" w:space="4" w:color="auto"/>
-        </w:pBdr>
-        <w:ind w:left="1080"/>
-        <w:rPr>
-          <w:lang w:val="en-US"/>
-        </w:rPr>
-      </w:pPr>
-      <w:r>
-        <w:rPr>
-          <w:lang w:val="en-US"/>
-        </w:rPr>
-        <w:t>assert 1 &gt;</w:t>
-      </w:r>
-      <w:r>
-        <w:rPr>
-          <w:lang w:val="en-US"/>
-        </w:rPr>
-        <w:t xml:space="preserve"> 5</w:t>
-      </w:r>
-    </w:p>
-    <w:p>
-      <w:pPr>
-        <w:pStyle w:val="ListParagraph"/>
-        <w:numPr>
-          <w:ilvl w:val="0"/>
-          <w:numId w:val="3"/>
-        </w:numPr>
-        <w:rPr>
-          <w:lang w:val="en-US"/>
-        </w:rPr>
-      </w:pPr>
-      <w:r>
-        <w:rPr>
-          <w:lang w:val="en-US"/>
-        </w:rPr>
-        <w:t>Màn hình sẽ thông báo “Assertion Error”</w:t>
-      </w:r>
-    </w:p>
-    <w:p>
-      <w:pPr>
-        <w:pStyle w:val="ListParagraph"/>
-        <w:pBdr>
-          <w:top w:val="single" w:sz="4" w:space="1" w:color="auto"/>
-          <w:left w:val="single" w:sz="4" w:space="4" w:color="auto"/>
-          <w:bottom w:val="single" w:sz="4" w:space="1" w:color="auto"/>
-          <w:right w:val="single" w:sz="4" w:space="4" w:color="auto"/>
-        </w:pBdr>
-        <w:ind w:left="1080"/>
-        <w:rPr>
-          <w:lang w:val="en-US"/>
-        </w:rPr>
-      </w:pPr>
-      <w:r>
-        <w:rPr>
-          <w:lang w:val="en-US"/>
-        </w:rPr>
-        <w:t>assert 1 &lt; 5</w:t>
-      </w:r>
-    </w:p>
-    <w:p>
-      <w:pPr>
-        <w:pStyle w:val="ListParagraph"/>
-        <w:numPr>
-          <w:ilvl w:val="0"/>
-          <w:numId w:val="3"/>
-        </w:numPr>
-        <w:rPr>
-          <w:lang w:val="en-US"/>
-        </w:rPr>
-      </w:pPr>
-      <w:r>
-        <w:rPr>
-          <w:lang w:val="en-US"/>
-        </w:rPr>
-        <w:t>Câu lệnh này được bỏ qua</w:t>
-      </w:r>
-    </w:p>
-    <w:p>
-      <w:pPr>
-        <w:rPr>
-          <w:lang w:val="en-US"/>
-        </w:rPr>
-      </w:pPr>
-    </w:p>
-    <w:p>
-      <w:pPr>
-        <w:rPr>
-          <w:lang w:val="en-US"/>
-        </w:rPr>
-      </w:pPr>
-      <w:r>
-        <w:rPr>
-          <w:lang w:val="en-US"/>
-        </w:rPr>
-        <w:t xml:space="preserve">Argument </w:t>
-      </w:r>
-      <w:r>
-        <w:rPr>
-          <w:lang w:val="en-US"/>
-        </w:rPr>
-        <w:t xml:space="preserve"> –</w:t>
-      </w:r>
-      <w:r>
-        <w:rPr>
-          <w:lang w:val="en-US"/>
-        </w:rPr>
-        <w:t xml:space="preserve"> Tham Số</w:t>
-      </w:r>
-      <w:r>
-        <w:rPr>
-          <w:lang w:val="en-US"/>
-        </w:rPr>
-        <w:t>:</w:t>
-      </w:r>
-    </w:p>
-    <w:p>
-      <w:pPr>
-        <w:pStyle w:val="ListParagraph"/>
-        <w:numPr>
-          <w:ilvl w:val="0"/>
-          <w:numId w:val="12"/>
-        </w:numPr>
-        <w:rPr>
-          <w:lang w:val="en-US"/>
-        </w:rPr>
-      </w:pPr>
-      <w:r>
-        <w:rPr>
-          <w:lang w:val="en-US"/>
-        </w:rPr>
-        <w:t xml:space="preserve">Positional Argument </w:t>
-      </w:r>
-      <w:r>
-        <w:rPr>
-          <w:lang w:val="en-US"/>
-        </w:rPr>
-        <w:t xml:space="preserve">Và </w:t>
-      </w:r>
-      <w:r>
-        <w:rPr>
-          <w:lang w:val="en-US"/>
-        </w:rPr>
-        <w:t>Key Word Argument</w:t>
-      </w:r>
-      <w:r>
-        <w:rPr>
-          <w:lang w:val="en-US"/>
-        </w:rPr>
-        <w:t>?</w:t>
-      </w:r>
-    </w:p>
-    <w:p>
-      <w:pPr>
-        <w:pStyle w:val="ListParagraph"/>
-        <w:numPr>
-          <w:ilvl w:val="0"/>
-          <w:numId w:val="3"/>
-        </w:numPr>
-        <w:rPr>
-          <w:lang w:val="en-US"/>
-        </w:rPr>
-      </w:pPr>
-      <w:r>
-        <w:rPr>
-          <w:lang w:val="en-US"/>
-        </w:rPr>
-        <w:lastRenderedPageBreak/>
         <w:t>Xét ví dụ sau</w:t>
       </w:r>
     </w:p>
@@ -6076,6 +6029,7 @@
         <w:rPr>
           <w:lang w:val="en-US"/>
         </w:rPr>
+        <w:lastRenderedPageBreak/>
         <w:t>import os</w:t>
       </w:r>
     </w:p>
@@ -7126,6 +7080,7 @@
         <w:rPr>
           <w:lang w:val="en-US"/>
         </w:rPr>
+        <w:lastRenderedPageBreak/>
         <w:t xml:space="preserve">    file.writelines(non_empty_lines)</w:t>
       </w:r>
     </w:p>
@@ -7718,6 +7673,7 @@
         <w:rPr>
           <w:lang w:val="en-US"/>
         </w:rPr>
+        <w:lastRenderedPageBreak/>
         <w:tab/>
       </w:r>
       <w:r>
@@ -7745,7 +7701,6 @@
         <w:rPr>
           <w:lang w:val="en-US"/>
         </w:rPr>
-        <w:lastRenderedPageBreak/>
         <w:t>def bar():</w:t>
       </w:r>
     </w:p>
@@ -8280,6 +8235,7 @@
         <w:rPr>
           <w:lang w:val="en-US"/>
         </w:rPr>
+        <w:lastRenderedPageBreak/>
         <w:tab/>
         <w:t>Seak(num): đưa con trỏ về vị trí num</w:t>
       </w:r>
@@ -8294,7 +8250,6 @@
         <w:rPr>
           <w:lang w:val="en-US"/>
         </w:rPr>
-        <w:lastRenderedPageBreak/>
         <w:tab/>
         <w:t>Write(text): Ghi đè chữ tại ví trí con trỏ, đưa con trỏ tới cuối</w:t>
       </w:r>

--- a/python.docx
+++ b/python.docx
@@ -556,136 +556,31 @@
         <w:rPr>
           <w:lang w:val="en-US"/>
         </w:rPr>
-        <w:t>String – Xâu:</w:t>
-      </w:r>
-    </w:p>
-    <w:p>
-      <w:pPr>
-        <w:pStyle w:val="ListParagraph"/>
-        <w:numPr>
-          <w:ilvl w:val="0"/>
-          <w:numId w:val="4"/>
-        </w:numPr>
-        <w:rPr>
-          <w:lang w:val="en-US"/>
-        </w:rPr>
-      </w:pPr>
-      <w:r>
-        <w:rPr>
-          <w:lang w:val="en-US"/>
-        </w:rPr>
-        <w:t>Cách Viết Xuống Dòng Xâu Dài Vãi Lồn Trong Python Nhưng Khi In Thì Không Xuống Dòng?</w:t>
-      </w:r>
-    </w:p>
-    <w:p>
-      <w:pPr>
-        <w:pStyle w:val="ListParagraph"/>
-        <w:pBdr>
-          <w:top w:val="single" w:sz="4" w:space="1" w:color="auto"/>
-          <w:left w:val="single" w:sz="4" w:space="4" w:color="auto"/>
-          <w:bottom w:val="single" w:sz="4" w:space="1" w:color="auto"/>
-          <w:right w:val="single" w:sz="4" w:space="4" w:color="auto"/>
-        </w:pBdr>
-        <w:ind w:left="1080"/>
-        <w:rPr>
-          <w:lang w:val="en-US"/>
-        </w:rPr>
-      </w:pPr>
-      <w:r>
-        <w:rPr>
-          <w:lang w:val="en-US"/>
-        </w:rPr>
-        <w:t>&lt;Biến&gt; = “&lt;Dòng 1&gt;\</w:t>
-      </w:r>
-    </w:p>
-    <w:p>
-      <w:pPr>
-        <w:pStyle w:val="ListParagraph"/>
-        <w:pBdr>
-          <w:top w:val="single" w:sz="4" w:space="1" w:color="auto"/>
-          <w:left w:val="single" w:sz="4" w:space="4" w:color="auto"/>
-          <w:bottom w:val="single" w:sz="4" w:space="1" w:color="auto"/>
-          <w:right w:val="single" w:sz="4" w:space="4" w:color="auto"/>
-        </w:pBdr>
-        <w:ind w:left="1080"/>
-        <w:rPr>
-          <w:lang w:val="en-US"/>
-        </w:rPr>
-      </w:pPr>
-      <w:r>
-        <w:rPr>
-          <w:lang w:val="en-US"/>
-        </w:rPr>
-        <w:t>&lt;Dòng 2&gt;\</w:t>
-      </w:r>
-    </w:p>
-    <w:p>
-      <w:pPr>
-        <w:pStyle w:val="ListParagraph"/>
-        <w:pBdr>
-          <w:top w:val="single" w:sz="4" w:space="1" w:color="auto"/>
-          <w:left w:val="single" w:sz="4" w:space="4" w:color="auto"/>
-          <w:bottom w:val="single" w:sz="4" w:space="1" w:color="auto"/>
-          <w:right w:val="single" w:sz="4" w:space="4" w:color="auto"/>
-        </w:pBdr>
-        <w:ind w:left="1080"/>
-        <w:rPr>
-          <w:lang w:val="en-US"/>
-        </w:rPr>
-      </w:pPr>
-      <w:r>
-        <w:rPr>
-          <w:lang w:val="en-US"/>
-        </w:rPr>
-        <w:t>&lt;Dòng 3&gt;\</w:t>
-      </w:r>
-    </w:p>
-    <w:p>
-      <w:pPr>
-        <w:pStyle w:val="ListParagraph"/>
-        <w:pBdr>
-          <w:top w:val="single" w:sz="4" w:space="1" w:color="auto"/>
-          <w:left w:val="single" w:sz="4" w:space="4" w:color="auto"/>
-          <w:bottom w:val="single" w:sz="4" w:space="1" w:color="auto"/>
-          <w:right w:val="single" w:sz="4" w:space="4" w:color="auto"/>
-        </w:pBdr>
-        <w:ind w:left="1080"/>
-        <w:rPr>
-          <w:lang w:val="en-US"/>
-        </w:rPr>
-      </w:pPr>
-      <w:r>
-        <w:rPr>
-          <w:lang w:val="en-US"/>
-        </w:rPr>
-        <w:t>…</w:t>
-      </w:r>
-    </w:p>
-    <w:p>
-      <w:pPr>
-        <w:pStyle w:val="ListParagraph"/>
-        <w:pBdr>
-          <w:top w:val="single" w:sz="4" w:space="1" w:color="auto"/>
-          <w:left w:val="single" w:sz="4" w:space="4" w:color="auto"/>
-          <w:bottom w:val="single" w:sz="4" w:space="1" w:color="auto"/>
-          <w:right w:val="single" w:sz="4" w:space="4" w:color="auto"/>
-        </w:pBdr>
-        <w:ind w:left="1080"/>
-        <w:rPr>
-          <w:lang w:val="en-US"/>
-        </w:rPr>
-      </w:pPr>
-      <w:r>
-        <w:rPr>
-          <w:lang w:val="en-US"/>
-        </w:rPr>
-        <w:t>&lt;Dòng N&gt;</w:t>
-      </w:r>
-      <w:r>
-        <w:rPr>
-          <w:lang w:val="en-US"/>
-        </w:rPr>
-        <w:t>“</w:t>
+        <w:t>Package – Gói</w:t>
+      </w:r>
+      <w:r>
+        <w:rPr>
+          <w:lang w:val="en-US"/>
+        </w:rPr>
+        <w:t>:</w:t>
+      </w:r>
+    </w:p>
+    <w:p>
+      <w:pPr>
+        <w:pStyle w:val="ListParagraph"/>
+        <w:numPr>
+          <w:ilvl w:val="0"/>
+          <w:numId w:val="16"/>
+        </w:numPr>
+        <w:rPr>
+          <w:lang w:val="en-US"/>
+        </w:rPr>
+      </w:pPr>
+      <w:r>
+        <w:rPr>
+          <w:lang w:val="en-US"/>
+        </w:rPr>
+        <w:t>Cấu Trúc 1 Package?</w:t>
       </w:r>
     </w:p>
     <w:p>
@@ -703,112 +598,235 @@
         <w:rPr>
           <w:lang w:val="en-US"/>
         </w:rPr>
+        <w:t>Package thực chất là 1 thư mục chứa File “__init__.py”, cùng với các File và thư mục khác, mỗi thư mục trong Package cũng phải là 1 Package</w:t>
+      </w:r>
+    </w:p>
+    <w:p>
+      <w:pPr>
+        <w:pStyle w:val="ListParagraph"/>
+        <w:numPr>
+          <w:ilvl w:val="0"/>
+          <w:numId w:val="16"/>
+        </w:numPr>
+        <w:rPr>
+          <w:lang w:val="en-US"/>
+        </w:rPr>
+      </w:pPr>
+      <w:r>
+        <w:rPr>
+          <w:lang w:val="en-US"/>
+        </w:rPr>
+        <w:t xml:space="preserve">Cách </w:t>
+      </w:r>
+      <w:r>
+        <w:rPr>
+          <w:lang w:val="en-US"/>
+        </w:rPr>
+        <w:t xml:space="preserve">Import 1 </w:t>
+      </w:r>
+      <w:r>
+        <w:rPr>
+          <w:lang w:val="en-US"/>
+        </w:rPr>
+        <w:t>Module</w:t>
+      </w:r>
+      <w:r>
+        <w:rPr>
+          <w:lang w:val="en-US"/>
+        </w:rPr>
+        <w:t>?</w:t>
+      </w:r>
+    </w:p>
+    <w:p>
+      <w:pPr>
+        <w:pStyle w:val="ListParagraph"/>
+        <w:numPr>
+          <w:ilvl w:val="0"/>
+          <w:numId w:val="3"/>
+        </w:numPr>
+        <w:rPr>
+          <w:lang w:val="en-US"/>
+        </w:rPr>
+      </w:pPr>
+      <w:r>
+        <w:rPr>
+          <w:lang w:val="en-US"/>
+        </w:rPr>
+        <w:t>Khi Import 1 File</w:t>
+      </w:r>
+      <w:r>
+        <w:rPr>
+          <w:lang w:val="en-US"/>
+        </w:rPr>
+        <w:t xml:space="preserve"> nào đó, giả sử B vào File A, thì B</w:t>
+      </w:r>
+      <w:r>
+        <w:rPr>
+          <w:lang w:val="en-US"/>
+        </w:rPr>
+        <w:t xml:space="preserve"> </w:t>
+      </w:r>
+      <w:r>
+        <w:rPr>
+          <w:lang w:val="en-US"/>
+        </w:rPr>
+        <w:t>sẽ được chạy trong A ngay lập tức với tư cách là 1 Module</w:t>
+      </w:r>
+    </w:p>
+    <w:p>
+      <w:pPr>
+        <w:pStyle w:val="ListParagraph"/>
+        <w:numPr>
+          <w:ilvl w:val="0"/>
+          <w:numId w:val="3"/>
+        </w:numPr>
+        <w:rPr>
+          <w:lang w:val="en-US"/>
+        </w:rPr>
+      </w:pPr>
+      <w:r>
+        <w:rPr>
+          <w:lang w:val="en-US"/>
+        </w:rPr>
+        <w:t>Khi 1 File được chạy với tư cách là 1 Module, thì sẽ có 1 thư mục tên “__pycache__” được tạo ngay bên cạnh File đó nếu chưa tồn tại</w:t>
+      </w:r>
+      <w:r>
+        <w:rPr>
+          <w:lang w:val="en-US"/>
+        </w:rPr>
+        <w:t>, nó sẽ chứa Byte Code của File này</w:t>
+      </w:r>
+    </w:p>
+    <w:p>
+      <w:pPr>
+        <w:pStyle w:val="ListParagraph"/>
+        <w:numPr>
+          <w:ilvl w:val="0"/>
+          <w:numId w:val="3"/>
+        </w:numPr>
+        <w:rPr>
+          <w:lang w:val="en-US"/>
+        </w:rPr>
+      </w:pPr>
+      <w:r>
+        <w:rPr>
+          <w:lang w:val="en-US"/>
+        </w:rPr>
+        <w:lastRenderedPageBreak/>
+        <w:t>Đồng thời, khi ta chạy 1 File với tư cách là 1 Module, ban đầu Python sẽ dò xem ở thư mục hiện tại, đã có File này hay chưa, nếu chưa thì tiếp tục dò trong Python Path, nếu không có nữa thì báo lỗi</w:t>
+      </w:r>
+    </w:p>
+    <w:p>
+      <w:pPr>
+        <w:pStyle w:val="ListParagraph"/>
+        <w:numPr>
+          <w:ilvl w:val="0"/>
+          <w:numId w:val="3"/>
+        </w:numPr>
+        <w:rPr>
+          <w:lang w:val="en-US"/>
+        </w:rPr>
+      </w:pPr>
+      <w:r>
+        <w:rPr>
+          <w:lang w:val="en-US"/>
+        </w:rPr>
+        <w:t xml:space="preserve">Để </w:t>
+      </w:r>
+      <w:r>
+        <w:rPr>
+          <w:lang w:val="en-US"/>
+        </w:rPr>
+        <w:t>chạy Module nhanh hơn,</w:t>
+      </w:r>
+      <w:r>
+        <w:rPr>
+          <w:lang w:val="en-US"/>
+        </w:rPr>
+        <w:t xml:space="preserve"> Python sẽ ưu tiên</w:t>
+      </w:r>
+      <w:r>
+        <w:rPr>
+          <w:lang w:val="en-US"/>
+        </w:rPr>
+        <w:t xml:space="preserve"> chạy Byte Code tương ứng</w:t>
+      </w:r>
+      <w:r>
+        <w:rPr>
+          <w:lang w:val="en-US"/>
+        </w:rPr>
+        <w:t xml:space="preserve"> trong thư mục “__pycache__” trước,</w:t>
+      </w:r>
+      <w:r>
+        <w:rPr>
+          <w:lang w:val="en-US"/>
+        </w:rPr>
+        <w:t xml:space="preserve"> nếu nó tồn tại và hợp lệ</w:t>
+      </w:r>
+      <w:r>
+        <w:rPr>
+          <w:lang w:val="en-US"/>
+        </w:rPr>
+        <w:t>, Byte Code là hợp lệ khi thời điểm chỉnh sửa cuối cùng của nó và thời điểm chỉnh sửa cuối cùng của File gốc = nhau, hoặ</w:t>
+      </w:r>
+      <w:r>
+        <w:rPr>
+          <w:lang w:val="en-US"/>
+        </w:rPr>
+        <w:t>c mã Hash khớp với</w:t>
+      </w:r>
+      <w:r>
+        <w:rPr>
+          <w:lang w:val="en-US"/>
+        </w:rPr>
+        <w:t xml:space="preserve"> nhau</w:t>
+      </w:r>
+    </w:p>
+    <w:p>
+      <w:pPr>
+        <w:pStyle w:val="ListParagraph"/>
+        <w:numPr>
+          <w:ilvl w:val="0"/>
+          <w:numId w:val="3"/>
+        </w:numPr>
+        <w:rPr>
+          <w:lang w:val="en-US"/>
+        </w:rPr>
+      </w:pPr>
+      <w:r>
+        <w:rPr>
+          <w:lang w:val="en-US"/>
+        </w:rPr>
+        <w:t>Khi chạy 1 File không với tư cách là 1 Module, thì thuộc tính “__name__” của File này = “__main__”, còn nếu là 1 Module, thì thuộc tính “__name__” của nó là tên Module</w:t>
+      </w:r>
+      <w:r>
+        <w:rPr>
+          <w:lang w:val="en-US"/>
+        </w:rPr>
+        <w:t>, bạn Import Module kiểu nào thì tên của nó y chang như cách bạn Import</w:t>
+      </w:r>
+    </w:p>
+    <w:p>
+      <w:pPr>
+        <w:pStyle w:val="ListParagraph"/>
+        <w:numPr>
+          <w:ilvl w:val="0"/>
+          <w:numId w:val="3"/>
+        </w:numPr>
+        <w:rPr>
+          <w:lang w:val="en-US"/>
+        </w:rPr>
+      </w:pPr>
+      <w:r>
+        <w:rPr>
+          <w:lang w:val="en-US"/>
+        </w:rPr>
         <w:t>Ví dụ</w:t>
       </w:r>
     </w:p>
     <w:p>
       <w:pPr>
         <w:pStyle w:val="ListParagraph"/>
-        <w:pBdr>
-          <w:top w:val="single" w:sz="4" w:space="1" w:color="auto"/>
-          <w:left w:val="single" w:sz="4" w:space="4" w:color="auto"/>
-          <w:bottom w:val="single" w:sz="4" w:space="1" w:color="auto"/>
-          <w:right w:val="single" w:sz="4" w:space="4" w:color="auto"/>
-        </w:pBdr>
-        <w:ind w:left="1080"/>
-        <w:rPr>
-          <w:lang w:val="en-US"/>
-        </w:rPr>
-      </w:pPr>
-      <w:r>
-        <w:rPr>
-          <w:lang w:val="en-US"/>
-        </w:rPr>
-        <w:t>text = “foo is bar and bar is not foo \</w:t>
-      </w:r>
-    </w:p>
-    <w:p>
-      <w:pPr>
-        <w:pStyle w:val="ListParagraph"/>
-        <w:pBdr>
-          <w:top w:val="single" w:sz="4" w:space="1" w:color="auto"/>
-          <w:left w:val="single" w:sz="4" w:space="4" w:color="auto"/>
-          <w:bottom w:val="single" w:sz="4" w:space="1" w:color="auto"/>
-          <w:right w:val="single" w:sz="4" w:space="4" w:color="auto"/>
-        </w:pBdr>
-        <w:ind w:left="1080"/>
-        <w:rPr>
-          <w:lang w:val="en-US"/>
-        </w:rPr>
-      </w:pPr>
-      <w:r>
-        <w:rPr>
-          <w:lang w:val="en-US"/>
-        </w:rPr>
-        <w:t>but why foo is foo \</w:t>
-      </w:r>
-    </w:p>
-    <w:p>
-      <w:pPr>
-        <w:pStyle w:val="ListParagraph"/>
-        <w:pBdr>
-          <w:top w:val="single" w:sz="4" w:space="1" w:color="auto"/>
-          <w:left w:val="single" w:sz="4" w:space="4" w:color="auto"/>
-          <w:bottom w:val="single" w:sz="4" w:space="1" w:color="auto"/>
-          <w:right w:val="single" w:sz="4" w:space="4" w:color="auto"/>
-        </w:pBdr>
-        <w:ind w:left="1080"/>
-        <w:rPr>
-          <w:lang w:val="en-US"/>
-        </w:rPr>
-      </w:pPr>
-      <w:r>
-        <w:rPr>
-          <w:lang w:val="en-US"/>
-        </w:rPr>
-        <w:lastRenderedPageBreak/>
-        <w:t>and not bar is foo”</w:t>
-      </w:r>
-    </w:p>
-    <w:p>
-      <w:pPr>
-        <w:pStyle w:val="ListParagraph"/>
-        <w:pBdr>
-          <w:top w:val="single" w:sz="4" w:space="1" w:color="auto"/>
-          <w:left w:val="single" w:sz="4" w:space="4" w:color="auto"/>
-          <w:bottom w:val="single" w:sz="4" w:space="1" w:color="auto"/>
-          <w:right w:val="single" w:sz="4" w:space="4" w:color="auto"/>
-        </w:pBdr>
-        <w:ind w:left="1080"/>
-        <w:rPr>
-          <w:lang w:val="en-US"/>
-        </w:rPr>
-      </w:pPr>
-    </w:p>
-    <w:p>
-      <w:pPr>
-        <w:pStyle w:val="ListParagraph"/>
-        <w:pBdr>
-          <w:top w:val="single" w:sz="4" w:space="1" w:color="auto"/>
-          <w:left w:val="single" w:sz="4" w:space="4" w:color="auto"/>
-          <w:bottom w:val="single" w:sz="4" w:space="1" w:color="auto"/>
-          <w:right w:val="single" w:sz="4" w:space="4" w:color="auto"/>
-        </w:pBdr>
-        <w:ind w:left="1080"/>
-        <w:rPr>
-          <w:lang w:val="en-US"/>
-        </w:rPr>
-      </w:pPr>
-      <w:r>
-        <w:rPr>
-          <w:lang w:val="en-US"/>
-        </w:rPr>
-        <w:t>print(text)</w:t>
-      </w:r>
-    </w:p>
-    <w:p>
-      <w:pPr>
-        <w:pStyle w:val="ListParagraph"/>
         <w:numPr>
           <w:ilvl w:val="0"/>
           <w:numId w:val="3"/>
@@ -821,67 +839,19 @@
         <w:rPr>
           <w:lang w:val="en-US"/>
         </w:rPr>
-        <w:t>Màn hình CMD</w:t>
-      </w:r>
-    </w:p>
-    <w:p>
-      <w:pPr>
-        <w:pStyle w:val="ListParagraph"/>
-        <w:pBdr>
-          <w:top w:val="single" w:sz="4" w:space="1" w:color="auto"/>
-          <w:left w:val="single" w:sz="4" w:space="4" w:color="auto"/>
-          <w:bottom w:val="single" w:sz="4" w:space="1" w:color="auto"/>
-          <w:right w:val="single" w:sz="4" w:space="4" w:color="auto"/>
-        </w:pBdr>
-        <w:ind w:left="1080"/>
-        <w:rPr>
-          <w:lang w:val="en-US"/>
-        </w:rPr>
-      </w:pPr>
-      <w:r>
-        <w:rPr>
-          <w:lang w:val="en-US"/>
-        </w:rPr>
-        <w:t>foo is bar and bar is not foo but why foo is foo and not bar is foo</w:t>
-      </w:r>
-    </w:p>
-    <w:p>
-      <w:pPr>
-        <w:pStyle w:val="ListParagraph"/>
-        <w:numPr>
-          <w:ilvl w:val="0"/>
-          <w:numId w:val="4"/>
-        </w:numPr>
-        <w:rPr>
-          <w:lang w:val="en-US"/>
-        </w:rPr>
-      </w:pPr>
-      <w:r>
-        <w:rPr>
-          <w:lang w:val="en-US"/>
-        </w:rPr>
-        <w:t>Cách Biến Xâu Thành Tập Hợp Các Kí Tự Xuất Hiện Trong Xâu Đó?</w:t>
-      </w:r>
-    </w:p>
-    <w:p>
-      <w:pPr>
-        <w:pStyle w:val="ListParagraph"/>
-        <w:pBdr>
-          <w:top w:val="single" w:sz="4" w:space="1" w:color="auto"/>
-          <w:left w:val="single" w:sz="4" w:space="4" w:color="auto"/>
-          <w:bottom w:val="single" w:sz="4" w:space="1" w:color="auto"/>
-          <w:right w:val="single" w:sz="4" w:space="4" w:color="auto"/>
-        </w:pBdr>
-        <w:ind w:left="1080"/>
-        <w:rPr>
-          <w:lang w:val="en-US"/>
-        </w:rPr>
-      </w:pPr>
-      <w:r>
-        <w:rPr>
-          <w:lang w:val="en-US"/>
-        </w:rPr>
-        <w:t>&lt;Tập Hợp Các Kí Tự&gt; = set(&lt;Xâu&gt;)</w:t>
+        <w:t>Trong thư mục “</w:t>
+      </w:r>
+      <w:r>
+        <w:rPr>
+          <w:lang w:val="en-US"/>
+        </w:rPr>
+        <w:t>f</w:t>
+      </w:r>
+      <w:r>
+        <w:rPr>
+          <w:lang w:val="en-US"/>
+        </w:rPr>
+        <w:t>ather”, chứa Package “foo” và File “child.py”, trong “foo” chứa Package “bar” và File “fool.py”, trong “bar” chứ File “boo.py”</w:t>
       </w:r>
     </w:p>
     <w:p>
@@ -899,13 +869,41 @@
         <w:rPr>
           <w:lang w:val="en-US"/>
         </w:rPr>
-        <w:t xml:space="preserve">Dấu cách </w:t>
-      </w:r>
-      <w:r>
-        <w:rPr>
-          <w:lang w:val="en-US"/>
-        </w:rPr>
-        <w:t>cũng tính</w:t>
+        <w:t>Tại File “child.py”</w:t>
+      </w:r>
+    </w:p>
+    <w:p>
+      <w:pPr>
+        <w:pStyle w:val="ListParagraph"/>
+        <w:pBdr>
+          <w:top w:val="single" w:sz="4" w:space="1" w:color="auto"/>
+          <w:left w:val="single" w:sz="4" w:space="4" w:color="auto"/>
+          <w:bottom w:val="single" w:sz="4" w:space="1" w:color="auto"/>
+          <w:right w:val="single" w:sz="4" w:space="4" w:color="auto"/>
+          <w:between w:val="single" w:sz="4" w:space="1" w:color="auto"/>
+        </w:pBdr>
+        <w:ind w:left="1080"/>
+        <w:rPr>
+          <w:lang w:val="en-US"/>
+        </w:rPr>
+      </w:pPr>
+      <w:r>
+        <w:rPr>
+          <w:lang w:val="en-US"/>
+        </w:rPr>
+        <w:t>f</w:t>
+      </w:r>
+      <w:r>
+        <w:rPr>
+          <w:lang w:val="en-US"/>
+        </w:rPr>
+        <w:t xml:space="preserve">rom foo.bar import </w:t>
+      </w:r>
+      <w:r>
+        <w:rPr>
+          <w:lang w:val="en-US"/>
+        </w:rPr>
+        <w:t>boo</w:t>
       </w:r>
     </w:p>
     <w:p>
@@ -923,52 +921,28 @@
         <w:rPr>
           <w:lang w:val="en-US"/>
         </w:rPr>
-        <w:t>Ví dụ</w:t>
-      </w:r>
-    </w:p>
-    <w:p>
-      <w:pPr>
-        <w:pStyle w:val="ListParagraph"/>
-        <w:pBdr>
-          <w:top w:val="single" w:sz="4" w:space="1" w:color="auto"/>
-          <w:left w:val="single" w:sz="4" w:space="4" w:color="auto"/>
-          <w:bottom w:val="single" w:sz="4" w:space="1" w:color="auto"/>
-          <w:right w:val="single" w:sz="4" w:space="4" w:color="auto"/>
-        </w:pBdr>
-        <w:ind w:left="1080"/>
-        <w:rPr>
-          <w:lang w:val="en-US"/>
-        </w:rPr>
-      </w:pPr>
-      <w:r>
-        <w:rPr>
-          <w:lang w:val="en-US"/>
-        </w:rPr>
-        <w:t>foo = set(“b</w:t>
-      </w:r>
-      <w:r>
-        <w:rPr>
-          <w:lang w:val="en-US"/>
-        </w:rPr>
-        <w:t>/</w:t>
-      </w:r>
-      <w:r>
-        <w:rPr>
-          <w:lang w:val="en-US"/>
-        </w:rPr>
-        <w:t>ar 12a</w:t>
-      </w:r>
-      <w:r>
-        <w:rPr>
-          <w:lang w:val="en-US"/>
-        </w:rPr>
-        <w:t xml:space="preserve"> nứ</w:t>
-      </w:r>
-      <w:r>
-        <w:rPr>
-          <w:lang w:val="en-US"/>
-        </w:rPr>
-        <w:t>”)</w:t>
+        <w:t>Tại File “boo.py”</w:t>
+      </w:r>
+    </w:p>
+    <w:p>
+      <w:pPr>
+        <w:pStyle w:val="ListParagraph"/>
+        <w:pBdr>
+          <w:top w:val="single" w:sz="4" w:space="1" w:color="auto"/>
+          <w:left w:val="single" w:sz="4" w:space="4" w:color="auto"/>
+          <w:bottom w:val="single" w:sz="4" w:space="1" w:color="auto"/>
+          <w:right w:val="single" w:sz="4" w:space="4" w:color="auto"/>
+        </w:pBdr>
+        <w:ind w:left="1080"/>
+        <w:rPr>
+          <w:lang w:val="en-US"/>
+        </w:rPr>
+      </w:pPr>
+      <w:r>
+        <w:rPr>
+          <w:lang w:val="en-US"/>
+        </w:rPr>
+        <w:t>print(__name__)</w:t>
       </w:r>
     </w:p>
     <w:p>
@@ -986,106 +960,7 @@
         <w:rPr>
           <w:lang w:val="en-US"/>
         </w:rPr>
-        <w:t>foo là {</w:t>
-      </w:r>
-      <w:r>
-        <w:rPr>
-          <w:lang w:val="en-US"/>
-        </w:rPr>
-        <w:t>‘ ‘, ‘/’, ‘</w:t>
-      </w:r>
-      <w:r>
-        <w:rPr>
-          <w:lang w:val="en-US"/>
-        </w:rPr>
-        <w:t>1</w:t>
-      </w:r>
-      <w:r>
-        <w:rPr>
-          <w:lang w:val="en-US"/>
-        </w:rPr>
-        <w:t>’</w:t>
-      </w:r>
-      <w:r>
-        <w:rPr>
-          <w:lang w:val="en-US"/>
-        </w:rPr>
-        <w:t xml:space="preserve">, </w:t>
-      </w:r>
-      <w:r>
-        <w:rPr>
-          <w:lang w:val="en-US"/>
-        </w:rPr>
-        <w:t>‘</w:t>
-      </w:r>
-      <w:r>
-        <w:rPr>
-          <w:lang w:val="en-US"/>
-        </w:rPr>
-        <w:t>2</w:t>
-      </w:r>
-      <w:r>
-        <w:rPr>
-          <w:lang w:val="en-US"/>
-        </w:rPr>
-        <w:t>’</w:t>
-      </w:r>
-      <w:r>
-        <w:rPr>
-          <w:lang w:val="en-US"/>
-        </w:rPr>
-        <w:t>, ‘b’, ‘a’, ‘r’</w:t>
-      </w:r>
-      <w:r>
-        <w:rPr>
-          <w:lang w:val="en-US"/>
-        </w:rPr>
-        <w:t>, ‘n’, ‘ứ’</w:t>
-      </w:r>
-      <w:r>
-        <w:rPr>
-          <w:lang w:val="en-US"/>
-        </w:rPr>
-        <w:t>}</w:t>
-      </w:r>
-    </w:p>
-    <w:p>
-      <w:pPr>
-        <w:pStyle w:val="ListParagraph"/>
-        <w:numPr>
-          <w:ilvl w:val="0"/>
-          <w:numId w:val="4"/>
-        </w:numPr>
-        <w:rPr>
-          <w:lang w:val="en-US"/>
-        </w:rPr>
-      </w:pPr>
-      <w:r>
-        <w:rPr>
-          <w:lang w:val="en-US"/>
-        </w:rPr>
-        <w:t>Cách Sắp Xếp 1 Mảng Chỉ Toàn Xâu Theo Từ Điển?</w:t>
-      </w:r>
-    </w:p>
-    <w:p>
-      <w:pPr>
-        <w:pStyle w:val="ListParagraph"/>
-        <w:pBdr>
-          <w:top w:val="single" w:sz="4" w:space="1" w:color="auto"/>
-          <w:left w:val="single" w:sz="4" w:space="4" w:color="auto"/>
-          <w:bottom w:val="single" w:sz="4" w:space="1" w:color="auto"/>
-          <w:right w:val="single" w:sz="4" w:space="4" w:color="auto"/>
-        </w:pBdr>
-        <w:ind w:left="1080"/>
-        <w:rPr>
-          <w:lang w:val="en-US"/>
-        </w:rPr>
-      </w:pPr>
-      <w:r>
-        <w:rPr>
-          <w:lang w:val="en-US"/>
-        </w:rPr>
-        <w:t>&lt;Mảng Đã Sắp Xếp&gt; = sorted(&lt;Mảng Chưa Sắp Xếp&gt;)</w:t>
+        <w:t>Khi chạy File “child.py”, Terminal sẽ in ra “foo.bar.boo”, đây chính là tên Module</w:t>
       </w:r>
     </w:p>
     <w:p>
@@ -1103,7 +978,19 @@
         <w:rPr>
           <w:lang w:val="en-US"/>
         </w:rPr>
-        <w:t>Lưu ý thứ tự từ điển là dấu cách xếp đầu, đến kí tự đặc biệt, số, chữ in hoa, chữ in thường, chữ có dấu</w:t>
+        <w:t xml:space="preserve">Khi Import 1 Module của 1 Package, thì những File “__init__.py” trên đường dẫn tới Module đó trong Package </w:t>
+      </w:r>
+      <w:r>
+        <w:rPr>
+          <w:lang w:val="en-US"/>
+        </w:rPr>
+        <w:t xml:space="preserve">cũng </w:t>
+      </w:r>
+      <w:r>
+        <w:rPr>
+          <w:lang w:val="en-US"/>
+        </w:rPr>
+        <w:t>sẽ được chạy với tư cách là Module</w:t>
       </w:r>
     </w:p>
     <w:p>
@@ -1121,28 +1008,7 @@
         <w:rPr>
           <w:lang w:val="en-US"/>
         </w:rPr>
-        <w:t>Ví dụ</w:t>
-      </w:r>
-    </w:p>
-    <w:p>
-      <w:pPr>
-        <w:pStyle w:val="ListParagraph"/>
-        <w:pBdr>
-          <w:top w:val="single" w:sz="4" w:space="1" w:color="auto"/>
-          <w:left w:val="single" w:sz="4" w:space="4" w:color="auto"/>
-          <w:bottom w:val="single" w:sz="4" w:space="1" w:color="auto"/>
-          <w:right w:val="single" w:sz="4" w:space="4" w:color="auto"/>
-        </w:pBdr>
-        <w:ind w:left="1080"/>
-        <w:rPr>
-          <w:lang w:val="en-US"/>
-        </w:rPr>
-      </w:pPr>
-      <w:r>
-        <w:rPr>
-          <w:lang w:val="en-US"/>
-        </w:rPr>
-        <w:t>foo = sorted([‘a’, ‘ab’, ‘ca’, ‘1’, ‘ ‘, ‘/’, ‘ứ’])</w:t>
+        <w:t>Ta chỉ có thể sử dụng Relative Import trong 1 File khi nó đã được chạy với tư cách là 1 Module</w:t>
       </w:r>
     </w:p>
     <w:p>
@@ -1160,46 +1026,7 @@
         <w:rPr>
           <w:lang w:val="en-US"/>
         </w:rPr>
-        <w:t>foo là [‘ ’, ‘/’, ‘1’, ‘a’, ‘ab’, ‘ca’, ‘ứ’]</w:t>
-      </w:r>
-    </w:p>
-    <w:p>
-      <w:pPr>
-        <w:pStyle w:val="ListParagraph"/>
-        <w:numPr>
-          <w:ilvl w:val="0"/>
-          <w:numId w:val="4"/>
-        </w:numPr>
-        <w:rPr>
-          <w:lang w:val="en-US"/>
-        </w:rPr>
-      </w:pPr>
-      <w:r>
-        <w:rPr>
-          <w:lang w:val="en-US"/>
-        </w:rPr>
-        <w:t>Cách Chuyển Đối Tượng Iterable Chứa Các Phần Tử Toàn Là Xâu Thành 1 Xâu Duy Nhất?</w:t>
-      </w:r>
-    </w:p>
-    <w:p>
-      <w:pPr>
-        <w:pStyle w:val="ListParagraph"/>
-        <w:pBdr>
-          <w:top w:val="single" w:sz="4" w:space="1" w:color="auto"/>
-          <w:left w:val="single" w:sz="4" w:space="4" w:color="auto"/>
-          <w:bottom w:val="single" w:sz="4" w:space="1" w:color="auto"/>
-          <w:right w:val="single" w:sz="4" w:space="4" w:color="auto"/>
-        </w:pBdr>
-        <w:ind w:left="1080"/>
-        <w:rPr>
-          <w:lang w:val="en-US"/>
-        </w:rPr>
-      </w:pPr>
-      <w:r>
-        <w:rPr>
-          <w:lang w:val="en-US"/>
-        </w:rPr>
-        <w:t>&lt;Xâu Nối&gt; = &lt;Xâu Ngăn Cách&gt;.join(&lt;Đối Tượng Iterable Chứa Toàn Xâu&gt;)</w:t>
+        <w:t>Tiếp tục với ví dụ trên</w:t>
       </w:r>
     </w:p>
     <w:p>
@@ -1217,7 +1044,28 @@
         <w:rPr>
           <w:lang w:val="en-US"/>
         </w:rPr>
-        <w:t>Ví dụ</w:t>
+        <w:t>Tại File “boo.py”</w:t>
+      </w:r>
+    </w:p>
+    <w:p>
+      <w:pPr>
+        <w:pStyle w:val="ListParagraph"/>
+        <w:pBdr>
+          <w:top w:val="single" w:sz="4" w:space="1" w:color="auto"/>
+          <w:left w:val="single" w:sz="4" w:space="4" w:color="auto"/>
+          <w:bottom w:val="single" w:sz="4" w:space="1" w:color="auto"/>
+          <w:right w:val="single" w:sz="4" w:space="4" w:color="auto"/>
+        </w:pBdr>
+        <w:ind w:left="1080"/>
+        <w:rPr>
+          <w:lang w:val="en-US"/>
+        </w:rPr>
+      </w:pPr>
+      <w:r>
+        <w:rPr>
+          <w:lang w:val="en-US"/>
+        </w:rPr>
+        <w:t>from .. import fool</w:t>
       </w:r>
     </w:p>
     <w:p>
@@ -1235,473 +1083,1191 @@
         <w:rPr>
           <w:lang w:val="en-US"/>
         </w:rPr>
-        <w:t>x là [‘foo’, ‘bar’, ‘i’, ‘ stupid’]</w:t>
-      </w:r>
-    </w:p>
-    <w:p>
-      <w:pPr>
-        <w:pStyle w:val="ListParagraph"/>
-        <w:pBdr>
-          <w:top w:val="single" w:sz="4" w:space="1" w:color="auto"/>
-          <w:left w:val="single" w:sz="4" w:space="4" w:color="auto"/>
-          <w:bottom w:val="single" w:sz="4" w:space="1" w:color="auto"/>
-          <w:right w:val="single" w:sz="4" w:space="4" w:color="auto"/>
-        </w:pBdr>
-        <w:ind w:left="1080"/>
-        <w:rPr>
-          <w:lang w:val="en-US"/>
-        </w:rPr>
-      </w:pPr>
-      <w:r>
-        <w:rPr>
-          <w:lang w:val="en-US"/>
-        </w:rPr>
-        <w:t>y = ‘shit’.join(x)</w:t>
-      </w:r>
-    </w:p>
-    <w:p>
-      <w:pPr>
-        <w:pStyle w:val="ListParagraph"/>
-        <w:numPr>
-          <w:ilvl w:val="0"/>
-          <w:numId w:val="3"/>
-        </w:numPr>
-        <w:rPr>
-          <w:lang w:val="en-US"/>
-        </w:rPr>
-      </w:pPr>
-      <w:r>
-        <w:rPr>
-          <w:lang w:val="en-US"/>
-        </w:rPr>
-        <w:t>“y” là “fooshitbarshitishitstupid”</w:t>
-      </w:r>
-    </w:p>
-    <w:p>
-      <w:pPr>
-        <w:pStyle w:val="ListParagraph"/>
-        <w:numPr>
-          <w:ilvl w:val="0"/>
-          <w:numId w:val="4"/>
-        </w:numPr>
-        <w:rPr>
-          <w:lang w:val="en-US"/>
-        </w:rPr>
-      </w:pPr>
-      <w:r>
-        <w:rPr>
-          <w:lang w:val="en-US"/>
-        </w:rPr>
-        <w:t>Cách Viết Xâu Không Có Nội Suy Kí Tự Đặc Biệt?</w:t>
-      </w:r>
-    </w:p>
-    <w:p>
-      <w:pPr>
-        <w:pStyle w:val="ListParagraph"/>
-        <w:pBdr>
-          <w:top w:val="single" w:sz="4" w:space="1" w:color="auto"/>
-          <w:left w:val="single" w:sz="4" w:space="4" w:color="auto"/>
-          <w:bottom w:val="single" w:sz="4" w:space="1" w:color="auto"/>
-          <w:right w:val="single" w:sz="4" w:space="4" w:color="auto"/>
-        </w:pBdr>
-        <w:ind w:left="1080"/>
-        <w:rPr>
-          <w:lang w:val="en-US"/>
-        </w:rPr>
-      </w:pPr>
-      <w:r>
-        <w:rPr>
-          <w:lang w:val="en-US"/>
-        </w:rPr>
-        <w:t>r&lt;Xâu Chứa Kí Tự Đặc Biệt&gt;</w:t>
-      </w:r>
-    </w:p>
-    <w:p>
-      <w:pPr>
-        <w:pStyle w:val="ListParagraph"/>
-        <w:numPr>
-          <w:ilvl w:val="0"/>
-          <w:numId w:val="3"/>
-        </w:numPr>
-        <w:rPr>
-          <w:lang w:val="en-US"/>
-        </w:rPr>
-      </w:pPr>
-      <w:r>
-        <w:rPr>
-          <w:lang w:val="en-US"/>
-        </w:rPr>
-        <w:t>Ví dụ</w:t>
-      </w:r>
-    </w:p>
-    <w:p>
-      <w:pPr>
-        <w:pStyle w:val="ListParagraph"/>
-        <w:pBdr>
-          <w:top w:val="single" w:sz="4" w:space="1" w:color="auto"/>
-          <w:left w:val="single" w:sz="4" w:space="4" w:color="auto"/>
-          <w:bottom w:val="single" w:sz="4" w:space="1" w:color="auto"/>
-          <w:right w:val="single" w:sz="4" w:space="4" w:color="auto"/>
-        </w:pBdr>
-        <w:ind w:left="1080"/>
-        <w:rPr>
-          <w:lang w:val="en-US"/>
-        </w:rPr>
-      </w:pPr>
-      <w:r>
-        <w:rPr>
-          <w:lang w:val="en-US"/>
-        </w:rPr>
-        <w:t>foo = r</w:t>
-      </w:r>
-      <w:r>
-        <w:rPr>
-          <w:lang w:val="en-US"/>
-        </w:rPr>
-        <w:t>"</w:t>
-      </w:r>
-      <w:r>
-        <w:rPr>
-          <w:lang w:val="en-US"/>
-        </w:rPr>
-        <w:t>huhu.\n</w:t>
-      </w:r>
-      <w:r>
-        <w:rPr>
-          <w:lang w:val="en-US"/>
-        </w:rPr>
-        <w:t>"</w:t>
-      </w:r>
-    </w:p>
-    <w:p>
-      <w:pPr>
-        <w:pStyle w:val="ListParagraph"/>
-        <w:numPr>
-          <w:ilvl w:val="0"/>
-          <w:numId w:val="3"/>
-        </w:numPr>
-        <w:rPr>
-          <w:lang w:val="en-US"/>
-        </w:rPr>
-      </w:pPr>
-      <w:r>
-        <w:rPr>
-          <w:lang w:val="en-US"/>
-        </w:rPr>
-        <w:t>“foo” sẽ có giá trị là “huhu.\n”, kí tự đặc biệt “\n” được xem là kí tự thường</w:t>
-      </w:r>
-    </w:p>
-    <w:p>
-      <w:pPr>
-        <w:pStyle w:val="ListParagraph"/>
-        <w:numPr>
-          <w:ilvl w:val="0"/>
-          <w:numId w:val="4"/>
-        </w:numPr>
-        <w:rPr>
-          <w:lang w:val="en-US"/>
-        </w:rPr>
-      </w:pPr>
-      <w:r>
-        <w:rPr>
-          <w:lang w:val="en-US"/>
-        </w:rPr>
-        <w:t>Byte String?</w:t>
-      </w:r>
-    </w:p>
-    <w:p>
-      <w:pPr>
-        <w:pStyle w:val="ListParagraph"/>
-        <w:numPr>
-          <w:ilvl w:val="0"/>
-          <w:numId w:val="3"/>
-        </w:numPr>
-        <w:rPr>
-          <w:lang w:val="en-US"/>
-        </w:rPr>
-      </w:pPr>
-      <w:r>
-        <w:rPr>
-          <w:lang w:val="en-US"/>
-        </w:rPr>
-        <w:t>Tạo trực tiếp 1 Byte String</w:t>
-      </w:r>
-    </w:p>
-    <w:p>
-      <w:pPr>
-        <w:pStyle w:val="ListParagraph"/>
-        <w:pBdr>
-          <w:top w:val="single" w:sz="4" w:space="1" w:color="auto"/>
-          <w:left w:val="single" w:sz="4" w:space="4" w:color="auto"/>
-          <w:bottom w:val="single" w:sz="4" w:space="1" w:color="auto"/>
-          <w:right w:val="single" w:sz="4" w:space="4" w:color="auto"/>
-        </w:pBdr>
-        <w:ind w:left="1080"/>
-        <w:rPr>
-          <w:lang w:val="en-US"/>
-        </w:rPr>
-      </w:pPr>
-      <w:r>
-        <w:rPr>
-          <w:lang w:val="en-US"/>
-        </w:rPr>
-        <w:t>&lt;Byte String&gt; = b&lt;String&gt;</w:t>
-      </w:r>
-    </w:p>
-    <w:p>
-      <w:pPr>
-        <w:pStyle w:val="ListParagraph"/>
-        <w:numPr>
-          <w:ilvl w:val="0"/>
-          <w:numId w:val="3"/>
-        </w:numPr>
-        <w:rPr>
-          <w:lang w:val="en-US"/>
-        </w:rPr>
-      </w:pPr>
-      <w:r>
-        <w:rPr>
-          <w:lang w:val="en-US"/>
-        </w:rPr>
-        <w:t>Ví dụ</w:t>
-      </w:r>
-    </w:p>
-    <w:p>
-      <w:pPr>
-        <w:pStyle w:val="ListParagraph"/>
-        <w:pBdr>
-          <w:top w:val="single" w:sz="4" w:space="1" w:color="auto"/>
-          <w:left w:val="single" w:sz="4" w:space="4" w:color="auto"/>
-          <w:bottom w:val="single" w:sz="4" w:space="1" w:color="auto"/>
-          <w:right w:val="single" w:sz="4" w:space="4" w:color="auto"/>
-        </w:pBdr>
-        <w:ind w:left="1080"/>
-        <w:rPr>
-          <w:lang w:val="en-US"/>
-        </w:rPr>
-      </w:pPr>
-      <w:r>
-        <w:rPr>
-          <w:lang w:val="en-US"/>
-        </w:rPr>
-        <w:t>foo = b"bar"</w:t>
-      </w:r>
-    </w:p>
-    <w:p>
-      <w:pPr>
-        <w:pStyle w:val="ListParagraph"/>
-        <w:numPr>
-          <w:ilvl w:val="0"/>
-          <w:numId w:val="3"/>
-        </w:numPr>
-        <w:rPr>
-          <w:lang w:val="en-US"/>
-        </w:rPr>
-      </w:pPr>
-      <w:r>
-        <w:rPr>
-          <w:lang w:val="en-US"/>
-        </w:rPr>
-        <w:t>Tạo gián tiếp 1 Byte String</w:t>
-      </w:r>
-    </w:p>
-    <w:p>
-      <w:pPr>
-        <w:pStyle w:val="ListParagraph"/>
-        <w:pBdr>
-          <w:top w:val="single" w:sz="4" w:space="1" w:color="auto"/>
-          <w:left w:val="single" w:sz="4" w:space="4" w:color="auto"/>
-          <w:bottom w:val="single" w:sz="4" w:space="1" w:color="auto"/>
-          <w:right w:val="single" w:sz="4" w:space="4" w:color="auto"/>
-        </w:pBdr>
-        <w:ind w:left="1080"/>
-        <w:rPr>
-          <w:lang w:val="en-US"/>
-        </w:rPr>
-      </w:pPr>
-      <w:r>
-        <w:rPr>
-          <w:lang w:val="en-US"/>
-        </w:rPr>
-        <w:t>&lt;Byte String&gt; = &lt;String&gt;.encode(&lt;Kiểu Mã Hóa&gt;)</w:t>
-      </w:r>
-    </w:p>
-    <w:p>
-      <w:pPr>
-        <w:pStyle w:val="ListParagraph"/>
-        <w:numPr>
-          <w:ilvl w:val="0"/>
-          <w:numId w:val="3"/>
-        </w:numPr>
-        <w:rPr>
-          <w:lang w:val="en-US"/>
-        </w:rPr>
-      </w:pPr>
-      <w:r>
-        <w:rPr>
-          <w:lang w:val="en-US"/>
-        </w:rPr>
-        <w:t>Ví dụ</w:t>
-      </w:r>
-    </w:p>
-    <w:p>
-      <w:pPr>
-        <w:pStyle w:val="ListParagraph"/>
-        <w:pBdr>
-          <w:top w:val="single" w:sz="4" w:space="1" w:color="auto"/>
-          <w:left w:val="single" w:sz="4" w:space="4" w:color="auto"/>
-          <w:bottom w:val="single" w:sz="4" w:space="1" w:color="auto"/>
-          <w:right w:val="single" w:sz="4" w:space="4" w:color="auto"/>
-        </w:pBdr>
-        <w:ind w:left="1080"/>
-        <w:rPr>
-          <w:lang w:val="en-US"/>
-        </w:rPr>
-      </w:pPr>
-      <w:r>
-        <w:rPr>
-          <w:lang w:val="en-US"/>
-        </w:rPr>
-        <w:t>foo = "bar".encode("ascii")</w:t>
-      </w:r>
-    </w:p>
-    <w:p>
-      <w:pPr>
-        <w:pStyle w:val="ListParagraph"/>
-        <w:numPr>
-          <w:ilvl w:val="0"/>
-          <w:numId w:val="3"/>
-        </w:numPr>
-        <w:rPr>
-          <w:lang w:val="en-US"/>
-        </w:rPr>
-      </w:pPr>
-      <w:r>
-        <w:rPr>
-          <w:lang w:val="en-US"/>
-        </w:rPr>
-        <w:t>Cách đưa 1 Byte String trở lại thành String</w:t>
-      </w:r>
-    </w:p>
-    <w:p>
-      <w:pPr>
-        <w:pStyle w:val="ListParagraph"/>
-        <w:pBdr>
-          <w:top w:val="single" w:sz="4" w:space="1" w:color="auto"/>
-          <w:left w:val="single" w:sz="4" w:space="4" w:color="auto"/>
-          <w:bottom w:val="single" w:sz="4" w:space="1" w:color="auto"/>
-          <w:right w:val="single" w:sz="4" w:space="4" w:color="auto"/>
-        </w:pBdr>
-        <w:ind w:left="1080"/>
-        <w:rPr>
-          <w:lang w:val="en-US"/>
-        </w:rPr>
-      </w:pPr>
-      <w:r>
-        <w:rPr>
-          <w:lang w:val="en-US"/>
-        </w:rPr>
-        <w:t>&lt;String&gt; = &lt;Byte String&gt;.decode(&lt;Kiểu Mã Hóa&gt;)</w:t>
-      </w:r>
-    </w:p>
-    <w:p>
-      <w:pPr>
-        <w:pStyle w:val="ListParagraph"/>
-        <w:numPr>
-          <w:ilvl w:val="0"/>
-          <w:numId w:val="3"/>
-        </w:numPr>
-        <w:rPr>
-          <w:lang w:val="en-US"/>
-        </w:rPr>
-      </w:pPr>
-      <w:r>
-        <w:rPr>
-          <w:lang w:val="en-US"/>
-        </w:rPr>
-        <w:t>Encode = kiểu mã hóa nào thì Decode = kiểu mã hóa đó</w:t>
-      </w:r>
-    </w:p>
-    <w:p>
-      <w:pPr>
-        <w:pStyle w:val="ListParagraph"/>
-        <w:numPr>
-          <w:ilvl w:val="0"/>
-          <w:numId w:val="3"/>
-        </w:numPr>
-        <w:rPr>
-          <w:lang w:val="en-US"/>
-        </w:rPr>
-      </w:pPr>
-      <w:r>
-        <w:rPr>
-          <w:lang w:val="en-US"/>
-        </w:rPr>
-        <w:t>Ví dụ</w:t>
-      </w:r>
-    </w:p>
-    <w:p>
-      <w:pPr>
-        <w:pStyle w:val="ListParagraph"/>
-        <w:pBdr>
-          <w:top w:val="single" w:sz="4" w:space="1" w:color="auto"/>
-          <w:left w:val="single" w:sz="4" w:space="4" w:color="auto"/>
-          <w:bottom w:val="single" w:sz="4" w:space="1" w:color="auto"/>
-          <w:right w:val="single" w:sz="4" w:space="4" w:color="auto"/>
-        </w:pBdr>
-        <w:ind w:left="1080"/>
-        <w:rPr>
-          <w:lang w:val="en-US"/>
-        </w:rPr>
-      </w:pPr>
-      <w:r>
-        <w:rPr>
-          <w:lang w:val="en-US"/>
-        </w:rPr>
-        <w:t>boo = b"bar".decode("utf-8")</w:t>
-      </w:r>
-    </w:p>
-    <w:p>
-      <w:pPr>
-        <w:pStyle w:val="ListParagraph"/>
-        <w:numPr>
-          <w:ilvl w:val="0"/>
-          <w:numId w:val="3"/>
-        </w:numPr>
-        <w:rPr>
-          <w:lang w:val="en-US"/>
-        </w:rPr>
-      </w:pPr>
-      <w:r>
-        <w:rPr>
-          <w:lang w:val="en-US"/>
-        </w:rPr>
-        <w:t>Chỉ có Byte String mới được lưu vào File, String không được</w:t>
-      </w:r>
-    </w:p>
-    <w:p>
-      <w:pPr>
-        <w:pStyle w:val="ListParagraph"/>
-        <w:numPr>
-          <w:ilvl w:val="0"/>
-          <w:numId w:val="3"/>
-        </w:numPr>
-        <w:rPr>
-          <w:lang w:val="en-US"/>
-        </w:rPr>
-      </w:pPr>
-      <w:r>
-        <w:rPr>
-          <w:lang w:val="en-US"/>
-        </w:rPr>
-        <w:lastRenderedPageBreak/>
-        <w:t>Mỗi File hình ảnh bản chất là 1 Byte String</w:t>
+        <w:t xml:space="preserve">Câu lệnh trên chỉ chạy thành công nếu bạn chạy File “child.py”, vì mỗi dấu “.” </w:t>
+      </w:r>
+      <w:r>
+        <w:rPr>
+          <w:lang w:val="en-US"/>
+        </w:rPr>
+        <w:t>t</w:t>
+      </w:r>
+      <w:r>
+        <w:rPr>
+          <w:lang w:val="en-US"/>
+        </w:rPr>
+        <w:t>rong “..” sẽ đưa tên Module lên 1 bậc, nghĩa là câu lệnh trên</w:t>
+      </w:r>
+      <w:r>
+        <w:rPr>
+          <w:lang w:val="en-US"/>
+        </w:rPr>
+        <w:t xml:space="preserve"> import module tên “foo.fool”, điều này cho thấy số dấu “.” khi Import phải = số dấu “.” trong tên Module</w:t>
       </w:r>
       <w:bookmarkStart w:id="0" w:name="_GoBack"/>
       <w:bookmarkEnd w:id="0"/>
     </w:p>
     <w:p>
       <w:pPr>
+        <w:pStyle w:val="ListParagraph"/>
+        <w:ind w:left="1080"/>
+        <w:rPr>
+          <w:lang w:val="en-US"/>
+        </w:rPr>
+      </w:pPr>
+    </w:p>
+    <w:p>
+      <w:pPr>
+        <w:rPr>
+          <w:lang w:val="en-US"/>
+        </w:rPr>
+      </w:pPr>
+      <w:r>
+        <w:rPr>
+          <w:lang w:val="en-US"/>
+        </w:rPr>
+        <w:t>String – Xâu:</w:t>
+      </w:r>
+    </w:p>
+    <w:p>
+      <w:pPr>
+        <w:pStyle w:val="ListParagraph"/>
+        <w:numPr>
+          <w:ilvl w:val="0"/>
+          <w:numId w:val="4"/>
+        </w:numPr>
+        <w:rPr>
+          <w:lang w:val="en-US"/>
+        </w:rPr>
+      </w:pPr>
+      <w:r>
+        <w:rPr>
+          <w:lang w:val="en-US"/>
+        </w:rPr>
+        <w:t>Cách Viết Xuống Dòng Xâu Dài Vãi Lồn Trong Python Nhưng Khi In Thì Không Xuống Dòng?</w:t>
+      </w:r>
+    </w:p>
+    <w:p>
+      <w:pPr>
+        <w:pStyle w:val="ListParagraph"/>
+        <w:pBdr>
+          <w:top w:val="single" w:sz="4" w:space="1" w:color="auto"/>
+          <w:left w:val="single" w:sz="4" w:space="4" w:color="auto"/>
+          <w:bottom w:val="single" w:sz="4" w:space="1" w:color="auto"/>
+          <w:right w:val="single" w:sz="4" w:space="4" w:color="auto"/>
+        </w:pBdr>
+        <w:ind w:left="1080"/>
+        <w:rPr>
+          <w:lang w:val="en-US"/>
+        </w:rPr>
+      </w:pPr>
+      <w:r>
+        <w:rPr>
+          <w:lang w:val="en-US"/>
+        </w:rPr>
+        <w:t>&lt;Biến&gt; = “&lt;Dòng 1&gt;\</w:t>
+      </w:r>
+    </w:p>
+    <w:p>
+      <w:pPr>
+        <w:pStyle w:val="ListParagraph"/>
+        <w:pBdr>
+          <w:top w:val="single" w:sz="4" w:space="1" w:color="auto"/>
+          <w:left w:val="single" w:sz="4" w:space="4" w:color="auto"/>
+          <w:bottom w:val="single" w:sz="4" w:space="1" w:color="auto"/>
+          <w:right w:val="single" w:sz="4" w:space="4" w:color="auto"/>
+        </w:pBdr>
+        <w:ind w:left="1080"/>
+        <w:rPr>
+          <w:lang w:val="en-US"/>
+        </w:rPr>
+      </w:pPr>
+      <w:r>
+        <w:rPr>
+          <w:lang w:val="en-US"/>
+        </w:rPr>
+        <w:t>&lt;Dòng 2&gt;\</w:t>
+      </w:r>
+    </w:p>
+    <w:p>
+      <w:pPr>
+        <w:pStyle w:val="ListParagraph"/>
+        <w:pBdr>
+          <w:top w:val="single" w:sz="4" w:space="1" w:color="auto"/>
+          <w:left w:val="single" w:sz="4" w:space="4" w:color="auto"/>
+          <w:bottom w:val="single" w:sz="4" w:space="1" w:color="auto"/>
+          <w:right w:val="single" w:sz="4" w:space="4" w:color="auto"/>
+        </w:pBdr>
+        <w:ind w:left="1080"/>
+        <w:rPr>
+          <w:lang w:val="en-US"/>
+        </w:rPr>
+      </w:pPr>
+      <w:r>
+        <w:rPr>
+          <w:lang w:val="en-US"/>
+        </w:rPr>
+        <w:t>&lt;Dòng 3&gt;\</w:t>
+      </w:r>
+    </w:p>
+    <w:p>
+      <w:pPr>
+        <w:pStyle w:val="ListParagraph"/>
+        <w:pBdr>
+          <w:top w:val="single" w:sz="4" w:space="1" w:color="auto"/>
+          <w:left w:val="single" w:sz="4" w:space="4" w:color="auto"/>
+          <w:bottom w:val="single" w:sz="4" w:space="1" w:color="auto"/>
+          <w:right w:val="single" w:sz="4" w:space="4" w:color="auto"/>
+        </w:pBdr>
+        <w:ind w:left="1080"/>
+        <w:rPr>
+          <w:lang w:val="en-US"/>
+        </w:rPr>
+      </w:pPr>
+      <w:r>
+        <w:rPr>
+          <w:lang w:val="en-US"/>
+        </w:rPr>
+        <w:t>…</w:t>
+      </w:r>
+    </w:p>
+    <w:p>
+      <w:pPr>
+        <w:pStyle w:val="ListParagraph"/>
+        <w:pBdr>
+          <w:top w:val="single" w:sz="4" w:space="1" w:color="auto"/>
+          <w:left w:val="single" w:sz="4" w:space="4" w:color="auto"/>
+          <w:bottom w:val="single" w:sz="4" w:space="1" w:color="auto"/>
+          <w:right w:val="single" w:sz="4" w:space="4" w:color="auto"/>
+        </w:pBdr>
+        <w:ind w:left="1080"/>
+        <w:rPr>
+          <w:lang w:val="en-US"/>
+        </w:rPr>
+      </w:pPr>
+      <w:r>
+        <w:rPr>
+          <w:lang w:val="en-US"/>
+        </w:rPr>
+        <w:t>&lt;Dòng N&gt;</w:t>
+      </w:r>
+      <w:r>
+        <w:rPr>
+          <w:lang w:val="en-US"/>
+        </w:rPr>
+        <w:t>“</w:t>
+      </w:r>
+    </w:p>
+    <w:p>
+      <w:pPr>
+        <w:pStyle w:val="ListParagraph"/>
+        <w:numPr>
+          <w:ilvl w:val="0"/>
+          <w:numId w:val="3"/>
+        </w:numPr>
+        <w:rPr>
+          <w:lang w:val="en-US"/>
+        </w:rPr>
+      </w:pPr>
+      <w:r>
+        <w:rPr>
+          <w:lang w:val="en-US"/>
+        </w:rPr>
+        <w:t>Ví dụ</w:t>
+      </w:r>
+    </w:p>
+    <w:p>
+      <w:pPr>
+        <w:pStyle w:val="ListParagraph"/>
+        <w:pBdr>
+          <w:top w:val="single" w:sz="4" w:space="1" w:color="auto"/>
+          <w:left w:val="single" w:sz="4" w:space="4" w:color="auto"/>
+          <w:bottom w:val="single" w:sz="4" w:space="1" w:color="auto"/>
+          <w:right w:val="single" w:sz="4" w:space="4" w:color="auto"/>
+        </w:pBdr>
+        <w:ind w:left="1080"/>
+        <w:rPr>
+          <w:lang w:val="en-US"/>
+        </w:rPr>
+      </w:pPr>
+      <w:r>
+        <w:rPr>
+          <w:lang w:val="en-US"/>
+        </w:rPr>
+        <w:t>text = “foo is bar and bar is not foo \</w:t>
+      </w:r>
+    </w:p>
+    <w:p>
+      <w:pPr>
+        <w:pStyle w:val="ListParagraph"/>
+        <w:pBdr>
+          <w:top w:val="single" w:sz="4" w:space="1" w:color="auto"/>
+          <w:left w:val="single" w:sz="4" w:space="4" w:color="auto"/>
+          <w:bottom w:val="single" w:sz="4" w:space="1" w:color="auto"/>
+          <w:right w:val="single" w:sz="4" w:space="4" w:color="auto"/>
+        </w:pBdr>
+        <w:ind w:left="1080"/>
+        <w:rPr>
+          <w:lang w:val="en-US"/>
+        </w:rPr>
+      </w:pPr>
+      <w:r>
+        <w:rPr>
+          <w:lang w:val="en-US"/>
+        </w:rPr>
+        <w:t>but why foo is foo \</w:t>
+      </w:r>
+    </w:p>
+    <w:p>
+      <w:pPr>
+        <w:pStyle w:val="ListParagraph"/>
+        <w:pBdr>
+          <w:top w:val="single" w:sz="4" w:space="1" w:color="auto"/>
+          <w:left w:val="single" w:sz="4" w:space="4" w:color="auto"/>
+          <w:bottom w:val="single" w:sz="4" w:space="1" w:color="auto"/>
+          <w:right w:val="single" w:sz="4" w:space="4" w:color="auto"/>
+        </w:pBdr>
+        <w:ind w:left="1080"/>
+        <w:rPr>
+          <w:lang w:val="en-US"/>
+        </w:rPr>
+      </w:pPr>
+      <w:r>
+        <w:rPr>
+          <w:lang w:val="en-US"/>
+        </w:rPr>
+        <w:t>and not bar is foo”</w:t>
+      </w:r>
+    </w:p>
+    <w:p>
+      <w:pPr>
+        <w:pStyle w:val="ListParagraph"/>
+        <w:pBdr>
+          <w:top w:val="single" w:sz="4" w:space="1" w:color="auto"/>
+          <w:left w:val="single" w:sz="4" w:space="4" w:color="auto"/>
+          <w:bottom w:val="single" w:sz="4" w:space="1" w:color="auto"/>
+          <w:right w:val="single" w:sz="4" w:space="4" w:color="auto"/>
+        </w:pBdr>
+        <w:ind w:left="1080"/>
+        <w:rPr>
+          <w:lang w:val="en-US"/>
+        </w:rPr>
+      </w:pPr>
+    </w:p>
+    <w:p>
+      <w:pPr>
+        <w:pStyle w:val="ListParagraph"/>
+        <w:pBdr>
+          <w:top w:val="single" w:sz="4" w:space="1" w:color="auto"/>
+          <w:left w:val="single" w:sz="4" w:space="4" w:color="auto"/>
+          <w:bottom w:val="single" w:sz="4" w:space="1" w:color="auto"/>
+          <w:right w:val="single" w:sz="4" w:space="4" w:color="auto"/>
+        </w:pBdr>
+        <w:ind w:left="1080"/>
+        <w:rPr>
+          <w:lang w:val="en-US"/>
+        </w:rPr>
+      </w:pPr>
+      <w:r>
+        <w:rPr>
+          <w:lang w:val="en-US"/>
+        </w:rPr>
+        <w:t>print(text)</w:t>
+      </w:r>
+    </w:p>
+    <w:p>
+      <w:pPr>
+        <w:pStyle w:val="ListParagraph"/>
+        <w:numPr>
+          <w:ilvl w:val="0"/>
+          <w:numId w:val="3"/>
+        </w:numPr>
+        <w:rPr>
+          <w:lang w:val="en-US"/>
+        </w:rPr>
+      </w:pPr>
+      <w:r>
+        <w:rPr>
+          <w:lang w:val="en-US"/>
+        </w:rPr>
+        <w:t>Màn hình CMD</w:t>
+      </w:r>
+    </w:p>
+    <w:p>
+      <w:pPr>
+        <w:pStyle w:val="ListParagraph"/>
+        <w:pBdr>
+          <w:top w:val="single" w:sz="4" w:space="1" w:color="auto"/>
+          <w:left w:val="single" w:sz="4" w:space="4" w:color="auto"/>
+          <w:bottom w:val="single" w:sz="4" w:space="1" w:color="auto"/>
+          <w:right w:val="single" w:sz="4" w:space="4" w:color="auto"/>
+        </w:pBdr>
+        <w:ind w:left="1080"/>
+        <w:rPr>
+          <w:lang w:val="en-US"/>
+        </w:rPr>
+      </w:pPr>
+      <w:r>
+        <w:rPr>
+          <w:lang w:val="en-US"/>
+        </w:rPr>
+        <w:lastRenderedPageBreak/>
+        <w:t>foo is bar and bar is not foo but why foo is foo and not bar is foo</w:t>
+      </w:r>
+    </w:p>
+    <w:p>
+      <w:pPr>
+        <w:pStyle w:val="ListParagraph"/>
+        <w:numPr>
+          <w:ilvl w:val="0"/>
+          <w:numId w:val="4"/>
+        </w:numPr>
+        <w:rPr>
+          <w:lang w:val="en-US"/>
+        </w:rPr>
+      </w:pPr>
+      <w:r>
+        <w:rPr>
+          <w:lang w:val="en-US"/>
+        </w:rPr>
+        <w:t>Cách Biến Xâu Thành Tập Hợp Các Kí Tự Xuất Hiện Trong Xâu Đó?</w:t>
+      </w:r>
+    </w:p>
+    <w:p>
+      <w:pPr>
+        <w:pStyle w:val="ListParagraph"/>
+        <w:pBdr>
+          <w:top w:val="single" w:sz="4" w:space="1" w:color="auto"/>
+          <w:left w:val="single" w:sz="4" w:space="4" w:color="auto"/>
+          <w:bottom w:val="single" w:sz="4" w:space="1" w:color="auto"/>
+          <w:right w:val="single" w:sz="4" w:space="4" w:color="auto"/>
+        </w:pBdr>
+        <w:ind w:left="1080"/>
+        <w:rPr>
+          <w:lang w:val="en-US"/>
+        </w:rPr>
+      </w:pPr>
+      <w:r>
+        <w:rPr>
+          <w:lang w:val="en-US"/>
+        </w:rPr>
+        <w:t>&lt;Tập Hợp Các Kí Tự&gt; = set(&lt;Xâu&gt;)</w:t>
+      </w:r>
+    </w:p>
+    <w:p>
+      <w:pPr>
+        <w:pStyle w:val="ListParagraph"/>
+        <w:numPr>
+          <w:ilvl w:val="0"/>
+          <w:numId w:val="3"/>
+        </w:numPr>
+        <w:rPr>
+          <w:lang w:val="en-US"/>
+        </w:rPr>
+      </w:pPr>
+      <w:r>
+        <w:rPr>
+          <w:lang w:val="en-US"/>
+        </w:rPr>
+        <w:t xml:space="preserve">Dấu cách </w:t>
+      </w:r>
+      <w:r>
+        <w:rPr>
+          <w:lang w:val="en-US"/>
+        </w:rPr>
+        <w:t>cũng tính</w:t>
+      </w:r>
+    </w:p>
+    <w:p>
+      <w:pPr>
+        <w:pStyle w:val="ListParagraph"/>
+        <w:numPr>
+          <w:ilvl w:val="0"/>
+          <w:numId w:val="3"/>
+        </w:numPr>
+        <w:rPr>
+          <w:lang w:val="en-US"/>
+        </w:rPr>
+      </w:pPr>
+      <w:r>
+        <w:rPr>
+          <w:lang w:val="en-US"/>
+        </w:rPr>
+        <w:t>Ví dụ</w:t>
+      </w:r>
+    </w:p>
+    <w:p>
+      <w:pPr>
+        <w:pStyle w:val="ListParagraph"/>
+        <w:pBdr>
+          <w:top w:val="single" w:sz="4" w:space="1" w:color="auto"/>
+          <w:left w:val="single" w:sz="4" w:space="4" w:color="auto"/>
+          <w:bottom w:val="single" w:sz="4" w:space="1" w:color="auto"/>
+          <w:right w:val="single" w:sz="4" w:space="4" w:color="auto"/>
+        </w:pBdr>
+        <w:ind w:left="1080"/>
+        <w:rPr>
+          <w:lang w:val="en-US"/>
+        </w:rPr>
+      </w:pPr>
+      <w:r>
+        <w:rPr>
+          <w:lang w:val="en-US"/>
+        </w:rPr>
+        <w:t>foo = set(“b</w:t>
+      </w:r>
+      <w:r>
+        <w:rPr>
+          <w:lang w:val="en-US"/>
+        </w:rPr>
+        <w:t>/</w:t>
+      </w:r>
+      <w:r>
+        <w:rPr>
+          <w:lang w:val="en-US"/>
+        </w:rPr>
+        <w:t>ar 12a</w:t>
+      </w:r>
+      <w:r>
+        <w:rPr>
+          <w:lang w:val="en-US"/>
+        </w:rPr>
+        <w:t xml:space="preserve"> nứ</w:t>
+      </w:r>
+      <w:r>
+        <w:rPr>
+          <w:lang w:val="en-US"/>
+        </w:rPr>
+        <w:t>”)</w:t>
+      </w:r>
+    </w:p>
+    <w:p>
+      <w:pPr>
+        <w:pStyle w:val="ListParagraph"/>
+        <w:numPr>
+          <w:ilvl w:val="0"/>
+          <w:numId w:val="3"/>
+        </w:numPr>
+        <w:rPr>
+          <w:lang w:val="en-US"/>
+        </w:rPr>
+      </w:pPr>
+      <w:r>
+        <w:rPr>
+          <w:lang w:val="en-US"/>
+        </w:rPr>
+        <w:t>foo là {</w:t>
+      </w:r>
+      <w:r>
+        <w:rPr>
+          <w:lang w:val="en-US"/>
+        </w:rPr>
+        <w:t>‘ ‘, ‘/’, ‘</w:t>
+      </w:r>
+      <w:r>
+        <w:rPr>
+          <w:lang w:val="en-US"/>
+        </w:rPr>
+        <w:t>1</w:t>
+      </w:r>
+      <w:r>
+        <w:rPr>
+          <w:lang w:val="en-US"/>
+        </w:rPr>
+        <w:t>’</w:t>
+      </w:r>
+      <w:r>
+        <w:rPr>
+          <w:lang w:val="en-US"/>
+        </w:rPr>
+        <w:t xml:space="preserve">, </w:t>
+      </w:r>
+      <w:r>
+        <w:rPr>
+          <w:lang w:val="en-US"/>
+        </w:rPr>
+        <w:t>‘</w:t>
+      </w:r>
+      <w:r>
+        <w:rPr>
+          <w:lang w:val="en-US"/>
+        </w:rPr>
+        <w:t>2</w:t>
+      </w:r>
+      <w:r>
+        <w:rPr>
+          <w:lang w:val="en-US"/>
+        </w:rPr>
+        <w:t>’</w:t>
+      </w:r>
+      <w:r>
+        <w:rPr>
+          <w:lang w:val="en-US"/>
+        </w:rPr>
+        <w:t>, ‘b’, ‘a’, ‘r’</w:t>
+      </w:r>
+      <w:r>
+        <w:rPr>
+          <w:lang w:val="en-US"/>
+        </w:rPr>
+        <w:t>, ‘n’, ‘ứ’</w:t>
+      </w:r>
+      <w:r>
+        <w:rPr>
+          <w:lang w:val="en-US"/>
+        </w:rPr>
+        <w:t>}</w:t>
+      </w:r>
+    </w:p>
+    <w:p>
+      <w:pPr>
+        <w:pStyle w:val="ListParagraph"/>
+        <w:numPr>
+          <w:ilvl w:val="0"/>
+          <w:numId w:val="4"/>
+        </w:numPr>
+        <w:rPr>
+          <w:lang w:val="en-US"/>
+        </w:rPr>
+      </w:pPr>
+      <w:r>
+        <w:rPr>
+          <w:lang w:val="en-US"/>
+        </w:rPr>
+        <w:t>Cách Sắp Xếp 1 Mảng Chỉ Toàn Xâu Theo Từ Điển?</w:t>
+      </w:r>
+    </w:p>
+    <w:p>
+      <w:pPr>
+        <w:pStyle w:val="ListParagraph"/>
+        <w:pBdr>
+          <w:top w:val="single" w:sz="4" w:space="1" w:color="auto"/>
+          <w:left w:val="single" w:sz="4" w:space="4" w:color="auto"/>
+          <w:bottom w:val="single" w:sz="4" w:space="1" w:color="auto"/>
+          <w:right w:val="single" w:sz="4" w:space="4" w:color="auto"/>
+        </w:pBdr>
+        <w:ind w:left="1080"/>
+        <w:rPr>
+          <w:lang w:val="en-US"/>
+        </w:rPr>
+      </w:pPr>
+      <w:r>
+        <w:rPr>
+          <w:lang w:val="en-US"/>
+        </w:rPr>
+        <w:t>&lt;Mảng Đã Sắp Xếp&gt; = sorted(&lt;Mảng Chưa Sắp Xếp&gt;)</w:t>
+      </w:r>
+    </w:p>
+    <w:p>
+      <w:pPr>
+        <w:pStyle w:val="ListParagraph"/>
+        <w:numPr>
+          <w:ilvl w:val="0"/>
+          <w:numId w:val="3"/>
+        </w:numPr>
+        <w:rPr>
+          <w:lang w:val="en-US"/>
+        </w:rPr>
+      </w:pPr>
+      <w:r>
+        <w:rPr>
+          <w:lang w:val="en-US"/>
+        </w:rPr>
+        <w:t>Lưu ý thứ tự từ điển là dấu cách xếp đầu, đến kí tự đặc biệt, số, chữ in hoa, chữ in thường, chữ có dấu</w:t>
+      </w:r>
+    </w:p>
+    <w:p>
+      <w:pPr>
+        <w:pStyle w:val="ListParagraph"/>
+        <w:numPr>
+          <w:ilvl w:val="0"/>
+          <w:numId w:val="3"/>
+        </w:numPr>
+        <w:rPr>
+          <w:lang w:val="en-US"/>
+        </w:rPr>
+      </w:pPr>
+      <w:r>
+        <w:rPr>
+          <w:lang w:val="en-US"/>
+        </w:rPr>
+        <w:t>Ví dụ</w:t>
+      </w:r>
+    </w:p>
+    <w:p>
+      <w:pPr>
+        <w:pStyle w:val="ListParagraph"/>
+        <w:pBdr>
+          <w:top w:val="single" w:sz="4" w:space="1" w:color="auto"/>
+          <w:left w:val="single" w:sz="4" w:space="4" w:color="auto"/>
+          <w:bottom w:val="single" w:sz="4" w:space="1" w:color="auto"/>
+          <w:right w:val="single" w:sz="4" w:space="4" w:color="auto"/>
+        </w:pBdr>
+        <w:ind w:left="1080"/>
+        <w:rPr>
+          <w:lang w:val="en-US"/>
+        </w:rPr>
+      </w:pPr>
+      <w:r>
+        <w:rPr>
+          <w:lang w:val="en-US"/>
+        </w:rPr>
+        <w:t>foo = sorted([‘a’, ‘ab’, ‘ca’, ‘1’, ‘ ‘, ‘/’, ‘ứ’])</w:t>
+      </w:r>
+    </w:p>
+    <w:p>
+      <w:pPr>
+        <w:pStyle w:val="ListParagraph"/>
+        <w:numPr>
+          <w:ilvl w:val="0"/>
+          <w:numId w:val="3"/>
+        </w:numPr>
+        <w:rPr>
+          <w:lang w:val="en-US"/>
+        </w:rPr>
+      </w:pPr>
+      <w:r>
+        <w:rPr>
+          <w:lang w:val="en-US"/>
+        </w:rPr>
+        <w:t>foo là [‘ ’, ‘/’, ‘1’, ‘a’, ‘ab’, ‘ca’, ‘ứ’]</w:t>
+      </w:r>
+    </w:p>
+    <w:p>
+      <w:pPr>
+        <w:pStyle w:val="ListParagraph"/>
+        <w:numPr>
+          <w:ilvl w:val="0"/>
+          <w:numId w:val="4"/>
+        </w:numPr>
+        <w:rPr>
+          <w:lang w:val="en-US"/>
+        </w:rPr>
+      </w:pPr>
+      <w:r>
+        <w:rPr>
+          <w:lang w:val="en-US"/>
+        </w:rPr>
+        <w:t>Cách Chuyển Đối Tượng Iterable Chứa Các Phần Tử Toàn Là Xâu Thành 1 Xâu Duy Nhất?</w:t>
+      </w:r>
+    </w:p>
+    <w:p>
+      <w:pPr>
+        <w:pStyle w:val="ListParagraph"/>
+        <w:pBdr>
+          <w:top w:val="single" w:sz="4" w:space="1" w:color="auto"/>
+          <w:left w:val="single" w:sz="4" w:space="4" w:color="auto"/>
+          <w:bottom w:val="single" w:sz="4" w:space="1" w:color="auto"/>
+          <w:right w:val="single" w:sz="4" w:space="4" w:color="auto"/>
+        </w:pBdr>
+        <w:ind w:left="1080"/>
+        <w:rPr>
+          <w:lang w:val="en-US"/>
+        </w:rPr>
+      </w:pPr>
+      <w:r>
+        <w:rPr>
+          <w:lang w:val="en-US"/>
+        </w:rPr>
+        <w:t>&lt;Xâu Nối&gt; = &lt;Xâu Ngăn Cách&gt;.join(&lt;Đối Tượng Iterable Chứa Toàn Xâu&gt;)</w:t>
+      </w:r>
+    </w:p>
+    <w:p>
+      <w:pPr>
+        <w:pStyle w:val="ListParagraph"/>
+        <w:numPr>
+          <w:ilvl w:val="0"/>
+          <w:numId w:val="3"/>
+        </w:numPr>
+        <w:rPr>
+          <w:lang w:val="en-US"/>
+        </w:rPr>
+      </w:pPr>
+      <w:r>
+        <w:rPr>
+          <w:lang w:val="en-US"/>
+        </w:rPr>
+        <w:t>Ví dụ</w:t>
+      </w:r>
+    </w:p>
+    <w:p>
+      <w:pPr>
+        <w:pStyle w:val="ListParagraph"/>
+        <w:numPr>
+          <w:ilvl w:val="0"/>
+          <w:numId w:val="3"/>
+        </w:numPr>
+        <w:rPr>
+          <w:lang w:val="en-US"/>
+        </w:rPr>
+      </w:pPr>
+      <w:r>
+        <w:rPr>
+          <w:lang w:val="en-US"/>
+        </w:rPr>
+        <w:t>x là [‘foo’, ‘bar’, ‘i’, ‘ stupid’]</w:t>
+      </w:r>
+    </w:p>
+    <w:p>
+      <w:pPr>
+        <w:pStyle w:val="ListParagraph"/>
+        <w:pBdr>
+          <w:top w:val="single" w:sz="4" w:space="1" w:color="auto"/>
+          <w:left w:val="single" w:sz="4" w:space="4" w:color="auto"/>
+          <w:bottom w:val="single" w:sz="4" w:space="1" w:color="auto"/>
+          <w:right w:val="single" w:sz="4" w:space="4" w:color="auto"/>
+        </w:pBdr>
+        <w:ind w:left="1080"/>
+        <w:rPr>
+          <w:lang w:val="en-US"/>
+        </w:rPr>
+      </w:pPr>
+      <w:r>
+        <w:rPr>
+          <w:lang w:val="en-US"/>
+        </w:rPr>
+        <w:t>y = ‘shit’.join(x)</w:t>
+      </w:r>
+    </w:p>
+    <w:p>
+      <w:pPr>
+        <w:pStyle w:val="ListParagraph"/>
+        <w:numPr>
+          <w:ilvl w:val="0"/>
+          <w:numId w:val="3"/>
+        </w:numPr>
+        <w:rPr>
+          <w:lang w:val="en-US"/>
+        </w:rPr>
+      </w:pPr>
+      <w:r>
+        <w:rPr>
+          <w:lang w:val="en-US"/>
+        </w:rPr>
+        <w:t>“y” là “fooshitbarshitishitstupid”</w:t>
+      </w:r>
+    </w:p>
+    <w:p>
+      <w:pPr>
+        <w:pStyle w:val="ListParagraph"/>
+        <w:numPr>
+          <w:ilvl w:val="0"/>
+          <w:numId w:val="4"/>
+        </w:numPr>
+        <w:rPr>
+          <w:lang w:val="en-US"/>
+        </w:rPr>
+      </w:pPr>
+      <w:r>
+        <w:rPr>
+          <w:lang w:val="en-US"/>
+        </w:rPr>
+        <w:t>Cách Viết Xâu Không Có Nội Suy Kí Tự Đặc Biệt?</w:t>
+      </w:r>
+    </w:p>
+    <w:p>
+      <w:pPr>
+        <w:pStyle w:val="ListParagraph"/>
+        <w:pBdr>
+          <w:top w:val="single" w:sz="4" w:space="1" w:color="auto"/>
+          <w:left w:val="single" w:sz="4" w:space="4" w:color="auto"/>
+          <w:bottom w:val="single" w:sz="4" w:space="1" w:color="auto"/>
+          <w:right w:val="single" w:sz="4" w:space="4" w:color="auto"/>
+        </w:pBdr>
+        <w:ind w:left="1080"/>
+        <w:rPr>
+          <w:lang w:val="en-US"/>
+        </w:rPr>
+      </w:pPr>
+      <w:r>
+        <w:rPr>
+          <w:lang w:val="en-US"/>
+        </w:rPr>
+        <w:t>r&lt;Xâu Chứa Kí Tự Đặc Biệt&gt;</w:t>
+      </w:r>
+    </w:p>
+    <w:p>
+      <w:pPr>
+        <w:pStyle w:val="ListParagraph"/>
+        <w:numPr>
+          <w:ilvl w:val="0"/>
+          <w:numId w:val="3"/>
+        </w:numPr>
+        <w:rPr>
+          <w:lang w:val="en-US"/>
+        </w:rPr>
+      </w:pPr>
+      <w:r>
+        <w:rPr>
+          <w:lang w:val="en-US"/>
+        </w:rPr>
+        <w:t>Ví dụ</w:t>
+      </w:r>
+    </w:p>
+    <w:p>
+      <w:pPr>
+        <w:pStyle w:val="ListParagraph"/>
+        <w:pBdr>
+          <w:top w:val="single" w:sz="4" w:space="1" w:color="auto"/>
+          <w:left w:val="single" w:sz="4" w:space="4" w:color="auto"/>
+          <w:bottom w:val="single" w:sz="4" w:space="1" w:color="auto"/>
+          <w:right w:val="single" w:sz="4" w:space="4" w:color="auto"/>
+        </w:pBdr>
+        <w:ind w:left="1080"/>
+        <w:rPr>
+          <w:lang w:val="en-US"/>
+        </w:rPr>
+      </w:pPr>
+      <w:r>
+        <w:rPr>
+          <w:lang w:val="en-US"/>
+        </w:rPr>
+        <w:t>foo = r</w:t>
+      </w:r>
+      <w:r>
+        <w:rPr>
+          <w:lang w:val="en-US"/>
+        </w:rPr>
+        <w:t>"</w:t>
+      </w:r>
+      <w:r>
+        <w:rPr>
+          <w:lang w:val="en-US"/>
+        </w:rPr>
+        <w:t>huhu.\n</w:t>
+      </w:r>
+      <w:r>
+        <w:rPr>
+          <w:lang w:val="en-US"/>
+        </w:rPr>
+        <w:t>"</w:t>
+      </w:r>
+    </w:p>
+    <w:p>
+      <w:pPr>
+        <w:pStyle w:val="ListParagraph"/>
+        <w:numPr>
+          <w:ilvl w:val="0"/>
+          <w:numId w:val="3"/>
+        </w:numPr>
+        <w:rPr>
+          <w:lang w:val="en-US"/>
+        </w:rPr>
+      </w:pPr>
+      <w:r>
+        <w:rPr>
+          <w:lang w:val="en-US"/>
+        </w:rPr>
+        <w:t>“foo” sẽ có giá trị là “huhu.\n”, kí tự đặc biệt “\n” được xem là kí tự thường</w:t>
+      </w:r>
+    </w:p>
+    <w:p>
+      <w:pPr>
+        <w:pStyle w:val="ListParagraph"/>
+        <w:numPr>
+          <w:ilvl w:val="0"/>
+          <w:numId w:val="4"/>
+        </w:numPr>
+        <w:rPr>
+          <w:lang w:val="en-US"/>
+        </w:rPr>
+      </w:pPr>
+      <w:r>
+        <w:rPr>
+          <w:lang w:val="en-US"/>
+        </w:rPr>
+        <w:t>Byte String?</w:t>
+      </w:r>
+    </w:p>
+    <w:p>
+      <w:pPr>
+        <w:pStyle w:val="ListParagraph"/>
+        <w:numPr>
+          <w:ilvl w:val="0"/>
+          <w:numId w:val="3"/>
+        </w:numPr>
+        <w:rPr>
+          <w:lang w:val="en-US"/>
+        </w:rPr>
+      </w:pPr>
+      <w:r>
+        <w:rPr>
+          <w:lang w:val="en-US"/>
+        </w:rPr>
+        <w:t>Tạo trực tiếp 1 Byte String</w:t>
+      </w:r>
+    </w:p>
+    <w:p>
+      <w:pPr>
+        <w:pStyle w:val="ListParagraph"/>
+        <w:pBdr>
+          <w:top w:val="single" w:sz="4" w:space="1" w:color="auto"/>
+          <w:left w:val="single" w:sz="4" w:space="4" w:color="auto"/>
+          <w:bottom w:val="single" w:sz="4" w:space="1" w:color="auto"/>
+          <w:right w:val="single" w:sz="4" w:space="4" w:color="auto"/>
+        </w:pBdr>
+        <w:ind w:left="1080"/>
+        <w:rPr>
+          <w:lang w:val="en-US"/>
+        </w:rPr>
+      </w:pPr>
+      <w:r>
+        <w:rPr>
+          <w:lang w:val="en-US"/>
+        </w:rPr>
+        <w:t>&lt;Byte String&gt; = b&lt;String&gt;</w:t>
+      </w:r>
+    </w:p>
+    <w:p>
+      <w:pPr>
+        <w:pStyle w:val="ListParagraph"/>
+        <w:numPr>
+          <w:ilvl w:val="0"/>
+          <w:numId w:val="3"/>
+        </w:numPr>
+        <w:rPr>
+          <w:lang w:val="en-US"/>
+        </w:rPr>
+      </w:pPr>
+      <w:r>
+        <w:rPr>
+          <w:lang w:val="en-US"/>
+        </w:rPr>
+        <w:t>Ví dụ</w:t>
+      </w:r>
+    </w:p>
+    <w:p>
+      <w:pPr>
+        <w:pStyle w:val="ListParagraph"/>
+        <w:pBdr>
+          <w:top w:val="single" w:sz="4" w:space="1" w:color="auto"/>
+          <w:left w:val="single" w:sz="4" w:space="4" w:color="auto"/>
+          <w:bottom w:val="single" w:sz="4" w:space="1" w:color="auto"/>
+          <w:right w:val="single" w:sz="4" w:space="4" w:color="auto"/>
+        </w:pBdr>
+        <w:ind w:left="1080"/>
+        <w:rPr>
+          <w:lang w:val="en-US"/>
+        </w:rPr>
+      </w:pPr>
+      <w:r>
+        <w:rPr>
+          <w:lang w:val="en-US"/>
+        </w:rPr>
+        <w:t>foo = b"bar"</w:t>
+      </w:r>
+    </w:p>
+    <w:p>
+      <w:pPr>
+        <w:pStyle w:val="ListParagraph"/>
+        <w:numPr>
+          <w:ilvl w:val="0"/>
+          <w:numId w:val="3"/>
+        </w:numPr>
+        <w:rPr>
+          <w:lang w:val="en-US"/>
+        </w:rPr>
+      </w:pPr>
+      <w:r>
+        <w:rPr>
+          <w:lang w:val="en-US"/>
+        </w:rPr>
+        <w:t>Tạo gián tiếp 1 Byte String</w:t>
+      </w:r>
+    </w:p>
+    <w:p>
+      <w:pPr>
+        <w:pStyle w:val="ListParagraph"/>
+        <w:pBdr>
+          <w:top w:val="single" w:sz="4" w:space="1" w:color="auto"/>
+          <w:left w:val="single" w:sz="4" w:space="4" w:color="auto"/>
+          <w:bottom w:val="single" w:sz="4" w:space="1" w:color="auto"/>
+          <w:right w:val="single" w:sz="4" w:space="4" w:color="auto"/>
+        </w:pBdr>
+        <w:ind w:left="1080"/>
+        <w:rPr>
+          <w:lang w:val="en-US"/>
+        </w:rPr>
+      </w:pPr>
+      <w:r>
+        <w:rPr>
+          <w:lang w:val="en-US"/>
+        </w:rPr>
+        <w:t>&lt;Byte String&gt; = &lt;String&gt;.encode(&lt;Kiểu Mã Hóa&gt;)</w:t>
+      </w:r>
+    </w:p>
+    <w:p>
+      <w:pPr>
+        <w:pStyle w:val="ListParagraph"/>
+        <w:numPr>
+          <w:ilvl w:val="0"/>
+          <w:numId w:val="3"/>
+        </w:numPr>
+        <w:rPr>
+          <w:lang w:val="en-US"/>
+        </w:rPr>
+      </w:pPr>
+      <w:r>
+        <w:rPr>
+          <w:lang w:val="en-US"/>
+        </w:rPr>
+        <w:t>Ví dụ</w:t>
+      </w:r>
+    </w:p>
+    <w:p>
+      <w:pPr>
+        <w:pStyle w:val="ListParagraph"/>
+        <w:pBdr>
+          <w:top w:val="single" w:sz="4" w:space="1" w:color="auto"/>
+          <w:left w:val="single" w:sz="4" w:space="4" w:color="auto"/>
+          <w:bottom w:val="single" w:sz="4" w:space="1" w:color="auto"/>
+          <w:right w:val="single" w:sz="4" w:space="4" w:color="auto"/>
+        </w:pBdr>
+        <w:ind w:left="1080"/>
+        <w:rPr>
+          <w:lang w:val="en-US"/>
+        </w:rPr>
+      </w:pPr>
+      <w:r>
+        <w:rPr>
+          <w:lang w:val="en-US"/>
+        </w:rPr>
+        <w:t>foo = "bar".encode("ascii")</w:t>
+      </w:r>
+    </w:p>
+    <w:p>
+      <w:pPr>
+        <w:pStyle w:val="ListParagraph"/>
+        <w:numPr>
+          <w:ilvl w:val="0"/>
+          <w:numId w:val="3"/>
+        </w:numPr>
+        <w:rPr>
+          <w:lang w:val="en-US"/>
+        </w:rPr>
+      </w:pPr>
+      <w:r>
+        <w:rPr>
+          <w:lang w:val="en-US"/>
+        </w:rPr>
+        <w:t>Cách đưa 1 Byte String trở lại thành String</w:t>
+      </w:r>
+    </w:p>
+    <w:p>
+      <w:pPr>
+        <w:pStyle w:val="ListParagraph"/>
+        <w:pBdr>
+          <w:top w:val="single" w:sz="4" w:space="1" w:color="auto"/>
+          <w:left w:val="single" w:sz="4" w:space="4" w:color="auto"/>
+          <w:bottom w:val="single" w:sz="4" w:space="1" w:color="auto"/>
+          <w:right w:val="single" w:sz="4" w:space="4" w:color="auto"/>
+        </w:pBdr>
+        <w:ind w:left="1080"/>
+        <w:rPr>
+          <w:lang w:val="en-US"/>
+        </w:rPr>
+      </w:pPr>
+      <w:r>
+        <w:rPr>
+          <w:lang w:val="en-US"/>
+        </w:rPr>
+        <w:t>&lt;String&gt; = &lt;Byte String&gt;.decode(&lt;Kiểu Mã Hóa&gt;)</w:t>
+      </w:r>
+    </w:p>
+    <w:p>
+      <w:pPr>
+        <w:pStyle w:val="ListParagraph"/>
+        <w:numPr>
+          <w:ilvl w:val="0"/>
+          <w:numId w:val="3"/>
+        </w:numPr>
+        <w:rPr>
+          <w:lang w:val="en-US"/>
+        </w:rPr>
+      </w:pPr>
+      <w:r>
+        <w:rPr>
+          <w:lang w:val="en-US"/>
+        </w:rPr>
+        <w:t>Encode = kiểu mã hóa nào thì Decode = kiểu mã hóa đó</w:t>
+      </w:r>
+    </w:p>
+    <w:p>
+      <w:pPr>
+        <w:pStyle w:val="ListParagraph"/>
+        <w:numPr>
+          <w:ilvl w:val="0"/>
+          <w:numId w:val="3"/>
+        </w:numPr>
+        <w:rPr>
+          <w:lang w:val="en-US"/>
+        </w:rPr>
+      </w:pPr>
+      <w:r>
+        <w:rPr>
+          <w:lang w:val="en-US"/>
+        </w:rPr>
+        <w:t>Ví dụ</w:t>
+      </w:r>
+    </w:p>
+    <w:p>
+      <w:pPr>
+        <w:pStyle w:val="ListParagraph"/>
+        <w:pBdr>
+          <w:top w:val="single" w:sz="4" w:space="1" w:color="auto"/>
+          <w:left w:val="single" w:sz="4" w:space="4" w:color="auto"/>
+          <w:bottom w:val="single" w:sz="4" w:space="1" w:color="auto"/>
+          <w:right w:val="single" w:sz="4" w:space="4" w:color="auto"/>
+        </w:pBdr>
+        <w:ind w:left="1080"/>
+        <w:rPr>
+          <w:lang w:val="en-US"/>
+        </w:rPr>
+      </w:pPr>
+      <w:r>
+        <w:rPr>
+          <w:lang w:val="en-US"/>
+        </w:rPr>
+        <w:t>boo = b"bar".decode("utf-8")</w:t>
+      </w:r>
+    </w:p>
+    <w:p>
+      <w:pPr>
+        <w:pStyle w:val="ListParagraph"/>
+        <w:numPr>
+          <w:ilvl w:val="0"/>
+          <w:numId w:val="3"/>
+        </w:numPr>
+        <w:rPr>
+          <w:lang w:val="en-US"/>
+        </w:rPr>
+      </w:pPr>
+      <w:r>
+        <w:rPr>
+          <w:lang w:val="en-US"/>
+        </w:rPr>
+        <w:t>Chỉ có Byte String mới được lưu vào File, String không được</w:t>
+      </w:r>
+    </w:p>
+    <w:p>
+      <w:pPr>
+        <w:pStyle w:val="ListParagraph"/>
+        <w:numPr>
+          <w:ilvl w:val="0"/>
+          <w:numId w:val="3"/>
+        </w:numPr>
+        <w:rPr>
+          <w:lang w:val="en-US"/>
+        </w:rPr>
+      </w:pPr>
+      <w:r>
+        <w:rPr>
+          <w:lang w:val="en-US"/>
+        </w:rPr>
+        <w:t>Mỗi File hình ảnh bản chất là 1 Byte String</w:t>
+      </w:r>
+    </w:p>
+    <w:p>
+      <w:pPr>
         <w:rPr>
           <w:lang w:val="en-US"/>
         </w:rPr>
@@ -1735,6 +2301,7 @@
         <w:rPr>
           <w:lang w:val="en-US"/>
         </w:rPr>
+        <w:lastRenderedPageBreak/>
         <w:t>Cách Chèn 1 Phần Tử Vào Cuối List?</w:t>
       </w:r>
     </w:p>
@@ -2403,14 +2970,101 @@
         <w:rPr>
           <w:lang w:val="en-US"/>
         </w:rPr>
+        <w:t>&lt;Biến&gt; = enumerate(&lt;Mảng&gt;</w:t>
+      </w:r>
+      <w:r>
+        <w:rPr>
+          <w:lang w:val="en-US"/>
+        </w:rPr>
+        <w:t>, &lt;Start&gt;</w:t>
+      </w:r>
+      <w:r>
+        <w:rPr>
+          <w:lang w:val="en-US"/>
+        </w:rPr>
+        <w:t>)</w:t>
+      </w:r>
+    </w:p>
+    <w:p>
+      <w:pPr>
+        <w:pStyle w:val="ListParagraph"/>
+        <w:numPr>
+          <w:ilvl w:val="0"/>
+          <w:numId w:val="3"/>
+        </w:numPr>
+        <w:rPr>
+          <w:lang w:val="en-US"/>
+        </w:rPr>
+      </w:pPr>
+      <w:r>
+        <w:rPr>
+          <w:lang w:val="en-US"/>
+        </w:rPr>
+        <w:t>Mỗi phần tử trong &lt;Biến&gt; sẽ có 2 giá trị, đầu tiên là số thứ tự, thứ 2 là giá trị tương ứng trong mảng</w:t>
+      </w:r>
+    </w:p>
+    <w:p>
+      <w:pPr>
+        <w:pStyle w:val="ListParagraph"/>
+        <w:numPr>
+          <w:ilvl w:val="0"/>
+          <w:numId w:val="3"/>
+        </w:numPr>
+        <w:rPr>
+          <w:lang w:val="en-US"/>
+        </w:rPr>
+      </w:pPr>
+      <w:r>
+        <w:rPr>
+          <w:lang w:val="en-US"/>
+        </w:rPr>
+        <w:t>Số thứ tự đầu tiên là &lt;Start&gt;</w:t>
+      </w:r>
+    </w:p>
+    <w:p>
+      <w:pPr>
+        <w:pStyle w:val="ListParagraph"/>
+        <w:numPr>
+          <w:ilvl w:val="0"/>
+          <w:numId w:val="3"/>
+        </w:numPr>
+        <w:rPr>
+          <w:lang w:val="en-US"/>
+        </w:rPr>
+      </w:pPr>
+      <w:r>
+        <w:rPr>
+          <w:lang w:val="en-US"/>
+        </w:rPr>
+        <w:t>Ví dụ</w:t>
+      </w:r>
+    </w:p>
+    <w:p>
+      <w:pPr>
+        <w:pStyle w:val="ListParagraph"/>
+        <w:pBdr>
+          <w:top w:val="single" w:sz="4" w:space="1" w:color="auto"/>
+          <w:left w:val="single" w:sz="4" w:space="4" w:color="auto"/>
+          <w:bottom w:val="single" w:sz="4" w:space="1" w:color="auto"/>
+          <w:right w:val="single" w:sz="4" w:space="4" w:color="auto"/>
+        </w:pBdr>
+        <w:ind w:left="1080"/>
+        <w:rPr>
+          <w:lang w:val="en-US"/>
+        </w:rPr>
+      </w:pPr>
+      <w:r>
+        <w:rPr>
+          <w:lang w:val="en-US"/>
+        </w:rPr>
         <w:lastRenderedPageBreak/>
-        <w:t>&lt;Biến&gt; = enumerate(&lt;Mảng&gt;</w:t>
-      </w:r>
-      <w:r>
-        <w:rPr>
-          <w:lang w:val="en-US"/>
-        </w:rPr>
-        <w:t>, &lt;Start&gt;</w:t>
+        <w:t>foo = enumerate([5, ‘a’, 4]</w:t>
+      </w:r>
+      <w:r>
+        <w:rPr>
+          <w:lang w:val="en-US"/>
+        </w:rPr>
+        <w:t>, 2</w:t>
       </w:r>
       <w:r>
         <w:rPr>
@@ -2434,7 +3088,57 @@
         <w:rPr>
           <w:lang w:val="en-US"/>
         </w:rPr>
-        <w:t>Mỗi phần tử trong &lt;Biến&gt; sẽ có 2 giá trị, đầu tiên là số thứ tự, thứ 2 là giá trị tương ứng trong mảng</w:t>
+        <w:t>foo giống kiể</w:t>
+      </w:r>
+      <w:r>
+        <w:rPr>
+          <w:lang w:val="en-US"/>
+        </w:rPr>
+        <w:t>u {2 : 5, 3 : ‘a’, 4</w:t>
+      </w:r>
+      <w:r>
+        <w:rPr>
+          <w:lang w:val="en-US"/>
+        </w:rPr>
+        <w:t xml:space="preserve"> : 4}</w:t>
+      </w:r>
+    </w:p>
+    <w:p>
+      <w:pPr>
+        <w:rPr>
+          <w:lang w:val="en-US"/>
+        </w:rPr>
+      </w:pPr>
+    </w:p>
+    <w:p>
+      <w:pPr>
+        <w:rPr>
+          <w:lang w:val="en-US"/>
+        </w:rPr>
+      </w:pPr>
+      <w:r>
+        <w:rPr>
+          <w:lang w:val="en-US"/>
+        </w:rPr>
+        <w:t>Dictionary – Từ Điển:</w:t>
+      </w:r>
+    </w:p>
+    <w:p>
+      <w:pPr>
+        <w:pStyle w:val="ListParagraph"/>
+        <w:numPr>
+          <w:ilvl w:val="0"/>
+          <w:numId w:val="8"/>
+        </w:numPr>
+        <w:rPr>
+          <w:lang w:val="en-US"/>
+        </w:rPr>
+      </w:pPr>
+      <w:r>
+        <w:rPr>
+          <w:lang w:val="en-US"/>
+        </w:rPr>
+        <w:t>Dictionary Giải Thích?</w:t>
       </w:r>
     </w:p>
     <w:p>
@@ -2452,7 +3156,46 @@
         <w:rPr>
           <w:lang w:val="en-US"/>
         </w:rPr>
-        <w:t>Số thứ tự đầu tiên là &lt;Start&gt;</w:t>
+        <w:t>Giống như từ điển bình thường, bạn tra từ để tìm giải thích của nó, giống Set, nhưng mỗi phần tử gồm 2 thằng là Key và giá trị, dùng Key để truy xuất giá trị</w:t>
+      </w:r>
+    </w:p>
+    <w:p>
+      <w:pPr>
+        <w:pStyle w:val="ListParagraph"/>
+        <w:numPr>
+          <w:ilvl w:val="0"/>
+          <w:numId w:val="8"/>
+        </w:numPr>
+        <w:rPr>
+          <w:lang w:val="en-US"/>
+        </w:rPr>
+      </w:pPr>
+      <w:r>
+        <w:rPr>
+          <w:lang w:val="en-US"/>
+        </w:rPr>
+        <w:t>Tạo Nhanh 1 Dictionary?</w:t>
+      </w:r>
+    </w:p>
+    <w:p>
+      <w:pPr>
+        <w:pStyle w:val="ListParagraph"/>
+        <w:pBdr>
+          <w:top w:val="single" w:sz="4" w:space="1" w:color="auto"/>
+          <w:left w:val="single" w:sz="4" w:space="4" w:color="auto"/>
+          <w:bottom w:val="single" w:sz="4" w:space="1" w:color="auto"/>
+          <w:right w:val="single" w:sz="4" w:space="4" w:color="auto"/>
+        </w:pBdr>
+        <w:ind w:left="1080"/>
+        <w:rPr>
+          <w:lang w:val="en-US"/>
+        </w:rPr>
+      </w:pPr>
+      <w:r>
+        <w:rPr>
+          <w:lang w:val="en-US"/>
+        </w:rPr>
+        <w:t>&lt;Biến&gt; = {&lt;Các Cặp Key Và Giá Trị&gt;}</w:t>
       </w:r>
     </w:p>
     <w:p>
@@ -2470,6 +3213,24 @@
         <w:rPr>
           <w:lang w:val="en-US"/>
         </w:rPr>
+        <w:t>Key có thể là bất kì kiểu dữ liệu nào ngoại trừ List</w:t>
+      </w:r>
+    </w:p>
+    <w:p>
+      <w:pPr>
+        <w:pStyle w:val="ListParagraph"/>
+        <w:numPr>
+          <w:ilvl w:val="0"/>
+          <w:numId w:val="3"/>
+        </w:numPr>
+        <w:rPr>
+          <w:lang w:val="en-US"/>
+        </w:rPr>
+      </w:pPr>
+      <w:r>
+        <w:rPr>
+          <w:lang w:val="en-US"/>
+        </w:rPr>
         <w:t>Ví dụ</w:t>
       </w:r>
     </w:p>
@@ -2491,19 +3252,7 @@
         <w:rPr>
           <w:lang w:val="en-US"/>
         </w:rPr>
-        <w:t>foo = enumerate([5, ‘a’, 4]</w:t>
-      </w:r>
-      <w:r>
-        <w:rPr>
-          <w:lang w:val="en-US"/>
-        </w:rPr>
-        <w:t>, 2</w:t>
-      </w:r>
-      <w:r>
-        <w:rPr>
-          <w:lang w:val="en-US"/>
-        </w:rPr>
-        <w:t>)</w:t>
+        <w:t>foo = {“cac” : 1, 2 : “bar”, (1, 2) : [4, 5]}</w:t>
       </w:r>
     </w:p>
     <w:p>
@@ -2521,39 +3270,7 @@
         <w:rPr>
           <w:lang w:val="en-US"/>
         </w:rPr>
-        <w:t>foo giống kiể</w:t>
-      </w:r>
-      <w:r>
-        <w:rPr>
-          <w:lang w:val="en-US"/>
-        </w:rPr>
-        <w:t>u {2 : 5, 3 : ‘a’, 4</w:t>
-      </w:r>
-      <w:r>
-        <w:rPr>
-          <w:lang w:val="en-US"/>
-        </w:rPr>
-        <w:t xml:space="preserve"> : 4}</w:t>
-      </w:r>
-    </w:p>
-    <w:p>
-      <w:pPr>
-        <w:rPr>
-          <w:lang w:val="en-US"/>
-        </w:rPr>
-      </w:pPr>
-    </w:p>
-    <w:p>
-      <w:pPr>
-        <w:rPr>
-          <w:lang w:val="en-US"/>
-        </w:rPr>
-      </w:pPr>
-      <w:r>
-        <w:rPr>
-          <w:lang w:val="en-US"/>
-        </w:rPr>
-        <w:t>Dictionary – Từ Điển:</w:t>
+        <w:t>foo[(1, 2)] trả về [4, 5]</w:t>
       </w:r>
     </w:p>
     <w:p>
@@ -2571,7 +3288,7 @@
         <w:rPr>
           <w:lang w:val="en-US"/>
         </w:rPr>
-        <w:t>Dictionary Giải Thích?</w:t>
+        <w:t>Chuyển Kiểu Dữ Liệu Khác Về Dictionary?</w:t>
       </w:r>
     </w:p>
     <w:p>
@@ -2589,46 +3306,28 @@
         <w:rPr>
           <w:lang w:val="en-US"/>
         </w:rPr>
-        <w:t>Giống như từ điển bình thường, bạn tra từ để tìm giải thích của nó, giống Set, nhưng mỗi phần tử gồm 2 thằng là Key và giá trị, dùng Key để truy xuất giá trị</w:t>
-      </w:r>
-    </w:p>
-    <w:p>
-      <w:pPr>
-        <w:pStyle w:val="ListParagraph"/>
-        <w:numPr>
-          <w:ilvl w:val="0"/>
-          <w:numId w:val="8"/>
-        </w:numPr>
-        <w:rPr>
-          <w:lang w:val="en-US"/>
-        </w:rPr>
-      </w:pPr>
-      <w:r>
-        <w:rPr>
-          <w:lang w:val="en-US"/>
-        </w:rPr>
-        <w:t>Tạo Nhanh 1 Dictionary?</w:t>
-      </w:r>
-    </w:p>
-    <w:p>
-      <w:pPr>
-        <w:pStyle w:val="ListParagraph"/>
-        <w:pBdr>
-          <w:top w:val="single" w:sz="4" w:space="1" w:color="auto"/>
-          <w:left w:val="single" w:sz="4" w:space="4" w:color="auto"/>
-          <w:bottom w:val="single" w:sz="4" w:space="1" w:color="auto"/>
-          <w:right w:val="single" w:sz="4" w:space="4" w:color="auto"/>
-        </w:pBdr>
-        <w:ind w:left="1080"/>
-        <w:rPr>
-          <w:lang w:val="en-US"/>
-        </w:rPr>
-      </w:pPr>
-      <w:r>
-        <w:rPr>
-          <w:lang w:val="en-US"/>
-        </w:rPr>
-        <w:t>&lt;Biến&gt; = {&lt;Các Cặp Key Và Giá Trị&gt;}</w:t>
+        <w:t>Giả sử “foo” là 1 đối tượng Iterable, chứa các phần tử cũng Iterable, các Iterable con này đều chứa 2 phần tử, nhập lệnh sau</w:t>
+      </w:r>
+    </w:p>
+    <w:p>
+      <w:pPr>
+        <w:pStyle w:val="ListParagraph"/>
+        <w:pBdr>
+          <w:top w:val="single" w:sz="4" w:space="1" w:color="auto"/>
+          <w:left w:val="single" w:sz="4" w:space="4" w:color="auto"/>
+          <w:bottom w:val="single" w:sz="4" w:space="1" w:color="auto"/>
+          <w:right w:val="single" w:sz="4" w:space="4" w:color="auto"/>
+        </w:pBdr>
+        <w:ind w:left="1080"/>
+        <w:rPr>
+          <w:lang w:val="en-US"/>
+        </w:rPr>
+      </w:pPr>
+      <w:r>
+        <w:rPr>
+          <w:lang w:val="en-US"/>
+        </w:rPr>
+        <w:t>&lt;Dictionary&gt; = dict(foo)</w:t>
       </w:r>
     </w:p>
     <w:p>
@@ -2646,7 +3345,7 @@
         <w:rPr>
           <w:lang w:val="en-US"/>
         </w:rPr>
-        <w:t>Key có thể là bất kì kiểu dữ liệu nào ngoại trừ List</w:t>
+        <w:t>&lt;Dictionary&gt; sẽ có các cặp Key và giá trị tương ứng với 2 phần tử trong các Iterable con</w:t>
       </w:r>
     </w:p>
     <w:p>
@@ -2685,7 +3384,28 @@
         <w:rPr>
           <w:lang w:val="en-US"/>
         </w:rPr>
-        <w:t>foo = {“cac” : 1, 2 : “bar”, (1, 2) : [4, 5]}</w:t>
+        <w:t>foo = ([1, ‘a’], (‘abc’, 5))</w:t>
+      </w:r>
+    </w:p>
+    <w:p>
+      <w:pPr>
+        <w:pStyle w:val="ListParagraph"/>
+        <w:pBdr>
+          <w:top w:val="single" w:sz="4" w:space="1" w:color="auto"/>
+          <w:left w:val="single" w:sz="4" w:space="4" w:color="auto"/>
+          <w:bottom w:val="single" w:sz="4" w:space="1" w:color="auto"/>
+          <w:right w:val="single" w:sz="4" w:space="4" w:color="auto"/>
+        </w:pBdr>
+        <w:ind w:left="1080"/>
+        <w:rPr>
+          <w:lang w:val="en-US"/>
+        </w:rPr>
+      </w:pPr>
+      <w:r>
+        <w:rPr>
+          <w:lang w:val="en-US"/>
+        </w:rPr>
+        <w:t>bar = dict(foo)</w:t>
       </w:r>
     </w:p>
     <w:p>
@@ -2703,25 +3423,45 @@
         <w:rPr>
           <w:lang w:val="en-US"/>
         </w:rPr>
-        <w:t>foo[(1, 2)] trả về [4, 5]</w:t>
-      </w:r>
-    </w:p>
-    <w:p>
-      <w:pPr>
-        <w:pStyle w:val="ListParagraph"/>
-        <w:numPr>
-          <w:ilvl w:val="0"/>
-          <w:numId w:val="8"/>
-        </w:numPr>
-        <w:rPr>
-          <w:lang w:val="en-US"/>
-        </w:rPr>
-      </w:pPr>
-      <w:r>
-        <w:rPr>
-          <w:lang w:val="en-US"/>
-        </w:rPr>
-        <w:t>Chuyển Kiểu Dữ Liệu Khác Về Dictionary?</w:t>
+        <w:t>“bar” có giá trị là {1 : “a”, “abc” : 5}</w:t>
+      </w:r>
+    </w:p>
+    <w:p>
+      <w:pPr>
+        <w:rPr>
+          <w:lang w:val="en-US"/>
+        </w:rPr>
+      </w:pPr>
+    </w:p>
+    <w:p>
+      <w:pPr>
+        <w:rPr>
+          <w:lang w:val="en-US"/>
+        </w:rPr>
+      </w:pPr>
+      <w:r>
+        <w:rPr>
+          <w:lang w:val="en-US"/>
+        </w:rPr>
+        <w:t>Class – Lớp:</w:t>
+      </w:r>
+    </w:p>
+    <w:p>
+      <w:pPr>
+        <w:pStyle w:val="ListParagraph"/>
+        <w:numPr>
+          <w:ilvl w:val="0"/>
+          <w:numId w:val="7"/>
+        </w:numPr>
+        <w:rPr>
+          <w:lang w:val="en-US"/>
+        </w:rPr>
+      </w:pPr>
+      <w:r>
+        <w:rPr>
+          <w:lang w:val="en-US"/>
+        </w:rPr>
+        <w:t>Bản Chất Class?</w:t>
       </w:r>
     </w:p>
     <w:p>
@@ -2739,28 +3479,19 @@
         <w:rPr>
           <w:lang w:val="en-US"/>
         </w:rPr>
-        <w:t>Giả sử “foo” là 1 đối tượng Iterable, chứa các phần tử cũng Iterable, các Iterable con này đều chứa 2 phần tử, nhập lệnh sau</w:t>
-      </w:r>
-    </w:p>
-    <w:p>
-      <w:pPr>
-        <w:pStyle w:val="ListParagraph"/>
-        <w:pBdr>
-          <w:top w:val="single" w:sz="4" w:space="1" w:color="auto"/>
-          <w:left w:val="single" w:sz="4" w:space="4" w:color="auto"/>
-          <w:bottom w:val="single" w:sz="4" w:space="1" w:color="auto"/>
-          <w:right w:val="single" w:sz="4" w:space="4" w:color="auto"/>
-        </w:pBdr>
-        <w:ind w:left="1080"/>
-        <w:rPr>
-          <w:lang w:val="en-US"/>
-        </w:rPr>
-      </w:pPr>
-      <w:r>
-        <w:rPr>
-          <w:lang w:val="en-US"/>
-        </w:rPr>
-        <w:t>&lt;Dictionary&gt; = dict(foo)</w:t>
+        <w:t xml:space="preserve">Tưởng tượng Class giống như đường dẫn đến File, giả sử Class to nhất của bạn là A, thì A là thư mục gốc, tạo Class B bên trong A, tương đương tạo thư mục con B trong thư mục gốc A, tạo thuộc tính và </w:t>
+      </w:r>
+      <w:r>
+        <w:rPr>
+          <w:lang w:val="en-US"/>
+        </w:rPr>
+        <w:t>hàm</w:t>
+      </w:r>
+      <w:r>
+        <w:rPr>
+          <w:lang w:val="en-US"/>
+        </w:rPr>
+        <w:t xml:space="preserve"> trong A, tương đương tạo File trong thư mục A</w:t>
       </w:r>
     </w:p>
     <w:p>
@@ -2778,7 +3509,19 @@
         <w:rPr>
           <w:lang w:val="en-US"/>
         </w:rPr>
-        <w:t>&lt;Dictionary&gt; sẽ có các cặp Key và giá trị tương ứng với 2 phần tử trong các Iterable con</w:t>
+        <w:t xml:space="preserve">Để truy cập 1 thuộc tính hoặc </w:t>
+      </w:r>
+      <w:r>
+        <w:rPr>
+          <w:lang w:val="en-US"/>
+        </w:rPr>
+        <w:t>hàm,</w:t>
+      </w:r>
+      <w:r>
+        <w:rPr>
+          <w:lang w:val="en-US"/>
+        </w:rPr>
+        <w:t xml:space="preserve"> thì phải biến đường dẫn đến nó, khác với đường dẫn thông thường,  đường dẫn này thay dấu “/” thành “.”</w:t>
       </w:r>
     </w:p>
     <w:p>
@@ -2802,48 +3545,6 @@
     <w:p>
       <w:pPr>
         <w:pStyle w:val="ListParagraph"/>
-        <w:pBdr>
-          <w:top w:val="single" w:sz="4" w:space="1" w:color="auto"/>
-          <w:left w:val="single" w:sz="4" w:space="4" w:color="auto"/>
-          <w:bottom w:val="single" w:sz="4" w:space="1" w:color="auto"/>
-          <w:right w:val="single" w:sz="4" w:space="4" w:color="auto"/>
-        </w:pBdr>
-        <w:ind w:left="1080"/>
-        <w:rPr>
-          <w:lang w:val="en-US"/>
-        </w:rPr>
-      </w:pPr>
-      <w:r>
-        <w:rPr>
-          <w:lang w:val="en-US"/>
-        </w:rPr>
-        <w:t>foo = ([1, ‘a’], (‘abc’, 5))</w:t>
-      </w:r>
-    </w:p>
-    <w:p>
-      <w:pPr>
-        <w:pStyle w:val="ListParagraph"/>
-        <w:pBdr>
-          <w:top w:val="single" w:sz="4" w:space="1" w:color="auto"/>
-          <w:left w:val="single" w:sz="4" w:space="4" w:color="auto"/>
-          <w:bottom w:val="single" w:sz="4" w:space="1" w:color="auto"/>
-          <w:right w:val="single" w:sz="4" w:space="4" w:color="auto"/>
-        </w:pBdr>
-        <w:ind w:left="1080"/>
-        <w:rPr>
-          <w:lang w:val="en-US"/>
-        </w:rPr>
-      </w:pPr>
-      <w:r>
-        <w:rPr>
-          <w:lang w:val="en-US"/>
-        </w:rPr>
-        <w:t>bar = dict(foo)</w:t>
-      </w:r>
-    </w:p>
-    <w:p>
-      <w:pPr>
-        <w:pStyle w:val="ListParagraph"/>
         <w:numPr>
           <w:ilvl w:val="0"/>
           <w:numId w:val="3"/>
@@ -2856,27 +3557,7 @@
         <w:rPr>
           <w:lang w:val="en-US"/>
         </w:rPr>
-        <w:t>“bar” có giá trị là {1 : “a”, “abc” : 5}</w:t>
-      </w:r>
-    </w:p>
-    <w:p>
-      <w:pPr>
-        <w:rPr>
-          <w:lang w:val="en-US"/>
-        </w:rPr>
-      </w:pPr>
-    </w:p>
-    <w:p>
-      <w:pPr>
-        <w:rPr>
-          <w:lang w:val="en-US"/>
-        </w:rPr>
-      </w:pPr>
-      <w:r>
-        <w:rPr>
-          <w:lang w:val="en-US"/>
-        </w:rPr>
-        <w:t>Class – Lớp:</w:t>
+        <w:t>Class A to nhất, trong đó có Class B, trong B có thuộc tính “foo” = 5, khi đó “A.B.foo” có giá trị = 5, trong B còn có hàm “bar”, khi đó “A.B.bar(&lt;Tham Số&gt;)” sẽ gọi hàm này</w:t>
       </w:r>
     </w:p>
     <w:p>
@@ -2894,7 +3575,25 @@
         <w:rPr>
           <w:lang w:val="en-US"/>
         </w:rPr>
-        <w:t>Bản Chất Class?</w:t>
+        <w:t xml:space="preserve">Bản </w:t>
+      </w:r>
+      <w:r>
+        <w:rPr>
+          <w:lang w:val="en-US"/>
+        </w:rPr>
+        <w:t xml:space="preserve">Chất Của 1 Đối Tượng  Thuộc 1 </w:t>
+      </w:r>
+      <w:r>
+        <w:rPr>
+          <w:lang w:val="en-US"/>
+        </w:rPr>
+        <w:t xml:space="preserve">Class </w:t>
+      </w:r>
+      <w:r>
+        <w:rPr>
+          <w:lang w:val="en-US"/>
+        </w:rPr>
+        <w:t>Nào Đó?</w:t>
       </w:r>
     </w:p>
     <w:p>
@@ -2912,19 +3611,28 @@
         <w:rPr>
           <w:lang w:val="en-US"/>
         </w:rPr>
-        <w:t xml:space="preserve">Tưởng tượng Class giống như đường dẫn đến File, giả sử Class to nhất của bạn là A, thì A là thư mục gốc, tạo Class B bên trong A, tương đương tạo thư mục con B trong thư mục gốc A, tạo thuộc tính và </w:t>
-      </w:r>
-      <w:r>
-        <w:rPr>
-          <w:lang w:val="en-US"/>
-        </w:rPr>
-        <w:t>hàm</w:t>
-      </w:r>
-      <w:r>
-        <w:rPr>
-          <w:lang w:val="en-US"/>
-        </w:rPr>
-        <w:t xml:space="preserve"> trong A, tương đương tạo File trong thư mục A</w:t>
+        <w:t>Để tạo 1 đối tượng của 1 Class, ví dụ tạo đối tượng B từ Class A, viết</w:t>
+      </w:r>
+    </w:p>
+    <w:p>
+      <w:pPr>
+        <w:pStyle w:val="ListParagraph"/>
+        <w:pBdr>
+          <w:top w:val="single" w:sz="4" w:space="1" w:color="auto"/>
+          <w:left w:val="single" w:sz="4" w:space="4" w:color="auto"/>
+          <w:bottom w:val="single" w:sz="4" w:space="1" w:color="auto"/>
+          <w:right w:val="single" w:sz="4" w:space="4" w:color="auto"/>
+        </w:pBdr>
+        <w:ind w:left="1080"/>
+        <w:rPr>
+          <w:lang w:val="en-US"/>
+        </w:rPr>
+      </w:pPr>
+      <w:r>
+        <w:rPr>
+          <w:lang w:val="en-US"/>
+        </w:rPr>
+        <w:t>B = A()</w:t>
       </w:r>
     </w:p>
     <w:p>
@@ -2942,19 +3650,49 @@
         <w:rPr>
           <w:lang w:val="en-US"/>
         </w:rPr>
-        <w:t xml:space="preserve">Để truy cập 1 thuộc tính hoặc </w:t>
-      </w:r>
-      <w:r>
-        <w:rPr>
-          <w:lang w:val="en-US"/>
-        </w:rPr>
-        <w:t>hàm,</w:t>
-      </w:r>
-      <w:r>
-        <w:rPr>
-          <w:lang w:val="en-US"/>
-        </w:rPr>
-        <w:t xml:space="preserve"> thì phải biến đường dẫn đến nó, khác với đường dẫn thông thường,  đường dẫn này thay dấu “/” thành “.”</w:t>
+        <w:t>Đầ</w:t>
+      </w:r>
+      <w:r>
+        <w:rPr>
+          <w:lang w:val="en-US"/>
+        </w:rPr>
+        <w:t>u tiên, xét thuộc tính</w:t>
+      </w:r>
+      <w:r>
+        <w:rPr>
+          <w:lang w:val="en-US"/>
+        </w:rPr>
+        <w:t xml:space="preserve">, giả sử ta có Class A, trong đó có </w:t>
+      </w:r>
+      <w:r>
+        <w:rPr>
+          <w:lang w:val="en-US"/>
+        </w:rPr>
+        <w:t>“</w:t>
+      </w:r>
+      <w:r>
+        <w:rPr>
+          <w:lang w:val="en-US"/>
+        </w:rPr>
+        <w:t>foo</w:t>
+      </w:r>
+      <w:r>
+        <w:rPr>
+          <w:lang w:val="en-US"/>
+        </w:rPr>
+        <w:t>”</w:t>
+      </w:r>
+      <w:r>
+        <w:rPr>
+          <w:lang w:val="en-US"/>
+        </w:rPr>
+        <w:t xml:space="preserve"> = 4, B là 1 đối tượng thuộc Class A, truy cập tất cả thuộc tính của Class A = đối tượng B như bình thườ</w:t>
+      </w:r>
+      <w:r>
+        <w:rPr>
+          <w:lang w:val="en-US"/>
+        </w:rPr>
+        <w:t>ng, tuy nhiên “foo” dùng chung, nghĩa là nếu thay đổi “foo” thông qua “A.foo” thì “B.foo” cũng thay đổi tương tự, nhưng nếu dùng “B.foo” để thay đổi, thì “A.foo” và tất cả các đối tượng của class A sẽ không thay đổi, khi này, “foo” của B sẽ tách ra làm thuộc tính riêng của B</w:t>
       </w:r>
     </w:p>
     <w:p>
@@ -2972,12 +3710,766 @@
         <w:rPr>
           <w:lang w:val="en-US"/>
         </w:rPr>
+        <w:lastRenderedPageBreak/>
+        <w:t xml:space="preserve">Xét hàm số, trong Class A có hàm “bar”, khi này dùng B để gọi </w:t>
+      </w:r>
+      <w:r>
+        <w:rPr>
+          <w:lang w:val="en-US"/>
+        </w:rPr>
+        <w:t>“</w:t>
+      </w:r>
+      <w:r>
+        <w:rPr>
+          <w:lang w:val="en-US"/>
+        </w:rPr>
+        <w:t>bar</w:t>
+      </w:r>
+      <w:r>
+        <w:rPr>
+          <w:lang w:val="en-US"/>
+        </w:rPr>
+        <w:t>”</w:t>
+      </w:r>
+      <w:r>
+        <w:rPr>
+          <w:lang w:val="en-US"/>
+        </w:rPr>
+        <w:t xml:space="preserve"> sẽ có 1 chút khác, đó là tham số đầu tiên của </w:t>
+      </w:r>
+      <w:r>
+        <w:rPr>
+          <w:lang w:val="en-US"/>
+        </w:rPr>
+        <w:t>“</w:t>
+      </w:r>
+      <w:r>
+        <w:rPr>
+          <w:lang w:val="en-US"/>
+        </w:rPr>
+        <w:t>bar</w:t>
+      </w:r>
+      <w:r>
+        <w:rPr>
+          <w:lang w:val="en-US"/>
+        </w:rPr>
+        <w:t>”</w:t>
+      </w:r>
+      <w:r>
+        <w:rPr>
+          <w:lang w:val="en-US"/>
+        </w:rPr>
+        <w:t xml:space="preserve"> sẽ chính là bản thân B luôn, nên bạn có thể dùng tham số này để thay đổi hàm và thuộc tính của B, thông thường nó được đặt tên là “self”</w:t>
+      </w:r>
+    </w:p>
+    <w:p>
+      <w:pPr>
+        <w:pStyle w:val="ListParagraph"/>
+        <w:numPr>
+          <w:ilvl w:val="0"/>
+          <w:numId w:val="3"/>
+        </w:numPr>
+        <w:rPr>
+          <w:lang w:val="en-US"/>
+        </w:rPr>
+      </w:pPr>
+      <w:r>
+        <w:rPr>
+          <w:lang w:val="en-US"/>
+        </w:rPr>
+        <w:t>Nếu bạn muốn không có sự khác biệt, nghĩa là không có tham số đầu tiên con mẹ gì hết, thì đặt “@staticmethod” lên trước khai báo hàm</w:t>
+      </w:r>
+    </w:p>
+    <w:p>
+      <w:pPr>
+        <w:pStyle w:val="ListParagraph"/>
+        <w:numPr>
+          <w:ilvl w:val="0"/>
+          <w:numId w:val="3"/>
+        </w:numPr>
+        <w:rPr>
+          <w:lang w:val="en-US"/>
+        </w:rPr>
+      </w:pPr>
+      <w:r>
+        <w:rPr>
+          <w:lang w:val="en-US"/>
+        </w:rPr>
+        <w:t>Hàm “__init__” là trường hợp đặc biệt, sau khi B đăng kí Class A, nó sẽ ngay lập tức gọi hàm này</w:t>
+      </w:r>
+    </w:p>
+    <w:p>
+      <w:pPr>
+        <w:pStyle w:val="ListParagraph"/>
+        <w:numPr>
+          <w:ilvl w:val="0"/>
+          <w:numId w:val="7"/>
+        </w:numPr>
+        <w:rPr>
+          <w:lang w:val="en-US"/>
+        </w:rPr>
+      </w:pPr>
+      <w:r>
+        <w:rPr>
+          <w:lang w:val="en-US"/>
+        </w:rPr>
+        <w:t xml:space="preserve">Tạo </w:t>
+      </w:r>
+      <w:r>
+        <w:rPr>
+          <w:lang w:val="en-US"/>
+        </w:rPr>
+        <w:t>Nhanh 1 Class?</w:t>
+      </w:r>
+    </w:p>
+    <w:p>
+      <w:pPr>
+        <w:pStyle w:val="ListParagraph"/>
+        <w:pBdr>
+          <w:top w:val="single" w:sz="4" w:space="1" w:color="auto"/>
+          <w:left w:val="single" w:sz="4" w:space="4" w:color="auto"/>
+          <w:bottom w:val="single" w:sz="4" w:space="1" w:color="auto"/>
+          <w:right w:val="single" w:sz="4" w:space="4" w:color="auto"/>
+        </w:pBdr>
+        <w:ind w:left="1080"/>
+        <w:rPr>
+          <w:lang w:val="en-US"/>
+        </w:rPr>
+      </w:pPr>
+      <w:r>
+        <w:rPr>
+          <w:lang w:val="en-US"/>
+        </w:rPr>
+        <w:t xml:space="preserve">class </w:t>
+      </w:r>
+      <w:r>
+        <w:rPr>
+          <w:lang w:val="en-US"/>
+        </w:rPr>
+        <w:t>&lt;Tên Class&gt;</w:t>
+      </w:r>
+      <w:r>
+        <w:rPr>
+          <w:lang w:val="en-US"/>
+        </w:rPr>
+        <w:t>(</w:t>
+      </w:r>
+      <w:r>
+        <w:rPr>
+          <w:lang w:val="en-US"/>
+        </w:rPr>
+        <w:t>&lt;Tên Class Kế Thừa&gt;</w:t>
+      </w:r>
+      <w:r>
+        <w:rPr>
+          <w:lang w:val="en-US"/>
+        </w:rPr>
+        <w:t>):</w:t>
+      </w:r>
+    </w:p>
+    <w:p>
+      <w:pPr>
+        <w:pStyle w:val="ListParagraph"/>
+        <w:pBdr>
+          <w:top w:val="single" w:sz="4" w:space="1" w:color="auto"/>
+          <w:left w:val="single" w:sz="4" w:space="4" w:color="auto"/>
+          <w:bottom w:val="single" w:sz="4" w:space="1" w:color="auto"/>
+          <w:right w:val="single" w:sz="4" w:space="4" w:color="auto"/>
+        </w:pBdr>
+        <w:ind w:left="1080"/>
+        <w:rPr>
+          <w:lang w:val="en-US"/>
+        </w:rPr>
+      </w:pPr>
+      <w:r>
+        <w:rPr>
+          <w:lang w:val="en-US"/>
+        </w:rPr>
+        <w:t xml:space="preserve">    </w:t>
+      </w:r>
+      <w:r>
+        <w:rPr>
+          <w:lang w:val="en-US"/>
+        </w:rPr>
+        <w:t>def __init__(self, &lt;Tham Số Khởi Tạo&gt;):</w:t>
+      </w:r>
+    </w:p>
+    <w:p>
+      <w:pPr>
+        <w:pStyle w:val="ListParagraph"/>
+        <w:pBdr>
+          <w:top w:val="single" w:sz="4" w:space="1" w:color="auto"/>
+          <w:left w:val="single" w:sz="4" w:space="4" w:color="auto"/>
+          <w:bottom w:val="single" w:sz="4" w:space="1" w:color="auto"/>
+          <w:right w:val="single" w:sz="4" w:space="4" w:color="auto"/>
+        </w:pBdr>
+        <w:ind w:left="1080"/>
+        <w:rPr>
+          <w:lang w:val="en-US"/>
+        </w:rPr>
+      </w:pPr>
+      <w:r>
+        <w:rPr>
+          <w:lang w:val="en-US"/>
+        </w:rPr>
+        <w:t xml:space="preserve">        </w:t>
+      </w:r>
+      <w:r>
+        <w:rPr>
+          <w:lang w:val="en-US"/>
+        </w:rPr>
+        <w:t>super().__init__(&lt;Giá Trị Khởi Tạo Class Kế Thừa&gt;)</w:t>
+      </w:r>
+    </w:p>
+    <w:p>
+      <w:pPr>
+        <w:pStyle w:val="ListParagraph"/>
+        <w:pBdr>
+          <w:top w:val="single" w:sz="4" w:space="1" w:color="auto"/>
+          <w:left w:val="single" w:sz="4" w:space="4" w:color="auto"/>
+          <w:bottom w:val="single" w:sz="4" w:space="1" w:color="auto"/>
+          <w:right w:val="single" w:sz="4" w:space="4" w:color="auto"/>
+        </w:pBdr>
+        <w:ind w:left="1080"/>
+        <w:rPr>
+          <w:lang w:val="en-US"/>
+        </w:rPr>
+      </w:pPr>
+      <w:r>
+        <w:rPr>
+          <w:lang w:val="en-US"/>
+        </w:rPr>
+        <w:t xml:space="preserve">        </w:t>
+      </w:r>
+      <w:r>
+        <w:rPr>
+          <w:lang w:val="en-US"/>
+        </w:rPr>
+        <w:t>self.&lt;Tên Thuộc Tính&gt; = &lt;Giá Trị Thuộc Tính&gt;</w:t>
+      </w:r>
+    </w:p>
+    <w:p>
+      <w:pPr>
+        <w:pStyle w:val="ListParagraph"/>
+        <w:pBdr>
+          <w:top w:val="single" w:sz="4" w:space="1" w:color="auto"/>
+          <w:left w:val="single" w:sz="4" w:space="4" w:color="auto"/>
+          <w:bottom w:val="single" w:sz="4" w:space="1" w:color="auto"/>
+          <w:right w:val="single" w:sz="4" w:space="4" w:color="auto"/>
+        </w:pBdr>
+        <w:ind w:left="1080"/>
+        <w:rPr>
+          <w:lang w:val="en-US"/>
+        </w:rPr>
+      </w:pPr>
+    </w:p>
+    <w:p>
+      <w:pPr>
+        <w:pStyle w:val="ListParagraph"/>
+        <w:pBdr>
+          <w:top w:val="single" w:sz="4" w:space="1" w:color="auto"/>
+          <w:left w:val="single" w:sz="4" w:space="4" w:color="auto"/>
+          <w:bottom w:val="single" w:sz="4" w:space="1" w:color="auto"/>
+          <w:right w:val="single" w:sz="4" w:space="4" w:color="auto"/>
+        </w:pBdr>
+        <w:ind w:left="1080"/>
+        <w:rPr>
+          <w:lang w:val="en-US"/>
+        </w:rPr>
+      </w:pPr>
+      <w:r>
+        <w:rPr>
+          <w:lang w:val="en-US"/>
+        </w:rPr>
+        <w:t xml:space="preserve">    </w:t>
+      </w:r>
+      <w:r>
+        <w:rPr>
+          <w:lang w:val="en-US"/>
+        </w:rPr>
+        <w:t>def &lt;Tên Hàm Trong Class&gt;(self, &lt;Tham Số&gt;):</w:t>
+      </w:r>
+    </w:p>
+    <w:p>
+      <w:pPr>
+        <w:pStyle w:val="ListParagraph"/>
+        <w:pBdr>
+          <w:top w:val="single" w:sz="4" w:space="1" w:color="auto"/>
+          <w:left w:val="single" w:sz="4" w:space="4" w:color="auto"/>
+          <w:bottom w:val="single" w:sz="4" w:space="1" w:color="auto"/>
+          <w:right w:val="single" w:sz="4" w:space="4" w:color="auto"/>
+        </w:pBdr>
+        <w:ind w:left="1080"/>
+        <w:rPr>
+          <w:lang w:val="en-US"/>
+        </w:rPr>
+      </w:pPr>
+      <w:r>
+        <w:rPr>
+          <w:lang w:val="en-US"/>
+        </w:rPr>
+        <w:t xml:space="preserve">        </w:t>
+      </w:r>
+      <w:r>
+        <w:rPr>
+          <w:lang w:val="en-US"/>
+        </w:rPr>
+        <w:t xml:space="preserve">&lt;Xử Lí </w:t>
+      </w:r>
+      <w:r>
+        <w:rPr>
+          <w:lang w:val="en-US"/>
+        </w:rPr>
+        <w:t>Gì Đó Với Tham Số</w:t>
+      </w:r>
+      <w:r>
+        <w:rPr>
+          <w:lang w:val="en-US"/>
+        </w:rPr>
+        <w:t>&gt;</w:t>
+      </w:r>
+    </w:p>
+    <w:p>
+      <w:pPr>
+        <w:pStyle w:val="ListParagraph"/>
+        <w:pBdr>
+          <w:top w:val="single" w:sz="4" w:space="1" w:color="auto"/>
+          <w:left w:val="single" w:sz="4" w:space="4" w:color="auto"/>
+          <w:bottom w:val="single" w:sz="4" w:space="1" w:color="auto"/>
+          <w:right w:val="single" w:sz="4" w:space="4" w:color="auto"/>
+        </w:pBdr>
+        <w:ind w:left="1080"/>
+        <w:rPr>
+          <w:lang w:val="en-US"/>
+        </w:rPr>
+      </w:pPr>
+      <w:r>
+        <w:rPr>
+          <w:lang w:val="en-US"/>
+        </w:rPr>
+        <w:t xml:space="preserve">        </w:t>
+      </w:r>
+      <w:r>
+        <w:rPr>
+          <w:lang w:val="en-US"/>
+        </w:rPr>
+        <w:t>return &lt;Giá Trị G</w:t>
+      </w:r>
+      <w:r>
+        <w:rPr>
+          <w:sz w:val="24"/>
+          <w:lang w:val="en-US"/>
+        </w:rPr>
+        <w:t>ì</w:t>
+      </w:r>
+      <w:r>
+        <w:rPr>
+          <w:lang w:val="en-US"/>
+        </w:rPr>
+        <w:t xml:space="preserve"> Đó&gt;</w:t>
+      </w:r>
+    </w:p>
+    <w:p>
+      <w:pPr>
+        <w:pStyle w:val="ListParagraph"/>
+        <w:numPr>
+          <w:ilvl w:val="0"/>
+          <w:numId w:val="3"/>
+        </w:numPr>
+        <w:rPr>
+          <w:lang w:val="en-US"/>
+        </w:rPr>
+      </w:pPr>
+      <w:r>
+        <w:rPr>
+          <w:lang w:val="en-US"/>
+        </w:rPr>
+        <w:t>Lệnh “</w:t>
+      </w:r>
+      <w:r>
+        <w:rPr>
+          <w:lang w:val="en-US"/>
+        </w:rPr>
+        <w:t>super().__init__()</w:t>
+      </w:r>
+      <w:r>
+        <w:rPr>
+          <w:lang w:val="en-US"/>
+        </w:rPr>
+        <w:t>” dùng để khởi tạo Class kế thừa với những giá trị mình đưa vào</w:t>
+      </w:r>
+    </w:p>
+    <w:p>
+      <w:pPr>
+        <w:pStyle w:val="ListParagraph"/>
+        <w:numPr>
+          <w:ilvl w:val="0"/>
+          <w:numId w:val="3"/>
+        </w:numPr>
+        <w:rPr>
+          <w:lang w:val="en-US"/>
+        </w:rPr>
+      </w:pPr>
+      <w:r>
+        <w:rPr>
+          <w:lang w:val="en-US"/>
+        </w:rPr>
         <w:t>Ví dụ</w:t>
       </w:r>
     </w:p>
     <w:p>
       <w:pPr>
         <w:pStyle w:val="ListParagraph"/>
+        <w:pBdr>
+          <w:top w:val="single" w:sz="4" w:space="1" w:color="auto"/>
+          <w:left w:val="single" w:sz="4" w:space="4" w:color="auto"/>
+          <w:bottom w:val="single" w:sz="4" w:space="1" w:color="auto"/>
+          <w:right w:val="single" w:sz="4" w:space="4" w:color="auto"/>
+        </w:pBdr>
+        <w:ind w:left="1080"/>
+        <w:rPr>
+          <w:lang w:val="en-US"/>
+        </w:rPr>
+      </w:pPr>
+      <w:r>
+        <w:rPr>
+          <w:lang w:val="en-US"/>
+        </w:rPr>
+        <w:t xml:space="preserve">class </w:t>
+      </w:r>
+      <w:r>
+        <w:rPr>
+          <w:lang w:val="en-US"/>
+        </w:rPr>
+        <w:t>foo</w:t>
+      </w:r>
+      <w:r>
+        <w:rPr>
+          <w:lang w:val="en-US"/>
+        </w:rPr>
+        <w:t>(</w:t>
+      </w:r>
+      <w:r>
+        <w:rPr>
+          <w:lang w:val="en-US"/>
+        </w:rPr>
+        <w:t>bar</w:t>
+      </w:r>
+      <w:r>
+        <w:rPr>
+          <w:lang w:val="en-US"/>
+        </w:rPr>
+        <w:t>):</w:t>
+      </w:r>
+    </w:p>
+    <w:p>
+      <w:pPr>
+        <w:pStyle w:val="ListParagraph"/>
+        <w:pBdr>
+          <w:top w:val="single" w:sz="4" w:space="1" w:color="auto"/>
+          <w:left w:val="single" w:sz="4" w:space="4" w:color="auto"/>
+          <w:bottom w:val="single" w:sz="4" w:space="1" w:color="auto"/>
+          <w:right w:val="single" w:sz="4" w:space="4" w:color="auto"/>
+        </w:pBdr>
+        <w:ind w:left="1080"/>
+        <w:rPr>
+          <w:lang w:val="en-US"/>
+        </w:rPr>
+      </w:pPr>
+      <w:r>
+        <w:rPr>
+          <w:lang w:val="en-US"/>
+        </w:rPr>
+        <w:t xml:space="preserve">    </w:t>
+      </w:r>
+      <w:r>
+        <w:rPr>
+          <w:lang w:val="en-US"/>
+        </w:rPr>
+        <w:t xml:space="preserve">def __init__(self, </w:t>
+      </w:r>
+      <w:r>
+        <w:rPr>
+          <w:lang w:val="en-US"/>
+        </w:rPr>
+        <w:t>bruh</w:t>
+      </w:r>
+      <w:r>
+        <w:rPr>
+          <w:lang w:val="en-US"/>
+        </w:rPr>
+        <w:t>):</w:t>
+      </w:r>
+    </w:p>
+    <w:p>
+      <w:pPr>
+        <w:pStyle w:val="ListParagraph"/>
+        <w:pBdr>
+          <w:top w:val="single" w:sz="4" w:space="1" w:color="auto"/>
+          <w:left w:val="single" w:sz="4" w:space="4" w:color="auto"/>
+          <w:bottom w:val="single" w:sz="4" w:space="1" w:color="auto"/>
+          <w:right w:val="single" w:sz="4" w:space="4" w:color="auto"/>
+        </w:pBdr>
+        <w:ind w:left="1080"/>
+        <w:rPr>
+          <w:lang w:val="en-US"/>
+        </w:rPr>
+      </w:pPr>
+      <w:r>
+        <w:rPr>
+          <w:lang w:val="en-US"/>
+        </w:rPr>
+        <w:t xml:space="preserve">        </w:t>
+      </w:r>
+      <w:r>
+        <w:rPr>
+          <w:lang w:val="en-US"/>
+        </w:rPr>
+        <w:t>super().__init__()</w:t>
+      </w:r>
+    </w:p>
+    <w:p>
+      <w:pPr>
+        <w:pStyle w:val="ListParagraph"/>
+        <w:pBdr>
+          <w:top w:val="single" w:sz="4" w:space="1" w:color="auto"/>
+          <w:left w:val="single" w:sz="4" w:space="4" w:color="auto"/>
+          <w:bottom w:val="single" w:sz="4" w:space="1" w:color="auto"/>
+          <w:right w:val="single" w:sz="4" w:space="4" w:color="auto"/>
+        </w:pBdr>
+        <w:ind w:left="1080"/>
+        <w:rPr>
+          <w:lang w:val="en-US"/>
+        </w:rPr>
+      </w:pPr>
+      <w:r>
+        <w:rPr>
+          <w:lang w:val="en-US"/>
+        </w:rPr>
+        <w:t xml:space="preserve">        </w:t>
+      </w:r>
+      <w:r>
+        <w:rPr>
+          <w:lang w:val="en-US"/>
+        </w:rPr>
+        <w:t>self.</w:t>
+      </w:r>
+      <w:r>
+        <w:rPr>
+          <w:lang w:val="en-US"/>
+        </w:rPr>
+        <w:t>dark</w:t>
+      </w:r>
+      <w:r>
+        <w:rPr>
+          <w:lang w:val="en-US"/>
+        </w:rPr>
+        <w:t xml:space="preserve"> = </w:t>
+      </w:r>
+      <w:r>
+        <w:rPr>
+          <w:lang w:val="en-US"/>
+        </w:rPr>
+        <w:t>“lmao”</w:t>
+      </w:r>
+    </w:p>
+    <w:p>
+      <w:pPr>
+        <w:pStyle w:val="ListParagraph"/>
+        <w:pBdr>
+          <w:top w:val="single" w:sz="4" w:space="1" w:color="auto"/>
+          <w:left w:val="single" w:sz="4" w:space="4" w:color="auto"/>
+          <w:bottom w:val="single" w:sz="4" w:space="1" w:color="auto"/>
+          <w:right w:val="single" w:sz="4" w:space="4" w:color="auto"/>
+        </w:pBdr>
+        <w:ind w:left="1080"/>
+        <w:rPr>
+          <w:lang w:val="en-US"/>
+        </w:rPr>
+      </w:pPr>
+    </w:p>
+    <w:p>
+      <w:pPr>
+        <w:pStyle w:val="ListParagraph"/>
+        <w:pBdr>
+          <w:top w:val="single" w:sz="4" w:space="1" w:color="auto"/>
+          <w:left w:val="single" w:sz="4" w:space="4" w:color="auto"/>
+          <w:bottom w:val="single" w:sz="4" w:space="1" w:color="auto"/>
+          <w:right w:val="single" w:sz="4" w:space="4" w:color="auto"/>
+        </w:pBdr>
+        <w:ind w:left="1080"/>
+        <w:rPr>
+          <w:lang w:val="en-US"/>
+        </w:rPr>
+      </w:pPr>
+      <w:r>
+        <w:rPr>
+          <w:lang w:val="en-US"/>
+        </w:rPr>
+        <w:t xml:space="preserve">    </w:t>
+      </w:r>
+      <w:r>
+        <w:rPr>
+          <w:lang w:val="en-US"/>
+        </w:rPr>
+        <w:t xml:space="preserve">def </w:t>
+      </w:r>
+      <w:r>
+        <w:rPr>
+          <w:lang w:val="en-US"/>
+        </w:rPr>
+        <w:t>lol</w:t>
+      </w:r>
+      <w:r>
+        <w:rPr>
+          <w:lang w:val="en-US"/>
+        </w:rPr>
+        <w:t xml:space="preserve">(self, </w:t>
+      </w:r>
+      <w:r>
+        <w:rPr>
+          <w:lang w:val="en-US"/>
+        </w:rPr>
+        <w:t>shit</w:t>
+      </w:r>
+      <w:r>
+        <w:rPr>
+          <w:lang w:val="en-US"/>
+        </w:rPr>
+        <w:t>):</w:t>
+      </w:r>
+    </w:p>
+    <w:p>
+      <w:pPr>
+        <w:pStyle w:val="ListParagraph"/>
+        <w:pBdr>
+          <w:top w:val="single" w:sz="4" w:space="1" w:color="auto"/>
+          <w:left w:val="single" w:sz="4" w:space="4" w:color="auto"/>
+          <w:bottom w:val="single" w:sz="4" w:space="1" w:color="auto"/>
+          <w:right w:val="single" w:sz="4" w:space="4" w:color="auto"/>
+        </w:pBdr>
+        <w:ind w:left="1080"/>
+        <w:rPr>
+          <w:lang w:val="en-US"/>
+        </w:rPr>
+      </w:pPr>
+      <w:r>
+        <w:rPr>
+          <w:lang w:val="en-US"/>
+        </w:rPr>
+        <w:t xml:space="preserve">        </w:t>
+      </w:r>
+      <w:r>
+        <w:rPr>
+          <w:lang w:val="en-US"/>
+        </w:rPr>
+        <w:t xml:space="preserve">return </w:t>
+      </w:r>
+      <w:r>
+        <w:rPr>
+          <w:lang w:val="en-US"/>
+        </w:rPr>
+        <w:t>shit + 1</w:t>
+      </w:r>
+    </w:p>
+    <w:p>
+      <w:pPr>
+        <w:pStyle w:val="ListParagraph"/>
+        <w:pBdr>
+          <w:top w:val="single" w:sz="4" w:space="1" w:color="auto"/>
+          <w:left w:val="single" w:sz="4" w:space="4" w:color="auto"/>
+          <w:bottom w:val="single" w:sz="4" w:space="1" w:color="auto"/>
+          <w:right w:val="single" w:sz="4" w:space="4" w:color="auto"/>
+        </w:pBdr>
+        <w:ind w:left="1080"/>
+        <w:rPr>
+          <w:lang w:val="en-US"/>
+        </w:rPr>
+      </w:pPr>
+    </w:p>
+    <w:p>
+      <w:pPr>
+        <w:pStyle w:val="ListParagraph"/>
+        <w:pBdr>
+          <w:top w:val="single" w:sz="4" w:space="1" w:color="auto"/>
+          <w:left w:val="single" w:sz="4" w:space="4" w:color="auto"/>
+          <w:bottom w:val="single" w:sz="4" w:space="1" w:color="auto"/>
+          <w:right w:val="single" w:sz="4" w:space="4" w:color="auto"/>
+        </w:pBdr>
+        <w:ind w:left="1080"/>
+        <w:rPr>
+          <w:lang w:val="en-US"/>
+        </w:rPr>
+      </w:pPr>
+      <w:r>
+        <w:rPr>
+          <w:lang w:val="en-US"/>
+        </w:rPr>
+        <w:t>new_foo = foo(4)</w:t>
+      </w:r>
+    </w:p>
+    <w:p>
+      <w:pPr>
+        <w:rPr>
+          <w:lang w:val="en-US"/>
+        </w:rPr>
+      </w:pPr>
+    </w:p>
+    <w:p>
+      <w:pPr>
+        <w:rPr>
+          <w:lang w:val="en-US"/>
+        </w:rPr>
+      </w:pPr>
+      <w:r>
+        <w:rPr>
+          <w:lang w:val="en-US"/>
+        </w:rPr>
+        <w:t>Error – Lỗi:</w:t>
+      </w:r>
+    </w:p>
+    <w:p>
+      <w:pPr>
+        <w:pStyle w:val="ListParagraph"/>
+        <w:numPr>
+          <w:ilvl w:val="0"/>
+          <w:numId w:val="11"/>
+        </w:numPr>
+        <w:rPr>
+          <w:lang w:val="en-US"/>
+        </w:rPr>
+      </w:pPr>
+      <w:r>
+        <w:rPr>
+          <w:lang w:val="en-US"/>
+        </w:rPr>
+        <w:t>Cách Nhanh Nhất Để Thông Báo Lỗi Nếu 1 Biểu Thức Logic Nào Đó False?</w:t>
+      </w:r>
+    </w:p>
+    <w:p>
+      <w:pPr>
+        <w:pStyle w:val="ListParagraph"/>
+        <w:pBdr>
+          <w:top w:val="single" w:sz="4" w:space="1" w:color="auto"/>
+          <w:left w:val="single" w:sz="4" w:space="4" w:color="auto"/>
+          <w:bottom w:val="single" w:sz="4" w:space="1" w:color="auto"/>
+          <w:right w:val="single" w:sz="4" w:space="4" w:color="auto"/>
+        </w:pBdr>
+        <w:ind w:left="1080"/>
+        <w:rPr>
+          <w:lang w:val="en-US"/>
+        </w:rPr>
+      </w:pPr>
+      <w:r>
+        <w:rPr>
+          <w:lang w:val="en-US"/>
+        </w:rPr>
+        <w:t>assert &lt;Biểu Thức Logic&gt;</w:t>
+      </w:r>
+    </w:p>
+    <w:p>
+      <w:pPr>
+        <w:pStyle w:val="ListParagraph"/>
         <w:numPr>
           <w:ilvl w:val="0"/>
           <w:numId w:val="3"/>
@@ -2990,43 +4482,34 @@
         <w:rPr>
           <w:lang w:val="en-US"/>
         </w:rPr>
-        <w:t>Class A to nhất, trong đó có Class B, trong B có thuộc tính “foo” = 5, khi đó “A.B.foo” có giá trị = 5, trong B còn có hàm “bar”, khi đó “A.B.bar(&lt;Tham Số&gt;)” sẽ gọi hàm này</w:t>
-      </w:r>
-    </w:p>
-    <w:p>
-      <w:pPr>
-        <w:pStyle w:val="ListParagraph"/>
-        <w:numPr>
-          <w:ilvl w:val="0"/>
-          <w:numId w:val="7"/>
-        </w:numPr>
-        <w:rPr>
-          <w:lang w:val="en-US"/>
-        </w:rPr>
-      </w:pPr>
-      <w:r>
-        <w:rPr>
-          <w:lang w:val="en-US"/>
-        </w:rPr>
-        <w:t xml:space="preserve">Bản </w:t>
-      </w:r>
-      <w:r>
-        <w:rPr>
-          <w:lang w:val="en-US"/>
-        </w:rPr>
-        <w:t xml:space="preserve">Chất Của 1 Đối Tượng  Thuộc 1 </w:t>
-      </w:r>
-      <w:r>
-        <w:rPr>
-          <w:lang w:val="en-US"/>
-        </w:rPr>
-        <w:t xml:space="preserve">Class </w:t>
-      </w:r>
-      <w:r>
-        <w:rPr>
-          <w:lang w:val="en-US"/>
-        </w:rPr>
-        <w:t>Nào Đó?</w:t>
+        <w:t>ví dụ</w:t>
+      </w:r>
+    </w:p>
+    <w:p>
+      <w:pPr>
+        <w:pStyle w:val="ListParagraph"/>
+        <w:pBdr>
+          <w:top w:val="single" w:sz="4" w:space="1" w:color="auto"/>
+          <w:left w:val="single" w:sz="4" w:space="4" w:color="auto"/>
+          <w:bottom w:val="single" w:sz="4" w:space="1" w:color="auto"/>
+          <w:right w:val="single" w:sz="4" w:space="4" w:color="auto"/>
+        </w:pBdr>
+        <w:ind w:left="1080"/>
+        <w:rPr>
+          <w:lang w:val="en-US"/>
+        </w:rPr>
+      </w:pPr>
+      <w:r>
+        <w:rPr>
+          <w:lang w:val="en-US"/>
+        </w:rPr>
+        <w:t>assert 1 &gt;</w:t>
+      </w:r>
+      <w:r>
+        <w:rPr>
+          <w:lang w:val="en-US"/>
+        </w:rPr>
+        <w:t xml:space="preserve"> 5</w:t>
       </w:r>
     </w:p>
     <w:p>
@@ -3044,28 +4527,28 @@
         <w:rPr>
           <w:lang w:val="en-US"/>
         </w:rPr>
-        <w:t>Để tạo 1 đối tượng của 1 Class, ví dụ tạo đối tượng B từ Class A, viết</w:t>
-      </w:r>
-    </w:p>
-    <w:p>
-      <w:pPr>
-        <w:pStyle w:val="ListParagraph"/>
-        <w:pBdr>
-          <w:top w:val="single" w:sz="4" w:space="1" w:color="auto"/>
-          <w:left w:val="single" w:sz="4" w:space="4" w:color="auto"/>
-          <w:bottom w:val="single" w:sz="4" w:space="1" w:color="auto"/>
-          <w:right w:val="single" w:sz="4" w:space="4" w:color="auto"/>
-        </w:pBdr>
-        <w:ind w:left="1080"/>
-        <w:rPr>
-          <w:lang w:val="en-US"/>
-        </w:rPr>
-      </w:pPr>
-      <w:r>
-        <w:rPr>
-          <w:lang w:val="en-US"/>
-        </w:rPr>
-        <w:t>B = A()</w:t>
+        <w:t>Màn hình sẽ thông báo “Assertion Error”</w:t>
+      </w:r>
+    </w:p>
+    <w:p>
+      <w:pPr>
+        <w:pStyle w:val="ListParagraph"/>
+        <w:pBdr>
+          <w:top w:val="single" w:sz="4" w:space="1" w:color="auto"/>
+          <w:left w:val="single" w:sz="4" w:space="4" w:color="auto"/>
+          <w:bottom w:val="single" w:sz="4" w:space="1" w:color="auto"/>
+          <w:right w:val="single" w:sz="4" w:space="4" w:color="auto"/>
+        </w:pBdr>
+        <w:ind w:left="1080"/>
+        <w:rPr>
+          <w:lang w:val="en-US"/>
+        </w:rPr>
+      </w:pPr>
+      <w:r>
+        <w:rPr>
+          <w:lang w:val="en-US"/>
+        </w:rPr>
+        <w:t>assert 1 &lt; 5</w:t>
       </w:r>
     </w:p>
     <w:p>
@@ -3083,922 +4566,6 @@
         <w:rPr>
           <w:lang w:val="en-US"/>
         </w:rPr>
-        <w:lastRenderedPageBreak/>
-        <w:t>Đầ</w:t>
-      </w:r>
-      <w:r>
-        <w:rPr>
-          <w:lang w:val="en-US"/>
-        </w:rPr>
-        <w:t>u tiên, xét thuộc tính</w:t>
-      </w:r>
-      <w:r>
-        <w:rPr>
-          <w:lang w:val="en-US"/>
-        </w:rPr>
-        <w:t xml:space="preserve">, giả sử ta có Class A, trong đó có </w:t>
-      </w:r>
-      <w:r>
-        <w:rPr>
-          <w:lang w:val="en-US"/>
-        </w:rPr>
-        <w:t>“</w:t>
-      </w:r>
-      <w:r>
-        <w:rPr>
-          <w:lang w:val="en-US"/>
-        </w:rPr>
-        <w:t>foo</w:t>
-      </w:r>
-      <w:r>
-        <w:rPr>
-          <w:lang w:val="en-US"/>
-        </w:rPr>
-        <w:t>”</w:t>
-      </w:r>
-      <w:r>
-        <w:rPr>
-          <w:lang w:val="en-US"/>
-        </w:rPr>
-        <w:t xml:space="preserve"> = 4, B là 1 đối tượng thuộc Class A, truy cập tất cả thuộc tính của Class A = đối tượng B như bình thườ</w:t>
-      </w:r>
-      <w:r>
-        <w:rPr>
-          <w:lang w:val="en-US"/>
-        </w:rPr>
-        <w:t>ng, tuy nhiên “foo” dùng chung, nghĩa là nếu thay đổi “foo” thông qua “A.foo” thì “B.foo” cũng thay đổi tương tự, nhưng nếu dùng “B.foo” để thay đổi, thì “A.foo” và tất cả các đối tượng của class A sẽ không thay đổi, khi này, “foo” của B sẽ tách ra làm thuộc tính riêng của B</w:t>
-      </w:r>
-    </w:p>
-    <w:p>
-      <w:pPr>
-        <w:pStyle w:val="ListParagraph"/>
-        <w:numPr>
-          <w:ilvl w:val="0"/>
-          <w:numId w:val="3"/>
-        </w:numPr>
-        <w:rPr>
-          <w:lang w:val="en-US"/>
-        </w:rPr>
-      </w:pPr>
-      <w:r>
-        <w:rPr>
-          <w:lang w:val="en-US"/>
-        </w:rPr>
-        <w:t xml:space="preserve">Xét hàm số, trong Class A có hàm “bar”, khi này dùng B để gọi </w:t>
-      </w:r>
-      <w:r>
-        <w:rPr>
-          <w:lang w:val="en-US"/>
-        </w:rPr>
-        <w:t>“</w:t>
-      </w:r>
-      <w:r>
-        <w:rPr>
-          <w:lang w:val="en-US"/>
-        </w:rPr>
-        <w:t>bar</w:t>
-      </w:r>
-      <w:r>
-        <w:rPr>
-          <w:lang w:val="en-US"/>
-        </w:rPr>
-        <w:t>”</w:t>
-      </w:r>
-      <w:r>
-        <w:rPr>
-          <w:lang w:val="en-US"/>
-        </w:rPr>
-        <w:t xml:space="preserve"> sẽ có 1 chút khác, đó là tham số đầu tiên của </w:t>
-      </w:r>
-      <w:r>
-        <w:rPr>
-          <w:lang w:val="en-US"/>
-        </w:rPr>
-        <w:t>“</w:t>
-      </w:r>
-      <w:r>
-        <w:rPr>
-          <w:lang w:val="en-US"/>
-        </w:rPr>
-        <w:t>bar</w:t>
-      </w:r>
-      <w:r>
-        <w:rPr>
-          <w:lang w:val="en-US"/>
-        </w:rPr>
-        <w:t>”</w:t>
-      </w:r>
-      <w:r>
-        <w:rPr>
-          <w:lang w:val="en-US"/>
-        </w:rPr>
-        <w:t xml:space="preserve"> sẽ chính là bản thân B luôn, nên bạn có thể dùng tham số này để thay đổi hàm và thuộc tính của B, thông thường nó được đặt tên là “self”</w:t>
-      </w:r>
-    </w:p>
-    <w:p>
-      <w:pPr>
-        <w:pStyle w:val="ListParagraph"/>
-        <w:numPr>
-          <w:ilvl w:val="0"/>
-          <w:numId w:val="3"/>
-        </w:numPr>
-        <w:rPr>
-          <w:lang w:val="en-US"/>
-        </w:rPr>
-      </w:pPr>
-      <w:r>
-        <w:rPr>
-          <w:lang w:val="en-US"/>
-        </w:rPr>
-        <w:t>Nếu bạn muốn không có sự khác biệt, nghĩa là không có tham số đầu tiên con mẹ gì hết, thì đặt “@staticmethod” lên trước khai báo hàm</w:t>
-      </w:r>
-    </w:p>
-    <w:p>
-      <w:pPr>
-        <w:pStyle w:val="ListParagraph"/>
-        <w:numPr>
-          <w:ilvl w:val="0"/>
-          <w:numId w:val="3"/>
-        </w:numPr>
-        <w:rPr>
-          <w:lang w:val="en-US"/>
-        </w:rPr>
-      </w:pPr>
-      <w:r>
-        <w:rPr>
-          <w:lang w:val="en-US"/>
-        </w:rPr>
-        <w:t>Hàm “__init__” là trường hợp đặc biệt, sau khi B đăng kí Class A, nó sẽ ngay lập tức gọi hàm này</w:t>
-      </w:r>
-    </w:p>
-    <w:p>
-      <w:pPr>
-        <w:pStyle w:val="ListParagraph"/>
-        <w:numPr>
-          <w:ilvl w:val="0"/>
-          <w:numId w:val="7"/>
-        </w:numPr>
-        <w:rPr>
-          <w:lang w:val="en-US"/>
-        </w:rPr>
-      </w:pPr>
-      <w:r>
-        <w:rPr>
-          <w:lang w:val="en-US"/>
-        </w:rPr>
-        <w:t xml:space="preserve">Tạo </w:t>
-      </w:r>
-      <w:r>
-        <w:rPr>
-          <w:lang w:val="en-US"/>
-        </w:rPr>
-        <w:t>Nhanh 1 Class?</w:t>
-      </w:r>
-    </w:p>
-    <w:p>
-      <w:pPr>
-        <w:pStyle w:val="ListParagraph"/>
-        <w:pBdr>
-          <w:top w:val="single" w:sz="4" w:space="1" w:color="auto"/>
-          <w:left w:val="single" w:sz="4" w:space="4" w:color="auto"/>
-          <w:bottom w:val="single" w:sz="4" w:space="1" w:color="auto"/>
-          <w:right w:val="single" w:sz="4" w:space="4" w:color="auto"/>
-        </w:pBdr>
-        <w:ind w:left="1080"/>
-        <w:rPr>
-          <w:lang w:val="en-US"/>
-        </w:rPr>
-      </w:pPr>
-      <w:r>
-        <w:rPr>
-          <w:lang w:val="en-US"/>
-        </w:rPr>
-        <w:t xml:space="preserve">class </w:t>
-      </w:r>
-      <w:r>
-        <w:rPr>
-          <w:lang w:val="en-US"/>
-        </w:rPr>
-        <w:t>&lt;Tên Class&gt;</w:t>
-      </w:r>
-      <w:r>
-        <w:rPr>
-          <w:lang w:val="en-US"/>
-        </w:rPr>
-        <w:t>(</w:t>
-      </w:r>
-      <w:r>
-        <w:rPr>
-          <w:lang w:val="en-US"/>
-        </w:rPr>
-        <w:t>&lt;Tên Class Kế Thừa&gt;</w:t>
-      </w:r>
-      <w:r>
-        <w:rPr>
-          <w:lang w:val="en-US"/>
-        </w:rPr>
-        <w:t>):</w:t>
-      </w:r>
-    </w:p>
-    <w:p>
-      <w:pPr>
-        <w:pStyle w:val="ListParagraph"/>
-        <w:pBdr>
-          <w:top w:val="single" w:sz="4" w:space="1" w:color="auto"/>
-          <w:left w:val="single" w:sz="4" w:space="4" w:color="auto"/>
-          <w:bottom w:val="single" w:sz="4" w:space="1" w:color="auto"/>
-          <w:right w:val="single" w:sz="4" w:space="4" w:color="auto"/>
-        </w:pBdr>
-        <w:ind w:left="1080"/>
-        <w:rPr>
-          <w:lang w:val="en-US"/>
-        </w:rPr>
-      </w:pPr>
-      <w:r>
-        <w:rPr>
-          <w:lang w:val="en-US"/>
-        </w:rPr>
-        <w:t xml:space="preserve">    </w:t>
-      </w:r>
-      <w:r>
-        <w:rPr>
-          <w:lang w:val="en-US"/>
-        </w:rPr>
-        <w:t>def __init__(self, &lt;Tham Số Khởi Tạo&gt;):</w:t>
-      </w:r>
-    </w:p>
-    <w:p>
-      <w:pPr>
-        <w:pStyle w:val="ListParagraph"/>
-        <w:pBdr>
-          <w:top w:val="single" w:sz="4" w:space="1" w:color="auto"/>
-          <w:left w:val="single" w:sz="4" w:space="4" w:color="auto"/>
-          <w:bottom w:val="single" w:sz="4" w:space="1" w:color="auto"/>
-          <w:right w:val="single" w:sz="4" w:space="4" w:color="auto"/>
-        </w:pBdr>
-        <w:ind w:left="1080"/>
-        <w:rPr>
-          <w:lang w:val="en-US"/>
-        </w:rPr>
-      </w:pPr>
-      <w:r>
-        <w:rPr>
-          <w:lang w:val="en-US"/>
-        </w:rPr>
-        <w:t xml:space="preserve">        </w:t>
-      </w:r>
-      <w:r>
-        <w:rPr>
-          <w:lang w:val="en-US"/>
-        </w:rPr>
-        <w:t>super().__init__(&lt;Giá Trị Khởi Tạo Class Kế Thừa&gt;)</w:t>
-      </w:r>
-    </w:p>
-    <w:p>
-      <w:pPr>
-        <w:pStyle w:val="ListParagraph"/>
-        <w:pBdr>
-          <w:top w:val="single" w:sz="4" w:space="1" w:color="auto"/>
-          <w:left w:val="single" w:sz="4" w:space="4" w:color="auto"/>
-          <w:bottom w:val="single" w:sz="4" w:space="1" w:color="auto"/>
-          <w:right w:val="single" w:sz="4" w:space="4" w:color="auto"/>
-        </w:pBdr>
-        <w:ind w:left="1080"/>
-        <w:rPr>
-          <w:lang w:val="en-US"/>
-        </w:rPr>
-      </w:pPr>
-      <w:r>
-        <w:rPr>
-          <w:lang w:val="en-US"/>
-        </w:rPr>
-        <w:t xml:space="preserve">        </w:t>
-      </w:r>
-      <w:r>
-        <w:rPr>
-          <w:lang w:val="en-US"/>
-        </w:rPr>
-        <w:t>self.&lt;Tên Thuộc Tính&gt; = &lt;Giá Trị Thuộc Tính&gt;</w:t>
-      </w:r>
-    </w:p>
-    <w:p>
-      <w:pPr>
-        <w:pStyle w:val="ListParagraph"/>
-        <w:pBdr>
-          <w:top w:val="single" w:sz="4" w:space="1" w:color="auto"/>
-          <w:left w:val="single" w:sz="4" w:space="4" w:color="auto"/>
-          <w:bottom w:val="single" w:sz="4" w:space="1" w:color="auto"/>
-          <w:right w:val="single" w:sz="4" w:space="4" w:color="auto"/>
-        </w:pBdr>
-        <w:ind w:left="1080"/>
-        <w:rPr>
-          <w:lang w:val="en-US"/>
-        </w:rPr>
-      </w:pPr>
-    </w:p>
-    <w:p>
-      <w:pPr>
-        <w:pStyle w:val="ListParagraph"/>
-        <w:pBdr>
-          <w:top w:val="single" w:sz="4" w:space="1" w:color="auto"/>
-          <w:left w:val="single" w:sz="4" w:space="4" w:color="auto"/>
-          <w:bottom w:val="single" w:sz="4" w:space="1" w:color="auto"/>
-          <w:right w:val="single" w:sz="4" w:space="4" w:color="auto"/>
-        </w:pBdr>
-        <w:ind w:left="1080"/>
-        <w:rPr>
-          <w:lang w:val="en-US"/>
-        </w:rPr>
-      </w:pPr>
-      <w:r>
-        <w:rPr>
-          <w:lang w:val="en-US"/>
-        </w:rPr>
-        <w:t xml:space="preserve">    </w:t>
-      </w:r>
-      <w:r>
-        <w:rPr>
-          <w:lang w:val="en-US"/>
-        </w:rPr>
-        <w:t>def &lt;Tên Hàm Trong Class&gt;(self, &lt;Tham Số&gt;):</w:t>
-      </w:r>
-    </w:p>
-    <w:p>
-      <w:pPr>
-        <w:pStyle w:val="ListParagraph"/>
-        <w:pBdr>
-          <w:top w:val="single" w:sz="4" w:space="1" w:color="auto"/>
-          <w:left w:val="single" w:sz="4" w:space="4" w:color="auto"/>
-          <w:bottom w:val="single" w:sz="4" w:space="1" w:color="auto"/>
-          <w:right w:val="single" w:sz="4" w:space="4" w:color="auto"/>
-        </w:pBdr>
-        <w:ind w:left="1080"/>
-        <w:rPr>
-          <w:lang w:val="en-US"/>
-        </w:rPr>
-      </w:pPr>
-      <w:r>
-        <w:rPr>
-          <w:lang w:val="en-US"/>
-        </w:rPr>
-        <w:t xml:space="preserve">        </w:t>
-      </w:r>
-      <w:r>
-        <w:rPr>
-          <w:lang w:val="en-US"/>
-        </w:rPr>
-        <w:t xml:space="preserve">&lt;Xử Lí </w:t>
-      </w:r>
-      <w:r>
-        <w:rPr>
-          <w:lang w:val="en-US"/>
-        </w:rPr>
-        <w:t>Gì Đó Với Tham Số</w:t>
-      </w:r>
-      <w:r>
-        <w:rPr>
-          <w:lang w:val="en-US"/>
-        </w:rPr>
-        <w:t>&gt;</w:t>
-      </w:r>
-    </w:p>
-    <w:p>
-      <w:pPr>
-        <w:pStyle w:val="ListParagraph"/>
-        <w:pBdr>
-          <w:top w:val="single" w:sz="4" w:space="1" w:color="auto"/>
-          <w:left w:val="single" w:sz="4" w:space="4" w:color="auto"/>
-          <w:bottom w:val="single" w:sz="4" w:space="1" w:color="auto"/>
-          <w:right w:val="single" w:sz="4" w:space="4" w:color="auto"/>
-        </w:pBdr>
-        <w:ind w:left="1080"/>
-        <w:rPr>
-          <w:lang w:val="en-US"/>
-        </w:rPr>
-      </w:pPr>
-      <w:r>
-        <w:rPr>
-          <w:lang w:val="en-US"/>
-        </w:rPr>
-        <w:t xml:space="preserve">        </w:t>
-      </w:r>
-      <w:r>
-        <w:rPr>
-          <w:lang w:val="en-US"/>
-        </w:rPr>
-        <w:t>return &lt;Giá Trị G</w:t>
-      </w:r>
-      <w:r>
-        <w:rPr>
-          <w:sz w:val="24"/>
-          <w:lang w:val="en-US"/>
-        </w:rPr>
-        <w:t>ì</w:t>
-      </w:r>
-      <w:r>
-        <w:rPr>
-          <w:lang w:val="en-US"/>
-        </w:rPr>
-        <w:t xml:space="preserve"> Đó&gt;</w:t>
-      </w:r>
-    </w:p>
-    <w:p>
-      <w:pPr>
-        <w:pStyle w:val="ListParagraph"/>
-        <w:numPr>
-          <w:ilvl w:val="0"/>
-          <w:numId w:val="3"/>
-        </w:numPr>
-        <w:rPr>
-          <w:lang w:val="en-US"/>
-        </w:rPr>
-      </w:pPr>
-      <w:r>
-        <w:rPr>
-          <w:lang w:val="en-US"/>
-        </w:rPr>
-        <w:t>Lệnh “</w:t>
-      </w:r>
-      <w:r>
-        <w:rPr>
-          <w:lang w:val="en-US"/>
-        </w:rPr>
-        <w:t>super().__init__()</w:t>
-      </w:r>
-      <w:r>
-        <w:rPr>
-          <w:lang w:val="en-US"/>
-        </w:rPr>
-        <w:t>” dùng để khởi tạo Class kế thừa với những giá trị mình đưa vào</w:t>
-      </w:r>
-    </w:p>
-    <w:p>
-      <w:pPr>
-        <w:pStyle w:val="ListParagraph"/>
-        <w:numPr>
-          <w:ilvl w:val="0"/>
-          <w:numId w:val="3"/>
-        </w:numPr>
-        <w:rPr>
-          <w:lang w:val="en-US"/>
-        </w:rPr>
-      </w:pPr>
-      <w:r>
-        <w:rPr>
-          <w:lang w:val="en-US"/>
-        </w:rPr>
-        <w:t>Ví dụ</w:t>
-      </w:r>
-    </w:p>
-    <w:p>
-      <w:pPr>
-        <w:pStyle w:val="ListParagraph"/>
-        <w:pBdr>
-          <w:top w:val="single" w:sz="4" w:space="1" w:color="auto"/>
-          <w:left w:val="single" w:sz="4" w:space="4" w:color="auto"/>
-          <w:bottom w:val="single" w:sz="4" w:space="1" w:color="auto"/>
-          <w:right w:val="single" w:sz="4" w:space="4" w:color="auto"/>
-        </w:pBdr>
-        <w:ind w:left="1080"/>
-        <w:rPr>
-          <w:lang w:val="en-US"/>
-        </w:rPr>
-      </w:pPr>
-      <w:r>
-        <w:rPr>
-          <w:lang w:val="en-US"/>
-        </w:rPr>
-        <w:t xml:space="preserve">class </w:t>
-      </w:r>
-      <w:r>
-        <w:rPr>
-          <w:lang w:val="en-US"/>
-        </w:rPr>
-        <w:t>foo</w:t>
-      </w:r>
-      <w:r>
-        <w:rPr>
-          <w:lang w:val="en-US"/>
-        </w:rPr>
-        <w:t>(</w:t>
-      </w:r>
-      <w:r>
-        <w:rPr>
-          <w:lang w:val="en-US"/>
-        </w:rPr>
-        <w:t>bar</w:t>
-      </w:r>
-      <w:r>
-        <w:rPr>
-          <w:lang w:val="en-US"/>
-        </w:rPr>
-        <w:t>):</w:t>
-      </w:r>
-    </w:p>
-    <w:p>
-      <w:pPr>
-        <w:pStyle w:val="ListParagraph"/>
-        <w:pBdr>
-          <w:top w:val="single" w:sz="4" w:space="1" w:color="auto"/>
-          <w:left w:val="single" w:sz="4" w:space="4" w:color="auto"/>
-          <w:bottom w:val="single" w:sz="4" w:space="1" w:color="auto"/>
-          <w:right w:val="single" w:sz="4" w:space="4" w:color="auto"/>
-        </w:pBdr>
-        <w:ind w:left="1080"/>
-        <w:rPr>
-          <w:lang w:val="en-US"/>
-        </w:rPr>
-      </w:pPr>
-      <w:r>
-        <w:rPr>
-          <w:lang w:val="en-US"/>
-        </w:rPr>
-        <w:t xml:space="preserve">    </w:t>
-      </w:r>
-      <w:r>
-        <w:rPr>
-          <w:lang w:val="en-US"/>
-        </w:rPr>
-        <w:t xml:space="preserve">def __init__(self, </w:t>
-      </w:r>
-      <w:r>
-        <w:rPr>
-          <w:lang w:val="en-US"/>
-        </w:rPr>
-        <w:t>bruh</w:t>
-      </w:r>
-      <w:r>
-        <w:rPr>
-          <w:lang w:val="en-US"/>
-        </w:rPr>
-        <w:t>):</w:t>
-      </w:r>
-    </w:p>
-    <w:p>
-      <w:pPr>
-        <w:pStyle w:val="ListParagraph"/>
-        <w:pBdr>
-          <w:top w:val="single" w:sz="4" w:space="1" w:color="auto"/>
-          <w:left w:val="single" w:sz="4" w:space="4" w:color="auto"/>
-          <w:bottom w:val="single" w:sz="4" w:space="1" w:color="auto"/>
-          <w:right w:val="single" w:sz="4" w:space="4" w:color="auto"/>
-        </w:pBdr>
-        <w:ind w:left="1080"/>
-        <w:rPr>
-          <w:lang w:val="en-US"/>
-        </w:rPr>
-      </w:pPr>
-      <w:r>
-        <w:rPr>
-          <w:lang w:val="en-US"/>
-        </w:rPr>
-        <w:t xml:space="preserve">        </w:t>
-      </w:r>
-      <w:r>
-        <w:rPr>
-          <w:lang w:val="en-US"/>
-        </w:rPr>
-        <w:t>super().__init__()</w:t>
-      </w:r>
-    </w:p>
-    <w:p>
-      <w:pPr>
-        <w:pStyle w:val="ListParagraph"/>
-        <w:pBdr>
-          <w:top w:val="single" w:sz="4" w:space="1" w:color="auto"/>
-          <w:left w:val="single" w:sz="4" w:space="4" w:color="auto"/>
-          <w:bottom w:val="single" w:sz="4" w:space="1" w:color="auto"/>
-          <w:right w:val="single" w:sz="4" w:space="4" w:color="auto"/>
-        </w:pBdr>
-        <w:ind w:left="1080"/>
-        <w:rPr>
-          <w:lang w:val="en-US"/>
-        </w:rPr>
-      </w:pPr>
-      <w:r>
-        <w:rPr>
-          <w:lang w:val="en-US"/>
-        </w:rPr>
-        <w:t xml:space="preserve">        </w:t>
-      </w:r>
-      <w:r>
-        <w:rPr>
-          <w:lang w:val="en-US"/>
-        </w:rPr>
-        <w:t>self.</w:t>
-      </w:r>
-      <w:r>
-        <w:rPr>
-          <w:lang w:val="en-US"/>
-        </w:rPr>
-        <w:t>dark</w:t>
-      </w:r>
-      <w:r>
-        <w:rPr>
-          <w:lang w:val="en-US"/>
-        </w:rPr>
-        <w:t xml:space="preserve"> = </w:t>
-      </w:r>
-      <w:r>
-        <w:rPr>
-          <w:lang w:val="en-US"/>
-        </w:rPr>
-        <w:t>“lmao”</w:t>
-      </w:r>
-    </w:p>
-    <w:p>
-      <w:pPr>
-        <w:pStyle w:val="ListParagraph"/>
-        <w:pBdr>
-          <w:top w:val="single" w:sz="4" w:space="1" w:color="auto"/>
-          <w:left w:val="single" w:sz="4" w:space="4" w:color="auto"/>
-          <w:bottom w:val="single" w:sz="4" w:space="1" w:color="auto"/>
-          <w:right w:val="single" w:sz="4" w:space="4" w:color="auto"/>
-        </w:pBdr>
-        <w:ind w:left="1080"/>
-        <w:rPr>
-          <w:lang w:val="en-US"/>
-        </w:rPr>
-      </w:pPr>
-    </w:p>
-    <w:p>
-      <w:pPr>
-        <w:pStyle w:val="ListParagraph"/>
-        <w:pBdr>
-          <w:top w:val="single" w:sz="4" w:space="1" w:color="auto"/>
-          <w:left w:val="single" w:sz="4" w:space="4" w:color="auto"/>
-          <w:bottom w:val="single" w:sz="4" w:space="1" w:color="auto"/>
-          <w:right w:val="single" w:sz="4" w:space="4" w:color="auto"/>
-        </w:pBdr>
-        <w:ind w:left="1080"/>
-        <w:rPr>
-          <w:lang w:val="en-US"/>
-        </w:rPr>
-      </w:pPr>
-      <w:r>
-        <w:rPr>
-          <w:lang w:val="en-US"/>
-        </w:rPr>
-        <w:t xml:space="preserve">    </w:t>
-      </w:r>
-      <w:r>
-        <w:rPr>
-          <w:lang w:val="en-US"/>
-        </w:rPr>
-        <w:t xml:space="preserve">def </w:t>
-      </w:r>
-      <w:r>
-        <w:rPr>
-          <w:lang w:val="en-US"/>
-        </w:rPr>
-        <w:t>lol</w:t>
-      </w:r>
-      <w:r>
-        <w:rPr>
-          <w:lang w:val="en-US"/>
-        </w:rPr>
-        <w:t xml:space="preserve">(self, </w:t>
-      </w:r>
-      <w:r>
-        <w:rPr>
-          <w:lang w:val="en-US"/>
-        </w:rPr>
-        <w:t>shit</w:t>
-      </w:r>
-      <w:r>
-        <w:rPr>
-          <w:lang w:val="en-US"/>
-        </w:rPr>
-        <w:t>):</w:t>
-      </w:r>
-    </w:p>
-    <w:p>
-      <w:pPr>
-        <w:pStyle w:val="ListParagraph"/>
-        <w:pBdr>
-          <w:top w:val="single" w:sz="4" w:space="1" w:color="auto"/>
-          <w:left w:val="single" w:sz="4" w:space="4" w:color="auto"/>
-          <w:bottom w:val="single" w:sz="4" w:space="1" w:color="auto"/>
-          <w:right w:val="single" w:sz="4" w:space="4" w:color="auto"/>
-        </w:pBdr>
-        <w:ind w:left="1080"/>
-        <w:rPr>
-          <w:lang w:val="en-US"/>
-        </w:rPr>
-      </w:pPr>
-      <w:r>
-        <w:rPr>
-          <w:lang w:val="en-US"/>
-        </w:rPr>
-        <w:t xml:space="preserve">        </w:t>
-      </w:r>
-      <w:r>
-        <w:rPr>
-          <w:lang w:val="en-US"/>
-        </w:rPr>
-        <w:t xml:space="preserve">return </w:t>
-      </w:r>
-      <w:r>
-        <w:rPr>
-          <w:lang w:val="en-US"/>
-        </w:rPr>
-        <w:t>shit + 1</w:t>
-      </w:r>
-    </w:p>
-    <w:p>
-      <w:pPr>
-        <w:pStyle w:val="ListParagraph"/>
-        <w:pBdr>
-          <w:top w:val="single" w:sz="4" w:space="1" w:color="auto"/>
-          <w:left w:val="single" w:sz="4" w:space="4" w:color="auto"/>
-          <w:bottom w:val="single" w:sz="4" w:space="1" w:color="auto"/>
-          <w:right w:val="single" w:sz="4" w:space="4" w:color="auto"/>
-        </w:pBdr>
-        <w:ind w:left="1080"/>
-        <w:rPr>
-          <w:lang w:val="en-US"/>
-        </w:rPr>
-      </w:pPr>
-    </w:p>
-    <w:p>
-      <w:pPr>
-        <w:pStyle w:val="ListParagraph"/>
-        <w:pBdr>
-          <w:top w:val="single" w:sz="4" w:space="1" w:color="auto"/>
-          <w:left w:val="single" w:sz="4" w:space="4" w:color="auto"/>
-          <w:bottom w:val="single" w:sz="4" w:space="1" w:color="auto"/>
-          <w:right w:val="single" w:sz="4" w:space="4" w:color="auto"/>
-        </w:pBdr>
-        <w:ind w:left="1080"/>
-        <w:rPr>
-          <w:lang w:val="en-US"/>
-        </w:rPr>
-      </w:pPr>
-      <w:r>
-        <w:rPr>
-          <w:lang w:val="en-US"/>
-        </w:rPr>
-        <w:t>new_foo = foo(4)</w:t>
-      </w:r>
-    </w:p>
-    <w:p>
-      <w:pPr>
-        <w:rPr>
-          <w:lang w:val="en-US"/>
-        </w:rPr>
-      </w:pPr>
-    </w:p>
-    <w:p>
-      <w:pPr>
-        <w:rPr>
-          <w:lang w:val="en-US"/>
-        </w:rPr>
-      </w:pPr>
-      <w:r>
-        <w:rPr>
-          <w:lang w:val="en-US"/>
-        </w:rPr>
-        <w:t>Error – Lỗi:</w:t>
-      </w:r>
-    </w:p>
-    <w:p>
-      <w:pPr>
-        <w:pStyle w:val="ListParagraph"/>
-        <w:numPr>
-          <w:ilvl w:val="0"/>
-          <w:numId w:val="11"/>
-        </w:numPr>
-        <w:rPr>
-          <w:lang w:val="en-US"/>
-        </w:rPr>
-      </w:pPr>
-      <w:r>
-        <w:rPr>
-          <w:lang w:val="en-US"/>
-        </w:rPr>
-        <w:t>Cách Nhanh Nhất Để Thông Báo Lỗi Nếu 1 Biểu Thức Logic Nào Đó False?</w:t>
-      </w:r>
-    </w:p>
-    <w:p>
-      <w:pPr>
-        <w:pStyle w:val="ListParagraph"/>
-        <w:pBdr>
-          <w:top w:val="single" w:sz="4" w:space="1" w:color="auto"/>
-          <w:left w:val="single" w:sz="4" w:space="4" w:color="auto"/>
-          <w:bottom w:val="single" w:sz="4" w:space="1" w:color="auto"/>
-          <w:right w:val="single" w:sz="4" w:space="4" w:color="auto"/>
-        </w:pBdr>
-        <w:ind w:left="1080"/>
-        <w:rPr>
-          <w:lang w:val="en-US"/>
-        </w:rPr>
-      </w:pPr>
-      <w:r>
-        <w:rPr>
-          <w:lang w:val="en-US"/>
-        </w:rPr>
-        <w:t>assert &lt;Biểu Thức Logic&gt;</w:t>
-      </w:r>
-    </w:p>
-    <w:p>
-      <w:pPr>
-        <w:pStyle w:val="ListParagraph"/>
-        <w:numPr>
-          <w:ilvl w:val="0"/>
-          <w:numId w:val="3"/>
-        </w:numPr>
-        <w:rPr>
-          <w:lang w:val="en-US"/>
-        </w:rPr>
-      </w:pPr>
-      <w:r>
-        <w:rPr>
-          <w:lang w:val="en-US"/>
-        </w:rPr>
-        <w:t>ví dụ</w:t>
-      </w:r>
-    </w:p>
-    <w:p>
-      <w:pPr>
-        <w:pStyle w:val="ListParagraph"/>
-        <w:pBdr>
-          <w:top w:val="single" w:sz="4" w:space="1" w:color="auto"/>
-          <w:left w:val="single" w:sz="4" w:space="4" w:color="auto"/>
-          <w:bottom w:val="single" w:sz="4" w:space="1" w:color="auto"/>
-          <w:right w:val="single" w:sz="4" w:space="4" w:color="auto"/>
-        </w:pBdr>
-        <w:ind w:left="1080"/>
-        <w:rPr>
-          <w:lang w:val="en-US"/>
-        </w:rPr>
-      </w:pPr>
-      <w:r>
-        <w:rPr>
-          <w:lang w:val="en-US"/>
-        </w:rPr>
-        <w:t>assert 1 &gt;</w:t>
-      </w:r>
-      <w:r>
-        <w:rPr>
-          <w:lang w:val="en-US"/>
-        </w:rPr>
-        <w:t xml:space="preserve"> 5</w:t>
-      </w:r>
-    </w:p>
-    <w:p>
-      <w:pPr>
-        <w:pStyle w:val="ListParagraph"/>
-        <w:numPr>
-          <w:ilvl w:val="0"/>
-          <w:numId w:val="3"/>
-        </w:numPr>
-        <w:rPr>
-          <w:lang w:val="en-US"/>
-        </w:rPr>
-      </w:pPr>
-      <w:r>
-        <w:rPr>
-          <w:lang w:val="en-US"/>
-        </w:rPr>
-        <w:t>Màn hình sẽ thông báo “Assertion Error”</w:t>
-      </w:r>
-    </w:p>
-    <w:p>
-      <w:pPr>
-        <w:pStyle w:val="ListParagraph"/>
-        <w:pBdr>
-          <w:top w:val="single" w:sz="4" w:space="1" w:color="auto"/>
-          <w:left w:val="single" w:sz="4" w:space="4" w:color="auto"/>
-          <w:bottom w:val="single" w:sz="4" w:space="1" w:color="auto"/>
-          <w:right w:val="single" w:sz="4" w:space="4" w:color="auto"/>
-        </w:pBdr>
-        <w:ind w:left="1080"/>
-        <w:rPr>
-          <w:lang w:val="en-US"/>
-        </w:rPr>
-      </w:pPr>
-      <w:r>
-        <w:rPr>
-          <w:lang w:val="en-US"/>
-        </w:rPr>
-        <w:t>assert 1 &lt; 5</w:t>
-      </w:r>
-    </w:p>
-    <w:p>
-      <w:pPr>
-        <w:pStyle w:val="ListParagraph"/>
-        <w:numPr>
-          <w:ilvl w:val="0"/>
-          <w:numId w:val="3"/>
-        </w:numPr>
-        <w:rPr>
-          <w:lang w:val="en-US"/>
-        </w:rPr>
-      </w:pPr>
-      <w:r>
-        <w:rPr>
-          <w:lang w:val="en-US"/>
-        </w:rPr>
         <w:t>Câu lệnh này được bỏ qua</w:t>
       </w:r>
     </w:p>
@@ -4055,7 +4622,6 @@
         <w:rPr>
           <w:lang w:val="en-US"/>
         </w:rPr>
-        <w:lastRenderedPageBreak/>
         <w:t xml:space="preserve">Positional Argument </w:t>
       </w:r>
       <w:r>
@@ -4240,6 +4806,7 @@
               <w:rPr>
                 <w:lang w:val="en-US"/>
               </w:rPr>
+              <w:lastRenderedPageBreak/>
               <w:t>Positional Argument</w:t>
             </w:r>
           </w:p>
@@ -6029,39 +6596,114 @@
         <w:rPr>
           <w:lang w:val="en-US"/>
         </w:rPr>
+        <w:t>import os</w:t>
+      </w:r>
+    </w:p>
+    <w:p>
+      <w:pPr>
+        <w:pStyle w:val="ListParagraph"/>
+        <w:pBdr>
+          <w:top w:val="single" w:sz="4" w:space="1" w:color="auto"/>
+          <w:left w:val="single" w:sz="4" w:space="4" w:color="auto"/>
+          <w:bottom w:val="single" w:sz="4" w:space="1" w:color="auto"/>
+          <w:right w:val="single" w:sz="4" w:space="4" w:color="auto"/>
+        </w:pBdr>
+        <w:ind w:left="1080"/>
+        <w:rPr>
+          <w:lang w:val="en-US"/>
+        </w:rPr>
+      </w:pPr>
+    </w:p>
+    <w:p>
+      <w:pPr>
+        <w:pStyle w:val="ListParagraph"/>
+        <w:pBdr>
+          <w:top w:val="single" w:sz="4" w:space="1" w:color="auto"/>
+          <w:left w:val="single" w:sz="4" w:space="4" w:color="auto"/>
+          <w:bottom w:val="single" w:sz="4" w:space="1" w:color="auto"/>
+          <w:right w:val="single" w:sz="4" w:space="4" w:color="auto"/>
+        </w:pBdr>
+        <w:ind w:left="1080"/>
+        <w:rPr>
+          <w:lang w:val="en-US"/>
+        </w:rPr>
+      </w:pPr>
+      <w:r>
+        <w:rPr>
+          <w:lang w:val="en-US"/>
+        </w:rPr>
+        <w:t>FOLDER_PATH</w:t>
+      </w:r>
+      <w:r>
+        <w:rPr>
+          <w:lang w:val="en-US"/>
+        </w:rPr>
+        <w:t xml:space="preserve"> = r&lt;Đường Dẫn Tới Thư Mục&gt;</w:t>
+      </w:r>
+    </w:p>
+    <w:p>
+      <w:pPr>
+        <w:pStyle w:val="ListParagraph"/>
+        <w:pBdr>
+          <w:top w:val="single" w:sz="4" w:space="1" w:color="auto"/>
+          <w:left w:val="single" w:sz="4" w:space="4" w:color="auto"/>
+          <w:bottom w:val="single" w:sz="4" w:space="1" w:color="auto"/>
+          <w:right w:val="single" w:sz="4" w:space="4" w:color="auto"/>
+        </w:pBdr>
+        <w:ind w:left="1080"/>
+        <w:rPr>
+          <w:lang w:val="en-US"/>
+        </w:rPr>
+      </w:pPr>
+      <w:r>
+        <w:rPr>
+          <w:lang w:val="en-US"/>
+        </w:rPr>
+        <w:t xml:space="preserve">FILE_EXTENSION </w:t>
+      </w:r>
+      <w:r>
+        <w:rPr>
+          <w:lang w:val="en-US"/>
+        </w:rPr>
+        <w:t>= '.png'</w:t>
+      </w:r>
+    </w:p>
+    <w:p>
+      <w:pPr>
+        <w:pStyle w:val="ListParagraph"/>
+        <w:pBdr>
+          <w:top w:val="single" w:sz="4" w:space="1" w:color="auto"/>
+          <w:left w:val="single" w:sz="4" w:space="4" w:color="auto"/>
+          <w:bottom w:val="single" w:sz="4" w:space="1" w:color="auto"/>
+          <w:right w:val="single" w:sz="4" w:space="4" w:color="auto"/>
+        </w:pBdr>
+        <w:ind w:left="1080"/>
+        <w:rPr>
+          <w:lang w:val="en-US"/>
+        </w:rPr>
+      </w:pPr>
+    </w:p>
+    <w:p>
+      <w:pPr>
+        <w:pStyle w:val="ListParagraph"/>
+        <w:pBdr>
+          <w:top w:val="single" w:sz="4" w:space="1" w:color="auto"/>
+          <w:left w:val="single" w:sz="4" w:space="4" w:color="auto"/>
+          <w:bottom w:val="single" w:sz="4" w:space="1" w:color="auto"/>
+          <w:right w:val="single" w:sz="4" w:space="4" w:color="auto"/>
+        </w:pBdr>
+        <w:ind w:left="1080"/>
+        <w:rPr>
+          <w:lang w:val="en-US"/>
+        </w:rPr>
+      </w:pPr>
+      <w:r>
+        <w:rPr>
+          <w:lang w:val="en-US"/>
+        </w:rPr>
         <w:lastRenderedPageBreak/>
-        <w:t>import os</w:t>
-      </w:r>
-    </w:p>
-    <w:p>
-      <w:pPr>
-        <w:pStyle w:val="ListParagraph"/>
-        <w:pBdr>
-          <w:top w:val="single" w:sz="4" w:space="1" w:color="auto"/>
-          <w:left w:val="single" w:sz="4" w:space="4" w:color="auto"/>
-          <w:bottom w:val="single" w:sz="4" w:space="1" w:color="auto"/>
-          <w:right w:val="single" w:sz="4" w:space="4" w:color="auto"/>
-        </w:pBdr>
-        <w:ind w:left="1080"/>
-        <w:rPr>
-          <w:lang w:val="en-US"/>
-        </w:rPr>
-      </w:pPr>
-    </w:p>
-    <w:p>
-      <w:pPr>
-        <w:pStyle w:val="ListParagraph"/>
-        <w:pBdr>
-          <w:top w:val="single" w:sz="4" w:space="1" w:color="auto"/>
-          <w:left w:val="single" w:sz="4" w:space="4" w:color="auto"/>
-          <w:bottom w:val="single" w:sz="4" w:space="1" w:color="auto"/>
-          <w:right w:val="single" w:sz="4" w:space="4" w:color="auto"/>
-        </w:pBdr>
-        <w:ind w:left="1080"/>
-        <w:rPr>
-          <w:lang w:val="en-US"/>
-        </w:rPr>
-      </w:pPr>
+        <w:t>file_list = [f for f in os.listdir(</w:t>
+      </w:r>
       <w:r>
         <w:rPr>
           <w:lang w:val="en-US"/>
@@ -6072,70 +6714,154 @@
         <w:rPr>
           <w:lang w:val="en-US"/>
         </w:rPr>
-        <w:t xml:space="preserve"> = r&lt;Đường Dẫn Tới Thư Mục&gt;</w:t>
-      </w:r>
-    </w:p>
-    <w:p>
-      <w:pPr>
-        <w:pStyle w:val="ListParagraph"/>
-        <w:pBdr>
-          <w:top w:val="single" w:sz="4" w:space="1" w:color="auto"/>
-          <w:left w:val="single" w:sz="4" w:space="4" w:color="auto"/>
-          <w:bottom w:val="single" w:sz="4" w:space="1" w:color="auto"/>
-          <w:right w:val="single" w:sz="4" w:space="4" w:color="auto"/>
-        </w:pBdr>
-        <w:ind w:left="1080"/>
-        <w:rPr>
-          <w:lang w:val="en-US"/>
-        </w:rPr>
-      </w:pPr>
-      <w:r>
-        <w:rPr>
-          <w:lang w:val="en-US"/>
-        </w:rPr>
-        <w:t xml:space="preserve">FILE_EXTENSION </w:t>
-      </w:r>
-      <w:r>
-        <w:rPr>
-          <w:lang w:val="en-US"/>
-        </w:rPr>
-        <w:t>= '.png'</w:t>
-      </w:r>
-    </w:p>
-    <w:p>
-      <w:pPr>
-        <w:pStyle w:val="ListParagraph"/>
-        <w:pBdr>
-          <w:top w:val="single" w:sz="4" w:space="1" w:color="auto"/>
-          <w:left w:val="single" w:sz="4" w:space="4" w:color="auto"/>
-          <w:bottom w:val="single" w:sz="4" w:space="1" w:color="auto"/>
-          <w:right w:val="single" w:sz="4" w:space="4" w:color="auto"/>
-        </w:pBdr>
-        <w:ind w:left="1080"/>
-        <w:rPr>
-          <w:lang w:val="en-US"/>
-        </w:rPr>
-      </w:pPr>
-    </w:p>
-    <w:p>
-      <w:pPr>
-        <w:pStyle w:val="ListParagraph"/>
-        <w:pBdr>
-          <w:top w:val="single" w:sz="4" w:space="1" w:color="auto"/>
-          <w:left w:val="single" w:sz="4" w:space="4" w:color="auto"/>
-          <w:bottom w:val="single" w:sz="4" w:space="1" w:color="auto"/>
-          <w:right w:val="single" w:sz="4" w:space="4" w:color="auto"/>
-        </w:pBdr>
-        <w:ind w:left="1080"/>
-        <w:rPr>
-          <w:lang w:val="en-US"/>
-        </w:rPr>
-      </w:pPr>
-      <w:r>
-        <w:rPr>
-          <w:lang w:val="en-US"/>
-        </w:rPr>
-        <w:t>file_list = [f for f in os.listdir(</w:t>
+        <w:t>) if f.endswith(</w:t>
+      </w:r>
+      <w:r>
+        <w:rPr>
+          <w:lang w:val="en-US"/>
+        </w:rPr>
+        <w:t>FILE_EXTENSION</w:t>
+      </w:r>
+      <w:r>
+        <w:rPr>
+          <w:lang w:val="en-US"/>
+        </w:rPr>
+        <w:t>)]</w:t>
+      </w:r>
+    </w:p>
+    <w:p>
+      <w:pPr>
+        <w:pStyle w:val="ListParagraph"/>
+        <w:pBdr>
+          <w:top w:val="single" w:sz="4" w:space="1" w:color="auto"/>
+          <w:left w:val="single" w:sz="4" w:space="4" w:color="auto"/>
+          <w:bottom w:val="single" w:sz="4" w:space="1" w:color="auto"/>
+          <w:right w:val="single" w:sz="4" w:space="4" w:color="auto"/>
+        </w:pBdr>
+        <w:ind w:left="1080"/>
+        <w:rPr>
+          <w:lang w:val="en-US"/>
+        </w:rPr>
+      </w:pPr>
+      <w:r>
+        <w:rPr>
+          <w:lang w:val="en-US"/>
+        </w:rPr>
+        <w:t>file_list.sort(key</w:t>
+      </w:r>
+      <w:r>
+        <w:rPr>
+          <w:lang w:val="en-US"/>
+        </w:rPr>
+        <w:t xml:space="preserve"> </w:t>
+      </w:r>
+      <w:r>
+        <w:rPr>
+          <w:lang w:val="en-US"/>
+        </w:rPr>
+        <w:t>=</w:t>
+      </w:r>
+      <w:r>
+        <w:rPr>
+          <w:lang w:val="en-US"/>
+        </w:rPr>
+        <w:t xml:space="preserve"> </w:t>
+      </w:r>
+      <w:r>
+        <w:rPr>
+          <w:lang w:val="en-US"/>
+        </w:rPr>
+        <w:t>lambda x: int(os.path.splitext(x)[0]))</w:t>
+      </w:r>
+    </w:p>
+    <w:p>
+      <w:pPr>
+        <w:pStyle w:val="ListParagraph"/>
+        <w:pBdr>
+          <w:top w:val="single" w:sz="4" w:space="1" w:color="auto"/>
+          <w:left w:val="single" w:sz="4" w:space="4" w:color="auto"/>
+          <w:bottom w:val="single" w:sz="4" w:space="1" w:color="auto"/>
+          <w:right w:val="single" w:sz="4" w:space="4" w:color="auto"/>
+        </w:pBdr>
+        <w:ind w:left="1080"/>
+        <w:rPr>
+          <w:lang w:val="en-US"/>
+        </w:rPr>
+      </w:pPr>
+    </w:p>
+    <w:p>
+      <w:pPr>
+        <w:pStyle w:val="ListParagraph"/>
+        <w:pBdr>
+          <w:top w:val="single" w:sz="4" w:space="1" w:color="auto"/>
+          <w:left w:val="single" w:sz="4" w:space="4" w:color="auto"/>
+          <w:bottom w:val="single" w:sz="4" w:space="1" w:color="auto"/>
+          <w:right w:val="single" w:sz="4" w:space="4" w:color="auto"/>
+        </w:pBdr>
+        <w:ind w:left="1080"/>
+        <w:rPr>
+          <w:lang w:val="en-US"/>
+        </w:rPr>
+      </w:pPr>
+      <w:r>
+        <w:rPr>
+          <w:lang w:val="en-US"/>
+        </w:rPr>
+        <w:t xml:space="preserve">for index, old_name in enumerate(file_list, </w:t>
+      </w:r>
+      <w:r>
+        <w:rPr>
+          <w:lang w:val="en-US"/>
+        </w:rPr>
+        <w:t>1</w:t>
+      </w:r>
+      <w:r>
+        <w:rPr>
+          <w:lang w:val="en-US"/>
+        </w:rPr>
+        <w:t>):</w:t>
+      </w:r>
+    </w:p>
+    <w:p>
+      <w:pPr>
+        <w:pStyle w:val="ListParagraph"/>
+        <w:pBdr>
+          <w:top w:val="single" w:sz="4" w:space="1" w:color="auto"/>
+          <w:left w:val="single" w:sz="4" w:space="4" w:color="auto"/>
+          <w:bottom w:val="single" w:sz="4" w:space="1" w:color="auto"/>
+          <w:right w:val="single" w:sz="4" w:space="4" w:color="auto"/>
+        </w:pBdr>
+        <w:ind w:left="1080"/>
+        <w:rPr>
+          <w:lang w:val="en-US"/>
+        </w:rPr>
+      </w:pPr>
+      <w:r>
+        <w:rPr>
+          <w:lang w:val="en-US"/>
+        </w:rPr>
+        <w:t xml:space="preserve">    new_name = f"{index}.png"</w:t>
+      </w:r>
+    </w:p>
+    <w:p>
+      <w:pPr>
+        <w:pStyle w:val="ListParagraph"/>
+        <w:pBdr>
+          <w:top w:val="single" w:sz="4" w:space="1" w:color="auto"/>
+          <w:left w:val="single" w:sz="4" w:space="4" w:color="auto"/>
+          <w:bottom w:val="single" w:sz="4" w:space="1" w:color="auto"/>
+          <w:right w:val="single" w:sz="4" w:space="4" w:color="auto"/>
+        </w:pBdr>
+        <w:ind w:left="1080"/>
+        <w:rPr>
+          <w:lang w:val="en-US"/>
+        </w:rPr>
+      </w:pPr>
+      <w:r>
+        <w:rPr>
+          <w:lang w:val="en-US"/>
+        </w:rPr>
+        <w:t xml:space="preserve">    old_path = os.path.join(</w:t>
       </w:r>
       <w:r>
         <w:rPr>
@@ -6147,154 +6873,28 @@
         <w:rPr>
           <w:lang w:val="en-US"/>
         </w:rPr>
-        <w:t>) if f.endswith(</w:t>
-      </w:r>
-      <w:r>
-        <w:rPr>
-          <w:lang w:val="en-US"/>
-        </w:rPr>
-        <w:t>FILE_EXTENSION</w:t>
-      </w:r>
-      <w:r>
-        <w:rPr>
-          <w:lang w:val="en-US"/>
-        </w:rPr>
-        <w:t>)]</w:t>
-      </w:r>
-    </w:p>
-    <w:p>
-      <w:pPr>
-        <w:pStyle w:val="ListParagraph"/>
-        <w:pBdr>
-          <w:top w:val="single" w:sz="4" w:space="1" w:color="auto"/>
-          <w:left w:val="single" w:sz="4" w:space="4" w:color="auto"/>
-          <w:bottom w:val="single" w:sz="4" w:space="1" w:color="auto"/>
-          <w:right w:val="single" w:sz="4" w:space="4" w:color="auto"/>
-        </w:pBdr>
-        <w:ind w:left="1080"/>
-        <w:rPr>
-          <w:lang w:val="en-US"/>
-        </w:rPr>
-      </w:pPr>
-      <w:r>
-        <w:rPr>
-          <w:lang w:val="en-US"/>
-        </w:rPr>
-        <w:t>file_list.sort(key</w:t>
-      </w:r>
-      <w:r>
-        <w:rPr>
-          <w:lang w:val="en-US"/>
-        </w:rPr>
-        <w:t xml:space="preserve"> </w:t>
-      </w:r>
-      <w:r>
-        <w:rPr>
-          <w:lang w:val="en-US"/>
-        </w:rPr>
-        <w:t>=</w:t>
-      </w:r>
-      <w:r>
-        <w:rPr>
-          <w:lang w:val="en-US"/>
-        </w:rPr>
-        <w:t xml:space="preserve"> </w:t>
-      </w:r>
-      <w:r>
-        <w:rPr>
-          <w:lang w:val="en-US"/>
-        </w:rPr>
-        <w:t>lambda x: int(os.path.splitext(x)[0]))</w:t>
-      </w:r>
-    </w:p>
-    <w:p>
-      <w:pPr>
-        <w:pStyle w:val="ListParagraph"/>
-        <w:pBdr>
-          <w:top w:val="single" w:sz="4" w:space="1" w:color="auto"/>
-          <w:left w:val="single" w:sz="4" w:space="4" w:color="auto"/>
-          <w:bottom w:val="single" w:sz="4" w:space="1" w:color="auto"/>
-          <w:right w:val="single" w:sz="4" w:space="4" w:color="auto"/>
-        </w:pBdr>
-        <w:ind w:left="1080"/>
-        <w:rPr>
-          <w:lang w:val="en-US"/>
-        </w:rPr>
-      </w:pPr>
-    </w:p>
-    <w:p>
-      <w:pPr>
-        <w:pStyle w:val="ListParagraph"/>
-        <w:pBdr>
-          <w:top w:val="single" w:sz="4" w:space="1" w:color="auto"/>
-          <w:left w:val="single" w:sz="4" w:space="4" w:color="auto"/>
-          <w:bottom w:val="single" w:sz="4" w:space="1" w:color="auto"/>
-          <w:right w:val="single" w:sz="4" w:space="4" w:color="auto"/>
-        </w:pBdr>
-        <w:ind w:left="1080"/>
-        <w:rPr>
-          <w:lang w:val="en-US"/>
-        </w:rPr>
-      </w:pPr>
-      <w:r>
-        <w:rPr>
-          <w:lang w:val="en-US"/>
-        </w:rPr>
-        <w:t xml:space="preserve">for index, old_name in enumerate(file_list, </w:t>
-      </w:r>
-      <w:r>
-        <w:rPr>
-          <w:lang w:val="en-US"/>
-        </w:rPr>
-        <w:t>1</w:t>
-      </w:r>
-      <w:r>
-        <w:rPr>
-          <w:lang w:val="en-US"/>
-        </w:rPr>
-        <w:t>):</w:t>
-      </w:r>
-    </w:p>
-    <w:p>
-      <w:pPr>
-        <w:pStyle w:val="ListParagraph"/>
-        <w:pBdr>
-          <w:top w:val="single" w:sz="4" w:space="1" w:color="auto"/>
-          <w:left w:val="single" w:sz="4" w:space="4" w:color="auto"/>
-          <w:bottom w:val="single" w:sz="4" w:space="1" w:color="auto"/>
-          <w:right w:val="single" w:sz="4" w:space="4" w:color="auto"/>
-        </w:pBdr>
-        <w:ind w:left="1080"/>
-        <w:rPr>
-          <w:lang w:val="en-US"/>
-        </w:rPr>
-      </w:pPr>
-      <w:r>
-        <w:rPr>
-          <w:lang w:val="en-US"/>
-        </w:rPr>
-        <w:t xml:space="preserve">    new_name = f"{index}.png"</w:t>
-      </w:r>
-    </w:p>
-    <w:p>
-      <w:pPr>
-        <w:pStyle w:val="ListParagraph"/>
-        <w:pBdr>
-          <w:top w:val="single" w:sz="4" w:space="1" w:color="auto"/>
-          <w:left w:val="single" w:sz="4" w:space="4" w:color="auto"/>
-          <w:bottom w:val="single" w:sz="4" w:space="1" w:color="auto"/>
-          <w:right w:val="single" w:sz="4" w:space="4" w:color="auto"/>
-        </w:pBdr>
-        <w:ind w:left="1080"/>
-        <w:rPr>
-          <w:lang w:val="en-US"/>
-        </w:rPr>
-      </w:pPr>
-      <w:r>
-        <w:rPr>
-          <w:lang w:val="en-US"/>
-        </w:rPr>
-        <w:t xml:space="preserve">    old_path = os.path.join(</w:t>
+        <w:t>, old_name)</w:t>
+      </w:r>
+    </w:p>
+    <w:p>
+      <w:pPr>
+        <w:pStyle w:val="ListParagraph"/>
+        <w:pBdr>
+          <w:top w:val="single" w:sz="4" w:space="1" w:color="auto"/>
+          <w:left w:val="single" w:sz="4" w:space="4" w:color="auto"/>
+          <w:bottom w:val="single" w:sz="4" w:space="1" w:color="auto"/>
+          <w:right w:val="single" w:sz="4" w:space="4" w:color="auto"/>
+        </w:pBdr>
+        <w:ind w:left="1080"/>
+        <w:rPr>
+          <w:lang w:val="en-US"/>
+        </w:rPr>
+      </w:pPr>
+      <w:r>
+        <w:rPr>
+          <w:lang w:val="en-US"/>
+        </w:rPr>
+        <w:t xml:space="preserve">    new_path = os.path.join(</w:t>
       </w:r>
       <w:r>
         <w:rPr>
@@ -6306,39 +6906,6 @@
         <w:rPr>
           <w:lang w:val="en-US"/>
         </w:rPr>
-        <w:t>, old_name)</w:t>
-      </w:r>
-    </w:p>
-    <w:p>
-      <w:pPr>
-        <w:pStyle w:val="ListParagraph"/>
-        <w:pBdr>
-          <w:top w:val="single" w:sz="4" w:space="1" w:color="auto"/>
-          <w:left w:val="single" w:sz="4" w:space="4" w:color="auto"/>
-          <w:bottom w:val="single" w:sz="4" w:space="1" w:color="auto"/>
-          <w:right w:val="single" w:sz="4" w:space="4" w:color="auto"/>
-        </w:pBdr>
-        <w:ind w:left="1080"/>
-        <w:rPr>
-          <w:lang w:val="en-US"/>
-        </w:rPr>
-      </w:pPr>
-      <w:r>
-        <w:rPr>
-          <w:lang w:val="en-US"/>
-        </w:rPr>
-        <w:t xml:space="preserve">    new_path = os.path.join(</w:t>
-      </w:r>
-      <w:r>
-        <w:rPr>
-          <w:lang w:val="en-US"/>
-        </w:rPr>
-        <w:t>FOLDER_PATH</w:t>
-      </w:r>
-      <w:r>
-        <w:rPr>
-          <w:lang w:val="en-US"/>
-        </w:rPr>
         <w:t>, new_name)</w:t>
       </w:r>
     </w:p>
@@ -7080,40 +7647,40 @@
         <w:rPr>
           <w:lang w:val="en-US"/>
         </w:rPr>
+        <w:t xml:space="preserve">    file.writelines(non_empty_lines)</w:t>
+      </w:r>
+    </w:p>
+    <w:p>
+      <w:pPr>
+        <w:rPr>
+          <w:lang w:val="en-US"/>
+        </w:rPr>
+      </w:pPr>
+    </w:p>
+    <w:p>
+      <w:pPr>
+        <w:rPr>
+          <w:lang w:val="en-US"/>
+        </w:rPr>
+      </w:pPr>
+      <w:r>
+        <w:rPr>
+          <w:lang w:val="en-US"/>
+        </w:rPr>
+        <w:t>Rules</w:t>
+      </w:r>
+    </w:p>
+    <w:p>
+      <w:pPr>
+        <w:rPr>
+          <w:lang w:val="en-US"/>
+        </w:rPr>
+      </w:pPr>
+      <w:r>
+        <w:rPr>
+          <w:lang w:val="en-US"/>
+        </w:rPr>
         <w:lastRenderedPageBreak/>
-        <w:t xml:space="preserve">    file.writelines(non_empty_lines)</w:t>
-      </w:r>
-    </w:p>
-    <w:p>
-      <w:pPr>
-        <w:rPr>
-          <w:lang w:val="en-US"/>
-        </w:rPr>
-      </w:pPr>
-    </w:p>
-    <w:p>
-      <w:pPr>
-        <w:rPr>
-          <w:lang w:val="en-US"/>
-        </w:rPr>
-      </w:pPr>
-      <w:r>
-        <w:rPr>
-          <w:lang w:val="en-US"/>
-        </w:rPr>
-        <w:t>Rules</w:t>
-      </w:r>
-    </w:p>
-    <w:p>
-      <w:pPr>
-        <w:rPr>
-          <w:lang w:val="en-US"/>
-        </w:rPr>
-      </w:pPr>
-      <w:r>
-        <w:rPr>
-          <w:lang w:val="en-US"/>
-        </w:rPr>
         <w:tab/>
         <w:t xml:space="preserve">Viết </w:t>
       </w:r>
@@ -7673,7 +8240,6 @@
         <w:rPr>
           <w:lang w:val="en-US"/>
         </w:rPr>
-        <w:lastRenderedPageBreak/>
         <w:tab/>
       </w:r>
       <w:r>
@@ -7730,6 +8296,7 @@
         <w:rPr>
           <w:lang w:val="en-US"/>
         </w:rPr>
+        <w:lastRenderedPageBreak/>
         <w:tab/>
         <w:t>a += 1</w:t>
       </w:r>
@@ -8235,7 +8802,6 @@
         <w:rPr>
           <w:lang w:val="en-US"/>
         </w:rPr>
-        <w:lastRenderedPageBreak/>
         <w:tab/>
         <w:t>Seak(num): đưa con trỏ về vị trí num</w:t>
       </w:r>
@@ -8277,6 +8843,7 @@
         <w:rPr>
           <w:lang w:val="en-US"/>
         </w:rPr>
+        <w:lastRenderedPageBreak/>
         <w:tab/>
         <w:t>Tuple + List:</w:t>
       </w:r>
@@ -9767,6 +10334,95 @@
     </w:lvl>
   </w:abstractNum>
   <w:abstractNum w:abstractNumId="14">
+    <w:nsid w:val="5EDF61B8"/>
+    <w:multiLevelType w:val="hybridMultilevel"/>
+    <w:tmpl w:val="E5884132"/>
+    <w:lvl w:ilvl="0" w:tplc="4F560D7E">
+      <w:start w:val="1"/>
+      <w:numFmt w:val="decimal"/>
+      <w:lvlText w:val="%1."/>
+      <w:lvlJc w:val="left"/>
+      <w:pPr>
+        <w:ind w:left="1080" w:hanging="360"/>
+      </w:pPr>
+      <w:rPr>
+        <w:rFonts w:hint="default"/>
+      </w:rPr>
+    </w:lvl>
+    <w:lvl w:ilvl="1" w:tplc="042A0019" w:tentative="1">
+      <w:start w:val="1"/>
+      <w:numFmt w:val="lowerLetter"/>
+      <w:lvlText w:val="%2."/>
+      <w:lvlJc w:val="left"/>
+      <w:pPr>
+        <w:ind w:left="1800" w:hanging="360"/>
+      </w:pPr>
+    </w:lvl>
+    <w:lvl w:ilvl="2" w:tplc="042A001B" w:tentative="1">
+      <w:start w:val="1"/>
+      <w:numFmt w:val="lowerRoman"/>
+      <w:lvlText w:val="%3."/>
+      <w:lvlJc w:val="right"/>
+      <w:pPr>
+        <w:ind w:left="2520" w:hanging="180"/>
+      </w:pPr>
+    </w:lvl>
+    <w:lvl w:ilvl="3" w:tplc="042A000F" w:tentative="1">
+      <w:start w:val="1"/>
+      <w:numFmt w:val="decimal"/>
+      <w:lvlText w:val="%4."/>
+      <w:lvlJc w:val="left"/>
+      <w:pPr>
+        <w:ind w:left="3240" w:hanging="360"/>
+      </w:pPr>
+    </w:lvl>
+    <w:lvl w:ilvl="4" w:tplc="042A0019" w:tentative="1">
+      <w:start w:val="1"/>
+      <w:numFmt w:val="lowerLetter"/>
+      <w:lvlText w:val="%5."/>
+      <w:lvlJc w:val="left"/>
+      <w:pPr>
+        <w:ind w:left="3960" w:hanging="360"/>
+      </w:pPr>
+    </w:lvl>
+    <w:lvl w:ilvl="5" w:tplc="042A001B" w:tentative="1">
+      <w:start w:val="1"/>
+      <w:numFmt w:val="lowerRoman"/>
+      <w:lvlText w:val="%6."/>
+      <w:lvlJc w:val="right"/>
+      <w:pPr>
+        <w:ind w:left="4680" w:hanging="180"/>
+      </w:pPr>
+    </w:lvl>
+    <w:lvl w:ilvl="6" w:tplc="042A000F" w:tentative="1">
+      <w:start w:val="1"/>
+      <w:numFmt w:val="decimal"/>
+      <w:lvlText w:val="%7."/>
+      <w:lvlJc w:val="left"/>
+      <w:pPr>
+        <w:ind w:left="5400" w:hanging="360"/>
+      </w:pPr>
+    </w:lvl>
+    <w:lvl w:ilvl="7" w:tplc="042A0019" w:tentative="1">
+      <w:start w:val="1"/>
+      <w:numFmt w:val="lowerLetter"/>
+      <w:lvlText w:val="%8."/>
+      <w:lvlJc w:val="left"/>
+      <w:pPr>
+        <w:ind w:left="6120" w:hanging="360"/>
+      </w:pPr>
+    </w:lvl>
+    <w:lvl w:ilvl="8" w:tplc="042A001B" w:tentative="1">
+      <w:start w:val="1"/>
+      <w:numFmt w:val="lowerRoman"/>
+      <w:lvlText w:val="%9."/>
+      <w:lvlJc w:val="right"/>
+      <w:pPr>
+        <w:ind w:left="6840" w:hanging="180"/>
+      </w:pPr>
+    </w:lvl>
+  </w:abstractNum>
+  <w:abstractNum w:abstractNumId="15">
     <w:nsid w:val="73B10B2F"/>
     <w:multiLevelType w:val="hybridMultilevel"/>
     <w:tmpl w:val="A47EF800"/>
@@ -9886,7 +10542,7 @@
     <w:abstractNumId w:val="12"/>
   </w:num>
   <w:num w:numId="3">
-    <w:abstractNumId w:val="14"/>
+    <w:abstractNumId w:val="15"/>
   </w:num>
   <w:num w:numId="4">
     <w:abstractNumId w:val="1"/>
@@ -9923,6 +10579,9 @@
   </w:num>
   <w:num w:numId="15">
     <w:abstractNumId w:val="10"/>
+  </w:num>
+  <w:num w:numId="16">
+    <w:abstractNumId w:val="14"/>
   </w:num>
 </w:numbering>
 </file>

--- a/python.docx
+++ b/python.docx
@@ -1010,6 +1010,18 @@
         </w:rPr>
         <w:t>Ta chỉ có thể sử dụng Relative Import trong 1 File khi nó đã được chạy với tư cách là 1 Module</w:t>
       </w:r>
+      <w:r>
+        <w:rPr>
+          <w:lang w:val="en-US"/>
+        </w:rPr>
+        <w:t>, Relative Import sử dụng dấu “.” để lên 1 bậc</w:t>
+      </w:r>
+      <w:r>
+        <w:rPr>
+          <w:lang w:val="en-US"/>
+        </w:rPr>
+        <w:t xml:space="preserve"> hoặc xuống 1 bậc</w:t>
+      </w:r>
     </w:p>
     <w:p>
       <w:pPr>
@@ -1102,6 +1114,451 @@
           <w:lang w:val="en-US"/>
         </w:rPr>
         <w:t xml:space="preserve"> import module tên “foo.fool”, điều này cho thấy số dấu “.” khi Import phải = số dấu “.” trong tên Module</w:t>
+      </w:r>
+    </w:p>
+    <w:p>
+      <w:pPr>
+        <w:pStyle w:val="ListParagraph"/>
+        <w:numPr>
+          <w:ilvl w:val="0"/>
+          <w:numId w:val="3"/>
+        </w:numPr>
+        <w:rPr>
+          <w:lang w:val="en-US"/>
+        </w:rPr>
+      </w:pPr>
+      <w:r>
+        <w:rPr>
+          <w:lang w:val="en-US"/>
+        </w:rPr>
+        <w:t xml:space="preserve">Nếu đã </w:t>
+      </w:r>
+      <w:r>
+        <w:rPr>
+          <w:lang w:val="en-US"/>
+        </w:rPr>
+        <w:t>Import C từ B vào A, thì ta cũng có thể Import C từ A</w:t>
+      </w:r>
+      <w:r>
+        <w:rPr>
+          <w:lang w:val="en-US"/>
+        </w:rPr>
+        <w:t>, thay vì C từ B</w:t>
+      </w:r>
+    </w:p>
+    <w:p>
+      <w:pPr>
+        <w:pStyle w:val="ListParagraph"/>
+        <w:numPr>
+          <w:ilvl w:val="0"/>
+          <w:numId w:val="16"/>
+        </w:numPr>
+        <w:rPr>
+          <w:lang w:val="en-US"/>
+        </w:rPr>
+      </w:pPr>
+      <w:r>
+        <w:rPr>
+          <w:lang w:val="en-US"/>
+        </w:rPr>
+        <w:t>Tạo File Wheel?</w:t>
+      </w:r>
+    </w:p>
+    <w:p>
+      <w:pPr>
+        <w:pStyle w:val="ListParagraph"/>
+        <w:numPr>
+          <w:ilvl w:val="0"/>
+          <w:numId w:val="3"/>
+        </w:numPr>
+        <w:rPr>
+          <w:lang w:val="en-US"/>
+        </w:rPr>
+      </w:pPr>
+      <w:r>
+        <w:rPr>
+          <w:lang w:val="en-US"/>
+        </w:rPr>
+        <w:t>File Wheel thực chất dùng để cài đặt các Package có trong nó, và khi cài đặt nó sẽ được đưa vào Python Path, nó bản chất là 1 thư viện</w:t>
+      </w:r>
+    </w:p>
+    <w:p>
+      <w:pPr>
+        <w:pStyle w:val="ListParagraph"/>
+        <w:numPr>
+          <w:ilvl w:val="0"/>
+          <w:numId w:val="3"/>
+        </w:numPr>
+        <w:rPr>
+          <w:lang w:val="en-US"/>
+        </w:rPr>
+      </w:pPr>
+      <w:r>
+        <w:rPr>
+          <w:lang w:val="en-US"/>
+        </w:rPr>
+        <w:t>Để tạo File Wheel, trong thư mục chứa các Package của bạn, Copy đoạn Code sau vào 1 File</w:t>
+      </w:r>
+    </w:p>
+    <w:p>
+      <w:pPr>
+        <w:pStyle w:val="ListParagraph"/>
+        <w:pBdr>
+          <w:top w:val="single" w:sz="4" w:space="1" w:color="auto"/>
+          <w:left w:val="single" w:sz="4" w:space="4" w:color="auto"/>
+          <w:bottom w:val="single" w:sz="4" w:space="1" w:color="auto"/>
+          <w:right w:val="single" w:sz="4" w:space="4" w:color="auto"/>
+        </w:pBdr>
+        <w:ind w:left="1080"/>
+        <w:rPr>
+          <w:lang w:val="en-US"/>
+        </w:rPr>
+      </w:pPr>
+      <w:r>
+        <w:rPr>
+          <w:lang w:val="en-US"/>
+        </w:rPr>
+        <w:t>from setuptools import setup, find_packages</w:t>
+      </w:r>
+    </w:p>
+    <w:p>
+      <w:pPr>
+        <w:pStyle w:val="ListParagraph"/>
+        <w:pBdr>
+          <w:top w:val="single" w:sz="4" w:space="1" w:color="auto"/>
+          <w:left w:val="single" w:sz="4" w:space="4" w:color="auto"/>
+          <w:bottom w:val="single" w:sz="4" w:space="1" w:color="auto"/>
+          <w:right w:val="single" w:sz="4" w:space="4" w:color="auto"/>
+        </w:pBdr>
+        <w:ind w:left="1080"/>
+        <w:rPr>
+          <w:lang w:val="en-US"/>
+        </w:rPr>
+      </w:pPr>
+    </w:p>
+    <w:p>
+      <w:pPr>
+        <w:pStyle w:val="ListParagraph"/>
+        <w:pBdr>
+          <w:top w:val="single" w:sz="4" w:space="1" w:color="auto"/>
+          <w:left w:val="single" w:sz="4" w:space="4" w:color="auto"/>
+          <w:bottom w:val="single" w:sz="4" w:space="1" w:color="auto"/>
+          <w:right w:val="single" w:sz="4" w:space="4" w:color="auto"/>
+        </w:pBdr>
+        <w:ind w:left="1080"/>
+        <w:rPr>
+          <w:lang w:val="en-US"/>
+        </w:rPr>
+      </w:pPr>
+      <w:r>
+        <w:rPr>
+          <w:lang w:val="en-US"/>
+        </w:rPr>
+        <w:t>setup(</w:t>
+      </w:r>
+    </w:p>
+    <w:p>
+      <w:pPr>
+        <w:pStyle w:val="ListParagraph"/>
+        <w:pBdr>
+          <w:top w:val="single" w:sz="4" w:space="1" w:color="auto"/>
+          <w:left w:val="single" w:sz="4" w:space="4" w:color="auto"/>
+          <w:bottom w:val="single" w:sz="4" w:space="1" w:color="auto"/>
+          <w:right w:val="single" w:sz="4" w:space="4" w:color="auto"/>
+        </w:pBdr>
+        <w:ind w:left="1080"/>
+        <w:rPr>
+          <w:lang w:val="en-US"/>
+        </w:rPr>
+      </w:pPr>
+      <w:r>
+        <w:rPr>
+          <w:lang w:val="en-US"/>
+        </w:rPr>
+        <w:t xml:space="preserve">    name = &lt;Tên Thư Viện&gt;</w:t>
+      </w:r>
+      <w:r>
+        <w:rPr>
+          <w:lang w:val="en-US"/>
+        </w:rPr>
+        <w:t>,</w:t>
+      </w:r>
+    </w:p>
+    <w:p>
+      <w:pPr>
+        <w:pStyle w:val="ListParagraph"/>
+        <w:pBdr>
+          <w:top w:val="single" w:sz="4" w:space="1" w:color="auto"/>
+          <w:left w:val="single" w:sz="4" w:space="4" w:color="auto"/>
+          <w:bottom w:val="single" w:sz="4" w:space="1" w:color="auto"/>
+          <w:right w:val="single" w:sz="4" w:space="4" w:color="auto"/>
+        </w:pBdr>
+        <w:ind w:left="1080"/>
+        <w:rPr>
+          <w:lang w:val="en-US"/>
+        </w:rPr>
+      </w:pPr>
+      <w:r>
+        <w:rPr>
+          <w:lang w:val="en-US"/>
+        </w:rPr>
+        <w:t xml:space="preserve">    version = &lt;Version&gt;</w:t>
+      </w:r>
+      <w:r>
+        <w:rPr>
+          <w:lang w:val="en-US"/>
+        </w:rPr>
+        <w:t>,</w:t>
+      </w:r>
+    </w:p>
+    <w:p>
+      <w:pPr>
+        <w:pStyle w:val="ListParagraph"/>
+        <w:pBdr>
+          <w:top w:val="single" w:sz="4" w:space="1" w:color="auto"/>
+          <w:left w:val="single" w:sz="4" w:space="4" w:color="auto"/>
+          <w:bottom w:val="single" w:sz="4" w:space="1" w:color="auto"/>
+          <w:right w:val="single" w:sz="4" w:space="4" w:color="auto"/>
+        </w:pBdr>
+        <w:ind w:left="1080"/>
+        <w:rPr>
+          <w:lang w:val="en-US"/>
+        </w:rPr>
+      </w:pPr>
+      <w:r>
+        <w:rPr>
+          <w:lang w:val="en-US"/>
+        </w:rPr>
+        <w:t xml:space="preserve">    packages = find_packages()</w:t>
+      </w:r>
+    </w:p>
+    <w:p>
+      <w:pPr>
+        <w:pStyle w:val="ListParagraph"/>
+        <w:pBdr>
+          <w:top w:val="single" w:sz="4" w:space="1" w:color="auto"/>
+          <w:left w:val="single" w:sz="4" w:space="4" w:color="auto"/>
+          <w:bottom w:val="single" w:sz="4" w:space="1" w:color="auto"/>
+          <w:right w:val="single" w:sz="4" w:space="4" w:color="auto"/>
+        </w:pBdr>
+        <w:ind w:left="1080"/>
+        <w:rPr>
+          <w:lang w:val="en-US"/>
+        </w:rPr>
+      </w:pPr>
+      <w:r>
+        <w:rPr>
+          <w:lang w:val="en-US"/>
+        </w:rPr>
+        <w:t>)</w:t>
+      </w:r>
+    </w:p>
+    <w:p>
+      <w:pPr>
+        <w:pStyle w:val="ListParagraph"/>
+        <w:numPr>
+          <w:ilvl w:val="0"/>
+          <w:numId w:val="3"/>
+        </w:numPr>
+        <w:rPr>
+          <w:lang w:val="en-US"/>
+        </w:rPr>
+      </w:pPr>
+      <w:r>
+        <w:rPr>
+          <w:lang w:val="en-US"/>
+        </w:rPr>
+        <w:t>&lt;Tên Thư Viện&gt;, &lt;Version&gt; muốn đặt kiểu gì cũng được</w:t>
+      </w:r>
+    </w:p>
+    <w:p>
+      <w:pPr>
+        <w:pStyle w:val="ListParagraph"/>
+        <w:numPr>
+          <w:ilvl w:val="0"/>
+          <w:numId w:val="3"/>
+        </w:numPr>
+        <w:rPr>
+          <w:lang w:val="en-US"/>
+        </w:rPr>
+      </w:pPr>
+      <w:r>
+        <w:rPr>
+          <w:lang w:val="en-US"/>
+        </w:rPr>
+        <w:t>Chạy File trên với tham số “bdist_wheel” bằng CMD</w:t>
+      </w:r>
+    </w:p>
+    <w:p>
+      <w:pPr>
+        <w:pStyle w:val="ListParagraph"/>
+        <w:numPr>
+          <w:ilvl w:val="0"/>
+          <w:numId w:val="3"/>
+        </w:numPr>
+        <w:rPr>
+          <w:lang w:val="en-US"/>
+        </w:rPr>
+      </w:pPr>
+      <w:r>
+        <w:rPr>
+          <w:lang w:val="en-US"/>
+        </w:rPr>
+        <w:t>Ví dụ</w:t>
+      </w:r>
+    </w:p>
+    <w:p>
+      <w:pPr>
+        <w:pStyle w:val="ListParagraph"/>
+        <w:pBdr>
+          <w:top w:val="single" w:sz="4" w:space="1" w:color="auto"/>
+          <w:left w:val="single" w:sz="4" w:space="4" w:color="auto"/>
+          <w:bottom w:val="single" w:sz="4" w:space="1" w:color="auto"/>
+          <w:right w:val="single" w:sz="4" w:space="4" w:color="auto"/>
+        </w:pBdr>
+        <w:ind w:left="1080"/>
+        <w:rPr>
+          <w:lang w:val="en-US"/>
+        </w:rPr>
+      </w:pPr>
+      <w:r>
+        <w:rPr>
+          <w:lang w:val="en-US"/>
+        </w:rPr>
+        <w:t>python setup.py bdist_wheel</w:t>
+      </w:r>
+    </w:p>
+    <w:p>
+      <w:pPr>
+        <w:pStyle w:val="ListParagraph"/>
+        <w:numPr>
+          <w:ilvl w:val="0"/>
+          <w:numId w:val="3"/>
+        </w:numPr>
+        <w:rPr>
+          <w:lang w:val="en-US"/>
+        </w:rPr>
+      </w:pPr>
+      <w:r>
+        <w:rPr>
+          <w:lang w:val="en-US"/>
+        </w:rPr>
+        <w:t>Sau khi chạy, sẽ có 1 số thư mục được tạo bên cạnh File bạn vừa chạy, trong đó có thư mục “dist”, trong đó có File Wheel</w:t>
+      </w:r>
+    </w:p>
+    <w:p>
+      <w:pPr>
+        <w:pStyle w:val="ListParagraph"/>
+        <w:numPr>
+          <w:ilvl w:val="0"/>
+          <w:numId w:val="3"/>
+        </w:numPr>
+        <w:rPr>
+          <w:lang w:val="en-US"/>
+        </w:rPr>
+      </w:pPr>
+      <w:r>
+        <w:rPr>
+          <w:lang w:val="en-US"/>
+        </w:rPr>
+        <w:lastRenderedPageBreak/>
+        <w:t>Để cài đặt 1 File Wheel, nói cách khác là cài đặt thư viện, nhập vào CMD</w:t>
+      </w:r>
+    </w:p>
+    <w:p>
+      <w:pPr>
+        <w:pStyle w:val="ListParagraph"/>
+        <w:pBdr>
+          <w:top w:val="single" w:sz="4" w:space="1" w:color="auto"/>
+          <w:left w:val="single" w:sz="4" w:space="4" w:color="auto"/>
+          <w:bottom w:val="single" w:sz="4" w:space="1" w:color="auto"/>
+          <w:right w:val="single" w:sz="4" w:space="4" w:color="auto"/>
+        </w:pBdr>
+        <w:ind w:left="1080"/>
+        <w:rPr>
+          <w:lang w:val="en-US"/>
+        </w:rPr>
+      </w:pPr>
+      <w:r>
+        <w:rPr>
+          <w:lang w:val="en-US"/>
+        </w:rPr>
+        <w:t>p</w:t>
+      </w:r>
+      <w:r>
+        <w:rPr>
+          <w:lang w:val="en-US"/>
+        </w:rPr>
+        <w:t>ip install &lt;Đường Dẫn Tới File Wheel&gt;</w:t>
+      </w:r>
+    </w:p>
+    <w:p>
+      <w:pPr>
+        <w:pStyle w:val="ListParagraph"/>
+        <w:numPr>
+          <w:ilvl w:val="0"/>
+          <w:numId w:val="3"/>
+        </w:numPr>
+        <w:rPr>
+          <w:lang w:val="en-US"/>
+        </w:rPr>
+      </w:pPr>
+      <w:r>
+        <w:rPr>
+          <w:lang w:val="en-US"/>
+        </w:rPr>
+        <w:t>Ví dụ</w:t>
+      </w:r>
+    </w:p>
+    <w:p>
+      <w:pPr>
+        <w:pStyle w:val="ListParagraph"/>
+        <w:pBdr>
+          <w:top w:val="single" w:sz="4" w:space="1" w:color="auto"/>
+          <w:left w:val="single" w:sz="4" w:space="4" w:color="auto"/>
+          <w:bottom w:val="single" w:sz="4" w:space="1" w:color="auto"/>
+          <w:right w:val="single" w:sz="4" w:space="4" w:color="auto"/>
+        </w:pBdr>
+        <w:ind w:left="1080"/>
+        <w:rPr>
+          <w:lang w:val="en-US"/>
+        </w:rPr>
+      </w:pPr>
+      <w:r>
+        <w:rPr>
+          <w:lang w:val="en-US"/>
+        </w:rPr>
+        <w:t>p</w:t>
+      </w:r>
+      <w:r>
+        <w:rPr>
+          <w:lang w:val="en-US"/>
+        </w:rPr>
+        <w:t xml:space="preserve">ip install </w:t>
+      </w:r>
+      <w:r>
+        <w:rPr>
+          <w:lang w:val="en-US"/>
+        </w:rPr>
+        <w:t>dist\conchothien-9.9-py3-none-any.whl</w:t>
+      </w:r>
+    </w:p>
+    <w:p>
+      <w:pPr>
+        <w:pStyle w:val="ListParagraph"/>
+        <w:numPr>
+          <w:ilvl w:val="0"/>
+          <w:numId w:val="3"/>
+        </w:numPr>
+        <w:rPr>
+          <w:lang w:val="en-US"/>
+        </w:rPr>
+      </w:pPr>
+      <w:r>
+        <w:rPr>
+          <w:lang w:val="en-US"/>
+        </w:rPr>
+        <w:t>Sau khi cài đặt, bạn có thể sử dụng thư viện này ở mọi nơi</w:t>
       </w:r>
       <w:bookmarkStart w:id="0" w:name="_GoBack"/>
       <w:bookmarkEnd w:id="0"/>
@@ -1410,8 +1867,554 @@
         <w:rPr>
           <w:lang w:val="en-US"/>
         </w:rPr>
+        <w:t>foo is bar and bar is not foo but why foo is foo and not bar is foo</w:t>
+      </w:r>
+    </w:p>
+    <w:p>
+      <w:pPr>
+        <w:pStyle w:val="ListParagraph"/>
+        <w:numPr>
+          <w:ilvl w:val="0"/>
+          <w:numId w:val="4"/>
+        </w:numPr>
+        <w:rPr>
+          <w:lang w:val="en-US"/>
+        </w:rPr>
+      </w:pPr>
+      <w:r>
+        <w:rPr>
+          <w:lang w:val="en-US"/>
+        </w:rPr>
+        <w:t>Cách Biến Xâu Thành Tập Hợp Các Kí Tự Xuất Hiện Trong Xâu Đó?</w:t>
+      </w:r>
+    </w:p>
+    <w:p>
+      <w:pPr>
+        <w:pStyle w:val="ListParagraph"/>
+        <w:pBdr>
+          <w:top w:val="single" w:sz="4" w:space="1" w:color="auto"/>
+          <w:left w:val="single" w:sz="4" w:space="4" w:color="auto"/>
+          <w:bottom w:val="single" w:sz="4" w:space="1" w:color="auto"/>
+          <w:right w:val="single" w:sz="4" w:space="4" w:color="auto"/>
+        </w:pBdr>
+        <w:ind w:left="1080"/>
+        <w:rPr>
+          <w:lang w:val="en-US"/>
+        </w:rPr>
+      </w:pPr>
+      <w:r>
+        <w:rPr>
+          <w:lang w:val="en-US"/>
+        </w:rPr>
+        <w:t>&lt;Tập Hợp Các Kí Tự&gt; = set(&lt;Xâu&gt;)</w:t>
+      </w:r>
+    </w:p>
+    <w:p>
+      <w:pPr>
+        <w:pStyle w:val="ListParagraph"/>
+        <w:numPr>
+          <w:ilvl w:val="0"/>
+          <w:numId w:val="3"/>
+        </w:numPr>
+        <w:rPr>
+          <w:lang w:val="en-US"/>
+        </w:rPr>
+      </w:pPr>
+      <w:r>
+        <w:rPr>
+          <w:lang w:val="en-US"/>
+        </w:rPr>
+        <w:t xml:space="preserve">Dấu cách </w:t>
+      </w:r>
+      <w:r>
+        <w:rPr>
+          <w:lang w:val="en-US"/>
+        </w:rPr>
+        <w:t>cũng tính</w:t>
+      </w:r>
+    </w:p>
+    <w:p>
+      <w:pPr>
+        <w:pStyle w:val="ListParagraph"/>
+        <w:numPr>
+          <w:ilvl w:val="0"/>
+          <w:numId w:val="3"/>
+        </w:numPr>
+        <w:rPr>
+          <w:lang w:val="en-US"/>
+        </w:rPr>
+      </w:pPr>
+      <w:r>
+        <w:rPr>
+          <w:lang w:val="en-US"/>
+        </w:rPr>
+        <w:t>Ví dụ</w:t>
+      </w:r>
+    </w:p>
+    <w:p>
+      <w:pPr>
+        <w:pStyle w:val="ListParagraph"/>
+        <w:pBdr>
+          <w:top w:val="single" w:sz="4" w:space="1" w:color="auto"/>
+          <w:left w:val="single" w:sz="4" w:space="4" w:color="auto"/>
+          <w:bottom w:val="single" w:sz="4" w:space="1" w:color="auto"/>
+          <w:right w:val="single" w:sz="4" w:space="4" w:color="auto"/>
+        </w:pBdr>
+        <w:ind w:left="1080"/>
+        <w:rPr>
+          <w:lang w:val="en-US"/>
+        </w:rPr>
+      </w:pPr>
+      <w:r>
+        <w:rPr>
+          <w:lang w:val="en-US"/>
+        </w:rPr>
+        <w:t>foo = set(“b</w:t>
+      </w:r>
+      <w:r>
+        <w:rPr>
+          <w:lang w:val="en-US"/>
+        </w:rPr>
+        <w:t>/</w:t>
+      </w:r>
+      <w:r>
+        <w:rPr>
+          <w:lang w:val="en-US"/>
+        </w:rPr>
+        <w:t>ar 12a</w:t>
+      </w:r>
+      <w:r>
+        <w:rPr>
+          <w:lang w:val="en-US"/>
+        </w:rPr>
+        <w:t xml:space="preserve"> nứ</w:t>
+      </w:r>
+      <w:r>
+        <w:rPr>
+          <w:lang w:val="en-US"/>
+        </w:rPr>
+        <w:t>”)</w:t>
+      </w:r>
+    </w:p>
+    <w:p>
+      <w:pPr>
+        <w:pStyle w:val="ListParagraph"/>
+        <w:numPr>
+          <w:ilvl w:val="0"/>
+          <w:numId w:val="3"/>
+        </w:numPr>
+        <w:rPr>
+          <w:lang w:val="en-US"/>
+        </w:rPr>
+      </w:pPr>
+      <w:r>
+        <w:rPr>
+          <w:lang w:val="en-US"/>
+        </w:rPr>
+        <w:t>foo là {</w:t>
+      </w:r>
+      <w:r>
+        <w:rPr>
+          <w:lang w:val="en-US"/>
+        </w:rPr>
+        <w:t>‘ ‘, ‘/’, ‘</w:t>
+      </w:r>
+      <w:r>
+        <w:rPr>
+          <w:lang w:val="en-US"/>
+        </w:rPr>
+        <w:t>1</w:t>
+      </w:r>
+      <w:r>
+        <w:rPr>
+          <w:lang w:val="en-US"/>
+        </w:rPr>
+        <w:t>’</w:t>
+      </w:r>
+      <w:r>
+        <w:rPr>
+          <w:lang w:val="en-US"/>
+        </w:rPr>
+        <w:t xml:space="preserve">, </w:t>
+      </w:r>
+      <w:r>
+        <w:rPr>
+          <w:lang w:val="en-US"/>
+        </w:rPr>
+        <w:t>‘</w:t>
+      </w:r>
+      <w:r>
+        <w:rPr>
+          <w:lang w:val="en-US"/>
+        </w:rPr>
+        <w:t>2</w:t>
+      </w:r>
+      <w:r>
+        <w:rPr>
+          <w:lang w:val="en-US"/>
+        </w:rPr>
+        <w:t>’</w:t>
+      </w:r>
+      <w:r>
+        <w:rPr>
+          <w:lang w:val="en-US"/>
+        </w:rPr>
+        <w:t>, ‘b’, ‘a’, ‘r’</w:t>
+      </w:r>
+      <w:r>
+        <w:rPr>
+          <w:lang w:val="en-US"/>
+        </w:rPr>
+        <w:t>, ‘n’, ‘ứ’</w:t>
+      </w:r>
+      <w:r>
+        <w:rPr>
+          <w:lang w:val="en-US"/>
+        </w:rPr>
+        <w:t>}</w:t>
+      </w:r>
+    </w:p>
+    <w:p>
+      <w:pPr>
+        <w:pStyle w:val="ListParagraph"/>
+        <w:numPr>
+          <w:ilvl w:val="0"/>
+          <w:numId w:val="4"/>
+        </w:numPr>
+        <w:rPr>
+          <w:lang w:val="en-US"/>
+        </w:rPr>
+      </w:pPr>
+      <w:r>
+        <w:rPr>
+          <w:lang w:val="en-US"/>
+        </w:rPr>
+        <w:t>Cách Sắp Xếp 1 Mảng Chỉ Toàn Xâu Theo Từ Điển?</w:t>
+      </w:r>
+    </w:p>
+    <w:p>
+      <w:pPr>
+        <w:pStyle w:val="ListParagraph"/>
+        <w:pBdr>
+          <w:top w:val="single" w:sz="4" w:space="1" w:color="auto"/>
+          <w:left w:val="single" w:sz="4" w:space="4" w:color="auto"/>
+          <w:bottom w:val="single" w:sz="4" w:space="1" w:color="auto"/>
+          <w:right w:val="single" w:sz="4" w:space="4" w:color="auto"/>
+        </w:pBdr>
+        <w:ind w:left="1080"/>
+        <w:rPr>
+          <w:lang w:val="en-US"/>
+        </w:rPr>
+      </w:pPr>
+      <w:r>
+        <w:rPr>
+          <w:lang w:val="en-US"/>
+        </w:rPr>
+        <w:t>&lt;Mảng Đã Sắp Xếp&gt; = sorted(&lt;Mảng Chưa Sắp Xếp&gt;)</w:t>
+      </w:r>
+    </w:p>
+    <w:p>
+      <w:pPr>
+        <w:pStyle w:val="ListParagraph"/>
+        <w:numPr>
+          <w:ilvl w:val="0"/>
+          <w:numId w:val="3"/>
+        </w:numPr>
+        <w:rPr>
+          <w:lang w:val="en-US"/>
+        </w:rPr>
+      </w:pPr>
+      <w:r>
+        <w:rPr>
+          <w:lang w:val="en-US"/>
+        </w:rPr>
+        <w:t>Lưu ý thứ tự từ điển là dấu cách xếp đầu, đến kí tự đặc biệt, số, chữ in hoa, chữ in thường, chữ có dấu</w:t>
+      </w:r>
+    </w:p>
+    <w:p>
+      <w:pPr>
+        <w:pStyle w:val="ListParagraph"/>
+        <w:numPr>
+          <w:ilvl w:val="0"/>
+          <w:numId w:val="3"/>
+        </w:numPr>
+        <w:rPr>
+          <w:lang w:val="en-US"/>
+        </w:rPr>
+      </w:pPr>
+      <w:r>
+        <w:rPr>
+          <w:lang w:val="en-US"/>
+        </w:rPr>
+        <w:t>Ví dụ</w:t>
+      </w:r>
+    </w:p>
+    <w:p>
+      <w:pPr>
+        <w:pStyle w:val="ListParagraph"/>
+        <w:pBdr>
+          <w:top w:val="single" w:sz="4" w:space="1" w:color="auto"/>
+          <w:left w:val="single" w:sz="4" w:space="4" w:color="auto"/>
+          <w:bottom w:val="single" w:sz="4" w:space="1" w:color="auto"/>
+          <w:right w:val="single" w:sz="4" w:space="4" w:color="auto"/>
+        </w:pBdr>
+        <w:ind w:left="1080"/>
+        <w:rPr>
+          <w:lang w:val="en-US"/>
+        </w:rPr>
+      </w:pPr>
+      <w:r>
+        <w:rPr>
+          <w:lang w:val="en-US"/>
+        </w:rPr>
+        <w:t>foo = sorted([‘a’, ‘ab’, ‘ca’, ‘1’, ‘ ‘, ‘/’, ‘ứ’])</w:t>
+      </w:r>
+    </w:p>
+    <w:p>
+      <w:pPr>
+        <w:pStyle w:val="ListParagraph"/>
+        <w:numPr>
+          <w:ilvl w:val="0"/>
+          <w:numId w:val="3"/>
+        </w:numPr>
+        <w:rPr>
+          <w:lang w:val="en-US"/>
+        </w:rPr>
+      </w:pPr>
+      <w:r>
+        <w:rPr>
+          <w:lang w:val="en-US"/>
+        </w:rPr>
+        <w:t>foo là [‘ ’, ‘/’, ‘1’, ‘a’, ‘ab’, ‘ca’, ‘ứ’]</w:t>
+      </w:r>
+    </w:p>
+    <w:p>
+      <w:pPr>
+        <w:pStyle w:val="ListParagraph"/>
+        <w:numPr>
+          <w:ilvl w:val="0"/>
+          <w:numId w:val="4"/>
+        </w:numPr>
+        <w:rPr>
+          <w:lang w:val="en-US"/>
+        </w:rPr>
+      </w:pPr>
+      <w:r>
+        <w:rPr>
+          <w:lang w:val="en-US"/>
+        </w:rPr>
+        <w:t>Cách Chuyển Đối Tượng Iterable Chứa Các Phần Tử Toàn Là Xâu Thành 1 Xâu Duy Nhất?</w:t>
+      </w:r>
+    </w:p>
+    <w:p>
+      <w:pPr>
+        <w:pStyle w:val="ListParagraph"/>
+        <w:pBdr>
+          <w:top w:val="single" w:sz="4" w:space="1" w:color="auto"/>
+          <w:left w:val="single" w:sz="4" w:space="4" w:color="auto"/>
+          <w:bottom w:val="single" w:sz="4" w:space="1" w:color="auto"/>
+          <w:right w:val="single" w:sz="4" w:space="4" w:color="auto"/>
+        </w:pBdr>
+        <w:ind w:left="1080"/>
+        <w:rPr>
+          <w:lang w:val="en-US"/>
+        </w:rPr>
+      </w:pPr>
+      <w:r>
+        <w:rPr>
+          <w:lang w:val="en-US"/>
+        </w:rPr>
+        <w:t>&lt;Xâu Nối&gt; = &lt;Xâu Ngăn Cách&gt;.join(&lt;Đối Tượng Iterable Chứa Toàn Xâu&gt;)</w:t>
+      </w:r>
+    </w:p>
+    <w:p>
+      <w:pPr>
+        <w:pStyle w:val="ListParagraph"/>
+        <w:numPr>
+          <w:ilvl w:val="0"/>
+          <w:numId w:val="3"/>
+        </w:numPr>
+        <w:rPr>
+          <w:lang w:val="en-US"/>
+        </w:rPr>
+      </w:pPr>
+      <w:r>
+        <w:rPr>
+          <w:lang w:val="en-US"/>
+        </w:rPr>
+        <w:t>Ví dụ</w:t>
+      </w:r>
+    </w:p>
+    <w:p>
+      <w:pPr>
+        <w:pStyle w:val="ListParagraph"/>
+        <w:numPr>
+          <w:ilvl w:val="0"/>
+          <w:numId w:val="3"/>
+        </w:numPr>
+        <w:rPr>
+          <w:lang w:val="en-US"/>
+        </w:rPr>
+      </w:pPr>
+      <w:r>
+        <w:rPr>
+          <w:lang w:val="en-US"/>
+        </w:rPr>
+        <w:t>x là [‘foo’, ‘bar’, ‘i’, ‘ stupid’]</w:t>
+      </w:r>
+    </w:p>
+    <w:p>
+      <w:pPr>
+        <w:pStyle w:val="ListParagraph"/>
+        <w:pBdr>
+          <w:top w:val="single" w:sz="4" w:space="1" w:color="auto"/>
+          <w:left w:val="single" w:sz="4" w:space="4" w:color="auto"/>
+          <w:bottom w:val="single" w:sz="4" w:space="1" w:color="auto"/>
+          <w:right w:val="single" w:sz="4" w:space="4" w:color="auto"/>
+        </w:pBdr>
+        <w:ind w:left="1080"/>
+        <w:rPr>
+          <w:lang w:val="en-US"/>
+        </w:rPr>
+      </w:pPr>
+      <w:r>
+        <w:rPr>
+          <w:lang w:val="en-US"/>
+        </w:rPr>
+        <w:t>y = ‘shit’.join(x)</w:t>
+      </w:r>
+    </w:p>
+    <w:p>
+      <w:pPr>
+        <w:pStyle w:val="ListParagraph"/>
+        <w:numPr>
+          <w:ilvl w:val="0"/>
+          <w:numId w:val="3"/>
+        </w:numPr>
+        <w:rPr>
+          <w:lang w:val="en-US"/>
+        </w:rPr>
+      </w:pPr>
+      <w:r>
+        <w:rPr>
+          <w:lang w:val="en-US"/>
+        </w:rPr>
+        <w:t>“y” là “fooshitbarshitishitstupid”</w:t>
+      </w:r>
+    </w:p>
+    <w:p>
+      <w:pPr>
+        <w:pStyle w:val="ListParagraph"/>
+        <w:numPr>
+          <w:ilvl w:val="0"/>
+          <w:numId w:val="4"/>
+        </w:numPr>
+        <w:rPr>
+          <w:lang w:val="en-US"/>
+        </w:rPr>
+      </w:pPr>
+      <w:r>
+        <w:rPr>
+          <w:lang w:val="en-US"/>
+        </w:rPr>
+        <w:t>Cách Viết Xâu Không Có Nội Suy Kí Tự Đặc Biệt?</w:t>
+      </w:r>
+    </w:p>
+    <w:p>
+      <w:pPr>
+        <w:pStyle w:val="ListParagraph"/>
+        <w:pBdr>
+          <w:top w:val="single" w:sz="4" w:space="1" w:color="auto"/>
+          <w:left w:val="single" w:sz="4" w:space="4" w:color="auto"/>
+          <w:bottom w:val="single" w:sz="4" w:space="1" w:color="auto"/>
+          <w:right w:val="single" w:sz="4" w:space="4" w:color="auto"/>
+        </w:pBdr>
+        <w:ind w:left="1080"/>
+        <w:rPr>
+          <w:lang w:val="en-US"/>
+        </w:rPr>
+      </w:pPr>
+      <w:r>
+        <w:rPr>
+          <w:lang w:val="en-US"/>
+        </w:rPr>
+        <w:t>r&lt;Xâu Chứa Kí Tự Đặc Biệt&gt;</w:t>
+      </w:r>
+    </w:p>
+    <w:p>
+      <w:pPr>
+        <w:pStyle w:val="ListParagraph"/>
+        <w:numPr>
+          <w:ilvl w:val="0"/>
+          <w:numId w:val="3"/>
+        </w:numPr>
+        <w:rPr>
+          <w:lang w:val="en-US"/>
+        </w:rPr>
+      </w:pPr>
+      <w:r>
+        <w:rPr>
+          <w:lang w:val="en-US"/>
+        </w:rPr>
         <w:lastRenderedPageBreak/>
-        <w:t>foo is bar and bar is not foo but why foo is foo and not bar is foo</w:t>
+        <w:t>Ví dụ</w:t>
+      </w:r>
+    </w:p>
+    <w:p>
+      <w:pPr>
+        <w:pStyle w:val="ListParagraph"/>
+        <w:pBdr>
+          <w:top w:val="single" w:sz="4" w:space="1" w:color="auto"/>
+          <w:left w:val="single" w:sz="4" w:space="4" w:color="auto"/>
+          <w:bottom w:val="single" w:sz="4" w:space="1" w:color="auto"/>
+          <w:right w:val="single" w:sz="4" w:space="4" w:color="auto"/>
+        </w:pBdr>
+        <w:ind w:left="1080"/>
+        <w:rPr>
+          <w:lang w:val="en-US"/>
+        </w:rPr>
+      </w:pPr>
+      <w:r>
+        <w:rPr>
+          <w:lang w:val="en-US"/>
+        </w:rPr>
+        <w:t>foo = r</w:t>
+      </w:r>
+      <w:r>
+        <w:rPr>
+          <w:lang w:val="en-US"/>
+        </w:rPr>
+        <w:t>"</w:t>
+      </w:r>
+      <w:r>
+        <w:rPr>
+          <w:lang w:val="en-US"/>
+        </w:rPr>
+        <w:t>huhu.\n</w:t>
+      </w:r>
+      <w:r>
+        <w:rPr>
+          <w:lang w:val="en-US"/>
+        </w:rPr>
+        <w:t>"</w:t>
+      </w:r>
+    </w:p>
+    <w:p>
+      <w:pPr>
+        <w:pStyle w:val="ListParagraph"/>
+        <w:numPr>
+          <w:ilvl w:val="0"/>
+          <w:numId w:val="3"/>
+        </w:numPr>
+        <w:rPr>
+          <w:lang w:val="en-US"/>
+        </w:rPr>
+      </w:pPr>
+      <w:r>
+        <w:rPr>
+          <w:lang w:val="en-US"/>
+        </w:rPr>
+        <w:t>“foo” sẽ có giá trị là “huhu.\n”, kí tự đặc biệt “\n” được xem là kí tự thường</w:t>
       </w:r>
     </w:p>
     <w:p>
@@ -1429,28 +2432,7 @@
         <w:rPr>
           <w:lang w:val="en-US"/>
         </w:rPr>
-        <w:t>Cách Biến Xâu Thành Tập Hợp Các Kí Tự Xuất Hiện Trong Xâu Đó?</w:t>
-      </w:r>
-    </w:p>
-    <w:p>
-      <w:pPr>
-        <w:pStyle w:val="ListParagraph"/>
-        <w:pBdr>
-          <w:top w:val="single" w:sz="4" w:space="1" w:color="auto"/>
-          <w:left w:val="single" w:sz="4" w:space="4" w:color="auto"/>
-          <w:bottom w:val="single" w:sz="4" w:space="1" w:color="auto"/>
-          <w:right w:val="single" w:sz="4" w:space="4" w:color="auto"/>
-        </w:pBdr>
-        <w:ind w:left="1080"/>
-        <w:rPr>
-          <w:lang w:val="en-US"/>
-        </w:rPr>
-      </w:pPr>
-      <w:r>
-        <w:rPr>
-          <w:lang w:val="en-US"/>
-        </w:rPr>
-        <w:t>&lt;Tập Hợp Các Kí Tự&gt; = set(&lt;Xâu&gt;)</w:t>
+        <w:t>Byte String?</w:t>
       </w:r>
     </w:p>
     <w:p>
@@ -1468,13 +2450,28 @@
         <w:rPr>
           <w:lang w:val="en-US"/>
         </w:rPr>
-        <w:t xml:space="preserve">Dấu cách </w:t>
-      </w:r>
-      <w:r>
-        <w:rPr>
-          <w:lang w:val="en-US"/>
-        </w:rPr>
-        <w:t>cũng tính</w:t>
+        <w:t>Tạo trực tiếp 1 Byte String</w:t>
+      </w:r>
+    </w:p>
+    <w:p>
+      <w:pPr>
+        <w:pStyle w:val="ListParagraph"/>
+        <w:pBdr>
+          <w:top w:val="single" w:sz="4" w:space="1" w:color="auto"/>
+          <w:left w:val="single" w:sz="4" w:space="4" w:color="auto"/>
+          <w:bottom w:val="single" w:sz="4" w:space="1" w:color="auto"/>
+          <w:right w:val="single" w:sz="4" w:space="4" w:color="auto"/>
+        </w:pBdr>
+        <w:ind w:left="1080"/>
+        <w:rPr>
+          <w:lang w:val="en-US"/>
+        </w:rPr>
+      </w:pPr>
+      <w:r>
+        <w:rPr>
+          <w:lang w:val="en-US"/>
+        </w:rPr>
+        <w:t>&lt;Byte String&gt; = b&lt;String&gt;</w:t>
       </w:r>
     </w:p>
     <w:p>
@@ -1513,31 +2510,7 @@
         <w:rPr>
           <w:lang w:val="en-US"/>
         </w:rPr>
-        <w:t>foo = set(“b</w:t>
-      </w:r>
-      <w:r>
-        <w:rPr>
-          <w:lang w:val="en-US"/>
-        </w:rPr>
-        <w:t>/</w:t>
-      </w:r>
-      <w:r>
-        <w:rPr>
-          <w:lang w:val="en-US"/>
-        </w:rPr>
-        <w:t>ar 12a</w:t>
-      </w:r>
-      <w:r>
-        <w:rPr>
-          <w:lang w:val="en-US"/>
-        </w:rPr>
-        <w:t xml:space="preserve"> nứ</w:t>
-      </w:r>
-      <w:r>
-        <w:rPr>
-          <w:lang w:val="en-US"/>
-        </w:rPr>
-        <w:t>”)</w:t>
+        <w:t>foo = b"bar"</w:t>
       </w:r>
     </w:p>
     <w:p>
@@ -1555,106 +2528,28 @@
         <w:rPr>
           <w:lang w:val="en-US"/>
         </w:rPr>
-        <w:t>foo là {</w:t>
-      </w:r>
-      <w:r>
-        <w:rPr>
-          <w:lang w:val="en-US"/>
-        </w:rPr>
-        <w:t>‘ ‘, ‘/’, ‘</w:t>
-      </w:r>
-      <w:r>
-        <w:rPr>
-          <w:lang w:val="en-US"/>
-        </w:rPr>
-        <w:t>1</w:t>
-      </w:r>
-      <w:r>
-        <w:rPr>
-          <w:lang w:val="en-US"/>
-        </w:rPr>
-        <w:t>’</w:t>
-      </w:r>
-      <w:r>
-        <w:rPr>
-          <w:lang w:val="en-US"/>
-        </w:rPr>
-        <w:t xml:space="preserve">, </w:t>
-      </w:r>
-      <w:r>
-        <w:rPr>
-          <w:lang w:val="en-US"/>
-        </w:rPr>
-        <w:t>‘</w:t>
-      </w:r>
-      <w:r>
-        <w:rPr>
-          <w:lang w:val="en-US"/>
-        </w:rPr>
-        <w:t>2</w:t>
-      </w:r>
-      <w:r>
-        <w:rPr>
-          <w:lang w:val="en-US"/>
-        </w:rPr>
-        <w:t>’</w:t>
-      </w:r>
-      <w:r>
-        <w:rPr>
-          <w:lang w:val="en-US"/>
-        </w:rPr>
-        <w:t>, ‘b’, ‘a’, ‘r’</w:t>
-      </w:r>
-      <w:r>
-        <w:rPr>
-          <w:lang w:val="en-US"/>
-        </w:rPr>
-        <w:t>, ‘n’, ‘ứ’</w:t>
-      </w:r>
-      <w:r>
-        <w:rPr>
-          <w:lang w:val="en-US"/>
-        </w:rPr>
-        <w:t>}</w:t>
-      </w:r>
-    </w:p>
-    <w:p>
-      <w:pPr>
-        <w:pStyle w:val="ListParagraph"/>
-        <w:numPr>
-          <w:ilvl w:val="0"/>
-          <w:numId w:val="4"/>
-        </w:numPr>
-        <w:rPr>
-          <w:lang w:val="en-US"/>
-        </w:rPr>
-      </w:pPr>
-      <w:r>
-        <w:rPr>
-          <w:lang w:val="en-US"/>
-        </w:rPr>
-        <w:t>Cách Sắp Xếp 1 Mảng Chỉ Toàn Xâu Theo Từ Điển?</w:t>
-      </w:r>
-    </w:p>
-    <w:p>
-      <w:pPr>
-        <w:pStyle w:val="ListParagraph"/>
-        <w:pBdr>
-          <w:top w:val="single" w:sz="4" w:space="1" w:color="auto"/>
-          <w:left w:val="single" w:sz="4" w:space="4" w:color="auto"/>
-          <w:bottom w:val="single" w:sz="4" w:space="1" w:color="auto"/>
-          <w:right w:val="single" w:sz="4" w:space="4" w:color="auto"/>
-        </w:pBdr>
-        <w:ind w:left="1080"/>
-        <w:rPr>
-          <w:lang w:val="en-US"/>
-        </w:rPr>
-      </w:pPr>
-      <w:r>
-        <w:rPr>
-          <w:lang w:val="en-US"/>
-        </w:rPr>
-        <w:t>&lt;Mảng Đã Sắp Xếp&gt; = sorted(&lt;Mảng Chưa Sắp Xếp&gt;)</w:t>
+        <w:t>Tạo gián tiếp 1 Byte String</w:t>
+      </w:r>
+    </w:p>
+    <w:p>
+      <w:pPr>
+        <w:pStyle w:val="ListParagraph"/>
+        <w:pBdr>
+          <w:top w:val="single" w:sz="4" w:space="1" w:color="auto"/>
+          <w:left w:val="single" w:sz="4" w:space="4" w:color="auto"/>
+          <w:bottom w:val="single" w:sz="4" w:space="1" w:color="auto"/>
+          <w:right w:val="single" w:sz="4" w:space="4" w:color="auto"/>
+        </w:pBdr>
+        <w:ind w:left="1080"/>
+        <w:rPr>
+          <w:lang w:val="en-US"/>
+        </w:rPr>
+      </w:pPr>
+      <w:r>
+        <w:rPr>
+          <w:lang w:val="en-US"/>
+        </w:rPr>
+        <w:t>&lt;Byte String&gt; = &lt;String&gt;.encode(&lt;Kiểu Mã Hóa&gt;)</w:t>
       </w:r>
     </w:p>
     <w:p>
@@ -1672,7 +2567,28 @@
         <w:rPr>
           <w:lang w:val="en-US"/>
         </w:rPr>
-        <w:t>Lưu ý thứ tự từ điển là dấu cách xếp đầu, đến kí tự đặc biệt, số, chữ in hoa, chữ in thường, chữ có dấu</w:t>
+        <w:t>Ví dụ</w:t>
+      </w:r>
+    </w:p>
+    <w:p>
+      <w:pPr>
+        <w:pStyle w:val="ListParagraph"/>
+        <w:pBdr>
+          <w:top w:val="single" w:sz="4" w:space="1" w:color="auto"/>
+          <w:left w:val="single" w:sz="4" w:space="4" w:color="auto"/>
+          <w:bottom w:val="single" w:sz="4" w:space="1" w:color="auto"/>
+          <w:right w:val="single" w:sz="4" w:space="4" w:color="auto"/>
+        </w:pBdr>
+        <w:ind w:left="1080"/>
+        <w:rPr>
+          <w:lang w:val="en-US"/>
+        </w:rPr>
+      </w:pPr>
+      <w:r>
+        <w:rPr>
+          <w:lang w:val="en-US"/>
+        </w:rPr>
+        <w:t>foo = "bar".encode("ascii")</w:t>
       </w:r>
     </w:p>
     <w:p>
@@ -1690,6 +2606,63 @@
         <w:rPr>
           <w:lang w:val="en-US"/>
         </w:rPr>
+        <w:t>Cách đưa 1 Byte String trở lại thành String</w:t>
+      </w:r>
+    </w:p>
+    <w:p>
+      <w:pPr>
+        <w:pStyle w:val="ListParagraph"/>
+        <w:pBdr>
+          <w:top w:val="single" w:sz="4" w:space="1" w:color="auto"/>
+          <w:left w:val="single" w:sz="4" w:space="4" w:color="auto"/>
+          <w:bottom w:val="single" w:sz="4" w:space="1" w:color="auto"/>
+          <w:right w:val="single" w:sz="4" w:space="4" w:color="auto"/>
+        </w:pBdr>
+        <w:ind w:left="1080"/>
+        <w:rPr>
+          <w:lang w:val="en-US"/>
+        </w:rPr>
+      </w:pPr>
+      <w:r>
+        <w:rPr>
+          <w:lang w:val="en-US"/>
+        </w:rPr>
+        <w:t>&lt;String&gt; = &lt;Byte String&gt;.decode(&lt;Kiểu Mã Hóa&gt;)</w:t>
+      </w:r>
+    </w:p>
+    <w:p>
+      <w:pPr>
+        <w:pStyle w:val="ListParagraph"/>
+        <w:numPr>
+          <w:ilvl w:val="0"/>
+          <w:numId w:val="3"/>
+        </w:numPr>
+        <w:rPr>
+          <w:lang w:val="en-US"/>
+        </w:rPr>
+      </w:pPr>
+      <w:r>
+        <w:rPr>
+          <w:lang w:val="en-US"/>
+        </w:rPr>
+        <w:t>Encode = kiểu mã hóa nào thì Decode = kiểu mã hóa đó</w:t>
+      </w:r>
+    </w:p>
+    <w:p>
+      <w:pPr>
+        <w:pStyle w:val="ListParagraph"/>
+        <w:numPr>
+          <w:ilvl w:val="0"/>
+          <w:numId w:val="3"/>
+        </w:numPr>
+        <w:rPr>
+          <w:lang w:val="en-US"/>
+        </w:rPr>
+      </w:pPr>
+      <w:r>
+        <w:rPr>
+          <w:lang w:val="en-US"/>
+        </w:rPr>
         <w:t>Ví dụ</w:t>
       </w:r>
     </w:p>
@@ -1711,7 +2684,7 @@
         <w:rPr>
           <w:lang w:val="en-US"/>
         </w:rPr>
-        <w:t>foo = sorted([‘a’, ‘ab’, ‘ca’, ‘1’, ‘ ‘, ‘/’, ‘ứ’])</w:t>
+        <w:t>boo = b"bar".decode("utf-8")</w:t>
       </w:r>
     </w:p>
     <w:p>
@@ -1729,46 +2702,7 @@
         <w:rPr>
           <w:lang w:val="en-US"/>
         </w:rPr>
-        <w:t>foo là [‘ ’, ‘/’, ‘1’, ‘a’, ‘ab’, ‘ca’, ‘ứ’]</w:t>
-      </w:r>
-    </w:p>
-    <w:p>
-      <w:pPr>
-        <w:pStyle w:val="ListParagraph"/>
-        <w:numPr>
-          <w:ilvl w:val="0"/>
-          <w:numId w:val="4"/>
-        </w:numPr>
-        <w:rPr>
-          <w:lang w:val="en-US"/>
-        </w:rPr>
-      </w:pPr>
-      <w:r>
-        <w:rPr>
-          <w:lang w:val="en-US"/>
-        </w:rPr>
-        <w:t>Cách Chuyển Đối Tượng Iterable Chứa Các Phần Tử Toàn Là Xâu Thành 1 Xâu Duy Nhất?</w:t>
-      </w:r>
-    </w:p>
-    <w:p>
-      <w:pPr>
-        <w:pStyle w:val="ListParagraph"/>
-        <w:pBdr>
-          <w:top w:val="single" w:sz="4" w:space="1" w:color="auto"/>
-          <w:left w:val="single" w:sz="4" w:space="4" w:color="auto"/>
-          <w:bottom w:val="single" w:sz="4" w:space="1" w:color="auto"/>
-          <w:right w:val="single" w:sz="4" w:space="4" w:color="auto"/>
-        </w:pBdr>
-        <w:ind w:left="1080"/>
-        <w:rPr>
-          <w:lang w:val="en-US"/>
-        </w:rPr>
-      </w:pPr>
-      <w:r>
-        <w:rPr>
-          <w:lang w:val="en-US"/>
-        </w:rPr>
-        <w:t>&lt;Xâu Nối&gt; = &lt;Xâu Ngăn Cách&gt;.join(&lt;Đối Tượng Iterable Chứa Toàn Xâu&gt;)</w:t>
+        <w:t>Chỉ có Byte String mới được lưu vào File, String không được</w:t>
       </w:r>
     </w:p>
     <w:p>
@@ -1786,483 +2720,6 @@
         <w:rPr>
           <w:lang w:val="en-US"/>
         </w:rPr>
-        <w:t>Ví dụ</w:t>
-      </w:r>
-    </w:p>
-    <w:p>
-      <w:pPr>
-        <w:pStyle w:val="ListParagraph"/>
-        <w:numPr>
-          <w:ilvl w:val="0"/>
-          <w:numId w:val="3"/>
-        </w:numPr>
-        <w:rPr>
-          <w:lang w:val="en-US"/>
-        </w:rPr>
-      </w:pPr>
-      <w:r>
-        <w:rPr>
-          <w:lang w:val="en-US"/>
-        </w:rPr>
-        <w:t>x là [‘foo’, ‘bar’, ‘i’, ‘ stupid’]</w:t>
-      </w:r>
-    </w:p>
-    <w:p>
-      <w:pPr>
-        <w:pStyle w:val="ListParagraph"/>
-        <w:pBdr>
-          <w:top w:val="single" w:sz="4" w:space="1" w:color="auto"/>
-          <w:left w:val="single" w:sz="4" w:space="4" w:color="auto"/>
-          <w:bottom w:val="single" w:sz="4" w:space="1" w:color="auto"/>
-          <w:right w:val="single" w:sz="4" w:space="4" w:color="auto"/>
-        </w:pBdr>
-        <w:ind w:left="1080"/>
-        <w:rPr>
-          <w:lang w:val="en-US"/>
-        </w:rPr>
-      </w:pPr>
-      <w:r>
-        <w:rPr>
-          <w:lang w:val="en-US"/>
-        </w:rPr>
-        <w:t>y = ‘shit’.join(x)</w:t>
-      </w:r>
-    </w:p>
-    <w:p>
-      <w:pPr>
-        <w:pStyle w:val="ListParagraph"/>
-        <w:numPr>
-          <w:ilvl w:val="0"/>
-          <w:numId w:val="3"/>
-        </w:numPr>
-        <w:rPr>
-          <w:lang w:val="en-US"/>
-        </w:rPr>
-      </w:pPr>
-      <w:r>
-        <w:rPr>
-          <w:lang w:val="en-US"/>
-        </w:rPr>
-        <w:t>“y” là “fooshitbarshitishitstupid”</w:t>
-      </w:r>
-    </w:p>
-    <w:p>
-      <w:pPr>
-        <w:pStyle w:val="ListParagraph"/>
-        <w:numPr>
-          <w:ilvl w:val="0"/>
-          <w:numId w:val="4"/>
-        </w:numPr>
-        <w:rPr>
-          <w:lang w:val="en-US"/>
-        </w:rPr>
-      </w:pPr>
-      <w:r>
-        <w:rPr>
-          <w:lang w:val="en-US"/>
-        </w:rPr>
-        <w:t>Cách Viết Xâu Không Có Nội Suy Kí Tự Đặc Biệt?</w:t>
-      </w:r>
-    </w:p>
-    <w:p>
-      <w:pPr>
-        <w:pStyle w:val="ListParagraph"/>
-        <w:pBdr>
-          <w:top w:val="single" w:sz="4" w:space="1" w:color="auto"/>
-          <w:left w:val="single" w:sz="4" w:space="4" w:color="auto"/>
-          <w:bottom w:val="single" w:sz="4" w:space="1" w:color="auto"/>
-          <w:right w:val="single" w:sz="4" w:space="4" w:color="auto"/>
-        </w:pBdr>
-        <w:ind w:left="1080"/>
-        <w:rPr>
-          <w:lang w:val="en-US"/>
-        </w:rPr>
-      </w:pPr>
-      <w:r>
-        <w:rPr>
-          <w:lang w:val="en-US"/>
-        </w:rPr>
-        <w:t>r&lt;Xâu Chứa Kí Tự Đặc Biệt&gt;</w:t>
-      </w:r>
-    </w:p>
-    <w:p>
-      <w:pPr>
-        <w:pStyle w:val="ListParagraph"/>
-        <w:numPr>
-          <w:ilvl w:val="0"/>
-          <w:numId w:val="3"/>
-        </w:numPr>
-        <w:rPr>
-          <w:lang w:val="en-US"/>
-        </w:rPr>
-      </w:pPr>
-      <w:r>
-        <w:rPr>
-          <w:lang w:val="en-US"/>
-        </w:rPr>
-        <w:t>Ví dụ</w:t>
-      </w:r>
-    </w:p>
-    <w:p>
-      <w:pPr>
-        <w:pStyle w:val="ListParagraph"/>
-        <w:pBdr>
-          <w:top w:val="single" w:sz="4" w:space="1" w:color="auto"/>
-          <w:left w:val="single" w:sz="4" w:space="4" w:color="auto"/>
-          <w:bottom w:val="single" w:sz="4" w:space="1" w:color="auto"/>
-          <w:right w:val="single" w:sz="4" w:space="4" w:color="auto"/>
-        </w:pBdr>
-        <w:ind w:left="1080"/>
-        <w:rPr>
-          <w:lang w:val="en-US"/>
-        </w:rPr>
-      </w:pPr>
-      <w:r>
-        <w:rPr>
-          <w:lang w:val="en-US"/>
-        </w:rPr>
-        <w:t>foo = r</w:t>
-      </w:r>
-      <w:r>
-        <w:rPr>
-          <w:lang w:val="en-US"/>
-        </w:rPr>
-        <w:t>"</w:t>
-      </w:r>
-      <w:r>
-        <w:rPr>
-          <w:lang w:val="en-US"/>
-        </w:rPr>
-        <w:t>huhu.\n</w:t>
-      </w:r>
-      <w:r>
-        <w:rPr>
-          <w:lang w:val="en-US"/>
-        </w:rPr>
-        <w:t>"</w:t>
-      </w:r>
-    </w:p>
-    <w:p>
-      <w:pPr>
-        <w:pStyle w:val="ListParagraph"/>
-        <w:numPr>
-          <w:ilvl w:val="0"/>
-          <w:numId w:val="3"/>
-        </w:numPr>
-        <w:rPr>
-          <w:lang w:val="en-US"/>
-        </w:rPr>
-      </w:pPr>
-      <w:r>
-        <w:rPr>
-          <w:lang w:val="en-US"/>
-        </w:rPr>
-        <w:t>“foo” sẽ có giá trị là “huhu.\n”, kí tự đặc biệt “\n” được xem là kí tự thường</w:t>
-      </w:r>
-    </w:p>
-    <w:p>
-      <w:pPr>
-        <w:pStyle w:val="ListParagraph"/>
-        <w:numPr>
-          <w:ilvl w:val="0"/>
-          <w:numId w:val="4"/>
-        </w:numPr>
-        <w:rPr>
-          <w:lang w:val="en-US"/>
-        </w:rPr>
-      </w:pPr>
-      <w:r>
-        <w:rPr>
-          <w:lang w:val="en-US"/>
-        </w:rPr>
-        <w:t>Byte String?</w:t>
-      </w:r>
-    </w:p>
-    <w:p>
-      <w:pPr>
-        <w:pStyle w:val="ListParagraph"/>
-        <w:numPr>
-          <w:ilvl w:val="0"/>
-          <w:numId w:val="3"/>
-        </w:numPr>
-        <w:rPr>
-          <w:lang w:val="en-US"/>
-        </w:rPr>
-      </w:pPr>
-      <w:r>
-        <w:rPr>
-          <w:lang w:val="en-US"/>
-        </w:rPr>
-        <w:t>Tạo trực tiếp 1 Byte String</w:t>
-      </w:r>
-    </w:p>
-    <w:p>
-      <w:pPr>
-        <w:pStyle w:val="ListParagraph"/>
-        <w:pBdr>
-          <w:top w:val="single" w:sz="4" w:space="1" w:color="auto"/>
-          <w:left w:val="single" w:sz="4" w:space="4" w:color="auto"/>
-          <w:bottom w:val="single" w:sz="4" w:space="1" w:color="auto"/>
-          <w:right w:val="single" w:sz="4" w:space="4" w:color="auto"/>
-        </w:pBdr>
-        <w:ind w:left="1080"/>
-        <w:rPr>
-          <w:lang w:val="en-US"/>
-        </w:rPr>
-      </w:pPr>
-      <w:r>
-        <w:rPr>
-          <w:lang w:val="en-US"/>
-        </w:rPr>
-        <w:t>&lt;Byte String&gt; = b&lt;String&gt;</w:t>
-      </w:r>
-    </w:p>
-    <w:p>
-      <w:pPr>
-        <w:pStyle w:val="ListParagraph"/>
-        <w:numPr>
-          <w:ilvl w:val="0"/>
-          <w:numId w:val="3"/>
-        </w:numPr>
-        <w:rPr>
-          <w:lang w:val="en-US"/>
-        </w:rPr>
-      </w:pPr>
-      <w:r>
-        <w:rPr>
-          <w:lang w:val="en-US"/>
-        </w:rPr>
-        <w:t>Ví dụ</w:t>
-      </w:r>
-    </w:p>
-    <w:p>
-      <w:pPr>
-        <w:pStyle w:val="ListParagraph"/>
-        <w:pBdr>
-          <w:top w:val="single" w:sz="4" w:space="1" w:color="auto"/>
-          <w:left w:val="single" w:sz="4" w:space="4" w:color="auto"/>
-          <w:bottom w:val="single" w:sz="4" w:space="1" w:color="auto"/>
-          <w:right w:val="single" w:sz="4" w:space="4" w:color="auto"/>
-        </w:pBdr>
-        <w:ind w:left="1080"/>
-        <w:rPr>
-          <w:lang w:val="en-US"/>
-        </w:rPr>
-      </w:pPr>
-      <w:r>
-        <w:rPr>
-          <w:lang w:val="en-US"/>
-        </w:rPr>
-        <w:t>foo = b"bar"</w:t>
-      </w:r>
-    </w:p>
-    <w:p>
-      <w:pPr>
-        <w:pStyle w:val="ListParagraph"/>
-        <w:numPr>
-          <w:ilvl w:val="0"/>
-          <w:numId w:val="3"/>
-        </w:numPr>
-        <w:rPr>
-          <w:lang w:val="en-US"/>
-        </w:rPr>
-      </w:pPr>
-      <w:r>
-        <w:rPr>
-          <w:lang w:val="en-US"/>
-        </w:rPr>
-        <w:t>Tạo gián tiếp 1 Byte String</w:t>
-      </w:r>
-    </w:p>
-    <w:p>
-      <w:pPr>
-        <w:pStyle w:val="ListParagraph"/>
-        <w:pBdr>
-          <w:top w:val="single" w:sz="4" w:space="1" w:color="auto"/>
-          <w:left w:val="single" w:sz="4" w:space="4" w:color="auto"/>
-          <w:bottom w:val="single" w:sz="4" w:space="1" w:color="auto"/>
-          <w:right w:val="single" w:sz="4" w:space="4" w:color="auto"/>
-        </w:pBdr>
-        <w:ind w:left="1080"/>
-        <w:rPr>
-          <w:lang w:val="en-US"/>
-        </w:rPr>
-      </w:pPr>
-      <w:r>
-        <w:rPr>
-          <w:lang w:val="en-US"/>
-        </w:rPr>
-        <w:t>&lt;Byte String&gt; = &lt;String&gt;.encode(&lt;Kiểu Mã Hóa&gt;)</w:t>
-      </w:r>
-    </w:p>
-    <w:p>
-      <w:pPr>
-        <w:pStyle w:val="ListParagraph"/>
-        <w:numPr>
-          <w:ilvl w:val="0"/>
-          <w:numId w:val="3"/>
-        </w:numPr>
-        <w:rPr>
-          <w:lang w:val="en-US"/>
-        </w:rPr>
-      </w:pPr>
-      <w:r>
-        <w:rPr>
-          <w:lang w:val="en-US"/>
-        </w:rPr>
-        <w:t>Ví dụ</w:t>
-      </w:r>
-    </w:p>
-    <w:p>
-      <w:pPr>
-        <w:pStyle w:val="ListParagraph"/>
-        <w:pBdr>
-          <w:top w:val="single" w:sz="4" w:space="1" w:color="auto"/>
-          <w:left w:val="single" w:sz="4" w:space="4" w:color="auto"/>
-          <w:bottom w:val="single" w:sz="4" w:space="1" w:color="auto"/>
-          <w:right w:val="single" w:sz="4" w:space="4" w:color="auto"/>
-        </w:pBdr>
-        <w:ind w:left="1080"/>
-        <w:rPr>
-          <w:lang w:val="en-US"/>
-        </w:rPr>
-      </w:pPr>
-      <w:r>
-        <w:rPr>
-          <w:lang w:val="en-US"/>
-        </w:rPr>
-        <w:t>foo = "bar".encode("ascii")</w:t>
-      </w:r>
-    </w:p>
-    <w:p>
-      <w:pPr>
-        <w:pStyle w:val="ListParagraph"/>
-        <w:numPr>
-          <w:ilvl w:val="0"/>
-          <w:numId w:val="3"/>
-        </w:numPr>
-        <w:rPr>
-          <w:lang w:val="en-US"/>
-        </w:rPr>
-      </w:pPr>
-      <w:r>
-        <w:rPr>
-          <w:lang w:val="en-US"/>
-        </w:rPr>
-        <w:t>Cách đưa 1 Byte String trở lại thành String</w:t>
-      </w:r>
-    </w:p>
-    <w:p>
-      <w:pPr>
-        <w:pStyle w:val="ListParagraph"/>
-        <w:pBdr>
-          <w:top w:val="single" w:sz="4" w:space="1" w:color="auto"/>
-          <w:left w:val="single" w:sz="4" w:space="4" w:color="auto"/>
-          <w:bottom w:val="single" w:sz="4" w:space="1" w:color="auto"/>
-          <w:right w:val="single" w:sz="4" w:space="4" w:color="auto"/>
-        </w:pBdr>
-        <w:ind w:left="1080"/>
-        <w:rPr>
-          <w:lang w:val="en-US"/>
-        </w:rPr>
-      </w:pPr>
-      <w:r>
-        <w:rPr>
-          <w:lang w:val="en-US"/>
-        </w:rPr>
-        <w:t>&lt;String&gt; = &lt;Byte String&gt;.decode(&lt;Kiểu Mã Hóa&gt;)</w:t>
-      </w:r>
-    </w:p>
-    <w:p>
-      <w:pPr>
-        <w:pStyle w:val="ListParagraph"/>
-        <w:numPr>
-          <w:ilvl w:val="0"/>
-          <w:numId w:val="3"/>
-        </w:numPr>
-        <w:rPr>
-          <w:lang w:val="en-US"/>
-        </w:rPr>
-      </w:pPr>
-      <w:r>
-        <w:rPr>
-          <w:lang w:val="en-US"/>
-        </w:rPr>
-        <w:t>Encode = kiểu mã hóa nào thì Decode = kiểu mã hóa đó</w:t>
-      </w:r>
-    </w:p>
-    <w:p>
-      <w:pPr>
-        <w:pStyle w:val="ListParagraph"/>
-        <w:numPr>
-          <w:ilvl w:val="0"/>
-          <w:numId w:val="3"/>
-        </w:numPr>
-        <w:rPr>
-          <w:lang w:val="en-US"/>
-        </w:rPr>
-      </w:pPr>
-      <w:r>
-        <w:rPr>
-          <w:lang w:val="en-US"/>
-        </w:rPr>
-        <w:t>Ví dụ</w:t>
-      </w:r>
-    </w:p>
-    <w:p>
-      <w:pPr>
-        <w:pStyle w:val="ListParagraph"/>
-        <w:pBdr>
-          <w:top w:val="single" w:sz="4" w:space="1" w:color="auto"/>
-          <w:left w:val="single" w:sz="4" w:space="4" w:color="auto"/>
-          <w:bottom w:val="single" w:sz="4" w:space="1" w:color="auto"/>
-          <w:right w:val="single" w:sz="4" w:space="4" w:color="auto"/>
-        </w:pBdr>
-        <w:ind w:left="1080"/>
-        <w:rPr>
-          <w:lang w:val="en-US"/>
-        </w:rPr>
-      </w:pPr>
-      <w:r>
-        <w:rPr>
-          <w:lang w:val="en-US"/>
-        </w:rPr>
-        <w:t>boo = b"bar".decode("utf-8")</w:t>
-      </w:r>
-    </w:p>
-    <w:p>
-      <w:pPr>
-        <w:pStyle w:val="ListParagraph"/>
-        <w:numPr>
-          <w:ilvl w:val="0"/>
-          <w:numId w:val="3"/>
-        </w:numPr>
-        <w:rPr>
-          <w:lang w:val="en-US"/>
-        </w:rPr>
-      </w:pPr>
-      <w:r>
-        <w:rPr>
-          <w:lang w:val="en-US"/>
-        </w:rPr>
-        <w:t>Chỉ có Byte String mới được lưu vào File, String không được</w:t>
-      </w:r>
-    </w:p>
-    <w:p>
-      <w:pPr>
-        <w:pStyle w:val="ListParagraph"/>
-        <w:numPr>
-          <w:ilvl w:val="0"/>
-          <w:numId w:val="3"/>
-        </w:numPr>
-        <w:rPr>
-          <w:lang w:val="en-US"/>
-        </w:rPr>
-      </w:pPr>
-      <w:r>
-        <w:rPr>
-          <w:lang w:val="en-US"/>
-        </w:rPr>
         <w:t>Mỗi File hình ảnh bản chất là 1 Byte String</w:t>
       </w:r>
     </w:p>
@@ -2301,7 +2758,6 @@
         <w:rPr>
           <w:lang w:val="en-US"/>
         </w:rPr>
-        <w:lastRenderedPageBreak/>
         <w:t>Cách Chèn 1 Phần Tử Vào Cuối List?</w:t>
       </w:r>
     </w:p>
@@ -2729,6 +3185,7 @@
         <w:rPr>
           <w:lang w:val="en-US"/>
         </w:rPr>
+        <w:lastRenderedPageBreak/>
         <w:t>next(&lt;Generator&gt;)</w:t>
       </w:r>
     </w:p>
@@ -3057,20 +3514,355 @@
         <w:rPr>
           <w:lang w:val="en-US"/>
         </w:rPr>
+        <w:t>foo = enumerate([5, ‘a’, 4]</w:t>
+      </w:r>
+      <w:r>
+        <w:rPr>
+          <w:lang w:val="en-US"/>
+        </w:rPr>
+        <w:t>, 2</w:t>
+      </w:r>
+      <w:r>
+        <w:rPr>
+          <w:lang w:val="en-US"/>
+        </w:rPr>
+        <w:t>)</w:t>
+      </w:r>
+    </w:p>
+    <w:p>
+      <w:pPr>
+        <w:pStyle w:val="ListParagraph"/>
+        <w:numPr>
+          <w:ilvl w:val="0"/>
+          <w:numId w:val="3"/>
+        </w:numPr>
+        <w:rPr>
+          <w:lang w:val="en-US"/>
+        </w:rPr>
+      </w:pPr>
+      <w:r>
+        <w:rPr>
+          <w:lang w:val="en-US"/>
+        </w:rPr>
+        <w:t>foo giống kiể</w:t>
+      </w:r>
+      <w:r>
+        <w:rPr>
+          <w:lang w:val="en-US"/>
+        </w:rPr>
+        <w:t>u {2 : 5, 3 : ‘a’, 4</w:t>
+      </w:r>
+      <w:r>
+        <w:rPr>
+          <w:lang w:val="en-US"/>
+        </w:rPr>
+        <w:t xml:space="preserve"> : 4}</w:t>
+      </w:r>
+    </w:p>
+    <w:p>
+      <w:pPr>
+        <w:rPr>
+          <w:lang w:val="en-US"/>
+        </w:rPr>
+      </w:pPr>
+    </w:p>
+    <w:p>
+      <w:pPr>
+        <w:rPr>
+          <w:lang w:val="en-US"/>
+        </w:rPr>
+      </w:pPr>
+      <w:r>
+        <w:rPr>
+          <w:lang w:val="en-US"/>
+        </w:rPr>
+        <w:t>Dictionary – Từ Điển:</w:t>
+      </w:r>
+    </w:p>
+    <w:p>
+      <w:pPr>
+        <w:pStyle w:val="ListParagraph"/>
+        <w:numPr>
+          <w:ilvl w:val="0"/>
+          <w:numId w:val="8"/>
+        </w:numPr>
+        <w:rPr>
+          <w:lang w:val="en-US"/>
+        </w:rPr>
+      </w:pPr>
+      <w:r>
+        <w:rPr>
+          <w:lang w:val="en-US"/>
+        </w:rPr>
+        <w:t>Dictionary Giải Thích?</w:t>
+      </w:r>
+    </w:p>
+    <w:p>
+      <w:pPr>
+        <w:pStyle w:val="ListParagraph"/>
+        <w:numPr>
+          <w:ilvl w:val="0"/>
+          <w:numId w:val="3"/>
+        </w:numPr>
+        <w:rPr>
+          <w:lang w:val="en-US"/>
+        </w:rPr>
+      </w:pPr>
+      <w:r>
+        <w:rPr>
+          <w:lang w:val="en-US"/>
+        </w:rPr>
+        <w:t>Giống như từ điển bình thường, bạn tra từ để tìm giải thích của nó, giống Set, nhưng mỗi phần tử gồm 2 thằng là Key và giá trị, dùng Key để truy xuất giá trị</w:t>
+      </w:r>
+    </w:p>
+    <w:p>
+      <w:pPr>
+        <w:pStyle w:val="ListParagraph"/>
+        <w:numPr>
+          <w:ilvl w:val="0"/>
+          <w:numId w:val="8"/>
+        </w:numPr>
+        <w:rPr>
+          <w:lang w:val="en-US"/>
+        </w:rPr>
+      </w:pPr>
+      <w:r>
+        <w:rPr>
+          <w:lang w:val="en-US"/>
+        </w:rPr>
+        <w:t>Tạo Nhanh 1 Dictionary?</w:t>
+      </w:r>
+    </w:p>
+    <w:p>
+      <w:pPr>
+        <w:pStyle w:val="ListParagraph"/>
+        <w:pBdr>
+          <w:top w:val="single" w:sz="4" w:space="1" w:color="auto"/>
+          <w:left w:val="single" w:sz="4" w:space="4" w:color="auto"/>
+          <w:bottom w:val="single" w:sz="4" w:space="1" w:color="auto"/>
+          <w:right w:val="single" w:sz="4" w:space="4" w:color="auto"/>
+        </w:pBdr>
+        <w:ind w:left="1080"/>
+        <w:rPr>
+          <w:lang w:val="en-US"/>
+        </w:rPr>
+      </w:pPr>
+      <w:r>
+        <w:rPr>
+          <w:lang w:val="en-US"/>
+        </w:rPr>
+        <w:t>&lt;Biến&gt; = {&lt;Các Cặp Key Và Giá Trị&gt;}</w:t>
+      </w:r>
+    </w:p>
+    <w:p>
+      <w:pPr>
+        <w:pStyle w:val="ListParagraph"/>
+        <w:numPr>
+          <w:ilvl w:val="0"/>
+          <w:numId w:val="3"/>
+        </w:numPr>
+        <w:rPr>
+          <w:lang w:val="en-US"/>
+        </w:rPr>
+      </w:pPr>
+      <w:r>
+        <w:rPr>
+          <w:lang w:val="en-US"/>
+        </w:rPr>
+        <w:t>Key có thể là bất kì kiểu dữ liệu nào ngoại trừ List</w:t>
+      </w:r>
+    </w:p>
+    <w:p>
+      <w:pPr>
+        <w:pStyle w:val="ListParagraph"/>
+        <w:numPr>
+          <w:ilvl w:val="0"/>
+          <w:numId w:val="3"/>
+        </w:numPr>
+        <w:rPr>
+          <w:lang w:val="en-US"/>
+        </w:rPr>
+      </w:pPr>
+      <w:r>
+        <w:rPr>
+          <w:lang w:val="en-US"/>
+        </w:rPr>
+        <w:t>Ví dụ</w:t>
+      </w:r>
+    </w:p>
+    <w:p>
+      <w:pPr>
+        <w:pStyle w:val="ListParagraph"/>
+        <w:pBdr>
+          <w:top w:val="single" w:sz="4" w:space="1" w:color="auto"/>
+          <w:left w:val="single" w:sz="4" w:space="4" w:color="auto"/>
+          <w:bottom w:val="single" w:sz="4" w:space="1" w:color="auto"/>
+          <w:right w:val="single" w:sz="4" w:space="4" w:color="auto"/>
+        </w:pBdr>
+        <w:ind w:left="1080"/>
+        <w:rPr>
+          <w:lang w:val="en-US"/>
+        </w:rPr>
+      </w:pPr>
+      <w:r>
+        <w:rPr>
+          <w:lang w:val="en-US"/>
+        </w:rPr>
+        <w:t>foo = {“cac” : 1, 2 : “bar”, (1, 2) : [4, 5]}</w:t>
+      </w:r>
+    </w:p>
+    <w:p>
+      <w:pPr>
+        <w:pStyle w:val="ListParagraph"/>
+        <w:numPr>
+          <w:ilvl w:val="0"/>
+          <w:numId w:val="3"/>
+        </w:numPr>
+        <w:rPr>
+          <w:lang w:val="en-US"/>
+        </w:rPr>
+      </w:pPr>
+      <w:r>
+        <w:rPr>
+          <w:lang w:val="en-US"/>
+        </w:rPr>
+        <w:t>foo[(1, 2)] trả về [4, 5]</w:t>
+      </w:r>
+    </w:p>
+    <w:p>
+      <w:pPr>
+        <w:pStyle w:val="ListParagraph"/>
+        <w:numPr>
+          <w:ilvl w:val="0"/>
+          <w:numId w:val="8"/>
+        </w:numPr>
+        <w:rPr>
+          <w:lang w:val="en-US"/>
+        </w:rPr>
+      </w:pPr>
+      <w:r>
+        <w:rPr>
+          <w:lang w:val="en-US"/>
+        </w:rPr>
+        <w:t>Chuyển Kiểu Dữ Liệu Khác Về Dictionary?</w:t>
+      </w:r>
+    </w:p>
+    <w:p>
+      <w:pPr>
+        <w:pStyle w:val="ListParagraph"/>
+        <w:numPr>
+          <w:ilvl w:val="0"/>
+          <w:numId w:val="3"/>
+        </w:numPr>
+        <w:rPr>
+          <w:lang w:val="en-US"/>
+        </w:rPr>
+      </w:pPr>
+      <w:r>
+        <w:rPr>
+          <w:lang w:val="en-US"/>
+        </w:rPr>
+        <w:t>Giả sử “foo” là 1 đối tượng Iterable, chứa các phần tử cũng Iterable, các Iterable con này đều chứa 2 phần tử, nhập lệnh sau</w:t>
+      </w:r>
+    </w:p>
+    <w:p>
+      <w:pPr>
+        <w:pStyle w:val="ListParagraph"/>
+        <w:pBdr>
+          <w:top w:val="single" w:sz="4" w:space="1" w:color="auto"/>
+          <w:left w:val="single" w:sz="4" w:space="4" w:color="auto"/>
+          <w:bottom w:val="single" w:sz="4" w:space="1" w:color="auto"/>
+          <w:right w:val="single" w:sz="4" w:space="4" w:color="auto"/>
+        </w:pBdr>
+        <w:ind w:left="1080"/>
+        <w:rPr>
+          <w:lang w:val="en-US"/>
+        </w:rPr>
+      </w:pPr>
+      <w:r>
+        <w:rPr>
+          <w:lang w:val="en-US"/>
+        </w:rPr>
+        <w:t>&lt;Dictionary&gt; = dict(foo)</w:t>
+      </w:r>
+    </w:p>
+    <w:p>
+      <w:pPr>
+        <w:pStyle w:val="ListParagraph"/>
+        <w:numPr>
+          <w:ilvl w:val="0"/>
+          <w:numId w:val="3"/>
+        </w:numPr>
+        <w:rPr>
+          <w:lang w:val="en-US"/>
+        </w:rPr>
+      </w:pPr>
+      <w:r>
+        <w:rPr>
+          <w:lang w:val="en-US"/>
+        </w:rPr>
+        <w:t>&lt;Dictionary&gt; sẽ có các cặp Key và giá trị tương ứng với 2 phần tử trong các Iterable con</w:t>
+      </w:r>
+    </w:p>
+    <w:p>
+      <w:pPr>
+        <w:pStyle w:val="ListParagraph"/>
+        <w:numPr>
+          <w:ilvl w:val="0"/>
+          <w:numId w:val="3"/>
+        </w:numPr>
+        <w:rPr>
+          <w:lang w:val="en-US"/>
+        </w:rPr>
+      </w:pPr>
+      <w:r>
+        <w:rPr>
+          <w:lang w:val="en-US"/>
+        </w:rPr>
+        <w:t>Ví dụ</w:t>
+      </w:r>
+    </w:p>
+    <w:p>
+      <w:pPr>
+        <w:pStyle w:val="ListParagraph"/>
+        <w:pBdr>
+          <w:top w:val="single" w:sz="4" w:space="1" w:color="auto"/>
+          <w:left w:val="single" w:sz="4" w:space="4" w:color="auto"/>
+          <w:bottom w:val="single" w:sz="4" w:space="1" w:color="auto"/>
+          <w:right w:val="single" w:sz="4" w:space="4" w:color="auto"/>
+        </w:pBdr>
+        <w:ind w:left="1080"/>
+        <w:rPr>
+          <w:lang w:val="en-US"/>
+        </w:rPr>
+      </w:pPr>
+      <w:r>
+        <w:rPr>
+          <w:lang w:val="en-US"/>
+        </w:rPr>
+        <w:t>foo = ([1, ‘a’], (‘abc’, 5))</w:t>
+      </w:r>
+    </w:p>
+    <w:p>
+      <w:pPr>
+        <w:pStyle w:val="ListParagraph"/>
+        <w:pBdr>
+          <w:top w:val="single" w:sz="4" w:space="1" w:color="auto"/>
+          <w:left w:val="single" w:sz="4" w:space="4" w:color="auto"/>
+          <w:bottom w:val="single" w:sz="4" w:space="1" w:color="auto"/>
+          <w:right w:val="single" w:sz="4" w:space="4" w:color="auto"/>
+        </w:pBdr>
+        <w:ind w:left="1080"/>
+        <w:rPr>
+          <w:lang w:val="en-US"/>
+        </w:rPr>
+      </w:pPr>
+      <w:r>
+        <w:rPr>
+          <w:lang w:val="en-US"/>
+        </w:rPr>
         <w:lastRenderedPageBreak/>
-        <w:t>foo = enumerate([5, ‘a’, 4]</w:t>
-      </w:r>
-      <w:r>
-        <w:rPr>
-          <w:lang w:val="en-US"/>
-        </w:rPr>
-        <w:t>, 2</w:t>
-      </w:r>
-      <w:r>
-        <w:rPr>
-          <w:lang w:val="en-US"/>
-        </w:rPr>
-        <w:t>)</w:t>
+        <w:t>bar = dict(foo)</w:t>
       </w:r>
     </w:p>
     <w:p>
@@ -3088,57 +3880,45 @@
         <w:rPr>
           <w:lang w:val="en-US"/>
         </w:rPr>
-        <w:t>foo giống kiể</w:t>
-      </w:r>
-      <w:r>
-        <w:rPr>
-          <w:lang w:val="en-US"/>
-        </w:rPr>
-        <w:t>u {2 : 5, 3 : ‘a’, 4</w:t>
-      </w:r>
-      <w:r>
-        <w:rPr>
-          <w:lang w:val="en-US"/>
-        </w:rPr>
-        <w:t xml:space="preserve"> : 4}</w:t>
-      </w:r>
-    </w:p>
-    <w:p>
-      <w:pPr>
-        <w:rPr>
-          <w:lang w:val="en-US"/>
-        </w:rPr>
-      </w:pPr>
-    </w:p>
-    <w:p>
-      <w:pPr>
-        <w:rPr>
-          <w:lang w:val="en-US"/>
-        </w:rPr>
-      </w:pPr>
-      <w:r>
-        <w:rPr>
-          <w:lang w:val="en-US"/>
-        </w:rPr>
-        <w:t>Dictionary – Từ Điển:</w:t>
-      </w:r>
-    </w:p>
-    <w:p>
-      <w:pPr>
-        <w:pStyle w:val="ListParagraph"/>
-        <w:numPr>
-          <w:ilvl w:val="0"/>
-          <w:numId w:val="8"/>
-        </w:numPr>
-        <w:rPr>
-          <w:lang w:val="en-US"/>
-        </w:rPr>
-      </w:pPr>
-      <w:r>
-        <w:rPr>
-          <w:lang w:val="en-US"/>
-        </w:rPr>
-        <w:t>Dictionary Giải Thích?</w:t>
+        <w:t>“bar” có giá trị là {1 : “a”, “abc” : 5}</w:t>
+      </w:r>
+    </w:p>
+    <w:p>
+      <w:pPr>
+        <w:rPr>
+          <w:lang w:val="en-US"/>
+        </w:rPr>
+      </w:pPr>
+    </w:p>
+    <w:p>
+      <w:pPr>
+        <w:rPr>
+          <w:lang w:val="en-US"/>
+        </w:rPr>
+      </w:pPr>
+      <w:r>
+        <w:rPr>
+          <w:lang w:val="en-US"/>
+        </w:rPr>
+        <w:t>Class – Lớp:</w:t>
+      </w:r>
+    </w:p>
+    <w:p>
+      <w:pPr>
+        <w:pStyle w:val="ListParagraph"/>
+        <w:numPr>
+          <w:ilvl w:val="0"/>
+          <w:numId w:val="7"/>
+        </w:numPr>
+        <w:rPr>
+          <w:lang w:val="en-US"/>
+        </w:rPr>
+      </w:pPr>
+      <w:r>
+        <w:rPr>
+          <w:lang w:val="en-US"/>
+        </w:rPr>
+        <w:t>Bản Chất Class?</w:t>
       </w:r>
     </w:p>
     <w:p>
@@ -3156,46 +3936,19 @@
         <w:rPr>
           <w:lang w:val="en-US"/>
         </w:rPr>
-        <w:t>Giống như từ điển bình thường, bạn tra từ để tìm giải thích của nó, giống Set, nhưng mỗi phần tử gồm 2 thằng là Key và giá trị, dùng Key để truy xuất giá trị</w:t>
-      </w:r>
-    </w:p>
-    <w:p>
-      <w:pPr>
-        <w:pStyle w:val="ListParagraph"/>
-        <w:numPr>
-          <w:ilvl w:val="0"/>
-          <w:numId w:val="8"/>
-        </w:numPr>
-        <w:rPr>
-          <w:lang w:val="en-US"/>
-        </w:rPr>
-      </w:pPr>
-      <w:r>
-        <w:rPr>
-          <w:lang w:val="en-US"/>
-        </w:rPr>
-        <w:t>Tạo Nhanh 1 Dictionary?</w:t>
-      </w:r>
-    </w:p>
-    <w:p>
-      <w:pPr>
-        <w:pStyle w:val="ListParagraph"/>
-        <w:pBdr>
-          <w:top w:val="single" w:sz="4" w:space="1" w:color="auto"/>
-          <w:left w:val="single" w:sz="4" w:space="4" w:color="auto"/>
-          <w:bottom w:val="single" w:sz="4" w:space="1" w:color="auto"/>
-          <w:right w:val="single" w:sz="4" w:space="4" w:color="auto"/>
-        </w:pBdr>
-        <w:ind w:left="1080"/>
-        <w:rPr>
-          <w:lang w:val="en-US"/>
-        </w:rPr>
-      </w:pPr>
-      <w:r>
-        <w:rPr>
-          <w:lang w:val="en-US"/>
-        </w:rPr>
-        <w:t>&lt;Biến&gt; = {&lt;Các Cặp Key Và Giá Trị&gt;}</w:t>
+        <w:t xml:space="preserve">Tưởng tượng Class giống như đường dẫn đến File, giả sử Class to nhất của bạn là A, thì A là thư mục gốc, tạo Class B bên trong A, tương đương tạo thư mục con B trong thư mục gốc A, tạo thuộc tính và </w:t>
+      </w:r>
+      <w:r>
+        <w:rPr>
+          <w:lang w:val="en-US"/>
+        </w:rPr>
+        <w:t>hàm</w:t>
+      </w:r>
+      <w:r>
+        <w:rPr>
+          <w:lang w:val="en-US"/>
+        </w:rPr>
+        <w:t xml:space="preserve"> trong A, tương đương tạo File trong thư mục A</w:t>
       </w:r>
     </w:p>
     <w:p>
@@ -3213,7 +3966,19 @@
         <w:rPr>
           <w:lang w:val="en-US"/>
         </w:rPr>
-        <w:t>Key có thể là bất kì kiểu dữ liệu nào ngoại trừ List</w:t>
+        <w:t xml:space="preserve">Để truy cập 1 thuộc tính hoặc </w:t>
+      </w:r>
+      <w:r>
+        <w:rPr>
+          <w:lang w:val="en-US"/>
+        </w:rPr>
+        <w:t>hàm,</w:t>
+      </w:r>
+      <w:r>
+        <w:rPr>
+          <w:lang w:val="en-US"/>
+        </w:rPr>
+        <w:t xml:space="preserve"> thì phải biến đường dẫn đến nó, khác với đường dẫn thông thường,  đường dẫn này thay dấu “/” thành “.”</w:t>
       </w:r>
     </w:p>
     <w:p>
@@ -3237,27 +4002,6 @@
     <w:p>
       <w:pPr>
         <w:pStyle w:val="ListParagraph"/>
-        <w:pBdr>
-          <w:top w:val="single" w:sz="4" w:space="1" w:color="auto"/>
-          <w:left w:val="single" w:sz="4" w:space="4" w:color="auto"/>
-          <w:bottom w:val="single" w:sz="4" w:space="1" w:color="auto"/>
-          <w:right w:val="single" w:sz="4" w:space="4" w:color="auto"/>
-        </w:pBdr>
-        <w:ind w:left="1080"/>
-        <w:rPr>
-          <w:lang w:val="en-US"/>
-        </w:rPr>
-      </w:pPr>
-      <w:r>
-        <w:rPr>
-          <w:lang w:val="en-US"/>
-        </w:rPr>
-        <w:t>foo = {“cac” : 1, 2 : “bar”, (1, 2) : [4, 5]}</w:t>
-      </w:r>
-    </w:p>
-    <w:p>
-      <w:pPr>
-        <w:pStyle w:val="ListParagraph"/>
         <w:numPr>
           <w:ilvl w:val="0"/>
           <w:numId w:val="3"/>
@@ -3270,25 +4014,43 @@
         <w:rPr>
           <w:lang w:val="en-US"/>
         </w:rPr>
-        <w:t>foo[(1, 2)] trả về [4, 5]</w:t>
-      </w:r>
-    </w:p>
-    <w:p>
-      <w:pPr>
-        <w:pStyle w:val="ListParagraph"/>
-        <w:numPr>
-          <w:ilvl w:val="0"/>
-          <w:numId w:val="8"/>
-        </w:numPr>
-        <w:rPr>
-          <w:lang w:val="en-US"/>
-        </w:rPr>
-      </w:pPr>
-      <w:r>
-        <w:rPr>
-          <w:lang w:val="en-US"/>
-        </w:rPr>
-        <w:t>Chuyển Kiểu Dữ Liệu Khác Về Dictionary?</w:t>
+        <w:t>Class A to nhất, trong đó có Class B, trong B có thuộc tính “foo” = 5, khi đó “A.B.foo” có giá trị = 5, trong B còn có hàm “bar”, khi đó “A.B.bar(&lt;Tham Số&gt;)” sẽ gọi hàm này</w:t>
+      </w:r>
+    </w:p>
+    <w:p>
+      <w:pPr>
+        <w:pStyle w:val="ListParagraph"/>
+        <w:numPr>
+          <w:ilvl w:val="0"/>
+          <w:numId w:val="7"/>
+        </w:numPr>
+        <w:rPr>
+          <w:lang w:val="en-US"/>
+        </w:rPr>
+      </w:pPr>
+      <w:r>
+        <w:rPr>
+          <w:lang w:val="en-US"/>
+        </w:rPr>
+        <w:t xml:space="preserve">Bản </w:t>
+      </w:r>
+      <w:r>
+        <w:rPr>
+          <w:lang w:val="en-US"/>
+        </w:rPr>
+        <w:t xml:space="preserve">Chất Của 1 Đối Tượng  Thuộc 1 </w:t>
+      </w:r>
+      <w:r>
+        <w:rPr>
+          <w:lang w:val="en-US"/>
+        </w:rPr>
+        <w:t xml:space="preserve">Class </w:t>
+      </w:r>
+      <w:r>
+        <w:rPr>
+          <w:lang w:val="en-US"/>
+        </w:rPr>
+        <w:t>Nào Đó?</w:t>
       </w:r>
     </w:p>
     <w:p>
@@ -3306,28 +4068,28 @@
         <w:rPr>
           <w:lang w:val="en-US"/>
         </w:rPr>
-        <w:t>Giả sử “foo” là 1 đối tượng Iterable, chứa các phần tử cũng Iterable, các Iterable con này đều chứa 2 phần tử, nhập lệnh sau</w:t>
-      </w:r>
-    </w:p>
-    <w:p>
-      <w:pPr>
-        <w:pStyle w:val="ListParagraph"/>
-        <w:pBdr>
-          <w:top w:val="single" w:sz="4" w:space="1" w:color="auto"/>
-          <w:left w:val="single" w:sz="4" w:space="4" w:color="auto"/>
-          <w:bottom w:val="single" w:sz="4" w:space="1" w:color="auto"/>
-          <w:right w:val="single" w:sz="4" w:space="4" w:color="auto"/>
-        </w:pBdr>
-        <w:ind w:left="1080"/>
-        <w:rPr>
-          <w:lang w:val="en-US"/>
-        </w:rPr>
-      </w:pPr>
-      <w:r>
-        <w:rPr>
-          <w:lang w:val="en-US"/>
-        </w:rPr>
-        <w:t>&lt;Dictionary&gt; = dict(foo)</w:t>
+        <w:t>Để tạo 1 đối tượng của 1 Class, ví dụ tạo đối tượng B từ Class A, viết</w:t>
+      </w:r>
+    </w:p>
+    <w:p>
+      <w:pPr>
+        <w:pStyle w:val="ListParagraph"/>
+        <w:pBdr>
+          <w:top w:val="single" w:sz="4" w:space="1" w:color="auto"/>
+          <w:left w:val="single" w:sz="4" w:space="4" w:color="auto"/>
+          <w:bottom w:val="single" w:sz="4" w:space="1" w:color="auto"/>
+          <w:right w:val="single" w:sz="4" w:space="4" w:color="auto"/>
+        </w:pBdr>
+        <w:ind w:left="1080"/>
+        <w:rPr>
+          <w:lang w:val="en-US"/>
+        </w:rPr>
+      </w:pPr>
+      <w:r>
+        <w:rPr>
+          <w:lang w:val="en-US"/>
+        </w:rPr>
+        <w:t>B = A()</w:t>
       </w:r>
     </w:p>
     <w:p>
@@ -3345,7 +4107,49 @@
         <w:rPr>
           <w:lang w:val="en-US"/>
         </w:rPr>
-        <w:t>&lt;Dictionary&gt; sẽ có các cặp Key và giá trị tương ứng với 2 phần tử trong các Iterable con</w:t>
+        <w:t>Đầ</w:t>
+      </w:r>
+      <w:r>
+        <w:rPr>
+          <w:lang w:val="en-US"/>
+        </w:rPr>
+        <w:t>u tiên, xét thuộc tính</w:t>
+      </w:r>
+      <w:r>
+        <w:rPr>
+          <w:lang w:val="en-US"/>
+        </w:rPr>
+        <w:t xml:space="preserve">, giả sử ta có Class A, trong đó có </w:t>
+      </w:r>
+      <w:r>
+        <w:rPr>
+          <w:lang w:val="en-US"/>
+        </w:rPr>
+        <w:t>“</w:t>
+      </w:r>
+      <w:r>
+        <w:rPr>
+          <w:lang w:val="en-US"/>
+        </w:rPr>
+        <w:t>foo</w:t>
+      </w:r>
+      <w:r>
+        <w:rPr>
+          <w:lang w:val="en-US"/>
+        </w:rPr>
+        <w:t>”</w:t>
+      </w:r>
+      <w:r>
+        <w:rPr>
+          <w:lang w:val="en-US"/>
+        </w:rPr>
+        <w:t xml:space="preserve"> = 4, B là 1 đối tượng thuộc Class A, truy cập tất cả thuộc tính của Class A = đối tượng B như bình thườ</w:t>
+      </w:r>
+      <w:r>
+        <w:rPr>
+          <w:lang w:val="en-US"/>
+        </w:rPr>
+        <w:t>ng, tuy nhiên “foo” dùng chung, nghĩa là nếu thay đổi “foo” thông qua “A.foo” thì “B.foo” cũng thay đổi tương tự, nhưng nếu dùng “B.foo” để thay đổi, thì “A.foo” và tất cả các đối tượng của class A sẽ không thay đổi, khi này, “foo” của B sẽ tách ra làm thuộc tính riêng của B</w:t>
       </w:r>
     </w:p>
     <w:p>
@@ -3363,6 +4167,409 @@
         <w:rPr>
           <w:lang w:val="en-US"/>
         </w:rPr>
+        <w:t xml:space="preserve">Xét hàm số, trong Class A có hàm “bar”, khi này dùng B để gọi </w:t>
+      </w:r>
+      <w:r>
+        <w:rPr>
+          <w:lang w:val="en-US"/>
+        </w:rPr>
+        <w:t>“</w:t>
+      </w:r>
+      <w:r>
+        <w:rPr>
+          <w:lang w:val="en-US"/>
+        </w:rPr>
+        <w:t>bar</w:t>
+      </w:r>
+      <w:r>
+        <w:rPr>
+          <w:lang w:val="en-US"/>
+        </w:rPr>
+        <w:t>”</w:t>
+      </w:r>
+      <w:r>
+        <w:rPr>
+          <w:lang w:val="en-US"/>
+        </w:rPr>
+        <w:t xml:space="preserve"> sẽ có 1 chút khác, đó là tham số đầu tiên của </w:t>
+      </w:r>
+      <w:r>
+        <w:rPr>
+          <w:lang w:val="en-US"/>
+        </w:rPr>
+        <w:t>“</w:t>
+      </w:r>
+      <w:r>
+        <w:rPr>
+          <w:lang w:val="en-US"/>
+        </w:rPr>
+        <w:t>bar</w:t>
+      </w:r>
+      <w:r>
+        <w:rPr>
+          <w:lang w:val="en-US"/>
+        </w:rPr>
+        <w:t>”</w:t>
+      </w:r>
+      <w:r>
+        <w:rPr>
+          <w:lang w:val="en-US"/>
+        </w:rPr>
+        <w:t xml:space="preserve"> sẽ chính là bản thân B luôn, nên bạn có thể dùng tham số này để thay đổi hàm và thuộc tính của B, thông thường nó được đặt tên là “self”</w:t>
+      </w:r>
+    </w:p>
+    <w:p>
+      <w:pPr>
+        <w:pStyle w:val="ListParagraph"/>
+        <w:numPr>
+          <w:ilvl w:val="0"/>
+          <w:numId w:val="3"/>
+        </w:numPr>
+        <w:rPr>
+          <w:lang w:val="en-US"/>
+        </w:rPr>
+      </w:pPr>
+      <w:r>
+        <w:rPr>
+          <w:lang w:val="en-US"/>
+        </w:rPr>
+        <w:t>Nếu bạn muốn không có sự khác biệt, nghĩa là không có tham số đầu tiên con mẹ gì hết, thì đặt “@staticmethod” lên trước khai báo hàm</w:t>
+      </w:r>
+    </w:p>
+    <w:p>
+      <w:pPr>
+        <w:pStyle w:val="ListParagraph"/>
+        <w:numPr>
+          <w:ilvl w:val="0"/>
+          <w:numId w:val="3"/>
+        </w:numPr>
+        <w:rPr>
+          <w:lang w:val="en-US"/>
+        </w:rPr>
+      </w:pPr>
+      <w:r>
+        <w:rPr>
+          <w:lang w:val="en-US"/>
+        </w:rPr>
+        <w:t>Hàm “__init__” là trường hợp đặc biệt, sau khi B đăng kí Class A, nó sẽ ngay lập tức gọi hàm này</w:t>
+      </w:r>
+    </w:p>
+    <w:p>
+      <w:pPr>
+        <w:pStyle w:val="ListParagraph"/>
+        <w:numPr>
+          <w:ilvl w:val="0"/>
+          <w:numId w:val="7"/>
+        </w:numPr>
+        <w:rPr>
+          <w:lang w:val="en-US"/>
+        </w:rPr>
+      </w:pPr>
+      <w:r>
+        <w:rPr>
+          <w:lang w:val="en-US"/>
+        </w:rPr>
+        <w:t xml:space="preserve">Tạo </w:t>
+      </w:r>
+      <w:r>
+        <w:rPr>
+          <w:lang w:val="en-US"/>
+        </w:rPr>
+        <w:t>Nhanh 1 Class?</w:t>
+      </w:r>
+    </w:p>
+    <w:p>
+      <w:pPr>
+        <w:pStyle w:val="ListParagraph"/>
+        <w:pBdr>
+          <w:top w:val="single" w:sz="4" w:space="1" w:color="auto"/>
+          <w:left w:val="single" w:sz="4" w:space="4" w:color="auto"/>
+          <w:bottom w:val="single" w:sz="4" w:space="1" w:color="auto"/>
+          <w:right w:val="single" w:sz="4" w:space="4" w:color="auto"/>
+        </w:pBdr>
+        <w:ind w:left="1080"/>
+        <w:rPr>
+          <w:lang w:val="en-US"/>
+        </w:rPr>
+      </w:pPr>
+      <w:r>
+        <w:rPr>
+          <w:lang w:val="en-US"/>
+        </w:rPr>
+        <w:t xml:space="preserve">class </w:t>
+      </w:r>
+      <w:r>
+        <w:rPr>
+          <w:lang w:val="en-US"/>
+        </w:rPr>
+        <w:t>&lt;Tên Class&gt;</w:t>
+      </w:r>
+      <w:r>
+        <w:rPr>
+          <w:lang w:val="en-US"/>
+        </w:rPr>
+        <w:t>(</w:t>
+      </w:r>
+      <w:r>
+        <w:rPr>
+          <w:lang w:val="en-US"/>
+        </w:rPr>
+        <w:t>&lt;Tên Class Kế Thừa&gt;</w:t>
+      </w:r>
+      <w:r>
+        <w:rPr>
+          <w:lang w:val="en-US"/>
+        </w:rPr>
+        <w:t>):</w:t>
+      </w:r>
+    </w:p>
+    <w:p>
+      <w:pPr>
+        <w:pStyle w:val="ListParagraph"/>
+        <w:pBdr>
+          <w:top w:val="single" w:sz="4" w:space="1" w:color="auto"/>
+          <w:left w:val="single" w:sz="4" w:space="4" w:color="auto"/>
+          <w:bottom w:val="single" w:sz="4" w:space="1" w:color="auto"/>
+          <w:right w:val="single" w:sz="4" w:space="4" w:color="auto"/>
+        </w:pBdr>
+        <w:ind w:left="1080"/>
+        <w:rPr>
+          <w:lang w:val="en-US"/>
+        </w:rPr>
+      </w:pPr>
+      <w:r>
+        <w:rPr>
+          <w:lang w:val="en-US"/>
+        </w:rPr>
+        <w:t xml:space="preserve">    </w:t>
+      </w:r>
+      <w:r>
+        <w:rPr>
+          <w:lang w:val="en-US"/>
+        </w:rPr>
+        <w:t>def __init__(self, &lt;Tham Số Khởi Tạo&gt;):</w:t>
+      </w:r>
+    </w:p>
+    <w:p>
+      <w:pPr>
+        <w:pStyle w:val="ListParagraph"/>
+        <w:pBdr>
+          <w:top w:val="single" w:sz="4" w:space="1" w:color="auto"/>
+          <w:left w:val="single" w:sz="4" w:space="4" w:color="auto"/>
+          <w:bottom w:val="single" w:sz="4" w:space="1" w:color="auto"/>
+          <w:right w:val="single" w:sz="4" w:space="4" w:color="auto"/>
+        </w:pBdr>
+        <w:ind w:left="1080"/>
+        <w:rPr>
+          <w:lang w:val="en-US"/>
+        </w:rPr>
+      </w:pPr>
+      <w:r>
+        <w:rPr>
+          <w:lang w:val="en-US"/>
+        </w:rPr>
+        <w:t xml:space="preserve">        </w:t>
+      </w:r>
+      <w:r>
+        <w:rPr>
+          <w:lang w:val="en-US"/>
+        </w:rPr>
+        <w:t>super().__init__(&lt;Giá Trị Khởi Tạo Class Kế Thừa&gt;)</w:t>
+      </w:r>
+    </w:p>
+    <w:p>
+      <w:pPr>
+        <w:pStyle w:val="ListParagraph"/>
+        <w:pBdr>
+          <w:top w:val="single" w:sz="4" w:space="1" w:color="auto"/>
+          <w:left w:val="single" w:sz="4" w:space="4" w:color="auto"/>
+          <w:bottom w:val="single" w:sz="4" w:space="1" w:color="auto"/>
+          <w:right w:val="single" w:sz="4" w:space="4" w:color="auto"/>
+        </w:pBdr>
+        <w:ind w:left="1080"/>
+        <w:rPr>
+          <w:lang w:val="en-US"/>
+        </w:rPr>
+      </w:pPr>
+      <w:r>
+        <w:rPr>
+          <w:lang w:val="en-US"/>
+        </w:rPr>
+        <w:t xml:space="preserve">        </w:t>
+      </w:r>
+      <w:r>
+        <w:rPr>
+          <w:lang w:val="en-US"/>
+        </w:rPr>
+        <w:t>self.&lt;Tên Thuộc Tính&gt; = &lt;Giá Trị Thuộc Tính&gt;</w:t>
+      </w:r>
+    </w:p>
+    <w:p>
+      <w:pPr>
+        <w:pStyle w:val="ListParagraph"/>
+        <w:pBdr>
+          <w:top w:val="single" w:sz="4" w:space="1" w:color="auto"/>
+          <w:left w:val="single" w:sz="4" w:space="4" w:color="auto"/>
+          <w:bottom w:val="single" w:sz="4" w:space="1" w:color="auto"/>
+          <w:right w:val="single" w:sz="4" w:space="4" w:color="auto"/>
+        </w:pBdr>
+        <w:ind w:left="1080"/>
+        <w:rPr>
+          <w:lang w:val="en-US"/>
+        </w:rPr>
+      </w:pPr>
+    </w:p>
+    <w:p>
+      <w:pPr>
+        <w:pStyle w:val="ListParagraph"/>
+        <w:pBdr>
+          <w:top w:val="single" w:sz="4" w:space="1" w:color="auto"/>
+          <w:left w:val="single" w:sz="4" w:space="4" w:color="auto"/>
+          <w:bottom w:val="single" w:sz="4" w:space="1" w:color="auto"/>
+          <w:right w:val="single" w:sz="4" w:space="4" w:color="auto"/>
+        </w:pBdr>
+        <w:ind w:left="1080"/>
+        <w:rPr>
+          <w:lang w:val="en-US"/>
+        </w:rPr>
+      </w:pPr>
+      <w:r>
+        <w:rPr>
+          <w:lang w:val="en-US"/>
+        </w:rPr>
+        <w:t xml:space="preserve">    </w:t>
+      </w:r>
+      <w:r>
+        <w:rPr>
+          <w:lang w:val="en-US"/>
+        </w:rPr>
+        <w:t>def &lt;Tên Hàm Trong Class&gt;(self, &lt;Tham Số&gt;):</w:t>
+      </w:r>
+    </w:p>
+    <w:p>
+      <w:pPr>
+        <w:pStyle w:val="ListParagraph"/>
+        <w:pBdr>
+          <w:top w:val="single" w:sz="4" w:space="1" w:color="auto"/>
+          <w:left w:val="single" w:sz="4" w:space="4" w:color="auto"/>
+          <w:bottom w:val="single" w:sz="4" w:space="1" w:color="auto"/>
+          <w:right w:val="single" w:sz="4" w:space="4" w:color="auto"/>
+        </w:pBdr>
+        <w:ind w:left="1080"/>
+        <w:rPr>
+          <w:lang w:val="en-US"/>
+        </w:rPr>
+      </w:pPr>
+      <w:r>
+        <w:rPr>
+          <w:lang w:val="en-US"/>
+        </w:rPr>
+        <w:t xml:space="preserve">        </w:t>
+      </w:r>
+      <w:r>
+        <w:rPr>
+          <w:lang w:val="en-US"/>
+        </w:rPr>
+        <w:t xml:space="preserve">&lt;Xử Lí </w:t>
+      </w:r>
+      <w:r>
+        <w:rPr>
+          <w:lang w:val="en-US"/>
+        </w:rPr>
+        <w:t>Gì Đó Với Tham Số</w:t>
+      </w:r>
+      <w:r>
+        <w:rPr>
+          <w:lang w:val="en-US"/>
+        </w:rPr>
+        <w:t>&gt;</w:t>
+      </w:r>
+    </w:p>
+    <w:p>
+      <w:pPr>
+        <w:pStyle w:val="ListParagraph"/>
+        <w:pBdr>
+          <w:top w:val="single" w:sz="4" w:space="1" w:color="auto"/>
+          <w:left w:val="single" w:sz="4" w:space="4" w:color="auto"/>
+          <w:bottom w:val="single" w:sz="4" w:space="1" w:color="auto"/>
+          <w:right w:val="single" w:sz="4" w:space="4" w:color="auto"/>
+        </w:pBdr>
+        <w:ind w:left="1080"/>
+        <w:rPr>
+          <w:lang w:val="en-US"/>
+        </w:rPr>
+      </w:pPr>
+      <w:r>
+        <w:rPr>
+          <w:lang w:val="en-US"/>
+        </w:rPr>
+        <w:t xml:space="preserve">        </w:t>
+      </w:r>
+      <w:r>
+        <w:rPr>
+          <w:lang w:val="en-US"/>
+        </w:rPr>
+        <w:t>return &lt;Giá Trị G</w:t>
+      </w:r>
+      <w:r>
+        <w:rPr>
+          <w:sz w:val="24"/>
+          <w:lang w:val="en-US"/>
+        </w:rPr>
+        <w:t>ì</w:t>
+      </w:r>
+      <w:r>
+        <w:rPr>
+          <w:lang w:val="en-US"/>
+        </w:rPr>
+        <w:t xml:space="preserve"> Đó&gt;</w:t>
+      </w:r>
+    </w:p>
+    <w:p>
+      <w:pPr>
+        <w:pStyle w:val="ListParagraph"/>
+        <w:numPr>
+          <w:ilvl w:val="0"/>
+          <w:numId w:val="3"/>
+        </w:numPr>
+        <w:rPr>
+          <w:lang w:val="en-US"/>
+        </w:rPr>
+      </w:pPr>
+      <w:r>
+        <w:rPr>
+          <w:lang w:val="en-US"/>
+        </w:rPr>
+        <w:t>Lệnh “</w:t>
+      </w:r>
+      <w:r>
+        <w:rPr>
+          <w:lang w:val="en-US"/>
+        </w:rPr>
+        <w:t>super().__init__()</w:t>
+      </w:r>
+      <w:r>
+        <w:rPr>
+          <w:lang w:val="en-US"/>
+        </w:rPr>
+        <w:t>” dùng để khởi tạo Class kế thừa với những giá trị mình đưa vào</w:t>
+      </w:r>
+    </w:p>
+    <w:p>
+      <w:pPr>
+        <w:pStyle w:val="ListParagraph"/>
+        <w:numPr>
+          <w:ilvl w:val="0"/>
+          <w:numId w:val="3"/>
+        </w:numPr>
+        <w:rPr>
+          <w:lang w:val="en-US"/>
+        </w:rPr>
+      </w:pPr>
+      <w:r>
+        <w:rPr>
+          <w:lang w:val="en-US"/>
+        </w:rPr>
         <w:t>Ví dụ</w:t>
       </w:r>
     </w:p>
@@ -3384,291 +4591,7 @@
         <w:rPr>
           <w:lang w:val="en-US"/>
         </w:rPr>
-        <w:t>foo = ([1, ‘a’], (‘abc’, 5))</w:t>
-      </w:r>
-    </w:p>
-    <w:p>
-      <w:pPr>
-        <w:pStyle w:val="ListParagraph"/>
-        <w:pBdr>
-          <w:top w:val="single" w:sz="4" w:space="1" w:color="auto"/>
-          <w:left w:val="single" w:sz="4" w:space="4" w:color="auto"/>
-          <w:bottom w:val="single" w:sz="4" w:space="1" w:color="auto"/>
-          <w:right w:val="single" w:sz="4" w:space="4" w:color="auto"/>
-        </w:pBdr>
-        <w:ind w:left="1080"/>
-        <w:rPr>
-          <w:lang w:val="en-US"/>
-        </w:rPr>
-      </w:pPr>
-      <w:r>
-        <w:rPr>
-          <w:lang w:val="en-US"/>
-        </w:rPr>
-        <w:t>bar = dict(foo)</w:t>
-      </w:r>
-    </w:p>
-    <w:p>
-      <w:pPr>
-        <w:pStyle w:val="ListParagraph"/>
-        <w:numPr>
-          <w:ilvl w:val="0"/>
-          <w:numId w:val="3"/>
-        </w:numPr>
-        <w:rPr>
-          <w:lang w:val="en-US"/>
-        </w:rPr>
-      </w:pPr>
-      <w:r>
-        <w:rPr>
-          <w:lang w:val="en-US"/>
-        </w:rPr>
-        <w:t>“bar” có giá trị là {1 : “a”, “abc” : 5}</w:t>
-      </w:r>
-    </w:p>
-    <w:p>
-      <w:pPr>
-        <w:rPr>
-          <w:lang w:val="en-US"/>
-        </w:rPr>
-      </w:pPr>
-    </w:p>
-    <w:p>
-      <w:pPr>
-        <w:rPr>
-          <w:lang w:val="en-US"/>
-        </w:rPr>
-      </w:pPr>
-      <w:r>
-        <w:rPr>
-          <w:lang w:val="en-US"/>
-        </w:rPr>
-        <w:t>Class – Lớp:</w:t>
-      </w:r>
-    </w:p>
-    <w:p>
-      <w:pPr>
-        <w:pStyle w:val="ListParagraph"/>
-        <w:numPr>
-          <w:ilvl w:val="0"/>
-          <w:numId w:val="7"/>
-        </w:numPr>
-        <w:rPr>
-          <w:lang w:val="en-US"/>
-        </w:rPr>
-      </w:pPr>
-      <w:r>
-        <w:rPr>
-          <w:lang w:val="en-US"/>
-        </w:rPr>
-        <w:t>Bản Chất Class?</w:t>
-      </w:r>
-    </w:p>
-    <w:p>
-      <w:pPr>
-        <w:pStyle w:val="ListParagraph"/>
-        <w:numPr>
-          <w:ilvl w:val="0"/>
-          <w:numId w:val="3"/>
-        </w:numPr>
-        <w:rPr>
-          <w:lang w:val="en-US"/>
-        </w:rPr>
-      </w:pPr>
-      <w:r>
-        <w:rPr>
-          <w:lang w:val="en-US"/>
-        </w:rPr>
-        <w:t xml:space="preserve">Tưởng tượng Class giống như đường dẫn đến File, giả sử Class to nhất của bạn là A, thì A là thư mục gốc, tạo Class B bên trong A, tương đương tạo thư mục con B trong thư mục gốc A, tạo thuộc tính và </w:t>
-      </w:r>
-      <w:r>
-        <w:rPr>
-          <w:lang w:val="en-US"/>
-        </w:rPr>
-        <w:t>hàm</w:t>
-      </w:r>
-      <w:r>
-        <w:rPr>
-          <w:lang w:val="en-US"/>
-        </w:rPr>
-        <w:t xml:space="preserve"> trong A, tương đương tạo File trong thư mục A</w:t>
-      </w:r>
-    </w:p>
-    <w:p>
-      <w:pPr>
-        <w:pStyle w:val="ListParagraph"/>
-        <w:numPr>
-          <w:ilvl w:val="0"/>
-          <w:numId w:val="3"/>
-        </w:numPr>
-        <w:rPr>
-          <w:lang w:val="en-US"/>
-        </w:rPr>
-      </w:pPr>
-      <w:r>
-        <w:rPr>
-          <w:lang w:val="en-US"/>
-        </w:rPr>
-        <w:t xml:space="preserve">Để truy cập 1 thuộc tính hoặc </w:t>
-      </w:r>
-      <w:r>
-        <w:rPr>
-          <w:lang w:val="en-US"/>
-        </w:rPr>
-        <w:t>hàm,</w:t>
-      </w:r>
-      <w:r>
-        <w:rPr>
-          <w:lang w:val="en-US"/>
-        </w:rPr>
-        <w:t xml:space="preserve"> thì phải biến đường dẫn đến nó, khác với đường dẫn thông thường,  đường dẫn này thay dấu “/” thành “.”</w:t>
-      </w:r>
-    </w:p>
-    <w:p>
-      <w:pPr>
-        <w:pStyle w:val="ListParagraph"/>
-        <w:numPr>
-          <w:ilvl w:val="0"/>
-          <w:numId w:val="3"/>
-        </w:numPr>
-        <w:rPr>
-          <w:lang w:val="en-US"/>
-        </w:rPr>
-      </w:pPr>
-      <w:r>
-        <w:rPr>
-          <w:lang w:val="en-US"/>
-        </w:rPr>
-        <w:t>Ví dụ</w:t>
-      </w:r>
-    </w:p>
-    <w:p>
-      <w:pPr>
-        <w:pStyle w:val="ListParagraph"/>
-        <w:numPr>
-          <w:ilvl w:val="0"/>
-          <w:numId w:val="3"/>
-        </w:numPr>
-        <w:rPr>
-          <w:lang w:val="en-US"/>
-        </w:rPr>
-      </w:pPr>
-      <w:r>
-        <w:rPr>
-          <w:lang w:val="en-US"/>
-        </w:rPr>
-        <w:t>Class A to nhất, trong đó có Class B, trong B có thuộc tính “foo” = 5, khi đó “A.B.foo” có giá trị = 5, trong B còn có hàm “bar”, khi đó “A.B.bar(&lt;Tham Số&gt;)” sẽ gọi hàm này</w:t>
-      </w:r>
-    </w:p>
-    <w:p>
-      <w:pPr>
-        <w:pStyle w:val="ListParagraph"/>
-        <w:numPr>
-          <w:ilvl w:val="0"/>
-          <w:numId w:val="7"/>
-        </w:numPr>
-        <w:rPr>
-          <w:lang w:val="en-US"/>
-        </w:rPr>
-      </w:pPr>
-      <w:r>
-        <w:rPr>
-          <w:lang w:val="en-US"/>
-        </w:rPr>
-        <w:t xml:space="preserve">Bản </w:t>
-      </w:r>
-      <w:r>
-        <w:rPr>
-          <w:lang w:val="en-US"/>
-        </w:rPr>
-        <w:t xml:space="preserve">Chất Của 1 Đối Tượng  Thuộc 1 </w:t>
-      </w:r>
-      <w:r>
-        <w:rPr>
-          <w:lang w:val="en-US"/>
-        </w:rPr>
-        <w:t xml:space="preserve">Class </w:t>
-      </w:r>
-      <w:r>
-        <w:rPr>
-          <w:lang w:val="en-US"/>
-        </w:rPr>
-        <w:t>Nào Đó?</w:t>
-      </w:r>
-    </w:p>
-    <w:p>
-      <w:pPr>
-        <w:pStyle w:val="ListParagraph"/>
-        <w:numPr>
-          <w:ilvl w:val="0"/>
-          <w:numId w:val="3"/>
-        </w:numPr>
-        <w:rPr>
-          <w:lang w:val="en-US"/>
-        </w:rPr>
-      </w:pPr>
-      <w:r>
-        <w:rPr>
-          <w:lang w:val="en-US"/>
-        </w:rPr>
-        <w:t>Để tạo 1 đối tượng của 1 Class, ví dụ tạo đối tượng B từ Class A, viết</w:t>
-      </w:r>
-    </w:p>
-    <w:p>
-      <w:pPr>
-        <w:pStyle w:val="ListParagraph"/>
-        <w:pBdr>
-          <w:top w:val="single" w:sz="4" w:space="1" w:color="auto"/>
-          <w:left w:val="single" w:sz="4" w:space="4" w:color="auto"/>
-          <w:bottom w:val="single" w:sz="4" w:space="1" w:color="auto"/>
-          <w:right w:val="single" w:sz="4" w:space="4" w:color="auto"/>
-        </w:pBdr>
-        <w:ind w:left="1080"/>
-        <w:rPr>
-          <w:lang w:val="en-US"/>
-        </w:rPr>
-      </w:pPr>
-      <w:r>
-        <w:rPr>
-          <w:lang w:val="en-US"/>
-        </w:rPr>
-        <w:t>B = A()</w:t>
-      </w:r>
-    </w:p>
-    <w:p>
-      <w:pPr>
-        <w:pStyle w:val="ListParagraph"/>
-        <w:numPr>
-          <w:ilvl w:val="0"/>
-          <w:numId w:val="3"/>
-        </w:numPr>
-        <w:rPr>
-          <w:lang w:val="en-US"/>
-        </w:rPr>
-      </w:pPr>
-      <w:r>
-        <w:rPr>
-          <w:lang w:val="en-US"/>
-        </w:rPr>
-        <w:t>Đầ</w:t>
-      </w:r>
-      <w:r>
-        <w:rPr>
-          <w:lang w:val="en-US"/>
-        </w:rPr>
-        <w:t>u tiên, xét thuộc tính</w:t>
-      </w:r>
-      <w:r>
-        <w:rPr>
-          <w:lang w:val="en-US"/>
-        </w:rPr>
-        <w:t xml:space="preserve">, giả sử ta có Class A, trong đó có </w:t>
-      </w:r>
-      <w:r>
-        <w:rPr>
-          <w:lang w:val="en-US"/>
-        </w:rPr>
-        <w:t>“</w:t>
+        <w:t xml:space="preserve">class </w:t>
       </w:r>
       <w:r>
         <w:rPr>
@@ -3680,28 +4603,208 @@
         <w:rPr>
           <w:lang w:val="en-US"/>
         </w:rPr>
-        <w:t>”</w:t>
-      </w:r>
-      <w:r>
-        <w:rPr>
-          <w:lang w:val="en-US"/>
-        </w:rPr>
-        <w:t xml:space="preserve"> = 4, B là 1 đối tượng thuộc Class A, truy cập tất cả thuộc tính của Class A = đối tượng B như bình thườ</w:t>
-      </w:r>
-      <w:r>
-        <w:rPr>
-          <w:lang w:val="en-US"/>
-        </w:rPr>
-        <w:t>ng, tuy nhiên “foo” dùng chung, nghĩa là nếu thay đổi “foo” thông qua “A.foo” thì “B.foo” cũng thay đổi tương tự, nhưng nếu dùng “B.foo” để thay đổi, thì “A.foo” và tất cả các đối tượng của class A sẽ không thay đổi, khi này, “foo” của B sẽ tách ra làm thuộc tính riêng của B</w:t>
-      </w:r>
-    </w:p>
-    <w:p>
-      <w:pPr>
-        <w:pStyle w:val="ListParagraph"/>
-        <w:numPr>
-          <w:ilvl w:val="0"/>
-          <w:numId w:val="3"/>
-        </w:numPr>
+        <w:t>(</w:t>
+      </w:r>
+      <w:r>
+        <w:rPr>
+          <w:lang w:val="en-US"/>
+        </w:rPr>
+        <w:t>bar</w:t>
+      </w:r>
+      <w:r>
+        <w:rPr>
+          <w:lang w:val="en-US"/>
+        </w:rPr>
+        <w:t>):</w:t>
+      </w:r>
+    </w:p>
+    <w:p>
+      <w:pPr>
+        <w:pStyle w:val="ListParagraph"/>
+        <w:pBdr>
+          <w:top w:val="single" w:sz="4" w:space="1" w:color="auto"/>
+          <w:left w:val="single" w:sz="4" w:space="4" w:color="auto"/>
+          <w:bottom w:val="single" w:sz="4" w:space="1" w:color="auto"/>
+          <w:right w:val="single" w:sz="4" w:space="4" w:color="auto"/>
+        </w:pBdr>
+        <w:ind w:left="1080"/>
+        <w:rPr>
+          <w:lang w:val="en-US"/>
+        </w:rPr>
+      </w:pPr>
+      <w:r>
+        <w:rPr>
+          <w:lang w:val="en-US"/>
+        </w:rPr>
+        <w:t xml:space="preserve">    </w:t>
+      </w:r>
+      <w:r>
+        <w:rPr>
+          <w:lang w:val="en-US"/>
+        </w:rPr>
+        <w:t xml:space="preserve">def __init__(self, </w:t>
+      </w:r>
+      <w:r>
+        <w:rPr>
+          <w:lang w:val="en-US"/>
+        </w:rPr>
+        <w:t>bruh</w:t>
+      </w:r>
+      <w:r>
+        <w:rPr>
+          <w:lang w:val="en-US"/>
+        </w:rPr>
+        <w:t>):</w:t>
+      </w:r>
+    </w:p>
+    <w:p>
+      <w:pPr>
+        <w:pStyle w:val="ListParagraph"/>
+        <w:pBdr>
+          <w:top w:val="single" w:sz="4" w:space="1" w:color="auto"/>
+          <w:left w:val="single" w:sz="4" w:space="4" w:color="auto"/>
+          <w:bottom w:val="single" w:sz="4" w:space="1" w:color="auto"/>
+          <w:right w:val="single" w:sz="4" w:space="4" w:color="auto"/>
+        </w:pBdr>
+        <w:ind w:left="1080"/>
+        <w:rPr>
+          <w:lang w:val="en-US"/>
+        </w:rPr>
+      </w:pPr>
+      <w:r>
+        <w:rPr>
+          <w:lang w:val="en-US"/>
+        </w:rPr>
+        <w:t xml:space="preserve">        </w:t>
+      </w:r>
+      <w:r>
+        <w:rPr>
+          <w:lang w:val="en-US"/>
+        </w:rPr>
+        <w:t>super().__init__()</w:t>
+      </w:r>
+    </w:p>
+    <w:p>
+      <w:pPr>
+        <w:pStyle w:val="ListParagraph"/>
+        <w:pBdr>
+          <w:top w:val="single" w:sz="4" w:space="1" w:color="auto"/>
+          <w:left w:val="single" w:sz="4" w:space="4" w:color="auto"/>
+          <w:bottom w:val="single" w:sz="4" w:space="1" w:color="auto"/>
+          <w:right w:val="single" w:sz="4" w:space="4" w:color="auto"/>
+        </w:pBdr>
+        <w:ind w:left="1080"/>
+        <w:rPr>
+          <w:lang w:val="en-US"/>
+        </w:rPr>
+      </w:pPr>
+      <w:r>
+        <w:rPr>
+          <w:lang w:val="en-US"/>
+        </w:rPr>
+        <w:t xml:space="preserve">        </w:t>
+      </w:r>
+      <w:r>
+        <w:rPr>
+          <w:lang w:val="en-US"/>
+        </w:rPr>
+        <w:t>self.</w:t>
+      </w:r>
+      <w:r>
+        <w:rPr>
+          <w:lang w:val="en-US"/>
+        </w:rPr>
+        <w:t>dark</w:t>
+      </w:r>
+      <w:r>
+        <w:rPr>
+          <w:lang w:val="en-US"/>
+        </w:rPr>
+        <w:t xml:space="preserve"> = </w:t>
+      </w:r>
+      <w:r>
+        <w:rPr>
+          <w:lang w:val="en-US"/>
+        </w:rPr>
+        <w:t>“lmao”</w:t>
+      </w:r>
+    </w:p>
+    <w:p>
+      <w:pPr>
+        <w:pStyle w:val="ListParagraph"/>
+        <w:pBdr>
+          <w:top w:val="single" w:sz="4" w:space="1" w:color="auto"/>
+          <w:left w:val="single" w:sz="4" w:space="4" w:color="auto"/>
+          <w:bottom w:val="single" w:sz="4" w:space="1" w:color="auto"/>
+          <w:right w:val="single" w:sz="4" w:space="4" w:color="auto"/>
+        </w:pBdr>
+        <w:ind w:left="1080"/>
+        <w:rPr>
+          <w:lang w:val="en-US"/>
+        </w:rPr>
+      </w:pPr>
+    </w:p>
+    <w:p>
+      <w:pPr>
+        <w:pStyle w:val="ListParagraph"/>
+        <w:pBdr>
+          <w:top w:val="single" w:sz="4" w:space="1" w:color="auto"/>
+          <w:left w:val="single" w:sz="4" w:space="4" w:color="auto"/>
+          <w:bottom w:val="single" w:sz="4" w:space="1" w:color="auto"/>
+          <w:right w:val="single" w:sz="4" w:space="4" w:color="auto"/>
+        </w:pBdr>
+        <w:ind w:left="1080"/>
+        <w:rPr>
+          <w:lang w:val="en-US"/>
+        </w:rPr>
+      </w:pPr>
+      <w:r>
+        <w:rPr>
+          <w:lang w:val="en-US"/>
+        </w:rPr>
+        <w:t xml:space="preserve">    </w:t>
+      </w:r>
+      <w:r>
+        <w:rPr>
+          <w:lang w:val="en-US"/>
+        </w:rPr>
+        <w:t xml:space="preserve">def </w:t>
+      </w:r>
+      <w:r>
+        <w:rPr>
+          <w:lang w:val="en-US"/>
+        </w:rPr>
+        <w:t>lol</w:t>
+      </w:r>
+      <w:r>
+        <w:rPr>
+          <w:lang w:val="en-US"/>
+        </w:rPr>
+        <w:t xml:space="preserve">(self, </w:t>
+      </w:r>
+      <w:r>
+        <w:rPr>
+          <w:lang w:val="en-US"/>
+        </w:rPr>
+        <w:t>shit</w:t>
+      </w:r>
+      <w:r>
+        <w:rPr>
+          <w:lang w:val="en-US"/>
+        </w:rPr>
+        <w:t>):</w:t>
+      </w:r>
+    </w:p>
+    <w:p>
+      <w:pPr>
+        <w:pStyle w:val="ListParagraph"/>
+        <w:pBdr>
+          <w:top w:val="single" w:sz="4" w:space="1" w:color="auto"/>
+          <w:left w:val="single" w:sz="4" w:space="4" w:color="auto"/>
+          <w:bottom w:val="single" w:sz="4" w:space="1" w:color="auto"/>
+          <w:right w:val="single" w:sz="4" w:space="4" w:color="auto"/>
+        </w:pBdr>
+        <w:ind w:left="1080"/>
         <w:rPr>
           <w:lang w:val="en-US"/>
         </w:rPr>
@@ -3711,652 +4814,6 @@
           <w:lang w:val="en-US"/>
         </w:rPr>
         <w:lastRenderedPageBreak/>
-        <w:t xml:space="preserve">Xét hàm số, trong Class A có hàm “bar”, khi này dùng B để gọi </w:t>
-      </w:r>
-      <w:r>
-        <w:rPr>
-          <w:lang w:val="en-US"/>
-        </w:rPr>
-        <w:t>“</w:t>
-      </w:r>
-      <w:r>
-        <w:rPr>
-          <w:lang w:val="en-US"/>
-        </w:rPr>
-        <w:t>bar</w:t>
-      </w:r>
-      <w:r>
-        <w:rPr>
-          <w:lang w:val="en-US"/>
-        </w:rPr>
-        <w:t>”</w:t>
-      </w:r>
-      <w:r>
-        <w:rPr>
-          <w:lang w:val="en-US"/>
-        </w:rPr>
-        <w:t xml:space="preserve"> sẽ có 1 chút khác, đó là tham số đầu tiên của </w:t>
-      </w:r>
-      <w:r>
-        <w:rPr>
-          <w:lang w:val="en-US"/>
-        </w:rPr>
-        <w:t>“</w:t>
-      </w:r>
-      <w:r>
-        <w:rPr>
-          <w:lang w:val="en-US"/>
-        </w:rPr>
-        <w:t>bar</w:t>
-      </w:r>
-      <w:r>
-        <w:rPr>
-          <w:lang w:val="en-US"/>
-        </w:rPr>
-        <w:t>”</w:t>
-      </w:r>
-      <w:r>
-        <w:rPr>
-          <w:lang w:val="en-US"/>
-        </w:rPr>
-        <w:t xml:space="preserve"> sẽ chính là bản thân B luôn, nên bạn có thể dùng tham số này để thay đổi hàm và thuộc tính của B, thông thường nó được đặt tên là “self”</w:t>
-      </w:r>
-    </w:p>
-    <w:p>
-      <w:pPr>
-        <w:pStyle w:val="ListParagraph"/>
-        <w:numPr>
-          <w:ilvl w:val="0"/>
-          <w:numId w:val="3"/>
-        </w:numPr>
-        <w:rPr>
-          <w:lang w:val="en-US"/>
-        </w:rPr>
-      </w:pPr>
-      <w:r>
-        <w:rPr>
-          <w:lang w:val="en-US"/>
-        </w:rPr>
-        <w:t>Nếu bạn muốn không có sự khác biệt, nghĩa là không có tham số đầu tiên con mẹ gì hết, thì đặt “@staticmethod” lên trước khai báo hàm</w:t>
-      </w:r>
-    </w:p>
-    <w:p>
-      <w:pPr>
-        <w:pStyle w:val="ListParagraph"/>
-        <w:numPr>
-          <w:ilvl w:val="0"/>
-          <w:numId w:val="3"/>
-        </w:numPr>
-        <w:rPr>
-          <w:lang w:val="en-US"/>
-        </w:rPr>
-      </w:pPr>
-      <w:r>
-        <w:rPr>
-          <w:lang w:val="en-US"/>
-        </w:rPr>
-        <w:t>Hàm “__init__” là trường hợp đặc biệt, sau khi B đăng kí Class A, nó sẽ ngay lập tức gọi hàm này</w:t>
-      </w:r>
-    </w:p>
-    <w:p>
-      <w:pPr>
-        <w:pStyle w:val="ListParagraph"/>
-        <w:numPr>
-          <w:ilvl w:val="0"/>
-          <w:numId w:val="7"/>
-        </w:numPr>
-        <w:rPr>
-          <w:lang w:val="en-US"/>
-        </w:rPr>
-      </w:pPr>
-      <w:r>
-        <w:rPr>
-          <w:lang w:val="en-US"/>
-        </w:rPr>
-        <w:t xml:space="preserve">Tạo </w:t>
-      </w:r>
-      <w:r>
-        <w:rPr>
-          <w:lang w:val="en-US"/>
-        </w:rPr>
-        <w:t>Nhanh 1 Class?</w:t>
-      </w:r>
-    </w:p>
-    <w:p>
-      <w:pPr>
-        <w:pStyle w:val="ListParagraph"/>
-        <w:pBdr>
-          <w:top w:val="single" w:sz="4" w:space="1" w:color="auto"/>
-          <w:left w:val="single" w:sz="4" w:space="4" w:color="auto"/>
-          <w:bottom w:val="single" w:sz="4" w:space="1" w:color="auto"/>
-          <w:right w:val="single" w:sz="4" w:space="4" w:color="auto"/>
-        </w:pBdr>
-        <w:ind w:left="1080"/>
-        <w:rPr>
-          <w:lang w:val="en-US"/>
-        </w:rPr>
-      </w:pPr>
-      <w:r>
-        <w:rPr>
-          <w:lang w:val="en-US"/>
-        </w:rPr>
-        <w:t xml:space="preserve">class </w:t>
-      </w:r>
-      <w:r>
-        <w:rPr>
-          <w:lang w:val="en-US"/>
-        </w:rPr>
-        <w:t>&lt;Tên Class&gt;</w:t>
-      </w:r>
-      <w:r>
-        <w:rPr>
-          <w:lang w:val="en-US"/>
-        </w:rPr>
-        <w:t>(</w:t>
-      </w:r>
-      <w:r>
-        <w:rPr>
-          <w:lang w:val="en-US"/>
-        </w:rPr>
-        <w:t>&lt;Tên Class Kế Thừa&gt;</w:t>
-      </w:r>
-      <w:r>
-        <w:rPr>
-          <w:lang w:val="en-US"/>
-        </w:rPr>
-        <w:t>):</w:t>
-      </w:r>
-    </w:p>
-    <w:p>
-      <w:pPr>
-        <w:pStyle w:val="ListParagraph"/>
-        <w:pBdr>
-          <w:top w:val="single" w:sz="4" w:space="1" w:color="auto"/>
-          <w:left w:val="single" w:sz="4" w:space="4" w:color="auto"/>
-          <w:bottom w:val="single" w:sz="4" w:space="1" w:color="auto"/>
-          <w:right w:val="single" w:sz="4" w:space="4" w:color="auto"/>
-        </w:pBdr>
-        <w:ind w:left="1080"/>
-        <w:rPr>
-          <w:lang w:val="en-US"/>
-        </w:rPr>
-      </w:pPr>
-      <w:r>
-        <w:rPr>
-          <w:lang w:val="en-US"/>
-        </w:rPr>
-        <w:t xml:space="preserve">    </w:t>
-      </w:r>
-      <w:r>
-        <w:rPr>
-          <w:lang w:val="en-US"/>
-        </w:rPr>
-        <w:t>def __init__(self, &lt;Tham Số Khởi Tạo&gt;):</w:t>
-      </w:r>
-    </w:p>
-    <w:p>
-      <w:pPr>
-        <w:pStyle w:val="ListParagraph"/>
-        <w:pBdr>
-          <w:top w:val="single" w:sz="4" w:space="1" w:color="auto"/>
-          <w:left w:val="single" w:sz="4" w:space="4" w:color="auto"/>
-          <w:bottom w:val="single" w:sz="4" w:space="1" w:color="auto"/>
-          <w:right w:val="single" w:sz="4" w:space="4" w:color="auto"/>
-        </w:pBdr>
-        <w:ind w:left="1080"/>
-        <w:rPr>
-          <w:lang w:val="en-US"/>
-        </w:rPr>
-      </w:pPr>
-      <w:r>
-        <w:rPr>
-          <w:lang w:val="en-US"/>
-        </w:rPr>
-        <w:t xml:space="preserve">        </w:t>
-      </w:r>
-      <w:r>
-        <w:rPr>
-          <w:lang w:val="en-US"/>
-        </w:rPr>
-        <w:t>super().__init__(&lt;Giá Trị Khởi Tạo Class Kế Thừa&gt;)</w:t>
-      </w:r>
-    </w:p>
-    <w:p>
-      <w:pPr>
-        <w:pStyle w:val="ListParagraph"/>
-        <w:pBdr>
-          <w:top w:val="single" w:sz="4" w:space="1" w:color="auto"/>
-          <w:left w:val="single" w:sz="4" w:space="4" w:color="auto"/>
-          <w:bottom w:val="single" w:sz="4" w:space="1" w:color="auto"/>
-          <w:right w:val="single" w:sz="4" w:space="4" w:color="auto"/>
-        </w:pBdr>
-        <w:ind w:left="1080"/>
-        <w:rPr>
-          <w:lang w:val="en-US"/>
-        </w:rPr>
-      </w:pPr>
-      <w:r>
-        <w:rPr>
-          <w:lang w:val="en-US"/>
-        </w:rPr>
-        <w:t xml:space="preserve">        </w:t>
-      </w:r>
-      <w:r>
-        <w:rPr>
-          <w:lang w:val="en-US"/>
-        </w:rPr>
-        <w:t>self.&lt;Tên Thuộc Tính&gt; = &lt;Giá Trị Thuộc Tính&gt;</w:t>
-      </w:r>
-    </w:p>
-    <w:p>
-      <w:pPr>
-        <w:pStyle w:val="ListParagraph"/>
-        <w:pBdr>
-          <w:top w:val="single" w:sz="4" w:space="1" w:color="auto"/>
-          <w:left w:val="single" w:sz="4" w:space="4" w:color="auto"/>
-          <w:bottom w:val="single" w:sz="4" w:space="1" w:color="auto"/>
-          <w:right w:val="single" w:sz="4" w:space="4" w:color="auto"/>
-        </w:pBdr>
-        <w:ind w:left="1080"/>
-        <w:rPr>
-          <w:lang w:val="en-US"/>
-        </w:rPr>
-      </w:pPr>
-    </w:p>
-    <w:p>
-      <w:pPr>
-        <w:pStyle w:val="ListParagraph"/>
-        <w:pBdr>
-          <w:top w:val="single" w:sz="4" w:space="1" w:color="auto"/>
-          <w:left w:val="single" w:sz="4" w:space="4" w:color="auto"/>
-          <w:bottom w:val="single" w:sz="4" w:space="1" w:color="auto"/>
-          <w:right w:val="single" w:sz="4" w:space="4" w:color="auto"/>
-        </w:pBdr>
-        <w:ind w:left="1080"/>
-        <w:rPr>
-          <w:lang w:val="en-US"/>
-        </w:rPr>
-      </w:pPr>
-      <w:r>
-        <w:rPr>
-          <w:lang w:val="en-US"/>
-        </w:rPr>
-        <w:t xml:space="preserve">    </w:t>
-      </w:r>
-      <w:r>
-        <w:rPr>
-          <w:lang w:val="en-US"/>
-        </w:rPr>
-        <w:t>def &lt;Tên Hàm Trong Class&gt;(self, &lt;Tham Số&gt;):</w:t>
-      </w:r>
-    </w:p>
-    <w:p>
-      <w:pPr>
-        <w:pStyle w:val="ListParagraph"/>
-        <w:pBdr>
-          <w:top w:val="single" w:sz="4" w:space="1" w:color="auto"/>
-          <w:left w:val="single" w:sz="4" w:space="4" w:color="auto"/>
-          <w:bottom w:val="single" w:sz="4" w:space="1" w:color="auto"/>
-          <w:right w:val="single" w:sz="4" w:space="4" w:color="auto"/>
-        </w:pBdr>
-        <w:ind w:left="1080"/>
-        <w:rPr>
-          <w:lang w:val="en-US"/>
-        </w:rPr>
-      </w:pPr>
-      <w:r>
-        <w:rPr>
-          <w:lang w:val="en-US"/>
-        </w:rPr>
-        <w:t xml:space="preserve">        </w:t>
-      </w:r>
-      <w:r>
-        <w:rPr>
-          <w:lang w:val="en-US"/>
-        </w:rPr>
-        <w:t xml:space="preserve">&lt;Xử Lí </w:t>
-      </w:r>
-      <w:r>
-        <w:rPr>
-          <w:lang w:val="en-US"/>
-        </w:rPr>
-        <w:t>Gì Đó Với Tham Số</w:t>
-      </w:r>
-      <w:r>
-        <w:rPr>
-          <w:lang w:val="en-US"/>
-        </w:rPr>
-        <w:t>&gt;</w:t>
-      </w:r>
-    </w:p>
-    <w:p>
-      <w:pPr>
-        <w:pStyle w:val="ListParagraph"/>
-        <w:pBdr>
-          <w:top w:val="single" w:sz="4" w:space="1" w:color="auto"/>
-          <w:left w:val="single" w:sz="4" w:space="4" w:color="auto"/>
-          <w:bottom w:val="single" w:sz="4" w:space="1" w:color="auto"/>
-          <w:right w:val="single" w:sz="4" w:space="4" w:color="auto"/>
-        </w:pBdr>
-        <w:ind w:left="1080"/>
-        <w:rPr>
-          <w:lang w:val="en-US"/>
-        </w:rPr>
-      </w:pPr>
-      <w:r>
-        <w:rPr>
-          <w:lang w:val="en-US"/>
-        </w:rPr>
-        <w:t xml:space="preserve">        </w:t>
-      </w:r>
-      <w:r>
-        <w:rPr>
-          <w:lang w:val="en-US"/>
-        </w:rPr>
-        <w:t>return &lt;Giá Trị G</w:t>
-      </w:r>
-      <w:r>
-        <w:rPr>
-          <w:sz w:val="24"/>
-          <w:lang w:val="en-US"/>
-        </w:rPr>
-        <w:t>ì</w:t>
-      </w:r>
-      <w:r>
-        <w:rPr>
-          <w:lang w:val="en-US"/>
-        </w:rPr>
-        <w:t xml:space="preserve"> Đó&gt;</w:t>
-      </w:r>
-    </w:p>
-    <w:p>
-      <w:pPr>
-        <w:pStyle w:val="ListParagraph"/>
-        <w:numPr>
-          <w:ilvl w:val="0"/>
-          <w:numId w:val="3"/>
-        </w:numPr>
-        <w:rPr>
-          <w:lang w:val="en-US"/>
-        </w:rPr>
-      </w:pPr>
-      <w:r>
-        <w:rPr>
-          <w:lang w:val="en-US"/>
-        </w:rPr>
-        <w:t>Lệnh “</w:t>
-      </w:r>
-      <w:r>
-        <w:rPr>
-          <w:lang w:val="en-US"/>
-        </w:rPr>
-        <w:t>super().__init__()</w:t>
-      </w:r>
-      <w:r>
-        <w:rPr>
-          <w:lang w:val="en-US"/>
-        </w:rPr>
-        <w:t>” dùng để khởi tạo Class kế thừa với những giá trị mình đưa vào</w:t>
-      </w:r>
-    </w:p>
-    <w:p>
-      <w:pPr>
-        <w:pStyle w:val="ListParagraph"/>
-        <w:numPr>
-          <w:ilvl w:val="0"/>
-          <w:numId w:val="3"/>
-        </w:numPr>
-        <w:rPr>
-          <w:lang w:val="en-US"/>
-        </w:rPr>
-      </w:pPr>
-      <w:r>
-        <w:rPr>
-          <w:lang w:val="en-US"/>
-        </w:rPr>
-        <w:t>Ví dụ</w:t>
-      </w:r>
-    </w:p>
-    <w:p>
-      <w:pPr>
-        <w:pStyle w:val="ListParagraph"/>
-        <w:pBdr>
-          <w:top w:val="single" w:sz="4" w:space="1" w:color="auto"/>
-          <w:left w:val="single" w:sz="4" w:space="4" w:color="auto"/>
-          <w:bottom w:val="single" w:sz="4" w:space="1" w:color="auto"/>
-          <w:right w:val="single" w:sz="4" w:space="4" w:color="auto"/>
-        </w:pBdr>
-        <w:ind w:left="1080"/>
-        <w:rPr>
-          <w:lang w:val="en-US"/>
-        </w:rPr>
-      </w:pPr>
-      <w:r>
-        <w:rPr>
-          <w:lang w:val="en-US"/>
-        </w:rPr>
-        <w:t xml:space="preserve">class </w:t>
-      </w:r>
-      <w:r>
-        <w:rPr>
-          <w:lang w:val="en-US"/>
-        </w:rPr>
-        <w:t>foo</w:t>
-      </w:r>
-      <w:r>
-        <w:rPr>
-          <w:lang w:val="en-US"/>
-        </w:rPr>
-        <w:t>(</w:t>
-      </w:r>
-      <w:r>
-        <w:rPr>
-          <w:lang w:val="en-US"/>
-        </w:rPr>
-        <w:t>bar</w:t>
-      </w:r>
-      <w:r>
-        <w:rPr>
-          <w:lang w:val="en-US"/>
-        </w:rPr>
-        <w:t>):</w:t>
-      </w:r>
-    </w:p>
-    <w:p>
-      <w:pPr>
-        <w:pStyle w:val="ListParagraph"/>
-        <w:pBdr>
-          <w:top w:val="single" w:sz="4" w:space="1" w:color="auto"/>
-          <w:left w:val="single" w:sz="4" w:space="4" w:color="auto"/>
-          <w:bottom w:val="single" w:sz="4" w:space="1" w:color="auto"/>
-          <w:right w:val="single" w:sz="4" w:space="4" w:color="auto"/>
-        </w:pBdr>
-        <w:ind w:left="1080"/>
-        <w:rPr>
-          <w:lang w:val="en-US"/>
-        </w:rPr>
-      </w:pPr>
-      <w:r>
-        <w:rPr>
-          <w:lang w:val="en-US"/>
-        </w:rPr>
-        <w:t xml:space="preserve">    </w:t>
-      </w:r>
-      <w:r>
-        <w:rPr>
-          <w:lang w:val="en-US"/>
-        </w:rPr>
-        <w:t xml:space="preserve">def __init__(self, </w:t>
-      </w:r>
-      <w:r>
-        <w:rPr>
-          <w:lang w:val="en-US"/>
-        </w:rPr>
-        <w:t>bruh</w:t>
-      </w:r>
-      <w:r>
-        <w:rPr>
-          <w:lang w:val="en-US"/>
-        </w:rPr>
-        <w:t>):</w:t>
-      </w:r>
-    </w:p>
-    <w:p>
-      <w:pPr>
-        <w:pStyle w:val="ListParagraph"/>
-        <w:pBdr>
-          <w:top w:val="single" w:sz="4" w:space="1" w:color="auto"/>
-          <w:left w:val="single" w:sz="4" w:space="4" w:color="auto"/>
-          <w:bottom w:val="single" w:sz="4" w:space="1" w:color="auto"/>
-          <w:right w:val="single" w:sz="4" w:space="4" w:color="auto"/>
-        </w:pBdr>
-        <w:ind w:left="1080"/>
-        <w:rPr>
-          <w:lang w:val="en-US"/>
-        </w:rPr>
-      </w:pPr>
-      <w:r>
-        <w:rPr>
-          <w:lang w:val="en-US"/>
-        </w:rPr>
-        <w:t xml:space="preserve">        </w:t>
-      </w:r>
-      <w:r>
-        <w:rPr>
-          <w:lang w:val="en-US"/>
-        </w:rPr>
-        <w:t>super().__init__()</w:t>
-      </w:r>
-    </w:p>
-    <w:p>
-      <w:pPr>
-        <w:pStyle w:val="ListParagraph"/>
-        <w:pBdr>
-          <w:top w:val="single" w:sz="4" w:space="1" w:color="auto"/>
-          <w:left w:val="single" w:sz="4" w:space="4" w:color="auto"/>
-          <w:bottom w:val="single" w:sz="4" w:space="1" w:color="auto"/>
-          <w:right w:val="single" w:sz="4" w:space="4" w:color="auto"/>
-        </w:pBdr>
-        <w:ind w:left="1080"/>
-        <w:rPr>
-          <w:lang w:val="en-US"/>
-        </w:rPr>
-      </w:pPr>
-      <w:r>
-        <w:rPr>
-          <w:lang w:val="en-US"/>
-        </w:rPr>
-        <w:t xml:space="preserve">        </w:t>
-      </w:r>
-      <w:r>
-        <w:rPr>
-          <w:lang w:val="en-US"/>
-        </w:rPr>
-        <w:t>self.</w:t>
-      </w:r>
-      <w:r>
-        <w:rPr>
-          <w:lang w:val="en-US"/>
-        </w:rPr>
-        <w:t>dark</w:t>
-      </w:r>
-      <w:r>
-        <w:rPr>
-          <w:lang w:val="en-US"/>
-        </w:rPr>
-        <w:t xml:space="preserve"> = </w:t>
-      </w:r>
-      <w:r>
-        <w:rPr>
-          <w:lang w:val="en-US"/>
-        </w:rPr>
-        <w:t>“lmao”</w:t>
-      </w:r>
-    </w:p>
-    <w:p>
-      <w:pPr>
-        <w:pStyle w:val="ListParagraph"/>
-        <w:pBdr>
-          <w:top w:val="single" w:sz="4" w:space="1" w:color="auto"/>
-          <w:left w:val="single" w:sz="4" w:space="4" w:color="auto"/>
-          <w:bottom w:val="single" w:sz="4" w:space="1" w:color="auto"/>
-          <w:right w:val="single" w:sz="4" w:space="4" w:color="auto"/>
-        </w:pBdr>
-        <w:ind w:left="1080"/>
-        <w:rPr>
-          <w:lang w:val="en-US"/>
-        </w:rPr>
-      </w:pPr>
-    </w:p>
-    <w:p>
-      <w:pPr>
-        <w:pStyle w:val="ListParagraph"/>
-        <w:pBdr>
-          <w:top w:val="single" w:sz="4" w:space="1" w:color="auto"/>
-          <w:left w:val="single" w:sz="4" w:space="4" w:color="auto"/>
-          <w:bottom w:val="single" w:sz="4" w:space="1" w:color="auto"/>
-          <w:right w:val="single" w:sz="4" w:space="4" w:color="auto"/>
-        </w:pBdr>
-        <w:ind w:left="1080"/>
-        <w:rPr>
-          <w:lang w:val="en-US"/>
-        </w:rPr>
-      </w:pPr>
-      <w:r>
-        <w:rPr>
-          <w:lang w:val="en-US"/>
-        </w:rPr>
-        <w:t xml:space="preserve">    </w:t>
-      </w:r>
-      <w:r>
-        <w:rPr>
-          <w:lang w:val="en-US"/>
-        </w:rPr>
-        <w:t xml:space="preserve">def </w:t>
-      </w:r>
-      <w:r>
-        <w:rPr>
-          <w:lang w:val="en-US"/>
-        </w:rPr>
-        <w:t>lol</w:t>
-      </w:r>
-      <w:r>
-        <w:rPr>
-          <w:lang w:val="en-US"/>
-        </w:rPr>
-        <w:t xml:space="preserve">(self, </w:t>
-      </w:r>
-      <w:r>
-        <w:rPr>
-          <w:lang w:val="en-US"/>
-        </w:rPr>
-        <w:t>shit</w:t>
-      </w:r>
-      <w:r>
-        <w:rPr>
-          <w:lang w:val="en-US"/>
-        </w:rPr>
-        <w:t>):</w:t>
-      </w:r>
-    </w:p>
-    <w:p>
-      <w:pPr>
-        <w:pStyle w:val="ListParagraph"/>
-        <w:pBdr>
-          <w:top w:val="single" w:sz="4" w:space="1" w:color="auto"/>
-          <w:left w:val="single" w:sz="4" w:space="4" w:color="auto"/>
-          <w:bottom w:val="single" w:sz="4" w:space="1" w:color="auto"/>
-          <w:right w:val="single" w:sz="4" w:space="4" w:color="auto"/>
-        </w:pBdr>
-        <w:ind w:left="1080"/>
-        <w:rPr>
-          <w:lang w:val="en-US"/>
-        </w:rPr>
-      </w:pPr>
-      <w:r>
-        <w:rPr>
-          <w:lang w:val="en-US"/>
-        </w:rPr>
         <w:t xml:space="preserve">        </w:t>
       </w:r>
       <w:r>
@@ -4806,7 +5263,6 @@
               <w:rPr>
                 <w:lang w:val="en-US"/>
               </w:rPr>
-              <w:lastRenderedPageBreak/>
               <w:t>Positional Argument</w:t>
             </w:r>
           </w:p>
@@ -6701,233 +7157,764 @@
         <w:rPr>
           <w:lang w:val="en-US"/>
         </w:rPr>
+        <w:t>file_list = [f for f in os.listdir(</w:t>
+      </w:r>
+      <w:r>
+        <w:rPr>
+          <w:lang w:val="en-US"/>
+        </w:rPr>
+        <w:t>FOLDER_PATH</w:t>
+      </w:r>
+      <w:r>
+        <w:rPr>
+          <w:lang w:val="en-US"/>
+        </w:rPr>
+        <w:t>) if f.endswith(</w:t>
+      </w:r>
+      <w:r>
+        <w:rPr>
+          <w:lang w:val="en-US"/>
+        </w:rPr>
+        <w:t>FILE_EXTENSION</w:t>
+      </w:r>
+      <w:r>
+        <w:rPr>
+          <w:lang w:val="en-US"/>
+        </w:rPr>
+        <w:t>)]</w:t>
+      </w:r>
+    </w:p>
+    <w:p>
+      <w:pPr>
+        <w:pStyle w:val="ListParagraph"/>
+        <w:pBdr>
+          <w:top w:val="single" w:sz="4" w:space="1" w:color="auto"/>
+          <w:left w:val="single" w:sz="4" w:space="4" w:color="auto"/>
+          <w:bottom w:val="single" w:sz="4" w:space="1" w:color="auto"/>
+          <w:right w:val="single" w:sz="4" w:space="4" w:color="auto"/>
+        </w:pBdr>
+        <w:ind w:left="1080"/>
+        <w:rPr>
+          <w:lang w:val="en-US"/>
+        </w:rPr>
+      </w:pPr>
+      <w:r>
+        <w:rPr>
+          <w:lang w:val="en-US"/>
+        </w:rPr>
+        <w:t>file_list.sort(key</w:t>
+      </w:r>
+      <w:r>
+        <w:rPr>
+          <w:lang w:val="en-US"/>
+        </w:rPr>
+        <w:t xml:space="preserve"> </w:t>
+      </w:r>
+      <w:r>
+        <w:rPr>
+          <w:lang w:val="en-US"/>
+        </w:rPr>
+        <w:t>=</w:t>
+      </w:r>
+      <w:r>
+        <w:rPr>
+          <w:lang w:val="en-US"/>
+        </w:rPr>
+        <w:t xml:space="preserve"> </w:t>
+      </w:r>
+      <w:r>
+        <w:rPr>
+          <w:lang w:val="en-US"/>
+        </w:rPr>
+        <w:t>lambda x: int(os.path.splitext(x)[0]))</w:t>
+      </w:r>
+    </w:p>
+    <w:p>
+      <w:pPr>
+        <w:pStyle w:val="ListParagraph"/>
+        <w:pBdr>
+          <w:top w:val="single" w:sz="4" w:space="1" w:color="auto"/>
+          <w:left w:val="single" w:sz="4" w:space="4" w:color="auto"/>
+          <w:bottom w:val="single" w:sz="4" w:space="1" w:color="auto"/>
+          <w:right w:val="single" w:sz="4" w:space="4" w:color="auto"/>
+        </w:pBdr>
+        <w:ind w:left="1080"/>
+        <w:rPr>
+          <w:lang w:val="en-US"/>
+        </w:rPr>
+      </w:pPr>
+    </w:p>
+    <w:p>
+      <w:pPr>
+        <w:pStyle w:val="ListParagraph"/>
+        <w:pBdr>
+          <w:top w:val="single" w:sz="4" w:space="1" w:color="auto"/>
+          <w:left w:val="single" w:sz="4" w:space="4" w:color="auto"/>
+          <w:bottom w:val="single" w:sz="4" w:space="1" w:color="auto"/>
+          <w:right w:val="single" w:sz="4" w:space="4" w:color="auto"/>
+        </w:pBdr>
+        <w:ind w:left="1080"/>
+        <w:rPr>
+          <w:lang w:val="en-US"/>
+        </w:rPr>
+      </w:pPr>
+      <w:r>
+        <w:rPr>
+          <w:lang w:val="en-US"/>
+        </w:rPr>
+        <w:t xml:space="preserve">for index, old_name in enumerate(file_list, </w:t>
+      </w:r>
+      <w:r>
+        <w:rPr>
+          <w:lang w:val="en-US"/>
+        </w:rPr>
+        <w:t>1</w:t>
+      </w:r>
+      <w:r>
+        <w:rPr>
+          <w:lang w:val="en-US"/>
+        </w:rPr>
+        <w:t>):</w:t>
+      </w:r>
+    </w:p>
+    <w:p>
+      <w:pPr>
+        <w:pStyle w:val="ListParagraph"/>
+        <w:pBdr>
+          <w:top w:val="single" w:sz="4" w:space="1" w:color="auto"/>
+          <w:left w:val="single" w:sz="4" w:space="4" w:color="auto"/>
+          <w:bottom w:val="single" w:sz="4" w:space="1" w:color="auto"/>
+          <w:right w:val="single" w:sz="4" w:space="4" w:color="auto"/>
+        </w:pBdr>
+        <w:ind w:left="1080"/>
+        <w:rPr>
+          <w:lang w:val="en-US"/>
+        </w:rPr>
+      </w:pPr>
+      <w:r>
+        <w:rPr>
+          <w:lang w:val="en-US"/>
+        </w:rPr>
+        <w:t xml:space="preserve">    new_name = f"{index}.png"</w:t>
+      </w:r>
+    </w:p>
+    <w:p>
+      <w:pPr>
+        <w:pStyle w:val="ListParagraph"/>
+        <w:pBdr>
+          <w:top w:val="single" w:sz="4" w:space="1" w:color="auto"/>
+          <w:left w:val="single" w:sz="4" w:space="4" w:color="auto"/>
+          <w:bottom w:val="single" w:sz="4" w:space="1" w:color="auto"/>
+          <w:right w:val="single" w:sz="4" w:space="4" w:color="auto"/>
+        </w:pBdr>
+        <w:ind w:left="1080"/>
+        <w:rPr>
+          <w:lang w:val="en-US"/>
+        </w:rPr>
+      </w:pPr>
+      <w:r>
+        <w:rPr>
+          <w:lang w:val="en-US"/>
+        </w:rPr>
+        <w:t xml:space="preserve">    old_path = os.path.join(</w:t>
+      </w:r>
+      <w:r>
+        <w:rPr>
+          <w:lang w:val="en-US"/>
+        </w:rPr>
+        <w:t>FOLDER_PATH</w:t>
+      </w:r>
+      <w:r>
+        <w:rPr>
+          <w:lang w:val="en-US"/>
+        </w:rPr>
+        <w:t>, old_name)</w:t>
+      </w:r>
+    </w:p>
+    <w:p>
+      <w:pPr>
+        <w:pStyle w:val="ListParagraph"/>
+        <w:pBdr>
+          <w:top w:val="single" w:sz="4" w:space="1" w:color="auto"/>
+          <w:left w:val="single" w:sz="4" w:space="4" w:color="auto"/>
+          <w:bottom w:val="single" w:sz="4" w:space="1" w:color="auto"/>
+          <w:right w:val="single" w:sz="4" w:space="4" w:color="auto"/>
+        </w:pBdr>
+        <w:ind w:left="1080"/>
+        <w:rPr>
+          <w:lang w:val="en-US"/>
+        </w:rPr>
+      </w:pPr>
+      <w:r>
+        <w:rPr>
+          <w:lang w:val="en-US"/>
+        </w:rPr>
+        <w:t xml:space="preserve">    new_path = os.path.join(</w:t>
+      </w:r>
+      <w:r>
+        <w:rPr>
+          <w:lang w:val="en-US"/>
+        </w:rPr>
+        <w:t>FOLDER_PATH</w:t>
+      </w:r>
+      <w:r>
+        <w:rPr>
+          <w:lang w:val="en-US"/>
+        </w:rPr>
+        <w:t>, new_name)</w:t>
+      </w:r>
+    </w:p>
+    <w:p>
+      <w:pPr>
+        <w:pStyle w:val="ListParagraph"/>
+        <w:pBdr>
+          <w:top w:val="single" w:sz="4" w:space="1" w:color="auto"/>
+          <w:left w:val="single" w:sz="4" w:space="4" w:color="auto"/>
+          <w:bottom w:val="single" w:sz="4" w:space="1" w:color="auto"/>
+          <w:right w:val="single" w:sz="4" w:space="4" w:color="auto"/>
+        </w:pBdr>
+        <w:ind w:left="1080"/>
+        <w:rPr>
+          <w:lang w:val="en-US"/>
+        </w:rPr>
+      </w:pPr>
+      <w:r>
+        <w:rPr>
+          <w:lang w:val="en-US"/>
+        </w:rPr>
+        <w:t xml:space="preserve">    os.rename(old_path, new_path)</w:t>
+      </w:r>
+    </w:p>
+    <w:p>
+      <w:pPr>
+        <w:pStyle w:val="ListParagraph"/>
+        <w:numPr>
+          <w:ilvl w:val="0"/>
+          <w:numId w:val="14"/>
+        </w:numPr>
+        <w:rPr>
+          <w:lang w:val="en-US"/>
+        </w:rPr>
+      </w:pPr>
+      <w:r>
+        <w:rPr>
+          <w:lang w:val="en-US"/>
+        </w:rPr>
+        <w:t>Xóa Toàn Bộ Comment Trong 1 Python File?</w:t>
+      </w:r>
+    </w:p>
+    <w:p>
+      <w:pPr>
+        <w:pStyle w:val="ListParagraph"/>
+        <w:pBdr>
+          <w:top w:val="single" w:sz="4" w:space="1" w:color="auto"/>
+          <w:left w:val="single" w:sz="4" w:space="4" w:color="auto"/>
+          <w:bottom w:val="single" w:sz="4" w:space="1" w:color="auto"/>
+          <w:right w:val="single" w:sz="4" w:space="4" w:color="auto"/>
+        </w:pBdr>
+        <w:ind w:left="1080"/>
+        <w:rPr>
+          <w:lang w:val="en-US"/>
+        </w:rPr>
+      </w:pPr>
+      <w:r>
+        <w:rPr>
+          <w:lang w:val="en-US"/>
+        </w:rPr>
+        <w:t>import re</w:t>
+      </w:r>
+    </w:p>
+    <w:p>
+      <w:pPr>
+        <w:pStyle w:val="ListParagraph"/>
+        <w:pBdr>
+          <w:top w:val="single" w:sz="4" w:space="1" w:color="auto"/>
+          <w:left w:val="single" w:sz="4" w:space="4" w:color="auto"/>
+          <w:bottom w:val="single" w:sz="4" w:space="1" w:color="auto"/>
+          <w:right w:val="single" w:sz="4" w:space="4" w:color="auto"/>
+        </w:pBdr>
+        <w:ind w:left="1080"/>
+        <w:rPr>
+          <w:lang w:val="en-US"/>
+        </w:rPr>
+      </w:pPr>
+    </w:p>
+    <w:p>
+      <w:pPr>
+        <w:pStyle w:val="ListParagraph"/>
+        <w:pBdr>
+          <w:top w:val="single" w:sz="4" w:space="1" w:color="auto"/>
+          <w:left w:val="single" w:sz="4" w:space="4" w:color="auto"/>
+          <w:bottom w:val="single" w:sz="4" w:space="1" w:color="auto"/>
+          <w:right w:val="single" w:sz="4" w:space="4" w:color="auto"/>
+        </w:pBdr>
+        <w:ind w:left="1080"/>
+        <w:rPr>
+          <w:lang w:val="en-US"/>
+        </w:rPr>
+      </w:pPr>
+      <w:r>
+        <w:rPr>
+          <w:lang w:val="en-US"/>
+        </w:rPr>
+        <w:t>FILE_PATH</w:t>
+      </w:r>
+      <w:r>
+        <w:rPr>
+          <w:lang w:val="en-US"/>
+        </w:rPr>
+        <w:t xml:space="preserve"> = </w:t>
+      </w:r>
+      <w:r>
+        <w:rPr>
+          <w:lang w:val="en-US"/>
+        </w:rPr>
+        <w:t>&lt;Đường Dẫn Tới File&gt;</w:t>
+      </w:r>
+    </w:p>
+    <w:p>
+      <w:pPr>
+        <w:pStyle w:val="ListParagraph"/>
+        <w:pBdr>
+          <w:top w:val="single" w:sz="4" w:space="1" w:color="auto"/>
+          <w:left w:val="single" w:sz="4" w:space="4" w:color="auto"/>
+          <w:bottom w:val="single" w:sz="4" w:space="1" w:color="auto"/>
+          <w:right w:val="single" w:sz="4" w:space="4" w:color="auto"/>
+        </w:pBdr>
+        <w:ind w:left="1080"/>
+        <w:rPr>
+          <w:lang w:val="en-US"/>
+        </w:rPr>
+      </w:pPr>
+    </w:p>
+    <w:p>
+      <w:pPr>
+        <w:pStyle w:val="ListParagraph"/>
+        <w:pBdr>
+          <w:top w:val="single" w:sz="4" w:space="1" w:color="auto"/>
+          <w:left w:val="single" w:sz="4" w:space="4" w:color="auto"/>
+          <w:bottom w:val="single" w:sz="4" w:space="1" w:color="auto"/>
+          <w:right w:val="single" w:sz="4" w:space="4" w:color="auto"/>
+        </w:pBdr>
+        <w:ind w:left="1080"/>
+        <w:rPr>
+          <w:lang w:val="en-US"/>
+        </w:rPr>
+      </w:pPr>
+      <w:r>
+        <w:rPr>
+          <w:lang w:val="en-US"/>
+        </w:rPr>
+        <w:t>with open(</w:t>
+      </w:r>
+      <w:r>
+        <w:rPr>
+          <w:lang w:val="en-US"/>
+        </w:rPr>
+        <w:t xml:space="preserve">FILE_PATH, </w:t>
+      </w:r>
+      <w:r>
+        <w:rPr>
+          <w:lang w:val="en-US"/>
+        </w:rPr>
+        <w:t>"</w:t>
+      </w:r>
+      <w:r>
+        <w:rPr>
+          <w:lang w:val="en-US"/>
+        </w:rPr>
+        <w:t>r</w:t>
+      </w:r>
+      <w:r>
+        <w:rPr>
+          <w:lang w:val="en-US"/>
+        </w:rPr>
+        <w:t>") as f:</w:t>
+      </w:r>
+    </w:p>
+    <w:p>
+      <w:pPr>
+        <w:pStyle w:val="ListParagraph"/>
+        <w:pBdr>
+          <w:top w:val="single" w:sz="4" w:space="1" w:color="auto"/>
+          <w:left w:val="single" w:sz="4" w:space="4" w:color="auto"/>
+          <w:bottom w:val="single" w:sz="4" w:space="1" w:color="auto"/>
+          <w:right w:val="single" w:sz="4" w:space="4" w:color="auto"/>
+        </w:pBdr>
+        <w:ind w:left="1080"/>
+        <w:rPr>
+          <w:lang w:val="en-US"/>
+        </w:rPr>
+      </w:pPr>
+      <w:r>
+        <w:rPr>
+          <w:lang w:val="en-US"/>
+        </w:rPr>
+        <w:t xml:space="preserve">    content = f.read()</w:t>
+      </w:r>
+    </w:p>
+    <w:p>
+      <w:pPr>
+        <w:pStyle w:val="ListParagraph"/>
+        <w:pBdr>
+          <w:top w:val="single" w:sz="4" w:space="1" w:color="auto"/>
+          <w:left w:val="single" w:sz="4" w:space="4" w:color="auto"/>
+          <w:bottom w:val="single" w:sz="4" w:space="1" w:color="auto"/>
+          <w:right w:val="single" w:sz="4" w:space="4" w:color="auto"/>
+        </w:pBdr>
+        <w:ind w:left="1080"/>
+        <w:rPr>
+          <w:lang w:val="en-US"/>
+        </w:rPr>
+      </w:pPr>
+    </w:p>
+    <w:p>
+      <w:pPr>
+        <w:pStyle w:val="ListParagraph"/>
+        <w:pBdr>
+          <w:top w:val="single" w:sz="4" w:space="1" w:color="auto"/>
+          <w:left w:val="single" w:sz="4" w:space="4" w:color="auto"/>
+          <w:bottom w:val="single" w:sz="4" w:space="1" w:color="auto"/>
+          <w:right w:val="single" w:sz="4" w:space="4" w:color="auto"/>
+        </w:pBdr>
+        <w:ind w:left="1080"/>
+        <w:rPr>
+          <w:lang w:val="en-US"/>
+        </w:rPr>
+      </w:pPr>
+      <w:r>
+        <w:rPr>
+          <w:lang w:val="en-US"/>
+        </w:rPr>
+        <w:t>content = re.sub(r'#.*', '', content)</w:t>
+      </w:r>
+    </w:p>
+    <w:p>
+      <w:pPr>
+        <w:pStyle w:val="ListParagraph"/>
+        <w:pBdr>
+          <w:top w:val="single" w:sz="4" w:space="1" w:color="auto"/>
+          <w:left w:val="single" w:sz="4" w:space="4" w:color="auto"/>
+          <w:bottom w:val="single" w:sz="4" w:space="1" w:color="auto"/>
+          <w:right w:val="single" w:sz="4" w:space="4" w:color="auto"/>
+        </w:pBdr>
+        <w:ind w:left="1080"/>
+        <w:rPr>
+          <w:lang w:val="en-US"/>
+        </w:rPr>
+      </w:pPr>
+      <w:r>
+        <w:rPr>
+          <w:lang w:val="en-US"/>
+        </w:rPr>
+        <w:t>content = re.sub(r"'''(.*?)'''", '', content, flags=re.DOTALL)</w:t>
+      </w:r>
+    </w:p>
+    <w:p>
+      <w:pPr>
+        <w:pStyle w:val="ListParagraph"/>
+        <w:pBdr>
+          <w:top w:val="single" w:sz="4" w:space="1" w:color="auto"/>
+          <w:left w:val="single" w:sz="4" w:space="4" w:color="auto"/>
+          <w:bottom w:val="single" w:sz="4" w:space="1" w:color="auto"/>
+          <w:right w:val="single" w:sz="4" w:space="4" w:color="auto"/>
+        </w:pBdr>
+        <w:ind w:left="1080"/>
+        <w:rPr>
+          <w:lang w:val="en-US"/>
+        </w:rPr>
+      </w:pPr>
+    </w:p>
+    <w:p>
+      <w:pPr>
+        <w:pStyle w:val="ListParagraph"/>
+        <w:pBdr>
+          <w:top w:val="single" w:sz="4" w:space="1" w:color="auto"/>
+          <w:left w:val="single" w:sz="4" w:space="4" w:color="auto"/>
+          <w:bottom w:val="single" w:sz="4" w:space="1" w:color="auto"/>
+          <w:right w:val="single" w:sz="4" w:space="4" w:color="auto"/>
+        </w:pBdr>
+        <w:ind w:left="1080"/>
+        <w:rPr>
+          <w:lang w:val="en-US"/>
+        </w:rPr>
+      </w:pPr>
+      <w:r>
+        <w:rPr>
+          <w:lang w:val="en-US"/>
+        </w:rPr>
+        <w:t>with open(</w:t>
+      </w:r>
+      <w:r>
+        <w:rPr>
+          <w:lang w:val="en-US"/>
+        </w:rPr>
+        <w:t>FILE_PATH</w:t>
+      </w:r>
+      <w:r>
+        <w:rPr>
+          <w:lang w:val="en-US"/>
+        </w:rPr>
+        <w:t>, 'w') as f:</w:t>
+      </w:r>
+    </w:p>
+    <w:p>
+      <w:pPr>
+        <w:pStyle w:val="ListParagraph"/>
+        <w:pBdr>
+          <w:top w:val="single" w:sz="4" w:space="1" w:color="auto"/>
+          <w:left w:val="single" w:sz="4" w:space="4" w:color="auto"/>
+          <w:bottom w:val="single" w:sz="4" w:space="1" w:color="auto"/>
+          <w:right w:val="single" w:sz="4" w:space="4" w:color="auto"/>
+        </w:pBdr>
+        <w:ind w:left="1080"/>
+        <w:rPr>
+          <w:lang w:val="en-US"/>
+        </w:rPr>
+      </w:pPr>
+      <w:r>
+        <w:rPr>
+          <w:lang w:val="en-US"/>
+        </w:rPr>
+        <w:t xml:space="preserve">    f.write(content)</w:t>
+      </w:r>
+    </w:p>
+    <w:p>
+      <w:pPr>
+        <w:pStyle w:val="ListParagraph"/>
+        <w:numPr>
+          <w:ilvl w:val="0"/>
+          <w:numId w:val="14"/>
+        </w:numPr>
+        <w:rPr>
+          <w:lang w:val="en-US"/>
+        </w:rPr>
+      </w:pPr>
+      <w:r>
+        <w:rPr>
+          <w:lang w:val="en-US"/>
+        </w:rPr>
+        <w:t>Xóa Toàn Bộ Doc String Trong 1 Python File?</w:t>
+      </w:r>
+    </w:p>
+    <w:p>
+      <w:pPr>
+        <w:pStyle w:val="ListParagraph"/>
+        <w:pBdr>
+          <w:top w:val="single" w:sz="4" w:space="1" w:color="auto"/>
+          <w:left w:val="single" w:sz="4" w:space="4" w:color="auto"/>
+          <w:bottom w:val="single" w:sz="4" w:space="1" w:color="auto"/>
+          <w:right w:val="single" w:sz="4" w:space="4" w:color="auto"/>
+        </w:pBdr>
+        <w:ind w:left="1080"/>
+        <w:rPr>
+          <w:lang w:val="en-US"/>
+        </w:rPr>
+      </w:pPr>
+      <w:r>
+        <w:rPr>
+          <w:lang w:val="en-US"/>
+        </w:rPr>
+        <w:t>import re</w:t>
+      </w:r>
+    </w:p>
+    <w:p>
+      <w:pPr>
+        <w:pStyle w:val="ListParagraph"/>
+        <w:pBdr>
+          <w:top w:val="single" w:sz="4" w:space="1" w:color="auto"/>
+          <w:left w:val="single" w:sz="4" w:space="4" w:color="auto"/>
+          <w:bottom w:val="single" w:sz="4" w:space="1" w:color="auto"/>
+          <w:right w:val="single" w:sz="4" w:space="4" w:color="auto"/>
+        </w:pBdr>
+        <w:ind w:left="1080"/>
+        <w:rPr>
+          <w:lang w:val="en-US"/>
+        </w:rPr>
+      </w:pPr>
+    </w:p>
+    <w:p>
+      <w:pPr>
+        <w:pStyle w:val="ListParagraph"/>
+        <w:pBdr>
+          <w:top w:val="single" w:sz="4" w:space="1" w:color="auto"/>
+          <w:left w:val="single" w:sz="4" w:space="4" w:color="auto"/>
+          <w:bottom w:val="single" w:sz="4" w:space="1" w:color="auto"/>
+          <w:right w:val="single" w:sz="4" w:space="4" w:color="auto"/>
+        </w:pBdr>
+        <w:ind w:left="1080"/>
+        <w:rPr>
+          <w:lang w:val="en-US"/>
+        </w:rPr>
+      </w:pPr>
+      <w:r>
+        <w:rPr>
+          <w:lang w:val="en-US"/>
+        </w:rPr>
         <w:lastRenderedPageBreak/>
-        <w:t>file_list = [f for f in os.listdir(</w:t>
-      </w:r>
-      <w:r>
-        <w:rPr>
-          <w:lang w:val="en-US"/>
-        </w:rPr>
-        <w:t>FOLDER_PATH</w:t>
-      </w:r>
-      <w:r>
-        <w:rPr>
-          <w:lang w:val="en-US"/>
-        </w:rPr>
-        <w:t>) if f.endswith(</w:t>
-      </w:r>
-      <w:r>
-        <w:rPr>
-          <w:lang w:val="en-US"/>
-        </w:rPr>
-        <w:t>FILE_EXTENSION</w:t>
-      </w:r>
-      <w:r>
-        <w:rPr>
-          <w:lang w:val="en-US"/>
-        </w:rPr>
-        <w:t>)]</w:t>
-      </w:r>
-    </w:p>
-    <w:p>
-      <w:pPr>
-        <w:pStyle w:val="ListParagraph"/>
-        <w:pBdr>
-          <w:top w:val="single" w:sz="4" w:space="1" w:color="auto"/>
-          <w:left w:val="single" w:sz="4" w:space="4" w:color="auto"/>
-          <w:bottom w:val="single" w:sz="4" w:space="1" w:color="auto"/>
-          <w:right w:val="single" w:sz="4" w:space="4" w:color="auto"/>
-        </w:pBdr>
-        <w:ind w:left="1080"/>
-        <w:rPr>
-          <w:lang w:val="en-US"/>
-        </w:rPr>
-      </w:pPr>
-      <w:r>
-        <w:rPr>
-          <w:lang w:val="en-US"/>
-        </w:rPr>
-        <w:t>file_list.sort(key</w:t>
-      </w:r>
-      <w:r>
-        <w:rPr>
-          <w:lang w:val="en-US"/>
-        </w:rPr>
-        <w:t xml:space="preserve"> </w:t>
-      </w:r>
-      <w:r>
-        <w:rPr>
-          <w:lang w:val="en-US"/>
-        </w:rPr>
-        <w:t>=</w:t>
-      </w:r>
-      <w:r>
-        <w:rPr>
-          <w:lang w:val="en-US"/>
-        </w:rPr>
-        <w:t xml:space="preserve"> </w:t>
-      </w:r>
-      <w:r>
-        <w:rPr>
-          <w:lang w:val="en-US"/>
-        </w:rPr>
-        <w:t>lambda x: int(os.path.splitext(x)[0]))</w:t>
-      </w:r>
-    </w:p>
-    <w:p>
-      <w:pPr>
-        <w:pStyle w:val="ListParagraph"/>
-        <w:pBdr>
-          <w:top w:val="single" w:sz="4" w:space="1" w:color="auto"/>
-          <w:left w:val="single" w:sz="4" w:space="4" w:color="auto"/>
-          <w:bottom w:val="single" w:sz="4" w:space="1" w:color="auto"/>
-          <w:right w:val="single" w:sz="4" w:space="4" w:color="auto"/>
-        </w:pBdr>
-        <w:ind w:left="1080"/>
-        <w:rPr>
-          <w:lang w:val="en-US"/>
-        </w:rPr>
-      </w:pPr>
-    </w:p>
-    <w:p>
-      <w:pPr>
-        <w:pStyle w:val="ListParagraph"/>
-        <w:pBdr>
-          <w:top w:val="single" w:sz="4" w:space="1" w:color="auto"/>
-          <w:left w:val="single" w:sz="4" w:space="4" w:color="auto"/>
-          <w:bottom w:val="single" w:sz="4" w:space="1" w:color="auto"/>
-          <w:right w:val="single" w:sz="4" w:space="4" w:color="auto"/>
-        </w:pBdr>
-        <w:ind w:left="1080"/>
-        <w:rPr>
-          <w:lang w:val="en-US"/>
-        </w:rPr>
-      </w:pPr>
-      <w:r>
-        <w:rPr>
-          <w:lang w:val="en-US"/>
-        </w:rPr>
-        <w:t xml:space="preserve">for index, old_name in enumerate(file_list, </w:t>
-      </w:r>
-      <w:r>
-        <w:rPr>
-          <w:lang w:val="en-US"/>
-        </w:rPr>
-        <w:t>1</w:t>
-      </w:r>
-      <w:r>
-        <w:rPr>
-          <w:lang w:val="en-US"/>
-        </w:rPr>
-        <w:t>):</w:t>
-      </w:r>
-    </w:p>
-    <w:p>
-      <w:pPr>
-        <w:pStyle w:val="ListParagraph"/>
-        <w:pBdr>
-          <w:top w:val="single" w:sz="4" w:space="1" w:color="auto"/>
-          <w:left w:val="single" w:sz="4" w:space="4" w:color="auto"/>
-          <w:bottom w:val="single" w:sz="4" w:space="1" w:color="auto"/>
-          <w:right w:val="single" w:sz="4" w:space="4" w:color="auto"/>
-        </w:pBdr>
-        <w:ind w:left="1080"/>
-        <w:rPr>
-          <w:lang w:val="en-US"/>
-        </w:rPr>
-      </w:pPr>
-      <w:r>
-        <w:rPr>
-          <w:lang w:val="en-US"/>
-        </w:rPr>
-        <w:t xml:space="preserve">    new_name = f"{index}.png"</w:t>
-      </w:r>
-    </w:p>
-    <w:p>
-      <w:pPr>
-        <w:pStyle w:val="ListParagraph"/>
-        <w:pBdr>
-          <w:top w:val="single" w:sz="4" w:space="1" w:color="auto"/>
-          <w:left w:val="single" w:sz="4" w:space="4" w:color="auto"/>
-          <w:bottom w:val="single" w:sz="4" w:space="1" w:color="auto"/>
-          <w:right w:val="single" w:sz="4" w:space="4" w:color="auto"/>
-        </w:pBdr>
-        <w:ind w:left="1080"/>
-        <w:rPr>
-          <w:lang w:val="en-US"/>
-        </w:rPr>
-      </w:pPr>
-      <w:r>
-        <w:rPr>
-          <w:lang w:val="en-US"/>
-        </w:rPr>
-        <w:t xml:space="preserve">    old_path = os.path.join(</w:t>
-      </w:r>
-      <w:r>
-        <w:rPr>
-          <w:lang w:val="en-US"/>
-        </w:rPr>
-        <w:t>FOLDER_PATH</w:t>
-      </w:r>
-      <w:r>
-        <w:rPr>
-          <w:lang w:val="en-US"/>
-        </w:rPr>
-        <w:t>, old_name)</w:t>
-      </w:r>
-    </w:p>
-    <w:p>
-      <w:pPr>
-        <w:pStyle w:val="ListParagraph"/>
-        <w:pBdr>
-          <w:top w:val="single" w:sz="4" w:space="1" w:color="auto"/>
-          <w:left w:val="single" w:sz="4" w:space="4" w:color="auto"/>
-          <w:bottom w:val="single" w:sz="4" w:space="1" w:color="auto"/>
-          <w:right w:val="single" w:sz="4" w:space="4" w:color="auto"/>
-        </w:pBdr>
-        <w:ind w:left="1080"/>
-        <w:rPr>
-          <w:lang w:val="en-US"/>
-        </w:rPr>
-      </w:pPr>
-      <w:r>
-        <w:rPr>
-          <w:lang w:val="en-US"/>
-        </w:rPr>
-        <w:t xml:space="preserve">    new_path = os.path.join(</w:t>
-      </w:r>
-      <w:r>
-        <w:rPr>
-          <w:lang w:val="en-US"/>
-        </w:rPr>
-        <w:t>FOLDER_PATH</w:t>
-      </w:r>
-      <w:r>
-        <w:rPr>
-          <w:lang w:val="en-US"/>
-        </w:rPr>
-        <w:t>, new_name)</w:t>
-      </w:r>
-    </w:p>
-    <w:p>
-      <w:pPr>
-        <w:pStyle w:val="ListParagraph"/>
-        <w:pBdr>
-          <w:top w:val="single" w:sz="4" w:space="1" w:color="auto"/>
-          <w:left w:val="single" w:sz="4" w:space="4" w:color="auto"/>
-          <w:bottom w:val="single" w:sz="4" w:space="1" w:color="auto"/>
-          <w:right w:val="single" w:sz="4" w:space="4" w:color="auto"/>
-        </w:pBdr>
-        <w:ind w:left="1080"/>
-        <w:rPr>
-          <w:lang w:val="en-US"/>
-        </w:rPr>
-      </w:pPr>
-      <w:r>
-        <w:rPr>
-          <w:lang w:val="en-US"/>
-        </w:rPr>
-        <w:t xml:space="preserve">    os.rename(old_path, new_path)</w:t>
+        <w:t>FILE_PATH = &lt;Đường Dẫn Tới File&gt;</w:t>
+      </w:r>
+    </w:p>
+    <w:p>
+      <w:pPr>
+        <w:pStyle w:val="ListParagraph"/>
+        <w:pBdr>
+          <w:top w:val="single" w:sz="4" w:space="1" w:color="auto"/>
+          <w:left w:val="single" w:sz="4" w:space="4" w:color="auto"/>
+          <w:bottom w:val="single" w:sz="4" w:space="1" w:color="auto"/>
+          <w:right w:val="single" w:sz="4" w:space="4" w:color="auto"/>
+        </w:pBdr>
+        <w:ind w:left="1080"/>
+        <w:rPr>
+          <w:lang w:val="en-US"/>
+        </w:rPr>
+      </w:pPr>
+    </w:p>
+    <w:p>
+      <w:pPr>
+        <w:pStyle w:val="ListParagraph"/>
+        <w:pBdr>
+          <w:top w:val="single" w:sz="4" w:space="1" w:color="auto"/>
+          <w:left w:val="single" w:sz="4" w:space="4" w:color="auto"/>
+          <w:bottom w:val="single" w:sz="4" w:space="1" w:color="auto"/>
+          <w:right w:val="single" w:sz="4" w:space="4" w:color="auto"/>
+        </w:pBdr>
+        <w:ind w:left="1080"/>
+        <w:rPr>
+          <w:lang w:val="en-US"/>
+        </w:rPr>
+      </w:pPr>
+      <w:r>
+        <w:rPr>
+          <w:lang w:val="en-US"/>
+        </w:rPr>
+        <w:t>with open(FILE_PATH, "r") as file:</w:t>
+      </w:r>
+    </w:p>
+    <w:p>
+      <w:pPr>
+        <w:pStyle w:val="ListParagraph"/>
+        <w:pBdr>
+          <w:top w:val="single" w:sz="4" w:space="1" w:color="auto"/>
+          <w:left w:val="single" w:sz="4" w:space="4" w:color="auto"/>
+          <w:bottom w:val="single" w:sz="4" w:space="1" w:color="auto"/>
+          <w:right w:val="single" w:sz="4" w:space="4" w:color="auto"/>
+        </w:pBdr>
+        <w:ind w:left="1080"/>
+        <w:rPr>
+          <w:lang w:val="en-US"/>
+        </w:rPr>
+      </w:pPr>
+      <w:r>
+        <w:rPr>
+          <w:lang w:val="en-US"/>
+        </w:rPr>
+        <w:t xml:space="preserve">    code = file.read()</w:t>
+      </w:r>
+    </w:p>
+    <w:p>
+      <w:pPr>
+        <w:pStyle w:val="ListParagraph"/>
+        <w:pBdr>
+          <w:top w:val="single" w:sz="4" w:space="1" w:color="auto"/>
+          <w:left w:val="single" w:sz="4" w:space="4" w:color="auto"/>
+          <w:bottom w:val="single" w:sz="4" w:space="1" w:color="auto"/>
+          <w:right w:val="single" w:sz="4" w:space="4" w:color="auto"/>
+        </w:pBdr>
+        <w:ind w:left="1080"/>
+        <w:rPr>
+          <w:lang w:val="en-US"/>
+        </w:rPr>
+      </w:pPr>
+      <w:r>
+        <w:rPr>
+          <w:lang w:val="en-US"/>
+        </w:rPr>
+        <w:t xml:space="preserve">    pattern = r'r""".*?"""'</w:t>
+      </w:r>
+    </w:p>
+    <w:p>
+      <w:pPr>
+        <w:pStyle w:val="ListParagraph"/>
+        <w:pBdr>
+          <w:top w:val="single" w:sz="4" w:space="1" w:color="auto"/>
+          <w:left w:val="single" w:sz="4" w:space="4" w:color="auto"/>
+          <w:bottom w:val="single" w:sz="4" w:space="1" w:color="auto"/>
+          <w:right w:val="single" w:sz="4" w:space="4" w:color="auto"/>
+        </w:pBdr>
+        <w:ind w:left="1080"/>
+        <w:rPr>
+          <w:lang w:val="en-US"/>
+        </w:rPr>
+      </w:pPr>
+      <w:r>
+        <w:rPr>
+          <w:lang w:val="en-US"/>
+        </w:rPr>
+        <w:t xml:space="preserve">    cleaned_code = re.sub(pattern, '', code, flags=re.DOTALL)</w:t>
+      </w:r>
+    </w:p>
+    <w:p>
+      <w:pPr>
+        <w:pStyle w:val="ListParagraph"/>
+        <w:pBdr>
+          <w:top w:val="single" w:sz="4" w:space="1" w:color="auto"/>
+          <w:left w:val="single" w:sz="4" w:space="4" w:color="auto"/>
+          <w:bottom w:val="single" w:sz="4" w:space="1" w:color="auto"/>
+          <w:right w:val="single" w:sz="4" w:space="4" w:color="auto"/>
+        </w:pBdr>
+        <w:ind w:left="1080"/>
+        <w:rPr>
+          <w:lang w:val="en-US"/>
+        </w:rPr>
+      </w:pPr>
+    </w:p>
+    <w:p>
+      <w:pPr>
+        <w:pStyle w:val="ListParagraph"/>
+        <w:pBdr>
+          <w:top w:val="single" w:sz="4" w:space="1" w:color="auto"/>
+          <w:left w:val="single" w:sz="4" w:space="4" w:color="auto"/>
+          <w:bottom w:val="single" w:sz="4" w:space="1" w:color="auto"/>
+          <w:right w:val="single" w:sz="4" w:space="4" w:color="auto"/>
+        </w:pBdr>
+        <w:ind w:left="1080"/>
+        <w:rPr>
+          <w:lang w:val="en-US"/>
+        </w:rPr>
+      </w:pPr>
+      <w:r>
+        <w:rPr>
+          <w:lang w:val="en-US"/>
+        </w:rPr>
+        <w:t>with open(FILE_PATH, "w") as file:</w:t>
+      </w:r>
+    </w:p>
+    <w:p>
+      <w:pPr>
+        <w:pStyle w:val="ListParagraph"/>
+        <w:pBdr>
+          <w:top w:val="single" w:sz="4" w:space="1" w:color="auto"/>
+          <w:left w:val="single" w:sz="4" w:space="4" w:color="auto"/>
+          <w:bottom w:val="single" w:sz="4" w:space="1" w:color="auto"/>
+          <w:right w:val="single" w:sz="4" w:space="4" w:color="auto"/>
+        </w:pBdr>
+        <w:ind w:left="1080"/>
+        <w:rPr>
+          <w:lang w:val="en-US"/>
+        </w:rPr>
+      </w:pPr>
+      <w:r>
+        <w:rPr>
+          <w:lang w:val="en-US"/>
+        </w:rPr>
+        <w:t xml:space="preserve">    fi</w:t>
+      </w:r>
+      <w:r>
+        <w:rPr>
+          <w:lang w:val="en-US"/>
+        </w:rPr>
+        <w:t>le.write(cleaned_code)</w:t>
       </w:r>
     </w:p>
     <w:p>
@@ -6945,338 +7932,8 @@
         <w:rPr>
           <w:lang w:val="en-US"/>
         </w:rPr>
-        <w:t>Xóa Toàn Bộ Comment Trong 1 Python File?</w:t>
-      </w:r>
-    </w:p>
-    <w:p>
-      <w:pPr>
-        <w:pStyle w:val="ListParagraph"/>
-        <w:pBdr>
-          <w:top w:val="single" w:sz="4" w:space="1" w:color="auto"/>
-          <w:left w:val="single" w:sz="4" w:space="4" w:color="auto"/>
-          <w:bottom w:val="single" w:sz="4" w:space="1" w:color="auto"/>
-          <w:right w:val="single" w:sz="4" w:space="4" w:color="auto"/>
-        </w:pBdr>
-        <w:ind w:left="1080"/>
-        <w:rPr>
-          <w:lang w:val="en-US"/>
-        </w:rPr>
-      </w:pPr>
-      <w:r>
-        <w:rPr>
-          <w:lang w:val="en-US"/>
-        </w:rPr>
-        <w:t>import re</w:t>
-      </w:r>
-    </w:p>
-    <w:p>
-      <w:pPr>
-        <w:pStyle w:val="ListParagraph"/>
-        <w:pBdr>
-          <w:top w:val="single" w:sz="4" w:space="1" w:color="auto"/>
-          <w:left w:val="single" w:sz="4" w:space="4" w:color="auto"/>
-          <w:bottom w:val="single" w:sz="4" w:space="1" w:color="auto"/>
-          <w:right w:val="single" w:sz="4" w:space="4" w:color="auto"/>
-        </w:pBdr>
-        <w:ind w:left="1080"/>
-        <w:rPr>
-          <w:lang w:val="en-US"/>
-        </w:rPr>
-      </w:pPr>
-    </w:p>
-    <w:p>
-      <w:pPr>
-        <w:pStyle w:val="ListParagraph"/>
-        <w:pBdr>
-          <w:top w:val="single" w:sz="4" w:space="1" w:color="auto"/>
-          <w:left w:val="single" w:sz="4" w:space="4" w:color="auto"/>
-          <w:bottom w:val="single" w:sz="4" w:space="1" w:color="auto"/>
-          <w:right w:val="single" w:sz="4" w:space="4" w:color="auto"/>
-        </w:pBdr>
-        <w:ind w:left="1080"/>
-        <w:rPr>
-          <w:lang w:val="en-US"/>
-        </w:rPr>
-      </w:pPr>
-      <w:r>
-        <w:rPr>
-          <w:lang w:val="en-US"/>
-        </w:rPr>
-        <w:t>FILE_PATH</w:t>
-      </w:r>
-      <w:r>
-        <w:rPr>
-          <w:lang w:val="en-US"/>
-        </w:rPr>
-        <w:t xml:space="preserve"> = </w:t>
-      </w:r>
-      <w:r>
-        <w:rPr>
-          <w:lang w:val="en-US"/>
-        </w:rPr>
-        <w:t>&lt;Đường Dẫn Tới File&gt;</w:t>
-      </w:r>
-    </w:p>
-    <w:p>
-      <w:pPr>
-        <w:pStyle w:val="ListParagraph"/>
-        <w:pBdr>
-          <w:top w:val="single" w:sz="4" w:space="1" w:color="auto"/>
-          <w:left w:val="single" w:sz="4" w:space="4" w:color="auto"/>
-          <w:bottom w:val="single" w:sz="4" w:space="1" w:color="auto"/>
-          <w:right w:val="single" w:sz="4" w:space="4" w:color="auto"/>
-        </w:pBdr>
-        <w:ind w:left="1080"/>
-        <w:rPr>
-          <w:lang w:val="en-US"/>
-        </w:rPr>
-      </w:pPr>
-    </w:p>
-    <w:p>
-      <w:pPr>
-        <w:pStyle w:val="ListParagraph"/>
-        <w:pBdr>
-          <w:top w:val="single" w:sz="4" w:space="1" w:color="auto"/>
-          <w:left w:val="single" w:sz="4" w:space="4" w:color="auto"/>
-          <w:bottom w:val="single" w:sz="4" w:space="1" w:color="auto"/>
-          <w:right w:val="single" w:sz="4" w:space="4" w:color="auto"/>
-        </w:pBdr>
-        <w:ind w:left="1080"/>
-        <w:rPr>
-          <w:lang w:val="en-US"/>
-        </w:rPr>
-      </w:pPr>
-      <w:r>
-        <w:rPr>
-          <w:lang w:val="en-US"/>
-        </w:rPr>
-        <w:t>with open(</w:t>
-      </w:r>
-      <w:r>
-        <w:rPr>
-          <w:lang w:val="en-US"/>
-        </w:rPr>
-        <w:t xml:space="preserve">FILE_PATH, </w:t>
-      </w:r>
-      <w:r>
-        <w:rPr>
-          <w:lang w:val="en-US"/>
-        </w:rPr>
-        <w:t>"</w:t>
-      </w:r>
-      <w:r>
-        <w:rPr>
-          <w:lang w:val="en-US"/>
-        </w:rPr>
-        <w:t>r</w:t>
-      </w:r>
-      <w:r>
-        <w:rPr>
-          <w:lang w:val="en-US"/>
-        </w:rPr>
-        <w:t>") as f:</w:t>
-      </w:r>
-    </w:p>
-    <w:p>
-      <w:pPr>
-        <w:pStyle w:val="ListParagraph"/>
-        <w:pBdr>
-          <w:top w:val="single" w:sz="4" w:space="1" w:color="auto"/>
-          <w:left w:val="single" w:sz="4" w:space="4" w:color="auto"/>
-          <w:bottom w:val="single" w:sz="4" w:space="1" w:color="auto"/>
-          <w:right w:val="single" w:sz="4" w:space="4" w:color="auto"/>
-        </w:pBdr>
-        <w:ind w:left="1080"/>
-        <w:rPr>
-          <w:lang w:val="en-US"/>
-        </w:rPr>
-      </w:pPr>
-      <w:r>
-        <w:rPr>
-          <w:lang w:val="en-US"/>
-        </w:rPr>
-        <w:t xml:space="preserve">    content = f.read()</w:t>
-      </w:r>
-    </w:p>
-    <w:p>
-      <w:pPr>
-        <w:pStyle w:val="ListParagraph"/>
-        <w:pBdr>
-          <w:top w:val="single" w:sz="4" w:space="1" w:color="auto"/>
-          <w:left w:val="single" w:sz="4" w:space="4" w:color="auto"/>
-          <w:bottom w:val="single" w:sz="4" w:space="1" w:color="auto"/>
-          <w:right w:val="single" w:sz="4" w:space="4" w:color="auto"/>
-        </w:pBdr>
-        <w:ind w:left="1080"/>
-        <w:rPr>
-          <w:lang w:val="en-US"/>
-        </w:rPr>
-      </w:pPr>
-    </w:p>
-    <w:p>
-      <w:pPr>
-        <w:pStyle w:val="ListParagraph"/>
-        <w:pBdr>
-          <w:top w:val="single" w:sz="4" w:space="1" w:color="auto"/>
-          <w:left w:val="single" w:sz="4" w:space="4" w:color="auto"/>
-          <w:bottom w:val="single" w:sz="4" w:space="1" w:color="auto"/>
-          <w:right w:val="single" w:sz="4" w:space="4" w:color="auto"/>
-        </w:pBdr>
-        <w:ind w:left="1080"/>
-        <w:rPr>
-          <w:lang w:val="en-US"/>
-        </w:rPr>
-      </w:pPr>
-      <w:r>
-        <w:rPr>
-          <w:lang w:val="en-US"/>
-        </w:rPr>
-        <w:t>content = re.sub(r'#.*', '', content)</w:t>
-      </w:r>
-    </w:p>
-    <w:p>
-      <w:pPr>
-        <w:pStyle w:val="ListParagraph"/>
-        <w:pBdr>
-          <w:top w:val="single" w:sz="4" w:space="1" w:color="auto"/>
-          <w:left w:val="single" w:sz="4" w:space="4" w:color="auto"/>
-          <w:bottom w:val="single" w:sz="4" w:space="1" w:color="auto"/>
-          <w:right w:val="single" w:sz="4" w:space="4" w:color="auto"/>
-        </w:pBdr>
-        <w:ind w:left="1080"/>
-        <w:rPr>
-          <w:lang w:val="en-US"/>
-        </w:rPr>
-      </w:pPr>
-      <w:r>
-        <w:rPr>
-          <w:lang w:val="en-US"/>
-        </w:rPr>
-        <w:t>content = re.sub(r"'''(.*?)'''", '', content, flags=re.DOTALL)</w:t>
-      </w:r>
-    </w:p>
-    <w:p>
-      <w:pPr>
-        <w:pStyle w:val="ListParagraph"/>
-        <w:pBdr>
-          <w:top w:val="single" w:sz="4" w:space="1" w:color="auto"/>
-          <w:left w:val="single" w:sz="4" w:space="4" w:color="auto"/>
-          <w:bottom w:val="single" w:sz="4" w:space="1" w:color="auto"/>
-          <w:right w:val="single" w:sz="4" w:space="4" w:color="auto"/>
-        </w:pBdr>
-        <w:ind w:left="1080"/>
-        <w:rPr>
-          <w:lang w:val="en-US"/>
-        </w:rPr>
-      </w:pPr>
-    </w:p>
-    <w:p>
-      <w:pPr>
-        <w:pStyle w:val="ListParagraph"/>
-        <w:pBdr>
-          <w:top w:val="single" w:sz="4" w:space="1" w:color="auto"/>
-          <w:left w:val="single" w:sz="4" w:space="4" w:color="auto"/>
-          <w:bottom w:val="single" w:sz="4" w:space="1" w:color="auto"/>
-          <w:right w:val="single" w:sz="4" w:space="4" w:color="auto"/>
-        </w:pBdr>
-        <w:ind w:left="1080"/>
-        <w:rPr>
-          <w:lang w:val="en-US"/>
-        </w:rPr>
-      </w:pPr>
-      <w:r>
-        <w:rPr>
-          <w:lang w:val="en-US"/>
-        </w:rPr>
-        <w:t>with open(</w:t>
-      </w:r>
-      <w:r>
-        <w:rPr>
-          <w:lang w:val="en-US"/>
-        </w:rPr>
-        <w:t>FILE_PATH</w:t>
-      </w:r>
-      <w:r>
-        <w:rPr>
-          <w:lang w:val="en-US"/>
-        </w:rPr>
-        <w:t>, 'w') as f:</w:t>
-      </w:r>
-    </w:p>
-    <w:p>
-      <w:pPr>
-        <w:pStyle w:val="ListParagraph"/>
-        <w:pBdr>
-          <w:top w:val="single" w:sz="4" w:space="1" w:color="auto"/>
-          <w:left w:val="single" w:sz="4" w:space="4" w:color="auto"/>
-          <w:bottom w:val="single" w:sz="4" w:space="1" w:color="auto"/>
-          <w:right w:val="single" w:sz="4" w:space="4" w:color="auto"/>
-        </w:pBdr>
-        <w:ind w:left="1080"/>
-        <w:rPr>
-          <w:lang w:val="en-US"/>
-        </w:rPr>
-      </w:pPr>
-      <w:r>
-        <w:rPr>
-          <w:lang w:val="en-US"/>
-        </w:rPr>
-        <w:t xml:space="preserve">    f.write(content)</w:t>
-      </w:r>
-    </w:p>
-    <w:p>
-      <w:pPr>
-        <w:pStyle w:val="ListParagraph"/>
-        <w:numPr>
-          <w:ilvl w:val="0"/>
-          <w:numId w:val="14"/>
-        </w:numPr>
-        <w:rPr>
-          <w:lang w:val="en-US"/>
-        </w:rPr>
-      </w:pPr>
-      <w:r>
-        <w:rPr>
-          <w:lang w:val="en-US"/>
-        </w:rPr>
-        <w:t>Xóa Toàn Bộ Doc String Trong 1 Python File?</w:t>
-      </w:r>
-    </w:p>
-    <w:p>
-      <w:pPr>
-        <w:pStyle w:val="ListParagraph"/>
-        <w:pBdr>
-          <w:top w:val="single" w:sz="4" w:space="1" w:color="auto"/>
-          <w:left w:val="single" w:sz="4" w:space="4" w:color="auto"/>
-          <w:bottom w:val="single" w:sz="4" w:space="1" w:color="auto"/>
-          <w:right w:val="single" w:sz="4" w:space="4" w:color="auto"/>
-        </w:pBdr>
-        <w:ind w:left="1080"/>
-        <w:rPr>
-          <w:lang w:val="en-US"/>
-        </w:rPr>
-      </w:pPr>
-      <w:r>
-        <w:rPr>
-          <w:lang w:val="en-US"/>
-        </w:rPr>
-        <w:t>import re</w:t>
-      </w:r>
-    </w:p>
-    <w:p>
-      <w:pPr>
-        <w:pStyle w:val="ListParagraph"/>
-        <w:pBdr>
-          <w:top w:val="single" w:sz="4" w:space="1" w:color="auto"/>
-          <w:left w:val="single" w:sz="4" w:space="4" w:color="auto"/>
-          <w:bottom w:val="single" w:sz="4" w:space="1" w:color="auto"/>
-          <w:right w:val="single" w:sz="4" w:space="4" w:color="auto"/>
-        </w:pBdr>
-        <w:ind w:left="1080"/>
-        <w:rPr>
-          <w:lang w:val="en-US"/>
-        </w:rPr>
-      </w:pPr>
+        <w:t>Xóa Toàn Bộ Dòng Trống Trong 1 Python File?</w:t>
+      </w:r>
     </w:p>
     <w:p>
       <w:pPr>
@@ -7353,49 +8010,43 @@
         <w:rPr>
           <w:lang w:val="en-US"/>
         </w:rPr>
-        <w:t xml:space="preserve">    code = file.read()</w:t>
-      </w:r>
-    </w:p>
-    <w:p>
-      <w:pPr>
-        <w:pStyle w:val="ListParagraph"/>
-        <w:pBdr>
-          <w:top w:val="single" w:sz="4" w:space="1" w:color="auto"/>
-          <w:left w:val="single" w:sz="4" w:space="4" w:color="auto"/>
-          <w:bottom w:val="single" w:sz="4" w:space="1" w:color="auto"/>
-          <w:right w:val="single" w:sz="4" w:space="4" w:color="auto"/>
-        </w:pBdr>
-        <w:ind w:left="1080"/>
-        <w:rPr>
-          <w:lang w:val="en-US"/>
-        </w:rPr>
-      </w:pPr>
-      <w:r>
-        <w:rPr>
-          <w:lang w:val="en-US"/>
-        </w:rPr>
-        <w:t xml:space="preserve">    pattern = r'r""".*?"""'</w:t>
-      </w:r>
-    </w:p>
-    <w:p>
-      <w:pPr>
-        <w:pStyle w:val="ListParagraph"/>
-        <w:pBdr>
-          <w:top w:val="single" w:sz="4" w:space="1" w:color="auto"/>
-          <w:left w:val="single" w:sz="4" w:space="4" w:color="auto"/>
-          <w:bottom w:val="single" w:sz="4" w:space="1" w:color="auto"/>
-          <w:right w:val="single" w:sz="4" w:space="4" w:color="auto"/>
-        </w:pBdr>
-        <w:ind w:left="1080"/>
-        <w:rPr>
-          <w:lang w:val="en-US"/>
-        </w:rPr>
-      </w:pPr>
-      <w:r>
-        <w:rPr>
-          <w:lang w:val="en-US"/>
-        </w:rPr>
-        <w:t xml:space="preserve">    cleaned_code = re.sub(pattern, '', code, flags=re.DOTALL)</w:t>
+        <w:t xml:space="preserve">    lines = file.readlines()</w:t>
+      </w:r>
+    </w:p>
+    <w:p>
+      <w:pPr>
+        <w:pStyle w:val="ListParagraph"/>
+        <w:pBdr>
+          <w:top w:val="single" w:sz="4" w:space="1" w:color="auto"/>
+          <w:left w:val="single" w:sz="4" w:space="4" w:color="auto"/>
+          <w:bottom w:val="single" w:sz="4" w:space="1" w:color="auto"/>
+          <w:right w:val="single" w:sz="4" w:space="4" w:color="auto"/>
+        </w:pBdr>
+        <w:ind w:left="1080"/>
+        <w:rPr>
+          <w:lang w:val="en-US"/>
+        </w:rPr>
+      </w:pPr>
+    </w:p>
+    <w:p>
+      <w:pPr>
+        <w:pStyle w:val="ListParagraph"/>
+        <w:pBdr>
+          <w:top w:val="single" w:sz="4" w:space="1" w:color="auto"/>
+          <w:left w:val="single" w:sz="4" w:space="4" w:color="auto"/>
+          <w:bottom w:val="single" w:sz="4" w:space="1" w:color="auto"/>
+          <w:right w:val="single" w:sz="4" w:space="4" w:color="auto"/>
+        </w:pBdr>
+        <w:ind w:left="1080"/>
+        <w:rPr>
+          <w:lang w:val="en-US"/>
+        </w:rPr>
+      </w:pPr>
+      <w:r>
+        <w:rPr>
+          <w:lang w:val="en-US"/>
+        </w:rPr>
+        <w:t>non_empty_lines = [line for line in lines if line.strip() != ""]</w:t>
       </w:r>
     </w:p>
     <w:p>
@@ -7452,201 +8103,6 @@
         <w:rPr>
           <w:lang w:val="en-US"/>
         </w:rPr>
-        <w:t xml:space="preserve">    fi</w:t>
-      </w:r>
-      <w:r>
-        <w:rPr>
-          <w:lang w:val="en-US"/>
-        </w:rPr>
-        <w:t>le.write(cleaned_code)</w:t>
-      </w:r>
-    </w:p>
-    <w:p>
-      <w:pPr>
-        <w:pStyle w:val="ListParagraph"/>
-        <w:numPr>
-          <w:ilvl w:val="0"/>
-          <w:numId w:val="14"/>
-        </w:numPr>
-        <w:rPr>
-          <w:lang w:val="en-US"/>
-        </w:rPr>
-      </w:pPr>
-      <w:r>
-        <w:rPr>
-          <w:lang w:val="en-US"/>
-        </w:rPr>
-        <w:t>Xóa Toàn Bộ Dòng Trống Trong 1 Python File?</w:t>
-      </w:r>
-    </w:p>
-    <w:p>
-      <w:pPr>
-        <w:pStyle w:val="ListParagraph"/>
-        <w:pBdr>
-          <w:top w:val="single" w:sz="4" w:space="1" w:color="auto"/>
-          <w:left w:val="single" w:sz="4" w:space="4" w:color="auto"/>
-          <w:bottom w:val="single" w:sz="4" w:space="1" w:color="auto"/>
-          <w:right w:val="single" w:sz="4" w:space="4" w:color="auto"/>
-        </w:pBdr>
-        <w:ind w:left="1080"/>
-        <w:rPr>
-          <w:lang w:val="en-US"/>
-        </w:rPr>
-      </w:pPr>
-      <w:r>
-        <w:rPr>
-          <w:lang w:val="en-US"/>
-        </w:rPr>
-        <w:t>FILE_PATH = &lt;Đường Dẫn Tới File&gt;</w:t>
-      </w:r>
-    </w:p>
-    <w:p>
-      <w:pPr>
-        <w:pStyle w:val="ListParagraph"/>
-        <w:pBdr>
-          <w:top w:val="single" w:sz="4" w:space="1" w:color="auto"/>
-          <w:left w:val="single" w:sz="4" w:space="4" w:color="auto"/>
-          <w:bottom w:val="single" w:sz="4" w:space="1" w:color="auto"/>
-          <w:right w:val="single" w:sz="4" w:space="4" w:color="auto"/>
-        </w:pBdr>
-        <w:ind w:left="1080"/>
-        <w:rPr>
-          <w:lang w:val="en-US"/>
-        </w:rPr>
-      </w:pPr>
-    </w:p>
-    <w:p>
-      <w:pPr>
-        <w:pStyle w:val="ListParagraph"/>
-        <w:pBdr>
-          <w:top w:val="single" w:sz="4" w:space="1" w:color="auto"/>
-          <w:left w:val="single" w:sz="4" w:space="4" w:color="auto"/>
-          <w:bottom w:val="single" w:sz="4" w:space="1" w:color="auto"/>
-          <w:right w:val="single" w:sz="4" w:space="4" w:color="auto"/>
-        </w:pBdr>
-        <w:ind w:left="1080"/>
-        <w:rPr>
-          <w:lang w:val="en-US"/>
-        </w:rPr>
-      </w:pPr>
-      <w:r>
-        <w:rPr>
-          <w:lang w:val="en-US"/>
-        </w:rPr>
-        <w:t>with open(FILE_PATH, "r") as file:</w:t>
-      </w:r>
-    </w:p>
-    <w:p>
-      <w:pPr>
-        <w:pStyle w:val="ListParagraph"/>
-        <w:pBdr>
-          <w:top w:val="single" w:sz="4" w:space="1" w:color="auto"/>
-          <w:left w:val="single" w:sz="4" w:space="4" w:color="auto"/>
-          <w:bottom w:val="single" w:sz="4" w:space="1" w:color="auto"/>
-          <w:right w:val="single" w:sz="4" w:space="4" w:color="auto"/>
-        </w:pBdr>
-        <w:ind w:left="1080"/>
-        <w:rPr>
-          <w:lang w:val="en-US"/>
-        </w:rPr>
-      </w:pPr>
-      <w:r>
-        <w:rPr>
-          <w:lang w:val="en-US"/>
-        </w:rPr>
-        <w:t xml:space="preserve">    lines = file.readlines()</w:t>
-      </w:r>
-    </w:p>
-    <w:p>
-      <w:pPr>
-        <w:pStyle w:val="ListParagraph"/>
-        <w:pBdr>
-          <w:top w:val="single" w:sz="4" w:space="1" w:color="auto"/>
-          <w:left w:val="single" w:sz="4" w:space="4" w:color="auto"/>
-          <w:bottom w:val="single" w:sz="4" w:space="1" w:color="auto"/>
-          <w:right w:val="single" w:sz="4" w:space="4" w:color="auto"/>
-        </w:pBdr>
-        <w:ind w:left="1080"/>
-        <w:rPr>
-          <w:lang w:val="en-US"/>
-        </w:rPr>
-      </w:pPr>
-    </w:p>
-    <w:p>
-      <w:pPr>
-        <w:pStyle w:val="ListParagraph"/>
-        <w:pBdr>
-          <w:top w:val="single" w:sz="4" w:space="1" w:color="auto"/>
-          <w:left w:val="single" w:sz="4" w:space="4" w:color="auto"/>
-          <w:bottom w:val="single" w:sz="4" w:space="1" w:color="auto"/>
-          <w:right w:val="single" w:sz="4" w:space="4" w:color="auto"/>
-        </w:pBdr>
-        <w:ind w:left="1080"/>
-        <w:rPr>
-          <w:lang w:val="en-US"/>
-        </w:rPr>
-      </w:pPr>
-      <w:r>
-        <w:rPr>
-          <w:lang w:val="en-US"/>
-        </w:rPr>
-        <w:t>non_empty_lines = [line for line in lines if line.strip() != ""]</w:t>
-      </w:r>
-    </w:p>
-    <w:p>
-      <w:pPr>
-        <w:pStyle w:val="ListParagraph"/>
-        <w:pBdr>
-          <w:top w:val="single" w:sz="4" w:space="1" w:color="auto"/>
-          <w:left w:val="single" w:sz="4" w:space="4" w:color="auto"/>
-          <w:bottom w:val="single" w:sz="4" w:space="1" w:color="auto"/>
-          <w:right w:val="single" w:sz="4" w:space="4" w:color="auto"/>
-        </w:pBdr>
-        <w:ind w:left="1080"/>
-        <w:rPr>
-          <w:lang w:val="en-US"/>
-        </w:rPr>
-      </w:pPr>
-    </w:p>
-    <w:p>
-      <w:pPr>
-        <w:pStyle w:val="ListParagraph"/>
-        <w:pBdr>
-          <w:top w:val="single" w:sz="4" w:space="1" w:color="auto"/>
-          <w:left w:val="single" w:sz="4" w:space="4" w:color="auto"/>
-          <w:bottom w:val="single" w:sz="4" w:space="1" w:color="auto"/>
-          <w:right w:val="single" w:sz="4" w:space="4" w:color="auto"/>
-        </w:pBdr>
-        <w:ind w:left="1080"/>
-        <w:rPr>
-          <w:lang w:val="en-US"/>
-        </w:rPr>
-      </w:pPr>
-      <w:r>
-        <w:rPr>
-          <w:lang w:val="en-US"/>
-        </w:rPr>
-        <w:t>with open(FILE_PATH, "w") as file:</w:t>
-      </w:r>
-    </w:p>
-    <w:p>
-      <w:pPr>
-        <w:pStyle w:val="ListParagraph"/>
-        <w:pBdr>
-          <w:top w:val="single" w:sz="4" w:space="1" w:color="auto"/>
-          <w:left w:val="single" w:sz="4" w:space="4" w:color="auto"/>
-          <w:bottom w:val="single" w:sz="4" w:space="1" w:color="auto"/>
-          <w:right w:val="single" w:sz="4" w:space="4" w:color="auto"/>
-        </w:pBdr>
-        <w:ind w:left="1080"/>
-        <w:rPr>
-          <w:lang w:val="en-US"/>
-        </w:rPr>
-      </w:pPr>
-      <w:r>
-        <w:rPr>
-          <w:lang w:val="en-US"/>
-        </w:rPr>
         <w:t xml:space="preserve">    file.writelines(non_empty_lines)</w:t>
       </w:r>
     </w:p>
@@ -7668,6 +8124,359 @@
           <w:lang w:val="en-US"/>
         </w:rPr>
         <w:t>Rules</w:t>
+      </w:r>
+    </w:p>
+    <w:p>
+      <w:pPr>
+        <w:rPr>
+          <w:lang w:val="en-US"/>
+        </w:rPr>
+      </w:pPr>
+      <w:r>
+        <w:rPr>
+          <w:lang w:val="en-US"/>
+        </w:rPr>
+        <w:tab/>
+        <w:t xml:space="preserve">Viết </w:t>
+      </w:r>
+      <w:r>
+        <w:rPr>
+          <w:lang w:val="en-US"/>
+        </w:rPr>
+        <w:t xml:space="preserve">nhanh </w:t>
+      </w:r>
+      <w:r>
+        <w:rPr>
+          <w:lang w:val="en-US"/>
+        </w:rPr>
+        <w:t>số phức dưới dạng a+bj</w:t>
+      </w:r>
+    </w:p>
+    <w:p>
+      <w:pPr>
+        <w:rPr>
+          <w:lang w:val="en-US"/>
+        </w:rPr>
+      </w:pPr>
+      <w:r>
+        <w:rPr>
+          <w:lang w:val="en-US"/>
+        </w:rPr>
+        <w:tab/>
+        <w:t>String path phải là dấu /</w:t>
+      </w:r>
+    </w:p>
+    <w:p>
+      <w:pPr>
+        <w:rPr>
+          <w:lang w:val="en-US"/>
+        </w:rPr>
+      </w:pPr>
+      <w:r>
+        <w:rPr>
+          <w:lang w:val="en-US"/>
+        </w:rPr>
+        <w:tab/>
+        <w:t>Xor là !=</w:t>
+      </w:r>
+    </w:p>
+    <w:p>
+      <w:pPr>
+        <w:rPr>
+          <w:lang w:val="en-US"/>
+        </w:rPr>
+      </w:pPr>
+      <w:r>
+        <w:rPr>
+          <w:lang w:val="en-US"/>
+        </w:rPr>
+        <w:tab/>
+        <w:t xml:space="preserve">Set union operator là |: </w:t>
+      </w:r>
+    </w:p>
+    <w:p>
+      <w:pPr>
+        <w:rPr>
+          <w:lang w:val="en-US"/>
+        </w:rPr>
+      </w:pPr>
+      <w:r>
+        <w:rPr>
+          <w:lang w:val="en-US"/>
+        </w:rPr>
+        <w:tab/>
+      </w:r>
+      <w:r>
+        <w:rPr>
+          <w:lang w:val="en-US"/>
+        </w:rPr>
+        <w:tab/>
+        <w:t>Ex: {1, 2} | {3} = {1, 2, 3}</w:t>
+      </w:r>
+    </w:p>
+    <w:p>
+      <w:pPr>
+        <w:rPr>
+          <w:lang w:val="en-US"/>
+        </w:rPr>
+      </w:pPr>
+      <w:r>
+        <w:rPr>
+          <w:lang w:val="en-US"/>
+        </w:rPr>
+        <w:tab/>
+        <w:t>Num &amp; 1 = check số lẻ trả về True, chẵn False</w:t>
+      </w:r>
+    </w:p>
+    <w:p>
+      <w:pPr>
+        <w:rPr>
+          <w:lang w:val="en-US"/>
+        </w:rPr>
+      </w:pPr>
+      <w:r>
+        <w:rPr>
+          <w:lang w:val="en-US"/>
+        </w:rPr>
+        <w:tab/>
+      </w:r>
+      <w:r>
+        <w:rPr>
+          <w:lang w:val="en-US"/>
+        </w:rPr>
+        <w:t xml:space="preserve">*args, </w:t>
+      </w:r>
+      <w:r>
+        <w:rPr>
+          <w:lang w:val="en-US"/>
+        </w:rPr>
+        <w:t>**kwargs: sử dụng nếu không biết số lượng tham số,</w:t>
+      </w:r>
+      <w:r>
+        <w:rPr>
+          <w:lang w:val="en-US"/>
+        </w:rPr>
+        <w:t xml:space="preserve"> kw = key word</w:t>
+      </w:r>
+    </w:p>
+    <w:p>
+      <w:pPr>
+        <w:rPr>
+          <w:lang w:val="en-US"/>
+        </w:rPr>
+      </w:pPr>
+      <w:r>
+        <w:rPr>
+          <w:lang w:val="en-US"/>
+        </w:rPr>
+        <w:tab/>
+      </w:r>
+      <w:r>
+        <w:rPr>
+          <w:lang w:val="en-US"/>
+        </w:rPr>
+        <w:tab/>
+        <w:t>Ex: def foo(</w:t>
+      </w:r>
+      <w:r>
+        <w:rPr>
+          <w:lang w:val="en-US"/>
+        </w:rPr>
+        <w:t xml:space="preserve">*arg, </w:t>
+      </w:r>
+      <w:r>
+        <w:rPr>
+          <w:lang w:val="en-US"/>
+        </w:rPr>
+        <w:t>**kwargs): print(</w:t>
+      </w:r>
+      <w:r>
+        <w:rPr>
+          <w:lang w:val="en-US"/>
+        </w:rPr>
+        <w:t xml:space="preserve">arg, </w:t>
+      </w:r>
+      <w:r>
+        <w:rPr>
+          <w:lang w:val="en-US"/>
+        </w:rPr>
+        <w:t>kwargs)</w:t>
+      </w:r>
+    </w:p>
+    <w:p>
+      <w:pPr>
+        <w:rPr>
+          <w:lang w:val="en-US"/>
+        </w:rPr>
+      </w:pPr>
+      <w:r>
+        <w:rPr>
+          <w:lang w:val="en-US"/>
+        </w:rPr>
+        <w:tab/>
+      </w:r>
+      <w:r>
+        <w:rPr>
+          <w:lang w:val="en-US"/>
+        </w:rPr>
+        <w:tab/>
+        <w:t xml:space="preserve">      foo(</w:t>
+      </w:r>
+      <w:r>
+        <w:rPr>
+          <w:lang w:val="en-US"/>
+        </w:rPr>
+        <w:t xml:space="preserve">1, 2, </w:t>
+      </w:r>
+      <w:r>
+        <w:rPr>
+          <w:lang w:val="en-US"/>
+        </w:rPr>
+        <w:t>width = 10, height = 5) =&gt;</w:t>
+      </w:r>
+      <w:r>
+        <w:rPr>
+          <w:lang w:val="en-US"/>
+        </w:rPr>
+        <w:t xml:space="preserve"> (1, 2)</w:t>
+      </w:r>
+      <w:r>
+        <w:rPr>
+          <w:lang w:val="en-US"/>
+        </w:rPr>
+        <w:t xml:space="preserve"> {‘width’ : 10, ‘height’ : 5}</w:t>
+      </w:r>
+    </w:p>
+    <w:p>
+      <w:pPr>
+        <w:rPr>
+          <w:lang w:val="en-US"/>
+        </w:rPr>
+      </w:pPr>
+      <w:r>
+        <w:rPr>
+          <w:lang w:val="en-US"/>
+        </w:rPr>
+        <w:tab/>
+        <w:t>@func_name: decorator function</w:t>
+      </w:r>
+      <w:r>
+        <w:rPr>
+          <w:lang w:val="en-US"/>
+        </w:rPr>
+        <w:t xml:space="preserve"> || class</w:t>
+      </w:r>
+      <w:r>
+        <w:rPr>
+          <w:lang w:val="en-US"/>
+        </w:rPr>
+        <w:t xml:space="preserve">, nhận function dưới làm tham số, trả về </w:t>
+      </w:r>
+    </w:p>
+    <w:p>
+      <w:pPr>
+        <w:ind w:left="1440" w:firstLine="720"/>
+        <w:rPr>
+          <w:lang w:val="en-US"/>
+        </w:rPr>
+      </w:pPr>
+      <w:r>
+        <w:rPr>
+          <w:lang w:val="en-US"/>
+        </w:rPr>
+        <w:t>W</w:t>
+      </w:r>
+      <w:r>
+        <w:rPr>
+          <w:lang w:val="en-US"/>
+        </w:rPr>
+        <w:t>rapper</w:t>
+      </w:r>
+    </w:p>
+    <w:p>
+      <w:pPr>
+        <w:rPr>
+          <w:lang w:val="en-US"/>
+        </w:rPr>
+      </w:pPr>
+      <w:r>
+        <w:rPr>
+          <w:lang w:val="en-US"/>
+        </w:rPr>
+        <w:tab/>
+      </w:r>
+      <w:r>
+        <w:rPr>
+          <w:lang w:val="en-US"/>
+        </w:rPr>
+        <w:tab/>
+        <w:t>Ex:</w:t>
+      </w:r>
+      <w:r>
+        <w:rPr>
+          <w:lang w:val="en-US"/>
+        </w:rPr>
+        <w:t xml:space="preserve"> @foo</w:t>
+      </w:r>
+    </w:p>
+    <w:p>
+      <w:pPr>
+        <w:rPr>
+          <w:lang w:val="en-US"/>
+        </w:rPr>
+      </w:pPr>
+      <w:r>
+        <w:rPr>
+          <w:lang w:val="en-US"/>
+        </w:rPr>
+        <w:tab/>
+      </w:r>
+      <w:r>
+        <w:rPr>
+          <w:lang w:val="en-US"/>
+        </w:rPr>
+        <w:tab/>
+        <w:t xml:space="preserve">      Def bar(): pass</w:t>
+      </w:r>
+    </w:p>
+    <w:p>
+      <w:pPr>
+        <w:rPr>
+          <w:lang w:val="en-US"/>
+        </w:rPr>
+      </w:pPr>
+      <w:r>
+        <w:rPr>
+          <w:lang w:val="en-US"/>
+        </w:rPr>
+        <w:tab/>
+      </w:r>
+      <w:r>
+        <w:rPr>
+          <w:lang w:val="en-US"/>
+        </w:rPr>
+        <w:tab/>
+        <w:t xml:space="preserve">      = </w:t>
+      </w:r>
+    </w:p>
+    <w:p>
+      <w:pPr>
+        <w:rPr>
+          <w:lang w:val="en-US"/>
+        </w:rPr>
+      </w:pPr>
+      <w:r>
+        <w:rPr>
+          <w:lang w:val="en-US"/>
+        </w:rPr>
+        <w:tab/>
+      </w:r>
+      <w:r>
+        <w:rPr>
+          <w:lang w:val="en-US"/>
+        </w:rPr>
+        <w:tab/>
+        <w:t xml:space="preserve">      Def bar(): pass</w:t>
       </w:r>
     </w:p>
     <w:p>
@@ -7682,33 +8491,13 @@
         </w:rPr>
         <w:lastRenderedPageBreak/>
         <w:tab/>
-        <w:t xml:space="preserve">Viết </w:t>
-      </w:r>
-      <w:r>
-        <w:rPr>
-          <w:lang w:val="en-US"/>
-        </w:rPr>
-        <w:t xml:space="preserve">nhanh </w:t>
-      </w:r>
-      <w:r>
-        <w:rPr>
-          <w:lang w:val="en-US"/>
-        </w:rPr>
-        <w:t>số phức dưới dạng a+bj</w:t>
-      </w:r>
-    </w:p>
-    <w:p>
-      <w:pPr>
-        <w:rPr>
-          <w:lang w:val="en-US"/>
-        </w:rPr>
-      </w:pPr>
+      </w:r>
       <w:r>
         <w:rPr>
           <w:lang w:val="en-US"/>
         </w:rPr>
         <w:tab/>
-        <w:t>String path phải là dấu /</w:t>
+        <w:t xml:space="preserve">      bar = foo(bar)</w:t>
       </w:r>
     </w:p>
     <w:p>
@@ -7722,220 +8511,13 @@
           <w:lang w:val="en-US"/>
         </w:rPr>
         <w:tab/>
-        <w:t>Xor là !=</w:t>
-      </w:r>
-    </w:p>
-    <w:p>
-      <w:pPr>
-        <w:rPr>
-          <w:lang w:val="en-US"/>
-        </w:rPr>
-      </w:pPr>
-      <w:r>
-        <w:rPr>
-          <w:lang w:val="en-US"/>
-        </w:rPr>
-        <w:tab/>
-        <w:t xml:space="preserve">Set union operator là |: </w:t>
-      </w:r>
-    </w:p>
-    <w:p>
-      <w:pPr>
-        <w:rPr>
-          <w:lang w:val="en-US"/>
-        </w:rPr>
-      </w:pPr>
-      <w:r>
-        <w:rPr>
-          <w:lang w:val="en-US"/>
-        </w:rPr>
-        <w:tab/>
-      </w:r>
-      <w:r>
-        <w:rPr>
-          <w:lang w:val="en-US"/>
-        </w:rPr>
-        <w:tab/>
-        <w:t>Ex: {1, 2} | {3} = {1, 2, 3}</w:t>
-      </w:r>
-    </w:p>
-    <w:p>
-      <w:pPr>
-        <w:rPr>
-          <w:lang w:val="en-US"/>
-        </w:rPr>
-      </w:pPr>
-      <w:r>
-        <w:rPr>
-          <w:lang w:val="en-US"/>
-        </w:rPr>
-        <w:tab/>
-        <w:t>Num &amp; 1 = check số lẻ trả về True, chẵn False</w:t>
-      </w:r>
-    </w:p>
-    <w:p>
-      <w:pPr>
-        <w:rPr>
-          <w:lang w:val="en-US"/>
-        </w:rPr>
-      </w:pPr>
-      <w:r>
-        <w:rPr>
-          <w:lang w:val="en-US"/>
-        </w:rPr>
-        <w:tab/>
-      </w:r>
-      <w:r>
-        <w:rPr>
-          <w:lang w:val="en-US"/>
-        </w:rPr>
-        <w:t xml:space="preserve">*args, </w:t>
-      </w:r>
-      <w:r>
-        <w:rPr>
-          <w:lang w:val="en-US"/>
-        </w:rPr>
-        <w:t>**kwargs: sử dụng nếu không biết số lượng tham số,</w:t>
-      </w:r>
-      <w:r>
-        <w:rPr>
-          <w:lang w:val="en-US"/>
-        </w:rPr>
-        <w:t xml:space="preserve"> kw = key word</w:t>
-      </w:r>
-    </w:p>
-    <w:p>
-      <w:pPr>
-        <w:rPr>
-          <w:lang w:val="en-US"/>
-        </w:rPr>
-      </w:pPr>
-      <w:r>
-        <w:rPr>
-          <w:lang w:val="en-US"/>
-        </w:rPr>
-        <w:tab/>
-      </w:r>
-      <w:r>
-        <w:rPr>
-          <w:lang w:val="en-US"/>
-        </w:rPr>
-        <w:tab/>
-        <w:t>Ex: def foo(</w:t>
-      </w:r>
-      <w:r>
-        <w:rPr>
-          <w:lang w:val="en-US"/>
-        </w:rPr>
-        <w:t xml:space="preserve">*arg, </w:t>
-      </w:r>
-      <w:r>
-        <w:rPr>
-          <w:lang w:val="en-US"/>
-        </w:rPr>
-        <w:t>**kwargs): print(</w:t>
-      </w:r>
-      <w:r>
-        <w:rPr>
-          <w:lang w:val="en-US"/>
-        </w:rPr>
-        <w:t xml:space="preserve">arg, </w:t>
-      </w:r>
-      <w:r>
-        <w:rPr>
-          <w:lang w:val="en-US"/>
-        </w:rPr>
-        <w:t>kwargs)</w:t>
-      </w:r>
-    </w:p>
-    <w:p>
-      <w:pPr>
-        <w:rPr>
-          <w:lang w:val="en-US"/>
-        </w:rPr>
-      </w:pPr>
-      <w:r>
-        <w:rPr>
-          <w:lang w:val="en-US"/>
-        </w:rPr>
-        <w:tab/>
-      </w:r>
-      <w:r>
-        <w:rPr>
-          <w:lang w:val="en-US"/>
-        </w:rPr>
-        <w:tab/>
-        <w:t xml:space="preserve">      foo(</w:t>
-      </w:r>
-      <w:r>
-        <w:rPr>
-          <w:lang w:val="en-US"/>
-        </w:rPr>
-        <w:t xml:space="preserve">1, 2, </w:t>
-      </w:r>
-      <w:r>
-        <w:rPr>
-          <w:lang w:val="en-US"/>
-        </w:rPr>
-        <w:t>width = 10, height = 5) =&gt;</w:t>
-      </w:r>
-      <w:r>
-        <w:rPr>
-          <w:lang w:val="en-US"/>
-        </w:rPr>
-        <w:t xml:space="preserve"> (1, 2)</w:t>
-      </w:r>
-      <w:r>
-        <w:rPr>
-          <w:lang w:val="en-US"/>
-        </w:rPr>
-        <w:t xml:space="preserve"> {‘width’ : 10, ‘height’ : 5}</w:t>
-      </w:r>
-    </w:p>
-    <w:p>
-      <w:pPr>
-        <w:rPr>
-          <w:lang w:val="en-US"/>
-        </w:rPr>
-      </w:pPr>
-      <w:r>
-        <w:rPr>
-          <w:lang w:val="en-US"/>
-        </w:rPr>
-        <w:tab/>
-        <w:t>@func_name: decorator function</w:t>
-      </w:r>
-      <w:r>
-        <w:rPr>
-          <w:lang w:val="en-US"/>
-        </w:rPr>
-        <w:t xml:space="preserve"> || class</w:t>
-      </w:r>
-      <w:r>
-        <w:rPr>
-          <w:lang w:val="en-US"/>
-        </w:rPr>
-        <w:t xml:space="preserve">, nhận function dưới làm tham số, trả về </w:t>
-      </w:r>
-    </w:p>
-    <w:p>
-      <w:pPr>
-        <w:ind w:left="1440" w:firstLine="720"/>
-        <w:rPr>
-          <w:lang w:val="en-US"/>
-        </w:rPr>
-      </w:pPr>
-      <w:r>
-        <w:rPr>
-          <w:lang w:val="en-US"/>
-        </w:rPr>
-        <w:t>W</w:t>
-      </w:r>
-      <w:r>
-        <w:rPr>
-          <w:lang w:val="en-US"/>
-        </w:rPr>
-        <w:t>rapper</w:t>
+        <w:t>@classmethod: dùng trong class, func tiếp theo self đổ</w:t>
+      </w:r>
+      <w:r>
+        <w:rPr>
+          <w:lang w:val="en-US"/>
+        </w:rPr>
+        <w:t>i thành cls</w:t>
       </w:r>
     </w:p>
     <w:p>
@@ -7961,132 +8543,6 @@
         <w:rPr>
           <w:lang w:val="en-US"/>
         </w:rPr>
-        <w:t xml:space="preserve"> @foo</w:t>
-      </w:r>
-    </w:p>
-    <w:p>
-      <w:pPr>
-        <w:rPr>
-          <w:lang w:val="en-US"/>
-        </w:rPr>
-      </w:pPr>
-      <w:r>
-        <w:rPr>
-          <w:lang w:val="en-US"/>
-        </w:rPr>
-        <w:tab/>
-      </w:r>
-      <w:r>
-        <w:rPr>
-          <w:lang w:val="en-US"/>
-        </w:rPr>
-        <w:tab/>
-        <w:t xml:space="preserve">      Def bar(): pass</w:t>
-      </w:r>
-    </w:p>
-    <w:p>
-      <w:pPr>
-        <w:rPr>
-          <w:lang w:val="en-US"/>
-        </w:rPr>
-      </w:pPr>
-      <w:r>
-        <w:rPr>
-          <w:lang w:val="en-US"/>
-        </w:rPr>
-        <w:tab/>
-      </w:r>
-      <w:r>
-        <w:rPr>
-          <w:lang w:val="en-US"/>
-        </w:rPr>
-        <w:tab/>
-        <w:t xml:space="preserve">      = </w:t>
-      </w:r>
-    </w:p>
-    <w:p>
-      <w:pPr>
-        <w:rPr>
-          <w:lang w:val="en-US"/>
-        </w:rPr>
-      </w:pPr>
-      <w:r>
-        <w:rPr>
-          <w:lang w:val="en-US"/>
-        </w:rPr>
-        <w:tab/>
-      </w:r>
-      <w:r>
-        <w:rPr>
-          <w:lang w:val="en-US"/>
-        </w:rPr>
-        <w:tab/>
-        <w:t xml:space="preserve">      Def bar(): pass</w:t>
-      </w:r>
-    </w:p>
-    <w:p>
-      <w:pPr>
-        <w:rPr>
-          <w:lang w:val="en-US"/>
-        </w:rPr>
-      </w:pPr>
-      <w:r>
-        <w:rPr>
-          <w:lang w:val="en-US"/>
-        </w:rPr>
-        <w:tab/>
-      </w:r>
-      <w:r>
-        <w:rPr>
-          <w:lang w:val="en-US"/>
-        </w:rPr>
-        <w:tab/>
-        <w:t xml:space="preserve">      bar = foo(bar)</w:t>
-      </w:r>
-    </w:p>
-    <w:p>
-      <w:pPr>
-        <w:rPr>
-          <w:lang w:val="en-US"/>
-        </w:rPr>
-      </w:pPr>
-      <w:r>
-        <w:rPr>
-          <w:lang w:val="en-US"/>
-        </w:rPr>
-        <w:tab/>
-        <w:t>@classmethod: dùng trong class, func tiếp theo self đổ</w:t>
-      </w:r>
-      <w:r>
-        <w:rPr>
-          <w:lang w:val="en-US"/>
-        </w:rPr>
-        <w:t>i thành cls</w:t>
-      </w:r>
-    </w:p>
-    <w:p>
-      <w:pPr>
-        <w:rPr>
-          <w:lang w:val="en-US"/>
-        </w:rPr>
-      </w:pPr>
-      <w:r>
-        <w:rPr>
-          <w:lang w:val="en-US"/>
-        </w:rPr>
-        <w:tab/>
-      </w:r>
-      <w:r>
-        <w:rPr>
-          <w:lang w:val="en-US"/>
-        </w:rPr>
-        <w:tab/>
-        <w:t>Ex:</w:t>
-      </w:r>
-      <w:r>
-        <w:rPr>
-          <w:lang w:val="en-US"/>
-        </w:rPr>
         <w:t xml:space="preserve"> @classmethod </w:t>
       </w:r>
     </w:p>
@@ -8296,7 +8752,6 @@
         <w:rPr>
           <w:lang w:val="en-US"/>
         </w:rPr>
-        <w:lastRenderedPageBreak/>
         <w:tab/>
         <w:t>a += 1</w:t>
       </w:r>
@@ -8527,6 +8982,7 @@
         <w:rPr>
           <w:lang w:val="en-US"/>
         </w:rPr>
+        <w:lastRenderedPageBreak/>
         <w:tab/>
         <w:t>Ex:</w:t>
       </w:r>
@@ -8843,7 +9299,6 @@
         <w:rPr>
           <w:lang w:val="en-US"/>
         </w:rPr>
-        <w:lastRenderedPageBreak/>
         <w:tab/>
         <w:t>Tuple + List:</w:t>
       </w:r>

--- a/python.docx
+++ b/python.docx
@@ -556,1015 +556,1047 @@
         <w:rPr>
           <w:lang w:val="en-US"/>
         </w:rPr>
-        <w:t>Package – Gói</w:t>
-      </w:r>
-      <w:r>
-        <w:rPr>
-          <w:lang w:val="en-US"/>
-        </w:rPr>
-        <w:t>:</w:t>
-      </w:r>
-    </w:p>
-    <w:p>
-      <w:pPr>
-        <w:pStyle w:val="ListParagraph"/>
-        <w:numPr>
-          <w:ilvl w:val="0"/>
-          <w:numId w:val="16"/>
-        </w:numPr>
-        <w:rPr>
-          <w:lang w:val="en-US"/>
-        </w:rPr>
-      </w:pPr>
-      <w:r>
-        <w:rPr>
-          <w:lang w:val="en-US"/>
-        </w:rPr>
-        <w:t>Cấu Trúc 1 Package?</w:t>
-      </w:r>
-    </w:p>
-    <w:p>
-      <w:pPr>
-        <w:pStyle w:val="ListParagraph"/>
-        <w:numPr>
-          <w:ilvl w:val="0"/>
-          <w:numId w:val="3"/>
-        </w:numPr>
-        <w:rPr>
-          <w:lang w:val="en-US"/>
-        </w:rPr>
-      </w:pPr>
-      <w:r>
-        <w:rPr>
-          <w:lang w:val="en-US"/>
-        </w:rPr>
-        <w:t>Package thực chất là 1 thư mục chứa File “__init__.py”, cùng với các File và thư mục khác, mỗi thư mục trong Package cũng phải là 1 Package</w:t>
-      </w:r>
-    </w:p>
-    <w:p>
-      <w:pPr>
-        <w:pStyle w:val="ListParagraph"/>
-        <w:numPr>
-          <w:ilvl w:val="0"/>
-          <w:numId w:val="16"/>
-        </w:numPr>
-        <w:rPr>
-          <w:lang w:val="en-US"/>
-        </w:rPr>
-      </w:pPr>
-      <w:r>
-        <w:rPr>
-          <w:lang w:val="en-US"/>
-        </w:rPr>
-        <w:t xml:space="preserve">Cách </w:t>
-      </w:r>
-      <w:r>
-        <w:rPr>
-          <w:lang w:val="en-US"/>
-        </w:rPr>
-        <w:t xml:space="preserve">Import 1 </w:t>
-      </w:r>
-      <w:r>
-        <w:rPr>
-          <w:lang w:val="en-US"/>
-        </w:rPr>
-        <w:t>Module</w:t>
-      </w:r>
-      <w:r>
-        <w:rPr>
-          <w:lang w:val="en-US"/>
-        </w:rPr>
-        <w:t>?</w:t>
-      </w:r>
-    </w:p>
-    <w:p>
-      <w:pPr>
-        <w:pStyle w:val="ListParagraph"/>
-        <w:numPr>
-          <w:ilvl w:val="0"/>
-          <w:numId w:val="3"/>
-        </w:numPr>
-        <w:rPr>
-          <w:lang w:val="en-US"/>
-        </w:rPr>
-      </w:pPr>
-      <w:r>
-        <w:rPr>
-          <w:lang w:val="en-US"/>
-        </w:rPr>
-        <w:t>Khi Import 1 File</w:t>
-      </w:r>
-      <w:r>
-        <w:rPr>
-          <w:lang w:val="en-US"/>
-        </w:rPr>
-        <w:t xml:space="preserve"> nào đó, giả sử B vào File A, thì B</w:t>
-      </w:r>
-      <w:r>
-        <w:rPr>
-          <w:lang w:val="en-US"/>
-        </w:rPr>
-        <w:t xml:space="preserve"> </w:t>
-      </w:r>
-      <w:r>
-        <w:rPr>
-          <w:lang w:val="en-US"/>
-        </w:rPr>
-        <w:t>sẽ được chạy trong A ngay lập tức với tư cách là 1 Module</w:t>
-      </w:r>
-    </w:p>
-    <w:p>
-      <w:pPr>
-        <w:pStyle w:val="ListParagraph"/>
-        <w:numPr>
-          <w:ilvl w:val="0"/>
-          <w:numId w:val="3"/>
-        </w:numPr>
-        <w:rPr>
-          <w:lang w:val="en-US"/>
-        </w:rPr>
-      </w:pPr>
-      <w:r>
-        <w:rPr>
-          <w:lang w:val="en-US"/>
-        </w:rPr>
-        <w:t>Khi 1 File được chạy với tư cách là 1 Module, thì sẽ có 1 thư mục tên “__pycache__” được tạo ngay bên cạnh File đó nếu chưa tồn tại</w:t>
-      </w:r>
-      <w:r>
-        <w:rPr>
-          <w:lang w:val="en-US"/>
-        </w:rPr>
-        <w:t>, nó sẽ chứa Byte Code của File này</w:t>
-      </w:r>
-    </w:p>
-    <w:p>
-      <w:pPr>
-        <w:pStyle w:val="ListParagraph"/>
-        <w:numPr>
-          <w:ilvl w:val="0"/>
-          <w:numId w:val="3"/>
-        </w:numPr>
-        <w:rPr>
-          <w:lang w:val="en-US"/>
-        </w:rPr>
-      </w:pPr>
-      <w:r>
-        <w:rPr>
-          <w:lang w:val="en-US"/>
-        </w:rPr>
-        <w:lastRenderedPageBreak/>
-        <w:t>Đồng thời, khi ta chạy 1 File với tư cách là 1 Module, ban đầu Python sẽ dò xem ở thư mục hiện tại, đã có File này hay chưa, nếu chưa thì tiếp tục dò trong Python Path, nếu không có nữa thì báo lỗi</w:t>
-      </w:r>
-    </w:p>
-    <w:p>
-      <w:pPr>
-        <w:pStyle w:val="ListParagraph"/>
-        <w:numPr>
-          <w:ilvl w:val="0"/>
-          <w:numId w:val="3"/>
-        </w:numPr>
-        <w:rPr>
-          <w:lang w:val="en-US"/>
-        </w:rPr>
-      </w:pPr>
-      <w:r>
-        <w:rPr>
-          <w:lang w:val="en-US"/>
-        </w:rPr>
-        <w:t xml:space="preserve">Để </w:t>
-      </w:r>
-      <w:r>
-        <w:rPr>
-          <w:lang w:val="en-US"/>
-        </w:rPr>
-        <w:t>chạy Module nhanh hơn,</w:t>
-      </w:r>
-      <w:r>
-        <w:rPr>
-          <w:lang w:val="en-US"/>
-        </w:rPr>
-        <w:t xml:space="preserve"> Python sẽ ưu tiên</w:t>
-      </w:r>
-      <w:r>
-        <w:rPr>
-          <w:lang w:val="en-US"/>
-        </w:rPr>
-        <w:t xml:space="preserve"> chạy Byte Code tương ứng</w:t>
-      </w:r>
-      <w:r>
-        <w:rPr>
-          <w:lang w:val="en-US"/>
-        </w:rPr>
-        <w:t xml:space="preserve"> trong thư mục “__pycache__” trước,</w:t>
-      </w:r>
-      <w:r>
-        <w:rPr>
-          <w:lang w:val="en-US"/>
-        </w:rPr>
-        <w:t xml:space="preserve"> nếu nó tồn tại và hợp lệ</w:t>
-      </w:r>
-      <w:r>
-        <w:rPr>
-          <w:lang w:val="en-US"/>
-        </w:rPr>
-        <w:t>, Byte Code là hợp lệ khi thời điểm chỉnh sửa cuối cùng của nó và thời điểm chỉnh sửa cuối cùng của File gốc = nhau, hoặ</w:t>
-      </w:r>
-      <w:r>
-        <w:rPr>
-          <w:lang w:val="en-US"/>
-        </w:rPr>
-        <w:t>c mã Hash khớp với</w:t>
-      </w:r>
-      <w:r>
-        <w:rPr>
-          <w:lang w:val="en-US"/>
-        </w:rPr>
-        <w:t xml:space="preserve"> nhau</w:t>
-      </w:r>
-    </w:p>
-    <w:p>
-      <w:pPr>
-        <w:pStyle w:val="ListParagraph"/>
-        <w:numPr>
-          <w:ilvl w:val="0"/>
-          <w:numId w:val="3"/>
-        </w:numPr>
-        <w:rPr>
-          <w:lang w:val="en-US"/>
-        </w:rPr>
-      </w:pPr>
-      <w:r>
-        <w:rPr>
-          <w:lang w:val="en-US"/>
-        </w:rPr>
-        <w:t>Khi chạy 1 File không với tư cách là 1 Module, thì thuộc tính “__name__” của File này = “__main__”, còn nếu là 1 Module, thì thuộc tính “__name__” của nó là tên Module</w:t>
-      </w:r>
-      <w:r>
-        <w:rPr>
-          <w:lang w:val="en-US"/>
-        </w:rPr>
-        <w:t>, bạn Import Module kiểu nào thì tên của nó y chang như cách bạn Import</w:t>
-      </w:r>
-    </w:p>
-    <w:p>
-      <w:pPr>
-        <w:pStyle w:val="ListParagraph"/>
-        <w:numPr>
-          <w:ilvl w:val="0"/>
-          <w:numId w:val="3"/>
-        </w:numPr>
-        <w:rPr>
-          <w:lang w:val="en-US"/>
-        </w:rPr>
-      </w:pPr>
-      <w:r>
-        <w:rPr>
-          <w:lang w:val="en-US"/>
-        </w:rPr>
-        <w:t>Ví dụ</w:t>
-      </w:r>
-    </w:p>
-    <w:p>
-      <w:pPr>
-        <w:pStyle w:val="ListParagraph"/>
-        <w:numPr>
-          <w:ilvl w:val="0"/>
-          <w:numId w:val="3"/>
-        </w:numPr>
-        <w:rPr>
-          <w:lang w:val="en-US"/>
-        </w:rPr>
-      </w:pPr>
-      <w:r>
-        <w:rPr>
-          <w:lang w:val="en-US"/>
-        </w:rPr>
-        <w:t>Trong thư mục “</w:t>
-      </w:r>
-      <w:r>
-        <w:rPr>
-          <w:lang w:val="en-US"/>
-        </w:rPr>
-        <w:t>f</w:t>
-      </w:r>
-      <w:r>
-        <w:rPr>
-          <w:lang w:val="en-US"/>
-        </w:rPr>
-        <w:t>ather”, chứa Package “foo” và File “child.py”, trong “foo” chứa Package “bar” và File “fool.py”, trong “bar” chứ File “boo.py”</w:t>
-      </w:r>
-    </w:p>
-    <w:p>
-      <w:pPr>
-        <w:pStyle w:val="ListParagraph"/>
-        <w:numPr>
-          <w:ilvl w:val="0"/>
-          <w:numId w:val="3"/>
-        </w:numPr>
-        <w:rPr>
-          <w:lang w:val="en-US"/>
-        </w:rPr>
-      </w:pPr>
-      <w:r>
-        <w:rPr>
-          <w:lang w:val="en-US"/>
-        </w:rPr>
-        <w:t>Tại File “child.py”</w:t>
-      </w:r>
-    </w:p>
-    <w:p>
-      <w:pPr>
-        <w:pStyle w:val="ListParagraph"/>
-        <w:pBdr>
-          <w:top w:val="single" w:sz="4" w:space="1" w:color="auto"/>
-          <w:left w:val="single" w:sz="4" w:space="4" w:color="auto"/>
-          <w:bottom w:val="single" w:sz="4" w:space="1" w:color="auto"/>
-          <w:right w:val="single" w:sz="4" w:space="4" w:color="auto"/>
-          <w:between w:val="single" w:sz="4" w:space="1" w:color="auto"/>
-        </w:pBdr>
-        <w:ind w:left="1080"/>
-        <w:rPr>
-          <w:lang w:val="en-US"/>
-        </w:rPr>
-      </w:pPr>
-      <w:r>
-        <w:rPr>
-          <w:lang w:val="en-US"/>
-        </w:rPr>
-        <w:t>f</w:t>
-      </w:r>
-      <w:r>
-        <w:rPr>
-          <w:lang w:val="en-US"/>
-        </w:rPr>
-        <w:t xml:space="preserve">rom foo.bar import </w:t>
-      </w:r>
-      <w:r>
-        <w:rPr>
-          <w:lang w:val="en-US"/>
-        </w:rPr>
-        <w:t>boo</w:t>
-      </w:r>
-    </w:p>
-    <w:p>
-      <w:pPr>
-        <w:pStyle w:val="ListParagraph"/>
-        <w:numPr>
-          <w:ilvl w:val="0"/>
-          <w:numId w:val="3"/>
-        </w:numPr>
-        <w:rPr>
-          <w:lang w:val="en-US"/>
-        </w:rPr>
-      </w:pPr>
-      <w:r>
-        <w:rPr>
-          <w:lang w:val="en-US"/>
-        </w:rPr>
-        <w:t>Tại File “boo.py”</w:t>
-      </w:r>
-    </w:p>
-    <w:p>
-      <w:pPr>
-        <w:pStyle w:val="ListParagraph"/>
-        <w:pBdr>
-          <w:top w:val="single" w:sz="4" w:space="1" w:color="auto"/>
-          <w:left w:val="single" w:sz="4" w:space="4" w:color="auto"/>
-          <w:bottom w:val="single" w:sz="4" w:space="1" w:color="auto"/>
-          <w:right w:val="single" w:sz="4" w:space="4" w:color="auto"/>
-        </w:pBdr>
-        <w:ind w:left="1080"/>
-        <w:rPr>
-          <w:lang w:val="en-US"/>
-        </w:rPr>
-      </w:pPr>
-      <w:r>
-        <w:rPr>
-          <w:lang w:val="en-US"/>
-        </w:rPr>
-        <w:t>print(__name__)</w:t>
-      </w:r>
-    </w:p>
-    <w:p>
-      <w:pPr>
-        <w:pStyle w:val="ListParagraph"/>
-        <w:numPr>
-          <w:ilvl w:val="0"/>
-          <w:numId w:val="3"/>
-        </w:numPr>
-        <w:rPr>
-          <w:lang w:val="en-US"/>
-        </w:rPr>
-      </w:pPr>
-      <w:r>
-        <w:rPr>
-          <w:lang w:val="en-US"/>
-        </w:rPr>
-        <w:t>Khi chạy File “child.py”, Terminal sẽ in ra “foo.bar.boo”, đây chính là tên Module</w:t>
-      </w:r>
-    </w:p>
-    <w:p>
-      <w:pPr>
-        <w:pStyle w:val="ListParagraph"/>
-        <w:numPr>
-          <w:ilvl w:val="0"/>
-          <w:numId w:val="3"/>
-        </w:numPr>
-        <w:rPr>
-          <w:lang w:val="en-US"/>
-        </w:rPr>
-      </w:pPr>
-      <w:r>
-        <w:rPr>
-          <w:lang w:val="en-US"/>
-        </w:rPr>
-        <w:t xml:space="preserve">Khi Import 1 Module của 1 Package, thì những File “__init__.py” trên đường dẫn tới Module đó trong Package </w:t>
-      </w:r>
-      <w:r>
-        <w:rPr>
-          <w:lang w:val="en-US"/>
-        </w:rPr>
-        <w:t xml:space="preserve">cũng </w:t>
-      </w:r>
-      <w:r>
-        <w:rPr>
-          <w:lang w:val="en-US"/>
-        </w:rPr>
-        <w:t>sẽ được chạy với tư cách là Module</w:t>
-      </w:r>
-    </w:p>
-    <w:p>
-      <w:pPr>
-        <w:pStyle w:val="ListParagraph"/>
-        <w:numPr>
-          <w:ilvl w:val="0"/>
-          <w:numId w:val="3"/>
-        </w:numPr>
-        <w:rPr>
-          <w:lang w:val="en-US"/>
-        </w:rPr>
-      </w:pPr>
-      <w:r>
-        <w:rPr>
-          <w:lang w:val="en-US"/>
-        </w:rPr>
-        <w:t>Ta chỉ có thể sử dụng Relative Import trong 1 File khi nó đã được chạy với tư cách là 1 Module</w:t>
-      </w:r>
-      <w:r>
-        <w:rPr>
-          <w:lang w:val="en-US"/>
-        </w:rPr>
-        <w:t>, Relative Import sử dụng dấu “.” để lên 1 bậc</w:t>
-      </w:r>
-      <w:r>
-        <w:rPr>
-          <w:lang w:val="en-US"/>
-        </w:rPr>
-        <w:t xml:space="preserve"> hoặc xuống 1 bậc</w:t>
-      </w:r>
-    </w:p>
-    <w:p>
-      <w:pPr>
-        <w:pStyle w:val="ListParagraph"/>
-        <w:numPr>
-          <w:ilvl w:val="0"/>
-          <w:numId w:val="3"/>
-        </w:numPr>
-        <w:rPr>
-          <w:lang w:val="en-US"/>
-        </w:rPr>
-      </w:pPr>
-      <w:r>
-        <w:rPr>
-          <w:lang w:val="en-US"/>
-        </w:rPr>
-        <w:t>Tiếp tục với ví dụ trên</w:t>
-      </w:r>
-    </w:p>
-    <w:p>
-      <w:pPr>
-        <w:pStyle w:val="ListParagraph"/>
-        <w:numPr>
-          <w:ilvl w:val="0"/>
-          <w:numId w:val="3"/>
-        </w:numPr>
-        <w:rPr>
-          <w:lang w:val="en-US"/>
-        </w:rPr>
-      </w:pPr>
-      <w:r>
-        <w:rPr>
-          <w:lang w:val="en-US"/>
-        </w:rPr>
-        <w:t>Tại File “boo.py”</w:t>
-      </w:r>
-    </w:p>
-    <w:p>
-      <w:pPr>
-        <w:pStyle w:val="ListParagraph"/>
-        <w:pBdr>
-          <w:top w:val="single" w:sz="4" w:space="1" w:color="auto"/>
-          <w:left w:val="single" w:sz="4" w:space="4" w:color="auto"/>
-          <w:bottom w:val="single" w:sz="4" w:space="1" w:color="auto"/>
-          <w:right w:val="single" w:sz="4" w:space="4" w:color="auto"/>
-        </w:pBdr>
-        <w:ind w:left="1080"/>
-        <w:rPr>
-          <w:lang w:val="en-US"/>
-        </w:rPr>
-      </w:pPr>
-      <w:r>
-        <w:rPr>
-          <w:lang w:val="en-US"/>
-        </w:rPr>
-        <w:t>from .. import fool</w:t>
-      </w:r>
-    </w:p>
-    <w:p>
-      <w:pPr>
-        <w:pStyle w:val="ListParagraph"/>
-        <w:numPr>
-          <w:ilvl w:val="0"/>
-          <w:numId w:val="3"/>
-        </w:numPr>
-        <w:rPr>
-          <w:lang w:val="en-US"/>
-        </w:rPr>
-      </w:pPr>
-      <w:r>
-        <w:rPr>
-          <w:lang w:val="en-US"/>
-        </w:rPr>
-        <w:t xml:space="preserve">Câu lệnh trên chỉ chạy thành công nếu bạn chạy File “child.py”, vì mỗi dấu “.” </w:t>
-      </w:r>
-      <w:r>
-        <w:rPr>
-          <w:lang w:val="en-US"/>
-        </w:rPr>
-        <w:t>t</w:t>
-      </w:r>
-      <w:r>
-        <w:rPr>
-          <w:lang w:val="en-US"/>
-        </w:rPr>
-        <w:t>rong “..” sẽ đưa tên Module lên 1 bậc, nghĩa là câu lệnh trên</w:t>
-      </w:r>
-      <w:r>
-        <w:rPr>
-          <w:lang w:val="en-US"/>
-        </w:rPr>
-        <w:t xml:space="preserve"> import module tên “foo.fool”, điều này cho thấy số dấu “.” khi Import phải = số dấu “.” trong tên Module</w:t>
-      </w:r>
-    </w:p>
-    <w:p>
-      <w:pPr>
-        <w:pStyle w:val="ListParagraph"/>
-        <w:numPr>
-          <w:ilvl w:val="0"/>
-          <w:numId w:val="3"/>
-        </w:numPr>
-        <w:rPr>
-          <w:lang w:val="en-US"/>
-        </w:rPr>
-      </w:pPr>
-      <w:r>
-        <w:rPr>
-          <w:lang w:val="en-US"/>
-        </w:rPr>
-        <w:t xml:space="preserve">Nếu đã </w:t>
-      </w:r>
-      <w:r>
-        <w:rPr>
-          <w:lang w:val="en-US"/>
-        </w:rPr>
-        <w:t>Import C từ B vào A, thì ta cũng có thể Import C từ A</w:t>
-      </w:r>
-      <w:r>
-        <w:rPr>
-          <w:lang w:val="en-US"/>
-        </w:rPr>
-        <w:t>, thay vì C từ B</w:t>
-      </w:r>
-    </w:p>
-    <w:p>
-      <w:pPr>
-        <w:pStyle w:val="ListParagraph"/>
-        <w:numPr>
-          <w:ilvl w:val="0"/>
-          <w:numId w:val="16"/>
-        </w:numPr>
-        <w:rPr>
-          <w:lang w:val="en-US"/>
-        </w:rPr>
-      </w:pPr>
-      <w:r>
-        <w:rPr>
-          <w:lang w:val="en-US"/>
-        </w:rPr>
-        <w:t>Tạo File Wheel?</w:t>
-      </w:r>
-    </w:p>
-    <w:p>
-      <w:pPr>
-        <w:pStyle w:val="ListParagraph"/>
-        <w:numPr>
-          <w:ilvl w:val="0"/>
-          <w:numId w:val="3"/>
-        </w:numPr>
-        <w:rPr>
-          <w:lang w:val="en-US"/>
-        </w:rPr>
-      </w:pPr>
-      <w:r>
-        <w:rPr>
-          <w:lang w:val="en-US"/>
-        </w:rPr>
-        <w:t>File Wheel thực chất dùng để cài đặt các Package có trong nó, và khi cài đặt nó sẽ được đưa vào Python Path, nó bản chất là 1 thư viện</w:t>
-      </w:r>
-    </w:p>
-    <w:p>
-      <w:pPr>
-        <w:pStyle w:val="ListParagraph"/>
-        <w:numPr>
-          <w:ilvl w:val="0"/>
-          <w:numId w:val="3"/>
-        </w:numPr>
-        <w:rPr>
-          <w:lang w:val="en-US"/>
-        </w:rPr>
-      </w:pPr>
-      <w:r>
-        <w:rPr>
-          <w:lang w:val="en-US"/>
-        </w:rPr>
-        <w:t>Để tạo File Wheel, trong thư mục chứa các Package của bạn, Copy đoạn Code sau vào 1 File</w:t>
-      </w:r>
-    </w:p>
-    <w:p>
-      <w:pPr>
-        <w:pStyle w:val="ListParagraph"/>
-        <w:pBdr>
-          <w:top w:val="single" w:sz="4" w:space="1" w:color="auto"/>
-          <w:left w:val="single" w:sz="4" w:space="4" w:color="auto"/>
-          <w:bottom w:val="single" w:sz="4" w:space="1" w:color="auto"/>
-          <w:right w:val="single" w:sz="4" w:space="4" w:color="auto"/>
-        </w:pBdr>
-        <w:ind w:left="1080"/>
-        <w:rPr>
-          <w:lang w:val="en-US"/>
-        </w:rPr>
-      </w:pPr>
-      <w:r>
-        <w:rPr>
-          <w:lang w:val="en-US"/>
-        </w:rPr>
-        <w:t>from setuptools import setup, find_packages</w:t>
-      </w:r>
-    </w:p>
-    <w:p>
-      <w:pPr>
-        <w:pStyle w:val="ListParagraph"/>
-        <w:pBdr>
-          <w:top w:val="single" w:sz="4" w:space="1" w:color="auto"/>
-          <w:left w:val="single" w:sz="4" w:space="4" w:color="auto"/>
-          <w:bottom w:val="single" w:sz="4" w:space="1" w:color="auto"/>
-          <w:right w:val="single" w:sz="4" w:space="4" w:color="auto"/>
-        </w:pBdr>
-        <w:ind w:left="1080"/>
-        <w:rPr>
-          <w:lang w:val="en-US"/>
-        </w:rPr>
-      </w:pPr>
-    </w:p>
-    <w:p>
-      <w:pPr>
-        <w:pStyle w:val="ListParagraph"/>
-        <w:pBdr>
-          <w:top w:val="single" w:sz="4" w:space="1" w:color="auto"/>
-          <w:left w:val="single" w:sz="4" w:space="4" w:color="auto"/>
-          <w:bottom w:val="single" w:sz="4" w:space="1" w:color="auto"/>
-          <w:right w:val="single" w:sz="4" w:space="4" w:color="auto"/>
-        </w:pBdr>
-        <w:ind w:left="1080"/>
-        <w:rPr>
-          <w:lang w:val="en-US"/>
-        </w:rPr>
-      </w:pPr>
-      <w:r>
-        <w:rPr>
-          <w:lang w:val="en-US"/>
-        </w:rPr>
-        <w:t>setup(</w:t>
-      </w:r>
-    </w:p>
-    <w:p>
-      <w:pPr>
-        <w:pStyle w:val="ListParagraph"/>
-        <w:pBdr>
-          <w:top w:val="single" w:sz="4" w:space="1" w:color="auto"/>
-          <w:left w:val="single" w:sz="4" w:space="4" w:color="auto"/>
-          <w:bottom w:val="single" w:sz="4" w:space="1" w:color="auto"/>
-          <w:right w:val="single" w:sz="4" w:space="4" w:color="auto"/>
-        </w:pBdr>
-        <w:ind w:left="1080"/>
-        <w:rPr>
-          <w:lang w:val="en-US"/>
-        </w:rPr>
-      </w:pPr>
-      <w:r>
-        <w:rPr>
-          <w:lang w:val="en-US"/>
-        </w:rPr>
-        <w:t xml:space="preserve">    name = &lt;Tên Thư Viện&gt;</w:t>
-      </w:r>
-      <w:r>
-        <w:rPr>
-          <w:lang w:val="en-US"/>
-        </w:rPr>
-        <w:t>,</w:t>
-      </w:r>
-    </w:p>
-    <w:p>
-      <w:pPr>
-        <w:pStyle w:val="ListParagraph"/>
-        <w:pBdr>
-          <w:top w:val="single" w:sz="4" w:space="1" w:color="auto"/>
-          <w:left w:val="single" w:sz="4" w:space="4" w:color="auto"/>
-          <w:bottom w:val="single" w:sz="4" w:space="1" w:color="auto"/>
-          <w:right w:val="single" w:sz="4" w:space="4" w:color="auto"/>
-        </w:pBdr>
-        <w:ind w:left="1080"/>
-        <w:rPr>
-          <w:lang w:val="en-US"/>
-        </w:rPr>
-      </w:pPr>
-      <w:r>
-        <w:rPr>
-          <w:lang w:val="en-US"/>
-        </w:rPr>
-        <w:t xml:space="preserve">    version = &lt;Version&gt;</w:t>
-      </w:r>
-      <w:r>
-        <w:rPr>
-          <w:lang w:val="en-US"/>
-        </w:rPr>
-        <w:t>,</w:t>
-      </w:r>
-    </w:p>
-    <w:p>
-      <w:pPr>
-        <w:pStyle w:val="ListParagraph"/>
-        <w:pBdr>
-          <w:top w:val="single" w:sz="4" w:space="1" w:color="auto"/>
-          <w:left w:val="single" w:sz="4" w:space="4" w:color="auto"/>
-          <w:bottom w:val="single" w:sz="4" w:space="1" w:color="auto"/>
-          <w:right w:val="single" w:sz="4" w:space="4" w:color="auto"/>
-        </w:pBdr>
-        <w:ind w:left="1080"/>
-        <w:rPr>
-          <w:lang w:val="en-US"/>
-        </w:rPr>
-      </w:pPr>
-      <w:r>
-        <w:rPr>
-          <w:lang w:val="en-US"/>
-        </w:rPr>
-        <w:t xml:space="preserve">    packages = find_packages()</w:t>
-      </w:r>
-    </w:p>
-    <w:p>
-      <w:pPr>
-        <w:pStyle w:val="ListParagraph"/>
-        <w:pBdr>
-          <w:top w:val="single" w:sz="4" w:space="1" w:color="auto"/>
-          <w:left w:val="single" w:sz="4" w:space="4" w:color="auto"/>
-          <w:bottom w:val="single" w:sz="4" w:space="1" w:color="auto"/>
-          <w:right w:val="single" w:sz="4" w:space="4" w:color="auto"/>
-        </w:pBdr>
-        <w:ind w:left="1080"/>
-        <w:rPr>
-          <w:lang w:val="en-US"/>
-        </w:rPr>
-      </w:pPr>
-      <w:r>
-        <w:rPr>
-          <w:lang w:val="en-US"/>
-        </w:rPr>
-        <w:t>)</w:t>
-      </w:r>
-    </w:p>
-    <w:p>
-      <w:pPr>
-        <w:pStyle w:val="ListParagraph"/>
-        <w:numPr>
-          <w:ilvl w:val="0"/>
-          <w:numId w:val="3"/>
-        </w:numPr>
-        <w:rPr>
-          <w:lang w:val="en-US"/>
-        </w:rPr>
-      </w:pPr>
-      <w:r>
-        <w:rPr>
-          <w:lang w:val="en-US"/>
-        </w:rPr>
-        <w:t>&lt;Tên Thư Viện&gt;, &lt;Version&gt; muốn đặt kiểu gì cũng được</w:t>
-      </w:r>
-    </w:p>
-    <w:p>
-      <w:pPr>
-        <w:pStyle w:val="ListParagraph"/>
-        <w:numPr>
-          <w:ilvl w:val="0"/>
-          <w:numId w:val="3"/>
-        </w:numPr>
-        <w:rPr>
-          <w:lang w:val="en-US"/>
-        </w:rPr>
-      </w:pPr>
-      <w:r>
-        <w:rPr>
-          <w:lang w:val="en-US"/>
-        </w:rPr>
-        <w:t>Chạy File trên với tham số “bdist_wheel” bằng CMD</w:t>
-      </w:r>
-    </w:p>
-    <w:p>
-      <w:pPr>
-        <w:pStyle w:val="ListParagraph"/>
-        <w:numPr>
-          <w:ilvl w:val="0"/>
-          <w:numId w:val="3"/>
-        </w:numPr>
-        <w:rPr>
-          <w:lang w:val="en-US"/>
-        </w:rPr>
-      </w:pPr>
-      <w:r>
-        <w:rPr>
-          <w:lang w:val="en-US"/>
-        </w:rPr>
-        <w:t>Ví dụ</w:t>
-      </w:r>
-    </w:p>
-    <w:p>
-      <w:pPr>
-        <w:pStyle w:val="ListParagraph"/>
-        <w:pBdr>
-          <w:top w:val="single" w:sz="4" w:space="1" w:color="auto"/>
-          <w:left w:val="single" w:sz="4" w:space="4" w:color="auto"/>
-          <w:bottom w:val="single" w:sz="4" w:space="1" w:color="auto"/>
-          <w:right w:val="single" w:sz="4" w:space="4" w:color="auto"/>
-        </w:pBdr>
-        <w:ind w:left="1080"/>
-        <w:rPr>
-          <w:lang w:val="en-US"/>
-        </w:rPr>
-      </w:pPr>
-      <w:r>
-        <w:rPr>
-          <w:lang w:val="en-US"/>
-        </w:rPr>
-        <w:t>python setup.py bdist_wheel</w:t>
-      </w:r>
-    </w:p>
-    <w:p>
-      <w:pPr>
-        <w:pStyle w:val="ListParagraph"/>
-        <w:numPr>
-          <w:ilvl w:val="0"/>
-          <w:numId w:val="3"/>
-        </w:numPr>
-        <w:rPr>
-          <w:lang w:val="en-US"/>
-        </w:rPr>
-      </w:pPr>
-      <w:r>
-        <w:rPr>
-          <w:lang w:val="en-US"/>
-        </w:rPr>
-        <w:t>Sau khi chạy, sẽ có 1 số thư mục được tạo bên cạnh File bạn vừa chạy, trong đó có thư mục “dist”, trong đó có File Wheel</w:t>
-      </w:r>
-    </w:p>
-    <w:p>
-      <w:pPr>
-        <w:pStyle w:val="ListParagraph"/>
-        <w:numPr>
-          <w:ilvl w:val="0"/>
-          <w:numId w:val="3"/>
-        </w:numPr>
-        <w:rPr>
-          <w:lang w:val="en-US"/>
-        </w:rPr>
-      </w:pPr>
-      <w:r>
-        <w:rPr>
-          <w:lang w:val="en-US"/>
-        </w:rPr>
-        <w:lastRenderedPageBreak/>
-        <w:t>Để cài đặt 1 File Wheel, nói cách khác là cài đặt thư viện, nhập vào CMD</w:t>
-      </w:r>
-    </w:p>
-    <w:p>
-      <w:pPr>
-        <w:pStyle w:val="ListParagraph"/>
-        <w:pBdr>
-          <w:top w:val="single" w:sz="4" w:space="1" w:color="auto"/>
-          <w:left w:val="single" w:sz="4" w:space="4" w:color="auto"/>
-          <w:bottom w:val="single" w:sz="4" w:space="1" w:color="auto"/>
-          <w:right w:val="single" w:sz="4" w:space="4" w:color="auto"/>
-        </w:pBdr>
-        <w:ind w:left="1080"/>
-        <w:rPr>
-          <w:lang w:val="en-US"/>
-        </w:rPr>
-      </w:pPr>
-      <w:r>
-        <w:rPr>
-          <w:lang w:val="en-US"/>
-        </w:rPr>
-        <w:t>p</w:t>
-      </w:r>
-      <w:r>
-        <w:rPr>
-          <w:lang w:val="en-US"/>
-        </w:rPr>
-        <w:t>ip install &lt;Đường Dẫn Tới File Wheel&gt;</w:t>
-      </w:r>
-    </w:p>
-    <w:p>
-      <w:pPr>
-        <w:pStyle w:val="ListParagraph"/>
-        <w:numPr>
-          <w:ilvl w:val="0"/>
-          <w:numId w:val="3"/>
-        </w:numPr>
-        <w:rPr>
-          <w:lang w:val="en-US"/>
-        </w:rPr>
-      </w:pPr>
-      <w:r>
-        <w:rPr>
-          <w:lang w:val="en-US"/>
-        </w:rPr>
-        <w:t>Ví dụ</w:t>
-      </w:r>
-    </w:p>
-    <w:p>
-      <w:pPr>
-        <w:pStyle w:val="ListParagraph"/>
-        <w:pBdr>
-          <w:top w:val="single" w:sz="4" w:space="1" w:color="auto"/>
-          <w:left w:val="single" w:sz="4" w:space="4" w:color="auto"/>
-          <w:bottom w:val="single" w:sz="4" w:space="1" w:color="auto"/>
-          <w:right w:val="single" w:sz="4" w:space="4" w:color="auto"/>
-        </w:pBdr>
-        <w:ind w:left="1080"/>
-        <w:rPr>
-          <w:lang w:val="en-US"/>
-        </w:rPr>
-      </w:pPr>
-      <w:r>
-        <w:rPr>
-          <w:lang w:val="en-US"/>
-        </w:rPr>
-        <w:t>p</w:t>
-      </w:r>
-      <w:r>
-        <w:rPr>
-          <w:lang w:val="en-US"/>
-        </w:rPr>
-        <w:t xml:space="preserve">ip install </w:t>
-      </w:r>
-      <w:r>
-        <w:rPr>
-          <w:lang w:val="en-US"/>
-        </w:rPr>
-        <w:t>dist\conchothien-9.9-py3-none-any.whl</w:t>
-      </w:r>
-    </w:p>
-    <w:p>
-      <w:pPr>
-        <w:pStyle w:val="ListParagraph"/>
-        <w:numPr>
-          <w:ilvl w:val="0"/>
-          <w:numId w:val="3"/>
-        </w:numPr>
-        <w:rPr>
-          <w:lang w:val="en-US"/>
-        </w:rPr>
-      </w:pPr>
-      <w:r>
-        <w:rPr>
-          <w:lang w:val="en-US"/>
-        </w:rPr>
-        <w:t>Sau khi cài đặt, bạn có thể sử dụng thư viện này ở mọi nơi</w:t>
-      </w:r>
+        <w:t>File And Folder – Tệp Và Thư Mục:</w:t>
+      </w:r>
+    </w:p>
+    <w:p>
+      <w:pPr>
+        <w:pStyle w:val="ListParagraph"/>
+        <w:numPr>
+          <w:ilvl w:val="0"/>
+          <w:numId w:val="17"/>
+        </w:numPr>
+        <w:rPr>
+          <w:lang w:val="en-US"/>
+        </w:rPr>
+      </w:pPr>
       <w:bookmarkStart w:id="0" w:name="_GoBack"/>
       <w:bookmarkEnd w:id="0"/>
     </w:p>
     <w:p>
       <w:pPr>
+        <w:rPr>
+          <w:lang w:val="en-US"/>
+        </w:rPr>
+      </w:pPr>
+    </w:p>
+    <w:p>
+      <w:pPr>
+        <w:rPr>
+          <w:lang w:val="en-US"/>
+        </w:rPr>
+      </w:pPr>
+      <w:r>
+        <w:rPr>
+          <w:lang w:val="en-US"/>
+        </w:rPr>
+        <w:t>Package – Gói</w:t>
+      </w:r>
+      <w:r>
+        <w:rPr>
+          <w:lang w:val="en-US"/>
+        </w:rPr>
+        <w:t>:</w:t>
+      </w:r>
+    </w:p>
+    <w:p>
+      <w:pPr>
+        <w:pStyle w:val="ListParagraph"/>
+        <w:numPr>
+          <w:ilvl w:val="0"/>
+          <w:numId w:val="16"/>
+        </w:numPr>
+        <w:rPr>
+          <w:lang w:val="en-US"/>
+        </w:rPr>
+      </w:pPr>
+      <w:r>
+        <w:rPr>
+          <w:lang w:val="en-US"/>
+        </w:rPr>
+        <w:t>Cấu Trúc 1 Package?</w:t>
+      </w:r>
+    </w:p>
+    <w:p>
+      <w:pPr>
+        <w:pStyle w:val="ListParagraph"/>
+        <w:numPr>
+          <w:ilvl w:val="0"/>
+          <w:numId w:val="3"/>
+        </w:numPr>
+        <w:rPr>
+          <w:lang w:val="en-US"/>
+        </w:rPr>
+      </w:pPr>
+      <w:r>
+        <w:rPr>
+          <w:lang w:val="en-US"/>
+        </w:rPr>
+        <w:t>Package thực chất là 1 thư mục chứa File “__init__.py”, cùng với các File và thư mục khác, mỗi thư mục trong Package cũng phải là 1 Package</w:t>
+      </w:r>
+    </w:p>
+    <w:p>
+      <w:pPr>
+        <w:pStyle w:val="ListParagraph"/>
+        <w:numPr>
+          <w:ilvl w:val="0"/>
+          <w:numId w:val="16"/>
+        </w:numPr>
+        <w:rPr>
+          <w:lang w:val="en-US"/>
+        </w:rPr>
+      </w:pPr>
+      <w:r>
+        <w:rPr>
+          <w:lang w:val="en-US"/>
+        </w:rPr>
+        <w:t xml:space="preserve">Cách </w:t>
+      </w:r>
+      <w:r>
+        <w:rPr>
+          <w:lang w:val="en-US"/>
+        </w:rPr>
+        <w:t xml:space="preserve">Import 1 </w:t>
+      </w:r>
+      <w:r>
+        <w:rPr>
+          <w:lang w:val="en-US"/>
+        </w:rPr>
+        <w:t>Module</w:t>
+      </w:r>
+      <w:r>
+        <w:rPr>
+          <w:lang w:val="en-US"/>
+        </w:rPr>
+        <w:t>?</w:t>
+      </w:r>
+    </w:p>
+    <w:p>
+      <w:pPr>
+        <w:pStyle w:val="ListParagraph"/>
+        <w:numPr>
+          <w:ilvl w:val="0"/>
+          <w:numId w:val="3"/>
+        </w:numPr>
+        <w:rPr>
+          <w:lang w:val="en-US"/>
+        </w:rPr>
+      </w:pPr>
+      <w:r>
+        <w:rPr>
+          <w:lang w:val="en-US"/>
+        </w:rPr>
+        <w:lastRenderedPageBreak/>
+        <w:t>Khi Import 1 File</w:t>
+      </w:r>
+      <w:r>
+        <w:rPr>
+          <w:lang w:val="en-US"/>
+        </w:rPr>
+        <w:t xml:space="preserve"> nào đó, giả sử B vào File A, thì B</w:t>
+      </w:r>
+      <w:r>
+        <w:rPr>
+          <w:lang w:val="en-US"/>
+        </w:rPr>
+        <w:t xml:space="preserve"> </w:t>
+      </w:r>
+      <w:r>
+        <w:rPr>
+          <w:lang w:val="en-US"/>
+        </w:rPr>
+        <w:t>sẽ được chạy trong A ngay lập tức với tư cách là 1 Module</w:t>
+      </w:r>
+    </w:p>
+    <w:p>
+      <w:pPr>
+        <w:pStyle w:val="ListParagraph"/>
+        <w:numPr>
+          <w:ilvl w:val="0"/>
+          <w:numId w:val="3"/>
+        </w:numPr>
+        <w:rPr>
+          <w:lang w:val="en-US"/>
+        </w:rPr>
+      </w:pPr>
+      <w:r>
+        <w:rPr>
+          <w:lang w:val="en-US"/>
+        </w:rPr>
+        <w:t>Khi 1 File được chạy với tư cách là 1 Module, thì sẽ có 1 thư mục tên “__pycache__” được tạo ngay bên cạnh File đó nếu chưa tồn tại</w:t>
+      </w:r>
+      <w:r>
+        <w:rPr>
+          <w:lang w:val="en-US"/>
+        </w:rPr>
+        <w:t>, nó sẽ chứa Byte Code của File này</w:t>
+      </w:r>
+    </w:p>
+    <w:p>
+      <w:pPr>
+        <w:pStyle w:val="ListParagraph"/>
+        <w:numPr>
+          <w:ilvl w:val="0"/>
+          <w:numId w:val="3"/>
+        </w:numPr>
+        <w:rPr>
+          <w:lang w:val="en-US"/>
+        </w:rPr>
+      </w:pPr>
+      <w:r>
+        <w:rPr>
+          <w:lang w:val="en-US"/>
+        </w:rPr>
+        <w:t>Đồng thời, khi ta chạy 1 File với tư cách là 1 Module, ban đầu Python sẽ dò xem ở thư mục hiện tại, đã có File này hay chưa, nếu chưa thì tiếp tục dò trong Python Path, nếu không có nữa thì báo lỗi</w:t>
+      </w:r>
+    </w:p>
+    <w:p>
+      <w:pPr>
+        <w:pStyle w:val="ListParagraph"/>
+        <w:numPr>
+          <w:ilvl w:val="0"/>
+          <w:numId w:val="3"/>
+        </w:numPr>
+        <w:rPr>
+          <w:lang w:val="en-US"/>
+        </w:rPr>
+      </w:pPr>
+      <w:r>
+        <w:rPr>
+          <w:lang w:val="en-US"/>
+        </w:rPr>
+        <w:t xml:space="preserve">Để </w:t>
+      </w:r>
+      <w:r>
+        <w:rPr>
+          <w:lang w:val="en-US"/>
+        </w:rPr>
+        <w:t>chạy Module nhanh hơn,</w:t>
+      </w:r>
+      <w:r>
+        <w:rPr>
+          <w:lang w:val="en-US"/>
+        </w:rPr>
+        <w:t xml:space="preserve"> Python sẽ ưu tiên</w:t>
+      </w:r>
+      <w:r>
+        <w:rPr>
+          <w:lang w:val="en-US"/>
+        </w:rPr>
+        <w:t xml:space="preserve"> chạy Byte Code tương ứng</w:t>
+      </w:r>
+      <w:r>
+        <w:rPr>
+          <w:lang w:val="en-US"/>
+        </w:rPr>
+        <w:t xml:space="preserve"> trong thư mục “__pycache__” trước,</w:t>
+      </w:r>
+      <w:r>
+        <w:rPr>
+          <w:lang w:val="en-US"/>
+        </w:rPr>
+        <w:t xml:space="preserve"> nếu nó tồn tại và hợp lệ</w:t>
+      </w:r>
+      <w:r>
+        <w:rPr>
+          <w:lang w:val="en-US"/>
+        </w:rPr>
+        <w:t>, Byte Code là hợp lệ khi thời điểm chỉnh sửa cuối cùng của nó và thời điểm chỉnh sửa cuối cùng của File gốc = nhau, hoặ</w:t>
+      </w:r>
+      <w:r>
+        <w:rPr>
+          <w:lang w:val="en-US"/>
+        </w:rPr>
+        <w:t>c mã Hash khớp với</w:t>
+      </w:r>
+      <w:r>
+        <w:rPr>
+          <w:lang w:val="en-US"/>
+        </w:rPr>
+        <w:t xml:space="preserve"> nhau</w:t>
+      </w:r>
+    </w:p>
+    <w:p>
+      <w:pPr>
+        <w:pStyle w:val="ListParagraph"/>
+        <w:numPr>
+          <w:ilvl w:val="0"/>
+          <w:numId w:val="3"/>
+        </w:numPr>
+        <w:rPr>
+          <w:lang w:val="en-US"/>
+        </w:rPr>
+      </w:pPr>
+      <w:r>
+        <w:rPr>
+          <w:lang w:val="en-US"/>
+        </w:rPr>
+        <w:t>Khi chạy 1 File không với tư cách là 1 Module, thì thuộc tính “__name__” của File này = “__main__”, còn nếu là 1 Module, thì thuộc tính “__name__” của nó là tên Module</w:t>
+      </w:r>
+      <w:r>
+        <w:rPr>
+          <w:lang w:val="en-US"/>
+        </w:rPr>
+        <w:t>, bạn Import Module kiểu nào thì tên của nó y chang như cách bạn Import</w:t>
+      </w:r>
+    </w:p>
+    <w:p>
+      <w:pPr>
+        <w:pStyle w:val="ListParagraph"/>
+        <w:numPr>
+          <w:ilvl w:val="0"/>
+          <w:numId w:val="3"/>
+        </w:numPr>
+        <w:rPr>
+          <w:lang w:val="en-US"/>
+        </w:rPr>
+      </w:pPr>
+      <w:r>
+        <w:rPr>
+          <w:lang w:val="en-US"/>
+        </w:rPr>
+        <w:t>Ví dụ</w:t>
+      </w:r>
+    </w:p>
+    <w:p>
+      <w:pPr>
+        <w:pStyle w:val="ListParagraph"/>
+        <w:numPr>
+          <w:ilvl w:val="0"/>
+          <w:numId w:val="3"/>
+        </w:numPr>
+        <w:rPr>
+          <w:lang w:val="en-US"/>
+        </w:rPr>
+      </w:pPr>
+      <w:r>
+        <w:rPr>
+          <w:lang w:val="en-US"/>
+        </w:rPr>
+        <w:t>Trong thư mục “</w:t>
+      </w:r>
+      <w:r>
+        <w:rPr>
+          <w:lang w:val="en-US"/>
+        </w:rPr>
+        <w:t>f</w:t>
+      </w:r>
+      <w:r>
+        <w:rPr>
+          <w:lang w:val="en-US"/>
+        </w:rPr>
+        <w:t>ather”, chứa Package “foo” và File “child.py”, trong “foo” chứa Package “bar” và File “fool.py”, trong “bar” chứ File “boo.py”</w:t>
+      </w:r>
+    </w:p>
+    <w:p>
+      <w:pPr>
+        <w:pStyle w:val="ListParagraph"/>
+        <w:numPr>
+          <w:ilvl w:val="0"/>
+          <w:numId w:val="3"/>
+        </w:numPr>
+        <w:rPr>
+          <w:lang w:val="en-US"/>
+        </w:rPr>
+      </w:pPr>
+      <w:r>
+        <w:rPr>
+          <w:lang w:val="en-US"/>
+        </w:rPr>
+        <w:t>Tại File “child.py”</w:t>
+      </w:r>
+    </w:p>
+    <w:p>
+      <w:pPr>
+        <w:pStyle w:val="ListParagraph"/>
+        <w:pBdr>
+          <w:top w:val="single" w:sz="4" w:space="1" w:color="auto"/>
+          <w:left w:val="single" w:sz="4" w:space="4" w:color="auto"/>
+          <w:bottom w:val="single" w:sz="4" w:space="1" w:color="auto"/>
+          <w:right w:val="single" w:sz="4" w:space="4" w:color="auto"/>
+          <w:between w:val="single" w:sz="4" w:space="1" w:color="auto"/>
+        </w:pBdr>
+        <w:ind w:left="1080"/>
+        <w:rPr>
+          <w:lang w:val="en-US"/>
+        </w:rPr>
+      </w:pPr>
+      <w:r>
+        <w:rPr>
+          <w:lang w:val="en-US"/>
+        </w:rPr>
+        <w:t>f</w:t>
+      </w:r>
+      <w:r>
+        <w:rPr>
+          <w:lang w:val="en-US"/>
+        </w:rPr>
+        <w:t xml:space="preserve">rom foo.bar import </w:t>
+      </w:r>
+      <w:r>
+        <w:rPr>
+          <w:lang w:val="en-US"/>
+        </w:rPr>
+        <w:t>boo</w:t>
+      </w:r>
+    </w:p>
+    <w:p>
+      <w:pPr>
+        <w:pStyle w:val="ListParagraph"/>
+        <w:numPr>
+          <w:ilvl w:val="0"/>
+          <w:numId w:val="3"/>
+        </w:numPr>
+        <w:rPr>
+          <w:lang w:val="en-US"/>
+        </w:rPr>
+      </w:pPr>
+      <w:r>
+        <w:rPr>
+          <w:lang w:val="en-US"/>
+        </w:rPr>
+        <w:t>Tại File “boo.py”</w:t>
+      </w:r>
+    </w:p>
+    <w:p>
+      <w:pPr>
+        <w:pStyle w:val="ListParagraph"/>
+        <w:pBdr>
+          <w:top w:val="single" w:sz="4" w:space="1" w:color="auto"/>
+          <w:left w:val="single" w:sz="4" w:space="4" w:color="auto"/>
+          <w:bottom w:val="single" w:sz="4" w:space="1" w:color="auto"/>
+          <w:right w:val="single" w:sz="4" w:space="4" w:color="auto"/>
+        </w:pBdr>
+        <w:ind w:left="1080"/>
+        <w:rPr>
+          <w:lang w:val="en-US"/>
+        </w:rPr>
+      </w:pPr>
+      <w:r>
+        <w:rPr>
+          <w:lang w:val="en-US"/>
+        </w:rPr>
+        <w:t>print(__name__)</w:t>
+      </w:r>
+    </w:p>
+    <w:p>
+      <w:pPr>
+        <w:pStyle w:val="ListParagraph"/>
+        <w:numPr>
+          <w:ilvl w:val="0"/>
+          <w:numId w:val="3"/>
+        </w:numPr>
+        <w:rPr>
+          <w:lang w:val="en-US"/>
+        </w:rPr>
+      </w:pPr>
+      <w:r>
+        <w:rPr>
+          <w:lang w:val="en-US"/>
+        </w:rPr>
+        <w:t>Khi chạy File “child.py”, Terminal sẽ in ra “foo.bar.boo”, đây chính là tên Module</w:t>
+      </w:r>
+    </w:p>
+    <w:p>
+      <w:pPr>
+        <w:pStyle w:val="ListParagraph"/>
+        <w:numPr>
+          <w:ilvl w:val="0"/>
+          <w:numId w:val="3"/>
+        </w:numPr>
+        <w:rPr>
+          <w:lang w:val="en-US"/>
+        </w:rPr>
+      </w:pPr>
+      <w:r>
+        <w:rPr>
+          <w:lang w:val="en-US"/>
+        </w:rPr>
+        <w:t xml:space="preserve">Khi Import 1 Module của 1 Package, thì những File “__init__.py” trên đường dẫn tới Module đó trong Package </w:t>
+      </w:r>
+      <w:r>
+        <w:rPr>
+          <w:lang w:val="en-US"/>
+        </w:rPr>
+        <w:t xml:space="preserve">cũng </w:t>
+      </w:r>
+      <w:r>
+        <w:rPr>
+          <w:lang w:val="en-US"/>
+        </w:rPr>
+        <w:t>sẽ được chạy với tư cách là Module</w:t>
+      </w:r>
+    </w:p>
+    <w:p>
+      <w:pPr>
+        <w:pStyle w:val="ListParagraph"/>
+        <w:numPr>
+          <w:ilvl w:val="0"/>
+          <w:numId w:val="3"/>
+        </w:numPr>
+        <w:rPr>
+          <w:lang w:val="en-US"/>
+        </w:rPr>
+      </w:pPr>
+      <w:r>
+        <w:rPr>
+          <w:lang w:val="en-US"/>
+        </w:rPr>
+        <w:t>Ta chỉ có thể sử dụng Relative Import trong 1 File khi nó đã được chạy với tư cách là 1 Module</w:t>
+      </w:r>
+      <w:r>
+        <w:rPr>
+          <w:lang w:val="en-US"/>
+        </w:rPr>
+        <w:t>, Relative Import sử dụng dấu “.” để lên 1 bậc</w:t>
+      </w:r>
+      <w:r>
+        <w:rPr>
+          <w:lang w:val="en-US"/>
+        </w:rPr>
+        <w:t xml:space="preserve"> hoặc xuống 1 bậc</w:t>
+      </w:r>
+    </w:p>
+    <w:p>
+      <w:pPr>
+        <w:pStyle w:val="ListParagraph"/>
+        <w:numPr>
+          <w:ilvl w:val="0"/>
+          <w:numId w:val="3"/>
+        </w:numPr>
+        <w:rPr>
+          <w:lang w:val="en-US"/>
+        </w:rPr>
+      </w:pPr>
+      <w:r>
+        <w:rPr>
+          <w:lang w:val="en-US"/>
+        </w:rPr>
+        <w:t>Tiếp tục với ví dụ trên</w:t>
+      </w:r>
+    </w:p>
+    <w:p>
+      <w:pPr>
+        <w:pStyle w:val="ListParagraph"/>
+        <w:numPr>
+          <w:ilvl w:val="0"/>
+          <w:numId w:val="3"/>
+        </w:numPr>
+        <w:rPr>
+          <w:lang w:val="en-US"/>
+        </w:rPr>
+      </w:pPr>
+      <w:r>
+        <w:rPr>
+          <w:lang w:val="en-US"/>
+        </w:rPr>
+        <w:t>Tại File “boo.py”</w:t>
+      </w:r>
+    </w:p>
+    <w:p>
+      <w:pPr>
+        <w:pStyle w:val="ListParagraph"/>
+        <w:pBdr>
+          <w:top w:val="single" w:sz="4" w:space="1" w:color="auto"/>
+          <w:left w:val="single" w:sz="4" w:space="4" w:color="auto"/>
+          <w:bottom w:val="single" w:sz="4" w:space="1" w:color="auto"/>
+          <w:right w:val="single" w:sz="4" w:space="4" w:color="auto"/>
+        </w:pBdr>
+        <w:ind w:left="1080"/>
+        <w:rPr>
+          <w:lang w:val="en-US"/>
+        </w:rPr>
+      </w:pPr>
+      <w:r>
+        <w:rPr>
+          <w:lang w:val="en-US"/>
+        </w:rPr>
+        <w:t>from .. import fool</w:t>
+      </w:r>
+    </w:p>
+    <w:p>
+      <w:pPr>
+        <w:pStyle w:val="ListParagraph"/>
+        <w:numPr>
+          <w:ilvl w:val="0"/>
+          <w:numId w:val="3"/>
+        </w:numPr>
+        <w:rPr>
+          <w:lang w:val="en-US"/>
+        </w:rPr>
+      </w:pPr>
+      <w:r>
+        <w:rPr>
+          <w:lang w:val="en-US"/>
+        </w:rPr>
+        <w:t xml:space="preserve">Câu lệnh trên chỉ chạy thành công nếu bạn chạy File “child.py”, vì mỗi dấu “.” </w:t>
+      </w:r>
+      <w:r>
+        <w:rPr>
+          <w:lang w:val="en-US"/>
+        </w:rPr>
+        <w:t>t</w:t>
+      </w:r>
+      <w:r>
+        <w:rPr>
+          <w:lang w:val="en-US"/>
+        </w:rPr>
+        <w:t>rong “..” sẽ đưa tên Module lên 1 bậc, nghĩa là câu lệnh trên</w:t>
+      </w:r>
+      <w:r>
+        <w:rPr>
+          <w:lang w:val="en-US"/>
+        </w:rPr>
+        <w:t xml:space="preserve"> import module tên “foo.fool”, điều này cho thấy số dấu “.” khi Import phải = số dấu “.” trong tên Module</w:t>
+      </w:r>
+    </w:p>
+    <w:p>
+      <w:pPr>
+        <w:pStyle w:val="ListParagraph"/>
+        <w:numPr>
+          <w:ilvl w:val="0"/>
+          <w:numId w:val="3"/>
+        </w:numPr>
+        <w:rPr>
+          <w:lang w:val="en-US"/>
+        </w:rPr>
+      </w:pPr>
+      <w:r>
+        <w:rPr>
+          <w:lang w:val="en-US"/>
+        </w:rPr>
+        <w:t xml:space="preserve">Nếu đã </w:t>
+      </w:r>
+      <w:r>
+        <w:rPr>
+          <w:lang w:val="en-US"/>
+        </w:rPr>
+        <w:t>Import C từ B vào A, thì ta cũng có thể Import C từ A</w:t>
+      </w:r>
+      <w:r>
+        <w:rPr>
+          <w:lang w:val="en-US"/>
+        </w:rPr>
+        <w:t>, thay vì C từ B</w:t>
+      </w:r>
+    </w:p>
+    <w:p>
+      <w:pPr>
+        <w:pStyle w:val="ListParagraph"/>
+        <w:numPr>
+          <w:ilvl w:val="0"/>
+          <w:numId w:val="16"/>
+        </w:numPr>
+        <w:rPr>
+          <w:lang w:val="en-US"/>
+        </w:rPr>
+      </w:pPr>
+      <w:r>
+        <w:rPr>
+          <w:lang w:val="en-US"/>
+        </w:rPr>
+        <w:t>Tạo File Wheel?</w:t>
+      </w:r>
+    </w:p>
+    <w:p>
+      <w:pPr>
+        <w:pStyle w:val="ListParagraph"/>
+        <w:numPr>
+          <w:ilvl w:val="0"/>
+          <w:numId w:val="3"/>
+        </w:numPr>
+        <w:rPr>
+          <w:lang w:val="en-US"/>
+        </w:rPr>
+      </w:pPr>
+      <w:r>
+        <w:rPr>
+          <w:lang w:val="en-US"/>
+        </w:rPr>
+        <w:t>File Wheel thực chất dùng để cài đặt các Package có trong nó, và khi cài đặt nó sẽ được đưa vào Python Path, nó bản chất là 1 thư viện</w:t>
+      </w:r>
+    </w:p>
+    <w:p>
+      <w:pPr>
+        <w:pStyle w:val="ListParagraph"/>
+        <w:numPr>
+          <w:ilvl w:val="0"/>
+          <w:numId w:val="3"/>
+        </w:numPr>
+        <w:rPr>
+          <w:lang w:val="en-US"/>
+        </w:rPr>
+      </w:pPr>
+      <w:r>
+        <w:rPr>
+          <w:lang w:val="en-US"/>
+        </w:rPr>
+        <w:t>Để tạo File Wheel, trong thư mục chứa các Package của bạn, Copy đoạn Code sau vào 1 File</w:t>
+      </w:r>
+    </w:p>
+    <w:p>
+      <w:pPr>
+        <w:pStyle w:val="ListParagraph"/>
+        <w:pBdr>
+          <w:top w:val="single" w:sz="4" w:space="1" w:color="auto"/>
+          <w:left w:val="single" w:sz="4" w:space="4" w:color="auto"/>
+          <w:bottom w:val="single" w:sz="4" w:space="1" w:color="auto"/>
+          <w:right w:val="single" w:sz="4" w:space="4" w:color="auto"/>
+        </w:pBdr>
+        <w:ind w:left="1080"/>
+        <w:rPr>
+          <w:lang w:val="en-US"/>
+        </w:rPr>
+      </w:pPr>
+      <w:r>
+        <w:rPr>
+          <w:lang w:val="en-US"/>
+        </w:rPr>
+        <w:t>from setuptools import setup, find_packages</w:t>
+      </w:r>
+    </w:p>
+    <w:p>
+      <w:pPr>
+        <w:pStyle w:val="ListParagraph"/>
+        <w:pBdr>
+          <w:top w:val="single" w:sz="4" w:space="1" w:color="auto"/>
+          <w:left w:val="single" w:sz="4" w:space="4" w:color="auto"/>
+          <w:bottom w:val="single" w:sz="4" w:space="1" w:color="auto"/>
+          <w:right w:val="single" w:sz="4" w:space="4" w:color="auto"/>
+        </w:pBdr>
+        <w:ind w:left="1080"/>
+        <w:rPr>
+          <w:lang w:val="en-US"/>
+        </w:rPr>
+      </w:pPr>
+    </w:p>
+    <w:p>
+      <w:pPr>
+        <w:pStyle w:val="ListParagraph"/>
+        <w:pBdr>
+          <w:top w:val="single" w:sz="4" w:space="1" w:color="auto"/>
+          <w:left w:val="single" w:sz="4" w:space="4" w:color="auto"/>
+          <w:bottom w:val="single" w:sz="4" w:space="1" w:color="auto"/>
+          <w:right w:val="single" w:sz="4" w:space="4" w:color="auto"/>
+        </w:pBdr>
+        <w:ind w:left="1080"/>
+        <w:rPr>
+          <w:lang w:val="en-US"/>
+        </w:rPr>
+      </w:pPr>
+      <w:r>
+        <w:rPr>
+          <w:lang w:val="en-US"/>
+        </w:rPr>
+        <w:t>setup(</w:t>
+      </w:r>
+    </w:p>
+    <w:p>
+      <w:pPr>
+        <w:pStyle w:val="ListParagraph"/>
+        <w:pBdr>
+          <w:top w:val="single" w:sz="4" w:space="1" w:color="auto"/>
+          <w:left w:val="single" w:sz="4" w:space="4" w:color="auto"/>
+          <w:bottom w:val="single" w:sz="4" w:space="1" w:color="auto"/>
+          <w:right w:val="single" w:sz="4" w:space="4" w:color="auto"/>
+        </w:pBdr>
+        <w:ind w:left="1080"/>
+        <w:rPr>
+          <w:lang w:val="en-US"/>
+        </w:rPr>
+      </w:pPr>
+      <w:r>
+        <w:rPr>
+          <w:lang w:val="en-US"/>
+        </w:rPr>
+        <w:t xml:space="preserve">    name = &lt;Tên Thư Viện&gt;</w:t>
+      </w:r>
+      <w:r>
+        <w:rPr>
+          <w:lang w:val="en-US"/>
+        </w:rPr>
+        <w:t>,</w:t>
+      </w:r>
+    </w:p>
+    <w:p>
+      <w:pPr>
+        <w:pStyle w:val="ListParagraph"/>
+        <w:pBdr>
+          <w:top w:val="single" w:sz="4" w:space="1" w:color="auto"/>
+          <w:left w:val="single" w:sz="4" w:space="4" w:color="auto"/>
+          <w:bottom w:val="single" w:sz="4" w:space="1" w:color="auto"/>
+          <w:right w:val="single" w:sz="4" w:space="4" w:color="auto"/>
+        </w:pBdr>
+        <w:ind w:left="1080"/>
+        <w:rPr>
+          <w:lang w:val="en-US"/>
+        </w:rPr>
+      </w:pPr>
+      <w:r>
+        <w:rPr>
+          <w:lang w:val="en-US"/>
+        </w:rPr>
+        <w:t xml:space="preserve">    version = &lt;Version&gt;</w:t>
+      </w:r>
+      <w:r>
+        <w:rPr>
+          <w:lang w:val="en-US"/>
+        </w:rPr>
+        <w:t>,</w:t>
+      </w:r>
+    </w:p>
+    <w:p>
+      <w:pPr>
+        <w:pStyle w:val="ListParagraph"/>
+        <w:pBdr>
+          <w:top w:val="single" w:sz="4" w:space="1" w:color="auto"/>
+          <w:left w:val="single" w:sz="4" w:space="4" w:color="auto"/>
+          <w:bottom w:val="single" w:sz="4" w:space="1" w:color="auto"/>
+          <w:right w:val="single" w:sz="4" w:space="4" w:color="auto"/>
+        </w:pBdr>
+        <w:ind w:left="1080"/>
+        <w:rPr>
+          <w:lang w:val="en-US"/>
+        </w:rPr>
+      </w:pPr>
+      <w:r>
+        <w:rPr>
+          <w:lang w:val="en-US"/>
+        </w:rPr>
+        <w:t xml:space="preserve">    packages = find_packages()</w:t>
+      </w:r>
+    </w:p>
+    <w:p>
+      <w:pPr>
+        <w:pStyle w:val="ListParagraph"/>
+        <w:pBdr>
+          <w:top w:val="single" w:sz="4" w:space="1" w:color="auto"/>
+          <w:left w:val="single" w:sz="4" w:space="4" w:color="auto"/>
+          <w:bottom w:val="single" w:sz="4" w:space="1" w:color="auto"/>
+          <w:right w:val="single" w:sz="4" w:space="4" w:color="auto"/>
+        </w:pBdr>
+        <w:ind w:left="1080"/>
+        <w:rPr>
+          <w:lang w:val="en-US"/>
+        </w:rPr>
+      </w:pPr>
+      <w:r>
+        <w:rPr>
+          <w:lang w:val="en-US"/>
+        </w:rPr>
+        <w:t>)</w:t>
+      </w:r>
+    </w:p>
+    <w:p>
+      <w:pPr>
+        <w:pStyle w:val="ListParagraph"/>
+        <w:numPr>
+          <w:ilvl w:val="0"/>
+          <w:numId w:val="3"/>
+        </w:numPr>
+        <w:rPr>
+          <w:lang w:val="en-US"/>
+        </w:rPr>
+      </w:pPr>
+      <w:r>
+        <w:rPr>
+          <w:lang w:val="en-US"/>
+        </w:rPr>
+        <w:t>&lt;Tên Thư Viện&gt;, &lt;Version&gt; muốn đặt kiểu gì cũng được</w:t>
+      </w:r>
+    </w:p>
+    <w:p>
+      <w:pPr>
+        <w:pStyle w:val="ListParagraph"/>
+        <w:numPr>
+          <w:ilvl w:val="0"/>
+          <w:numId w:val="3"/>
+        </w:numPr>
+        <w:rPr>
+          <w:lang w:val="en-US"/>
+        </w:rPr>
+      </w:pPr>
+      <w:r>
+        <w:rPr>
+          <w:lang w:val="en-US"/>
+        </w:rPr>
+        <w:t>Chạy File trên với tham số “bdist_wheel” bằng CMD</w:t>
+      </w:r>
+    </w:p>
+    <w:p>
+      <w:pPr>
+        <w:pStyle w:val="ListParagraph"/>
+        <w:numPr>
+          <w:ilvl w:val="0"/>
+          <w:numId w:val="3"/>
+        </w:numPr>
+        <w:rPr>
+          <w:lang w:val="en-US"/>
+        </w:rPr>
+      </w:pPr>
+      <w:r>
+        <w:rPr>
+          <w:lang w:val="en-US"/>
+        </w:rPr>
+        <w:lastRenderedPageBreak/>
+        <w:t>Ví dụ</w:t>
+      </w:r>
+    </w:p>
+    <w:p>
+      <w:pPr>
+        <w:pStyle w:val="ListParagraph"/>
+        <w:pBdr>
+          <w:top w:val="single" w:sz="4" w:space="1" w:color="auto"/>
+          <w:left w:val="single" w:sz="4" w:space="4" w:color="auto"/>
+          <w:bottom w:val="single" w:sz="4" w:space="1" w:color="auto"/>
+          <w:right w:val="single" w:sz="4" w:space="4" w:color="auto"/>
+        </w:pBdr>
+        <w:ind w:left="1080"/>
+        <w:rPr>
+          <w:lang w:val="en-US"/>
+        </w:rPr>
+      </w:pPr>
+      <w:r>
+        <w:rPr>
+          <w:lang w:val="en-US"/>
+        </w:rPr>
+        <w:t>python setup.py bdist_wheel</w:t>
+      </w:r>
+    </w:p>
+    <w:p>
+      <w:pPr>
+        <w:pStyle w:val="ListParagraph"/>
+        <w:numPr>
+          <w:ilvl w:val="0"/>
+          <w:numId w:val="3"/>
+        </w:numPr>
+        <w:rPr>
+          <w:lang w:val="en-US"/>
+        </w:rPr>
+      </w:pPr>
+      <w:r>
+        <w:rPr>
+          <w:lang w:val="en-US"/>
+        </w:rPr>
+        <w:t>Sau khi chạy, sẽ có 1 số thư mục được tạo bên cạnh File bạn vừa chạy, trong đó có thư mục “dist”, trong đó có File Wheel</w:t>
+      </w:r>
+    </w:p>
+    <w:p>
+      <w:pPr>
+        <w:pStyle w:val="ListParagraph"/>
+        <w:numPr>
+          <w:ilvl w:val="0"/>
+          <w:numId w:val="3"/>
+        </w:numPr>
+        <w:rPr>
+          <w:lang w:val="en-US"/>
+        </w:rPr>
+      </w:pPr>
+      <w:r>
+        <w:rPr>
+          <w:lang w:val="en-US"/>
+        </w:rPr>
+        <w:t>Để cài đặt 1 File Wheel, nói cách khác là cài đặt thư viện, nhập vào CMD</w:t>
+      </w:r>
+    </w:p>
+    <w:p>
+      <w:pPr>
+        <w:pStyle w:val="ListParagraph"/>
+        <w:pBdr>
+          <w:top w:val="single" w:sz="4" w:space="1" w:color="auto"/>
+          <w:left w:val="single" w:sz="4" w:space="4" w:color="auto"/>
+          <w:bottom w:val="single" w:sz="4" w:space="1" w:color="auto"/>
+          <w:right w:val="single" w:sz="4" w:space="4" w:color="auto"/>
+        </w:pBdr>
+        <w:ind w:left="1080"/>
+        <w:rPr>
+          <w:lang w:val="en-US"/>
+        </w:rPr>
+      </w:pPr>
+      <w:r>
+        <w:rPr>
+          <w:lang w:val="en-US"/>
+        </w:rPr>
+        <w:t>p</w:t>
+      </w:r>
+      <w:r>
+        <w:rPr>
+          <w:lang w:val="en-US"/>
+        </w:rPr>
+        <w:t>ip install &lt;Đường Dẫn Tới File Wheel&gt;</w:t>
+      </w:r>
+    </w:p>
+    <w:p>
+      <w:pPr>
+        <w:pStyle w:val="ListParagraph"/>
+        <w:numPr>
+          <w:ilvl w:val="0"/>
+          <w:numId w:val="3"/>
+        </w:numPr>
+        <w:rPr>
+          <w:lang w:val="en-US"/>
+        </w:rPr>
+      </w:pPr>
+      <w:r>
+        <w:rPr>
+          <w:lang w:val="en-US"/>
+        </w:rPr>
+        <w:t>Ví dụ</w:t>
+      </w:r>
+    </w:p>
+    <w:p>
+      <w:pPr>
+        <w:pStyle w:val="ListParagraph"/>
+        <w:pBdr>
+          <w:top w:val="single" w:sz="4" w:space="1" w:color="auto"/>
+          <w:left w:val="single" w:sz="4" w:space="4" w:color="auto"/>
+          <w:bottom w:val="single" w:sz="4" w:space="1" w:color="auto"/>
+          <w:right w:val="single" w:sz="4" w:space="4" w:color="auto"/>
+        </w:pBdr>
+        <w:ind w:left="1080"/>
+        <w:rPr>
+          <w:lang w:val="en-US"/>
+        </w:rPr>
+      </w:pPr>
+      <w:r>
+        <w:rPr>
+          <w:lang w:val="en-US"/>
+        </w:rPr>
+        <w:t>p</w:t>
+      </w:r>
+      <w:r>
+        <w:rPr>
+          <w:lang w:val="en-US"/>
+        </w:rPr>
+        <w:t xml:space="preserve">ip install </w:t>
+      </w:r>
+      <w:r>
+        <w:rPr>
+          <w:lang w:val="en-US"/>
+        </w:rPr>
+        <w:t>dist\conchothien-9.9-py3-none-any.whl</w:t>
+      </w:r>
+    </w:p>
+    <w:p>
+      <w:pPr>
+        <w:pStyle w:val="ListParagraph"/>
+        <w:numPr>
+          <w:ilvl w:val="0"/>
+          <w:numId w:val="3"/>
+        </w:numPr>
+        <w:rPr>
+          <w:lang w:val="en-US"/>
+        </w:rPr>
+      </w:pPr>
+      <w:r>
+        <w:rPr>
+          <w:lang w:val="en-US"/>
+        </w:rPr>
+        <w:t>Sau khi cài đặt, bạn có thể sử dụng thư viện này ở mọi nơi</w:t>
+      </w:r>
+    </w:p>
+    <w:p>
+      <w:pPr>
         <w:pStyle w:val="ListParagraph"/>
         <w:ind w:left="1080"/>
         <w:rPr>
@@ -2299,6 +2331,7 @@
         <w:rPr>
           <w:lang w:val="en-US"/>
         </w:rPr>
+        <w:lastRenderedPageBreak/>
         <w:t>“y” là “fooshitbarshitishitstupid”</w:t>
       </w:r>
     </w:p>
@@ -2356,7 +2389,6 @@
         <w:rPr>
           <w:lang w:val="en-US"/>
         </w:rPr>
-        <w:lastRenderedPageBreak/>
         <w:t>Ví dụ</w:t>
       </w:r>
     </w:p>
@@ -3146,6 +3178,7 @@
         <w:rPr>
           <w:lang w:val="en-US"/>
         </w:rPr>
+        <w:lastRenderedPageBreak/>
         <w:t>Generator:</w:t>
       </w:r>
     </w:p>
@@ -3185,58 +3218,623 @@
         <w:rPr>
           <w:lang w:val="en-US"/>
         </w:rPr>
+        <w:t>next(&lt;Generator&gt;)</w:t>
+      </w:r>
+    </w:p>
+    <w:p>
+      <w:pPr>
+        <w:rPr>
+          <w:lang w:val="en-US"/>
+        </w:rPr>
+      </w:pPr>
+    </w:p>
+    <w:p>
+      <w:pPr>
+        <w:rPr>
+          <w:lang w:val="en-US"/>
+        </w:rPr>
+      </w:pPr>
+      <w:r>
+        <w:rPr>
+          <w:lang w:val="en-US"/>
+        </w:rPr>
+        <w:t>Set – Tập</w:t>
+      </w:r>
+      <w:r>
+        <w:rPr>
+          <w:lang w:val="en-US"/>
+        </w:rPr>
+        <w:t xml:space="preserve"> Hợp</w:t>
+      </w:r>
+      <w:r>
+        <w:rPr>
+          <w:lang w:val="en-US"/>
+        </w:rPr>
+        <w:t>:</w:t>
+      </w:r>
+    </w:p>
+    <w:p>
+      <w:pPr>
+        <w:pStyle w:val="ListParagraph"/>
+        <w:numPr>
+          <w:ilvl w:val="0"/>
+          <w:numId w:val="5"/>
+        </w:numPr>
+        <w:rPr>
+          <w:lang w:val="en-US"/>
+        </w:rPr>
+      </w:pPr>
+      <w:r>
+        <w:rPr>
+          <w:lang w:val="en-US"/>
+        </w:rPr>
+        <w:t>Set Giải Thích Dễ Hiểu?</w:t>
+      </w:r>
+    </w:p>
+    <w:p>
+      <w:pPr>
+        <w:pStyle w:val="ListParagraph"/>
+        <w:numPr>
+          <w:ilvl w:val="0"/>
+          <w:numId w:val="3"/>
+        </w:numPr>
+        <w:rPr>
+          <w:lang w:val="en-US"/>
+        </w:rPr>
+      </w:pPr>
+      <w:r>
+        <w:rPr>
+          <w:lang w:val="en-US"/>
+        </w:rPr>
+        <w:t>Giống như tập hợp bình thường trong toán nghĩa là không quan tâm thứ tự, mỗi phần tử là độc nhất</w:t>
+      </w:r>
+    </w:p>
+    <w:p>
+      <w:pPr>
+        <w:pStyle w:val="ListParagraph"/>
+        <w:numPr>
+          <w:ilvl w:val="0"/>
+          <w:numId w:val="5"/>
+        </w:numPr>
+        <w:rPr>
+          <w:lang w:val="en-US"/>
+        </w:rPr>
+      </w:pPr>
+      <w:r>
+        <w:rPr>
+          <w:lang w:val="en-US"/>
+        </w:rPr>
+        <w:t>Tạo Nhanh 1 Set?</w:t>
+      </w:r>
+    </w:p>
+    <w:p>
+      <w:pPr>
+        <w:pStyle w:val="ListParagraph"/>
+        <w:pBdr>
+          <w:top w:val="single" w:sz="4" w:space="1" w:color="auto"/>
+          <w:left w:val="single" w:sz="4" w:space="4" w:color="auto"/>
+          <w:bottom w:val="single" w:sz="4" w:space="1" w:color="auto"/>
+          <w:right w:val="single" w:sz="4" w:space="4" w:color="auto"/>
+        </w:pBdr>
+        <w:ind w:left="1080"/>
+        <w:rPr>
+          <w:lang w:val="en-US"/>
+        </w:rPr>
+      </w:pPr>
+      <w:r>
+        <w:rPr>
+          <w:lang w:val="en-US"/>
+        </w:rPr>
+        <w:t>&lt;Biến&gt; = {&lt;Các giá trị&gt;}</w:t>
+      </w:r>
+    </w:p>
+    <w:p>
+      <w:pPr>
+        <w:pStyle w:val="ListParagraph"/>
+        <w:numPr>
+          <w:ilvl w:val="0"/>
+          <w:numId w:val="3"/>
+        </w:numPr>
+        <w:rPr>
+          <w:lang w:val="en-US"/>
+        </w:rPr>
+      </w:pPr>
+      <w:r>
+        <w:rPr>
+          <w:lang w:val="en-US"/>
+        </w:rPr>
+        <w:t>Ví dụ</w:t>
+      </w:r>
+    </w:p>
+    <w:p>
+      <w:pPr>
+        <w:pStyle w:val="ListParagraph"/>
+        <w:pBdr>
+          <w:top w:val="single" w:sz="4" w:space="1" w:color="auto"/>
+          <w:left w:val="single" w:sz="4" w:space="4" w:color="auto"/>
+          <w:bottom w:val="single" w:sz="4" w:space="1" w:color="auto"/>
+          <w:right w:val="single" w:sz="4" w:space="4" w:color="auto"/>
+        </w:pBdr>
+        <w:ind w:left="1080"/>
+        <w:rPr>
+          <w:lang w:val="en-US"/>
+        </w:rPr>
+      </w:pPr>
+      <w:r>
+        <w:rPr>
+          <w:lang w:val="en-US"/>
+        </w:rPr>
+        <w:t>foo = {1, 2, “bar”}</w:t>
+      </w:r>
+    </w:p>
+    <w:p>
+      <w:pPr>
+        <w:rPr>
+          <w:lang w:val="en-US"/>
+        </w:rPr>
+      </w:pPr>
+    </w:p>
+    <w:p>
+      <w:pPr>
+        <w:rPr>
+          <w:lang w:val="en-US"/>
+        </w:rPr>
+      </w:pPr>
+      <w:r>
+        <w:rPr>
+          <w:lang w:val="en-US"/>
+        </w:rPr>
+        <w:t>Enumerate – Liệt Kê:</w:t>
+      </w:r>
+    </w:p>
+    <w:p>
+      <w:pPr>
+        <w:pStyle w:val="ListParagraph"/>
+        <w:numPr>
+          <w:ilvl w:val="0"/>
+          <w:numId w:val="6"/>
+        </w:numPr>
+        <w:rPr>
+          <w:lang w:val="en-US"/>
+        </w:rPr>
+      </w:pPr>
+      <w:r>
+        <w:rPr>
+          <w:lang w:val="en-US"/>
+        </w:rPr>
+        <w:t>Enumerate Giải Thích Dễ Hiểu?</w:t>
+      </w:r>
+    </w:p>
+    <w:p>
+      <w:pPr>
+        <w:pStyle w:val="ListParagraph"/>
+        <w:numPr>
+          <w:ilvl w:val="0"/>
+          <w:numId w:val="3"/>
+        </w:numPr>
+        <w:rPr>
+          <w:lang w:val="en-US"/>
+        </w:rPr>
+      </w:pPr>
+      <w:r>
+        <w:rPr>
+          <w:lang w:val="en-US"/>
+        </w:rPr>
+        <w:t>Giống như liệt kê bình thường, đánh số theo thứ tự 0, 1, 2, … ứng với các giá trị nào đó</w:t>
+      </w:r>
+    </w:p>
+    <w:p>
+      <w:pPr>
+        <w:pStyle w:val="ListParagraph"/>
+        <w:numPr>
+          <w:ilvl w:val="0"/>
+          <w:numId w:val="6"/>
+        </w:numPr>
+        <w:rPr>
+          <w:lang w:val="en-US"/>
+        </w:rPr>
+      </w:pPr>
+      <w:r>
+        <w:rPr>
+          <w:lang w:val="en-US"/>
+        </w:rPr>
+        <w:t>Tạo 1 Enumerate?</w:t>
+      </w:r>
+    </w:p>
+    <w:p>
+      <w:pPr>
+        <w:pStyle w:val="ListParagraph"/>
+        <w:pBdr>
+          <w:top w:val="single" w:sz="4" w:space="1" w:color="auto"/>
+          <w:left w:val="single" w:sz="4" w:space="4" w:color="auto"/>
+          <w:bottom w:val="single" w:sz="4" w:space="1" w:color="auto"/>
+          <w:right w:val="single" w:sz="4" w:space="4" w:color="auto"/>
+        </w:pBdr>
+        <w:ind w:left="1080"/>
+        <w:rPr>
+          <w:lang w:val="en-US"/>
+        </w:rPr>
+      </w:pPr>
+      <w:r>
+        <w:rPr>
+          <w:lang w:val="en-US"/>
+        </w:rPr>
+        <w:t>&lt;Biến&gt; = enumerate(&lt;Mảng&gt;</w:t>
+      </w:r>
+      <w:r>
+        <w:rPr>
+          <w:lang w:val="en-US"/>
+        </w:rPr>
+        <w:t>, &lt;Start&gt;</w:t>
+      </w:r>
+      <w:r>
+        <w:rPr>
+          <w:lang w:val="en-US"/>
+        </w:rPr>
+        <w:t>)</w:t>
+      </w:r>
+    </w:p>
+    <w:p>
+      <w:pPr>
+        <w:pStyle w:val="ListParagraph"/>
+        <w:numPr>
+          <w:ilvl w:val="0"/>
+          <w:numId w:val="3"/>
+        </w:numPr>
+        <w:rPr>
+          <w:lang w:val="en-US"/>
+        </w:rPr>
+      </w:pPr>
+      <w:r>
+        <w:rPr>
+          <w:lang w:val="en-US"/>
+        </w:rPr>
+        <w:t>Mỗi phần tử trong &lt;Biến&gt; sẽ có 2 giá trị, đầu tiên là số thứ tự, thứ 2 là giá trị tương ứng trong mảng</w:t>
+      </w:r>
+    </w:p>
+    <w:p>
+      <w:pPr>
+        <w:pStyle w:val="ListParagraph"/>
+        <w:numPr>
+          <w:ilvl w:val="0"/>
+          <w:numId w:val="3"/>
+        </w:numPr>
+        <w:rPr>
+          <w:lang w:val="en-US"/>
+        </w:rPr>
+      </w:pPr>
+      <w:r>
+        <w:rPr>
+          <w:lang w:val="en-US"/>
+        </w:rPr>
+        <w:t>Số thứ tự đầu tiên là &lt;Start&gt;</w:t>
+      </w:r>
+    </w:p>
+    <w:p>
+      <w:pPr>
+        <w:pStyle w:val="ListParagraph"/>
+        <w:numPr>
+          <w:ilvl w:val="0"/>
+          <w:numId w:val="3"/>
+        </w:numPr>
+        <w:rPr>
+          <w:lang w:val="en-US"/>
+        </w:rPr>
+      </w:pPr>
+      <w:r>
+        <w:rPr>
+          <w:lang w:val="en-US"/>
+        </w:rPr>
+        <w:t>Ví dụ</w:t>
+      </w:r>
+    </w:p>
+    <w:p>
+      <w:pPr>
+        <w:pStyle w:val="ListParagraph"/>
+        <w:pBdr>
+          <w:top w:val="single" w:sz="4" w:space="1" w:color="auto"/>
+          <w:left w:val="single" w:sz="4" w:space="4" w:color="auto"/>
+          <w:bottom w:val="single" w:sz="4" w:space="1" w:color="auto"/>
+          <w:right w:val="single" w:sz="4" w:space="4" w:color="auto"/>
+        </w:pBdr>
+        <w:ind w:left="1080"/>
+        <w:rPr>
+          <w:lang w:val="en-US"/>
+        </w:rPr>
+      </w:pPr>
+      <w:r>
+        <w:rPr>
+          <w:lang w:val="en-US"/>
+        </w:rPr>
+        <w:t>foo = enumerate([5, ‘a’, 4]</w:t>
+      </w:r>
+      <w:r>
+        <w:rPr>
+          <w:lang w:val="en-US"/>
+        </w:rPr>
+        <w:t>, 2</w:t>
+      </w:r>
+      <w:r>
+        <w:rPr>
+          <w:lang w:val="en-US"/>
+        </w:rPr>
+        <w:t>)</w:t>
+      </w:r>
+    </w:p>
+    <w:p>
+      <w:pPr>
+        <w:pStyle w:val="ListParagraph"/>
+        <w:numPr>
+          <w:ilvl w:val="0"/>
+          <w:numId w:val="3"/>
+        </w:numPr>
+        <w:rPr>
+          <w:lang w:val="en-US"/>
+        </w:rPr>
+      </w:pPr>
+      <w:r>
+        <w:rPr>
+          <w:lang w:val="en-US"/>
+        </w:rPr>
+        <w:t>foo giống kiể</w:t>
+      </w:r>
+      <w:r>
+        <w:rPr>
+          <w:lang w:val="en-US"/>
+        </w:rPr>
+        <w:t>u {2 : 5, 3 : ‘a’, 4</w:t>
+      </w:r>
+      <w:r>
+        <w:rPr>
+          <w:lang w:val="en-US"/>
+        </w:rPr>
+        <w:t xml:space="preserve"> : 4}</w:t>
+      </w:r>
+    </w:p>
+    <w:p>
+      <w:pPr>
+        <w:rPr>
+          <w:lang w:val="en-US"/>
+        </w:rPr>
+      </w:pPr>
+    </w:p>
+    <w:p>
+      <w:pPr>
+        <w:rPr>
+          <w:lang w:val="en-US"/>
+        </w:rPr>
+      </w:pPr>
+      <w:r>
+        <w:rPr>
+          <w:lang w:val="en-US"/>
+        </w:rPr>
+        <w:t>Dictionary – Từ Điển:</w:t>
+      </w:r>
+    </w:p>
+    <w:p>
+      <w:pPr>
+        <w:pStyle w:val="ListParagraph"/>
+        <w:numPr>
+          <w:ilvl w:val="0"/>
+          <w:numId w:val="8"/>
+        </w:numPr>
+        <w:rPr>
+          <w:lang w:val="en-US"/>
+        </w:rPr>
+      </w:pPr>
+      <w:r>
+        <w:rPr>
+          <w:lang w:val="en-US"/>
+        </w:rPr>
+        <w:t>Dictionary Giải Thích?</w:t>
+      </w:r>
+    </w:p>
+    <w:p>
+      <w:pPr>
+        <w:pStyle w:val="ListParagraph"/>
+        <w:numPr>
+          <w:ilvl w:val="0"/>
+          <w:numId w:val="3"/>
+        </w:numPr>
+        <w:rPr>
+          <w:lang w:val="en-US"/>
+        </w:rPr>
+      </w:pPr>
+      <w:r>
+        <w:rPr>
+          <w:lang w:val="en-US"/>
+        </w:rPr>
+        <w:t>Giống như từ điển bình thường, bạn tra từ để tìm giải thích của nó, giống Set, nhưng mỗi phần tử gồm 2 thằng là Key và giá trị, dùng Key để truy xuất giá trị</w:t>
+      </w:r>
+    </w:p>
+    <w:p>
+      <w:pPr>
+        <w:pStyle w:val="ListParagraph"/>
+        <w:numPr>
+          <w:ilvl w:val="0"/>
+          <w:numId w:val="8"/>
+        </w:numPr>
+        <w:rPr>
+          <w:lang w:val="en-US"/>
+        </w:rPr>
+      </w:pPr>
+      <w:r>
+        <w:rPr>
+          <w:lang w:val="en-US"/>
+        </w:rPr>
+        <w:t>Tạo Nhanh 1 Dictionary?</w:t>
+      </w:r>
+    </w:p>
+    <w:p>
+      <w:pPr>
+        <w:pStyle w:val="ListParagraph"/>
+        <w:pBdr>
+          <w:top w:val="single" w:sz="4" w:space="1" w:color="auto"/>
+          <w:left w:val="single" w:sz="4" w:space="4" w:color="auto"/>
+          <w:bottom w:val="single" w:sz="4" w:space="1" w:color="auto"/>
+          <w:right w:val="single" w:sz="4" w:space="4" w:color="auto"/>
+        </w:pBdr>
+        <w:ind w:left="1080"/>
+        <w:rPr>
+          <w:lang w:val="en-US"/>
+        </w:rPr>
+      </w:pPr>
+      <w:r>
+        <w:rPr>
+          <w:lang w:val="en-US"/>
+        </w:rPr>
+        <w:t>&lt;Biến&gt; = {&lt;Các Cặp Key Và Giá Trị&gt;}</w:t>
+      </w:r>
+    </w:p>
+    <w:p>
+      <w:pPr>
+        <w:pStyle w:val="ListParagraph"/>
+        <w:numPr>
+          <w:ilvl w:val="0"/>
+          <w:numId w:val="3"/>
+        </w:numPr>
+        <w:rPr>
+          <w:lang w:val="en-US"/>
+        </w:rPr>
+      </w:pPr>
+      <w:r>
+        <w:rPr>
+          <w:lang w:val="en-US"/>
+        </w:rPr>
+        <w:t>Key có thể là bất kì kiểu dữ liệu nào ngoại trừ List</w:t>
+      </w:r>
+    </w:p>
+    <w:p>
+      <w:pPr>
+        <w:pStyle w:val="ListParagraph"/>
+        <w:numPr>
+          <w:ilvl w:val="0"/>
+          <w:numId w:val="3"/>
+        </w:numPr>
+        <w:rPr>
+          <w:lang w:val="en-US"/>
+        </w:rPr>
+      </w:pPr>
+      <w:r>
+        <w:rPr>
+          <w:lang w:val="en-US"/>
+        </w:rPr>
+        <w:t>Ví dụ</w:t>
+      </w:r>
+    </w:p>
+    <w:p>
+      <w:pPr>
+        <w:pStyle w:val="ListParagraph"/>
+        <w:pBdr>
+          <w:top w:val="single" w:sz="4" w:space="1" w:color="auto"/>
+          <w:left w:val="single" w:sz="4" w:space="4" w:color="auto"/>
+          <w:bottom w:val="single" w:sz="4" w:space="1" w:color="auto"/>
+          <w:right w:val="single" w:sz="4" w:space="4" w:color="auto"/>
+        </w:pBdr>
+        <w:ind w:left="1080"/>
+        <w:rPr>
+          <w:lang w:val="en-US"/>
+        </w:rPr>
+      </w:pPr>
+      <w:r>
+        <w:rPr>
+          <w:lang w:val="en-US"/>
+        </w:rPr>
+        <w:t>foo = {“cac” : 1, 2 : “bar”, (1, 2) : [4, 5]}</w:t>
+      </w:r>
+    </w:p>
+    <w:p>
+      <w:pPr>
+        <w:pStyle w:val="ListParagraph"/>
+        <w:numPr>
+          <w:ilvl w:val="0"/>
+          <w:numId w:val="3"/>
+        </w:numPr>
+        <w:rPr>
+          <w:lang w:val="en-US"/>
+        </w:rPr>
+      </w:pPr>
+      <w:r>
+        <w:rPr>
+          <w:lang w:val="en-US"/>
+        </w:rPr>
+        <w:t>foo[(1, 2)] trả về [4, 5]</w:t>
+      </w:r>
+    </w:p>
+    <w:p>
+      <w:pPr>
+        <w:pStyle w:val="ListParagraph"/>
+        <w:numPr>
+          <w:ilvl w:val="0"/>
+          <w:numId w:val="8"/>
+        </w:numPr>
+        <w:rPr>
+          <w:lang w:val="en-US"/>
+        </w:rPr>
+      </w:pPr>
+      <w:r>
+        <w:rPr>
+          <w:lang w:val="en-US"/>
+        </w:rPr>
+        <w:t>Chuyển Kiểu Dữ Liệu Khác Về Dictionary?</w:t>
+      </w:r>
+    </w:p>
+    <w:p>
+      <w:pPr>
+        <w:pStyle w:val="ListParagraph"/>
+        <w:numPr>
+          <w:ilvl w:val="0"/>
+          <w:numId w:val="3"/>
+        </w:numPr>
+        <w:rPr>
+          <w:lang w:val="en-US"/>
+        </w:rPr>
+      </w:pPr>
+      <w:r>
+        <w:rPr>
+          <w:lang w:val="en-US"/>
+        </w:rPr>
+        <w:t>Giả sử “foo” là 1 đối tượng Iterable, chứa các phần tử cũng Iterable, các Iterable con này đều chứa 2 phần tử, nhập lệnh sau</w:t>
+      </w:r>
+    </w:p>
+    <w:p>
+      <w:pPr>
+        <w:pStyle w:val="ListParagraph"/>
+        <w:pBdr>
+          <w:top w:val="single" w:sz="4" w:space="1" w:color="auto"/>
+          <w:left w:val="single" w:sz="4" w:space="4" w:color="auto"/>
+          <w:bottom w:val="single" w:sz="4" w:space="1" w:color="auto"/>
+          <w:right w:val="single" w:sz="4" w:space="4" w:color="auto"/>
+        </w:pBdr>
+        <w:ind w:left="1080"/>
+        <w:rPr>
+          <w:lang w:val="en-US"/>
+        </w:rPr>
+      </w:pPr>
+      <w:r>
+        <w:rPr>
+          <w:lang w:val="en-US"/>
+        </w:rPr>
+        <w:t>&lt;Dictionary&gt; = dict(foo)</w:t>
+      </w:r>
+    </w:p>
+    <w:p>
+      <w:pPr>
+        <w:pStyle w:val="ListParagraph"/>
+        <w:numPr>
+          <w:ilvl w:val="0"/>
+          <w:numId w:val="3"/>
+        </w:numPr>
+        <w:rPr>
+          <w:lang w:val="en-US"/>
+        </w:rPr>
+      </w:pPr>
+      <w:r>
+        <w:rPr>
+          <w:lang w:val="en-US"/>
+        </w:rPr>
         <w:lastRenderedPageBreak/>
-        <w:t>next(&lt;Generator&gt;)</w:t>
-      </w:r>
-    </w:p>
-    <w:p>
-      <w:pPr>
-        <w:rPr>
-          <w:lang w:val="en-US"/>
-        </w:rPr>
-      </w:pPr>
-    </w:p>
-    <w:p>
-      <w:pPr>
-        <w:rPr>
-          <w:lang w:val="en-US"/>
-        </w:rPr>
-      </w:pPr>
-      <w:r>
-        <w:rPr>
-          <w:lang w:val="en-US"/>
-        </w:rPr>
-        <w:t>Set – Tập</w:t>
-      </w:r>
-      <w:r>
-        <w:rPr>
-          <w:lang w:val="en-US"/>
-        </w:rPr>
-        <w:t xml:space="preserve"> Hợp</w:t>
-      </w:r>
-      <w:r>
-        <w:rPr>
-          <w:lang w:val="en-US"/>
-        </w:rPr>
-        <w:t>:</w:t>
-      </w:r>
-    </w:p>
-    <w:p>
-      <w:pPr>
-        <w:pStyle w:val="ListParagraph"/>
-        <w:numPr>
-          <w:ilvl w:val="0"/>
-          <w:numId w:val="5"/>
-        </w:numPr>
-        <w:rPr>
-          <w:lang w:val="en-US"/>
-        </w:rPr>
-      </w:pPr>
-      <w:r>
-        <w:rPr>
-          <w:lang w:val="en-US"/>
-        </w:rPr>
-        <w:t>Set Giải Thích Dễ Hiểu?</w:t>
+        <w:t>&lt;Dictionary&gt; sẽ có các cặp Key và giá trị tương ứng với 2 phần tử trong các Iterable con</w:t>
       </w:r>
     </w:p>
     <w:p>
@@ -3254,46 +3852,49 @@
         <w:rPr>
           <w:lang w:val="en-US"/>
         </w:rPr>
-        <w:t>Giống như tập hợp bình thường trong toán nghĩa là không quan tâm thứ tự, mỗi phần tử là độc nhất</w:t>
-      </w:r>
-    </w:p>
-    <w:p>
-      <w:pPr>
-        <w:pStyle w:val="ListParagraph"/>
-        <w:numPr>
-          <w:ilvl w:val="0"/>
-          <w:numId w:val="5"/>
-        </w:numPr>
-        <w:rPr>
-          <w:lang w:val="en-US"/>
-        </w:rPr>
-      </w:pPr>
-      <w:r>
-        <w:rPr>
-          <w:lang w:val="en-US"/>
-        </w:rPr>
-        <w:t>Tạo Nhanh 1 Set?</w:t>
-      </w:r>
-    </w:p>
-    <w:p>
-      <w:pPr>
-        <w:pStyle w:val="ListParagraph"/>
-        <w:pBdr>
-          <w:top w:val="single" w:sz="4" w:space="1" w:color="auto"/>
-          <w:left w:val="single" w:sz="4" w:space="4" w:color="auto"/>
-          <w:bottom w:val="single" w:sz="4" w:space="1" w:color="auto"/>
-          <w:right w:val="single" w:sz="4" w:space="4" w:color="auto"/>
-        </w:pBdr>
-        <w:ind w:left="1080"/>
-        <w:rPr>
-          <w:lang w:val="en-US"/>
-        </w:rPr>
-      </w:pPr>
-      <w:r>
-        <w:rPr>
-          <w:lang w:val="en-US"/>
-        </w:rPr>
-        <w:t>&lt;Biến&gt; = {&lt;Các giá trị&gt;}</w:t>
+        <w:t>Ví dụ</w:t>
+      </w:r>
+    </w:p>
+    <w:p>
+      <w:pPr>
+        <w:pStyle w:val="ListParagraph"/>
+        <w:pBdr>
+          <w:top w:val="single" w:sz="4" w:space="1" w:color="auto"/>
+          <w:left w:val="single" w:sz="4" w:space="4" w:color="auto"/>
+          <w:bottom w:val="single" w:sz="4" w:space="1" w:color="auto"/>
+          <w:right w:val="single" w:sz="4" w:space="4" w:color="auto"/>
+        </w:pBdr>
+        <w:ind w:left="1080"/>
+        <w:rPr>
+          <w:lang w:val="en-US"/>
+        </w:rPr>
+      </w:pPr>
+      <w:r>
+        <w:rPr>
+          <w:lang w:val="en-US"/>
+        </w:rPr>
+        <w:t>foo = ([1, ‘a’], (‘abc’, 5))</w:t>
+      </w:r>
+    </w:p>
+    <w:p>
+      <w:pPr>
+        <w:pStyle w:val="ListParagraph"/>
+        <w:pBdr>
+          <w:top w:val="single" w:sz="4" w:space="1" w:color="auto"/>
+          <w:left w:val="single" w:sz="4" w:space="4" w:color="auto"/>
+          <w:bottom w:val="single" w:sz="4" w:space="1" w:color="auto"/>
+          <w:right w:val="single" w:sz="4" w:space="4" w:color="auto"/>
+        </w:pBdr>
+        <w:ind w:left="1080"/>
+        <w:rPr>
+          <w:lang w:val="en-US"/>
+        </w:rPr>
+      </w:pPr>
+      <w:r>
+        <w:rPr>
+          <w:lang w:val="en-US"/>
+        </w:rPr>
+        <w:t>bar = dict(foo)</w:t>
       </w:r>
     </w:p>
     <w:p>
@@ -3311,71 +3912,128 @@
         <w:rPr>
           <w:lang w:val="en-US"/>
         </w:rPr>
+        <w:t>“bar” có giá trị là {1 : “a”, “abc” : 5}</w:t>
+      </w:r>
+    </w:p>
+    <w:p>
+      <w:pPr>
+        <w:rPr>
+          <w:lang w:val="en-US"/>
+        </w:rPr>
+      </w:pPr>
+    </w:p>
+    <w:p>
+      <w:pPr>
+        <w:rPr>
+          <w:lang w:val="en-US"/>
+        </w:rPr>
+      </w:pPr>
+      <w:r>
+        <w:rPr>
+          <w:lang w:val="en-US"/>
+        </w:rPr>
+        <w:t>Class – Lớp:</w:t>
+      </w:r>
+    </w:p>
+    <w:p>
+      <w:pPr>
+        <w:pStyle w:val="ListParagraph"/>
+        <w:numPr>
+          <w:ilvl w:val="0"/>
+          <w:numId w:val="7"/>
+        </w:numPr>
+        <w:rPr>
+          <w:lang w:val="en-US"/>
+        </w:rPr>
+      </w:pPr>
+      <w:r>
+        <w:rPr>
+          <w:lang w:val="en-US"/>
+        </w:rPr>
+        <w:t>Bản Chất Class?</w:t>
+      </w:r>
+    </w:p>
+    <w:p>
+      <w:pPr>
+        <w:pStyle w:val="ListParagraph"/>
+        <w:numPr>
+          <w:ilvl w:val="0"/>
+          <w:numId w:val="3"/>
+        </w:numPr>
+        <w:rPr>
+          <w:lang w:val="en-US"/>
+        </w:rPr>
+      </w:pPr>
+      <w:r>
+        <w:rPr>
+          <w:lang w:val="en-US"/>
+        </w:rPr>
+        <w:t xml:space="preserve">Tưởng tượng Class giống như đường dẫn đến File, giả sử Class to nhất của bạn là A, thì A là thư mục gốc, tạo Class B bên trong A, tương đương tạo thư mục con B trong thư mục gốc A, tạo thuộc tính và </w:t>
+      </w:r>
+      <w:r>
+        <w:rPr>
+          <w:lang w:val="en-US"/>
+        </w:rPr>
+        <w:t>hàm</w:t>
+      </w:r>
+      <w:r>
+        <w:rPr>
+          <w:lang w:val="en-US"/>
+        </w:rPr>
+        <w:t xml:space="preserve"> trong A, tương đương tạo File trong thư mục A</w:t>
+      </w:r>
+    </w:p>
+    <w:p>
+      <w:pPr>
+        <w:pStyle w:val="ListParagraph"/>
+        <w:numPr>
+          <w:ilvl w:val="0"/>
+          <w:numId w:val="3"/>
+        </w:numPr>
+        <w:rPr>
+          <w:lang w:val="en-US"/>
+        </w:rPr>
+      </w:pPr>
+      <w:r>
+        <w:rPr>
+          <w:lang w:val="en-US"/>
+        </w:rPr>
+        <w:t xml:space="preserve">Để truy cập 1 thuộc tính hoặc </w:t>
+      </w:r>
+      <w:r>
+        <w:rPr>
+          <w:lang w:val="en-US"/>
+        </w:rPr>
+        <w:t>hàm,</w:t>
+      </w:r>
+      <w:r>
+        <w:rPr>
+          <w:lang w:val="en-US"/>
+        </w:rPr>
+        <w:t xml:space="preserve"> thì phải biến đường dẫn đến nó, khác với đường dẫn thông thường,  đường dẫn này thay dấu “/” thành “.”</w:t>
+      </w:r>
+    </w:p>
+    <w:p>
+      <w:pPr>
+        <w:pStyle w:val="ListParagraph"/>
+        <w:numPr>
+          <w:ilvl w:val="0"/>
+          <w:numId w:val="3"/>
+        </w:numPr>
+        <w:rPr>
+          <w:lang w:val="en-US"/>
+        </w:rPr>
+      </w:pPr>
+      <w:r>
+        <w:rPr>
+          <w:lang w:val="en-US"/>
+        </w:rPr>
         <w:t>Ví dụ</w:t>
       </w:r>
     </w:p>
     <w:p>
       <w:pPr>
         <w:pStyle w:val="ListParagraph"/>
-        <w:pBdr>
-          <w:top w:val="single" w:sz="4" w:space="1" w:color="auto"/>
-          <w:left w:val="single" w:sz="4" w:space="4" w:color="auto"/>
-          <w:bottom w:val="single" w:sz="4" w:space="1" w:color="auto"/>
-          <w:right w:val="single" w:sz="4" w:space="4" w:color="auto"/>
-        </w:pBdr>
-        <w:ind w:left="1080"/>
-        <w:rPr>
-          <w:lang w:val="en-US"/>
-        </w:rPr>
-      </w:pPr>
-      <w:r>
-        <w:rPr>
-          <w:lang w:val="en-US"/>
-        </w:rPr>
-        <w:t>foo = {1, 2, “bar”}</w:t>
-      </w:r>
-    </w:p>
-    <w:p>
-      <w:pPr>
-        <w:rPr>
-          <w:lang w:val="en-US"/>
-        </w:rPr>
-      </w:pPr>
-    </w:p>
-    <w:p>
-      <w:pPr>
-        <w:rPr>
-          <w:lang w:val="en-US"/>
-        </w:rPr>
-      </w:pPr>
-      <w:r>
-        <w:rPr>
-          <w:lang w:val="en-US"/>
-        </w:rPr>
-        <w:t>Enumerate – Liệt Kê:</w:t>
-      </w:r>
-    </w:p>
-    <w:p>
-      <w:pPr>
-        <w:pStyle w:val="ListParagraph"/>
-        <w:numPr>
-          <w:ilvl w:val="0"/>
-          <w:numId w:val="6"/>
-        </w:numPr>
-        <w:rPr>
-          <w:lang w:val="en-US"/>
-        </w:rPr>
-      </w:pPr>
-      <w:r>
-        <w:rPr>
-          <w:lang w:val="en-US"/>
-        </w:rPr>
-        <w:t>Enumerate Giải Thích Dễ Hiểu?</w:t>
-      </w:r>
-    </w:p>
-    <w:p>
-      <w:pPr>
-        <w:pStyle w:val="ListParagraph"/>
         <w:numPr>
           <w:ilvl w:val="0"/>
           <w:numId w:val="3"/>
@@ -3388,58 +4046,43 @@
         <w:rPr>
           <w:lang w:val="en-US"/>
         </w:rPr>
-        <w:t>Giống như liệt kê bình thường, đánh số theo thứ tự 0, 1, 2, … ứng với các giá trị nào đó</w:t>
-      </w:r>
-    </w:p>
-    <w:p>
-      <w:pPr>
-        <w:pStyle w:val="ListParagraph"/>
-        <w:numPr>
-          <w:ilvl w:val="0"/>
-          <w:numId w:val="6"/>
-        </w:numPr>
-        <w:rPr>
-          <w:lang w:val="en-US"/>
-        </w:rPr>
-      </w:pPr>
-      <w:r>
-        <w:rPr>
-          <w:lang w:val="en-US"/>
-        </w:rPr>
-        <w:t>Tạo 1 Enumerate?</w:t>
-      </w:r>
-    </w:p>
-    <w:p>
-      <w:pPr>
-        <w:pStyle w:val="ListParagraph"/>
-        <w:pBdr>
-          <w:top w:val="single" w:sz="4" w:space="1" w:color="auto"/>
-          <w:left w:val="single" w:sz="4" w:space="4" w:color="auto"/>
-          <w:bottom w:val="single" w:sz="4" w:space="1" w:color="auto"/>
-          <w:right w:val="single" w:sz="4" w:space="4" w:color="auto"/>
-        </w:pBdr>
-        <w:ind w:left="1080"/>
-        <w:rPr>
-          <w:lang w:val="en-US"/>
-        </w:rPr>
-      </w:pPr>
-      <w:r>
-        <w:rPr>
-          <w:lang w:val="en-US"/>
-        </w:rPr>
-        <w:t>&lt;Biến&gt; = enumerate(&lt;Mảng&gt;</w:t>
-      </w:r>
-      <w:r>
-        <w:rPr>
-          <w:lang w:val="en-US"/>
-        </w:rPr>
-        <w:t>, &lt;Start&gt;</w:t>
-      </w:r>
-      <w:r>
-        <w:rPr>
-          <w:lang w:val="en-US"/>
-        </w:rPr>
-        <w:t>)</w:t>
+        <w:t>Class A to nhất, trong đó có Class B, trong B có thuộc tính “foo” = 5, khi đó “A.B.foo” có giá trị = 5, trong B còn có hàm “bar”, khi đó “A.B.bar(&lt;Tham Số&gt;)” sẽ gọi hàm này</w:t>
+      </w:r>
+    </w:p>
+    <w:p>
+      <w:pPr>
+        <w:pStyle w:val="ListParagraph"/>
+        <w:numPr>
+          <w:ilvl w:val="0"/>
+          <w:numId w:val="7"/>
+        </w:numPr>
+        <w:rPr>
+          <w:lang w:val="en-US"/>
+        </w:rPr>
+      </w:pPr>
+      <w:r>
+        <w:rPr>
+          <w:lang w:val="en-US"/>
+        </w:rPr>
+        <w:t xml:space="preserve">Bản </w:t>
+      </w:r>
+      <w:r>
+        <w:rPr>
+          <w:lang w:val="en-US"/>
+        </w:rPr>
+        <w:t xml:space="preserve">Chất Của 1 Đối Tượng  Thuộc 1 </w:t>
+      </w:r>
+      <w:r>
+        <w:rPr>
+          <w:lang w:val="en-US"/>
+        </w:rPr>
+        <w:t xml:space="preserve">Class </w:t>
+      </w:r>
+      <w:r>
+        <w:rPr>
+          <w:lang w:val="en-US"/>
+        </w:rPr>
+        <w:t>Nào Đó?</w:t>
       </w:r>
     </w:p>
     <w:p>
@@ -3457,7 +4100,28 @@
         <w:rPr>
           <w:lang w:val="en-US"/>
         </w:rPr>
-        <w:t>Mỗi phần tử trong &lt;Biến&gt; sẽ có 2 giá trị, đầu tiên là số thứ tự, thứ 2 là giá trị tương ứng trong mảng</w:t>
+        <w:t>Để tạo 1 đối tượng của 1 Class, ví dụ tạo đối tượng B từ Class A, viết</w:t>
+      </w:r>
+    </w:p>
+    <w:p>
+      <w:pPr>
+        <w:pStyle w:val="ListParagraph"/>
+        <w:pBdr>
+          <w:top w:val="single" w:sz="4" w:space="1" w:color="auto"/>
+          <w:left w:val="single" w:sz="4" w:space="4" w:color="auto"/>
+          <w:bottom w:val="single" w:sz="4" w:space="1" w:color="auto"/>
+          <w:right w:val="single" w:sz="4" w:space="4" w:color="auto"/>
+        </w:pBdr>
+        <w:ind w:left="1080"/>
+        <w:rPr>
+          <w:lang w:val="en-US"/>
+        </w:rPr>
+      </w:pPr>
+      <w:r>
+        <w:rPr>
+          <w:lang w:val="en-US"/>
+        </w:rPr>
+        <w:t>B = A()</w:t>
       </w:r>
     </w:p>
     <w:p>
@@ -3475,7 +4139,49 @@
         <w:rPr>
           <w:lang w:val="en-US"/>
         </w:rPr>
-        <w:t>Số thứ tự đầu tiên là &lt;Start&gt;</w:t>
+        <w:t>Đầ</w:t>
+      </w:r>
+      <w:r>
+        <w:rPr>
+          <w:lang w:val="en-US"/>
+        </w:rPr>
+        <w:t>u tiên, xét thuộc tính</w:t>
+      </w:r>
+      <w:r>
+        <w:rPr>
+          <w:lang w:val="en-US"/>
+        </w:rPr>
+        <w:t xml:space="preserve">, giả sử ta có Class A, trong đó có </w:t>
+      </w:r>
+      <w:r>
+        <w:rPr>
+          <w:lang w:val="en-US"/>
+        </w:rPr>
+        <w:t>“</w:t>
+      </w:r>
+      <w:r>
+        <w:rPr>
+          <w:lang w:val="en-US"/>
+        </w:rPr>
+        <w:t>foo</w:t>
+      </w:r>
+      <w:r>
+        <w:rPr>
+          <w:lang w:val="en-US"/>
+        </w:rPr>
+        <w:t>”</w:t>
+      </w:r>
+      <w:r>
+        <w:rPr>
+          <w:lang w:val="en-US"/>
+        </w:rPr>
+        <w:t xml:space="preserve"> = 4, B là 1 đối tượng thuộc Class A, truy cập tất cả thuộc tính của Class A = đối tượng B như bình thườ</w:t>
+      </w:r>
+      <w:r>
+        <w:rPr>
+          <w:lang w:val="en-US"/>
+        </w:rPr>
+        <w:t>ng, tuy nhiên “foo” dùng chung, nghĩa là nếu thay đổi “foo” thông qua “A.foo” thì “B.foo” cũng thay đổi tương tự, nhưng nếu dùng “B.foo” để thay đổi, thì “A.foo” và tất cả các đối tượng của class A sẽ không thay đổi, khi này, “foo” của B sẽ tách ra làm thuộc tính riêng của B</w:t>
       </w:r>
     </w:p>
     <w:p>
@@ -3493,6 +4199,409 @@
         <w:rPr>
           <w:lang w:val="en-US"/>
         </w:rPr>
+        <w:t xml:space="preserve">Xét hàm số, trong Class A có hàm “bar”, khi này dùng B để gọi </w:t>
+      </w:r>
+      <w:r>
+        <w:rPr>
+          <w:lang w:val="en-US"/>
+        </w:rPr>
+        <w:t>“</w:t>
+      </w:r>
+      <w:r>
+        <w:rPr>
+          <w:lang w:val="en-US"/>
+        </w:rPr>
+        <w:t>bar</w:t>
+      </w:r>
+      <w:r>
+        <w:rPr>
+          <w:lang w:val="en-US"/>
+        </w:rPr>
+        <w:t>”</w:t>
+      </w:r>
+      <w:r>
+        <w:rPr>
+          <w:lang w:val="en-US"/>
+        </w:rPr>
+        <w:t xml:space="preserve"> sẽ có 1 chút khác, đó là tham số đầu tiên của </w:t>
+      </w:r>
+      <w:r>
+        <w:rPr>
+          <w:lang w:val="en-US"/>
+        </w:rPr>
+        <w:t>“</w:t>
+      </w:r>
+      <w:r>
+        <w:rPr>
+          <w:lang w:val="en-US"/>
+        </w:rPr>
+        <w:t>bar</w:t>
+      </w:r>
+      <w:r>
+        <w:rPr>
+          <w:lang w:val="en-US"/>
+        </w:rPr>
+        <w:t>”</w:t>
+      </w:r>
+      <w:r>
+        <w:rPr>
+          <w:lang w:val="en-US"/>
+        </w:rPr>
+        <w:t xml:space="preserve"> sẽ chính là bản thân B luôn, nên bạn có thể dùng tham số này để thay đổi hàm và thuộc tính của B, thông thường nó được đặt tên là “self”</w:t>
+      </w:r>
+    </w:p>
+    <w:p>
+      <w:pPr>
+        <w:pStyle w:val="ListParagraph"/>
+        <w:numPr>
+          <w:ilvl w:val="0"/>
+          <w:numId w:val="3"/>
+        </w:numPr>
+        <w:rPr>
+          <w:lang w:val="en-US"/>
+        </w:rPr>
+      </w:pPr>
+      <w:r>
+        <w:rPr>
+          <w:lang w:val="en-US"/>
+        </w:rPr>
+        <w:t>Nếu bạn muốn không có sự khác biệt, nghĩa là không có tham số đầu tiên con mẹ gì hết, thì đặt “@staticmethod” lên trước khai báo hàm</w:t>
+      </w:r>
+    </w:p>
+    <w:p>
+      <w:pPr>
+        <w:pStyle w:val="ListParagraph"/>
+        <w:numPr>
+          <w:ilvl w:val="0"/>
+          <w:numId w:val="3"/>
+        </w:numPr>
+        <w:rPr>
+          <w:lang w:val="en-US"/>
+        </w:rPr>
+      </w:pPr>
+      <w:r>
+        <w:rPr>
+          <w:lang w:val="en-US"/>
+        </w:rPr>
+        <w:t>Hàm “__init__” là trường hợp đặc biệt, sau khi B đăng kí Class A, nó sẽ ngay lập tức gọi hàm này</w:t>
+      </w:r>
+    </w:p>
+    <w:p>
+      <w:pPr>
+        <w:pStyle w:val="ListParagraph"/>
+        <w:numPr>
+          <w:ilvl w:val="0"/>
+          <w:numId w:val="7"/>
+        </w:numPr>
+        <w:rPr>
+          <w:lang w:val="en-US"/>
+        </w:rPr>
+      </w:pPr>
+      <w:r>
+        <w:rPr>
+          <w:lang w:val="en-US"/>
+        </w:rPr>
+        <w:t xml:space="preserve">Tạo </w:t>
+      </w:r>
+      <w:r>
+        <w:rPr>
+          <w:lang w:val="en-US"/>
+        </w:rPr>
+        <w:t>Nhanh 1 Class?</w:t>
+      </w:r>
+    </w:p>
+    <w:p>
+      <w:pPr>
+        <w:pStyle w:val="ListParagraph"/>
+        <w:pBdr>
+          <w:top w:val="single" w:sz="4" w:space="1" w:color="auto"/>
+          <w:left w:val="single" w:sz="4" w:space="4" w:color="auto"/>
+          <w:bottom w:val="single" w:sz="4" w:space="1" w:color="auto"/>
+          <w:right w:val="single" w:sz="4" w:space="4" w:color="auto"/>
+        </w:pBdr>
+        <w:ind w:left="1080"/>
+        <w:rPr>
+          <w:lang w:val="en-US"/>
+        </w:rPr>
+      </w:pPr>
+      <w:r>
+        <w:rPr>
+          <w:lang w:val="en-US"/>
+        </w:rPr>
+        <w:t xml:space="preserve">class </w:t>
+      </w:r>
+      <w:r>
+        <w:rPr>
+          <w:lang w:val="en-US"/>
+        </w:rPr>
+        <w:t>&lt;Tên Class&gt;</w:t>
+      </w:r>
+      <w:r>
+        <w:rPr>
+          <w:lang w:val="en-US"/>
+        </w:rPr>
+        <w:t>(</w:t>
+      </w:r>
+      <w:r>
+        <w:rPr>
+          <w:lang w:val="en-US"/>
+        </w:rPr>
+        <w:t>&lt;Tên Class Kế Thừa&gt;</w:t>
+      </w:r>
+      <w:r>
+        <w:rPr>
+          <w:lang w:val="en-US"/>
+        </w:rPr>
+        <w:t>):</w:t>
+      </w:r>
+    </w:p>
+    <w:p>
+      <w:pPr>
+        <w:pStyle w:val="ListParagraph"/>
+        <w:pBdr>
+          <w:top w:val="single" w:sz="4" w:space="1" w:color="auto"/>
+          <w:left w:val="single" w:sz="4" w:space="4" w:color="auto"/>
+          <w:bottom w:val="single" w:sz="4" w:space="1" w:color="auto"/>
+          <w:right w:val="single" w:sz="4" w:space="4" w:color="auto"/>
+        </w:pBdr>
+        <w:ind w:left="1080"/>
+        <w:rPr>
+          <w:lang w:val="en-US"/>
+        </w:rPr>
+      </w:pPr>
+      <w:r>
+        <w:rPr>
+          <w:lang w:val="en-US"/>
+        </w:rPr>
+        <w:t xml:space="preserve">    </w:t>
+      </w:r>
+      <w:r>
+        <w:rPr>
+          <w:lang w:val="en-US"/>
+        </w:rPr>
+        <w:t>def __init__(self, &lt;Tham Số Khởi Tạo&gt;):</w:t>
+      </w:r>
+    </w:p>
+    <w:p>
+      <w:pPr>
+        <w:pStyle w:val="ListParagraph"/>
+        <w:pBdr>
+          <w:top w:val="single" w:sz="4" w:space="1" w:color="auto"/>
+          <w:left w:val="single" w:sz="4" w:space="4" w:color="auto"/>
+          <w:bottom w:val="single" w:sz="4" w:space="1" w:color="auto"/>
+          <w:right w:val="single" w:sz="4" w:space="4" w:color="auto"/>
+        </w:pBdr>
+        <w:ind w:left="1080"/>
+        <w:rPr>
+          <w:lang w:val="en-US"/>
+        </w:rPr>
+      </w:pPr>
+      <w:r>
+        <w:rPr>
+          <w:lang w:val="en-US"/>
+        </w:rPr>
+        <w:t xml:space="preserve">        </w:t>
+      </w:r>
+      <w:r>
+        <w:rPr>
+          <w:lang w:val="en-US"/>
+        </w:rPr>
+        <w:t>super().__init__(&lt;Giá Trị Khởi Tạo Class Kế Thừa&gt;)</w:t>
+      </w:r>
+    </w:p>
+    <w:p>
+      <w:pPr>
+        <w:pStyle w:val="ListParagraph"/>
+        <w:pBdr>
+          <w:top w:val="single" w:sz="4" w:space="1" w:color="auto"/>
+          <w:left w:val="single" w:sz="4" w:space="4" w:color="auto"/>
+          <w:bottom w:val="single" w:sz="4" w:space="1" w:color="auto"/>
+          <w:right w:val="single" w:sz="4" w:space="4" w:color="auto"/>
+        </w:pBdr>
+        <w:ind w:left="1080"/>
+        <w:rPr>
+          <w:lang w:val="en-US"/>
+        </w:rPr>
+      </w:pPr>
+      <w:r>
+        <w:rPr>
+          <w:lang w:val="en-US"/>
+        </w:rPr>
+        <w:t xml:space="preserve">        </w:t>
+      </w:r>
+      <w:r>
+        <w:rPr>
+          <w:lang w:val="en-US"/>
+        </w:rPr>
+        <w:t>self.&lt;Tên Thuộc Tính&gt; = &lt;Giá Trị Thuộc Tính&gt;</w:t>
+      </w:r>
+    </w:p>
+    <w:p>
+      <w:pPr>
+        <w:pStyle w:val="ListParagraph"/>
+        <w:pBdr>
+          <w:top w:val="single" w:sz="4" w:space="1" w:color="auto"/>
+          <w:left w:val="single" w:sz="4" w:space="4" w:color="auto"/>
+          <w:bottom w:val="single" w:sz="4" w:space="1" w:color="auto"/>
+          <w:right w:val="single" w:sz="4" w:space="4" w:color="auto"/>
+        </w:pBdr>
+        <w:ind w:left="1080"/>
+        <w:rPr>
+          <w:lang w:val="en-US"/>
+        </w:rPr>
+      </w:pPr>
+    </w:p>
+    <w:p>
+      <w:pPr>
+        <w:pStyle w:val="ListParagraph"/>
+        <w:pBdr>
+          <w:top w:val="single" w:sz="4" w:space="1" w:color="auto"/>
+          <w:left w:val="single" w:sz="4" w:space="4" w:color="auto"/>
+          <w:bottom w:val="single" w:sz="4" w:space="1" w:color="auto"/>
+          <w:right w:val="single" w:sz="4" w:space="4" w:color="auto"/>
+        </w:pBdr>
+        <w:ind w:left="1080"/>
+        <w:rPr>
+          <w:lang w:val="en-US"/>
+        </w:rPr>
+      </w:pPr>
+      <w:r>
+        <w:rPr>
+          <w:lang w:val="en-US"/>
+        </w:rPr>
+        <w:t xml:space="preserve">    </w:t>
+      </w:r>
+      <w:r>
+        <w:rPr>
+          <w:lang w:val="en-US"/>
+        </w:rPr>
+        <w:t>def &lt;Tên Hàm Trong Class&gt;(self, &lt;Tham Số&gt;):</w:t>
+      </w:r>
+    </w:p>
+    <w:p>
+      <w:pPr>
+        <w:pStyle w:val="ListParagraph"/>
+        <w:pBdr>
+          <w:top w:val="single" w:sz="4" w:space="1" w:color="auto"/>
+          <w:left w:val="single" w:sz="4" w:space="4" w:color="auto"/>
+          <w:bottom w:val="single" w:sz="4" w:space="1" w:color="auto"/>
+          <w:right w:val="single" w:sz="4" w:space="4" w:color="auto"/>
+        </w:pBdr>
+        <w:ind w:left="1080"/>
+        <w:rPr>
+          <w:lang w:val="en-US"/>
+        </w:rPr>
+      </w:pPr>
+      <w:r>
+        <w:rPr>
+          <w:lang w:val="en-US"/>
+        </w:rPr>
+        <w:t xml:space="preserve">        </w:t>
+      </w:r>
+      <w:r>
+        <w:rPr>
+          <w:lang w:val="en-US"/>
+        </w:rPr>
+        <w:t xml:space="preserve">&lt;Xử Lí </w:t>
+      </w:r>
+      <w:r>
+        <w:rPr>
+          <w:lang w:val="en-US"/>
+        </w:rPr>
+        <w:t>Gì Đó Với Tham Số</w:t>
+      </w:r>
+      <w:r>
+        <w:rPr>
+          <w:lang w:val="en-US"/>
+        </w:rPr>
+        <w:t>&gt;</w:t>
+      </w:r>
+    </w:p>
+    <w:p>
+      <w:pPr>
+        <w:pStyle w:val="ListParagraph"/>
+        <w:pBdr>
+          <w:top w:val="single" w:sz="4" w:space="1" w:color="auto"/>
+          <w:left w:val="single" w:sz="4" w:space="4" w:color="auto"/>
+          <w:bottom w:val="single" w:sz="4" w:space="1" w:color="auto"/>
+          <w:right w:val="single" w:sz="4" w:space="4" w:color="auto"/>
+        </w:pBdr>
+        <w:ind w:left="1080"/>
+        <w:rPr>
+          <w:lang w:val="en-US"/>
+        </w:rPr>
+      </w:pPr>
+      <w:r>
+        <w:rPr>
+          <w:lang w:val="en-US"/>
+        </w:rPr>
+        <w:t xml:space="preserve">        </w:t>
+      </w:r>
+      <w:r>
+        <w:rPr>
+          <w:lang w:val="en-US"/>
+        </w:rPr>
+        <w:t>return &lt;Giá Trị G</w:t>
+      </w:r>
+      <w:r>
+        <w:rPr>
+          <w:sz w:val="24"/>
+          <w:lang w:val="en-US"/>
+        </w:rPr>
+        <w:t>ì</w:t>
+      </w:r>
+      <w:r>
+        <w:rPr>
+          <w:lang w:val="en-US"/>
+        </w:rPr>
+        <w:t xml:space="preserve"> Đó&gt;</w:t>
+      </w:r>
+    </w:p>
+    <w:p>
+      <w:pPr>
+        <w:pStyle w:val="ListParagraph"/>
+        <w:numPr>
+          <w:ilvl w:val="0"/>
+          <w:numId w:val="3"/>
+        </w:numPr>
+        <w:rPr>
+          <w:lang w:val="en-US"/>
+        </w:rPr>
+      </w:pPr>
+      <w:r>
+        <w:rPr>
+          <w:lang w:val="en-US"/>
+        </w:rPr>
+        <w:t>Lệnh “</w:t>
+      </w:r>
+      <w:r>
+        <w:rPr>
+          <w:lang w:val="en-US"/>
+        </w:rPr>
+        <w:t>super().__init__()</w:t>
+      </w:r>
+      <w:r>
+        <w:rPr>
+          <w:lang w:val="en-US"/>
+        </w:rPr>
+        <w:t>” dùng để khởi tạo Class kế thừa với những giá trị mình đưa vào</w:t>
+      </w:r>
+    </w:p>
+    <w:p>
+      <w:pPr>
+        <w:pStyle w:val="ListParagraph"/>
+        <w:numPr>
+          <w:ilvl w:val="0"/>
+          <w:numId w:val="3"/>
+        </w:numPr>
+        <w:rPr>
+          <w:lang w:val="en-US"/>
+        </w:rPr>
+      </w:pPr>
+      <w:r>
+        <w:rPr>
+          <w:lang w:val="en-US"/>
+        </w:rPr>
         <w:t>Ví dụ</w:t>
       </w:r>
     </w:p>
@@ -3514,333 +4623,97 @@
         <w:rPr>
           <w:lang w:val="en-US"/>
         </w:rPr>
-        <w:t>foo = enumerate([5, ‘a’, 4]</w:t>
-      </w:r>
-      <w:r>
-        <w:rPr>
-          <w:lang w:val="en-US"/>
-        </w:rPr>
-        <w:t>, 2</w:t>
-      </w:r>
-      <w:r>
-        <w:rPr>
-          <w:lang w:val="en-US"/>
-        </w:rPr>
-        <w:t>)</w:t>
-      </w:r>
-    </w:p>
-    <w:p>
-      <w:pPr>
-        <w:pStyle w:val="ListParagraph"/>
-        <w:numPr>
-          <w:ilvl w:val="0"/>
-          <w:numId w:val="3"/>
-        </w:numPr>
-        <w:rPr>
-          <w:lang w:val="en-US"/>
-        </w:rPr>
-      </w:pPr>
-      <w:r>
-        <w:rPr>
-          <w:lang w:val="en-US"/>
-        </w:rPr>
-        <w:t>foo giống kiể</w:t>
-      </w:r>
-      <w:r>
-        <w:rPr>
-          <w:lang w:val="en-US"/>
-        </w:rPr>
-        <w:t>u {2 : 5, 3 : ‘a’, 4</w:t>
-      </w:r>
-      <w:r>
-        <w:rPr>
-          <w:lang w:val="en-US"/>
-        </w:rPr>
-        <w:t xml:space="preserve"> : 4}</w:t>
-      </w:r>
-    </w:p>
-    <w:p>
-      <w:pPr>
-        <w:rPr>
-          <w:lang w:val="en-US"/>
-        </w:rPr>
-      </w:pPr>
-    </w:p>
-    <w:p>
-      <w:pPr>
-        <w:rPr>
-          <w:lang w:val="en-US"/>
-        </w:rPr>
-      </w:pPr>
-      <w:r>
-        <w:rPr>
-          <w:lang w:val="en-US"/>
-        </w:rPr>
-        <w:t>Dictionary – Từ Điển:</w:t>
-      </w:r>
-    </w:p>
-    <w:p>
-      <w:pPr>
-        <w:pStyle w:val="ListParagraph"/>
-        <w:numPr>
-          <w:ilvl w:val="0"/>
-          <w:numId w:val="8"/>
-        </w:numPr>
-        <w:rPr>
-          <w:lang w:val="en-US"/>
-        </w:rPr>
-      </w:pPr>
-      <w:r>
-        <w:rPr>
-          <w:lang w:val="en-US"/>
-        </w:rPr>
-        <w:t>Dictionary Giải Thích?</w:t>
-      </w:r>
-    </w:p>
-    <w:p>
-      <w:pPr>
-        <w:pStyle w:val="ListParagraph"/>
-        <w:numPr>
-          <w:ilvl w:val="0"/>
-          <w:numId w:val="3"/>
-        </w:numPr>
-        <w:rPr>
-          <w:lang w:val="en-US"/>
-        </w:rPr>
-      </w:pPr>
-      <w:r>
-        <w:rPr>
-          <w:lang w:val="en-US"/>
-        </w:rPr>
-        <w:t>Giống như từ điển bình thường, bạn tra từ để tìm giải thích của nó, giống Set, nhưng mỗi phần tử gồm 2 thằng là Key và giá trị, dùng Key để truy xuất giá trị</w:t>
-      </w:r>
-    </w:p>
-    <w:p>
-      <w:pPr>
-        <w:pStyle w:val="ListParagraph"/>
-        <w:numPr>
-          <w:ilvl w:val="0"/>
-          <w:numId w:val="8"/>
-        </w:numPr>
-        <w:rPr>
-          <w:lang w:val="en-US"/>
-        </w:rPr>
-      </w:pPr>
-      <w:r>
-        <w:rPr>
-          <w:lang w:val="en-US"/>
-        </w:rPr>
-        <w:t>Tạo Nhanh 1 Dictionary?</w:t>
-      </w:r>
-    </w:p>
-    <w:p>
-      <w:pPr>
-        <w:pStyle w:val="ListParagraph"/>
-        <w:pBdr>
-          <w:top w:val="single" w:sz="4" w:space="1" w:color="auto"/>
-          <w:left w:val="single" w:sz="4" w:space="4" w:color="auto"/>
-          <w:bottom w:val="single" w:sz="4" w:space="1" w:color="auto"/>
-          <w:right w:val="single" w:sz="4" w:space="4" w:color="auto"/>
-        </w:pBdr>
-        <w:ind w:left="1080"/>
-        <w:rPr>
-          <w:lang w:val="en-US"/>
-        </w:rPr>
-      </w:pPr>
-      <w:r>
-        <w:rPr>
-          <w:lang w:val="en-US"/>
-        </w:rPr>
-        <w:t>&lt;Biến&gt; = {&lt;Các Cặp Key Và Giá Trị&gt;}</w:t>
-      </w:r>
-    </w:p>
-    <w:p>
-      <w:pPr>
-        <w:pStyle w:val="ListParagraph"/>
-        <w:numPr>
-          <w:ilvl w:val="0"/>
-          <w:numId w:val="3"/>
-        </w:numPr>
-        <w:rPr>
-          <w:lang w:val="en-US"/>
-        </w:rPr>
-      </w:pPr>
-      <w:r>
-        <w:rPr>
-          <w:lang w:val="en-US"/>
-        </w:rPr>
-        <w:t>Key có thể là bất kì kiểu dữ liệu nào ngoại trừ List</w:t>
-      </w:r>
-    </w:p>
-    <w:p>
-      <w:pPr>
-        <w:pStyle w:val="ListParagraph"/>
-        <w:numPr>
-          <w:ilvl w:val="0"/>
-          <w:numId w:val="3"/>
-        </w:numPr>
-        <w:rPr>
-          <w:lang w:val="en-US"/>
-        </w:rPr>
-      </w:pPr>
-      <w:r>
-        <w:rPr>
-          <w:lang w:val="en-US"/>
-        </w:rPr>
-        <w:t>Ví dụ</w:t>
-      </w:r>
-    </w:p>
-    <w:p>
-      <w:pPr>
-        <w:pStyle w:val="ListParagraph"/>
-        <w:pBdr>
-          <w:top w:val="single" w:sz="4" w:space="1" w:color="auto"/>
-          <w:left w:val="single" w:sz="4" w:space="4" w:color="auto"/>
-          <w:bottom w:val="single" w:sz="4" w:space="1" w:color="auto"/>
-          <w:right w:val="single" w:sz="4" w:space="4" w:color="auto"/>
-        </w:pBdr>
-        <w:ind w:left="1080"/>
-        <w:rPr>
-          <w:lang w:val="en-US"/>
-        </w:rPr>
-      </w:pPr>
-      <w:r>
-        <w:rPr>
-          <w:lang w:val="en-US"/>
-        </w:rPr>
-        <w:t>foo = {“cac” : 1, 2 : “bar”, (1, 2) : [4, 5]}</w:t>
-      </w:r>
-    </w:p>
-    <w:p>
-      <w:pPr>
-        <w:pStyle w:val="ListParagraph"/>
-        <w:numPr>
-          <w:ilvl w:val="0"/>
-          <w:numId w:val="3"/>
-        </w:numPr>
-        <w:rPr>
-          <w:lang w:val="en-US"/>
-        </w:rPr>
-      </w:pPr>
-      <w:r>
-        <w:rPr>
-          <w:lang w:val="en-US"/>
-        </w:rPr>
-        <w:t>foo[(1, 2)] trả về [4, 5]</w:t>
-      </w:r>
-    </w:p>
-    <w:p>
-      <w:pPr>
-        <w:pStyle w:val="ListParagraph"/>
-        <w:numPr>
-          <w:ilvl w:val="0"/>
-          <w:numId w:val="8"/>
-        </w:numPr>
-        <w:rPr>
-          <w:lang w:val="en-US"/>
-        </w:rPr>
-      </w:pPr>
-      <w:r>
-        <w:rPr>
-          <w:lang w:val="en-US"/>
-        </w:rPr>
-        <w:t>Chuyển Kiểu Dữ Liệu Khác Về Dictionary?</w:t>
-      </w:r>
-    </w:p>
-    <w:p>
-      <w:pPr>
-        <w:pStyle w:val="ListParagraph"/>
-        <w:numPr>
-          <w:ilvl w:val="0"/>
-          <w:numId w:val="3"/>
-        </w:numPr>
-        <w:rPr>
-          <w:lang w:val="en-US"/>
-        </w:rPr>
-      </w:pPr>
-      <w:r>
-        <w:rPr>
-          <w:lang w:val="en-US"/>
-        </w:rPr>
-        <w:t>Giả sử “foo” là 1 đối tượng Iterable, chứa các phần tử cũng Iterable, các Iterable con này đều chứa 2 phần tử, nhập lệnh sau</w:t>
-      </w:r>
-    </w:p>
-    <w:p>
-      <w:pPr>
-        <w:pStyle w:val="ListParagraph"/>
-        <w:pBdr>
-          <w:top w:val="single" w:sz="4" w:space="1" w:color="auto"/>
-          <w:left w:val="single" w:sz="4" w:space="4" w:color="auto"/>
-          <w:bottom w:val="single" w:sz="4" w:space="1" w:color="auto"/>
-          <w:right w:val="single" w:sz="4" w:space="4" w:color="auto"/>
-        </w:pBdr>
-        <w:ind w:left="1080"/>
-        <w:rPr>
-          <w:lang w:val="en-US"/>
-        </w:rPr>
-      </w:pPr>
-      <w:r>
-        <w:rPr>
-          <w:lang w:val="en-US"/>
-        </w:rPr>
-        <w:t>&lt;Dictionary&gt; = dict(foo)</w:t>
-      </w:r>
-    </w:p>
-    <w:p>
-      <w:pPr>
-        <w:pStyle w:val="ListParagraph"/>
-        <w:numPr>
-          <w:ilvl w:val="0"/>
-          <w:numId w:val="3"/>
-        </w:numPr>
-        <w:rPr>
-          <w:lang w:val="en-US"/>
-        </w:rPr>
-      </w:pPr>
-      <w:r>
-        <w:rPr>
-          <w:lang w:val="en-US"/>
-        </w:rPr>
-        <w:t>&lt;Dictionary&gt; sẽ có các cặp Key và giá trị tương ứng với 2 phần tử trong các Iterable con</w:t>
-      </w:r>
-    </w:p>
-    <w:p>
-      <w:pPr>
-        <w:pStyle w:val="ListParagraph"/>
-        <w:numPr>
-          <w:ilvl w:val="0"/>
-          <w:numId w:val="3"/>
-        </w:numPr>
-        <w:rPr>
-          <w:lang w:val="en-US"/>
-        </w:rPr>
-      </w:pPr>
-      <w:r>
-        <w:rPr>
-          <w:lang w:val="en-US"/>
-        </w:rPr>
-        <w:t>Ví dụ</w:t>
-      </w:r>
-    </w:p>
-    <w:p>
-      <w:pPr>
-        <w:pStyle w:val="ListParagraph"/>
-        <w:pBdr>
-          <w:top w:val="single" w:sz="4" w:space="1" w:color="auto"/>
-          <w:left w:val="single" w:sz="4" w:space="4" w:color="auto"/>
-          <w:bottom w:val="single" w:sz="4" w:space="1" w:color="auto"/>
-          <w:right w:val="single" w:sz="4" w:space="4" w:color="auto"/>
-        </w:pBdr>
-        <w:ind w:left="1080"/>
-        <w:rPr>
-          <w:lang w:val="en-US"/>
-        </w:rPr>
-      </w:pPr>
-      <w:r>
-        <w:rPr>
-          <w:lang w:val="en-US"/>
-        </w:rPr>
-        <w:t>foo = ([1, ‘a’], (‘abc’, 5))</w:t>
+        <w:t xml:space="preserve">class </w:t>
+      </w:r>
+      <w:r>
+        <w:rPr>
+          <w:lang w:val="en-US"/>
+        </w:rPr>
+        <w:t>foo</w:t>
+      </w:r>
+      <w:r>
+        <w:rPr>
+          <w:lang w:val="en-US"/>
+        </w:rPr>
+        <w:t>(</w:t>
+      </w:r>
+      <w:r>
+        <w:rPr>
+          <w:lang w:val="en-US"/>
+        </w:rPr>
+        <w:t>bar</w:t>
+      </w:r>
+      <w:r>
+        <w:rPr>
+          <w:lang w:val="en-US"/>
+        </w:rPr>
+        <w:t>):</w:t>
+      </w:r>
+    </w:p>
+    <w:p>
+      <w:pPr>
+        <w:pStyle w:val="ListParagraph"/>
+        <w:pBdr>
+          <w:top w:val="single" w:sz="4" w:space="1" w:color="auto"/>
+          <w:left w:val="single" w:sz="4" w:space="4" w:color="auto"/>
+          <w:bottom w:val="single" w:sz="4" w:space="1" w:color="auto"/>
+          <w:right w:val="single" w:sz="4" w:space="4" w:color="auto"/>
+        </w:pBdr>
+        <w:ind w:left="1080"/>
+        <w:rPr>
+          <w:lang w:val="en-US"/>
+        </w:rPr>
+      </w:pPr>
+      <w:r>
+        <w:rPr>
+          <w:lang w:val="en-US"/>
+        </w:rPr>
+        <w:t xml:space="preserve">    </w:t>
+      </w:r>
+      <w:r>
+        <w:rPr>
+          <w:lang w:val="en-US"/>
+        </w:rPr>
+        <w:t xml:space="preserve">def __init__(self, </w:t>
+      </w:r>
+      <w:r>
+        <w:rPr>
+          <w:lang w:val="en-US"/>
+        </w:rPr>
+        <w:t>bruh</w:t>
+      </w:r>
+      <w:r>
+        <w:rPr>
+          <w:lang w:val="en-US"/>
+        </w:rPr>
+        <w:t>):</w:t>
+      </w:r>
+    </w:p>
+    <w:p>
+      <w:pPr>
+        <w:pStyle w:val="ListParagraph"/>
+        <w:pBdr>
+          <w:top w:val="single" w:sz="4" w:space="1" w:color="auto"/>
+          <w:left w:val="single" w:sz="4" w:space="4" w:color="auto"/>
+          <w:bottom w:val="single" w:sz="4" w:space="1" w:color="auto"/>
+          <w:right w:val="single" w:sz="4" w:space="4" w:color="auto"/>
+        </w:pBdr>
+        <w:ind w:left="1080"/>
+        <w:rPr>
+          <w:lang w:val="en-US"/>
+        </w:rPr>
+      </w:pPr>
+      <w:r>
+        <w:rPr>
+          <w:lang w:val="en-US"/>
+        </w:rPr>
+        <w:t xml:space="preserve">        </w:t>
+      </w:r>
+      <w:r>
+        <w:rPr>
+          <w:lang w:val="en-US"/>
+        </w:rPr>
+        <w:t>super().__init__()</w:t>
       </w:r>
     </w:p>
     <w:p>
@@ -3862,459 +4735,91 @@
           <w:lang w:val="en-US"/>
         </w:rPr>
         <w:lastRenderedPageBreak/>
-        <w:t>bar = dict(foo)</w:t>
-      </w:r>
-    </w:p>
-    <w:p>
-      <w:pPr>
-        <w:pStyle w:val="ListParagraph"/>
-        <w:numPr>
-          <w:ilvl w:val="0"/>
-          <w:numId w:val="3"/>
-        </w:numPr>
-        <w:rPr>
-          <w:lang w:val="en-US"/>
-        </w:rPr>
-      </w:pPr>
-      <w:r>
-        <w:rPr>
-          <w:lang w:val="en-US"/>
-        </w:rPr>
-        <w:t>“bar” có giá trị là {1 : “a”, “abc” : 5}</w:t>
-      </w:r>
-    </w:p>
-    <w:p>
-      <w:pPr>
-        <w:rPr>
-          <w:lang w:val="en-US"/>
-        </w:rPr>
-      </w:pPr>
-    </w:p>
-    <w:p>
-      <w:pPr>
-        <w:rPr>
-          <w:lang w:val="en-US"/>
-        </w:rPr>
-      </w:pPr>
-      <w:r>
-        <w:rPr>
-          <w:lang w:val="en-US"/>
-        </w:rPr>
-        <w:t>Class – Lớp:</w:t>
-      </w:r>
-    </w:p>
-    <w:p>
-      <w:pPr>
-        <w:pStyle w:val="ListParagraph"/>
-        <w:numPr>
-          <w:ilvl w:val="0"/>
-          <w:numId w:val="7"/>
-        </w:numPr>
-        <w:rPr>
-          <w:lang w:val="en-US"/>
-        </w:rPr>
-      </w:pPr>
-      <w:r>
-        <w:rPr>
-          <w:lang w:val="en-US"/>
-        </w:rPr>
-        <w:t>Bản Chất Class?</w:t>
-      </w:r>
-    </w:p>
-    <w:p>
-      <w:pPr>
-        <w:pStyle w:val="ListParagraph"/>
-        <w:numPr>
-          <w:ilvl w:val="0"/>
-          <w:numId w:val="3"/>
-        </w:numPr>
-        <w:rPr>
-          <w:lang w:val="en-US"/>
-        </w:rPr>
-      </w:pPr>
-      <w:r>
-        <w:rPr>
-          <w:lang w:val="en-US"/>
-        </w:rPr>
-        <w:t xml:space="preserve">Tưởng tượng Class giống như đường dẫn đến File, giả sử Class to nhất của bạn là A, thì A là thư mục gốc, tạo Class B bên trong A, tương đương tạo thư mục con B trong thư mục gốc A, tạo thuộc tính và </w:t>
-      </w:r>
-      <w:r>
-        <w:rPr>
-          <w:lang w:val="en-US"/>
-        </w:rPr>
-        <w:t>hàm</w:t>
-      </w:r>
-      <w:r>
-        <w:rPr>
-          <w:lang w:val="en-US"/>
-        </w:rPr>
-        <w:t xml:space="preserve"> trong A, tương đương tạo File trong thư mục A</w:t>
-      </w:r>
-    </w:p>
-    <w:p>
-      <w:pPr>
-        <w:pStyle w:val="ListParagraph"/>
-        <w:numPr>
-          <w:ilvl w:val="0"/>
-          <w:numId w:val="3"/>
-        </w:numPr>
-        <w:rPr>
-          <w:lang w:val="en-US"/>
-        </w:rPr>
-      </w:pPr>
-      <w:r>
-        <w:rPr>
-          <w:lang w:val="en-US"/>
-        </w:rPr>
-        <w:t xml:space="preserve">Để truy cập 1 thuộc tính hoặc </w:t>
-      </w:r>
-      <w:r>
-        <w:rPr>
-          <w:lang w:val="en-US"/>
-        </w:rPr>
-        <w:t>hàm,</w:t>
-      </w:r>
-      <w:r>
-        <w:rPr>
-          <w:lang w:val="en-US"/>
-        </w:rPr>
-        <w:t xml:space="preserve"> thì phải biến đường dẫn đến nó, khác với đường dẫn thông thường,  đường dẫn này thay dấu “/” thành “.”</w:t>
-      </w:r>
-    </w:p>
-    <w:p>
-      <w:pPr>
-        <w:pStyle w:val="ListParagraph"/>
-        <w:numPr>
-          <w:ilvl w:val="0"/>
-          <w:numId w:val="3"/>
-        </w:numPr>
-        <w:rPr>
-          <w:lang w:val="en-US"/>
-        </w:rPr>
-      </w:pPr>
-      <w:r>
-        <w:rPr>
-          <w:lang w:val="en-US"/>
-        </w:rPr>
-        <w:t>Ví dụ</w:t>
-      </w:r>
-    </w:p>
-    <w:p>
-      <w:pPr>
-        <w:pStyle w:val="ListParagraph"/>
-        <w:numPr>
-          <w:ilvl w:val="0"/>
-          <w:numId w:val="3"/>
-        </w:numPr>
-        <w:rPr>
-          <w:lang w:val="en-US"/>
-        </w:rPr>
-      </w:pPr>
-      <w:r>
-        <w:rPr>
-          <w:lang w:val="en-US"/>
-        </w:rPr>
-        <w:t>Class A to nhất, trong đó có Class B, trong B có thuộc tính “foo” = 5, khi đó “A.B.foo” có giá trị = 5, trong B còn có hàm “bar”, khi đó “A.B.bar(&lt;Tham Số&gt;)” sẽ gọi hàm này</w:t>
-      </w:r>
-    </w:p>
-    <w:p>
-      <w:pPr>
-        <w:pStyle w:val="ListParagraph"/>
-        <w:numPr>
-          <w:ilvl w:val="0"/>
-          <w:numId w:val="7"/>
-        </w:numPr>
-        <w:rPr>
-          <w:lang w:val="en-US"/>
-        </w:rPr>
-      </w:pPr>
-      <w:r>
-        <w:rPr>
-          <w:lang w:val="en-US"/>
-        </w:rPr>
-        <w:t xml:space="preserve">Bản </w:t>
-      </w:r>
-      <w:r>
-        <w:rPr>
-          <w:lang w:val="en-US"/>
-        </w:rPr>
-        <w:t xml:space="preserve">Chất Của 1 Đối Tượng  Thuộc 1 </w:t>
-      </w:r>
-      <w:r>
-        <w:rPr>
-          <w:lang w:val="en-US"/>
-        </w:rPr>
-        <w:t xml:space="preserve">Class </w:t>
-      </w:r>
-      <w:r>
-        <w:rPr>
-          <w:lang w:val="en-US"/>
-        </w:rPr>
-        <w:t>Nào Đó?</w:t>
-      </w:r>
-    </w:p>
-    <w:p>
-      <w:pPr>
-        <w:pStyle w:val="ListParagraph"/>
-        <w:numPr>
-          <w:ilvl w:val="0"/>
-          <w:numId w:val="3"/>
-        </w:numPr>
-        <w:rPr>
-          <w:lang w:val="en-US"/>
-        </w:rPr>
-      </w:pPr>
-      <w:r>
-        <w:rPr>
-          <w:lang w:val="en-US"/>
-        </w:rPr>
-        <w:t>Để tạo 1 đối tượng của 1 Class, ví dụ tạo đối tượng B từ Class A, viết</w:t>
-      </w:r>
-    </w:p>
-    <w:p>
-      <w:pPr>
-        <w:pStyle w:val="ListParagraph"/>
-        <w:pBdr>
-          <w:top w:val="single" w:sz="4" w:space="1" w:color="auto"/>
-          <w:left w:val="single" w:sz="4" w:space="4" w:color="auto"/>
-          <w:bottom w:val="single" w:sz="4" w:space="1" w:color="auto"/>
-          <w:right w:val="single" w:sz="4" w:space="4" w:color="auto"/>
-        </w:pBdr>
-        <w:ind w:left="1080"/>
-        <w:rPr>
-          <w:lang w:val="en-US"/>
-        </w:rPr>
-      </w:pPr>
-      <w:r>
-        <w:rPr>
-          <w:lang w:val="en-US"/>
-        </w:rPr>
-        <w:t>B = A()</w:t>
-      </w:r>
-    </w:p>
-    <w:p>
-      <w:pPr>
-        <w:pStyle w:val="ListParagraph"/>
-        <w:numPr>
-          <w:ilvl w:val="0"/>
-          <w:numId w:val="3"/>
-        </w:numPr>
-        <w:rPr>
-          <w:lang w:val="en-US"/>
-        </w:rPr>
-      </w:pPr>
-      <w:r>
-        <w:rPr>
-          <w:lang w:val="en-US"/>
-        </w:rPr>
-        <w:t>Đầ</w:t>
-      </w:r>
-      <w:r>
-        <w:rPr>
-          <w:lang w:val="en-US"/>
-        </w:rPr>
-        <w:t>u tiên, xét thuộc tính</w:t>
-      </w:r>
-      <w:r>
-        <w:rPr>
-          <w:lang w:val="en-US"/>
-        </w:rPr>
-        <w:t xml:space="preserve">, giả sử ta có Class A, trong đó có </w:t>
-      </w:r>
-      <w:r>
-        <w:rPr>
-          <w:lang w:val="en-US"/>
-        </w:rPr>
-        <w:t>“</w:t>
-      </w:r>
-      <w:r>
-        <w:rPr>
-          <w:lang w:val="en-US"/>
-        </w:rPr>
-        <w:t>foo</w:t>
-      </w:r>
-      <w:r>
-        <w:rPr>
-          <w:lang w:val="en-US"/>
-        </w:rPr>
-        <w:t>”</w:t>
-      </w:r>
-      <w:r>
-        <w:rPr>
-          <w:lang w:val="en-US"/>
-        </w:rPr>
-        <w:t xml:space="preserve"> = 4, B là 1 đối tượng thuộc Class A, truy cập tất cả thuộc tính của Class A = đối tượng B như bình thườ</w:t>
-      </w:r>
-      <w:r>
-        <w:rPr>
-          <w:lang w:val="en-US"/>
-        </w:rPr>
-        <w:t>ng, tuy nhiên “foo” dùng chung, nghĩa là nếu thay đổi “foo” thông qua “A.foo” thì “B.foo” cũng thay đổi tương tự, nhưng nếu dùng “B.foo” để thay đổi, thì “A.foo” và tất cả các đối tượng của class A sẽ không thay đổi, khi này, “foo” của B sẽ tách ra làm thuộc tính riêng của B</w:t>
-      </w:r>
-    </w:p>
-    <w:p>
-      <w:pPr>
-        <w:pStyle w:val="ListParagraph"/>
-        <w:numPr>
-          <w:ilvl w:val="0"/>
-          <w:numId w:val="3"/>
-        </w:numPr>
-        <w:rPr>
-          <w:lang w:val="en-US"/>
-        </w:rPr>
-      </w:pPr>
-      <w:r>
-        <w:rPr>
-          <w:lang w:val="en-US"/>
-        </w:rPr>
-        <w:t xml:space="preserve">Xét hàm số, trong Class A có hàm “bar”, khi này dùng B để gọi </w:t>
-      </w:r>
-      <w:r>
-        <w:rPr>
-          <w:lang w:val="en-US"/>
-        </w:rPr>
-        <w:t>“</w:t>
-      </w:r>
-      <w:r>
-        <w:rPr>
-          <w:lang w:val="en-US"/>
-        </w:rPr>
-        <w:t>bar</w:t>
-      </w:r>
-      <w:r>
-        <w:rPr>
-          <w:lang w:val="en-US"/>
-        </w:rPr>
-        <w:t>”</w:t>
-      </w:r>
-      <w:r>
-        <w:rPr>
-          <w:lang w:val="en-US"/>
-        </w:rPr>
-        <w:t xml:space="preserve"> sẽ có 1 chút khác, đó là tham số đầu tiên của </w:t>
-      </w:r>
-      <w:r>
-        <w:rPr>
-          <w:lang w:val="en-US"/>
-        </w:rPr>
-        <w:t>“</w:t>
-      </w:r>
-      <w:r>
-        <w:rPr>
-          <w:lang w:val="en-US"/>
-        </w:rPr>
-        <w:t>bar</w:t>
-      </w:r>
-      <w:r>
-        <w:rPr>
-          <w:lang w:val="en-US"/>
-        </w:rPr>
-        <w:t>”</w:t>
-      </w:r>
-      <w:r>
-        <w:rPr>
-          <w:lang w:val="en-US"/>
-        </w:rPr>
-        <w:t xml:space="preserve"> sẽ chính là bản thân B luôn, nên bạn có thể dùng tham số này để thay đổi hàm và thuộc tính của B, thông thường nó được đặt tên là “self”</w:t>
-      </w:r>
-    </w:p>
-    <w:p>
-      <w:pPr>
-        <w:pStyle w:val="ListParagraph"/>
-        <w:numPr>
-          <w:ilvl w:val="0"/>
-          <w:numId w:val="3"/>
-        </w:numPr>
-        <w:rPr>
-          <w:lang w:val="en-US"/>
-        </w:rPr>
-      </w:pPr>
-      <w:r>
-        <w:rPr>
-          <w:lang w:val="en-US"/>
-        </w:rPr>
-        <w:t>Nếu bạn muốn không có sự khác biệt, nghĩa là không có tham số đầu tiên con mẹ gì hết, thì đặt “@staticmethod” lên trước khai báo hàm</w:t>
-      </w:r>
-    </w:p>
-    <w:p>
-      <w:pPr>
-        <w:pStyle w:val="ListParagraph"/>
-        <w:numPr>
-          <w:ilvl w:val="0"/>
-          <w:numId w:val="3"/>
-        </w:numPr>
-        <w:rPr>
-          <w:lang w:val="en-US"/>
-        </w:rPr>
-      </w:pPr>
-      <w:r>
-        <w:rPr>
-          <w:lang w:val="en-US"/>
-        </w:rPr>
-        <w:t>Hàm “__init__” là trường hợp đặc biệt, sau khi B đăng kí Class A, nó sẽ ngay lập tức gọi hàm này</w:t>
-      </w:r>
-    </w:p>
-    <w:p>
-      <w:pPr>
-        <w:pStyle w:val="ListParagraph"/>
-        <w:numPr>
-          <w:ilvl w:val="0"/>
-          <w:numId w:val="7"/>
-        </w:numPr>
-        <w:rPr>
-          <w:lang w:val="en-US"/>
-        </w:rPr>
-      </w:pPr>
-      <w:r>
-        <w:rPr>
-          <w:lang w:val="en-US"/>
-        </w:rPr>
-        <w:t xml:space="preserve">Tạo </w:t>
-      </w:r>
-      <w:r>
-        <w:rPr>
-          <w:lang w:val="en-US"/>
-        </w:rPr>
-        <w:t>Nhanh 1 Class?</w:t>
-      </w:r>
-    </w:p>
-    <w:p>
-      <w:pPr>
-        <w:pStyle w:val="ListParagraph"/>
-        <w:pBdr>
-          <w:top w:val="single" w:sz="4" w:space="1" w:color="auto"/>
-          <w:left w:val="single" w:sz="4" w:space="4" w:color="auto"/>
-          <w:bottom w:val="single" w:sz="4" w:space="1" w:color="auto"/>
-          <w:right w:val="single" w:sz="4" w:space="4" w:color="auto"/>
-        </w:pBdr>
-        <w:ind w:left="1080"/>
-        <w:rPr>
-          <w:lang w:val="en-US"/>
-        </w:rPr>
-      </w:pPr>
-      <w:r>
-        <w:rPr>
-          <w:lang w:val="en-US"/>
-        </w:rPr>
-        <w:t xml:space="preserve">class </w:t>
-      </w:r>
-      <w:r>
-        <w:rPr>
-          <w:lang w:val="en-US"/>
-        </w:rPr>
-        <w:t>&lt;Tên Class&gt;</w:t>
-      </w:r>
-      <w:r>
-        <w:rPr>
-          <w:lang w:val="en-US"/>
-        </w:rPr>
-        <w:t>(</w:t>
-      </w:r>
-      <w:r>
-        <w:rPr>
-          <w:lang w:val="en-US"/>
-        </w:rPr>
-        <w:t>&lt;Tên Class Kế Thừa&gt;</w:t>
+        <w:t xml:space="preserve">        </w:t>
+      </w:r>
+      <w:r>
+        <w:rPr>
+          <w:lang w:val="en-US"/>
+        </w:rPr>
+        <w:t>self.</w:t>
+      </w:r>
+      <w:r>
+        <w:rPr>
+          <w:lang w:val="en-US"/>
+        </w:rPr>
+        <w:t>dark</w:t>
+      </w:r>
+      <w:r>
+        <w:rPr>
+          <w:lang w:val="en-US"/>
+        </w:rPr>
+        <w:t xml:space="preserve"> = </w:t>
+      </w:r>
+      <w:r>
+        <w:rPr>
+          <w:lang w:val="en-US"/>
+        </w:rPr>
+        <w:t>“lmao”</w:t>
+      </w:r>
+    </w:p>
+    <w:p>
+      <w:pPr>
+        <w:pStyle w:val="ListParagraph"/>
+        <w:pBdr>
+          <w:top w:val="single" w:sz="4" w:space="1" w:color="auto"/>
+          <w:left w:val="single" w:sz="4" w:space="4" w:color="auto"/>
+          <w:bottom w:val="single" w:sz="4" w:space="1" w:color="auto"/>
+          <w:right w:val="single" w:sz="4" w:space="4" w:color="auto"/>
+        </w:pBdr>
+        <w:ind w:left="1080"/>
+        <w:rPr>
+          <w:lang w:val="en-US"/>
+        </w:rPr>
+      </w:pPr>
+    </w:p>
+    <w:p>
+      <w:pPr>
+        <w:pStyle w:val="ListParagraph"/>
+        <w:pBdr>
+          <w:top w:val="single" w:sz="4" w:space="1" w:color="auto"/>
+          <w:left w:val="single" w:sz="4" w:space="4" w:color="auto"/>
+          <w:bottom w:val="single" w:sz="4" w:space="1" w:color="auto"/>
+          <w:right w:val="single" w:sz="4" w:space="4" w:color="auto"/>
+        </w:pBdr>
+        <w:ind w:left="1080"/>
+        <w:rPr>
+          <w:lang w:val="en-US"/>
+        </w:rPr>
+      </w:pPr>
+      <w:r>
+        <w:rPr>
+          <w:lang w:val="en-US"/>
+        </w:rPr>
+        <w:t xml:space="preserve">    </w:t>
+      </w:r>
+      <w:r>
+        <w:rPr>
+          <w:lang w:val="en-US"/>
+        </w:rPr>
+        <w:t xml:space="preserve">def </w:t>
+      </w:r>
+      <w:r>
+        <w:rPr>
+          <w:lang w:val="en-US"/>
+        </w:rPr>
+        <w:t>lol</w:t>
+      </w:r>
+      <w:r>
+        <w:rPr>
+          <w:lang w:val="en-US"/>
+        </w:rPr>
+        <w:t xml:space="preserve">(self, </w:t>
+      </w:r>
+      <w:r>
+        <w:rPr>
+          <w:lang w:val="en-US"/>
+        </w:rPr>
+        <w:t>shit</w:t>
       </w:r>
       <w:r>
         <w:rPr>
@@ -4341,479 +4846,6 @@
         <w:rPr>
           <w:lang w:val="en-US"/>
         </w:rPr>
-        <w:t xml:space="preserve">    </w:t>
-      </w:r>
-      <w:r>
-        <w:rPr>
-          <w:lang w:val="en-US"/>
-        </w:rPr>
-        <w:t>def __init__(self, &lt;Tham Số Khởi Tạo&gt;):</w:t>
-      </w:r>
-    </w:p>
-    <w:p>
-      <w:pPr>
-        <w:pStyle w:val="ListParagraph"/>
-        <w:pBdr>
-          <w:top w:val="single" w:sz="4" w:space="1" w:color="auto"/>
-          <w:left w:val="single" w:sz="4" w:space="4" w:color="auto"/>
-          <w:bottom w:val="single" w:sz="4" w:space="1" w:color="auto"/>
-          <w:right w:val="single" w:sz="4" w:space="4" w:color="auto"/>
-        </w:pBdr>
-        <w:ind w:left="1080"/>
-        <w:rPr>
-          <w:lang w:val="en-US"/>
-        </w:rPr>
-      </w:pPr>
-      <w:r>
-        <w:rPr>
-          <w:lang w:val="en-US"/>
-        </w:rPr>
-        <w:t xml:space="preserve">        </w:t>
-      </w:r>
-      <w:r>
-        <w:rPr>
-          <w:lang w:val="en-US"/>
-        </w:rPr>
-        <w:t>super().__init__(&lt;Giá Trị Khởi Tạo Class Kế Thừa&gt;)</w:t>
-      </w:r>
-    </w:p>
-    <w:p>
-      <w:pPr>
-        <w:pStyle w:val="ListParagraph"/>
-        <w:pBdr>
-          <w:top w:val="single" w:sz="4" w:space="1" w:color="auto"/>
-          <w:left w:val="single" w:sz="4" w:space="4" w:color="auto"/>
-          <w:bottom w:val="single" w:sz="4" w:space="1" w:color="auto"/>
-          <w:right w:val="single" w:sz="4" w:space="4" w:color="auto"/>
-        </w:pBdr>
-        <w:ind w:left="1080"/>
-        <w:rPr>
-          <w:lang w:val="en-US"/>
-        </w:rPr>
-      </w:pPr>
-      <w:r>
-        <w:rPr>
-          <w:lang w:val="en-US"/>
-        </w:rPr>
-        <w:t xml:space="preserve">        </w:t>
-      </w:r>
-      <w:r>
-        <w:rPr>
-          <w:lang w:val="en-US"/>
-        </w:rPr>
-        <w:t>self.&lt;Tên Thuộc Tính&gt; = &lt;Giá Trị Thuộc Tính&gt;</w:t>
-      </w:r>
-    </w:p>
-    <w:p>
-      <w:pPr>
-        <w:pStyle w:val="ListParagraph"/>
-        <w:pBdr>
-          <w:top w:val="single" w:sz="4" w:space="1" w:color="auto"/>
-          <w:left w:val="single" w:sz="4" w:space="4" w:color="auto"/>
-          <w:bottom w:val="single" w:sz="4" w:space="1" w:color="auto"/>
-          <w:right w:val="single" w:sz="4" w:space="4" w:color="auto"/>
-        </w:pBdr>
-        <w:ind w:left="1080"/>
-        <w:rPr>
-          <w:lang w:val="en-US"/>
-        </w:rPr>
-      </w:pPr>
-    </w:p>
-    <w:p>
-      <w:pPr>
-        <w:pStyle w:val="ListParagraph"/>
-        <w:pBdr>
-          <w:top w:val="single" w:sz="4" w:space="1" w:color="auto"/>
-          <w:left w:val="single" w:sz="4" w:space="4" w:color="auto"/>
-          <w:bottom w:val="single" w:sz="4" w:space="1" w:color="auto"/>
-          <w:right w:val="single" w:sz="4" w:space="4" w:color="auto"/>
-        </w:pBdr>
-        <w:ind w:left="1080"/>
-        <w:rPr>
-          <w:lang w:val="en-US"/>
-        </w:rPr>
-      </w:pPr>
-      <w:r>
-        <w:rPr>
-          <w:lang w:val="en-US"/>
-        </w:rPr>
-        <w:t xml:space="preserve">    </w:t>
-      </w:r>
-      <w:r>
-        <w:rPr>
-          <w:lang w:val="en-US"/>
-        </w:rPr>
-        <w:t>def &lt;Tên Hàm Trong Class&gt;(self, &lt;Tham Số&gt;):</w:t>
-      </w:r>
-    </w:p>
-    <w:p>
-      <w:pPr>
-        <w:pStyle w:val="ListParagraph"/>
-        <w:pBdr>
-          <w:top w:val="single" w:sz="4" w:space="1" w:color="auto"/>
-          <w:left w:val="single" w:sz="4" w:space="4" w:color="auto"/>
-          <w:bottom w:val="single" w:sz="4" w:space="1" w:color="auto"/>
-          <w:right w:val="single" w:sz="4" w:space="4" w:color="auto"/>
-        </w:pBdr>
-        <w:ind w:left="1080"/>
-        <w:rPr>
-          <w:lang w:val="en-US"/>
-        </w:rPr>
-      </w:pPr>
-      <w:r>
-        <w:rPr>
-          <w:lang w:val="en-US"/>
-        </w:rPr>
-        <w:t xml:space="preserve">        </w:t>
-      </w:r>
-      <w:r>
-        <w:rPr>
-          <w:lang w:val="en-US"/>
-        </w:rPr>
-        <w:t xml:space="preserve">&lt;Xử Lí </w:t>
-      </w:r>
-      <w:r>
-        <w:rPr>
-          <w:lang w:val="en-US"/>
-        </w:rPr>
-        <w:t>Gì Đó Với Tham Số</w:t>
-      </w:r>
-      <w:r>
-        <w:rPr>
-          <w:lang w:val="en-US"/>
-        </w:rPr>
-        <w:t>&gt;</w:t>
-      </w:r>
-    </w:p>
-    <w:p>
-      <w:pPr>
-        <w:pStyle w:val="ListParagraph"/>
-        <w:pBdr>
-          <w:top w:val="single" w:sz="4" w:space="1" w:color="auto"/>
-          <w:left w:val="single" w:sz="4" w:space="4" w:color="auto"/>
-          <w:bottom w:val="single" w:sz="4" w:space="1" w:color="auto"/>
-          <w:right w:val="single" w:sz="4" w:space="4" w:color="auto"/>
-        </w:pBdr>
-        <w:ind w:left="1080"/>
-        <w:rPr>
-          <w:lang w:val="en-US"/>
-        </w:rPr>
-      </w:pPr>
-      <w:r>
-        <w:rPr>
-          <w:lang w:val="en-US"/>
-        </w:rPr>
-        <w:t xml:space="preserve">        </w:t>
-      </w:r>
-      <w:r>
-        <w:rPr>
-          <w:lang w:val="en-US"/>
-        </w:rPr>
-        <w:t>return &lt;Giá Trị G</w:t>
-      </w:r>
-      <w:r>
-        <w:rPr>
-          <w:sz w:val="24"/>
-          <w:lang w:val="en-US"/>
-        </w:rPr>
-        <w:t>ì</w:t>
-      </w:r>
-      <w:r>
-        <w:rPr>
-          <w:lang w:val="en-US"/>
-        </w:rPr>
-        <w:t xml:space="preserve"> Đó&gt;</w:t>
-      </w:r>
-    </w:p>
-    <w:p>
-      <w:pPr>
-        <w:pStyle w:val="ListParagraph"/>
-        <w:numPr>
-          <w:ilvl w:val="0"/>
-          <w:numId w:val="3"/>
-        </w:numPr>
-        <w:rPr>
-          <w:lang w:val="en-US"/>
-        </w:rPr>
-      </w:pPr>
-      <w:r>
-        <w:rPr>
-          <w:lang w:val="en-US"/>
-        </w:rPr>
-        <w:t>Lệnh “</w:t>
-      </w:r>
-      <w:r>
-        <w:rPr>
-          <w:lang w:val="en-US"/>
-        </w:rPr>
-        <w:t>super().__init__()</w:t>
-      </w:r>
-      <w:r>
-        <w:rPr>
-          <w:lang w:val="en-US"/>
-        </w:rPr>
-        <w:t>” dùng để khởi tạo Class kế thừa với những giá trị mình đưa vào</w:t>
-      </w:r>
-    </w:p>
-    <w:p>
-      <w:pPr>
-        <w:pStyle w:val="ListParagraph"/>
-        <w:numPr>
-          <w:ilvl w:val="0"/>
-          <w:numId w:val="3"/>
-        </w:numPr>
-        <w:rPr>
-          <w:lang w:val="en-US"/>
-        </w:rPr>
-      </w:pPr>
-      <w:r>
-        <w:rPr>
-          <w:lang w:val="en-US"/>
-        </w:rPr>
-        <w:t>Ví dụ</w:t>
-      </w:r>
-    </w:p>
-    <w:p>
-      <w:pPr>
-        <w:pStyle w:val="ListParagraph"/>
-        <w:pBdr>
-          <w:top w:val="single" w:sz="4" w:space="1" w:color="auto"/>
-          <w:left w:val="single" w:sz="4" w:space="4" w:color="auto"/>
-          <w:bottom w:val="single" w:sz="4" w:space="1" w:color="auto"/>
-          <w:right w:val="single" w:sz="4" w:space="4" w:color="auto"/>
-        </w:pBdr>
-        <w:ind w:left="1080"/>
-        <w:rPr>
-          <w:lang w:val="en-US"/>
-        </w:rPr>
-      </w:pPr>
-      <w:r>
-        <w:rPr>
-          <w:lang w:val="en-US"/>
-        </w:rPr>
-        <w:t xml:space="preserve">class </w:t>
-      </w:r>
-      <w:r>
-        <w:rPr>
-          <w:lang w:val="en-US"/>
-        </w:rPr>
-        <w:t>foo</w:t>
-      </w:r>
-      <w:r>
-        <w:rPr>
-          <w:lang w:val="en-US"/>
-        </w:rPr>
-        <w:t>(</w:t>
-      </w:r>
-      <w:r>
-        <w:rPr>
-          <w:lang w:val="en-US"/>
-        </w:rPr>
-        <w:t>bar</w:t>
-      </w:r>
-      <w:r>
-        <w:rPr>
-          <w:lang w:val="en-US"/>
-        </w:rPr>
-        <w:t>):</w:t>
-      </w:r>
-    </w:p>
-    <w:p>
-      <w:pPr>
-        <w:pStyle w:val="ListParagraph"/>
-        <w:pBdr>
-          <w:top w:val="single" w:sz="4" w:space="1" w:color="auto"/>
-          <w:left w:val="single" w:sz="4" w:space="4" w:color="auto"/>
-          <w:bottom w:val="single" w:sz="4" w:space="1" w:color="auto"/>
-          <w:right w:val="single" w:sz="4" w:space="4" w:color="auto"/>
-        </w:pBdr>
-        <w:ind w:left="1080"/>
-        <w:rPr>
-          <w:lang w:val="en-US"/>
-        </w:rPr>
-      </w:pPr>
-      <w:r>
-        <w:rPr>
-          <w:lang w:val="en-US"/>
-        </w:rPr>
-        <w:t xml:space="preserve">    </w:t>
-      </w:r>
-      <w:r>
-        <w:rPr>
-          <w:lang w:val="en-US"/>
-        </w:rPr>
-        <w:t xml:space="preserve">def __init__(self, </w:t>
-      </w:r>
-      <w:r>
-        <w:rPr>
-          <w:lang w:val="en-US"/>
-        </w:rPr>
-        <w:t>bruh</w:t>
-      </w:r>
-      <w:r>
-        <w:rPr>
-          <w:lang w:val="en-US"/>
-        </w:rPr>
-        <w:t>):</w:t>
-      </w:r>
-    </w:p>
-    <w:p>
-      <w:pPr>
-        <w:pStyle w:val="ListParagraph"/>
-        <w:pBdr>
-          <w:top w:val="single" w:sz="4" w:space="1" w:color="auto"/>
-          <w:left w:val="single" w:sz="4" w:space="4" w:color="auto"/>
-          <w:bottom w:val="single" w:sz="4" w:space="1" w:color="auto"/>
-          <w:right w:val="single" w:sz="4" w:space="4" w:color="auto"/>
-        </w:pBdr>
-        <w:ind w:left="1080"/>
-        <w:rPr>
-          <w:lang w:val="en-US"/>
-        </w:rPr>
-      </w:pPr>
-      <w:r>
-        <w:rPr>
-          <w:lang w:val="en-US"/>
-        </w:rPr>
-        <w:t xml:space="preserve">        </w:t>
-      </w:r>
-      <w:r>
-        <w:rPr>
-          <w:lang w:val="en-US"/>
-        </w:rPr>
-        <w:t>super().__init__()</w:t>
-      </w:r>
-    </w:p>
-    <w:p>
-      <w:pPr>
-        <w:pStyle w:val="ListParagraph"/>
-        <w:pBdr>
-          <w:top w:val="single" w:sz="4" w:space="1" w:color="auto"/>
-          <w:left w:val="single" w:sz="4" w:space="4" w:color="auto"/>
-          <w:bottom w:val="single" w:sz="4" w:space="1" w:color="auto"/>
-          <w:right w:val="single" w:sz="4" w:space="4" w:color="auto"/>
-        </w:pBdr>
-        <w:ind w:left="1080"/>
-        <w:rPr>
-          <w:lang w:val="en-US"/>
-        </w:rPr>
-      </w:pPr>
-      <w:r>
-        <w:rPr>
-          <w:lang w:val="en-US"/>
-        </w:rPr>
-        <w:t xml:space="preserve">        </w:t>
-      </w:r>
-      <w:r>
-        <w:rPr>
-          <w:lang w:val="en-US"/>
-        </w:rPr>
-        <w:t>self.</w:t>
-      </w:r>
-      <w:r>
-        <w:rPr>
-          <w:lang w:val="en-US"/>
-        </w:rPr>
-        <w:t>dark</w:t>
-      </w:r>
-      <w:r>
-        <w:rPr>
-          <w:lang w:val="en-US"/>
-        </w:rPr>
-        <w:t xml:space="preserve"> = </w:t>
-      </w:r>
-      <w:r>
-        <w:rPr>
-          <w:lang w:val="en-US"/>
-        </w:rPr>
-        <w:t>“lmao”</w:t>
-      </w:r>
-    </w:p>
-    <w:p>
-      <w:pPr>
-        <w:pStyle w:val="ListParagraph"/>
-        <w:pBdr>
-          <w:top w:val="single" w:sz="4" w:space="1" w:color="auto"/>
-          <w:left w:val="single" w:sz="4" w:space="4" w:color="auto"/>
-          <w:bottom w:val="single" w:sz="4" w:space="1" w:color="auto"/>
-          <w:right w:val="single" w:sz="4" w:space="4" w:color="auto"/>
-        </w:pBdr>
-        <w:ind w:left="1080"/>
-        <w:rPr>
-          <w:lang w:val="en-US"/>
-        </w:rPr>
-      </w:pPr>
-    </w:p>
-    <w:p>
-      <w:pPr>
-        <w:pStyle w:val="ListParagraph"/>
-        <w:pBdr>
-          <w:top w:val="single" w:sz="4" w:space="1" w:color="auto"/>
-          <w:left w:val="single" w:sz="4" w:space="4" w:color="auto"/>
-          <w:bottom w:val="single" w:sz="4" w:space="1" w:color="auto"/>
-          <w:right w:val="single" w:sz="4" w:space="4" w:color="auto"/>
-        </w:pBdr>
-        <w:ind w:left="1080"/>
-        <w:rPr>
-          <w:lang w:val="en-US"/>
-        </w:rPr>
-      </w:pPr>
-      <w:r>
-        <w:rPr>
-          <w:lang w:val="en-US"/>
-        </w:rPr>
-        <w:t xml:space="preserve">    </w:t>
-      </w:r>
-      <w:r>
-        <w:rPr>
-          <w:lang w:val="en-US"/>
-        </w:rPr>
-        <w:t xml:space="preserve">def </w:t>
-      </w:r>
-      <w:r>
-        <w:rPr>
-          <w:lang w:val="en-US"/>
-        </w:rPr>
-        <w:t>lol</w:t>
-      </w:r>
-      <w:r>
-        <w:rPr>
-          <w:lang w:val="en-US"/>
-        </w:rPr>
-        <w:t xml:space="preserve">(self, </w:t>
-      </w:r>
-      <w:r>
-        <w:rPr>
-          <w:lang w:val="en-US"/>
-        </w:rPr>
-        <w:t>shit</w:t>
-      </w:r>
-      <w:r>
-        <w:rPr>
-          <w:lang w:val="en-US"/>
-        </w:rPr>
-        <w:t>):</w:t>
-      </w:r>
-    </w:p>
-    <w:p>
-      <w:pPr>
-        <w:pStyle w:val="ListParagraph"/>
-        <w:pBdr>
-          <w:top w:val="single" w:sz="4" w:space="1" w:color="auto"/>
-          <w:left w:val="single" w:sz="4" w:space="4" w:color="auto"/>
-          <w:bottom w:val="single" w:sz="4" w:space="1" w:color="auto"/>
-          <w:right w:val="single" w:sz="4" w:space="4" w:color="auto"/>
-        </w:pBdr>
-        <w:ind w:left="1080"/>
-        <w:rPr>
-          <w:lang w:val="en-US"/>
-        </w:rPr>
-      </w:pPr>
-      <w:r>
-        <w:rPr>
-          <w:lang w:val="en-US"/>
-        </w:rPr>
-        <w:lastRenderedPageBreak/>
         <w:t xml:space="preserve">        </w:t>
       </w:r>
       <w:r>
@@ -6085,6 +6117,7 @@
               <w:rPr>
                 <w:lang w:val="en-US"/>
               </w:rPr>
+              <w:lastRenderedPageBreak/>
               <w:t>foo(1, 2, 3, dark = 4, bob = 8, shit = 7)</w:t>
             </w:r>
           </w:p>
@@ -7676,6 +7709,7 @@
         <w:rPr>
           <w:lang w:val="en-US"/>
         </w:rPr>
+        <w:lastRenderedPageBreak/>
         <w:t xml:space="preserve">    f.write(content)</w:t>
       </w:r>
     </w:p>
@@ -7751,7 +7785,6 @@
         <w:rPr>
           <w:lang w:val="en-US"/>
         </w:rPr>
-        <w:lastRenderedPageBreak/>
         <w:t>FILE_PATH = &lt;Đường Dẫn Tới File&gt;</w:t>
       </w:r>
     </w:p>
@@ -8429,6 +8462,7 @@
         <w:rPr>
           <w:lang w:val="en-US"/>
         </w:rPr>
+        <w:lastRenderedPageBreak/>
         <w:tab/>
       </w:r>
       <w:r>
@@ -8489,446 +8523,446 @@
         <w:rPr>
           <w:lang w:val="en-US"/>
         </w:rPr>
+        <w:tab/>
+      </w:r>
+      <w:r>
+        <w:rPr>
+          <w:lang w:val="en-US"/>
+        </w:rPr>
+        <w:tab/>
+        <w:t xml:space="preserve">      bar = foo(bar)</w:t>
+      </w:r>
+    </w:p>
+    <w:p>
+      <w:pPr>
+        <w:rPr>
+          <w:lang w:val="en-US"/>
+        </w:rPr>
+      </w:pPr>
+      <w:r>
+        <w:rPr>
+          <w:lang w:val="en-US"/>
+        </w:rPr>
+        <w:tab/>
+        <w:t>@classmethod: dùng trong class, func tiếp theo self đổ</w:t>
+      </w:r>
+      <w:r>
+        <w:rPr>
+          <w:lang w:val="en-US"/>
+        </w:rPr>
+        <w:t>i thành cls</w:t>
+      </w:r>
+    </w:p>
+    <w:p>
+      <w:pPr>
+        <w:rPr>
+          <w:lang w:val="en-US"/>
+        </w:rPr>
+      </w:pPr>
+      <w:r>
+        <w:rPr>
+          <w:lang w:val="en-US"/>
+        </w:rPr>
+        <w:tab/>
+      </w:r>
+      <w:r>
+        <w:rPr>
+          <w:lang w:val="en-US"/>
+        </w:rPr>
+        <w:tab/>
+        <w:t>Ex:</w:t>
+      </w:r>
+      <w:r>
+        <w:rPr>
+          <w:lang w:val="en-US"/>
+        </w:rPr>
+        <w:t xml:space="preserve"> @classmethod </w:t>
+      </w:r>
+    </w:p>
+    <w:p>
+      <w:pPr>
+        <w:ind w:left="720" w:firstLine="720"/>
+        <w:rPr>
+          <w:lang w:val="en-US"/>
+        </w:rPr>
+      </w:pPr>
+      <w:r>
+        <w:rPr>
+          <w:lang w:val="en-US"/>
+        </w:rPr>
+        <w:t xml:space="preserve">      def foo(cls):</w:t>
+      </w:r>
+    </w:p>
+    <w:p>
+      <w:pPr>
+        <w:ind w:left="720" w:firstLine="720"/>
+        <w:rPr>
+          <w:lang w:val="en-US"/>
+        </w:rPr>
+      </w:pPr>
+      <w:r>
+        <w:rPr>
+          <w:lang w:val="en-US"/>
+        </w:rPr>
+        <w:tab/>
+      </w:r>
+      <w:r>
+        <w:rPr>
+          <w:lang w:val="en-US"/>
+        </w:rPr>
+        <w:t>return cls(1, 2)</w:t>
+      </w:r>
+    </w:p>
+    <w:p>
+      <w:pPr>
+        <w:rPr>
+          <w:lang w:val="en-US"/>
+        </w:rPr>
+      </w:pPr>
+      <w:r>
+        <w:rPr>
+          <w:lang w:val="en-US"/>
+        </w:rPr>
+        <w:tab/>
+      </w:r>
+      <w:r>
+        <w:rPr>
+          <w:lang w:val="en-US"/>
+        </w:rPr>
+        <w:t xml:space="preserve">  </w:t>
+      </w:r>
+      <w:r>
+        <w:rPr>
+          <w:lang w:val="en-US"/>
+        </w:rPr>
+        <w:tab/>
+        <w:t xml:space="preserve">      self &lt;&gt; cls, class bar, </w:t>
+      </w:r>
+      <w:r>
+        <w:rPr>
+          <w:lang w:val="en-US"/>
+        </w:rPr>
+        <w:t>cls(1, 2) &lt;=&gt; bar(1, 2)</w:t>
+      </w:r>
+    </w:p>
+    <w:p>
+      <w:pPr>
+        <w:rPr>
+          <w:lang w:val="en-US"/>
+        </w:rPr>
+      </w:pPr>
+      <w:r>
+        <w:rPr>
+          <w:lang w:val="en-US"/>
+        </w:rPr>
+        <w:tab/>
+        <w:t>self.__dict__[key] = val tạo attribute key cho obj</w:t>
+      </w:r>
+    </w:p>
+    <w:p>
+      <w:pPr>
+        <w:rPr>
+          <w:lang w:val="en-US"/>
+        </w:rPr>
+      </w:pPr>
+      <w:r>
+        <w:rPr>
+          <w:lang w:val="en-US"/>
+        </w:rPr>
+        <w:tab/>
+      </w:r>
+      <w:r>
+        <w:rPr>
+          <w:lang w:val="en-US"/>
+        </w:rPr>
+        <w:tab/>
+        <w:t>Ex: self.__dict__[‘a’] = 10 =&gt; self.a = 10</w:t>
+      </w:r>
+    </w:p>
+    <w:p>
+      <w:pPr>
+        <w:rPr>
+          <w:lang w:val="en-US"/>
+        </w:rPr>
+      </w:pPr>
+      <w:r>
+        <w:rPr>
+          <w:lang w:val="en-US"/>
+        </w:rPr>
+        <w:tab/>
+        <w:t>nonlocal key word dùng để dùng biế</w:t>
+      </w:r>
+      <w:r>
+        <w:rPr>
+          <w:lang w:val="en-US"/>
+        </w:rPr>
+        <w:t>n ngoài nested function</w:t>
+      </w:r>
+    </w:p>
+    <w:p>
+      <w:pPr>
+        <w:rPr>
+          <w:lang w:val="en-US"/>
+        </w:rPr>
+      </w:pPr>
+      <w:r>
+        <w:rPr>
+          <w:lang w:val="en-US"/>
+        </w:rPr>
+        <w:tab/>
+      </w:r>
+      <w:r>
+        <w:rPr>
+          <w:lang w:val="en-US"/>
+        </w:rPr>
+        <w:tab/>
+        <w:t>Ex: def foo():</w:t>
+      </w:r>
+    </w:p>
+    <w:p>
+      <w:pPr>
+        <w:rPr>
+          <w:lang w:val="en-US"/>
+        </w:rPr>
+      </w:pPr>
+      <w:r>
+        <w:rPr>
+          <w:lang w:val="en-US"/>
+        </w:rPr>
+        <w:tab/>
+      </w:r>
+      <w:r>
+        <w:rPr>
+          <w:lang w:val="en-US"/>
+        </w:rPr>
+        <w:tab/>
+      </w:r>
+      <w:r>
+        <w:rPr>
+          <w:lang w:val="en-US"/>
+        </w:rPr>
+        <w:tab/>
+        <w:t>a = 2</w:t>
+      </w:r>
+    </w:p>
+    <w:p>
+      <w:pPr>
+        <w:ind w:left="1440" w:firstLine="720"/>
+        <w:rPr>
+          <w:lang w:val="en-US"/>
+        </w:rPr>
+      </w:pPr>
+      <w:r>
+        <w:rPr>
+          <w:lang w:val="en-US"/>
+        </w:rPr>
+        <w:t>def bar():</w:t>
+      </w:r>
+    </w:p>
+    <w:p>
+      <w:pPr>
+        <w:ind w:left="1440" w:firstLine="720"/>
+        <w:rPr>
+          <w:lang w:val="en-US"/>
+        </w:rPr>
+      </w:pPr>
+      <w:r>
+        <w:rPr>
+          <w:lang w:val="en-US"/>
+        </w:rPr>
+        <w:tab/>
+        <w:t>nonlocal a</w:t>
+      </w:r>
+    </w:p>
+    <w:p>
+      <w:pPr>
+        <w:ind w:left="1440" w:firstLine="720"/>
+        <w:rPr>
+          <w:lang w:val="en-US"/>
+        </w:rPr>
+      </w:pPr>
+      <w:r>
+        <w:rPr>
+          <w:lang w:val="en-US"/>
+        </w:rPr>
+        <w:tab/>
+        <w:t>a += 1</w:t>
+      </w:r>
+    </w:p>
+    <w:p>
+      <w:pPr>
+        <w:ind w:left="1440" w:firstLine="720"/>
+        <w:rPr>
+          <w:lang w:val="en-US"/>
+        </w:rPr>
+      </w:pPr>
+      <w:r>
+        <w:rPr>
+          <w:lang w:val="en-US"/>
+        </w:rPr>
+        <w:t>print(a)</w:t>
+      </w:r>
+    </w:p>
+    <w:p>
+      <w:pPr>
+        <w:rPr>
+          <w:lang w:val="en-US"/>
+        </w:rPr>
+      </w:pPr>
+      <w:r>
+        <w:rPr>
+          <w:lang w:val="en-US"/>
+        </w:rPr>
+        <w:tab/>
+      </w:r>
+      <w:r>
+        <w:rPr>
+          <w:lang w:val="en-US"/>
+        </w:rPr>
+        <w:tab/>
+        <w:t xml:space="preserve">     foo() =&gt; 3</w:t>
+      </w:r>
+    </w:p>
+    <w:p>
+      <w:pPr>
+        <w:rPr>
+          <w:lang w:val="en-US"/>
+        </w:rPr>
+      </w:pPr>
+      <w:r>
+        <w:rPr>
+          <w:lang w:val="en-US"/>
+        </w:rPr>
+        <w:t>Hasattr(obj, attr_name): check xem obj có attr không:</w:t>
+      </w:r>
+    </w:p>
+    <w:p>
+      <w:pPr>
+        <w:rPr>
+          <w:lang w:val="en-US"/>
+        </w:rPr>
+      </w:pPr>
+      <w:r>
+        <w:rPr>
+          <w:lang w:val="en-US"/>
+        </w:rPr>
+        <w:tab/>
+        <w:t>Ex: hasattr(a, ‘b’) = False</w:t>
+      </w:r>
+    </w:p>
+    <w:p>
+      <w:pPr>
+        <w:rPr>
+          <w:lang w:val="en-US"/>
+        </w:rPr>
+      </w:pPr>
+      <w:r>
+        <w:rPr>
+          <w:lang w:val="en-US"/>
+        </w:rPr>
+        <w:t xml:space="preserve">Isinstance(var, type): check type: </w:t>
+      </w:r>
+    </w:p>
+    <w:p>
+      <w:pPr>
+        <w:ind w:firstLine="720"/>
+        <w:rPr>
+          <w:lang w:val="en-US"/>
+        </w:rPr>
+      </w:pPr>
+      <w:r>
+        <w:rPr>
+          <w:lang w:val="en-US"/>
+        </w:rPr>
+        <w:t>Ex: isinstance((1, 2), tuple) = True</w:t>
+      </w:r>
+    </w:p>
+    <w:p>
+      <w:pPr>
+        <w:rPr>
+          <w:lang w:val="en-US"/>
+        </w:rPr>
+      </w:pPr>
+      <w:r>
+        <w:rPr>
+          <w:lang w:val="en-US"/>
+        </w:rPr>
+        <w:t>Round(var, ndigits): làm tròn mấy số thập phân</w:t>
+      </w:r>
+    </w:p>
+    <w:p>
+      <w:pPr>
+        <w:rPr>
+          <w:lang w:val="en-US"/>
+        </w:rPr>
+      </w:pPr>
+      <w:r>
+        <w:rPr>
+          <w:lang w:val="en-US"/>
+        </w:rPr>
+        <w:tab/>
+        <w:t xml:space="preserve">Ex: round(4.542, 2) = </w:t>
+      </w:r>
+      <w:r>
+        <w:rPr>
+          <w:lang w:val="en-US"/>
+        </w:rPr>
+        <w:t>4.54</w:t>
+      </w:r>
+    </w:p>
+    <w:p>
+      <w:pPr>
+        <w:rPr>
+          <w:lang w:val="en-US"/>
+        </w:rPr>
+      </w:pPr>
+      <w:r>
+        <w:rPr>
+          <w:lang w:val="en-US"/>
+        </w:rPr>
+        <w:t>complex(Real, Imagine):</w:t>
+      </w:r>
+    </w:p>
+    <w:p>
+      <w:pPr>
+        <w:rPr>
+          <w:lang w:val="en-US"/>
+        </w:rPr>
+      </w:pPr>
+      <w:r>
+        <w:rPr>
+          <w:lang w:val="en-US"/>
+        </w:rPr>
+        <w:tab/>
+        <w:t>Usage:</w:t>
+      </w:r>
+    </w:p>
+    <w:p>
+      <w:pPr>
+        <w:ind w:left="720" w:firstLine="720"/>
+        <w:rPr>
+          <w:lang w:val="en-US"/>
+        </w:rPr>
+      </w:pPr>
+      <w:r>
+        <w:rPr>
+          <w:lang w:val="en-US"/>
+        </w:rPr>
+        <w:t>Trả về Complex Number Object</w:t>
+      </w:r>
+    </w:p>
+    <w:p>
+      <w:pPr>
+        <w:rPr>
+          <w:lang w:val="en-US"/>
+        </w:rPr>
+      </w:pPr>
+      <w:r>
+        <w:rPr>
+          <w:lang w:val="en-US"/>
+        </w:rPr>
         <w:lastRenderedPageBreak/>
         <w:tab/>
-      </w:r>
-      <w:r>
-        <w:rPr>
-          <w:lang w:val="en-US"/>
-        </w:rPr>
-        <w:tab/>
-        <w:t xml:space="preserve">      bar = foo(bar)</w:t>
-      </w:r>
-    </w:p>
-    <w:p>
-      <w:pPr>
-        <w:rPr>
-          <w:lang w:val="en-US"/>
-        </w:rPr>
-      </w:pPr>
-      <w:r>
-        <w:rPr>
-          <w:lang w:val="en-US"/>
-        </w:rPr>
-        <w:tab/>
-        <w:t>@classmethod: dùng trong class, func tiếp theo self đổ</w:t>
-      </w:r>
-      <w:r>
-        <w:rPr>
-          <w:lang w:val="en-US"/>
-        </w:rPr>
-        <w:t>i thành cls</w:t>
-      </w:r>
-    </w:p>
-    <w:p>
-      <w:pPr>
-        <w:rPr>
-          <w:lang w:val="en-US"/>
-        </w:rPr>
-      </w:pPr>
-      <w:r>
-        <w:rPr>
-          <w:lang w:val="en-US"/>
-        </w:rPr>
-        <w:tab/>
-      </w:r>
-      <w:r>
-        <w:rPr>
-          <w:lang w:val="en-US"/>
-        </w:rPr>
-        <w:tab/>
-        <w:t>Ex:</w:t>
-      </w:r>
-      <w:r>
-        <w:rPr>
-          <w:lang w:val="en-US"/>
-        </w:rPr>
-        <w:t xml:space="preserve"> @classmethod </w:t>
-      </w:r>
-    </w:p>
-    <w:p>
-      <w:pPr>
-        <w:ind w:left="720" w:firstLine="720"/>
-        <w:rPr>
-          <w:lang w:val="en-US"/>
-        </w:rPr>
-      </w:pPr>
-      <w:r>
-        <w:rPr>
-          <w:lang w:val="en-US"/>
-        </w:rPr>
-        <w:t xml:space="preserve">      def foo(cls):</w:t>
-      </w:r>
-    </w:p>
-    <w:p>
-      <w:pPr>
-        <w:ind w:left="720" w:firstLine="720"/>
-        <w:rPr>
-          <w:lang w:val="en-US"/>
-        </w:rPr>
-      </w:pPr>
-      <w:r>
-        <w:rPr>
-          <w:lang w:val="en-US"/>
-        </w:rPr>
-        <w:tab/>
-      </w:r>
-      <w:r>
-        <w:rPr>
-          <w:lang w:val="en-US"/>
-        </w:rPr>
-        <w:t>return cls(1, 2)</w:t>
-      </w:r>
-    </w:p>
-    <w:p>
-      <w:pPr>
-        <w:rPr>
-          <w:lang w:val="en-US"/>
-        </w:rPr>
-      </w:pPr>
-      <w:r>
-        <w:rPr>
-          <w:lang w:val="en-US"/>
-        </w:rPr>
-        <w:tab/>
-      </w:r>
-      <w:r>
-        <w:rPr>
-          <w:lang w:val="en-US"/>
-        </w:rPr>
-        <w:t xml:space="preserve">  </w:t>
-      </w:r>
-      <w:r>
-        <w:rPr>
-          <w:lang w:val="en-US"/>
-        </w:rPr>
-        <w:tab/>
-        <w:t xml:space="preserve">      self &lt;&gt; cls, class bar, </w:t>
-      </w:r>
-      <w:r>
-        <w:rPr>
-          <w:lang w:val="en-US"/>
-        </w:rPr>
-        <w:t>cls(1, 2) &lt;=&gt; bar(1, 2)</w:t>
-      </w:r>
-    </w:p>
-    <w:p>
-      <w:pPr>
-        <w:rPr>
-          <w:lang w:val="en-US"/>
-        </w:rPr>
-      </w:pPr>
-      <w:r>
-        <w:rPr>
-          <w:lang w:val="en-US"/>
-        </w:rPr>
-        <w:tab/>
-        <w:t>self.__dict__[key] = val tạo attribute key cho obj</w:t>
-      </w:r>
-    </w:p>
-    <w:p>
-      <w:pPr>
-        <w:rPr>
-          <w:lang w:val="en-US"/>
-        </w:rPr>
-      </w:pPr>
-      <w:r>
-        <w:rPr>
-          <w:lang w:val="en-US"/>
-        </w:rPr>
-        <w:tab/>
-      </w:r>
-      <w:r>
-        <w:rPr>
-          <w:lang w:val="en-US"/>
-        </w:rPr>
-        <w:tab/>
-        <w:t>Ex: self.__dict__[‘a’] = 10 =&gt; self.a = 10</w:t>
-      </w:r>
-    </w:p>
-    <w:p>
-      <w:pPr>
-        <w:rPr>
-          <w:lang w:val="en-US"/>
-        </w:rPr>
-      </w:pPr>
-      <w:r>
-        <w:rPr>
-          <w:lang w:val="en-US"/>
-        </w:rPr>
-        <w:tab/>
-        <w:t>nonlocal key word dùng để dùng biế</w:t>
-      </w:r>
-      <w:r>
-        <w:rPr>
-          <w:lang w:val="en-US"/>
-        </w:rPr>
-        <w:t>n ngoài nested function</w:t>
-      </w:r>
-    </w:p>
-    <w:p>
-      <w:pPr>
-        <w:rPr>
-          <w:lang w:val="en-US"/>
-        </w:rPr>
-      </w:pPr>
-      <w:r>
-        <w:rPr>
-          <w:lang w:val="en-US"/>
-        </w:rPr>
-        <w:tab/>
-      </w:r>
-      <w:r>
-        <w:rPr>
-          <w:lang w:val="en-US"/>
-        </w:rPr>
-        <w:tab/>
-        <w:t>Ex: def foo():</w:t>
-      </w:r>
-    </w:p>
-    <w:p>
-      <w:pPr>
-        <w:rPr>
-          <w:lang w:val="en-US"/>
-        </w:rPr>
-      </w:pPr>
-      <w:r>
-        <w:rPr>
-          <w:lang w:val="en-US"/>
-        </w:rPr>
-        <w:tab/>
-      </w:r>
-      <w:r>
-        <w:rPr>
-          <w:lang w:val="en-US"/>
-        </w:rPr>
-        <w:tab/>
-      </w:r>
-      <w:r>
-        <w:rPr>
-          <w:lang w:val="en-US"/>
-        </w:rPr>
-        <w:tab/>
-        <w:t>a = 2</w:t>
-      </w:r>
-    </w:p>
-    <w:p>
-      <w:pPr>
-        <w:ind w:left="1440" w:firstLine="720"/>
-        <w:rPr>
-          <w:lang w:val="en-US"/>
-        </w:rPr>
-      </w:pPr>
-      <w:r>
-        <w:rPr>
-          <w:lang w:val="en-US"/>
-        </w:rPr>
-        <w:t>def bar():</w:t>
-      </w:r>
-    </w:p>
-    <w:p>
-      <w:pPr>
-        <w:ind w:left="1440" w:firstLine="720"/>
-        <w:rPr>
-          <w:lang w:val="en-US"/>
-        </w:rPr>
-      </w:pPr>
-      <w:r>
-        <w:rPr>
-          <w:lang w:val="en-US"/>
-        </w:rPr>
-        <w:tab/>
-        <w:t>nonlocal a</w:t>
-      </w:r>
-    </w:p>
-    <w:p>
-      <w:pPr>
-        <w:ind w:left="1440" w:firstLine="720"/>
-        <w:rPr>
-          <w:lang w:val="en-US"/>
-        </w:rPr>
-      </w:pPr>
-      <w:r>
-        <w:rPr>
-          <w:lang w:val="en-US"/>
-        </w:rPr>
-        <w:tab/>
-        <w:t>a += 1</w:t>
-      </w:r>
-    </w:p>
-    <w:p>
-      <w:pPr>
-        <w:ind w:left="1440" w:firstLine="720"/>
-        <w:rPr>
-          <w:lang w:val="en-US"/>
-        </w:rPr>
-      </w:pPr>
-      <w:r>
-        <w:rPr>
-          <w:lang w:val="en-US"/>
-        </w:rPr>
-        <w:t>print(a)</w:t>
-      </w:r>
-    </w:p>
-    <w:p>
-      <w:pPr>
-        <w:rPr>
-          <w:lang w:val="en-US"/>
-        </w:rPr>
-      </w:pPr>
-      <w:r>
-        <w:rPr>
-          <w:lang w:val="en-US"/>
-        </w:rPr>
-        <w:tab/>
-      </w:r>
-      <w:r>
-        <w:rPr>
-          <w:lang w:val="en-US"/>
-        </w:rPr>
-        <w:tab/>
-        <w:t xml:space="preserve">     foo() =&gt; 3</w:t>
-      </w:r>
-    </w:p>
-    <w:p>
-      <w:pPr>
-        <w:rPr>
-          <w:lang w:val="en-US"/>
-        </w:rPr>
-      </w:pPr>
-      <w:r>
-        <w:rPr>
-          <w:lang w:val="en-US"/>
-        </w:rPr>
-        <w:t>Hasattr(obj, attr_name): check xem obj có attr không:</w:t>
-      </w:r>
-    </w:p>
-    <w:p>
-      <w:pPr>
-        <w:rPr>
-          <w:lang w:val="en-US"/>
-        </w:rPr>
-      </w:pPr>
-      <w:r>
-        <w:rPr>
-          <w:lang w:val="en-US"/>
-        </w:rPr>
-        <w:tab/>
-        <w:t>Ex: hasattr(a, ‘b’) = False</w:t>
-      </w:r>
-    </w:p>
-    <w:p>
-      <w:pPr>
-        <w:rPr>
-          <w:lang w:val="en-US"/>
-        </w:rPr>
-      </w:pPr>
-      <w:r>
-        <w:rPr>
-          <w:lang w:val="en-US"/>
-        </w:rPr>
-        <w:t xml:space="preserve">Isinstance(var, type): check type: </w:t>
-      </w:r>
-    </w:p>
-    <w:p>
-      <w:pPr>
-        <w:ind w:firstLine="720"/>
-        <w:rPr>
-          <w:lang w:val="en-US"/>
-        </w:rPr>
-      </w:pPr>
-      <w:r>
-        <w:rPr>
-          <w:lang w:val="en-US"/>
-        </w:rPr>
-        <w:t>Ex: isinstance((1, 2), tuple) = True</w:t>
-      </w:r>
-    </w:p>
-    <w:p>
-      <w:pPr>
-        <w:rPr>
-          <w:lang w:val="en-US"/>
-        </w:rPr>
-      </w:pPr>
-      <w:r>
-        <w:rPr>
-          <w:lang w:val="en-US"/>
-        </w:rPr>
-        <w:t>Round(var, ndigits): làm tròn mấy số thập phân</w:t>
-      </w:r>
-    </w:p>
-    <w:p>
-      <w:pPr>
-        <w:rPr>
-          <w:lang w:val="en-US"/>
-        </w:rPr>
-      </w:pPr>
-      <w:r>
-        <w:rPr>
-          <w:lang w:val="en-US"/>
-        </w:rPr>
-        <w:tab/>
-        <w:t xml:space="preserve">Ex: round(4.542, 2) = </w:t>
-      </w:r>
-      <w:r>
-        <w:rPr>
-          <w:lang w:val="en-US"/>
-        </w:rPr>
-        <w:t>4.54</w:t>
-      </w:r>
-    </w:p>
-    <w:p>
-      <w:pPr>
-        <w:rPr>
-          <w:lang w:val="en-US"/>
-        </w:rPr>
-      </w:pPr>
-      <w:r>
-        <w:rPr>
-          <w:lang w:val="en-US"/>
-        </w:rPr>
-        <w:t>complex(Real, Imagine):</w:t>
-      </w:r>
-    </w:p>
-    <w:p>
-      <w:pPr>
-        <w:rPr>
-          <w:lang w:val="en-US"/>
-        </w:rPr>
-      </w:pPr>
-      <w:r>
-        <w:rPr>
-          <w:lang w:val="en-US"/>
-        </w:rPr>
-        <w:tab/>
-        <w:t>Usage:</w:t>
-      </w:r>
-    </w:p>
-    <w:p>
-      <w:pPr>
-        <w:ind w:left="720" w:firstLine="720"/>
-        <w:rPr>
-          <w:lang w:val="en-US"/>
-        </w:rPr>
-      </w:pPr>
-      <w:r>
-        <w:rPr>
-          <w:lang w:val="en-US"/>
-        </w:rPr>
-        <w:t>Trả về Complex Number Object</w:t>
-      </w:r>
-    </w:p>
-    <w:p>
-      <w:pPr>
-        <w:rPr>
-          <w:lang w:val="en-US"/>
-        </w:rPr>
-      </w:pPr>
-      <w:r>
-        <w:rPr>
-          <w:lang w:val="en-US"/>
-        </w:rPr>
-        <w:tab/>
         <w:t>Attribute:</w:t>
       </w:r>
     </w:p>
@@ -8982,7 +9016,6 @@
         <w:rPr>
           <w:lang w:val="en-US"/>
         </w:rPr>
-        <w:lastRenderedPageBreak/>
         <w:tab/>
         <w:t>Ex:</w:t>
       </w:r>
@@ -10988,6 +11021,95 @@
       <w:rPr>
         <w:rFonts w:ascii="Wingdings" w:hAnsi="Wingdings" w:hint="default"/>
       </w:rPr>
+    </w:lvl>
+  </w:abstractNum>
+  <w:abstractNum w:abstractNumId="16">
+    <w:nsid w:val="74FB1876"/>
+    <w:multiLevelType w:val="hybridMultilevel"/>
+    <w:tmpl w:val="7040C220"/>
+    <w:lvl w:ilvl="0" w:tplc="A86CC97E">
+      <w:start w:val="1"/>
+      <w:numFmt w:val="decimal"/>
+      <w:lvlText w:val="%1."/>
+      <w:lvlJc w:val="left"/>
+      <w:pPr>
+        <w:ind w:left="1080" w:hanging="360"/>
+      </w:pPr>
+      <w:rPr>
+        <w:rFonts w:hint="default"/>
+      </w:rPr>
+    </w:lvl>
+    <w:lvl w:ilvl="1" w:tplc="042A0019" w:tentative="1">
+      <w:start w:val="1"/>
+      <w:numFmt w:val="lowerLetter"/>
+      <w:lvlText w:val="%2."/>
+      <w:lvlJc w:val="left"/>
+      <w:pPr>
+        <w:ind w:left="1800" w:hanging="360"/>
+      </w:pPr>
+    </w:lvl>
+    <w:lvl w:ilvl="2" w:tplc="042A001B" w:tentative="1">
+      <w:start w:val="1"/>
+      <w:numFmt w:val="lowerRoman"/>
+      <w:lvlText w:val="%3."/>
+      <w:lvlJc w:val="right"/>
+      <w:pPr>
+        <w:ind w:left="2520" w:hanging="180"/>
+      </w:pPr>
+    </w:lvl>
+    <w:lvl w:ilvl="3" w:tplc="042A000F" w:tentative="1">
+      <w:start w:val="1"/>
+      <w:numFmt w:val="decimal"/>
+      <w:lvlText w:val="%4."/>
+      <w:lvlJc w:val="left"/>
+      <w:pPr>
+        <w:ind w:left="3240" w:hanging="360"/>
+      </w:pPr>
+    </w:lvl>
+    <w:lvl w:ilvl="4" w:tplc="042A0019" w:tentative="1">
+      <w:start w:val="1"/>
+      <w:numFmt w:val="lowerLetter"/>
+      <w:lvlText w:val="%5."/>
+      <w:lvlJc w:val="left"/>
+      <w:pPr>
+        <w:ind w:left="3960" w:hanging="360"/>
+      </w:pPr>
+    </w:lvl>
+    <w:lvl w:ilvl="5" w:tplc="042A001B" w:tentative="1">
+      <w:start w:val="1"/>
+      <w:numFmt w:val="lowerRoman"/>
+      <w:lvlText w:val="%6."/>
+      <w:lvlJc w:val="right"/>
+      <w:pPr>
+        <w:ind w:left="4680" w:hanging="180"/>
+      </w:pPr>
+    </w:lvl>
+    <w:lvl w:ilvl="6" w:tplc="042A000F" w:tentative="1">
+      <w:start w:val="1"/>
+      <w:numFmt w:val="decimal"/>
+      <w:lvlText w:val="%7."/>
+      <w:lvlJc w:val="left"/>
+      <w:pPr>
+        <w:ind w:left="5400" w:hanging="360"/>
+      </w:pPr>
+    </w:lvl>
+    <w:lvl w:ilvl="7" w:tplc="042A0019" w:tentative="1">
+      <w:start w:val="1"/>
+      <w:numFmt w:val="lowerLetter"/>
+      <w:lvlText w:val="%8."/>
+      <w:lvlJc w:val="left"/>
+      <w:pPr>
+        <w:ind w:left="6120" w:hanging="360"/>
+      </w:pPr>
+    </w:lvl>
+    <w:lvl w:ilvl="8" w:tplc="042A001B" w:tentative="1">
+      <w:start w:val="1"/>
+      <w:numFmt w:val="lowerRoman"/>
+      <w:lvlText w:val="%9."/>
+      <w:lvlJc w:val="right"/>
+      <w:pPr>
+        <w:ind w:left="6840" w:hanging="180"/>
+      </w:pPr>
     </w:lvl>
   </w:abstractNum>
   <w:num w:numId="1">
@@ -11037,6 +11159,9 @@
   </w:num>
   <w:num w:numId="16">
     <w:abstractNumId w:val="14"/>
+  </w:num>
+  <w:num w:numId="17">
+    <w:abstractNumId w:val="16"/>
   </w:num>
 </w:numbering>
 </file>

--- a/python.docx
+++ b/python.docx
@@ -570,8 +570,6 @@
           <w:lang w:val="en-US"/>
         </w:rPr>
       </w:pPr>
-      <w:bookmarkStart w:id="0" w:name="_GoBack"/>
-      <w:bookmarkEnd w:id="0"/>
     </w:p>
     <w:p>
       <w:pPr>
@@ -8141,6 +8139,453 @@
     </w:p>
     <w:p>
       <w:pPr>
+        <w:pStyle w:val="ListParagraph"/>
+        <w:numPr>
+          <w:ilvl w:val="0"/>
+          <w:numId w:val="14"/>
+        </w:numPr>
+        <w:rPr>
+          <w:lang w:val="en-US"/>
+        </w:rPr>
+      </w:pPr>
+      <w:r>
+        <w:rPr>
+          <w:lang w:val="en-US"/>
+        </w:rPr>
+        <w:t>Đổi Phần Mở Rộng Của Tất Cả Các File Trong 1 Thư Mục Thành Phần Mở Rộng Nào Đó?</w:t>
+      </w:r>
+    </w:p>
+    <w:p>
+      <w:pPr>
+        <w:pStyle w:val="ListParagraph"/>
+        <w:pBdr>
+          <w:top w:val="single" w:sz="4" w:space="1" w:color="auto"/>
+          <w:left w:val="single" w:sz="4" w:space="4" w:color="auto"/>
+          <w:bottom w:val="single" w:sz="4" w:space="1" w:color="auto"/>
+          <w:right w:val="single" w:sz="4" w:space="4" w:color="auto"/>
+        </w:pBdr>
+        <w:ind w:left="1080"/>
+        <w:rPr>
+          <w:lang w:val="en-US"/>
+        </w:rPr>
+      </w:pPr>
+      <w:r>
+        <w:rPr>
+          <w:lang w:val="en-US"/>
+        </w:rPr>
+        <w:t>import os</w:t>
+      </w:r>
+    </w:p>
+    <w:p>
+      <w:pPr>
+        <w:pStyle w:val="ListParagraph"/>
+        <w:pBdr>
+          <w:top w:val="single" w:sz="4" w:space="1" w:color="auto"/>
+          <w:left w:val="single" w:sz="4" w:space="4" w:color="auto"/>
+          <w:bottom w:val="single" w:sz="4" w:space="1" w:color="auto"/>
+          <w:right w:val="single" w:sz="4" w:space="4" w:color="auto"/>
+        </w:pBdr>
+        <w:ind w:left="1080"/>
+        <w:rPr>
+          <w:lang w:val="en-US"/>
+        </w:rPr>
+      </w:pPr>
+    </w:p>
+    <w:p>
+      <w:pPr>
+        <w:pStyle w:val="ListParagraph"/>
+        <w:pBdr>
+          <w:top w:val="single" w:sz="4" w:space="1" w:color="auto"/>
+          <w:left w:val="single" w:sz="4" w:space="4" w:color="auto"/>
+          <w:bottom w:val="single" w:sz="4" w:space="1" w:color="auto"/>
+          <w:right w:val="single" w:sz="4" w:space="4" w:color="auto"/>
+        </w:pBdr>
+        <w:ind w:left="1080"/>
+        <w:rPr>
+          <w:lang w:val="en-US"/>
+        </w:rPr>
+      </w:pPr>
+      <w:r>
+        <w:rPr>
+          <w:lang w:val="en-US"/>
+        </w:rPr>
+        <w:t>FOLDER_PATH = &lt;Đường Dẫn Tới Thư Mục&gt;</w:t>
+      </w:r>
+    </w:p>
+    <w:p>
+      <w:pPr>
+        <w:pStyle w:val="ListParagraph"/>
+        <w:pBdr>
+          <w:top w:val="single" w:sz="4" w:space="1" w:color="auto"/>
+          <w:left w:val="single" w:sz="4" w:space="4" w:color="auto"/>
+          <w:bottom w:val="single" w:sz="4" w:space="1" w:color="auto"/>
+          <w:right w:val="single" w:sz="4" w:space="4" w:color="auto"/>
+        </w:pBdr>
+        <w:ind w:left="1080"/>
+        <w:rPr>
+          <w:lang w:val="en-US"/>
+        </w:rPr>
+      </w:pPr>
+      <w:r>
+        <w:rPr>
+          <w:lang w:val="en-US"/>
+        </w:rPr>
+        <w:t>NEW_EXTENSION = &lt;Phần Mở Rộng Mới&gt;</w:t>
+      </w:r>
+    </w:p>
+    <w:p>
+      <w:pPr>
+        <w:pStyle w:val="ListParagraph"/>
+        <w:pBdr>
+          <w:top w:val="single" w:sz="4" w:space="1" w:color="auto"/>
+          <w:left w:val="single" w:sz="4" w:space="4" w:color="auto"/>
+          <w:bottom w:val="single" w:sz="4" w:space="1" w:color="auto"/>
+          <w:right w:val="single" w:sz="4" w:space="4" w:color="auto"/>
+        </w:pBdr>
+        <w:ind w:left="1080"/>
+        <w:rPr>
+          <w:lang w:val="en-US"/>
+        </w:rPr>
+      </w:pPr>
+      <w:r>
+        <w:rPr>
+          <w:lang w:val="en-US"/>
+        </w:rPr>
+        <w:t>FILE_LIST = os.listdir(FOLDER_PATH)</w:t>
+      </w:r>
+    </w:p>
+    <w:p>
+      <w:pPr>
+        <w:pStyle w:val="ListParagraph"/>
+        <w:pBdr>
+          <w:top w:val="single" w:sz="4" w:space="1" w:color="auto"/>
+          <w:left w:val="single" w:sz="4" w:space="4" w:color="auto"/>
+          <w:bottom w:val="single" w:sz="4" w:space="1" w:color="auto"/>
+          <w:right w:val="single" w:sz="4" w:space="4" w:color="auto"/>
+        </w:pBdr>
+        <w:ind w:left="1080"/>
+        <w:rPr>
+          <w:lang w:val="en-US"/>
+        </w:rPr>
+      </w:pPr>
+    </w:p>
+    <w:p>
+      <w:pPr>
+        <w:pStyle w:val="ListParagraph"/>
+        <w:pBdr>
+          <w:top w:val="single" w:sz="4" w:space="1" w:color="auto"/>
+          <w:left w:val="single" w:sz="4" w:space="4" w:color="auto"/>
+          <w:bottom w:val="single" w:sz="4" w:space="1" w:color="auto"/>
+          <w:right w:val="single" w:sz="4" w:space="4" w:color="auto"/>
+        </w:pBdr>
+        <w:ind w:left="1080"/>
+        <w:rPr>
+          <w:lang w:val="en-US"/>
+        </w:rPr>
+      </w:pPr>
+      <w:r>
+        <w:rPr>
+          <w:lang w:val="en-US"/>
+        </w:rPr>
+        <w:t>for filename in FILE_LIST:</w:t>
+      </w:r>
+    </w:p>
+    <w:p>
+      <w:pPr>
+        <w:pStyle w:val="ListParagraph"/>
+        <w:pBdr>
+          <w:top w:val="single" w:sz="4" w:space="1" w:color="auto"/>
+          <w:left w:val="single" w:sz="4" w:space="4" w:color="auto"/>
+          <w:bottom w:val="single" w:sz="4" w:space="1" w:color="auto"/>
+          <w:right w:val="single" w:sz="4" w:space="4" w:color="auto"/>
+        </w:pBdr>
+        <w:ind w:left="1080"/>
+        <w:rPr>
+          <w:lang w:val="en-US"/>
+        </w:rPr>
+      </w:pPr>
+      <w:r>
+        <w:rPr>
+          <w:lang w:val="en-US"/>
+        </w:rPr>
+        <w:t xml:space="preserve">    if os.path.isfile(os.pa</w:t>
+      </w:r>
+      <w:bookmarkStart w:id="0" w:name="_GoBack"/>
+      <w:bookmarkEnd w:id="0"/>
+      <w:r>
+        <w:rPr>
+          <w:lang w:val="en-US"/>
+        </w:rPr>
+        <w:t>th.join(FOLDER_PATH, filename)):</w:t>
+      </w:r>
+    </w:p>
+    <w:p>
+      <w:pPr>
+        <w:pStyle w:val="ListParagraph"/>
+        <w:pBdr>
+          <w:top w:val="single" w:sz="4" w:space="1" w:color="auto"/>
+          <w:left w:val="single" w:sz="4" w:space="4" w:color="auto"/>
+          <w:bottom w:val="single" w:sz="4" w:space="1" w:color="auto"/>
+          <w:right w:val="single" w:sz="4" w:space="4" w:color="auto"/>
+        </w:pBdr>
+        <w:ind w:left="1080"/>
+        <w:rPr>
+          <w:lang w:val="en-US"/>
+        </w:rPr>
+      </w:pPr>
+      <w:r>
+        <w:rPr>
+          <w:lang w:val="en-US"/>
+        </w:rPr>
+        <w:t xml:space="preserve">        name, ext = os.path.splitext(filename)</w:t>
+      </w:r>
+    </w:p>
+    <w:p>
+      <w:pPr>
+        <w:pStyle w:val="ListParagraph"/>
+        <w:pBdr>
+          <w:top w:val="single" w:sz="4" w:space="1" w:color="auto"/>
+          <w:left w:val="single" w:sz="4" w:space="4" w:color="auto"/>
+          <w:bottom w:val="single" w:sz="4" w:space="1" w:color="auto"/>
+          <w:right w:val="single" w:sz="4" w:space="4" w:color="auto"/>
+        </w:pBdr>
+        <w:ind w:left="1080"/>
+        <w:rPr>
+          <w:lang w:val="en-US"/>
+        </w:rPr>
+      </w:pPr>
+      <w:r>
+        <w:rPr>
+          <w:lang w:val="en-US"/>
+        </w:rPr>
+        <w:t xml:space="preserve">        if ext != NEW_EXTENSION:</w:t>
+      </w:r>
+    </w:p>
+    <w:p>
+      <w:pPr>
+        <w:pStyle w:val="ListParagraph"/>
+        <w:pBdr>
+          <w:top w:val="single" w:sz="4" w:space="1" w:color="auto"/>
+          <w:left w:val="single" w:sz="4" w:space="4" w:color="auto"/>
+          <w:bottom w:val="single" w:sz="4" w:space="1" w:color="auto"/>
+          <w:right w:val="single" w:sz="4" w:space="4" w:color="auto"/>
+        </w:pBdr>
+        <w:ind w:left="1080"/>
+        <w:rPr>
+          <w:lang w:val="en-US"/>
+        </w:rPr>
+      </w:pPr>
+      <w:r>
+        <w:rPr>
+          <w:lang w:val="en-US"/>
+        </w:rPr>
+        <w:t xml:space="preserve">            new_filename = name + NEW_EXTENSION</w:t>
+      </w:r>
+    </w:p>
+    <w:p>
+      <w:pPr>
+        <w:pStyle w:val="ListParagraph"/>
+        <w:pBdr>
+          <w:top w:val="single" w:sz="4" w:space="1" w:color="auto"/>
+          <w:left w:val="single" w:sz="4" w:space="4" w:color="auto"/>
+          <w:bottom w:val="single" w:sz="4" w:space="1" w:color="auto"/>
+          <w:right w:val="single" w:sz="4" w:space="4" w:color="auto"/>
+        </w:pBdr>
+        <w:ind w:left="1080"/>
+        <w:rPr>
+          <w:lang w:val="en-US"/>
+        </w:rPr>
+      </w:pPr>
+      <w:r>
+        <w:rPr>
+          <w:lang w:val="en-US"/>
+        </w:rPr>
+        <w:t xml:space="preserve">            old_path = os.path.join(FOLDER_PATH, filename)</w:t>
+      </w:r>
+    </w:p>
+    <w:p>
+      <w:pPr>
+        <w:pStyle w:val="ListParagraph"/>
+        <w:pBdr>
+          <w:top w:val="single" w:sz="4" w:space="1" w:color="auto"/>
+          <w:left w:val="single" w:sz="4" w:space="4" w:color="auto"/>
+          <w:bottom w:val="single" w:sz="4" w:space="1" w:color="auto"/>
+          <w:right w:val="single" w:sz="4" w:space="4" w:color="auto"/>
+        </w:pBdr>
+        <w:ind w:left="1080"/>
+        <w:rPr>
+          <w:lang w:val="en-US"/>
+        </w:rPr>
+      </w:pPr>
+      <w:r>
+        <w:rPr>
+          <w:lang w:val="en-US"/>
+        </w:rPr>
+        <w:t xml:space="preserve">            new_path = os.path.join(FOLDER_PATH, new_filename)</w:t>
+      </w:r>
+    </w:p>
+    <w:p>
+      <w:pPr>
+        <w:pStyle w:val="ListParagraph"/>
+        <w:pBdr>
+          <w:top w:val="single" w:sz="4" w:space="1" w:color="auto"/>
+          <w:left w:val="single" w:sz="4" w:space="4" w:color="auto"/>
+          <w:bottom w:val="single" w:sz="4" w:space="1" w:color="auto"/>
+          <w:right w:val="single" w:sz="4" w:space="4" w:color="auto"/>
+        </w:pBdr>
+        <w:ind w:left="1080"/>
+        <w:rPr>
+          <w:lang w:val="en-US"/>
+        </w:rPr>
+      </w:pPr>
+      <w:r>
+        <w:rPr>
+          <w:lang w:val="en-US"/>
+        </w:rPr>
+        <w:t xml:space="preserve">            os.rename(old_path, new_path)</w:t>
+      </w:r>
+    </w:p>
+    <w:p>
+      <w:pPr>
+        <w:pStyle w:val="ListParagraph"/>
+        <w:numPr>
+          <w:ilvl w:val="0"/>
+          <w:numId w:val="3"/>
+        </w:numPr>
+        <w:rPr>
+          <w:lang w:val="en-US"/>
+        </w:rPr>
+      </w:pPr>
+      <w:r>
+        <w:rPr>
+          <w:lang w:val="en-US"/>
+        </w:rPr>
+        <w:t>Ví dụ</w:t>
+      </w:r>
+    </w:p>
+    <w:tbl>
+      <w:tblPr>
+        <w:tblStyle w:val="TableGrid"/>
+        <w:tblW w:w="0" w:type="auto"/>
+        <w:tblInd w:w="1080" w:type="dxa"/>
+        <w:tblLook w:val="04A0" w:firstRow="1" w:lastRow="0" w:firstColumn="1" w:lastColumn="0" w:noHBand="0" w:noVBand="1"/>
+      </w:tblPr>
+      <w:tblGrid>
+        <w:gridCol w:w="4662"/>
+        <w:gridCol w:w="4635"/>
+      </w:tblGrid>
+      <w:tr>
+        <w:tc>
+          <w:tcPr>
+            <w:tcW w:w="5188" w:type="dxa"/>
+          </w:tcPr>
+          <w:p>
+            <w:pPr>
+              <w:pStyle w:val="ListParagraph"/>
+              <w:ind w:left="0"/>
+              <w:jc w:val="center"/>
+              <w:rPr>
+                <w:lang w:val="en-US"/>
+              </w:rPr>
+            </w:pPr>
+            <w:r>
+              <w:rPr>
+                <w:lang w:val="en-US"/>
+              </w:rPr>
+              <w:t>&lt;Đường Dẫn Tới Thư Mục&gt;</w:t>
+            </w:r>
+          </w:p>
+        </w:tc>
+        <w:tc>
+          <w:tcPr>
+            <w:tcW w:w="5189" w:type="dxa"/>
+          </w:tcPr>
+          <w:p>
+            <w:pPr>
+              <w:pStyle w:val="ListParagraph"/>
+              <w:ind w:left="0"/>
+              <w:jc w:val="center"/>
+              <w:rPr>
+                <w:lang w:val="en-US"/>
+              </w:rPr>
+            </w:pPr>
+            <w:r>
+              <w:rPr>
+                <w:lang w:val="en-US"/>
+              </w:rPr>
+              <w:t>"./bar</w:t>
+            </w:r>
+            <w:r>
+              <w:rPr>
+                <w:lang w:val="en-US"/>
+              </w:rPr>
+              <w:t>"</w:t>
+            </w:r>
+          </w:p>
+        </w:tc>
+      </w:tr>
+      <w:tr>
+        <w:tc>
+          <w:tcPr>
+            <w:tcW w:w="5188" w:type="dxa"/>
+          </w:tcPr>
+          <w:p>
+            <w:pPr>
+              <w:pStyle w:val="ListParagraph"/>
+              <w:ind w:left="0"/>
+              <w:jc w:val="center"/>
+              <w:rPr>
+                <w:lang w:val="en-US"/>
+              </w:rPr>
+            </w:pPr>
+            <w:r>
+              <w:rPr>
+                <w:lang w:val="en-US"/>
+              </w:rPr>
+              <w:t>&lt;Phần Mở Rộng Mới&gt;</w:t>
+            </w:r>
+          </w:p>
+        </w:tc>
+        <w:tc>
+          <w:tcPr>
+            <w:tcW w:w="5189" w:type="dxa"/>
+          </w:tcPr>
+          <w:p>
+            <w:pPr>
+              <w:pStyle w:val="ListParagraph"/>
+              <w:ind w:left="0"/>
+              <w:jc w:val="center"/>
+              <w:rPr>
+                <w:lang w:val="en-US"/>
+              </w:rPr>
+            </w:pPr>
+            <w:r>
+              <w:rPr>
+                <w:lang w:val="en-US"/>
+              </w:rPr>
+              <w:t>".jpg</w:t>
+            </w:r>
+            <w:r>
+              <w:rPr>
+                <w:lang w:val="en-US"/>
+              </w:rPr>
+              <w:t>"</w:t>
+            </w:r>
+          </w:p>
+        </w:tc>
+      </w:tr>
+    </w:tbl>
+    <w:p>
+      <w:pPr>
+        <w:pStyle w:val="ListParagraph"/>
+        <w:ind w:left="1080"/>
+        <w:rPr>
+          <w:lang w:val="en-US"/>
+        </w:rPr>
+      </w:pPr>
+    </w:p>
+    <w:p>
+      <w:pPr>
         <w:rPr>
           <w:lang w:val="en-US"/>
         </w:rPr>
@@ -8195,6 +8640,7 @@
         <w:rPr>
           <w:lang w:val="en-US"/>
         </w:rPr>
+        <w:lastRenderedPageBreak/>
         <w:tab/>
         <w:t>String path phải là dấu /</w:t>
       </w:r>
@@ -8462,7 +8908,6 @@
         <w:rPr>
           <w:lang w:val="en-US"/>
         </w:rPr>
-        <w:lastRenderedPageBreak/>
         <w:tab/>
       </w:r>
       <w:r>
@@ -8800,6 +9245,7 @@
         <w:rPr>
           <w:lang w:val="en-US"/>
         </w:rPr>
+        <w:lastRenderedPageBreak/>
         <w:t>print(a)</w:t>
       </w:r>
     </w:p>
@@ -8961,7 +9407,6 @@
         <w:rPr>
           <w:lang w:val="en-US"/>
         </w:rPr>
-        <w:lastRenderedPageBreak/>
         <w:tab/>
         <w:t>Attribute:</w:t>
       </w:r>
@@ -9346,6 +9791,7 @@
         <w:rPr>
           <w:lang w:val="en-US"/>
         </w:rPr>
+        <w:lastRenderedPageBreak/>
         <w:tab/>
       </w:r>
       <w:r>

--- a/python.docx
+++ b/python.docx
@@ -162,118 +162,36 @@
         <w:rPr>
           <w:lang w:val="en-US"/>
         </w:rPr>
-        <w:t>Cách Đo Thời Gian Thực Thi 1 Đoạn Code?</w:t>
-      </w:r>
-    </w:p>
-    <w:p>
-      <w:pPr>
-        <w:pStyle w:val="ListParagraph"/>
-        <w:pBdr>
-          <w:top w:val="single" w:sz="4" w:space="1" w:color="auto"/>
-          <w:left w:val="single" w:sz="4" w:space="4" w:color="auto"/>
-          <w:bottom w:val="single" w:sz="4" w:space="1" w:color="auto"/>
-          <w:right w:val="single" w:sz="4" w:space="4" w:color="auto"/>
-        </w:pBdr>
-        <w:ind w:left="1080"/>
-        <w:rPr>
-          <w:lang w:val="en-US"/>
-        </w:rPr>
-      </w:pPr>
-      <w:r>
-        <w:rPr>
-          <w:lang w:val="en-US"/>
-        </w:rPr>
-        <w:t>from time import time</w:t>
-      </w:r>
-    </w:p>
-    <w:p>
-      <w:pPr>
-        <w:pStyle w:val="ListParagraph"/>
-        <w:pBdr>
-          <w:top w:val="single" w:sz="4" w:space="1" w:color="auto"/>
-          <w:left w:val="single" w:sz="4" w:space="4" w:color="auto"/>
-          <w:bottom w:val="single" w:sz="4" w:space="1" w:color="auto"/>
-          <w:right w:val="single" w:sz="4" w:space="4" w:color="auto"/>
-        </w:pBdr>
-        <w:ind w:left="1080"/>
-        <w:rPr>
-          <w:lang w:val="en-US"/>
-        </w:rPr>
-      </w:pPr>
-      <w:r>
-        <w:rPr>
-          <w:lang w:val="en-US"/>
-        </w:rPr>
-        <w:t>start_time = time()</w:t>
-      </w:r>
-    </w:p>
-    <w:p>
-      <w:pPr>
-        <w:pStyle w:val="ListParagraph"/>
-        <w:pBdr>
-          <w:top w:val="single" w:sz="4" w:space="1" w:color="auto"/>
-          <w:left w:val="single" w:sz="4" w:space="4" w:color="auto"/>
-          <w:bottom w:val="single" w:sz="4" w:space="1" w:color="auto"/>
-          <w:right w:val="single" w:sz="4" w:space="4" w:color="auto"/>
-        </w:pBdr>
-        <w:ind w:left="1080"/>
-        <w:rPr>
-          <w:lang w:val="en-US"/>
-        </w:rPr>
-      </w:pPr>
-      <w:r>
-        <w:rPr>
-          <w:lang w:val="en-US"/>
-        </w:rPr>
-        <w:t>&lt;Các Dòng Code&gt;</w:t>
-      </w:r>
-    </w:p>
-    <w:p>
-      <w:pPr>
-        <w:pStyle w:val="ListParagraph"/>
-        <w:pBdr>
-          <w:top w:val="single" w:sz="4" w:space="1" w:color="auto"/>
-          <w:left w:val="single" w:sz="4" w:space="4" w:color="auto"/>
-          <w:bottom w:val="single" w:sz="4" w:space="1" w:color="auto"/>
-          <w:right w:val="single" w:sz="4" w:space="4" w:color="auto"/>
-        </w:pBdr>
-        <w:ind w:left="1080"/>
-        <w:rPr>
-          <w:lang w:val="en-US"/>
-        </w:rPr>
-      </w:pPr>
-      <w:r>
-        <w:rPr>
-          <w:lang w:val="en-US"/>
-        </w:rPr>
-        <w:t>end_time = time()</w:t>
-      </w:r>
-    </w:p>
-    <w:p>
-      <w:pPr>
-        <w:pStyle w:val="ListParagraph"/>
-        <w:pBdr>
-          <w:top w:val="single" w:sz="4" w:space="1" w:color="auto"/>
-          <w:left w:val="single" w:sz="4" w:space="4" w:color="auto"/>
-          <w:bottom w:val="single" w:sz="4" w:space="1" w:color="auto"/>
-          <w:right w:val="single" w:sz="4" w:space="4" w:color="auto"/>
-        </w:pBdr>
-        <w:ind w:left="1080"/>
-        <w:rPr>
-          <w:lang w:val="en-US"/>
-        </w:rPr>
-      </w:pPr>
-      <w:r>
-        <w:rPr>
-          <w:lang w:val="en-US"/>
-        </w:rPr>
-        <w:t>print(end_time -</w:t>
-      </w:r>
-      <w:r>
-        <w:rPr>
-          <w:lang w:val="en-US"/>
-        </w:rPr>
-        <w:t xml:space="preserve"> start_time)</w:t>
+        <w:t>Hiện Mô Tả Cách Sử Dụng 1</w:t>
+      </w:r>
+      <w:bookmarkStart w:id="0" w:name="_GoBack"/>
+      <w:bookmarkEnd w:id="0"/>
+      <w:r>
+        <w:rPr>
+          <w:lang w:val="en-US"/>
+        </w:rPr>
+        <w:t xml:space="preserve"> Object?</w:t>
+      </w:r>
+    </w:p>
+    <w:p>
+      <w:pPr>
+        <w:pStyle w:val="ListParagraph"/>
+        <w:pBdr>
+          <w:top w:val="single" w:sz="4" w:space="1" w:color="auto"/>
+          <w:left w:val="single" w:sz="4" w:space="4" w:color="auto"/>
+          <w:bottom w:val="single" w:sz="4" w:space="1" w:color="auto"/>
+          <w:right w:val="single" w:sz="4" w:space="4" w:color="auto"/>
+        </w:pBdr>
+        <w:ind w:left="1080"/>
+        <w:rPr>
+          <w:lang w:val="en-US"/>
+        </w:rPr>
+      </w:pPr>
+      <w:r>
+        <w:rPr>
+          <w:lang w:val="en-US"/>
+        </w:rPr>
+        <w:t>help(&lt;Object&gt;)</w:t>
       </w:r>
     </w:p>
     <w:p>
@@ -291,22 +209,46 @@
         <w:rPr>
           <w:lang w:val="en-US"/>
         </w:rPr>
-        <w:t xml:space="preserve">start_time là lúc bắt đầu chạy đoạn Code, tính theo giây, mốc thời gian là </w:t>
-      </w:r>
-    </w:p>
-    <w:p>
-      <w:pPr>
-        <w:pStyle w:val="ListParagraph"/>
-        <w:ind w:left="1080"/>
-        <w:rPr>
-          <w:lang w:val="en-US"/>
-        </w:rPr>
-      </w:pPr>
-      <w:r>
-        <w:rPr>
-          <w:lang w:val="en-US"/>
-        </w:rPr>
-        <w:t>1 – 1 – 1970 lúc 0 giờ đúng</w:t>
+        <w:t>Ví dụ</w:t>
+      </w:r>
+    </w:p>
+    <w:p>
+      <w:pPr>
+        <w:pStyle w:val="ListParagraph"/>
+        <w:pBdr>
+          <w:top w:val="single" w:sz="4" w:space="1" w:color="auto"/>
+          <w:left w:val="single" w:sz="4" w:space="4" w:color="auto"/>
+          <w:bottom w:val="single" w:sz="4" w:space="1" w:color="auto"/>
+          <w:right w:val="single" w:sz="4" w:space="4" w:color="auto"/>
+        </w:pBdr>
+        <w:ind w:left="1080"/>
+        <w:rPr>
+          <w:lang w:val="en-US"/>
+        </w:rPr>
+      </w:pPr>
+      <w:r>
+        <w:rPr>
+          <w:lang w:val="en-US"/>
+        </w:rPr>
+        <w:t>help(print)</w:t>
+      </w:r>
+    </w:p>
+    <w:p>
+      <w:pPr>
+        <w:pStyle w:val="ListParagraph"/>
+        <w:numPr>
+          <w:ilvl w:val="0"/>
+          <w:numId w:val="2"/>
+        </w:numPr>
+        <w:rPr>
+          <w:lang w:val="en-US"/>
+        </w:rPr>
+      </w:pPr>
+      <w:r>
+        <w:rPr>
+          <w:lang w:val="en-US"/>
+        </w:rPr>
+        <w:t>Show Phiên Bản Python?</w:t>
       </w:r>
     </w:p>
     <w:p>
@@ -324,7 +266,163 @@
         <w:rPr>
           <w:lang w:val="en-US"/>
         </w:rPr>
-        <w:t>end_time là lúc hoàn thành đoạn Code, tính theo giây</w:t>
+        <w:t>Vào CMD, gõ</w:t>
+      </w:r>
+    </w:p>
+    <w:p>
+      <w:pPr>
+        <w:pStyle w:val="ListParagraph"/>
+        <w:pBdr>
+          <w:top w:val="single" w:sz="4" w:space="1" w:color="auto"/>
+          <w:left w:val="single" w:sz="4" w:space="4" w:color="auto"/>
+          <w:bottom w:val="single" w:sz="4" w:space="1" w:color="auto"/>
+          <w:right w:val="single" w:sz="4" w:space="4" w:color="auto"/>
+        </w:pBdr>
+        <w:ind w:left="1080"/>
+        <w:rPr>
+          <w:lang w:val="en-US"/>
+        </w:rPr>
+      </w:pPr>
+      <w:r>
+        <w:rPr>
+          <w:lang w:val="en-US"/>
+        </w:rPr>
+        <w:t>python -V</w:t>
+      </w:r>
+    </w:p>
+    <w:p>
+      <w:pPr>
+        <w:rPr>
+          <w:lang w:val="en-US"/>
+        </w:rPr>
+      </w:pPr>
+    </w:p>
+    <w:p>
+      <w:pPr>
+        <w:rPr>
+          <w:lang w:val="en-US"/>
+        </w:rPr>
+      </w:pPr>
+      <w:r>
+        <w:rPr>
+          <w:lang w:val="en-US"/>
+        </w:rPr>
+        <w:t>Data Type – Kiểu Dữ Liệu:</w:t>
+      </w:r>
+    </w:p>
+    <w:p>
+      <w:pPr>
+        <w:pStyle w:val="ListParagraph"/>
+        <w:numPr>
+          <w:ilvl w:val="0"/>
+          <w:numId w:val="15"/>
+        </w:numPr>
+        <w:rPr>
+          <w:lang w:val="en-US"/>
+        </w:rPr>
+      </w:pPr>
+      <w:r>
+        <w:rPr>
+          <w:lang w:val="en-US"/>
+        </w:rPr>
+        <w:t>Giá Trị Vô Cực?</w:t>
+      </w:r>
+    </w:p>
+    <w:p>
+      <w:pPr>
+        <w:pStyle w:val="ListParagraph"/>
+        <w:pBdr>
+          <w:top w:val="single" w:sz="4" w:space="1" w:color="auto"/>
+          <w:left w:val="single" w:sz="4" w:space="4" w:color="auto"/>
+          <w:bottom w:val="single" w:sz="4" w:space="1" w:color="auto"/>
+          <w:right w:val="single" w:sz="4" w:space="4" w:color="auto"/>
+        </w:pBdr>
+        <w:ind w:left="1080"/>
+        <w:rPr>
+          <w:lang w:val="en-US"/>
+        </w:rPr>
+      </w:pPr>
+      <w:r>
+        <w:rPr>
+          <w:lang w:val="en-US"/>
+        </w:rPr>
+        <w:t>float("inf")</w:t>
+      </w:r>
+    </w:p>
+    <w:p>
+      <w:pPr>
+        <w:rPr>
+          <w:lang w:val="en-US"/>
+        </w:rPr>
+      </w:pPr>
+    </w:p>
+    <w:p>
+      <w:pPr>
+        <w:rPr>
+          <w:lang w:val="en-US"/>
+        </w:rPr>
+      </w:pPr>
+      <w:r>
+        <w:rPr>
+          <w:lang w:val="en-US"/>
+        </w:rPr>
+        <w:t>File And Folder – Tệp Và Thư Mục:</w:t>
+      </w:r>
+    </w:p>
+    <w:p>
+      <w:pPr>
+        <w:pStyle w:val="ListParagraph"/>
+        <w:numPr>
+          <w:ilvl w:val="0"/>
+          <w:numId w:val="17"/>
+        </w:numPr>
+        <w:rPr>
+          <w:lang w:val="en-US"/>
+        </w:rPr>
+      </w:pPr>
+    </w:p>
+    <w:p>
+      <w:pPr>
+        <w:rPr>
+          <w:lang w:val="en-US"/>
+        </w:rPr>
+      </w:pPr>
+    </w:p>
+    <w:p>
+      <w:pPr>
+        <w:rPr>
+          <w:lang w:val="en-US"/>
+        </w:rPr>
+      </w:pPr>
+      <w:r>
+        <w:rPr>
+          <w:lang w:val="en-US"/>
+        </w:rPr>
+        <w:t>Package – Gói</w:t>
+      </w:r>
+      <w:r>
+        <w:rPr>
+          <w:lang w:val="en-US"/>
+        </w:rPr>
+        <w:t>:</w:t>
+      </w:r>
+    </w:p>
+    <w:p>
+      <w:pPr>
+        <w:pStyle w:val="ListParagraph"/>
+        <w:numPr>
+          <w:ilvl w:val="0"/>
+          <w:numId w:val="16"/>
+        </w:numPr>
+        <w:rPr>
+          <w:lang w:val="en-US"/>
+        </w:rPr>
+      </w:pPr>
+      <w:r>
+        <w:rPr>
+          <w:lang w:val="en-US"/>
+        </w:rPr>
+        <w:t>Cấu Trúc 1 Package?</w:t>
       </w:r>
     </w:p>
     <w:p>
@@ -342,46 +440,43 @@
         <w:rPr>
           <w:lang w:val="en-US"/>
         </w:rPr>
-        <w:t>Thời gian thực thi = end_time – start_time</w:t>
-      </w:r>
-    </w:p>
-    <w:p>
-      <w:pPr>
-        <w:pStyle w:val="ListParagraph"/>
-        <w:numPr>
-          <w:ilvl w:val="0"/>
-          <w:numId w:val="2"/>
-        </w:numPr>
-        <w:rPr>
-          <w:lang w:val="en-US"/>
-        </w:rPr>
-      </w:pPr>
-      <w:r>
-        <w:rPr>
-          <w:lang w:val="en-US"/>
-        </w:rPr>
-        <w:t>Hiện Mô Tả Cách Sử Dụng 1 Object?</w:t>
-      </w:r>
-    </w:p>
-    <w:p>
-      <w:pPr>
-        <w:pStyle w:val="ListParagraph"/>
-        <w:pBdr>
-          <w:top w:val="single" w:sz="4" w:space="1" w:color="auto"/>
-          <w:left w:val="single" w:sz="4" w:space="4" w:color="auto"/>
-          <w:bottom w:val="single" w:sz="4" w:space="1" w:color="auto"/>
-          <w:right w:val="single" w:sz="4" w:space="4" w:color="auto"/>
-        </w:pBdr>
-        <w:ind w:left="1080"/>
-        <w:rPr>
-          <w:lang w:val="en-US"/>
-        </w:rPr>
-      </w:pPr>
-      <w:r>
-        <w:rPr>
-          <w:lang w:val="en-US"/>
-        </w:rPr>
-        <w:t>help(&lt;Object&gt;)</w:t>
+        <w:t>Package thực chất là 1 thư mục chứa File “__init__.py”, cùng với các File và thư mục khác, mỗi thư mục trong Package cũng phải là 1 Package</w:t>
+      </w:r>
+    </w:p>
+    <w:p>
+      <w:pPr>
+        <w:pStyle w:val="ListParagraph"/>
+        <w:numPr>
+          <w:ilvl w:val="0"/>
+          <w:numId w:val="16"/>
+        </w:numPr>
+        <w:rPr>
+          <w:lang w:val="en-US"/>
+        </w:rPr>
+      </w:pPr>
+      <w:r>
+        <w:rPr>
+          <w:lang w:val="en-US"/>
+        </w:rPr>
+        <w:t xml:space="preserve">Cách </w:t>
+      </w:r>
+      <w:r>
+        <w:rPr>
+          <w:lang w:val="en-US"/>
+        </w:rPr>
+        <w:t xml:space="preserve">Import 1 </w:t>
+      </w:r>
+      <w:r>
+        <w:rPr>
+          <w:lang w:val="en-US"/>
+        </w:rPr>
+        <w:t>Module</w:t>
+      </w:r>
+      <w:r>
+        <w:rPr>
+          <w:lang w:val="en-US"/>
+        </w:rPr>
+        <w:t>?</w:t>
       </w:r>
     </w:p>
     <w:p>
@@ -399,51 +494,181 @@
         <w:rPr>
           <w:lang w:val="en-US"/>
         </w:rPr>
+        <w:t>Khi Import 1 File</w:t>
+      </w:r>
+      <w:r>
+        <w:rPr>
+          <w:lang w:val="en-US"/>
+        </w:rPr>
+        <w:t xml:space="preserve"> nào đó, giả sử B vào File A, thì B</w:t>
+      </w:r>
+      <w:r>
+        <w:rPr>
+          <w:lang w:val="en-US"/>
+        </w:rPr>
+        <w:t xml:space="preserve"> </w:t>
+      </w:r>
+      <w:r>
+        <w:rPr>
+          <w:lang w:val="en-US"/>
+        </w:rPr>
+        <w:t>sẽ được chạy trong A ngay lập tức với tư cách là 1 Module</w:t>
+      </w:r>
+    </w:p>
+    <w:p>
+      <w:pPr>
+        <w:pStyle w:val="ListParagraph"/>
+        <w:numPr>
+          <w:ilvl w:val="0"/>
+          <w:numId w:val="3"/>
+        </w:numPr>
+        <w:rPr>
+          <w:lang w:val="en-US"/>
+        </w:rPr>
+      </w:pPr>
+      <w:r>
+        <w:rPr>
+          <w:lang w:val="en-US"/>
+        </w:rPr>
+        <w:t>Khi 1 File được chạy với tư cách là 1 Module, thì sẽ có 1 thư mục tên “__pycache__” được tạo ngay bên cạnh File đó nếu chưa tồn tại</w:t>
+      </w:r>
+      <w:r>
+        <w:rPr>
+          <w:lang w:val="en-US"/>
+        </w:rPr>
+        <w:t>, nó sẽ chứa Byte Code của File này</w:t>
+      </w:r>
+    </w:p>
+    <w:p>
+      <w:pPr>
+        <w:pStyle w:val="ListParagraph"/>
+        <w:numPr>
+          <w:ilvl w:val="0"/>
+          <w:numId w:val="3"/>
+        </w:numPr>
+        <w:rPr>
+          <w:lang w:val="en-US"/>
+        </w:rPr>
+      </w:pPr>
+      <w:r>
+        <w:rPr>
+          <w:lang w:val="en-US"/>
+        </w:rPr>
+        <w:t>Đồng thời, khi ta chạy 1 File với tư cách là 1 Module, ban đầu Python sẽ dò xem ở thư mục hiện tại, đã có File này hay chưa, nếu chưa thì tiếp tục dò trong Python Path, nếu không có nữa thì báo lỗi</w:t>
+      </w:r>
+    </w:p>
+    <w:p>
+      <w:pPr>
+        <w:pStyle w:val="ListParagraph"/>
+        <w:numPr>
+          <w:ilvl w:val="0"/>
+          <w:numId w:val="3"/>
+        </w:numPr>
+        <w:rPr>
+          <w:lang w:val="en-US"/>
+        </w:rPr>
+      </w:pPr>
+      <w:r>
+        <w:rPr>
+          <w:lang w:val="en-US"/>
+        </w:rPr>
+        <w:t xml:space="preserve">Để </w:t>
+      </w:r>
+      <w:r>
+        <w:rPr>
+          <w:lang w:val="en-US"/>
+        </w:rPr>
+        <w:t>chạy Module nhanh hơn,</w:t>
+      </w:r>
+      <w:r>
+        <w:rPr>
+          <w:lang w:val="en-US"/>
+        </w:rPr>
+        <w:t xml:space="preserve"> Python sẽ ưu tiên</w:t>
+      </w:r>
+      <w:r>
+        <w:rPr>
+          <w:lang w:val="en-US"/>
+        </w:rPr>
+        <w:t xml:space="preserve"> chạy Byte Code tương ứng</w:t>
+      </w:r>
+      <w:r>
+        <w:rPr>
+          <w:lang w:val="en-US"/>
+        </w:rPr>
+        <w:t xml:space="preserve"> trong thư mục “__pycache__” trước,</w:t>
+      </w:r>
+      <w:r>
+        <w:rPr>
+          <w:lang w:val="en-US"/>
+        </w:rPr>
+        <w:t xml:space="preserve"> nếu nó tồn tại và hợp lệ</w:t>
+      </w:r>
+      <w:r>
+        <w:rPr>
+          <w:lang w:val="en-US"/>
+        </w:rPr>
+        <w:t>, Byte Code là hợp lệ khi thời điểm chỉnh sửa cuối cùng của nó và thời điểm chỉnh sửa cuối cùng của File gốc = nhau, hoặ</w:t>
+      </w:r>
+      <w:r>
+        <w:rPr>
+          <w:lang w:val="en-US"/>
+        </w:rPr>
+        <w:t>c mã Hash khớp với</w:t>
+      </w:r>
+      <w:r>
+        <w:rPr>
+          <w:lang w:val="en-US"/>
+        </w:rPr>
+        <w:t xml:space="preserve"> nhau</w:t>
+      </w:r>
+    </w:p>
+    <w:p>
+      <w:pPr>
+        <w:pStyle w:val="ListParagraph"/>
+        <w:numPr>
+          <w:ilvl w:val="0"/>
+          <w:numId w:val="3"/>
+        </w:numPr>
+        <w:rPr>
+          <w:lang w:val="en-US"/>
+        </w:rPr>
+      </w:pPr>
+      <w:r>
+        <w:rPr>
+          <w:lang w:val="en-US"/>
+        </w:rPr>
+        <w:lastRenderedPageBreak/>
+        <w:t>Khi chạy 1 File không với tư cách là 1 Module, thì thuộc tính “__name__” của File này = “__main__”, còn nếu là 1 Module, thì thuộc tính “__name__” của nó là tên Module</w:t>
+      </w:r>
+      <w:r>
+        <w:rPr>
+          <w:lang w:val="en-US"/>
+        </w:rPr>
+        <w:t>, bạn Import Module kiểu nào thì tên của nó y chang như cách bạn Import</w:t>
+      </w:r>
+    </w:p>
+    <w:p>
+      <w:pPr>
+        <w:pStyle w:val="ListParagraph"/>
+        <w:numPr>
+          <w:ilvl w:val="0"/>
+          <w:numId w:val="3"/>
+        </w:numPr>
+        <w:rPr>
+          <w:lang w:val="en-US"/>
+        </w:rPr>
+      </w:pPr>
+      <w:r>
+        <w:rPr>
+          <w:lang w:val="en-US"/>
+        </w:rPr>
         <w:t>Ví dụ</w:t>
       </w:r>
     </w:p>
     <w:p>
       <w:pPr>
         <w:pStyle w:val="ListParagraph"/>
-        <w:pBdr>
-          <w:top w:val="single" w:sz="4" w:space="1" w:color="auto"/>
-          <w:left w:val="single" w:sz="4" w:space="4" w:color="auto"/>
-          <w:bottom w:val="single" w:sz="4" w:space="1" w:color="auto"/>
-          <w:right w:val="single" w:sz="4" w:space="4" w:color="auto"/>
-        </w:pBdr>
-        <w:ind w:left="1080"/>
-        <w:rPr>
-          <w:lang w:val="en-US"/>
-        </w:rPr>
-      </w:pPr>
-      <w:r>
-        <w:rPr>
-          <w:lang w:val="en-US"/>
-        </w:rPr>
-        <w:t>help(print)</w:t>
-      </w:r>
-    </w:p>
-    <w:p>
-      <w:pPr>
-        <w:pStyle w:val="ListParagraph"/>
-        <w:numPr>
-          <w:ilvl w:val="0"/>
-          <w:numId w:val="2"/>
-        </w:numPr>
-        <w:rPr>
-          <w:lang w:val="en-US"/>
-        </w:rPr>
-      </w:pPr>
-      <w:r>
-        <w:rPr>
-          <w:lang w:val="en-US"/>
-        </w:rPr>
-        <w:t>Show Phiên Bản Python?</w:t>
-      </w:r>
-    </w:p>
-    <w:p>
-      <w:pPr>
-        <w:pStyle w:val="ListParagraph"/>
         <w:numPr>
           <w:ilvl w:val="0"/>
           <w:numId w:val="3"/>
@@ -456,145 +681,311 @@
         <w:rPr>
           <w:lang w:val="en-US"/>
         </w:rPr>
-        <w:t>Vào CMD, gõ</w:t>
-      </w:r>
-    </w:p>
-    <w:p>
-      <w:pPr>
-        <w:pStyle w:val="ListParagraph"/>
-        <w:pBdr>
-          <w:top w:val="single" w:sz="4" w:space="1" w:color="auto"/>
-          <w:left w:val="single" w:sz="4" w:space="4" w:color="auto"/>
-          <w:bottom w:val="single" w:sz="4" w:space="1" w:color="auto"/>
-          <w:right w:val="single" w:sz="4" w:space="4" w:color="auto"/>
-        </w:pBdr>
-        <w:ind w:left="1080"/>
-        <w:rPr>
-          <w:lang w:val="en-US"/>
-        </w:rPr>
-      </w:pPr>
-      <w:r>
-        <w:rPr>
-          <w:lang w:val="en-US"/>
-        </w:rPr>
-        <w:t>python -V</w:t>
-      </w:r>
-    </w:p>
-    <w:p>
-      <w:pPr>
-        <w:rPr>
-          <w:lang w:val="en-US"/>
-        </w:rPr>
-      </w:pPr>
-    </w:p>
-    <w:p>
-      <w:pPr>
-        <w:rPr>
-          <w:lang w:val="en-US"/>
-        </w:rPr>
-      </w:pPr>
-      <w:r>
-        <w:rPr>
-          <w:lang w:val="en-US"/>
-        </w:rPr>
-        <w:t>Data Type – Kiểu Dữ Liệu:</w:t>
-      </w:r>
-    </w:p>
-    <w:p>
-      <w:pPr>
-        <w:pStyle w:val="ListParagraph"/>
-        <w:numPr>
-          <w:ilvl w:val="0"/>
-          <w:numId w:val="15"/>
-        </w:numPr>
-        <w:rPr>
-          <w:lang w:val="en-US"/>
-        </w:rPr>
-      </w:pPr>
-      <w:r>
-        <w:rPr>
-          <w:lang w:val="en-US"/>
-        </w:rPr>
-        <w:t>Giá Trị Vô Cực?</w:t>
-      </w:r>
-    </w:p>
-    <w:p>
-      <w:pPr>
-        <w:pStyle w:val="ListParagraph"/>
-        <w:pBdr>
-          <w:top w:val="single" w:sz="4" w:space="1" w:color="auto"/>
-          <w:left w:val="single" w:sz="4" w:space="4" w:color="auto"/>
-          <w:bottom w:val="single" w:sz="4" w:space="1" w:color="auto"/>
-          <w:right w:val="single" w:sz="4" w:space="4" w:color="auto"/>
-        </w:pBdr>
-        <w:ind w:left="1080"/>
-        <w:rPr>
-          <w:lang w:val="en-US"/>
-        </w:rPr>
-      </w:pPr>
-      <w:r>
-        <w:rPr>
-          <w:lang w:val="en-US"/>
-        </w:rPr>
-        <w:t>float("inf")</w:t>
-      </w:r>
-    </w:p>
-    <w:p>
-      <w:pPr>
-        <w:rPr>
-          <w:lang w:val="en-US"/>
-        </w:rPr>
-      </w:pPr>
-    </w:p>
-    <w:p>
-      <w:pPr>
-        <w:rPr>
-          <w:lang w:val="en-US"/>
-        </w:rPr>
-      </w:pPr>
-      <w:r>
-        <w:rPr>
-          <w:lang w:val="en-US"/>
-        </w:rPr>
-        <w:t>File And Folder – Tệp Và Thư Mục:</w:t>
-      </w:r>
-    </w:p>
-    <w:p>
-      <w:pPr>
-        <w:pStyle w:val="ListParagraph"/>
-        <w:numPr>
-          <w:ilvl w:val="0"/>
-          <w:numId w:val="17"/>
-        </w:numPr>
-        <w:rPr>
-          <w:lang w:val="en-US"/>
-        </w:rPr>
-      </w:pPr>
-    </w:p>
-    <w:p>
-      <w:pPr>
-        <w:rPr>
-          <w:lang w:val="en-US"/>
-        </w:rPr>
-      </w:pPr>
-    </w:p>
-    <w:p>
-      <w:pPr>
-        <w:rPr>
-          <w:lang w:val="en-US"/>
-        </w:rPr>
-      </w:pPr>
-      <w:r>
-        <w:rPr>
-          <w:lang w:val="en-US"/>
-        </w:rPr>
-        <w:t>Package – Gói</w:t>
-      </w:r>
-      <w:r>
-        <w:rPr>
-          <w:lang w:val="en-US"/>
-        </w:rPr>
-        <w:t>:</w:t>
+        <w:t>Trong thư mục “</w:t>
+      </w:r>
+      <w:r>
+        <w:rPr>
+          <w:lang w:val="en-US"/>
+        </w:rPr>
+        <w:t>f</w:t>
+      </w:r>
+      <w:r>
+        <w:rPr>
+          <w:lang w:val="en-US"/>
+        </w:rPr>
+        <w:t>ather”, chứa Package “foo” và File “child.py”, trong “foo” chứa Package “bar” và File “fool.py”, trong “bar” chứ File “boo.py”</w:t>
+      </w:r>
+    </w:p>
+    <w:p>
+      <w:pPr>
+        <w:pStyle w:val="ListParagraph"/>
+        <w:numPr>
+          <w:ilvl w:val="0"/>
+          <w:numId w:val="3"/>
+        </w:numPr>
+        <w:rPr>
+          <w:lang w:val="en-US"/>
+        </w:rPr>
+      </w:pPr>
+      <w:r>
+        <w:rPr>
+          <w:lang w:val="en-US"/>
+        </w:rPr>
+        <w:t>Tại File “child.py”</w:t>
+      </w:r>
+    </w:p>
+    <w:p>
+      <w:pPr>
+        <w:pStyle w:val="ListParagraph"/>
+        <w:pBdr>
+          <w:top w:val="single" w:sz="4" w:space="1" w:color="auto"/>
+          <w:left w:val="single" w:sz="4" w:space="4" w:color="auto"/>
+          <w:bottom w:val="single" w:sz="4" w:space="1" w:color="auto"/>
+          <w:right w:val="single" w:sz="4" w:space="4" w:color="auto"/>
+          <w:between w:val="single" w:sz="4" w:space="1" w:color="auto"/>
+        </w:pBdr>
+        <w:ind w:left="1080"/>
+        <w:rPr>
+          <w:lang w:val="en-US"/>
+        </w:rPr>
+      </w:pPr>
+      <w:r>
+        <w:rPr>
+          <w:lang w:val="en-US"/>
+        </w:rPr>
+        <w:t>f</w:t>
+      </w:r>
+      <w:r>
+        <w:rPr>
+          <w:lang w:val="en-US"/>
+        </w:rPr>
+        <w:t xml:space="preserve">rom foo.bar import </w:t>
+      </w:r>
+      <w:r>
+        <w:rPr>
+          <w:lang w:val="en-US"/>
+        </w:rPr>
+        <w:t>boo</w:t>
+      </w:r>
+    </w:p>
+    <w:p>
+      <w:pPr>
+        <w:pStyle w:val="ListParagraph"/>
+        <w:numPr>
+          <w:ilvl w:val="0"/>
+          <w:numId w:val="3"/>
+        </w:numPr>
+        <w:rPr>
+          <w:lang w:val="en-US"/>
+        </w:rPr>
+      </w:pPr>
+      <w:r>
+        <w:rPr>
+          <w:lang w:val="en-US"/>
+        </w:rPr>
+        <w:t>Tại File “boo.py”</w:t>
+      </w:r>
+    </w:p>
+    <w:p>
+      <w:pPr>
+        <w:pStyle w:val="ListParagraph"/>
+        <w:pBdr>
+          <w:top w:val="single" w:sz="4" w:space="1" w:color="auto"/>
+          <w:left w:val="single" w:sz="4" w:space="4" w:color="auto"/>
+          <w:bottom w:val="single" w:sz="4" w:space="1" w:color="auto"/>
+          <w:right w:val="single" w:sz="4" w:space="4" w:color="auto"/>
+        </w:pBdr>
+        <w:ind w:left="1080"/>
+        <w:rPr>
+          <w:lang w:val="en-US"/>
+        </w:rPr>
+      </w:pPr>
+      <w:r>
+        <w:rPr>
+          <w:lang w:val="en-US"/>
+        </w:rPr>
+        <w:t>print(__name__)</w:t>
+      </w:r>
+    </w:p>
+    <w:p>
+      <w:pPr>
+        <w:pStyle w:val="ListParagraph"/>
+        <w:numPr>
+          <w:ilvl w:val="0"/>
+          <w:numId w:val="3"/>
+        </w:numPr>
+        <w:rPr>
+          <w:lang w:val="en-US"/>
+        </w:rPr>
+      </w:pPr>
+      <w:r>
+        <w:rPr>
+          <w:lang w:val="en-US"/>
+        </w:rPr>
+        <w:t>Khi chạy File “child.py”, Terminal sẽ in ra “foo.bar.boo”, đây chính là tên Module</w:t>
+      </w:r>
+    </w:p>
+    <w:p>
+      <w:pPr>
+        <w:pStyle w:val="ListParagraph"/>
+        <w:numPr>
+          <w:ilvl w:val="0"/>
+          <w:numId w:val="3"/>
+        </w:numPr>
+        <w:rPr>
+          <w:lang w:val="en-US"/>
+        </w:rPr>
+      </w:pPr>
+      <w:r>
+        <w:rPr>
+          <w:lang w:val="en-US"/>
+        </w:rPr>
+        <w:t xml:space="preserve">Khi Import 1 Module của 1 Package, thì những File “__init__.py” trên đường dẫn tới Module đó trong Package </w:t>
+      </w:r>
+      <w:r>
+        <w:rPr>
+          <w:lang w:val="en-US"/>
+        </w:rPr>
+        <w:t xml:space="preserve">cũng </w:t>
+      </w:r>
+      <w:r>
+        <w:rPr>
+          <w:lang w:val="en-US"/>
+        </w:rPr>
+        <w:t>sẽ được chạy với tư cách là Module</w:t>
+      </w:r>
+    </w:p>
+    <w:p>
+      <w:pPr>
+        <w:pStyle w:val="ListParagraph"/>
+        <w:numPr>
+          <w:ilvl w:val="0"/>
+          <w:numId w:val="3"/>
+        </w:numPr>
+        <w:rPr>
+          <w:lang w:val="en-US"/>
+        </w:rPr>
+      </w:pPr>
+      <w:r>
+        <w:rPr>
+          <w:lang w:val="en-US"/>
+        </w:rPr>
+        <w:t>Ta chỉ có thể sử dụng Relative Import trong 1 File khi nó đã được chạy với tư cách là 1 Module</w:t>
+      </w:r>
+      <w:r>
+        <w:rPr>
+          <w:lang w:val="en-US"/>
+        </w:rPr>
+        <w:t>, Relative Import sử dụng dấu “.” để lên 1 bậc</w:t>
+      </w:r>
+      <w:r>
+        <w:rPr>
+          <w:lang w:val="en-US"/>
+        </w:rPr>
+        <w:t xml:space="preserve"> hoặc xuống 1 bậc</w:t>
+      </w:r>
+    </w:p>
+    <w:p>
+      <w:pPr>
+        <w:pStyle w:val="ListParagraph"/>
+        <w:numPr>
+          <w:ilvl w:val="0"/>
+          <w:numId w:val="3"/>
+        </w:numPr>
+        <w:rPr>
+          <w:lang w:val="en-US"/>
+        </w:rPr>
+      </w:pPr>
+      <w:r>
+        <w:rPr>
+          <w:lang w:val="en-US"/>
+        </w:rPr>
+        <w:t>Tiếp tục với ví dụ trên</w:t>
+      </w:r>
+    </w:p>
+    <w:p>
+      <w:pPr>
+        <w:pStyle w:val="ListParagraph"/>
+        <w:numPr>
+          <w:ilvl w:val="0"/>
+          <w:numId w:val="3"/>
+        </w:numPr>
+        <w:rPr>
+          <w:lang w:val="en-US"/>
+        </w:rPr>
+      </w:pPr>
+      <w:r>
+        <w:rPr>
+          <w:lang w:val="en-US"/>
+        </w:rPr>
+        <w:t>Tại File “boo.py”</w:t>
+      </w:r>
+    </w:p>
+    <w:p>
+      <w:pPr>
+        <w:pStyle w:val="ListParagraph"/>
+        <w:pBdr>
+          <w:top w:val="single" w:sz="4" w:space="1" w:color="auto"/>
+          <w:left w:val="single" w:sz="4" w:space="4" w:color="auto"/>
+          <w:bottom w:val="single" w:sz="4" w:space="1" w:color="auto"/>
+          <w:right w:val="single" w:sz="4" w:space="4" w:color="auto"/>
+        </w:pBdr>
+        <w:ind w:left="1080"/>
+        <w:rPr>
+          <w:lang w:val="en-US"/>
+        </w:rPr>
+      </w:pPr>
+      <w:r>
+        <w:rPr>
+          <w:lang w:val="en-US"/>
+        </w:rPr>
+        <w:t>from .. import fool</w:t>
+      </w:r>
+    </w:p>
+    <w:p>
+      <w:pPr>
+        <w:pStyle w:val="ListParagraph"/>
+        <w:numPr>
+          <w:ilvl w:val="0"/>
+          <w:numId w:val="3"/>
+        </w:numPr>
+        <w:rPr>
+          <w:lang w:val="en-US"/>
+        </w:rPr>
+      </w:pPr>
+      <w:r>
+        <w:rPr>
+          <w:lang w:val="en-US"/>
+        </w:rPr>
+        <w:t xml:space="preserve">Câu lệnh trên chỉ chạy thành công nếu bạn chạy File “child.py”, vì mỗi dấu “.” </w:t>
+      </w:r>
+      <w:r>
+        <w:rPr>
+          <w:lang w:val="en-US"/>
+        </w:rPr>
+        <w:t>t</w:t>
+      </w:r>
+      <w:r>
+        <w:rPr>
+          <w:lang w:val="en-US"/>
+        </w:rPr>
+        <w:t>rong “..” sẽ đưa tên Module lên 1 bậc, nghĩa là câu lệnh trên</w:t>
+      </w:r>
+      <w:r>
+        <w:rPr>
+          <w:lang w:val="en-US"/>
+        </w:rPr>
+        <w:t xml:space="preserve"> import module tên “foo.fool”, điều này cho thấy số dấu “.” khi Import phải = số dấu “.” trong tên Module</w:t>
+      </w:r>
+    </w:p>
+    <w:p>
+      <w:pPr>
+        <w:pStyle w:val="ListParagraph"/>
+        <w:numPr>
+          <w:ilvl w:val="0"/>
+          <w:numId w:val="3"/>
+        </w:numPr>
+        <w:rPr>
+          <w:lang w:val="en-US"/>
+        </w:rPr>
+      </w:pPr>
+      <w:r>
+        <w:rPr>
+          <w:lang w:val="en-US"/>
+        </w:rPr>
+        <w:t xml:space="preserve">Nếu đã </w:t>
+      </w:r>
+      <w:r>
+        <w:rPr>
+          <w:lang w:val="en-US"/>
+        </w:rPr>
+        <w:t>Import C từ B vào A, thì ta cũng có thể Import C từ A</w:t>
+      </w:r>
+      <w:r>
+        <w:rPr>
+          <w:lang w:val="en-US"/>
+        </w:rPr>
+        <w:t>, thay vì C từ B</w:t>
       </w:r>
     </w:p>
     <w:p>
@@ -612,7 +1003,7 @@
         <w:rPr>
           <w:lang w:val="en-US"/>
         </w:rPr>
-        <w:t>Cấu Trúc 1 Package?</w:t>
+        <w:t>Tạo File Wheel?</w:t>
       </w:r>
     </w:p>
     <w:p>
@@ -630,43 +1021,7 @@
         <w:rPr>
           <w:lang w:val="en-US"/>
         </w:rPr>
-        <w:t>Package thực chất là 1 thư mục chứa File “__init__.py”, cùng với các File và thư mục khác, mỗi thư mục trong Package cũng phải là 1 Package</w:t>
-      </w:r>
-    </w:p>
-    <w:p>
-      <w:pPr>
-        <w:pStyle w:val="ListParagraph"/>
-        <w:numPr>
-          <w:ilvl w:val="0"/>
-          <w:numId w:val="16"/>
-        </w:numPr>
-        <w:rPr>
-          <w:lang w:val="en-US"/>
-        </w:rPr>
-      </w:pPr>
-      <w:r>
-        <w:rPr>
-          <w:lang w:val="en-US"/>
-        </w:rPr>
-        <w:t xml:space="preserve">Cách </w:t>
-      </w:r>
-      <w:r>
-        <w:rPr>
-          <w:lang w:val="en-US"/>
-        </w:rPr>
-        <w:t xml:space="preserve">Import 1 </w:t>
-      </w:r>
-      <w:r>
-        <w:rPr>
-          <w:lang w:val="en-US"/>
-        </w:rPr>
-        <w:t>Module</w:t>
-      </w:r>
-      <w:r>
-        <w:rPr>
-          <w:lang w:val="en-US"/>
-        </w:rPr>
-        <w:t>?</w:t>
+        <w:t>File Wheel thực chất dùng để cài đặt các Package có trong nó, và khi cài đặt nó sẽ được đưa vào Python Path, nó bản chất là 1 thư viện</w:t>
       </w:r>
     </w:p>
     <w:p>
@@ -684,26 +1039,519 @@
         <w:rPr>
           <w:lang w:val="en-US"/>
         </w:rPr>
+        <w:t>Để tạo File Wheel, trong thư mục chứa các Package của bạn, Copy đoạn Code sau vào 1 File</w:t>
+      </w:r>
+    </w:p>
+    <w:p>
+      <w:pPr>
+        <w:pStyle w:val="ListParagraph"/>
+        <w:pBdr>
+          <w:top w:val="single" w:sz="4" w:space="1" w:color="auto"/>
+          <w:left w:val="single" w:sz="4" w:space="4" w:color="auto"/>
+          <w:bottom w:val="single" w:sz="4" w:space="1" w:color="auto"/>
+          <w:right w:val="single" w:sz="4" w:space="4" w:color="auto"/>
+        </w:pBdr>
+        <w:ind w:left="1080"/>
+        <w:rPr>
+          <w:lang w:val="en-US"/>
+        </w:rPr>
+      </w:pPr>
+      <w:r>
+        <w:rPr>
+          <w:lang w:val="en-US"/>
+        </w:rPr>
+        <w:t>from setuptools import setup, find_packages</w:t>
+      </w:r>
+    </w:p>
+    <w:p>
+      <w:pPr>
+        <w:pStyle w:val="ListParagraph"/>
+        <w:pBdr>
+          <w:top w:val="single" w:sz="4" w:space="1" w:color="auto"/>
+          <w:left w:val="single" w:sz="4" w:space="4" w:color="auto"/>
+          <w:bottom w:val="single" w:sz="4" w:space="1" w:color="auto"/>
+          <w:right w:val="single" w:sz="4" w:space="4" w:color="auto"/>
+        </w:pBdr>
+        <w:ind w:left="1080"/>
+        <w:rPr>
+          <w:lang w:val="en-US"/>
+        </w:rPr>
+      </w:pPr>
+    </w:p>
+    <w:p>
+      <w:pPr>
+        <w:pStyle w:val="ListParagraph"/>
+        <w:pBdr>
+          <w:top w:val="single" w:sz="4" w:space="1" w:color="auto"/>
+          <w:left w:val="single" w:sz="4" w:space="4" w:color="auto"/>
+          <w:bottom w:val="single" w:sz="4" w:space="1" w:color="auto"/>
+          <w:right w:val="single" w:sz="4" w:space="4" w:color="auto"/>
+        </w:pBdr>
+        <w:ind w:left="1080"/>
+        <w:rPr>
+          <w:lang w:val="en-US"/>
+        </w:rPr>
+      </w:pPr>
+      <w:r>
+        <w:rPr>
+          <w:lang w:val="en-US"/>
+        </w:rPr>
+        <w:t>setup(</w:t>
+      </w:r>
+    </w:p>
+    <w:p>
+      <w:pPr>
+        <w:pStyle w:val="ListParagraph"/>
+        <w:pBdr>
+          <w:top w:val="single" w:sz="4" w:space="1" w:color="auto"/>
+          <w:left w:val="single" w:sz="4" w:space="4" w:color="auto"/>
+          <w:bottom w:val="single" w:sz="4" w:space="1" w:color="auto"/>
+          <w:right w:val="single" w:sz="4" w:space="4" w:color="auto"/>
+        </w:pBdr>
+        <w:ind w:left="1080"/>
+        <w:rPr>
+          <w:lang w:val="en-US"/>
+        </w:rPr>
+      </w:pPr>
+      <w:r>
+        <w:rPr>
+          <w:lang w:val="en-US"/>
+        </w:rPr>
+        <w:t xml:space="preserve">    name = &lt;Tên Thư Viện&gt;</w:t>
+      </w:r>
+      <w:r>
+        <w:rPr>
+          <w:lang w:val="en-US"/>
+        </w:rPr>
+        <w:t>,</w:t>
+      </w:r>
+    </w:p>
+    <w:p>
+      <w:pPr>
+        <w:pStyle w:val="ListParagraph"/>
+        <w:pBdr>
+          <w:top w:val="single" w:sz="4" w:space="1" w:color="auto"/>
+          <w:left w:val="single" w:sz="4" w:space="4" w:color="auto"/>
+          <w:bottom w:val="single" w:sz="4" w:space="1" w:color="auto"/>
+          <w:right w:val="single" w:sz="4" w:space="4" w:color="auto"/>
+        </w:pBdr>
+        <w:ind w:left="1080"/>
+        <w:rPr>
+          <w:lang w:val="en-US"/>
+        </w:rPr>
+      </w:pPr>
+      <w:r>
+        <w:rPr>
+          <w:lang w:val="en-US"/>
+        </w:rPr>
+        <w:t xml:space="preserve">    version = &lt;Version&gt;</w:t>
+      </w:r>
+      <w:r>
+        <w:rPr>
+          <w:lang w:val="en-US"/>
+        </w:rPr>
+        <w:t>,</w:t>
+      </w:r>
+    </w:p>
+    <w:p>
+      <w:pPr>
+        <w:pStyle w:val="ListParagraph"/>
+        <w:pBdr>
+          <w:top w:val="single" w:sz="4" w:space="1" w:color="auto"/>
+          <w:left w:val="single" w:sz="4" w:space="4" w:color="auto"/>
+          <w:bottom w:val="single" w:sz="4" w:space="1" w:color="auto"/>
+          <w:right w:val="single" w:sz="4" w:space="4" w:color="auto"/>
+        </w:pBdr>
+        <w:ind w:left="1080"/>
+        <w:rPr>
+          <w:lang w:val="en-US"/>
+        </w:rPr>
+      </w:pPr>
+      <w:r>
+        <w:rPr>
+          <w:lang w:val="en-US"/>
+        </w:rPr>
+        <w:t xml:space="preserve">    packages = find_packages()</w:t>
+      </w:r>
+    </w:p>
+    <w:p>
+      <w:pPr>
+        <w:pStyle w:val="ListParagraph"/>
+        <w:pBdr>
+          <w:top w:val="single" w:sz="4" w:space="1" w:color="auto"/>
+          <w:left w:val="single" w:sz="4" w:space="4" w:color="auto"/>
+          <w:bottom w:val="single" w:sz="4" w:space="1" w:color="auto"/>
+          <w:right w:val="single" w:sz="4" w:space="4" w:color="auto"/>
+        </w:pBdr>
+        <w:ind w:left="1080"/>
+        <w:rPr>
+          <w:lang w:val="en-US"/>
+        </w:rPr>
+      </w:pPr>
+      <w:r>
+        <w:rPr>
+          <w:lang w:val="en-US"/>
+        </w:rPr>
+        <w:t>)</w:t>
+      </w:r>
+    </w:p>
+    <w:p>
+      <w:pPr>
+        <w:pStyle w:val="ListParagraph"/>
+        <w:numPr>
+          <w:ilvl w:val="0"/>
+          <w:numId w:val="3"/>
+        </w:numPr>
+        <w:rPr>
+          <w:lang w:val="en-US"/>
+        </w:rPr>
+      </w:pPr>
+      <w:r>
+        <w:rPr>
+          <w:lang w:val="en-US"/>
+        </w:rPr>
+        <w:t>&lt;Tên Thư Viện&gt;, &lt;Version&gt; muốn đặt kiểu gì cũng được</w:t>
+      </w:r>
+    </w:p>
+    <w:p>
+      <w:pPr>
+        <w:pStyle w:val="ListParagraph"/>
+        <w:numPr>
+          <w:ilvl w:val="0"/>
+          <w:numId w:val="3"/>
+        </w:numPr>
+        <w:rPr>
+          <w:lang w:val="en-US"/>
+        </w:rPr>
+      </w:pPr>
+      <w:r>
+        <w:rPr>
+          <w:lang w:val="en-US"/>
+        </w:rPr>
+        <w:t>Chạy File trên với tham số “bdist_wheel” bằng CMD</w:t>
+      </w:r>
+    </w:p>
+    <w:p>
+      <w:pPr>
+        <w:pStyle w:val="ListParagraph"/>
+        <w:numPr>
+          <w:ilvl w:val="0"/>
+          <w:numId w:val="3"/>
+        </w:numPr>
+        <w:rPr>
+          <w:lang w:val="en-US"/>
+        </w:rPr>
+      </w:pPr>
+      <w:r>
+        <w:rPr>
+          <w:lang w:val="en-US"/>
+        </w:rPr>
+        <w:t>Ví dụ</w:t>
+      </w:r>
+    </w:p>
+    <w:p>
+      <w:pPr>
+        <w:pStyle w:val="ListParagraph"/>
+        <w:pBdr>
+          <w:top w:val="single" w:sz="4" w:space="1" w:color="auto"/>
+          <w:left w:val="single" w:sz="4" w:space="4" w:color="auto"/>
+          <w:bottom w:val="single" w:sz="4" w:space="1" w:color="auto"/>
+          <w:right w:val="single" w:sz="4" w:space="4" w:color="auto"/>
+        </w:pBdr>
+        <w:ind w:left="1080"/>
+        <w:rPr>
+          <w:lang w:val="en-US"/>
+        </w:rPr>
+      </w:pPr>
+      <w:r>
+        <w:rPr>
+          <w:lang w:val="en-US"/>
+        </w:rPr>
+        <w:t>python setup.py bdist_wheel</w:t>
+      </w:r>
+    </w:p>
+    <w:p>
+      <w:pPr>
+        <w:pStyle w:val="ListParagraph"/>
+        <w:numPr>
+          <w:ilvl w:val="0"/>
+          <w:numId w:val="3"/>
+        </w:numPr>
+        <w:rPr>
+          <w:lang w:val="en-US"/>
+        </w:rPr>
+      </w:pPr>
+      <w:r>
+        <w:rPr>
+          <w:lang w:val="en-US"/>
+        </w:rPr>
+        <w:t>Sau khi chạy, sẽ có 1 số thư mục được tạo bên cạnh File bạn vừa chạy, trong đó có thư mục “dist”, trong đó có File Wheel</w:t>
+      </w:r>
+    </w:p>
+    <w:p>
+      <w:pPr>
+        <w:pStyle w:val="ListParagraph"/>
+        <w:numPr>
+          <w:ilvl w:val="0"/>
+          <w:numId w:val="3"/>
+        </w:numPr>
+        <w:rPr>
+          <w:lang w:val="en-US"/>
+        </w:rPr>
+      </w:pPr>
+      <w:r>
+        <w:rPr>
+          <w:lang w:val="en-US"/>
+        </w:rPr>
+        <w:t>Để cài đặt 1 File Wheel, nói cách khác là cài đặt thư viện, nhập vào CMD</w:t>
+      </w:r>
+    </w:p>
+    <w:p>
+      <w:pPr>
+        <w:pStyle w:val="ListParagraph"/>
+        <w:pBdr>
+          <w:top w:val="single" w:sz="4" w:space="1" w:color="auto"/>
+          <w:left w:val="single" w:sz="4" w:space="4" w:color="auto"/>
+          <w:bottom w:val="single" w:sz="4" w:space="1" w:color="auto"/>
+          <w:right w:val="single" w:sz="4" w:space="4" w:color="auto"/>
+        </w:pBdr>
+        <w:ind w:left="1080"/>
+        <w:rPr>
+          <w:lang w:val="en-US"/>
+        </w:rPr>
+      </w:pPr>
+      <w:r>
+        <w:rPr>
+          <w:lang w:val="en-US"/>
+        </w:rPr>
+        <w:t>p</w:t>
+      </w:r>
+      <w:r>
+        <w:rPr>
+          <w:lang w:val="en-US"/>
+        </w:rPr>
+        <w:t>ip install &lt;Đường Dẫn Tới File Wheel&gt;</w:t>
+      </w:r>
+    </w:p>
+    <w:p>
+      <w:pPr>
+        <w:pStyle w:val="ListParagraph"/>
+        <w:numPr>
+          <w:ilvl w:val="0"/>
+          <w:numId w:val="3"/>
+        </w:numPr>
+        <w:rPr>
+          <w:lang w:val="en-US"/>
+        </w:rPr>
+      </w:pPr>
+      <w:r>
+        <w:rPr>
+          <w:lang w:val="en-US"/>
+        </w:rPr>
+        <w:t>Ví dụ</w:t>
+      </w:r>
+    </w:p>
+    <w:p>
+      <w:pPr>
+        <w:pStyle w:val="ListParagraph"/>
+        <w:pBdr>
+          <w:top w:val="single" w:sz="4" w:space="1" w:color="auto"/>
+          <w:left w:val="single" w:sz="4" w:space="4" w:color="auto"/>
+          <w:bottom w:val="single" w:sz="4" w:space="1" w:color="auto"/>
+          <w:right w:val="single" w:sz="4" w:space="4" w:color="auto"/>
+        </w:pBdr>
+        <w:ind w:left="1080"/>
+        <w:rPr>
+          <w:lang w:val="en-US"/>
+        </w:rPr>
+      </w:pPr>
+      <w:r>
+        <w:rPr>
+          <w:lang w:val="en-US"/>
+        </w:rPr>
+        <w:t>p</w:t>
+      </w:r>
+      <w:r>
+        <w:rPr>
+          <w:lang w:val="en-US"/>
+        </w:rPr>
+        <w:t xml:space="preserve">ip install </w:t>
+      </w:r>
+      <w:r>
+        <w:rPr>
+          <w:lang w:val="en-US"/>
+        </w:rPr>
+        <w:t>dist\conchothien-9.9-py3-none-any.whl</w:t>
+      </w:r>
+    </w:p>
+    <w:p>
+      <w:pPr>
+        <w:pStyle w:val="ListParagraph"/>
+        <w:numPr>
+          <w:ilvl w:val="0"/>
+          <w:numId w:val="3"/>
+        </w:numPr>
+        <w:rPr>
+          <w:lang w:val="en-US"/>
+        </w:rPr>
+      </w:pPr>
+      <w:r>
+        <w:rPr>
+          <w:lang w:val="en-US"/>
+        </w:rPr>
+        <w:t>Sau khi cài đặt, bạn có thể sử dụng thư viện này ở mọi nơi</w:t>
+      </w:r>
+    </w:p>
+    <w:p>
+      <w:pPr>
+        <w:pStyle w:val="ListParagraph"/>
+        <w:ind w:left="1080"/>
+        <w:rPr>
+          <w:lang w:val="en-US"/>
+        </w:rPr>
+      </w:pPr>
+    </w:p>
+    <w:p>
+      <w:pPr>
+        <w:rPr>
+          <w:lang w:val="en-US"/>
+        </w:rPr>
+      </w:pPr>
+      <w:r>
+        <w:rPr>
+          <w:lang w:val="en-US"/>
+        </w:rPr>
         <w:lastRenderedPageBreak/>
-        <w:t>Khi Import 1 File</w:t>
-      </w:r>
-      <w:r>
-        <w:rPr>
-          <w:lang w:val="en-US"/>
-        </w:rPr>
-        <w:t xml:space="preserve"> nào đó, giả sử B vào File A, thì B</w:t>
-      </w:r>
-      <w:r>
-        <w:rPr>
-          <w:lang w:val="en-US"/>
-        </w:rPr>
-        <w:t xml:space="preserve"> </w:t>
-      </w:r>
-      <w:r>
-        <w:rPr>
-          <w:lang w:val="en-US"/>
-        </w:rPr>
-        <w:t>sẽ được chạy trong A ngay lập tức với tư cách là 1 Module</w:t>
+        <w:t>String – Xâu:</w:t>
+      </w:r>
+    </w:p>
+    <w:p>
+      <w:pPr>
+        <w:pStyle w:val="ListParagraph"/>
+        <w:numPr>
+          <w:ilvl w:val="0"/>
+          <w:numId w:val="4"/>
+        </w:numPr>
+        <w:rPr>
+          <w:lang w:val="en-US"/>
+        </w:rPr>
+      </w:pPr>
+      <w:r>
+        <w:rPr>
+          <w:lang w:val="en-US"/>
+        </w:rPr>
+        <w:t>Cách Viết Xuống Dòng Xâu Dài Vãi Lồn Trong Python Nhưng Khi In Thì Không Xuống Dòng?</w:t>
+      </w:r>
+    </w:p>
+    <w:p>
+      <w:pPr>
+        <w:pStyle w:val="ListParagraph"/>
+        <w:pBdr>
+          <w:top w:val="single" w:sz="4" w:space="1" w:color="auto"/>
+          <w:left w:val="single" w:sz="4" w:space="4" w:color="auto"/>
+          <w:bottom w:val="single" w:sz="4" w:space="1" w:color="auto"/>
+          <w:right w:val="single" w:sz="4" w:space="4" w:color="auto"/>
+        </w:pBdr>
+        <w:ind w:left="1080"/>
+        <w:rPr>
+          <w:lang w:val="en-US"/>
+        </w:rPr>
+      </w:pPr>
+      <w:r>
+        <w:rPr>
+          <w:lang w:val="en-US"/>
+        </w:rPr>
+        <w:t>&lt;Biến&gt; = “&lt;Dòng 1&gt;\</w:t>
+      </w:r>
+    </w:p>
+    <w:p>
+      <w:pPr>
+        <w:pStyle w:val="ListParagraph"/>
+        <w:pBdr>
+          <w:top w:val="single" w:sz="4" w:space="1" w:color="auto"/>
+          <w:left w:val="single" w:sz="4" w:space="4" w:color="auto"/>
+          <w:bottom w:val="single" w:sz="4" w:space="1" w:color="auto"/>
+          <w:right w:val="single" w:sz="4" w:space="4" w:color="auto"/>
+        </w:pBdr>
+        <w:ind w:left="1080"/>
+        <w:rPr>
+          <w:lang w:val="en-US"/>
+        </w:rPr>
+      </w:pPr>
+      <w:r>
+        <w:rPr>
+          <w:lang w:val="en-US"/>
+        </w:rPr>
+        <w:t>&lt;Dòng 2&gt;\</w:t>
+      </w:r>
+    </w:p>
+    <w:p>
+      <w:pPr>
+        <w:pStyle w:val="ListParagraph"/>
+        <w:pBdr>
+          <w:top w:val="single" w:sz="4" w:space="1" w:color="auto"/>
+          <w:left w:val="single" w:sz="4" w:space="4" w:color="auto"/>
+          <w:bottom w:val="single" w:sz="4" w:space="1" w:color="auto"/>
+          <w:right w:val="single" w:sz="4" w:space="4" w:color="auto"/>
+        </w:pBdr>
+        <w:ind w:left="1080"/>
+        <w:rPr>
+          <w:lang w:val="en-US"/>
+        </w:rPr>
+      </w:pPr>
+      <w:r>
+        <w:rPr>
+          <w:lang w:val="en-US"/>
+        </w:rPr>
+        <w:t>&lt;Dòng 3&gt;\</w:t>
+      </w:r>
+    </w:p>
+    <w:p>
+      <w:pPr>
+        <w:pStyle w:val="ListParagraph"/>
+        <w:pBdr>
+          <w:top w:val="single" w:sz="4" w:space="1" w:color="auto"/>
+          <w:left w:val="single" w:sz="4" w:space="4" w:color="auto"/>
+          <w:bottom w:val="single" w:sz="4" w:space="1" w:color="auto"/>
+          <w:right w:val="single" w:sz="4" w:space="4" w:color="auto"/>
+        </w:pBdr>
+        <w:ind w:left="1080"/>
+        <w:rPr>
+          <w:lang w:val="en-US"/>
+        </w:rPr>
+      </w:pPr>
+      <w:r>
+        <w:rPr>
+          <w:lang w:val="en-US"/>
+        </w:rPr>
+        <w:t>…</w:t>
+      </w:r>
+    </w:p>
+    <w:p>
+      <w:pPr>
+        <w:pStyle w:val="ListParagraph"/>
+        <w:pBdr>
+          <w:top w:val="single" w:sz="4" w:space="1" w:color="auto"/>
+          <w:left w:val="single" w:sz="4" w:space="4" w:color="auto"/>
+          <w:bottom w:val="single" w:sz="4" w:space="1" w:color="auto"/>
+          <w:right w:val="single" w:sz="4" w:space="4" w:color="auto"/>
+        </w:pBdr>
+        <w:ind w:left="1080"/>
+        <w:rPr>
+          <w:lang w:val="en-US"/>
+        </w:rPr>
+      </w:pPr>
+      <w:r>
+        <w:rPr>
+          <w:lang w:val="en-US"/>
+        </w:rPr>
+        <w:t>&lt;Dòng N&gt;</w:t>
+      </w:r>
+      <w:r>
+        <w:rPr>
+          <w:lang w:val="en-US"/>
+        </w:rPr>
+        <w:t>“</w:t>
       </w:r>
     </w:p>
     <w:p>
@@ -721,13 +1569,106 @@
         <w:rPr>
           <w:lang w:val="en-US"/>
         </w:rPr>
-        <w:t>Khi 1 File được chạy với tư cách là 1 Module, thì sẽ có 1 thư mục tên “__pycache__” được tạo ngay bên cạnh File đó nếu chưa tồn tại</w:t>
-      </w:r>
-      <w:r>
-        <w:rPr>
-          <w:lang w:val="en-US"/>
-        </w:rPr>
-        <w:t>, nó sẽ chứa Byte Code của File này</w:t>
+        <w:t>Ví dụ</w:t>
+      </w:r>
+    </w:p>
+    <w:p>
+      <w:pPr>
+        <w:pStyle w:val="ListParagraph"/>
+        <w:pBdr>
+          <w:top w:val="single" w:sz="4" w:space="1" w:color="auto"/>
+          <w:left w:val="single" w:sz="4" w:space="4" w:color="auto"/>
+          <w:bottom w:val="single" w:sz="4" w:space="1" w:color="auto"/>
+          <w:right w:val="single" w:sz="4" w:space="4" w:color="auto"/>
+        </w:pBdr>
+        <w:ind w:left="1080"/>
+        <w:rPr>
+          <w:lang w:val="en-US"/>
+        </w:rPr>
+      </w:pPr>
+      <w:r>
+        <w:rPr>
+          <w:lang w:val="en-US"/>
+        </w:rPr>
+        <w:t>text = “foo is bar and bar is not foo \</w:t>
+      </w:r>
+    </w:p>
+    <w:p>
+      <w:pPr>
+        <w:pStyle w:val="ListParagraph"/>
+        <w:pBdr>
+          <w:top w:val="single" w:sz="4" w:space="1" w:color="auto"/>
+          <w:left w:val="single" w:sz="4" w:space="4" w:color="auto"/>
+          <w:bottom w:val="single" w:sz="4" w:space="1" w:color="auto"/>
+          <w:right w:val="single" w:sz="4" w:space="4" w:color="auto"/>
+        </w:pBdr>
+        <w:ind w:left="1080"/>
+        <w:rPr>
+          <w:lang w:val="en-US"/>
+        </w:rPr>
+      </w:pPr>
+      <w:r>
+        <w:rPr>
+          <w:lang w:val="en-US"/>
+        </w:rPr>
+        <w:t>but why foo is foo \</w:t>
+      </w:r>
+    </w:p>
+    <w:p>
+      <w:pPr>
+        <w:pStyle w:val="ListParagraph"/>
+        <w:pBdr>
+          <w:top w:val="single" w:sz="4" w:space="1" w:color="auto"/>
+          <w:left w:val="single" w:sz="4" w:space="4" w:color="auto"/>
+          <w:bottom w:val="single" w:sz="4" w:space="1" w:color="auto"/>
+          <w:right w:val="single" w:sz="4" w:space="4" w:color="auto"/>
+        </w:pBdr>
+        <w:ind w:left="1080"/>
+        <w:rPr>
+          <w:lang w:val="en-US"/>
+        </w:rPr>
+      </w:pPr>
+      <w:r>
+        <w:rPr>
+          <w:lang w:val="en-US"/>
+        </w:rPr>
+        <w:t>and not bar is foo”</w:t>
+      </w:r>
+    </w:p>
+    <w:p>
+      <w:pPr>
+        <w:pStyle w:val="ListParagraph"/>
+        <w:pBdr>
+          <w:top w:val="single" w:sz="4" w:space="1" w:color="auto"/>
+          <w:left w:val="single" w:sz="4" w:space="4" w:color="auto"/>
+          <w:bottom w:val="single" w:sz="4" w:space="1" w:color="auto"/>
+          <w:right w:val="single" w:sz="4" w:space="4" w:color="auto"/>
+        </w:pBdr>
+        <w:ind w:left="1080"/>
+        <w:rPr>
+          <w:lang w:val="en-US"/>
+        </w:rPr>
+      </w:pPr>
+    </w:p>
+    <w:p>
+      <w:pPr>
+        <w:pStyle w:val="ListParagraph"/>
+        <w:pBdr>
+          <w:top w:val="single" w:sz="4" w:space="1" w:color="auto"/>
+          <w:left w:val="single" w:sz="4" w:space="4" w:color="auto"/>
+          <w:bottom w:val="single" w:sz="4" w:space="1" w:color="auto"/>
+          <w:right w:val="single" w:sz="4" w:space="4" w:color="auto"/>
+        </w:pBdr>
+        <w:ind w:left="1080"/>
+        <w:rPr>
+          <w:lang w:val="en-US"/>
+        </w:rPr>
+      </w:pPr>
+      <w:r>
+        <w:rPr>
+          <w:lang w:val="en-US"/>
+        </w:rPr>
+        <w:t>print(text)</w:t>
       </w:r>
     </w:p>
     <w:p>
@@ -745,7 +1686,67 @@
         <w:rPr>
           <w:lang w:val="en-US"/>
         </w:rPr>
-        <w:t>Đồng thời, khi ta chạy 1 File với tư cách là 1 Module, ban đầu Python sẽ dò xem ở thư mục hiện tại, đã có File này hay chưa, nếu chưa thì tiếp tục dò trong Python Path, nếu không có nữa thì báo lỗi</w:t>
+        <w:t>Màn hình CMD</w:t>
+      </w:r>
+    </w:p>
+    <w:p>
+      <w:pPr>
+        <w:pStyle w:val="ListParagraph"/>
+        <w:pBdr>
+          <w:top w:val="single" w:sz="4" w:space="1" w:color="auto"/>
+          <w:left w:val="single" w:sz="4" w:space="4" w:color="auto"/>
+          <w:bottom w:val="single" w:sz="4" w:space="1" w:color="auto"/>
+          <w:right w:val="single" w:sz="4" w:space="4" w:color="auto"/>
+        </w:pBdr>
+        <w:ind w:left="1080"/>
+        <w:rPr>
+          <w:lang w:val="en-US"/>
+        </w:rPr>
+      </w:pPr>
+      <w:r>
+        <w:rPr>
+          <w:lang w:val="en-US"/>
+        </w:rPr>
+        <w:t>foo is bar and bar is not foo but why foo is foo and not bar is foo</w:t>
+      </w:r>
+    </w:p>
+    <w:p>
+      <w:pPr>
+        <w:pStyle w:val="ListParagraph"/>
+        <w:numPr>
+          <w:ilvl w:val="0"/>
+          <w:numId w:val="4"/>
+        </w:numPr>
+        <w:rPr>
+          <w:lang w:val="en-US"/>
+        </w:rPr>
+      </w:pPr>
+      <w:r>
+        <w:rPr>
+          <w:lang w:val="en-US"/>
+        </w:rPr>
+        <w:t>Cách Biến Xâu Thành Tập Hợp Các Kí Tự Xuất Hiện Trong Xâu Đó?</w:t>
+      </w:r>
+    </w:p>
+    <w:p>
+      <w:pPr>
+        <w:pStyle w:val="ListParagraph"/>
+        <w:pBdr>
+          <w:top w:val="single" w:sz="4" w:space="1" w:color="auto"/>
+          <w:left w:val="single" w:sz="4" w:space="4" w:color="auto"/>
+          <w:bottom w:val="single" w:sz="4" w:space="1" w:color="auto"/>
+          <w:right w:val="single" w:sz="4" w:space="4" w:color="auto"/>
+        </w:pBdr>
+        <w:ind w:left="1080"/>
+        <w:rPr>
+          <w:lang w:val="en-US"/>
+        </w:rPr>
+      </w:pPr>
+      <w:r>
+        <w:rPr>
+          <w:lang w:val="en-US"/>
+        </w:rPr>
+        <w:t>&lt;Tập Hợp Các Kí Tự&gt; = set(&lt;Xâu&gt;)</w:t>
       </w:r>
     </w:p>
     <w:p>
@@ -763,55 +1764,13 @@
         <w:rPr>
           <w:lang w:val="en-US"/>
         </w:rPr>
-        <w:t xml:space="preserve">Để </w:t>
-      </w:r>
-      <w:r>
-        <w:rPr>
-          <w:lang w:val="en-US"/>
-        </w:rPr>
-        <w:t>chạy Module nhanh hơn,</w:t>
-      </w:r>
-      <w:r>
-        <w:rPr>
-          <w:lang w:val="en-US"/>
-        </w:rPr>
-        <w:t xml:space="preserve"> Python sẽ ưu tiên</w:t>
-      </w:r>
-      <w:r>
-        <w:rPr>
-          <w:lang w:val="en-US"/>
-        </w:rPr>
-        <w:t xml:space="preserve"> chạy Byte Code tương ứng</w:t>
-      </w:r>
-      <w:r>
-        <w:rPr>
-          <w:lang w:val="en-US"/>
-        </w:rPr>
-        <w:t xml:space="preserve"> trong thư mục “__pycache__” trước,</w:t>
-      </w:r>
-      <w:r>
-        <w:rPr>
-          <w:lang w:val="en-US"/>
-        </w:rPr>
-        <w:t xml:space="preserve"> nếu nó tồn tại và hợp lệ</w:t>
-      </w:r>
-      <w:r>
-        <w:rPr>
-          <w:lang w:val="en-US"/>
-        </w:rPr>
-        <w:t>, Byte Code là hợp lệ khi thời điểm chỉnh sửa cuối cùng của nó và thời điểm chỉnh sửa cuối cùng của File gốc = nhau, hoặ</w:t>
-      </w:r>
-      <w:r>
-        <w:rPr>
-          <w:lang w:val="en-US"/>
-        </w:rPr>
-        <w:t>c mã Hash khớp với</w:t>
-      </w:r>
-      <w:r>
-        <w:rPr>
-          <w:lang w:val="en-US"/>
-        </w:rPr>
-        <w:t xml:space="preserve"> nhau</w:t>
+        <w:t xml:space="preserve">Dấu cách </w:t>
+      </w:r>
+      <w:r>
+        <w:rPr>
+          <w:lang w:val="en-US"/>
+        </w:rPr>
+        <w:t>cũng tính</w:t>
       </w:r>
     </w:p>
     <w:p>
@@ -829,13 +1788,52 @@
         <w:rPr>
           <w:lang w:val="en-US"/>
         </w:rPr>
-        <w:t>Khi chạy 1 File không với tư cách là 1 Module, thì thuộc tính “__name__” của File này = “__main__”, còn nếu là 1 Module, thì thuộc tính “__name__” của nó là tên Module</w:t>
-      </w:r>
-      <w:r>
-        <w:rPr>
-          <w:lang w:val="en-US"/>
-        </w:rPr>
-        <w:t>, bạn Import Module kiểu nào thì tên của nó y chang như cách bạn Import</w:t>
+        <w:t>Ví dụ</w:t>
+      </w:r>
+    </w:p>
+    <w:p>
+      <w:pPr>
+        <w:pStyle w:val="ListParagraph"/>
+        <w:pBdr>
+          <w:top w:val="single" w:sz="4" w:space="1" w:color="auto"/>
+          <w:left w:val="single" w:sz="4" w:space="4" w:color="auto"/>
+          <w:bottom w:val="single" w:sz="4" w:space="1" w:color="auto"/>
+          <w:right w:val="single" w:sz="4" w:space="4" w:color="auto"/>
+        </w:pBdr>
+        <w:ind w:left="1080"/>
+        <w:rPr>
+          <w:lang w:val="en-US"/>
+        </w:rPr>
+      </w:pPr>
+      <w:r>
+        <w:rPr>
+          <w:lang w:val="en-US"/>
+        </w:rPr>
+        <w:t>foo = set(“b</w:t>
+      </w:r>
+      <w:r>
+        <w:rPr>
+          <w:lang w:val="en-US"/>
+        </w:rPr>
+        <w:t>/</w:t>
+      </w:r>
+      <w:r>
+        <w:rPr>
+          <w:lang w:val="en-US"/>
+        </w:rPr>
+        <w:t>ar 12a</w:t>
+      </w:r>
+      <w:r>
+        <w:rPr>
+          <w:lang w:val="en-US"/>
+        </w:rPr>
+        <w:t xml:space="preserve"> nứ</w:t>
+      </w:r>
+      <w:r>
+        <w:rPr>
+          <w:lang w:val="en-US"/>
+        </w:rPr>
+        <w:t>”)</w:t>
       </w:r>
     </w:p>
     <w:p>
@@ -853,12 +1851,168 @@
         <w:rPr>
           <w:lang w:val="en-US"/>
         </w:rPr>
+        <w:t>foo là {</w:t>
+      </w:r>
+      <w:r>
+        <w:rPr>
+          <w:lang w:val="en-US"/>
+        </w:rPr>
+        <w:t>‘ ‘, ‘/’, ‘</w:t>
+      </w:r>
+      <w:r>
+        <w:rPr>
+          <w:lang w:val="en-US"/>
+        </w:rPr>
+        <w:t>1</w:t>
+      </w:r>
+      <w:r>
+        <w:rPr>
+          <w:lang w:val="en-US"/>
+        </w:rPr>
+        <w:t>’</w:t>
+      </w:r>
+      <w:r>
+        <w:rPr>
+          <w:lang w:val="en-US"/>
+        </w:rPr>
+        <w:t xml:space="preserve">, </w:t>
+      </w:r>
+      <w:r>
+        <w:rPr>
+          <w:lang w:val="en-US"/>
+        </w:rPr>
+        <w:t>‘</w:t>
+      </w:r>
+      <w:r>
+        <w:rPr>
+          <w:lang w:val="en-US"/>
+        </w:rPr>
+        <w:t>2</w:t>
+      </w:r>
+      <w:r>
+        <w:rPr>
+          <w:lang w:val="en-US"/>
+        </w:rPr>
+        <w:t>’</w:t>
+      </w:r>
+      <w:r>
+        <w:rPr>
+          <w:lang w:val="en-US"/>
+        </w:rPr>
+        <w:t>, ‘b’, ‘a’, ‘r’</w:t>
+      </w:r>
+      <w:r>
+        <w:rPr>
+          <w:lang w:val="en-US"/>
+        </w:rPr>
+        <w:t>, ‘n’, ‘ứ’</w:t>
+      </w:r>
+      <w:r>
+        <w:rPr>
+          <w:lang w:val="en-US"/>
+        </w:rPr>
+        <w:t>}</w:t>
+      </w:r>
+    </w:p>
+    <w:p>
+      <w:pPr>
+        <w:pStyle w:val="ListParagraph"/>
+        <w:numPr>
+          <w:ilvl w:val="0"/>
+          <w:numId w:val="4"/>
+        </w:numPr>
+        <w:rPr>
+          <w:lang w:val="en-US"/>
+        </w:rPr>
+      </w:pPr>
+      <w:r>
+        <w:rPr>
+          <w:lang w:val="en-US"/>
+        </w:rPr>
+        <w:t>Cách Sắp Xếp 1 Mảng Chỉ Toàn Xâu Theo Từ Điển?</w:t>
+      </w:r>
+    </w:p>
+    <w:p>
+      <w:pPr>
+        <w:pStyle w:val="ListParagraph"/>
+        <w:pBdr>
+          <w:top w:val="single" w:sz="4" w:space="1" w:color="auto"/>
+          <w:left w:val="single" w:sz="4" w:space="4" w:color="auto"/>
+          <w:bottom w:val="single" w:sz="4" w:space="1" w:color="auto"/>
+          <w:right w:val="single" w:sz="4" w:space="4" w:color="auto"/>
+        </w:pBdr>
+        <w:ind w:left="1080"/>
+        <w:rPr>
+          <w:lang w:val="en-US"/>
+        </w:rPr>
+      </w:pPr>
+      <w:r>
+        <w:rPr>
+          <w:lang w:val="en-US"/>
+        </w:rPr>
+        <w:t>&lt;Mảng Đã Sắp Xếp&gt; = sorted(&lt;Mảng Chưa Sắp Xếp&gt;)</w:t>
+      </w:r>
+    </w:p>
+    <w:p>
+      <w:pPr>
+        <w:pStyle w:val="ListParagraph"/>
+        <w:numPr>
+          <w:ilvl w:val="0"/>
+          <w:numId w:val="3"/>
+        </w:numPr>
+        <w:rPr>
+          <w:lang w:val="en-US"/>
+        </w:rPr>
+      </w:pPr>
+      <w:r>
+        <w:rPr>
+          <w:lang w:val="en-US"/>
+        </w:rPr>
+        <w:t>Lưu ý thứ tự từ điển là dấu cách xếp đầu, đến kí tự đặc biệt, số, chữ in hoa, chữ in thường, chữ có dấu</w:t>
+      </w:r>
+    </w:p>
+    <w:p>
+      <w:pPr>
+        <w:pStyle w:val="ListParagraph"/>
+        <w:numPr>
+          <w:ilvl w:val="0"/>
+          <w:numId w:val="3"/>
+        </w:numPr>
+        <w:rPr>
+          <w:lang w:val="en-US"/>
+        </w:rPr>
+      </w:pPr>
+      <w:r>
+        <w:rPr>
+          <w:lang w:val="en-US"/>
+        </w:rPr>
         <w:t>Ví dụ</w:t>
       </w:r>
     </w:p>
     <w:p>
       <w:pPr>
         <w:pStyle w:val="ListParagraph"/>
+        <w:pBdr>
+          <w:top w:val="single" w:sz="4" w:space="1" w:color="auto"/>
+          <w:left w:val="single" w:sz="4" w:space="4" w:color="auto"/>
+          <w:bottom w:val="single" w:sz="4" w:space="1" w:color="auto"/>
+          <w:right w:val="single" w:sz="4" w:space="4" w:color="auto"/>
+        </w:pBdr>
+        <w:ind w:left="1080"/>
+        <w:rPr>
+          <w:lang w:val="en-US"/>
+        </w:rPr>
+      </w:pPr>
+      <w:r>
+        <w:rPr>
+          <w:lang w:val="en-US"/>
+        </w:rPr>
+        <w:t>foo = sorted([‘a’, ‘ab’, ‘ca’, ‘1’, ‘ ‘, ‘/’, ‘ứ’])</w:t>
+      </w:r>
+    </w:p>
+    <w:p>
+      <w:pPr>
+        <w:pStyle w:val="ListParagraph"/>
         <w:numPr>
           <w:ilvl w:val="0"/>
           <w:numId w:val="3"/>
@@ -871,19 +2025,46 @@
         <w:rPr>
           <w:lang w:val="en-US"/>
         </w:rPr>
-        <w:t>Trong thư mục “</w:t>
-      </w:r>
-      <w:r>
-        <w:rPr>
-          <w:lang w:val="en-US"/>
-        </w:rPr>
-        <w:t>f</w:t>
-      </w:r>
-      <w:r>
-        <w:rPr>
-          <w:lang w:val="en-US"/>
-        </w:rPr>
-        <w:t>ather”, chứa Package “foo” và File “child.py”, trong “foo” chứa Package “bar” và File “fool.py”, trong “bar” chứ File “boo.py”</w:t>
+        <w:t>foo là [‘ ’, ‘/’, ‘1’, ‘a’, ‘ab’, ‘ca’, ‘ứ’]</w:t>
+      </w:r>
+    </w:p>
+    <w:p>
+      <w:pPr>
+        <w:pStyle w:val="ListParagraph"/>
+        <w:numPr>
+          <w:ilvl w:val="0"/>
+          <w:numId w:val="4"/>
+        </w:numPr>
+        <w:rPr>
+          <w:lang w:val="en-US"/>
+        </w:rPr>
+      </w:pPr>
+      <w:r>
+        <w:rPr>
+          <w:lang w:val="en-US"/>
+        </w:rPr>
+        <w:t>Cách Chuyển Đối Tượng Iterable Chứa Các Phần Tử Toàn Là Xâu Thành 1 Xâu Duy Nhất?</w:t>
+      </w:r>
+    </w:p>
+    <w:p>
+      <w:pPr>
+        <w:pStyle w:val="ListParagraph"/>
+        <w:pBdr>
+          <w:top w:val="single" w:sz="4" w:space="1" w:color="auto"/>
+          <w:left w:val="single" w:sz="4" w:space="4" w:color="auto"/>
+          <w:bottom w:val="single" w:sz="4" w:space="1" w:color="auto"/>
+          <w:right w:val="single" w:sz="4" w:space="4" w:color="auto"/>
+        </w:pBdr>
+        <w:ind w:left="1080"/>
+        <w:rPr>
+          <w:lang w:val="en-US"/>
+        </w:rPr>
+      </w:pPr>
+      <w:r>
+        <w:rPr>
+          <w:lang w:val="en-US"/>
+        </w:rPr>
+        <w:t>&lt;Xâu Nối&gt; = &lt;Xâu Ngăn Cách&gt;.join(&lt;Đối Tượng Iterable Chứa Toàn Xâu&gt;)</w:t>
       </w:r>
     </w:p>
     <w:p>
@@ -901,41 +2082,7 @@
         <w:rPr>
           <w:lang w:val="en-US"/>
         </w:rPr>
-        <w:t>Tại File “child.py”</w:t>
-      </w:r>
-    </w:p>
-    <w:p>
-      <w:pPr>
-        <w:pStyle w:val="ListParagraph"/>
-        <w:pBdr>
-          <w:top w:val="single" w:sz="4" w:space="1" w:color="auto"/>
-          <w:left w:val="single" w:sz="4" w:space="4" w:color="auto"/>
-          <w:bottom w:val="single" w:sz="4" w:space="1" w:color="auto"/>
-          <w:right w:val="single" w:sz="4" w:space="4" w:color="auto"/>
-          <w:between w:val="single" w:sz="4" w:space="1" w:color="auto"/>
-        </w:pBdr>
-        <w:ind w:left="1080"/>
-        <w:rPr>
-          <w:lang w:val="en-US"/>
-        </w:rPr>
-      </w:pPr>
-      <w:r>
-        <w:rPr>
-          <w:lang w:val="en-US"/>
-        </w:rPr>
-        <w:t>f</w:t>
-      </w:r>
-      <w:r>
-        <w:rPr>
-          <w:lang w:val="en-US"/>
-        </w:rPr>
-        <w:t xml:space="preserve">rom foo.bar import </w:t>
-      </w:r>
-      <w:r>
-        <w:rPr>
-          <w:lang w:val="en-US"/>
-        </w:rPr>
-        <w:t>boo</w:t>
+        <w:t>Ví dụ</w:t>
       </w:r>
     </w:p>
     <w:p>
@@ -953,28 +2100,28 @@
         <w:rPr>
           <w:lang w:val="en-US"/>
         </w:rPr>
-        <w:t>Tại File “boo.py”</w:t>
-      </w:r>
-    </w:p>
-    <w:p>
-      <w:pPr>
-        <w:pStyle w:val="ListParagraph"/>
-        <w:pBdr>
-          <w:top w:val="single" w:sz="4" w:space="1" w:color="auto"/>
-          <w:left w:val="single" w:sz="4" w:space="4" w:color="auto"/>
-          <w:bottom w:val="single" w:sz="4" w:space="1" w:color="auto"/>
-          <w:right w:val="single" w:sz="4" w:space="4" w:color="auto"/>
-        </w:pBdr>
-        <w:ind w:left="1080"/>
-        <w:rPr>
-          <w:lang w:val="en-US"/>
-        </w:rPr>
-      </w:pPr>
-      <w:r>
-        <w:rPr>
-          <w:lang w:val="en-US"/>
-        </w:rPr>
-        <w:t>print(__name__)</w:t>
+        <w:t>x là [‘foo’, ‘bar’, ‘i’, ‘ stupid’]</w:t>
+      </w:r>
+    </w:p>
+    <w:p>
+      <w:pPr>
+        <w:pStyle w:val="ListParagraph"/>
+        <w:pBdr>
+          <w:top w:val="single" w:sz="4" w:space="1" w:color="auto"/>
+          <w:left w:val="single" w:sz="4" w:space="4" w:color="auto"/>
+          <w:bottom w:val="single" w:sz="4" w:space="1" w:color="auto"/>
+          <w:right w:val="single" w:sz="4" w:space="4" w:color="auto"/>
+        </w:pBdr>
+        <w:ind w:left="1080"/>
+        <w:rPr>
+          <w:lang w:val="en-US"/>
+        </w:rPr>
+      </w:pPr>
+      <w:r>
+        <w:rPr>
+          <w:lang w:val="en-US"/>
+        </w:rPr>
+        <w:t>y = ‘shit’.join(x)</w:t>
       </w:r>
     </w:p>
     <w:p>
@@ -992,7 +2139,46 @@
         <w:rPr>
           <w:lang w:val="en-US"/>
         </w:rPr>
-        <w:t>Khi chạy File “child.py”, Terminal sẽ in ra “foo.bar.boo”, đây chính là tên Module</w:t>
+        <w:t>“y” là “fooshitbarshitishitstupid”</w:t>
+      </w:r>
+    </w:p>
+    <w:p>
+      <w:pPr>
+        <w:pStyle w:val="ListParagraph"/>
+        <w:numPr>
+          <w:ilvl w:val="0"/>
+          <w:numId w:val="4"/>
+        </w:numPr>
+        <w:rPr>
+          <w:lang w:val="en-US"/>
+        </w:rPr>
+      </w:pPr>
+      <w:r>
+        <w:rPr>
+          <w:lang w:val="en-US"/>
+        </w:rPr>
+        <w:t>Cách Viết Xâu Không Có Nội Suy Kí Tự Đặc Biệt?</w:t>
+      </w:r>
+    </w:p>
+    <w:p>
+      <w:pPr>
+        <w:pStyle w:val="ListParagraph"/>
+        <w:pBdr>
+          <w:top w:val="single" w:sz="4" w:space="1" w:color="auto"/>
+          <w:left w:val="single" w:sz="4" w:space="4" w:color="auto"/>
+          <w:bottom w:val="single" w:sz="4" w:space="1" w:color="auto"/>
+          <w:right w:val="single" w:sz="4" w:space="4" w:color="auto"/>
+        </w:pBdr>
+        <w:ind w:left="1080"/>
+        <w:rPr>
+          <w:lang w:val="en-US"/>
+        </w:rPr>
+      </w:pPr>
+      <w:r>
+        <w:rPr>
+          <w:lang w:val="en-US"/>
+        </w:rPr>
+        <w:t>r&lt;Xâu Chứa Kí Tự Đặc Biệt&gt;</w:t>
       </w:r>
     </w:p>
     <w:p>
@@ -1010,19 +2196,46 @@
         <w:rPr>
           <w:lang w:val="en-US"/>
         </w:rPr>
-        <w:t xml:space="preserve">Khi Import 1 Module của 1 Package, thì những File “__init__.py” trên đường dẫn tới Module đó trong Package </w:t>
-      </w:r>
-      <w:r>
-        <w:rPr>
-          <w:lang w:val="en-US"/>
-        </w:rPr>
-        <w:t xml:space="preserve">cũng </w:t>
-      </w:r>
-      <w:r>
-        <w:rPr>
-          <w:lang w:val="en-US"/>
-        </w:rPr>
-        <w:t>sẽ được chạy với tư cách là Module</w:t>
+        <w:t>Ví dụ</w:t>
+      </w:r>
+    </w:p>
+    <w:p>
+      <w:pPr>
+        <w:pStyle w:val="ListParagraph"/>
+        <w:pBdr>
+          <w:top w:val="single" w:sz="4" w:space="1" w:color="auto"/>
+          <w:left w:val="single" w:sz="4" w:space="4" w:color="auto"/>
+          <w:bottom w:val="single" w:sz="4" w:space="1" w:color="auto"/>
+          <w:right w:val="single" w:sz="4" w:space="4" w:color="auto"/>
+        </w:pBdr>
+        <w:ind w:left="1080"/>
+        <w:rPr>
+          <w:lang w:val="en-US"/>
+        </w:rPr>
+      </w:pPr>
+      <w:r>
+        <w:rPr>
+          <w:lang w:val="en-US"/>
+        </w:rPr>
+        <w:t>foo = r</w:t>
+      </w:r>
+      <w:r>
+        <w:rPr>
+          <w:lang w:val="en-US"/>
+        </w:rPr>
+        <w:t>"</w:t>
+      </w:r>
+      <w:r>
+        <w:rPr>
+          <w:lang w:val="en-US"/>
+        </w:rPr>
+        <w:t>huhu.\n</w:t>
+      </w:r>
+      <w:r>
+        <w:rPr>
+          <w:lang w:val="en-US"/>
+        </w:rPr>
+        <w:t>"</w:t>
       </w:r>
     </w:p>
     <w:p>
@@ -1040,19 +2253,25 @@
         <w:rPr>
           <w:lang w:val="en-US"/>
         </w:rPr>
-        <w:t>Ta chỉ có thể sử dụng Relative Import trong 1 File khi nó đã được chạy với tư cách là 1 Module</w:t>
-      </w:r>
-      <w:r>
-        <w:rPr>
-          <w:lang w:val="en-US"/>
-        </w:rPr>
-        <w:t>, Relative Import sử dụng dấu “.” để lên 1 bậc</w:t>
-      </w:r>
-      <w:r>
-        <w:rPr>
-          <w:lang w:val="en-US"/>
-        </w:rPr>
-        <w:t xml:space="preserve"> hoặc xuống 1 bậc</w:t>
+        <w:t>“foo” sẽ có giá trị là “huhu.\n”, kí tự đặc biệt “\n” được xem là kí tự thường</w:t>
+      </w:r>
+    </w:p>
+    <w:p>
+      <w:pPr>
+        <w:pStyle w:val="ListParagraph"/>
+        <w:numPr>
+          <w:ilvl w:val="0"/>
+          <w:numId w:val="4"/>
+        </w:numPr>
+        <w:rPr>
+          <w:lang w:val="en-US"/>
+        </w:rPr>
+      </w:pPr>
+      <w:r>
+        <w:rPr>
+          <w:lang w:val="en-US"/>
+        </w:rPr>
+        <w:t>Byte String?</w:t>
       </w:r>
     </w:p>
     <w:p>
@@ -1070,7 +2289,28 @@
         <w:rPr>
           <w:lang w:val="en-US"/>
         </w:rPr>
-        <w:t>Tiếp tục với ví dụ trên</w:t>
+        <w:t>Tạo trực tiếp 1 Byte String</w:t>
+      </w:r>
+    </w:p>
+    <w:p>
+      <w:pPr>
+        <w:pStyle w:val="ListParagraph"/>
+        <w:pBdr>
+          <w:top w:val="single" w:sz="4" w:space="1" w:color="auto"/>
+          <w:left w:val="single" w:sz="4" w:space="4" w:color="auto"/>
+          <w:bottom w:val="single" w:sz="4" w:space="1" w:color="auto"/>
+          <w:right w:val="single" w:sz="4" w:space="4" w:color="auto"/>
+        </w:pBdr>
+        <w:ind w:left="1080"/>
+        <w:rPr>
+          <w:lang w:val="en-US"/>
+        </w:rPr>
+      </w:pPr>
+      <w:r>
+        <w:rPr>
+          <w:lang w:val="en-US"/>
+        </w:rPr>
+        <w:t>&lt;Byte String&gt; = b&lt;String&gt;</w:t>
       </w:r>
     </w:p>
     <w:p>
@@ -1088,346 +2328,19 @@
         <w:rPr>
           <w:lang w:val="en-US"/>
         </w:rPr>
-        <w:t>Tại File “boo.py”</w:t>
-      </w:r>
-    </w:p>
-    <w:p>
-      <w:pPr>
-        <w:pStyle w:val="ListParagraph"/>
-        <w:pBdr>
-          <w:top w:val="single" w:sz="4" w:space="1" w:color="auto"/>
-          <w:left w:val="single" w:sz="4" w:space="4" w:color="auto"/>
-          <w:bottom w:val="single" w:sz="4" w:space="1" w:color="auto"/>
-          <w:right w:val="single" w:sz="4" w:space="4" w:color="auto"/>
-        </w:pBdr>
-        <w:ind w:left="1080"/>
-        <w:rPr>
-          <w:lang w:val="en-US"/>
-        </w:rPr>
-      </w:pPr>
-      <w:r>
-        <w:rPr>
-          <w:lang w:val="en-US"/>
-        </w:rPr>
-        <w:t>from .. import fool</w:t>
-      </w:r>
-    </w:p>
-    <w:p>
-      <w:pPr>
-        <w:pStyle w:val="ListParagraph"/>
-        <w:numPr>
-          <w:ilvl w:val="0"/>
-          <w:numId w:val="3"/>
-        </w:numPr>
-        <w:rPr>
-          <w:lang w:val="en-US"/>
-        </w:rPr>
-      </w:pPr>
-      <w:r>
-        <w:rPr>
-          <w:lang w:val="en-US"/>
-        </w:rPr>
-        <w:t xml:space="preserve">Câu lệnh trên chỉ chạy thành công nếu bạn chạy File “child.py”, vì mỗi dấu “.” </w:t>
-      </w:r>
-      <w:r>
-        <w:rPr>
-          <w:lang w:val="en-US"/>
-        </w:rPr>
-        <w:t>t</w:t>
-      </w:r>
-      <w:r>
-        <w:rPr>
-          <w:lang w:val="en-US"/>
-        </w:rPr>
-        <w:t>rong “..” sẽ đưa tên Module lên 1 bậc, nghĩa là câu lệnh trên</w:t>
-      </w:r>
-      <w:r>
-        <w:rPr>
-          <w:lang w:val="en-US"/>
-        </w:rPr>
-        <w:t xml:space="preserve"> import module tên “foo.fool”, điều này cho thấy số dấu “.” khi Import phải = số dấu “.” trong tên Module</w:t>
-      </w:r>
-    </w:p>
-    <w:p>
-      <w:pPr>
-        <w:pStyle w:val="ListParagraph"/>
-        <w:numPr>
-          <w:ilvl w:val="0"/>
-          <w:numId w:val="3"/>
-        </w:numPr>
-        <w:rPr>
-          <w:lang w:val="en-US"/>
-        </w:rPr>
-      </w:pPr>
-      <w:r>
-        <w:rPr>
-          <w:lang w:val="en-US"/>
-        </w:rPr>
-        <w:t xml:space="preserve">Nếu đã </w:t>
-      </w:r>
-      <w:r>
-        <w:rPr>
-          <w:lang w:val="en-US"/>
-        </w:rPr>
-        <w:t>Import C từ B vào A, thì ta cũng có thể Import C từ A</w:t>
-      </w:r>
-      <w:r>
-        <w:rPr>
-          <w:lang w:val="en-US"/>
-        </w:rPr>
-        <w:t>, thay vì C từ B</w:t>
-      </w:r>
-    </w:p>
-    <w:p>
-      <w:pPr>
-        <w:pStyle w:val="ListParagraph"/>
-        <w:numPr>
-          <w:ilvl w:val="0"/>
-          <w:numId w:val="16"/>
-        </w:numPr>
-        <w:rPr>
-          <w:lang w:val="en-US"/>
-        </w:rPr>
-      </w:pPr>
-      <w:r>
-        <w:rPr>
-          <w:lang w:val="en-US"/>
-        </w:rPr>
-        <w:t>Tạo File Wheel?</w:t>
-      </w:r>
-    </w:p>
-    <w:p>
-      <w:pPr>
-        <w:pStyle w:val="ListParagraph"/>
-        <w:numPr>
-          <w:ilvl w:val="0"/>
-          <w:numId w:val="3"/>
-        </w:numPr>
-        <w:rPr>
-          <w:lang w:val="en-US"/>
-        </w:rPr>
-      </w:pPr>
-      <w:r>
-        <w:rPr>
-          <w:lang w:val="en-US"/>
-        </w:rPr>
-        <w:t>File Wheel thực chất dùng để cài đặt các Package có trong nó, và khi cài đặt nó sẽ được đưa vào Python Path, nó bản chất là 1 thư viện</w:t>
-      </w:r>
-    </w:p>
-    <w:p>
-      <w:pPr>
-        <w:pStyle w:val="ListParagraph"/>
-        <w:numPr>
-          <w:ilvl w:val="0"/>
-          <w:numId w:val="3"/>
-        </w:numPr>
-        <w:rPr>
-          <w:lang w:val="en-US"/>
-        </w:rPr>
-      </w:pPr>
-      <w:r>
-        <w:rPr>
-          <w:lang w:val="en-US"/>
-        </w:rPr>
-        <w:t>Để tạo File Wheel, trong thư mục chứa các Package của bạn, Copy đoạn Code sau vào 1 File</w:t>
-      </w:r>
-    </w:p>
-    <w:p>
-      <w:pPr>
-        <w:pStyle w:val="ListParagraph"/>
-        <w:pBdr>
-          <w:top w:val="single" w:sz="4" w:space="1" w:color="auto"/>
-          <w:left w:val="single" w:sz="4" w:space="4" w:color="auto"/>
-          <w:bottom w:val="single" w:sz="4" w:space="1" w:color="auto"/>
-          <w:right w:val="single" w:sz="4" w:space="4" w:color="auto"/>
-        </w:pBdr>
-        <w:ind w:left="1080"/>
-        <w:rPr>
-          <w:lang w:val="en-US"/>
-        </w:rPr>
-      </w:pPr>
-      <w:r>
-        <w:rPr>
-          <w:lang w:val="en-US"/>
-        </w:rPr>
-        <w:t>from setuptools import setup, find_packages</w:t>
-      </w:r>
-    </w:p>
-    <w:p>
-      <w:pPr>
-        <w:pStyle w:val="ListParagraph"/>
-        <w:pBdr>
-          <w:top w:val="single" w:sz="4" w:space="1" w:color="auto"/>
-          <w:left w:val="single" w:sz="4" w:space="4" w:color="auto"/>
-          <w:bottom w:val="single" w:sz="4" w:space="1" w:color="auto"/>
-          <w:right w:val="single" w:sz="4" w:space="4" w:color="auto"/>
-        </w:pBdr>
-        <w:ind w:left="1080"/>
-        <w:rPr>
-          <w:lang w:val="en-US"/>
-        </w:rPr>
-      </w:pPr>
-    </w:p>
-    <w:p>
-      <w:pPr>
-        <w:pStyle w:val="ListParagraph"/>
-        <w:pBdr>
-          <w:top w:val="single" w:sz="4" w:space="1" w:color="auto"/>
-          <w:left w:val="single" w:sz="4" w:space="4" w:color="auto"/>
-          <w:bottom w:val="single" w:sz="4" w:space="1" w:color="auto"/>
-          <w:right w:val="single" w:sz="4" w:space="4" w:color="auto"/>
-        </w:pBdr>
-        <w:ind w:left="1080"/>
-        <w:rPr>
-          <w:lang w:val="en-US"/>
-        </w:rPr>
-      </w:pPr>
-      <w:r>
-        <w:rPr>
-          <w:lang w:val="en-US"/>
-        </w:rPr>
-        <w:t>setup(</w:t>
-      </w:r>
-    </w:p>
-    <w:p>
-      <w:pPr>
-        <w:pStyle w:val="ListParagraph"/>
-        <w:pBdr>
-          <w:top w:val="single" w:sz="4" w:space="1" w:color="auto"/>
-          <w:left w:val="single" w:sz="4" w:space="4" w:color="auto"/>
-          <w:bottom w:val="single" w:sz="4" w:space="1" w:color="auto"/>
-          <w:right w:val="single" w:sz="4" w:space="4" w:color="auto"/>
-        </w:pBdr>
-        <w:ind w:left="1080"/>
-        <w:rPr>
-          <w:lang w:val="en-US"/>
-        </w:rPr>
-      </w:pPr>
-      <w:r>
-        <w:rPr>
-          <w:lang w:val="en-US"/>
-        </w:rPr>
-        <w:t xml:space="preserve">    name = &lt;Tên Thư Viện&gt;</w:t>
-      </w:r>
-      <w:r>
-        <w:rPr>
-          <w:lang w:val="en-US"/>
-        </w:rPr>
-        <w:t>,</w:t>
-      </w:r>
-    </w:p>
-    <w:p>
-      <w:pPr>
-        <w:pStyle w:val="ListParagraph"/>
-        <w:pBdr>
-          <w:top w:val="single" w:sz="4" w:space="1" w:color="auto"/>
-          <w:left w:val="single" w:sz="4" w:space="4" w:color="auto"/>
-          <w:bottom w:val="single" w:sz="4" w:space="1" w:color="auto"/>
-          <w:right w:val="single" w:sz="4" w:space="4" w:color="auto"/>
-        </w:pBdr>
-        <w:ind w:left="1080"/>
-        <w:rPr>
-          <w:lang w:val="en-US"/>
-        </w:rPr>
-      </w:pPr>
-      <w:r>
-        <w:rPr>
-          <w:lang w:val="en-US"/>
-        </w:rPr>
-        <w:t xml:space="preserve">    version = &lt;Version&gt;</w:t>
-      </w:r>
-      <w:r>
-        <w:rPr>
-          <w:lang w:val="en-US"/>
-        </w:rPr>
-        <w:t>,</w:t>
-      </w:r>
-    </w:p>
-    <w:p>
-      <w:pPr>
-        <w:pStyle w:val="ListParagraph"/>
-        <w:pBdr>
-          <w:top w:val="single" w:sz="4" w:space="1" w:color="auto"/>
-          <w:left w:val="single" w:sz="4" w:space="4" w:color="auto"/>
-          <w:bottom w:val="single" w:sz="4" w:space="1" w:color="auto"/>
-          <w:right w:val="single" w:sz="4" w:space="4" w:color="auto"/>
-        </w:pBdr>
-        <w:ind w:left="1080"/>
-        <w:rPr>
-          <w:lang w:val="en-US"/>
-        </w:rPr>
-      </w:pPr>
-      <w:r>
-        <w:rPr>
-          <w:lang w:val="en-US"/>
-        </w:rPr>
-        <w:t xml:space="preserve">    packages = find_packages()</w:t>
-      </w:r>
-    </w:p>
-    <w:p>
-      <w:pPr>
-        <w:pStyle w:val="ListParagraph"/>
-        <w:pBdr>
-          <w:top w:val="single" w:sz="4" w:space="1" w:color="auto"/>
-          <w:left w:val="single" w:sz="4" w:space="4" w:color="auto"/>
-          <w:bottom w:val="single" w:sz="4" w:space="1" w:color="auto"/>
-          <w:right w:val="single" w:sz="4" w:space="4" w:color="auto"/>
-        </w:pBdr>
-        <w:ind w:left="1080"/>
-        <w:rPr>
-          <w:lang w:val="en-US"/>
-        </w:rPr>
-      </w:pPr>
-      <w:r>
-        <w:rPr>
-          <w:lang w:val="en-US"/>
-        </w:rPr>
-        <w:t>)</w:t>
-      </w:r>
-    </w:p>
-    <w:p>
-      <w:pPr>
-        <w:pStyle w:val="ListParagraph"/>
-        <w:numPr>
-          <w:ilvl w:val="0"/>
-          <w:numId w:val="3"/>
-        </w:numPr>
-        <w:rPr>
-          <w:lang w:val="en-US"/>
-        </w:rPr>
-      </w:pPr>
-      <w:r>
-        <w:rPr>
-          <w:lang w:val="en-US"/>
-        </w:rPr>
-        <w:t>&lt;Tên Thư Viện&gt;, &lt;Version&gt; muốn đặt kiểu gì cũng được</w:t>
-      </w:r>
-    </w:p>
-    <w:p>
-      <w:pPr>
-        <w:pStyle w:val="ListParagraph"/>
-        <w:numPr>
-          <w:ilvl w:val="0"/>
-          <w:numId w:val="3"/>
-        </w:numPr>
-        <w:rPr>
-          <w:lang w:val="en-US"/>
-        </w:rPr>
-      </w:pPr>
-      <w:r>
-        <w:rPr>
-          <w:lang w:val="en-US"/>
-        </w:rPr>
-        <w:t>Chạy File trên với tham số “bdist_wheel” bằng CMD</w:t>
-      </w:r>
-    </w:p>
-    <w:p>
-      <w:pPr>
-        <w:pStyle w:val="ListParagraph"/>
-        <w:numPr>
-          <w:ilvl w:val="0"/>
-          <w:numId w:val="3"/>
-        </w:numPr>
+        <w:t>Ví dụ</w:t>
+      </w:r>
+    </w:p>
+    <w:p>
+      <w:pPr>
+        <w:pStyle w:val="ListParagraph"/>
+        <w:pBdr>
+          <w:top w:val="single" w:sz="4" w:space="1" w:color="auto"/>
+          <w:left w:val="single" w:sz="4" w:space="4" w:color="auto"/>
+          <w:bottom w:val="single" w:sz="4" w:space="1" w:color="auto"/>
+          <w:right w:val="single" w:sz="4" w:space="4" w:color="auto"/>
+        </w:pBdr>
+        <w:ind w:left="1080"/>
         <w:rPr>
           <w:lang w:val="en-US"/>
         </w:rPr>
@@ -1437,1109 +2350,6 @@
           <w:lang w:val="en-US"/>
         </w:rPr>
         <w:lastRenderedPageBreak/>
-        <w:t>Ví dụ</w:t>
-      </w:r>
-    </w:p>
-    <w:p>
-      <w:pPr>
-        <w:pStyle w:val="ListParagraph"/>
-        <w:pBdr>
-          <w:top w:val="single" w:sz="4" w:space="1" w:color="auto"/>
-          <w:left w:val="single" w:sz="4" w:space="4" w:color="auto"/>
-          <w:bottom w:val="single" w:sz="4" w:space="1" w:color="auto"/>
-          <w:right w:val="single" w:sz="4" w:space="4" w:color="auto"/>
-        </w:pBdr>
-        <w:ind w:left="1080"/>
-        <w:rPr>
-          <w:lang w:val="en-US"/>
-        </w:rPr>
-      </w:pPr>
-      <w:r>
-        <w:rPr>
-          <w:lang w:val="en-US"/>
-        </w:rPr>
-        <w:t>python setup.py bdist_wheel</w:t>
-      </w:r>
-    </w:p>
-    <w:p>
-      <w:pPr>
-        <w:pStyle w:val="ListParagraph"/>
-        <w:numPr>
-          <w:ilvl w:val="0"/>
-          <w:numId w:val="3"/>
-        </w:numPr>
-        <w:rPr>
-          <w:lang w:val="en-US"/>
-        </w:rPr>
-      </w:pPr>
-      <w:r>
-        <w:rPr>
-          <w:lang w:val="en-US"/>
-        </w:rPr>
-        <w:t>Sau khi chạy, sẽ có 1 số thư mục được tạo bên cạnh File bạn vừa chạy, trong đó có thư mục “dist”, trong đó có File Wheel</w:t>
-      </w:r>
-    </w:p>
-    <w:p>
-      <w:pPr>
-        <w:pStyle w:val="ListParagraph"/>
-        <w:numPr>
-          <w:ilvl w:val="0"/>
-          <w:numId w:val="3"/>
-        </w:numPr>
-        <w:rPr>
-          <w:lang w:val="en-US"/>
-        </w:rPr>
-      </w:pPr>
-      <w:r>
-        <w:rPr>
-          <w:lang w:val="en-US"/>
-        </w:rPr>
-        <w:t>Để cài đặt 1 File Wheel, nói cách khác là cài đặt thư viện, nhập vào CMD</w:t>
-      </w:r>
-    </w:p>
-    <w:p>
-      <w:pPr>
-        <w:pStyle w:val="ListParagraph"/>
-        <w:pBdr>
-          <w:top w:val="single" w:sz="4" w:space="1" w:color="auto"/>
-          <w:left w:val="single" w:sz="4" w:space="4" w:color="auto"/>
-          <w:bottom w:val="single" w:sz="4" w:space="1" w:color="auto"/>
-          <w:right w:val="single" w:sz="4" w:space="4" w:color="auto"/>
-        </w:pBdr>
-        <w:ind w:left="1080"/>
-        <w:rPr>
-          <w:lang w:val="en-US"/>
-        </w:rPr>
-      </w:pPr>
-      <w:r>
-        <w:rPr>
-          <w:lang w:val="en-US"/>
-        </w:rPr>
-        <w:t>p</w:t>
-      </w:r>
-      <w:r>
-        <w:rPr>
-          <w:lang w:val="en-US"/>
-        </w:rPr>
-        <w:t>ip install &lt;Đường Dẫn Tới File Wheel&gt;</w:t>
-      </w:r>
-    </w:p>
-    <w:p>
-      <w:pPr>
-        <w:pStyle w:val="ListParagraph"/>
-        <w:numPr>
-          <w:ilvl w:val="0"/>
-          <w:numId w:val="3"/>
-        </w:numPr>
-        <w:rPr>
-          <w:lang w:val="en-US"/>
-        </w:rPr>
-      </w:pPr>
-      <w:r>
-        <w:rPr>
-          <w:lang w:val="en-US"/>
-        </w:rPr>
-        <w:t>Ví dụ</w:t>
-      </w:r>
-    </w:p>
-    <w:p>
-      <w:pPr>
-        <w:pStyle w:val="ListParagraph"/>
-        <w:pBdr>
-          <w:top w:val="single" w:sz="4" w:space="1" w:color="auto"/>
-          <w:left w:val="single" w:sz="4" w:space="4" w:color="auto"/>
-          <w:bottom w:val="single" w:sz="4" w:space="1" w:color="auto"/>
-          <w:right w:val="single" w:sz="4" w:space="4" w:color="auto"/>
-        </w:pBdr>
-        <w:ind w:left="1080"/>
-        <w:rPr>
-          <w:lang w:val="en-US"/>
-        </w:rPr>
-      </w:pPr>
-      <w:r>
-        <w:rPr>
-          <w:lang w:val="en-US"/>
-        </w:rPr>
-        <w:t>p</w:t>
-      </w:r>
-      <w:r>
-        <w:rPr>
-          <w:lang w:val="en-US"/>
-        </w:rPr>
-        <w:t xml:space="preserve">ip install </w:t>
-      </w:r>
-      <w:r>
-        <w:rPr>
-          <w:lang w:val="en-US"/>
-        </w:rPr>
-        <w:t>dist\conchothien-9.9-py3-none-any.whl</w:t>
-      </w:r>
-    </w:p>
-    <w:p>
-      <w:pPr>
-        <w:pStyle w:val="ListParagraph"/>
-        <w:numPr>
-          <w:ilvl w:val="0"/>
-          <w:numId w:val="3"/>
-        </w:numPr>
-        <w:rPr>
-          <w:lang w:val="en-US"/>
-        </w:rPr>
-      </w:pPr>
-      <w:r>
-        <w:rPr>
-          <w:lang w:val="en-US"/>
-        </w:rPr>
-        <w:t>Sau khi cài đặt, bạn có thể sử dụng thư viện này ở mọi nơi</w:t>
-      </w:r>
-    </w:p>
-    <w:p>
-      <w:pPr>
-        <w:pStyle w:val="ListParagraph"/>
-        <w:ind w:left="1080"/>
-        <w:rPr>
-          <w:lang w:val="en-US"/>
-        </w:rPr>
-      </w:pPr>
-    </w:p>
-    <w:p>
-      <w:pPr>
-        <w:rPr>
-          <w:lang w:val="en-US"/>
-        </w:rPr>
-      </w:pPr>
-      <w:r>
-        <w:rPr>
-          <w:lang w:val="en-US"/>
-        </w:rPr>
-        <w:t>String – Xâu:</w:t>
-      </w:r>
-    </w:p>
-    <w:p>
-      <w:pPr>
-        <w:pStyle w:val="ListParagraph"/>
-        <w:numPr>
-          <w:ilvl w:val="0"/>
-          <w:numId w:val="4"/>
-        </w:numPr>
-        <w:rPr>
-          <w:lang w:val="en-US"/>
-        </w:rPr>
-      </w:pPr>
-      <w:r>
-        <w:rPr>
-          <w:lang w:val="en-US"/>
-        </w:rPr>
-        <w:t>Cách Viết Xuống Dòng Xâu Dài Vãi Lồn Trong Python Nhưng Khi In Thì Không Xuống Dòng?</w:t>
-      </w:r>
-    </w:p>
-    <w:p>
-      <w:pPr>
-        <w:pStyle w:val="ListParagraph"/>
-        <w:pBdr>
-          <w:top w:val="single" w:sz="4" w:space="1" w:color="auto"/>
-          <w:left w:val="single" w:sz="4" w:space="4" w:color="auto"/>
-          <w:bottom w:val="single" w:sz="4" w:space="1" w:color="auto"/>
-          <w:right w:val="single" w:sz="4" w:space="4" w:color="auto"/>
-        </w:pBdr>
-        <w:ind w:left="1080"/>
-        <w:rPr>
-          <w:lang w:val="en-US"/>
-        </w:rPr>
-      </w:pPr>
-      <w:r>
-        <w:rPr>
-          <w:lang w:val="en-US"/>
-        </w:rPr>
-        <w:t>&lt;Biến&gt; = “&lt;Dòng 1&gt;\</w:t>
-      </w:r>
-    </w:p>
-    <w:p>
-      <w:pPr>
-        <w:pStyle w:val="ListParagraph"/>
-        <w:pBdr>
-          <w:top w:val="single" w:sz="4" w:space="1" w:color="auto"/>
-          <w:left w:val="single" w:sz="4" w:space="4" w:color="auto"/>
-          <w:bottom w:val="single" w:sz="4" w:space="1" w:color="auto"/>
-          <w:right w:val="single" w:sz="4" w:space="4" w:color="auto"/>
-        </w:pBdr>
-        <w:ind w:left="1080"/>
-        <w:rPr>
-          <w:lang w:val="en-US"/>
-        </w:rPr>
-      </w:pPr>
-      <w:r>
-        <w:rPr>
-          <w:lang w:val="en-US"/>
-        </w:rPr>
-        <w:t>&lt;Dòng 2&gt;\</w:t>
-      </w:r>
-    </w:p>
-    <w:p>
-      <w:pPr>
-        <w:pStyle w:val="ListParagraph"/>
-        <w:pBdr>
-          <w:top w:val="single" w:sz="4" w:space="1" w:color="auto"/>
-          <w:left w:val="single" w:sz="4" w:space="4" w:color="auto"/>
-          <w:bottom w:val="single" w:sz="4" w:space="1" w:color="auto"/>
-          <w:right w:val="single" w:sz="4" w:space="4" w:color="auto"/>
-        </w:pBdr>
-        <w:ind w:left="1080"/>
-        <w:rPr>
-          <w:lang w:val="en-US"/>
-        </w:rPr>
-      </w:pPr>
-      <w:r>
-        <w:rPr>
-          <w:lang w:val="en-US"/>
-        </w:rPr>
-        <w:t>&lt;Dòng 3&gt;\</w:t>
-      </w:r>
-    </w:p>
-    <w:p>
-      <w:pPr>
-        <w:pStyle w:val="ListParagraph"/>
-        <w:pBdr>
-          <w:top w:val="single" w:sz="4" w:space="1" w:color="auto"/>
-          <w:left w:val="single" w:sz="4" w:space="4" w:color="auto"/>
-          <w:bottom w:val="single" w:sz="4" w:space="1" w:color="auto"/>
-          <w:right w:val="single" w:sz="4" w:space="4" w:color="auto"/>
-        </w:pBdr>
-        <w:ind w:left="1080"/>
-        <w:rPr>
-          <w:lang w:val="en-US"/>
-        </w:rPr>
-      </w:pPr>
-      <w:r>
-        <w:rPr>
-          <w:lang w:val="en-US"/>
-        </w:rPr>
-        <w:t>…</w:t>
-      </w:r>
-    </w:p>
-    <w:p>
-      <w:pPr>
-        <w:pStyle w:val="ListParagraph"/>
-        <w:pBdr>
-          <w:top w:val="single" w:sz="4" w:space="1" w:color="auto"/>
-          <w:left w:val="single" w:sz="4" w:space="4" w:color="auto"/>
-          <w:bottom w:val="single" w:sz="4" w:space="1" w:color="auto"/>
-          <w:right w:val="single" w:sz="4" w:space="4" w:color="auto"/>
-        </w:pBdr>
-        <w:ind w:left="1080"/>
-        <w:rPr>
-          <w:lang w:val="en-US"/>
-        </w:rPr>
-      </w:pPr>
-      <w:r>
-        <w:rPr>
-          <w:lang w:val="en-US"/>
-        </w:rPr>
-        <w:t>&lt;Dòng N&gt;</w:t>
-      </w:r>
-      <w:r>
-        <w:rPr>
-          <w:lang w:val="en-US"/>
-        </w:rPr>
-        <w:t>“</w:t>
-      </w:r>
-    </w:p>
-    <w:p>
-      <w:pPr>
-        <w:pStyle w:val="ListParagraph"/>
-        <w:numPr>
-          <w:ilvl w:val="0"/>
-          <w:numId w:val="3"/>
-        </w:numPr>
-        <w:rPr>
-          <w:lang w:val="en-US"/>
-        </w:rPr>
-      </w:pPr>
-      <w:r>
-        <w:rPr>
-          <w:lang w:val="en-US"/>
-        </w:rPr>
-        <w:t>Ví dụ</w:t>
-      </w:r>
-    </w:p>
-    <w:p>
-      <w:pPr>
-        <w:pStyle w:val="ListParagraph"/>
-        <w:pBdr>
-          <w:top w:val="single" w:sz="4" w:space="1" w:color="auto"/>
-          <w:left w:val="single" w:sz="4" w:space="4" w:color="auto"/>
-          <w:bottom w:val="single" w:sz="4" w:space="1" w:color="auto"/>
-          <w:right w:val="single" w:sz="4" w:space="4" w:color="auto"/>
-        </w:pBdr>
-        <w:ind w:left="1080"/>
-        <w:rPr>
-          <w:lang w:val="en-US"/>
-        </w:rPr>
-      </w:pPr>
-      <w:r>
-        <w:rPr>
-          <w:lang w:val="en-US"/>
-        </w:rPr>
-        <w:t>text = “foo is bar and bar is not foo \</w:t>
-      </w:r>
-    </w:p>
-    <w:p>
-      <w:pPr>
-        <w:pStyle w:val="ListParagraph"/>
-        <w:pBdr>
-          <w:top w:val="single" w:sz="4" w:space="1" w:color="auto"/>
-          <w:left w:val="single" w:sz="4" w:space="4" w:color="auto"/>
-          <w:bottom w:val="single" w:sz="4" w:space="1" w:color="auto"/>
-          <w:right w:val="single" w:sz="4" w:space="4" w:color="auto"/>
-        </w:pBdr>
-        <w:ind w:left="1080"/>
-        <w:rPr>
-          <w:lang w:val="en-US"/>
-        </w:rPr>
-      </w:pPr>
-      <w:r>
-        <w:rPr>
-          <w:lang w:val="en-US"/>
-        </w:rPr>
-        <w:t>but why foo is foo \</w:t>
-      </w:r>
-    </w:p>
-    <w:p>
-      <w:pPr>
-        <w:pStyle w:val="ListParagraph"/>
-        <w:pBdr>
-          <w:top w:val="single" w:sz="4" w:space="1" w:color="auto"/>
-          <w:left w:val="single" w:sz="4" w:space="4" w:color="auto"/>
-          <w:bottom w:val="single" w:sz="4" w:space="1" w:color="auto"/>
-          <w:right w:val="single" w:sz="4" w:space="4" w:color="auto"/>
-        </w:pBdr>
-        <w:ind w:left="1080"/>
-        <w:rPr>
-          <w:lang w:val="en-US"/>
-        </w:rPr>
-      </w:pPr>
-      <w:r>
-        <w:rPr>
-          <w:lang w:val="en-US"/>
-        </w:rPr>
-        <w:t>and not bar is foo”</w:t>
-      </w:r>
-    </w:p>
-    <w:p>
-      <w:pPr>
-        <w:pStyle w:val="ListParagraph"/>
-        <w:pBdr>
-          <w:top w:val="single" w:sz="4" w:space="1" w:color="auto"/>
-          <w:left w:val="single" w:sz="4" w:space="4" w:color="auto"/>
-          <w:bottom w:val="single" w:sz="4" w:space="1" w:color="auto"/>
-          <w:right w:val="single" w:sz="4" w:space="4" w:color="auto"/>
-        </w:pBdr>
-        <w:ind w:left="1080"/>
-        <w:rPr>
-          <w:lang w:val="en-US"/>
-        </w:rPr>
-      </w:pPr>
-    </w:p>
-    <w:p>
-      <w:pPr>
-        <w:pStyle w:val="ListParagraph"/>
-        <w:pBdr>
-          <w:top w:val="single" w:sz="4" w:space="1" w:color="auto"/>
-          <w:left w:val="single" w:sz="4" w:space="4" w:color="auto"/>
-          <w:bottom w:val="single" w:sz="4" w:space="1" w:color="auto"/>
-          <w:right w:val="single" w:sz="4" w:space="4" w:color="auto"/>
-        </w:pBdr>
-        <w:ind w:left="1080"/>
-        <w:rPr>
-          <w:lang w:val="en-US"/>
-        </w:rPr>
-      </w:pPr>
-      <w:r>
-        <w:rPr>
-          <w:lang w:val="en-US"/>
-        </w:rPr>
-        <w:t>print(text)</w:t>
-      </w:r>
-    </w:p>
-    <w:p>
-      <w:pPr>
-        <w:pStyle w:val="ListParagraph"/>
-        <w:numPr>
-          <w:ilvl w:val="0"/>
-          <w:numId w:val="3"/>
-        </w:numPr>
-        <w:rPr>
-          <w:lang w:val="en-US"/>
-        </w:rPr>
-      </w:pPr>
-      <w:r>
-        <w:rPr>
-          <w:lang w:val="en-US"/>
-        </w:rPr>
-        <w:t>Màn hình CMD</w:t>
-      </w:r>
-    </w:p>
-    <w:p>
-      <w:pPr>
-        <w:pStyle w:val="ListParagraph"/>
-        <w:pBdr>
-          <w:top w:val="single" w:sz="4" w:space="1" w:color="auto"/>
-          <w:left w:val="single" w:sz="4" w:space="4" w:color="auto"/>
-          <w:bottom w:val="single" w:sz="4" w:space="1" w:color="auto"/>
-          <w:right w:val="single" w:sz="4" w:space="4" w:color="auto"/>
-        </w:pBdr>
-        <w:ind w:left="1080"/>
-        <w:rPr>
-          <w:lang w:val="en-US"/>
-        </w:rPr>
-      </w:pPr>
-      <w:r>
-        <w:rPr>
-          <w:lang w:val="en-US"/>
-        </w:rPr>
-        <w:t>foo is bar and bar is not foo but why foo is foo and not bar is foo</w:t>
-      </w:r>
-    </w:p>
-    <w:p>
-      <w:pPr>
-        <w:pStyle w:val="ListParagraph"/>
-        <w:numPr>
-          <w:ilvl w:val="0"/>
-          <w:numId w:val="4"/>
-        </w:numPr>
-        <w:rPr>
-          <w:lang w:val="en-US"/>
-        </w:rPr>
-      </w:pPr>
-      <w:r>
-        <w:rPr>
-          <w:lang w:val="en-US"/>
-        </w:rPr>
-        <w:t>Cách Biến Xâu Thành Tập Hợp Các Kí Tự Xuất Hiện Trong Xâu Đó?</w:t>
-      </w:r>
-    </w:p>
-    <w:p>
-      <w:pPr>
-        <w:pStyle w:val="ListParagraph"/>
-        <w:pBdr>
-          <w:top w:val="single" w:sz="4" w:space="1" w:color="auto"/>
-          <w:left w:val="single" w:sz="4" w:space="4" w:color="auto"/>
-          <w:bottom w:val="single" w:sz="4" w:space="1" w:color="auto"/>
-          <w:right w:val="single" w:sz="4" w:space="4" w:color="auto"/>
-        </w:pBdr>
-        <w:ind w:left="1080"/>
-        <w:rPr>
-          <w:lang w:val="en-US"/>
-        </w:rPr>
-      </w:pPr>
-      <w:r>
-        <w:rPr>
-          <w:lang w:val="en-US"/>
-        </w:rPr>
-        <w:t>&lt;Tập Hợp Các Kí Tự&gt; = set(&lt;Xâu&gt;)</w:t>
-      </w:r>
-    </w:p>
-    <w:p>
-      <w:pPr>
-        <w:pStyle w:val="ListParagraph"/>
-        <w:numPr>
-          <w:ilvl w:val="0"/>
-          <w:numId w:val="3"/>
-        </w:numPr>
-        <w:rPr>
-          <w:lang w:val="en-US"/>
-        </w:rPr>
-      </w:pPr>
-      <w:r>
-        <w:rPr>
-          <w:lang w:val="en-US"/>
-        </w:rPr>
-        <w:t xml:space="preserve">Dấu cách </w:t>
-      </w:r>
-      <w:r>
-        <w:rPr>
-          <w:lang w:val="en-US"/>
-        </w:rPr>
-        <w:t>cũng tính</w:t>
-      </w:r>
-    </w:p>
-    <w:p>
-      <w:pPr>
-        <w:pStyle w:val="ListParagraph"/>
-        <w:numPr>
-          <w:ilvl w:val="0"/>
-          <w:numId w:val="3"/>
-        </w:numPr>
-        <w:rPr>
-          <w:lang w:val="en-US"/>
-        </w:rPr>
-      </w:pPr>
-      <w:r>
-        <w:rPr>
-          <w:lang w:val="en-US"/>
-        </w:rPr>
-        <w:t>Ví dụ</w:t>
-      </w:r>
-    </w:p>
-    <w:p>
-      <w:pPr>
-        <w:pStyle w:val="ListParagraph"/>
-        <w:pBdr>
-          <w:top w:val="single" w:sz="4" w:space="1" w:color="auto"/>
-          <w:left w:val="single" w:sz="4" w:space="4" w:color="auto"/>
-          <w:bottom w:val="single" w:sz="4" w:space="1" w:color="auto"/>
-          <w:right w:val="single" w:sz="4" w:space="4" w:color="auto"/>
-        </w:pBdr>
-        <w:ind w:left="1080"/>
-        <w:rPr>
-          <w:lang w:val="en-US"/>
-        </w:rPr>
-      </w:pPr>
-      <w:r>
-        <w:rPr>
-          <w:lang w:val="en-US"/>
-        </w:rPr>
-        <w:t>foo = set(“b</w:t>
-      </w:r>
-      <w:r>
-        <w:rPr>
-          <w:lang w:val="en-US"/>
-        </w:rPr>
-        <w:t>/</w:t>
-      </w:r>
-      <w:r>
-        <w:rPr>
-          <w:lang w:val="en-US"/>
-        </w:rPr>
-        <w:t>ar 12a</w:t>
-      </w:r>
-      <w:r>
-        <w:rPr>
-          <w:lang w:val="en-US"/>
-        </w:rPr>
-        <w:t xml:space="preserve"> nứ</w:t>
-      </w:r>
-      <w:r>
-        <w:rPr>
-          <w:lang w:val="en-US"/>
-        </w:rPr>
-        <w:t>”)</w:t>
-      </w:r>
-    </w:p>
-    <w:p>
-      <w:pPr>
-        <w:pStyle w:val="ListParagraph"/>
-        <w:numPr>
-          <w:ilvl w:val="0"/>
-          <w:numId w:val="3"/>
-        </w:numPr>
-        <w:rPr>
-          <w:lang w:val="en-US"/>
-        </w:rPr>
-      </w:pPr>
-      <w:r>
-        <w:rPr>
-          <w:lang w:val="en-US"/>
-        </w:rPr>
-        <w:t>foo là {</w:t>
-      </w:r>
-      <w:r>
-        <w:rPr>
-          <w:lang w:val="en-US"/>
-        </w:rPr>
-        <w:t>‘ ‘, ‘/’, ‘</w:t>
-      </w:r>
-      <w:r>
-        <w:rPr>
-          <w:lang w:val="en-US"/>
-        </w:rPr>
-        <w:t>1</w:t>
-      </w:r>
-      <w:r>
-        <w:rPr>
-          <w:lang w:val="en-US"/>
-        </w:rPr>
-        <w:t>’</w:t>
-      </w:r>
-      <w:r>
-        <w:rPr>
-          <w:lang w:val="en-US"/>
-        </w:rPr>
-        <w:t xml:space="preserve">, </w:t>
-      </w:r>
-      <w:r>
-        <w:rPr>
-          <w:lang w:val="en-US"/>
-        </w:rPr>
-        <w:t>‘</w:t>
-      </w:r>
-      <w:r>
-        <w:rPr>
-          <w:lang w:val="en-US"/>
-        </w:rPr>
-        <w:t>2</w:t>
-      </w:r>
-      <w:r>
-        <w:rPr>
-          <w:lang w:val="en-US"/>
-        </w:rPr>
-        <w:t>’</w:t>
-      </w:r>
-      <w:r>
-        <w:rPr>
-          <w:lang w:val="en-US"/>
-        </w:rPr>
-        <w:t>, ‘b’, ‘a’, ‘r’</w:t>
-      </w:r>
-      <w:r>
-        <w:rPr>
-          <w:lang w:val="en-US"/>
-        </w:rPr>
-        <w:t>, ‘n’, ‘ứ’</w:t>
-      </w:r>
-      <w:r>
-        <w:rPr>
-          <w:lang w:val="en-US"/>
-        </w:rPr>
-        <w:t>}</w:t>
-      </w:r>
-    </w:p>
-    <w:p>
-      <w:pPr>
-        <w:pStyle w:val="ListParagraph"/>
-        <w:numPr>
-          <w:ilvl w:val="0"/>
-          <w:numId w:val="4"/>
-        </w:numPr>
-        <w:rPr>
-          <w:lang w:val="en-US"/>
-        </w:rPr>
-      </w:pPr>
-      <w:r>
-        <w:rPr>
-          <w:lang w:val="en-US"/>
-        </w:rPr>
-        <w:t>Cách Sắp Xếp 1 Mảng Chỉ Toàn Xâu Theo Từ Điển?</w:t>
-      </w:r>
-    </w:p>
-    <w:p>
-      <w:pPr>
-        <w:pStyle w:val="ListParagraph"/>
-        <w:pBdr>
-          <w:top w:val="single" w:sz="4" w:space="1" w:color="auto"/>
-          <w:left w:val="single" w:sz="4" w:space="4" w:color="auto"/>
-          <w:bottom w:val="single" w:sz="4" w:space="1" w:color="auto"/>
-          <w:right w:val="single" w:sz="4" w:space="4" w:color="auto"/>
-        </w:pBdr>
-        <w:ind w:left="1080"/>
-        <w:rPr>
-          <w:lang w:val="en-US"/>
-        </w:rPr>
-      </w:pPr>
-      <w:r>
-        <w:rPr>
-          <w:lang w:val="en-US"/>
-        </w:rPr>
-        <w:t>&lt;Mảng Đã Sắp Xếp&gt; = sorted(&lt;Mảng Chưa Sắp Xếp&gt;)</w:t>
-      </w:r>
-    </w:p>
-    <w:p>
-      <w:pPr>
-        <w:pStyle w:val="ListParagraph"/>
-        <w:numPr>
-          <w:ilvl w:val="0"/>
-          <w:numId w:val="3"/>
-        </w:numPr>
-        <w:rPr>
-          <w:lang w:val="en-US"/>
-        </w:rPr>
-      </w:pPr>
-      <w:r>
-        <w:rPr>
-          <w:lang w:val="en-US"/>
-        </w:rPr>
-        <w:t>Lưu ý thứ tự từ điển là dấu cách xếp đầu, đến kí tự đặc biệt, số, chữ in hoa, chữ in thường, chữ có dấu</w:t>
-      </w:r>
-    </w:p>
-    <w:p>
-      <w:pPr>
-        <w:pStyle w:val="ListParagraph"/>
-        <w:numPr>
-          <w:ilvl w:val="0"/>
-          <w:numId w:val="3"/>
-        </w:numPr>
-        <w:rPr>
-          <w:lang w:val="en-US"/>
-        </w:rPr>
-      </w:pPr>
-      <w:r>
-        <w:rPr>
-          <w:lang w:val="en-US"/>
-        </w:rPr>
-        <w:t>Ví dụ</w:t>
-      </w:r>
-    </w:p>
-    <w:p>
-      <w:pPr>
-        <w:pStyle w:val="ListParagraph"/>
-        <w:pBdr>
-          <w:top w:val="single" w:sz="4" w:space="1" w:color="auto"/>
-          <w:left w:val="single" w:sz="4" w:space="4" w:color="auto"/>
-          <w:bottom w:val="single" w:sz="4" w:space="1" w:color="auto"/>
-          <w:right w:val="single" w:sz="4" w:space="4" w:color="auto"/>
-        </w:pBdr>
-        <w:ind w:left="1080"/>
-        <w:rPr>
-          <w:lang w:val="en-US"/>
-        </w:rPr>
-      </w:pPr>
-      <w:r>
-        <w:rPr>
-          <w:lang w:val="en-US"/>
-        </w:rPr>
-        <w:t>foo = sorted([‘a’, ‘ab’, ‘ca’, ‘1’, ‘ ‘, ‘/’, ‘ứ’])</w:t>
-      </w:r>
-    </w:p>
-    <w:p>
-      <w:pPr>
-        <w:pStyle w:val="ListParagraph"/>
-        <w:numPr>
-          <w:ilvl w:val="0"/>
-          <w:numId w:val="3"/>
-        </w:numPr>
-        <w:rPr>
-          <w:lang w:val="en-US"/>
-        </w:rPr>
-      </w:pPr>
-      <w:r>
-        <w:rPr>
-          <w:lang w:val="en-US"/>
-        </w:rPr>
-        <w:t>foo là [‘ ’, ‘/’, ‘1’, ‘a’, ‘ab’, ‘ca’, ‘ứ’]</w:t>
-      </w:r>
-    </w:p>
-    <w:p>
-      <w:pPr>
-        <w:pStyle w:val="ListParagraph"/>
-        <w:numPr>
-          <w:ilvl w:val="0"/>
-          <w:numId w:val="4"/>
-        </w:numPr>
-        <w:rPr>
-          <w:lang w:val="en-US"/>
-        </w:rPr>
-      </w:pPr>
-      <w:r>
-        <w:rPr>
-          <w:lang w:val="en-US"/>
-        </w:rPr>
-        <w:t>Cách Chuyển Đối Tượng Iterable Chứa Các Phần Tử Toàn Là Xâu Thành 1 Xâu Duy Nhất?</w:t>
-      </w:r>
-    </w:p>
-    <w:p>
-      <w:pPr>
-        <w:pStyle w:val="ListParagraph"/>
-        <w:pBdr>
-          <w:top w:val="single" w:sz="4" w:space="1" w:color="auto"/>
-          <w:left w:val="single" w:sz="4" w:space="4" w:color="auto"/>
-          <w:bottom w:val="single" w:sz="4" w:space="1" w:color="auto"/>
-          <w:right w:val="single" w:sz="4" w:space="4" w:color="auto"/>
-        </w:pBdr>
-        <w:ind w:left="1080"/>
-        <w:rPr>
-          <w:lang w:val="en-US"/>
-        </w:rPr>
-      </w:pPr>
-      <w:r>
-        <w:rPr>
-          <w:lang w:val="en-US"/>
-        </w:rPr>
-        <w:t>&lt;Xâu Nối&gt; = &lt;Xâu Ngăn Cách&gt;.join(&lt;Đối Tượng Iterable Chứa Toàn Xâu&gt;)</w:t>
-      </w:r>
-    </w:p>
-    <w:p>
-      <w:pPr>
-        <w:pStyle w:val="ListParagraph"/>
-        <w:numPr>
-          <w:ilvl w:val="0"/>
-          <w:numId w:val="3"/>
-        </w:numPr>
-        <w:rPr>
-          <w:lang w:val="en-US"/>
-        </w:rPr>
-      </w:pPr>
-      <w:r>
-        <w:rPr>
-          <w:lang w:val="en-US"/>
-        </w:rPr>
-        <w:t>Ví dụ</w:t>
-      </w:r>
-    </w:p>
-    <w:p>
-      <w:pPr>
-        <w:pStyle w:val="ListParagraph"/>
-        <w:numPr>
-          <w:ilvl w:val="0"/>
-          <w:numId w:val="3"/>
-        </w:numPr>
-        <w:rPr>
-          <w:lang w:val="en-US"/>
-        </w:rPr>
-      </w:pPr>
-      <w:r>
-        <w:rPr>
-          <w:lang w:val="en-US"/>
-        </w:rPr>
-        <w:t>x là [‘foo’, ‘bar’, ‘i’, ‘ stupid’]</w:t>
-      </w:r>
-    </w:p>
-    <w:p>
-      <w:pPr>
-        <w:pStyle w:val="ListParagraph"/>
-        <w:pBdr>
-          <w:top w:val="single" w:sz="4" w:space="1" w:color="auto"/>
-          <w:left w:val="single" w:sz="4" w:space="4" w:color="auto"/>
-          <w:bottom w:val="single" w:sz="4" w:space="1" w:color="auto"/>
-          <w:right w:val="single" w:sz="4" w:space="4" w:color="auto"/>
-        </w:pBdr>
-        <w:ind w:left="1080"/>
-        <w:rPr>
-          <w:lang w:val="en-US"/>
-        </w:rPr>
-      </w:pPr>
-      <w:r>
-        <w:rPr>
-          <w:lang w:val="en-US"/>
-        </w:rPr>
-        <w:t>y = ‘shit’.join(x)</w:t>
-      </w:r>
-    </w:p>
-    <w:p>
-      <w:pPr>
-        <w:pStyle w:val="ListParagraph"/>
-        <w:numPr>
-          <w:ilvl w:val="0"/>
-          <w:numId w:val="3"/>
-        </w:numPr>
-        <w:rPr>
-          <w:lang w:val="en-US"/>
-        </w:rPr>
-      </w:pPr>
-      <w:r>
-        <w:rPr>
-          <w:lang w:val="en-US"/>
-        </w:rPr>
-        <w:lastRenderedPageBreak/>
-        <w:t>“y” là “fooshitbarshitishitstupid”</w:t>
-      </w:r>
-    </w:p>
-    <w:p>
-      <w:pPr>
-        <w:pStyle w:val="ListParagraph"/>
-        <w:numPr>
-          <w:ilvl w:val="0"/>
-          <w:numId w:val="4"/>
-        </w:numPr>
-        <w:rPr>
-          <w:lang w:val="en-US"/>
-        </w:rPr>
-      </w:pPr>
-      <w:r>
-        <w:rPr>
-          <w:lang w:val="en-US"/>
-        </w:rPr>
-        <w:t>Cách Viết Xâu Không Có Nội Suy Kí Tự Đặc Biệt?</w:t>
-      </w:r>
-    </w:p>
-    <w:p>
-      <w:pPr>
-        <w:pStyle w:val="ListParagraph"/>
-        <w:pBdr>
-          <w:top w:val="single" w:sz="4" w:space="1" w:color="auto"/>
-          <w:left w:val="single" w:sz="4" w:space="4" w:color="auto"/>
-          <w:bottom w:val="single" w:sz="4" w:space="1" w:color="auto"/>
-          <w:right w:val="single" w:sz="4" w:space="4" w:color="auto"/>
-        </w:pBdr>
-        <w:ind w:left="1080"/>
-        <w:rPr>
-          <w:lang w:val="en-US"/>
-        </w:rPr>
-      </w:pPr>
-      <w:r>
-        <w:rPr>
-          <w:lang w:val="en-US"/>
-        </w:rPr>
-        <w:t>r&lt;Xâu Chứa Kí Tự Đặc Biệt&gt;</w:t>
-      </w:r>
-    </w:p>
-    <w:p>
-      <w:pPr>
-        <w:pStyle w:val="ListParagraph"/>
-        <w:numPr>
-          <w:ilvl w:val="0"/>
-          <w:numId w:val="3"/>
-        </w:numPr>
-        <w:rPr>
-          <w:lang w:val="en-US"/>
-        </w:rPr>
-      </w:pPr>
-      <w:r>
-        <w:rPr>
-          <w:lang w:val="en-US"/>
-        </w:rPr>
-        <w:t>Ví dụ</w:t>
-      </w:r>
-    </w:p>
-    <w:p>
-      <w:pPr>
-        <w:pStyle w:val="ListParagraph"/>
-        <w:pBdr>
-          <w:top w:val="single" w:sz="4" w:space="1" w:color="auto"/>
-          <w:left w:val="single" w:sz="4" w:space="4" w:color="auto"/>
-          <w:bottom w:val="single" w:sz="4" w:space="1" w:color="auto"/>
-          <w:right w:val="single" w:sz="4" w:space="4" w:color="auto"/>
-        </w:pBdr>
-        <w:ind w:left="1080"/>
-        <w:rPr>
-          <w:lang w:val="en-US"/>
-        </w:rPr>
-      </w:pPr>
-      <w:r>
-        <w:rPr>
-          <w:lang w:val="en-US"/>
-        </w:rPr>
-        <w:t>foo = r</w:t>
-      </w:r>
-      <w:r>
-        <w:rPr>
-          <w:lang w:val="en-US"/>
-        </w:rPr>
-        <w:t>"</w:t>
-      </w:r>
-      <w:r>
-        <w:rPr>
-          <w:lang w:val="en-US"/>
-        </w:rPr>
-        <w:t>huhu.\n</w:t>
-      </w:r>
-      <w:r>
-        <w:rPr>
-          <w:lang w:val="en-US"/>
-        </w:rPr>
-        <w:t>"</w:t>
-      </w:r>
-    </w:p>
-    <w:p>
-      <w:pPr>
-        <w:pStyle w:val="ListParagraph"/>
-        <w:numPr>
-          <w:ilvl w:val="0"/>
-          <w:numId w:val="3"/>
-        </w:numPr>
-        <w:rPr>
-          <w:lang w:val="en-US"/>
-        </w:rPr>
-      </w:pPr>
-      <w:r>
-        <w:rPr>
-          <w:lang w:val="en-US"/>
-        </w:rPr>
-        <w:t>“foo” sẽ có giá trị là “huhu.\n”, kí tự đặc biệt “\n” được xem là kí tự thường</w:t>
-      </w:r>
-    </w:p>
-    <w:p>
-      <w:pPr>
-        <w:pStyle w:val="ListParagraph"/>
-        <w:numPr>
-          <w:ilvl w:val="0"/>
-          <w:numId w:val="4"/>
-        </w:numPr>
-        <w:rPr>
-          <w:lang w:val="en-US"/>
-        </w:rPr>
-      </w:pPr>
-      <w:r>
-        <w:rPr>
-          <w:lang w:val="en-US"/>
-        </w:rPr>
-        <w:t>Byte String?</w:t>
-      </w:r>
-    </w:p>
-    <w:p>
-      <w:pPr>
-        <w:pStyle w:val="ListParagraph"/>
-        <w:numPr>
-          <w:ilvl w:val="0"/>
-          <w:numId w:val="3"/>
-        </w:numPr>
-        <w:rPr>
-          <w:lang w:val="en-US"/>
-        </w:rPr>
-      </w:pPr>
-      <w:r>
-        <w:rPr>
-          <w:lang w:val="en-US"/>
-        </w:rPr>
-        <w:t>Tạo trực tiếp 1 Byte String</w:t>
-      </w:r>
-    </w:p>
-    <w:p>
-      <w:pPr>
-        <w:pStyle w:val="ListParagraph"/>
-        <w:pBdr>
-          <w:top w:val="single" w:sz="4" w:space="1" w:color="auto"/>
-          <w:left w:val="single" w:sz="4" w:space="4" w:color="auto"/>
-          <w:bottom w:val="single" w:sz="4" w:space="1" w:color="auto"/>
-          <w:right w:val="single" w:sz="4" w:space="4" w:color="auto"/>
-        </w:pBdr>
-        <w:ind w:left="1080"/>
-        <w:rPr>
-          <w:lang w:val="en-US"/>
-        </w:rPr>
-      </w:pPr>
-      <w:r>
-        <w:rPr>
-          <w:lang w:val="en-US"/>
-        </w:rPr>
-        <w:t>&lt;Byte String&gt; = b&lt;String&gt;</w:t>
-      </w:r>
-    </w:p>
-    <w:p>
-      <w:pPr>
-        <w:pStyle w:val="ListParagraph"/>
-        <w:numPr>
-          <w:ilvl w:val="0"/>
-          <w:numId w:val="3"/>
-        </w:numPr>
-        <w:rPr>
-          <w:lang w:val="en-US"/>
-        </w:rPr>
-      </w:pPr>
-      <w:r>
-        <w:rPr>
-          <w:lang w:val="en-US"/>
-        </w:rPr>
-        <w:t>Ví dụ</w:t>
-      </w:r>
-    </w:p>
-    <w:p>
-      <w:pPr>
-        <w:pStyle w:val="ListParagraph"/>
-        <w:pBdr>
-          <w:top w:val="single" w:sz="4" w:space="1" w:color="auto"/>
-          <w:left w:val="single" w:sz="4" w:space="4" w:color="auto"/>
-          <w:bottom w:val="single" w:sz="4" w:space="1" w:color="auto"/>
-          <w:right w:val="single" w:sz="4" w:space="4" w:color="auto"/>
-        </w:pBdr>
-        <w:ind w:left="1080"/>
-        <w:rPr>
-          <w:lang w:val="en-US"/>
-        </w:rPr>
-      </w:pPr>
-      <w:r>
-        <w:rPr>
-          <w:lang w:val="en-US"/>
-        </w:rPr>
         <w:t>foo = b"bar"</w:t>
       </w:r>
     </w:p>
@@ -3176,79 +2986,115 @@
         <w:rPr>
           <w:lang w:val="en-US"/>
         </w:rPr>
+        <w:t>Generator:</w:t>
+      </w:r>
+    </w:p>
+    <w:p>
+      <w:pPr>
+        <w:pStyle w:val="ListParagraph"/>
+        <w:numPr>
+          <w:ilvl w:val="0"/>
+          <w:numId w:val="13"/>
+        </w:numPr>
+        <w:rPr>
+          <w:lang w:val="en-US"/>
+        </w:rPr>
+      </w:pPr>
+      <w:r>
+        <w:rPr>
+          <w:lang w:val="en-US"/>
+        </w:rPr>
+        <w:t>Cách Trả Về Phần Tử Tiếp Theo Của Generator Và Xóa Nỏ Khỏi Generator?</w:t>
+      </w:r>
+    </w:p>
+    <w:p>
+      <w:pPr>
+        <w:pStyle w:val="ListParagraph"/>
+        <w:pBdr>
+          <w:top w:val="single" w:sz="4" w:space="1" w:color="auto"/>
+          <w:left w:val="single" w:sz="4" w:space="4" w:color="auto"/>
+          <w:bottom w:val="single" w:sz="4" w:space="1" w:color="auto"/>
+          <w:right w:val="single" w:sz="4" w:space="4" w:color="auto"/>
+        </w:pBdr>
+        <w:ind w:left="1080"/>
+        <w:rPr>
+          <w:lang w:val="en-US"/>
+        </w:rPr>
+      </w:pPr>
+      <w:r>
+        <w:rPr>
+          <w:lang w:val="en-US"/>
+        </w:rPr>
+        <w:t>next(&lt;Generator&gt;)</w:t>
+      </w:r>
+    </w:p>
+    <w:p>
+      <w:pPr>
+        <w:rPr>
+          <w:lang w:val="en-US"/>
+        </w:rPr>
+      </w:pPr>
+    </w:p>
+    <w:p>
+      <w:pPr>
+        <w:rPr>
+          <w:lang w:val="en-US"/>
+        </w:rPr>
+      </w:pPr>
+      <w:r>
+        <w:rPr>
+          <w:lang w:val="en-US"/>
+        </w:rPr>
+        <w:t>Set – Tập</w:t>
+      </w:r>
+      <w:r>
+        <w:rPr>
+          <w:lang w:val="en-US"/>
+        </w:rPr>
+        <w:t xml:space="preserve"> Hợp</w:t>
+      </w:r>
+      <w:r>
+        <w:rPr>
+          <w:lang w:val="en-US"/>
+        </w:rPr>
+        <w:t>:</w:t>
+      </w:r>
+    </w:p>
+    <w:p>
+      <w:pPr>
+        <w:pStyle w:val="ListParagraph"/>
+        <w:numPr>
+          <w:ilvl w:val="0"/>
+          <w:numId w:val="5"/>
+        </w:numPr>
+        <w:rPr>
+          <w:lang w:val="en-US"/>
+        </w:rPr>
+      </w:pPr>
+      <w:r>
+        <w:rPr>
+          <w:lang w:val="en-US"/>
+        </w:rPr>
+        <w:t>Set Giải Thích Dễ Hiểu?</w:t>
+      </w:r>
+    </w:p>
+    <w:p>
+      <w:pPr>
+        <w:pStyle w:val="ListParagraph"/>
+        <w:numPr>
+          <w:ilvl w:val="0"/>
+          <w:numId w:val="3"/>
+        </w:numPr>
+        <w:rPr>
+          <w:lang w:val="en-US"/>
+        </w:rPr>
+      </w:pPr>
+      <w:r>
+        <w:rPr>
+          <w:lang w:val="en-US"/>
+        </w:rPr>
         <w:lastRenderedPageBreak/>
-        <w:t>Generator:</w:t>
-      </w:r>
-    </w:p>
-    <w:p>
-      <w:pPr>
-        <w:pStyle w:val="ListParagraph"/>
-        <w:numPr>
-          <w:ilvl w:val="0"/>
-          <w:numId w:val="13"/>
-        </w:numPr>
-        <w:rPr>
-          <w:lang w:val="en-US"/>
-        </w:rPr>
-      </w:pPr>
-      <w:r>
-        <w:rPr>
-          <w:lang w:val="en-US"/>
-        </w:rPr>
-        <w:t>Cách Trả Về Phần Tử Tiếp Theo Của Generator Và Xóa Nỏ Khỏi Generator?</w:t>
-      </w:r>
-    </w:p>
-    <w:p>
-      <w:pPr>
-        <w:pStyle w:val="ListParagraph"/>
-        <w:pBdr>
-          <w:top w:val="single" w:sz="4" w:space="1" w:color="auto"/>
-          <w:left w:val="single" w:sz="4" w:space="4" w:color="auto"/>
-          <w:bottom w:val="single" w:sz="4" w:space="1" w:color="auto"/>
-          <w:right w:val="single" w:sz="4" w:space="4" w:color="auto"/>
-        </w:pBdr>
-        <w:ind w:left="1080"/>
-        <w:rPr>
-          <w:lang w:val="en-US"/>
-        </w:rPr>
-      </w:pPr>
-      <w:r>
-        <w:rPr>
-          <w:lang w:val="en-US"/>
-        </w:rPr>
-        <w:t>next(&lt;Generator&gt;)</w:t>
-      </w:r>
-    </w:p>
-    <w:p>
-      <w:pPr>
-        <w:rPr>
-          <w:lang w:val="en-US"/>
-        </w:rPr>
-      </w:pPr>
-    </w:p>
-    <w:p>
-      <w:pPr>
-        <w:rPr>
-          <w:lang w:val="en-US"/>
-        </w:rPr>
-      </w:pPr>
-      <w:r>
-        <w:rPr>
-          <w:lang w:val="en-US"/>
-        </w:rPr>
-        <w:t>Set – Tập</w:t>
-      </w:r>
-      <w:r>
-        <w:rPr>
-          <w:lang w:val="en-US"/>
-        </w:rPr>
-        <w:t xml:space="preserve"> Hợp</w:t>
-      </w:r>
-      <w:r>
-        <w:rPr>
-          <w:lang w:val="en-US"/>
-        </w:rPr>
-        <w:t>:</w:t>
+        <w:t>Giống như tập hợp bình thường trong toán nghĩa là không quan tâm thứ tự, mỗi phần tử là độc nhất</w:t>
       </w:r>
     </w:p>
     <w:p>
@@ -3266,7 +3112,28 @@
         <w:rPr>
           <w:lang w:val="en-US"/>
         </w:rPr>
-        <w:t>Set Giải Thích Dễ Hiểu?</w:t>
+        <w:t>Tạo Nhanh 1 Set?</w:t>
+      </w:r>
+    </w:p>
+    <w:p>
+      <w:pPr>
+        <w:pStyle w:val="ListParagraph"/>
+        <w:pBdr>
+          <w:top w:val="single" w:sz="4" w:space="1" w:color="auto"/>
+          <w:left w:val="single" w:sz="4" w:space="4" w:color="auto"/>
+          <w:bottom w:val="single" w:sz="4" w:space="1" w:color="auto"/>
+          <w:right w:val="single" w:sz="4" w:space="4" w:color="auto"/>
+        </w:pBdr>
+        <w:ind w:left="1080"/>
+        <w:rPr>
+          <w:lang w:val="en-US"/>
+        </w:rPr>
+      </w:pPr>
+      <w:r>
+        <w:rPr>
+          <w:lang w:val="en-US"/>
+        </w:rPr>
+        <w:t>&lt;Biến&gt; = {&lt;Các giá trị&gt;}</w:t>
       </w:r>
     </w:p>
     <w:p>
@@ -3284,46 +3151,66 @@
         <w:rPr>
           <w:lang w:val="en-US"/>
         </w:rPr>
-        <w:t>Giống như tập hợp bình thường trong toán nghĩa là không quan tâm thứ tự, mỗi phần tử là độc nhất</w:t>
-      </w:r>
-    </w:p>
-    <w:p>
-      <w:pPr>
-        <w:pStyle w:val="ListParagraph"/>
-        <w:numPr>
-          <w:ilvl w:val="0"/>
-          <w:numId w:val="5"/>
-        </w:numPr>
-        <w:rPr>
-          <w:lang w:val="en-US"/>
-        </w:rPr>
-      </w:pPr>
-      <w:r>
-        <w:rPr>
-          <w:lang w:val="en-US"/>
-        </w:rPr>
-        <w:t>Tạo Nhanh 1 Set?</w:t>
-      </w:r>
-    </w:p>
-    <w:p>
-      <w:pPr>
-        <w:pStyle w:val="ListParagraph"/>
-        <w:pBdr>
-          <w:top w:val="single" w:sz="4" w:space="1" w:color="auto"/>
-          <w:left w:val="single" w:sz="4" w:space="4" w:color="auto"/>
-          <w:bottom w:val="single" w:sz="4" w:space="1" w:color="auto"/>
-          <w:right w:val="single" w:sz="4" w:space="4" w:color="auto"/>
-        </w:pBdr>
-        <w:ind w:left="1080"/>
-        <w:rPr>
-          <w:lang w:val="en-US"/>
-        </w:rPr>
-      </w:pPr>
-      <w:r>
-        <w:rPr>
-          <w:lang w:val="en-US"/>
-        </w:rPr>
-        <w:t>&lt;Biến&gt; = {&lt;Các giá trị&gt;}</w:t>
+        <w:t>Ví dụ</w:t>
+      </w:r>
+    </w:p>
+    <w:p>
+      <w:pPr>
+        <w:pStyle w:val="ListParagraph"/>
+        <w:pBdr>
+          <w:top w:val="single" w:sz="4" w:space="1" w:color="auto"/>
+          <w:left w:val="single" w:sz="4" w:space="4" w:color="auto"/>
+          <w:bottom w:val="single" w:sz="4" w:space="1" w:color="auto"/>
+          <w:right w:val="single" w:sz="4" w:space="4" w:color="auto"/>
+        </w:pBdr>
+        <w:ind w:left="1080"/>
+        <w:rPr>
+          <w:lang w:val="en-US"/>
+        </w:rPr>
+      </w:pPr>
+      <w:r>
+        <w:rPr>
+          <w:lang w:val="en-US"/>
+        </w:rPr>
+        <w:t>foo = {1, 2, “bar”}</w:t>
+      </w:r>
+    </w:p>
+    <w:p>
+      <w:pPr>
+        <w:rPr>
+          <w:lang w:val="en-US"/>
+        </w:rPr>
+      </w:pPr>
+    </w:p>
+    <w:p>
+      <w:pPr>
+        <w:rPr>
+          <w:lang w:val="en-US"/>
+        </w:rPr>
+      </w:pPr>
+      <w:r>
+        <w:rPr>
+          <w:lang w:val="en-US"/>
+        </w:rPr>
+        <w:t>Enumerate – Liệt Kê:</w:t>
+      </w:r>
+    </w:p>
+    <w:p>
+      <w:pPr>
+        <w:pStyle w:val="ListParagraph"/>
+        <w:numPr>
+          <w:ilvl w:val="0"/>
+          <w:numId w:val="6"/>
+        </w:numPr>
+        <w:rPr>
+          <w:lang w:val="en-US"/>
+        </w:rPr>
+      </w:pPr>
+      <w:r>
+        <w:rPr>
+          <w:lang w:val="en-US"/>
+        </w:rPr>
+        <w:t>Enumerate Giải Thích Dễ Hiểu?</w:t>
       </w:r>
     </w:p>
     <w:p>
@@ -3341,6 +3228,111 @@
         <w:rPr>
           <w:lang w:val="en-US"/>
         </w:rPr>
+        <w:t>Giống như liệt kê bình thường, đánh số theo thứ tự 0, 1, 2, … ứng với các giá trị nào đó</w:t>
+      </w:r>
+    </w:p>
+    <w:p>
+      <w:pPr>
+        <w:pStyle w:val="ListParagraph"/>
+        <w:numPr>
+          <w:ilvl w:val="0"/>
+          <w:numId w:val="6"/>
+        </w:numPr>
+        <w:rPr>
+          <w:lang w:val="en-US"/>
+        </w:rPr>
+      </w:pPr>
+      <w:r>
+        <w:rPr>
+          <w:lang w:val="en-US"/>
+        </w:rPr>
+        <w:t>Tạo 1 Enumerate?</w:t>
+      </w:r>
+    </w:p>
+    <w:p>
+      <w:pPr>
+        <w:pStyle w:val="ListParagraph"/>
+        <w:pBdr>
+          <w:top w:val="single" w:sz="4" w:space="1" w:color="auto"/>
+          <w:left w:val="single" w:sz="4" w:space="4" w:color="auto"/>
+          <w:bottom w:val="single" w:sz="4" w:space="1" w:color="auto"/>
+          <w:right w:val="single" w:sz="4" w:space="4" w:color="auto"/>
+        </w:pBdr>
+        <w:ind w:left="1080"/>
+        <w:rPr>
+          <w:lang w:val="en-US"/>
+        </w:rPr>
+      </w:pPr>
+      <w:r>
+        <w:rPr>
+          <w:lang w:val="en-US"/>
+        </w:rPr>
+        <w:t>&lt;Biến&gt; = enumerate(&lt;Mảng&gt;</w:t>
+      </w:r>
+      <w:r>
+        <w:rPr>
+          <w:lang w:val="en-US"/>
+        </w:rPr>
+        <w:t>, &lt;Start&gt;</w:t>
+      </w:r>
+      <w:r>
+        <w:rPr>
+          <w:lang w:val="en-US"/>
+        </w:rPr>
+        <w:t>)</w:t>
+      </w:r>
+    </w:p>
+    <w:p>
+      <w:pPr>
+        <w:pStyle w:val="ListParagraph"/>
+        <w:numPr>
+          <w:ilvl w:val="0"/>
+          <w:numId w:val="3"/>
+        </w:numPr>
+        <w:rPr>
+          <w:lang w:val="en-US"/>
+        </w:rPr>
+      </w:pPr>
+      <w:r>
+        <w:rPr>
+          <w:lang w:val="en-US"/>
+        </w:rPr>
+        <w:t>Mỗi phần tử trong &lt;Biến&gt; sẽ có 2 giá trị, đầu tiên là số thứ tự, thứ 2 là giá trị tương ứng trong mảng</w:t>
+      </w:r>
+    </w:p>
+    <w:p>
+      <w:pPr>
+        <w:pStyle w:val="ListParagraph"/>
+        <w:numPr>
+          <w:ilvl w:val="0"/>
+          <w:numId w:val="3"/>
+        </w:numPr>
+        <w:rPr>
+          <w:lang w:val="en-US"/>
+        </w:rPr>
+      </w:pPr>
+      <w:r>
+        <w:rPr>
+          <w:lang w:val="en-US"/>
+        </w:rPr>
+        <w:t>Số thứ tự đầu tiên là &lt;Start&gt;</w:t>
+      </w:r>
+    </w:p>
+    <w:p>
+      <w:pPr>
+        <w:pStyle w:val="ListParagraph"/>
+        <w:numPr>
+          <w:ilvl w:val="0"/>
+          <w:numId w:val="3"/>
+        </w:numPr>
+        <w:rPr>
+          <w:lang w:val="en-US"/>
+        </w:rPr>
+      </w:pPr>
+      <w:r>
+        <w:rPr>
+          <w:lang w:val="en-US"/>
+        </w:rPr>
         <w:t>Ví dụ</w:t>
       </w:r>
     </w:p>
@@ -3362,45 +3354,19 @@
         <w:rPr>
           <w:lang w:val="en-US"/>
         </w:rPr>
-        <w:t>foo = {1, 2, “bar”}</w:t>
-      </w:r>
-    </w:p>
-    <w:p>
-      <w:pPr>
-        <w:rPr>
-          <w:lang w:val="en-US"/>
-        </w:rPr>
-      </w:pPr>
-    </w:p>
-    <w:p>
-      <w:pPr>
-        <w:rPr>
-          <w:lang w:val="en-US"/>
-        </w:rPr>
-      </w:pPr>
-      <w:r>
-        <w:rPr>
-          <w:lang w:val="en-US"/>
-        </w:rPr>
-        <w:t>Enumerate – Liệt Kê:</w:t>
-      </w:r>
-    </w:p>
-    <w:p>
-      <w:pPr>
-        <w:pStyle w:val="ListParagraph"/>
-        <w:numPr>
-          <w:ilvl w:val="0"/>
-          <w:numId w:val="6"/>
-        </w:numPr>
-        <w:rPr>
-          <w:lang w:val="en-US"/>
-        </w:rPr>
-      </w:pPr>
-      <w:r>
-        <w:rPr>
-          <w:lang w:val="en-US"/>
-        </w:rPr>
-        <w:t>Enumerate Giải Thích Dễ Hiểu?</w:t>
+        <w:t>foo = enumerate([5, ‘a’, 4]</w:t>
+      </w:r>
+      <w:r>
+        <w:rPr>
+          <w:lang w:val="en-US"/>
+        </w:rPr>
+        <w:t>, 2</w:t>
+      </w:r>
+      <w:r>
+        <w:rPr>
+          <w:lang w:val="en-US"/>
+        </w:rPr>
+        <w:t>)</w:t>
       </w:r>
     </w:p>
     <w:p>
@@ -3418,58 +3384,57 @@
         <w:rPr>
           <w:lang w:val="en-US"/>
         </w:rPr>
-        <w:t>Giống như liệt kê bình thường, đánh số theo thứ tự 0, 1, 2, … ứng với các giá trị nào đó</w:t>
-      </w:r>
-    </w:p>
-    <w:p>
-      <w:pPr>
-        <w:pStyle w:val="ListParagraph"/>
-        <w:numPr>
-          <w:ilvl w:val="0"/>
-          <w:numId w:val="6"/>
-        </w:numPr>
-        <w:rPr>
-          <w:lang w:val="en-US"/>
-        </w:rPr>
-      </w:pPr>
-      <w:r>
-        <w:rPr>
-          <w:lang w:val="en-US"/>
-        </w:rPr>
-        <w:t>Tạo 1 Enumerate?</w:t>
-      </w:r>
-    </w:p>
-    <w:p>
-      <w:pPr>
-        <w:pStyle w:val="ListParagraph"/>
-        <w:pBdr>
-          <w:top w:val="single" w:sz="4" w:space="1" w:color="auto"/>
-          <w:left w:val="single" w:sz="4" w:space="4" w:color="auto"/>
-          <w:bottom w:val="single" w:sz="4" w:space="1" w:color="auto"/>
-          <w:right w:val="single" w:sz="4" w:space="4" w:color="auto"/>
-        </w:pBdr>
-        <w:ind w:left="1080"/>
-        <w:rPr>
-          <w:lang w:val="en-US"/>
-        </w:rPr>
-      </w:pPr>
-      <w:r>
-        <w:rPr>
-          <w:lang w:val="en-US"/>
-        </w:rPr>
-        <w:t>&lt;Biến&gt; = enumerate(&lt;Mảng&gt;</w:t>
-      </w:r>
-      <w:r>
-        <w:rPr>
-          <w:lang w:val="en-US"/>
-        </w:rPr>
-        <w:t>, &lt;Start&gt;</w:t>
-      </w:r>
-      <w:r>
-        <w:rPr>
-          <w:lang w:val="en-US"/>
-        </w:rPr>
-        <w:t>)</w:t>
+        <w:t>foo giống kiể</w:t>
+      </w:r>
+      <w:r>
+        <w:rPr>
+          <w:lang w:val="en-US"/>
+        </w:rPr>
+        <w:t>u {2 : 5, 3 : ‘a’, 4</w:t>
+      </w:r>
+      <w:r>
+        <w:rPr>
+          <w:lang w:val="en-US"/>
+        </w:rPr>
+        <w:t xml:space="preserve"> : 4}</w:t>
+      </w:r>
+    </w:p>
+    <w:p>
+      <w:pPr>
+        <w:rPr>
+          <w:lang w:val="en-US"/>
+        </w:rPr>
+      </w:pPr>
+    </w:p>
+    <w:p>
+      <w:pPr>
+        <w:rPr>
+          <w:lang w:val="en-US"/>
+        </w:rPr>
+      </w:pPr>
+      <w:r>
+        <w:rPr>
+          <w:lang w:val="en-US"/>
+        </w:rPr>
+        <w:t>Dictionary – Từ Điển:</w:t>
+      </w:r>
+    </w:p>
+    <w:p>
+      <w:pPr>
+        <w:pStyle w:val="ListParagraph"/>
+        <w:numPr>
+          <w:ilvl w:val="0"/>
+          <w:numId w:val="8"/>
+        </w:numPr>
+        <w:rPr>
+          <w:lang w:val="en-US"/>
+        </w:rPr>
+      </w:pPr>
+      <w:r>
+        <w:rPr>
+          <w:lang w:val="en-US"/>
+        </w:rPr>
+        <w:t>Dictionary Giải Thích?</w:t>
       </w:r>
     </w:p>
     <w:p>
@@ -3487,7 +3452,46 @@
         <w:rPr>
           <w:lang w:val="en-US"/>
         </w:rPr>
-        <w:t>Mỗi phần tử trong &lt;Biến&gt; sẽ có 2 giá trị, đầu tiên là số thứ tự, thứ 2 là giá trị tương ứng trong mảng</w:t>
+        <w:t>Giống như từ điển bình thường, bạn tra từ để tìm giải thích của nó, giống Set, nhưng mỗi phần tử gồm 2 thằng là Key và giá trị, dùng Key để truy xuất giá trị</w:t>
+      </w:r>
+    </w:p>
+    <w:p>
+      <w:pPr>
+        <w:pStyle w:val="ListParagraph"/>
+        <w:numPr>
+          <w:ilvl w:val="0"/>
+          <w:numId w:val="8"/>
+        </w:numPr>
+        <w:rPr>
+          <w:lang w:val="en-US"/>
+        </w:rPr>
+      </w:pPr>
+      <w:r>
+        <w:rPr>
+          <w:lang w:val="en-US"/>
+        </w:rPr>
+        <w:t>Tạo Nhanh 1 Dictionary?</w:t>
+      </w:r>
+    </w:p>
+    <w:p>
+      <w:pPr>
+        <w:pStyle w:val="ListParagraph"/>
+        <w:pBdr>
+          <w:top w:val="single" w:sz="4" w:space="1" w:color="auto"/>
+          <w:left w:val="single" w:sz="4" w:space="4" w:color="auto"/>
+          <w:bottom w:val="single" w:sz="4" w:space="1" w:color="auto"/>
+          <w:right w:val="single" w:sz="4" w:space="4" w:color="auto"/>
+        </w:pBdr>
+        <w:ind w:left="1080"/>
+        <w:rPr>
+          <w:lang w:val="en-US"/>
+        </w:rPr>
+      </w:pPr>
+      <w:r>
+        <w:rPr>
+          <w:lang w:val="en-US"/>
+        </w:rPr>
+        <w:t>&lt;Biến&gt; = {&lt;Các Cặp Key Và Giá Trị&gt;}</w:t>
       </w:r>
     </w:p>
     <w:p>
@@ -3505,7 +3509,7 @@
         <w:rPr>
           <w:lang w:val="en-US"/>
         </w:rPr>
-        <w:t>Số thứ tự đầu tiên là &lt;Start&gt;</w:t>
+        <w:t>Key có thể là bất kì kiểu dữ liệu nào ngoại trừ List</w:t>
       </w:r>
     </w:p>
     <w:p>
@@ -3544,19 +3548,7 @@
         <w:rPr>
           <w:lang w:val="en-US"/>
         </w:rPr>
-        <w:t>foo = enumerate([5, ‘a’, 4]</w:t>
-      </w:r>
-      <w:r>
-        <w:rPr>
-          <w:lang w:val="en-US"/>
-        </w:rPr>
-        <w:t>, 2</w:t>
-      </w:r>
-      <w:r>
-        <w:rPr>
-          <w:lang w:val="en-US"/>
-        </w:rPr>
-        <w:t>)</w:t>
+        <w:t>foo = {“cac” : 1, 2 : “bar”, (1, 2) : [4, 5]}</w:t>
       </w:r>
     </w:p>
     <w:p>
@@ -3574,39 +3566,7 @@
         <w:rPr>
           <w:lang w:val="en-US"/>
         </w:rPr>
-        <w:t>foo giống kiể</w:t>
-      </w:r>
-      <w:r>
-        <w:rPr>
-          <w:lang w:val="en-US"/>
-        </w:rPr>
-        <w:t>u {2 : 5, 3 : ‘a’, 4</w:t>
-      </w:r>
-      <w:r>
-        <w:rPr>
-          <w:lang w:val="en-US"/>
-        </w:rPr>
-        <w:t xml:space="preserve"> : 4}</w:t>
-      </w:r>
-    </w:p>
-    <w:p>
-      <w:pPr>
-        <w:rPr>
-          <w:lang w:val="en-US"/>
-        </w:rPr>
-      </w:pPr>
-    </w:p>
-    <w:p>
-      <w:pPr>
-        <w:rPr>
-          <w:lang w:val="en-US"/>
-        </w:rPr>
-      </w:pPr>
-      <w:r>
-        <w:rPr>
-          <w:lang w:val="en-US"/>
-        </w:rPr>
-        <w:t>Dictionary – Từ Điển:</w:t>
+        <w:t>foo[(1, 2)] trả về [4, 5]</w:t>
       </w:r>
     </w:p>
     <w:p>
@@ -3624,7 +3584,7 @@
         <w:rPr>
           <w:lang w:val="en-US"/>
         </w:rPr>
-        <w:t>Dictionary Giải Thích?</w:t>
+        <w:t>Chuyển Kiểu Dữ Liệu Khác Về Dictionary?</w:t>
       </w:r>
     </w:p>
     <w:p>
@@ -3642,46 +3602,28 @@
         <w:rPr>
           <w:lang w:val="en-US"/>
         </w:rPr>
-        <w:t>Giống như từ điển bình thường, bạn tra từ để tìm giải thích của nó, giống Set, nhưng mỗi phần tử gồm 2 thằng là Key và giá trị, dùng Key để truy xuất giá trị</w:t>
-      </w:r>
-    </w:p>
-    <w:p>
-      <w:pPr>
-        <w:pStyle w:val="ListParagraph"/>
-        <w:numPr>
-          <w:ilvl w:val="0"/>
-          <w:numId w:val="8"/>
-        </w:numPr>
-        <w:rPr>
-          <w:lang w:val="en-US"/>
-        </w:rPr>
-      </w:pPr>
-      <w:r>
-        <w:rPr>
-          <w:lang w:val="en-US"/>
-        </w:rPr>
-        <w:t>Tạo Nhanh 1 Dictionary?</w:t>
-      </w:r>
-    </w:p>
-    <w:p>
-      <w:pPr>
-        <w:pStyle w:val="ListParagraph"/>
-        <w:pBdr>
-          <w:top w:val="single" w:sz="4" w:space="1" w:color="auto"/>
-          <w:left w:val="single" w:sz="4" w:space="4" w:color="auto"/>
-          <w:bottom w:val="single" w:sz="4" w:space="1" w:color="auto"/>
-          <w:right w:val="single" w:sz="4" w:space="4" w:color="auto"/>
-        </w:pBdr>
-        <w:ind w:left="1080"/>
-        <w:rPr>
-          <w:lang w:val="en-US"/>
-        </w:rPr>
-      </w:pPr>
-      <w:r>
-        <w:rPr>
-          <w:lang w:val="en-US"/>
-        </w:rPr>
-        <w:t>&lt;Biến&gt; = {&lt;Các Cặp Key Và Giá Trị&gt;}</w:t>
+        <w:t>Giả sử “foo” là 1 đối tượng Iterable, chứa các phần tử cũng Iterable, các Iterable con này đều chứa 2 phần tử, nhập lệnh sau</w:t>
+      </w:r>
+    </w:p>
+    <w:p>
+      <w:pPr>
+        <w:pStyle w:val="ListParagraph"/>
+        <w:pBdr>
+          <w:top w:val="single" w:sz="4" w:space="1" w:color="auto"/>
+          <w:left w:val="single" w:sz="4" w:space="4" w:color="auto"/>
+          <w:bottom w:val="single" w:sz="4" w:space="1" w:color="auto"/>
+          <w:right w:val="single" w:sz="4" w:space="4" w:color="auto"/>
+        </w:pBdr>
+        <w:ind w:left="1080"/>
+        <w:rPr>
+          <w:lang w:val="en-US"/>
+        </w:rPr>
+      </w:pPr>
+      <w:r>
+        <w:rPr>
+          <w:lang w:val="en-US"/>
+        </w:rPr>
+        <w:t>&lt;Dictionary&gt; = dict(foo)</w:t>
       </w:r>
     </w:p>
     <w:p>
@@ -3699,7 +3641,7 @@
         <w:rPr>
           <w:lang w:val="en-US"/>
         </w:rPr>
-        <w:t>Key có thể là bất kì kiểu dữ liệu nào ngoại trừ List</w:t>
+        <w:t>&lt;Dictionary&gt; sẽ có các cặp Key và giá trị tương ứng với 2 phần tử trong các Iterable con</w:t>
       </w:r>
     </w:p>
     <w:p>
@@ -3738,7 +3680,28 @@
         <w:rPr>
           <w:lang w:val="en-US"/>
         </w:rPr>
-        <w:t>foo = {“cac” : 1, 2 : “bar”, (1, 2) : [4, 5]}</w:t>
+        <w:t>foo = ([1, ‘a’], (‘abc’, 5))</w:t>
+      </w:r>
+    </w:p>
+    <w:p>
+      <w:pPr>
+        <w:pStyle w:val="ListParagraph"/>
+        <w:pBdr>
+          <w:top w:val="single" w:sz="4" w:space="1" w:color="auto"/>
+          <w:left w:val="single" w:sz="4" w:space="4" w:color="auto"/>
+          <w:bottom w:val="single" w:sz="4" w:space="1" w:color="auto"/>
+          <w:right w:val="single" w:sz="4" w:space="4" w:color="auto"/>
+        </w:pBdr>
+        <w:ind w:left="1080"/>
+        <w:rPr>
+          <w:lang w:val="en-US"/>
+        </w:rPr>
+      </w:pPr>
+      <w:r>
+        <w:rPr>
+          <w:lang w:val="en-US"/>
+        </w:rPr>
+        <w:t>bar = dict(foo)</w:t>
       </w:r>
     </w:p>
     <w:p>
@@ -3756,25 +3719,46 @@
         <w:rPr>
           <w:lang w:val="en-US"/>
         </w:rPr>
-        <w:t>foo[(1, 2)] trả về [4, 5]</w:t>
-      </w:r>
-    </w:p>
-    <w:p>
-      <w:pPr>
-        <w:pStyle w:val="ListParagraph"/>
-        <w:numPr>
-          <w:ilvl w:val="0"/>
-          <w:numId w:val="8"/>
-        </w:numPr>
-        <w:rPr>
-          <w:lang w:val="en-US"/>
-        </w:rPr>
-      </w:pPr>
-      <w:r>
-        <w:rPr>
-          <w:lang w:val="en-US"/>
-        </w:rPr>
-        <w:t>Chuyển Kiểu Dữ Liệu Khác Về Dictionary?</w:t>
+        <w:t>“bar” có giá trị là {1 : “a”, “abc” : 5}</w:t>
+      </w:r>
+    </w:p>
+    <w:p>
+      <w:pPr>
+        <w:rPr>
+          <w:lang w:val="en-US"/>
+        </w:rPr>
+      </w:pPr>
+    </w:p>
+    <w:p>
+      <w:pPr>
+        <w:rPr>
+          <w:lang w:val="en-US"/>
+        </w:rPr>
+      </w:pPr>
+      <w:r>
+        <w:rPr>
+          <w:lang w:val="en-US"/>
+        </w:rPr>
+        <w:t>Class – Lớp:</w:t>
+      </w:r>
+    </w:p>
+    <w:p>
+      <w:pPr>
+        <w:pStyle w:val="ListParagraph"/>
+        <w:numPr>
+          <w:ilvl w:val="0"/>
+          <w:numId w:val="7"/>
+        </w:numPr>
+        <w:rPr>
+          <w:lang w:val="en-US"/>
+        </w:rPr>
+      </w:pPr>
+      <w:r>
+        <w:rPr>
+          <w:lang w:val="en-US"/>
+        </w:rPr>
+        <w:lastRenderedPageBreak/>
+        <w:t>Bản Chất Class?</w:t>
       </w:r>
     </w:p>
     <w:p>
@@ -3792,28 +3776,19 @@
         <w:rPr>
           <w:lang w:val="en-US"/>
         </w:rPr>
-        <w:t>Giả sử “foo” là 1 đối tượng Iterable, chứa các phần tử cũng Iterable, các Iterable con này đều chứa 2 phần tử, nhập lệnh sau</w:t>
-      </w:r>
-    </w:p>
-    <w:p>
-      <w:pPr>
-        <w:pStyle w:val="ListParagraph"/>
-        <w:pBdr>
-          <w:top w:val="single" w:sz="4" w:space="1" w:color="auto"/>
-          <w:left w:val="single" w:sz="4" w:space="4" w:color="auto"/>
-          <w:bottom w:val="single" w:sz="4" w:space="1" w:color="auto"/>
-          <w:right w:val="single" w:sz="4" w:space="4" w:color="auto"/>
-        </w:pBdr>
-        <w:ind w:left="1080"/>
-        <w:rPr>
-          <w:lang w:val="en-US"/>
-        </w:rPr>
-      </w:pPr>
-      <w:r>
-        <w:rPr>
-          <w:lang w:val="en-US"/>
-        </w:rPr>
-        <w:t>&lt;Dictionary&gt; = dict(foo)</w:t>
+        <w:t xml:space="preserve">Tưởng tượng Class giống như đường dẫn đến File, giả sử Class to nhất của bạn là A, thì A là thư mục gốc, tạo Class B bên trong A, tương đương tạo thư mục con B trong thư mục gốc A, tạo thuộc tính và </w:t>
+      </w:r>
+      <w:r>
+        <w:rPr>
+          <w:lang w:val="en-US"/>
+        </w:rPr>
+        <w:t>hàm</w:t>
+      </w:r>
+      <w:r>
+        <w:rPr>
+          <w:lang w:val="en-US"/>
+        </w:rPr>
+        <w:t xml:space="preserve"> trong A, tương đương tạo File trong thư mục A</w:t>
       </w:r>
     </w:p>
     <w:p>
@@ -3831,1087 +3806,922 @@
         <w:rPr>
           <w:lang w:val="en-US"/>
         </w:rPr>
+        <w:t xml:space="preserve">Để truy cập 1 thuộc tính hoặc </w:t>
+      </w:r>
+      <w:r>
+        <w:rPr>
+          <w:lang w:val="en-US"/>
+        </w:rPr>
+        <w:t>hàm,</w:t>
+      </w:r>
+      <w:r>
+        <w:rPr>
+          <w:lang w:val="en-US"/>
+        </w:rPr>
+        <w:t xml:space="preserve"> thì phải biến đường dẫn đến nó, khác với đường dẫn thông thường,  đường dẫn này thay dấu “/” thành “.”</w:t>
+      </w:r>
+    </w:p>
+    <w:p>
+      <w:pPr>
+        <w:pStyle w:val="ListParagraph"/>
+        <w:numPr>
+          <w:ilvl w:val="0"/>
+          <w:numId w:val="3"/>
+        </w:numPr>
+        <w:rPr>
+          <w:lang w:val="en-US"/>
+        </w:rPr>
+      </w:pPr>
+      <w:r>
+        <w:rPr>
+          <w:lang w:val="en-US"/>
+        </w:rPr>
+        <w:t>Ví dụ</w:t>
+      </w:r>
+    </w:p>
+    <w:p>
+      <w:pPr>
+        <w:pStyle w:val="ListParagraph"/>
+        <w:numPr>
+          <w:ilvl w:val="0"/>
+          <w:numId w:val="3"/>
+        </w:numPr>
+        <w:rPr>
+          <w:lang w:val="en-US"/>
+        </w:rPr>
+      </w:pPr>
+      <w:r>
+        <w:rPr>
+          <w:lang w:val="en-US"/>
+        </w:rPr>
+        <w:t>Class A to nhất, trong đó có Class B, trong B có thuộc tính “foo” = 5, khi đó “A.B.foo” có giá trị = 5, trong B còn có hàm “bar”, khi đó “A.B.bar(&lt;Tham Số&gt;)” sẽ gọi hàm này</w:t>
+      </w:r>
+    </w:p>
+    <w:p>
+      <w:pPr>
+        <w:pStyle w:val="ListParagraph"/>
+        <w:numPr>
+          <w:ilvl w:val="0"/>
+          <w:numId w:val="7"/>
+        </w:numPr>
+        <w:rPr>
+          <w:lang w:val="en-US"/>
+        </w:rPr>
+      </w:pPr>
+      <w:r>
+        <w:rPr>
+          <w:lang w:val="en-US"/>
+        </w:rPr>
+        <w:t xml:space="preserve">Bản </w:t>
+      </w:r>
+      <w:r>
+        <w:rPr>
+          <w:lang w:val="en-US"/>
+        </w:rPr>
+        <w:t xml:space="preserve">Chất Của 1 Đối Tượng  Thuộc 1 </w:t>
+      </w:r>
+      <w:r>
+        <w:rPr>
+          <w:lang w:val="en-US"/>
+        </w:rPr>
+        <w:t xml:space="preserve">Class </w:t>
+      </w:r>
+      <w:r>
+        <w:rPr>
+          <w:lang w:val="en-US"/>
+        </w:rPr>
+        <w:t>Nào Đó?</w:t>
+      </w:r>
+    </w:p>
+    <w:p>
+      <w:pPr>
+        <w:pStyle w:val="ListParagraph"/>
+        <w:numPr>
+          <w:ilvl w:val="0"/>
+          <w:numId w:val="3"/>
+        </w:numPr>
+        <w:rPr>
+          <w:lang w:val="en-US"/>
+        </w:rPr>
+      </w:pPr>
+      <w:r>
+        <w:rPr>
+          <w:lang w:val="en-US"/>
+        </w:rPr>
+        <w:t>Để tạo 1 đối tượng của 1 Class, ví dụ tạo đối tượng B từ Class A, viết</w:t>
+      </w:r>
+    </w:p>
+    <w:p>
+      <w:pPr>
+        <w:pStyle w:val="ListParagraph"/>
+        <w:pBdr>
+          <w:top w:val="single" w:sz="4" w:space="1" w:color="auto"/>
+          <w:left w:val="single" w:sz="4" w:space="4" w:color="auto"/>
+          <w:bottom w:val="single" w:sz="4" w:space="1" w:color="auto"/>
+          <w:right w:val="single" w:sz="4" w:space="4" w:color="auto"/>
+        </w:pBdr>
+        <w:ind w:left="1080"/>
+        <w:rPr>
+          <w:lang w:val="en-US"/>
+        </w:rPr>
+      </w:pPr>
+      <w:r>
+        <w:rPr>
+          <w:lang w:val="en-US"/>
+        </w:rPr>
+        <w:t>B = A()</w:t>
+      </w:r>
+    </w:p>
+    <w:p>
+      <w:pPr>
+        <w:pStyle w:val="ListParagraph"/>
+        <w:numPr>
+          <w:ilvl w:val="0"/>
+          <w:numId w:val="3"/>
+        </w:numPr>
+        <w:rPr>
+          <w:lang w:val="en-US"/>
+        </w:rPr>
+      </w:pPr>
+      <w:r>
+        <w:rPr>
+          <w:lang w:val="en-US"/>
+        </w:rPr>
+        <w:t>Đầ</w:t>
+      </w:r>
+      <w:r>
+        <w:rPr>
+          <w:lang w:val="en-US"/>
+        </w:rPr>
+        <w:t>u tiên, xét thuộc tính</w:t>
+      </w:r>
+      <w:r>
+        <w:rPr>
+          <w:lang w:val="en-US"/>
+        </w:rPr>
+        <w:t xml:space="preserve">, giả sử ta có Class A, trong đó có </w:t>
+      </w:r>
+      <w:r>
+        <w:rPr>
+          <w:lang w:val="en-US"/>
+        </w:rPr>
+        <w:t>“</w:t>
+      </w:r>
+      <w:r>
+        <w:rPr>
+          <w:lang w:val="en-US"/>
+        </w:rPr>
+        <w:t>foo</w:t>
+      </w:r>
+      <w:r>
+        <w:rPr>
+          <w:lang w:val="en-US"/>
+        </w:rPr>
+        <w:t>”</w:t>
+      </w:r>
+      <w:r>
+        <w:rPr>
+          <w:lang w:val="en-US"/>
+        </w:rPr>
+        <w:t xml:space="preserve"> = 4, B là 1 đối tượng thuộc Class A, truy cập tất cả thuộc tính của Class A = đối tượng B như bình thườ</w:t>
+      </w:r>
+      <w:r>
+        <w:rPr>
+          <w:lang w:val="en-US"/>
+        </w:rPr>
+        <w:t>ng, tuy nhiên “foo” dùng chung, nghĩa là nếu thay đổi “foo” thông qua “A.foo” thì “B.foo” cũng thay đổi tương tự, nhưng nếu dùng “B.foo” để thay đổi, thì “A.foo” và tất cả các đối tượng của class A sẽ không thay đổi, khi này, “foo” của B sẽ tách ra làm thuộc tính riêng của B</w:t>
+      </w:r>
+    </w:p>
+    <w:p>
+      <w:pPr>
+        <w:pStyle w:val="ListParagraph"/>
+        <w:numPr>
+          <w:ilvl w:val="0"/>
+          <w:numId w:val="3"/>
+        </w:numPr>
+        <w:rPr>
+          <w:lang w:val="en-US"/>
+        </w:rPr>
+      </w:pPr>
+      <w:r>
+        <w:rPr>
+          <w:lang w:val="en-US"/>
+        </w:rPr>
+        <w:t xml:space="preserve">Xét hàm số, trong Class A có hàm “bar”, khi này dùng B để gọi </w:t>
+      </w:r>
+      <w:r>
+        <w:rPr>
+          <w:lang w:val="en-US"/>
+        </w:rPr>
+        <w:t>“</w:t>
+      </w:r>
+      <w:r>
+        <w:rPr>
+          <w:lang w:val="en-US"/>
+        </w:rPr>
+        <w:t>bar</w:t>
+      </w:r>
+      <w:r>
+        <w:rPr>
+          <w:lang w:val="en-US"/>
+        </w:rPr>
+        <w:t>”</w:t>
+      </w:r>
+      <w:r>
+        <w:rPr>
+          <w:lang w:val="en-US"/>
+        </w:rPr>
+        <w:t xml:space="preserve"> sẽ có 1 chút khác, đó là tham số đầu tiên của </w:t>
+      </w:r>
+      <w:r>
+        <w:rPr>
+          <w:lang w:val="en-US"/>
+        </w:rPr>
+        <w:t>“</w:t>
+      </w:r>
+      <w:r>
+        <w:rPr>
+          <w:lang w:val="en-US"/>
+        </w:rPr>
+        <w:t>bar</w:t>
+      </w:r>
+      <w:r>
+        <w:rPr>
+          <w:lang w:val="en-US"/>
+        </w:rPr>
+        <w:t>”</w:t>
+      </w:r>
+      <w:r>
+        <w:rPr>
+          <w:lang w:val="en-US"/>
+        </w:rPr>
+        <w:t xml:space="preserve"> sẽ chính là bản thân B luôn, nên bạn có thể dùng tham số này để thay đổi hàm và thuộc tính của B, thông thường nó được đặt tên là “self”</w:t>
+      </w:r>
+    </w:p>
+    <w:p>
+      <w:pPr>
+        <w:pStyle w:val="ListParagraph"/>
+        <w:numPr>
+          <w:ilvl w:val="0"/>
+          <w:numId w:val="3"/>
+        </w:numPr>
+        <w:rPr>
+          <w:lang w:val="en-US"/>
+        </w:rPr>
+      </w:pPr>
+      <w:r>
+        <w:rPr>
+          <w:lang w:val="en-US"/>
+        </w:rPr>
+        <w:t>Nếu bạn muốn không có sự khác biệt, nghĩa là không có tham số đầu tiên con mẹ gì hết, thì đặt “@staticmethod” lên trước khai báo hàm</w:t>
+      </w:r>
+    </w:p>
+    <w:p>
+      <w:pPr>
+        <w:pStyle w:val="ListParagraph"/>
+        <w:numPr>
+          <w:ilvl w:val="0"/>
+          <w:numId w:val="3"/>
+        </w:numPr>
+        <w:rPr>
+          <w:lang w:val="en-US"/>
+        </w:rPr>
+      </w:pPr>
+      <w:r>
+        <w:rPr>
+          <w:lang w:val="en-US"/>
+        </w:rPr>
+        <w:t>Hàm “__init__” là trường hợp đặc biệt, sau khi B đăng kí Class A, nó sẽ ngay lập tức gọi hàm này</w:t>
+      </w:r>
+    </w:p>
+    <w:p>
+      <w:pPr>
+        <w:pStyle w:val="ListParagraph"/>
+        <w:numPr>
+          <w:ilvl w:val="0"/>
+          <w:numId w:val="7"/>
+        </w:numPr>
+        <w:rPr>
+          <w:lang w:val="en-US"/>
+        </w:rPr>
+      </w:pPr>
+      <w:r>
+        <w:rPr>
+          <w:lang w:val="en-US"/>
+        </w:rPr>
+        <w:t xml:space="preserve">Tạo </w:t>
+      </w:r>
+      <w:r>
+        <w:rPr>
+          <w:lang w:val="en-US"/>
+        </w:rPr>
+        <w:t>Nhanh 1 Class?</w:t>
+      </w:r>
+    </w:p>
+    <w:p>
+      <w:pPr>
+        <w:pStyle w:val="ListParagraph"/>
+        <w:pBdr>
+          <w:top w:val="single" w:sz="4" w:space="1" w:color="auto"/>
+          <w:left w:val="single" w:sz="4" w:space="4" w:color="auto"/>
+          <w:bottom w:val="single" w:sz="4" w:space="1" w:color="auto"/>
+          <w:right w:val="single" w:sz="4" w:space="4" w:color="auto"/>
+        </w:pBdr>
+        <w:ind w:left="1080"/>
+        <w:rPr>
+          <w:lang w:val="en-US"/>
+        </w:rPr>
+      </w:pPr>
+      <w:r>
+        <w:rPr>
+          <w:lang w:val="en-US"/>
+        </w:rPr>
+        <w:t xml:space="preserve">class </w:t>
+      </w:r>
+      <w:r>
+        <w:rPr>
+          <w:lang w:val="en-US"/>
+        </w:rPr>
+        <w:t>&lt;Tên Class&gt;</w:t>
+      </w:r>
+      <w:r>
+        <w:rPr>
+          <w:lang w:val="en-US"/>
+        </w:rPr>
+        <w:t>(</w:t>
+      </w:r>
+      <w:r>
+        <w:rPr>
+          <w:lang w:val="en-US"/>
+        </w:rPr>
+        <w:t>&lt;Tên Class Kế Thừa&gt;</w:t>
+      </w:r>
+      <w:r>
+        <w:rPr>
+          <w:lang w:val="en-US"/>
+        </w:rPr>
+        <w:t>):</w:t>
+      </w:r>
+    </w:p>
+    <w:p>
+      <w:pPr>
+        <w:pStyle w:val="ListParagraph"/>
+        <w:pBdr>
+          <w:top w:val="single" w:sz="4" w:space="1" w:color="auto"/>
+          <w:left w:val="single" w:sz="4" w:space="4" w:color="auto"/>
+          <w:bottom w:val="single" w:sz="4" w:space="1" w:color="auto"/>
+          <w:right w:val="single" w:sz="4" w:space="4" w:color="auto"/>
+        </w:pBdr>
+        <w:ind w:left="1080"/>
+        <w:rPr>
+          <w:lang w:val="en-US"/>
+        </w:rPr>
+      </w:pPr>
+      <w:r>
+        <w:rPr>
+          <w:lang w:val="en-US"/>
+        </w:rPr>
+        <w:t xml:space="preserve">    </w:t>
+      </w:r>
+      <w:r>
+        <w:rPr>
+          <w:lang w:val="en-US"/>
+        </w:rPr>
+        <w:t>def __init__(self, &lt;Tham Số Khởi Tạo&gt;):</w:t>
+      </w:r>
+    </w:p>
+    <w:p>
+      <w:pPr>
+        <w:pStyle w:val="ListParagraph"/>
+        <w:pBdr>
+          <w:top w:val="single" w:sz="4" w:space="1" w:color="auto"/>
+          <w:left w:val="single" w:sz="4" w:space="4" w:color="auto"/>
+          <w:bottom w:val="single" w:sz="4" w:space="1" w:color="auto"/>
+          <w:right w:val="single" w:sz="4" w:space="4" w:color="auto"/>
+        </w:pBdr>
+        <w:ind w:left="1080"/>
+        <w:rPr>
+          <w:lang w:val="en-US"/>
+        </w:rPr>
+      </w:pPr>
+      <w:r>
+        <w:rPr>
+          <w:lang w:val="en-US"/>
+        </w:rPr>
+        <w:t xml:space="preserve">        </w:t>
+      </w:r>
+      <w:r>
+        <w:rPr>
+          <w:lang w:val="en-US"/>
+        </w:rPr>
+        <w:t>super().__init__(&lt;Giá Trị Khởi Tạo Class Kế Thừa&gt;)</w:t>
+      </w:r>
+    </w:p>
+    <w:p>
+      <w:pPr>
+        <w:pStyle w:val="ListParagraph"/>
+        <w:pBdr>
+          <w:top w:val="single" w:sz="4" w:space="1" w:color="auto"/>
+          <w:left w:val="single" w:sz="4" w:space="4" w:color="auto"/>
+          <w:bottom w:val="single" w:sz="4" w:space="1" w:color="auto"/>
+          <w:right w:val="single" w:sz="4" w:space="4" w:color="auto"/>
+        </w:pBdr>
+        <w:ind w:left="1080"/>
+        <w:rPr>
+          <w:lang w:val="en-US"/>
+        </w:rPr>
+      </w:pPr>
+      <w:r>
+        <w:rPr>
+          <w:lang w:val="en-US"/>
+        </w:rPr>
+        <w:t xml:space="preserve">        </w:t>
+      </w:r>
+      <w:r>
+        <w:rPr>
+          <w:lang w:val="en-US"/>
+        </w:rPr>
+        <w:t>self.&lt;Tên Thuộc Tính&gt; = &lt;Giá Trị Thuộc Tính&gt;</w:t>
+      </w:r>
+    </w:p>
+    <w:p>
+      <w:pPr>
+        <w:pStyle w:val="ListParagraph"/>
+        <w:pBdr>
+          <w:top w:val="single" w:sz="4" w:space="1" w:color="auto"/>
+          <w:left w:val="single" w:sz="4" w:space="4" w:color="auto"/>
+          <w:bottom w:val="single" w:sz="4" w:space="1" w:color="auto"/>
+          <w:right w:val="single" w:sz="4" w:space="4" w:color="auto"/>
+        </w:pBdr>
+        <w:ind w:left="1080"/>
+        <w:rPr>
+          <w:lang w:val="en-US"/>
+        </w:rPr>
+      </w:pPr>
+    </w:p>
+    <w:p>
+      <w:pPr>
+        <w:pStyle w:val="ListParagraph"/>
+        <w:pBdr>
+          <w:top w:val="single" w:sz="4" w:space="1" w:color="auto"/>
+          <w:left w:val="single" w:sz="4" w:space="4" w:color="auto"/>
+          <w:bottom w:val="single" w:sz="4" w:space="1" w:color="auto"/>
+          <w:right w:val="single" w:sz="4" w:space="4" w:color="auto"/>
+        </w:pBdr>
+        <w:ind w:left="1080"/>
+        <w:rPr>
+          <w:lang w:val="en-US"/>
+        </w:rPr>
+      </w:pPr>
+      <w:r>
+        <w:rPr>
+          <w:lang w:val="en-US"/>
+        </w:rPr>
+        <w:t xml:space="preserve">    </w:t>
+      </w:r>
+      <w:r>
+        <w:rPr>
+          <w:lang w:val="en-US"/>
+        </w:rPr>
+        <w:t>def &lt;Tên Hàm Trong Class&gt;(self, &lt;Tham Số&gt;):</w:t>
+      </w:r>
+    </w:p>
+    <w:p>
+      <w:pPr>
+        <w:pStyle w:val="ListParagraph"/>
+        <w:pBdr>
+          <w:top w:val="single" w:sz="4" w:space="1" w:color="auto"/>
+          <w:left w:val="single" w:sz="4" w:space="4" w:color="auto"/>
+          <w:bottom w:val="single" w:sz="4" w:space="1" w:color="auto"/>
+          <w:right w:val="single" w:sz="4" w:space="4" w:color="auto"/>
+        </w:pBdr>
+        <w:ind w:left="1080"/>
+        <w:rPr>
+          <w:lang w:val="en-US"/>
+        </w:rPr>
+      </w:pPr>
+      <w:r>
+        <w:rPr>
+          <w:lang w:val="en-US"/>
+        </w:rPr>
+        <w:t xml:space="preserve">        </w:t>
+      </w:r>
+      <w:r>
+        <w:rPr>
+          <w:lang w:val="en-US"/>
+        </w:rPr>
+        <w:t xml:space="preserve">&lt;Xử Lí </w:t>
+      </w:r>
+      <w:r>
+        <w:rPr>
+          <w:lang w:val="en-US"/>
+        </w:rPr>
+        <w:t>Gì Đó Với Tham Số</w:t>
+      </w:r>
+      <w:r>
+        <w:rPr>
+          <w:lang w:val="en-US"/>
+        </w:rPr>
+        <w:t>&gt;</w:t>
+      </w:r>
+    </w:p>
+    <w:p>
+      <w:pPr>
+        <w:pStyle w:val="ListParagraph"/>
+        <w:pBdr>
+          <w:top w:val="single" w:sz="4" w:space="1" w:color="auto"/>
+          <w:left w:val="single" w:sz="4" w:space="4" w:color="auto"/>
+          <w:bottom w:val="single" w:sz="4" w:space="1" w:color="auto"/>
+          <w:right w:val="single" w:sz="4" w:space="4" w:color="auto"/>
+        </w:pBdr>
+        <w:ind w:left="1080"/>
+        <w:rPr>
+          <w:lang w:val="en-US"/>
+        </w:rPr>
+      </w:pPr>
+      <w:r>
+        <w:rPr>
+          <w:lang w:val="en-US"/>
+        </w:rPr>
+        <w:t xml:space="preserve">        </w:t>
+      </w:r>
+      <w:r>
+        <w:rPr>
+          <w:lang w:val="en-US"/>
+        </w:rPr>
+        <w:t>return &lt;Giá Trị G</w:t>
+      </w:r>
+      <w:r>
+        <w:rPr>
+          <w:sz w:val="24"/>
+          <w:lang w:val="en-US"/>
+        </w:rPr>
+        <w:t>ì</w:t>
+      </w:r>
+      <w:r>
+        <w:rPr>
+          <w:lang w:val="en-US"/>
+        </w:rPr>
+        <w:t xml:space="preserve"> Đó&gt;</w:t>
+      </w:r>
+    </w:p>
+    <w:p>
+      <w:pPr>
+        <w:pStyle w:val="ListParagraph"/>
+        <w:numPr>
+          <w:ilvl w:val="0"/>
+          <w:numId w:val="3"/>
+        </w:numPr>
+        <w:rPr>
+          <w:lang w:val="en-US"/>
+        </w:rPr>
+      </w:pPr>
+      <w:r>
+        <w:rPr>
+          <w:lang w:val="en-US"/>
+        </w:rPr>
+        <w:t>Lệnh “</w:t>
+      </w:r>
+      <w:r>
+        <w:rPr>
+          <w:lang w:val="en-US"/>
+        </w:rPr>
+        <w:t>super().__init__()</w:t>
+      </w:r>
+      <w:r>
+        <w:rPr>
+          <w:lang w:val="en-US"/>
+        </w:rPr>
+        <w:t>” dùng để khởi tạo Class kế thừa với những giá trị mình đưa vào</w:t>
+      </w:r>
+    </w:p>
+    <w:p>
+      <w:pPr>
+        <w:pStyle w:val="ListParagraph"/>
+        <w:numPr>
+          <w:ilvl w:val="0"/>
+          <w:numId w:val="3"/>
+        </w:numPr>
+        <w:rPr>
+          <w:lang w:val="en-US"/>
+        </w:rPr>
+      </w:pPr>
+      <w:r>
+        <w:rPr>
+          <w:lang w:val="en-US"/>
+        </w:rPr>
+        <w:t>Ví dụ</w:t>
+      </w:r>
+    </w:p>
+    <w:p>
+      <w:pPr>
+        <w:pStyle w:val="ListParagraph"/>
+        <w:pBdr>
+          <w:top w:val="single" w:sz="4" w:space="1" w:color="auto"/>
+          <w:left w:val="single" w:sz="4" w:space="4" w:color="auto"/>
+          <w:bottom w:val="single" w:sz="4" w:space="1" w:color="auto"/>
+          <w:right w:val="single" w:sz="4" w:space="4" w:color="auto"/>
+        </w:pBdr>
+        <w:ind w:left="1080"/>
+        <w:rPr>
+          <w:lang w:val="en-US"/>
+        </w:rPr>
+      </w:pPr>
+      <w:r>
+        <w:rPr>
+          <w:lang w:val="en-US"/>
+        </w:rPr>
+        <w:t xml:space="preserve">class </w:t>
+      </w:r>
+      <w:r>
+        <w:rPr>
+          <w:lang w:val="en-US"/>
+        </w:rPr>
+        <w:t>foo</w:t>
+      </w:r>
+      <w:r>
+        <w:rPr>
+          <w:lang w:val="en-US"/>
+        </w:rPr>
+        <w:t>(</w:t>
+      </w:r>
+      <w:r>
+        <w:rPr>
+          <w:lang w:val="en-US"/>
+        </w:rPr>
+        <w:t>bar</w:t>
+      </w:r>
+      <w:r>
+        <w:rPr>
+          <w:lang w:val="en-US"/>
+        </w:rPr>
+        <w:t>):</w:t>
+      </w:r>
+    </w:p>
+    <w:p>
+      <w:pPr>
+        <w:pStyle w:val="ListParagraph"/>
+        <w:pBdr>
+          <w:top w:val="single" w:sz="4" w:space="1" w:color="auto"/>
+          <w:left w:val="single" w:sz="4" w:space="4" w:color="auto"/>
+          <w:bottom w:val="single" w:sz="4" w:space="1" w:color="auto"/>
+          <w:right w:val="single" w:sz="4" w:space="4" w:color="auto"/>
+        </w:pBdr>
+        <w:ind w:left="1080"/>
+        <w:rPr>
+          <w:lang w:val="en-US"/>
+        </w:rPr>
+      </w:pPr>
+      <w:r>
+        <w:rPr>
+          <w:lang w:val="en-US"/>
+        </w:rPr>
+        <w:t xml:space="preserve">    </w:t>
+      </w:r>
+      <w:r>
+        <w:rPr>
+          <w:lang w:val="en-US"/>
+        </w:rPr>
+        <w:t xml:space="preserve">def __init__(self, </w:t>
+      </w:r>
+      <w:r>
+        <w:rPr>
+          <w:lang w:val="en-US"/>
+        </w:rPr>
+        <w:t>bruh</w:t>
+      </w:r>
+      <w:r>
+        <w:rPr>
+          <w:lang w:val="en-US"/>
+        </w:rPr>
+        <w:t>):</w:t>
+      </w:r>
+    </w:p>
+    <w:p>
+      <w:pPr>
+        <w:pStyle w:val="ListParagraph"/>
+        <w:pBdr>
+          <w:top w:val="single" w:sz="4" w:space="1" w:color="auto"/>
+          <w:left w:val="single" w:sz="4" w:space="4" w:color="auto"/>
+          <w:bottom w:val="single" w:sz="4" w:space="1" w:color="auto"/>
+          <w:right w:val="single" w:sz="4" w:space="4" w:color="auto"/>
+        </w:pBdr>
+        <w:ind w:left="1080"/>
+        <w:rPr>
+          <w:lang w:val="en-US"/>
+        </w:rPr>
+      </w:pPr>
+      <w:r>
+        <w:rPr>
+          <w:lang w:val="en-US"/>
+        </w:rPr>
+        <w:t xml:space="preserve">        </w:t>
+      </w:r>
+      <w:r>
+        <w:rPr>
+          <w:lang w:val="en-US"/>
+        </w:rPr>
+        <w:t>super().__init__()</w:t>
+      </w:r>
+    </w:p>
+    <w:p>
+      <w:pPr>
+        <w:pStyle w:val="ListParagraph"/>
+        <w:pBdr>
+          <w:top w:val="single" w:sz="4" w:space="1" w:color="auto"/>
+          <w:left w:val="single" w:sz="4" w:space="4" w:color="auto"/>
+          <w:bottom w:val="single" w:sz="4" w:space="1" w:color="auto"/>
+          <w:right w:val="single" w:sz="4" w:space="4" w:color="auto"/>
+        </w:pBdr>
+        <w:ind w:left="1080"/>
+        <w:rPr>
+          <w:lang w:val="en-US"/>
+        </w:rPr>
+      </w:pPr>
+      <w:r>
+        <w:rPr>
+          <w:lang w:val="en-US"/>
+        </w:rPr>
+        <w:t xml:space="preserve">        </w:t>
+      </w:r>
+      <w:r>
+        <w:rPr>
+          <w:lang w:val="en-US"/>
+        </w:rPr>
+        <w:t>self.</w:t>
+      </w:r>
+      <w:r>
+        <w:rPr>
+          <w:lang w:val="en-US"/>
+        </w:rPr>
+        <w:t>dark</w:t>
+      </w:r>
+      <w:r>
+        <w:rPr>
+          <w:lang w:val="en-US"/>
+        </w:rPr>
+        <w:t xml:space="preserve"> = </w:t>
+      </w:r>
+      <w:r>
+        <w:rPr>
+          <w:lang w:val="en-US"/>
+        </w:rPr>
+        <w:t>“lmao”</w:t>
+      </w:r>
+    </w:p>
+    <w:p>
+      <w:pPr>
+        <w:pStyle w:val="ListParagraph"/>
+        <w:pBdr>
+          <w:top w:val="single" w:sz="4" w:space="1" w:color="auto"/>
+          <w:left w:val="single" w:sz="4" w:space="4" w:color="auto"/>
+          <w:bottom w:val="single" w:sz="4" w:space="1" w:color="auto"/>
+          <w:right w:val="single" w:sz="4" w:space="4" w:color="auto"/>
+        </w:pBdr>
+        <w:ind w:left="1080"/>
+        <w:rPr>
+          <w:lang w:val="en-US"/>
+        </w:rPr>
+      </w:pPr>
+    </w:p>
+    <w:p>
+      <w:pPr>
+        <w:pStyle w:val="ListParagraph"/>
+        <w:pBdr>
+          <w:top w:val="single" w:sz="4" w:space="1" w:color="auto"/>
+          <w:left w:val="single" w:sz="4" w:space="4" w:color="auto"/>
+          <w:bottom w:val="single" w:sz="4" w:space="1" w:color="auto"/>
+          <w:right w:val="single" w:sz="4" w:space="4" w:color="auto"/>
+        </w:pBdr>
+        <w:ind w:left="1080"/>
+        <w:rPr>
+          <w:lang w:val="en-US"/>
+        </w:rPr>
+      </w:pPr>
+      <w:r>
+        <w:rPr>
+          <w:lang w:val="en-US"/>
+        </w:rPr>
+        <w:t xml:space="preserve">    </w:t>
+      </w:r>
+      <w:r>
+        <w:rPr>
+          <w:lang w:val="en-US"/>
+        </w:rPr>
+        <w:t xml:space="preserve">def </w:t>
+      </w:r>
+      <w:r>
+        <w:rPr>
+          <w:lang w:val="en-US"/>
+        </w:rPr>
+        <w:t>lol</w:t>
+      </w:r>
+      <w:r>
+        <w:rPr>
+          <w:lang w:val="en-US"/>
+        </w:rPr>
+        <w:t xml:space="preserve">(self, </w:t>
+      </w:r>
+      <w:r>
+        <w:rPr>
+          <w:lang w:val="en-US"/>
+        </w:rPr>
+        <w:t>shit</w:t>
+      </w:r>
+      <w:r>
+        <w:rPr>
+          <w:lang w:val="en-US"/>
+        </w:rPr>
+        <w:t>):</w:t>
+      </w:r>
+    </w:p>
+    <w:p>
+      <w:pPr>
+        <w:pStyle w:val="ListParagraph"/>
+        <w:pBdr>
+          <w:top w:val="single" w:sz="4" w:space="1" w:color="auto"/>
+          <w:left w:val="single" w:sz="4" w:space="4" w:color="auto"/>
+          <w:bottom w:val="single" w:sz="4" w:space="1" w:color="auto"/>
+          <w:right w:val="single" w:sz="4" w:space="4" w:color="auto"/>
+        </w:pBdr>
+        <w:ind w:left="1080"/>
+        <w:rPr>
+          <w:lang w:val="en-US"/>
+        </w:rPr>
+      </w:pPr>
+      <w:r>
+        <w:rPr>
+          <w:lang w:val="en-US"/>
+        </w:rPr>
+        <w:t xml:space="preserve">        </w:t>
+      </w:r>
+      <w:r>
+        <w:rPr>
+          <w:lang w:val="en-US"/>
+        </w:rPr>
+        <w:t xml:space="preserve">return </w:t>
+      </w:r>
+      <w:r>
+        <w:rPr>
+          <w:lang w:val="en-US"/>
+        </w:rPr>
+        <w:t>shit + 1</w:t>
+      </w:r>
+    </w:p>
+    <w:p>
+      <w:pPr>
+        <w:pStyle w:val="ListParagraph"/>
+        <w:pBdr>
+          <w:top w:val="single" w:sz="4" w:space="1" w:color="auto"/>
+          <w:left w:val="single" w:sz="4" w:space="4" w:color="auto"/>
+          <w:bottom w:val="single" w:sz="4" w:space="1" w:color="auto"/>
+          <w:right w:val="single" w:sz="4" w:space="4" w:color="auto"/>
+        </w:pBdr>
+        <w:ind w:left="1080"/>
+        <w:rPr>
+          <w:lang w:val="en-US"/>
+        </w:rPr>
+      </w:pPr>
+    </w:p>
+    <w:p>
+      <w:pPr>
+        <w:pStyle w:val="ListParagraph"/>
+        <w:pBdr>
+          <w:top w:val="single" w:sz="4" w:space="1" w:color="auto"/>
+          <w:left w:val="single" w:sz="4" w:space="4" w:color="auto"/>
+          <w:bottom w:val="single" w:sz="4" w:space="1" w:color="auto"/>
+          <w:right w:val="single" w:sz="4" w:space="4" w:color="auto"/>
+        </w:pBdr>
+        <w:ind w:left="1080"/>
+        <w:rPr>
+          <w:lang w:val="en-US"/>
+        </w:rPr>
+      </w:pPr>
+      <w:r>
+        <w:rPr>
+          <w:lang w:val="en-US"/>
+        </w:rPr>
+        <w:t>new_foo = foo(4)</w:t>
+      </w:r>
+    </w:p>
+    <w:p>
+      <w:pPr>
+        <w:rPr>
+          <w:lang w:val="en-US"/>
+        </w:rPr>
+      </w:pPr>
+    </w:p>
+    <w:p>
+      <w:pPr>
+        <w:rPr>
+          <w:lang w:val="en-US"/>
+        </w:rPr>
+      </w:pPr>
+      <w:r>
+        <w:rPr>
+          <w:lang w:val="en-US"/>
+        </w:rPr>
         <w:lastRenderedPageBreak/>
-        <w:t>&lt;Dictionary&gt; sẽ có các cặp Key và giá trị tương ứng với 2 phần tử trong các Iterable con</w:t>
-      </w:r>
-    </w:p>
-    <w:p>
-      <w:pPr>
-        <w:pStyle w:val="ListParagraph"/>
-        <w:numPr>
-          <w:ilvl w:val="0"/>
-          <w:numId w:val="3"/>
-        </w:numPr>
-        <w:rPr>
-          <w:lang w:val="en-US"/>
-        </w:rPr>
-      </w:pPr>
-      <w:r>
-        <w:rPr>
-          <w:lang w:val="en-US"/>
-        </w:rPr>
-        <w:t>Ví dụ</w:t>
-      </w:r>
-    </w:p>
-    <w:p>
-      <w:pPr>
-        <w:pStyle w:val="ListParagraph"/>
-        <w:pBdr>
-          <w:top w:val="single" w:sz="4" w:space="1" w:color="auto"/>
-          <w:left w:val="single" w:sz="4" w:space="4" w:color="auto"/>
-          <w:bottom w:val="single" w:sz="4" w:space="1" w:color="auto"/>
-          <w:right w:val="single" w:sz="4" w:space="4" w:color="auto"/>
-        </w:pBdr>
-        <w:ind w:left="1080"/>
-        <w:rPr>
-          <w:lang w:val="en-US"/>
-        </w:rPr>
-      </w:pPr>
-      <w:r>
-        <w:rPr>
-          <w:lang w:val="en-US"/>
-        </w:rPr>
-        <w:t>foo = ([1, ‘a’], (‘abc’, 5))</w:t>
-      </w:r>
-    </w:p>
-    <w:p>
-      <w:pPr>
-        <w:pStyle w:val="ListParagraph"/>
-        <w:pBdr>
-          <w:top w:val="single" w:sz="4" w:space="1" w:color="auto"/>
-          <w:left w:val="single" w:sz="4" w:space="4" w:color="auto"/>
-          <w:bottom w:val="single" w:sz="4" w:space="1" w:color="auto"/>
-          <w:right w:val="single" w:sz="4" w:space="4" w:color="auto"/>
-        </w:pBdr>
-        <w:ind w:left="1080"/>
-        <w:rPr>
-          <w:lang w:val="en-US"/>
-        </w:rPr>
-      </w:pPr>
-      <w:r>
-        <w:rPr>
-          <w:lang w:val="en-US"/>
-        </w:rPr>
-        <w:t>bar = dict(foo)</w:t>
-      </w:r>
-    </w:p>
-    <w:p>
-      <w:pPr>
-        <w:pStyle w:val="ListParagraph"/>
-        <w:numPr>
-          <w:ilvl w:val="0"/>
-          <w:numId w:val="3"/>
-        </w:numPr>
-        <w:rPr>
-          <w:lang w:val="en-US"/>
-        </w:rPr>
-      </w:pPr>
-      <w:r>
-        <w:rPr>
-          <w:lang w:val="en-US"/>
-        </w:rPr>
-        <w:t>“bar” có giá trị là {1 : “a”, “abc” : 5}</w:t>
-      </w:r>
-    </w:p>
-    <w:p>
-      <w:pPr>
-        <w:rPr>
-          <w:lang w:val="en-US"/>
-        </w:rPr>
-      </w:pPr>
-    </w:p>
-    <w:p>
-      <w:pPr>
-        <w:rPr>
-          <w:lang w:val="en-US"/>
-        </w:rPr>
-      </w:pPr>
-      <w:r>
-        <w:rPr>
-          <w:lang w:val="en-US"/>
-        </w:rPr>
-        <w:t>Class – Lớp:</w:t>
-      </w:r>
-    </w:p>
-    <w:p>
-      <w:pPr>
-        <w:pStyle w:val="ListParagraph"/>
-        <w:numPr>
-          <w:ilvl w:val="0"/>
-          <w:numId w:val="7"/>
-        </w:numPr>
-        <w:rPr>
-          <w:lang w:val="en-US"/>
-        </w:rPr>
-      </w:pPr>
-      <w:r>
-        <w:rPr>
-          <w:lang w:val="en-US"/>
-        </w:rPr>
-        <w:t>Bản Chất Class?</w:t>
-      </w:r>
-    </w:p>
-    <w:p>
-      <w:pPr>
-        <w:pStyle w:val="ListParagraph"/>
-        <w:numPr>
-          <w:ilvl w:val="0"/>
-          <w:numId w:val="3"/>
-        </w:numPr>
-        <w:rPr>
-          <w:lang w:val="en-US"/>
-        </w:rPr>
-      </w:pPr>
-      <w:r>
-        <w:rPr>
-          <w:lang w:val="en-US"/>
-        </w:rPr>
-        <w:t xml:space="preserve">Tưởng tượng Class giống như đường dẫn đến File, giả sử Class to nhất của bạn là A, thì A là thư mục gốc, tạo Class B bên trong A, tương đương tạo thư mục con B trong thư mục gốc A, tạo thuộc tính và </w:t>
-      </w:r>
-      <w:r>
-        <w:rPr>
-          <w:lang w:val="en-US"/>
-        </w:rPr>
-        <w:t>hàm</w:t>
-      </w:r>
-      <w:r>
-        <w:rPr>
-          <w:lang w:val="en-US"/>
-        </w:rPr>
-        <w:t xml:space="preserve"> trong A, tương đương tạo File trong thư mục A</w:t>
-      </w:r>
-    </w:p>
-    <w:p>
-      <w:pPr>
-        <w:pStyle w:val="ListParagraph"/>
-        <w:numPr>
-          <w:ilvl w:val="0"/>
-          <w:numId w:val="3"/>
-        </w:numPr>
-        <w:rPr>
-          <w:lang w:val="en-US"/>
-        </w:rPr>
-      </w:pPr>
-      <w:r>
-        <w:rPr>
-          <w:lang w:val="en-US"/>
-        </w:rPr>
-        <w:t xml:space="preserve">Để truy cập 1 thuộc tính hoặc </w:t>
-      </w:r>
-      <w:r>
-        <w:rPr>
-          <w:lang w:val="en-US"/>
-        </w:rPr>
-        <w:t>hàm,</w:t>
-      </w:r>
-      <w:r>
-        <w:rPr>
-          <w:lang w:val="en-US"/>
-        </w:rPr>
-        <w:t xml:space="preserve"> thì phải biến đường dẫn đến nó, khác với đường dẫn thông thường,  đường dẫn này thay dấu “/” thành “.”</w:t>
-      </w:r>
-    </w:p>
-    <w:p>
-      <w:pPr>
-        <w:pStyle w:val="ListParagraph"/>
-        <w:numPr>
-          <w:ilvl w:val="0"/>
-          <w:numId w:val="3"/>
-        </w:numPr>
-        <w:rPr>
-          <w:lang w:val="en-US"/>
-        </w:rPr>
-      </w:pPr>
-      <w:r>
-        <w:rPr>
-          <w:lang w:val="en-US"/>
-        </w:rPr>
-        <w:t>Ví dụ</w:t>
-      </w:r>
-    </w:p>
-    <w:p>
-      <w:pPr>
-        <w:pStyle w:val="ListParagraph"/>
-        <w:numPr>
-          <w:ilvl w:val="0"/>
-          <w:numId w:val="3"/>
-        </w:numPr>
-        <w:rPr>
-          <w:lang w:val="en-US"/>
-        </w:rPr>
-      </w:pPr>
-      <w:r>
-        <w:rPr>
-          <w:lang w:val="en-US"/>
-        </w:rPr>
-        <w:t>Class A to nhất, trong đó có Class B, trong B có thuộc tính “foo” = 5, khi đó “A.B.foo” có giá trị = 5, trong B còn có hàm “bar”, khi đó “A.B.bar(&lt;Tham Số&gt;)” sẽ gọi hàm này</w:t>
-      </w:r>
-    </w:p>
-    <w:p>
-      <w:pPr>
-        <w:pStyle w:val="ListParagraph"/>
-        <w:numPr>
-          <w:ilvl w:val="0"/>
-          <w:numId w:val="7"/>
-        </w:numPr>
-        <w:rPr>
-          <w:lang w:val="en-US"/>
-        </w:rPr>
-      </w:pPr>
-      <w:r>
-        <w:rPr>
-          <w:lang w:val="en-US"/>
-        </w:rPr>
-        <w:t xml:space="preserve">Bản </w:t>
-      </w:r>
-      <w:r>
-        <w:rPr>
-          <w:lang w:val="en-US"/>
-        </w:rPr>
-        <w:t xml:space="preserve">Chất Của 1 Đối Tượng  Thuộc 1 </w:t>
-      </w:r>
-      <w:r>
-        <w:rPr>
-          <w:lang w:val="en-US"/>
-        </w:rPr>
-        <w:t xml:space="preserve">Class </w:t>
-      </w:r>
-      <w:r>
-        <w:rPr>
-          <w:lang w:val="en-US"/>
-        </w:rPr>
-        <w:t>Nào Đó?</w:t>
-      </w:r>
-    </w:p>
-    <w:p>
-      <w:pPr>
-        <w:pStyle w:val="ListParagraph"/>
-        <w:numPr>
-          <w:ilvl w:val="0"/>
-          <w:numId w:val="3"/>
-        </w:numPr>
-        <w:rPr>
-          <w:lang w:val="en-US"/>
-        </w:rPr>
-      </w:pPr>
-      <w:r>
-        <w:rPr>
-          <w:lang w:val="en-US"/>
-        </w:rPr>
-        <w:t>Để tạo 1 đối tượng của 1 Class, ví dụ tạo đối tượng B từ Class A, viết</w:t>
-      </w:r>
-    </w:p>
-    <w:p>
-      <w:pPr>
-        <w:pStyle w:val="ListParagraph"/>
-        <w:pBdr>
-          <w:top w:val="single" w:sz="4" w:space="1" w:color="auto"/>
-          <w:left w:val="single" w:sz="4" w:space="4" w:color="auto"/>
-          <w:bottom w:val="single" w:sz="4" w:space="1" w:color="auto"/>
-          <w:right w:val="single" w:sz="4" w:space="4" w:color="auto"/>
-        </w:pBdr>
-        <w:ind w:left="1080"/>
-        <w:rPr>
-          <w:lang w:val="en-US"/>
-        </w:rPr>
-      </w:pPr>
-      <w:r>
-        <w:rPr>
-          <w:lang w:val="en-US"/>
-        </w:rPr>
-        <w:t>B = A()</w:t>
-      </w:r>
-    </w:p>
-    <w:p>
-      <w:pPr>
-        <w:pStyle w:val="ListParagraph"/>
-        <w:numPr>
-          <w:ilvl w:val="0"/>
-          <w:numId w:val="3"/>
-        </w:numPr>
-        <w:rPr>
-          <w:lang w:val="en-US"/>
-        </w:rPr>
-      </w:pPr>
-      <w:r>
-        <w:rPr>
-          <w:lang w:val="en-US"/>
-        </w:rPr>
-        <w:t>Đầ</w:t>
-      </w:r>
-      <w:r>
-        <w:rPr>
-          <w:lang w:val="en-US"/>
-        </w:rPr>
-        <w:t>u tiên, xét thuộc tính</w:t>
-      </w:r>
-      <w:r>
-        <w:rPr>
-          <w:lang w:val="en-US"/>
-        </w:rPr>
-        <w:t xml:space="preserve">, giả sử ta có Class A, trong đó có </w:t>
-      </w:r>
-      <w:r>
-        <w:rPr>
-          <w:lang w:val="en-US"/>
-        </w:rPr>
-        <w:t>“</w:t>
-      </w:r>
-      <w:r>
-        <w:rPr>
-          <w:lang w:val="en-US"/>
-        </w:rPr>
-        <w:t>foo</w:t>
-      </w:r>
-      <w:r>
-        <w:rPr>
-          <w:lang w:val="en-US"/>
-        </w:rPr>
-        <w:t>”</w:t>
-      </w:r>
-      <w:r>
-        <w:rPr>
-          <w:lang w:val="en-US"/>
-        </w:rPr>
-        <w:t xml:space="preserve"> = 4, B là 1 đối tượng thuộc Class A, truy cập tất cả thuộc tính của Class A = đối tượng B như bình thườ</w:t>
-      </w:r>
-      <w:r>
-        <w:rPr>
-          <w:lang w:val="en-US"/>
-        </w:rPr>
-        <w:t>ng, tuy nhiên “foo” dùng chung, nghĩa là nếu thay đổi “foo” thông qua “A.foo” thì “B.foo” cũng thay đổi tương tự, nhưng nếu dùng “B.foo” để thay đổi, thì “A.foo” và tất cả các đối tượng của class A sẽ không thay đổi, khi này, “foo” của B sẽ tách ra làm thuộc tính riêng của B</w:t>
-      </w:r>
-    </w:p>
-    <w:p>
-      <w:pPr>
-        <w:pStyle w:val="ListParagraph"/>
-        <w:numPr>
-          <w:ilvl w:val="0"/>
-          <w:numId w:val="3"/>
-        </w:numPr>
-        <w:rPr>
-          <w:lang w:val="en-US"/>
-        </w:rPr>
-      </w:pPr>
-      <w:r>
-        <w:rPr>
-          <w:lang w:val="en-US"/>
-        </w:rPr>
-        <w:t xml:space="preserve">Xét hàm số, trong Class A có hàm “bar”, khi này dùng B để gọi </w:t>
-      </w:r>
-      <w:r>
-        <w:rPr>
-          <w:lang w:val="en-US"/>
-        </w:rPr>
-        <w:t>“</w:t>
-      </w:r>
-      <w:r>
-        <w:rPr>
-          <w:lang w:val="en-US"/>
-        </w:rPr>
-        <w:t>bar</w:t>
-      </w:r>
-      <w:r>
-        <w:rPr>
-          <w:lang w:val="en-US"/>
-        </w:rPr>
-        <w:t>”</w:t>
-      </w:r>
-      <w:r>
-        <w:rPr>
-          <w:lang w:val="en-US"/>
-        </w:rPr>
-        <w:t xml:space="preserve"> sẽ có 1 chút khác, đó là tham số đầu tiên của </w:t>
-      </w:r>
-      <w:r>
-        <w:rPr>
-          <w:lang w:val="en-US"/>
-        </w:rPr>
-        <w:t>“</w:t>
-      </w:r>
-      <w:r>
-        <w:rPr>
-          <w:lang w:val="en-US"/>
-        </w:rPr>
-        <w:t>bar</w:t>
-      </w:r>
-      <w:r>
-        <w:rPr>
-          <w:lang w:val="en-US"/>
-        </w:rPr>
-        <w:t>”</w:t>
-      </w:r>
-      <w:r>
-        <w:rPr>
-          <w:lang w:val="en-US"/>
-        </w:rPr>
-        <w:t xml:space="preserve"> sẽ chính là bản thân B luôn, nên bạn có thể dùng tham số này để thay đổi hàm và thuộc tính của B, thông thường nó được đặt tên là “self”</w:t>
-      </w:r>
-    </w:p>
-    <w:p>
-      <w:pPr>
-        <w:pStyle w:val="ListParagraph"/>
-        <w:numPr>
-          <w:ilvl w:val="0"/>
-          <w:numId w:val="3"/>
-        </w:numPr>
-        <w:rPr>
-          <w:lang w:val="en-US"/>
-        </w:rPr>
-      </w:pPr>
-      <w:r>
-        <w:rPr>
-          <w:lang w:val="en-US"/>
-        </w:rPr>
-        <w:t>Nếu bạn muốn không có sự khác biệt, nghĩa là không có tham số đầu tiên con mẹ gì hết, thì đặt “@staticmethod” lên trước khai báo hàm</w:t>
-      </w:r>
-    </w:p>
-    <w:p>
-      <w:pPr>
-        <w:pStyle w:val="ListParagraph"/>
-        <w:numPr>
-          <w:ilvl w:val="0"/>
-          <w:numId w:val="3"/>
-        </w:numPr>
-        <w:rPr>
-          <w:lang w:val="en-US"/>
-        </w:rPr>
-      </w:pPr>
-      <w:r>
-        <w:rPr>
-          <w:lang w:val="en-US"/>
-        </w:rPr>
-        <w:t>Hàm “__init__” là trường hợp đặc biệt, sau khi B đăng kí Class A, nó sẽ ngay lập tức gọi hàm này</w:t>
-      </w:r>
-    </w:p>
-    <w:p>
-      <w:pPr>
-        <w:pStyle w:val="ListParagraph"/>
-        <w:numPr>
-          <w:ilvl w:val="0"/>
-          <w:numId w:val="7"/>
-        </w:numPr>
-        <w:rPr>
-          <w:lang w:val="en-US"/>
-        </w:rPr>
-      </w:pPr>
-      <w:r>
-        <w:rPr>
-          <w:lang w:val="en-US"/>
-        </w:rPr>
-        <w:t xml:space="preserve">Tạo </w:t>
-      </w:r>
-      <w:r>
-        <w:rPr>
-          <w:lang w:val="en-US"/>
-        </w:rPr>
-        <w:t>Nhanh 1 Class?</w:t>
-      </w:r>
-    </w:p>
-    <w:p>
-      <w:pPr>
-        <w:pStyle w:val="ListParagraph"/>
-        <w:pBdr>
-          <w:top w:val="single" w:sz="4" w:space="1" w:color="auto"/>
-          <w:left w:val="single" w:sz="4" w:space="4" w:color="auto"/>
-          <w:bottom w:val="single" w:sz="4" w:space="1" w:color="auto"/>
-          <w:right w:val="single" w:sz="4" w:space="4" w:color="auto"/>
-        </w:pBdr>
-        <w:ind w:left="1080"/>
-        <w:rPr>
-          <w:lang w:val="en-US"/>
-        </w:rPr>
-      </w:pPr>
-      <w:r>
-        <w:rPr>
-          <w:lang w:val="en-US"/>
-        </w:rPr>
-        <w:t xml:space="preserve">class </w:t>
-      </w:r>
-      <w:r>
-        <w:rPr>
-          <w:lang w:val="en-US"/>
-        </w:rPr>
-        <w:t>&lt;Tên Class&gt;</w:t>
-      </w:r>
-      <w:r>
-        <w:rPr>
-          <w:lang w:val="en-US"/>
-        </w:rPr>
-        <w:t>(</w:t>
-      </w:r>
-      <w:r>
-        <w:rPr>
-          <w:lang w:val="en-US"/>
-        </w:rPr>
-        <w:t>&lt;Tên Class Kế Thừa&gt;</w:t>
-      </w:r>
-      <w:r>
-        <w:rPr>
-          <w:lang w:val="en-US"/>
-        </w:rPr>
-        <w:t>):</w:t>
-      </w:r>
-    </w:p>
-    <w:p>
-      <w:pPr>
-        <w:pStyle w:val="ListParagraph"/>
-        <w:pBdr>
-          <w:top w:val="single" w:sz="4" w:space="1" w:color="auto"/>
-          <w:left w:val="single" w:sz="4" w:space="4" w:color="auto"/>
-          <w:bottom w:val="single" w:sz="4" w:space="1" w:color="auto"/>
-          <w:right w:val="single" w:sz="4" w:space="4" w:color="auto"/>
-        </w:pBdr>
-        <w:ind w:left="1080"/>
-        <w:rPr>
-          <w:lang w:val="en-US"/>
-        </w:rPr>
-      </w:pPr>
-      <w:r>
-        <w:rPr>
-          <w:lang w:val="en-US"/>
-        </w:rPr>
-        <w:t xml:space="preserve">    </w:t>
-      </w:r>
-      <w:r>
-        <w:rPr>
-          <w:lang w:val="en-US"/>
-        </w:rPr>
-        <w:t>def __init__(self, &lt;Tham Số Khởi Tạo&gt;):</w:t>
-      </w:r>
-    </w:p>
-    <w:p>
-      <w:pPr>
-        <w:pStyle w:val="ListParagraph"/>
-        <w:pBdr>
-          <w:top w:val="single" w:sz="4" w:space="1" w:color="auto"/>
-          <w:left w:val="single" w:sz="4" w:space="4" w:color="auto"/>
-          <w:bottom w:val="single" w:sz="4" w:space="1" w:color="auto"/>
-          <w:right w:val="single" w:sz="4" w:space="4" w:color="auto"/>
-        </w:pBdr>
-        <w:ind w:left="1080"/>
-        <w:rPr>
-          <w:lang w:val="en-US"/>
-        </w:rPr>
-      </w:pPr>
-      <w:r>
-        <w:rPr>
-          <w:lang w:val="en-US"/>
-        </w:rPr>
-        <w:t xml:space="preserve">        </w:t>
-      </w:r>
-      <w:r>
-        <w:rPr>
-          <w:lang w:val="en-US"/>
-        </w:rPr>
-        <w:t>super().__init__(&lt;Giá Trị Khởi Tạo Class Kế Thừa&gt;)</w:t>
-      </w:r>
-    </w:p>
-    <w:p>
-      <w:pPr>
-        <w:pStyle w:val="ListParagraph"/>
-        <w:pBdr>
-          <w:top w:val="single" w:sz="4" w:space="1" w:color="auto"/>
-          <w:left w:val="single" w:sz="4" w:space="4" w:color="auto"/>
-          <w:bottom w:val="single" w:sz="4" w:space="1" w:color="auto"/>
-          <w:right w:val="single" w:sz="4" w:space="4" w:color="auto"/>
-        </w:pBdr>
-        <w:ind w:left="1080"/>
-        <w:rPr>
-          <w:lang w:val="en-US"/>
-        </w:rPr>
-      </w:pPr>
-      <w:r>
-        <w:rPr>
-          <w:lang w:val="en-US"/>
-        </w:rPr>
-        <w:t xml:space="preserve">        </w:t>
-      </w:r>
-      <w:r>
-        <w:rPr>
-          <w:lang w:val="en-US"/>
-        </w:rPr>
-        <w:t>self.&lt;Tên Thuộc Tính&gt; = &lt;Giá Trị Thuộc Tính&gt;</w:t>
-      </w:r>
-    </w:p>
-    <w:p>
-      <w:pPr>
-        <w:pStyle w:val="ListParagraph"/>
-        <w:pBdr>
-          <w:top w:val="single" w:sz="4" w:space="1" w:color="auto"/>
-          <w:left w:val="single" w:sz="4" w:space="4" w:color="auto"/>
-          <w:bottom w:val="single" w:sz="4" w:space="1" w:color="auto"/>
-          <w:right w:val="single" w:sz="4" w:space="4" w:color="auto"/>
-        </w:pBdr>
-        <w:ind w:left="1080"/>
-        <w:rPr>
-          <w:lang w:val="en-US"/>
-        </w:rPr>
-      </w:pPr>
-    </w:p>
-    <w:p>
-      <w:pPr>
-        <w:pStyle w:val="ListParagraph"/>
-        <w:pBdr>
-          <w:top w:val="single" w:sz="4" w:space="1" w:color="auto"/>
-          <w:left w:val="single" w:sz="4" w:space="4" w:color="auto"/>
-          <w:bottom w:val="single" w:sz="4" w:space="1" w:color="auto"/>
-          <w:right w:val="single" w:sz="4" w:space="4" w:color="auto"/>
-        </w:pBdr>
-        <w:ind w:left="1080"/>
-        <w:rPr>
-          <w:lang w:val="en-US"/>
-        </w:rPr>
-      </w:pPr>
-      <w:r>
-        <w:rPr>
-          <w:lang w:val="en-US"/>
-        </w:rPr>
-        <w:t xml:space="preserve">    </w:t>
-      </w:r>
-      <w:r>
-        <w:rPr>
-          <w:lang w:val="en-US"/>
-        </w:rPr>
-        <w:t>def &lt;Tên Hàm Trong Class&gt;(self, &lt;Tham Số&gt;):</w:t>
-      </w:r>
-    </w:p>
-    <w:p>
-      <w:pPr>
-        <w:pStyle w:val="ListParagraph"/>
-        <w:pBdr>
-          <w:top w:val="single" w:sz="4" w:space="1" w:color="auto"/>
-          <w:left w:val="single" w:sz="4" w:space="4" w:color="auto"/>
-          <w:bottom w:val="single" w:sz="4" w:space="1" w:color="auto"/>
-          <w:right w:val="single" w:sz="4" w:space="4" w:color="auto"/>
-        </w:pBdr>
-        <w:ind w:left="1080"/>
-        <w:rPr>
-          <w:lang w:val="en-US"/>
-        </w:rPr>
-      </w:pPr>
-      <w:r>
-        <w:rPr>
-          <w:lang w:val="en-US"/>
-        </w:rPr>
-        <w:t xml:space="preserve">        </w:t>
-      </w:r>
-      <w:r>
-        <w:rPr>
-          <w:lang w:val="en-US"/>
-        </w:rPr>
-        <w:t xml:space="preserve">&lt;Xử Lí </w:t>
-      </w:r>
-      <w:r>
-        <w:rPr>
-          <w:lang w:val="en-US"/>
-        </w:rPr>
-        <w:t>Gì Đó Với Tham Số</w:t>
-      </w:r>
-      <w:r>
-        <w:rPr>
-          <w:lang w:val="en-US"/>
-        </w:rPr>
-        <w:t>&gt;</w:t>
-      </w:r>
-    </w:p>
-    <w:p>
-      <w:pPr>
-        <w:pStyle w:val="ListParagraph"/>
-        <w:pBdr>
-          <w:top w:val="single" w:sz="4" w:space="1" w:color="auto"/>
-          <w:left w:val="single" w:sz="4" w:space="4" w:color="auto"/>
-          <w:bottom w:val="single" w:sz="4" w:space="1" w:color="auto"/>
-          <w:right w:val="single" w:sz="4" w:space="4" w:color="auto"/>
-        </w:pBdr>
-        <w:ind w:left="1080"/>
-        <w:rPr>
-          <w:lang w:val="en-US"/>
-        </w:rPr>
-      </w:pPr>
-      <w:r>
-        <w:rPr>
-          <w:lang w:val="en-US"/>
-        </w:rPr>
-        <w:t xml:space="preserve">        </w:t>
-      </w:r>
-      <w:r>
-        <w:rPr>
-          <w:lang w:val="en-US"/>
-        </w:rPr>
-        <w:t>return &lt;Giá Trị G</w:t>
-      </w:r>
-      <w:r>
-        <w:rPr>
-          <w:sz w:val="24"/>
-          <w:lang w:val="en-US"/>
-        </w:rPr>
-        <w:t>ì</w:t>
-      </w:r>
-      <w:r>
-        <w:rPr>
-          <w:lang w:val="en-US"/>
-        </w:rPr>
-        <w:t xml:space="preserve"> Đó&gt;</w:t>
-      </w:r>
-    </w:p>
-    <w:p>
-      <w:pPr>
-        <w:pStyle w:val="ListParagraph"/>
-        <w:numPr>
-          <w:ilvl w:val="0"/>
-          <w:numId w:val="3"/>
-        </w:numPr>
-        <w:rPr>
-          <w:lang w:val="en-US"/>
-        </w:rPr>
-      </w:pPr>
-      <w:r>
-        <w:rPr>
-          <w:lang w:val="en-US"/>
-        </w:rPr>
-        <w:t>Lệnh “</w:t>
-      </w:r>
-      <w:r>
-        <w:rPr>
-          <w:lang w:val="en-US"/>
-        </w:rPr>
-        <w:t>super().__init__()</w:t>
-      </w:r>
-      <w:r>
-        <w:rPr>
-          <w:lang w:val="en-US"/>
-        </w:rPr>
-        <w:t>” dùng để khởi tạo Class kế thừa với những giá trị mình đưa vào</w:t>
-      </w:r>
-    </w:p>
-    <w:p>
-      <w:pPr>
-        <w:pStyle w:val="ListParagraph"/>
-        <w:numPr>
-          <w:ilvl w:val="0"/>
-          <w:numId w:val="3"/>
-        </w:numPr>
-        <w:rPr>
-          <w:lang w:val="en-US"/>
-        </w:rPr>
-      </w:pPr>
-      <w:r>
-        <w:rPr>
-          <w:lang w:val="en-US"/>
-        </w:rPr>
-        <w:t>Ví dụ</w:t>
-      </w:r>
-    </w:p>
-    <w:p>
-      <w:pPr>
-        <w:pStyle w:val="ListParagraph"/>
-        <w:pBdr>
-          <w:top w:val="single" w:sz="4" w:space="1" w:color="auto"/>
-          <w:left w:val="single" w:sz="4" w:space="4" w:color="auto"/>
-          <w:bottom w:val="single" w:sz="4" w:space="1" w:color="auto"/>
-          <w:right w:val="single" w:sz="4" w:space="4" w:color="auto"/>
-        </w:pBdr>
-        <w:ind w:left="1080"/>
-        <w:rPr>
-          <w:lang w:val="en-US"/>
-        </w:rPr>
-      </w:pPr>
-      <w:r>
-        <w:rPr>
-          <w:lang w:val="en-US"/>
-        </w:rPr>
-        <w:t xml:space="preserve">class </w:t>
-      </w:r>
-      <w:r>
-        <w:rPr>
-          <w:lang w:val="en-US"/>
-        </w:rPr>
-        <w:t>foo</w:t>
-      </w:r>
-      <w:r>
-        <w:rPr>
-          <w:lang w:val="en-US"/>
-        </w:rPr>
-        <w:t>(</w:t>
-      </w:r>
-      <w:r>
-        <w:rPr>
-          <w:lang w:val="en-US"/>
-        </w:rPr>
-        <w:t>bar</w:t>
-      </w:r>
-      <w:r>
-        <w:rPr>
-          <w:lang w:val="en-US"/>
-        </w:rPr>
-        <w:t>):</w:t>
-      </w:r>
-    </w:p>
-    <w:p>
-      <w:pPr>
-        <w:pStyle w:val="ListParagraph"/>
-        <w:pBdr>
-          <w:top w:val="single" w:sz="4" w:space="1" w:color="auto"/>
-          <w:left w:val="single" w:sz="4" w:space="4" w:color="auto"/>
-          <w:bottom w:val="single" w:sz="4" w:space="1" w:color="auto"/>
-          <w:right w:val="single" w:sz="4" w:space="4" w:color="auto"/>
-        </w:pBdr>
-        <w:ind w:left="1080"/>
-        <w:rPr>
-          <w:lang w:val="en-US"/>
-        </w:rPr>
-      </w:pPr>
-      <w:r>
-        <w:rPr>
-          <w:lang w:val="en-US"/>
-        </w:rPr>
-        <w:t xml:space="preserve">    </w:t>
-      </w:r>
-      <w:r>
-        <w:rPr>
-          <w:lang w:val="en-US"/>
-        </w:rPr>
-        <w:t xml:space="preserve">def __init__(self, </w:t>
-      </w:r>
-      <w:r>
-        <w:rPr>
-          <w:lang w:val="en-US"/>
-        </w:rPr>
-        <w:t>bruh</w:t>
-      </w:r>
-      <w:r>
-        <w:rPr>
-          <w:lang w:val="en-US"/>
-        </w:rPr>
-        <w:t>):</w:t>
-      </w:r>
-    </w:p>
-    <w:p>
-      <w:pPr>
-        <w:pStyle w:val="ListParagraph"/>
-        <w:pBdr>
-          <w:top w:val="single" w:sz="4" w:space="1" w:color="auto"/>
-          <w:left w:val="single" w:sz="4" w:space="4" w:color="auto"/>
-          <w:bottom w:val="single" w:sz="4" w:space="1" w:color="auto"/>
-          <w:right w:val="single" w:sz="4" w:space="4" w:color="auto"/>
-        </w:pBdr>
-        <w:ind w:left="1080"/>
-        <w:rPr>
-          <w:lang w:val="en-US"/>
-        </w:rPr>
-      </w:pPr>
-      <w:r>
-        <w:rPr>
-          <w:lang w:val="en-US"/>
-        </w:rPr>
-        <w:t xml:space="preserve">        </w:t>
-      </w:r>
-      <w:r>
-        <w:rPr>
-          <w:lang w:val="en-US"/>
-        </w:rPr>
-        <w:t>super().__init__()</w:t>
-      </w:r>
-    </w:p>
-    <w:p>
-      <w:pPr>
-        <w:pStyle w:val="ListParagraph"/>
-        <w:pBdr>
-          <w:top w:val="single" w:sz="4" w:space="1" w:color="auto"/>
-          <w:left w:val="single" w:sz="4" w:space="4" w:color="auto"/>
-          <w:bottom w:val="single" w:sz="4" w:space="1" w:color="auto"/>
-          <w:right w:val="single" w:sz="4" w:space="4" w:color="auto"/>
-        </w:pBdr>
-        <w:ind w:left="1080"/>
-        <w:rPr>
-          <w:lang w:val="en-US"/>
-        </w:rPr>
-      </w:pPr>
-      <w:r>
-        <w:rPr>
-          <w:lang w:val="en-US"/>
-        </w:rPr>
-        <w:lastRenderedPageBreak/>
-        <w:t xml:space="preserve">        </w:t>
-      </w:r>
-      <w:r>
-        <w:rPr>
-          <w:lang w:val="en-US"/>
-        </w:rPr>
-        <w:t>self.</w:t>
-      </w:r>
-      <w:r>
-        <w:rPr>
-          <w:lang w:val="en-US"/>
-        </w:rPr>
-        <w:t>dark</w:t>
-      </w:r>
-      <w:r>
-        <w:rPr>
-          <w:lang w:val="en-US"/>
-        </w:rPr>
-        <w:t xml:space="preserve"> = </w:t>
-      </w:r>
-      <w:r>
-        <w:rPr>
-          <w:lang w:val="en-US"/>
-        </w:rPr>
-        <w:t>“lmao”</w:t>
-      </w:r>
-    </w:p>
-    <w:p>
-      <w:pPr>
-        <w:pStyle w:val="ListParagraph"/>
-        <w:pBdr>
-          <w:top w:val="single" w:sz="4" w:space="1" w:color="auto"/>
-          <w:left w:val="single" w:sz="4" w:space="4" w:color="auto"/>
-          <w:bottom w:val="single" w:sz="4" w:space="1" w:color="auto"/>
-          <w:right w:val="single" w:sz="4" w:space="4" w:color="auto"/>
-        </w:pBdr>
-        <w:ind w:left="1080"/>
-        <w:rPr>
-          <w:lang w:val="en-US"/>
-        </w:rPr>
-      </w:pPr>
-    </w:p>
-    <w:p>
-      <w:pPr>
-        <w:pStyle w:val="ListParagraph"/>
-        <w:pBdr>
-          <w:top w:val="single" w:sz="4" w:space="1" w:color="auto"/>
-          <w:left w:val="single" w:sz="4" w:space="4" w:color="auto"/>
-          <w:bottom w:val="single" w:sz="4" w:space="1" w:color="auto"/>
-          <w:right w:val="single" w:sz="4" w:space="4" w:color="auto"/>
-        </w:pBdr>
-        <w:ind w:left="1080"/>
-        <w:rPr>
-          <w:lang w:val="en-US"/>
-        </w:rPr>
-      </w:pPr>
-      <w:r>
-        <w:rPr>
-          <w:lang w:val="en-US"/>
-        </w:rPr>
-        <w:t xml:space="preserve">    </w:t>
-      </w:r>
-      <w:r>
-        <w:rPr>
-          <w:lang w:val="en-US"/>
-        </w:rPr>
-        <w:t xml:space="preserve">def </w:t>
-      </w:r>
-      <w:r>
-        <w:rPr>
-          <w:lang w:val="en-US"/>
-        </w:rPr>
-        <w:t>lol</w:t>
-      </w:r>
-      <w:r>
-        <w:rPr>
-          <w:lang w:val="en-US"/>
-        </w:rPr>
-        <w:t xml:space="preserve">(self, </w:t>
-      </w:r>
-      <w:r>
-        <w:rPr>
-          <w:lang w:val="en-US"/>
-        </w:rPr>
-        <w:t>shit</w:t>
-      </w:r>
-      <w:r>
-        <w:rPr>
-          <w:lang w:val="en-US"/>
-        </w:rPr>
-        <w:t>):</w:t>
-      </w:r>
-    </w:p>
-    <w:p>
-      <w:pPr>
-        <w:pStyle w:val="ListParagraph"/>
-        <w:pBdr>
-          <w:top w:val="single" w:sz="4" w:space="1" w:color="auto"/>
-          <w:left w:val="single" w:sz="4" w:space="4" w:color="auto"/>
-          <w:bottom w:val="single" w:sz="4" w:space="1" w:color="auto"/>
-          <w:right w:val="single" w:sz="4" w:space="4" w:color="auto"/>
-        </w:pBdr>
-        <w:ind w:left="1080"/>
-        <w:rPr>
-          <w:lang w:val="en-US"/>
-        </w:rPr>
-      </w:pPr>
-      <w:r>
-        <w:rPr>
-          <w:lang w:val="en-US"/>
-        </w:rPr>
-        <w:t xml:space="preserve">        </w:t>
-      </w:r>
-      <w:r>
-        <w:rPr>
-          <w:lang w:val="en-US"/>
-        </w:rPr>
-        <w:t xml:space="preserve">return </w:t>
-      </w:r>
-      <w:r>
-        <w:rPr>
-          <w:lang w:val="en-US"/>
-        </w:rPr>
-        <w:t>shit + 1</w:t>
-      </w:r>
-    </w:p>
-    <w:p>
-      <w:pPr>
-        <w:pStyle w:val="ListParagraph"/>
-        <w:pBdr>
-          <w:top w:val="single" w:sz="4" w:space="1" w:color="auto"/>
-          <w:left w:val="single" w:sz="4" w:space="4" w:color="auto"/>
-          <w:bottom w:val="single" w:sz="4" w:space="1" w:color="auto"/>
-          <w:right w:val="single" w:sz="4" w:space="4" w:color="auto"/>
-        </w:pBdr>
-        <w:ind w:left="1080"/>
-        <w:rPr>
-          <w:lang w:val="en-US"/>
-        </w:rPr>
-      </w:pPr>
-    </w:p>
-    <w:p>
-      <w:pPr>
-        <w:pStyle w:val="ListParagraph"/>
-        <w:pBdr>
-          <w:top w:val="single" w:sz="4" w:space="1" w:color="auto"/>
-          <w:left w:val="single" w:sz="4" w:space="4" w:color="auto"/>
-          <w:bottom w:val="single" w:sz="4" w:space="1" w:color="auto"/>
-          <w:right w:val="single" w:sz="4" w:space="4" w:color="auto"/>
-        </w:pBdr>
-        <w:ind w:left="1080"/>
-        <w:rPr>
-          <w:lang w:val="en-US"/>
-        </w:rPr>
-      </w:pPr>
-      <w:r>
-        <w:rPr>
-          <w:lang w:val="en-US"/>
-        </w:rPr>
-        <w:t>new_foo = foo(4)</w:t>
-      </w:r>
-    </w:p>
-    <w:p>
-      <w:pPr>
-        <w:rPr>
-          <w:lang w:val="en-US"/>
-        </w:rPr>
-      </w:pPr>
-    </w:p>
-    <w:p>
-      <w:pPr>
-        <w:rPr>
-          <w:lang w:val="en-US"/>
-        </w:rPr>
-      </w:pPr>
-      <w:r>
-        <w:rPr>
-          <w:lang w:val="en-US"/>
-        </w:rPr>
         <w:t>Error – Lỗi:</w:t>
       </w:r>
     </w:p>
@@ -6115,7 +5925,6 @@
               <w:rPr>
                 <w:lang w:val="en-US"/>
               </w:rPr>
-              <w:lastRenderedPageBreak/>
               <w:t>foo(1, 2, 3, dark = 4, bob = 8, shit = 7)</w:t>
             </w:r>
           </w:p>
@@ -6926,6 +6735,7 @@
         <w:rPr>
           <w:lang w:val="en-US"/>
         </w:rPr>
+        <w:lastRenderedPageBreak/>
         <w:t>“foo” có giá trị là 1, “bar” có giá trị là [4, “far”, “bob”], “boo” có giá trị 5 và “ha” có giá trị 9</w:t>
       </w:r>
     </w:p>
@@ -7707,8 +7517,245 @@
         <w:rPr>
           <w:lang w:val="en-US"/>
         </w:rPr>
+        <w:t xml:space="preserve">    f.write(content)</w:t>
+      </w:r>
+    </w:p>
+    <w:p>
+      <w:pPr>
+        <w:pStyle w:val="ListParagraph"/>
+        <w:numPr>
+          <w:ilvl w:val="0"/>
+          <w:numId w:val="14"/>
+        </w:numPr>
+        <w:rPr>
+          <w:lang w:val="en-US"/>
+        </w:rPr>
+      </w:pPr>
+      <w:r>
+        <w:rPr>
+          <w:lang w:val="en-US"/>
+        </w:rPr>
+        <w:t>Xóa Toàn Bộ Doc String Trong 1 Python File?</w:t>
+      </w:r>
+    </w:p>
+    <w:p>
+      <w:pPr>
+        <w:pStyle w:val="ListParagraph"/>
+        <w:pBdr>
+          <w:top w:val="single" w:sz="4" w:space="1" w:color="auto"/>
+          <w:left w:val="single" w:sz="4" w:space="4" w:color="auto"/>
+          <w:bottom w:val="single" w:sz="4" w:space="1" w:color="auto"/>
+          <w:right w:val="single" w:sz="4" w:space="4" w:color="auto"/>
+        </w:pBdr>
+        <w:ind w:left="1080"/>
+        <w:rPr>
+          <w:lang w:val="en-US"/>
+        </w:rPr>
+      </w:pPr>
+      <w:r>
+        <w:rPr>
+          <w:lang w:val="en-US"/>
+        </w:rPr>
+        <w:t>import re</w:t>
+      </w:r>
+    </w:p>
+    <w:p>
+      <w:pPr>
+        <w:pStyle w:val="ListParagraph"/>
+        <w:pBdr>
+          <w:top w:val="single" w:sz="4" w:space="1" w:color="auto"/>
+          <w:left w:val="single" w:sz="4" w:space="4" w:color="auto"/>
+          <w:bottom w:val="single" w:sz="4" w:space="1" w:color="auto"/>
+          <w:right w:val="single" w:sz="4" w:space="4" w:color="auto"/>
+        </w:pBdr>
+        <w:ind w:left="1080"/>
+        <w:rPr>
+          <w:lang w:val="en-US"/>
+        </w:rPr>
+      </w:pPr>
+    </w:p>
+    <w:p>
+      <w:pPr>
+        <w:pStyle w:val="ListParagraph"/>
+        <w:pBdr>
+          <w:top w:val="single" w:sz="4" w:space="1" w:color="auto"/>
+          <w:left w:val="single" w:sz="4" w:space="4" w:color="auto"/>
+          <w:bottom w:val="single" w:sz="4" w:space="1" w:color="auto"/>
+          <w:right w:val="single" w:sz="4" w:space="4" w:color="auto"/>
+        </w:pBdr>
+        <w:ind w:left="1080"/>
+        <w:rPr>
+          <w:lang w:val="en-US"/>
+        </w:rPr>
+      </w:pPr>
+      <w:r>
+        <w:rPr>
+          <w:lang w:val="en-US"/>
+        </w:rPr>
+        <w:t>FILE_PATH = &lt;Đường Dẫn Tới File&gt;</w:t>
+      </w:r>
+    </w:p>
+    <w:p>
+      <w:pPr>
+        <w:pStyle w:val="ListParagraph"/>
+        <w:pBdr>
+          <w:top w:val="single" w:sz="4" w:space="1" w:color="auto"/>
+          <w:left w:val="single" w:sz="4" w:space="4" w:color="auto"/>
+          <w:bottom w:val="single" w:sz="4" w:space="1" w:color="auto"/>
+          <w:right w:val="single" w:sz="4" w:space="4" w:color="auto"/>
+        </w:pBdr>
+        <w:ind w:left="1080"/>
+        <w:rPr>
+          <w:lang w:val="en-US"/>
+        </w:rPr>
+      </w:pPr>
+    </w:p>
+    <w:p>
+      <w:pPr>
+        <w:pStyle w:val="ListParagraph"/>
+        <w:pBdr>
+          <w:top w:val="single" w:sz="4" w:space="1" w:color="auto"/>
+          <w:left w:val="single" w:sz="4" w:space="4" w:color="auto"/>
+          <w:bottom w:val="single" w:sz="4" w:space="1" w:color="auto"/>
+          <w:right w:val="single" w:sz="4" w:space="4" w:color="auto"/>
+        </w:pBdr>
+        <w:ind w:left="1080"/>
+        <w:rPr>
+          <w:lang w:val="en-US"/>
+        </w:rPr>
+      </w:pPr>
+      <w:r>
+        <w:rPr>
+          <w:lang w:val="en-US"/>
+        </w:rPr>
+        <w:t>with open(FILE_PATH, "r") as file:</w:t>
+      </w:r>
+    </w:p>
+    <w:p>
+      <w:pPr>
+        <w:pStyle w:val="ListParagraph"/>
+        <w:pBdr>
+          <w:top w:val="single" w:sz="4" w:space="1" w:color="auto"/>
+          <w:left w:val="single" w:sz="4" w:space="4" w:color="auto"/>
+          <w:bottom w:val="single" w:sz="4" w:space="1" w:color="auto"/>
+          <w:right w:val="single" w:sz="4" w:space="4" w:color="auto"/>
+        </w:pBdr>
+        <w:ind w:left="1080"/>
+        <w:rPr>
+          <w:lang w:val="en-US"/>
+        </w:rPr>
+      </w:pPr>
+      <w:r>
+        <w:rPr>
+          <w:lang w:val="en-US"/>
+        </w:rPr>
+        <w:t xml:space="preserve">    code = file.read()</w:t>
+      </w:r>
+    </w:p>
+    <w:p>
+      <w:pPr>
+        <w:pStyle w:val="ListParagraph"/>
+        <w:pBdr>
+          <w:top w:val="single" w:sz="4" w:space="1" w:color="auto"/>
+          <w:left w:val="single" w:sz="4" w:space="4" w:color="auto"/>
+          <w:bottom w:val="single" w:sz="4" w:space="1" w:color="auto"/>
+          <w:right w:val="single" w:sz="4" w:space="4" w:color="auto"/>
+        </w:pBdr>
+        <w:ind w:left="1080"/>
+        <w:rPr>
+          <w:lang w:val="en-US"/>
+        </w:rPr>
+      </w:pPr>
+      <w:r>
+        <w:rPr>
+          <w:lang w:val="en-US"/>
+        </w:rPr>
+        <w:t xml:space="preserve">    pattern = r'r""".*?"""'</w:t>
+      </w:r>
+    </w:p>
+    <w:p>
+      <w:pPr>
+        <w:pStyle w:val="ListParagraph"/>
+        <w:pBdr>
+          <w:top w:val="single" w:sz="4" w:space="1" w:color="auto"/>
+          <w:left w:val="single" w:sz="4" w:space="4" w:color="auto"/>
+          <w:bottom w:val="single" w:sz="4" w:space="1" w:color="auto"/>
+          <w:right w:val="single" w:sz="4" w:space="4" w:color="auto"/>
+        </w:pBdr>
+        <w:ind w:left="1080"/>
+        <w:rPr>
+          <w:lang w:val="en-US"/>
+        </w:rPr>
+      </w:pPr>
+      <w:r>
+        <w:rPr>
+          <w:lang w:val="en-US"/>
+        </w:rPr>
         <w:lastRenderedPageBreak/>
-        <w:t xml:space="preserve">    f.write(content)</w:t>
+        <w:t xml:space="preserve">    cleaned_code = re.sub(pattern, '', code, flags=re.DOTALL)</w:t>
+      </w:r>
+    </w:p>
+    <w:p>
+      <w:pPr>
+        <w:pStyle w:val="ListParagraph"/>
+        <w:pBdr>
+          <w:top w:val="single" w:sz="4" w:space="1" w:color="auto"/>
+          <w:left w:val="single" w:sz="4" w:space="4" w:color="auto"/>
+          <w:bottom w:val="single" w:sz="4" w:space="1" w:color="auto"/>
+          <w:right w:val="single" w:sz="4" w:space="4" w:color="auto"/>
+        </w:pBdr>
+        <w:ind w:left="1080"/>
+        <w:rPr>
+          <w:lang w:val="en-US"/>
+        </w:rPr>
+      </w:pPr>
+    </w:p>
+    <w:p>
+      <w:pPr>
+        <w:pStyle w:val="ListParagraph"/>
+        <w:pBdr>
+          <w:top w:val="single" w:sz="4" w:space="1" w:color="auto"/>
+          <w:left w:val="single" w:sz="4" w:space="4" w:color="auto"/>
+          <w:bottom w:val="single" w:sz="4" w:space="1" w:color="auto"/>
+          <w:right w:val="single" w:sz="4" w:space="4" w:color="auto"/>
+        </w:pBdr>
+        <w:ind w:left="1080"/>
+        <w:rPr>
+          <w:lang w:val="en-US"/>
+        </w:rPr>
+      </w:pPr>
+      <w:r>
+        <w:rPr>
+          <w:lang w:val="en-US"/>
+        </w:rPr>
+        <w:t>with open(FILE_PATH, "w") as file:</w:t>
+      </w:r>
+    </w:p>
+    <w:p>
+      <w:pPr>
+        <w:pStyle w:val="ListParagraph"/>
+        <w:pBdr>
+          <w:top w:val="single" w:sz="4" w:space="1" w:color="auto"/>
+          <w:left w:val="single" w:sz="4" w:space="4" w:color="auto"/>
+          <w:bottom w:val="single" w:sz="4" w:space="1" w:color="auto"/>
+          <w:right w:val="single" w:sz="4" w:space="4" w:color="auto"/>
+        </w:pBdr>
+        <w:ind w:left="1080"/>
+        <w:rPr>
+          <w:lang w:val="en-US"/>
+        </w:rPr>
+      </w:pPr>
+      <w:r>
+        <w:rPr>
+          <w:lang w:val="en-US"/>
+        </w:rPr>
+        <w:t xml:space="preserve">    fi</w:t>
+      </w:r>
+      <w:r>
+        <w:rPr>
+          <w:lang w:val="en-US"/>
+        </w:rPr>
+        <w:t>le.write(cleaned_code)</w:t>
       </w:r>
     </w:p>
     <w:p>
@@ -7726,44 +7773,8 @@
         <w:rPr>
           <w:lang w:val="en-US"/>
         </w:rPr>
-        <w:t>Xóa Toàn Bộ Doc String Trong 1 Python File?</w:t>
-      </w:r>
-    </w:p>
-    <w:p>
-      <w:pPr>
-        <w:pStyle w:val="ListParagraph"/>
-        <w:pBdr>
-          <w:top w:val="single" w:sz="4" w:space="1" w:color="auto"/>
-          <w:left w:val="single" w:sz="4" w:space="4" w:color="auto"/>
-          <w:bottom w:val="single" w:sz="4" w:space="1" w:color="auto"/>
-          <w:right w:val="single" w:sz="4" w:space="4" w:color="auto"/>
-        </w:pBdr>
-        <w:ind w:left="1080"/>
-        <w:rPr>
-          <w:lang w:val="en-US"/>
-        </w:rPr>
-      </w:pPr>
-      <w:r>
-        <w:rPr>
-          <w:lang w:val="en-US"/>
-        </w:rPr>
-        <w:t>import re</w:t>
-      </w:r>
-    </w:p>
-    <w:p>
-      <w:pPr>
-        <w:pStyle w:val="ListParagraph"/>
-        <w:pBdr>
-          <w:top w:val="single" w:sz="4" w:space="1" w:color="auto"/>
-          <w:left w:val="single" w:sz="4" w:space="4" w:color="auto"/>
-          <w:bottom w:val="single" w:sz="4" w:space="1" w:color="auto"/>
-          <w:right w:val="single" w:sz="4" w:space="4" w:color="auto"/>
-        </w:pBdr>
-        <w:ind w:left="1080"/>
-        <w:rPr>
-          <w:lang w:val="en-US"/>
-        </w:rPr>
-      </w:pPr>
+        <w:t>Xóa Toàn Bộ Dòng Trống Trong 1 Python File?</w:t>
+      </w:r>
     </w:p>
     <w:p>
       <w:pPr>
@@ -7840,49 +7851,43 @@
         <w:rPr>
           <w:lang w:val="en-US"/>
         </w:rPr>
-        <w:t xml:space="preserve">    code = file.read()</w:t>
-      </w:r>
-    </w:p>
-    <w:p>
-      <w:pPr>
-        <w:pStyle w:val="ListParagraph"/>
-        <w:pBdr>
-          <w:top w:val="single" w:sz="4" w:space="1" w:color="auto"/>
-          <w:left w:val="single" w:sz="4" w:space="4" w:color="auto"/>
-          <w:bottom w:val="single" w:sz="4" w:space="1" w:color="auto"/>
-          <w:right w:val="single" w:sz="4" w:space="4" w:color="auto"/>
-        </w:pBdr>
-        <w:ind w:left="1080"/>
-        <w:rPr>
-          <w:lang w:val="en-US"/>
-        </w:rPr>
-      </w:pPr>
-      <w:r>
-        <w:rPr>
-          <w:lang w:val="en-US"/>
-        </w:rPr>
-        <w:t xml:space="preserve">    pattern = r'r""".*?"""'</w:t>
-      </w:r>
-    </w:p>
-    <w:p>
-      <w:pPr>
-        <w:pStyle w:val="ListParagraph"/>
-        <w:pBdr>
-          <w:top w:val="single" w:sz="4" w:space="1" w:color="auto"/>
-          <w:left w:val="single" w:sz="4" w:space="4" w:color="auto"/>
-          <w:bottom w:val="single" w:sz="4" w:space="1" w:color="auto"/>
-          <w:right w:val="single" w:sz="4" w:space="4" w:color="auto"/>
-        </w:pBdr>
-        <w:ind w:left="1080"/>
-        <w:rPr>
-          <w:lang w:val="en-US"/>
-        </w:rPr>
-      </w:pPr>
-      <w:r>
-        <w:rPr>
-          <w:lang w:val="en-US"/>
-        </w:rPr>
-        <w:t xml:space="preserve">    cleaned_code = re.sub(pattern, '', code, flags=re.DOTALL)</w:t>
+        <w:t xml:space="preserve">    lines = file.readlines()</w:t>
+      </w:r>
+    </w:p>
+    <w:p>
+      <w:pPr>
+        <w:pStyle w:val="ListParagraph"/>
+        <w:pBdr>
+          <w:top w:val="single" w:sz="4" w:space="1" w:color="auto"/>
+          <w:left w:val="single" w:sz="4" w:space="4" w:color="auto"/>
+          <w:bottom w:val="single" w:sz="4" w:space="1" w:color="auto"/>
+          <w:right w:val="single" w:sz="4" w:space="4" w:color="auto"/>
+        </w:pBdr>
+        <w:ind w:left="1080"/>
+        <w:rPr>
+          <w:lang w:val="en-US"/>
+        </w:rPr>
+      </w:pPr>
+    </w:p>
+    <w:p>
+      <w:pPr>
+        <w:pStyle w:val="ListParagraph"/>
+        <w:pBdr>
+          <w:top w:val="single" w:sz="4" w:space="1" w:color="auto"/>
+          <w:left w:val="single" w:sz="4" w:space="4" w:color="auto"/>
+          <w:bottom w:val="single" w:sz="4" w:space="1" w:color="auto"/>
+          <w:right w:val="single" w:sz="4" w:space="4" w:color="auto"/>
+        </w:pBdr>
+        <w:ind w:left="1080"/>
+        <w:rPr>
+          <w:lang w:val="en-US"/>
+        </w:rPr>
+      </w:pPr>
+      <w:r>
+        <w:rPr>
+          <w:lang w:val="en-US"/>
+        </w:rPr>
+        <w:t>non_empty_lines = [line for line in lines if line.strip() != ""]</w:t>
       </w:r>
     </w:p>
     <w:p>
@@ -7939,13 +7944,7 @@
         <w:rPr>
           <w:lang w:val="en-US"/>
         </w:rPr>
-        <w:t xml:space="preserve">    fi</w:t>
-      </w:r>
-      <w:r>
-        <w:rPr>
-          <w:lang w:val="en-US"/>
-        </w:rPr>
-        <w:t>le.write(cleaned_code)</w:t>
+        <w:t xml:space="preserve">    file.writelines(non_empty_lines)</w:t>
       </w:r>
     </w:p>
     <w:p>
@@ -7963,195 +7962,6 @@
         <w:rPr>
           <w:lang w:val="en-US"/>
         </w:rPr>
-        <w:t>Xóa Toàn Bộ Dòng Trống Trong 1 Python File?</w:t>
-      </w:r>
-    </w:p>
-    <w:p>
-      <w:pPr>
-        <w:pStyle w:val="ListParagraph"/>
-        <w:pBdr>
-          <w:top w:val="single" w:sz="4" w:space="1" w:color="auto"/>
-          <w:left w:val="single" w:sz="4" w:space="4" w:color="auto"/>
-          <w:bottom w:val="single" w:sz="4" w:space="1" w:color="auto"/>
-          <w:right w:val="single" w:sz="4" w:space="4" w:color="auto"/>
-        </w:pBdr>
-        <w:ind w:left="1080"/>
-        <w:rPr>
-          <w:lang w:val="en-US"/>
-        </w:rPr>
-      </w:pPr>
-      <w:r>
-        <w:rPr>
-          <w:lang w:val="en-US"/>
-        </w:rPr>
-        <w:t>FILE_PATH = &lt;Đường Dẫn Tới File&gt;</w:t>
-      </w:r>
-    </w:p>
-    <w:p>
-      <w:pPr>
-        <w:pStyle w:val="ListParagraph"/>
-        <w:pBdr>
-          <w:top w:val="single" w:sz="4" w:space="1" w:color="auto"/>
-          <w:left w:val="single" w:sz="4" w:space="4" w:color="auto"/>
-          <w:bottom w:val="single" w:sz="4" w:space="1" w:color="auto"/>
-          <w:right w:val="single" w:sz="4" w:space="4" w:color="auto"/>
-        </w:pBdr>
-        <w:ind w:left="1080"/>
-        <w:rPr>
-          <w:lang w:val="en-US"/>
-        </w:rPr>
-      </w:pPr>
-    </w:p>
-    <w:p>
-      <w:pPr>
-        <w:pStyle w:val="ListParagraph"/>
-        <w:pBdr>
-          <w:top w:val="single" w:sz="4" w:space="1" w:color="auto"/>
-          <w:left w:val="single" w:sz="4" w:space="4" w:color="auto"/>
-          <w:bottom w:val="single" w:sz="4" w:space="1" w:color="auto"/>
-          <w:right w:val="single" w:sz="4" w:space="4" w:color="auto"/>
-        </w:pBdr>
-        <w:ind w:left="1080"/>
-        <w:rPr>
-          <w:lang w:val="en-US"/>
-        </w:rPr>
-      </w:pPr>
-      <w:r>
-        <w:rPr>
-          <w:lang w:val="en-US"/>
-        </w:rPr>
-        <w:t>with open(FILE_PATH, "r") as file:</w:t>
-      </w:r>
-    </w:p>
-    <w:p>
-      <w:pPr>
-        <w:pStyle w:val="ListParagraph"/>
-        <w:pBdr>
-          <w:top w:val="single" w:sz="4" w:space="1" w:color="auto"/>
-          <w:left w:val="single" w:sz="4" w:space="4" w:color="auto"/>
-          <w:bottom w:val="single" w:sz="4" w:space="1" w:color="auto"/>
-          <w:right w:val="single" w:sz="4" w:space="4" w:color="auto"/>
-        </w:pBdr>
-        <w:ind w:left="1080"/>
-        <w:rPr>
-          <w:lang w:val="en-US"/>
-        </w:rPr>
-      </w:pPr>
-      <w:r>
-        <w:rPr>
-          <w:lang w:val="en-US"/>
-        </w:rPr>
-        <w:t xml:space="preserve">    lines = file.readlines()</w:t>
-      </w:r>
-    </w:p>
-    <w:p>
-      <w:pPr>
-        <w:pStyle w:val="ListParagraph"/>
-        <w:pBdr>
-          <w:top w:val="single" w:sz="4" w:space="1" w:color="auto"/>
-          <w:left w:val="single" w:sz="4" w:space="4" w:color="auto"/>
-          <w:bottom w:val="single" w:sz="4" w:space="1" w:color="auto"/>
-          <w:right w:val="single" w:sz="4" w:space="4" w:color="auto"/>
-        </w:pBdr>
-        <w:ind w:left="1080"/>
-        <w:rPr>
-          <w:lang w:val="en-US"/>
-        </w:rPr>
-      </w:pPr>
-    </w:p>
-    <w:p>
-      <w:pPr>
-        <w:pStyle w:val="ListParagraph"/>
-        <w:pBdr>
-          <w:top w:val="single" w:sz="4" w:space="1" w:color="auto"/>
-          <w:left w:val="single" w:sz="4" w:space="4" w:color="auto"/>
-          <w:bottom w:val="single" w:sz="4" w:space="1" w:color="auto"/>
-          <w:right w:val="single" w:sz="4" w:space="4" w:color="auto"/>
-        </w:pBdr>
-        <w:ind w:left="1080"/>
-        <w:rPr>
-          <w:lang w:val="en-US"/>
-        </w:rPr>
-      </w:pPr>
-      <w:r>
-        <w:rPr>
-          <w:lang w:val="en-US"/>
-        </w:rPr>
-        <w:t>non_empty_lines = [line for line in lines if line.strip() != ""]</w:t>
-      </w:r>
-    </w:p>
-    <w:p>
-      <w:pPr>
-        <w:pStyle w:val="ListParagraph"/>
-        <w:pBdr>
-          <w:top w:val="single" w:sz="4" w:space="1" w:color="auto"/>
-          <w:left w:val="single" w:sz="4" w:space="4" w:color="auto"/>
-          <w:bottom w:val="single" w:sz="4" w:space="1" w:color="auto"/>
-          <w:right w:val="single" w:sz="4" w:space="4" w:color="auto"/>
-        </w:pBdr>
-        <w:ind w:left="1080"/>
-        <w:rPr>
-          <w:lang w:val="en-US"/>
-        </w:rPr>
-      </w:pPr>
-    </w:p>
-    <w:p>
-      <w:pPr>
-        <w:pStyle w:val="ListParagraph"/>
-        <w:pBdr>
-          <w:top w:val="single" w:sz="4" w:space="1" w:color="auto"/>
-          <w:left w:val="single" w:sz="4" w:space="4" w:color="auto"/>
-          <w:bottom w:val="single" w:sz="4" w:space="1" w:color="auto"/>
-          <w:right w:val="single" w:sz="4" w:space="4" w:color="auto"/>
-        </w:pBdr>
-        <w:ind w:left="1080"/>
-        <w:rPr>
-          <w:lang w:val="en-US"/>
-        </w:rPr>
-      </w:pPr>
-      <w:r>
-        <w:rPr>
-          <w:lang w:val="en-US"/>
-        </w:rPr>
-        <w:t>with open(FILE_PATH, "w") as file:</w:t>
-      </w:r>
-    </w:p>
-    <w:p>
-      <w:pPr>
-        <w:pStyle w:val="ListParagraph"/>
-        <w:pBdr>
-          <w:top w:val="single" w:sz="4" w:space="1" w:color="auto"/>
-          <w:left w:val="single" w:sz="4" w:space="4" w:color="auto"/>
-          <w:bottom w:val="single" w:sz="4" w:space="1" w:color="auto"/>
-          <w:right w:val="single" w:sz="4" w:space="4" w:color="auto"/>
-        </w:pBdr>
-        <w:ind w:left="1080"/>
-        <w:rPr>
-          <w:lang w:val="en-US"/>
-        </w:rPr>
-      </w:pPr>
-      <w:r>
-        <w:rPr>
-          <w:lang w:val="en-US"/>
-        </w:rPr>
-        <w:t xml:space="preserve">    file.writelines(non_empty_lines)</w:t>
-      </w:r>
-    </w:p>
-    <w:p>
-      <w:pPr>
-        <w:pStyle w:val="ListParagraph"/>
-        <w:numPr>
-          <w:ilvl w:val="0"/>
-          <w:numId w:val="14"/>
-        </w:numPr>
-        <w:rPr>
-          <w:lang w:val="en-US"/>
-        </w:rPr>
-      </w:pPr>
-      <w:r>
-        <w:rPr>
-          <w:lang w:val="en-US"/>
-        </w:rPr>
         <w:t>Đổi Phần Mở Rộng Của Tất Cả Các File Trong 1 Thư Mục Thành Phần Mở Rộng Nào Đó?</w:t>
       </w:r>
     </w:p>
@@ -8308,15 +8118,7 @@
         <w:rPr>
           <w:lang w:val="en-US"/>
         </w:rPr>
-        <w:t xml:space="preserve">    if os.path.isfile(os.pa</w:t>
-      </w:r>
-      <w:bookmarkStart w:id="0" w:name="_GoBack"/>
-      <w:bookmarkEnd w:id="0"/>
-      <w:r>
-        <w:rPr>
-          <w:lang w:val="en-US"/>
-        </w:rPr>
-        <w:t>th.join(FOLDER_PATH, filename)):</w:t>
+        <w:t xml:space="preserve">    if os.path.isfile(os.path.join(FOLDER_PATH, filename)):</w:t>
       </w:r>
     </w:p>
     <w:p>
@@ -8640,84 +8442,84 @@
         <w:rPr>
           <w:lang w:val="en-US"/>
         </w:rPr>
+        <w:tab/>
+        <w:t>String path phải là dấu /</w:t>
+      </w:r>
+    </w:p>
+    <w:p>
+      <w:pPr>
+        <w:rPr>
+          <w:lang w:val="en-US"/>
+        </w:rPr>
+      </w:pPr>
+      <w:r>
+        <w:rPr>
+          <w:lang w:val="en-US"/>
+        </w:rPr>
+        <w:tab/>
+        <w:t>Xor là !=</w:t>
+      </w:r>
+    </w:p>
+    <w:p>
+      <w:pPr>
+        <w:rPr>
+          <w:lang w:val="en-US"/>
+        </w:rPr>
+      </w:pPr>
+      <w:r>
+        <w:rPr>
+          <w:lang w:val="en-US"/>
+        </w:rPr>
+        <w:tab/>
+        <w:t xml:space="preserve">Set union operator là |: </w:t>
+      </w:r>
+    </w:p>
+    <w:p>
+      <w:pPr>
+        <w:rPr>
+          <w:lang w:val="en-US"/>
+        </w:rPr>
+      </w:pPr>
+      <w:r>
+        <w:rPr>
+          <w:lang w:val="en-US"/>
+        </w:rPr>
+        <w:tab/>
+      </w:r>
+      <w:r>
+        <w:rPr>
+          <w:lang w:val="en-US"/>
+        </w:rPr>
+        <w:tab/>
+        <w:t>Ex: {1, 2} | {3} = {1, 2, 3}</w:t>
+      </w:r>
+    </w:p>
+    <w:p>
+      <w:pPr>
+        <w:rPr>
+          <w:lang w:val="en-US"/>
+        </w:rPr>
+      </w:pPr>
+      <w:r>
+        <w:rPr>
+          <w:lang w:val="en-US"/>
+        </w:rPr>
+        <w:tab/>
+        <w:t>Num &amp; 1 = check số lẻ trả về True, chẵn False</w:t>
+      </w:r>
+    </w:p>
+    <w:p>
+      <w:pPr>
+        <w:rPr>
+          <w:lang w:val="en-US"/>
+        </w:rPr>
+      </w:pPr>
+      <w:r>
+        <w:rPr>
+          <w:lang w:val="en-US"/>
+        </w:rPr>
         <w:lastRenderedPageBreak/>
         <w:tab/>
-        <w:t>String path phải là dấu /</w:t>
-      </w:r>
-    </w:p>
-    <w:p>
-      <w:pPr>
-        <w:rPr>
-          <w:lang w:val="en-US"/>
-        </w:rPr>
-      </w:pPr>
-      <w:r>
-        <w:rPr>
-          <w:lang w:val="en-US"/>
-        </w:rPr>
-        <w:tab/>
-        <w:t>Xor là !=</w:t>
-      </w:r>
-    </w:p>
-    <w:p>
-      <w:pPr>
-        <w:rPr>
-          <w:lang w:val="en-US"/>
-        </w:rPr>
-      </w:pPr>
-      <w:r>
-        <w:rPr>
-          <w:lang w:val="en-US"/>
-        </w:rPr>
-        <w:tab/>
-        <w:t xml:space="preserve">Set union operator là |: </w:t>
-      </w:r>
-    </w:p>
-    <w:p>
-      <w:pPr>
-        <w:rPr>
-          <w:lang w:val="en-US"/>
-        </w:rPr>
-      </w:pPr>
-      <w:r>
-        <w:rPr>
-          <w:lang w:val="en-US"/>
-        </w:rPr>
-        <w:tab/>
-      </w:r>
-      <w:r>
-        <w:rPr>
-          <w:lang w:val="en-US"/>
-        </w:rPr>
-        <w:tab/>
-        <w:t>Ex: {1, 2} | {3} = {1, 2, 3}</w:t>
-      </w:r>
-    </w:p>
-    <w:p>
-      <w:pPr>
-        <w:rPr>
-          <w:lang w:val="en-US"/>
-        </w:rPr>
-      </w:pPr>
-      <w:r>
-        <w:rPr>
-          <w:lang w:val="en-US"/>
-        </w:rPr>
-        <w:tab/>
-        <w:t>Num &amp; 1 = check số lẻ trả về True, chẵn False</w:t>
-      </w:r>
-    </w:p>
-    <w:p>
-      <w:pPr>
-        <w:rPr>
-          <w:lang w:val="en-US"/>
-        </w:rPr>
-      </w:pPr>
-      <w:r>
-        <w:rPr>
-          <w:lang w:val="en-US"/>
-        </w:rPr>
-        <w:tab/>
       </w:r>
       <w:r>
         <w:rPr>
@@ -9245,7 +9047,6 @@
         <w:rPr>
           <w:lang w:val="en-US"/>
         </w:rPr>
-        <w:lastRenderedPageBreak/>
         <w:t>print(a)</w:t>
       </w:r>
     </w:p>
@@ -9320,6 +9121,7 @@
         <w:rPr>
           <w:lang w:val="en-US"/>
         </w:rPr>
+        <w:lastRenderedPageBreak/>
         <w:t>Ex: isinstance((1, 2), tuple) = True</w:t>
       </w:r>
     </w:p>
@@ -9791,7 +9593,6 @@
         <w:rPr>
           <w:lang w:val="en-US"/>
         </w:rPr>
-        <w:lastRenderedPageBreak/>
         <w:tab/>
       </w:r>
       <w:r>
@@ -9892,6 +9693,7 @@
         <w:rPr>
           <w:lang w:val="en-US"/>
         </w:rPr>
+        <w:lastRenderedPageBreak/>
         <w:tab/>
       </w:r>
       <w:r>

--- a/python.docx
+++ b/python.docx
@@ -162,15 +162,7 @@
         <w:rPr>
           <w:lang w:val="en-US"/>
         </w:rPr>
-        <w:t>Hiện Mô Tả Cách Sử Dụng 1</w:t>
-      </w:r>
-      <w:bookmarkStart w:id="0" w:name="_GoBack"/>
-      <w:bookmarkEnd w:id="0"/>
-      <w:r>
-        <w:rPr>
-          <w:lang w:val="en-US"/>
-        </w:rPr>
-        <w:t xml:space="preserve"> Object?</w:t>
+        <w:t>Hiện Mô Tả Cách Sử Dụng 1 Object?</w:t>
       </w:r>
     </w:p>
     <w:p>
@@ -3818,7 +3810,19 @@
         <w:rPr>
           <w:lang w:val="en-US"/>
         </w:rPr>
-        <w:t xml:space="preserve"> thì phải biến đường dẫn đến nó, khác với đường dẫn thông thường,  đường dẫn này thay dấu “/” thành “.”</w:t>
+        <w:t xml:space="preserve"> thì phải biế</w:t>
+      </w:r>
+      <w:r>
+        <w:rPr>
+          <w:lang w:val="en-US"/>
+        </w:rPr>
+        <w:t>t</w:t>
+      </w:r>
+      <w:r>
+        <w:rPr>
+          <w:lang w:val="en-US"/>
+        </w:rPr>
+        <w:t xml:space="preserve"> đường dẫn đến nó, khác với đường dẫn thông thường,  đường dẫn này thay dấu “/” thành “.”</w:t>
       </w:r>
     </w:p>
     <w:p>
@@ -4099,6 +4103,68 @@
         <w:pStyle w:val="ListParagraph"/>
         <w:numPr>
           <w:ilvl w:val="0"/>
+          <w:numId w:val="3"/>
+        </w:numPr>
+        <w:rPr>
+          <w:lang w:val="en-US"/>
+        </w:rPr>
+      </w:pPr>
+      <w:r>
+        <w:rPr>
+          <w:lang w:val="en-US"/>
+        </w:rPr>
+        <w:t xml:space="preserve">Hàm “__getitem__” cũng đặc biệt, nếu bạn viết </w:t>
+      </w:r>
+      <w:r>
+        <w:rPr>
+          <w:lang w:val="en-US"/>
+        </w:rPr>
+        <w:t>“</w:t>
+      </w:r>
+      <w:r>
+        <w:rPr>
+          <w:lang w:val="en-US"/>
+        </w:rPr>
+        <w:t>B[x, y, …]</w:t>
+      </w:r>
+      <w:r>
+        <w:rPr>
+          <w:lang w:val="en-US"/>
+        </w:rPr>
+        <w:t>”</w:t>
+      </w:r>
+      <w:r>
+        <w:rPr>
+          <w:lang w:val="en-US"/>
+        </w:rPr>
+        <w:t xml:space="preserve"> thì nó sẽ tự động gọi hàm này và Pass Tuple (x, y, …) vào</w:t>
+      </w:r>
+      <w:bookmarkStart w:id="0" w:name="_GoBack"/>
+      <w:bookmarkEnd w:id="0"/>
+    </w:p>
+    <w:p>
+      <w:pPr>
+        <w:pStyle w:val="ListParagraph"/>
+        <w:numPr>
+          <w:ilvl w:val="0"/>
+          <w:numId w:val="3"/>
+        </w:numPr>
+        <w:rPr>
+          <w:lang w:val="en-US"/>
+        </w:rPr>
+      </w:pPr>
+      <w:r>
+        <w:rPr>
+          <w:lang w:val="en-US"/>
+        </w:rPr>
+        <w:t>Hàm “__len__” cũng đặc biệt, nếu bạn viết “len(B)” thì nó sẽ tự động gọi hàm này</w:t>
+      </w:r>
+    </w:p>
+    <w:p>
+      <w:pPr>
+        <w:pStyle w:val="ListParagraph"/>
+        <w:numPr>
+          <w:ilvl w:val="0"/>
           <w:numId w:val="7"/>
         </w:numPr>
         <w:rPr>
@@ -4721,7 +4787,6 @@
         <w:rPr>
           <w:lang w:val="en-US"/>
         </w:rPr>
-        <w:lastRenderedPageBreak/>
         <w:t>Error – Lỗi:</w:t>
       </w:r>
     </w:p>
@@ -6717,6 +6782,7 @@
         <w:rPr>
           <w:lang w:val="en-US"/>
         </w:rPr>
+        <w:lastRenderedPageBreak/>
         <w:t>foo, *bar, boo, ha = [1, 4, “far”, “bob”, 5, 9]</w:t>
       </w:r>
     </w:p>
@@ -6735,941 +6801,941 @@
         <w:rPr>
           <w:lang w:val="en-US"/>
         </w:rPr>
+        <w:t>“foo” có giá trị là 1, “bar” có giá trị là [4, “far”, “bob”], “boo” có giá trị 5 và “ha” có giá trị 9</w:t>
+      </w:r>
+    </w:p>
+    <w:p>
+      <w:pPr>
+        <w:rPr>
+          <w:lang w:val="en-US"/>
+        </w:rPr>
+      </w:pPr>
+    </w:p>
+    <w:p>
+      <w:pPr>
+        <w:rPr>
+          <w:lang w:val="en-US"/>
+        </w:rPr>
+      </w:pPr>
+      <w:r>
+        <w:rPr>
+          <w:lang w:val="en-US"/>
+        </w:rPr>
+        <w:t>Trick – Mẹo:</w:t>
+      </w:r>
+    </w:p>
+    <w:p>
+      <w:pPr>
+        <w:pStyle w:val="ListParagraph"/>
+        <w:numPr>
+          <w:ilvl w:val="0"/>
+          <w:numId w:val="10"/>
+        </w:numPr>
+        <w:rPr>
+          <w:lang w:val="en-US"/>
+        </w:rPr>
+      </w:pPr>
+      <w:r>
+        <w:rPr>
+          <w:lang w:val="en-US"/>
+        </w:rPr>
+        <w:t>Đối Phó Với Vòng Lặp Mà Phải Khởi Tạo Giá Trị Bắt Đầu?</w:t>
+      </w:r>
+    </w:p>
+    <w:p>
+      <w:pPr>
+        <w:pStyle w:val="ListParagraph"/>
+        <w:numPr>
+          <w:ilvl w:val="0"/>
+          <w:numId w:val="3"/>
+        </w:numPr>
+        <w:rPr>
+          <w:lang w:val="en-US"/>
+        </w:rPr>
+      </w:pPr>
+      <w:r>
+        <w:rPr>
+          <w:lang w:val="en-US"/>
+        </w:rPr>
+        <w:t>Khởi tạo giá trị trước giá trị bắt đầu</w:t>
+      </w:r>
+    </w:p>
+    <w:p>
+      <w:pPr>
+        <w:rPr>
+          <w:lang w:val="en-US"/>
+        </w:rPr>
+      </w:pPr>
+    </w:p>
+    <w:p>
+      <w:pPr>
+        <w:rPr>
+          <w:lang w:val="en-US"/>
+        </w:rPr>
+      </w:pPr>
+      <w:r>
+        <w:rPr>
+          <w:lang w:val="en-US"/>
+        </w:rPr>
+        <w:t>Quick Codes – Mã Nhanh:</w:t>
+      </w:r>
+    </w:p>
+    <w:p>
+      <w:pPr>
+        <w:pStyle w:val="ListParagraph"/>
+        <w:numPr>
+          <w:ilvl w:val="0"/>
+          <w:numId w:val="14"/>
+        </w:numPr>
+        <w:rPr>
+          <w:lang w:val="en-US"/>
+        </w:rPr>
+      </w:pPr>
+      <w:r>
+        <w:rPr>
+          <w:lang w:val="en-US"/>
+        </w:rPr>
+        <w:t>Chỉnh Tên Của Tất Cả Các Ảnh</w:t>
+      </w:r>
+      <w:r>
+        <w:rPr>
+          <w:lang w:val="en-US"/>
+        </w:rPr>
+        <w:t xml:space="preserve"> PNG</w:t>
+      </w:r>
+      <w:r>
+        <w:rPr>
+          <w:lang w:val="en-US"/>
+        </w:rPr>
+        <w:t xml:space="preserve"> Trong 1 </w:t>
+      </w:r>
+      <w:r>
+        <w:rPr>
+          <w:lang w:val="en-US"/>
+        </w:rPr>
+        <w:t>Thư Mục</w:t>
+      </w:r>
+      <w:r>
+        <w:rPr>
+          <w:lang w:val="en-US"/>
+        </w:rPr>
+        <w:t xml:space="preserve"> Thành Số Thự Tự Tăng Dần?</w:t>
+      </w:r>
+    </w:p>
+    <w:p>
+      <w:pPr>
+        <w:pStyle w:val="ListParagraph"/>
+        <w:numPr>
+          <w:ilvl w:val="0"/>
+          <w:numId w:val="3"/>
+        </w:numPr>
+        <w:rPr>
+          <w:lang w:val="en-US"/>
+        </w:rPr>
+      </w:pPr>
+      <w:r>
+        <w:rPr>
+          <w:lang w:val="en-US"/>
+        </w:rPr>
+        <w:t>Áp dụng cho tập ảnh bị thiếu số thứ tự cần Offset</w:t>
+      </w:r>
+    </w:p>
+    <w:p>
+      <w:pPr>
+        <w:pStyle w:val="ListParagraph"/>
+        <w:pBdr>
+          <w:top w:val="single" w:sz="4" w:space="1" w:color="auto"/>
+          <w:left w:val="single" w:sz="4" w:space="4" w:color="auto"/>
+          <w:bottom w:val="single" w:sz="4" w:space="1" w:color="auto"/>
+          <w:right w:val="single" w:sz="4" w:space="4" w:color="auto"/>
+        </w:pBdr>
+        <w:ind w:left="1080"/>
+        <w:rPr>
+          <w:lang w:val="en-US"/>
+        </w:rPr>
+      </w:pPr>
+      <w:r>
+        <w:rPr>
+          <w:lang w:val="en-US"/>
+        </w:rPr>
+        <w:t>import os</w:t>
+      </w:r>
+    </w:p>
+    <w:p>
+      <w:pPr>
+        <w:pStyle w:val="ListParagraph"/>
+        <w:pBdr>
+          <w:top w:val="single" w:sz="4" w:space="1" w:color="auto"/>
+          <w:left w:val="single" w:sz="4" w:space="4" w:color="auto"/>
+          <w:bottom w:val="single" w:sz="4" w:space="1" w:color="auto"/>
+          <w:right w:val="single" w:sz="4" w:space="4" w:color="auto"/>
+        </w:pBdr>
+        <w:ind w:left="1080"/>
+        <w:rPr>
+          <w:lang w:val="en-US"/>
+        </w:rPr>
+      </w:pPr>
+    </w:p>
+    <w:p>
+      <w:pPr>
+        <w:pStyle w:val="ListParagraph"/>
+        <w:pBdr>
+          <w:top w:val="single" w:sz="4" w:space="1" w:color="auto"/>
+          <w:left w:val="single" w:sz="4" w:space="4" w:color="auto"/>
+          <w:bottom w:val="single" w:sz="4" w:space="1" w:color="auto"/>
+          <w:right w:val="single" w:sz="4" w:space="4" w:color="auto"/>
+        </w:pBdr>
+        <w:ind w:left="1080"/>
+        <w:rPr>
+          <w:lang w:val="en-US"/>
+        </w:rPr>
+      </w:pPr>
+      <w:r>
+        <w:rPr>
+          <w:lang w:val="en-US"/>
+        </w:rPr>
+        <w:t>FOLDER_PATH</w:t>
+      </w:r>
+      <w:r>
+        <w:rPr>
+          <w:lang w:val="en-US"/>
+        </w:rPr>
+        <w:t xml:space="preserve"> = r&lt;Đường Dẫn Tới Thư Mục&gt;</w:t>
+      </w:r>
+    </w:p>
+    <w:p>
+      <w:pPr>
+        <w:pStyle w:val="ListParagraph"/>
+        <w:pBdr>
+          <w:top w:val="single" w:sz="4" w:space="1" w:color="auto"/>
+          <w:left w:val="single" w:sz="4" w:space="4" w:color="auto"/>
+          <w:bottom w:val="single" w:sz="4" w:space="1" w:color="auto"/>
+          <w:right w:val="single" w:sz="4" w:space="4" w:color="auto"/>
+        </w:pBdr>
+        <w:ind w:left="1080"/>
+        <w:rPr>
+          <w:lang w:val="en-US"/>
+        </w:rPr>
+      </w:pPr>
+      <w:r>
+        <w:rPr>
+          <w:lang w:val="en-US"/>
+        </w:rPr>
+        <w:t xml:space="preserve">FILE_EXTENSION </w:t>
+      </w:r>
+      <w:r>
+        <w:rPr>
+          <w:lang w:val="en-US"/>
+        </w:rPr>
+        <w:t>= '.png'</w:t>
+      </w:r>
+    </w:p>
+    <w:p>
+      <w:pPr>
+        <w:pStyle w:val="ListParagraph"/>
+        <w:pBdr>
+          <w:top w:val="single" w:sz="4" w:space="1" w:color="auto"/>
+          <w:left w:val="single" w:sz="4" w:space="4" w:color="auto"/>
+          <w:bottom w:val="single" w:sz="4" w:space="1" w:color="auto"/>
+          <w:right w:val="single" w:sz="4" w:space="4" w:color="auto"/>
+        </w:pBdr>
+        <w:ind w:left="1080"/>
+        <w:rPr>
+          <w:lang w:val="en-US"/>
+        </w:rPr>
+      </w:pPr>
+    </w:p>
+    <w:p>
+      <w:pPr>
+        <w:pStyle w:val="ListParagraph"/>
+        <w:pBdr>
+          <w:top w:val="single" w:sz="4" w:space="1" w:color="auto"/>
+          <w:left w:val="single" w:sz="4" w:space="4" w:color="auto"/>
+          <w:bottom w:val="single" w:sz="4" w:space="1" w:color="auto"/>
+          <w:right w:val="single" w:sz="4" w:space="4" w:color="auto"/>
+        </w:pBdr>
+        <w:ind w:left="1080"/>
+        <w:rPr>
+          <w:lang w:val="en-US"/>
+        </w:rPr>
+      </w:pPr>
+      <w:r>
+        <w:rPr>
+          <w:lang w:val="en-US"/>
+        </w:rPr>
+        <w:t>file_list = [f for f in os.listdir(</w:t>
+      </w:r>
+      <w:r>
+        <w:rPr>
+          <w:lang w:val="en-US"/>
+        </w:rPr>
+        <w:t>FOLDER_PATH</w:t>
+      </w:r>
+      <w:r>
+        <w:rPr>
+          <w:lang w:val="en-US"/>
+        </w:rPr>
+        <w:t>) if f.endswith(</w:t>
+      </w:r>
+      <w:r>
+        <w:rPr>
+          <w:lang w:val="en-US"/>
+        </w:rPr>
+        <w:t>FILE_EXTENSION</w:t>
+      </w:r>
+      <w:r>
+        <w:rPr>
+          <w:lang w:val="en-US"/>
+        </w:rPr>
+        <w:t>)]</w:t>
+      </w:r>
+    </w:p>
+    <w:p>
+      <w:pPr>
+        <w:pStyle w:val="ListParagraph"/>
+        <w:pBdr>
+          <w:top w:val="single" w:sz="4" w:space="1" w:color="auto"/>
+          <w:left w:val="single" w:sz="4" w:space="4" w:color="auto"/>
+          <w:bottom w:val="single" w:sz="4" w:space="1" w:color="auto"/>
+          <w:right w:val="single" w:sz="4" w:space="4" w:color="auto"/>
+        </w:pBdr>
+        <w:ind w:left="1080"/>
+        <w:rPr>
+          <w:lang w:val="en-US"/>
+        </w:rPr>
+      </w:pPr>
+      <w:r>
+        <w:rPr>
+          <w:lang w:val="en-US"/>
+        </w:rPr>
+        <w:t>file_list.sort(key</w:t>
+      </w:r>
+      <w:r>
+        <w:rPr>
+          <w:lang w:val="en-US"/>
+        </w:rPr>
+        <w:t xml:space="preserve"> </w:t>
+      </w:r>
+      <w:r>
+        <w:rPr>
+          <w:lang w:val="en-US"/>
+        </w:rPr>
+        <w:t>=</w:t>
+      </w:r>
+      <w:r>
+        <w:rPr>
+          <w:lang w:val="en-US"/>
+        </w:rPr>
+        <w:t xml:space="preserve"> </w:t>
+      </w:r>
+      <w:r>
+        <w:rPr>
+          <w:lang w:val="en-US"/>
+        </w:rPr>
+        <w:t>lambda x: int(os.path.splitext(x)[0]))</w:t>
+      </w:r>
+    </w:p>
+    <w:p>
+      <w:pPr>
+        <w:pStyle w:val="ListParagraph"/>
+        <w:pBdr>
+          <w:top w:val="single" w:sz="4" w:space="1" w:color="auto"/>
+          <w:left w:val="single" w:sz="4" w:space="4" w:color="auto"/>
+          <w:bottom w:val="single" w:sz="4" w:space="1" w:color="auto"/>
+          <w:right w:val="single" w:sz="4" w:space="4" w:color="auto"/>
+        </w:pBdr>
+        <w:ind w:left="1080"/>
+        <w:rPr>
+          <w:lang w:val="en-US"/>
+        </w:rPr>
+      </w:pPr>
+    </w:p>
+    <w:p>
+      <w:pPr>
+        <w:pStyle w:val="ListParagraph"/>
+        <w:pBdr>
+          <w:top w:val="single" w:sz="4" w:space="1" w:color="auto"/>
+          <w:left w:val="single" w:sz="4" w:space="4" w:color="auto"/>
+          <w:bottom w:val="single" w:sz="4" w:space="1" w:color="auto"/>
+          <w:right w:val="single" w:sz="4" w:space="4" w:color="auto"/>
+        </w:pBdr>
+        <w:ind w:left="1080"/>
+        <w:rPr>
+          <w:lang w:val="en-US"/>
+        </w:rPr>
+      </w:pPr>
+      <w:r>
+        <w:rPr>
+          <w:lang w:val="en-US"/>
+        </w:rPr>
+        <w:t xml:space="preserve">for index, old_name in enumerate(file_list, </w:t>
+      </w:r>
+      <w:r>
+        <w:rPr>
+          <w:lang w:val="en-US"/>
+        </w:rPr>
+        <w:t>1</w:t>
+      </w:r>
+      <w:r>
+        <w:rPr>
+          <w:lang w:val="en-US"/>
+        </w:rPr>
+        <w:t>):</w:t>
+      </w:r>
+    </w:p>
+    <w:p>
+      <w:pPr>
+        <w:pStyle w:val="ListParagraph"/>
+        <w:pBdr>
+          <w:top w:val="single" w:sz="4" w:space="1" w:color="auto"/>
+          <w:left w:val="single" w:sz="4" w:space="4" w:color="auto"/>
+          <w:bottom w:val="single" w:sz="4" w:space="1" w:color="auto"/>
+          <w:right w:val="single" w:sz="4" w:space="4" w:color="auto"/>
+        </w:pBdr>
+        <w:ind w:left="1080"/>
+        <w:rPr>
+          <w:lang w:val="en-US"/>
+        </w:rPr>
+      </w:pPr>
+      <w:r>
+        <w:rPr>
+          <w:lang w:val="en-US"/>
+        </w:rPr>
+        <w:t xml:space="preserve">    new_name = f"{index}.png"</w:t>
+      </w:r>
+    </w:p>
+    <w:p>
+      <w:pPr>
+        <w:pStyle w:val="ListParagraph"/>
+        <w:pBdr>
+          <w:top w:val="single" w:sz="4" w:space="1" w:color="auto"/>
+          <w:left w:val="single" w:sz="4" w:space="4" w:color="auto"/>
+          <w:bottom w:val="single" w:sz="4" w:space="1" w:color="auto"/>
+          <w:right w:val="single" w:sz="4" w:space="4" w:color="auto"/>
+        </w:pBdr>
+        <w:ind w:left="1080"/>
+        <w:rPr>
+          <w:lang w:val="en-US"/>
+        </w:rPr>
+      </w:pPr>
+      <w:r>
+        <w:rPr>
+          <w:lang w:val="en-US"/>
+        </w:rPr>
+        <w:t xml:space="preserve">    old_path = os.path.join(</w:t>
+      </w:r>
+      <w:r>
+        <w:rPr>
+          <w:lang w:val="en-US"/>
+        </w:rPr>
+        <w:t>FOLDER_PATH</w:t>
+      </w:r>
+      <w:r>
+        <w:rPr>
+          <w:lang w:val="en-US"/>
+        </w:rPr>
+        <w:t>, old_name)</w:t>
+      </w:r>
+    </w:p>
+    <w:p>
+      <w:pPr>
+        <w:pStyle w:val="ListParagraph"/>
+        <w:pBdr>
+          <w:top w:val="single" w:sz="4" w:space="1" w:color="auto"/>
+          <w:left w:val="single" w:sz="4" w:space="4" w:color="auto"/>
+          <w:bottom w:val="single" w:sz="4" w:space="1" w:color="auto"/>
+          <w:right w:val="single" w:sz="4" w:space="4" w:color="auto"/>
+        </w:pBdr>
+        <w:ind w:left="1080"/>
+        <w:rPr>
+          <w:lang w:val="en-US"/>
+        </w:rPr>
+      </w:pPr>
+      <w:r>
+        <w:rPr>
+          <w:lang w:val="en-US"/>
+        </w:rPr>
+        <w:t xml:space="preserve">    new_path = os.path.join(</w:t>
+      </w:r>
+      <w:r>
+        <w:rPr>
+          <w:lang w:val="en-US"/>
+        </w:rPr>
+        <w:t>FOLDER_PATH</w:t>
+      </w:r>
+      <w:r>
+        <w:rPr>
+          <w:lang w:val="en-US"/>
+        </w:rPr>
+        <w:t>, new_name)</w:t>
+      </w:r>
+    </w:p>
+    <w:p>
+      <w:pPr>
+        <w:pStyle w:val="ListParagraph"/>
+        <w:pBdr>
+          <w:top w:val="single" w:sz="4" w:space="1" w:color="auto"/>
+          <w:left w:val="single" w:sz="4" w:space="4" w:color="auto"/>
+          <w:bottom w:val="single" w:sz="4" w:space="1" w:color="auto"/>
+          <w:right w:val="single" w:sz="4" w:space="4" w:color="auto"/>
+        </w:pBdr>
+        <w:ind w:left="1080"/>
+        <w:rPr>
+          <w:lang w:val="en-US"/>
+        </w:rPr>
+      </w:pPr>
+      <w:r>
+        <w:rPr>
+          <w:lang w:val="en-US"/>
+        </w:rPr>
+        <w:t xml:space="preserve">    os.rename(old_path, new_path)</w:t>
+      </w:r>
+    </w:p>
+    <w:p>
+      <w:pPr>
+        <w:pStyle w:val="ListParagraph"/>
+        <w:numPr>
+          <w:ilvl w:val="0"/>
+          <w:numId w:val="14"/>
+        </w:numPr>
+        <w:rPr>
+          <w:lang w:val="en-US"/>
+        </w:rPr>
+      </w:pPr>
+      <w:r>
+        <w:rPr>
+          <w:lang w:val="en-US"/>
+        </w:rPr>
+        <w:t>Xóa Toàn Bộ Comment Trong 1 Python File?</w:t>
+      </w:r>
+    </w:p>
+    <w:p>
+      <w:pPr>
+        <w:pStyle w:val="ListParagraph"/>
+        <w:pBdr>
+          <w:top w:val="single" w:sz="4" w:space="1" w:color="auto"/>
+          <w:left w:val="single" w:sz="4" w:space="4" w:color="auto"/>
+          <w:bottom w:val="single" w:sz="4" w:space="1" w:color="auto"/>
+          <w:right w:val="single" w:sz="4" w:space="4" w:color="auto"/>
+        </w:pBdr>
+        <w:ind w:left="1080"/>
+        <w:rPr>
+          <w:lang w:val="en-US"/>
+        </w:rPr>
+      </w:pPr>
+      <w:r>
+        <w:rPr>
+          <w:lang w:val="en-US"/>
+        </w:rPr>
+        <w:t>import re</w:t>
+      </w:r>
+    </w:p>
+    <w:p>
+      <w:pPr>
+        <w:pStyle w:val="ListParagraph"/>
+        <w:pBdr>
+          <w:top w:val="single" w:sz="4" w:space="1" w:color="auto"/>
+          <w:left w:val="single" w:sz="4" w:space="4" w:color="auto"/>
+          <w:bottom w:val="single" w:sz="4" w:space="1" w:color="auto"/>
+          <w:right w:val="single" w:sz="4" w:space="4" w:color="auto"/>
+        </w:pBdr>
+        <w:ind w:left="1080"/>
+        <w:rPr>
+          <w:lang w:val="en-US"/>
+        </w:rPr>
+      </w:pPr>
+    </w:p>
+    <w:p>
+      <w:pPr>
+        <w:pStyle w:val="ListParagraph"/>
+        <w:pBdr>
+          <w:top w:val="single" w:sz="4" w:space="1" w:color="auto"/>
+          <w:left w:val="single" w:sz="4" w:space="4" w:color="auto"/>
+          <w:bottom w:val="single" w:sz="4" w:space="1" w:color="auto"/>
+          <w:right w:val="single" w:sz="4" w:space="4" w:color="auto"/>
+        </w:pBdr>
+        <w:ind w:left="1080"/>
+        <w:rPr>
+          <w:lang w:val="en-US"/>
+        </w:rPr>
+      </w:pPr>
+      <w:r>
+        <w:rPr>
+          <w:lang w:val="en-US"/>
+        </w:rPr>
+        <w:t>FILE_PATH</w:t>
+      </w:r>
+      <w:r>
+        <w:rPr>
+          <w:lang w:val="en-US"/>
+        </w:rPr>
+        <w:t xml:space="preserve"> = </w:t>
+      </w:r>
+      <w:r>
+        <w:rPr>
+          <w:lang w:val="en-US"/>
+        </w:rPr>
+        <w:t>&lt;Đường Dẫn Tới File&gt;</w:t>
+      </w:r>
+    </w:p>
+    <w:p>
+      <w:pPr>
+        <w:pStyle w:val="ListParagraph"/>
+        <w:pBdr>
+          <w:top w:val="single" w:sz="4" w:space="1" w:color="auto"/>
+          <w:left w:val="single" w:sz="4" w:space="4" w:color="auto"/>
+          <w:bottom w:val="single" w:sz="4" w:space="1" w:color="auto"/>
+          <w:right w:val="single" w:sz="4" w:space="4" w:color="auto"/>
+        </w:pBdr>
+        <w:ind w:left="1080"/>
+        <w:rPr>
+          <w:lang w:val="en-US"/>
+        </w:rPr>
+      </w:pPr>
+    </w:p>
+    <w:p>
+      <w:pPr>
+        <w:pStyle w:val="ListParagraph"/>
+        <w:pBdr>
+          <w:top w:val="single" w:sz="4" w:space="1" w:color="auto"/>
+          <w:left w:val="single" w:sz="4" w:space="4" w:color="auto"/>
+          <w:bottom w:val="single" w:sz="4" w:space="1" w:color="auto"/>
+          <w:right w:val="single" w:sz="4" w:space="4" w:color="auto"/>
+        </w:pBdr>
+        <w:ind w:left="1080"/>
+        <w:rPr>
+          <w:lang w:val="en-US"/>
+        </w:rPr>
+      </w:pPr>
+      <w:r>
+        <w:rPr>
+          <w:lang w:val="en-US"/>
+        </w:rPr>
+        <w:t>with open(</w:t>
+      </w:r>
+      <w:r>
+        <w:rPr>
+          <w:lang w:val="en-US"/>
+        </w:rPr>
+        <w:t xml:space="preserve">FILE_PATH, </w:t>
+      </w:r>
+      <w:r>
+        <w:rPr>
+          <w:lang w:val="en-US"/>
+        </w:rPr>
+        <w:t>"</w:t>
+      </w:r>
+      <w:r>
+        <w:rPr>
+          <w:lang w:val="en-US"/>
+        </w:rPr>
+        <w:t>r</w:t>
+      </w:r>
+      <w:r>
+        <w:rPr>
+          <w:lang w:val="en-US"/>
+        </w:rPr>
+        <w:t>") as f:</w:t>
+      </w:r>
+    </w:p>
+    <w:p>
+      <w:pPr>
+        <w:pStyle w:val="ListParagraph"/>
+        <w:pBdr>
+          <w:top w:val="single" w:sz="4" w:space="1" w:color="auto"/>
+          <w:left w:val="single" w:sz="4" w:space="4" w:color="auto"/>
+          <w:bottom w:val="single" w:sz="4" w:space="1" w:color="auto"/>
+          <w:right w:val="single" w:sz="4" w:space="4" w:color="auto"/>
+        </w:pBdr>
+        <w:ind w:left="1080"/>
+        <w:rPr>
+          <w:lang w:val="en-US"/>
+        </w:rPr>
+      </w:pPr>
+      <w:r>
+        <w:rPr>
+          <w:lang w:val="en-US"/>
+        </w:rPr>
+        <w:t xml:space="preserve">    content = f.read()</w:t>
+      </w:r>
+    </w:p>
+    <w:p>
+      <w:pPr>
+        <w:pStyle w:val="ListParagraph"/>
+        <w:pBdr>
+          <w:top w:val="single" w:sz="4" w:space="1" w:color="auto"/>
+          <w:left w:val="single" w:sz="4" w:space="4" w:color="auto"/>
+          <w:bottom w:val="single" w:sz="4" w:space="1" w:color="auto"/>
+          <w:right w:val="single" w:sz="4" w:space="4" w:color="auto"/>
+        </w:pBdr>
+        <w:ind w:left="1080"/>
+        <w:rPr>
+          <w:lang w:val="en-US"/>
+        </w:rPr>
+      </w:pPr>
+    </w:p>
+    <w:p>
+      <w:pPr>
+        <w:pStyle w:val="ListParagraph"/>
+        <w:pBdr>
+          <w:top w:val="single" w:sz="4" w:space="1" w:color="auto"/>
+          <w:left w:val="single" w:sz="4" w:space="4" w:color="auto"/>
+          <w:bottom w:val="single" w:sz="4" w:space="1" w:color="auto"/>
+          <w:right w:val="single" w:sz="4" w:space="4" w:color="auto"/>
+        </w:pBdr>
+        <w:ind w:left="1080"/>
+        <w:rPr>
+          <w:lang w:val="en-US"/>
+        </w:rPr>
+      </w:pPr>
+      <w:r>
+        <w:rPr>
+          <w:lang w:val="en-US"/>
+        </w:rPr>
+        <w:t>content = re.sub(r'#.*', '', content)</w:t>
+      </w:r>
+    </w:p>
+    <w:p>
+      <w:pPr>
+        <w:pStyle w:val="ListParagraph"/>
+        <w:pBdr>
+          <w:top w:val="single" w:sz="4" w:space="1" w:color="auto"/>
+          <w:left w:val="single" w:sz="4" w:space="4" w:color="auto"/>
+          <w:bottom w:val="single" w:sz="4" w:space="1" w:color="auto"/>
+          <w:right w:val="single" w:sz="4" w:space="4" w:color="auto"/>
+        </w:pBdr>
+        <w:ind w:left="1080"/>
+        <w:rPr>
+          <w:lang w:val="en-US"/>
+        </w:rPr>
+      </w:pPr>
+      <w:r>
+        <w:rPr>
+          <w:lang w:val="en-US"/>
+        </w:rPr>
+        <w:t>content = re.sub(r"'''(.*?)'''", '', content, flags=re.DOTALL)</w:t>
+      </w:r>
+    </w:p>
+    <w:p>
+      <w:pPr>
+        <w:pStyle w:val="ListParagraph"/>
+        <w:pBdr>
+          <w:top w:val="single" w:sz="4" w:space="1" w:color="auto"/>
+          <w:left w:val="single" w:sz="4" w:space="4" w:color="auto"/>
+          <w:bottom w:val="single" w:sz="4" w:space="1" w:color="auto"/>
+          <w:right w:val="single" w:sz="4" w:space="4" w:color="auto"/>
+        </w:pBdr>
+        <w:ind w:left="1080"/>
+        <w:rPr>
+          <w:lang w:val="en-US"/>
+        </w:rPr>
+      </w:pPr>
+    </w:p>
+    <w:p>
+      <w:pPr>
+        <w:pStyle w:val="ListParagraph"/>
+        <w:pBdr>
+          <w:top w:val="single" w:sz="4" w:space="1" w:color="auto"/>
+          <w:left w:val="single" w:sz="4" w:space="4" w:color="auto"/>
+          <w:bottom w:val="single" w:sz="4" w:space="1" w:color="auto"/>
+          <w:right w:val="single" w:sz="4" w:space="4" w:color="auto"/>
+        </w:pBdr>
+        <w:ind w:left="1080"/>
+        <w:rPr>
+          <w:lang w:val="en-US"/>
+        </w:rPr>
+      </w:pPr>
+      <w:r>
+        <w:rPr>
+          <w:lang w:val="en-US"/>
+        </w:rPr>
+        <w:t>with open(</w:t>
+      </w:r>
+      <w:r>
+        <w:rPr>
+          <w:lang w:val="en-US"/>
+        </w:rPr>
+        <w:t>FILE_PATH</w:t>
+      </w:r>
+      <w:r>
+        <w:rPr>
+          <w:lang w:val="en-US"/>
+        </w:rPr>
+        <w:t>, 'w') as f:</w:t>
+      </w:r>
+    </w:p>
+    <w:p>
+      <w:pPr>
+        <w:pStyle w:val="ListParagraph"/>
+        <w:pBdr>
+          <w:top w:val="single" w:sz="4" w:space="1" w:color="auto"/>
+          <w:left w:val="single" w:sz="4" w:space="4" w:color="auto"/>
+          <w:bottom w:val="single" w:sz="4" w:space="1" w:color="auto"/>
+          <w:right w:val="single" w:sz="4" w:space="4" w:color="auto"/>
+        </w:pBdr>
+        <w:ind w:left="1080"/>
+        <w:rPr>
+          <w:lang w:val="en-US"/>
+        </w:rPr>
+      </w:pPr>
+      <w:r>
+        <w:rPr>
+          <w:lang w:val="en-US"/>
+        </w:rPr>
+        <w:t xml:space="preserve">    f.write(content)</w:t>
+      </w:r>
+    </w:p>
+    <w:p>
+      <w:pPr>
+        <w:pStyle w:val="ListParagraph"/>
+        <w:numPr>
+          <w:ilvl w:val="0"/>
+          <w:numId w:val="14"/>
+        </w:numPr>
+        <w:rPr>
+          <w:lang w:val="en-US"/>
+        </w:rPr>
+      </w:pPr>
+      <w:r>
+        <w:rPr>
+          <w:lang w:val="en-US"/>
+        </w:rPr>
+        <w:t>Xóa Toàn Bộ Doc String Trong 1 Python File?</w:t>
+      </w:r>
+    </w:p>
+    <w:p>
+      <w:pPr>
+        <w:pStyle w:val="ListParagraph"/>
+        <w:pBdr>
+          <w:top w:val="single" w:sz="4" w:space="1" w:color="auto"/>
+          <w:left w:val="single" w:sz="4" w:space="4" w:color="auto"/>
+          <w:bottom w:val="single" w:sz="4" w:space="1" w:color="auto"/>
+          <w:right w:val="single" w:sz="4" w:space="4" w:color="auto"/>
+        </w:pBdr>
+        <w:ind w:left="1080"/>
+        <w:rPr>
+          <w:lang w:val="en-US"/>
+        </w:rPr>
+      </w:pPr>
+      <w:r>
+        <w:rPr>
+          <w:lang w:val="en-US"/>
+        </w:rPr>
+        <w:t>import re</w:t>
+      </w:r>
+    </w:p>
+    <w:p>
+      <w:pPr>
+        <w:pStyle w:val="ListParagraph"/>
+        <w:pBdr>
+          <w:top w:val="single" w:sz="4" w:space="1" w:color="auto"/>
+          <w:left w:val="single" w:sz="4" w:space="4" w:color="auto"/>
+          <w:bottom w:val="single" w:sz="4" w:space="1" w:color="auto"/>
+          <w:right w:val="single" w:sz="4" w:space="4" w:color="auto"/>
+        </w:pBdr>
+        <w:ind w:left="1080"/>
+        <w:rPr>
+          <w:lang w:val="en-US"/>
+        </w:rPr>
+      </w:pPr>
+    </w:p>
+    <w:p>
+      <w:pPr>
+        <w:pStyle w:val="ListParagraph"/>
+        <w:pBdr>
+          <w:top w:val="single" w:sz="4" w:space="1" w:color="auto"/>
+          <w:left w:val="single" w:sz="4" w:space="4" w:color="auto"/>
+          <w:bottom w:val="single" w:sz="4" w:space="1" w:color="auto"/>
+          <w:right w:val="single" w:sz="4" w:space="4" w:color="auto"/>
+        </w:pBdr>
+        <w:ind w:left="1080"/>
+        <w:rPr>
+          <w:lang w:val="en-US"/>
+        </w:rPr>
+      </w:pPr>
+      <w:r>
+        <w:rPr>
+          <w:lang w:val="en-US"/>
+        </w:rPr>
+        <w:t>FILE_PATH = &lt;Đường Dẫn Tới File&gt;</w:t>
+      </w:r>
+    </w:p>
+    <w:p>
+      <w:pPr>
+        <w:pStyle w:val="ListParagraph"/>
+        <w:pBdr>
+          <w:top w:val="single" w:sz="4" w:space="1" w:color="auto"/>
+          <w:left w:val="single" w:sz="4" w:space="4" w:color="auto"/>
+          <w:bottom w:val="single" w:sz="4" w:space="1" w:color="auto"/>
+          <w:right w:val="single" w:sz="4" w:space="4" w:color="auto"/>
+        </w:pBdr>
+        <w:ind w:left="1080"/>
+        <w:rPr>
+          <w:lang w:val="en-US"/>
+        </w:rPr>
+      </w:pPr>
+    </w:p>
+    <w:p>
+      <w:pPr>
+        <w:pStyle w:val="ListParagraph"/>
+        <w:pBdr>
+          <w:top w:val="single" w:sz="4" w:space="1" w:color="auto"/>
+          <w:left w:val="single" w:sz="4" w:space="4" w:color="auto"/>
+          <w:bottom w:val="single" w:sz="4" w:space="1" w:color="auto"/>
+          <w:right w:val="single" w:sz="4" w:space="4" w:color="auto"/>
+        </w:pBdr>
+        <w:ind w:left="1080"/>
+        <w:rPr>
+          <w:lang w:val="en-US"/>
+        </w:rPr>
+      </w:pPr>
+      <w:r>
+        <w:rPr>
+          <w:lang w:val="en-US"/>
+        </w:rPr>
+        <w:t>with open(FILE_PATH, "r") as file:</w:t>
+      </w:r>
+    </w:p>
+    <w:p>
+      <w:pPr>
+        <w:pStyle w:val="ListParagraph"/>
+        <w:pBdr>
+          <w:top w:val="single" w:sz="4" w:space="1" w:color="auto"/>
+          <w:left w:val="single" w:sz="4" w:space="4" w:color="auto"/>
+          <w:bottom w:val="single" w:sz="4" w:space="1" w:color="auto"/>
+          <w:right w:val="single" w:sz="4" w:space="4" w:color="auto"/>
+        </w:pBdr>
+        <w:ind w:left="1080"/>
+        <w:rPr>
+          <w:lang w:val="en-US"/>
+        </w:rPr>
+      </w:pPr>
+      <w:r>
+        <w:rPr>
+          <w:lang w:val="en-US"/>
+        </w:rPr>
+        <w:t xml:space="preserve">    code = file.read()</w:t>
+      </w:r>
+    </w:p>
+    <w:p>
+      <w:pPr>
+        <w:pStyle w:val="ListParagraph"/>
+        <w:pBdr>
+          <w:top w:val="single" w:sz="4" w:space="1" w:color="auto"/>
+          <w:left w:val="single" w:sz="4" w:space="4" w:color="auto"/>
+          <w:bottom w:val="single" w:sz="4" w:space="1" w:color="auto"/>
+          <w:right w:val="single" w:sz="4" w:space="4" w:color="auto"/>
+        </w:pBdr>
+        <w:ind w:left="1080"/>
+        <w:rPr>
+          <w:lang w:val="en-US"/>
+        </w:rPr>
+      </w:pPr>
+      <w:r>
+        <w:rPr>
+          <w:lang w:val="en-US"/>
+        </w:rPr>
         <w:lastRenderedPageBreak/>
-        <w:t>“foo” có giá trị là 1, “bar” có giá trị là [4, “far”, “bob”], “boo” có giá trị 5 và “ha” có giá trị 9</w:t>
-      </w:r>
-    </w:p>
-    <w:p>
-      <w:pPr>
-        <w:rPr>
-          <w:lang w:val="en-US"/>
-        </w:rPr>
-      </w:pPr>
-    </w:p>
-    <w:p>
-      <w:pPr>
-        <w:rPr>
-          <w:lang w:val="en-US"/>
-        </w:rPr>
-      </w:pPr>
-      <w:r>
-        <w:rPr>
-          <w:lang w:val="en-US"/>
-        </w:rPr>
-        <w:t>Trick – Mẹo:</w:t>
-      </w:r>
-    </w:p>
-    <w:p>
-      <w:pPr>
-        <w:pStyle w:val="ListParagraph"/>
-        <w:numPr>
-          <w:ilvl w:val="0"/>
-          <w:numId w:val="10"/>
-        </w:numPr>
-        <w:rPr>
-          <w:lang w:val="en-US"/>
-        </w:rPr>
-      </w:pPr>
-      <w:r>
-        <w:rPr>
-          <w:lang w:val="en-US"/>
-        </w:rPr>
-        <w:t>Đối Phó Với Vòng Lặp Mà Phải Khởi Tạo Giá Trị Bắt Đầu?</w:t>
-      </w:r>
-    </w:p>
-    <w:p>
-      <w:pPr>
-        <w:pStyle w:val="ListParagraph"/>
-        <w:numPr>
-          <w:ilvl w:val="0"/>
-          <w:numId w:val="3"/>
-        </w:numPr>
-        <w:rPr>
-          <w:lang w:val="en-US"/>
-        </w:rPr>
-      </w:pPr>
-      <w:r>
-        <w:rPr>
-          <w:lang w:val="en-US"/>
-        </w:rPr>
-        <w:t>Khởi tạo giá trị trước giá trị bắt đầu</w:t>
-      </w:r>
-    </w:p>
-    <w:p>
-      <w:pPr>
-        <w:rPr>
-          <w:lang w:val="en-US"/>
-        </w:rPr>
-      </w:pPr>
-    </w:p>
-    <w:p>
-      <w:pPr>
-        <w:rPr>
-          <w:lang w:val="en-US"/>
-        </w:rPr>
-      </w:pPr>
-      <w:r>
-        <w:rPr>
-          <w:lang w:val="en-US"/>
-        </w:rPr>
-        <w:t>Quick Codes – Mã Nhanh:</w:t>
-      </w:r>
-    </w:p>
-    <w:p>
-      <w:pPr>
-        <w:pStyle w:val="ListParagraph"/>
-        <w:numPr>
-          <w:ilvl w:val="0"/>
-          <w:numId w:val="14"/>
-        </w:numPr>
-        <w:rPr>
-          <w:lang w:val="en-US"/>
-        </w:rPr>
-      </w:pPr>
-      <w:r>
-        <w:rPr>
-          <w:lang w:val="en-US"/>
-        </w:rPr>
-        <w:t>Chỉnh Tên Của Tất Cả Các Ảnh</w:t>
-      </w:r>
-      <w:r>
-        <w:rPr>
-          <w:lang w:val="en-US"/>
-        </w:rPr>
-        <w:t xml:space="preserve"> PNG</w:t>
-      </w:r>
-      <w:r>
-        <w:rPr>
-          <w:lang w:val="en-US"/>
-        </w:rPr>
-        <w:t xml:space="preserve"> Trong 1 </w:t>
-      </w:r>
-      <w:r>
-        <w:rPr>
-          <w:lang w:val="en-US"/>
-        </w:rPr>
-        <w:t>Thư Mục</w:t>
-      </w:r>
-      <w:r>
-        <w:rPr>
-          <w:lang w:val="en-US"/>
-        </w:rPr>
-        <w:t xml:space="preserve"> Thành Số Thự Tự Tăng Dần?</w:t>
-      </w:r>
-    </w:p>
-    <w:p>
-      <w:pPr>
-        <w:pStyle w:val="ListParagraph"/>
-        <w:numPr>
-          <w:ilvl w:val="0"/>
-          <w:numId w:val="3"/>
-        </w:numPr>
-        <w:rPr>
-          <w:lang w:val="en-US"/>
-        </w:rPr>
-      </w:pPr>
-      <w:r>
-        <w:rPr>
-          <w:lang w:val="en-US"/>
-        </w:rPr>
-        <w:t>Áp dụng cho tập ảnh bị thiếu số thứ tự cần Offset</w:t>
-      </w:r>
-    </w:p>
-    <w:p>
-      <w:pPr>
-        <w:pStyle w:val="ListParagraph"/>
-        <w:pBdr>
-          <w:top w:val="single" w:sz="4" w:space="1" w:color="auto"/>
-          <w:left w:val="single" w:sz="4" w:space="4" w:color="auto"/>
-          <w:bottom w:val="single" w:sz="4" w:space="1" w:color="auto"/>
-          <w:right w:val="single" w:sz="4" w:space="4" w:color="auto"/>
-        </w:pBdr>
-        <w:ind w:left="1080"/>
-        <w:rPr>
-          <w:lang w:val="en-US"/>
-        </w:rPr>
-      </w:pPr>
-      <w:r>
-        <w:rPr>
-          <w:lang w:val="en-US"/>
-        </w:rPr>
-        <w:t>import os</w:t>
-      </w:r>
-    </w:p>
-    <w:p>
-      <w:pPr>
-        <w:pStyle w:val="ListParagraph"/>
-        <w:pBdr>
-          <w:top w:val="single" w:sz="4" w:space="1" w:color="auto"/>
-          <w:left w:val="single" w:sz="4" w:space="4" w:color="auto"/>
-          <w:bottom w:val="single" w:sz="4" w:space="1" w:color="auto"/>
-          <w:right w:val="single" w:sz="4" w:space="4" w:color="auto"/>
-        </w:pBdr>
-        <w:ind w:left="1080"/>
-        <w:rPr>
-          <w:lang w:val="en-US"/>
-        </w:rPr>
-      </w:pPr>
-    </w:p>
-    <w:p>
-      <w:pPr>
-        <w:pStyle w:val="ListParagraph"/>
-        <w:pBdr>
-          <w:top w:val="single" w:sz="4" w:space="1" w:color="auto"/>
-          <w:left w:val="single" w:sz="4" w:space="4" w:color="auto"/>
-          <w:bottom w:val="single" w:sz="4" w:space="1" w:color="auto"/>
-          <w:right w:val="single" w:sz="4" w:space="4" w:color="auto"/>
-        </w:pBdr>
-        <w:ind w:left="1080"/>
-        <w:rPr>
-          <w:lang w:val="en-US"/>
-        </w:rPr>
-      </w:pPr>
-      <w:r>
-        <w:rPr>
-          <w:lang w:val="en-US"/>
-        </w:rPr>
-        <w:t>FOLDER_PATH</w:t>
-      </w:r>
-      <w:r>
-        <w:rPr>
-          <w:lang w:val="en-US"/>
-        </w:rPr>
-        <w:t xml:space="preserve"> = r&lt;Đường Dẫn Tới Thư Mục&gt;</w:t>
-      </w:r>
-    </w:p>
-    <w:p>
-      <w:pPr>
-        <w:pStyle w:val="ListParagraph"/>
-        <w:pBdr>
-          <w:top w:val="single" w:sz="4" w:space="1" w:color="auto"/>
-          <w:left w:val="single" w:sz="4" w:space="4" w:color="auto"/>
-          <w:bottom w:val="single" w:sz="4" w:space="1" w:color="auto"/>
-          <w:right w:val="single" w:sz="4" w:space="4" w:color="auto"/>
-        </w:pBdr>
-        <w:ind w:left="1080"/>
-        <w:rPr>
-          <w:lang w:val="en-US"/>
-        </w:rPr>
-      </w:pPr>
-      <w:r>
-        <w:rPr>
-          <w:lang w:val="en-US"/>
-        </w:rPr>
-        <w:t xml:space="preserve">FILE_EXTENSION </w:t>
-      </w:r>
-      <w:r>
-        <w:rPr>
-          <w:lang w:val="en-US"/>
-        </w:rPr>
-        <w:t>= '.png'</w:t>
-      </w:r>
-    </w:p>
-    <w:p>
-      <w:pPr>
-        <w:pStyle w:val="ListParagraph"/>
-        <w:pBdr>
-          <w:top w:val="single" w:sz="4" w:space="1" w:color="auto"/>
-          <w:left w:val="single" w:sz="4" w:space="4" w:color="auto"/>
-          <w:bottom w:val="single" w:sz="4" w:space="1" w:color="auto"/>
-          <w:right w:val="single" w:sz="4" w:space="4" w:color="auto"/>
-        </w:pBdr>
-        <w:ind w:left="1080"/>
-        <w:rPr>
-          <w:lang w:val="en-US"/>
-        </w:rPr>
-      </w:pPr>
-    </w:p>
-    <w:p>
-      <w:pPr>
-        <w:pStyle w:val="ListParagraph"/>
-        <w:pBdr>
-          <w:top w:val="single" w:sz="4" w:space="1" w:color="auto"/>
-          <w:left w:val="single" w:sz="4" w:space="4" w:color="auto"/>
-          <w:bottom w:val="single" w:sz="4" w:space="1" w:color="auto"/>
-          <w:right w:val="single" w:sz="4" w:space="4" w:color="auto"/>
-        </w:pBdr>
-        <w:ind w:left="1080"/>
-        <w:rPr>
-          <w:lang w:val="en-US"/>
-        </w:rPr>
-      </w:pPr>
-      <w:r>
-        <w:rPr>
-          <w:lang w:val="en-US"/>
-        </w:rPr>
-        <w:t>file_list = [f for f in os.listdir(</w:t>
-      </w:r>
-      <w:r>
-        <w:rPr>
-          <w:lang w:val="en-US"/>
-        </w:rPr>
-        <w:t>FOLDER_PATH</w:t>
-      </w:r>
-      <w:r>
-        <w:rPr>
-          <w:lang w:val="en-US"/>
-        </w:rPr>
-        <w:t>) if f.endswith(</w:t>
-      </w:r>
-      <w:r>
-        <w:rPr>
-          <w:lang w:val="en-US"/>
-        </w:rPr>
-        <w:t>FILE_EXTENSION</w:t>
-      </w:r>
-      <w:r>
-        <w:rPr>
-          <w:lang w:val="en-US"/>
-        </w:rPr>
-        <w:t>)]</w:t>
-      </w:r>
-    </w:p>
-    <w:p>
-      <w:pPr>
-        <w:pStyle w:val="ListParagraph"/>
-        <w:pBdr>
-          <w:top w:val="single" w:sz="4" w:space="1" w:color="auto"/>
-          <w:left w:val="single" w:sz="4" w:space="4" w:color="auto"/>
-          <w:bottom w:val="single" w:sz="4" w:space="1" w:color="auto"/>
-          <w:right w:val="single" w:sz="4" w:space="4" w:color="auto"/>
-        </w:pBdr>
-        <w:ind w:left="1080"/>
-        <w:rPr>
-          <w:lang w:val="en-US"/>
-        </w:rPr>
-      </w:pPr>
-      <w:r>
-        <w:rPr>
-          <w:lang w:val="en-US"/>
-        </w:rPr>
-        <w:t>file_list.sort(key</w:t>
-      </w:r>
-      <w:r>
-        <w:rPr>
-          <w:lang w:val="en-US"/>
-        </w:rPr>
-        <w:t xml:space="preserve"> </w:t>
-      </w:r>
-      <w:r>
-        <w:rPr>
-          <w:lang w:val="en-US"/>
-        </w:rPr>
-        <w:t>=</w:t>
-      </w:r>
-      <w:r>
-        <w:rPr>
-          <w:lang w:val="en-US"/>
-        </w:rPr>
-        <w:t xml:space="preserve"> </w:t>
-      </w:r>
-      <w:r>
-        <w:rPr>
-          <w:lang w:val="en-US"/>
-        </w:rPr>
-        <w:t>lambda x: int(os.path.splitext(x)[0]))</w:t>
-      </w:r>
-    </w:p>
-    <w:p>
-      <w:pPr>
-        <w:pStyle w:val="ListParagraph"/>
-        <w:pBdr>
-          <w:top w:val="single" w:sz="4" w:space="1" w:color="auto"/>
-          <w:left w:val="single" w:sz="4" w:space="4" w:color="auto"/>
-          <w:bottom w:val="single" w:sz="4" w:space="1" w:color="auto"/>
-          <w:right w:val="single" w:sz="4" w:space="4" w:color="auto"/>
-        </w:pBdr>
-        <w:ind w:left="1080"/>
-        <w:rPr>
-          <w:lang w:val="en-US"/>
-        </w:rPr>
-      </w:pPr>
-    </w:p>
-    <w:p>
-      <w:pPr>
-        <w:pStyle w:val="ListParagraph"/>
-        <w:pBdr>
-          <w:top w:val="single" w:sz="4" w:space="1" w:color="auto"/>
-          <w:left w:val="single" w:sz="4" w:space="4" w:color="auto"/>
-          <w:bottom w:val="single" w:sz="4" w:space="1" w:color="auto"/>
-          <w:right w:val="single" w:sz="4" w:space="4" w:color="auto"/>
-        </w:pBdr>
-        <w:ind w:left="1080"/>
-        <w:rPr>
-          <w:lang w:val="en-US"/>
-        </w:rPr>
-      </w:pPr>
-      <w:r>
-        <w:rPr>
-          <w:lang w:val="en-US"/>
-        </w:rPr>
-        <w:t xml:space="preserve">for index, old_name in enumerate(file_list, </w:t>
-      </w:r>
-      <w:r>
-        <w:rPr>
-          <w:lang w:val="en-US"/>
-        </w:rPr>
-        <w:t>1</w:t>
-      </w:r>
-      <w:r>
-        <w:rPr>
-          <w:lang w:val="en-US"/>
-        </w:rPr>
-        <w:t>):</w:t>
-      </w:r>
-    </w:p>
-    <w:p>
-      <w:pPr>
-        <w:pStyle w:val="ListParagraph"/>
-        <w:pBdr>
-          <w:top w:val="single" w:sz="4" w:space="1" w:color="auto"/>
-          <w:left w:val="single" w:sz="4" w:space="4" w:color="auto"/>
-          <w:bottom w:val="single" w:sz="4" w:space="1" w:color="auto"/>
-          <w:right w:val="single" w:sz="4" w:space="4" w:color="auto"/>
-        </w:pBdr>
-        <w:ind w:left="1080"/>
-        <w:rPr>
-          <w:lang w:val="en-US"/>
-        </w:rPr>
-      </w:pPr>
-      <w:r>
-        <w:rPr>
-          <w:lang w:val="en-US"/>
-        </w:rPr>
-        <w:t xml:space="preserve">    new_name = f"{index}.png"</w:t>
-      </w:r>
-    </w:p>
-    <w:p>
-      <w:pPr>
-        <w:pStyle w:val="ListParagraph"/>
-        <w:pBdr>
-          <w:top w:val="single" w:sz="4" w:space="1" w:color="auto"/>
-          <w:left w:val="single" w:sz="4" w:space="4" w:color="auto"/>
-          <w:bottom w:val="single" w:sz="4" w:space="1" w:color="auto"/>
-          <w:right w:val="single" w:sz="4" w:space="4" w:color="auto"/>
-        </w:pBdr>
-        <w:ind w:left="1080"/>
-        <w:rPr>
-          <w:lang w:val="en-US"/>
-        </w:rPr>
-      </w:pPr>
-      <w:r>
-        <w:rPr>
-          <w:lang w:val="en-US"/>
-        </w:rPr>
-        <w:t xml:space="preserve">    old_path = os.path.join(</w:t>
-      </w:r>
-      <w:r>
-        <w:rPr>
-          <w:lang w:val="en-US"/>
-        </w:rPr>
-        <w:t>FOLDER_PATH</w:t>
-      </w:r>
-      <w:r>
-        <w:rPr>
-          <w:lang w:val="en-US"/>
-        </w:rPr>
-        <w:t>, old_name)</w:t>
-      </w:r>
-    </w:p>
-    <w:p>
-      <w:pPr>
-        <w:pStyle w:val="ListParagraph"/>
-        <w:pBdr>
-          <w:top w:val="single" w:sz="4" w:space="1" w:color="auto"/>
-          <w:left w:val="single" w:sz="4" w:space="4" w:color="auto"/>
-          <w:bottom w:val="single" w:sz="4" w:space="1" w:color="auto"/>
-          <w:right w:val="single" w:sz="4" w:space="4" w:color="auto"/>
-        </w:pBdr>
-        <w:ind w:left="1080"/>
-        <w:rPr>
-          <w:lang w:val="en-US"/>
-        </w:rPr>
-      </w:pPr>
-      <w:r>
-        <w:rPr>
-          <w:lang w:val="en-US"/>
-        </w:rPr>
-        <w:t xml:space="preserve">    new_path = os.path.join(</w:t>
-      </w:r>
-      <w:r>
-        <w:rPr>
-          <w:lang w:val="en-US"/>
-        </w:rPr>
-        <w:t>FOLDER_PATH</w:t>
-      </w:r>
-      <w:r>
-        <w:rPr>
-          <w:lang w:val="en-US"/>
-        </w:rPr>
-        <w:t>, new_name)</w:t>
-      </w:r>
-    </w:p>
-    <w:p>
-      <w:pPr>
-        <w:pStyle w:val="ListParagraph"/>
-        <w:pBdr>
-          <w:top w:val="single" w:sz="4" w:space="1" w:color="auto"/>
-          <w:left w:val="single" w:sz="4" w:space="4" w:color="auto"/>
-          <w:bottom w:val="single" w:sz="4" w:space="1" w:color="auto"/>
-          <w:right w:val="single" w:sz="4" w:space="4" w:color="auto"/>
-        </w:pBdr>
-        <w:ind w:left="1080"/>
-        <w:rPr>
-          <w:lang w:val="en-US"/>
-        </w:rPr>
-      </w:pPr>
-      <w:r>
-        <w:rPr>
-          <w:lang w:val="en-US"/>
-        </w:rPr>
-        <w:t xml:space="preserve">    os.rename(old_path, new_path)</w:t>
-      </w:r>
-    </w:p>
-    <w:p>
-      <w:pPr>
-        <w:pStyle w:val="ListParagraph"/>
-        <w:numPr>
-          <w:ilvl w:val="0"/>
-          <w:numId w:val="14"/>
-        </w:numPr>
-        <w:rPr>
-          <w:lang w:val="en-US"/>
-        </w:rPr>
-      </w:pPr>
-      <w:r>
-        <w:rPr>
-          <w:lang w:val="en-US"/>
-        </w:rPr>
-        <w:t>Xóa Toàn Bộ Comment Trong 1 Python File?</w:t>
-      </w:r>
-    </w:p>
-    <w:p>
-      <w:pPr>
-        <w:pStyle w:val="ListParagraph"/>
-        <w:pBdr>
-          <w:top w:val="single" w:sz="4" w:space="1" w:color="auto"/>
-          <w:left w:val="single" w:sz="4" w:space="4" w:color="auto"/>
-          <w:bottom w:val="single" w:sz="4" w:space="1" w:color="auto"/>
-          <w:right w:val="single" w:sz="4" w:space="4" w:color="auto"/>
-        </w:pBdr>
-        <w:ind w:left="1080"/>
-        <w:rPr>
-          <w:lang w:val="en-US"/>
-        </w:rPr>
-      </w:pPr>
-      <w:r>
-        <w:rPr>
-          <w:lang w:val="en-US"/>
-        </w:rPr>
-        <w:t>import re</w:t>
-      </w:r>
-    </w:p>
-    <w:p>
-      <w:pPr>
-        <w:pStyle w:val="ListParagraph"/>
-        <w:pBdr>
-          <w:top w:val="single" w:sz="4" w:space="1" w:color="auto"/>
-          <w:left w:val="single" w:sz="4" w:space="4" w:color="auto"/>
-          <w:bottom w:val="single" w:sz="4" w:space="1" w:color="auto"/>
-          <w:right w:val="single" w:sz="4" w:space="4" w:color="auto"/>
-        </w:pBdr>
-        <w:ind w:left="1080"/>
-        <w:rPr>
-          <w:lang w:val="en-US"/>
-        </w:rPr>
-      </w:pPr>
-    </w:p>
-    <w:p>
-      <w:pPr>
-        <w:pStyle w:val="ListParagraph"/>
-        <w:pBdr>
-          <w:top w:val="single" w:sz="4" w:space="1" w:color="auto"/>
-          <w:left w:val="single" w:sz="4" w:space="4" w:color="auto"/>
-          <w:bottom w:val="single" w:sz="4" w:space="1" w:color="auto"/>
-          <w:right w:val="single" w:sz="4" w:space="4" w:color="auto"/>
-        </w:pBdr>
-        <w:ind w:left="1080"/>
-        <w:rPr>
-          <w:lang w:val="en-US"/>
-        </w:rPr>
-      </w:pPr>
-      <w:r>
-        <w:rPr>
-          <w:lang w:val="en-US"/>
-        </w:rPr>
-        <w:t>FILE_PATH</w:t>
-      </w:r>
-      <w:r>
-        <w:rPr>
-          <w:lang w:val="en-US"/>
-        </w:rPr>
-        <w:t xml:space="preserve"> = </w:t>
-      </w:r>
-      <w:r>
-        <w:rPr>
-          <w:lang w:val="en-US"/>
-        </w:rPr>
-        <w:t>&lt;Đường Dẫn Tới File&gt;</w:t>
-      </w:r>
-    </w:p>
-    <w:p>
-      <w:pPr>
-        <w:pStyle w:val="ListParagraph"/>
-        <w:pBdr>
-          <w:top w:val="single" w:sz="4" w:space="1" w:color="auto"/>
-          <w:left w:val="single" w:sz="4" w:space="4" w:color="auto"/>
-          <w:bottom w:val="single" w:sz="4" w:space="1" w:color="auto"/>
-          <w:right w:val="single" w:sz="4" w:space="4" w:color="auto"/>
-        </w:pBdr>
-        <w:ind w:left="1080"/>
-        <w:rPr>
-          <w:lang w:val="en-US"/>
-        </w:rPr>
-      </w:pPr>
-    </w:p>
-    <w:p>
-      <w:pPr>
-        <w:pStyle w:val="ListParagraph"/>
-        <w:pBdr>
-          <w:top w:val="single" w:sz="4" w:space="1" w:color="auto"/>
-          <w:left w:val="single" w:sz="4" w:space="4" w:color="auto"/>
-          <w:bottom w:val="single" w:sz="4" w:space="1" w:color="auto"/>
-          <w:right w:val="single" w:sz="4" w:space="4" w:color="auto"/>
-        </w:pBdr>
-        <w:ind w:left="1080"/>
-        <w:rPr>
-          <w:lang w:val="en-US"/>
-        </w:rPr>
-      </w:pPr>
-      <w:r>
-        <w:rPr>
-          <w:lang w:val="en-US"/>
-        </w:rPr>
-        <w:t>with open(</w:t>
-      </w:r>
-      <w:r>
-        <w:rPr>
-          <w:lang w:val="en-US"/>
-        </w:rPr>
-        <w:t xml:space="preserve">FILE_PATH, </w:t>
-      </w:r>
-      <w:r>
-        <w:rPr>
-          <w:lang w:val="en-US"/>
-        </w:rPr>
-        <w:t>"</w:t>
-      </w:r>
-      <w:r>
-        <w:rPr>
-          <w:lang w:val="en-US"/>
-        </w:rPr>
-        <w:t>r</w:t>
-      </w:r>
-      <w:r>
-        <w:rPr>
-          <w:lang w:val="en-US"/>
-        </w:rPr>
-        <w:t>") as f:</w:t>
-      </w:r>
-    </w:p>
-    <w:p>
-      <w:pPr>
-        <w:pStyle w:val="ListParagraph"/>
-        <w:pBdr>
-          <w:top w:val="single" w:sz="4" w:space="1" w:color="auto"/>
-          <w:left w:val="single" w:sz="4" w:space="4" w:color="auto"/>
-          <w:bottom w:val="single" w:sz="4" w:space="1" w:color="auto"/>
-          <w:right w:val="single" w:sz="4" w:space="4" w:color="auto"/>
-        </w:pBdr>
-        <w:ind w:left="1080"/>
-        <w:rPr>
-          <w:lang w:val="en-US"/>
-        </w:rPr>
-      </w:pPr>
-      <w:r>
-        <w:rPr>
-          <w:lang w:val="en-US"/>
-        </w:rPr>
-        <w:t xml:space="preserve">    content = f.read()</w:t>
-      </w:r>
-    </w:p>
-    <w:p>
-      <w:pPr>
-        <w:pStyle w:val="ListParagraph"/>
-        <w:pBdr>
-          <w:top w:val="single" w:sz="4" w:space="1" w:color="auto"/>
-          <w:left w:val="single" w:sz="4" w:space="4" w:color="auto"/>
-          <w:bottom w:val="single" w:sz="4" w:space="1" w:color="auto"/>
-          <w:right w:val="single" w:sz="4" w:space="4" w:color="auto"/>
-        </w:pBdr>
-        <w:ind w:left="1080"/>
-        <w:rPr>
-          <w:lang w:val="en-US"/>
-        </w:rPr>
-      </w:pPr>
-    </w:p>
-    <w:p>
-      <w:pPr>
-        <w:pStyle w:val="ListParagraph"/>
-        <w:pBdr>
-          <w:top w:val="single" w:sz="4" w:space="1" w:color="auto"/>
-          <w:left w:val="single" w:sz="4" w:space="4" w:color="auto"/>
-          <w:bottom w:val="single" w:sz="4" w:space="1" w:color="auto"/>
-          <w:right w:val="single" w:sz="4" w:space="4" w:color="auto"/>
-        </w:pBdr>
-        <w:ind w:left="1080"/>
-        <w:rPr>
-          <w:lang w:val="en-US"/>
-        </w:rPr>
-      </w:pPr>
-      <w:r>
-        <w:rPr>
-          <w:lang w:val="en-US"/>
-        </w:rPr>
-        <w:t>content = re.sub(r'#.*', '', content)</w:t>
-      </w:r>
-    </w:p>
-    <w:p>
-      <w:pPr>
-        <w:pStyle w:val="ListParagraph"/>
-        <w:pBdr>
-          <w:top w:val="single" w:sz="4" w:space="1" w:color="auto"/>
-          <w:left w:val="single" w:sz="4" w:space="4" w:color="auto"/>
-          <w:bottom w:val="single" w:sz="4" w:space="1" w:color="auto"/>
-          <w:right w:val="single" w:sz="4" w:space="4" w:color="auto"/>
-        </w:pBdr>
-        <w:ind w:left="1080"/>
-        <w:rPr>
-          <w:lang w:val="en-US"/>
-        </w:rPr>
-      </w:pPr>
-      <w:r>
-        <w:rPr>
-          <w:lang w:val="en-US"/>
-        </w:rPr>
-        <w:t>content = re.sub(r"'''(.*?)'''", '', content, flags=re.DOTALL)</w:t>
-      </w:r>
-    </w:p>
-    <w:p>
-      <w:pPr>
-        <w:pStyle w:val="ListParagraph"/>
-        <w:pBdr>
-          <w:top w:val="single" w:sz="4" w:space="1" w:color="auto"/>
-          <w:left w:val="single" w:sz="4" w:space="4" w:color="auto"/>
-          <w:bottom w:val="single" w:sz="4" w:space="1" w:color="auto"/>
-          <w:right w:val="single" w:sz="4" w:space="4" w:color="auto"/>
-        </w:pBdr>
-        <w:ind w:left="1080"/>
-        <w:rPr>
-          <w:lang w:val="en-US"/>
-        </w:rPr>
-      </w:pPr>
-    </w:p>
-    <w:p>
-      <w:pPr>
-        <w:pStyle w:val="ListParagraph"/>
-        <w:pBdr>
-          <w:top w:val="single" w:sz="4" w:space="1" w:color="auto"/>
-          <w:left w:val="single" w:sz="4" w:space="4" w:color="auto"/>
-          <w:bottom w:val="single" w:sz="4" w:space="1" w:color="auto"/>
-          <w:right w:val="single" w:sz="4" w:space="4" w:color="auto"/>
-        </w:pBdr>
-        <w:ind w:left="1080"/>
-        <w:rPr>
-          <w:lang w:val="en-US"/>
-        </w:rPr>
-      </w:pPr>
-      <w:r>
-        <w:rPr>
-          <w:lang w:val="en-US"/>
-        </w:rPr>
-        <w:t>with open(</w:t>
-      </w:r>
-      <w:r>
-        <w:rPr>
-          <w:lang w:val="en-US"/>
-        </w:rPr>
-        <w:t>FILE_PATH</w:t>
-      </w:r>
-      <w:r>
-        <w:rPr>
-          <w:lang w:val="en-US"/>
-        </w:rPr>
-        <w:t>, 'w') as f:</w:t>
-      </w:r>
-    </w:p>
-    <w:p>
-      <w:pPr>
-        <w:pStyle w:val="ListParagraph"/>
-        <w:pBdr>
-          <w:top w:val="single" w:sz="4" w:space="1" w:color="auto"/>
-          <w:left w:val="single" w:sz="4" w:space="4" w:color="auto"/>
-          <w:bottom w:val="single" w:sz="4" w:space="1" w:color="auto"/>
-          <w:right w:val="single" w:sz="4" w:space="4" w:color="auto"/>
-        </w:pBdr>
-        <w:ind w:left="1080"/>
-        <w:rPr>
-          <w:lang w:val="en-US"/>
-        </w:rPr>
-      </w:pPr>
-      <w:r>
-        <w:rPr>
-          <w:lang w:val="en-US"/>
-        </w:rPr>
-        <w:t xml:space="preserve">    f.write(content)</w:t>
-      </w:r>
-    </w:p>
-    <w:p>
-      <w:pPr>
-        <w:pStyle w:val="ListParagraph"/>
-        <w:numPr>
-          <w:ilvl w:val="0"/>
-          <w:numId w:val="14"/>
-        </w:numPr>
-        <w:rPr>
-          <w:lang w:val="en-US"/>
-        </w:rPr>
-      </w:pPr>
-      <w:r>
-        <w:rPr>
-          <w:lang w:val="en-US"/>
-        </w:rPr>
-        <w:t>Xóa Toàn Bộ Doc String Trong 1 Python File?</w:t>
-      </w:r>
-    </w:p>
-    <w:p>
-      <w:pPr>
-        <w:pStyle w:val="ListParagraph"/>
-        <w:pBdr>
-          <w:top w:val="single" w:sz="4" w:space="1" w:color="auto"/>
-          <w:left w:val="single" w:sz="4" w:space="4" w:color="auto"/>
-          <w:bottom w:val="single" w:sz="4" w:space="1" w:color="auto"/>
-          <w:right w:val="single" w:sz="4" w:space="4" w:color="auto"/>
-        </w:pBdr>
-        <w:ind w:left="1080"/>
-        <w:rPr>
-          <w:lang w:val="en-US"/>
-        </w:rPr>
-      </w:pPr>
-      <w:r>
-        <w:rPr>
-          <w:lang w:val="en-US"/>
-        </w:rPr>
-        <w:t>import re</w:t>
-      </w:r>
-    </w:p>
-    <w:p>
-      <w:pPr>
-        <w:pStyle w:val="ListParagraph"/>
-        <w:pBdr>
-          <w:top w:val="single" w:sz="4" w:space="1" w:color="auto"/>
-          <w:left w:val="single" w:sz="4" w:space="4" w:color="auto"/>
-          <w:bottom w:val="single" w:sz="4" w:space="1" w:color="auto"/>
-          <w:right w:val="single" w:sz="4" w:space="4" w:color="auto"/>
-        </w:pBdr>
-        <w:ind w:left="1080"/>
-        <w:rPr>
-          <w:lang w:val="en-US"/>
-        </w:rPr>
-      </w:pPr>
-    </w:p>
-    <w:p>
-      <w:pPr>
-        <w:pStyle w:val="ListParagraph"/>
-        <w:pBdr>
-          <w:top w:val="single" w:sz="4" w:space="1" w:color="auto"/>
-          <w:left w:val="single" w:sz="4" w:space="4" w:color="auto"/>
-          <w:bottom w:val="single" w:sz="4" w:space="1" w:color="auto"/>
-          <w:right w:val="single" w:sz="4" w:space="4" w:color="auto"/>
-        </w:pBdr>
-        <w:ind w:left="1080"/>
-        <w:rPr>
-          <w:lang w:val="en-US"/>
-        </w:rPr>
-      </w:pPr>
-      <w:r>
-        <w:rPr>
-          <w:lang w:val="en-US"/>
-        </w:rPr>
-        <w:t>FILE_PATH = &lt;Đường Dẫn Tới File&gt;</w:t>
-      </w:r>
-    </w:p>
-    <w:p>
-      <w:pPr>
-        <w:pStyle w:val="ListParagraph"/>
-        <w:pBdr>
-          <w:top w:val="single" w:sz="4" w:space="1" w:color="auto"/>
-          <w:left w:val="single" w:sz="4" w:space="4" w:color="auto"/>
-          <w:bottom w:val="single" w:sz="4" w:space="1" w:color="auto"/>
-          <w:right w:val="single" w:sz="4" w:space="4" w:color="auto"/>
-        </w:pBdr>
-        <w:ind w:left="1080"/>
-        <w:rPr>
-          <w:lang w:val="en-US"/>
-        </w:rPr>
-      </w:pPr>
-    </w:p>
-    <w:p>
-      <w:pPr>
-        <w:pStyle w:val="ListParagraph"/>
-        <w:pBdr>
-          <w:top w:val="single" w:sz="4" w:space="1" w:color="auto"/>
-          <w:left w:val="single" w:sz="4" w:space="4" w:color="auto"/>
-          <w:bottom w:val="single" w:sz="4" w:space="1" w:color="auto"/>
-          <w:right w:val="single" w:sz="4" w:space="4" w:color="auto"/>
-        </w:pBdr>
-        <w:ind w:left="1080"/>
-        <w:rPr>
-          <w:lang w:val="en-US"/>
-        </w:rPr>
-      </w:pPr>
-      <w:r>
-        <w:rPr>
-          <w:lang w:val="en-US"/>
-        </w:rPr>
-        <w:t>with open(FILE_PATH, "r") as file:</w:t>
-      </w:r>
-    </w:p>
-    <w:p>
-      <w:pPr>
-        <w:pStyle w:val="ListParagraph"/>
-        <w:pBdr>
-          <w:top w:val="single" w:sz="4" w:space="1" w:color="auto"/>
-          <w:left w:val="single" w:sz="4" w:space="4" w:color="auto"/>
-          <w:bottom w:val="single" w:sz="4" w:space="1" w:color="auto"/>
-          <w:right w:val="single" w:sz="4" w:space="4" w:color="auto"/>
-        </w:pBdr>
-        <w:ind w:left="1080"/>
-        <w:rPr>
-          <w:lang w:val="en-US"/>
-        </w:rPr>
-      </w:pPr>
-      <w:r>
-        <w:rPr>
-          <w:lang w:val="en-US"/>
-        </w:rPr>
-        <w:t xml:space="preserve">    code = file.read()</w:t>
-      </w:r>
-    </w:p>
-    <w:p>
-      <w:pPr>
-        <w:pStyle w:val="ListParagraph"/>
-        <w:pBdr>
-          <w:top w:val="single" w:sz="4" w:space="1" w:color="auto"/>
-          <w:left w:val="single" w:sz="4" w:space="4" w:color="auto"/>
-          <w:bottom w:val="single" w:sz="4" w:space="1" w:color="auto"/>
-          <w:right w:val="single" w:sz="4" w:space="4" w:color="auto"/>
-        </w:pBdr>
-        <w:ind w:left="1080"/>
-        <w:rPr>
-          <w:lang w:val="en-US"/>
-        </w:rPr>
-      </w:pPr>
-      <w:r>
-        <w:rPr>
-          <w:lang w:val="en-US"/>
-        </w:rPr>
         <w:t xml:space="preserve">    pattern = r'r""".*?"""'</w:t>
       </w:r>
     </w:p>
@@ -7691,7 +7757,6 @@
         <w:rPr>
           <w:lang w:val="en-US"/>
         </w:rPr>
-        <w:lastRenderedPageBreak/>
         <w:t xml:space="preserve">    cleaned_code = re.sub(pattern, '', code, flags=re.DOTALL)</w:t>
       </w:r>
     </w:p>

--- a/python.docx
+++ b/python.docx
@@ -2557,6 +2557,244 @@
     </w:p>
     <w:p>
       <w:pPr>
+        <w:pStyle w:val="ListParagraph"/>
+        <w:numPr>
+          <w:ilvl w:val="0"/>
+          <w:numId w:val="4"/>
+        </w:numPr>
+        <w:rPr>
+          <w:lang w:val="en-US"/>
+        </w:rPr>
+      </w:pPr>
+      <w:r>
+        <w:rPr>
+          <w:lang w:val="en-US"/>
+        </w:rPr>
+        <w:t>Thay 1 Chuỗi Kí Tự Trong 1 String Thành Chuỗi Kí Tự Khác?</w:t>
+      </w:r>
+    </w:p>
+    <w:p>
+      <w:pPr>
+        <w:pStyle w:val="ListParagraph"/>
+        <w:pBdr>
+          <w:top w:val="single" w:sz="4" w:space="1" w:color="auto"/>
+          <w:left w:val="single" w:sz="4" w:space="4" w:color="auto"/>
+          <w:bottom w:val="single" w:sz="4" w:space="1" w:color="auto"/>
+          <w:right w:val="single" w:sz="4" w:space="4" w:color="auto"/>
+        </w:pBdr>
+        <w:ind w:left="1080"/>
+        <w:rPr>
+          <w:lang w:val="en-US"/>
+        </w:rPr>
+      </w:pPr>
+      <w:r>
+        <w:rPr>
+          <w:lang w:val="en-US"/>
+        </w:rPr>
+        <w:t>&lt;String Mới&gt; = &lt;String&gt;.replace(&lt;Chuỗi Kí Tự Gốc&gt;, &lt;Chuỗi Kí Tự Mới&gt;)</w:t>
+      </w:r>
+    </w:p>
+    <w:p>
+      <w:pPr>
+        <w:pStyle w:val="ListParagraph"/>
+        <w:numPr>
+          <w:ilvl w:val="0"/>
+          <w:numId w:val="3"/>
+        </w:numPr>
+        <w:rPr>
+          <w:lang w:val="en-US"/>
+        </w:rPr>
+      </w:pPr>
+      <w:r>
+        <w:rPr>
+          <w:lang w:val="en-US"/>
+        </w:rPr>
+        <w:t>Dò từ trái sang phải, và thế tất cả</w:t>
+      </w:r>
+    </w:p>
+    <w:p>
+      <w:pPr>
+        <w:pStyle w:val="ListParagraph"/>
+        <w:numPr>
+          <w:ilvl w:val="0"/>
+          <w:numId w:val="3"/>
+        </w:numPr>
+        <w:rPr>
+          <w:lang w:val="en-US"/>
+        </w:rPr>
+      </w:pPr>
+      <w:r>
+        <w:rPr>
+          <w:lang w:val="en-US"/>
+        </w:rPr>
+        <w:t>Ví dụ</w:t>
+      </w:r>
+    </w:p>
+    <w:p>
+      <w:pPr>
+        <w:pStyle w:val="ListParagraph"/>
+        <w:pBdr>
+          <w:top w:val="single" w:sz="4" w:space="1" w:color="auto"/>
+          <w:left w:val="single" w:sz="4" w:space="4" w:color="auto"/>
+          <w:bottom w:val="single" w:sz="4" w:space="1" w:color="auto"/>
+          <w:right w:val="single" w:sz="4" w:space="4" w:color="auto"/>
+        </w:pBdr>
+        <w:ind w:left="1080"/>
+        <w:rPr>
+          <w:lang w:val="en-US"/>
+        </w:rPr>
+      </w:pPr>
+      <w:r>
+        <w:rPr>
+          <w:lang w:val="en-US"/>
+        </w:rPr>
+        <w:t>foo = bar.replace(".h", "abc")</w:t>
+      </w:r>
+    </w:p>
+    <w:p>
+      <w:pPr>
+        <w:pStyle w:val="ListParagraph"/>
+        <w:numPr>
+          <w:ilvl w:val="0"/>
+          <w:numId w:val="3"/>
+        </w:numPr>
+        <w:rPr>
+          <w:lang w:val="en-US"/>
+        </w:rPr>
+      </w:pPr>
+      <w:bookmarkStart w:id="0" w:name="_GoBack"/>
+      <w:bookmarkEnd w:id="0"/>
+      <w:r>
+        <w:rPr>
+          <w:lang w:val="en-US"/>
+        </w:rPr>
+        <w:t>Ta có</w:t>
+      </w:r>
+    </w:p>
+    <w:tbl>
+      <w:tblPr>
+        <w:tblStyle w:val="TableGrid"/>
+        <w:tblW w:w="0" w:type="auto"/>
+        <w:tblInd w:w="1080" w:type="dxa"/>
+        <w:tblLook w:val="04A0" w:firstRow="1" w:lastRow="0" w:firstColumn="1" w:lastColumn="0" w:noHBand="0" w:noVBand="1"/>
+      </w:tblPr>
+      <w:tblGrid>
+        <w:gridCol w:w="4546"/>
+        <w:gridCol w:w="4751"/>
+      </w:tblGrid>
+      <w:tr>
+        <w:tc>
+          <w:tcPr>
+            <w:tcW w:w="5188" w:type="dxa"/>
+            <w:vAlign w:val="center"/>
+          </w:tcPr>
+          <w:p>
+            <w:pPr>
+              <w:pStyle w:val="ListParagraph"/>
+              <w:ind w:left="0"/>
+              <w:jc w:val="center"/>
+              <w:rPr>
+                <w:lang w:val="en-US"/>
+              </w:rPr>
+            </w:pPr>
+            <w:r>
+              <w:rPr>
+                <w:lang w:val="en-US"/>
+              </w:rPr>
+              <w:t>bar</w:t>
+            </w:r>
+          </w:p>
+        </w:tc>
+        <w:tc>
+          <w:tcPr>
+            <w:tcW w:w="5189" w:type="dxa"/>
+            <w:vAlign w:val="center"/>
+          </w:tcPr>
+          <w:p>
+            <w:pPr>
+              <w:pStyle w:val="ListParagraph"/>
+              <w:ind w:left="0"/>
+              <w:jc w:val="center"/>
+              <w:rPr>
+                <w:lang w:val="en-US"/>
+              </w:rPr>
+            </w:pPr>
+            <w:r>
+              <w:rPr>
+                <w:lang w:val="en-US"/>
+              </w:rPr>
+              <w:t>"</w:t>
+            </w:r>
+            <w:r>
+              <w:rPr>
+                <w:lang w:val="en-US"/>
+              </w:rPr>
+              <w:t>concucac.h.h”</w:t>
+            </w:r>
+          </w:p>
+        </w:tc>
+      </w:tr>
+      <w:tr>
+        <w:tc>
+          <w:tcPr>
+            <w:tcW w:w="5188" w:type="dxa"/>
+            <w:vAlign w:val="center"/>
+          </w:tcPr>
+          <w:p>
+            <w:pPr>
+              <w:pStyle w:val="ListParagraph"/>
+              <w:ind w:left="0"/>
+              <w:jc w:val="center"/>
+              <w:rPr>
+                <w:lang w:val="en-US"/>
+              </w:rPr>
+            </w:pPr>
+            <w:r>
+              <w:rPr>
+                <w:lang w:val="en-US"/>
+              </w:rPr>
+              <w:t>foo</w:t>
+            </w:r>
+          </w:p>
+        </w:tc>
+        <w:tc>
+          <w:tcPr>
+            <w:tcW w:w="5189" w:type="dxa"/>
+            <w:vAlign w:val="center"/>
+          </w:tcPr>
+          <w:p>
+            <w:pPr>
+              <w:pStyle w:val="ListParagraph"/>
+              <w:ind w:left="0"/>
+              <w:jc w:val="center"/>
+              <w:rPr>
+                <w:lang w:val="en-US"/>
+              </w:rPr>
+            </w:pPr>
+            <w:r>
+              <w:rPr>
+                <w:lang w:val="en-US"/>
+              </w:rPr>
+              <w:t>"</w:t>
+            </w:r>
+            <w:r>
+              <w:rPr>
+                <w:lang w:val="en-US"/>
+              </w:rPr>
+              <w:t>concucacabcabc</w:t>
+            </w:r>
+            <w:r>
+              <w:rPr>
+                <w:lang w:val="en-US"/>
+              </w:rPr>
+              <w:t>"</w:t>
+            </w:r>
+          </w:p>
+        </w:tc>
+      </w:tr>
+    </w:tbl>
+    <w:p>
+      <w:pPr>
         <w:rPr>
           <w:lang w:val="en-US"/>
         </w:rPr>
@@ -2596,6 +2834,93 @@
     <w:p>
       <w:pPr>
         <w:pStyle w:val="ListParagraph"/>
+        <w:pBdr>
+          <w:top w:val="single" w:sz="4" w:space="1" w:color="auto"/>
+          <w:left w:val="single" w:sz="4" w:space="4" w:color="auto"/>
+          <w:bottom w:val="single" w:sz="4" w:space="1" w:color="auto"/>
+          <w:right w:val="single" w:sz="4" w:space="4" w:color="auto"/>
+        </w:pBdr>
+        <w:ind w:left="1080"/>
+        <w:rPr>
+          <w:lang w:val="en-US"/>
+        </w:rPr>
+      </w:pPr>
+      <w:r>
+        <w:rPr>
+          <w:lang w:val="en-US"/>
+        </w:rPr>
+        <w:t>&lt;List&gt;.append(&lt;Phần Tử&gt;)</w:t>
+      </w:r>
+    </w:p>
+    <w:p>
+      <w:pPr>
+        <w:pStyle w:val="ListParagraph"/>
+        <w:numPr>
+          <w:ilvl w:val="0"/>
+          <w:numId w:val="9"/>
+        </w:numPr>
+        <w:rPr>
+          <w:lang w:val="en-US"/>
+        </w:rPr>
+      </w:pPr>
+      <w:r>
+        <w:rPr>
+          <w:lang w:val="en-US"/>
+        </w:rPr>
+        <w:t>Cách Lặp 1 Lúc Qua 2 Đối Tượng Iterable?</w:t>
+      </w:r>
+    </w:p>
+    <w:p>
+      <w:pPr>
+        <w:pStyle w:val="ListParagraph"/>
+        <w:pBdr>
+          <w:top w:val="single" w:sz="4" w:space="1" w:color="auto"/>
+          <w:left w:val="single" w:sz="4" w:space="4" w:color="auto"/>
+          <w:bottom w:val="single" w:sz="4" w:space="1" w:color="auto"/>
+          <w:right w:val="single" w:sz="4" w:space="4" w:color="auto"/>
+        </w:pBdr>
+        <w:ind w:left="1080"/>
+        <w:rPr>
+          <w:lang w:val="en-US"/>
+        </w:rPr>
+      </w:pPr>
+      <w:r>
+        <w:rPr>
+          <w:lang w:val="en-US"/>
+        </w:rPr>
+        <w:t>For &lt;Phần Tử Của A&gt;, &lt;Phần Tử Của B&gt; in zip(&lt;A&gt;, &lt;B&gt;):</w:t>
+      </w:r>
+    </w:p>
+    <w:p>
+      <w:pPr>
+        <w:pStyle w:val="ListParagraph"/>
+        <w:pBdr>
+          <w:top w:val="single" w:sz="4" w:space="1" w:color="auto"/>
+          <w:left w:val="single" w:sz="4" w:space="4" w:color="auto"/>
+          <w:bottom w:val="single" w:sz="4" w:space="1" w:color="auto"/>
+          <w:right w:val="single" w:sz="4" w:space="4" w:color="auto"/>
+        </w:pBdr>
+        <w:ind w:left="1080"/>
+        <w:rPr>
+          <w:lang w:val="en-US"/>
+        </w:rPr>
+      </w:pPr>
+      <w:r>
+        <w:rPr>
+          <w:lang w:val="en-US"/>
+        </w:rPr>
+        <w:t xml:space="preserve">    </w:t>
+      </w:r>
+      <w:r>
+        <w:rPr>
+          <w:lang w:val="en-US"/>
+        </w:rPr>
+        <w:t>&lt;Làm Gì Đó Với Phần Tử Của A Và B&gt;</w:t>
+      </w:r>
+    </w:p>
+    <w:p>
+      <w:pPr>
+        <w:pStyle w:val="ListParagraph"/>
         <w:numPr>
           <w:ilvl w:val="0"/>
           <w:numId w:val="3"/>
@@ -2608,7 +2933,7 @@
         <w:rPr>
           <w:lang w:val="en-US"/>
         </w:rPr>
-        <w:t>&lt;List&gt;.append(&lt;Phần Tử&gt;)</w:t>
+        <w:t>“zip(&lt;A&gt;, &lt;B&gt;)” giống như ma trận với dòng 1 là A và dòng 2 là B sau đó chuyển vị</w:t>
       </w:r>
     </w:p>
     <w:p>
@@ -2626,55 +2951,25 @@
         <w:rPr>
           <w:lang w:val="en-US"/>
         </w:rPr>
-        <w:t>Cách Lặp 1 Lúc Qua 2 Đối Tượng Iterable?</w:t>
-      </w:r>
-    </w:p>
-    <w:p>
-      <w:pPr>
-        <w:pStyle w:val="ListParagraph"/>
-        <w:pBdr>
-          <w:top w:val="single" w:sz="4" w:space="1" w:color="auto"/>
-          <w:left w:val="single" w:sz="4" w:space="4" w:color="auto"/>
-          <w:bottom w:val="single" w:sz="4" w:space="1" w:color="auto"/>
-          <w:right w:val="single" w:sz="4" w:space="4" w:color="auto"/>
-        </w:pBdr>
-        <w:ind w:left="1080"/>
-        <w:rPr>
-          <w:lang w:val="en-US"/>
-        </w:rPr>
-      </w:pPr>
-      <w:r>
-        <w:rPr>
-          <w:lang w:val="en-US"/>
-        </w:rPr>
-        <w:t>For &lt;Phần Tử Của A&gt;, &lt;Phần Tử Của B&gt; in zip(&lt;A&gt;, &lt;B&gt;):</w:t>
-      </w:r>
-    </w:p>
-    <w:p>
-      <w:pPr>
-        <w:pStyle w:val="ListParagraph"/>
-        <w:pBdr>
-          <w:top w:val="single" w:sz="4" w:space="1" w:color="auto"/>
-          <w:left w:val="single" w:sz="4" w:space="4" w:color="auto"/>
-          <w:bottom w:val="single" w:sz="4" w:space="1" w:color="auto"/>
-          <w:right w:val="single" w:sz="4" w:space="4" w:color="auto"/>
-        </w:pBdr>
-        <w:ind w:left="1080"/>
-        <w:rPr>
-          <w:lang w:val="en-US"/>
-        </w:rPr>
-      </w:pPr>
-      <w:r>
-        <w:rPr>
-          <w:lang w:val="en-US"/>
-        </w:rPr>
-        <w:t xml:space="preserve">    </w:t>
-      </w:r>
-      <w:r>
-        <w:rPr>
-          <w:lang w:val="en-US"/>
-        </w:rPr>
-        <w:t>&lt;Làm Gì Đó Với Phần Tử Của A Và B&gt;</w:t>
+        <w:t xml:space="preserve">Quy </w:t>
+      </w:r>
+      <w:r>
+        <w:rPr>
+          <w:lang w:val="en-US"/>
+        </w:rPr>
+        <w:t xml:space="preserve">Tắc Tạo Đối Tượng </w:t>
+      </w:r>
+      <w:r>
+        <w:rPr>
+          <w:lang w:val="en-US"/>
+        </w:rPr>
+        <w:t xml:space="preserve">Iterable </w:t>
+      </w:r>
+      <w:r>
+        <w:rPr>
+          <w:lang w:val="en-US"/>
+        </w:rPr>
+        <w:t>Con?</w:t>
       </w:r>
     </w:p>
     <w:p>
@@ -2692,7 +2987,28 @@
         <w:rPr>
           <w:lang w:val="en-US"/>
         </w:rPr>
-        <w:t>“zip(&lt;A&gt;, &lt;B&gt;)” giống như ma trận với dòng 1 là A và dòng 2 là B sau đó chuyển vị</w:t>
+        <w:t>Cho A là 1 đối tượng Iterable, để trả về các phần tử có số thứ tự từ a đến b, viết</w:t>
+      </w:r>
+    </w:p>
+    <w:p>
+      <w:pPr>
+        <w:pStyle w:val="ListParagraph"/>
+        <w:pBdr>
+          <w:top w:val="single" w:sz="4" w:space="1" w:color="auto"/>
+          <w:left w:val="single" w:sz="4" w:space="4" w:color="auto"/>
+          <w:bottom w:val="single" w:sz="4" w:space="1" w:color="auto"/>
+          <w:right w:val="single" w:sz="4" w:space="4" w:color="auto"/>
+        </w:pBdr>
+        <w:ind w:left="1080"/>
+        <w:rPr>
+          <w:lang w:val="en-US"/>
+        </w:rPr>
+      </w:pPr>
+      <w:r>
+        <w:rPr>
+          <w:lang w:val="en-US"/>
+        </w:rPr>
+        <w:t>A[a : b + 1]</w:t>
       </w:r>
     </w:p>
     <w:p>
@@ -2710,25 +3026,28 @@
         <w:rPr>
           <w:lang w:val="en-US"/>
         </w:rPr>
-        <w:t xml:space="preserve">Quy </w:t>
-      </w:r>
-      <w:r>
-        <w:rPr>
-          <w:lang w:val="en-US"/>
-        </w:rPr>
-        <w:t xml:space="preserve">Tắc Tạo Đối Tượng </w:t>
-      </w:r>
-      <w:r>
-        <w:rPr>
-          <w:lang w:val="en-US"/>
-        </w:rPr>
-        <w:t xml:space="preserve">Iterable </w:t>
-      </w:r>
-      <w:r>
-        <w:rPr>
-          <w:lang w:val="en-US"/>
-        </w:rPr>
-        <w:t>Con?</w:t>
+        <w:t>Trả Về Phiên Bản Đảo Chiều 1 Iterable?</w:t>
+      </w:r>
+    </w:p>
+    <w:p>
+      <w:pPr>
+        <w:pStyle w:val="ListParagraph"/>
+        <w:pBdr>
+          <w:top w:val="single" w:sz="4" w:space="1" w:color="auto"/>
+          <w:left w:val="single" w:sz="4" w:space="4" w:color="auto"/>
+          <w:bottom w:val="single" w:sz="4" w:space="1" w:color="auto"/>
+          <w:right w:val="single" w:sz="4" w:space="4" w:color="auto"/>
+        </w:pBdr>
+        <w:ind w:left="1080"/>
+        <w:rPr>
+          <w:lang w:val="en-US"/>
+        </w:rPr>
+      </w:pPr>
+      <w:r>
+        <w:rPr>
+          <w:lang w:val="en-US"/>
+        </w:rPr>
+        <w:t>&lt;Iterable&gt;[::-1]</w:t>
       </w:r>
     </w:p>
     <w:p>
@@ -2746,30 +3065,152 @@
         <w:rPr>
           <w:lang w:val="en-US"/>
         </w:rPr>
-        <w:t>Cho A là 1 đối tượng Iterable, để trả về các phần tử có số thứ tự từ a đến b, viết</w:t>
-      </w:r>
-    </w:p>
-    <w:p>
-      <w:pPr>
-        <w:pStyle w:val="ListParagraph"/>
-        <w:pBdr>
-          <w:top w:val="single" w:sz="4" w:space="1" w:color="auto"/>
-          <w:left w:val="single" w:sz="4" w:space="4" w:color="auto"/>
-          <w:bottom w:val="single" w:sz="4" w:space="1" w:color="auto"/>
-          <w:right w:val="single" w:sz="4" w:space="4" w:color="auto"/>
-        </w:pBdr>
-        <w:ind w:left="1080"/>
-        <w:rPr>
-          <w:lang w:val="en-US"/>
-        </w:rPr>
-      </w:pPr>
-      <w:r>
-        <w:rPr>
-          <w:lang w:val="en-US"/>
-        </w:rPr>
-        <w:t>A[a : b + 1]</w:t>
-      </w:r>
-    </w:p>
+        <w:t>Ví dụ</w:t>
+      </w:r>
+    </w:p>
+    <w:p>
+      <w:pPr>
+        <w:pStyle w:val="ListParagraph"/>
+        <w:pBdr>
+          <w:top w:val="single" w:sz="4" w:space="1" w:color="auto"/>
+          <w:left w:val="single" w:sz="4" w:space="4" w:color="auto"/>
+          <w:bottom w:val="single" w:sz="4" w:space="1" w:color="auto"/>
+          <w:right w:val="single" w:sz="4" w:space="4" w:color="auto"/>
+        </w:pBdr>
+        <w:ind w:left="1080"/>
+        <w:rPr>
+          <w:lang w:val="en-US"/>
+        </w:rPr>
+      </w:pPr>
+      <w:r>
+        <w:rPr>
+          <w:lang w:val="en-US"/>
+        </w:rPr>
+        <w:t>foo = bar[::-1]</w:t>
+      </w:r>
+    </w:p>
+    <w:p>
+      <w:pPr>
+        <w:pStyle w:val="ListParagraph"/>
+        <w:numPr>
+          <w:ilvl w:val="0"/>
+          <w:numId w:val="3"/>
+        </w:numPr>
+        <w:rPr>
+          <w:lang w:val="en-US"/>
+        </w:rPr>
+      </w:pPr>
+      <w:r>
+        <w:rPr>
+          <w:lang w:val="en-US"/>
+        </w:rPr>
+        <w:t>Ta có</w:t>
+      </w:r>
+    </w:p>
+    <w:tbl>
+      <w:tblPr>
+        <w:tblStyle w:val="TableGrid"/>
+        <w:tblW w:w="0" w:type="auto"/>
+        <w:tblInd w:w="1080" w:type="dxa"/>
+        <w:tblLook w:val="04A0" w:firstRow="1" w:lastRow="0" w:firstColumn="1" w:lastColumn="0" w:noHBand="0" w:noVBand="1"/>
+      </w:tblPr>
+      <w:tblGrid>
+        <w:gridCol w:w="4652"/>
+        <w:gridCol w:w="4645"/>
+      </w:tblGrid>
+      <w:tr>
+        <w:tc>
+          <w:tcPr>
+            <w:tcW w:w="5188" w:type="dxa"/>
+            <w:vAlign w:val="center"/>
+          </w:tcPr>
+          <w:p>
+            <w:pPr>
+              <w:pStyle w:val="ListParagraph"/>
+              <w:ind w:left="0"/>
+              <w:jc w:val="center"/>
+              <w:rPr>
+                <w:lang w:val="en-US"/>
+              </w:rPr>
+            </w:pPr>
+            <w:r>
+              <w:rPr>
+                <w:lang w:val="en-US"/>
+              </w:rPr>
+              <w:t>bar</w:t>
+            </w:r>
+          </w:p>
+        </w:tc>
+        <w:tc>
+          <w:tcPr>
+            <w:tcW w:w="5189" w:type="dxa"/>
+            <w:vAlign w:val="center"/>
+          </w:tcPr>
+          <w:p>
+            <w:pPr>
+              <w:pStyle w:val="ListParagraph"/>
+              <w:ind w:left="0"/>
+              <w:jc w:val="center"/>
+              <w:rPr>
+                <w:lang w:val="en-US"/>
+              </w:rPr>
+            </w:pPr>
+            <w:r>
+              <w:rPr>
+                <w:lang w:val="en-US"/>
+              </w:rPr>
+              <w:t>[1, 2, 3, 4]</w:t>
+            </w:r>
+          </w:p>
+        </w:tc>
+      </w:tr>
+      <w:tr>
+        <w:tc>
+          <w:tcPr>
+            <w:tcW w:w="5188" w:type="dxa"/>
+            <w:vAlign w:val="center"/>
+          </w:tcPr>
+          <w:p>
+            <w:pPr>
+              <w:pStyle w:val="ListParagraph"/>
+              <w:ind w:left="0"/>
+              <w:jc w:val="center"/>
+              <w:rPr>
+                <w:lang w:val="en-US"/>
+              </w:rPr>
+            </w:pPr>
+            <w:r>
+              <w:rPr>
+                <w:lang w:val="en-US"/>
+              </w:rPr>
+              <w:t>foo</w:t>
+            </w:r>
+          </w:p>
+        </w:tc>
+        <w:tc>
+          <w:tcPr>
+            <w:tcW w:w="5189" w:type="dxa"/>
+            <w:vAlign w:val="center"/>
+          </w:tcPr>
+          <w:p>
+            <w:pPr>
+              <w:pStyle w:val="ListParagraph"/>
+              <w:ind w:left="0"/>
+              <w:jc w:val="center"/>
+              <w:rPr>
+                <w:lang w:val="en-US"/>
+              </w:rPr>
+            </w:pPr>
+            <w:r>
+              <w:rPr>
+                <w:lang w:val="en-US"/>
+              </w:rPr>
+              <w:t>[4, 3, 2, 1]</w:t>
+            </w:r>
+          </w:p>
+        </w:tc>
+      </w:tr>
+    </w:tbl>
     <w:p>
       <w:pPr>
         <w:pStyle w:val="ListParagraph"/>
@@ -3085,47 +3526,498 @@
         <w:rPr>
           <w:lang w:val="en-US"/>
         </w:rPr>
+        <w:t>Giống như tập hợp bình thường trong toán nghĩa là không quan tâm thứ tự, mỗi phần tử là độc nhất</w:t>
+      </w:r>
+    </w:p>
+    <w:p>
+      <w:pPr>
+        <w:pStyle w:val="ListParagraph"/>
+        <w:numPr>
+          <w:ilvl w:val="0"/>
+          <w:numId w:val="5"/>
+        </w:numPr>
+        <w:rPr>
+          <w:lang w:val="en-US"/>
+        </w:rPr>
+      </w:pPr>
+      <w:r>
+        <w:rPr>
+          <w:lang w:val="en-US"/>
+        </w:rPr>
+        <w:t>Tạo Nhanh 1 Set?</w:t>
+      </w:r>
+    </w:p>
+    <w:p>
+      <w:pPr>
+        <w:pStyle w:val="ListParagraph"/>
+        <w:pBdr>
+          <w:top w:val="single" w:sz="4" w:space="1" w:color="auto"/>
+          <w:left w:val="single" w:sz="4" w:space="4" w:color="auto"/>
+          <w:bottom w:val="single" w:sz="4" w:space="1" w:color="auto"/>
+          <w:right w:val="single" w:sz="4" w:space="4" w:color="auto"/>
+        </w:pBdr>
+        <w:ind w:left="1080"/>
+        <w:rPr>
+          <w:lang w:val="en-US"/>
+        </w:rPr>
+      </w:pPr>
+      <w:r>
+        <w:rPr>
+          <w:lang w:val="en-US"/>
+        </w:rPr>
+        <w:t>&lt;Biến&gt; = {&lt;Các giá trị&gt;}</w:t>
+      </w:r>
+    </w:p>
+    <w:p>
+      <w:pPr>
+        <w:pStyle w:val="ListParagraph"/>
+        <w:numPr>
+          <w:ilvl w:val="0"/>
+          <w:numId w:val="3"/>
+        </w:numPr>
+        <w:rPr>
+          <w:lang w:val="en-US"/>
+        </w:rPr>
+      </w:pPr>
+      <w:r>
+        <w:rPr>
+          <w:lang w:val="en-US"/>
+        </w:rPr>
+        <w:t>Ví dụ</w:t>
+      </w:r>
+    </w:p>
+    <w:p>
+      <w:pPr>
+        <w:pStyle w:val="ListParagraph"/>
+        <w:pBdr>
+          <w:top w:val="single" w:sz="4" w:space="1" w:color="auto"/>
+          <w:left w:val="single" w:sz="4" w:space="4" w:color="auto"/>
+          <w:bottom w:val="single" w:sz="4" w:space="1" w:color="auto"/>
+          <w:right w:val="single" w:sz="4" w:space="4" w:color="auto"/>
+        </w:pBdr>
+        <w:ind w:left="1080"/>
+        <w:rPr>
+          <w:lang w:val="en-US"/>
+        </w:rPr>
+      </w:pPr>
+      <w:r>
+        <w:rPr>
+          <w:lang w:val="en-US"/>
+        </w:rPr>
+        <w:t>foo = {1, 2, “bar”}</w:t>
+      </w:r>
+    </w:p>
+    <w:p>
+      <w:pPr>
+        <w:rPr>
+          <w:lang w:val="en-US"/>
+        </w:rPr>
+      </w:pPr>
+    </w:p>
+    <w:p>
+      <w:pPr>
+        <w:rPr>
+          <w:lang w:val="en-US"/>
+        </w:rPr>
+      </w:pPr>
+      <w:r>
+        <w:rPr>
+          <w:lang w:val="en-US"/>
+        </w:rPr>
+        <w:t>Enumerate – Liệt Kê:</w:t>
+      </w:r>
+    </w:p>
+    <w:p>
+      <w:pPr>
+        <w:pStyle w:val="ListParagraph"/>
+        <w:numPr>
+          <w:ilvl w:val="0"/>
+          <w:numId w:val="6"/>
+        </w:numPr>
+        <w:rPr>
+          <w:lang w:val="en-US"/>
+        </w:rPr>
+      </w:pPr>
+      <w:r>
+        <w:rPr>
+          <w:lang w:val="en-US"/>
+        </w:rPr>
+        <w:t>Enumerate Giải Thích Dễ Hiểu?</w:t>
+      </w:r>
+    </w:p>
+    <w:p>
+      <w:pPr>
+        <w:pStyle w:val="ListParagraph"/>
+        <w:numPr>
+          <w:ilvl w:val="0"/>
+          <w:numId w:val="3"/>
+        </w:numPr>
+        <w:rPr>
+          <w:lang w:val="en-US"/>
+        </w:rPr>
+      </w:pPr>
+      <w:r>
+        <w:rPr>
+          <w:lang w:val="en-US"/>
+        </w:rPr>
+        <w:t>Giống như liệt kê bình thường, đánh số theo thứ tự 0, 1, 2, … ứng với các giá trị nào đó</w:t>
+      </w:r>
+    </w:p>
+    <w:p>
+      <w:pPr>
+        <w:pStyle w:val="ListParagraph"/>
+        <w:numPr>
+          <w:ilvl w:val="0"/>
+          <w:numId w:val="6"/>
+        </w:numPr>
+        <w:rPr>
+          <w:lang w:val="en-US"/>
+        </w:rPr>
+      </w:pPr>
+      <w:r>
+        <w:rPr>
+          <w:lang w:val="en-US"/>
+        </w:rPr>
+        <w:t>Tạo 1 Enumerate?</w:t>
+      </w:r>
+    </w:p>
+    <w:p>
+      <w:pPr>
+        <w:pStyle w:val="ListParagraph"/>
+        <w:pBdr>
+          <w:top w:val="single" w:sz="4" w:space="1" w:color="auto"/>
+          <w:left w:val="single" w:sz="4" w:space="4" w:color="auto"/>
+          <w:bottom w:val="single" w:sz="4" w:space="1" w:color="auto"/>
+          <w:right w:val="single" w:sz="4" w:space="4" w:color="auto"/>
+        </w:pBdr>
+        <w:ind w:left="1080"/>
+        <w:rPr>
+          <w:lang w:val="en-US"/>
+        </w:rPr>
+      </w:pPr>
+      <w:r>
+        <w:rPr>
+          <w:lang w:val="en-US"/>
+        </w:rPr>
+        <w:t>&lt;Biến&gt; = enumerate(&lt;Mảng&gt;</w:t>
+      </w:r>
+      <w:r>
+        <w:rPr>
+          <w:lang w:val="en-US"/>
+        </w:rPr>
+        <w:t>, &lt;Start&gt;</w:t>
+      </w:r>
+      <w:r>
+        <w:rPr>
+          <w:lang w:val="en-US"/>
+        </w:rPr>
+        <w:t>)</w:t>
+      </w:r>
+    </w:p>
+    <w:p>
+      <w:pPr>
+        <w:pStyle w:val="ListParagraph"/>
+        <w:numPr>
+          <w:ilvl w:val="0"/>
+          <w:numId w:val="3"/>
+        </w:numPr>
+        <w:rPr>
+          <w:lang w:val="en-US"/>
+        </w:rPr>
+      </w:pPr>
+      <w:r>
+        <w:rPr>
+          <w:lang w:val="en-US"/>
+        </w:rPr>
+        <w:t>Mỗi phần tử trong &lt;Biến&gt; sẽ có 2 giá trị, đầu tiên là số thứ tự, thứ 2 là giá trị tương ứng trong mảng</w:t>
+      </w:r>
+    </w:p>
+    <w:p>
+      <w:pPr>
+        <w:pStyle w:val="ListParagraph"/>
+        <w:numPr>
+          <w:ilvl w:val="0"/>
+          <w:numId w:val="3"/>
+        </w:numPr>
+        <w:rPr>
+          <w:lang w:val="en-US"/>
+        </w:rPr>
+      </w:pPr>
+      <w:r>
+        <w:rPr>
+          <w:lang w:val="en-US"/>
+        </w:rPr>
+        <w:t>Số thứ tự đầu tiên là &lt;Start&gt;</w:t>
+      </w:r>
+    </w:p>
+    <w:p>
+      <w:pPr>
+        <w:pStyle w:val="ListParagraph"/>
+        <w:numPr>
+          <w:ilvl w:val="0"/>
+          <w:numId w:val="3"/>
+        </w:numPr>
+        <w:rPr>
+          <w:lang w:val="en-US"/>
+        </w:rPr>
+      </w:pPr>
+      <w:r>
+        <w:rPr>
+          <w:lang w:val="en-US"/>
+        </w:rPr>
+        <w:t>Ví dụ</w:t>
+      </w:r>
+    </w:p>
+    <w:p>
+      <w:pPr>
+        <w:pStyle w:val="ListParagraph"/>
+        <w:pBdr>
+          <w:top w:val="single" w:sz="4" w:space="1" w:color="auto"/>
+          <w:left w:val="single" w:sz="4" w:space="4" w:color="auto"/>
+          <w:bottom w:val="single" w:sz="4" w:space="1" w:color="auto"/>
+          <w:right w:val="single" w:sz="4" w:space="4" w:color="auto"/>
+        </w:pBdr>
+        <w:ind w:left="1080"/>
+        <w:rPr>
+          <w:lang w:val="en-US"/>
+        </w:rPr>
+      </w:pPr>
+      <w:r>
+        <w:rPr>
+          <w:lang w:val="en-US"/>
+        </w:rPr>
+        <w:t>foo = enumerate([5, ‘a’, 4]</w:t>
+      </w:r>
+      <w:r>
+        <w:rPr>
+          <w:lang w:val="en-US"/>
+        </w:rPr>
+        <w:t>, 2</w:t>
+      </w:r>
+      <w:r>
+        <w:rPr>
+          <w:lang w:val="en-US"/>
+        </w:rPr>
+        <w:t>)</w:t>
+      </w:r>
+    </w:p>
+    <w:p>
+      <w:pPr>
+        <w:pStyle w:val="ListParagraph"/>
+        <w:numPr>
+          <w:ilvl w:val="0"/>
+          <w:numId w:val="3"/>
+        </w:numPr>
+        <w:rPr>
+          <w:lang w:val="en-US"/>
+        </w:rPr>
+      </w:pPr>
+      <w:r>
+        <w:rPr>
+          <w:lang w:val="en-US"/>
+        </w:rPr>
+        <w:t>foo giống kiể</w:t>
+      </w:r>
+      <w:r>
+        <w:rPr>
+          <w:lang w:val="en-US"/>
+        </w:rPr>
+        <w:t>u {2 : 5, 3 : ‘a’, 4</w:t>
+      </w:r>
+      <w:r>
+        <w:rPr>
+          <w:lang w:val="en-US"/>
+        </w:rPr>
+        <w:t xml:space="preserve"> : 4}</w:t>
+      </w:r>
+    </w:p>
+    <w:p>
+      <w:pPr>
+        <w:rPr>
+          <w:lang w:val="en-US"/>
+        </w:rPr>
+      </w:pPr>
+    </w:p>
+    <w:p>
+      <w:pPr>
+        <w:rPr>
+          <w:lang w:val="en-US"/>
+        </w:rPr>
+      </w:pPr>
+      <w:r>
+        <w:rPr>
+          <w:lang w:val="en-US"/>
+        </w:rPr>
+        <w:t>Dictionary – Từ Điển:</w:t>
+      </w:r>
+    </w:p>
+    <w:p>
+      <w:pPr>
+        <w:pStyle w:val="ListParagraph"/>
+        <w:numPr>
+          <w:ilvl w:val="0"/>
+          <w:numId w:val="8"/>
+        </w:numPr>
+        <w:rPr>
+          <w:lang w:val="en-US"/>
+        </w:rPr>
+      </w:pPr>
+      <w:r>
+        <w:rPr>
+          <w:lang w:val="en-US"/>
+        </w:rPr>
+        <w:t>Dictionary Giải Thích?</w:t>
+      </w:r>
+    </w:p>
+    <w:p>
+      <w:pPr>
+        <w:pStyle w:val="ListParagraph"/>
+        <w:numPr>
+          <w:ilvl w:val="0"/>
+          <w:numId w:val="3"/>
+        </w:numPr>
+        <w:rPr>
+          <w:lang w:val="en-US"/>
+        </w:rPr>
+      </w:pPr>
+      <w:r>
+        <w:rPr>
+          <w:lang w:val="en-US"/>
+        </w:rPr>
+        <w:t>Giống như từ điển bình thường, bạn tra từ để tìm giải thích của nó, giống Set, nhưng mỗi phần tử gồm 2 thằng là Key và giá trị, dùng Key để truy xuất giá trị</w:t>
+      </w:r>
+    </w:p>
+    <w:p>
+      <w:pPr>
+        <w:pStyle w:val="ListParagraph"/>
+        <w:numPr>
+          <w:ilvl w:val="0"/>
+          <w:numId w:val="8"/>
+        </w:numPr>
+        <w:rPr>
+          <w:lang w:val="en-US"/>
+        </w:rPr>
+      </w:pPr>
+      <w:r>
+        <w:rPr>
+          <w:lang w:val="en-US"/>
+        </w:rPr>
+        <w:t>Tạo Nhanh 1 Dictionary?</w:t>
+      </w:r>
+    </w:p>
+    <w:p>
+      <w:pPr>
+        <w:pStyle w:val="ListParagraph"/>
+        <w:pBdr>
+          <w:top w:val="single" w:sz="4" w:space="1" w:color="auto"/>
+          <w:left w:val="single" w:sz="4" w:space="4" w:color="auto"/>
+          <w:bottom w:val="single" w:sz="4" w:space="1" w:color="auto"/>
+          <w:right w:val="single" w:sz="4" w:space="4" w:color="auto"/>
+        </w:pBdr>
+        <w:ind w:left="1080"/>
+        <w:rPr>
+          <w:lang w:val="en-US"/>
+        </w:rPr>
+      </w:pPr>
+      <w:r>
+        <w:rPr>
+          <w:lang w:val="en-US"/>
+        </w:rPr>
+        <w:t>&lt;Biến&gt; = {&lt;Các Cặp Key Và Giá Trị&gt;}</w:t>
+      </w:r>
+    </w:p>
+    <w:p>
+      <w:pPr>
+        <w:pStyle w:val="ListParagraph"/>
+        <w:numPr>
+          <w:ilvl w:val="0"/>
+          <w:numId w:val="3"/>
+        </w:numPr>
+        <w:rPr>
+          <w:lang w:val="en-US"/>
+        </w:rPr>
+      </w:pPr>
+      <w:r>
+        <w:rPr>
+          <w:lang w:val="en-US"/>
+        </w:rPr>
+        <w:t>Key có thể là bất kì kiểu dữ liệu nào ngoại trừ List</w:t>
+      </w:r>
+    </w:p>
+    <w:p>
+      <w:pPr>
+        <w:pStyle w:val="ListParagraph"/>
+        <w:numPr>
+          <w:ilvl w:val="0"/>
+          <w:numId w:val="3"/>
+        </w:numPr>
+        <w:rPr>
+          <w:lang w:val="en-US"/>
+        </w:rPr>
+      </w:pPr>
+      <w:r>
+        <w:rPr>
+          <w:lang w:val="en-US"/>
+        </w:rPr>
+        <w:t>Ví dụ</w:t>
+      </w:r>
+    </w:p>
+    <w:p>
+      <w:pPr>
+        <w:pStyle w:val="ListParagraph"/>
+        <w:pBdr>
+          <w:top w:val="single" w:sz="4" w:space="1" w:color="auto"/>
+          <w:left w:val="single" w:sz="4" w:space="4" w:color="auto"/>
+          <w:bottom w:val="single" w:sz="4" w:space="1" w:color="auto"/>
+          <w:right w:val="single" w:sz="4" w:space="4" w:color="auto"/>
+        </w:pBdr>
+        <w:ind w:left="1080"/>
+        <w:rPr>
+          <w:lang w:val="en-US"/>
+        </w:rPr>
+      </w:pPr>
+      <w:r>
+        <w:rPr>
+          <w:lang w:val="en-US"/>
+        </w:rPr>
+        <w:t>foo = {“cac” : 1, 2 : “bar”, (1, 2) : [4, 5]}</w:t>
+      </w:r>
+    </w:p>
+    <w:p>
+      <w:pPr>
+        <w:pStyle w:val="ListParagraph"/>
+        <w:numPr>
+          <w:ilvl w:val="0"/>
+          <w:numId w:val="3"/>
+        </w:numPr>
+        <w:rPr>
+          <w:lang w:val="en-US"/>
+        </w:rPr>
+      </w:pPr>
+      <w:r>
+        <w:rPr>
+          <w:lang w:val="en-US"/>
+        </w:rPr>
+        <w:t>foo[(1, 2)] trả về [4, 5]</w:t>
+      </w:r>
+    </w:p>
+    <w:p>
+      <w:pPr>
+        <w:pStyle w:val="ListParagraph"/>
+        <w:numPr>
+          <w:ilvl w:val="0"/>
+          <w:numId w:val="8"/>
+        </w:numPr>
+        <w:rPr>
+          <w:lang w:val="en-US"/>
+        </w:rPr>
+      </w:pPr>
+      <w:r>
+        <w:rPr>
+          <w:lang w:val="en-US"/>
+        </w:rPr>
         <w:lastRenderedPageBreak/>
-        <w:t>Giống như tập hợp bình thường trong toán nghĩa là không quan tâm thứ tự, mỗi phần tử là độc nhất</w:t>
-      </w:r>
-    </w:p>
-    <w:p>
-      <w:pPr>
-        <w:pStyle w:val="ListParagraph"/>
-        <w:numPr>
-          <w:ilvl w:val="0"/>
-          <w:numId w:val="5"/>
-        </w:numPr>
-        <w:rPr>
-          <w:lang w:val="en-US"/>
-        </w:rPr>
-      </w:pPr>
-      <w:r>
-        <w:rPr>
-          <w:lang w:val="en-US"/>
-        </w:rPr>
-        <w:t>Tạo Nhanh 1 Set?</w:t>
-      </w:r>
-    </w:p>
-    <w:p>
-      <w:pPr>
-        <w:pStyle w:val="ListParagraph"/>
-        <w:pBdr>
-          <w:top w:val="single" w:sz="4" w:space="1" w:color="auto"/>
-          <w:left w:val="single" w:sz="4" w:space="4" w:color="auto"/>
-          <w:bottom w:val="single" w:sz="4" w:space="1" w:color="auto"/>
-          <w:right w:val="single" w:sz="4" w:space="4" w:color="auto"/>
-        </w:pBdr>
-        <w:ind w:left="1080"/>
-        <w:rPr>
-          <w:lang w:val="en-US"/>
-        </w:rPr>
-      </w:pPr>
-      <w:r>
-        <w:rPr>
-          <w:lang w:val="en-US"/>
-        </w:rPr>
-        <w:t>&lt;Biến&gt; = {&lt;Các giá trị&gt;}</w:t>
+        <w:t>Chuyển Kiểu Dữ Liệu Khác Về Dictionary?</w:t>
       </w:r>
     </w:p>
     <w:p>
@@ -3143,6 +4035,63 @@
         <w:rPr>
           <w:lang w:val="en-US"/>
         </w:rPr>
+        <w:t>Giả sử “foo” là 1 đối tượng Iterable, chứa các phần tử cũng Iterable, các Iterable con này đều chứa 2 phần tử, nhập lệnh sau</w:t>
+      </w:r>
+    </w:p>
+    <w:p>
+      <w:pPr>
+        <w:pStyle w:val="ListParagraph"/>
+        <w:pBdr>
+          <w:top w:val="single" w:sz="4" w:space="1" w:color="auto"/>
+          <w:left w:val="single" w:sz="4" w:space="4" w:color="auto"/>
+          <w:bottom w:val="single" w:sz="4" w:space="1" w:color="auto"/>
+          <w:right w:val="single" w:sz="4" w:space="4" w:color="auto"/>
+        </w:pBdr>
+        <w:ind w:left="1080"/>
+        <w:rPr>
+          <w:lang w:val="en-US"/>
+        </w:rPr>
+      </w:pPr>
+      <w:r>
+        <w:rPr>
+          <w:lang w:val="en-US"/>
+        </w:rPr>
+        <w:t>&lt;Dictionary&gt; = dict(foo)</w:t>
+      </w:r>
+    </w:p>
+    <w:p>
+      <w:pPr>
+        <w:pStyle w:val="ListParagraph"/>
+        <w:numPr>
+          <w:ilvl w:val="0"/>
+          <w:numId w:val="3"/>
+        </w:numPr>
+        <w:rPr>
+          <w:lang w:val="en-US"/>
+        </w:rPr>
+      </w:pPr>
+      <w:r>
+        <w:rPr>
+          <w:lang w:val="en-US"/>
+        </w:rPr>
+        <w:t>&lt;Dictionary&gt; sẽ có các cặp Key và giá trị tương ứng với 2 phần tử trong các Iterable con</w:t>
+      </w:r>
+    </w:p>
+    <w:p>
+      <w:pPr>
+        <w:pStyle w:val="ListParagraph"/>
+        <w:numPr>
+          <w:ilvl w:val="0"/>
+          <w:numId w:val="3"/>
+        </w:numPr>
+        <w:rPr>
+          <w:lang w:val="en-US"/>
+        </w:rPr>
+      </w:pPr>
+      <w:r>
+        <w:rPr>
+          <w:lang w:val="en-US"/>
+        </w:rPr>
         <w:t>Ví dụ</w:t>
       </w:r>
     </w:p>
@@ -3164,45 +4113,28 @@
         <w:rPr>
           <w:lang w:val="en-US"/>
         </w:rPr>
-        <w:t>foo = {1, 2, “bar”}</w:t>
-      </w:r>
-    </w:p>
-    <w:p>
-      <w:pPr>
-        <w:rPr>
-          <w:lang w:val="en-US"/>
-        </w:rPr>
-      </w:pPr>
-    </w:p>
-    <w:p>
-      <w:pPr>
-        <w:rPr>
-          <w:lang w:val="en-US"/>
-        </w:rPr>
-      </w:pPr>
-      <w:r>
-        <w:rPr>
-          <w:lang w:val="en-US"/>
-        </w:rPr>
-        <w:t>Enumerate – Liệt Kê:</w:t>
-      </w:r>
-    </w:p>
-    <w:p>
-      <w:pPr>
-        <w:pStyle w:val="ListParagraph"/>
-        <w:numPr>
-          <w:ilvl w:val="0"/>
-          <w:numId w:val="6"/>
-        </w:numPr>
-        <w:rPr>
-          <w:lang w:val="en-US"/>
-        </w:rPr>
-      </w:pPr>
-      <w:r>
-        <w:rPr>
-          <w:lang w:val="en-US"/>
-        </w:rPr>
-        <w:t>Enumerate Giải Thích Dễ Hiểu?</w:t>
+        <w:t>foo = ([1, ‘a’], (‘abc’, 5))</w:t>
+      </w:r>
+    </w:p>
+    <w:p>
+      <w:pPr>
+        <w:pStyle w:val="ListParagraph"/>
+        <w:pBdr>
+          <w:top w:val="single" w:sz="4" w:space="1" w:color="auto"/>
+          <w:left w:val="single" w:sz="4" w:space="4" w:color="auto"/>
+          <w:bottom w:val="single" w:sz="4" w:space="1" w:color="auto"/>
+          <w:right w:val="single" w:sz="4" w:space="4" w:color="auto"/>
+        </w:pBdr>
+        <w:ind w:left="1080"/>
+        <w:rPr>
+          <w:lang w:val="en-US"/>
+        </w:rPr>
+      </w:pPr>
+      <w:r>
+        <w:rPr>
+          <w:lang w:val="en-US"/>
+        </w:rPr>
+        <w:t>bar = dict(foo)</w:t>
       </w:r>
     </w:p>
     <w:p>
@@ -3220,58 +4152,45 @@
         <w:rPr>
           <w:lang w:val="en-US"/>
         </w:rPr>
-        <w:t>Giống như liệt kê bình thường, đánh số theo thứ tự 0, 1, 2, … ứng với các giá trị nào đó</w:t>
-      </w:r>
-    </w:p>
-    <w:p>
-      <w:pPr>
-        <w:pStyle w:val="ListParagraph"/>
-        <w:numPr>
-          <w:ilvl w:val="0"/>
-          <w:numId w:val="6"/>
-        </w:numPr>
-        <w:rPr>
-          <w:lang w:val="en-US"/>
-        </w:rPr>
-      </w:pPr>
-      <w:r>
-        <w:rPr>
-          <w:lang w:val="en-US"/>
-        </w:rPr>
-        <w:t>Tạo 1 Enumerate?</w:t>
-      </w:r>
-    </w:p>
-    <w:p>
-      <w:pPr>
-        <w:pStyle w:val="ListParagraph"/>
-        <w:pBdr>
-          <w:top w:val="single" w:sz="4" w:space="1" w:color="auto"/>
-          <w:left w:val="single" w:sz="4" w:space="4" w:color="auto"/>
-          <w:bottom w:val="single" w:sz="4" w:space="1" w:color="auto"/>
-          <w:right w:val="single" w:sz="4" w:space="4" w:color="auto"/>
-        </w:pBdr>
-        <w:ind w:left="1080"/>
-        <w:rPr>
-          <w:lang w:val="en-US"/>
-        </w:rPr>
-      </w:pPr>
-      <w:r>
-        <w:rPr>
-          <w:lang w:val="en-US"/>
-        </w:rPr>
-        <w:t>&lt;Biến&gt; = enumerate(&lt;Mảng&gt;</w:t>
-      </w:r>
-      <w:r>
-        <w:rPr>
-          <w:lang w:val="en-US"/>
-        </w:rPr>
-        <w:t>, &lt;Start&gt;</w:t>
-      </w:r>
-      <w:r>
-        <w:rPr>
-          <w:lang w:val="en-US"/>
-        </w:rPr>
-        <w:t>)</w:t>
+        <w:t>“bar” có giá trị là {1 : “a”, “abc” : 5}</w:t>
+      </w:r>
+    </w:p>
+    <w:p>
+      <w:pPr>
+        <w:rPr>
+          <w:lang w:val="en-US"/>
+        </w:rPr>
+      </w:pPr>
+    </w:p>
+    <w:p>
+      <w:pPr>
+        <w:rPr>
+          <w:lang w:val="en-US"/>
+        </w:rPr>
+      </w:pPr>
+      <w:r>
+        <w:rPr>
+          <w:lang w:val="en-US"/>
+        </w:rPr>
+        <w:t>Class – Lớp:</w:t>
+      </w:r>
+    </w:p>
+    <w:p>
+      <w:pPr>
+        <w:pStyle w:val="ListParagraph"/>
+        <w:numPr>
+          <w:ilvl w:val="0"/>
+          <w:numId w:val="7"/>
+        </w:numPr>
+        <w:rPr>
+          <w:lang w:val="en-US"/>
+        </w:rPr>
+      </w:pPr>
+      <w:r>
+        <w:rPr>
+          <w:lang w:val="en-US"/>
+        </w:rPr>
+        <w:t>Bản Chất Class?</w:t>
       </w:r>
     </w:p>
     <w:p>
@@ -3289,7 +4208,19 @@
         <w:rPr>
           <w:lang w:val="en-US"/>
         </w:rPr>
-        <w:t>Mỗi phần tử trong &lt;Biến&gt; sẽ có 2 giá trị, đầu tiên là số thứ tự, thứ 2 là giá trị tương ứng trong mảng</w:t>
+        <w:t xml:space="preserve">Tưởng tượng Class giống như đường dẫn đến File, giả sử Class to nhất của bạn là A, thì A là thư mục gốc, tạo Class B bên trong A, tương đương tạo thư mục con B trong thư mục gốc A, tạo thuộc tính và </w:t>
+      </w:r>
+      <w:r>
+        <w:rPr>
+          <w:lang w:val="en-US"/>
+        </w:rPr>
+        <w:t>hàm</w:t>
+      </w:r>
+      <w:r>
+        <w:rPr>
+          <w:lang w:val="en-US"/>
+        </w:rPr>
+        <w:t xml:space="preserve"> trong A, tương đương tạo File trong thư mục A</w:t>
       </w:r>
     </w:p>
     <w:p>
@@ -3307,7 +4238,31 @@
         <w:rPr>
           <w:lang w:val="en-US"/>
         </w:rPr>
-        <w:t>Số thứ tự đầu tiên là &lt;Start&gt;</w:t>
+        <w:t xml:space="preserve">Để truy cập 1 thuộc tính hoặc </w:t>
+      </w:r>
+      <w:r>
+        <w:rPr>
+          <w:lang w:val="en-US"/>
+        </w:rPr>
+        <w:t>hàm,</w:t>
+      </w:r>
+      <w:r>
+        <w:rPr>
+          <w:lang w:val="en-US"/>
+        </w:rPr>
+        <w:t xml:space="preserve"> thì phải biế</w:t>
+      </w:r>
+      <w:r>
+        <w:rPr>
+          <w:lang w:val="en-US"/>
+        </w:rPr>
+        <w:t>t</w:t>
+      </w:r>
+      <w:r>
+        <w:rPr>
+          <w:lang w:val="en-US"/>
+        </w:rPr>
+        <w:t xml:space="preserve"> đường dẫn đến nó, khác với đường dẫn thông thường,  đường dẫn này thay dấu “/” thành “.”</w:t>
       </w:r>
     </w:p>
     <w:p>
@@ -3331,39 +4286,6 @@
     <w:p>
       <w:pPr>
         <w:pStyle w:val="ListParagraph"/>
-        <w:pBdr>
-          <w:top w:val="single" w:sz="4" w:space="1" w:color="auto"/>
-          <w:left w:val="single" w:sz="4" w:space="4" w:color="auto"/>
-          <w:bottom w:val="single" w:sz="4" w:space="1" w:color="auto"/>
-          <w:right w:val="single" w:sz="4" w:space="4" w:color="auto"/>
-        </w:pBdr>
-        <w:ind w:left="1080"/>
-        <w:rPr>
-          <w:lang w:val="en-US"/>
-        </w:rPr>
-      </w:pPr>
-      <w:r>
-        <w:rPr>
-          <w:lang w:val="en-US"/>
-        </w:rPr>
-        <w:t>foo = enumerate([5, ‘a’, 4]</w:t>
-      </w:r>
-      <w:r>
-        <w:rPr>
-          <w:lang w:val="en-US"/>
-        </w:rPr>
-        <w:t>, 2</w:t>
-      </w:r>
-      <w:r>
-        <w:rPr>
-          <w:lang w:val="en-US"/>
-        </w:rPr>
-        <w:t>)</w:t>
-      </w:r>
-    </w:p>
-    <w:p>
-      <w:pPr>
-        <w:pStyle w:val="ListParagraph"/>
         <w:numPr>
           <w:ilvl w:val="0"/>
           <w:numId w:val="3"/>
@@ -3376,57 +4298,43 @@
         <w:rPr>
           <w:lang w:val="en-US"/>
         </w:rPr>
-        <w:t>foo giống kiể</w:t>
-      </w:r>
-      <w:r>
-        <w:rPr>
-          <w:lang w:val="en-US"/>
-        </w:rPr>
-        <w:t>u {2 : 5, 3 : ‘a’, 4</w:t>
-      </w:r>
-      <w:r>
-        <w:rPr>
-          <w:lang w:val="en-US"/>
-        </w:rPr>
-        <w:t xml:space="preserve"> : 4}</w:t>
-      </w:r>
-    </w:p>
-    <w:p>
-      <w:pPr>
-        <w:rPr>
-          <w:lang w:val="en-US"/>
-        </w:rPr>
-      </w:pPr>
-    </w:p>
-    <w:p>
-      <w:pPr>
-        <w:rPr>
-          <w:lang w:val="en-US"/>
-        </w:rPr>
-      </w:pPr>
-      <w:r>
-        <w:rPr>
-          <w:lang w:val="en-US"/>
-        </w:rPr>
-        <w:t>Dictionary – Từ Điển:</w:t>
-      </w:r>
-    </w:p>
-    <w:p>
-      <w:pPr>
-        <w:pStyle w:val="ListParagraph"/>
-        <w:numPr>
-          <w:ilvl w:val="0"/>
-          <w:numId w:val="8"/>
-        </w:numPr>
-        <w:rPr>
-          <w:lang w:val="en-US"/>
-        </w:rPr>
-      </w:pPr>
-      <w:r>
-        <w:rPr>
-          <w:lang w:val="en-US"/>
-        </w:rPr>
-        <w:t>Dictionary Giải Thích?</w:t>
+        <w:t>Class A to nhất, trong đó có Class B, trong B có thuộc tính “foo” = 5, khi đó “A.B.foo” có giá trị = 5, trong B còn có hàm “bar”, khi đó “A.B.bar(&lt;Tham Số&gt;)” sẽ gọi hàm này</w:t>
+      </w:r>
+    </w:p>
+    <w:p>
+      <w:pPr>
+        <w:pStyle w:val="ListParagraph"/>
+        <w:numPr>
+          <w:ilvl w:val="0"/>
+          <w:numId w:val="7"/>
+        </w:numPr>
+        <w:rPr>
+          <w:lang w:val="en-US"/>
+        </w:rPr>
+      </w:pPr>
+      <w:r>
+        <w:rPr>
+          <w:lang w:val="en-US"/>
+        </w:rPr>
+        <w:t xml:space="preserve">Bản </w:t>
+      </w:r>
+      <w:r>
+        <w:rPr>
+          <w:lang w:val="en-US"/>
+        </w:rPr>
+        <w:t xml:space="preserve">Chất Của 1 Đối Tượng  Thuộc 1 </w:t>
+      </w:r>
+      <w:r>
+        <w:rPr>
+          <w:lang w:val="en-US"/>
+        </w:rPr>
+        <w:t xml:space="preserve">Class </w:t>
+      </w:r>
+      <w:r>
+        <w:rPr>
+          <w:lang w:val="en-US"/>
+        </w:rPr>
+        <w:t>Nào Đó?</w:t>
       </w:r>
     </w:p>
     <w:p>
@@ -3444,46 +4352,28 @@
         <w:rPr>
           <w:lang w:val="en-US"/>
         </w:rPr>
-        <w:t>Giống như từ điển bình thường, bạn tra từ để tìm giải thích của nó, giống Set, nhưng mỗi phần tử gồm 2 thằng là Key và giá trị, dùng Key để truy xuất giá trị</w:t>
-      </w:r>
-    </w:p>
-    <w:p>
-      <w:pPr>
-        <w:pStyle w:val="ListParagraph"/>
-        <w:numPr>
-          <w:ilvl w:val="0"/>
-          <w:numId w:val="8"/>
-        </w:numPr>
-        <w:rPr>
-          <w:lang w:val="en-US"/>
-        </w:rPr>
-      </w:pPr>
-      <w:r>
-        <w:rPr>
-          <w:lang w:val="en-US"/>
-        </w:rPr>
-        <w:t>Tạo Nhanh 1 Dictionary?</w:t>
-      </w:r>
-    </w:p>
-    <w:p>
-      <w:pPr>
-        <w:pStyle w:val="ListParagraph"/>
-        <w:pBdr>
-          <w:top w:val="single" w:sz="4" w:space="1" w:color="auto"/>
-          <w:left w:val="single" w:sz="4" w:space="4" w:color="auto"/>
-          <w:bottom w:val="single" w:sz="4" w:space="1" w:color="auto"/>
-          <w:right w:val="single" w:sz="4" w:space="4" w:color="auto"/>
-        </w:pBdr>
-        <w:ind w:left="1080"/>
-        <w:rPr>
-          <w:lang w:val="en-US"/>
-        </w:rPr>
-      </w:pPr>
-      <w:r>
-        <w:rPr>
-          <w:lang w:val="en-US"/>
-        </w:rPr>
-        <w:t>&lt;Biến&gt; = {&lt;Các Cặp Key Và Giá Trị&gt;}</w:t>
+        <w:t>Để tạo 1 đối tượng của 1 Class, ví dụ tạo đối tượng B từ Class A, viết</w:t>
+      </w:r>
+    </w:p>
+    <w:p>
+      <w:pPr>
+        <w:pStyle w:val="ListParagraph"/>
+        <w:pBdr>
+          <w:top w:val="single" w:sz="4" w:space="1" w:color="auto"/>
+          <w:left w:val="single" w:sz="4" w:space="4" w:color="auto"/>
+          <w:bottom w:val="single" w:sz="4" w:space="1" w:color="auto"/>
+          <w:right w:val="single" w:sz="4" w:space="4" w:color="auto"/>
+        </w:pBdr>
+        <w:ind w:left="1080"/>
+        <w:rPr>
+          <w:lang w:val="en-US"/>
+        </w:rPr>
+      </w:pPr>
+      <w:r>
+        <w:rPr>
+          <w:lang w:val="en-US"/>
+        </w:rPr>
+        <w:t>B = A()</w:t>
       </w:r>
     </w:p>
     <w:p>
@@ -3501,7 +4391,49 @@
         <w:rPr>
           <w:lang w:val="en-US"/>
         </w:rPr>
-        <w:t>Key có thể là bất kì kiểu dữ liệu nào ngoại trừ List</w:t>
+        <w:t>Đầ</w:t>
+      </w:r>
+      <w:r>
+        <w:rPr>
+          <w:lang w:val="en-US"/>
+        </w:rPr>
+        <w:t>u tiên, xét thuộc tính</w:t>
+      </w:r>
+      <w:r>
+        <w:rPr>
+          <w:lang w:val="en-US"/>
+        </w:rPr>
+        <w:t xml:space="preserve">, giả sử ta có Class A, trong đó có </w:t>
+      </w:r>
+      <w:r>
+        <w:rPr>
+          <w:lang w:val="en-US"/>
+        </w:rPr>
+        <w:t>“</w:t>
+      </w:r>
+      <w:r>
+        <w:rPr>
+          <w:lang w:val="en-US"/>
+        </w:rPr>
+        <w:t>foo</w:t>
+      </w:r>
+      <w:r>
+        <w:rPr>
+          <w:lang w:val="en-US"/>
+        </w:rPr>
+        <w:t>”</w:t>
+      </w:r>
+      <w:r>
+        <w:rPr>
+          <w:lang w:val="en-US"/>
+        </w:rPr>
+        <w:t xml:space="preserve"> = 4, B là 1 đối tượng thuộc Class A, truy cập tất cả thuộc tính của Class A = đối tượng B như bình thườ</w:t>
+      </w:r>
+      <w:r>
+        <w:rPr>
+          <w:lang w:val="en-US"/>
+        </w:rPr>
+        <w:t>ng, tuy nhiên “foo” dùng chung, nghĩa là nếu thay đổi “foo” thông qua “A.foo” thì “B.foo” cũng thay đổi tương tự, nhưng nếu dùng “B.foo” để thay đổi, thì “A.foo” và tất cả các đối tượng của class A sẽ không thay đổi, khi này, “foo” của B sẽ tách ra làm thuộc tính riêng của B</w:t>
       </w:r>
     </w:p>
     <w:p>
@@ -3519,28 +4451,55 @@
         <w:rPr>
           <w:lang w:val="en-US"/>
         </w:rPr>
-        <w:t>Ví dụ</w:t>
-      </w:r>
-    </w:p>
-    <w:p>
-      <w:pPr>
-        <w:pStyle w:val="ListParagraph"/>
-        <w:pBdr>
-          <w:top w:val="single" w:sz="4" w:space="1" w:color="auto"/>
-          <w:left w:val="single" w:sz="4" w:space="4" w:color="auto"/>
-          <w:bottom w:val="single" w:sz="4" w:space="1" w:color="auto"/>
-          <w:right w:val="single" w:sz="4" w:space="4" w:color="auto"/>
-        </w:pBdr>
-        <w:ind w:left="1080"/>
-        <w:rPr>
-          <w:lang w:val="en-US"/>
-        </w:rPr>
-      </w:pPr>
-      <w:r>
-        <w:rPr>
-          <w:lang w:val="en-US"/>
-        </w:rPr>
-        <w:t>foo = {“cac” : 1, 2 : “bar”, (1, 2) : [4, 5]}</w:t>
+        <w:t xml:space="preserve">Xét hàm số, trong Class A có hàm “bar”, khi này dùng B để gọi </w:t>
+      </w:r>
+      <w:r>
+        <w:rPr>
+          <w:lang w:val="en-US"/>
+        </w:rPr>
+        <w:t>“</w:t>
+      </w:r>
+      <w:r>
+        <w:rPr>
+          <w:lang w:val="en-US"/>
+        </w:rPr>
+        <w:t>bar</w:t>
+      </w:r>
+      <w:r>
+        <w:rPr>
+          <w:lang w:val="en-US"/>
+        </w:rPr>
+        <w:t>”</w:t>
+      </w:r>
+      <w:r>
+        <w:rPr>
+          <w:lang w:val="en-US"/>
+        </w:rPr>
+        <w:t xml:space="preserve"> sẽ có 1 chút khác, đó là tham số đầu tiên của </w:t>
+      </w:r>
+      <w:r>
+        <w:rPr>
+          <w:lang w:val="en-US"/>
+        </w:rPr>
+        <w:t>“</w:t>
+      </w:r>
+      <w:r>
+        <w:rPr>
+          <w:lang w:val="en-US"/>
+        </w:rPr>
+        <w:t>bar</w:t>
+      </w:r>
+      <w:r>
+        <w:rPr>
+          <w:lang w:val="en-US"/>
+        </w:rPr>
+        <w:t>”</w:t>
+      </w:r>
+      <w:r>
+        <w:rPr>
+          <w:lang w:val="en-US"/>
+        </w:rPr>
+        <w:t xml:space="preserve"> sẽ chính là bản thân B luôn, nên bạn có thể dùng tham số này để thay đổi hàm và thuộc tính của B, thông thường nó được đặt tên là “self”</w:t>
       </w:r>
     </w:p>
     <w:p>
@@ -3558,25 +4517,7 @@
         <w:rPr>
           <w:lang w:val="en-US"/>
         </w:rPr>
-        <w:t>foo[(1, 2)] trả về [4, 5]</w:t>
-      </w:r>
-    </w:p>
-    <w:p>
-      <w:pPr>
-        <w:pStyle w:val="ListParagraph"/>
-        <w:numPr>
-          <w:ilvl w:val="0"/>
-          <w:numId w:val="8"/>
-        </w:numPr>
-        <w:rPr>
-          <w:lang w:val="en-US"/>
-        </w:rPr>
-      </w:pPr>
-      <w:r>
-        <w:rPr>
-          <w:lang w:val="en-US"/>
-        </w:rPr>
-        <w:t>Chuyển Kiểu Dữ Liệu Khác Về Dictionary?</w:t>
+        <w:t>Nếu bạn muốn không có sự khác biệt, nghĩa là không có tham số đầu tiên con mẹ gì hết, thì đặt “@staticmethod” lên trước khai báo hàm</w:t>
       </w:r>
     </w:p>
     <w:p>
@@ -3594,28 +4535,7 @@
         <w:rPr>
           <w:lang w:val="en-US"/>
         </w:rPr>
-        <w:t>Giả sử “foo” là 1 đối tượng Iterable, chứa các phần tử cũng Iterable, các Iterable con này đều chứa 2 phần tử, nhập lệnh sau</w:t>
-      </w:r>
-    </w:p>
-    <w:p>
-      <w:pPr>
-        <w:pStyle w:val="ListParagraph"/>
-        <w:pBdr>
-          <w:top w:val="single" w:sz="4" w:space="1" w:color="auto"/>
-          <w:left w:val="single" w:sz="4" w:space="4" w:color="auto"/>
-          <w:bottom w:val="single" w:sz="4" w:space="1" w:color="auto"/>
-          <w:right w:val="single" w:sz="4" w:space="4" w:color="auto"/>
-        </w:pBdr>
-        <w:ind w:left="1080"/>
-        <w:rPr>
-          <w:lang w:val="en-US"/>
-        </w:rPr>
-      </w:pPr>
-      <w:r>
-        <w:rPr>
-          <w:lang w:val="en-US"/>
-        </w:rPr>
-        <w:t>&lt;Dictionary&gt; = dict(foo)</w:t>
+        <w:t>Hàm “__init__” là trường hợp đặc biệt, sau khi B đăng kí Class A, nó sẽ ngay lập tức gọi hàm này</w:t>
       </w:r>
     </w:p>
     <w:p>
@@ -3633,7 +4553,31 @@
         <w:rPr>
           <w:lang w:val="en-US"/>
         </w:rPr>
-        <w:t>&lt;Dictionary&gt; sẽ có các cặp Key và giá trị tương ứng với 2 phần tử trong các Iterable con</w:t>
+        <w:t xml:space="preserve">Hàm “__getitem__” cũng đặc biệt, nếu bạn viết </w:t>
+      </w:r>
+      <w:r>
+        <w:rPr>
+          <w:lang w:val="en-US"/>
+        </w:rPr>
+        <w:t>“</w:t>
+      </w:r>
+      <w:r>
+        <w:rPr>
+          <w:lang w:val="en-US"/>
+        </w:rPr>
+        <w:t>B[x, y, …]</w:t>
+      </w:r>
+      <w:r>
+        <w:rPr>
+          <w:lang w:val="en-US"/>
+        </w:rPr>
+        <w:t>”</w:t>
+      </w:r>
+      <w:r>
+        <w:rPr>
+          <w:lang w:val="en-US"/>
+        </w:rPr>
+        <w:t xml:space="preserve"> thì nó sẽ tự động gọi hàm này và Pass Tuple (x, y, …) vào</w:t>
       </w:r>
     </w:p>
     <w:p>
@@ -3651,87 +4595,7 @@
         <w:rPr>
           <w:lang w:val="en-US"/>
         </w:rPr>
-        <w:t>Ví dụ</w:t>
-      </w:r>
-    </w:p>
-    <w:p>
-      <w:pPr>
-        <w:pStyle w:val="ListParagraph"/>
-        <w:pBdr>
-          <w:top w:val="single" w:sz="4" w:space="1" w:color="auto"/>
-          <w:left w:val="single" w:sz="4" w:space="4" w:color="auto"/>
-          <w:bottom w:val="single" w:sz="4" w:space="1" w:color="auto"/>
-          <w:right w:val="single" w:sz="4" w:space="4" w:color="auto"/>
-        </w:pBdr>
-        <w:ind w:left="1080"/>
-        <w:rPr>
-          <w:lang w:val="en-US"/>
-        </w:rPr>
-      </w:pPr>
-      <w:r>
-        <w:rPr>
-          <w:lang w:val="en-US"/>
-        </w:rPr>
-        <w:t>foo = ([1, ‘a’], (‘abc’, 5))</w:t>
-      </w:r>
-    </w:p>
-    <w:p>
-      <w:pPr>
-        <w:pStyle w:val="ListParagraph"/>
-        <w:pBdr>
-          <w:top w:val="single" w:sz="4" w:space="1" w:color="auto"/>
-          <w:left w:val="single" w:sz="4" w:space="4" w:color="auto"/>
-          <w:bottom w:val="single" w:sz="4" w:space="1" w:color="auto"/>
-          <w:right w:val="single" w:sz="4" w:space="4" w:color="auto"/>
-        </w:pBdr>
-        <w:ind w:left="1080"/>
-        <w:rPr>
-          <w:lang w:val="en-US"/>
-        </w:rPr>
-      </w:pPr>
-      <w:r>
-        <w:rPr>
-          <w:lang w:val="en-US"/>
-        </w:rPr>
-        <w:t>bar = dict(foo)</w:t>
-      </w:r>
-    </w:p>
-    <w:p>
-      <w:pPr>
-        <w:pStyle w:val="ListParagraph"/>
-        <w:numPr>
-          <w:ilvl w:val="0"/>
-          <w:numId w:val="3"/>
-        </w:numPr>
-        <w:rPr>
-          <w:lang w:val="en-US"/>
-        </w:rPr>
-      </w:pPr>
-      <w:r>
-        <w:rPr>
-          <w:lang w:val="en-US"/>
-        </w:rPr>
-        <w:t>“bar” có giá trị là {1 : “a”, “abc” : 5}</w:t>
-      </w:r>
-    </w:p>
-    <w:p>
-      <w:pPr>
-        <w:rPr>
-          <w:lang w:val="en-US"/>
-        </w:rPr>
-      </w:pPr>
-    </w:p>
-    <w:p>
-      <w:pPr>
-        <w:rPr>
-          <w:lang w:val="en-US"/>
-        </w:rPr>
-      </w:pPr>
-      <w:r>
-        <w:rPr>
-          <w:lang w:val="en-US"/>
-        </w:rPr>
-        <w:t>Class – Lớp:</w:t>
+        <w:t>Hàm “__len__” cũng đặc biệt, nếu bạn viết “len(B)” thì nó sẽ tự động gọi hàm này</w:t>
       </w:r>
     </w:p>
     <w:p>
@@ -3749,627 +4613,202 @@
         <w:rPr>
           <w:lang w:val="en-US"/>
         </w:rPr>
+        <w:t xml:space="preserve">Tạo </w:t>
+      </w:r>
+      <w:r>
+        <w:rPr>
+          <w:lang w:val="en-US"/>
+        </w:rPr>
+        <w:t>Nhanh 1 Class?</w:t>
+      </w:r>
+    </w:p>
+    <w:p>
+      <w:pPr>
+        <w:pStyle w:val="ListParagraph"/>
+        <w:pBdr>
+          <w:top w:val="single" w:sz="4" w:space="1" w:color="auto"/>
+          <w:left w:val="single" w:sz="4" w:space="4" w:color="auto"/>
+          <w:bottom w:val="single" w:sz="4" w:space="1" w:color="auto"/>
+          <w:right w:val="single" w:sz="4" w:space="4" w:color="auto"/>
+        </w:pBdr>
+        <w:ind w:left="1080"/>
+        <w:rPr>
+          <w:lang w:val="en-US"/>
+        </w:rPr>
+      </w:pPr>
+      <w:r>
+        <w:rPr>
+          <w:lang w:val="en-US"/>
+        </w:rPr>
+        <w:t xml:space="preserve">class </w:t>
+      </w:r>
+      <w:r>
+        <w:rPr>
+          <w:lang w:val="en-US"/>
+        </w:rPr>
+        <w:t>&lt;Tên Class&gt;</w:t>
+      </w:r>
+      <w:r>
+        <w:rPr>
+          <w:lang w:val="en-US"/>
+        </w:rPr>
+        <w:t>(</w:t>
+      </w:r>
+      <w:r>
+        <w:rPr>
+          <w:lang w:val="en-US"/>
+        </w:rPr>
+        <w:t>&lt;Tên Class Kế Thừa&gt;</w:t>
+      </w:r>
+      <w:r>
+        <w:rPr>
+          <w:lang w:val="en-US"/>
+        </w:rPr>
+        <w:t>):</w:t>
+      </w:r>
+    </w:p>
+    <w:p>
+      <w:pPr>
+        <w:pStyle w:val="ListParagraph"/>
+        <w:pBdr>
+          <w:top w:val="single" w:sz="4" w:space="1" w:color="auto"/>
+          <w:left w:val="single" w:sz="4" w:space="4" w:color="auto"/>
+          <w:bottom w:val="single" w:sz="4" w:space="1" w:color="auto"/>
+          <w:right w:val="single" w:sz="4" w:space="4" w:color="auto"/>
+        </w:pBdr>
+        <w:ind w:left="1080"/>
+        <w:rPr>
+          <w:lang w:val="en-US"/>
+        </w:rPr>
+      </w:pPr>
+      <w:r>
+        <w:rPr>
+          <w:lang w:val="en-US"/>
+        </w:rPr>
+        <w:t xml:space="preserve">    </w:t>
+      </w:r>
+      <w:r>
+        <w:rPr>
+          <w:lang w:val="en-US"/>
+        </w:rPr>
+        <w:t>def __init__(self, &lt;Tham Số Khởi Tạo&gt;):</w:t>
+      </w:r>
+    </w:p>
+    <w:p>
+      <w:pPr>
+        <w:pStyle w:val="ListParagraph"/>
+        <w:pBdr>
+          <w:top w:val="single" w:sz="4" w:space="1" w:color="auto"/>
+          <w:left w:val="single" w:sz="4" w:space="4" w:color="auto"/>
+          <w:bottom w:val="single" w:sz="4" w:space="1" w:color="auto"/>
+          <w:right w:val="single" w:sz="4" w:space="4" w:color="auto"/>
+        </w:pBdr>
+        <w:ind w:left="1080"/>
+        <w:rPr>
+          <w:lang w:val="en-US"/>
+        </w:rPr>
+      </w:pPr>
+      <w:r>
+        <w:rPr>
+          <w:lang w:val="en-US"/>
+        </w:rPr>
+        <w:t xml:space="preserve">        </w:t>
+      </w:r>
+      <w:r>
+        <w:rPr>
+          <w:lang w:val="en-US"/>
+        </w:rPr>
+        <w:t>super().__init__(&lt;Giá Trị Khởi Tạo Class Kế Thừa&gt;)</w:t>
+      </w:r>
+    </w:p>
+    <w:p>
+      <w:pPr>
+        <w:pStyle w:val="ListParagraph"/>
+        <w:pBdr>
+          <w:top w:val="single" w:sz="4" w:space="1" w:color="auto"/>
+          <w:left w:val="single" w:sz="4" w:space="4" w:color="auto"/>
+          <w:bottom w:val="single" w:sz="4" w:space="1" w:color="auto"/>
+          <w:right w:val="single" w:sz="4" w:space="4" w:color="auto"/>
+        </w:pBdr>
+        <w:ind w:left="1080"/>
+        <w:rPr>
+          <w:lang w:val="en-US"/>
+        </w:rPr>
+      </w:pPr>
+      <w:r>
+        <w:rPr>
+          <w:lang w:val="en-US"/>
+        </w:rPr>
+        <w:t xml:space="preserve">        </w:t>
+      </w:r>
+      <w:r>
+        <w:rPr>
+          <w:lang w:val="en-US"/>
+        </w:rPr>
+        <w:t>self.&lt;Tên Thuộc Tính&gt; = &lt;Giá Trị Thuộc Tính&gt;</w:t>
+      </w:r>
+    </w:p>
+    <w:p>
+      <w:pPr>
+        <w:pStyle w:val="ListParagraph"/>
+        <w:pBdr>
+          <w:top w:val="single" w:sz="4" w:space="1" w:color="auto"/>
+          <w:left w:val="single" w:sz="4" w:space="4" w:color="auto"/>
+          <w:bottom w:val="single" w:sz="4" w:space="1" w:color="auto"/>
+          <w:right w:val="single" w:sz="4" w:space="4" w:color="auto"/>
+        </w:pBdr>
+        <w:ind w:left="1080"/>
+        <w:rPr>
+          <w:lang w:val="en-US"/>
+        </w:rPr>
+      </w:pPr>
+    </w:p>
+    <w:p>
+      <w:pPr>
+        <w:pStyle w:val="ListParagraph"/>
+        <w:pBdr>
+          <w:top w:val="single" w:sz="4" w:space="1" w:color="auto"/>
+          <w:left w:val="single" w:sz="4" w:space="4" w:color="auto"/>
+          <w:bottom w:val="single" w:sz="4" w:space="1" w:color="auto"/>
+          <w:right w:val="single" w:sz="4" w:space="4" w:color="auto"/>
+        </w:pBdr>
+        <w:ind w:left="1080"/>
+        <w:rPr>
+          <w:lang w:val="en-US"/>
+        </w:rPr>
+      </w:pPr>
+      <w:r>
+        <w:rPr>
+          <w:lang w:val="en-US"/>
+        </w:rPr>
+        <w:t xml:space="preserve">    </w:t>
+      </w:r>
+      <w:r>
+        <w:rPr>
+          <w:lang w:val="en-US"/>
+        </w:rPr>
+        <w:t>def &lt;Tên Hàm Trong Class&gt;(self, &lt;Tham Số&gt;):</w:t>
+      </w:r>
+    </w:p>
+    <w:p>
+      <w:pPr>
+        <w:pStyle w:val="ListParagraph"/>
+        <w:pBdr>
+          <w:top w:val="single" w:sz="4" w:space="1" w:color="auto"/>
+          <w:left w:val="single" w:sz="4" w:space="4" w:color="auto"/>
+          <w:bottom w:val="single" w:sz="4" w:space="1" w:color="auto"/>
+          <w:right w:val="single" w:sz="4" w:space="4" w:color="auto"/>
+        </w:pBdr>
+        <w:ind w:left="1080"/>
+        <w:rPr>
+          <w:lang w:val="en-US"/>
+        </w:rPr>
+      </w:pPr>
+      <w:r>
+        <w:rPr>
+          <w:lang w:val="en-US"/>
+        </w:rPr>
         <w:lastRenderedPageBreak/>
-        <w:t>Bản Chất Class?</w:t>
-      </w:r>
-    </w:p>
-    <w:p>
-      <w:pPr>
-        <w:pStyle w:val="ListParagraph"/>
-        <w:numPr>
-          <w:ilvl w:val="0"/>
-          <w:numId w:val="3"/>
-        </w:numPr>
-        <w:rPr>
-          <w:lang w:val="en-US"/>
-        </w:rPr>
-      </w:pPr>
-      <w:r>
-        <w:rPr>
-          <w:lang w:val="en-US"/>
-        </w:rPr>
-        <w:t xml:space="preserve">Tưởng tượng Class giống như đường dẫn đến File, giả sử Class to nhất của bạn là A, thì A là thư mục gốc, tạo Class B bên trong A, tương đương tạo thư mục con B trong thư mục gốc A, tạo thuộc tính và </w:t>
-      </w:r>
-      <w:r>
-        <w:rPr>
-          <w:lang w:val="en-US"/>
-        </w:rPr>
-        <w:t>hàm</w:t>
-      </w:r>
-      <w:r>
-        <w:rPr>
-          <w:lang w:val="en-US"/>
-        </w:rPr>
-        <w:t xml:space="preserve"> trong A, tương đương tạo File trong thư mục A</w:t>
-      </w:r>
-    </w:p>
-    <w:p>
-      <w:pPr>
-        <w:pStyle w:val="ListParagraph"/>
-        <w:numPr>
-          <w:ilvl w:val="0"/>
-          <w:numId w:val="3"/>
-        </w:numPr>
-        <w:rPr>
-          <w:lang w:val="en-US"/>
-        </w:rPr>
-      </w:pPr>
-      <w:r>
-        <w:rPr>
-          <w:lang w:val="en-US"/>
-        </w:rPr>
-        <w:t xml:space="preserve">Để truy cập 1 thuộc tính hoặc </w:t>
-      </w:r>
-      <w:r>
-        <w:rPr>
-          <w:lang w:val="en-US"/>
-        </w:rPr>
-        <w:t>hàm,</w:t>
-      </w:r>
-      <w:r>
-        <w:rPr>
-          <w:lang w:val="en-US"/>
-        </w:rPr>
-        <w:t xml:space="preserve"> thì phải biế</w:t>
-      </w:r>
-      <w:r>
-        <w:rPr>
-          <w:lang w:val="en-US"/>
-        </w:rPr>
-        <w:t>t</w:t>
-      </w:r>
-      <w:r>
-        <w:rPr>
-          <w:lang w:val="en-US"/>
-        </w:rPr>
-        <w:t xml:space="preserve"> đường dẫn đến nó, khác với đường dẫn thông thường,  đường dẫn này thay dấu “/” thành “.”</w:t>
-      </w:r>
-    </w:p>
-    <w:p>
-      <w:pPr>
-        <w:pStyle w:val="ListParagraph"/>
-        <w:numPr>
-          <w:ilvl w:val="0"/>
-          <w:numId w:val="3"/>
-        </w:numPr>
-        <w:rPr>
-          <w:lang w:val="en-US"/>
-        </w:rPr>
-      </w:pPr>
-      <w:r>
-        <w:rPr>
-          <w:lang w:val="en-US"/>
-        </w:rPr>
-        <w:t>Ví dụ</w:t>
-      </w:r>
-    </w:p>
-    <w:p>
-      <w:pPr>
-        <w:pStyle w:val="ListParagraph"/>
-        <w:numPr>
-          <w:ilvl w:val="0"/>
-          <w:numId w:val="3"/>
-        </w:numPr>
-        <w:rPr>
-          <w:lang w:val="en-US"/>
-        </w:rPr>
-      </w:pPr>
-      <w:r>
-        <w:rPr>
-          <w:lang w:val="en-US"/>
-        </w:rPr>
-        <w:t>Class A to nhất, trong đó có Class B, trong B có thuộc tính “foo” = 5, khi đó “A.B.foo” có giá trị = 5, trong B còn có hàm “bar”, khi đó “A.B.bar(&lt;Tham Số&gt;)” sẽ gọi hàm này</w:t>
-      </w:r>
-    </w:p>
-    <w:p>
-      <w:pPr>
-        <w:pStyle w:val="ListParagraph"/>
-        <w:numPr>
-          <w:ilvl w:val="0"/>
-          <w:numId w:val="7"/>
-        </w:numPr>
-        <w:rPr>
-          <w:lang w:val="en-US"/>
-        </w:rPr>
-      </w:pPr>
-      <w:r>
-        <w:rPr>
-          <w:lang w:val="en-US"/>
-        </w:rPr>
-        <w:t xml:space="preserve">Bản </w:t>
-      </w:r>
-      <w:r>
-        <w:rPr>
-          <w:lang w:val="en-US"/>
-        </w:rPr>
-        <w:t xml:space="preserve">Chất Của 1 Đối Tượng  Thuộc 1 </w:t>
-      </w:r>
-      <w:r>
-        <w:rPr>
-          <w:lang w:val="en-US"/>
-        </w:rPr>
-        <w:t xml:space="preserve">Class </w:t>
-      </w:r>
-      <w:r>
-        <w:rPr>
-          <w:lang w:val="en-US"/>
-        </w:rPr>
-        <w:t>Nào Đó?</w:t>
-      </w:r>
-    </w:p>
-    <w:p>
-      <w:pPr>
-        <w:pStyle w:val="ListParagraph"/>
-        <w:numPr>
-          <w:ilvl w:val="0"/>
-          <w:numId w:val="3"/>
-        </w:numPr>
-        <w:rPr>
-          <w:lang w:val="en-US"/>
-        </w:rPr>
-      </w:pPr>
-      <w:r>
-        <w:rPr>
-          <w:lang w:val="en-US"/>
-        </w:rPr>
-        <w:t>Để tạo 1 đối tượng của 1 Class, ví dụ tạo đối tượng B từ Class A, viết</w:t>
-      </w:r>
-    </w:p>
-    <w:p>
-      <w:pPr>
-        <w:pStyle w:val="ListParagraph"/>
-        <w:pBdr>
-          <w:top w:val="single" w:sz="4" w:space="1" w:color="auto"/>
-          <w:left w:val="single" w:sz="4" w:space="4" w:color="auto"/>
-          <w:bottom w:val="single" w:sz="4" w:space="1" w:color="auto"/>
-          <w:right w:val="single" w:sz="4" w:space="4" w:color="auto"/>
-        </w:pBdr>
-        <w:ind w:left="1080"/>
-        <w:rPr>
-          <w:lang w:val="en-US"/>
-        </w:rPr>
-      </w:pPr>
-      <w:r>
-        <w:rPr>
-          <w:lang w:val="en-US"/>
-        </w:rPr>
-        <w:t>B = A()</w:t>
-      </w:r>
-    </w:p>
-    <w:p>
-      <w:pPr>
-        <w:pStyle w:val="ListParagraph"/>
-        <w:numPr>
-          <w:ilvl w:val="0"/>
-          <w:numId w:val="3"/>
-        </w:numPr>
-        <w:rPr>
-          <w:lang w:val="en-US"/>
-        </w:rPr>
-      </w:pPr>
-      <w:r>
-        <w:rPr>
-          <w:lang w:val="en-US"/>
-        </w:rPr>
-        <w:t>Đầ</w:t>
-      </w:r>
-      <w:r>
-        <w:rPr>
-          <w:lang w:val="en-US"/>
-        </w:rPr>
-        <w:t>u tiên, xét thuộc tính</w:t>
-      </w:r>
-      <w:r>
-        <w:rPr>
-          <w:lang w:val="en-US"/>
-        </w:rPr>
-        <w:t xml:space="preserve">, giả sử ta có Class A, trong đó có </w:t>
-      </w:r>
-      <w:r>
-        <w:rPr>
-          <w:lang w:val="en-US"/>
-        </w:rPr>
-        <w:t>“</w:t>
-      </w:r>
-      <w:r>
-        <w:rPr>
-          <w:lang w:val="en-US"/>
-        </w:rPr>
-        <w:t>foo</w:t>
-      </w:r>
-      <w:r>
-        <w:rPr>
-          <w:lang w:val="en-US"/>
-        </w:rPr>
-        <w:t>”</w:t>
-      </w:r>
-      <w:r>
-        <w:rPr>
-          <w:lang w:val="en-US"/>
-        </w:rPr>
-        <w:t xml:space="preserve"> = 4, B là 1 đối tượng thuộc Class A, truy cập tất cả thuộc tính của Class A = đối tượng B như bình thườ</w:t>
-      </w:r>
-      <w:r>
-        <w:rPr>
-          <w:lang w:val="en-US"/>
-        </w:rPr>
-        <w:t>ng, tuy nhiên “foo” dùng chung, nghĩa là nếu thay đổi “foo” thông qua “A.foo” thì “B.foo” cũng thay đổi tương tự, nhưng nếu dùng “B.foo” để thay đổi, thì “A.foo” và tất cả các đối tượng của class A sẽ không thay đổi, khi này, “foo” của B sẽ tách ra làm thuộc tính riêng của B</w:t>
-      </w:r>
-    </w:p>
-    <w:p>
-      <w:pPr>
-        <w:pStyle w:val="ListParagraph"/>
-        <w:numPr>
-          <w:ilvl w:val="0"/>
-          <w:numId w:val="3"/>
-        </w:numPr>
-        <w:rPr>
-          <w:lang w:val="en-US"/>
-        </w:rPr>
-      </w:pPr>
-      <w:r>
-        <w:rPr>
-          <w:lang w:val="en-US"/>
-        </w:rPr>
-        <w:t xml:space="preserve">Xét hàm số, trong Class A có hàm “bar”, khi này dùng B để gọi </w:t>
-      </w:r>
-      <w:r>
-        <w:rPr>
-          <w:lang w:val="en-US"/>
-        </w:rPr>
-        <w:t>“</w:t>
-      </w:r>
-      <w:r>
-        <w:rPr>
-          <w:lang w:val="en-US"/>
-        </w:rPr>
-        <w:t>bar</w:t>
-      </w:r>
-      <w:r>
-        <w:rPr>
-          <w:lang w:val="en-US"/>
-        </w:rPr>
-        <w:t>”</w:t>
-      </w:r>
-      <w:r>
-        <w:rPr>
-          <w:lang w:val="en-US"/>
-        </w:rPr>
-        <w:t xml:space="preserve"> sẽ có 1 chút khác, đó là tham số đầu tiên của </w:t>
-      </w:r>
-      <w:r>
-        <w:rPr>
-          <w:lang w:val="en-US"/>
-        </w:rPr>
-        <w:t>“</w:t>
-      </w:r>
-      <w:r>
-        <w:rPr>
-          <w:lang w:val="en-US"/>
-        </w:rPr>
-        <w:t>bar</w:t>
-      </w:r>
-      <w:r>
-        <w:rPr>
-          <w:lang w:val="en-US"/>
-        </w:rPr>
-        <w:t>”</w:t>
-      </w:r>
-      <w:r>
-        <w:rPr>
-          <w:lang w:val="en-US"/>
-        </w:rPr>
-        <w:t xml:space="preserve"> sẽ chính là bản thân B luôn, nên bạn có thể dùng tham số này để thay đổi hàm và thuộc tính của B, thông thường nó được đặt tên là “self”</w:t>
-      </w:r>
-    </w:p>
-    <w:p>
-      <w:pPr>
-        <w:pStyle w:val="ListParagraph"/>
-        <w:numPr>
-          <w:ilvl w:val="0"/>
-          <w:numId w:val="3"/>
-        </w:numPr>
-        <w:rPr>
-          <w:lang w:val="en-US"/>
-        </w:rPr>
-      </w:pPr>
-      <w:r>
-        <w:rPr>
-          <w:lang w:val="en-US"/>
-        </w:rPr>
-        <w:t>Nếu bạn muốn không có sự khác biệt, nghĩa là không có tham số đầu tiên con mẹ gì hết, thì đặt “@staticmethod” lên trước khai báo hàm</w:t>
-      </w:r>
-    </w:p>
-    <w:p>
-      <w:pPr>
-        <w:pStyle w:val="ListParagraph"/>
-        <w:numPr>
-          <w:ilvl w:val="0"/>
-          <w:numId w:val="3"/>
-        </w:numPr>
-        <w:rPr>
-          <w:lang w:val="en-US"/>
-        </w:rPr>
-      </w:pPr>
-      <w:r>
-        <w:rPr>
-          <w:lang w:val="en-US"/>
-        </w:rPr>
-        <w:t>Hàm “__init__” là trường hợp đặc biệt, sau khi B đăng kí Class A, nó sẽ ngay lập tức gọi hàm này</w:t>
-      </w:r>
-    </w:p>
-    <w:p>
-      <w:pPr>
-        <w:pStyle w:val="ListParagraph"/>
-        <w:numPr>
-          <w:ilvl w:val="0"/>
-          <w:numId w:val="3"/>
-        </w:numPr>
-        <w:rPr>
-          <w:lang w:val="en-US"/>
-        </w:rPr>
-      </w:pPr>
-      <w:r>
-        <w:rPr>
-          <w:lang w:val="en-US"/>
-        </w:rPr>
-        <w:t xml:space="preserve">Hàm “__getitem__” cũng đặc biệt, nếu bạn viết </w:t>
-      </w:r>
-      <w:r>
-        <w:rPr>
-          <w:lang w:val="en-US"/>
-        </w:rPr>
-        <w:t>“</w:t>
-      </w:r>
-      <w:r>
-        <w:rPr>
-          <w:lang w:val="en-US"/>
-        </w:rPr>
-        <w:t>B[x, y, …]</w:t>
-      </w:r>
-      <w:r>
-        <w:rPr>
-          <w:lang w:val="en-US"/>
-        </w:rPr>
-        <w:t>”</w:t>
-      </w:r>
-      <w:r>
-        <w:rPr>
-          <w:lang w:val="en-US"/>
-        </w:rPr>
-        <w:t xml:space="preserve"> thì nó sẽ tự động gọi hàm này và Pass Tuple (x, y, …) vào</w:t>
-      </w:r>
-      <w:bookmarkStart w:id="0" w:name="_GoBack"/>
-      <w:bookmarkEnd w:id="0"/>
-    </w:p>
-    <w:p>
-      <w:pPr>
-        <w:pStyle w:val="ListParagraph"/>
-        <w:numPr>
-          <w:ilvl w:val="0"/>
-          <w:numId w:val="3"/>
-        </w:numPr>
-        <w:rPr>
-          <w:lang w:val="en-US"/>
-        </w:rPr>
-      </w:pPr>
-      <w:r>
-        <w:rPr>
-          <w:lang w:val="en-US"/>
-        </w:rPr>
-        <w:t>Hàm “__len__” cũng đặc biệt, nếu bạn viết “len(B)” thì nó sẽ tự động gọi hàm này</w:t>
-      </w:r>
-    </w:p>
-    <w:p>
-      <w:pPr>
-        <w:pStyle w:val="ListParagraph"/>
-        <w:numPr>
-          <w:ilvl w:val="0"/>
-          <w:numId w:val="7"/>
-        </w:numPr>
-        <w:rPr>
-          <w:lang w:val="en-US"/>
-        </w:rPr>
-      </w:pPr>
-      <w:r>
-        <w:rPr>
-          <w:lang w:val="en-US"/>
-        </w:rPr>
-        <w:t xml:space="preserve">Tạo </w:t>
-      </w:r>
-      <w:r>
-        <w:rPr>
-          <w:lang w:val="en-US"/>
-        </w:rPr>
-        <w:t>Nhanh 1 Class?</w:t>
-      </w:r>
-    </w:p>
-    <w:p>
-      <w:pPr>
-        <w:pStyle w:val="ListParagraph"/>
-        <w:pBdr>
-          <w:top w:val="single" w:sz="4" w:space="1" w:color="auto"/>
-          <w:left w:val="single" w:sz="4" w:space="4" w:color="auto"/>
-          <w:bottom w:val="single" w:sz="4" w:space="1" w:color="auto"/>
-          <w:right w:val="single" w:sz="4" w:space="4" w:color="auto"/>
-        </w:pBdr>
-        <w:ind w:left="1080"/>
-        <w:rPr>
-          <w:lang w:val="en-US"/>
-        </w:rPr>
-      </w:pPr>
-      <w:r>
-        <w:rPr>
-          <w:lang w:val="en-US"/>
-        </w:rPr>
-        <w:t xml:space="preserve">class </w:t>
-      </w:r>
-      <w:r>
-        <w:rPr>
-          <w:lang w:val="en-US"/>
-        </w:rPr>
-        <w:t>&lt;Tên Class&gt;</w:t>
-      </w:r>
-      <w:r>
-        <w:rPr>
-          <w:lang w:val="en-US"/>
-        </w:rPr>
-        <w:t>(</w:t>
-      </w:r>
-      <w:r>
-        <w:rPr>
-          <w:lang w:val="en-US"/>
-        </w:rPr>
-        <w:t>&lt;Tên Class Kế Thừa&gt;</w:t>
-      </w:r>
-      <w:r>
-        <w:rPr>
-          <w:lang w:val="en-US"/>
-        </w:rPr>
-        <w:t>):</w:t>
-      </w:r>
-    </w:p>
-    <w:p>
-      <w:pPr>
-        <w:pStyle w:val="ListParagraph"/>
-        <w:pBdr>
-          <w:top w:val="single" w:sz="4" w:space="1" w:color="auto"/>
-          <w:left w:val="single" w:sz="4" w:space="4" w:color="auto"/>
-          <w:bottom w:val="single" w:sz="4" w:space="1" w:color="auto"/>
-          <w:right w:val="single" w:sz="4" w:space="4" w:color="auto"/>
-        </w:pBdr>
-        <w:ind w:left="1080"/>
-        <w:rPr>
-          <w:lang w:val="en-US"/>
-        </w:rPr>
-      </w:pPr>
-      <w:r>
-        <w:rPr>
-          <w:lang w:val="en-US"/>
-        </w:rPr>
-        <w:t xml:space="preserve">    </w:t>
-      </w:r>
-      <w:r>
-        <w:rPr>
-          <w:lang w:val="en-US"/>
-        </w:rPr>
-        <w:t>def __init__(self, &lt;Tham Số Khởi Tạo&gt;):</w:t>
-      </w:r>
-    </w:p>
-    <w:p>
-      <w:pPr>
-        <w:pStyle w:val="ListParagraph"/>
-        <w:pBdr>
-          <w:top w:val="single" w:sz="4" w:space="1" w:color="auto"/>
-          <w:left w:val="single" w:sz="4" w:space="4" w:color="auto"/>
-          <w:bottom w:val="single" w:sz="4" w:space="1" w:color="auto"/>
-          <w:right w:val="single" w:sz="4" w:space="4" w:color="auto"/>
-        </w:pBdr>
-        <w:ind w:left="1080"/>
-        <w:rPr>
-          <w:lang w:val="en-US"/>
-        </w:rPr>
-      </w:pPr>
-      <w:r>
-        <w:rPr>
-          <w:lang w:val="en-US"/>
-        </w:rPr>
-        <w:t xml:space="preserve">        </w:t>
-      </w:r>
-      <w:r>
-        <w:rPr>
-          <w:lang w:val="en-US"/>
-        </w:rPr>
-        <w:t>super().__init__(&lt;Giá Trị Khởi Tạo Class Kế Thừa&gt;)</w:t>
-      </w:r>
-    </w:p>
-    <w:p>
-      <w:pPr>
-        <w:pStyle w:val="ListParagraph"/>
-        <w:pBdr>
-          <w:top w:val="single" w:sz="4" w:space="1" w:color="auto"/>
-          <w:left w:val="single" w:sz="4" w:space="4" w:color="auto"/>
-          <w:bottom w:val="single" w:sz="4" w:space="1" w:color="auto"/>
-          <w:right w:val="single" w:sz="4" w:space="4" w:color="auto"/>
-        </w:pBdr>
-        <w:ind w:left="1080"/>
-        <w:rPr>
-          <w:lang w:val="en-US"/>
-        </w:rPr>
-      </w:pPr>
-      <w:r>
-        <w:rPr>
-          <w:lang w:val="en-US"/>
-        </w:rPr>
-        <w:t xml:space="preserve">        </w:t>
-      </w:r>
-      <w:r>
-        <w:rPr>
-          <w:lang w:val="en-US"/>
-        </w:rPr>
-        <w:t>self.&lt;Tên Thuộc Tính&gt; = &lt;Giá Trị Thuộc Tính&gt;</w:t>
-      </w:r>
-    </w:p>
-    <w:p>
-      <w:pPr>
-        <w:pStyle w:val="ListParagraph"/>
-        <w:pBdr>
-          <w:top w:val="single" w:sz="4" w:space="1" w:color="auto"/>
-          <w:left w:val="single" w:sz="4" w:space="4" w:color="auto"/>
-          <w:bottom w:val="single" w:sz="4" w:space="1" w:color="auto"/>
-          <w:right w:val="single" w:sz="4" w:space="4" w:color="auto"/>
-        </w:pBdr>
-        <w:ind w:left="1080"/>
-        <w:rPr>
-          <w:lang w:val="en-US"/>
-        </w:rPr>
-      </w:pPr>
-    </w:p>
-    <w:p>
-      <w:pPr>
-        <w:pStyle w:val="ListParagraph"/>
-        <w:pBdr>
-          <w:top w:val="single" w:sz="4" w:space="1" w:color="auto"/>
-          <w:left w:val="single" w:sz="4" w:space="4" w:color="auto"/>
-          <w:bottom w:val="single" w:sz="4" w:space="1" w:color="auto"/>
-          <w:right w:val="single" w:sz="4" w:space="4" w:color="auto"/>
-        </w:pBdr>
-        <w:ind w:left="1080"/>
-        <w:rPr>
-          <w:lang w:val="en-US"/>
-        </w:rPr>
-      </w:pPr>
-      <w:r>
-        <w:rPr>
-          <w:lang w:val="en-US"/>
-        </w:rPr>
-        <w:t xml:space="preserve">    </w:t>
-      </w:r>
-      <w:r>
-        <w:rPr>
-          <w:lang w:val="en-US"/>
-        </w:rPr>
-        <w:t>def &lt;Tên Hàm Trong Class&gt;(self, &lt;Tham Số&gt;):</w:t>
-      </w:r>
-    </w:p>
-    <w:p>
-      <w:pPr>
-        <w:pStyle w:val="ListParagraph"/>
-        <w:pBdr>
-          <w:top w:val="single" w:sz="4" w:space="1" w:color="auto"/>
-          <w:left w:val="single" w:sz="4" w:space="4" w:color="auto"/>
-          <w:bottom w:val="single" w:sz="4" w:space="1" w:color="auto"/>
-          <w:right w:val="single" w:sz="4" w:space="4" w:color="auto"/>
-        </w:pBdr>
-        <w:ind w:left="1080"/>
-        <w:rPr>
-          <w:lang w:val="en-US"/>
-        </w:rPr>
-      </w:pPr>
-      <w:r>
-        <w:rPr>
-          <w:lang w:val="en-US"/>
-        </w:rPr>
         <w:t xml:space="preserve">        </w:t>
       </w:r>
       <w:r>
@@ -5749,6 +6188,7 @@
               <w:rPr>
                 <w:lang w:val="en-US"/>
               </w:rPr>
+              <w:lastRenderedPageBreak/>
               <w:t>far</w:t>
             </w:r>
           </w:p>
@@ -6782,102 +7222,807 @@
         <w:rPr>
           <w:lang w:val="en-US"/>
         </w:rPr>
+        <w:t>foo, *bar, boo, ha = [1, 4, “far”, “bob”, 5, 9]</w:t>
+      </w:r>
+    </w:p>
+    <w:p>
+      <w:pPr>
+        <w:pStyle w:val="ListParagraph"/>
+        <w:numPr>
+          <w:ilvl w:val="0"/>
+          <w:numId w:val="3"/>
+        </w:numPr>
+        <w:rPr>
+          <w:lang w:val="en-US"/>
+        </w:rPr>
+      </w:pPr>
+      <w:r>
+        <w:rPr>
+          <w:lang w:val="en-US"/>
+        </w:rPr>
+        <w:t>“foo” có giá trị là 1, “bar” có giá trị là [4, “far”, “bob”], “boo” có giá trị 5 và “ha” có giá trị 9</w:t>
+      </w:r>
+    </w:p>
+    <w:p>
+      <w:pPr>
+        <w:rPr>
+          <w:lang w:val="en-US"/>
+        </w:rPr>
+      </w:pPr>
+    </w:p>
+    <w:p>
+      <w:pPr>
+        <w:rPr>
+          <w:lang w:val="en-US"/>
+        </w:rPr>
+      </w:pPr>
+      <w:r>
+        <w:rPr>
+          <w:lang w:val="en-US"/>
+        </w:rPr>
+        <w:t>Trick – Mẹo:</w:t>
+      </w:r>
+    </w:p>
+    <w:p>
+      <w:pPr>
+        <w:pStyle w:val="ListParagraph"/>
+        <w:numPr>
+          <w:ilvl w:val="0"/>
+          <w:numId w:val="10"/>
+        </w:numPr>
+        <w:rPr>
+          <w:lang w:val="en-US"/>
+        </w:rPr>
+      </w:pPr>
+      <w:r>
+        <w:rPr>
+          <w:lang w:val="en-US"/>
+        </w:rPr>
+        <w:t>Đối Phó Với Vòng Lặp Mà Phải Khởi Tạo Giá Trị Bắt Đầu?</w:t>
+      </w:r>
+    </w:p>
+    <w:p>
+      <w:pPr>
+        <w:pStyle w:val="ListParagraph"/>
+        <w:numPr>
+          <w:ilvl w:val="0"/>
+          <w:numId w:val="3"/>
+        </w:numPr>
+        <w:rPr>
+          <w:lang w:val="en-US"/>
+        </w:rPr>
+      </w:pPr>
+      <w:r>
+        <w:rPr>
+          <w:lang w:val="en-US"/>
+        </w:rPr>
+        <w:t>Khởi tạo giá trị trước giá trị bắt đầu</w:t>
+      </w:r>
+    </w:p>
+    <w:p>
+      <w:pPr>
+        <w:rPr>
+          <w:lang w:val="en-US"/>
+        </w:rPr>
+      </w:pPr>
+    </w:p>
+    <w:p>
+      <w:pPr>
+        <w:rPr>
+          <w:lang w:val="en-US"/>
+        </w:rPr>
+      </w:pPr>
+      <w:r>
+        <w:rPr>
+          <w:lang w:val="en-US"/>
+        </w:rPr>
+        <w:t>Quick Codes – Mã Nhanh:</w:t>
+      </w:r>
+    </w:p>
+    <w:p>
+      <w:pPr>
+        <w:pStyle w:val="ListParagraph"/>
+        <w:numPr>
+          <w:ilvl w:val="0"/>
+          <w:numId w:val="14"/>
+        </w:numPr>
+        <w:rPr>
+          <w:lang w:val="en-US"/>
+        </w:rPr>
+      </w:pPr>
+      <w:r>
+        <w:rPr>
+          <w:lang w:val="en-US"/>
+        </w:rPr>
+        <w:t>Chỉnh Tên Của Tất Cả Các Ảnh</w:t>
+      </w:r>
+      <w:r>
+        <w:rPr>
+          <w:lang w:val="en-US"/>
+        </w:rPr>
+        <w:t xml:space="preserve"> PNG</w:t>
+      </w:r>
+      <w:r>
+        <w:rPr>
+          <w:lang w:val="en-US"/>
+        </w:rPr>
+        <w:t xml:space="preserve"> Trong 1 </w:t>
+      </w:r>
+      <w:r>
+        <w:rPr>
+          <w:lang w:val="en-US"/>
+        </w:rPr>
+        <w:t>Thư Mục</w:t>
+      </w:r>
+      <w:r>
+        <w:rPr>
+          <w:lang w:val="en-US"/>
+        </w:rPr>
+        <w:t xml:space="preserve"> Thành Số Thự Tự Tăng Dần?</w:t>
+      </w:r>
+    </w:p>
+    <w:p>
+      <w:pPr>
+        <w:pStyle w:val="ListParagraph"/>
+        <w:numPr>
+          <w:ilvl w:val="0"/>
+          <w:numId w:val="3"/>
+        </w:numPr>
+        <w:rPr>
+          <w:lang w:val="en-US"/>
+        </w:rPr>
+      </w:pPr>
+      <w:r>
+        <w:rPr>
+          <w:lang w:val="en-US"/>
+        </w:rPr>
+        <w:t>Áp dụng cho tập ảnh bị thiếu số thứ tự cần Offset</w:t>
+      </w:r>
+    </w:p>
+    <w:p>
+      <w:pPr>
+        <w:pStyle w:val="ListParagraph"/>
+        <w:pBdr>
+          <w:top w:val="single" w:sz="4" w:space="1" w:color="auto"/>
+          <w:left w:val="single" w:sz="4" w:space="4" w:color="auto"/>
+          <w:bottom w:val="single" w:sz="4" w:space="1" w:color="auto"/>
+          <w:right w:val="single" w:sz="4" w:space="4" w:color="auto"/>
+        </w:pBdr>
+        <w:ind w:left="1080"/>
+        <w:rPr>
+          <w:lang w:val="en-US"/>
+        </w:rPr>
+      </w:pPr>
+      <w:r>
+        <w:rPr>
+          <w:lang w:val="en-US"/>
+        </w:rPr>
+        <w:t>import os</w:t>
+      </w:r>
+    </w:p>
+    <w:p>
+      <w:pPr>
+        <w:pStyle w:val="ListParagraph"/>
+        <w:pBdr>
+          <w:top w:val="single" w:sz="4" w:space="1" w:color="auto"/>
+          <w:left w:val="single" w:sz="4" w:space="4" w:color="auto"/>
+          <w:bottom w:val="single" w:sz="4" w:space="1" w:color="auto"/>
+          <w:right w:val="single" w:sz="4" w:space="4" w:color="auto"/>
+        </w:pBdr>
+        <w:ind w:left="1080"/>
+        <w:rPr>
+          <w:lang w:val="en-US"/>
+        </w:rPr>
+      </w:pPr>
+    </w:p>
+    <w:p>
+      <w:pPr>
+        <w:pStyle w:val="ListParagraph"/>
+        <w:pBdr>
+          <w:top w:val="single" w:sz="4" w:space="1" w:color="auto"/>
+          <w:left w:val="single" w:sz="4" w:space="4" w:color="auto"/>
+          <w:bottom w:val="single" w:sz="4" w:space="1" w:color="auto"/>
+          <w:right w:val="single" w:sz="4" w:space="4" w:color="auto"/>
+        </w:pBdr>
+        <w:ind w:left="1080"/>
+        <w:rPr>
+          <w:lang w:val="en-US"/>
+        </w:rPr>
+      </w:pPr>
+      <w:r>
+        <w:rPr>
+          <w:lang w:val="en-US"/>
+        </w:rPr>
+        <w:t>FOLDER_PATH</w:t>
+      </w:r>
+      <w:r>
+        <w:rPr>
+          <w:lang w:val="en-US"/>
+        </w:rPr>
+        <w:t xml:space="preserve"> = r&lt;Đường Dẫn Tới Thư Mục&gt;</w:t>
+      </w:r>
+    </w:p>
+    <w:p>
+      <w:pPr>
+        <w:pStyle w:val="ListParagraph"/>
+        <w:pBdr>
+          <w:top w:val="single" w:sz="4" w:space="1" w:color="auto"/>
+          <w:left w:val="single" w:sz="4" w:space="4" w:color="auto"/>
+          <w:bottom w:val="single" w:sz="4" w:space="1" w:color="auto"/>
+          <w:right w:val="single" w:sz="4" w:space="4" w:color="auto"/>
+        </w:pBdr>
+        <w:ind w:left="1080"/>
+        <w:rPr>
+          <w:lang w:val="en-US"/>
+        </w:rPr>
+      </w:pPr>
+      <w:r>
+        <w:rPr>
+          <w:lang w:val="en-US"/>
+        </w:rPr>
+        <w:t xml:space="preserve">FILE_EXTENSION </w:t>
+      </w:r>
+      <w:r>
+        <w:rPr>
+          <w:lang w:val="en-US"/>
+        </w:rPr>
+        <w:t>= '.png'</w:t>
+      </w:r>
+    </w:p>
+    <w:p>
+      <w:pPr>
+        <w:pStyle w:val="ListParagraph"/>
+        <w:pBdr>
+          <w:top w:val="single" w:sz="4" w:space="1" w:color="auto"/>
+          <w:left w:val="single" w:sz="4" w:space="4" w:color="auto"/>
+          <w:bottom w:val="single" w:sz="4" w:space="1" w:color="auto"/>
+          <w:right w:val="single" w:sz="4" w:space="4" w:color="auto"/>
+        </w:pBdr>
+        <w:ind w:left="1080"/>
+        <w:rPr>
+          <w:lang w:val="en-US"/>
+        </w:rPr>
+      </w:pPr>
+    </w:p>
+    <w:p>
+      <w:pPr>
+        <w:pStyle w:val="ListParagraph"/>
+        <w:pBdr>
+          <w:top w:val="single" w:sz="4" w:space="1" w:color="auto"/>
+          <w:left w:val="single" w:sz="4" w:space="4" w:color="auto"/>
+          <w:bottom w:val="single" w:sz="4" w:space="1" w:color="auto"/>
+          <w:right w:val="single" w:sz="4" w:space="4" w:color="auto"/>
+        </w:pBdr>
+        <w:ind w:left="1080"/>
+        <w:rPr>
+          <w:lang w:val="en-US"/>
+        </w:rPr>
+      </w:pPr>
+      <w:r>
+        <w:rPr>
+          <w:lang w:val="en-US"/>
+        </w:rPr>
+        <w:t>file_list = [f for f in os.listdir(</w:t>
+      </w:r>
+      <w:r>
+        <w:rPr>
+          <w:lang w:val="en-US"/>
+        </w:rPr>
+        <w:t>FOLDER_PATH</w:t>
+      </w:r>
+      <w:r>
+        <w:rPr>
+          <w:lang w:val="en-US"/>
+        </w:rPr>
+        <w:t>) if f.endswith(</w:t>
+      </w:r>
+      <w:r>
+        <w:rPr>
+          <w:lang w:val="en-US"/>
+        </w:rPr>
+        <w:t>FILE_EXTENSION</w:t>
+      </w:r>
+      <w:r>
+        <w:rPr>
+          <w:lang w:val="en-US"/>
+        </w:rPr>
+        <w:t>)]</w:t>
+      </w:r>
+    </w:p>
+    <w:p>
+      <w:pPr>
+        <w:pStyle w:val="ListParagraph"/>
+        <w:pBdr>
+          <w:top w:val="single" w:sz="4" w:space="1" w:color="auto"/>
+          <w:left w:val="single" w:sz="4" w:space="4" w:color="auto"/>
+          <w:bottom w:val="single" w:sz="4" w:space="1" w:color="auto"/>
+          <w:right w:val="single" w:sz="4" w:space="4" w:color="auto"/>
+        </w:pBdr>
+        <w:ind w:left="1080"/>
+        <w:rPr>
+          <w:lang w:val="en-US"/>
+        </w:rPr>
+      </w:pPr>
+      <w:r>
+        <w:rPr>
+          <w:lang w:val="en-US"/>
+        </w:rPr>
+        <w:t>file_list.sort(key</w:t>
+      </w:r>
+      <w:r>
+        <w:rPr>
+          <w:lang w:val="en-US"/>
+        </w:rPr>
+        <w:t xml:space="preserve"> </w:t>
+      </w:r>
+      <w:r>
+        <w:rPr>
+          <w:lang w:val="en-US"/>
+        </w:rPr>
+        <w:t>=</w:t>
+      </w:r>
+      <w:r>
+        <w:rPr>
+          <w:lang w:val="en-US"/>
+        </w:rPr>
+        <w:t xml:space="preserve"> </w:t>
+      </w:r>
+      <w:r>
+        <w:rPr>
+          <w:lang w:val="en-US"/>
+        </w:rPr>
+        <w:t>lambda x: int(os.path.splitext(x)[0]))</w:t>
+      </w:r>
+    </w:p>
+    <w:p>
+      <w:pPr>
+        <w:pStyle w:val="ListParagraph"/>
+        <w:pBdr>
+          <w:top w:val="single" w:sz="4" w:space="1" w:color="auto"/>
+          <w:left w:val="single" w:sz="4" w:space="4" w:color="auto"/>
+          <w:bottom w:val="single" w:sz="4" w:space="1" w:color="auto"/>
+          <w:right w:val="single" w:sz="4" w:space="4" w:color="auto"/>
+        </w:pBdr>
+        <w:ind w:left="1080"/>
+        <w:rPr>
+          <w:lang w:val="en-US"/>
+        </w:rPr>
+      </w:pPr>
+    </w:p>
+    <w:p>
+      <w:pPr>
+        <w:pStyle w:val="ListParagraph"/>
+        <w:pBdr>
+          <w:top w:val="single" w:sz="4" w:space="1" w:color="auto"/>
+          <w:left w:val="single" w:sz="4" w:space="4" w:color="auto"/>
+          <w:bottom w:val="single" w:sz="4" w:space="1" w:color="auto"/>
+          <w:right w:val="single" w:sz="4" w:space="4" w:color="auto"/>
+        </w:pBdr>
+        <w:ind w:left="1080"/>
+        <w:rPr>
+          <w:lang w:val="en-US"/>
+        </w:rPr>
+      </w:pPr>
+      <w:r>
+        <w:rPr>
+          <w:lang w:val="en-US"/>
+        </w:rPr>
+        <w:t xml:space="preserve">for index, old_name in enumerate(file_list, </w:t>
+      </w:r>
+      <w:r>
+        <w:rPr>
+          <w:lang w:val="en-US"/>
+        </w:rPr>
+        <w:t>1</w:t>
+      </w:r>
+      <w:r>
+        <w:rPr>
+          <w:lang w:val="en-US"/>
+        </w:rPr>
+        <w:t>):</w:t>
+      </w:r>
+    </w:p>
+    <w:p>
+      <w:pPr>
+        <w:pStyle w:val="ListParagraph"/>
+        <w:pBdr>
+          <w:top w:val="single" w:sz="4" w:space="1" w:color="auto"/>
+          <w:left w:val="single" w:sz="4" w:space="4" w:color="auto"/>
+          <w:bottom w:val="single" w:sz="4" w:space="1" w:color="auto"/>
+          <w:right w:val="single" w:sz="4" w:space="4" w:color="auto"/>
+        </w:pBdr>
+        <w:ind w:left="1080"/>
+        <w:rPr>
+          <w:lang w:val="en-US"/>
+        </w:rPr>
+      </w:pPr>
+      <w:r>
+        <w:rPr>
+          <w:lang w:val="en-US"/>
+        </w:rPr>
+        <w:t xml:space="preserve">    new_name = f"{index}.png"</w:t>
+      </w:r>
+    </w:p>
+    <w:p>
+      <w:pPr>
+        <w:pStyle w:val="ListParagraph"/>
+        <w:pBdr>
+          <w:top w:val="single" w:sz="4" w:space="1" w:color="auto"/>
+          <w:left w:val="single" w:sz="4" w:space="4" w:color="auto"/>
+          <w:bottom w:val="single" w:sz="4" w:space="1" w:color="auto"/>
+          <w:right w:val="single" w:sz="4" w:space="4" w:color="auto"/>
+        </w:pBdr>
+        <w:ind w:left="1080"/>
+        <w:rPr>
+          <w:lang w:val="en-US"/>
+        </w:rPr>
+      </w:pPr>
+      <w:r>
+        <w:rPr>
+          <w:lang w:val="en-US"/>
+        </w:rPr>
+        <w:t xml:space="preserve">    old_path = os.path.join(</w:t>
+      </w:r>
+      <w:r>
+        <w:rPr>
+          <w:lang w:val="en-US"/>
+        </w:rPr>
+        <w:t>FOLDER_PATH</w:t>
+      </w:r>
+      <w:r>
+        <w:rPr>
+          <w:lang w:val="en-US"/>
+        </w:rPr>
+        <w:t>, old_name)</w:t>
+      </w:r>
+    </w:p>
+    <w:p>
+      <w:pPr>
+        <w:pStyle w:val="ListParagraph"/>
+        <w:pBdr>
+          <w:top w:val="single" w:sz="4" w:space="1" w:color="auto"/>
+          <w:left w:val="single" w:sz="4" w:space="4" w:color="auto"/>
+          <w:bottom w:val="single" w:sz="4" w:space="1" w:color="auto"/>
+          <w:right w:val="single" w:sz="4" w:space="4" w:color="auto"/>
+        </w:pBdr>
+        <w:ind w:left="1080"/>
+        <w:rPr>
+          <w:lang w:val="en-US"/>
+        </w:rPr>
+      </w:pPr>
+      <w:r>
+        <w:rPr>
+          <w:lang w:val="en-US"/>
+        </w:rPr>
+        <w:t xml:space="preserve">    new_path = os.path.join(</w:t>
+      </w:r>
+      <w:r>
+        <w:rPr>
+          <w:lang w:val="en-US"/>
+        </w:rPr>
+        <w:t>FOLDER_PATH</w:t>
+      </w:r>
+      <w:r>
+        <w:rPr>
+          <w:lang w:val="en-US"/>
+        </w:rPr>
+        <w:t>, new_name)</w:t>
+      </w:r>
+    </w:p>
+    <w:p>
+      <w:pPr>
+        <w:pStyle w:val="ListParagraph"/>
+        <w:pBdr>
+          <w:top w:val="single" w:sz="4" w:space="1" w:color="auto"/>
+          <w:left w:val="single" w:sz="4" w:space="4" w:color="auto"/>
+          <w:bottom w:val="single" w:sz="4" w:space="1" w:color="auto"/>
+          <w:right w:val="single" w:sz="4" w:space="4" w:color="auto"/>
+        </w:pBdr>
+        <w:ind w:left="1080"/>
+        <w:rPr>
+          <w:lang w:val="en-US"/>
+        </w:rPr>
+      </w:pPr>
+      <w:r>
+        <w:rPr>
+          <w:lang w:val="en-US"/>
+        </w:rPr>
+        <w:t xml:space="preserve">    os.rename(old_path, new_path)</w:t>
+      </w:r>
+    </w:p>
+    <w:p>
+      <w:pPr>
+        <w:pStyle w:val="ListParagraph"/>
+        <w:numPr>
+          <w:ilvl w:val="0"/>
+          <w:numId w:val="14"/>
+        </w:numPr>
+        <w:rPr>
+          <w:lang w:val="en-US"/>
+        </w:rPr>
+      </w:pPr>
+      <w:r>
+        <w:rPr>
+          <w:lang w:val="en-US"/>
+        </w:rPr>
+        <w:t>Xóa Toàn Bộ Comment Trong 1 Python File?</w:t>
+      </w:r>
+    </w:p>
+    <w:p>
+      <w:pPr>
+        <w:pStyle w:val="ListParagraph"/>
+        <w:pBdr>
+          <w:top w:val="single" w:sz="4" w:space="1" w:color="auto"/>
+          <w:left w:val="single" w:sz="4" w:space="4" w:color="auto"/>
+          <w:bottom w:val="single" w:sz="4" w:space="1" w:color="auto"/>
+          <w:right w:val="single" w:sz="4" w:space="4" w:color="auto"/>
+        </w:pBdr>
+        <w:ind w:left="1080"/>
+        <w:rPr>
+          <w:lang w:val="en-US"/>
+        </w:rPr>
+      </w:pPr>
+      <w:r>
+        <w:rPr>
+          <w:lang w:val="en-US"/>
+        </w:rPr>
+        <w:t>import re</w:t>
+      </w:r>
+    </w:p>
+    <w:p>
+      <w:pPr>
+        <w:pStyle w:val="ListParagraph"/>
+        <w:pBdr>
+          <w:top w:val="single" w:sz="4" w:space="1" w:color="auto"/>
+          <w:left w:val="single" w:sz="4" w:space="4" w:color="auto"/>
+          <w:bottom w:val="single" w:sz="4" w:space="1" w:color="auto"/>
+          <w:right w:val="single" w:sz="4" w:space="4" w:color="auto"/>
+        </w:pBdr>
+        <w:ind w:left="1080"/>
+        <w:rPr>
+          <w:lang w:val="en-US"/>
+        </w:rPr>
+      </w:pPr>
+    </w:p>
+    <w:p>
+      <w:pPr>
+        <w:pStyle w:val="ListParagraph"/>
+        <w:pBdr>
+          <w:top w:val="single" w:sz="4" w:space="1" w:color="auto"/>
+          <w:left w:val="single" w:sz="4" w:space="4" w:color="auto"/>
+          <w:bottom w:val="single" w:sz="4" w:space="1" w:color="auto"/>
+          <w:right w:val="single" w:sz="4" w:space="4" w:color="auto"/>
+        </w:pBdr>
+        <w:ind w:left="1080"/>
+        <w:rPr>
+          <w:lang w:val="en-US"/>
+        </w:rPr>
+      </w:pPr>
+      <w:r>
+        <w:rPr>
+          <w:lang w:val="en-US"/>
+        </w:rPr>
+        <w:t>FILE_PATH</w:t>
+      </w:r>
+      <w:r>
+        <w:rPr>
+          <w:lang w:val="en-US"/>
+        </w:rPr>
+        <w:t xml:space="preserve"> = </w:t>
+      </w:r>
+      <w:r>
+        <w:rPr>
+          <w:lang w:val="en-US"/>
+        </w:rPr>
+        <w:t>&lt;Đường Dẫn Tới File&gt;</w:t>
+      </w:r>
+    </w:p>
+    <w:p>
+      <w:pPr>
+        <w:pStyle w:val="ListParagraph"/>
+        <w:pBdr>
+          <w:top w:val="single" w:sz="4" w:space="1" w:color="auto"/>
+          <w:left w:val="single" w:sz="4" w:space="4" w:color="auto"/>
+          <w:bottom w:val="single" w:sz="4" w:space="1" w:color="auto"/>
+          <w:right w:val="single" w:sz="4" w:space="4" w:color="auto"/>
+        </w:pBdr>
+        <w:ind w:left="1080"/>
+        <w:rPr>
+          <w:lang w:val="en-US"/>
+        </w:rPr>
+      </w:pPr>
+    </w:p>
+    <w:p>
+      <w:pPr>
+        <w:pStyle w:val="ListParagraph"/>
+        <w:pBdr>
+          <w:top w:val="single" w:sz="4" w:space="1" w:color="auto"/>
+          <w:left w:val="single" w:sz="4" w:space="4" w:color="auto"/>
+          <w:bottom w:val="single" w:sz="4" w:space="1" w:color="auto"/>
+          <w:right w:val="single" w:sz="4" w:space="4" w:color="auto"/>
+        </w:pBdr>
+        <w:ind w:left="1080"/>
+        <w:rPr>
+          <w:lang w:val="en-US"/>
+        </w:rPr>
+      </w:pPr>
+      <w:r>
+        <w:rPr>
+          <w:lang w:val="en-US"/>
+        </w:rPr>
         <w:lastRenderedPageBreak/>
-        <w:t>foo, *bar, boo, ha = [1, 4, “far”, “bob”, 5, 9]</w:t>
-      </w:r>
-    </w:p>
-    <w:p>
-      <w:pPr>
-        <w:pStyle w:val="ListParagraph"/>
-        <w:numPr>
-          <w:ilvl w:val="0"/>
-          <w:numId w:val="3"/>
-        </w:numPr>
-        <w:rPr>
-          <w:lang w:val="en-US"/>
-        </w:rPr>
-      </w:pPr>
-      <w:r>
-        <w:rPr>
-          <w:lang w:val="en-US"/>
-        </w:rPr>
-        <w:t>“foo” có giá trị là 1, “bar” có giá trị là [4, “far”, “bob”], “boo” có giá trị 5 và “ha” có giá trị 9</w:t>
-      </w:r>
-    </w:p>
-    <w:p>
-      <w:pPr>
-        <w:rPr>
-          <w:lang w:val="en-US"/>
-        </w:rPr>
-      </w:pPr>
-    </w:p>
-    <w:p>
-      <w:pPr>
-        <w:rPr>
-          <w:lang w:val="en-US"/>
-        </w:rPr>
-      </w:pPr>
-      <w:r>
-        <w:rPr>
-          <w:lang w:val="en-US"/>
-        </w:rPr>
-        <w:t>Trick – Mẹo:</w:t>
-      </w:r>
-    </w:p>
-    <w:p>
-      <w:pPr>
-        <w:pStyle w:val="ListParagraph"/>
-        <w:numPr>
-          <w:ilvl w:val="0"/>
-          <w:numId w:val="10"/>
-        </w:numPr>
-        <w:rPr>
-          <w:lang w:val="en-US"/>
-        </w:rPr>
-      </w:pPr>
-      <w:r>
-        <w:rPr>
-          <w:lang w:val="en-US"/>
-        </w:rPr>
-        <w:t>Đối Phó Với Vòng Lặp Mà Phải Khởi Tạo Giá Trị Bắt Đầu?</w:t>
-      </w:r>
-    </w:p>
-    <w:p>
-      <w:pPr>
-        <w:pStyle w:val="ListParagraph"/>
-        <w:numPr>
-          <w:ilvl w:val="0"/>
-          <w:numId w:val="3"/>
-        </w:numPr>
-        <w:rPr>
-          <w:lang w:val="en-US"/>
-        </w:rPr>
-      </w:pPr>
-      <w:r>
-        <w:rPr>
-          <w:lang w:val="en-US"/>
-        </w:rPr>
-        <w:t>Khởi tạo giá trị trước giá trị bắt đầu</w:t>
-      </w:r>
-    </w:p>
-    <w:p>
-      <w:pPr>
-        <w:rPr>
-          <w:lang w:val="en-US"/>
-        </w:rPr>
-      </w:pPr>
-    </w:p>
-    <w:p>
-      <w:pPr>
-        <w:rPr>
-          <w:lang w:val="en-US"/>
-        </w:rPr>
-      </w:pPr>
-      <w:r>
-        <w:rPr>
-          <w:lang w:val="en-US"/>
-        </w:rPr>
-        <w:t>Quick Codes – Mã Nhanh:</w:t>
+        <w:t>with open(</w:t>
+      </w:r>
+      <w:r>
+        <w:rPr>
+          <w:lang w:val="en-US"/>
+        </w:rPr>
+        <w:t xml:space="preserve">FILE_PATH, </w:t>
+      </w:r>
+      <w:r>
+        <w:rPr>
+          <w:lang w:val="en-US"/>
+        </w:rPr>
+        <w:t>"</w:t>
+      </w:r>
+      <w:r>
+        <w:rPr>
+          <w:lang w:val="en-US"/>
+        </w:rPr>
+        <w:t>r</w:t>
+      </w:r>
+      <w:r>
+        <w:rPr>
+          <w:lang w:val="en-US"/>
+        </w:rPr>
+        <w:t>") as f:</w:t>
+      </w:r>
+    </w:p>
+    <w:p>
+      <w:pPr>
+        <w:pStyle w:val="ListParagraph"/>
+        <w:pBdr>
+          <w:top w:val="single" w:sz="4" w:space="1" w:color="auto"/>
+          <w:left w:val="single" w:sz="4" w:space="4" w:color="auto"/>
+          <w:bottom w:val="single" w:sz="4" w:space="1" w:color="auto"/>
+          <w:right w:val="single" w:sz="4" w:space="4" w:color="auto"/>
+        </w:pBdr>
+        <w:ind w:left="1080"/>
+        <w:rPr>
+          <w:lang w:val="en-US"/>
+        </w:rPr>
+      </w:pPr>
+      <w:r>
+        <w:rPr>
+          <w:lang w:val="en-US"/>
+        </w:rPr>
+        <w:t xml:space="preserve">    content = f.read()</w:t>
+      </w:r>
+    </w:p>
+    <w:p>
+      <w:pPr>
+        <w:pStyle w:val="ListParagraph"/>
+        <w:pBdr>
+          <w:top w:val="single" w:sz="4" w:space="1" w:color="auto"/>
+          <w:left w:val="single" w:sz="4" w:space="4" w:color="auto"/>
+          <w:bottom w:val="single" w:sz="4" w:space="1" w:color="auto"/>
+          <w:right w:val="single" w:sz="4" w:space="4" w:color="auto"/>
+        </w:pBdr>
+        <w:ind w:left="1080"/>
+        <w:rPr>
+          <w:lang w:val="en-US"/>
+        </w:rPr>
+      </w:pPr>
+    </w:p>
+    <w:p>
+      <w:pPr>
+        <w:pStyle w:val="ListParagraph"/>
+        <w:pBdr>
+          <w:top w:val="single" w:sz="4" w:space="1" w:color="auto"/>
+          <w:left w:val="single" w:sz="4" w:space="4" w:color="auto"/>
+          <w:bottom w:val="single" w:sz="4" w:space="1" w:color="auto"/>
+          <w:right w:val="single" w:sz="4" w:space="4" w:color="auto"/>
+        </w:pBdr>
+        <w:ind w:left="1080"/>
+        <w:rPr>
+          <w:lang w:val="en-US"/>
+        </w:rPr>
+      </w:pPr>
+      <w:r>
+        <w:rPr>
+          <w:lang w:val="en-US"/>
+        </w:rPr>
+        <w:t>content = re.sub(r'#.*', '', content)</w:t>
+      </w:r>
+    </w:p>
+    <w:p>
+      <w:pPr>
+        <w:pStyle w:val="ListParagraph"/>
+        <w:pBdr>
+          <w:top w:val="single" w:sz="4" w:space="1" w:color="auto"/>
+          <w:left w:val="single" w:sz="4" w:space="4" w:color="auto"/>
+          <w:bottom w:val="single" w:sz="4" w:space="1" w:color="auto"/>
+          <w:right w:val="single" w:sz="4" w:space="4" w:color="auto"/>
+        </w:pBdr>
+        <w:ind w:left="1080"/>
+        <w:rPr>
+          <w:lang w:val="en-US"/>
+        </w:rPr>
+      </w:pPr>
+      <w:r>
+        <w:rPr>
+          <w:lang w:val="en-US"/>
+        </w:rPr>
+        <w:t>content = re.sub(r"'''(.*?)'''", '', content, flags=re.DOTALL)</w:t>
+      </w:r>
+    </w:p>
+    <w:p>
+      <w:pPr>
+        <w:pStyle w:val="ListParagraph"/>
+        <w:pBdr>
+          <w:top w:val="single" w:sz="4" w:space="1" w:color="auto"/>
+          <w:left w:val="single" w:sz="4" w:space="4" w:color="auto"/>
+          <w:bottom w:val="single" w:sz="4" w:space="1" w:color="auto"/>
+          <w:right w:val="single" w:sz="4" w:space="4" w:color="auto"/>
+        </w:pBdr>
+        <w:ind w:left="1080"/>
+        <w:rPr>
+          <w:lang w:val="en-US"/>
+        </w:rPr>
+      </w:pPr>
+    </w:p>
+    <w:p>
+      <w:pPr>
+        <w:pStyle w:val="ListParagraph"/>
+        <w:pBdr>
+          <w:top w:val="single" w:sz="4" w:space="1" w:color="auto"/>
+          <w:left w:val="single" w:sz="4" w:space="4" w:color="auto"/>
+          <w:bottom w:val="single" w:sz="4" w:space="1" w:color="auto"/>
+          <w:right w:val="single" w:sz="4" w:space="4" w:color="auto"/>
+        </w:pBdr>
+        <w:ind w:left="1080"/>
+        <w:rPr>
+          <w:lang w:val="en-US"/>
+        </w:rPr>
+      </w:pPr>
+      <w:r>
+        <w:rPr>
+          <w:lang w:val="en-US"/>
+        </w:rPr>
+        <w:t>with open(</w:t>
+      </w:r>
+      <w:r>
+        <w:rPr>
+          <w:lang w:val="en-US"/>
+        </w:rPr>
+        <w:t>FILE_PATH</w:t>
+      </w:r>
+      <w:r>
+        <w:rPr>
+          <w:lang w:val="en-US"/>
+        </w:rPr>
+        <w:t>, 'w') as f:</w:t>
+      </w:r>
+    </w:p>
+    <w:p>
+      <w:pPr>
+        <w:pStyle w:val="ListParagraph"/>
+        <w:pBdr>
+          <w:top w:val="single" w:sz="4" w:space="1" w:color="auto"/>
+          <w:left w:val="single" w:sz="4" w:space="4" w:color="auto"/>
+          <w:bottom w:val="single" w:sz="4" w:space="1" w:color="auto"/>
+          <w:right w:val="single" w:sz="4" w:space="4" w:color="auto"/>
+        </w:pBdr>
+        <w:ind w:left="1080"/>
+        <w:rPr>
+          <w:lang w:val="en-US"/>
+        </w:rPr>
+      </w:pPr>
+      <w:r>
+        <w:rPr>
+          <w:lang w:val="en-US"/>
+        </w:rPr>
+        <w:t xml:space="preserve">    f.write(content)</w:t>
       </w:r>
     </w:p>
     <w:p>
@@ -6895,418 +8040,7 @@
         <w:rPr>
           <w:lang w:val="en-US"/>
         </w:rPr>
-        <w:t>Chỉnh Tên Của Tất Cả Các Ảnh</w:t>
-      </w:r>
-      <w:r>
-        <w:rPr>
-          <w:lang w:val="en-US"/>
-        </w:rPr>
-        <w:t xml:space="preserve"> PNG</w:t>
-      </w:r>
-      <w:r>
-        <w:rPr>
-          <w:lang w:val="en-US"/>
-        </w:rPr>
-        <w:t xml:space="preserve"> Trong 1 </w:t>
-      </w:r>
-      <w:r>
-        <w:rPr>
-          <w:lang w:val="en-US"/>
-        </w:rPr>
-        <w:t>Thư Mục</w:t>
-      </w:r>
-      <w:r>
-        <w:rPr>
-          <w:lang w:val="en-US"/>
-        </w:rPr>
-        <w:t xml:space="preserve"> Thành Số Thự Tự Tăng Dần?</w:t>
-      </w:r>
-    </w:p>
-    <w:p>
-      <w:pPr>
-        <w:pStyle w:val="ListParagraph"/>
-        <w:numPr>
-          <w:ilvl w:val="0"/>
-          <w:numId w:val="3"/>
-        </w:numPr>
-        <w:rPr>
-          <w:lang w:val="en-US"/>
-        </w:rPr>
-      </w:pPr>
-      <w:r>
-        <w:rPr>
-          <w:lang w:val="en-US"/>
-        </w:rPr>
-        <w:t>Áp dụng cho tập ảnh bị thiếu số thứ tự cần Offset</w:t>
-      </w:r>
-    </w:p>
-    <w:p>
-      <w:pPr>
-        <w:pStyle w:val="ListParagraph"/>
-        <w:pBdr>
-          <w:top w:val="single" w:sz="4" w:space="1" w:color="auto"/>
-          <w:left w:val="single" w:sz="4" w:space="4" w:color="auto"/>
-          <w:bottom w:val="single" w:sz="4" w:space="1" w:color="auto"/>
-          <w:right w:val="single" w:sz="4" w:space="4" w:color="auto"/>
-        </w:pBdr>
-        <w:ind w:left="1080"/>
-        <w:rPr>
-          <w:lang w:val="en-US"/>
-        </w:rPr>
-      </w:pPr>
-      <w:r>
-        <w:rPr>
-          <w:lang w:val="en-US"/>
-        </w:rPr>
-        <w:t>import os</w:t>
-      </w:r>
-    </w:p>
-    <w:p>
-      <w:pPr>
-        <w:pStyle w:val="ListParagraph"/>
-        <w:pBdr>
-          <w:top w:val="single" w:sz="4" w:space="1" w:color="auto"/>
-          <w:left w:val="single" w:sz="4" w:space="4" w:color="auto"/>
-          <w:bottom w:val="single" w:sz="4" w:space="1" w:color="auto"/>
-          <w:right w:val="single" w:sz="4" w:space="4" w:color="auto"/>
-        </w:pBdr>
-        <w:ind w:left="1080"/>
-        <w:rPr>
-          <w:lang w:val="en-US"/>
-        </w:rPr>
-      </w:pPr>
-    </w:p>
-    <w:p>
-      <w:pPr>
-        <w:pStyle w:val="ListParagraph"/>
-        <w:pBdr>
-          <w:top w:val="single" w:sz="4" w:space="1" w:color="auto"/>
-          <w:left w:val="single" w:sz="4" w:space="4" w:color="auto"/>
-          <w:bottom w:val="single" w:sz="4" w:space="1" w:color="auto"/>
-          <w:right w:val="single" w:sz="4" w:space="4" w:color="auto"/>
-        </w:pBdr>
-        <w:ind w:left="1080"/>
-        <w:rPr>
-          <w:lang w:val="en-US"/>
-        </w:rPr>
-      </w:pPr>
-      <w:r>
-        <w:rPr>
-          <w:lang w:val="en-US"/>
-        </w:rPr>
-        <w:t>FOLDER_PATH</w:t>
-      </w:r>
-      <w:r>
-        <w:rPr>
-          <w:lang w:val="en-US"/>
-        </w:rPr>
-        <w:t xml:space="preserve"> = r&lt;Đường Dẫn Tới Thư Mục&gt;</w:t>
-      </w:r>
-    </w:p>
-    <w:p>
-      <w:pPr>
-        <w:pStyle w:val="ListParagraph"/>
-        <w:pBdr>
-          <w:top w:val="single" w:sz="4" w:space="1" w:color="auto"/>
-          <w:left w:val="single" w:sz="4" w:space="4" w:color="auto"/>
-          <w:bottom w:val="single" w:sz="4" w:space="1" w:color="auto"/>
-          <w:right w:val="single" w:sz="4" w:space="4" w:color="auto"/>
-        </w:pBdr>
-        <w:ind w:left="1080"/>
-        <w:rPr>
-          <w:lang w:val="en-US"/>
-        </w:rPr>
-      </w:pPr>
-      <w:r>
-        <w:rPr>
-          <w:lang w:val="en-US"/>
-        </w:rPr>
-        <w:t xml:space="preserve">FILE_EXTENSION </w:t>
-      </w:r>
-      <w:r>
-        <w:rPr>
-          <w:lang w:val="en-US"/>
-        </w:rPr>
-        <w:t>= '.png'</w:t>
-      </w:r>
-    </w:p>
-    <w:p>
-      <w:pPr>
-        <w:pStyle w:val="ListParagraph"/>
-        <w:pBdr>
-          <w:top w:val="single" w:sz="4" w:space="1" w:color="auto"/>
-          <w:left w:val="single" w:sz="4" w:space="4" w:color="auto"/>
-          <w:bottom w:val="single" w:sz="4" w:space="1" w:color="auto"/>
-          <w:right w:val="single" w:sz="4" w:space="4" w:color="auto"/>
-        </w:pBdr>
-        <w:ind w:left="1080"/>
-        <w:rPr>
-          <w:lang w:val="en-US"/>
-        </w:rPr>
-      </w:pPr>
-    </w:p>
-    <w:p>
-      <w:pPr>
-        <w:pStyle w:val="ListParagraph"/>
-        <w:pBdr>
-          <w:top w:val="single" w:sz="4" w:space="1" w:color="auto"/>
-          <w:left w:val="single" w:sz="4" w:space="4" w:color="auto"/>
-          <w:bottom w:val="single" w:sz="4" w:space="1" w:color="auto"/>
-          <w:right w:val="single" w:sz="4" w:space="4" w:color="auto"/>
-        </w:pBdr>
-        <w:ind w:left="1080"/>
-        <w:rPr>
-          <w:lang w:val="en-US"/>
-        </w:rPr>
-      </w:pPr>
-      <w:r>
-        <w:rPr>
-          <w:lang w:val="en-US"/>
-        </w:rPr>
-        <w:t>file_list = [f for f in os.listdir(</w:t>
-      </w:r>
-      <w:r>
-        <w:rPr>
-          <w:lang w:val="en-US"/>
-        </w:rPr>
-        <w:t>FOLDER_PATH</w:t>
-      </w:r>
-      <w:r>
-        <w:rPr>
-          <w:lang w:val="en-US"/>
-        </w:rPr>
-        <w:t>) if f.endswith(</w:t>
-      </w:r>
-      <w:r>
-        <w:rPr>
-          <w:lang w:val="en-US"/>
-        </w:rPr>
-        <w:t>FILE_EXTENSION</w:t>
-      </w:r>
-      <w:r>
-        <w:rPr>
-          <w:lang w:val="en-US"/>
-        </w:rPr>
-        <w:t>)]</w:t>
-      </w:r>
-    </w:p>
-    <w:p>
-      <w:pPr>
-        <w:pStyle w:val="ListParagraph"/>
-        <w:pBdr>
-          <w:top w:val="single" w:sz="4" w:space="1" w:color="auto"/>
-          <w:left w:val="single" w:sz="4" w:space="4" w:color="auto"/>
-          <w:bottom w:val="single" w:sz="4" w:space="1" w:color="auto"/>
-          <w:right w:val="single" w:sz="4" w:space="4" w:color="auto"/>
-        </w:pBdr>
-        <w:ind w:left="1080"/>
-        <w:rPr>
-          <w:lang w:val="en-US"/>
-        </w:rPr>
-      </w:pPr>
-      <w:r>
-        <w:rPr>
-          <w:lang w:val="en-US"/>
-        </w:rPr>
-        <w:t>file_list.sort(key</w:t>
-      </w:r>
-      <w:r>
-        <w:rPr>
-          <w:lang w:val="en-US"/>
-        </w:rPr>
-        <w:t xml:space="preserve"> </w:t>
-      </w:r>
-      <w:r>
-        <w:rPr>
-          <w:lang w:val="en-US"/>
-        </w:rPr>
-        <w:t>=</w:t>
-      </w:r>
-      <w:r>
-        <w:rPr>
-          <w:lang w:val="en-US"/>
-        </w:rPr>
-        <w:t xml:space="preserve"> </w:t>
-      </w:r>
-      <w:r>
-        <w:rPr>
-          <w:lang w:val="en-US"/>
-        </w:rPr>
-        <w:t>lambda x: int(os.path.splitext(x)[0]))</w:t>
-      </w:r>
-    </w:p>
-    <w:p>
-      <w:pPr>
-        <w:pStyle w:val="ListParagraph"/>
-        <w:pBdr>
-          <w:top w:val="single" w:sz="4" w:space="1" w:color="auto"/>
-          <w:left w:val="single" w:sz="4" w:space="4" w:color="auto"/>
-          <w:bottom w:val="single" w:sz="4" w:space="1" w:color="auto"/>
-          <w:right w:val="single" w:sz="4" w:space="4" w:color="auto"/>
-        </w:pBdr>
-        <w:ind w:left="1080"/>
-        <w:rPr>
-          <w:lang w:val="en-US"/>
-        </w:rPr>
-      </w:pPr>
-    </w:p>
-    <w:p>
-      <w:pPr>
-        <w:pStyle w:val="ListParagraph"/>
-        <w:pBdr>
-          <w:top w:val="single" w:sz="4" w:space="1" w:color="auto"/>
-          <w:left w:val="single" w:sz="4" w:space="4" w:color="auto"/>
-          <w:bottom w:val="single" w:sz="4" w:space="1" w:color="auto"/>
-          <w:right w:val="single" w:sz="4" w:space="4" w:color="auto"/>
-        </w:pBdr>
-        <w:ind w:left="1080"/>
-        <w:rPr>
-          <w:lang w:val="en-US"/>
-        </w:rPr>
-      </w:pPr>
-      <w:r>
-        <w:rPr>
-          <w:lang w:val="en-US"/>
-        </w:rPr>
-        <w:t xml:space="preserve">for index, old_name in enumerate(file_list, </w:t>
-      </w:r>
-      <w:r>
-        <w:rPr>
-          <w:lang w:val="en-US"/>
-        </w:rPr>
-        <w:t>1</w:t>
-      </w:r>
-      <w:r>
-        <w:rPr>
-          <w:lang w:val="en-US"/>
-        </w:rPr>
-        <w:t>):</w:t>
-      </w:r>
-    </w:p>
-    <w:p>
-      <w:pPr>
-        <w:pStyle w:val="ListParagraph"/>
-        <w:pBdr>
-          <w:top w:val="single" w:sz="4" w:space="1" w:color="auto"/>
-          <w:left w:val="single" w:sz="4" w:space="4" w:color="auto"/>
-          <w:bottom w:val="single" w:sz="4" w:space="1" w:color="auto"/>
-          <w:right w:val="single" w:sz="4" w:space="4" w:color="auto"/>
-        </w:pBdr>
-        <w:ind w:left="1080"/>
-        <w:rPr>
-          <w:lang w:val="en-US"/>
-        </w:rPr>
-      </w:pPr>
-      <w:r>
-        <w:rPr>
-          <w:lang w:val="en-US"/>
-        </w:rPr>
-        <w:t xml:space="preserve">    new_name = f"{index}.png"</w:t>
-      </w:r>
-    </w:p>
-    <w:p>
-      <w:pPr>
-        <w:pStyle w:val="ListParagraph"/>
-        <w:pBdr>
-          <w:top w:val="single" w:sz="4" w:space="1" w:color="auto"/>
-          <w:left w:val="single" w:sz="4" w:space="4" w:color="auto"/>
-          <w:bottom w:val="single" w:sz="4" w:space="1" w:color="auto"/>
-          <w:right w:val="single" w:sz="4" w:space="4" w:color="auto"/>
-        </w:pBdr>
-        <w:ind w:left="1080"/>
-        <w:rPr>
-          <w:lang w:val="en-US"/>
-        </w:rPr>
-      </w:pPr>
-      <w:r>
-        <w:rPr>
-          <w:lang w:val="en-US"/>
-        </w:rPr>
-        <w:t xml:space="preserve">    old_path = os.path.join(</w:t>
-      </w:r>
-      <w:r>
-        <w:rPr>
-          <w:lang w:val="en-US"/>
-        </w:rPr>
-        <w:t>FOLDER_PATH</w:t>
-      </w:r>
-      <w:r>
-        <w:rPr>
-          <w:lang w:val="en-US"/>
-        </w:rPr>
-        <w:t>, old_name)</w:t>
-      </w:r>
-    </w:p>
-    <w:p>
-      <w:pPr>
-        <w:pStyle w:val="ListParagraph"/>
-        <w:pBdr>
-          <w:top w:val="single" w:sz="4" w:space="1" w:color="auto"/>
-          <w:left w:val="single" w:sz="4" w:space="4" w:color="auto"/>
-          <w:bottom w:val="single" w:sz="4" w:space="1" w:color="auto"/>
-          <w:right w:val="single" w:sz="4" w:space="4" w:color="auto"/>
-        </w:pBdr>
-        <w:ind w:left="1080"/>
-        <w:rPr>
-          <w:lang w:val="en-US"/>
-        </w:rPr>
-      </w:pPr>
-      <w:r>
-        <w:rPr>
-          <w:lang w:val="en-US"/>
-        </w:rPr>
-        <w:t xml:space="preserve">    new_path = os.path.join(</w:t>
-      </w:r>
-      <w:r>
-        <w:rPr>
-          <w:lang w:val="en-US"/>
-        </w:rPr>
-        <w:t>FOLDER_PATH</w:t>
-      </w:r>
-      <w:r>
-        <w:rPr>
-          <w:lang w:val="en-US"/>
-        </w:rPr>
-        <w:t>, new_name)</w:t>
-      </w:r>
-    </w:p>
-    <w:p>
-      <w:pPr>
-        <w:pStyle w:val="ListParagraph"/>
-        <w:pBdr>
-          <w:top w:val="single" w:sz="4" w:space="1" w:color="auto"/>
-          <w:left w:val="single" w:sz="4" w:space="4" w:color="auto"/>
-          <w:bottom w:val="single" w:sz="4" w:space="1" w:color="auto"/>
-          <w:right w:val="single" w:sz="4" w:space="4" w:color="auto"/>
-        </w:pBdr>
-        <w:ind w:left="1080"/>
-        <w:rPr>
-          <w:lang w:val="en-US"/>
-        </w:rPr>
-      </w:pPr>
-      <w:r>
-        <w:rPr>
-          <w:lang w:val="en-US"/>
-        </w:rPr>
-        <w:t xml:space="preserve">    os.rename(old_path, new_path)</w:t>
-      </w:r>
-    </w:p>
-    <w:p>
-      <w:pPr>
-        <w:pStyle w:val="ListParagraph"/>
-        <w:numPr>
-          <w:ilvl w:val="0"/>
-          <w:numId w:val="14"/>
-        </w:numPr>
-        <w:rPr>
-          <w:lang w:val="en-US"/>
-        </w:rPr>
-      </w:pPr>
-      <w:r>
-        <w:rPr>
-          <w:lang w:val="en-US"/>
-        </w:rPr>
-        <w:t>Xóa Toàn Bộ Comment Trong 1 Python File?</w:t>
+        <w:t>Xóa Toàn Bộ Doc String Trong 1 Python File?</w:t>
       </w:r>
     </w:p>
     <w:p>
@@ -7363,300 +8097,6 @@
         <w:rPr>
           <w:lang w:val="en-US"/>
         </w:rPr>
-        <w:t>FILE_PATH</w:t>
-      </w:r>
-      <w:r>
-        <w:rPr>
-          <w:lang w:val="en-US"/>
-        </w:rPr>
-        <w:t xml:space="preserve"> = </w:t>
-      </w:r>
-      <w:r>
-        <w:rPr>
-          <w:lang w:val="en-US"/>
-        </w:rPr>
-        <w:t>&lt;Đường Dẫn Tới File&gt;</w:t>
-      </w:r>
-    </w:p>
-    <w:p>
-      <w:pPr>
-        <w:pStyle w:val="ListParagraph"/>
-        <w:pBdr>
-          <w:top w:val="single" w:sz="4" w:space="1" w:color="auto"/>
-          <w:left w:val="single" w:sz="4" w:space="4" w:color="auto"/>
-          <w:bottom w:val="single" w:sz="4" w:space="1" w:color="auto"/>
-          <w:right w:val="single" w:sz="4" w:space="4" w:color="auto"/>
-        </w:pBdr>
-        <w:ind w:left="1080"/>
-        <w:rPr>
-          <w:lang w:val="en-US"/>
-        </w:rPr>
-      </w:pPr>
-    </w:p>
-    <w:p>
-      <w:pPr>
-        <w:pStyle w:val="ListParagraph"/>
-        <w:pBdr>
-          <w:top w:val="single" w:sz="4" w:space="1" w:color="auto"/>
-          <w:left w:val="single" w:sz="4" w:space="4" w:color="auto"/>
-          <w:bottom w:val="single" w:sz="4" w:space="1" w:color="auto"/>
-          <w:right w:val="single" w:sz="4" w:space="4" w:color="auto"/>
-        </w:pBdr>
-        <w:ind w:left="1080"/>
-        <w:rPr>
-          <w:lang w:val="en-US"/>
-        </w:rPr>
-      </w:pPr>
-      <w:r>
-        <w:rPr>
-          <w:lang w:val="en-US"/>
-        </w:rPr>
-        <w:t>with open(</w:t>
-      </w:r>
-      <w:r>
-        <w:rPr>
-          <w:lang w:val="en-US"/>
-        </w:rPr>
-        <w:t xml:space="preserve">FILE_PATH, </w:t>
-      </w:r>
-      <w:r>
-        <w:rPr>
-          <w:lang w:val="en-US"/>
-        </w:rPr>
-        <w:t>"</w:t>
-      </w:r>
-      <w:r>
-        <w:rPr>
-          <w:lang w:val="en-US"/>
-        </w:rPr>
-        <w:t>r</w:t>
-      </w:r>
-      <w:r>
-        <w:rPr>
-          <w:lang w:val="en-US"/>
-        </w:rPr>
-        <w:t>") as f:</w:t>
-      </w:r>
-    </w:p>
-    <w:p>
-      <w:pPr>
-        <w:pStyle w:val="ListParagraph"/>
-        <w:pBdr>
-          <w:top w:val="single" w:sz="4" w:space="1" w:color="auto"/>
-          <w:left w:val="single" w:sz="4" w:space="4" w:color="auto"/>
-          <w:bottom w:val="single" w:sz="4" w:space="1" w:color="auto"/>
-          <w:right w:val="single" w:sz="4" w:space="4" w:color="auto"/>
-        </w:pBdr>
-        <w:ind w:left="1080"/>
-        <w:rPr>
-          <w:lang w:val="en-US"/>
-        </w:rPr>
-      </w:pPr>
-      <w:r>
-        <w:rPr>
-          <w:lang w:val="en-US"/>
-        </w:rPr>
-        <w:t xml:space="preserve">    content = f.read()</w:t>
-      </w:r>
-    </w:p>
-    <w:p>
-      <w:pPr>
-        <w:pStyle w:val="ListParagraph"/>
-        <w:pBdr>
-          <w:top w:val="single" w:sz="4" w:space="1" w:color="auto"/>
-          <w:left w:val="single" w:sz="4" w:space="4" w:color="auto"/>
-          <w:bottom w:val="single" w:sz="4" w:space="1" w:color="auto"/>
-          <w:right w:val="single" w:sz="4" w:space="4" w:color="auto"/>
-        </w:pBdr>
-        <w:ind w:left="1080"/>
-        <w:rPr>
-          <w:lang w:val="en-US"/>
-        </w:rPr>
-      </w:pPr>
-    </w:p>
-    <w:p>
-      <w:pPr>
-        <w:pStyle w:val="ListParagraph"/>
-        <w:pBdr>
-          <w:top w:val="single" w:sz="4" w:space="1" w:color="auto"/>
-          <w:left w:val="single" w:sz="4" w:space="4" w:color="auto"/>
-          <w:bottom w:val="single" w:sz="4" w:space="1" w:color="auto"/>
-          <w:right w:val="single" w:sz="4" w:space="4" w:color="auto"/>
-        </w:pBdr>
-        <w:ind w:left="1080"/>
-        <w:rPr>
-          <w:lang w:val="en-US"/>
-        </w:rPr>
-      </w:pPr>
-      <w:r>
-        <w:rPr>
-          <w:lang w:val="en-US"/>
-        </w:rPr>
-        <w:t>content = re.sub(r'#.*', '', content)</w:t>
-      </w:r>
-    </w:p>
-    <w:p>
-      <w:pPr>
-        <w:pStyle w:val="ListParagraph"/>
-        <w:pBdr>
-          <w:top w:val="single" w:sz="4" w:space="1" w:color="auto"/>
-          <w:left w:val="single" w:sz="4" w:space="4" w:color="auto"/>
-          <w:bottom w:val="single" w:sz="4" w:space="1" w:color="auto"/>
-          <w:right w:val="single" w:sz="4" w:space="4" w:color="auto"/>
-        </w:pBdr>
-        <w:ind w:left="1080"/>
-        <w:rPr>
-          <w:lang w:val="en-US"/>
-        </w:rPr>
-      </w:pPr>
-      <w:r>
-        <w:rPr>
-          <w:lang w:val="en-US"/>
-        </w:rPr>
-        <w:t>content = re.sub(r"'''(.*?)'''", '', content, flags=re.DOTALL)</w:t>
-      </w:r>
-    </w:p>
-    <w:p>
-      <w:pPr>
-        <w:pStyle w:val="ListParagraph"/>
-        <w:pBdr>
-          <w:top w:val="single" w:sz="4" w:space="1" w:color="auto"/>
-          <w:left w:val="single" w:sz="4" w:space="4" w:color="auto"/>
-          <w:bottom w:val="single" w:sz="4" w:space="1" w:color="auto"/>
-          <w:right w:val="single" w:sz="4" w:space="4" w:color="auto"/>
-        </w:pBdr>
-        <w:ind w:left="1080"/>
-        <w:rPr>
-          <w:lang w:val="en-US"/>
-        </w:rPr>
-      </w:pPr>
-    </w:p>
-    <w:p>
-      <w:pPr>
-        <w:pStyle w:val="ListParagraph"/>
-        <w:pBdr>
-          <w:top w:val="single" w:sz="4" w:space="1" w:color="auto"/>
-          <w:left w:val="single" w:sz="4" w:space="4" w:color="auto"/>
-          <w:bottom w:val="single" w:sz="4" w:space="1" w:color="auto"/>
-          <w:right w:val="single" w:sz="4" w:space="4" w:color="auto"/>
-        </w:pBdr>
-        <w:ind w:left="1080"/>
-        <w:rPr>
-          <w:lang w:val="en-US"/>
-        </w:rPr>
-      </w:pPr>
-      <w:r>
-        <w:rPr>
-          <w:lang w:val="en-US"/>
-        </w:rPr>
-        <w:t>with open(</w:t>
-      </w:r>
-      <w:r>
-        <w:rPr>
-          <w:lang w:val="en-US"/>
-        </w:rPr>
-        <w:t>FILE_PATH</w:t>
-      </w:r>
-      <w:r>
-        <w:rPr>
-          <w:lang w:val="en-US"/>
-        </w:rPr>
-        <w:t>, 'w') as f:</w:t>
-      </w:r>
-    </w:p>
-    <w:p>
-      <w:pPr>
-        <w:pStyle w:val="ListParagraph"/>
-        <w:pBdr>
-          <w:top w:val="single" w:sz="4" w:space="1" w:color="auto"/>
-          <w:left w:val="single" w:sz="4" w:space="4" w:color="auto"/>
-          <w:bottom w:val="single" w:sz="4" w:space="1" w:color="auto"/>
-          <w:right w:val="single" w:sz="4" w:space="4" w:color="auto"/>
-        </w:pBdr>
-        <w:ind w:left="1080"/>
-        <w:rPr>
-          <w:lang w:val="en-US"/>
-        </w:rPr>
-      </w:pPr>
-      <w:r>
-        <w:rPr>
-          <w:lang w:val="en-US"/>
-        </w:rPr>
-        <w:t xml:space="preserve">    f.write(content)</w:t>
-      </w:r>
-    </w:p>
-    <w:p>
-      <w:pPr>
-        <w:pStyle w:val="ListParagraph"/>
-        <w:numPr>
-          <w:ilvl w:val="0"/>
-          <w:numId w:val="14"/>
-        </w:numPr>
-        <w:rPr>
-          <w:lang w:val="en-US"/>
-        </w:rPr>
-      </w:pPr>
-      <w:r>
-        <w:rPr>
-          <w:lang w:val="en-US"/>
-        </w:rPr>
-        <w:t>Xóa Toàn Bộ Doc String Trong 1 Python File?</w:t>
-      </w:r>
-    </w:p>
-    <w:p>
-      <w:pPr>
-        <w:pStyle w:val="ListParagraph"/>
-        <w:pBdr>
-          <w:top w:val="single" w:sz="4" w:space="1" w:color="auto"/>
-          <w:left w:val="single" w:sz="4" w:space="4" w:color="auto"/>
-          <w:bottom w:val="single" w:sz="4" w:space="1" w:color="auto"/>
-          <w:right w:val="single" w:sz="4" w:space="4" w:color="auto"/>
-        </w:pBdr>
-        <w:ind w:left="1080"/>
-        <w:rPr>
-          <w:lang w:val="en-US"/>
-        </w:rPr>
-      </w:pPr>
-      <w:r>
-        <w:rPr>
-          <w:lang w:val="en-US"/>
-        </w:rPr>
-        <w:t>import re</w:t>
-      </w:r>
-    </w:p>
-    <w:p>
-      <w:pPr>
-        <w:pStyle w:val="ListParagraph"/>
-        <w:pBdr>
-          <w:top w:val="single" w:sz="4" w:space="1" w:color="auto"/>
-          <w:left w:val="single" w:sz="4" w:space="4" w:color="auto"/>
-          <w:bottom w:val="single" w:sz="4" w:space="1" w:color="auto"/>
-          <w:right w:val="single" w:sz="4" w:space="4" w:color="auto"/>
-        </w:pBdr>
-        <w:ind w:left="1080"/>
-        <w:rPr>
-          <w:lang w:val="en-US"/>
-        </w:rPr>
-      </w:pPr>
-    </w:p>
-    <w:p>
-      <w:pPr>
-        <w:pStyle w:val="ListParagraph"/>
-        <w:pBdr>
-          <w:top w:val="single" w:sz="4" w:space="1" w:color="auto"/>
-          <w:left w:val="single" w:sz="4" w:space="4" w:color="auto"/>
-          <w:bottom w:val="single" w:sz="4" w:space="1" w:color="auto"/>
-          <w:right w:val="single" w:sz="4" w:space="4" w:color="auto"/>
-        </w:pBdr>
-        <w:ind w:left="1080"/>
-        <w:rPr>
-          <w:lang w:val="en-US"/>
-        </w:rPr>
-      </w:pPr>
-      <w:r>
-        <w:rPr>
-          <w:lang w:val="en-US"/>
-        </w:rPr>
         <w:t>FILE_PATH = &lt;Đường Dẫn Tới File&gt;</w:t>
       </w:r>
     </w:p>
@@ -7735,7 +8175,6 @@
         <w:rPr>
           <w:lang w:val="en-US"/>
         </w:rPr>
-        <w:lastRenderedPageBreak/>
         <w:t xml:space="preserve">    pattern = r'r""".*?"""'</w:t>
       </w:r>
     </w:p>
@@ -8409,6 +8848,7 @@
               <w:rPr>
                 <w:lang w:val="en-US"/>
               </w:rPr>
+              <w:lastRenderedPageBreak/>
               <w:t>&lt;Phần Mở Rộng Mới&gt;</w:t>
             </w:r>
           </w:p>
@@ -8583,6 +9023,463 @@
         <w:rPr>
           <w:lang w:val="en-US"/>
         </w:rPr>
+        <w:tab/>
+      </w:r>
+      <w:r>
+        <w:rPr>
+          <w:lang w:val="en-US"/>
+        </w:rPr>
+        <w:t xml:space="preserve">*args, </w:t>
+      </w:r>
+      <w:r>
+        <w:rPr>
+          <w:lang w:val="en-US"/>
+        </w:rPr>
+        <w:t>**kwargs: sử dụng nếu không biết số lượng tham số,</w:t>
+      </w:r>
+      <w:r>
+        <w:rPr>
+          <w:lang w:val="en-US"/>
+        </w:rPr>
+        <w:t xml:space="preserve"> kw = key word</w:t>
+      </w:r>
+    </w:p>
+    <w:p>
+      <w:pPr>
+        <w:rPr>
+          <w:lang w:val="en-US"/>
+        </w:rPr>
+      </w:pPr>
+      <w:r>
+        <w:rPr>
+          <w:lang w:val="en-US"/>
+        </w:rPr>
+        <w:tab/>
+      </w:r>
+      <w:r>
+        <w:rPr>
+          <w:lang w:val="en-US"/>
+        </w:rPr>
+        <w:tab/>
+        <w:t>Ex: def foo(</w:t>
+      </w:r>
+      <w:r>
+        <w:rPr>
+          <w:lang w:val="en-US"/>
+        </w:rPr>
+        <w:t xml:space="preserve">*arg, </w:t>
+      </w:r>
+      <w:r>
+        <w:rPr>
+          <w:lang w:val="en-US"/>
+        </w:rPr>
+        <w:t>**kwargs): print(</w:t>
+      </w:r>
+      <w:r>
+        <w:rPr>
+          <w:lang w:val="en-US"/>
+        </w:rPr>
+        <w:t xml:space="preserve">arg, </w:t>
+      </w:r>
+      <w:r>
+        <w:rPr>
+          <w:lang w:val="en-US"/>
+        </w:rPr>
+        <w:t>kwargs)</w:t>
+      </w:r>
+    </w:p>
+    <w:p>
+      <w:pPr>
+        <w:rPr>
+          <w:lang w:val="en-US"/>
+        </w:rPr>
+      </w:pPr>
+      <w:r>
+        <w:rPr>
+          <w:lang w:val="en-US"/>
+        </w:rPr>
+        <w:tab/>
+      </w:r>
+      <w:r>
+        <w:rPr>
+          <w:lang w:val="en-US"/>
+        </w:rPr>
+        <w:tab/>
+        <w:t xml:space="preserve">      foo(</w:t>
+      </w:r>
+      <w:r>
+        <w:rPr>
+          <w:lang w:val="en-US"/>
+        </w:rPr>
+        <w:t xml:space="preserve">1, 2, </w:t>
+      </w:r>
+      <w:r>
+        <w:rPr>
+          <w:lang w:val="en-US"/>
+        </w:rPr>
+        <w:t>width = 10, height = 5) =&gt;</w:t>
+      </w:r>
+      <w:r>
+        <w:rPr>
+          <w:lang w:val="en-US"/>
+        </w:rPr>
+        <w:t xml:space="preserve"> (1, 2)</w:t>
+      </w:r>
+      <w:r>
+        <w:rPr>
+          <w:lang w:val="en-US"/>
+        </w:rPr>
+        <w:t xml:space="preserve"> {‘width’ : 10, ‘height’ : 5}</w:t>
+      </w:r>
+    </w:p>
+    <w:p>
+      <w:pPr>
+        <w:rPr>
+          <w:lang w:val="en-US"/>
+        </w:rPr>
+      </w:pPr>
+      <w:r>
+        <w:rPr>
+          <w:lang w:val="en-US"/>
+        </w:rPr>
+        <w:tab/>
+        <w:t>@func_name: decorator function</w:t>
+      </w:r>
+      <w:r>
+        <w:rPr>
+          <w:lang w:val="en-US"/>
+        </w:rPr>
+        <w:t xml:space="preserve"> || class</w:t>
+      </w:r>
+      <w:r>
+        <w:rPr>
+          <w:lang w:val="en-US"/>
+        </w:rPr>
+        <w:t xml:space="preserve">, nhận function dưới làm tham số, trả về </w:t>
+      </w:r>
+    </w:p>
+    <w:p>
+      <w:pPr>
+        <w:ind w:left="1440" w:firstLine="720"/>
+        <w:rPr>
+          <w:lang w:val="en-US"/>
+        </w:rPr>
+      </w:pPr>
+      <w:r>
+        <w:rPr>
+          <w:lang w:val="en-US"/>
+        </w:rPr>
+        <w:t>W</w:t>
+      </w:r>
+      <w:r>
+        <w:rPr>
+          <w:lang w:val="en-US"/>
+        </w:rPr>
+        <w:t>rapper</w:t>
+      </w:r>
+    </w:p>
+    <w:p>
+      <w:pPr>
+        <w:rPr>
+          <w:lang w:val="en-US"/>
+        </w:rPr>
+      </w:pPr>
+      <w:r>
+        <w:rPr>
+          <w:lang w:val="en-US"/>
+        </w:rPr>
+        <w:tab/>
+      </w:r>
+      <w:r>
+        <w:rPr>
+          <w:lang w:val="en-US"/>
+        </w:rPr>
+        <w:tab/>
+        <w:t>Ex:</w:t>
+      </w:r>
+      <w:r>
+        <w:rPr>
+          <w:lang w:val="en-US"/>
+        </w:rPr>
+        <w:t xml:space="preserve"> @foo</w:t>
+      </w:r>
+    </w:p>
+    <w:p>
+      <w:pPr>
+        <w:rPr>
+          <w:lang w:val="en-US"/>
+        </w:rPr>
+      </w:pPr>
+      <w:r>
+        <w:rPr>
+          <w:lang w:val="en-US"/>
+        </w:rPr>
+        <w:tab/>
+      </w:r>
+      <w:r>
+        <w:rPr>
+          <w:lang w:val="en-US"/>
+        </w:rPr>
+        <w:tab/>
+        <w:t xml:space="preserve">      Def bar(): pass</w:t>
+      </w:r>
+    </w:p>
+    <w:p>
+      <w:pPr>
+        <w:rPr>
+          <w:lang w:val="en-US"/>
+        </w:rPr>
+      </w:pPr>
+      <w:r>
+        <w:rPr>
+          <w:lang w:val="en-US"/>
+        </w:rPr>
+        <w:tab/>
+      </w:r>
+      <w:r>
+        <w:rPr>
+          <w:lang w:val="en-US"/>
+        </w:rPr>
+        <w:tab/>
+        <w:t xml:space="preserve">      = </w:t>
+      </w:r>
+    </w:p>
+    <w:p>
+      <w:pPr>
+        <w:rPr>
+          <w:lang w:val="en-US"/>
+        </w:rPr>
+      </w:pPr>
+      <w:r>
+        <w:rPr>
+          <w:lang w:val="en-US"/>
+        </w:rPr>
+        <w:tab/>
+      </w:r>
+      <w:r>
+        <w:rPr>
+          <w:lang w:val="en-US"/>
+        </w:rPr>
+        <w:tab/>
+        <w:t xml:space="preserve">      Def bar(): pass</w:t>
+      </w:r>
+    </w:p>
+    <w:p>
+      <w:pPr>
+        <w:rPr>
+          <w:lang w:val="en-US"/>
+        </w:rPr>
+      </w:pPr>
+      <w:r>
+        <w:rPr>
+          <w:lang w:val="en-US"/>
+        </w:rPr>
+        <w:tab/>
+      </w:r>
+      <w:r>
+        <w:rPr>
+          <w:lang w:val="en-US"/>
+        </w:rPr>
+        <w:tab/>
+        <w:t xml:space="preserve">      bar = foo(bar)</w:t>
+      </w:r>
+    </w:p>
+    <w:p>
+      <w:pPr>
+        <w:rPr>
+          <w:lang w:val="en-US"/>
+        </w:rPr>
+      </w:pPr>
+      <w:r>
+        <w:rPr>
+          <w:lang w:val="en-US"/>
+        </w:rPr>
+        <w:tab/>
+        <w:t>@classmethod: dùng trong class, func tiếp theo self đổ</w:t>
+      </w:r>
+      <w:r>
+        <w:rPr>
+          <w:lang w:val="en-US"/>
+        </w:rPr>
+        <w:t>i thành cls</w:t>
+      </w:r>
+    </w:p>
+    <w:p>
+      <w:pPr>
+        <w:rPr>
+          <w:lang w:val="en-US"/>
+        </w:rPr>
+      </w:pPr>
+      <w:r>
+        <w:rPr>
+          <w:lang w:val="en-US"/>
+        </w:rPr>
+        <w:tab/>
+      </w:r>
+      <w:r>
+        <w:rPr>
+          <w:lang w:val="en-US"/>
+        </w:rPr>
+        <w:tab/>
+        <w:t>Ex:</w:t>
+      </w:r>
+      <w:r>
+        <w:rPr>
+          <w:lang w:val="en-US"/>
+        </w:rPr>
+        <w:t xml:space="preserve"> @classmethod </w:t>
+      </w:r>
+    </w:p>
+    <w:p>
+      <w:pPr>
+        <w:ind w:left="720" w:firstLine="720"/>
+        <w:rPr>
+          <w:lang w:val="en-US"/>
+        </w:rPr>
+      </w:pPr>
+      <w:r>
+        <w:rPr>
+          <w:lang w:val="en-US"/>
+        </w:rPr>
+        <w:t xml:space="preserve">      def foo(cls):</w:t>
+      </w:r>
+    </w:p>
+    <w:p>
+      <w:pPr>
+        <w:ind w:left="720" w:firstLine="720"/>
+        <w:rPr>
+          <w:lang w:val="en-US"/>
+        </w:rPr>
+      </w:pPr>
+      <w:r>
+        <w:rPr>
+          <w:lang w:val="en-US"/>
+        </w:rPr>
+        <w:tab/>
+      </w:r>
+      <w:r>
+        <w:rPr>
+          <w:lang w:val="en-US"/>
+        </w:rPr>
+        <w:t>return cls(1, 2)</w:t>
+      </w:r>
+    </w:p>
+    <w:p>
+      <w:pPr>
+        <w:rPr>
+          <w:lang w:val="en-US"/>
+        </w:rPr>
+      </w:pPr>
+      <w:r>
+        <w:rPr>
+          <w:lang w:val="en-US"/>
+        </w:rPr>
+        <w:tab/>
+      </w:r>
+      <w:r>
+        <w:rPr>
+          <w:lang w:val="en-US"/>
+        </w:rPr>
+        <w:t xml:space="preserve">  </w:t>
+      </w:r>
+      <w:r>
+        <w:rPr>
+          <w:lang w:val="en-US"/>
+        </w:rPr>
+        <w:tab/>
+        <w:t xml:space="preserve">      self &lt;&gt; cls, class bar, </w:t>
+      </w:r>
+      <w:r>
+        <w:rPr>
+          <w:lang w:val="en-US"/>
+        </w:rPr>
+        <w:t>cls(1, 2) &lt;=&gt; bar(1, 2)</w:t>
+      </w:r>
+    </w:p>
+    <w:p>
+      <w:pPr>
+        <w:rPr>
+          <w:lang w:val="en-US"/>
+        </w:rPr>
+      </w:pPr>
+      <w:r>
+        <w:rPr>
+          <w:lang w:val="en-US"/>
+        </w:rPr>
+        <w:tab/>
+        <w:t>self.__dict__[key] = val tạo attribute key cho obj</w:t>
+      </w:r>
+    </w:p>
+    <w:p>
+      <w:pPr>
+        <w:rPr>
+          <w:lang w:val="en-US"/>
+        </w:rPr>
+      </w:pPr>
+      <w:r>
+        <w:rPr>
+          <w:lang w:val="en-US"/>
+        </w:rPr>
+        <w:tab/>
+      </w:r>
+      <w:r>
+        <w:rPr>
+          <w:lang w:val="en-US"/>
+        </w:rPr>
+        <w:tab/>
+        <w:t>Ex: self.__dict__[‘a’] = 10 =&gt; self.a = 10</w:t>
+      </w:r>
+    </w:p>
+    <w:p>
+      <w:pPr>
+        <w:rPr>
+          <w:lang w:val="en-US"/>
+        </w:rPr>
+      </w:pPr>
+      <w:r>
+        <w:rPr>
+          <w:lang w:val="en-US"/>
+        </w:rPr>
+        <w:tab/>
+        <w:t>nonlocal key word dùng để dùng biế</w:t>
+      </w:r>
+      <w:r>
+        <w:rPr>
+          <w:lang w:val="en-US"/>
+        </w:rPr>
+        <w:t>n ngoài nested function</w:t>
+      </w:r>
+    </w:p>
+    <w:p>
+      <w:pPr>
+        <w:rPr>
+          <w:lang w:val="en-US"/>
+        </w:rPr>
+      </w:pPr>
+      <w:r>
+        <w:rPr>
+          <w:lang w:val="en-US"/>
+        </w:rPr>
+        <w:tab/>
+      </w:r>
+      <w:r>
+        <w:rPr>
+          <w:lang w:val="en-US"/>
+        </w:rPr>
+        <w:tab/>
+        <w:t>Ex: def foo():</w:t>
+      </w:r>
+    </w:p>
+    <w:p>
+      <w:pPr>
+        <w:rPr>
+          <w:lang w:val="en-US"/>
+        </w:rPr>
+      </w:pPr>
+      <w:r>
+        <w:rPr>
+          <w:lang w:val="en-US"/>
+        </w:rPr>
         <w:lastRenderedPageBreak/>
         <w:tab/>
       </w:r>
@@ -8590,463 +9487,6 @@
         <w:rPr>
           <w:lang w:val="en-US"/>
         </w:rPr>
-        <w:t xml:space="preserve">*args, </w:t>
-      </w:r>
-      <w:r>
-        <w:rPr>
-          <w:lang w:val="en-US"/>
-        </w:rPr>
-        <w:t>**kwargs: sử dụng nếu không biết số lượng tham số,</w:t>
-      </w:r>
-      <w:r>
-        <w:rPr>
-          <w:lang w:val="en-US"/>
-        </w:rPr>
-        <w:t xml:space="preserve"> kw = key word</w:t>
-      </w:r>
-    </w:p>
-    <w:p>
-      <w:pPr>
-        <w:rPr>
-          <w:lang w:val="en-US"/>
-        </w:rPr>
-      </w:pPr>
-      <w:r>
-        <w:rPr>
-          <w:lang w:val="en-US"/>
-        </w:rPr>
-        <w:tab/>
-      </w:r>
-      <w:r>
-        <w:rPr>
-          <w:lang w:val="en-US"/>
-        </w:rPr>
-        <w:tab/>
-        <w:t>Ex: def foo(</w:t>
-      </w:r>
-      <w:r>
-        <w:rPr>
-          <w:lang w:val="en-US"/>
-        </w:rPr>
-        <w:t xml:space="preserve">*arg, </w:t>
-      </w:r>
-      <w:r>
-        <w:rPr>
-          <w:lang w:val="en-US"/>
-        </w:rPr>
-        <w:t>**kwargs): print(</w:t>
-      </w:r>
-      <w:r>
-        <w:rPr>
-          <w:lang w:val="en-US"/>
-        </w:rPr>
-        <w:t xml:space="preserve">arg, </w:t>
-      </w:r>
-      <w:r>
-        <w:rPr>
-          <w:lang w:val="en-US"/>
-        </w:rPr>
-        <w:t>kwargs)</w:t>
-      </w:r>
-    </w:p>
-    <w:p>
-      <w:pPr>
-        <w:rPr>
-          <w:lang w:val="en-US"/>
-        </w:rPr>
-      </w:pPr>
-      <w:r>
-        <w:rPr>
-          <w:lang w:val="en-US"/>
-        </w:rPr>
-        <w:tab/>
-      </w:r>
-      <w:r>
-        <w:rPr>
-          <w:lang w:val="en-US"/>
-        </w:rPr>
-        <w:tab/>
-        <w:t xml:space="preserve">      foo(</w:t>
-      </w:r>
-      <w:r>
-        <w:rPr>
-          <w:lang w:val="en-US"/>
-        </w:rPr>
-        <w:t xml:space="preserve">1, 2, </w:t>
-      </w:r>
-      <w:r>
-        <w:rPr>
-          <w:lang w:val="en-US"/>
-        </w:rPr>
-        <w:t>width = 10, height = 5) =&gt;</w:t>
-      </w:r>
-      <w:r>
-        <w:rPr>
-          <w:lang w:val="en-US"/>
-        </w:rPr>
-        <w:t xml:space="preserve"> (1, 2)</w:t>
-      </w:r>
-      <w:r>
-        <w:rPr>
-          <w:lang w:val="en-US"/>
-        </w:rPr>
-        <w:t xml:space="preserve"> {‘width’ : 10, ‘height’ : 5}</w:t>
-      </w:r>
-    </w:p>
-    <w:p>
-      <w:pPr>
-        <w:rPr>
-          <w:lang w:val="en-US"/>
-        </w:rPr>
-      </w:pPr>
-      <w:r>
-        <w:rPr>
-          <w:lang w:val="en-US"/>
-        </w:rPr>
-        <w:tab/>
-        <w:t>@func_name: decorator function</w:t>
-      </w:r>
-      <w:r>
-        <w:rPr>
-          <w:lang w:val="en-US"/>
-        </w:rPr>
-        <w:t xml:space="preserve"> || class</w:t>
-      </w:r>
-      <w:r>
-        <w:rPr>
-          <w:lang w:val="en-US"/>
-        </w:rPr>
-        <w:t xml:space="preserve">, nhận function dưới làm tham số, trả về </w:t>
-      </w:r>
-    </w:p>
-    <w:p>
-      <w:pPr>
-        <w:ind w:left="1440" w:firstLine="720"/>
-        <w:rPr>
-          <w:lang w:val="en-US"/>
-        </w:rPr>
-      </w:pPr>
-      <w:r>
-        <w:rPr>
-          <w:lang w:val="en-US"/>
-        </w:rPr>
-        <w:t>W</w:t>
-      </w:r>
-      <w:r>
-        <w:rPr>
-          <w:lang w:val="en-US"/>
-        </w:rPr>
-        <w:t>rapper</w:t>
-      </w:r>
-    </w:p>
-    <w:p>
-      <w:pPr>
-        <w:rPr>
-          <w:lang w:val="en-US"/>
-        </w:rPr>
-      </w:pPr>
-      <w:r>
-        <w:rPr>
-          <w:lang w:val="en-US"/>
-        </w:rPr>
-        <w:tab/>
-      </w:r>
-      <w:r>
-        <w:rPr>
-          <w:lang w:val="en-US"/>
-        </w:rPr>
-        <w:tab/>
-        <w:t>Ex:</w:t>
-      </w:r>
-      <w:r>
-        <w:rPr>
-          <w:lang w:val="en-US"/>
-        </w:rPr>
-        <w:t xml:space="preserve"> @foo</w:t>
-      </w:r>
-    </w:p>
-    <w:p>
-      <w:pPr>
-        <w:rPr>
-          <w:lang w:val="en-US"/>
-        </w:rPr>
-      </w:pPr>
-      <w:r>
-        <w:rPr>
-          <w:lang w:val="en-US"/>
-        </w:rPr>
-        <w:tab/>
-      </w:r>
-      <w:r>
-        <w:rPr>
-          <w:lang w:val="en-US"/>
-        </w:rPr>
-        <w:tab/>
-        <w:t xml:space="preserve">      Def bar(): pass</w:t>
-      </w:r>
-    </w:p>
-    <w:p>
-      <w:pPr>
-        <w:rPr>
-          <w:lang w:val="en-US"/>
-        </w:rPr>
-      </w:pPr>
-      <w:r>
-        <w:rPr>
-          <w:lang w:val="en-US"/>
-        </w:rPr>
-        <w:tab/>
-      </w:r>
-      <w:r>
-        <w:rPr>
-          <w:lang w:val="en-US"/>
-        </w:rPr>
-        <w:tab/>
-        <w:t xml:space="preserve">      = </w:t>
-      </w:r>
-    </w:p>
-    <w:p>
-      <w:pPr>
-        <w:rPr>
-          <w:lang w:val="en-US"/>
-        </w:rPr>
-      </w:pPr>
-      <w:r>
-        <w:rPr>
-          <w:lang w:val="en-US"/>
-        </w:rPr>
-        <w:tab/>
-      </w:r>
-      <w:r>
-        <w:rPr>
-          <w:lang w:val="en-US"/>
-        </w:rPr>
-        <w:tab/>
-        <w:t xml:space="preserve">      Def bar(): pass</w:t>
-      </w:r>
-    </w:p>
-    <w:p>
-      <w:pPr>
-        <w:rPr>
-          <w:lang w:val="en-US"/>
-        </w:rPr>
-      </w:pPr>
-      <w:r>
-        <w:rPr>
-          <w:lang w:val="en-US"/>
-        </w:rPr>
-        <w:tab/>
-      </w:r>
-      <w:r>
-        <w:rPr>
-          <w:lang w:val="en-US"/>
-        </w:rPr>
-        <w:tab/>
-        <w:t xml:space="preserve">      bar = foo(bar)</w:t>
-      </w:r>
-    </w:p>
-    <w:p>
-      <w:pPr>
-        <w:rPr>
-          <w:lang w:val="en-US"/>
-        </w:rPr>
-      </w:pPr>
-      <w:r>
-        <w:rPr>
-          <w:lang w:val="en-US"/>
-        </w:rPr>
-        <w:tab/>
-        <w:t>@classmethod: dùng trong class, func tiếp theo self đổ</w:t>
-      </w:r>
-      <w:r>
-        <w:rPr>
-          <w:lang w:val="en-US"/>
-        </w:rPr>
-        <w:t>i thành cls</w:t>
-      </w:r>
-    </w:p>
-    <w:p>
-      <w:pPr>
-        <w:rPr>
-          <w:lang w:val="en-US"/>
-        </w:rPr>
-      </w:pPr>
-      <w:r>
-        <w:rPr>
-          <w:lang w:val="en-US"/>
-        </w:rPr>
-        <w:tab/>
-      </w:r>
-      <w:r>
-        <w:rPr>
-          <w:lang w:val="en-US"/>
-        </w:rPr>
-        <w:tab/>
-        <w:t>Ex:</w:t>
-      </w:r>
-      <w:r>
-        <w:rPr>
-          <w:lang w:val="en-US"/>
-        </w:rPr>
-        <w:t xml:space="preserve"> @classmethod </w:t>
-      </w:r>
-    </w:p>
-    <w:p>
-      <w:pPr>
-        <w:ind w:left="720" w:firstLine="720"/>
-        <w:rPr>
-          <w:lang w:val="en-US"/>
-        </w:rPr>
-      </w:pPr>
-      <w:r>
-        <w:rPr>
-          <w:lang w:val="en-US"/>
-        </w:rPr>
-        <w:t xml:space="preserve">      def foo(cls):</w:t>
-      </w:r>
-    </w:p>
-    <w:p>
-      <w:pPr>
-        <w:ind w:left="720" w:firstLine="720"/>
-        <w:rPr>
-          <w:lang w:val="en-US"/>
-        </w:rPr>
-      </w:pPr>
-      <w:r>
-        <w:rPr>
-          <w:lang w:val="en-US"/>
-        </w:rPr>
-        <w:tab/>
-      </w:r>
-      <w:r>
-        <w:rPr>
-          <w:lang w:val="en-US"/>
-        </w:rPr>
-        <w:t>return cls(1, 2)</w:t>
-      </w:r>
-    </w:p>
-    <w:p>
-      <w:pPr>
-        <w:rPr>
-          <w:lang w:val="en-US"/>
-        </w:rPr>
-      </w:pPr>
-      <w:r>
-        <w:rPr>
-          <w:lang w:val="en-US"/>
-        </w:rPr>
-        <w:tab/>
-      </w:r>
-      <w:r>
-        <w:rPr>
-          <w:lang w:val="en-US"/>
-        </w:rPr>
-        <w:t xml:space="preserve">  </w:t>
-      </w:r>
-      <w:r>
-        <w:rPr>
-          <w:lang w:val="en-US"/>
-        </w:rPr>
-        <w:tab/>
-        <w:t xml:space="preserve">      self &lt;&gt; cls, class bar, </w:t>
-      </w:r>
-      <w:r>
-        <w:rPr>
-          <w:lang w:val="en-US"/>
-        </w:rPr>
-        <w:t>cls(1, 2) &lt;=&gt; bar(1, 2)</w:t>
-      </w:r>
-    </w:p>
-    <w:p>
-      <w:pPr>
-        <w:rPr>
-          <w:lang w:val="en-US"/>
-        </w:rPr>
-      </w:pPr>
-      <w:r>
-        <w:rPr>
-          <w:lang w:val="en-US"/>
-        </w:rPr>
-        <w:tab/>
-        <w:t>self.__dict__[key] = val tạo attribute key cho obj</w:t>
-      </w:r>
-    </w:p>
-    <w:p>
-      <w:pPr>
-        <w:rPr>
-          <w:lang w:val="en-US"/>
-        </w:rPr>
-      </w:pPr>
-      <w:r>
-        <w:rPr>
-          <w:lang w:val="en-US"/>
-        </w:rPr>
-        <w:tab/>
-      </w:r>
-      <w:r>
-        <w:rPr>
-          <w:lang w:val="en-US"/>
-        </w:rPr>
-        <w:tab/>
-        <w:t>Ex: self.__dict__[‘a’] = 10 =&gt; self.a = 10</w:t>
-      </w:r>
-    </w:p>
-    <w:p>
-      <w:pPr>
-        <w:rPr>
-          <w:lang w:val="en-US"/>
-        </w:rPr>
-      </w:pPr>
-      <w:r>
-        <w:rPr>
-          <w:lang w:val="en-US"/>
-        </w:rPr>
-        <w:tab/>
-        <w:t>nonlocal key word dùng để dùng biế</w:t>
-      </w:r>
-      <w:r>
-        <w:rPr>
-          <w:lang w:val="en-US"/>
-        </w:rPr>
-        <w:t>n ngoài nested function</w:t>
-      </w:r>
-    </w:p>
-    <w:p>
-      <w:pPr>
-        <w:rPr>
-          <w:lang w:val="en-US"/>
-        </w:rPr>
-      </w:pPr>
-      <w:r>
-        <w:rPr>
-          <w:lang w:val="en-US"/>
-        </w:rPr>
-        <w:tab/>
-      </w:r>
-      <w:r>
-        <w:rPr>
-          <w:lang w:val="en-US"/>
-        </w:rPr>
-        <w:tab/>
-        <w:t>Ex: def foo():</w:t>
-      </w:r>
-    </w:p>
-    <w:p>
-      <w:pPr>
-        <w:rPr>
-          <w:lang w:val="en-US"/>
-        </w:rPr>
-      </w:pPr>
-      <w:r>
-        <w:rPr>
-          <w:lang w:val="en-US"/>
-        </w:rPr>
-        <w:tab/>
-      </w:r>
-      <w:r>
-        <w:rPr>
-          <w:lang w:val="en-US"/>
-        </w:rPr>
         <w:tab/>
       </w:r>
       <w:r>
@@ -9186,7 +9626,6 @@
         <w:rPr>
           <w:lang w:val="en-US"/>
         </w:rPr>
-        <w:lastRenderedPageBreak/>
         <w:t>Ex: isinstance((1, 2), tuple) = True</w:t>
       </w:r>
     </w:p>
@@ -9603,6 +10042,7 @@
         <w:rPr>
           <w:lang w:val="en-US"/>
         </w:rPr>
+        <w:lastRenderedPageBreak/>
         <w:tab/>
         <w:t>Seak(num): đưa con trỏ về vị trí num</w:t>
       </w:r>
@@ -9758,7 +10198,6 @@
         <w:rPr>
           <w:lang w:val="en-US"/>
         </w:rPr>
-        <w:lastRenderedPageBreak/>
         <w:tab/>
       </w:r>
       <w:r>

--- a/python.docx
+++ b/python.docx
@@ -2662,8 +2662,6 @@
           <w:lang w:val="en-US"/>
         </w:rPr>
       </w:pPr>
-      <w:bookmarkStart w:id="0" w:name="_GoBack"/>
-      <w:bookmarkEnd w:id="0"/>
       <w:r>
         <w:rPr>
           <w:lang w:val="en-US"/>
@@ -2795,10 +2793,236 @@
     </w:tbl>
     <w:p>
       <w:pPr>
-        <w:rPr>
-          <w:lang w:val="en-US"/>
-        </w:rPr>
-      </w:pPr>
+        <w:pStyle w:val="ListParagraph"/>
+        <w:numPr>
+          <w:ilvl w:val="0"/>
+          <w:numId w:val="4"/>
+        </w:numPr>
+        <w:rPr>
+          <w:lang w:val="en-US"/>
+        </w:rPr>
+      </w:pPr>
+      <w:r>
+        <w:rPr>
+          <w:lang w:val="en-US"/>
+        </w:rPr>
+        <w:t>Cách Tạo User Input?</w:t>
+      </w:r>
+    </w:p>
+    <w:p>
+      <w:pPr>
+        <w:pStyle w:val="ListParagraph"/>
+        <w:pBdr>
+          <w:top w:val="single" w:sz="4" w:space="1" w:color="auto"/>
+          <w:left w:val="single" w:sz="4" w:space="4" w:color="auto"/>
+          <w:bottom w:val="single" w:sz="4" w:space="1" w:color="auto"/>
+          <w:right w:val="single" w:sz="4" w:space="4" w:color="auto"/>
+        </w:pBdr>
+        <w:ind w:left="1080"/>
+        <w:rPr>
+          <w:lang w:val="en-US"/>
+        </w:rPr>
+      </w:pPr>
+      <w:r>
+        <w:rPr>
+          <w:lang w:val="en-US"/>
+        </w:rPr>
+        <w:t>&lt;User Input&gt; = input(&lt;Yêu Cầu&gt;)</w:t>
+      </w:r>
+    </w:p>
+    <w:p>
+      <w:pPr>
+        <w:pStyle w:val="ListParagraph"/>
+        <w:numPr>
+          <w:ilvl w:val="0"/>
+          <w:numId w:val="3"/>
+        </w:numPr>
+        <w:rPr>
+          <w:lang w:val="en-US"/>
+        </w:rPr>
+      </w:pPr>
+      <w:r>
+        <w:rPr>
+          <w:lang w:val="en-US"/>
+        </w:rPr>
+        <w:t>&lt;Yêu Cầu&gt; là 1 dòng chữ sẽ hiện lên, như để nhắc người dùng nhập &lt;Input&gt; chẳng hạn</w:t>
+      </w:r>
+    </w:p>
+    <w:p>
+      <w:pPr>
+        <w:pStyle w:val="ListParagraph"/>
+        <w:numPr>
+          <w:ilvl w:val="0"/>
+          <w:numId w:val="3"/>
+        </w:numPr>
+        <w:rPr>
+          <w:lang w:val="en-US"/>
+        </w:rPr>
+      </w:pPr>
+      <w:r>
+        <w:rPr>
+          <w:lang w:val="en-US"/>
+        </w:rPr>
+        <w:t>Chương trình sẽ tạm dừng cho đến khi người dùng nhập &lt;Input&gt; rồi nhấn “Enter”, giá trị của &lt;User Input&gt; = &lt;Input&gt; mà người dùng nhập</w:t>
+      </w:r>
+    </w:p>
+    <w:p>
+      <w:pPr>
+        <w:pStyle w:val="ListParagraph"/>
+        <w:numPr>
+          <w:ilvl w:val="0"/>
+          <w:numId w:val="3"/>
+        </w:numPr>
+        <w:rPr>
+          <w:lang w:val="en-US"/>
+        </w:rPr>
+      </w:pPr>
+      <w:r>
+        <w:rPr>
+          <w:lang w:val="en-US"/>
+        </w:rPr>
+        <w:t>Ví dụ</w:t>
+      </w:r>
+    </w:p>
+    <w:p>
+      <w:pPr>
+        <w:pStyle w:val="ListParagraph"/>
+        <w:pBdr>
+          <w:top w:val="single" w:sz="4" w:space="1" w:color="auto"/>
+          <w:left w:val="single" w:sz="4" w:space="4" w:color="auto"/>
+          <w:bottom w:val="single" w:sz="4" w:space="1" w:color="auto"/>
+          <w:right w:val="single" w:sz="4" w:space="4" w:color="auto"/>
+        </w:pBdr>
+        <w:ind w:left="1080"/>
+        <w:rPr>
+          <w:lang w:val="en-US"/>
+        </w:rPr>
+      </w:pPr>
+      <w:r>
+        <w:rPr>
+          <w:lang w:val="en-US"/>
+        </w:rPr>
+        <w:t>foo = input(</w:t>
+      </w:r>
+      <w:r>
+        <w:rPr>
+          <w:lang w:val="en-US"/>
+        </w:rPr>
+        <w:t>"</w:t>
+      </w:r>
+      <w:r>
+        <w:rPr>
+          <w:lang w:val="en-US"/>
+        </w:rPr>
+        <w:t xml:space="preserve">Mày tên là gì: </w:t>
+      </w:r>
+      <w:r>
+        <w:rPr>
+          <w:lang w:val="en-US"/>
+        </w:rPr>
+        <w:t>"</w:t>
+      </w:r>
+      <w:r>
+        <w:rPr>
+          <w:lang w:val="en-US"/>
+        </w:rPr>
+        <w:t>)</w:t>
+      </w:r>
+    </w:p>
+    <w:p>
+      <w:pPr>
+        <w:pStyle w:val="ListParagraph"/>
+        <w:numPr>
+          <w:ilvl w:val="0"/>
+          <w:numId w:val="3"/>
+        </w:numPr>
+        <w:rPr>
+          <w:lang w:val="en-US"/>
+        </w:rPr>
+      </w:pPr>
+      <w:r>
+        <w:rPr>
+          <w:lang w:val="en-US"/>
+        </w:rPr>
+        <w:t>Ta có</w:t>
+      </w:r>
+    </w:p>
+    <w:tbl>
+      <w:tblPr>
+        <w:tblStyle w:val="TableGrid"/>
+        <w:tblW w:w="0" w:type="auto"/>
+        <w:tblInd w:w="1080" w:type="dxa"/>
+        <w:tblLook w:val="04A0" w:firstRow="1" w:lastRow="0" w:firstColumn="1" w:lastColumn="0" w:noHBand="0" w:noVBand="1"/>
+      </w:tblPr>
+      <w:tblGrid>
+        <w:gridCol w:w="4612"/>
+        <w:gridCol w:w="4685"/>
+      </w:tblGrid>
+      <w:tr>
+        <w:tc>
+          <w:tcPr>
+            <w:tcW w:w="5188" w:type="dxa"/>
+          </w:tcPr>
+          <w:p>
+            <w:pPr>
+              <w:pStyle w:val="ListParagraph"/>
+              <w:ind w:left="0"/>
+              <w:jc w:val="center"/>
+              <w:rPr>
+                <w:lang w:val="en-US"/>
+              </w:rPr>
+            </w:pPr>
+            <w:r>
+              <w:rPr>
+                <w:lang w:val="en-US"/>
+              </w:rPr>
+              <w:t>foo</w:t>
+            </w:r>
+          </w:p>
+        </w:tc>
+        <w:tc>
+          <w:tcPr>
+            <w:tcW w:w="5189" w:type="dxa"/>
+          </w:tcPr>
+          <w:p>
+            <w:pPr>
+              <w:pStyle w:val="ListParagraph"/>
+              <w:ind w:left="0"/>
+              <w:jc w:val="center"/>
+              <w:rPr>
+                <w:lang w:val="en-US"/>
+              </w:rPr>
+            </w:pPr>
+            <w:r>
+              <w:rPr>
+                <w:lang w:val="en-US"/>
+              </w:rPr>
+              <w:t>"</w:t>
+            </w:r>
+            <w:r>
+              <w:rPr>
+                <w:lang w:val="en-US"/>
+              </w:rPr>
+              <w:t>Tokuda</w:t>
+            </w:r>
+            <w:r>
+              <w:rPr>
+                <w:lang w:val="en-US"/>
+              </w:rPr>
+              <w:t>"</w:t>
+            </w:r>
+          </w:p>
+        </w:tc>
+      </w:tr>
+    </w:tbl>
+    <w:p>
+      <w:pPr>
+        <w:rPr>
+          <w:lang w:val="en-US"/>
+        </w:rPr>
+      </w:pPr>
+      <w:bookmarkStart w:id="0" w:name="_GoBack"/>
+      <w:bookmarkEnd w:id="0"/>
     </w:p>
     <w:p>
       <w:pPr>
@@ -3104,6 +3328,7 @@
         <w:rPr>
           <w:lang w:val="en-US"/>
         </w:rPr>
+        <w:lastRenderedPageBreak/>
         <w:t>Ta có</w:t>
       </w:r>
     </w:p>
@@ -3866,6 +4091,7 @@
         <w:rPr>
           <w:lang w:val="en-US"/>
         </w:rPr>
+        <w:lastRenderedPageBreak/>
         <w:t>Dictionary Giải Thích?</w:t>
       </w:r>
     </w:p>
@@ -4016,8 +4242,568 @@
         <w:rPr>
           <w:lang w:val="en-US"/>
         </w:rPr>
+        <w:t>Chuyển Kiểu Dữ Liệu Khác Về Dictionary?</w:t>
+      </w:r>
+    </w:p>
+    <w:p>
+      <w:pPr>
+        <w:pStyle w:val="ListParagraph"/>
+        <w:numPr>
+          <w:ilvl w:val="0"/>
+          <w:numId w:val="3"/>
+        </w:numPr>
+        <w:rPr>
+          <w:lang w:val="en-US"/>
+        </w:rPr>
+      </w:pPr>
+      <w:r>
+        <w:rPr>
+          <w:lang w:val="en-US"/>
+        </w:rPr>
+        <w:t>Giả sử “foo” là 1 đối tượng Iterable, chứa các phần tử cũng Iterable, các Iterable con này đều chứa 2 phần tử, nhập lệnh sau</w:t>
+      </w:r>
+    </w:p>
+    <w:p>
+      <w:pPr>
+        <w:pStyle w:val="ListParagraph"/>
+        <w:pBdr>
+          <w:top w:val="single" w:sz="4" w:space="1" w:color="auto"/>
+          <w:left w:val="single" w:sz="4" w:space="4" w:color="auto"/>
+          <w:bottom w:val="single" w:sz="4" w:space="1" w:color="auto"/>
+          <w:right w:val="single" w:sz="4" w:space="4" w:color="auto"/>
+        </w:pBdr>
+        <w:ind w:left="1080"/>
+        <w:rPr>
+          <w:lang w:val="en-US"/>
+        </w:rPr>
+      </w:pPr>
+      <w:r>
+        <w:rPr>
+          <w:lang w:val="en-US"/>
+        </w:rPr>
+        <w:t>&lt;Dictionary&gt; = dict(foo)</w:t>
+      </w:r>
+    </w:p>
+    <w:p>
+      <w:pPr>
+        <w:pStyle w:val="ListParagraph"/>
+        <w:numPr>
+          <w:ilvl w:val="0"/>
+          <w:numId w:val="3"/>
+        </w:numPr>
+        <w:rPr>
+          <w:lang w:val="en-US"/>
+        </w:rPr>
+      </w:pPr>
+      <w:r>
+        <w:rPr>
+          <w:lang w:val="en-US"/>
+        </w:rPr>
+        <w:t>&lt;Dictionary&gt; sẽ có các cặp Key và giá trị tương ứng với 2 phần tử trong các Iterable con</w:t>
+      </w:r>
+    </w:p>
+    <w:p>
+      <w:pPr>
+        <w:pStyle w:val="ListParagraph"/>
+        <w:numPr>
+          <w:ilvl w:val="0"/>
+          <w:numId w:val="3"/>
+        </w:numPr>
+        <w:rPr>
+          <w:lang w:val="en-US"/>
+        </w:rPr>
+      </w:pPr>
+      <w:r>
+        <w:rPr>
+          <w:lang w:val="en-US"/>
+        </w:rPr>
+        <w:t>Ví dụ</w:t>
+      </w:r>
+    </w:p>
+    <w:p>
+      <w:pPr>
+        <w:pStyle w:val="ListParagraph"/>
+        <w:pBdr>
+          <w:top w:val="single" w:sz="4" w:space="1" w:color="auto"/>
+          <w:left w:val="single" w:sz="4" w:space="4" w:color="auto"/>
+          <w:bottom w:val="single" w:sz="4" w:space="1" w:color="auto"/>
+          <w:right w:val="single" w:sz="4" w:space="4" w:color="auto"/>
+        </w:pBdr>
+        <w:ind w:left="1080"/>
+        <w:rPr>
+          <w:lang w:val="en-US"/>
+        </w:rPr>
+      </w:pPr>
+      <w:r>
+        <w:rPr>
+          <w:lang w:val="en-US"/>
+        </w:rPr>
+        <w:t>foo = ([1, ‘a’], (‘abc’, 5))</w:t>
+      </w:r>
+    </w:p>
+    <w:p>
+      <w:pPr>
+        <w:pStyle w:val="ListParagraph"/>
+        <w:pBdr>
+          <w:top w:val="single" w:sz="4" w:space="1" w:color="auto"/>
+          <w:left w:val="single" w:sz="4" w:space="4" w:color="auto"/>
+          <w:bottom w:val="single" w:sz="4" w:space="1" w:color="auto"/>
+          <w:right w:val="single" w:sz="4" w:space="4" w:color="auto"/>
+        </w:pBdr>
+        <w:ind w:left="1080"/>
+        <w:rPr>
+          <w:lang w:val="en-US"/>
+        </w:rPr>
+      </w:pPr>
+      <w:r>
+        <w:rPr>
+          <w:lang w:val="en-US"/>
+        </w:rPr>
+        <w:t>bar = dict(foo)</w:t>
+      </w:r>
+    </w:p>
+    <w:p>
+      <w:pPr>
+        <w:pStyle w:val="ListParagraph"/>
+        <w:numPr>
+          <w:ilvl w:val="0"/>
+          <w:numId w:val="3"/>
+        </w:numPr>
+        <w:rPr>
+          <w:lang w:val="en-US"/>
+        </w:rPr>
+      </w:pPr>
+      <w:r>
+        <w:rPr>
+          <w:lang w:val="en-US"/>
+        </w:rPr>
+        <w:t>“bar” có giá trị là {1 : “a”, “abc” : 5}</w:t>
+      </w:r>
+    </w:p>
+    <w:p>
+      <w:pPr>
+        <w:rPr>
+          <w:lang w:val="en-US"/>
+        </w:rPr>
+      </w:pPr>
+    </w:p>
+    <w:p>
+      <w:pPr>
+        <w:rPr>
+          <w:lang w:val="en-US"/>
+        </w:rPr>
+      </w:pPr>
+      <w:r>
+        <w:rPr>
+          <w:lang w:val="en-US"/>
+        </w:rPr>
+        <w:t>Class – Lớp:</w:t>
+      </w:r>
+    </w:p>
+    <w:p>
+      <w:pPr>
+        <w:pStyle w:val="ListParagraph"/>
+        <w:numPr>
+          <w:ilvl w:val="0"/>
+          <w:numId w:val="7"/>
+        </w:numPr>
+        <w:rPr>
+          <w:lang w:val="en-US"/>
+        </w:rPr>
+      </w:pPr>
+      <w:r>
+        <w:rPr>
+          <w:lang w:val="en-US"/>
+        </w:rPr>
+        <w:t>Bản Chất Class?</w:t>
+      </w:r>
+    </w:p>
+    <w:p>
+      <w:pPr>
+        <w:pStyle w:val="ListParagraph"/>
+        <w:numPr>
+          <w:ilvl w:val="0"/>
+          <w:numId w:val="3"/>
+        </w:numPr>
+        <w:rPr>
+          <w:lang w:val="en-US"/>
+        </w:rPr>
+      </w:pPr>
+      <w:r>
+        <w:rPr>
+          <w:lang w:val="en-US"/>
+        </w:rPr>
+        <w:t xml:space="preserve">Tưởng tượng Class giống như đường dẫn đến File, giả sử Class to nhất của bạn là A, thì A là thư mục gốc, tạo Class B bên trong A, tương đương tạo thư mục con B trong thư mục gốc A, tạo thuộc tính và </w:t>
+      </w:r>
+      <w:r>
+        <w:rPr>
+          <w:lang w:val="en-US"/>
+        </w:rPr>
+        <w:t>hàm</w:t>
+      </w:r>
+      <w:r>
+        <w:rPr>
+          <w:lang w:val="en-US"/>
+        </w:rPr>
+        <w:t xml:space="preserve"> trong A, tương đương tạo File trong thư mục A</w:t>
+      </w:r>
+    </w:p>
+    <w:p>
+      <w:pPr>
+        <w:pStyle w:val="ListParagraph"/>
+        <w:numPr>
+          <w:ilvl w:val="0"/>
+          <w:numId w:val="3"/>
+        </w:numPr>
+        <w:rPr>
+          <w:lang w:val="en-US"/>
+        </w:rPr>
+      </w:pPr>
+      <w:r>
+        <w:rPr>
+          <w:lang w:val="en-US"/>
+        </w:rPr>
+        <w:t xml:space="preserve">Để truy cập 1 thuộc tính hoặc </w:t>
+      </w:r>
+      <w:r>
+        <w:rPr>
+          <w:lang w:val="en-US"/>
+        </w:rPr>
+        <w:t>hàm,</w:t>
+      </w:r>
+      <w:r>
+        <w:rPr>
+          <w:lang w:val="en-US"/>
+        </w:rPr>
+        <w:t xml:space="preserve"> thì phải biế</w:t>
+      </w:r>
+      <w:r>
+        <w:rPr>
+          <w:lang w:val="en-US"/>
+        </w:rPr>
+        <w:t>t</w:t>
+      </w:r>
+      <w:r>
+        <w:rPr>
+          <w:lang w:val="en-US"/>
+        </w:rPr>
+        <w:t xml:space="preserve"> đường dẫn đến nó, khác với đường dẫn thông thường,  đường dẫn này thay dấu “/” thành “.”</w:t>
+      </w:r>
+    </w:p>
+    <w:p>
+      <w:pPr>
+        <w:pStyle w:val="ListParagraph"/>
+        <w:numPr>
+          <w:ilvl w:val="0"/>
+          <w:numId w:val="3"/>
+        </w:numPr>
+        <w:rPr>
+          <w:lang w:val="en-US"/>
+        </w:rPr>
+      </w:pPr>
+      <w:r>
+        <w:rPr>
+          <w:lang w:val="en-US"/>
+        </w:rPr>
+        <w:t>Ví dụ</w:t>
+      </w:r>
+    </w:p>
+    <w:p>
+      <w:pPr>
+        <w:pStyle w:val="ListParagraph"/>
+        <w:numPr>
+          <w:ilvl w:val="0"/>
+          <w:numId w:val="3"/>
+        </w:numPr>
+        <w:rPr>
+          <w:lang w:val="en-US"/>
+        </w:rPr>
+      </w:pPr>
+      <w:r>
+        <w:rPr>
+          <w:lang w:val="en-US"/>
+        </w:rPr>
+        <w:t>Class A to nhất, trong đó có Class B, trong B có thuộc tính “foo” = 5, khi đó “A.B.foo” có giá trị = 5, trong B còn có hàm “bar”, khi đó “A.B.bar(&lt;Tham Số&gt;)” sẽ gọi hàm này</w:t>
+      </w:r>
+    </w:p>
+    <w:p>
+      <w:pPr>
+        <w:pStyle w:val="ListParagraph"/>
+        <w:numPr>
+          <w:ilvl w:val="0"/>
+          <w:numId w:val="7"/>
+        </w:numPr>
+        <w:rPr>
+          <w:lang w:val="en-US"/>
+        </w:rPr>
+      </w:pPr>
+      <w:r>
+        <w:rPr>
+          <w:lang w:val="en-US"/>
+        </w:rPr>
+        <w:t xml:space="preserve">Bản </w:t>
+      </w:r>
+      <w:r>
+        <w:rPr>
+          <w:lang w:val="en-US"/>
+        </w:rPr>
+        <w:t xml:space="preserve">Chất Của 1 Đối Tượng  Thuộc 1 </w:t>
+      </w:r>
+      <w:r>
+        <w:rPr>
+          <w:lang w:val="en-US"/>
+        </w:rPr>
+        <w:t xml:space="preserve">Class </w:t>
+      </w:r>
+      <w:r>
+        <w:rPr>
+          <w:lang w:val="en-US"/>
+        </w:rPr>
+        <w:t>Nào Đó?</w:t>
+      </w:r>
+    </w:p>
+    <w:p>
+      <w:pPr>
+        <w:pStyle w:val="ListParagraph"/>
+        <w:numPr>
+          <w:ilvl w:val="0"/>
+          <w:numId w:val="3"/>
+        </w:numPr>
+        <w:rPr>
+          <w:lang w:val="en-US"/>
+        </w:rPr>
+      </w:pPr>
+      <w:r>
+        <w:rPr>
+          <w:lang w:val="en-US"/>
+        </w:rPr>
+        <w:t>Để tạo 1 đối tượng của 1 Class, ví dụ tạo đối tượng B từ Class A, viết</w:t>
+      </w:r>
+    </w:p>
+    <w:p>
+      <w:pPr>
+        <w:pStyle w:val="ListParagraph"/>
+        <w:pBdr>
+          <w:top w:val="single" w:sz="4" w:space="1" w:color="auto"/>
+          <w:left w:val="single" w:sz="4" w:space="4" w:color="auto"/>
+          <w:bottom w:val="single" w:sz="4" w:space="1" w:color="auto"/>
+          <w:right w:val="single" w:sz="4" w:space="4" w:color="auto"/>
+        </w:pBdr>
+        <w:ind w:left="1080"/>
+        <w:rPr>
+          <w:lang w:val="en-US"/>
+        </w:rPr>
+      </w:pPr>
+      <w:r>
+        <w:rPr>
+          <w:lang w:val="en-US"/>
+        </w:rPr>
+        <w:t>B = A()</w:t>
+      </w:r>
+    </w:p>
+    <w:p>
+      <w:pPr>
+        <w:pStyle w:val="ListParagraph"/>
+        <w:numPr>
+          <w:ilvl w:val="0"/>
+          <w:numId w:val="3"/>
+        </w:numPr>
+        <w:rPr>
+          <w:lang w:val="en-US"/>
+        </w:rPr>
+      </w:pPr>
+      <w:r>
+        <w:rPr>
+          <w:lang w:val="en-US"/>
+        </w:rPr>
+        <w:t>Đầ</w:t>
+      </w:r>
+      <w:r>
+        <w:rPr>
+          <w:lang w:val="en-US"/>
+        </w:rPr>
+        <w:t>u tiên, xét thuộc tính</w:t>
+      </w:r>
+      <w:r>
+        <w:rPr>
+          <w:lang w:val="en-US"/>
+        </w:rPr>
+        <w:t xml:space="preserve">, giả sử ta có Class A, trong đó có </w:t>
+      </w:r>
+      <w:r>
+        <w:rPr>
+          <w:lang w:val="en-US"/>
+        </w:rPr>
+        <w:t>“</w:t>
+      </w:r>
+      <w:r>
+        <w:rPr>
+          <w:lang w:val="en-US"/>
+        </w:rPr>
+        <w:t>foo</w:t>
+      </w:r>
+      <w:r>
+        <w:rPr>
+          <w:lang w:val="en-US"/>
+        </w:rPr>
+        <w:t>”</w:t>
+      </w:r>
+      <w:r>
+        <w:rPr>
+          <w:lang w:val="en-US"/>
+        </w:rPr>
+        <w:t xml:space="preserve"> = 4, B là 1 đối tượng thuộc Class A, truy cập tất cả thuộc tính của Class A = đối tượng B như bình thườ</w:t>
+      </w:r>
+      <w:r>
+        <w:rPr>
+          <w:lang w:val="en-US"/>
+        </w:rPr>
+        <w:t>ng, tuy nhiên “foo” dùng chung, nghĩa là nếu thay đổi “foo” thông qua “A.foo” thì “B.foo” cũng thay đổi tương tự, nhưng nếu dùng “B.foo” để thay đổi, thì “A.foo” và tất cả các đối tượng của class A sẽ không thay đổi, khi này, “foo” của B sẽ tách ra làm thuộc tính riêng của B</w:t>
+      </w:r>
+    </w:p>
+    <w:p>
+      <w:pPr>
+        <w:pStyle w:val="ListParagraph"/>
+        <w:numPr>
+          <w:ilvl w:val="0"/>
+          <w:numId w:val="3"/>
+        </w:numPr>
+        <w:rPr>
+          <w:lang w:val="en-US"/>
+        </w:rPr>
+      </w:pPr>
+      <w:r>
+        <w:rPr>
+          <w:lang w:val="en-US"/>
+        </w:rPr>
+        <w:t xml:space="preserve">Xét hàm số, trong Class A có hàm “bar”, khi này dùng B để gọi </w:t>
+      </w:r>
+      <w:r>
+        <w:rPr>
+          <w:lang w:val="en-US"/>
+        </w:rPr>
+        <w:t>“</w:t>
+      </w:r>
+      <w:r>
+        <w:rPr>
+          <w:lang w:val="en-US"/>
+        </w:rPr>
+        <w:t>bar</w:t>
+      </w:r>
+      <w:r>
+        <w:rPr>
+          <w:lang w:val="en-US"/>
+        </w:rPr>
+        <w:t>”</w:t>
+      </w:r>
+      <w:r>
+        <w:rPr>
+          <w:lang w:val="en-US"/>
+        </w:rPr>
+        <w:t xml:space="preserve"> sẽ có 1 chút khác, đó là tham số đầu tiên của </w:t>
+      </w:r>
+      <w:r>
+        <w:rPr>
+          <w:lang w:val="en-US"/>
+        </w:rPr>
+        <w:t>“</w:t>
+      </w:r>
+      <w:r>
+        <w:rPr>
+          <w:lang w:val="en-US"/>
+        </w:rPr>
+        <w:t>bar</w:t>
+      </w:r>
+      <w:r>
+        <w:rPr>
+          <w:lang w:val="en-US"/>
+        </w:rPr>
+        <w:t>”</w:t>
+      </w:r>
+      <w:r>
+        <w:rPr>
+          <w:lang w:val="en-US"/>
+        </w:rPr>
+        <w:t xml:space="preserve"> sẽ chính là bản thân B luôn, nên bạn có thể dùng tham số này để thay đổi hàm và thuộc tính của B, thông thường nó được đặt tên là “self”</w:t>
+      </w:r>
+    </w:p>
+    <w:p>
+      <w:pPr>
+        <w:pStyle w:val="ListParagraph"/>
+        <w:numPr>
+          <w:ilvl w:val="0"/>
+          <w:numId w:val="3"/>
+        </w:numPr>
+        <w:rPr>
+          <w:lang w:val="en-US"/>
+        </w:rPr>
+      </w:pPr>
+      <w:r>
+        <w:rPr>
+          <w:lang w:val="en-US"/>
+        </w:rPr>
+        <w:t>Nếu bạn muốn không có sự khác biệt, nghĩa là không có tham số đầu tiên con mẹ gì hết, thì đặt “@staticmethod” lên trước khai báo hàm</w:t>
+      </w:r>
+    </w:p>
+    <w:p>
+      <w:pPr>
+        <w:pStyle w:val="ListParagraph"/>
+        <w:numPr>
+          <w:ilvl w:val="0"/>
+          <w:numId w:val="3"/>
+        </w:numPr>
+        <w:rPr>
+          <w:lang w:val="en-US"/>
+        </w:rPr>
+      </w:pPr>
+      <w:r>
+        <w:rPr>
+          <w:lang w:val="en-US"/>
+        </w:rPr>
+        <w:t>Hàm “__init__” là trường hợp đặc biệt, sau khi B đăng kí Class A, nó sẽ ngay lập tức gọi hàm này</w:t>
+      </w:r>
+    </w:p>
+    <w:p>
+      <w:pPr>
+        <w:pStyle w:val="ListParagraph"/>
+        <w:numPr>
+          <w:ilvl w:val="0"/>
+          <w:numId w:val="3"/>
+        </w:numPr>
+        <w:rPr>
+          <w:lang w:val="en-US"/>
+        </w:rPr>
+      </w:pPr>
+      <w:r>
+        <w:rPr>
+          <w:lang w:val="en-US"/>
+        </w:rPr>
         <w:lastRenderedPageBreak/>
-        <w:t>Chuyển Kiểu Dữ Liệu Khác Về Dictionary?</w:t>
+        <w:t xml:space="preserve">Hàm “__getitem__” cũng đặc biệt, nếu bạn viết </w:t>
+      </w:r>
+      <w:r>
+        <w:rPr>
+          <w:lang w:val="en-US"/>
+        </w:rPr>
+        <w:t>“</w:t>
+      </w:r>
+      <w:r>
+        <w:rPr>
+          <w:lang w:val="en-US"/>
+        </w:rPr>
+        <w:t>B[x, y, …]</w:t>
+      </w:r>
+      <w:r>
+        <w:rPr>
+          <w:lang w:val="en-US"/>
+        </w:rPr>
+        <w:t>”</w:t>
+      </w:r>
+      <w:r>
+        <w:rPr>
+          <w:lang w:val="en-US"/>
+        </w:rPr>
+        <w:t xml:space="preserve"> thì nó sẽ tự động gọi hàm này và Pass Tuple (x, y, …) vào</w:t>
       </w:r>
     </w:p>
     <w:p>
@@ -4035,144 +4821,7 @@
         <w:rPr>
           <w:lang w:val="en-US"/>
         </w:rPr>
-        <w:t>Giả sử “foo” là 1 đối tượng Iterable, chứa các phần tử cũng Iterable, các Iterable con này đều chứa 2 phần tử, nhập lệnh sau</w:t>
-      </w:r>
-    </w:p>
-    <w:p>
-      <w:pPr>
-        <w:pStyle w:val="ListParagraph"/>
-        <w:pBdr>
-          <w:top w:val="single" w:sz="4" w:space="1" w:color="auto"/>
-          <w:left w:val="single" w:sz="4" w:space="4" w:color="auto"/>
-          <w:bottom w:val="single" w:sz="4" w:space="1" w:color="auto"/>
-          <w:right w:val="single" w:sz="4" w:space="4" w:color="auto"/>
-        </w:pBdr>
-        <w:ind w:left="1080"/>
-        <w:rPr>
-          <w:lang w:val="en-US"/>
-        </w:rPr>
-      </w:pPr>
-      <w:r>
-        <w:rPr>
-          <w:lang w:val="en-US"/>
-        </w:rPr>
-        <w:t>&lt;Dictionary&gt; = dict(foo)</w:t>
-      </w:r>
-    </w:p>
-    <w:p>
-      <w:pPr>
-        <w:pStyle w:val="ListParagraph"/>
-        <w:numPr>
-          <w:ilvl w:val="0"/>
-          <w:numId w:val="3"/>
-        </w:numPr>
-        <w:rPr>
-          <w:lang w:val="en-US"/>
-        </w:rPr>
-      </w:pPr>
-      <w:r>
-        <w:rPr>
-          <w:lang w:val="en-US"/>
-        </w:rPr>
-        <w:t>&lt;Dictionary&gt; sẽ có các cặp Key và giá trị tương ứng với 2 phần tử trong các Iterable con</w:t>
-      </w:r>
-    </w:p>
-    <w:p>
-      <w:pPr>
-        <w:pStyle w:val="ListParagraph"/>
-        <w:numPr>
-          <w:ilvl w:val="0"/>
-          <w:numId w:val="3"/>
-        </w:numPr>
-        <w:rPr>
-          <w:lang w:val="en-US"/>
-        </w:rPr>
-      </w:pPr>
-      <w:r>
-        <w:rPr>
-          <w:lang w:val="en-US"/>
-        </w:rPr>
-        <w:t>Ví dụ</w:t>
-      </w:r>
-    </w:p>
-    <w:p>
-      <w:pPr>
-        <w:pStyle w:val="ListParagraph"/>
-        <w:pBdr>
-          <w:top w:val="single" w:sz="4" w:space="1" w:color="auto"/>
-          <w:left w:val="single" w:sz="4" w:space="4" w:color="auto"/>
-          <w:bottom w:val="single" w:sz="4" w:space="1" w:color="auto"/>
-          <w:right w:val="single" w:sz="4" w:space="4" w:color="auto"/>
-        </w:pBdr>
-        <w:ind w:left="1080"/>
-        <w:rPr>
-          <w:lang w:val="en-US"/>
-        </w:rPr>
-      </w:pPr>
-      <w:r>
-        <w:rPr>
-          <w:lang w:val="en-US"/>
-        </w:rPr>
-        <w:t>foo = ([1, ‘a’], (‘abc’, 5))</w:t>
-      </w:r>
-    </w:p>
-    <w:p>
-      <w:pPr>
-        <w:pStyle w:val="ListParagraph"/>
-        <w:pBdr>
-          <w:top w:val="single" w:sz="4" w:space="1" w:color="auto"/>
-          <w:left w:val="single" w:sz="4" w:space="4" w:color="auto"/>
-          <w:bottom w:val="single" w:sz="4" w:space="1" w:color="auto"/>
-          <w:right w:val="single" w:sz="4" w:space="4" w:color="auto"/>
-        </w:pBdr>
-        <w:ind w:left="1080"/>
-        <w:rPr>
-          <w:lang w:val="en-US"/>
-        </w:rPr>
-      </w:pPr>
-      <w:r>
-        <w:rPr>
-          <w:lang w:val="en-US"/>
-        </w:rPr>
-        <w:t>bar = dict(foo)</w:t>
-      </w:r>
-    </w:p>
-    <w:p>
-      <w:pPr>
-        <w:pStyle w:val="ListParagraph"/>
-        <w:numPr>
-          <w:ilvl w:val="0"/>
-          <w:numId w:val="3"/>
-        </w:numPr>
-        <w:rPr>
-          <w:lang w:val="en-US"/>
-        </w:rPr>
-      </w:pPr>
-      <w:r>
-        <w:rPr>
-          <w:lang w:val="en-US"/>
-        </w:rPr>
-        <w:t>“bar” có giá trị là {1 : “a”, “abc” : 5}</w:t>
-      </w:r>
-    </w:p>
-    <w:p>
-      <w:pPr>
-        <w:rPr>
-          <w:lang w:val="en-US"/>
-        </w:rPr>
-      </w:pPr>
-    </w:p>
-    <w:p>
-      <w:pPr>
-        <w:rPr>
-          <w:lang w:val="en-US"/>
-        </w:rPr>
-      </w:pPr>
-      <w:r>
-        <w:rPr>
-          <w:lang w:val="en-US"/>
-        </w:rPr>
-        <w:t>Class – Lớp:</w:t>
+        <w:t>Hàm “__len__” cũng đặc biệt, nếu bạn viết “len(B)” thì nó sẽ tự động gọi hàm này</w:t>
       </w:r>
     </w:p>
     <w:p>
@@ -4190,429 +4839,6 @@
         <w:rPr>
           <w:lang w:val="en-US"/>
         </w:rPr>
-        <w:t>Bản Chất Class?</w:t>
-      </w:r>
-    </w:p>
-    <w:p>
-      <w:pPr>
-        <w:pStyle w:val="ListParagraph"/>
-        <w:numPr>
-          <w:ilvl w:val="0"/>
-          <w:numId w:val="3"/>
-        </w:numPr>
-        <w:rPr>
-          <w:lang w:val="en-US"/>
-        </w:rPr>
-      </w:pPr>
-      <w:r>
-        <w:rPr>
-          <w:lang w:val="en-US"/>
-        </w:rPr>
-        <w:t xml:space="preserve">Tưởng tượng Class giống như đường dẫn đến File, giả sử Class to nhất của bạn là A, thì A là thư mục gốc, tạo Class B bên trong A, tương đương tạo thư mục con B trong thư mục gốc A, tạo thuộc tính và </w:t>
-      </w:r>
-      <w:r>
-        <w:rPr>
-          <w:lang w:val="en-US"/>
-        </w:rPr>
-        <w:t>hàm</w:t>
-      </w:r>
-      <w:r>
-        <w:rPr>
-          <w:lang w:val="en-US"/>
-        </w:rPr>
-        <w:t xml:space="preserve"> trong A, tương đương tạo File trong thư mục A</w:t>
-      </w:r>
-    </w:p>
-    <w:p>
-      <w:pPr>
-        <w:pStyle w:val="ListParagraph"/>
-        <w:numPr>
-          <w:ilvl w:val="0"/>
-          <w:numId w:val="3"/>
-        </w:numPr>
-        <w:rPr>
-          <w:lang w:val="en-US"/>
-        </w:rPr>
-      </w:pPr>
-      <w:r>
-        <w:rPr>
-          <w:lang w:val="en-US"/>
-        </w:rPr>
-        <w:t xml:space="preserve">Để truy cập 1 thuộc tính hoặc </w:t>
-      </w:r>
-      <w:r>
-        <w:rPr>
-          <w:lang w:val="en-US"/>
-        </w:rPr>
-        <w:t>hàm,</w:t>
-      </w:r>
-      <w:r>
-        <w:rPr>
-          <w:lang w:val="en-US"/>
-        </w:rPr>
-        <w:t xml:space="preserve"> thì phải biế</w:t>
-      </w:r>
-      <w:r>
-        <w:rPr>
-          <w:lang w:val="en-US"/>
-        </w:rPr>
-        <w:t>t</w:t>
-      </w:r>
-      <w:r>
-        <w:rPr>
-          <w:lang w:val="en-US"/>
-        </w:rPr>
-        <w:t xml:space="preserve"> đường dẫn đến nó, khác với đường dẫn thông thường,  đường dẫn này thay dấu “/” thành “.”</w:t>
-      </w:r>
-    </w:p>
-    <w:p>
-      <w:pPr>
-        <w:pStyle w:val="ListParagraph"/>
-        <w:numPr>
-          <w:ilvl w:val="0"/>
-          <w:numId w:val="3"/>
-        </w:numPr>
-        <w:rPr>
-          <w:lang w:val="en-US"/>
-        </w:rPr>
-      </w:pPr>
-      <w:r>
-        <w:rPr>
-          <w:lang w:val="en-US"/>
-        </w:rPr>
-        <w:t>Ví dụ</w:t>
-      </w:r>
-    </w:p>
-    <w:p>
-      <w:pPr>
-        <w:pStyle w:val="ListParagraph"/>
-        <w:numPr>
-          <w:ilvl w:val="0"/>
-          <w:numId w:val="3"/>
-        </w:numPr>
-        <w:rPr>
-          <w:lang w:val="en-US"/>
-        </w:rPr>
-      </w:pPr>
-      <w:r>
-        <w:rPr>
-          <w:lang w:val="en-US"/>
-        </w:rPr>
-        <w:t>Class A to nhất, trong đó có Class B, trong B có thuộc tính “foo” = 5, khi đó “A.B.foo” có giá trị = 5, trong B còn có hàm “bar”, khi đó “A.B.bar(&lt;Tham Số&gt;)” sẽ gọi hàm này</w:t>
-      </w:r>
-    </w:p>
-    <w:p>
-      <w:pPr>
-        <w:pStyle w:val="ListParagraph"/>
-        <w:numPr>
-          <w:ilvl w:val="0"/>
-          <w:numId w:val="7"/>
-        </w:numPr>
-        <w:rPr>
-          <w:lang w:val="en-US"/>
-        </w:rPr>
-      </w:pPr>
-      <w:r>
-        <w:rPr>
-          <w:lang w:val="en-US"/>
-        </w:rPr>
-        <w:t xml:space="preserve">Bản </w:t>
-      </w:r>
-      <w:r>
-        <w:rPr>
-          <w:lang w:val="en-US"/>
-        </w:rPr>
-        <w:t xml:space="preserve">Chất Của 1 Đối Tượng  Thuộc 1 </w:t>
-      </w:r>
-      <w:r>
-        <w:rPr>
-          <w:lang w:val="en-US"/>
-        </w:rPr>
-        <w:t xml:space="preserve">Class </w:t>
-      </w:r>
-      <w:r>
-        <w:rPr>
-          <w:lang w:val="en-US"/>
-        </w:rPr>
-        <w:t>Nào Đó?</w:t>
-      </w:r>
-    </w:p>
-    <w:p>
-      <w:pPr>
-        <w:pStyle w:val="ListParagraph"/>
-        <w:numPr>
-          <w:ilvl w:val="0"/>
-          <w:numId w:val="3"/>
-        </w:numPr>
-        <w:rPr>
-          <w:lang w:val="en-US"/>
-        </w:rPr>
-      </w:pPr>
-      <w:r>
-        <w:rPr>
-          <w:lang w:val="en-US"/>
-        </w:rPr>
-        <w:t>Để tạo 1 đối tượng của 1 Class, ví dụ tạo đối tượng B từ Class A, viết</w:t>
-      </w:r>
-    </w:p>
-    <w:p>
-      <w:pPr>
-        <w:pStyle w:val="ListParagraph"/>
-        <w:pBdr>
-          <w:top w:val="single" w:sz="4" w:space="1" w:color="auto"/>
-          <w:left w:val="single" w:sz="4" w:space="4" w:color="auto"/>
-          <w:bottom w:val="single" w:sz="4" w:space="1" w:color="auto"/>
-          <w:right w:val="single" w:sz="4" w:space="4" w:color="auto"/>
-        </w:pBdr>
-        <w:ind w:left="1080"/>
-        <w:rPr>
-          <w:lang w:val="en-US"/>
-        </w:rPr>
-      </w:pPr>
-      <w:r>
-        <w:rPr>
-          <w:lang w:val="en-US"/>
-        </w:rPr>
-        <w:t>B = A()</w:t>
-      </w:r>
-    </w:p>
-    <w:p>
-      <w:pPr>
-        <w:pStyle w:val="ListParagraph"/>
-        <w:numPr>
-          <w:ilvl w:val="0"/>
-          <w:numId w:val="3"/>
-        </w:numPr>
-        <w:rPr>
-          <w:lang w:val="en-US"/>
-        </w:rPr>
-      </w:pPr>
-      <w:r>
-        <w:rPr>
-          <w:lang w:val="en-US"/>
-        </w:rPr>
-        <w:t>Đầ</w:t>
-      </w:r>
-      <w:r>
-        <w:rPr>
-          <w:lang w:val="en-US"/>
-        </w:rPr>
-        <w:t>u tiên, xét thuộc tính</w:t>
-      </w:r>
-      <w:r>
-        <w:rPr>
-          <w:lang w:val="en-US"/>
-        </w:rPr>
-        <w:t xml:space="preserve">, giả sử ta có Class A, trong đó có </w:t>
-      </w:r>
-      <w:r>
-        <w:rPr>
-          <w:lang w:val="en-US"/>
-        </w:rPr>
-        <w:t>“</w:t>
-      </w:r>
-      <w:r>
-        <w:rPr>
-          <w:lang w:val="en-US"/>
-        </w:rPr>
-        <w:t>foo</w:t>
-      </w:r>
-      <w:r>
-        <w:rPr>
-          <w:lang w:val="en-US"/>
-        </w:rPr>
-        <w:t>”</w:t>
-      </w:r>
-      <w:r>
-        <w:rPr>
-          <w:lang w:val="en-US"/>
-        </w:rPr>
-        <w:t xml:space="preserve"> = 4, B là 1 đối tượng thuộc Class A, truy cập tất cả thuộc tính của Class A = đối tượng B như bình thườ</w:t>
-      </w:r>
-      <w:r>
-        <w:rPr>
-          <w:lang w:val="en-US"/>
-        </w:rPr>
-        <w:t>ng, tuy nhiên “foo” dùng chung, nghĩa là nếu thay đổi “foo” thông qua “A.foo” thì “B.foo” cũng thay đổi tương tự, nhưng nếu dùng “B.foo” để thay đổi, thì “A.foo” và tất cả các đối tượng của class A sẽ không thay đổi, khi này, “foo” của B sẽ tách ra làm thuộc tính riêng của B</w:t>
-      </w:r>
-    </w:p>
-    <w:p>
-      <w:pPr>
-        <w:pStyle w:val="ListParagraph"/>
-        <w:numPr>
-          <w:ilvl w:val="0"/>
-          <w:numId w:val="3"/>
-        </w:numPr>
-        <w:rPr>
-          <w:lang w:val="en-US"/>
-        </w:rPr>
-      </w:pPr>
-      <w:r>
-        <w:rPr>
-          <w:lang w:val="en-US"/>
-        </w:rPr>
-        <w:t xml:space="preserve">Xét hàm số, trong Class A có hàm “bar”, khi này dùng B để gọi </w:t>
-      </w:r>
-      <w:r>
-        <w:rPr>
-          <w:lang w:val="en-US"/>
-        </w:rPr>
-        <w:t>“</w:t>
-      </w:r>
-      <w:r>
-        <w:rPr>
-          <w:lang w:val="en-US"/>
-        </w:rPr>
-        <w:t>bar</w:t>
-      </w:r>
-      <w:r>
-        <w:rPr>
-          <w:lang w:val="en-US"/>
-        </w:rPr>
-        <w:t>”</w:t>
-      </w:r>
-      <w:r>
-        <w:rPr>
-          <w:lang w:val="en-US"/>
-        </w:rPr>
-        <w:t xml:space="preserve"> sẽ có 1 chút khác, đó là tham số đầu tiên của </w:t>
-      </w:r>
-      <w:r>
-        <w:rPr>
-          <w:lang w:val="en-US"/>
-        </w:rPr>
-        <w:t>“</w:t>
-      </w:r>
-      <w:r>
-        <w:rPr>
-          <w:lang w:val="en-US"/>
-        </w:rPr>
-        <w:t>bar</w:t>
-      </w:r>
-      <w:r>
-        <w:rPr>
-          <w:lang w:val="en-US"/>
-        </w:rPr>
-        <w:t>”</w:t>
-      </w:r>
-      <w:r>
-        <w:rPr>
-          <w:lang w:val="en-US"/>
-        </w:rPr>
-        <w:t xml:space="preserve"> sẽ chính là bản thân B luôn, nên bạn có thể dùng tham số này để thay đổi hàm và thuộc tính của B, thông thường nó được đặt tên là “self”</w:t>
-      </w:r>
-    </w:p>
-    <w:p>
-      <w:pPr>
-        <w:pStyle w:val="ListParagraph"/>
-        <w:numPr>
-          <w:ilvl w:val="0"/>
-          <w:numId w:val="3"/>
-        </w:numPr>
-        <w:rPr>
-          <w:lang w:val="en-US"/>
-        </w:rPr>
-      </w:pPr>
-      <w:r>
-        <w:rPr>
-          <w:lang w:val="en-US"/>
-        </w:rPr>
-        <w:t>Nếu bạn muốn không có sự khác biệt, nghĩa là không có tham số đầu tiên con mẹ gì hết, thì đặt “@staticmethod” lên trước khai báo hàm</w:t>
-      </w:r>
-    </w:p>
-    <w:p>
-      <w:pPr>
-        <w:pStyle w:val="ListParagraph"/>
-        <w:numPr>
-          <w:ilvl w:val="0"/>
-          <w:numId w:val="3"/>
-        </w:numPr>
-        <w:rPr>
-          <w:lang w:val="en-US"/>
-        </w:rPr>
-      </w:pPr>
-      <w:r>
-        <w:rPr>
-          <w:lang w:val="en-US"/>
-        </w:rPr>
-        <w:t>Hàm “__init__” là trường hợp đặc biệt, sau khi B đăng kí Class A, nó sẽ ngay lập tức gọi hàm này</w:t>
-      </w:r>
-    </w:p>
-    <w:p>
-      <w:pPr>
-        <w:pStyle w:val="ListParagraph"/>
-        <w:numPr>
-          <w:ilvl w:val="0"/>
-          <w:numId w:val="3"/>
-        </w:numPr>
-        <w:rPr>
-          <w:lang w:val="en-US"/>
-        </w:rPr>
-      </w:pPr>
-      <w:r>
-        <w:rPr>
-          <w:lang w:val="en-US"/>
-        </w:rPr>
-        <w:t xml:space="preserve">Hàm “__getitem__” cũng đặc biệt, nếu bạn viết </w:t>
-      </w:r>
-      <w:r>
-        <w:rPr>
-          <w:lang w:val="en-US"/>
-        </w:rPr>
-        <w:t>“</w:t>
-      </w:r>
-      <w:r>
-        <w:rPr>
-          <w:lang w:val="en-US"/>
-        </w:rPr>
-        <w:t>B[x, y, …]</w:t>
-      </w:r>
-      <w:r>
-        <w:rPr>
-          <w:lang w:val="en-US"/>
-        </w:rPr>
-        <w:t>”</w:t>
-      </w:r>
-      <w:r>
-        <w:rPr>
-          <w:lang w:val="en-US"/>
-        </w:rPr>
-        <w:t xml:space="preserve"> thì nó sẽ tự động gọi hàm này và Pass Tuple (x, y, …) vào</w:t>
-      </w:r>
-    </w:p>
-    <w:p>
-      <w:pPr>
-        <w:pStyle w:val="ListParagraph"/>
-        <w:numPr>
-          <w:ilvl w:val="0"/>
-          <w:numId w:val="3"/>
-        </w:numPr>
-        <w:rPr>
-          <w:lang w:val="en-US"/>
-        </w:rPr>
-      </w:pPr>
-      <w:r>
-        <w:rPr>
-          <w:lang w:val="en-US"/>
-        </w:rPr>
-        <w:t>Hàm “__len__” cũng đặc biệt, nếu bạn viết “len(B)” thì nó sẽ tự động gọi hàm này</w:t>
-      </w:r>
-    </w:p>
-    <w:p>
-      <w:pPr>
-        <w:pStyle w:val="ListParagraph"/>
-        <w:numPr>
-          <w:ilvl w:val="0"/>
-          <w:numId w:val="7"/>
-        </w:numPr>
-        <w:rPr>
-          <w:lang w:val="en-US"/>
-        </w:rPr>
-      </w:pPr>
-      <w:r>
-        <w:rPr>
-          <w:lang w:val="en-US"/>
-        </w:rPr>
         <w:t xml:space="preserve">Tạo </w:t>
       </w:r>
       <w:r>
@@ -4808,7 +5034,6 @@
         <w:rPr>
           <w:lang w:val="en-US"/>
         </w:rPr>
-        <w:lastRenderedPageBreak/>
         <w:t xml:space="preserve">        </w:t>
       </w:r>
       <w:r>
@@ -5816,6 +6041,7 @@
         <w:rPr>
           <w:lang w:val="en-US"/>
         </w:rPr>
+        <w:lastRenderedPageBreak/>
         <w:t>Xét ví dụ sau</w:t>
       </w:r>
     </w:p>
@@ -6188,7 +6414,6 @@
               <w:rPr>
                 <w:lang w:val="en-US"/>
               </w:rPr>
-              <w:lastRenderedPageBreak/>
               <w:t>far</w:t>
             </w:r>
           </w:p>
@@ -7607,6 +7832,7 @@
         <w:rPr>
           <w:lang w:val="en-US"/>
         </w:rPr>
+        <w:lastRenderedPageBreak/>
         <w:t xml:space="preserve">for index, old_name in enumerate(file_list, </w:t>
       </w:r>
       <w:r>
@@ -7850,757 +8076,757 @@
         <w:rPr>
           <w:lang w:val="en-US"/>
         </w:rPr>
+        <w:t>with open(</w:t>
+      </w:r>
+      <w:r>
+        <w:rPr>
+          <w:lang w:val="en-US"/>
+        </w:rPr>
+        <w:t xml:space="preserve">FILE_PATH, </w:t>
+      </w:r>
+      <w:r>
+        <w:rPr>
+          <w:lang w:val="en-US"/>
+        </w:rPr>
+        <w:t>"</w:t>
+      </w:r>
+      <w:r>
+        <w:rPr>
+          <w:lang w:val="en-US"/>
+        </w:rPr>
+        <w:t>r</w:t>
+      </w:r>
+      <w:r>
+        <w:rPr>
+          <w:lang w:val="en-US"/>
+        </w:rPr>
+        <w:t>") as f:</w:t>
+      </w:r>
+    </w:p>
+    <w:p>
+      <w:pPr>
+        <w:pStyle w:val="ListParagraph"/>
+        <w:pBdr>
+          <w:top w:val="single" w:sz="4" w:space="1" w:color="auto"/>
+          <w:left w:val="single" w:sz="4" w:space="4" w:color="auto"/>
+          <w:bottom w:val="single" w:sz="4" w:space="1" w:color="auto"/>
+          <w:right w:val="single" w:sz="4" w:space="4" w:color="auto"/>
+        </w:pBdr>
+        <w:ind w:left="1080"/>
+        <w:rPr>
+          <w:lang w:val="en-US"/>
+        </w:rPr>
+      </w:pPr>
+      <w:r>
+        <w:rPr>
+          <w:lang w:val="en-US"/>
+        </w:rPr>
+        <w:t xml:space="preserve">    content = f.read()</w:t>
+      </w:r>
+    </w:p>
+    <w:p>
+      <w:pPr>
+        <w:pStyle w:val="ListParagraph"/>
+        <w:pBdr>
+          <w:top w:val="single" w:sz="4" w:space="1" w:color="auto"/>
+          <w:left w:val="single" w:sz="4" w:space="4" w:color="auto"/>
+          <w:bottom w:val="single" w:sz="4" w:space="1" w:color="auto"/>
+          <w:right w:val="single" w:sz="4" w:space="4" w:color="auto"/>
+        </w:pBdr>
+        <w:ind w:left="1080"/>
+        <w:rPr>
+          <w:lang w:val="en-US"/>
+        </w:rPr>
+      </w:pPr>
+    </w:p>
+    <w:p>
+      <w:pPr>
+        <w:pStyle w:val="ListParagraph"/>
+        <w:pBdr>
+          <w:top w:val="single" w:sz="4" w:space="1" w:color="auto"/>
+          <w:left w:val="single" w:sz="4" w:space="4" w:color="auto"/>
+          <w:bottom w:val="single" w:sz="4" w:space="1" w:color="auto"/>
+          <w:right w:val="single" w:sz="4" w:space="4" w:color="auto"/>
+        </w:pBdr>
+        <w:ind w:left="1080"/>
+        <w:rPr>
+          <w:lang w:val="en-US"/>
+        </w:rPr>
+      </w:pPr>
+      <w:r>
+        <w:rPr>
+          <w:lang w:val="en-US"/>
+        </w:rPr>
+        <w:t>content = re.sub(r'#.*', '', content)</w:t>
+      </w:r>
+    </w:p>
+    <w:p>
+      <w:pPr>
+        <w:pStyle w:val="ListParagraph"/>
+        <w:pBdr>
+          <w:top w:val="single" w:sz="4" w:space="1" w:color="auto"/>
+          <w:left w:val="single" w:sz="4" w:space="4" w:color="auto"/>
+          <w:bottom w:val="single" w:sz="4" w:space="1" w:color="auto"/>
+          <w:right w:val="single" w:sz="4" w:space="4" w:color="auto"/>
+        </w:pBdr>
+        <w:ind w:left="1080"/>
+        <w:rPr>
+          <w:lang w:val="en-US"/>
+        </w:rPr>
+      </w:pPr>
+      <w:r>
+        <w:rPr>
+          <w:lang w:val="en-US"/>
+        </w:rPr>
+        <w:t>content = re.sub(r"'''(.*?)'''", '', content, flags=re.DOTALL)</w:t>
+      </w:r>
+    </w:p>
+    <w:p>
+      <w:pPr>
+        <w:pStyle w:val="ListParagraph"/>
+        <w:pBdr>
+          <w:top w:val="single" w:sz="4" w:space="1" w:color="auto"/>
+          <w:left w:val="single" w:sz="4" w:space="4" w:color="auto"/>
+          <w:bottom w:val="single" w:sz="4" w:space="1" w:color="auto"/>
+          <w:right w:val="single" w:sz="4" w:space="4" w:color="auto"/>
+        </w:pBdr>
+        <w:ind w:left="1080"/>
+        <w:rPr>
+          <w:lang w:val="en-US"/>
+        </w:rPr>
+      </w:pPr>
+    </w:p>
+    <w:p>
+      <w:pPr>
+        <w:pStyle w:val="ListParagraph"/>
+        <w:pBdr>
+          <w:top w:val="single" w:sz="4" w:space="1" w:color="auto"/>
+          <w:left w:val="single" w:sz="4" w:space="4" w:color="auto"/>
+          <w:bottom w:val="single" w:sz="4" w:space="1" w:color="auto"/>
+          <w:right w:val="single" w:sz="4" w:space="4" w:color="auto"/>
+        </w:pBdr>
+        <w:ind w:left="1080"/>
+        <w:rPr>
+          <w:lang w:val="en-US"/>
+        </w:rPr>
+      </w:pPr>
+      <w:r>
+        <w:rPr>
+          <w:lang w:val="en-US"/>
+        </w:rPr>
+        <w:t>with open(</w:t>
+      </w:r>
+      <w:r>
+        <w:rPr>
+          <w:lang w:val="en-US"/>
+        </w:rPr>
+        <w:t>FILE_PATH</w:t>
+      </w:r>
+      <w:r>
+        <w:rPr>
+          <w:lang w:val="en-US"/>
+        </w:rPr>
+        <w:t>, 'w') as f:</w:t>
+      </w:r>
+    </w:p>
+    <w:p>
+      <w:pPr>
+        <w:pStyle w:val="ListParagraph"/>
+        <w:pBdr>
+          <w:top w:val="single" w:sz="4" w:space="1" w:color="auto"/>
+          <w:left w:val="single" w:sz="4" w:space="4" w:color="auto"/>
+          <w:bottom w:val="single" w:sz="4" w:space="1" w:color="auto"/>
+          <w:right w:val="single" w:sz="4" w:space="4" w:color="auto"/>
+        </w:pBdr>
+        <w:ind w:left="1080"/>
+        <w:rPr>
+          <w:lang w:val="en-US"/>
+        </w:rPr>
+      </w:pPr>
+      <w:r>
+        <w:rPr>
+          <w:lang w:val="en-US"/>
+        </w:rPr>
+        <w:t xml:space="preserve">    f.write(content)</w:t>
+      </w:r>
+    </w:p>
+    <w:p>
+      <w:pPr>
+        <w:pStyle w:val="ListParagraph"/>
+        <w:numPr>
+          <w:ilvl w:val="0"/>
+          <w:numId w:val="14"/>
+        </w:numPr>
+        <w:rPr>
+          <w:lang w:val="en-US"/>
+        </w:rPr>
+      </w:pPr>
+      <w:r>
+        <w:rPr>
+          <w:lang w:val="en-US"/>
+        </w:rPr>
+        <w:t>Xóa Toàn Bộ Doc String Trong 1 Python File?</w:t>
+      </w:r>
+    </w:p>
+    <w:p>
+      <w:pPr>
+        <w:pStyle w:val="ListParagraph"/>
+        <w:pBdr>
+          <w:top w:val="single" w:sz="4" w:space="1" w:color="auto"/>
+          <w:left w:val="single" w:sz="4" w:space="4" w:color="auto"/>
+          <w:bottom w:val="single" w:sz="4" w:space="1" w:color="auto"/>
+          <w:right w:val="single" w:sz="4" w:space="4" w:color="auto"/>
+        </w:pBdr>
+        <w:ind w:left="1080"/>
+        <w:rPr>
+          <w:lang w:val="en-US"/>
+        </w:rPr>
+      </w:pPr>
+      <w:r>
+        <w:rPr>
+          <w:lang w:val="en-US"/>
+        </w:rPr>
+        <w:t>import re</w:t>
+      </w:r>
+    </w:p>
+    <w:p>
+      <w:pPr>
+        <w:pStyle w:val="ListParagraph"/>
+        <w:pBdr>
+          <w:top w:val="single" w:sz="4" w:space="1" w:color="auto"/>
+          <w:left w:val="single" w:sz="4" w:space="4" w:color="auto"/>
+          <w:bottom w:val="single" w:sz="4" w:space="1" w:color="auto"/>
+          <w:right w:val="single" w:sz="4" w:space="4" w:color="auto"/>
+        </w:pBdr>
+        <w:ind w:left="1080"/>
+        <w:rPr>
+          <w:lang w:val="en-US"/>
+        </w:rPr>
+      </w:pPr>
+    </w:p>
+    <w:p>
+      <w:pPr>
+        <w:pStyle w:val="ListParagraph"/>
+        <w:pBdr>
+          <w:top w:val="single" w:sz="4" w:space="1" w:color="auto"/>
+          <w:left w:val="single" w:sz="4" w:space="4" w:color="auto"/>
+          <w:bottom w:val="single" w:sz="4" w:space="1" w:color="auto"/>
+          <w:right w:val="single" w:sz="4" w:space="4" w:color="auto"/>
+        </w:pBdr>
+        <w:ind w:left="1080"/>
+        <w:rPr>
+          <w:lang w:val="en-US"/>
+        </w:rPr>
+      </w:pPr>
+      <w:r>
+        <w:rPr>
+          <w:lang w:val="en-US"/>
+        </w:rPr>
+        <w:t>FILE_PATH = &lt;Đường Dẫn Tới File&gt;</w:t>
+      </w:r>
+    </w:p>
+    <w:p>
+      <w:pPr>
+        <w:pStyle w:val="ListParagraph"/>
+        <w:pBdr>
+          <w:top w:val="single" w:sz="4" w:space="1" w:color="auto"/>
+          <w:left w:val="single" w:sz="4" w:space="4" w:color="auto"/>
+          <w:bottom w:val="single" w:sz="4" w:space="1" w:color="auto"/>
+          <w:right w:val="single" w:sz="4" w:space="4" w:color="auto"/>
+        </w:pBdr>
+        <w:ind w:left="1080"/>
+        <w:rPr>
+          <w:lang w:val="en-US"/>
+        </w:rPr>
+      </w:pPr>
+    </w:p>
+    <w:p>
+      <w:pPr>
+        <w:pStyle w:val="ListParagraph"/>
+        <w:pBdr>
+          <w:top w:val="single" w:sz="4" w:space="1" w:color="auto"/>
+          <w:left w:val="single" w:sz="4" w:space="4" w:color="auto"/>
+          <w:bottom w:val="single" w:sz="4" w:space="1" w:color="auto"/>
+          <w:right w:val="single" w:sz="4" w:space="4" w:color="auto"/>
+        </w:pBdr>
+        <w:ind w:left="1080"/>
+        <w:rPr>
+          <w:lang w:val="en-US"/>
+        </w:rPr>
+      </w:pPr>
+      <w:r>
+        <w:rPr>
+          <w:lang w:val="en-US"/>
+        </w:rPr>
+        <w:t>with open(FILE_PATH, "r") as file:</w:t>
+      </w:r>
+    </w:p>
+    <w:p>
+      <w:pPr>
+        <w:pStyle w:val="ListParagraph"/>
+        <w:pBdr>
+          <w:top w:val="single" w:sz="4" w:space="1" w:color="auto"/>
+          <w:left w:val="single" w:sz="4" w:space="4" w:color="auto"/>
+          <w:bottom w:val="single" w:sz="4" w:space="1" w:color="auto"/>
+          <w:right w:val="single" w:sz="4" w:space="4" w:color="auto"/>
+        </w:pBdr>
+        <w:ind w:left="1080"/>
+        <w:rPr>
+          <w:lang w:val="en-US"/>
+        </w:rPr>
+      </w:pPr>
+      <w:r>
+        <w:rPr>
+          <w:lang w:val="en-US"/>
+        </w:rPr>
+        <w:t xml:space="preserve">    code = file.read()</w:t>
+      </w:r>
+    </w:p>
+    <w:p>
+      <w:pPr>
+        <w:pStyle w:val="ListParagraph"/>
+        <w:pBdr>
+          <w:top w:val="single" w:sz="4" w:space="1" w:color="auto"/>
+          <w:left w:val="single" w:sz="4" w:space="4" w:color="auto"/>
+          <w:bottom w:val="single" w:sz="4" w:space="1" w:color="auto"/>
+          <w:right w:val="single" w:sz="4" w:space="4" w:color="auto"/>
+        </w:pBdr>
+        <w:ind w:left="1080"/>
+        <w:rPr>
+          <w:lang w:val="en-US"/>
+        </w:rPr>
+      </w:pPr>
+      <w:r>
+        <w:rPr>
+          <w:lang w:val="en-US"/>
+        </w:rPr>
+        <w:t xml:space="preserve">    pattern = r'r""".*?"""'</w:t>
+      </w:r>
+    </w:p>
+    <w:p>
+      <w:pPr>
+        <w:pStyle w:val="ListParagraph"/>
+        <w:pBdr>
+          <w:top w:val="single" w:sz="4" w:space="1" w:color="auto"/>
+          <w:left w:val="single" w:sz="4" w:space="4" w:color="auto"/>
+          <w:bottom w:val="single" w:sz="4" w:space="1" w:color="auto"/>
+          <w:right w:val="single" w:sz="4" w:space="4" w:color="auto"/>
+        </w:pBdr>
+        <w:ind w:left="1080"/>
+        <w:rPr>
+          <w:lang w:val="en-US"/>
+        </w:rPr>
+      </w:pPr>
+      <w:r>
+        <w:rPr>
+          <w:lang w:val="en-US"/>
+        </w:rPr>
+        <w:t xml:space="preserve">    cleaned_code = re.sub(pattern, '', code, flags=re.DOTALL)</w:t>
+      </w:r>
+    </w:p>
+    <w:p>
+      <w:pPr>
+        <w:pStyle w:val="ListParagraph"/>
+        <w:pBdr>
+          <w:top w:val="single" w:sz="4" w:space="1" w:color="auto"/>
+          <w:left w:val="single" w:sz="4" w:space="4" w:color="auto"/>
+          <w:bottom w:val="single" w:sz="4" w:space="1" w:color="auto"/>
+          <w:right w:val="single" w:sz="4" w:space="4" w:color="auto"/>
+        </w:pBdr>
+        <w:ind w:left="1080"/>
+        <w:rPr>
+          <w:lang w:val="en-US"/>
+        </w:rPr>
+      </w:pPr>
+    </w:p>
+    <w:p>
+      <w:pPr>
+        <w:pStyle w:val="ListParagraph"/>
+        <w:pBdr>
+          <w:top w:val="single" w:sz="4" w:space="1" w:color="auto"/>
+          <w:left w:val="single" w:sz="4" w:space="4" w:color="auto"/>
+          <w:bottom w:val="single" w:sz="4" w:space="1" w:color="auto"/>
+          <w:right w:val="single" w:sz="4" w:space="4" w:color="auto"/>
+        </w:pBdr>
+        <w:ind w:left="1080"/>
+        <w:rPr>
+          <w:lang w:val="en-US"/>
+        </w:rPr>
+      </w:pPr>
+      <w:r>
+        <w:rPr>
+          <w:lang w:val="en-US"/>
+        </w:rPr>
+        <w:t>with open(FILE_PATH, "w") as file:</w:t>
+      </w:r>
+    </w:p>
+    <w:p>
+      <w:pPr>
+        <w:pStyle w:val="ListParagraph"/>
+        <w:pBdr>
+          <w:top w:val="single" w:sz="4" w:space="1" w:color="auto"/>
+          <w:left w:val="single" w:sz="4" w:space="4" w:color="auto"/>
+          <w:bottom w:val="single" w:sz="4" w:space="1" w:color="auto"/>
+          <w:right w:val="single" w:sz="4" w:space="4" w:color="auto"/>
+        </w:pBdr>
+        <w:ind w:left="1080"/>
+        <w:rPr>
+          <w:lang w:val="en-US"/>
+        </w:rPr>
+      </w:pPr>
+      <w:r>
+        <w:rPr>
+          <w:lang w:val="en-US"/>
+        </w:rPr>
+        <w:t xml:space="preserve">    fi</w:t>
+      </w:r>
+      <w:r>
+        <w:rPr>
+          <w:lang w:val="en-US"/>
+        </w:rPr>
+        <w:t>le.write(cleaned_code)</w:t>
+      </w:r>
+    </w:p>
+    <w:p>
+      <w:pPr>
+        <w:pStyle w:val="ListParagraph"/>
+        <w:numPr>
+          <w:ilvl w:val="0"/>
+          <w:numId w:val="14"/>
+        </w:numPr>
+        <w:rPr>
+          <w:lang w:val="en-US"/>
+        </w:rPr>
+      </w:pPr>
+      <w:r>
+        <w:rPr>
+          <w:lang w:val="en-US"/>
+        </w:rPr>
+        <w:t>Xóa Toàn Bộ Dòng Trống Trong 1 Python File?</w:t>
+      </w:r>
+    </w:p>
+    <w:p>
+      <w:pPr>
+        <w:pStyle w:val="ListParagraph"/>
+        <w:pBdr>
+          <w:top w:val="single" w:sz="4" w:space="1" w:color="auto"/>
+          <w:left w:val="single" w:sz="4" w:space="4" w:color="auto"/>
+          <w:bottom w:val="single" w:sz="4" w:space="1" w:color="auto"/>
+          <w:right w:val="single" w:sz="4" w:space="4" w:color="auto"/>
+        </w:pBdr>
+        <w:ind w:left="1080"/>
+        <w:rPr>
+          <w:lang w:val="en-US"/>
+        </w:rPr>
+      </w:pPr>
+      <w:r>
+        <w:rPr>
+          <w:lang w:val="en-US"/>
+        </w:rPr>
+        <w:t>FILE_PATH = &lt;Đường Dẫn Tới File&gt;</w:t>
+      </w:r>
+    </w:p>
+    <w:p>
+      <w:pPr>
+        <w:pStyle w:val="ListParagraph"/>
+        <w:pBdr>
+          <w:top w:val="single" w:sz="4" w:space="1" w:color="auto"/>
+          <w:left w:val="single" w:sz="4" w:space="4" w:color="auto"/>
+          <w:bottom w:val="single" w:sz="4" w:space="1" w:color="auto"/>
+          <w:right w:val="single" w:sz="4" w:space="4" w:color="auto"/>
+        </w:pBdr>
+        <w:ind w:left="1080"/>
+        <w:rPr>
+          <w:lang w:val="en-US"/>
+        </w:rPr>
+      </w:pPr>
+    </w:p>
+    <w:p>
+      <w:pPr>
+        <w:pStyle w:val="ListParagraph"/>
+        <w:pBdr>
+          <w:top w:val="single" w:sz="4" w:space="1" w:color="auto"/>
+          <w:left w:val="single" w:sz="4" w:space="4" w:color="auto"/>
+          <w:bottom w:val="single" w:sz="4" w:space="1" w:color="auto"/>
+          <w:right w:val="single" w:sz="4" w:space="4" w:color="auto"/>
+        </w:pBdr>
+        <w:ind w:left="1080"/>
+        <w:rPr>
+          <w:lang w:val="en-US"/>
+        </w:rPr>
+      </w:pPr>
+      <w:r>
+        <w:rPr>
+          <w:lang w:val="en-US"/>
+        </w:rPr>
+        <w:t>with open(FILE_PATH, "r") as file:</w:t>
+      </w:r>
+    </w:p>
+    <w:p>
+      <w:pPr>
+        <w:pStyle w:val="ListParagraph"/>
+        <w:pBdr>
+          <w:top w:val="single" w:sz="4" w:space="1" w:color="auto"/>
+          <w:left w:val="single" w:sz="4" w:space="4" w:color="auto"/>
+          <w:bottom w:val="single" w:sz="4" w:space="1" w:color="auto"/>
+          <w:right w:val="single" w:sz="4" w:space="4" w:color="auto"/>
+        </w:pBdr>
+        <w:ind w:left="1080"/>
+        <w:rPr>
+          <w:lang w:val="en-US"/>
+        </w:rPr>
+      </w:pPr>
+      <w:r>
+        <w:rPr>
+          <w:lang w:val="en-US"/>
+        </w:rPr>
+        <w:t xml:space="preserve">    lines = file.readlines()</w:t>
+      </w:r>
+    </w:p>
+    <w:p>
+      <w:pPr>
+        <w:pStyle w:val="ListParagraph"/>
+        <w:pBdr>
+          <w:top w:val="single" w:sz="4" w:space="1" w:color="auto"/>
+          <w:left w:val="single" w:sz="4" w:space="4" w:color="auto"/>
+          <w:bottom w:val="single" w:sz="4" w:space="1" w:color="auto"/>
+          <w:right w:val="single" w:sz="4" w:space="4" w:color="auto"/>
+        </w:pBdr>
+        <w:ind w:left="1080"/>
+        <w:rPr>
+          <w:lang w:val="en-US"/>
+        </w:rPr>
+      </w:pPr>
+    </w:p>
+    <w:p>
+      <w:pPr>
+        <w:pStyle w:val="ListParagraph"/>
+        <w:pBdr>
+          <w:top w:val="single" w:sz="4" w:space="1" w:color="auto"/>
+          <w:left w:val="single" w:sz="4" w:space="4" w:color="auto"/>
+          <w:bottom w:val="single" w:sz="4" w:space="1" w:color="auto"/>
+          <w:right w:val="single" w:sz="4" w:space="4" w:color="auto"/>
+        </w:pBdr>
+        <w:ind w:left="1080"/>
+        <w:rPr>
+          <w:lang w:val="en-US"/>
+        </w:rPr>
+      </w:pPr>
+      <w:r>
+        <w:rPr>
+          <w:lang w:val="en-US"/>
+        </w:rPr>
+        <w:t>non_empty_lines = [line for line in lines if line.strip() != ""]</w:t>
+      </w:r>
+    </w:p>
+    <w:p>
+      <w:pPr>
+        <w:pStyle w:val="ListParagraph"/>
+        <w:pBdr>
+          <w:top w:val="single" w:sz="4" w:space="1" w:color="auto"/>
+          <w:left w:val="single" w:sz="4" w:space="4" w:color="auto"/>
+          <w:bottom w:val="single" w:sz="4" w:space="1" w:color="auto"/>
+          <w:right w:val="single" w:sz="4" w:space="4" w:color="auto"/>
+        </w:pBdr>
+        <w:ind w:left="1080"/>
+        <w:rPr>
+          <w:lang w:val="en-US"/>
+        </w:rPr>
+      </w:pPr>
+    </w:p>
+    <w:p>
+      <w:pPr>
+        <w:pStyle w:val="ListParagraph"/>
+        <w:pBdr>
+          <w:top w:val="single" w:sz="4" w:space="1" w:color="auto"/>
+          <w:left w:val="single" w:sz="4" w:space="4" w:color="auto"/>
+          <w:bottom w:val="single" w:sz="4" w:space="1" w:color="auto"/>
+          <w:right w:val="single" w:sz="4" w:space="4" w:color="auto"/>
+        </w:pBdr>
+        <w:ind w:left="1080"/>
+        <w:rPr>
+          <w:lang w:val="en-US"/>
+        </w:rPr>
+      </w:pPr>
+      <w:r>
+        <w:rPr>
+          <w:lang w:val="en-US"/>
+        </w:rPr>
+        <w:t>with open(FILE_PATH, "w") as file:</w:t>
+      </w:r>
+    </w:p>
+    <w:p>
+      <w:pPr>
+        <w:pStyle w:val="ListParagraph"/>
+        <w:pBdr>
+          <w:top w:val="single" w:sz="4" w:space="1" w:color="auto"/>
+          <w:left w:val="single" w:sz="4" w:space="4" w:color="auto"/>
+          <w:bottom w:val="single" w:sz="4" w:space="1" w:color="auto"/>
+          <w:right w:val="single" w:sz="4" w:space="4" w:color="auto"/>
+        </w:pBdr>
+        <w:ind w:left="1080"/>
+        <w:rPr>
+          <w:lang w:val="en-US"/>
+        </w:rPr>
+      </w:pPr>
+      <w:r>
+        <w:rPr>
+          <w:lang w:val="en-US"/>
+        </w:rPr>
+        <w:t xml:space="preserve">    file.writelines(non_empty_lines)</w:t>
+      </w:r>
+    </w:p>
+    <w:p>
+      <w:pPr>
+        <w:pStyle w:val="ListParagraph"/>
+        <w:numPr>
+          <w:ilvl w:val="0"/>
+          <w:numId w:val="14"/>
+        </w:numPr>
+        <w:rPr>
+          <w:lang w:val="en-US"/>
+        </w:rPr>
+      </w:pPr>
+      <w:r>
+        <w:rPr>
+          <w:lang w:val="en-US"/>
+        </w:rPr>
+        <w:t>Đổi Phần Mở Rộng Của Tất Cả Các File Trong 1 Thư Mục Thành Phần Mở Rộng Nào Đó?</w:t>
+      </w:r>
+    </w:p>
+    <w:p>
+      <w:pPr>
+        <w:pStyle w:val="ListParagraph"/>
+        <w:pBdr>
+          <w:top w:val="single" w:sz="4" w:space="1" w:color="auto"/>
+          <w:left w:val="single" w:sz="4" w:space="4" w:color="auto"/>
+          <w:bottom w:val="single" w:sz="4" w:space="1" w:color="auto"/>
+          <w:right w:val="single" w:sz="4" w:space="4" w:color="auto"/>
+        </w:pBdr>
+        <w:ind w:left="1080"/>
+        <w:rPr>
+          <w:lang w:val="en-US"/>
+        </w:rPr>
+      </w:pPr>
+      <w:r>
+        <w:rPr>
+          <w:lang w:val="en-US"/>
+        </w:rPr>
+        <w:t>import os</w:t>
+      </w:r>
+    </w:p>
+    <w:p>
+      <w:pPr>
+        <w:pStyle w:val="ListParagraph"/>
+        <w:pBdr>
+          <w:top w:val="single" w:sz="4" w:space="1" w:color="auto"/>
+          <w:left w:val="single" w:sz="4" w:space="4" w:color="auto"/>
+          <w:bottom w:val="single" w:sz="4" w:space="1" w:color="auto"/>
+          <w:right w:val="single" w:sz="4" w:space="4" w:color="auto"/>
+        </w:pBdr>
+        <w:ind w:left="1080"/>
+        <w:rPr>
+          <w:lang w:val="en-US"/>
+        </w:rPr>
+      </w:pPr>
+    </w:p>
+    <w:p>
+      <w:pPr>
+        <w:pStyle w:val="ListParagraph"/>
+        <w:pBdr>
+          <w:top w:val="single" w:sz="4" w:space="1" w:color="auto"/>
+          <w:left w:val="single" w:sz="4" w:space="4" w:color="auto"/>
+          <w:bottom w:val="single" w:sz="4" w:space="1" w:color="auto"/>
+          <w:right w:val="single" w:sz="4" w:space="4" w:color="auto"/>
+        </w:pBdr>
+        <w:ind w:left="1080"/>
+        <w:rPr>
+          <w:lang w:val="en-US"/>
+        </w:rPr>
+      </w:pPr>
+      <w:r>
+        <w:rPr>
+          <w:lang w:val="en-US"/>
+        </w:rPr>
+        <w:t>FOLDER_PATH = &lt;Đường Dẫn Tới Thư Mục&gt;</w:t>
+      </w:r>
+    </w:p>
+    <w:p>
+      <w:pPr>
+        <w:pStyle w:val="ListParagraph"/>
+        <w:pBdr>
+          <w:top w:val="single" w:sz="4" w:space="1" w:color="auto"/>
+          <w:left w:val="single" w:sz="4" w:space="4" w:color="auto"/>
+          <w:bottom w:val="single" w:sz="4" w:space="1" w:color="auto"/>
+          <w:right w:val="single" w:sz="4" w:space="4" w:color="auto"/>
+        </w:pBdr>
+        <w:ind w:left="1080"/>
+        <w:rPr>
+          <w:lang w:val="en-US"/>
+        </w:rPr>
+      </w:pPr>
+      <w:r>
+        <w:rPr>
+          <w:lang w:val="en-US"/>
+        </w:rPr>
+        <w:t>NEW_EXTENSION = &lt;Phần Mở Rộng Mới&gt;</w:t>
+      </w:r>
+    </w:p>
+    <w:p>
+      <w:pPr>
+        <w:pStyle w:val="ListParagraph"/>
+        <w:pBdr>
+          <w:top w:val="single" w:sz="4" w:space="1" w:color="auto"/>
+          <w:left w:val="single" w:sz="4" w:space="4" w:color="auto"/>
+          <w:bottom w:val="single" w:sz="4" w:space="1" w:color="auto"/>
+          <w:right w:val="single" w:sz="4" w:space="4" w:color="auto"/>
+        </w:pBdr>
+        <w:ind w:left="1080"/>
+        <w:rPr>
+          <w:lang w:val="en-US"/>
+        </w:rPr>
+      </w:pPr>
+      <w:r>
+        <w:rPr>
+          <w:lang w:val="en-US"/>
+        </w:rPr>
+        <w:t>FILE_LIST = os.listdir(FOLDER_PATH)</w:t>
+      </w:r>
+    </w:p>
+    <w:p>
+      <w:pPr>
+        <w:pStyle w:val="ListParagraph"/>
+        <w:pBdr>
+          <w:top w:val="single" w:sz="4" w:space="1" w:color="auto"/>
+          <w:left w:val="single" w:sz="4" w:space="4" w:color="auto"/>
+          <w:bottom w:val="single" w:sz="4" w:space="1" w:color="auto"/>
+          <w:right w:val="single" w:sz="4" w:space="4" w:color="auto"/>
+        </w:pBdr>
+        <w:ind w:left="1080"/>
+        <w:rPr>
+          <w:lang w:val="en-US"/>
+        </w:rPr>
+      </w:pPr>
+    </w:p>
+    <w:p>
+      <w:pPr>
+        <w:pStyle w:val="ListParagraph"/>
+        <w:pBdr>
+          <w:top w:val="single" w:sz="4" w:space="1" w:color="auto"/>
+          <w:left w:val="single" w:sz="4" w:space="4" w:color="auto"/>
+          <w:bottom w:val="single" w:sz="4" w:space="1" w:color="auto"/>
+          <w:right w:val="single" w:sz="4" w:space="4" w:color="auto"/>
+        </w:pBdr>
+        <w:ind w:left="1080"/>
+        <w:rPr>
+          <w:lang w:val="en-US"/>
+        </w:rPr>
+      </w:pPr>
+      <w:r>
+        <w:rPr>
+          <w:lang w:val="en-US"/>
+        </w:rPr>
         <w:lastRenderedPageBreak/>
-        <w:t>with open(</w:t>
-      </w:r>
-      <w:r>
-        <w:rPr>
-          <w:lang w:val="en-US"/>
-        </w:rPr>
-        <w:t xml:space="preserve">FILE_PATH, </w:t>
-      </w:r>
-      <w:r>
-        <w:rPr>
-          <w:lang w:val="en-US"/>
-        </w:rPr>
-        <w:t>"</w:t>
-      </w:r>
-      <w:r>
-        <w:rPr>
-          <w:lang w:val="en-US"/>
-        </w:rPr>
-        <w:t>r</w:t>
-      </w:r>
-      <w:r>
-        <w:rPr>
-          <w:lang w:val="en-US"/>
-        </w:rPr>
-        <w:t>") as f:</w:t>
-      </w:r>
-    </w:p>
-    <w:p>
-      <w:pPr>
-        <w:pStyle w:val="ListParagraph"/>
-        <w:pBdr>
-          <w:top w:val="single" w:sz="4" w:space="1" w:color="auto"/>
-          <w:left w:val="single" w:sz="4" w:space="4" w:color="auto"/>
-          <w:bottom w:val="single" w:sz="4" w:space="1" w:color="auto"/>
-          <w:right w:val="single" w:sz="4" w:space="4" w:color="auto"/>
-        </w:pBdr>
-        <w:ind w:left="1080"/>
-        <w:rPr>
-          <w:lang w:val="en-US"/>
-        </w:rPr>
-      </w:pPr>
-      <w:r>
-        <w:rPr>
-          <w:lang w:val="en-US"/>
-        </w:rPr>
-        <w:t xml:space="preserve">    content = f.read()</w:t>
-      </w:r>
-    </w:p>
-    <w:p>
-      <w:pPr>
-        <w:pStyle w:val="ListParagraph"/>
-        <w:pBdr>
-          <w:top w:val="single" w:sz="4" w:space="1" w:color="auto"/>
-          <w:left w:val="single" w:sz="4" w:space="4" w:color="auto"/>
-          <w:bottom w:val="single" w:sz="4" w:space="1" w:color="auto"/>
-          <w:right w:val="single" w:sz="4" w:space="4" w:color="auto"/>
-        </w:pBdr>
-        <w:ind w:left="1080"/>
-        <w:rPr>
-          <w:lang w:val="en-US"/>
-        </w:rPr>
-      </w:pPr>
-    </w:p>
-    <w:p>
-      <w:pPr>
-        <w:pStyle w:val="ListParagraph"/>
-        <w:pBdr>
-          <w:top w:val="single" w:sz="4" w:space="1" w:color="auto"/>
-          <w:left w:val="single" w:sz="4" w:space="4" w:color="auto"/>
-          <w:bottom w:val="single" w:sz="4" w:space="1" w:color="auto"/>
-          <w:right w:val="single" w:sz="4" w:space="4" w:color="auto"/>
-        </w:pBdr>
-        <w:ind w:left="1080"/>
-        <w:rPr>
-          <w:lang w:val="en-US"/>
-        </w:rPr>
-      </w:pPr>
-      <w:r>
-        <w:rPr>
-          <w:lang w:val="en-US"/>
-        </w:rPr>
-        <w:t>content = re.sub(r'#.*', '', content)</w:t>
-      </w:r>
-    </w:p>
-    <w:p>
-      <w:pPr>
-        <w:pStyle w:val="ListParagraph"/>
-        <w:pBdr>
-          <w:top w:val="single" w:sz="4" w:space="1" w:color="auto"/>
-          <w:left w:val="single" w:sz="4" w:space="4" w:color="auto"/>
-          <w:bottom w:val="single" w:sz="4" w:space="1" w:color="auto"/>
-          <w:right w:val="single" w:sz="4" w:space="4" w:color="auto"/>
-        </w:pBdr>
-        <w:ind w:left="1080"/>
-        <w:rPr>
-          <w:lang w:val="en-US"/>
-        </w:rPr>
-      </w:pPr>
-      <w:r>
-        <w:rPr>
-          <w:lang w:val="en-US"/>
-        </w:rPr>
-        <w:t>content = re.sub(r"'''(.*?)'''", '', content, flags=re.DOTALL)</w:t>
-      </w:r>
-    </w:p>
-    <w:p>
-      <w:pPr>
-        <w:pStyle w:val="ListParagraph"/>
-        <w:pBdr>
-          <w:top w:val="single" w:sz="4" w:space="1" w:color="auto"/>
-          <w:left w:val="single" w:sz="4" w:space="4" w:color="auto"/>
-          <w:bottom w:val="single" w:sz="4" w:space="1" w:color="auto"/>
-          <w:right w:val="single" w:sz="4" w:space="4" w:color="auto"/>
-        </w:pBdr>
-        <w:ind w:left="1080"/>
-        <w:rPr>
-          <w:lang w:val="en-US"/>
-        </w:rPr>
-      </w:pPr>
-    </w:p>
-    <w:p>
-      <w:pPr>
-        <w:pStyle w:val="ListParagraph"/>
-        <w:pBdr>
-          <w:top w:val="single" w:sz="4" w:space="1" w:color="auto"/>
-          <w:left w:val="single" w:sz="4" w:space="4" w:color="auto"/>
-          <w:bottom w:val="single" w:sz="4" w:space="1" w:color="auto"/>
-          <w:right w:val="single" w:sz="4" w:space="4" w:color="auto"/>
-        </w:pBdr>
-        <w:ind w:left="1080"/>
-        <w:rPr>
-          <w:lang w:val="en-US"/>
-        </w:rPr>
-      </w:pPr>
-      <w:r>
-        <w:rPr>
-          <w:lang w:val="en-US"/>
-        </w:rPr>
-        <w:t>with open(</w:t>
-      </w:r>
-      <w:r>
-        <w:rPr>
-          <w:lang w:val="en-US"/>
-        </w:rPr>
-        <w:t>FILE_PATH</w:t>
-      </w:r>
-      <w:r>
-        <w:rPr>
-          <w:lang w:val="en-US"/>
-        </w:rPr>
-        <w:t>, 'w') as f:</w:t>
-      </w:r>
-    </w:p>
-    <w:p>
-      <w:pPr>
-        <w:pStyle w:val="ListParagraph"/>
-        <w:pBdr>
-          <w:top w:val="single" w:sz="4" w:space="1" w:color="auto"/>
-          <w:left w:val="single" w:sz="4" w:space="4" w:color="auto"/>
-          <w:bottom w:val="single" w:sz="4" w:space="1" w:color="auto"/>
-          <w:right w:val="single" w:sz="4" w:space="4" w:color="auto"/>
-        </w:pBdr>
-        <w:ind w:left="1080"/>
-        <w:rPr>
-          <w:lang w:val="en-US"/>
-        </w:rPr>
-      </w:pPr>
-      <w:r>
-        <w:rPr>
-          <w:lang w:val="en-US"/>
-        </w:rPr>
-        <w:t xml:space="preserve">    f.write(content)</w:t>
-      </w:r>
-    </w:p>
-    <w:p>
-      <w:pPr>
-        <w:pStyle w:val="ListParagraph"/>
-        <w:numPr>
-          <w:ilvl w:val="0"/>
-          <w:numId w:val="14"/>
-        </w:numPr>
-        <w:rPr>
-          <w:lang w:val="en-US"/>
-        </w:rPr>
-      </w:pPr>
-      <w:r>
-        <w:rPr>
-          <w:lang w:val="en-US"/>
-        </w:rPr>
-        <w:t>Xóa Toàn Bộ Doc String Trong 1 Python File?</w:t>
-      </w:r>
-    </w:p>
-    <w:p>
-      <w:pPr>
-        <w:pStyle w:val="ListParagraph"/>
-        <w:pBdr>
-          <w:top w:val="single" w:sz="4" w:space="1" w:color="auto"/>
-          <w:left w:val="single" w:sz="4" w:space="4" w:color="auto"/>
-          <w:bottom w:val="single" w:sz="4" w:space="1" w:color="auto"/>
-          <w:right w:val="single" w:sz="4" w:space="4" w:color="auto"/>
-        </w:pBdr>
-        <w:ind w:left="1080"/>
-        <w:rPr>
-          <w:lang w:val="en-US"/>
-        </w:rPr>
-      </w:pPr>
-      <w:r>
-        <w:rPr>
-          <w:lang w:val="en-US"/>
-        </w:rPr>
-        <w:t>import re</w:t>
-      </w:r>
-    </w:p>
-    <w:p>
-      <w:pPr>
-        <w:pStyle w:val="ListParagraph"/>
-        <w:pBdr>
-          <w:top w:val="single" w:sz="4" w:space="1" w:color="auto"/>
-          <w:left w:val="single" w:sz="4" w:space="4" w:color="auto"/>
-          <w:bottom w:val="single" w:sz="4" w:space="1" w:color="auto"/>
-          <w:right w:val="single" w:sz="4" w:space="4" w:color="auto"/>
-        </w:pBdr>
-        <w:ind w:left="1080"/>
-        <w:rPr>
-          <w:lang w:val="en-US"/>
-        </w:rPr>
-      </w:pPr>
-    </w:p>
-    <w:p>
-      <w:pPr>
-        <w:pStyle w:val="ListParagraph"/>
-        <w:pBdr>
-          <w:top w:val="single" w:sz="4" w:space="1" w:color="auto"/>
-          <w:left w:val="single" w:sz="4" w:space="4" w:color="auto"/>
-          <w:bottom w:val="single" w:sz="4" w:space="1" w:color="auto"/>
-          <w:right w:val="single" w:sz="4" w:space="4" w:color="auto"/>
-        </w:pBdr>
-        <w:ind w:left="1080"/>
-        <w:rPr>
-          <w:lang w:val="en-US"/>
-        </w:rPr>
-      </w:pPr>
-      <w:r>
-        <w:rPr>
-          <w:lang w:val="en-US"/>
-        </w:rPr>
-        <w:t>FILE_PATH = &lt;Đường Dẫn Tới File&gt;</w:t>
-      </w:r>
-    </w:p>
-    <w:p>
-      <w:pPr>
-        <w:pStyle w:val="ListParagraph"/>
-        <w:pBdr>
-          <w:top w:val="single" w:sz="4" w:space="1" w:color="auto"/>
-          <w:left w:val="single" w:sz="4" w:space="4" w:color="auto"/>
-          <w:bottom w:val="single" w:sz="4" w:space="1" w:color="auto"/>
-          <w:right w:val="single" w:sz="4" w:space="4" w:color="auto"/>
-        </w:pBdr>
-        <w:ind w:left="1080"/>
-        <w:rPr>
-          <w:lang w:val="en-US"/>
-        </w:rPr>
-      </w:pPr>
-    </w:p>
-    <w:p>
-      <w:pPr>
-        <w:pStyle w:val="ListParagraph"/>
-        <w:pBdr>
-          <w:top w:val="single" w:sz="4" w:space="1" w:color="auto"/>
-          <w:left w:val="single" w:sz="4" w:space="4" w:color="auto"/>
-          <w:bottom w:val="single" w:sz="4" w:space="1" w:color="auto"/>
-          <w:right w:val="single" w:sz="4" w:space="4" w:color="auto"/>
-        </w:pBdr>
-        <w:ind w:left="1080"/>
-        <w:rPr>
-          <w:lang w:val="en-US"/>
-        </w:rPr>
-      </w:pPr>
-      <w:r>
-        <w:rPr>
-          <w:lang w:val="en-US"/>
-        </w:rPr>
-        <w:t>with open(FILE_PATH, "r") as file:</w:t>
-      </w:r>
-    </w:p>
-    <w:p>
-      <w:pPr>
-        <w:pStyle w:val="ListParagraph"/>
-        <w:pBdr>
-          <w:top w:val="single" w:sz="4" w:space="1" w:color="auto"/>
-          <w:left w:val="single" w:sz="4" w:space="4" w:color="auto"/>
-          <w:bottom w:val="single" w:sz="4" w:space="1" w:color="auto"/>
-          <w:right w:val="single" w:sz="4" w:space="4" w:color="auto"/>
-        </w:pBdr>
-        <w:ind w:left="1080"/>
-        <w:rPr>
-          <w:lang w:val="en-US"/>
-        </w:rPr>
-      </w:pPr>
-      <w:r>
-        <w:rPr>
-          <w:lang w:val="en-US"/>
-        </w:rPr>
-        <w:t xml:space="preserve">    code = file.read()</w:t>
-      </w:r>
-    </w:p>
-    <w:p>
-      <w:pPr>
-        <w:pStyle w:val="ListParagraph"/>
-        <w:pBdr>
-          <w:top w:val="single" w:sz="4" w:space="1" w:color="auto"/>
-          <w:left w:val="single" w:sz="4" w:space="4" w:color="auto"/>
-          <w:bottom w:val="single" w:sz="4" w:space="1" w:color="auto"/>
-          <w:right w:val="single" w:sz="4" w:space="4" w:color="auto"/>
-        </w:pBdr>
-        <w:ind w:left="1080"/>
-        <w:rPr>
-          <w:lang w:val="en-US"/>
-        </w:rPr>
-      </w:pPr>
-      <w:r>
-        <w:rPr>
-          <w:lang w:val="en-US"/>
-        </w:rPr>
-        <w:t xml:space="preserve">    pattern = r'r""".*?"""'</w:t>
-      </w:r>
-    </w:p>
-    <w:p>
-      <w:pPr>
-        <w:pStyle w:val="ListParagraph"/>
-        <w:pBdr>
-          <w:top w:val="single" w:sz="4" w:space="1" w:color="auto"/>
-          <w:left w:val="single" w:sz="4" w:space="4" w:color="auto"/>
-          <w:bottom w:val="single" w:sz="4" w:space="1" w:color="auto"/>
-          <w:right w:val="single" w:sz="4" w:space="4" w:color="auto"/>
-        </w:pBdr>
-        <w:ind w:left="1080"/>
-        <w:rPr>
-          <w:lang w:val="en-US"/>
-        </w:rPr>
-      </w:pPr>
-      <w:r>
-        <w:rPr>
-          <w:lang w:val="en-US"/>
-        </w:rPr>
-        <w:t xml:space="preserve">    cleaned_code = re.sub(pattern, '', code, flags=re.DOTALL)</w:t>
-      </w:r>
-    </w:p>
-    <w:p>
-      <w:pPr>
-        <w:pStyle w:val="ListParagraph"/>
-        <w:pBdr>
-          <w:top w:val="single" w:sz="4" w:space="1" w:color="auto"/>
-          <w:left w:val="single" w:sz="4" w:space="4" w:color="auto"/>
-          <w:bottom w:val="single" w:sz="4" w:space="1" w:color="auto"/>
-          <w:right w:val="single" w:sz="4" w:space="4" w:color="auto"/>
-        </w:pBdr>
-        <w:ind w:left="1080"/>
-        <w:rPr>
-          <w:lang w:val="en-US"/>
-        </w:rPr>
-      </w:pPr>
-    </w:p>
-    <w:p>
-      <w:pPr>
-        <w:pStyle w:val="ListParagraph"/>
-        <w:pBdr>
-          <w:top w:val="single" w:sz="4" w:space="1" w:color="auto"/>
-          <w:left w:val="single" w:sz="4" w:space="4" w:color="auto"/>
-          <w:bottom w:val="single" w:sz="4" w:space="1" w:color="auto"/>
-          <w:right w:val="single" w:sz="4" w:space="4" w:color="auto"/>
-        </w:pBdr>
-        <w:ind w:left="1080"/>
-        <w:rPr>
-          <w:lang w:val="en-US"/>
-        </w:rPr>
-      </w:pPr>
-      <w:r>
-        <w:rPr>
-          <w:lang w:val="en-US"/>
-        </w:rPr>
-        <w:t>with open(FILE_PATH, "w") as file:</w:t>
-      </w:r>
-    </w:p>
-    <w:p>
-      <w:pPr>
-        <w:pStyle w:val="ListParagraph"/>
-        <w:pBdr>
-          <w:top w:val="single" w:sz="4" w:space="1" w:color="auto"/>
-          <w:left w:val="single" w:sz="4" w:space="4" w:color="auto"/>
-          <w:bottom w:val="single" w:sz="4" w:space="1" w:color="auto"/>
-          <w:right w:val="single" w:sz="4" w:space="4" w:color="auto"/>
-        </w:pBdr>
-        <w:ind w:left="1080"/>
-        <w:rPr>
-          <w:lang w:val="en-US"/>
-        </w:rPr>
-      </w:pPr>
-      <w:r>
-        <w:rPr>
-          <w:lang w:val="en-US"/>
-        </w:rPr>
-        <w:t xml:space="preserve">    fi</w:t>
-      </w:r>
-      <w:r>
-        <w:rPr>
-          <w:lang w:val="en-US"/>
-        </w:rPr>
-        <w:t>le.write(cleaned_code)</w:t>
-      </w:r>
-    </w:p>
-    <w:p>
-      <w:pPr>
-        <w:pStyle w:val="ListParagraph"/>
-        <w:numPr>
-          <w:ilvl w:val="0"/>
-          <w:numId w:val="14"/>
-        </w:numPr>
-        <w:rPr>
-          <w:lang w:val="en-US"/>
-        </w:rPr>
-      </w:pPr>
-      <w:r>
-        <w:rPr>
-          <w:lang w:val="en-US"/>
-        </w:rPr>
-        <w:t>Xóa Toàn Bộ Dòng Trống Trong 1 Python File?</w:t>
-      </w:r>
-    </w:p>
-    <w:p>
-      <w:pPr>
-        <w:pStyle w:val="ListParagraph"/>
-        <w:pBdr>
-          <w:top w:val="single" w:sz="4" w:space="1" w:color="auto"/>
-          <w:left w:val="single" w:sz="4" w:space="4" w:color="auto"/>
-          <w:bottom w:val="single" w:sz="4" w:space="1" w:color="auto"/>
-          <w:right w:val="single" w:sz="4" w:space="4" w:color="auto"/>
-        </w:pBdr>
-        <w:ind w:left="1080"/>
-        <w:rPr>
-          <w:lang w:val="en-US"/>
-        </w:rPr>
-      </w:pPr>
-      <w:r>
-        <w:rPr>
-          <w:lang w:val="en-US"/>
-        </w:rPr>
-        <w:t>FILE_PATH = &lt;Đường Dẫn Tới File&gt;</w:t>
-      </w:r>
-    </w:p>
-    <w:p>
-      <w:pPr>
-        <w:pStyle w:val="ListParagraph"/>
-        <w:pBdr>
-          <w:top w:val="single" w:sz="4" w:space="1" w:color="auto"/>
-          <w:left w:val="single" w:sz="4" w:space="4" w:color="auto"/>
-          <w:bottom w:val="single" w:sz="4" w:space="1" w:color="auto"/>
-          <w:right w:val="single" w:sz="4" w:space="4" w:color="auto"/>
-        </w:pBdr>
-        <w:ind w:left="1080"/>
-        <w:rPr>
-          <w:lang w:val="en-US"/>
-        </w:rPr>
-      </w:pPr>
-    </w:p>
-    <w:p>
-      <w:pPr>
-        <w:pStyle w:val="ListParagraph"/>
-        <w:pBdr>
-          <w:top w:val="single" w:sz="4" w:space="1" w:color="auto"/>
-          <w:left w:val="single" w:sz="4" w:space="4" w:color="auto"/>
-          <w:bottom w:val="single" w:sz="4" w:space="1" w:color="auto"/>
-          <w:right w:val="single" w:sz="4" w:space="4" w:color="auto"/>
-        </w:pBdr>
-        <w:ind w:left="1080"/>
-        <w:rPr>
-          <w:lang w:val="en-US"/>
-        </w:rPr>
-      </w:pPr>
-      <w:r>
-        <w:rPr>
-          <w:lang w:val="en-US"/>
-        </w:rPr>
-        <w:t>with open(FILE_PATH, "r") as file:</w:t>
-      </w:r>
-    </w:p>
-    <w:p>
-      <w:pPr>
-        <w:pStyle w:val="ListParagraph"/>
-        <w:pBdr>
-          <w:top w:val="single" w:sz="4" w:space="1" w:color="auto"/>
-          <w:left w:val="single" w:sz="4" w:space="4" w:color="auto"/>
-          <w:bottom w:val="single" w:sz="4" w:space="1" w:color="auto"/>
-          <w:right w:val="single" w:sz="4" w:space="4" w:color="auto"/>
-        </w:pBdr>
-        <w:ind w:left="1080"/>
-        <w:rPr>
-          <w:lang w:val="en-US"/>
-        </w:rPr>
-      </w:pPr>
-      <w:r>
-        <w:rPr>
-          <w:lang w:val="en-US"/>
-        </w:rPr>
-        <w:t xml:space="preserve">    lines = file.readlines()</w:t>
-      </w:r>
-    </w:p>
-    <w:p>
-      <w:pPr>
-        <w:pStyle w:val="ListParagraph"/>
-        <w:pBdr>
-          <w:top w:val="single" w:sz="4" w:space="1" w:color="auto"/>
-          <w:left w:val="single" w:sz="4" w:space="4" w:color="auto"/>
-          <w:bottom w:val="single" w:sz="4" w:space="1" w:color="auto"/>
-          <w:right w:val="single" w:sz="4" w:space="4" w:color="auto"/>
-        </w:pBdr>
-        <w:ind w:left="1080"/>
-        <w:rPr>
-          <w:lang w:val="en-US"/>
-        </w:rPr>
-      </w:pPr>
-    </w:p>
-    <w:p>
-      <w:pPr>
-        <w:pStyle w:val="ListParagraph"/>
-        <w:pBdr>
-          <w:top w:val="single" w:sz="4" w:space="1" w:color="auto"/>
-          <w:left w:val="single" w:sz="4" w:space="4" w:color="auto"/>
-          <w:bottom w:val="single" w:sz="4" w:space="1" w:color="auto"/>
-          <w:right w:val="single" w:sz="4" w:space="4" w:color="auto"/>
-        </w:pBdr>
-        <w:ind w:left="1080"/>
-        <w:rPr>
-          <w:lang w:val="en-US"/>
-        </w:rPr>
-      </w:pPr>
-      <w:r>
-        <w:rPr>
-          <w:lang w:val="en-US"/>
-        </w:rPr>
-        <w:t>non_empty_lines = [line for line in lines if line.strip() != ""]</w:t>
-      </w:r>
-    </w:p>
-    <w:p>
-      <w:pPr>
-        <w:pStyle w:val="ListParagraph"/>
-        <w:pBdr>
-          <w:top w:val="single" w:sz="4" w:space="1" w:color="auto"/>
-          <w:left w:val="single" w:sz="4" w:space="4" w:color="auto"/>
-          <w:bottom w:val="single" w:sz="4" w:space="1" w:color="auto"/>
-          <w:right w:val="single" w:sz="4" w:space="4" w:color="auto"/>
-        </w:pBdr>
-        <w:ind w:left="1080"/>
-        <w:rPr>
-          <w:lang w:val="en-US"/>
-        </w:rPr>
-      </w:pPr>
-    </w:p>
-    <w:p>
-      <w:pPr>
-        <w:pStyle w:val="ListParagraph"/>
-        <w:pBdr>
-          <w:top w:val="single" w:sz="4" w:space="1" w:color="auto"/>
-          <w:left w:val="single" w:sz="4" w:space="4" w:color="auto"/>
-          <w:bottom w:val="single" w:sz="4" w:space="1" w:color="auto"/>
-          <w:right w:val="single" w:sz="4" w:space="4" w:color="auto"/>
-        </w:pBdr>
-        <w:ind w:left="1080"/>
-        <w:rPr>
-          <w:lang w:val="en-US"/>
-        </w:rPr>
-      </w:pPr>
-      <w:r>
-        <w:rPr>
-          <w:lang w:val="en-US"/>
-        </w:rPr>
-        <w:t>with open(FILE_PATH, "w") as file:</w:t>
-      </w:r>
-    </w:p>
-    <w:p>
-      <w:pPr>
-        <w:pStyle w:val="ListParagraph"/>
-        <w:pBdr>
-          <w:top w:val="single" w:sz="4" w:space="1" w:color="auto"/>
-          <w:left w:val="single" w:sz="4" w:space="4" w:color="auto"/>
-          <w:bottom w:val="single" w:sz="4" w:space="1" w:color="auto"/>
-          <w:right w:val="single" w:sz="4" w:space="4" w:color="auto"/>
-        </w:pBdr>
-        <w:ind w:left="1080"/>
-        <w:rPr>
-          <w:lang w:val="en-US"/>
-        </w:rPr>
-      </w:pPr>
-      <w:r>
-        <w:rPr>
-          <w:lang w:val="en-US"/>
-        </w:rPr>
-        <w:t xml:space="preserve">    file.writelines(non_empty_lines)</w:t>
-      </w:r>
-    </w:p>
-    <w:p>
-      <w:pPr>
-        <w:pStyle w:val="ListParagraph"/>
-        <w:numPr>
-          <w:ilvl w:val="0"/>
-          <w:numId w:val="14"/>
-        </w:numPr>
-        <w:rPr>
-          <w:lang w:val="en-US"/>
-        </w:rPr>
-      </w:pPr>
-      <w:r>
-        <w:rPr>
-          <w:lang w:val="en-US"/>
-        </w:rPr>
-        <w:t>Đổi Phần Mở Rộng Của Tất Cả Các File Trong 1 Thư Mục Thành Phần Mở Rộng Nào Đó?</w:t>
-      </w:r>
-    </w:p>
-    <w:p>
-      <w:pPr>
-        <w:pStyle w:val="ListParagraph"/>
-        <w:pBdr>
-          <w:top w:val="single" w:sz="4" w:space="1" w:color="auto"/>
-          <w:left w:val="single" w:sz="4" w:space="4" w:color="auto"/>
-          <w:bottom w:val="single" w:sz="4" w:space="1" w:color="auto"/>
-          <w:right w:val="single" w:sz="4" w:space="4" w:color="auto"/>
-        </w:pBdr>
-        <w:ind w:left="1080"/>
-        <w:rPr>
-          <w:lang w:val="en-US"/>
-        </w:rPr>
-      </w:pPr>
-      <w:r>
-        <w:rPr>
-          <w:lang w:val="en-US"/>
-        </w:rPr>
-        <w:t>import os</w:t>
-      </w:r>
-    </w:p>
-    <w:p>
-      <w:pPr>
-        <w:pStyle w:val="ListParagraph"/>
-        <w:pBdr>
-          <w:top w:val="single" w:sz="4" w:space="1" w:color="auto"/>
-          <w:left w:val="single" w:sz="4" w:space="4" w:color="auto"/>
-          <w:bottom w:val="single" w:sz="4" w:space="1" w:color="auto"/>
-          <w:right w:val="single" w:sz="4" w:space="4" w:color="auto"/>
-        </w:pBdr>
-        <w:ind w:left="1080"/>
-        <w:rPr>
-          <w:lang w:val="en-US"/>
-        </w:rPr>
-      </w:pPr>
-    </w:p>
-    <w:p>
-      <w:pPr>
-        <w:pStyle w:val="ListParagraph"/>
-        <w:pBdr>
-          <w:top w:val="single" w:sz="4" w:space="1" w:color="auto"/>
-          <w:left w:val="single" w:sz="4" w:space="4" w:color="auto"/>
-          <w:bottom w:val="single" w:sz="4" w:space="1" w:color="auto"/>
-          <w:right w:val="single" w:sz="4" w:space="4" w:color="auto"/>
-        </w:pBdr>
-        <w:ind w:left="1080"/>
-        <w:rPr>
-          <w:lang w:val="en-US"/>
-        </w:rPr>
-      </w:pPr>
-      <w:r>
-        <w:rPr>
-          <w:lang w:val="en-US"/>
-        </w:rPr>
-        <w:t>FOLDER_PATH = &lt;Đường Dẫn Tới Thư Mục&gt;</w:t>
-      </w:r>
-    </w:p>
-    <w:p>
-      <w:pPr>
-        <w:pStyle w:val="ListParagraph"/>
-        <w:pBdr>
-          <w:top w:val="single" w:sz="4" w:space="1" w:color="auto"/>
-          <w:left w:val="single" w:sz="4" w:space="4" w:color="auto"/>
-          <w:bottom w:val="single" w:sz="4" w:space="1" w:color="auto"/>
-          <w:right w:val="single" w:sz="4" w:space="4" w:color="auto"/>
-        </w:pBdr>
-        <w:ind w:left="1080"/>
-        <w:rPr>
-          <w:lang w:val="en-US"/>
-        </w:rPr>
-      </w:pPr>
-      <w:r>
-        <w:rPr>
-          <w:lang w:val="en-US"/>
-        </w:rPr>
-        <w:t>NEW_EXTENSION = &lt;Phần Mở Rộng Mới&gt;</w:t>
-      </w:r>
-    </w:p>
-    <w:p>
-      <w:pPr>
-        <w:pStyle w:val="ListParagraph"/>
-        <w:pBdr>
-          <w:top w:val="single" w:sz="4" w:space="1" w:color="auto"/>
-          <w:left w:val="single" w:sz="4" w:space="4" w:color="auto"/>
-          <w:bottom w:val="single" w:sz="4" w:space="1" w:color="auto"/>
-          <w:right w:val="single" w:sz="4" w:space="4" w:color="auto"/>
-        </w:pBdr>
-        <w:ind w:left="1080"/>
-        <w:rPr>
-          <w:lang w:val="en-US"/>
-        </w:rPr>
-      </w:pPr>
-      <w:r>
-        <w:rPr>
-          <w:lang w:val="en-US"/>
-        </w:rPr>
-        <w:t>FILE_LIST = os.listdir(FOLDER_PATH)</w:t>
-      </w:r>
-    </w:p>
-    <w:p>
-      <w:pPr>
-        <w:pStyle w:val="ListParagraph"/>
-        <w:pBdr>
-          <w:top w:val="single" w:sz="4" w:space="1" w:color="auto"/>
-          <w:left w:val="single" w:sz="4" w:space="4" w:color="auto"/>
-          <w:bottom w:val="single" w:sz="4" w:space="1" w:color="auto"/>
-          <w:right w:val="single" w:sz="4" w:space="4" w:color="auto"/>
-        </w:pBdr>
-        <w:ind w:left="1080"/>
-        <w:rPr>
-          <w:lang w:val="en-US"/>
-        </w:rPr>
-      </w:pPr>
-    </w:p>
-    <w:p>
-      <w:pPr>
-        <w:pStyle w:val="ListParagraph"/>
-        <w:pBdr>
-          <w:top w:val="single" w:sz="4" w:space="1" w:color="auto"/>
-          <w:left w:val="single" w:sz="4" w:space="4" w:color="auto"/>
-          <w:bottom w:val="single" w:sz="4" w:space="1" w:color="auto"/>
-          <w:right w:val="single" w:sz="4" w:space="4" w:color="auto"/>
-        </w:pBdr>
-        <w:ind w:left="1080"/>
-        <w:rPr>
-          <w:lang w:val="en-US"/>
-        </w:rPr>
-      </w:pPr>
-      <w:r>
-        <w:rPr>
-          <w:lang w:val="en-US"/>
-        </w:rPr>
         <w:t>for filename in FILE_LIST:</w:t>
       </w:r>
     </w:p>
@@ -8848,7 +9074,6 @@
               <w:rPr>
                 <w:lang w:val="en-US"/>
               </w:rPr>
-              <w:lastRenderedPageBreak/>
               <w:t>&lt;Phần Mở Rộng Mới&gt;</w:t>
             </w:r>
           </w:p>
@@ -9355,6 +9580,7 @@
         <w:rPr>
           <w:lang w:val="en-US"/>
         </w:rPr>
+        <w:lastRenderedPageBreak/>
         <w:tab/>
       </w:r>
       <w:r>
@@ -9480,7 +9706,6 @@
         <w:rPr>
           <w:lang w:val="en-US"/>
         </w:rPr>
-        <w:lastRenderedPageBreak/>
         <w:tab/>
       </w:r>
       <w:r>
@@ -9893,6 +10118,7 @@
         <w:rPr>
           <w:lang w:val="en-US"/>
         </w:rPr>
+        <w:lastRenderedPageBreak/>
         <w:t>File: open(path, ‘r’ || ‘w’</w:t>
       </w:r>
       <w:r>
@@ -10042,7 +10268,6 @@
         <w:rPr>
           <w:lang w:val="en-US"/>
         </w:rPr>
-        <w:lastRenderedPageBreak/>
         <w:tab/>
         <w:t>Seak(num): đưa con trỏ về vị trí num</w:t>
       </w:r>

--- a/python.docx
+++ b/python.docx
@@ -3021,22 +3021,323 @@
           <w:lang w:val="en-US"/>
         </w:rPr>
       </w:pPr>
+    </w:p>
+    <w:p>
+      <w:pPr>
+        <w:rPr>
+          <w:lang w:val="en-US"/>
+        </w:rPr>
+      </w:pPr>
+      <w:r>
+        <w:rPr>
+          <w:lang w:val="en-US"/>
+        </w:rPr>
+        <w:t>List – Dãy:</w:t>
+      </w:r>
+    </w:p>
+    <w:p>
+      <w:pPr>
+        <w:pStyle w:val="ListParagraph"/>
+        <w:numPr>
+          <w:ilvl w:val="0"/>
+          <w:numId w:val="9"/>
+        </w:numPr>
+        <w:rPr>
+          <w:lang w:val="en-US"/>
+        </w:rPr>
+      </w:pPr>
+      <w:r>
+        <w:rPr>
+          <w:lang w:val="en-US"/>
+        </w:rPr>
+        <w:t>Cách Chèn 1 Phần Tử Vào Cuối List?</w:t>
+      </w:r>
+    </w:p>
+    <w:p>
+      <w:pPr>
+        <w:pStyle w:val="ListParagraph"/>
+        <w:pBdr>
+          <w:top w:val="single" w:sz="4" w:space="1" w:color="auto"/>
+          <w:left w:val="single" w:sz="4" w:space="4" w:color="auto"/>
+          <w:bottom w:val="single" w:sz="4" w:space="1" w:color="auto"/>
+          <w:right w:val="single" w:sz="4" w:space="4" w:color="auto"/>
+        </w:pBdr>
+        <w:ind w:left="1080"/>
+        <w:rPr>
+          <w:lang w:val="en-US"/>
+        </w:rPr>
+      </w:pPr>
+      <w:r>
+        <w:rPr>
+          <w:lang w:val="en-US"/>
+        </w:rPr>
+        <w:t>&lt;List&gt;.append(&lt;Phần Tử&gt;)</w:t>
+      </w:r>
+    </w:p>
+    <w:p>
+      <w:pPr>
+        <w:pStyle w:val="ListParagraph"/>
+        <w:numPr>
+          <w:ilvl w:val="0"/>
+          <w:numId w:val="9"/>
+        </w:numPr>
+        <w:rPr>
+          <w:lang w:val="en-US"/>
+        </w:rPr>
+      </w:pPr>
+      <w:r>
+        <w:rPr>
+          <w:lang w:val="en-US"/>
+        </w:rPr>
+        <w:t>Cách Chèn Nhiều Phần Tử Vào Cuối List?</w:t>
+      </w:r>
+    </w:p>
+    <w:p>
+      <w:pPr>
+        <w:pStyle w:val="ListParagraph"/>
+        <w:pBdr>
+          <w:top w:val="single" w:sz="4" w:space="1" w:color="auto"/>
+          <w:left w:val="single" w:sz="4" w:space="4" w:color="auto"/>
+          <w:bottom w:val="single" w:sz="4" w:space="1" w:color="auto"/>
+          <w:right w:val="single" w:sz="4" w:space="4" w:color="auto"/>
+        </w:pBdr>
+        <w:ind w:left="1080"/>
+        <w:rPr>
+          <w:lang w:val="en-US"/>
+        </w:rPr>
+      </w:pPr>
+      <w:r>
+        <w:rPr>
+          <w:lang w:val="en-US"/>
+        </w:rPr>
+        <w:t>&lt;List&gt;.append(&lt;List Các Ph</w:t>
+      </w:r>
       <w:bookmarkStart w:id="0" w:name="_GoBack"/>
       <w:bookmarkEnd w:id="0"/>
-    </w:p>
-    <w:p>
-      <w:pPr>
-        <w:rPr>
-          <w:lang w:val="en-US"/>
-        </w:rPr>
-      </w:pPr>
-      <w:r>
-        <w:rPr>
-          <w:lang w:val="en-US"/>
-        </w:rPr>
-        <w:t>List – Dãy:</w:t>
-      </w:r>
-    </w:p>
+      <w:r>
+        <w:rPr>
+          <w:lang w:val="en-US"/>
+        </w:rPr>
+        <w:t>ần Tử&gt;)</w:t>
+      </w:r>
+    </w:p>
+    <w:p>
+      <w:pPr>
+        <w:pStyle w:val="ListParagraph"/>
+        <w:numPr>
+          <w:ilvl w:val="0"/>
+          <w:numId w:val="3"/>
+        </w:numPr>
+        <w:rPr>
+          <w:lang w:val="en-US"/>
+        </w:rPr>
+      </w:pPr>
+      <w:r>
+        <w:rPr>
+          <w:lang w:val="en-US"/>
+        </w:rPr>
+        <w:t>Ví dụ</w:t>
+      </w:r>
+    </w:p>
+    <w:p>
+      <w:pPr>
+        <w:pStyle w:val="ListParagraph"/>
+        <w:pBdr>
+          <w:top w:val="single" w:sz="4" w:space="1" w:color="auto"/>
+          <w:left w:val="single" w:sz="4" w:space="4" w:color="auto"/>
+          <w:bottom w:val="single" w:sz="4" w:space="1" w:color="auto"/>
+          <w:right w:val="single" w:sz="4" w:space="4" w:color="auto"/>
+        </w:pBdr>
+        <w:ind w:left="1080"/>
+        <w:rPr>
+          <w:lang w:val="en-US"/>
+        </w:rPr>
+      </w:pPr>
+      <w:r>
+        <w:rPr>
+          <w:lang w:val="en-US"/>
+        </w:rPr>
+        <w:t xml:space="preserve">bar.append([1, [2, 3], </w:t>
+      </w:r>
+      <w:r>
+        <w:rPr>
+          <w:lang w:val="en-US"/>
+        </w:rPr>
+        <w:t>"</w:t>
+      </w:r>
+      <w:r>
+        <w:rPr>
+          <w:lang w:val="en-US"/>
+        </w:rPr>
+        <w:t>abc</w:t>
+      </w:r>
+      <w:r>
+        <w:rPr>
+          <w:lang w:val="en-US"/>
+        </w:rPr>
+        <w:t>"</w:t>
+      </w:r>
+      <w:r>
+        <w:rPr>
+          <w:lang w:val="en-US"/>
+        </w:rPr>
+        <w:t>])</w:t>
+      </w:r>
+    </w:p>
+    <w:p>
+      <w:pPr>
+        <w:pStyle w:val="ListParagraph"/>
+        <w:numPr>
+          <w:ilvl w:val="0"/>
+          <w:numId w:val="3"/>
+        </w:numPr>
+        <w:rPr>
+          <w:lang w:val="en-US"/>
+        </w:rPr>
+      </w:pPr>
+      <w:r>
+        <w:rPr>
+          <w:lang w:val="en-US"/>
+        </w:rPr>
+        <w:t>Ta có</w:t>
+      </w:r>
+    </w:p>
+    <w:tbl>
+      <w:tblPr>
+        <w:tblStyle w:val="TableGrid"/>
+        <w:tblW w:w="0" w:type="auto"/>
+        <w:tblInd w:w="1080" w:type="dxa"/>
+        <w:tblLook w:val="04A0" w:firstRow="1" w:lastRow="0" w:firstColumn="1" w:lastColumn="0" w:noHBand="0" w:noVBand="1"/>
+      </w:tblPr>
+      <w:tblGrid>
+        <w:gridCol w:w="4646"/>
+        <w:gridCol w:w="4651"/>
+      </w:tblGrid>
+      <w:tr>
+        <w:tc>
+          <w:tcPr>
+            <w:tcW w:w="5188" w:type="dxa"/>
+          </w:tcPr>
+          <w:p>
+            <w:pPr>
+              <w:pStyle w:val="ListParagraph"/>
+              <w:ind w:left="0"/>
+              <w:jc w:val="center"/>
+              <w:rPr>
+                <w:lang w:val="en-US"/>
+              </w:rPr>
+            </w:pPr>
+            <w:r>
+              <w:rPr>
+                <w:lang w:val="en-US"/>
+              </w:rPr>
+              <w:t>bar trước</w:t>
+            </w:r>
+          </w:p>
+        </w:tc>
+        <w:tc>
+          <w:tcPr>
+            <w:tcW w:w="5189" w:type="dxa"/>
+          </w:tcPr>
+          <w:p>
+            <w:pPr>
+              <w:pStyle w:val="ListParagraph"/>
+              <w:ind w:left="0"/>
+              <w:jc w:val="center"/>
+              <w:rPr>
+                <w:lang w:val="en-US"/>
+              </w:rPr>
+            </w:pPr>
+            <w:r>
+              <w:rPr>
+                <w:lang w:val="en-US"/>
+              </w:rPr>
+              <w:t>[9, 8, 7]</w:t>
+            </w:r>
+          </w:p>
+        </w:tc>
+      </w:tr>
+      <w:tr>
+        <w:tc>
+          <w:tcPr>
+            <w:tcW w:w="5188" w:type="dxa"/>
+          </w:tcPr>
+          <w:p>
+            <w:pPr>
+              <w:pStyle w:val="ListParagraph"/>
+              <w:ind w:left="0"/>
+              <w:jc w:val="center"/>
+              <w:rPr>
+                <w:lang w:val="en-US"/>
+              </w:rPr>
+            </w:pPr>
+            <w:r>
+              <w:rPr>
+                <w:lang w:val="en-US"/>
+              </w:rPr>
+              <w:t>bar sau</w:t>
+            </w:r>
+          </w:p>
+        </w:tc>
+        <w:tc>
+          <w:tcPr>
+            <w:tcW w:w="5189" w:type="dxa"/>
+          </w:tcPr>
+          <w:p>
+            <w:pPr>
+              <w:pStyle w:val="ListParagraph"/>
+              <w:ind w:left="0"/>
+              <w:jc w:val="center"/>
+              <w:rPr>
+                <w:lang w:val="en-US"/>
+              </w:rPr>
+            </w:pPr>
+            <w:r>
+              <w:rPr>
+                <w:lang w:val="en-US"/>
+              </w:rPr>
+              <w:t>[9, 8, 7</w:t>
+            </w:r>
+            <w:r>
+              <w:rPr>
+                <w:lang w:val="en-US"/>
+              </w:rPr>
+              <w:t xml:space="preserve">, </w:t>
+            </w:r>
+            <w:r>
+              <w:rPr>
+                <w:lang w:val="en-US"/>
+              </w:rPr>
+              <w:t xml:space="preserve">1, [2, 3], </w:t>
+            </w:r>
+            <w:r>
+              <w:rPr>
+                <w:lang w:val="en-US"/>
+              </w:rPr>
+              <w:t>"</w:t>
+            </w:r>
+            <w:r>
+              <w:rPr>
+                <w:lang w:val="en-US"/>
+              </w:rPr>
+              <w:t>abc</w:t>
+            </w:r>
+            <w:r>
+              <w:rPr>
+                <w:lang w:val="en-US"/>
+              </w:rPr>
+              <w:t>"</w:t>
+            </w:r>
+            <w:r>
+              <w:rPr>
+                <w:lang w:val="en-US"/>
+              </w:rPr>
+              <w:t>]</w:t>
+            </w:r>
+          </w:p>
+        </w:tc>
+      </w:tr>
+    </w:tbl>
     <w:p>
       <w:pPr>
         <w:pStyle w:val="ListParagraph"/>
@@ -3052,28 +3353,73 @@
         <w:rPr>
           <w:lang w:val="en-US"/>
         </w:rPr>
-        <w:t>Cách Chèn 1 Phần Tử Vào Cuối List?</w:t>
-      </w:r>
-    </w:p>
-    <w:p>
-      <w:pPr>
-        <w:pStyle w:val="ListParagraph"/>
-        <w:pBdr>
-          <w:top w:val="single" w:sz="4" w:space="1" w:color="auto"/>
-          <w:left w:val="single" w:sz="4" w:space="4" w:color="auto"/>
-          <w:bottom w:val="single" w:sz="4" w:space="1" w:color="auto"/>
-          <w:right w:val="single" w:sz="4" w:space="4" w:color="auto"/>
-        </w:pBdr>
-        <w:ind w:left="1080"/>
-        <w:rPr>
-          <w:lang w:val="en-US"/>
-        </w:rPr>
-      </w:pPr>
-      <w:r>
-        <w:rPr>
-          <w:lang w:val="en-US"/>
-        </w:rPr>
-        <w:t>&lt;List&gt;.append(&lt;Phần Tử&gt;)</w:t>
+        <w:t>Cách Lặp 1 Lúc Qua 2 Đối Tượng Iterable?</w:t>
+      </w:r>
+    </w:p>
+    <w:p>
+      <w:pPr>
+        <w:pStyle w:val="ListParagraph"/>
+        <w:pBdr>
+          <w:top w:val="single" w:sz="4" w:space="1" w:color="auto"/>
+          <w:left w:val="single" w:sz="4" w:space="4" w:color="auto"/>
+          <w:bottom w:val="single" w:sz="4" w:space="1" w:color="auto"/>
+          <w:right w:val="single" w:sz="4" w:space="4" w:color="auto"/>
+        </w:pBdr>
+        <w:ind w:left="1080"/>
+        <w:rPr>
+          <w:lang w:val="en-US"/>
+        </w:rPr>
+      </w:pPr>
+      <w:r>
+        <w:rPr>
+          <w:lang w:val="en-US"/>
+        </w:rPr>
+        <w:t>For &lt;Phần Tử Của A&gt;, &lt;Phần Tử Của B&gt; in zip(&lt;A&gt;, &lt;B&gt;):</w:t>
+      </w:r>
+    </w:p>
+    <w:p>
+      <w:pPr>
+        <w:pStyle w:val="ListParagraph"/>
+        <w:pBdr>
+          <w:top w:val="single" w:sz="4" w:space="1" w:color="auto"/>
+          <w:left w:val="single" w:sz="4" w:space="4" w:color="auto"/>
+          <w:bottom w:val="single" w:sz="4" w:space="1" w:color="auto"/>
+          <w:right w:val="single" w:sz="4" w:space="4" w:color="auto"/>
+        </w:pBdr>
+        <w:ind w:left="1080"/>
+        <w:rPr>
+          <w:lang w:val="en-US"/>
+        </w:rPr>
+      </w:pPr>
+      <w:r>
+        <w:rPr>
+          <w:lang w:val="en-US"/>
+        </w:rPr>
+        <w:t xml:space="preserve">    </w:t>
+      </w:r>
+      <w:r>
+        <w:rPr>
+          <w:lang w:val="en-US"/>
+        </w:rPr>
+        <w:t>&lt;Làm Gì Đó Với Phần Tử Của A Và B&gt;</w:t>
+      </w:r>
+    </w:p>
+    <w:p>
+      <w:pPr>
+        <w:pStyle w:val="ListParagraph"/>
+        <w:numPr>
+          <w:ilvl w:val="0"/>
+          <w:numId w:val="3"/>
+        </w:numPr>
+        <w:rPr>
+          <w:lang w:val="en-US"/>
+        </w:rPr>
+      </w:pPr>
+      <w:r>
+        <w:rPr>
+          <w:lang w:val="en-US"/>
+        </w:rPr>
+        <w:t>“zip(&lt;A&gt;, &lt;B&gt;)” giống như ma trận với dòng 1 là A và dòng 2 là B sau đó chuyển vị</w:t>
       </w:r>
     </w:p>
     <w:p>
@@ -3091,55 +3437,26 @@
         <w:rPr>
           <w:lang w:val="en-US"/>
         </w:rPr>
-        <w:t>Cách Lặp 1 Lúc Qua 2 Đối Tượng Iterable?</w:t>
-      </w:r>
-    </w:p>
-    <w:p>
-      <w:pPr>
-        <w:pStyle w:val="ListParagraph"/>
-        <w:pBdr>
-          <w:top w:val="single" w:sz="4" w:space="1" w:color="auto"/>
-          <w:left w:val="single" w:sz="4" w:space="4" w:color="auto"/>
-          <w:bottom w:val="single" w:sz="4" w:space="1" w:color="auto"/>
-          <w:right w:val="single" w:sz="4" w:space="4" w:color="auto"/>
-        </w:pBdr>
-        <w:ind w:left="1080"/>
-        <w:rPr>
-          <w:lang w:val="en-US"/>
-        </w:rPr>
-      </w:pPr>
-      <w:r>
-        <w:rPr>
-          <w:lang w:val="en-US"/>
-        </w:rPr>
-        <w:t>For &lt;Phần Tử Của A&gt;, &lt;Phần Tử Của B&gt; in zip(&lt;A&gt;, &lt;B&gt;):</w:t>
-      </w:r>
-    </w:p>
-    <w:p>
-      <w:pPr>
-        <w:pStyle w:val="ListParagraph"/>
-        <w:pBdr>
-          <w:top w:val="single" w:sz="4" w:space="1" w:color="auto"/>
-          <w:left w:val="single" w:sz="4" w:space="4" w:color="auto"/>
-          <w:bottom w:val="single" w:sz="4" w:space="1" w:color="auto"/>
-          <w:right w:val="single" w:sz="4" w:space="4" w:color="auto"/>
-        </w:pBdr>
-        <w:ind w:left="1080"/>
-        <w:rPr>
-          <w:lang w:val="en-US"/>
-        </w:rPr>
-      </w:pPr>
-      <w:r>
-        <w:rPr>
-          <w:lang w:val="en-US"/>
-        </w:rPr>
-        <w:t xml:space="preserve">    </w:t>
-      </w:r>
-      <w:r>
-        <w:rPr>
-          <w:lang w:val="en-US"/>
-        </w:rPr>
-        <w:t>&lt;Làm Gì Đó Với Phần Tử Của A Và B&gt;</w:t>
+        <w:lastRenderedPageBreak/>
+        <w:t xml:space="preserve">Quy </w:t>
+      </w:r>
+      <w:r>
+        <w:rPr>
+          <w:lang w:val="en-US"/>
+        </w:rPr>
+        <w:t xml:space="preserve">Tắc Tạo Đối Tượng </w:t>
+      </w:r>
+      <w:r>
+        <w:rPr>
+          <w:lang w:val="en-US"/>
+        </w:rPr>
+        <w:t xml:space="preserve">Iterable </w:t>
+      </w:r>
+      <w:r>
+        <w:rPr>
+          <w:lang w:val="en-US"/>
+        </w:rPr>
+        <w:t>Con?</w:t>
       </w:r>
     </w:p>
     <w:p>
@@ -3157,7 +3474,28 @@
         <w:rPr>
           <w:lang w:val="en-US"/>
         </w:rPr>
-        <w:t>“zip(&lt;A&gt;, &lt;B&gt;)” giống như ma trận với dòng 1 là A và dòng 2 là B sau đó chuyển vị</w:t>
+        <w:t>Cho A là 1 đối tượng Iterable, để trả về các phần tử có số thứ tự từ a đến b, viết</w:t>
+      </w:r>
+    </w:p>
+    <w:p>
+      <w:pPr>
+        <w:pStyle w:val="ListParagraph"/>
+        <w:pBdr>
+          <w:top w:val="single" w:sz="4" w:space="1" w:color="auto"/>
+          <w:left w:val="single" w:sz="4" w:space="4" w:color="auto"/>
+          <w:bottom w:val="single" w:sz="4" w:space="1" w:color="auto"/>
+          <w:right w:val="single" w:sz="4" w:space="4" w:color="auto"/>
+        </w:pBdr>
+        <w:ind w:left="1080"/>
+        <w:rPr>
+          <w:lang w:val="en-US"/>
+        </w:rPr>
+      </w:pPr>
+      <w:r>
+        <w:rPr>
+          <w:lang w:val="en-US"/>
+        </w:rPr>
+        <w:t>A[a : b + 1]</w:t>
       </w:r>
     </w:p>
     <w:p>
@@ -3175,25 +3513,28 @@
         <w:rPr>
           <w:lang w:val="en-US"/>
         </w:rPr>
-        <w:t xml:space="preserve">Quy </w:t>
-      </w:r>
-      <w:r>
-        <w:rPr>
-          <w:lang w:val="en-US"/>
-        </w:rPr>
-        <w:t xml:space="preserve">Tắc Tạo Đối Tượng </w:t>
-      </w:r>
-      <w:r>
-        <w:rPr>
-          <w:lang w:val="en-US"/>
-        </w:rPr>
-        <w:t xml:space="preserve">Iterable </w:t>
-      </w:r>
-      <w:r>
-        <w:rPr>
-          <w:lang w:val="en-US"/>
-        </w:rPr>
-        <w:t>Con?</w:t>
+        <w:t>Trả Về Phiên Bản Đảo Chiều 1 Iterable?</w:t>
+      </w:r>
+    </w:p>
+    <w:p>
+      <w:pPr>
+        <w:pStyle w:val="ListParagraph"/>
+        <w:pBdr>
+          <w:top w:val="single" w:sz="4" w:space="1" w:color="auto"/>
+          <w:left w:val="single" w:sz="4" w:space="4" w:color="auto"/>
+          <w:bottom w:val="single" w:sz="4" w:space="1" w:color="auto"/>
+          <w:right w:val="single" w:sz="4" w:space="4" w:color="auto"/>
+        </w:pBdr>
+        <w:ind w:left="1080"/>
+        <w:rPr>
+          <w:lang w:val="en-US"/>
+        </w:rPr>
+      </w:pPr>
+      <w:r>
+        <w:rPr>
+          <w:lang w:val="en-US"/>
+        </w:rPr>
+        <w:t>&lt;Iterable&gt;[::-1]</w:t>
       </w:r>
     </w:p>
     <w:p>
@@ -3211,67 +3552,28 @@
         <w:rPr>
           <w:lang w:val="en-US"/>
         </w:rPr>
-        <w:t>Cho A là 1 đối tượng Iterable, để trả về các phần tử có số thứ tự từ a đến b, viết</w:t>
-      </w:r>
-    </w:p>
-    <w:p>
-      <w:pPr>
-        <w:pStyle w:val="ListParagraph"/>
-        <w:pBdr>
-          <w:top w:val="single" w:sz="4" w:space="1" w:color="auto"/>
-          <w:left w:val="single" w:sz="4" w:space="4" w:color="auto"/>
-          <w:bottom w:val="single" w:sz="4" w:space="1" w:color="auto"/>
-          <w:right w:val="single" w:sz="4" w:space="4" w:color="auto"/>
-        </w:pBdr>
-        <w:ind w:left="1080"/>
-        <w:rPr>
-          <w:lang w:val="en-US"/>
-        </w:rPr>
-      </w:pPr>
-      <w:r>
-        <w:rPr>
-          <w:lang w:val="en-US"/>
-        </w:rPr>
-        <w:t>A[a : b + 1]</w:t>
-      </w:r>
-    </w:p>
-    <w:p>
-      <w:pPr>
-        <w:pStyle w:val="ListParagraph"/>
-        <w:numPr>
-          <w:ilvl w:val="0"/>
-          <w:numId w:val="9"/>
-        </w:numPr>
-        <w:rPr>
-          <w:lang w:val="en-US"/>
-        </w:rPr>
-      </w:pPr>
-      <w:r>
-        <w:rPr>
-          <w:lang w:val="en-US"/>
-        </w:rPr>
-        <w:t>Trả Về Phiên Bản Đảo Chiều 1 Iterable?</w:t>
-      </w:r>
-    </w:p>
-    <w:p>
-      <w:pPr>
-        <w:pStyle w:val="ListParagraph"/>
-        <w:pBdr>
-          <w:top w:val="single" w:sz="4" w:space="1" w:color="auto"/>
-          <w:left w:val="single" w:sz="4" w:space="4" w:color="auto"/>
-          <w:bottom w:val="single" w:sz="4" w:space="1" w:color="auto"/>
-          <w:right w:val="single" w:sz="4" w:space="4" w:color="auto"/>
-        </w:pBdr>
-        <w:ind w:left="1080"/>
-        <w:rPr>
-          <w:lang w:val="en-US"/>
-        </w:rPr>
-      </w:pPr>
-      <w:r>
-        <w:rPr>
-          <w:lang w:val="en-US"/>
-        </w:rPr>
-        <w:t>&lt;Iterable&gt;[::-1]</w:t>
+        <w:t>Ví dụ</w:t>
+      </w:r>
+    </w:p>
+    <w:p>
+      <w:pPr>
+        <w:pStyle w:val="ListParagraph"/>
+        <w:pBdr>
+          <w:top w:val="single" w:sz="4" w:space="1" w:color="auto"/>
+          <w:left w:val="single" w:sz="4" w:space="4" w:color="auto"/>
+          <w:bottom w:val="single" w:sz="4" w:space="1" w:color="auto"/>
+          <w:right w:val="single" w:sz="4" w:space="4" w:color="auto"/>
+        </w:pBdr>
+        <w:ind w:left="1080"/>
+        <w:rPr>
+          <w:lang w:val="en-US"/>
+        </w:rPr>
+      </w:pPr>
+      <w:r>
+        <w:rPr>
+          <w:lang w:val="en-US"/>
+        </w:rPr>
+        <w:t>foo = bar[::-1]</w:t>
       </w:r>
     </w:p>
     <w:p>
@@ -3289,46 +3591,6 @@
         <w:rPr>
           <w:lang w:val="en-US"/>
         </w:rPr>
-        <w:t>Ví dụ</w:t>
-      </w:r>
-    </w:p>
-    <w:p>
-      <w:pPr>
-        <w:pStyle w:val="ListParagraph"/>
-        <w:pBdr>
-          <w:top w:val="single" w:sz="4" w:space="1" w:color="auto"/>
-          <w:left w:val="single" w:sz="4" w:space="4" w:color="auto"/>
-          <w:bottom w:val="single" w:sz="4" w:space="1" w:color="auto"/>
-          <w:right w:val="single" w:sz="4" w:space="4" w:color="auto"/>
-        </w:pBdr>
-        <w:ind w:left="1080"/>
-        <w:rPr>
-          <w:lang w:val="en-US"/>
-        </w:rPr>
-      </w:pPr>
-      <w:r>
-        <w:rPr>
-          <w:lang w:val="en-US"/>
-        </w:rPr>
-        <w:t>foo = bar[::-1]</w:t>
-      </w:r>
-    </w:p>
-    <w:p>
-      <w:pPr>
-        <w:pStyle w:val="ListParagraph"/>
-        <w:numPr>
-          <w:ilvl w:val="0"/>
-          <w:numId w:val="3"/>
-        </w:numPr>
-        <w:rPr>
-          <w:lang w:val="en-US"/>
-        </w:rPr>
-      </w:pPr>
-      <w:r>
-        <w:rPr>
-          <w:lang w:val="en-US"/>
-        </w:rPr>
-        <w:lastRenderedPageBreak/>
         <w:t>Ta có</w:t>
       </w:r>
     </w:p>
@@ -3990,6 +4252,7 @@
         <w:rPr>
           <w:lang w:val="en-US"/>
         </w:rPr>
+        <w:lastRenderedPageBreak/>
         <w:t>Ví dụ</w:t>
       </w:r>
     </w:p>
@@ -4091,8 +4354,640 @@
         <w:rPr>
           <w:lang w:val="en-US"/>
         </w:rPr>
+        <w:t>Dictionary Giải Thích?</w:t>
+      </w:r>
+    </w:p>
+    <w:p>
+      <w:pPr>
+        <w:pStyle w:val="ListParagraph"/>
+        <w:numPr>
+          <w:ilvl w:val="0"/>
+          <w:numId w:val="3"/>
+        </w:numPr>
+        <w:rPr>
+          <w:lang w:val="en-US"/>
+        </w:rPr>
+      </w:pPr>
+      <w:r>
+        <w:rPr>
+          <w:lang w:val="en-US"/>
+        </w:rPr>
+        <w:t>Giống như từ điển bình thường, bạn tra từ để tìm giải thích của nó, giống Set, nhưng mỗi phần tử gồm 2 thằng là Key và giá trị, dùng Key để truy xuất giá trị</w:t>
+      </w:r>
+    </w:p>
+    <w:p>
+      <w:pPr>
+        <w:pStyle w:val="ListParagraph"/>
+        <w:numPr>
+          <w:ilvl w:val="0"/>
+          <w:numId w:val="8"/>
+        </w:numPr>
+        <w:rPr>
+          <w:lang w:val="en-US"/>
+        </w:rPr>
+      </w:pPr>
+      <w:r>
+        <w:rPr>
+          <w:lang w:val="en-US"/>
+        </w:rPr>
+        <w:t>Tạo Nhanh 1 Dictionary?</w:t>
+      </w:r>
+    </w:p>
+    <w:p>
+      <w:pPr>
+        <w:pStyle w:val="ListParagraph"/>
+        <w:pBdr>
+          <w:top w:val="single" w:sz="4" w:space="1" w:color="auto"/>
+          <w:left w:val="single" w:sz="4" w:space="4" w:color="auto"/>
+          <w:bottom w:val="single" w:sz="4" w:space="1" w:color="auto"/>
+          <w:right w:val="single" w:sz="4" w:space="4" w:color="auto"/>
+        </w:pBdr>
+        <w:ind w:left="1080"/>
+        <w:rPr>
+          <w:lang w:val="en-US"/>
+        </w:rPr>
+      </w:pPr>
+      <w:r>
+        <w:rPr>
+          <w:lang w:val="en-US"/>
+        </w:rPr>
+        <w:t>&lt;Biến&gt; = {&lt;Các Cặp Key Và Giá Trị&gt;}</w:t>
+      </w:r>
+    </w:p>
+    <w:p>
+      <w:pPr>
+        <w:pStyle w:val="ListParagraph"/>
+        <w:numPr>
+          <w:ilvl w:val="0"/>
+          <w:numId w:val="3"/>
+        </w:numPr>
+        <w:rPr>
+          <w:lang w:val="en-US"/>
+        </w:rPr>
+      </w:pPr>
+      <w:r>
+        <w:rPr>
+          <w:lang w:val="en-US"/>
+        </w:rPr>
+        <w:t>Key có thể là bất kì kiểu dữ liệu nào ngoại trừ List</w:t>
+      </w:r>
+    </w:p>
+    <w:p>
+      <w:pPr>
+        <w:pStyle w:val="ListParagraph"/>
+        <w:numPr>
+          <w:ilvl w:val="0"/>
+          <w:numId w:val="3"/>
+        </w:numPr>
+        <w:rPr>
+          <w:lang w:val="en-US"/>
+        </w:rPr>
+      </w:pPr>
+      <w:r>
+        <w:rPr>
+          <w:lang w:val="en-US"/>
+        </w:rPr>
+        <w:t>Ví dụ</w:t>
+      </w:r>
+    </w:p>
+    <w:p>
+      <w:pPr>
+        <w:pStyle w:val="ListParagraph"/>
+        <w:pBdr>
+          <w:top w:val="single" w:sz="4" w:space="1" w:color="auto"/>
+          <w:left w:val="single" w:sz="4" w:space="4" w:color="auto"/>
+          <w:bottom w:val="single" w:sz="4" w:space="1" w:color="auto"/>
+          <w:right w:val="single" w:sz="4" w:space="4" w:color="auto"/>
+        </w:pBdr>
+        <w:ind w:left="1080"/>
+        <w:rPr>
+          <w:lang w:val="en-US"/>
+        </w:rPr>
+      </w:pPr>
+      <w:r>
+        <w:rPr>
+          <w:lang w:val="en-US"/>
+        </w:rPr>
+        <w:t>foo = {“cac” : 1, 2 : “bar”, (1, 2) : [4, 5]}</w:t>
+      </w:r>
+    </w:p>
+    <w:p>
+      <w:pPr>
+        <w:pStyle w:val="ListParagraph"/>
+        <w:numPr>
+          <w:ilvl w:val="0"/>
+          <w:numId w:val="3"/>
+        </w:numPr>
+        <w:rPr>
+          <w:lang w:val="en-US"/>
+        </w:rPr>
+      </w:pPr>
+      <w:r>
+        <w:rPr>
+          <w:lang w:val="en-US"/>
+        </w:rPr>
+        <w:t>foo[(1, 2)] trả về [4, 5]</w:t>
+      </w:r>
+    </w:p>
+    <w:p>
+      <w:pPr>
+        <w:pStyle w:val="ListParagraph"/>
+        <w:numPr>
+          <w:ilvl w:val="0"/>
+          <w:numId w:val="8"/>
+        </w:numPr>
+        <w:rPr>
+          <w:lang w:val="en-US"/>
+        </w:rPr>
+      </w:pPr>
+      <w:r>
+        <w:rPr>
+          <w:lang w:val="en-US"/>
+        </w:rPr>
+        <w:t>Chuyển Kiểu Dữ Liệu Khác Về Dictionary?</w:t>
+      </w:r>
+    </w:p>
+    <w:p>
+      <w:pPr>
+        <w:pStyle w:val="ListParagraph"/>
+        <w:numPr>
+          <w:ilvl w:val="0"/>
+          <w:numId w:val="3"/>
+        </w:numPr>
+        <w:rPr>
+          <w:lang w:val="en-US"/>
+        </w:rPr>
+      </w:pPr>
+      <w:r>
+        <w:rPr>
+          <w:lang w:val="en-US"/>
+        </w:rPr>
+        <w:t>Giả sử “foo” là 1 đối tượng Iterable, chứa các phần tử cũng Iterable, các Iterable con này đều chứa 2 phần tử, nhập lệnh sau</w:t>
+      </w:r>
+    </w:p>
+    <w:p>
+      <w:pPr>
+        <w:pStyle w:val="ListParagraph"/>
+        <w:pBdr>
+          <w:top w:val="single" w:sz="4" w:space="1" w:color="auto"/>
+          <w:left w:val="single" w:sz="4" w:space="4" w:color="auto"/>
+          <w:bottom w:val="single" w:sz="4" w:space="1" w:color="auto"/>
+          <w:right w:val="single" w:sz="4" w:space="4" w:color="auto"/>
+        </w:pBdr>
+        <w:ind w:left="1080"/>
+        <w:rPr>
+          <w:lang w:val="en-US"/>
+        </w:rPr>
+      </w:pPr>
+      <w:r>
+        <w:rPr>
+          <w:lang w:val="en-US"/>
+        </w:rPr>
+        <w:t>&lt;Dictionary&gt; = dict(foo)</w:t>
+      </w:r>
+    </w:p>
+    <w:p>
+      <w:pPr>
+        <w:pStyle w:val="ListParagraph"/>
+        <w:numPr>
+          <w:ilvl w:val="0"/>
+          <w:numId w:val="3"/>
+        </w:numPr>
+        <w:rPr>
+          <w:lang w:val="en-US"/>
+        </w:rPr>
+      </w:pPr>
+      <w:r>
+        <w:rPr>
+          <w:lang w:val="en-US"/>
+        </w:rPr>
+        <w:t>&lt;Dictionary&gt; sẽ có các cặp Key và giá trị tương ứng với 2 phần tử trong các Iterable con</w:t>
+      </w:r>
+    </w:p>
+    <w:p>
+      <w:pPr>
+        <w:pStyle w:val="ListParagraph"/>
+        <w:numPr>
+          <w:ilvl w:val="0"/>
+          <w:numId w:val="3"/>
+        </w:numPr>
+        <w:rPr>
+          <w:lang w:val="en-US"/>
+        </w:rPr>
+      </w:pPr>
+      <w:r>
+        <w:rPr>
+          <w:lang w:val="en-US"/>
+        </w:rPr>
+        <w:t>Ví dụ</w:t>
+      </w:r>
+    </w:p>
+    <w:p>
+      <w:pPr>
+        <w:pStyle w:val="ListParagraph"/>
+        <w:pBdr>
+          <w:top w:val="single" w:sz="4" w:space="1" w:color="auto"/>
+          <w:left w:val="single" w:sz="4" w:space="4" w:color="auto"/>
+          <w:bottom w:val="single" w:sz="4" w:space="1" w:color="auto"/>
+          <w:right w:val="single" w:sz="4" w:space="4" w:color="auto"/>
+        </w:pBdr>
+        <w:ind w:left="1080"/>
+        <w:rPr>
+          <w:lang w:val="en-US"/>
+        </w:rPr>
+      </w:pPr>
+      <w:r>
+        <w:rPr>
+          <w:lang w:val="en-US"/>
+        </w:rPr>
+        <w:t>foo = ([1, ‘a’], (‘abc’, 5))</w:t>
+      </w:r>
+    </w:p>
+    <w:p>
+      <w:pPr>
+        <w:pStyle w:val="ListParagraph"/>
+        <w:pBdr>
+          <w:top w:val="single" w:sz="4" w:space="1" w:color="auto"/>
+          <w:left w:val="single" w:sz="4" w:space="4" w:color="auto"/>
+          <w:bottom w:val="single" w:sz="4" w:space="1" w:color="auto"/>
+          <w:right w:val="single" w:sz="4" w:space="4" w:color="auto"/>
+        </w:pBdr>
+        <w:ind w:left="1080"/>
+        <w:rPr>
+          <w:lang w:val="en-US"/>
+        </w:rPr>
+      </w:pPr>
+      <w:r>
+        <w:rPr>
+          <w:lang w:val="en-US"/>
+        </w:rPr>
+        <w:t>bar = dict(foo)</w:t>
+      </w:r>
+    </w:p>
+    <w:p>
+      <w:pPr>
+        <w:pStyle w:val="ListParagraph"/>
+        <w:numPr>
+          <w:ilvl w:val="0"/>
+          <w:numId w:val="3"/>
+        </w:numPr>
+        <w:rPr>
+          <w:lang w:val="en-US"/>
+        </w:rPr>
+      </w:pPr>
+      <w:r>
+        <w:rPr>
+          <w:lang w:val="en-US"/>
+        </w:rPr>
+        <w:t>“bar” có giá trị là {1 : “a”, “abc” : 5}</w:t>
+      </w:r>
+    </w:p>
+    <w:p>
+      <w:pPr>
+        <w:rPr>
+          <w:lang w:val="en-US"/>
+        </w:rPr>
+      </w:pPr>
+    </w:p>
+    <w:p>
+      <w:pPr>
+        <w:rPr>
+          <w:lang w:val="en-US"/>
+        </w:rPr>
+      </w:pPr>
+      <w:r>
+        <w:rPr>
+          <w:lang w:val="en-US"/>
+        </w:rPr>
+        <w:t>Class – Lớp:</w:t>
+      </w:r>
+    </w:p>
+    <w:p>
+      <w:pPr>
+        <w:pStyle w:val="ListParagraph"/>
+        <w:numPr>
+          <w:ilvl w:val="0"/>
+          <w:numId w:val="7"/>
+        </w:numPr>
+        <w:rPr>
+          <w:lang w:val="en-US"/>
+        </w:rPr>
+      </w:pPr>
+      <w:r>
+        <w:rPr>
+          <w:lang w:val="en-US"/>
+        </w:rPr>
+        <w:t>Bản Chất Class?</w:t>
+      </w:r>
+    </w:p>
+    <w:p>
+      <w:pPr>
+        <w:pStyle w:val="ListParagraph"/>
+        <w:numPr>
+          <w:ilvl w:val="0"/>
+          <w:numId w:val="3"/>
+        </w:numPr>
+        <w:rPr>
+          <w:lang w:val="en-US"/>
+        </w:rPr>
+      </w:pPr>
+      <w:r>
+        <w:rPr>
+          <w:lang w:val="en-US"/>
+        </w:rPr>
+        <w:t xml:space="preserve">Tưởng tượng Class giống như đường dẫn đến File, giả sử Class to nhất của bạn là A, thì A là thư mục gốc, tạo Class B bên trong A, tương đương tạo thư mục con B trong thư mục gốc A, tạo thuộc tính và </w:t>
+      </w:r>
+      <w:r>
+        <w:rPr>
+          <w:lang w:val="en-US"/>
+        </w:rPr>
+        <w:t>hàm</w:t>
+      </w:r>
+      <w:r>
+        <w:rPr>
+          <w:lang w:val="en-US"/>
+        </w:rPr>
+        <w:t xml:space="preserve"> trong A, tương đương tạo File trong thư mục A</w:t>
+      </w:r>
+    </w:p>
+    <w:p>
+      <w:pPr>
+        <w:pStyle w:val="ListParagraph"/>
+        <w:numPr>
+          <w:ilvl w:val="0"/>
+          <w:numId w:val="3"/>
+        </w:numPr>
+        <w:rPr>
+          <w:lang w:val="en-US"/>
+        </w:rPr>
+      </w:pPr>
+      <w:r>
+        <w:rPr>
+          <w:lang w:val="en-US"/>
+        </w:rPr>
+        <w:t xml:space="preserve">Để truy cập 1 thuộc tính hoặc </w:t>
+      </w:r>
+      <w:r>
+        <w:rPr>
+          <w:lang w:val="en-US"/>
+        </w:rPr>
+        <w:t>hàm,</w:t>
+      </w:r>
+      <w:r>
+        <w:rPr>
+          <w:lang w:val="en-US"/>
+        </w:rPr>
+        <w:t xml:space="preserve"> thì phải biế</w:t>
+      </w:r>
+      <w:r>
+        <w:rPr>
+          <w:lang w:val="en-US"/>
+        </w:rPr>
+        <w:t>t</w:t>
+      </w:r>
+      <w:r>
+        <w:rPr>
+          <w:lang w:val="en-US"/>
+        </w:rPr>
+        <w:t xml:space="preserve"> đường dẫn đến nó, khác với đường dẫn thông thường,  đường dẫn này thay dấu “/” thành “.”</w:t>
+      </w:r>
+    </w:p>
+    <w:p>
+      <w:pPr>
+        <w:pStyle w:val="ListParagraph"/>
+        <w:numPr>
+          <w:ilvl w:val="0"/>
+          <w:numId w:val="3"/>
+        </w:numPr>
+        <w:rPr>
+          <w:lang w:val="en-US"/>
+        </w:rPr>
+      </w:pPr>
+      <w:r>
+        <w:rPr>
+          <w:lang w:val="en-US"/>
+        </w:rPr>
+        <w:t>Ví dụ</w:t>
+      </w:r>
+    </w:p>
+    <w:p>
+      <w:pPr>
+        <w:pStyle w:val="ListParagraph"/>
+        <w:numPr>
+          <w:ilvl w:val="0"/>
+          <w:numId w:val="3"/>
+        </w:numPr>
+        <w:rPr>
+          <w:lang w:val="en-US"/>
+        </w:rPr>
+      </w:pPr>
+      <w:r>
+        <w:rPr>
+          <w:lang w:val="en-US"/>
+        </w:rPr>
+        <w:t>Class A to nhất, trong đó có Class B, trong B có thuộc tính “foo” = 5, khi đó “A.B.foo” có giá trị = 5, trong B còn có hàm “bar”, khi đó “A.B.bar(&lt;Tham Số&gt;)” sẽ gọi hàm này</w:t>
+      </w:r>
+    </w:p>
+    <w:p>
+      <w:pPr>
+        <w:pStyle w:val="ListParagraph"/>
+        <w:numPr>
+          <w:ilvl w:val="0"/>
+          <w:numId w:val="7"/>
+        </w:numPr>
+        <w:rPr>
+          <w:lang w:val="en-US"/>
+        </w:rPr>
+      </w:pPr>
+      <w:r>
+        <w:rPr>
+          <w:lang w:val="en-US"/>
+        </w:rPr>
+        <w:t xml:space="preserve">Bản </w:t>
+      </w:r>
+      <w:r>
+        <w:rPr>
+          <w:lang w:val="en-US"/>
+        </w:rPr>
+        <w:t xml:space="preserve">Chất Của 1 Đối Tượng  Thuộc 1 </w:t>
+      </w:r>
+      <w:r>
+        <w:rPr>
+          <w:lang w:val="en-US"/>
+        </w:rPr>
+        <w:t xml:space="preserve">Class </w:t>
+      </w:r>
+      <w:r>
+        <w:rPr>
+          <w:lang w:val="en-US"/>
+        </w:rPr>
+        <w:t>Nào Đó?</w:t>
+      </w:r>
+    </w:p>
+    <w:p>
+      <w:pPr>
+        <w:pStyle w:val="ListParagraph"/>
+        <w:numPr>
+          <w:ilvl w:val="0"/>
+          <w:numId w:val="3"/>
+        </w:numPr>
+        <w:rPr>
+          <w:lang w:val="en-US"/>
+        </w:rPr>
+      </w:pPr>
+      <w:r>
+        <w:rPr>
+          <w:lang w:val="en-US"/>
+        </w:rPr>
+        <w:t>Để tạo 1 đối tượng của 1 Class, ví dụ tạo đối tượng B từ Class A, viết</w:t>
+      </w:r>
+    </w:p>
+    <w:p>
+      <w:pPr>
+        <w:pStyle w:val="ListParagraph"/>
+        <w:pBdr>
+          <w:top w:val="single" w:sz="4" w:space="1" w:color="auto"/>
+          <w:left w:val="single" w:sz="4" w:space="4" w:color="auto"/>
+          <w:bottom w:val="single" w:sz="4" w:space="1" w:color="auto"/>
+          <w:right w:val="single" w:sz="4" w:space="4" w:color="auto"/>
+        </w:pBdr>
+        <w:ind w:left="1080"/>
+        <w:rPr>
+          <w:lang w:val="en-US"/>
+        </w:rPr>
+      </w:pPr>
+      <w:r>
+        <w:rPr>
+          <w:lang w:val="en-US"/>
+        </w:rPr>
+        <w:t>B = A()</w:t>
+      </w:r>
+    </w:p>
+    <w:p>
+      <w:pPr>
+        <w:pStyle w:val="ListParagraph"/>
+        <w:numPr>
+          <w:ilvl w:val="0"/>
+          <w:numId w:val="3"/>
+        </w:numPr>
+        <w:rPr>
+          <w:lang w:val="en-US"/>
+        </w:rPr>
+      </w:pPr>
+      <w:r>
+        <w:rPr>
+          <w:lang w:val="en-US"/>
+        </w:rPr>
+        <w:t>Đầ</w:t>
+      </w:r>
+      <w:r>
+        <w:rPr>
+          <w:lang w:val="en-US"/>
+        </w:rPr>
+        <w:t>u tiên, xét thuộc tính</w:t>
+      </w:r>
+      <w:r>
+        <w:rPr>
+          <w:lang w:val="en-US"/>
+        </w:rPr>
+        <w:t xml:space="preserve">, giả sử ta có Class A, trong đó có </w:t>
+      </w:r>
+      <w:r>
+        <w:rPr>
+          <w:lang w:val="en-US"/>
+        </w:rPr>
+        <w:t>“</w:t>
+      </w:r>
+      <w:r>
+        <w:rPr>
+          <w:lang w:val="en-US"/>
+        </w:rPr>
+        <w:t>foo</w:t>
+      </w:r>
+      <w:r>
+        <w:rPr>
+          <w:lang w:val="en-US"/>
+        </w:rPr>
+        <w:t>”</w:t>
+      </w:r>
+      <w:r>
+        <w:rPr>
+          <w:lang w:val="en-US"/>
+        </w:rPr>
+        <w:t xml:space="preserve"> = 4, B là 1 đối tượng thuộc Class A, truy cập tất cả thuộc tính của Class A = đối tượng B như bình thườ</w:t>
+      </w:r>
+      <w:r>
+        <w:rPr>
+          <w:lang w:val="en-US"/>
+        </w:rPr>
+        <w:t>ng, tuy nhiên “foo” dùng chung, nghĩa là nếu thay đổi “foo” thông qua “A.foo” thì “B.foo” cũng thay đổi tương tự, nhưng nếu dùng “B.foo” để thay đổi, thì “A.foo” và tất cả các đối tượng của class A sẽ không thay đổi, khi này, “foo” của B sẽ tách ra làm thuộc tính riêng của B</w:t>
+      </w:r>
+    </w:p>
+    <w:p>
+      <w:pPr>
+        <w:pStyle w:val="ListParagraph"/>
+        <w:numPr>
+          <w:ilvl w:val="0"/>
+          <w:numId w:val="3"/>
+        </w:numPr>
+        <w:rPr>
+          <w:lang w:val="en-US"/>
+        </w:rPr>
+      </w:pPr>
+      <w:r>
+        <w:rPr>
+          <w:lang w:val="en-US"/>
+        </w:rPr>
         <w:lastRenderedPageBreak/>
-        <w:t>Dictionary Giải Thích?</w:t>
+        <w:t xml:space="preserve">Xét hàm số, trong Class A có hàm “bar”, khi này dùng B để gọi </w:t>
+      </w:r>
+      <w:r>
+        <w:rPr>
+          <w:lang w:val="en-US"/>
+        </w:rPr>
+        <w:t>“</w:t>
+      </w:r>
+      <w:r>
+        <w:rPr>
+          <w:lang w:val="en-US"/>
+        </w:rPr>
+        <w:t>bar</w:t>
+      </w:r>
+      <w:r>
+        <w:rPr>
+          <w:lang w:val="en-US"/>
+        </w:rPr>
+        <w:t>”</w:t>
+      </w:r>
+      <w:r>
+        <w:rPr>
+          <w:lang w:val="en-US"/>
+        </w:rPr>
+        <w:t xml:space="preserve"> sẽ có 1 chút khác, đó là tham số đầu tiên của </w:t>
+      </w:r>
+      <w:r>
+        <w:rPr>
+          <w:lang w:val="en-US"/>
+        </w:rPr>
+        <w:t>“</w:t>
+      </w:r>
+      <w:r>
+        <w:rPr>
+          <w:lang w:val="en-US"/>
+        </w:rPr>
+        <w:t>bar</w:t>
+      </w:r>
+      <w:r>
+        <w:rPr>
+          <w:lang w:val="en-US"/>
+        </w:rPr>
+        <w:t>”</w:t>
+      </w:r>
+      <w:r>
+        <w:rPr>
+          <w:lang w:val="en-US"/>
+        </w:rPr>
+        <w:t xml:space="preserve"> sẽ chính là bản thân B luôn, nên bạn có thể dùng tham số này để thay đổi hàm và thuộc tính của B, thông thường nó được đặt tên là “self”</w:t>
       </w:r>
     </w:p>
     <w:p>
@@ -4110,46 +5005,7 @@
         <w:rPr>
           <w:lang w:val="en-US"/>
         </w:rPr>
-        <w:t>Giống như từ điển bình thường, bạn tra từ để tìm giải thích của nó, giống Set, nhưng mỗi phần tử gồm 2 thằng là Key và giá trị, dùng Key để truy xuất giá trị</w:t>
-      </w:r>
-    </w:p>
-    <w:p>
-      <w:pPr>
-        <w:pStyle w:val="ListParagraph"/>
-        <w:numPr>
-          <w:ilvl w:val="0"/>
-          <w:numId w:val="8"/>
-        </w:numPr>
-        <w:rPr>
-          <w:lang w:val="en-US"/>
-        </w:rPr>
-      </w:pPr>
-      <w:r>
-        <w:rPr>
-          <w:lang w:val="en-US"/>
-        </w:rPr>
-        <w:t>Tạo Nhanh 1 Dictionary?</w:t>
-      </w:r>
-    </w:p>
-    <w:p>
-      <w:pPr>
-        <w:pStyle w:val="ListParagraph"/>
-        <w:pBdr>
-          <w:top w:val="single" w:sz="4" w:space="1" w:color="auto"/>
-          <w:left w:val="single" w:sz="4" w:space="4" w:color="auto"/>
-          <w:bottom w:val="single" w:sz="4" w:space="1" w:color="auto"/>
-          <w:right w:val="single" w:sz="4" w:space="4" w:color="auto"/>
-        </w:pBdr>
-        <w:ind w:left="1080"/>
-        <w:rPr>
-          <w:lang w:val="en-US"/>
-        </w:rPr>
-      </w:pPr>
-      <w:r>
-        <w:rPr>
-          <w:lang w:val="en-US"/>
-        </w:rPr>
-        <w:t>&lt;Biến&gt; = {&lt;Các Cặp Key Và Giá Trị&gt;}</w:t>
+        <w:t>Nếu bạn muốn không có sự khác biệt, nghĩa là không có tham số đầu tiên con mẹ gì hết, thì đặt “@staticmethod” lên trước khai báo hàm</w:t>
       </w:r>
     </w:p>
     <w:p>
@@ -4167,7 +5023,7 @@
         <w:rPr>
           <w:lang w:val="en-US"/>
         </w:rPr>
-        <w:t>Key có thể là bất kì kiểu dữ liệu nào ngoại trừ List</w:t>
+        <w:t>Hàm “__init__” là trường hợp đặc biệt, sau khi B đăng kí Class A, nó sẽ ngay lập tức gọi hàm này</w:t>
       </w:r>
     </w:p>
     <w:p>
@@ -4185,6 +5041,367 @@
         <w:rPr>
           <w:lang w:val="en-US"/>
         </w:rPr>
+        <w:t xml:space="preserve">Hàm “__getitem__” cũng đặc biệt, nếu bạn viết </w:t>
+      </w:r>
+      <w:r>
+        <w:rPr>
+          <w:lang w:val="en-US"/>
+        </w:rPr>
+        <w:t>“</w:t>
+      </w:r>
+      <w:r>
+        <w:rPr>
+          <w:lang w:val="en-US"/>
+        </w:rPr>
+        <w:t>B[x, y, …]</w:t>
+      </w:r>
+      <w:r>
+        <w:rPr>
+          <w:lang w:val="en-US"/>
+        </w:rPr>
+        <w:t>”</w:t>
+      </w:r>
+      <w:r>
+        <w:rPr>
+          <w:lang w:val="en-US"/>
+        </w:rPr>
+        <w:t xml:space="preserve"> thì nó sẽ tự động gọi hàm này và Pass Tuple (x, y, …) vào</w:t>
+      </w:r>
+    </w:p>
+    <w:p>
+      <w:pPr>
+        <w:pStyle w:val="ListParagraph"/>
+        <w:numPr>
+          <w:ilvl w:val="0"/>
+          <w:numId w:val="3"/>
+        </w:numPr>
+        <w:rPr>
+          <w:lang w:val="en-US"/>
+        </w:rPr>
+      </w:pPr>
+      <w:r>
+        <w:rPr>
+          <w:lang w:val="en-US"/>
+        </w:rPr>
+        <w:t>Hàm “__len__” cũng đặc biệt, nếu bạn viết “len(B)” thì nó sẽ tự động gọi hàm này</w:t>
+      </w:r>
+    </w:p>
+    <w:p>
+      <w:pPr>
+        <w:pStyle w:val="ListParagraph"/>
+        <w:numPr>
+          <w:ilvl w:val="0"/>
+          <w:numId w:val="7"/>
+        </w:numPr>
+        <w:rPr>
+          <w:lang w:val="en-US"/>
+        </w:rPr>
+      </w:pPr>
+      <w:r>
+        <w:rPr>
+          <w:lang w:val="en-US"/>
+        </w:rPr>
+        <w:t xml:space="preserve">Tạo </w:t>
+      </w:r>
+      <w:r>
+        <w:rPr>
+          <w:lang w:val="en-US"/>
+        </w:rPr>
+        <w:t>Nhanh 1 Class?</w:t>
+      </w:r>
+    </w:p>
+    <w:p>
+      <w:pPr>
+        <w:pStyle w:val="ListParagraph"/>
+        <w:pBdr>
+          <w:top w:val="single" w:sz="4" w:space="1" w:color="auto"/>
+          <w:left w:val="single" w:sz="4" w:space="4" w:color="auto"/>
+          <w:bottom w:val="single" w:sz="4" w:space="1" w:color="auto"/>
+          <w:right w:val="single" w:sz="4" w:space="4" w:color="auto"/>
+        </w:pBdr>
+        <w:ind w:left="1080"/>
+        <w:rPr>
+          <w:lang w:val="en-US"/>
+        </w:rPr>
+      </w:pPr>
+      <w:r>
+        <w:rPr>
+          <w:lang w:val="en-US"/>
+        </w:rPr>
+        <w:t xml:space="preserve">class </w:t>
+      </w:r>
+      <w:r>
+        <w:rPr>
+          <w:lang w:val="en-US"/>
+        </w:rPr>
+        <w:t>&lt;Tên Class&gt;</w:t>
+      </w:r>
+      <w:r>
+        <w:rPr>
+          <w:lang w:val="en-US"/>
+        </w:rPr>
+        <w:t>(</w:t>
+      </w:r>
+      <w:r>
+        <w:rPr>
+          <w:lang w:val="en-US"/>
+        </w:rPr>
+        <w:t>&lt;Tên Class Kế Thừa&gt;</w:t>
+      </w:r>
+      <w:r>
+        <w:rPr>
+          <w:lang w:val="en-US"/>
+        </w:rPr>
+        <w:t>):</w:t>
+      </w:r>
+    </w:p>
+    <w:p>
+      <w:pPr>
+        <w:pStyle w:val="ListParagraph"/>
+        <w:pBdr>
+          <w:top w:val="single" w:sz="4" w:space="1" w:color="auto"/>
+          <w:left w:val="single" w:sz="4" w:space="4" w:color="auto"/>
+          <w:bottom w:val="single" w:sz="4" w:space="1" w:color="auto"/>
+          <w:right w:val="single" w:sz="4" w:space="4" w:color="auto"/>
+        </w:pBdr>
+        <w:ind w:left="1080"/>
+        <w:rPr>
+          <w:lang w:val="en-US"/>
+        </w:rPr>
+      </w:pPr>
+      <w:r>
+        <w:rPr>
+          <w:lang w:val="en-US"/>
+        </w:rPr>
+        <w:t xml:space="preserve">    </w:t>
+      </w:r>
+      <w:r>
+        <w:rPr>
+          <w:lang w:val="en-US"/>
+        </w:rPr>
+        <w:t>def __init__(self, &lt;Tham Số Khởi Tạo&gt;):</w:t>
+      </w:r>
+    </w:p>
+    <w:p>
+      <w:pPr>
+        <w:pStyle w:val="ListParagraph"/>
+        <w:pBdr>
+          <w:top w:val="single" w:sz="4" w:space="1" w:color="auto"/>
+          <w:left w:val="single" w:sz="4" w:space="4" w:color="auto"/>
+          <w:bottom w:val="single" w:sz="4" w:space="1" w:color="auto"/>
+          <w:right w:val="single" w:sz="4" w:space="4" w:color="auto"/>
+        </w:pBdr>
+        <w:ind w:left="1080"/>
+        <w:rPr>
+          <w:lang w:val="en-US"/>
+        </w:rPr>
+      </w:pPr>
+      <w:r>
+        <w:rPr>
+          <w:lang w:val="en-US"/>
+        </w:rPr>
+        <w:t xml:space="preserve">        </w:t>
+      </w:r>
+      <w:r>
+        <w:rPr>
+          <w:lang w:val="en-US"/>
+        </w:rPr>
+        <w:t>super().__init__(&lt;Giá Trị Khởi Tạo Class Kế Thừa&gt;)</w:t>
+      </w:r>
+    </w:p>
+    <w:p>
+      <w:pPr>
+        <w:pStyle w:val="ListParagraph"/>
+        <w:pBdr>
+          <w:top w:val="single" w:sz="4" w:space="1" w:color="auto"/>
+          <w:left w:val="single" w:sz="4" w:space="4" w:color="auto"/>
+          <w:bottom w:val="single" w:sz="4" w:space="1" w:color="auto"/>
+          <w:right w:val="single" w:sz="4" w:space="4" w:color="auto"/>
+        </w:pBdr>
+        <w:ind w:left="1080"/>
+        <w:rPr>
+          <w:lang w:val="en-US"/>
+        </w:rPr>
+      </w:pPr>
+      <w:r>
+        <w:rPr>
+          <w:lang w:val="en-US"/>
+        </w:rPr>
+        <w:t xml:space="preserve">        </w:t>
+      </w:r>
+      <w:r>
+        <w:rPr>
+          <w:lang w:val="en-US"/>
+        </w:rPr>
+        <w:t>self.&lt;Tên Thuộc Tính&gt; = &lt;Giá Trị Thuộc Tính&gt;</w:t>
+      </w:r>
+    </w:p>
+    <w:p>
+      <w:pPr>
+        <w:pStyle w:val="ListParagraph"/>
+        <w:pBdr>
+          <w:top w:val="single" w:sz="4" w:space="1" w:color="auto"/>
+          <w:left w:val="single" w:sz="4" w:space="4" w:color="auto"/>
+          <w:bottom w:val="single" w:sz="4" w:space="1" w:color="auto"/>
+          <w:right w:val="single" w:sz="4" w:space="4" w:color="auto"/>
+        </w:pBdr>
+        <w:ind w:left="1080"/>
+        <w:rPr>
+          <w:lang w:val="en-US"/>
+        </w:rPr>
+      </w:pPr>
+    </w:p>
+    <w:p>
+      <w:pPr>
+        <w:pStyle w:val="ListParagraph"/>
+        <w:pBdr>
+          <w:top w:val="single" w:sz="4" w:space="1" w:color="auto"/>
+          <w:left w:val="single" w:sz="4" w:space="4" w:color="auto"/>
+          <w:bottom w:val="single" w:sz="4" w:space="1" w:color="auto"/>
+          <w:right w:val="single" w:sz="4" w:space="4" w:color="auto"/>
+        </w:pBdr>
+        <w:ind w:left="1080"/>
+        <w:rPr>
+          <w:lang w:val="en-US"/>
+        </w:rPr>
+      </w:pPr>
+      <w:r>
+        <w:rPr>
+          <w:lang w:val="en-US"/>
+        </w:rPr>
+        <w:t xml:space="preserve">    </w:t>
+      </w:r>
+      <w:r>
+        <w:rPr>
+          <w:lang w:val="en-US"/>
+        </w:rPr>
+        <w:t>def &lt;Tên Hàm Trong Class&gt;(self, &lt;Tham Số&gt;):</w:t>
+      </w:r>
+    </w:p>
+    <w:p>
+      <w:pPr>
+        <w:pStyle w:val="ListParagraph"/>
+        <w:pBdr>
+          <w:top w:val="single" w:sz="4" w:space="1" w:color="auto"/>
+          <w:left w:val="single" w:sz="4" w:space="4" w:color="auto"/>
+          <w:bottom w:val="single" w:sz="4" w:space="1" w:color="auto"/>
+          <w:right w:val="single" w:sz="4" w:space="4" w:color="auto"/>
+        </w:pBdr>
+        <w:ind w:left="1080"/>
+        <w:rPr>
+          <w:lang w:val="en-US"/>
+        </w:rPr>
+      </w:pPr>
+      <w:r>
+        <w:rPr>
+          <w:lang w:val="en-US"/>
+        </w:rPr>
+        <w:t xml:space="preserve">        </w:t>
+      </w:r>
+      <w:r>
+        <w:rPr>
+          <w:lang w:val="en-US"/>
+        </w:rPr>
+        <w:t xml:space="preserve">&lt;Xử Lí </w:t>
+      </w:r>
+      <w:r>
+        <w:rPr>
+          <w:lang w:val="en-US"/>
+        </w:rPr>
+        <w:t>Gì Đó Với Tham Số</w:t>
+      </w:r>
+      <w:r>
+        <w:rPr>
+          <w:lang w:val="en-US"/>
+        </w:rPr>
+        <w:t>&gt;</w:t>
+      </w:r>
+    </w:p>
+    <w:p>
+      <w:pPr>
+        <w:pStyle w:val="ListParagraph"/>
+        <w:pBdr>
+          <w:top w:val="single" w:sz="4" w:space="1" w:color="auto"/>
+          <w:left w:val="single" w:sz="4" w:space="4" w:color="auto"/>
+          <w:bottom w:val="single" w:sz="4" w:space="1" w:color="auto"/>
+          <w:right w:val="single" w:sz="4" w:space="4" w:color="auto"/>
+        </w:pBdr>
+        <w:ind w:left="1080"/>
+        <w:rPr>
+          <w:lang w:val="en-US"/>
+        </w:rPr>
+      </w:pPr>
+      <w:r>
+        <w:rPr>
+          <w:lang w:val="en-US"/>
+        </w:rPr>
+        <w:t xml:space="preserve">        </w:t>
+      </w:r>
+      <w:r>
+        <w:rPr>
+          <w:lang w:val="en-US"/>
+        </w:rPr>
+        <w:t>return &lt;Giá Trị G</w:t>
+      </w:r>
+      <w:r>
+        <w:rPr>
+          <w:sz w:val="24"/>
+          <w:lang w:val="en-US"/>
+        </w:rPr>
+        <w:t>ì</w:t>
+      </w:r>
+      <w:r>
+        <w:rPr>
+          <w:lang w:val="en-US"/>
+        </w:rPr>
+        <w:t xml:space="preserve"> Đó&gt;</w:t>
+      </w:r>
+    </w:p>
+    <w:p>
+      <w:pPr>
+        <w:pStyle w:val="ListParagraph"/>
+        <w:numPr>
+          <w:ilvl w:val="0"/>
+          <w:numId w:val="3"/>
+        </w:numPr>
+        <w:rPr>
+          <w:lang w:val="en-US"/>
+        </w:rPr>
+      </w:pPr>
+      <w:r>
+        <w:rPr>
+          <w:lang w:val="en-US"/>
+        </w:rPr>
+        <w:t>Lệnh “</w:t>
+      </w:r>
+      <w:r>
+        <w:rPr>
+          <w:lang w:val="en-US"/>
+        </w:rPr>
+        <w:t>super().__init__()</w:t>
+      </w:r>
+      <w:r>
+        <w:rPr>
+          <w:lang w:val="en-US"/>
+        </w:rPr>
+        <w:t>” dùng để khởi tạo Class kế thừa với những giá trị mình đưa vào</w:t>
+      </w:r>
+    </w:p>
+    <w:p>
+      <w:pPr>
+        <w:pStyle w:val="ListParagraph"/>
+        <w:numPr>
+          <w:ilvl w:val="0"/>
+          <w:numId w:val="3"/>
+        </w:numPr>
+        <w:rPr>
+          <w:lang w:val="en-US"/>
+        </w:rPr>
+      </w:pPr>
+      <w:r>
+        <w:rPr>
+          <w:lang w:val="en-US"/>
+        </w:rPr>
         <w:t>Ví dụ</w:t>
       </w:r>
     </w:p>
@@ -4206,7 +5423,336 @@
         <w:rPr>
           <w:lang w:val="en-US"/>
         </w:rPr>
-        <w:t>foo = {“cac” : 1, 2 : “bar”, (1, 2) : [4, 5]}</w:t>
+        <w:t xml:space="preserve">class </w:t>
+      </w:r>
+      <w:r>
+        <w:rPr>
+          <w:lang w:val="en-US"/>
+        </w:rPr>
+        <w:t>foo</w:t>
+      </w:r>
+      <w:r>
+        <w:rPr>
+          <w:lang w:val="en-US"/>
+        </w:rPr>
+        <w:t>(</w:t>
+      </w:r>
+      <w:r>
+        <w:rPr>
+          <w:lang w:val="en-US"/>
+        </w:rPr>
+        <w:t>bar</w:t>
+      </w:r>
+      <w:r>
+        <w:rPr>
+          <w:lang w:val="en-US"/>
+        </w:rPr>
+        <w:t>):</w:t>
+      </w:r>
+    </w:p>
+    <w:p>
+      <w:pPr>
+        <w:pStyle w:val="ListParagraph"/>
+        <w:pBdr>
+          <w:top w:val="single" w:sz="4" w:space="1" w:color="auto"/>
+          <w:left w:val="single" w:sz="4" w:space="4" w:color="auto"/>
+          <w:bottom w:val="single" w:sz="4" w:space="1" w:color="auto"/>
+          <w:right w:val="single" w:sz="4" w:space="4" w:color="auto"/>
+        </w:pBdr>
+        <w:ind w:left="1080"/>
+        <w:rPr>
+          <w:lang w:val="en-US"/>
+        </w:rPr>
+      </w:pPr>
+      <w:r>
+        <w:rPr>
+          <w:lang w:val="en-US"/>
+        </w:rPr>
+        <w:t xml:space="preserve">    </w:t>
+      </w:r>
+      <w:r>
+        <w:rPr>
+          <w:lang w:val="en-US"/>
+        </w:rPr>
+        <w:t xml:space="preserve">def __init__(self, </w:t>
+      </w:r>
+      <w:r>
+        <w:rPr>
+          <w:lang w:val="en-US"/>
+        </w:rPr>
+        <w:t>bruh</w:t>
+      </w:r>
+      <w:r>
+        <w:rPr>
+          <w:lang w:val="en-US"/>
+        </w:rPr>
+        <w:t>):</w:t>
+      </w:r>
+    </w:p>
+    <w:p>
+      <w:pPr>
+        <w:pStyle w:val="ListParagraph"/>
+        <w:pBdr>
+          <w:top w:val="single" w:sz="4" w:space="1" w:color="auto"/>
+          <w:left w:val="single" w:sz="4" w:space="4" w:color="auto"/>
+          <w:bottom w:val="single" w:sz="4" w:space="1" w:color="auto"/>
+          <w:right w:val="single" w:sz="4" w:space="4" w:color="auto"/>
+        </w:pBdr>
+        <w:ind w:left="1080"/>
+        <w:rPr>
+          <w:lang w:val="en-US"/>
+        </w:rPr>
+      </w:pPr>
+      <w:r>
+        <w:rPr>
+          <w:lang w:val="en-US"/>
+        </w:rPr>
+        <w:t xml:space="preserve">        </w:t>
+      </w:r>
+      <w:r>
+        <w:rPr>
+          <w:lang w:val="en-US"/>
+        </w:rPr>
+        <w:t>super().__init__()</w:t>
+      </w:r>
+    </w:p>
+    <w:p>
+      <w:pPr>
+        <w:pStyle w:val="ListParagraph"/>
+        <w:pBdr>
+          <w:top w:val="single" w:sz="4" w:space="1" w:color="auto"/>
+          <w:left w:val="single" w:sz="4" w:space="4" w:color="auto"/>
+          <w:bottom w:val="single" w:sz="4" w:space="1" w:color="auto"/>
+          <w:right w:val="single" w:sz="4" w:space="4" w:color="auto"/>
+        </w:pBdr>
+        <w:ind w:left="1080"/>
+        <w:rPr>
+          <w:lang w:val="en-US"/>
+        </w:rPr>
+      </w:pPr>
+      <w:r>
+        <w:rPr>
+          <w:lang w:val="en-US"/>
+        </w:rPr>
+        <w:t xml:space="preserve">        </w:t>
+      </w:r>
+      <w:r>
+        <w:rPr>
+          <w:lang w:val="en-US"/>
+        </w:rPr>
+        <w:t>self.</w:t>
+      </w:r>
+      <w:r>
+        <w:rPr>
+          <w:lang w:val="en-US"/>
+        </w:rPr>
+        <w:t>dark</w:t>
+      </w:r>
+      <w:r>
+        <w:rPr>
+          <w:lang w:val="en-US"/>
+        </w:rPr>
+        <w:t xml:space="preserve"> = </w:t>
+      </w:r>
+      <w:r>
+        <w:rPr>
+          <w:lang w:val="en-US"/>
+        </w:rPr>
+        <w:t>“lmao”</w:t>
+      </w:r>
+    </w:p>
+    <w:p>
+      <w:pPr>
+        <w:pStyle w:val="ListParagraph"/>
+        <w:pBdr>
+          <w:top w:val="single" w:sz="4" w:space="1" w:color="auto"/>
+          <w:left w:val="single" w:sz="4" w:space="4" w:color="auto"/>
+          <w:bottom w:val="single" w:sz="4" w:space="1" w:color="auto"/>
+          <w:right w:val="single" w:sz="4" w:space="4" w:color="auto"/>
+        </w:pBdr>
+        <w:ind w:left="1080"/>
+        <w:rPr>
+          <w:lang w:val="en-US"/>
+        </w:rPr>
+      </w:pPr>
+    </w:p>
+    <w:p>
+      <w:pPr>
+        <w:pStyle w:val="ListParagraph"/>
+        <w:pBdr>
+          <w:top w:val="single" w:sz="4" w:space="1" w:color="auto"/>
+          <w:left w:val="single" w:sz="4" w:space="4" w:color="auto"/>
+          <w:bottom w:val="single" w:sz="4" w:space="1" w:color="auto"/>
+          <w:right w:val="single" w:sz="4" w:space="4" w:color="auto"/>
+        </w:pBdr>
+        <w:ind w:left="1080"/>
+        <w:rPr>
+          <w:lang w:val="en-US"/>
+        </w:rPr>
+      </w:pPr>
+      <w:r>
+        <w:rPr>
+          <w:lang w:val="en-US"/>
+        </w:rPr>
+        <w:t xml:space="preserve">    </w:t>
+      </w:r>
+      <w:r>
+        <w:rPr>
+          <w:lang w:val="en-US"/>
+        </w:rPr>
+        <w:t xml:space="preserve">def </w:t>
+      </w:r>
+      <w:r>
+        <w:rPr>
+          <w:lang w:val="en-US"/>
+        </w:rPr>
+        <w:t>lol</w:t>
+      </w:r>
+      <w:r>
+        <w:rPr>
+          <w:lang w:val="en-US"/>
+        </w:rPr>
+        <w:t xml:space="preserve">(self, </w:t>
+      </w:r>
+      <w:r>
+        <w:rPr>
+          <w:lang w:val="en-US"/>
+        </w:rPr>
+        <w:t>shit</w:t>
+      </w:r>
+      <w:r>
+        <w:rPr>
+          <w:lang w:val="en-US"/>
+        </w:rPr>
+        <w:t>):</w:t>
+      </w:r>
+    </w:p>
+    <w:p>
+      <w:pPr>
+        <w:pStyle w:val="ListParagraph"/>
+        <w:pBdr>
+          <w:top w:val="single" w:sz="4" w:space="1" w:color="auto"/>
+          <w:left w:val="single" w:sz="4" w:space="4" w:color="auto"/>
+          <w:bottom w:val="single" w:sz="4" w:space="1" w:color="auto"/>
+          <w:right w:val="single" w:sz="4" w:space="4" w:color="auto"/>
+        </w:pBdr>
+        <w:ind w:left="1080"/>
+        <w:rPr>
+          <w:lang w:val="en-US"/>
+        </w:rPr>
+      </w:pPr>
+      <w:r>
+        <w:rPr>
+          <w:lang w:val="en-US"/>
+        </w:rPr>
+        <w:t xml:space="preserve">        </w:t>
+      </w:r>
+      <w:r>
+        <w:rPr>
+          <w:lang w:val="en-US"/>
+        </w:rPr>
+        <w:t xml:space="preserve">return </w:t>
+      </w:r>
+      <w:r>
+        <w:rPr>
+          <w:lang w:val="en-US"/>
+        </w:rPr>
+        <w:t>shit + 1</w:t>
+      </w:r>
+    </w:p>
+    <w:p>
+      <w:pPr>
+        <w:pStyle w:val="ListParagraph"/>
+        <w:pBdr>
+          <w:top w:val="single" w:sz="4" w:space="1" w:color="auto"/>
+          <w:left w:val="single" w:sz="4" w:space="4" w:color="auto"/>
+          <w:bottom w:val="single" w:sz="4" w:space="1" w:color="auto"/>
+          <w:right w:val="single" w:sz="4" w:space="4" w:color="auto"/>
+        </w:pBdr>
+        <w:ind w:left="1080"/>
+        <w:rPr>
+          <w:lang w:val="en-US"/>
+        </w:rPr>
+      </w:pPr>
+    </w:p>
+    <w:p>
+      <w:pPr>
+        <w:pStyle w:val="ListParagraph"/>
+        <w:pBdr>
+          <w:top w:val="single" w:sz="4" w:space="1" w:color="auto"/>
+          <w:left w:val="single" w:sz="4" w:space="4" w:color="auto"/>
+          <w:bottom w:val="single" w:sz="4" w:space="1" w:color="auto"/>
+          <w:right w:val="single" w:sz="4" w:space="4" w:color="auto"/>
+        </w:pBdr>
+        <w:ind w:left="1080"/>
+        <w:rPr>
+          <w:lang w:val="en-US"/>
+        </w:rPr>
+      </w:pPr>
+      <w:r>
+        <w:rPr>
+          <w:lang w:val="en-US"/>
+        </w:rPr>
+        <w:t>new_foo = foo(4)</w:t>
+      </w:r>
+    </w:p>
+    <w:p>
+      <w:pPr>
+        <w:rPr>
+          <w:lang w:val="en-US"/>
+        </w:rPr>
+      </w:pPr>
+    </w:p>
+    <w:p>
+      <w:pPr>
+        <w:rPr>
+          <w:lang w:val="en-US"/>
+        </w:rPr>
+      </w:pPr>
+      <w:r>
+        <w:rPr>
+          <w:lang w:val="en-US"/>
+        </w:rPr>
+        <w:t>Error – Lỗi:</w:t>
+      </w:r>
+    </w:p>
+    <w:p>
+      <w:pPr>
+        <w:pStyle w:val="ListParagraph"/>
+        <w:numPr>
+          <w:ilvl w:val="0"/>
+          <w:numId w:val="11"/>
+        </w:numPr>
+        <w:rPr>
+          <w:lang w:val="en-US"/>
+        </w:rPr>
+      </w:pPr>
+      <w:r>
+        <w:rPr>
+          <w:lang w:val="en-US"/>
+        </w:rPr>
+        <w:t>Cách Nhanh Nhất Để Thông Báo Lỗi Nếu 1 Biểu Thức Logic Nào Đó False?</w:t>
+      </w:r>
+    </w:p>
+    <w:p>
+      <w:pPr>
+        <w:pStyle w:val="ListParagraph"/>
+        <w:pBdr>
+          <w:top w:val="single" w:sz="4" w:space="1" w:color="auto"/>
+          <w:left w:val="single" w:sz="4" w:space="4" w:color="auto"/>
+          <w:bottom w:val="single" w:sz="4" w:space="1" w:color="auto"/>
+          <w:right w:val="single" w:sz="4" w:space="4" w:color="auto"/>
+        </w:pBdr>
+        <w:ind w:left="1080"/>
+        <w:rPr>
+          <w:lang w:val="en-US"/>
+        </w:rPr>
+      </w:pPr>
+      <w:r>
+        <w:rPr>
+          <w:lang w:val="en-US"/>
+        </w:rPr>
+        <w:t>assert &lt;Biểu Thức Logic&gt;</w:t>
       </w:r>
     </w:p>
     <w:p>
@@ -4224,25 +5770,34 @@
         <w:rPr>
           <w:lang w:val="en-US"/>
         </w:rPr>
-        <w:t>foo[(1, 2)] trả về [4, 5]</w:t>
-      </w:r>
-    </w:p>
-    <w:p>
-      <w:pPr>
-        <w:pStyle w:val="ListParagraph"/>
-        <w:numPr>
-          <w:ilvl w:val="0"/>
-          <w:numId w:val="8"/>
-        </w:numPr>
-        <w:rPr>
-          <w:lang w:val="en-US"/>
-        </w:rPr>
-      </w:pPr>
-      <w:r>
-        <w:rPr>
-          <w:lang w:val="en-US"/>
-        </w:rPr>
-        <w:t>Chuyển Kiểu Dữ Liệu Khác Về Dictionary?</w:t>
+        <w:t>ví dụ</w:t>
+      </w:r>
+    </w:p>
+    <w:p>
+      <w:pPr>
+        <w:pStyle w:val="ListParagraph"/>
+        <w:pBdr>
+          <w:top w:val="single" w:sz="4" w:space="1" w:color="auto"/>
+          <w:left w:val="single" w:sz="4" w:space="4" w:color="auto"/>
+          <w:bottom w:val="single" w:sz="4" w:space="1" w:color="auto"/>
+          <w:right w:val="single" w:sz="4" w:space="4" w:color="auto"/>
+        </w:pBdr>
+        <w:ind w:left="1080"/>
+        <w:rPr>
+          <w:lang w:val="en-US"/>
+        </w:rPr>
+      </w:pPr>
+      <w:r>
+        <w:rPr>
+          <w:lang w:val="en-US"/>
+        </w:rPr>
+        <w:t>assert 1 &gt;</w:t>
+      </w:r>
+      <w:r>
+        <w:rPr>
+          <w:lang w:val="en-US"/>
+        </w:rPr>
+        <w:t xml:space="preserve"> 5</w:t>
       </w:r>
     </w:p>
     <w:p>
@@ -4260,28 +5815,28 @@
         <w:rPr>
           <w:lang w:val="en-US"/>
         </w:rPr>
-        <w:t>Giả sử “foo” là 1 đối tượng Iterable, chứa các phần tử cũng Iterable, các Iterable con này đều chứa 2 phần tử, nhập lệnh sau</w:t>
-      </w:r>
-    </w:p>
-    <w:p>
-      <w:pPr>
-        <w:pStyle w:val="ListParagraph"/>
-        <w:pBdr>
-          <w:top w:val="single" w:sz="4" w:space="1" w:color="auto"/>
-          <w:left w:val="single" w:sz="4" w:space="4" w:color="auto"/>
-          <w:bottom w:val="single" w:sz="4" w:space="1" w:color="auto"/>
-          <w:right w:val="single" w:sz="4" w:space="4" w:c